--- a/docs/treinamento/Manual-Risarte-Empresarial.docx
+++ b/docs/treinamento/Manual-Risarte-Empresarial.docx
@@ -3183,6 +3183,1021 @@
           <w:szCs w:val="21"/>
         </w:rPr>
         <w:t xml:space="preserve"> da ficha do funil.</w:t>
+      </w:r>
+    </w:p>
+    <w:p>
+      <w:pPr>
+        <w:pStyle w:val="Heading2"/>
+      </w:pPr>
+      <w:r>
+        <w:rPr>
+          <w:color w:val="1F3253"/>
+        </w:rPr>
+        <w:t xml:space="preserve">6.0. A trilha de seis passos</w:t>
+      </w:r>
+    </w:p>
+    <w:p>
+      <w:pPr>
+        <w:spacing w:after="140" w:line="280"/>
+      </w:pPr>
+      <w:r>
+        <w:rPr>
+          <w:color w:val="23293D"/>
+          <w:sz w:val="21"/>
+          <w:szCs w:val="21"/>
+        </w:rPr>
+        <w:t xml:space="preserve">A aba não é mais uma lista comprida: ela tem uma </w:t>
+      </w:r>
+      <w:r>
+        <w:rPr>
+          <w:b/>
+          <w:bCs/>
+          <w:color w:val="23293D"/>
+          <w:sz w:val="21"/>
+          <w:szCs w:val="21"/>
+        </w:rPr>
+        <w:t xml:space="preserve">trilha à esquerda</w:t>
+      </w:r>
+      <w:r>
+        <w:rPr>
+          <w:color w:val="23293D"/>
+          <w:sz w:val="21"/>
+          <w:szCs w:val="21"/>
+        </w:rPr>
+        <w:t xml:space="preserve"> com seis passos, na ordem do trabalho, e a </w:t>
+      </w:r>
+      <w:r>
+        <w:rPr>
+          <w:b/>
+          <w:bCs/>
+          <w:color w:val="23293D"/>
+          <w:sz w:val="21"/>
+          <w:szCs w:val="21"/>
+        </w:rPr>
+        <w:t xml:space="preserve">simulação fica fixa ao lado</w:t>
+      </w:r>
+      <w:r>
+        <w:rPr>
+          <w:color w:val="23293D"/>
+          <w:sz w:val="21"/>
+          <w:szCs w:val="21"/>
+        </w:rPr>
+        <w:t xml:space="preserve"> — o valor responde a cada mudança sem você precisar rolar a tela.</w:t>
+      </w:r>
+    </w:p>
+    <w:tbl>
+      <w:tblPr>
+        <w:tblW w:type="dxa" w:w="9638"/>
+        <w:tblBorders>
+          <w:top w:val="single" w:color="D8D4C8" w:sz="2"/>
+          <w:left w:val="single" w:color="D8D4C8" w:sz="2"/>
+          <w:bottom w:val="single" w:color="D8D4C8" w:sz="2"/>
+          <w:right w:val="single" w:color="D8D4C8" w:sz="2"/>
+          <w:insideH w:val="single" w:color="D8D4C8" w:sz="2"/>
+          <w:insideV w:val="single" w:color="D8D4C8" w:sz="2"/>
+        </w:tblBorders>
+        <w:tblLayout w:type="fixed"/>
+      </w:tblPr>
+      <w:tblGrid>
+        <w:gridCol w:w="825"/>
+        <w:gridCol w:w="2871"/>
+        <w:gridCol w:w="5942"/>
+      </w:tblGrid>
+      <w:tr>
+        <w:trPr>
+          <w:tblHeader/>
+        </w:trPr>
+        <w:tc>
+          <w:tcPr>
+            <w:tcW w:type="dxa" w:w="825"/>
+            <w:shd w:fill="1F3253" w:color="auto" w:val="clear"/>
+            <w:tcMar>
+              <w:top w:type="dxa" w:w="90"/>
+              <w:left w:type="dxa" w:w="110"/>
+              <w:bottom w:type="dxa" w:w="90"/>
+              <w:right w:type="dxa" w:w="110"/>
+            </w:tcMar>
+            <w:vAlign w:val="center"/>
+          </w:tcPr>
+          <w:p>
+            <w:pPr>
+              <w:spacing w:after="0" w:line="250"/>
+            </w:pPr>
+            <w:r>
+              <w:rPr>
+                <w:b/>
+                <w:bCs/>
+                <w:color w:val="FFFFFF"/>
+                <w:sz w:val="19"/>
+                <w:szCs w:val="19"/>
+              </w:rPr>
+              <w:t xml:space="preserve">#</w:t>
+            </w:r>
+          </w:p>
+        </w:tc>
+        <w:tc>
+          <w:tcPr>
+            <w:tcW w:type="dxa" w:w="2871"/>
+            <w:shd w:fill="1F3253" w:color="auto" w:val="clear"/>
+            <w:tcMar>
+              <w:top w:type="dxa" w:w="90"/>
+              <w:left w:type="dxa" w:w="110"/>
+              <w:bottom w:type="dxa" w:w="90"/>
+              <w:right w:type="dxa" w:w="110"/>
+            </w:tcMar>
+            <w:vAlign w:val="center"/>
+          </w:tcPr>
+          <w:p>
+            <w:pPr>
+              <w:spacing w:after="0" w:line="250"/>
+            </w:pPr>
+            <w:r>
+              <w:rPr>
+                <w:b/>
+                <w:bCs/>
+                <w:color w:val="FFFFFF"/>
+                <w:sz w:val="19"/>
+                <w:szCs w:val="19"/>
+              </w:rPr>
+              <w:t xml:space="preserve">Passo</w:t>
+            </w:r>
+          </w:p>
+        </w:tc>
+        <w:tc>
+          <w:tcPr>
+            <w:tcW w:type="dxa" w:w="5942"/>
+            <w:shd w:fill="1F3253" w:color="auto" w:val="clear"/>
+            <w:tcMar>
+              <w:top w:type="dxa" w:w="90"/>
+              <w:left w:type="dxa" w:w="110"/>
+              <w:bottom w:type="dxa" w:w="90"/>
+              <w:right w:type="dxa" w:w="110"/>
+            </w:tcMar>
+            <w:vAlign w:val="center"/>
+          </w:tcPr>
+          <w:p>
+            <w:pPr>
+              <w:spacing w:after="0" w:line="250"/>
+            </w:pPr>
+            <w:r>
+              <w:rPr>
+                <w:b/>
+                <w:bCs/>
+                <w:color w:val="FFFFFF"/>
+                <w:sz w:val="19"/>
+                <w:szCs w:val="19"/>
+              </w:rPr>
+              <w:t xml:space="preserve">O que se decide</w:t>
+            </w:r>
+          </w:p>
+        </w:tc>
+      </w:tr>
+      <w:tr>
+        <w:tc>
+          <w:tcPr>
+            <w:tcW w:type="dxa" w:w="825"/>
+            <w:tcMar>
+              <w:top w:type="dxa" w:w="90"/>
+              <w:left w:type="dxa" w:w="110"/>
+              <w:bottom w:type="dxa" w:w="90"/>
+              <w:right w:type="dxa" w:w="110"/>
+            </w:tcMar>
+            <w:vAlign w:val="center"/>
+          </w:tcPr>
+          <w:p>
+            <w:pPr>
+              <w:spacing w:after="0" w:line="250"/>
+            </w:pPr>
+            <w:r>
+              <w:rPr>
+                <w:color w:val="23293D"/>
+                <w:sz w:val="20"/>
+                <w:szCs w:val="20"/>
+              </w:rPr>
+              <w:t xml:space="preserve">1</w:t>
+            </w:r>
+          </w:p>
+        </w:tc>
+        <w:tc>
+          <w:tcPr>
+            <w:tcW w:type="dxa" w:w="2871"/>
+            <w:tcMar>
+              <w:top w:type="dxa" w:w="90"/>
+              <w:left w:type="dxa" w:w="110"/>
+              <w:bottom w:type="dxa" w:w="90"/>
+              <w:right w:type="dxa" w:w="110"/>
+            </w:tcMar>
+            <w:vAlign w:val="center"/>
+          </w:tcPr>
+          <w:p>
+            <w:pPr>
+              <w:spacing w:after="0" w:line="250"/>
+            </w:pPr>
+            <w:r>
+              <w:rPr>
+                <w:b/>
+                <w:bCs/>
+                <w:color w:val="23293D"/>
+                <w:sz w:val="20"/>
+                <w:szCs w:val="20"/>
+              </w:rPr>
+              <w:t xml:space="preserve">Quem paga e quanto</w:t>
+            </w:r>
+          </w:p>
+        </w:tc>
+        <w:tc>
+          <w:tcPr>
+            <w:tcW w:type="dxa" w:w="5942"/>
+            <w:tcMar>
+              <w:top w:type="dxa" w:w="90"/>
+              <w:left w:type="dxa" w:w="110"/>
+              <w:bottom w:type="dxa" w:w="90"/>
+              <w:right w:type="dxa" w:w="110"/>
+            </w:tcMar>
+            <w:vAlign w:val="center"/>
+          </w:tcPr>
+          <w:p>
+            <w:pPr>
+              <w:spacing w:after="0" w:line="250"/>
+            </w:pPr>
+            <w:r>
+              <w:rPr>
+                <w:color w:val="23293D"/>
+                <w:sz w:val="20"/>
+                <w:szCs w:val="20"/>
+              </w:rPr>
+              <w:t xml:space="preserve">modelo de pagamento, quantos entram, mensalidade, implantação</w:t>
+            </w:r>
+          </w:p>
+        </w:tc>
+      </w:tr>
+      <w:tr>
+        <w:tc>
+          <w:tcPr>
+            <w:tcW w:type="dxa" w:w="825"/>
+            <w:shd w:fill="F7F6F2" w:color="auto" w:val="clear"/>
+            <w:tcMar>
+              <w:top w:type="dxa" w:w="90"/>
+              <w:left w:type="dxa" w:w="110"/>
+              <w:bottom w:type="dxa" w:w="90"/>
+              <w:right w:type="dxa" w:w="110"/>
+            </w:tcMar>
+            <w:vAlign w:val="center"/>
+          </w:tcPr>
+          <w:p>
+            <w:pPr>
+              <w:spacing w:after="0" w:line="250"/>
+            </w:pPr>
+            <w:r>
+              <w:rPr>
+                <w:color w:val="23293D"/>
+                <w:sz w:val="20"/>
+                <w:szCs w:val="20"/>
+              </w:rPr>
+              <w:t xml:space="preserve">2</w:t>
+            </w:r>
+          </w:p>
+        </w:tc>
+        <w:tc>
+          <w:tcPr>
+            <w:tcW w:type="dxa" w:w="2871"/>
+            <w:shd w:fill="F7F6F2" w:color="auto" w:val="clear"/>
+            <w:tcMar>
+              <w:top w:type="dxa" w:w="90"/>
+              <w:left w:type="dxa" w:w="110"/>
+              <w:bottom w:type="dxa" w:w="90"/>
+              <w:right w:type="dxa" w:w="110"/>
+            </w:tcMar>
+            <w:vAlign w:val="center"/>
+          </w:tcPr>
+          <w:p>
+            <w:pPr>
+              <w:spacing w:after="0" w:line="250"/>
+            </w:pPr>
+            <w:r>
+              <w:rPr>
+                <w:b/>
+                <w:bCs/>
+                <w:color w:val="23293D"/>
+                <w:sz w:val="20"/>
+                <w:szCs w:val="20"/>
+              </w:rPr>
+              <w:t xml:space="preserve">Condições comerciais</w:t>
+            </w:r>
+          </w:p>
+        </w:tc>
+        <w:tc>
+          <w:tcPr>
+            <w:tcW w:type="dxa" w:w="5942"/>
+            <w:shd w:fill="F7F6F2" w:color="auto" w:val="clear"/>
+            <w:tcMar>
+              <w:top w:type="dxa" w:w="90"/>
+              <w:left w:type="dxa" w:w="110"/>
+              <w:bottom w:type="dxa" w:w="90"/>
+              <w:right w:type="dxa" w:w="110"/>
+            </w:tcMar>
+            <w:vAlign w:val="center"/>
+          </w:tcPr>
+          <w:p>
+            <w:pPr>
+              <w:spacing w:after="0" w:line="250"/>
+            </w:pPr>
+            <w:r>
+              <w:rPr>
+                <w:color w:val="23293D"/>
+                <w:sz w:val="20"/>
+                <w:szCs w:val="20"/>
+              </w:rPr>
+              <w:t xml:space="preserve">faixas por quantidade, mínimo, máximo, excedente</w:t>
+            </w:r>
+          </w:p>
+        </w:tc>
+      </w:tr>
+      <w:tr>
+        <w:tc>
+          <w:tcPr>
+            <w:tcW w:type="dxa" w:w="825"/>
+            <w:tcMar>
+              <w:top w:type="dxa" w:w="90"/>
+              <w:left w:type="dxa" w:w="110"/>
+              <w:bottom w:type="dxa" w:w="90"/>
+              <w:right w:type="dxa" w:w="110"/>
+            </w:tcMar>
+            <w:vAlign w:val="center"/>
+          </w:tcPr>
+          <w:p>
+            <w:pPr>
+              <w:spacing w:after="0" w:line="250"/>
+            </w:pPr>
+            <w:r>
+              <w:rPr>
+                <w:color w:val="23293D"/>
+                <w:sz w:val="20"/>
+                <w:szCs w:val="20"/>
+              </w:rPr>
+              <w:t xml:space="preserve">3</w:t>
+            </w:r>
+          </w:p>
+        </w:tc>
+        <w:tc>
+          <w:tcPr>
+            <w:tcW w:type="dxa" w:w="2871"/>
+            <w:tcMar>
+              <w:top w:type="dxa" w:w="90"/>
+              <w:left w:type="dxa" w:w="110"/>
+              <w:bottom w:type="dxa" w:w="90"/>
+              <w:right w:type="dxa" w:w="110"/>
+            </w:tcMar>
+            <w:vAlign w:val="center"/>
+          </w:tcPr>
+          <w:p>
+            <w:pPr>
+              <w:spacing w:after="0" w:line="250"/>
+            </w:pPr>
+            <w:r>
+              <w:rPr>
+                <w:b/>
+                <w:bCs/>
+                <w:color w:val="23293D"/>
+                <w:sz w:val="20"/>
+                <w:szCs w:val="20"/>
+              </w:rPr>
+              <w:t xml:space="preserve">Benefícios e unidades</w:t>
+            </w:r>
+          </w:p>
+        </w:tc>
+        <w:tc>
+          <w:tcPr>
+            <w:tcW w:type="dxa" w:w="5942"/>
+            <w:tcMar>
+              <w:top w:type="dxa" w:w="90"/>
+              <w:left w:type="dxa" w:w="110"/>
+              <w:bottom w:type="dxa" w:w="90"/>
+              <w:right w:type="dxa" w:w="110"/>
+            </w:tcMar>
+            <w:vAlign w:val="center"/>
+          </w:tcPr>
+          <w:p>
+            <w:pPr>
+              <w:spacing w:after="0" w:line="250"/>
+            </w:pPr>
+            <w:r>
+              <w:rPr>
+                <w:color w:val="23293D"/>
+                <w:sz w:val="20"/>
+                <w:szCs w:val="20"/>
+              </w:rPr>
+              <w:t xml:space="preserve">o que está coberto e onde vale</w:t>
+            </w:r>
+          </w:p>
+        </w:tc>
+      </w:tr>
+      <w:tr>
+        <w:tc>
+          <w:tcPr>
+            <w:tcW w:type="dxa" w:w="825"/>
+            <w:shd w:fill="F7F6F2" w:color="auto" w:val="clear"/>
+            <w:tcMar>
+              <w:top w:type="dxa" w:w="90"/>
+              <w:left w:type="dxa" w:w="110"/>
+              <w:bottom w:type="dxa" w:w="90"/>
+              <w:right w:type="dxa" w:w="110"/>
+            </w:tcMar>
+            <w:vAlign w:val="center"/>
+          </w:tcPr>
+          <w:p>
+            <w:pPr>
+              <w:spacing w:after="0" w:line="250"/>
+            </w:pPr>
+            <w:r>
+              <w:rPr>
+                <w:color w:val="23293D"/>
+                <w:sz w:val="20"/>
+                <w:szCs w:val="20"/>
+              </w:rPr>
+              <w:t xml:space="preserve">4</w:t>
+            </w:r>
+          </w:p>
+        </w:tc>
+        <w:tc>
+          <w:tcPr>
+            <w:tcW w:type="dxa" w:w="2871"/>
+            <w:shd w:fill="F7F6F2" w:color="auto" w:val="clear"/>
+            <w:tcMar>
+              <w:top w:type="dxa" w:w="90"/>
+              <w:left w:type="dxa" w:w="110"/>
+              <w:bottom w:type="dxa" w:w="90"/>
+              <w:right w:type="dxa" w:w="110"/>
+            </w:tcMar>
+            <w:vAlign w:val="center"/>
+          </w:tcPr>
+          <w:p>
+            <w:pPr>
+              <w:spacing w:after="0" w:line="250"/>
+            </w:pPr>
+            <w:r>
+              <w:rPr>
+                <w:b/>
+                <w:bCs/>
+                <w:color w:val="23293D"/>
+                <w:sz w:val="20"/>
+                <w:szCs w:val="20"/>
+              </w:rPr>
+              <w:t xml:space="preserve">Prazo e carência</w:t>
+            </w:r>
+          </w:p>
+        </w:tc>
+        <w:tc>
+          <w:tcPr>
+            <w:tcW w:type="dxa" w:w="5942"/>
+            <w:shd w:fill="F7F6F2" w:color="auto" w:val="clear"/>
+            <w:tcMar>
+              <w:top w:type="dxa" w:w="90"/>
+              <w:left w:type="dxa" w:w="110"/>
+              <w:bottom w:type="dxa" w:w="90"/>
+              <w:right w:type="dxa" w:w="110"/>
+            </w:tcMar>
+            <w:vAlign w:val="center"/>
+          </w:tcPr>
+          <w:p>
+            <w:pPr>
+              <w:spacing w:after="0" w:line="250"/>
+            </w:pPr>
+            <w:r>
+              <w:rPr>
+                <w:color w:val="23293D"/>
+                <w:sz w:val="20"/>
+                <w:szCs w:val="20"/>
+              </w:rPr>
+              <w:t xml:space="preserve">validade da proposta e as duas carências</w:t>
+            </w:r>
+          </w:p>
+        </w:tc>
+      </w:tr>
+      <w:tr>
+        <w:tc>
+          <w:tcPr>
+            <w:tcW w:type="dxa" w:w="825"/>
+            <w:tcMar>
+              <w:top w:type="dxa" w:w="90"/>
+              <w:left w:type="dxa" w:w="110"/>
+              <w:bottom w:type="dxa" w:w="90"/>
+              <w:right w:type="dxa" w:w="110"/>
+            </w:tcMar>
+            <w:vAlign w:val="center"/>
+          </w:tcPr>
+          <w:p>
+            <w:pPr>
+              <w:spacing w:after="0" w:line="250"/>
+            </w:pPr>
+            <w:r>
+              <w:rPr>
+                <w:color w:val="23293D"/>
+                <w:sz w:val="20"/>
+                <w:szCs w:val="20"/>
+              </w:rPr>
+              <w:t xml:space="preserve">5</w:t>
+            </w:r>
+          </w:p>
+        </w:tc>
+        <w:tc>
+          <w:tcPr>
+            <w:tcW w:type="dxa" w:w="2871"/>
+            <w:tcMar>
+              <w:top w:type="dxa" w:w="90"/>
+              <w:left w:type="dxa" w:w="110"/>
+              <w:bottom w:type="dxa" w:w="90"/>
+              <w:right w:type="dxa" w:w="110"/>
+            </w:tcMar>
+            <w:vAlign w:val="center"/>
+          </w:tcPr>
+          <w:p>
+            <w:pPr>
+              <w:spacing w:after="0" w:line="250"/>
+            </w:pPr>
+            <w:r>
+              <w:rPr>
+                <w:b/>
+                <w:bCs/>
+                <w:color w:val="23293D"/>
+                <w:sz w:val="20"/>
+                <w:szCs w:val="20"/>
+              </w:rPr>
+              <w:t xml:space="preserve">Texto da proposta</w:t>
+            </w:r>
+          </w:p>
+        </w:tc>
+        <w:tc>
+          <w:tcPr>
+            <w:tcW w:type="dxa" w:w="5942"/>
+            <w:tcMar>
+              <w:top w:type="dxa" w:w="90"/>
+              <w:left w:type="dxa" w:w="110"/>
+              <w:bottom w:type="dxa" w:w="90"/>
+              <w:right w:type="dxa" w:w="110"/>
+            </w:tcMar>
+            <w:vAlign w:val="center"/>
+          </w:tcPr>
+          <w:p>
+            <w:pPr>
+              <w:spacing w:after="0" w:line="250"/>
+            </w:pPr>
+            <w:r>
+              <w:rPr>
+                <w:color w:val="23293D"/>
+                <w:sz w:val="20"/>
+                <w:szCs w:val="20"/>
+              </w:rPr>
+              <w:t xml:space="preserve">os blocos de texto do documento</w:t>
+            </w:r>
+          </w:p>
+        </w:tc>
+      </w:tr>
+      <w:tr>
+        <w:tc>
+          <w:tcPr>
+            <w:tcW w:type="dxa" w:w="825"/>
+            <w:shd w:fill="F7F6F2" w:color="auto" w:val="clear"/>
+            <w:tcMar>
+              <w:top w:type="dxa" w:w="90"/>
+              <w:left w:type="dxa" w:w="110"/>
+              <w:bottom w:type="dxa" w:w="90"/>
+              <w:right w:type="dxa" w:w="110"/>
+            </w:tcMar>
+            <w:vAlign w:val="center"/>
+          </w:tcPr>
+          <w:p>
+            <w:pPr>
+              <w:spacing w:after="0" w:line="250"/>
+            </w:pPr>
+            <w:r>
+              <w:rPr>
+                <w:color w:val="23293D"/>
+                <w:sz w:val="20"/>
+                <w:szCs w:val="20"/>
+              </w:rPr>
+              <w:t xml:space="preserve">6</w:t>
+            </w:r>
+          </w:p>
+        </w:tc>
+        <w:tc>
+          <w:tcPr>
+            <w:tcW w:type="dxa" w:w="2871"/>
+            <w:shd w:fill="F7F6F2" w:color="auto" w:val="clear"/>
+            <w:tcMar>
+              <w:top w:type="dxa" w:w="90"/>
+              <w:left w:type="dxa" w:w="110"/>
+              <w:bottom w:type="dxa" w:w="90"/>
+              <w:right w:type="dxa" w:w="110"/>
+            </w:tcMar>
+            <w:vAlign w:val="center"/>
+          </w:tcPr>
+          <w:p>
+            <w:pPr>
+              <w:spacing w:after="0" w:line="250"/>
+            </w:pPr>
+            <w:r>
+              <w:rPr>
+                <w:b/>
+                <w:bCs/>
+                <w:color w:val="23293D"/>
+                <w:sz w:val="20"/>
+                <w:szCs w:val="20"/>
+              </w:rPr>
+              <w:t xml:space="preserve">Dados do contrato</w:t>
+            </w:r>
+          </w:p>
+        </w:tc>
+        <w:tc>
+          <w:tcPr>
+            <w:tcW w:type="dxa" w:w="5942"/>
+            <w:shd w:fill="F7F6F2" w:color="auto" w:val="clear"/>
+            <w:tcMar>
+              <w:top w:type="dxa" w:w="90"/>
+              <w:left w:type="dxa" w:w="110"/>
+              <w:bottom w:type="dxa" w:w="90"/>
+              <w:right w:type="dxa" w:w="110"/>
+            </w:tcMar>
+            <w:vAlign w:val="center"/>
+          </w:tcPr>
+          <w:p>
+            <w:pPr>
+              <w:spacing w:after="0" w:line="250"/>
+            </w:pPr>
+            <w:r>
+              <w:rPr>
+                <w:color w:val="23293D"/>
+                <w:sz w:val="20"/>
+                <w:szCs w:val="20"/>
+              </w:rPr>
+              <w:t xml:space="preserve">razão social e quem assina</w:t>
+            </w:r>
+          </w:p>
+        </w:tc>
+      </w:tr>
+    </w:tbl>
+    <w:p>
+      <w:pPr>
+        <w:spacing w:after="140" w:line="120"/>
+      </w:pPr>
+      <w:r>
+        <w:rPr>
+          <w:sz w:val="2"/>
+          <w:szCs w:val="2"/>
+        </w:rPr>
+        <w:t xml:space="preserve"/>
+      </w:r>
+    </w:p>
+    <w:p>
+      <w:pPr>
+        <w:spacing w:after="140" w:line="280"/>
+      </w:pPr>
+      <w:r>
+        <w:rPr>
+          <w:b/>
+          <w:bCs/>
+          <w:color w:val="23293D"/>
+          <w:sz w:val="21"/>
+          <w:szCs w:val="21"/>
+        </w:rPr>
+        <w:t xml:space="preserve">Cada passo mostra o seu resumo embaixo do nome</w:t>
+      </w:r>
+      <w:r>
+        <w:rPr>
+          <w:color w:val="23293D"/>
+          <w:sz w:val="21"/>
+          <w:szCs w:val="21"/>
+        </w:rPr>
+        <w:t xml:space="preserve"> — </w:t>
+      </w:r>
+      <w:r>
+        <w:rPr>
+          <w:i/>
+          <w:iCs/>
+          <w:color w:val="23293D"/>
+          <w:sz w:val="21"/>
+          <w:szCs w:val="21"/>
+        </w:rPr>
+        <w:t xml:space="preserve">"R$ 39,90 por titular · 90 titulares"</w:t>
+      </w:r>
+      <w:r>
+        <w:rPr>
+          <w:color w:val="23293D"/>
+          <w:sz w:val="21"/>
+          <w:szCs w:val="21"/>
+        </w:rPr>
+        <w:t xml:space="preserve">, </w:t>
+      </w:r>
+      <w:r>
+        <w:rPr>
+          <w:i/>
+          <w:iCs/>
+          <w:color w:val="23293D"/>
+          <w:sz w:val="21"/>
+          <w:szCs w:val="21"/>
+        </w:rPr>
+        <w:t xml:space="preserve">"2 faixas · máx. 200"</w:t>
+      </w:r>
+      <w:r>
+        <w:rPr>
+          <w:color w:val="23293D"/>
+          <w:sz w:val="21"/>
+          <w:szCs w:val="21"/>
+        </w:rPr>
+        <w:t xml:space="preserve">, </w:t>
+      </w:r>
+      <w:r>
+        <w:rPr>
+          <w:i/>
+          <w:iCs/>
+          <w:color w:val="23293D"/>
+          <w:sz w:val="21"/>
+          <w:szCs w:val="21"/>
+        </w:rPr>
+        <w:t xml:space="preserve">"5 benefícios · 2 unidades"</w:t>
+      </w:r>
+      <w:r>
+        <w:rPr>
+          <w:color w:val="23293D"/>
+          <w:sz w:val="21"/>
+          <w:szCs w:val="21"/>
+        </w:rPr>
+        <w:t xml:space="preserve">. Dá para ver o estado da proposta inteira sem abrir passo nenhum.</w:t>
+      </w:r>
+    </w:p>
+    <w:tbl>
+      <w:tblPr>
+        <w:tblW w:type="dxa" w:w="9638"/>
+        <w:tblBorders>
+          <w:top w:val="single" w:color="F5F3EC" w:sz="2"/>
+          <w:left w:val="single" w:color="B98B2E" w:sz="18"/>
+          <w:bottom w:val="single" w:color="F5F3EC" w:sz="2"/>
+          <w:right w:val="single" w:color="F5F3EC" w:sz="2"/>
+          <w:insideH w:val="none" w:color="auto" w:sz="0"/>
+          <w:insideV w:val="none" w:color="auto" w:sz="0"/>
+        </w:tblBorders>
+      </w:tblPr>
+      <w:tblGrid>
+        <w:gridCol w:w="9638"/>
+      </w:tblGrid>
+      <w:tr>
+        <w:tc>
+          <w:tcPr>
+            <w:tcW w:type="dxa" w:w="9638"/>
+            <w:shd w:fill="F5F3EC" w:color="auto" w:val="clear"/>
+            <w:tcMar>
+              <w:top w:type="dxa" w:w="160"/>
+              <w:left w:type="dxa" w:w="220"/>
+              <w:bottom w:type="dxa" w:w="160"/>
+              <w:right w:type="dxa" w:w="200"/>
+            </w:tcMar>
+          </w:tcPr>
+          <w:p>
+            <w:pPr>
+              <w:spacing w:after="140" w:line="280"/>
+            </w:pPr>
+            <w:r>
+              <w:rPr>
+                <w:b/>
+                <w:bCs/>
+                <w:color w:val="23293D"/>
+                <w:sz w:val="21"/>
+                <w:szCs w:val="21"/>
+              </w:rPr>
+              <w:t xml:space="preserve">Não é um assistente: é uma trilha.</w:t>
+            </w:r>
+            <w:r>
+              <w:rPr>
+                <w:color w:val="23293D"/>
+                <w:sz w:val="21"/>
+                <w:szCs w:val="21"/>
+              </w:rPr>
+              <w:t xml:space="preserve"> Não existe "próximo" obrigatório nem passo trancado. Quem volta numa proposta em follow-up quer mexer numa faixa e sair, não reler seis passos.</w:t>
+            </w:r>
+          </w:p>
+        </w:tc>
+      </w:tr>
+    </w:tbl>
+    <w:p>
+      <w:pPr>
+        <w:spacing w:after="140" w:line="120"/>
+      </w:pPr>
+      <w:r>
+        <w:rPr>
+          <w:sz w:val="2"/>
+          <w:szCs w:val="2"/>
+        </w:rPr>
+        <w:t xml:space="preserve"/>
+      </w:r>
+    </w:p>
+    <w:tbl>
+      <w:tblPr>
+        <w:tblW w:type="dxa" w:w="9638"/>
+        <w:tblBorders>
+          <w:top w:val="single" w:color="F5F3EC" w:sz="2"/>
+          <w:left w:val="single" w:color="B98B2E" w:sz="18"/>
+          <w:bottom w:val="single" w:color="F5F3EC" w:sz="2"/>
+          <w:right w:val="single" w:color="F5F3EC" w:sz="2"/>
+          <w:insideH w:val="none" w:color="auto" w:sz="0"/>
+          <w:insideV w:val="none" w:color="auto" w:sz="0"/>
+        </w:tblBorders>
+      </w:tblPr>
+      <w:tblGrid>
+        <w:gridCol w:w="9638"/>
+      </w:tblGrid>
+      <w:tr>
+        <w:tc>
+          <w:tcPr>
+            <w:tcW w:type="dxa" w:w="9638"/>
+            <w:shd w:fill="F5F3EC" w:color="auto" w:val="clear"/>
+            <w:tcMar>
+              <w:top w:type="dxa" w:w="160"/>
+              <w:left w:type="dxa" w:w="220"/>
+              <w:bottom w:type="dxa" w:w="160"/>
+              <w:right w:type="dxa" w:w="200"/>
+            </w:tcMar>
+          </w:tcPr>
+          <w:p>
+            <w:pPr>
+              <w:spacing w:after="140" w:line="280"/>
+            </w:pPr>
+            <w:r>
+              <w:rPr>
+                <w:color w:val="23293D"/>
+                <w:sz w:val="21"/>
+                <w:szCs w:val="21"/>
+              </w:rPr>
+              <w:t xml:space="preserve">⚠️ </w:t>
+            </w:r>
+            <w:r>
+              <w:rPr>
+                <w:b/>
+                <w:bCs/>
+                <w:color w:val="23293D"/>
+                <w:sz w:val="21"/>
+                <w:szCs w:val="21"/>
+              </w:rPr>
+              <w:t xml:space="preserve">Os passos 1, 4 e 6 são um formulário só</w:t>
+            </w:r>
+            <w:r>
+              <w:rPr>
+                <w:color w:val="23293D"/>
+                <w:sz w:val="21"/>
+                <w:szCs w:val="21"/>
+              </w:rPr>
+              <w:t xml:space="preserve"> e salvam juntos, no botão </w:t>
+            </w:r>
+            <w:r>
+              <w:rPr>
+                <w:b/>
+                <w:bCs/>
+                <w:color w:val="23293D"/>
+                <w:sz w:val="21"/>
+                <w:szCs w:val="21"/>
+              </w:rPr>
+              <w:t xml:space="preserve">Salvar proposta</w:t>
+            </w:r>
+            <w:r>
+              <w:rPr>
+                <w:color w:val="23293D"/>
+                <w:sz w:val="21"/>
+                <w:szCs w:val="21"/>
+              </w:rPr>
+              <w:t xml:space="preserve"> (a tela diz isso ao lado do botão). Os passos 2, 3 e 5 têm </w:t>
+            </w:r>
+            <w:r>
+              <w:rPr>
+                <w:b/>
+                <w:bCs/>
+                <w:color w:val="23293D"/>
+                <w:sz w:val="21"/>
+                <w:szCs w:val="21"/>
+              </w:rPr>
+              <w:t xml:space="preserve">cada um o seu salvar</w:t>
+            </w:r>
+            <w:r>
+              <w:rPr>
+                <w:color w:val="23293D"/>
+                <w:sz w:val="21"/>
+                <w:szCs w:val="21"/>
+              </w:rPr>
+              <w:t xml:space="preserve">, dentro do próprio passo. Trocar de passo </w:t>
+            </w:r>
+            <w:r>
+              <w:rPr>
+                <w:b/>
+                <w:bCs/>
+                <w:color w:val="23293D"/>
+                <w:sz w:val="21"/>
+                <w:szCs w:val="21"/>
+              </w:rPr>
+              <w:t xml:space="preserve">não apaga</w:t>
+            </w:r>
+            <w:r>
+              <w:rPr>
+                <w:color w:val="23293D"/>
+                <w:sz w:val="21"/>
+                <w:szCs w:val="21"/>
+              </w:rPr>
+              <w:t xml:space="preserve"> o que você digitou — mas sair da ficha sem salvar, sim.</w:t>
+            </w:r>
+          </w:p>
+        </w:tc>
+      </w:tr>
+    </w:tbl>
+    <w:p>
+      <w:pPr>
+        <w:spacing w:after="140" w:line="120"/>
+      </w:pPr>
+      <w:r>
+        <w:rPr>
+          <w:sz w:val="2"/>
+          <w:szCs w:val="2"/>
+        </w:rPr>
+        <w:t xml:space="preserve"/>
+      </w:r>
+    </w:p>
+    <w:tbl>
+      <w:tblPr>
+        <w:tblW w:type="dxa" w:w="9638"/>
+        <w:tblBorders>
+          <w:top w:val="single" w:color="F5F3EC" w:sz="2"/>
+          <w:left w:val="single" w:color="B98B2E" w:sz="18"/>
+          <w:bottom w:val="single" w:color="F5F3EC" w:sz="2"/>
+          <w:right w:val="single" w:color="F5F3EC" w:sz="2"/>
+          <w:insideH w:val="none" w:color="auto" w:sz="0"/>
+          <w:insideV w:val="none" w:color="auto" w:sz="0"/>
+        </w:tblBorders>
+      </w:tblPr>
+      <w:tblGrid>
+        <w:gridCol w:w="9638"/>
+      </w:tblGrid>
+      <w:tr>
+        <w:tc>
+          <w:tcPr>
+            <w:tcW w:type="dxa" w:w="9638"/>
+            <w:shd w:fill="F5F3EC" w:color="auto" w:val="clear"/>
+            <w:tcMar>
+              <w:top w:type="dxa" w:w="160"/>
+              <w:left w:type="dxa" w:w="220"/>
+              <w:bottom w:type="dxa" w:w="160"/>
+              <w:right w:type="dxa" w:w="200"/>
+            </w:tcMar>
+          </w:tcPr>
+          <w:p>
+            <w:pPr>
+              <w:spacing w:after="140" w:line="280"/>
+            </w:pPr>
+            <w:r>
+              <w:rPr>
+                <w:b/>
+                <w:bCs/>
+                <w:color w:val="23293D"/>
+                <w:sz w:val="21"/>
+                <w:szCs w:val="21"/>
+              </w:rPr>
+              <w:t xml:space="preserve">O amarelo quer dizer alguma coisa.</w:t>
+            </w:r>
+            <w:r>
+              <w:rPr>
+                <w:color w:val="23293D"/>
+                <w:sz w:val="21"/>
+                <w:szCs w:val="21"/>
+              </w:rPr>
+              <w:t xml:space="preserve"> Passo sem faixa nenhuma ou sem benefício fica cinza, não amarelo: são decisões legítimas. Amarelo aparece quando falta mesmo — por exemplo, </w:t>
+            </w:r>
+            <w:r>
+              <w:rPr>
+                <w:b/>
+                <w:bCs/>
+                <w:color w:val="23293D"/>
+                <w:sz w:val="21"/>
+                <w:szCs w:val="21"/>
+              </w:rPr>
+              <w:t xml:space="preserve">máximo de adesões combinado sem a regra do excedente</w:t>
+            </w:r>
+            <w:r>
+              <w:rPr>
+                <w:color w:val="23293D"/>
+                <w:sz w:val="21"/>
+                <w:szCs w:val="21"/>
+              </w:rPr>
+              <w:t xml:space="preserve">, que é o que faz o termo de inclusão nascer sem valor (seção 11).</w:t>
+            </w:r>
+          </w:p>
+        </w:tc>
+      </w:tr>
+    </w:tbl>
+    <w:p>
+      <w:pPr>
+        <w:spacing w:after="140" w:line="120"/>
+      </w:pPr>
+      <w:r>
+        <w:rPr>
+          <w:sz w:val="2"/>
+          <w:szCs w:val="2"/>
+        </w:rPr>
+        <w:t xml:space="preserve"/>
       </w:r>
     </w:p>
     <w:p>

--- a/docs/treinamento/Manual-Risarte-Empresarial.docx
+++ b/docs/treinamento/Manual-Risarte-Empresarial.docx
@@ -9094,6 +9094,253 @@
                 <w:szCs w:val="21"/>
               </w:rPr>
               <w:t xml:space="preserve"> e o cartão nem aparece. É o caso de toda empresa cadastrada antes desta regra.</w:t>
+            </w:r>
+          </w:p>
+        </w:tc>
+      </w:tr>
+    </w:tbl>
+    <w:p>
+      <w:pPr>
+        <w:spacing w:after="140" w:line="120"/>
+      </w:pPr>
+      <w:r>
+        <w:rPr>
+          <w:sz w:val="2"/>
+          <w:szCs w:val="2"/>
+        </w:rPr>
+        <w:t xml:space="preserve"/>
+      </w:r>
+    </w:p>
+    <w:p>
+      <w:pPr>
+        <w:pStyle w:val="Heading2"/>
+      </w:pPr>
+      <w:r>
+        <w:rPr>
+          <w:color w:val="1F3253"/>
+        </w:rPr>
+        <w:t xml:space="preserve">11.1. O teto de dependentes</w:t>
+      </w:r>
+    </w:p>
+    <w:p>
+      <w:pPr>
+        <w:spacing w:after="140" w:line="280"/>
+      </w:pPr>
+      <w:r>
+        <w:rPr>
+          <w:color w:val="23293D"/>
+          <w:sz w:val="21"/>
+          <w:szCs w:val="21"/>
+        </w:rPr>
+        <w:t xml:space="preserve">O contrato pode limitar </w:t>
+      </w:r>
+      <w:r>
+        <w:rPr>
+          <w:b/>
+          <w:bCs/>
+          <w:color w:val="23293D"/>
+          <w:sz w:val="21"/>
+          <w:szCs w:val="21"/>
+        </w:rPr>
+        <w:t xml:space="preserve">titulares, dependentes ou os dois</w:t>
+      </w:r>
+      <w:r>
+        <w:rPr>
+          <w:color w:val="23293D"/>
+          <w:sz w:val="21"/>
+          <w:szCs w:val="21"/>
+        </w:rPr>
+        <w:t xml:space="preserve">. Quando há teto de dependentes, o cartão mostra </w:t>
+      </w:r>
+      <w:r>
+        <w:rPr>
+          <w:b/>
+          <w:bCs/>
+          <w:color w:val="23293D"/>
+          <w:sz w:val="21"/>
+          <w:szCs w:val="21"/>
+        </w:rPr>
+        <w:t xml:space="preserve">duas linhas</w:t>
+      </w:r>
+      <w:r>
+        <w:rPr>
+          <w:color w:val="23293D"/>
+          <w:sz w:val="21"/>
+          <w:szCs w:val="21"/>
+        </w:rPr>
+        <w:t xml:space="preserve"> — uma para cada — com as suas vagas, e o cadastro de dependente é recusado do mesmo jeito, com a frase falando de dependentes.</w:t>
+      </w:r>
+    </w:p>
+    <w:p>
+      <w:pPr>
+        <w:spacing w:after="140" w:line="280"/>
+      </w:pPr>
+      <w:r>
+        <w:rPr>
+          <w:color w:val="23293D"/>
+          <w:sz w:val="21"/>
+          <w:szCs w:val="21"/>
+        </w:rPr>
+        <w:t xml:space="preserve">O termo de inclusão resolve os dois: informe quantos </w:t>
+      </w:r>
+      <w:r>
+        <w:rPr>
+          <w:b/>
+          <w:bCs/>
+          <w:color w:val="23293D"/>
+          <w:sz w:val="21"/>
+          <w:szCs w:val="21"/>
+        </w:rPr>
+        <w:t xml:space="preserve">titulares</w:t>
+      </w:r>
+      <w:r>
+        <w:rPr>
+          <w:color w:val="23293D"/>
+          <w:sz w:val="21"/>
+          <w:szCs w:val="21"/>
+        </w:rPr>
+        <w:t xml:space="preserve"> e quantos </w:t>
+      </w:r>
+      <w:r>
+        <w:rPr>
+          <w:b/>
+          <w:bCs/>
+          <w:color w:val="23293D"/>
+          <w:sz w:val="21"/>
+          <w:szCs w:val="21"/>
+        </w:rPr>
+        <w:t xml:space="preserve">dependentes</w:t>
+      </w:r>
+      <w:r>
+        <w:rPr>
+          <w:color w:val="23293D"/>
+          <w:sz w:val="21"/>
+          <w:szCs w:val="21"/>
+        </w:rPr>
+        <w:t xml:space="preserve"> entram, e o aceite libera exatamente aquilo.</w:t>
+      </w:r>
+    </w:p>
+    <w:tbl>
+      <w:tblPr>
+        <w:tblW w:type="dxa" w:w="9638"/>
+        <w:tblBorders>
+          <w:top w:val="single" w:color="F5F3EC" w:sz="2"/>
+          <w:left w:val="single" w:color="B98B2E" w:sz="18"/>
+          <w:bottom w:val="single" w:color="F5F3EC" w:sz="2"/>
+          <w:right w:val="single" w:color="F5F3EC" w:sz="2"/>
+          <w:insideH w:val="none" w:color="auto" w:sz="0"/>
+          <w:insideV w:val="none" w:color="auto" w:sz="0"/>
+        </w:tblBorders>
+      </w:tblPr>
+      <w:tblGrid>
+        <w:gridCol w:w="9638"/>
+      </w:tblGrid>
+      <w:tr>
+        <w:tc>
+          <w:tcPr>
+            <w:tcW w:type="dxa" w:w="9638"/>
+            <w:shd w:fill="F5F3EC" w:color="auto" w:val="clear"/>
+            <w:tcMar>
+              <w:top w:type="dxa" w:w="160"/>
+              <w:left w:type="dxa" w:w="220"/>
+              <w:bottom w:type="dxa" w:w="160"/>
+              <w:right w:type="dxa" w:w="200"/>
+            </w:tcMar>
+          </w:tcPr>
+          <w:p>
+            <w:pPr>
+              <w:spacing w:after="140" w:line="280"/>
+            </w:pPr>
+            <w:r>
+              <w:rPr>
+                <w:color w:val="23293D"/>
+                <w:sz w:val="21"/>
+                <w:szCs w:val="21"/>
+              </w:rPr>
+              <w:t xml:space="preserve">⚠️ </w:t>
+            </w:r>
+            <w:r>
+              <w:rPr>
+                <w:b/>
+                <w:bCs/>
+                <w:color w:val="23293D"/>
+                <w:sz w:val="21"/>
+                <w:szCs w:val="21"/>
+              </w:rPr>
+              <w:t xml:space="preserve">Inativar um titular devolve as vagas dos dependentes dele.</w:t>
+            </w:r>
+            <w:r>
+              <w:rPr>
+                <w:color w:val="23293D"/>
+                <w:sz w:val="21"/>
+                <w:szCs w:val="21"/>
+              </w:rPr>
+              <w:t xml:space="preserve"> É de propósito: senão a empresa que trocou de funcionário ficaria travada por gente que não está mais no programa.</w:t>
+            </w:r>
+          </w:p>
+        </w:tc>
+      </w:tr>
+    </w:tbl>
+    <w:p>
+      <w:pPr>
+        <w:spacing w:after="140" w:line="120"/>
+      </w:pPr>
+      <w:r>
+        <w:rPr>
+          <w:sz w:val="2"/>
+          <w:szCs w:val="2"/>
+        </w:rPr>
+        <w:t xml:space="preserve"/>
+      </w:r>
+    </w:p>
+    <w:tbl>
+      <w:tblPr>
+        <w:tblW w:type="dxa" w:w="9638"/>
+        <w:tblBorders>
+          <w:top w:val="single" w:color="F5F3EC" w:sz="2"/>
+          <w:left w:val="single" w:color="B98B2E" w:sz="18"/>
+          <w:bottom w:val="single" w:color="F5F3EC" w:sz="2"/>
+          <w:right w:val="single" w:color="F5F3EC" w:sz="2"/>
+          <w:insideH w:val="none" w:color="auto" w:sz="0"/>
+          <w:insideV w:val="none" w:color="auto" w:sz="0"/>
+        </w:tblBorders>
+      </w:tblPr>
+      <w:tblGrid>
+        <w:gridCol w:w="9638"/>
+      </w:tblGrid>
+      <w:tr>
+        <w:tc>
+          <w:tcPr>
+            <w:tcW w:type="dxa" w:w="9638"/>
+            <w:shd w:fill="F5F3EC" w:color="auto" w:val="clear"/>
+            <w:tcMar>
+              <w:top w:type="dxa" w:w="160"/>
+              <w:left w:type="dxa" w:w="220"/>
+              <w:bottom w:type="dxa" w:w="160"/>
+              <w:right w:type="dxa" w:w="200"/>
+            </w:tcMar>
+          </w:tcPr>
+          <w:p>
+            <w:pPr>
+              <w:spacing w:after="140" w:line="280"/>
+            </w:pPr>
+            <w:r>
+              <w:rPr>
+                <w:b/>
+                <w:bCs/>
+                <w:color w:val="23293D"/>
+                <w:sz w:val="21"/>
+                <w:szCs w:val="21"/>
+              </w:rPr>
+              <w:t xml:space="preserve">O teto é da empresa, não de cada titular.</w:t>
+            </w:r>
+            <w:r>
+              <w:rPr>
+                <w:color w:val="23293D"/>
+                <w:sz w:val="21"/>
+                <w:szCs w:val="21"/>
+              </w:rPr>
+              <w:t xml:space="preserve"> O acordo combina "até 50 dependentes"; como eles se distribuem entre as famílias é decisão dela.</w:t>
             </w:r>
           </w:p>
         </w:tc>

--- a/docs/treinamento/Manual-Risarte-Empresarial.docx
+++ b/docs/treinamento/Manual-Risarte-Empresarial.docx
@@ -9577,105 +9577,33 @@
           <w:sz w:val="21"/>
           <w:szCs w:val="21"/>
         </w:rPr>
-        <w:t xml:space="preserve">De todas as empresas:</w:t>
-      </w:r>
-      <w:r>
-        <w:rPr>
-          <w:color w:val="23293D"/>
-          <w:sz w:val="21"/>
-          <w:szCs w:val="21"/>
-        </w:rPr>
-        <w:t xml:space="preserve"> </w:t>
-      </w:r>
-      <w:r>
-        <w:rPr>
-          <w:b/>
-          <w:bCs/>
-          <w:color w:val="23293D"/>
-          <w:sz w:val="21"/>
-          <w:szCs w:val="21"/>
-        </w:rPr>
-        <w:t xml:space="preserve">Empresarial → Cobranças</w:t>
-      </w:r>
-      <w:r>
-        <w:rPr>
-          <w:color w:val="23293D"/>
-          <w:sz w:val="21"/>
-          <w:szCs w:val="21"/>
-        </w:rPr>
-        <w:t xml:space="preserve">. Quatro quadros (</w:t>
-      </w:r>
-      <w:r>
-        <w:rPr>
-          <w:b/>
-          <w:bCs/>
-          <w:color w:val="23293D"/>
-          <w:sz w:val="21"/>
-          <w:szCs w:val="21"/>
-        </w:rPr>
-        <w:t xml:space="preserve">Em aberto</w:t>
-      </w:r>
-      <w:r>
-        <w:rPr>
-          <w:color w:val="23293D"/>
-          <w:sz w:val="21"/>
-          <w:szCs w:val="21"/>
-        </w:rPr>
-        <w:t xml:space="preserve">, </w:t>
-      </w:r>
-      <w:r>
-        <w:rPr>
-          <w:b/>
-          <w:bCs/>
-          <w:color w:val="23293D"/>
-          <w:sz w:val="21"/>
-          <w:szCs w:val="21"/>
-        </w:rPr>
-        <w:t xml:space="preserve">Vencidas</w:t>
-      </w:r>
-      <w:r>
-        <w:rPr>
-          <w:color w:val="23293D"/>
-          <w:sz w:val="21"/>
-          <w:szCs w:val="21"/>
-        </w:rPr>
-        <w:t xml:space="preserve">, </w:t>
-      </w:r>
-      <w:r>
-        <w:rPr>
-          <w:b/>
-          <w:bCs/>
-          <w:color w:val="23293D"/>
-          <w:sz w:val="21"/>
-          <w:szCs w:val="21"/>
-        </w:rPr>
-        <w:t xml:space="preserve">Pagas</w:t>
-      </w:r>
-      <w:r>
-        <w:rPr>
-          <w:color w:val="23293D"/>
-          <w:sz w:val="21"/>
-          <w:szCs w:val="21"/>
-        </w:rPr>
-        <w:t xml:space="preserve">, quantas estão na tela) que somam </w:t>
-      </w:r>
-      <w:r>
-        <w:rPr>
-          <w:b/>
-          <w:bCs/>
-          <w:color w:val="23293D"/>
-          <w:sz w:val="21"/>
-          <w:szCs w:val="21"/>
-        </w:rPr>
-        <w:t xml:space="preserve">o que está na lista, com os filtros aplicados</w:t>
-      </w:r>
-      <w:r>
-        <w:rPr>
-          <w:color w:val="23293D"/>
-          <w:sz w:val="21"/>
-          <w:szCs w:val="21"/>
-        </w:rPr>
-        <w:t xml:space="preserve">. Filtros por situação, período de vencimento e nome.</w:t>
+        <w:t xml:space="preserve">A implantação não espera os cadastros.</w:t>
+      </w:r>
+      <w:r>
+        <w:rPr>
+          <w:color w:val="23293D"/>
+          <w:sz w:val="21"/>
+          <w:szCs w:val="21"/>
+        </w:rPr>
+        <w:t xml:space="preserve"> Ao clicar em </w:t>
+      </w:r>
+      <w:r>
+        <w:rPr>
+          <w:b/>
+          <w:bCs/>
+          <w:color w:val="23293D"/>
+          <w:sz w:val="21"/>
+          <w:szCs w:val="21"/>
+        </w:rPr>
+        <w:t xml:space="preserve">Gerar implantação</w:t>
+      </w:r>
+      <w:r>
+        <w:rPr>
+          <w:color w:val="23293D"/>
+          <w:sz w:val="21"/>
+          <w:szCs w:val="21"/>
+        </w:rPr>
+        <w:t xml:space="preserve">:</w:t>
       </w:r>
     </w:p>
     <w:p>
@@ -9689,39 +9617,47 @@
       </w:pPr>
       <w:r>
         <w:rPr>
-          <w:b/>
-          <w:bCs/>
-          <w:color w:val="23293D"/>
-          <w:sz w:val="21"/>
-          <w:szCs w:val="21"/>
-        </w:rPr>
-        <w:t xml:space="preserve">Dar baixa</w:t>
-      </w:r>
-      <w:r>
-        <w:rPr>
-          <w:color w:val="23293D"/>
-          <w:sz w:val="21"/>
-          <w:szCs w:val="21"/>
-        </w:rPr>
-        <w:t xml:space="preserve"> em lote: ao terminar, o aviso diz </w:t>
-      </w:r>
-      <w:r>
-        <w:rPr>
-          <w:b/>
-          <w:bCs/>
-          <w:color w:val="23293D"/>
-          <w:sz w:val="21"/>
-          <w:szCs w:val="21"/>
-        </w:rPr>
-        <w:t xml:space="preserve">quantas entraram e quais ficaram de fora, com o motivo</w:t>
-      </w:r>
-      <w:r>
-        <w:rPr>
-          <w:color w:val="23293D"/>
-          <w:sz w:val="21"/>
-          <w:szCs w:val="21"/>
-        </w:rPr>
-        <w:t xml:space="preserve">. Cobrança já paga vem desabilitada.</w:t>
+          <w:color w:val="23293D"/>
+          <w:sz w:val="21"/>
+          <w:szCs w:val="21"/>
+        </w:rPr>
+        <w:t xml:space="preserve">Se a empresa tem </w:t>
+      </w:r>
+      <w:r>
+        <w:rPr>
+          <w:b/>
+          <w:bCs/>
+          <w:color w:val="23293D"/>
+          <w:sz w:val="21"/>
+          <w:szCs w:val="21"/>
+        </w:rPr>
+        <w:t xml:space="preserve">quantidade contratada</w:t>
+      </w:r>
+      <w:r>
+        <w:rPr>
+          <w:color w:val="23293D"/>
+          <w:sz w:val="21"/>
+          <w:szCs w:val="21"/>
+        </w:rPr>
+        <w:t xml:space="preserve"> (veio da proposta), a conta usa </w:t>
+      </w:r>
+      <w:r>
+        <w:rPr>
+          <w:b/>
+          <w:bCs/>
+          <w:color w:val="23293D"/>
+          <w:sz w:val="21"/>
+          <w:szCs w:val="21"/>
+        </w:rPr>
+        <w:t xml:space="preserve">ela</w:t>
+      </w:r>
+      <w:r>
+        <w:rPr>
+          <w:color w:val="23293D"/>
+          <w:sz w:val="21"/>
+          <w:szCs w:val="21"/>
+        </w:rPr>
+        <w:t xml:space="preserve">, mesmo que ainda haja menos gente cadastrada — e a tela diz isso, com os dois números.</w:t>
       </w:r>
     </w:p>
     <w:p>
@@ -9735,39 +9671,47 @@
       </w:pPr>
       <w:r>
         <w:rPr>
-          <w:b/>
-          <w:bCs/>
-          <w:color w:val="23293D"/>
-          <w:sz w:val="21"/>
-          <w:szCs w:val="21"/>
-        </w:rPr>
-        <w:t xml:space="preserve">Gerar mensalidades</w:t>
-      </w:r>
-      <w:r>
-        <w:rPr>
-          <w:color w:val="23293D"/>
-          <w:sz w:val="21"/>
-          <w:szCs w:val="21"/>
-        </w:rPr>
-        <w:t xml:space="preserve"> em lote: empresa que </w:t>
-      </w:r>
-      <w:r>
-        <w:rPr>
-          <w:b/>
-          <w:bCs/>
-          <w:color w:val="23293D"/>
-          <w:sz w:val="21"/>
-          <w:szCs w:val="21"/>
-        </w:rPr>
-        <w:t xml:space="preserve">já tem cobrança do mês é pulada</w:t>
-      </w:r>
-      <w:r>
-        <w:rPr>
-          <w:color w:val="23293D"/>
-          <w:sz w:val="21"/>
-          <w:szCs w:val="21"/>
-        </w:rPr>
-        <w:t xml:space="preserve">, e o aviso diz quais.</w:t>
+          <w:color w:val="23293D"/>
+          <w:sz w:val="21"/>
+          <w:szCs w:val="21"/>
+        </w:rPr>
+        <w:t xml:space="preserve">Se </w:t>
+      </w:r>
+      <w:r>
+        <w:rPr>
+          <w:b/>
+          <w:bCs/>
+          <w:color w:val="23293D"/>
+          <w:sz w:val="21"/>
+          <w:szCs w:val="21"/>
+        </w:rPr>
+        <w:t xml:space="preserve">não há titulares nem quantidade contratada</w:t>
+      </w:r>
+      <w:r>
+        <w:rPr>
+          <w:color w:val="23293D"/>
+          <w:sz w:val="21"/>
+          <w:szCs w:val="21"/>
+        </w:rPr>
+        <w:t xml:space="preserve">, a tela </w:t>
+      </w:r>
+      <w:r>
+        <w:rPr>
+          <w:b/>
+          <w:bCs/>
+          <w:color w:val="23293D"/>
+          <w:sz w:val="21"/>
+          <w:szCs w:val="21"/>
+        </w:rPr>
+        <w:t xml:space="preserve">pede o valor</w:t>
+      </w:r>
+      <w:r>
+        <w:rPr>
+          <w:color w:val="23293D"/>
+          <w:sz w:val="21"/>
+          <w:szCs w:val="21"/>
+        </w:rPr>
+        <w:t xml:space="preserve">.</w:t>
       </w:r>
     </w:p>
     <w:p>
@@ -9781,32 +9725,130 @@
       </w:pPr>
       <w:r>
         <w:rPr>
-          <w:b/>
-          <w:bCs/>
-          <w:color w:val="23293D"/>
-          <w:sz w:val="21"/>
-          <w:szCs w:val="21"/>
-        </w:rPr>
-        <w:t xml:space="preserve">Imprimir a lista</w:t>
-      </w:r>
-      <w:r>
-        <w:rPr>
-          <w:color w:val="23293D"/>
-          <w:sz w:val="21"/>
-          <w:szCs w:val="21"/>
-        </w:rPr>
-        <w:t xml:space="preserve"> manda a tabela para o papel.</w:t>
-      </w:r>
-    </w:p>
-    <w:p>
-      <w:pPr>
-        <w:pStyle w:val="Heading2"/>
-      </w:pPr>
-      <w:r>
-        <w:rPr>
-          <w:color w:val="1F3253"/>
-        </w:rPr>
-        <w:t xml:space="preserve">O split</w:t>
+          <w:color w:val="23293D"/>
+          <w:sz w:val="21"/>
+          <w:szCs w:val="21"/>
+        </w:rPr>
+        <w:t xml:space="preserve">A </w:t>
+      </w:r>
+      <w:r>
+        <w:rPr>
+          <w:b/>
+          <w:bCs/>
+          <w:color w:val="23293D"/>
+          <w:sz w:val="21"/>
+          <w:szCs w:val="21"/>
+        </w:rPr>
+        <w:t xml:space="preserve">mensalidade</w:t>
+      </w:r>
+      <w:r>
+        <w:rPr>
+          <w:color w:val="23293D"/>
+          <w:sz w:val="21"/>
+          <w:szCs w:val="21"/>
+        </w:rPr>
+        <w:t xml:space="preserve">, essa sim, só é gerada com titulares ativos: são perguntas diferentes.</w:t>
+      </w:r>
+    </w:p>
+    <w:tbl>
+      <w:tblPr>
+        <w:tblW w:type="dxa" w:w="9638"/>
+        <w:tblBorders>
+          <w:top w:val="single" w:color="F5F3EC" w:sz="2"/>
+          <w:left w:val="single" w:color="B98B2E" w:sz="18"/>
+          <w:bottom w:val="single" w:color="F5F3EC" w:sz="2"/>
+          <w:right w:val="single" w:color="F5F3EC" w:sz="2"/>
+          <w:insideH w:val="none" w:color="auto" w:sz="0"/>
+          <w:insideV w:val="none" w:color="auto" w:sz="0"/>
+        </w:tblBorders>
+      </w:tblPr>
+      <w:tblGrid>
+        <w:gridCol w:w="9638"/>
+      </w:tblGrid>
+      <w:tr>
+        <w:tc>
+          <w:tcPr>
+            <w:tcW w:type="dxa" w:w="9638"/>
+            <w:shd w:fill="F5F3EC" w:color="auto" w:val="clear"/>
+            <w:tcMar>
+              <w:top w:type="dxa" w:w="160"/>
+              <w:left w:type="dxa" w:w="220"/>
+              <w:bottom w:type="dxa" w:w="160"/>
+              <w:right w:type="dxa" w:w="200"/>
+            </w:tcMar>
+          </w:tcPr>
+          <w:p>
+            <w:pPr>
+              <w:spacing w:after="140" w:line="280"/>
+            </w:pPr>
+            <w:r>
+              <w:rPr>
+                <w:b/>
+                <w:bCs/>
+                <w:color w:val="23293D"/>
+                <w:sz w:val="21"/>
+                <w:szCs w:val="21"/>
+              </w:rPr>
+              <w:t xml:space="preserve">O vencimento e o valor são editáveis depois.</w:t>
+            </w:r>
+            <w:r>
+              <w:rPr>
+                <w:color w:val="23293D"/>
+                <w:sz w:val="21"/>
+                <w:szCs w:val="21"/>
+              </w:rPr>
+              <w:t xml:space="preserve"> Toda cobrança ainda não paga tem o botão </w:t>
+            </w:r>
+            <w:r>
+              <w:rPr>
+                <w:b/>
+                <w:bCs/>
+                <w:color w:val="23293D"/>
+                <w:sz w:val="21"/>
+                <w:szCs w:val="21"/>
+              </w:rPr>
+              <w:t xml:space="preserve">Editar</w:t>
+            </w:r>
+            <w:r>
+              <w:rPr>
+                <w:color w:val="23293D"/>
+                <w:sz w:val="21"/>
+                <w:szCs w:val="21"/>
+              </w:rPr>
+              <w:t xml:space="preserve"> (valor, vencimento e descrição). O vencimento padrão vem do </w:t>
+            </w:r>
+            <w:r>
+              <w:rPr>
+                <w:b/>
+                <w:bCs/>
+                <w:color w:val="23293D"/>
+                <w:sz w:val="21"/>
+                <w:szCs w:val="21"/>
+              </w:rPr>
+              <w:t xml:space="preserve">dia de vencimento</w:t>
+            </w:r>
+            <w:r>
+              <w:rPr>
+                <w:color w:val="23293D"/>
+                <w:sz w:val="21"/>
+                <w:szCs w:val="21"/>
+              </w:rPr>
+              <w:t xml:space="preserve"> que está no cadastro da empresa, em Dados Gerais — mudar lá muda o padrão das próximas.</w:t>
+            </w:r>
+          </w:p>
+        </w:tc>
+      </w:tr>
+    </w:tbl>
+    <w:p>
+      <w:pPr>
+        <w:spacing w:after="140" w:line="120"/>
+      </w:pPr>
+      <w:r>
+        <w:rPr>
+          <w:sz w:val="2"/>
+          <w:szCs w:val="2"/>
+        </w:rPr>
+        <w:t xml:space="preserve"/>
       </w:r>
     </w:p>
     <w:p>
@@ -9815,125 +9857,111 @@
       </w:pPr>
       <w:r>
         <w:rPr>
-          <w:color w:val="23293D"/>
-          <w:sz w:val="21"/>
-          <w:szCs w:val="21"/>
-        </w:rPr>
-        <w:t xml:space="preserve">Ao dar baixa, o pagamento é dividido </w:t>
-      </w:r>
-      <w:r>
-        <w:rPr>
-          <w:b/>
-          <w:bCs/>
-          <w:color w:val="23293D"/>
-          <w:sz w:val="21"/>
-          <w:szCs w:val="21"/>
-        </w:rPr>
-        <w:t xml:space="preserve">Risarte / RisLife</w:t>
-      </w:r>
-      <w:r>
-        <w:rPr>
-          <w:color w:val="23293D"/>
-          <w:sz w:val="21"/>
-          <w:szCs w:val="21"/>
-        </w:rPr>
-        <w:t xml:space="preserve">. O padrão da rede é </w:t>
-      </w:r>
-      <w:r>
-        <w:rPr>
-          <w:b/>
-          <w:bCs/>
-          <w:color w:val="23293D"/>
-          <w:sz w:val="21"/>
-          <w:szCs w:val="21"/>
-        </w:rPr>
-        <w:t xml:space="preserve">0% / 100% no primeiro pagamento</w:t>
-      </w:r>
-      <w:r>
-        <w:rPr>
-          <w:color w:val="23293D"/>
-          <w:sz w:val="21"/>
-          <w:szCs w:val="21"/>
-        </w:rPr>
-        <w:t xml:space="preserve"> e </w:t>
-      </w:r>
-      <w:r>
-        <w:rPr>
-          <w:b/>
-          <w:bCs/>
-          <w:color w:val="23293D"/>
-          <w:sz w:val="21"/>
-          <w:szCs w:val="21"/>
-        </w:rPr>
-        <w:t xml:space="preserve">50% / 50% nas mensalidades</w:t>
-      </w:r>
-      <w:r>
-        <w:rPr>
-          <w:color w:val="23293D"/>
-          <w:sz w:val="21"/>
-          <w:szCs w:val="21"/>
-        </w:rPr>
-        <w:t xml:space="preserve"> (Configurações → Split de pagamento).</w:t>
-      </w:r>
-    </w:p>
-    <w:p>
-      <w:pPr>
-        <w:pStyle w:val="Heading2"/>
-      </w:pPr>
-      <w:r>
-        <w:rPr>
-          <w:color w:val="1F3253"/>
-        </w:rPr>
-        <w:t xml:space="preserve">Estornar uma baixa</w:t>
-      </w:r>
-    </w:p>
-    <w:p>
-      <w:pPr>
-        <w:spacing w:after="140" w:line="280"/>
-      </w:pPr>
-      <w:r>
-        <w:rPr>
-          <w:color w:val="23293D"/>
-          <w:sz w:val="21"/>
-          <w:szCs w:val="21"/>
-        </w:rPr>
-        <w:t xml:space="preserve">Baixa errada acontece; o que não pode é ficar sem saída. Na linha </w:t>
-      </w:r>
-      <w:r>
-        <w:rPr>
-          <w:b/>
-          <w:bCs/>
-          <w:color w:val="23293D"/>
-          <w:sz w:val="21"/>
-          <w:szCs w:val="21"/>
-        </w:rPr>
-        <w:t xml:space="preserve">Paga</w:t>
-      </w:r>
-      <w:r>
-        <w:rPr>
-          <w:color w:val="23293D"/>
-          <w:sz w:val="21"/>
-          <w:szCs w:val="21"/>
-        </w:rPr>
-        <w:t xml:space="preserve">, botão </w:t>
-      </w:r>
-      <w:r>
-        <w:rPr>
-          <w:b/>
-          <w:bCs/>
-          <w:color w:val="23293D"/>
-          <w:sz w:val="21"/>
-          <w:szCs w:val="21"/>
-        </w:rPr>
-        <w:t xml:space="preserve">Estornar</w:t>
-      </w:r>
-      <w:r>
-        <w:rPr>
-          <w:color w:val="23293D"/>
-          <w:sz w:val="21"/>
-          <w:szCs w:val="21"/>
-        </w:rPr>
-        <w:t xml:space="preserve">:</w:t>
+          <w:b/>
+          <w:bCs/>
+          <w:color w:val="23293D"/>
+          <w:sz w:val="21"/>
+          <w:szCs w:val="21"/>
+        </w:rPr>
+        <w:t xml:space="preserve">De todas as empresas:</w:t>
+      </w:r>
+      <w:r>
+        <w:rPr>
+          <w:color w:val="23293D"/>
+          <w:sz w:val="21"/>
+          <w:szCs w:val="21"/>
+        </w:rPr>
+        <w:t xml:space="preserve"> </w:t>
+      </w:r>
+      <w:r>
+        <w:rPr>
+          <w:b/>
+          <w:bCs/>
+          <w:color w:val="23293D"/>
+          <w:sz w:val="21"/>
+          <w:szCs w:val="21"/>
+        </w:rPr>
+        <w:t xml:space="preserve">Empresarial → Cobranças</w:t>
+      </w:r>
+      <w:r>
+        <w:rPr>
+          <w:color w:val="23293D"/>
+          <w:sz w:val="21"/>
+          <w:szCs w:val="21"/>
+        </w:rPr>
+        <w:t xml:space="preserve">. Quatro quadros (</w:t>
+      </w:r>
+      <w:r>
+        <w:rPr>
+          <w:b/>
+          <w:bCs/>
+          <w:color w:val="23293D"/>
+          <w:sz w:val="21"/>
+          <w:szCs w:val="21"/>
+        </w:rPr>
+        <w:t xml:space="preserve">Em aberto</w:t>
+      </w:r>
+      <w:r>
+        <w:rPr>
+          <w:color w:val="23293D"/>
+          <w:sz w:val="21"/>
+          <w:szCs w:val="21"/>
+        </w:rPr>
+        <w:t xml:space="preserve">, </w:t>
+      </w:r>
+      <w:r>
+        <w:rPr>
+          <w:b/>
+          <w:bCs/>
+          <w:color w:val="23293D"/>
+          <w:sz w:val="21"/>
+          <w:szCs w:val="21"/>
+        </w:rPr>
+        <w:t xml:space="preserve">Vencidas</w:t>
+      </w:r>
+      <w:r>
+        <w:rPr>
+          <w:color w:val="23293D"/>
+          <w:sz w:val="21"/>
+          <w:szCs w:val="21"/>
+        </w:rPr>
+        <w:t xml:space="preserve">, </w:t>
+      </w:r>
+      <w:r>
+        <w:rPr>
+          <w:b/>
+          <w:bCs/>
+          <w:color w:val="23293D"/>
+          <w:sz w:val="21"/>
+          <w:szCs w:val="21"/>
+        </w:rPr>
+        <w:t xml:space="preserve">Pagas</w:t>
+      </w:r>
+      <w:r>
+        <w:rPr>
+          <w:color w:val="23293D"/>
+          <w:sz w:val="21"/>
+          <w:szCs w:val="21"/>
+        </w:rPr>
+        <w:t xml:space="preserve">, quantas estão na tela) que somam </w:t>
+      </w:r>
+      <w:r>
+        <w:rPr>
+          <w:b/>
+          <w:bCs/>
+          <w:color w:val="23293D"/>
+          <w:sz w:val="21"/>
+          <w:szCs w:val="21"/>
+        </w:rPr>
+        <w:t xml:space="preserve">o que está na lista, com os filtros aplicados</w:t>
+      </w:r>
+      <w:r>
+        <w:rPr>
+          <w:color w:val="23293D"/>
+          <w:sz w:val="21"/>
+          <w:szCs w:val="21"/>
+        </w:rPr>
+        <w:t xml:space="preserve">. Filtros por situação, período de vencimento e nome.</w:t>
       </w:r>
     </w:p>
     <w:p>
@@ -9953,15 +9981,33 @@
           <w:sz w:val="21"/>
           <w:szCs w:val="21"/>
         </w:rPr>
-        <w:t xml:space="preserve">Motivo obrigatório</w:t>
-      </w:r>
-      <w:r>
-        <w:rPr>
-          <w:color w:val="23293D"/>
-          <w:sz w:val="21"/>
-          <w:szCs w:val="21"/>
-        </w:rPr>
-        <w:t xml:space="preserve"> (mínimo 5 letras), e o sistema avisa o que vai acontecer antes de confirmar.</w:t>
+        <w:t xml:space="preserve">Dar baixa</w:t>
+      </w:r>
+      <w:r>
+        <w:rPr>
+          <w:color w:val="23293D"/>
+          <w:sz w:val="21"/>
+          <w:szCs w:val="21"/>
+        </w:rPr>
+        <w:t xml:space="preserve"> em lote: ao terminar, o aviso diz </w:t>
+      </w:r>
+      <w:r>
+        <w:rPr>
+          <w:b/>
+          <w:bCs/>
+          <w:color w:val="23293D"/>
+          <w:sz w:val="21"/>
+          <w:szCs w:val="21"/>
+        </w:rPr>
+        <w:t xml:space="preserve">quantas entraram e quais ficaram de fora, com o motivo</w:t>
+      </w:r>
+      <w:r>
+        <w:rPr>
+          <w:color w:val="23293D"/>
+          <w:sz w:val="21"/>
+          <w:szCs w:val="21"/>
+        </w:rPr>
+        <w:t xml:space="preserve">. Cobrança já paga vem desabilitada.</w:t>
       </w:r>
     </w:p>
     <w:p>
@@ -9975,65 +10021,39 @@
       </w:pPr>
       <w:r>
         <w:rPr>
-          <w:color w:val="23293D"/>
-          <w:sz w:val="21"/>
-          <w:szCs w:val="21"/>
-        </w:rPr>
-        <w:t xml:space="preserve">A cobrança volta à </w:t>
-      </w:r>
-      <w:r>
-        <w:rPr>
-          <w:b/>
-          <w:bCs/>
-          <w:color w:val="23293D"/>
-          <w:sz w:val="21"/>
-          <w:szCs w:val="21"/>
-        </w:rPr>
-        <w:t xml:space="preserve">situação do vencimento</w:t>
-      </w:r>
-      <w:r>
-        <w:rPr>
-          <w:color w:val="23293D"/>
-          <w:sz w:val="21"/>
-          <w:szCs w:val="21"/>
-        </w:rPr>
-        <w:t xml:space="preserve"> — </w:t>
-      </w:r>
-      <w:r>
-        <w:rPr>
-          <w:i/>
-          <w:iCs/>
-          <w:color w:val="23293D"/>
-          <w:sz w:val="21"/>
-          <w:szCs w:val="21"/>
-        </w:rPr>
-        <w:t xml:space="preserve">Em atraso</w:t>
-      </w:r>
-      <w:r>
-        <w:rPr>
-          <w:color w:val="23293D"/>
-          <w:sz w:val="21"/>
-          <w:szCs w:val="21"/>
-        </w:rPr>
-        <w:t xml:space="preserve"> se já venceu, </w:t>
-      </w:r>
-      <w:r>
-        <w:rPr>
-          <w:i/>
-          <w:iCs/>
-          <w:color w:val="23293D"/>
-          <w:sz w:val="21"/>
-          <w:szCs w:val="21"/>
-        </w:rPr>
-        <w:t xml:space="preserve">Pendente</w:t>
-      </w:r>
-      <w:r>
-        <w:rPr>
-          <w:color w:val="23293D"/>
-          <w:sz w:val="21"/>
-          <w:szCs w:val="21"/>
-        </w:rPr>
-        <w:t xml:space="preserve"> se não.</w:t>
+          <w:b/>
+          <w:bCs/>
+          <w:color w:val="23293D"/>
+          <w:sz w:val="21"/>
+          <w:szCs w:val="21"/>
+        </w:rPr>
+        <w:t xml:space="preserve">Gerar mensalidades</w:t>
+      </w:r>
+      <w:r>
+        <w:rPr>
+          <w:color w:val="23293D"/>
+          <w:sz w:val="21"/>
+          <w:szCs w:val="21"/>
+        </w:rPr>
+        <w:t xml:space="preserve"> em lote: empresa que </w:t>
+      </w:r>
+      <w:r>
+        <w:rPr>
+          <w:b/>
+          <w:bCs/>
+          <w:color w:val="23293D"/>
+          <w:sz w:val="21"/>
+          <w:szCs w:val="21"/>
+        </w:rPr>
+        <w:t xml:space="preserve">já tem cobrança do mês é pulada</w:t>
+      </w:r>
+      <w:r>
+        <w:rPr>
+          <w:color w:val="23293D"/>
+          <w:sz w:val="21"/>
+          <w:szCs w:val="21"/>
+        </w:rPr>
+        <w:t xml:space="preserve">, e o aviso diz quais.</w:t>
       </w:r>
     </w:p>
     <w:p>
@@ -10053,69 +10073,15 @@
           <w:sz w:val="21"/>
           <w:szCs w:val="21"/>
         </w:rPr>
-        <w:t xml:space="preserve">O pagamento e o split são apagados</w:t>
-      </w:r>
-      <w:r>
-        <w:rPr>
-          <w:color w:val="23293D"/>
-          <w:sz w:val="21"/>
-          <w:szCs w:val="21"/>
-        </w:rPr>
-        <w:t xml:space="preserve">, e o motivo fica gravado com o nome de quem estornou.</w:t>
-      </w:r>
-    </w:p>
-    <w:p>
-      <w:pPr>
-        <w:pStyle w:val="ListParagraph"/>
-        <w:numPr>
-          <w:ilvl w:val="0"/>
-          <w:numId w:val="15"/>
-        </w:numPr>
-        <w:spacing w:after="80" w:line="270"/>
-      </w:pPr>
-      <w:r>
-        <w:rPr>
-          <w:color w:val="23293D"/>
-          <w:sz w:val="21"/>
-          <w:szCs w:val="21"/>
-        </w:rPr>
-        <w:t xml:space="preserve">Se a empresa tinha sido reativada por aquela baixa e continua devendo, ela é </w:t>
-      </w:r>
-      <w:r>
-        <w:rPr>
-          <w:b/>
-          <w:bCs/>
-          <w:color w:val="23293D"/>
-          <w:sz w:val="21"/>
-          <w:szCs w:val="21"/>
-        </w:rPr>
-        <w:t xml:space="preserve">suspensa de novo</w:t>
-      </w:r>
-      <w:r>
-        <w:rPr>
-          <w:color w:val="23293D"/>
-          <w:sz w:val="21"/>
-          <w:szCs w:val="21"/>
-        </w:rPr>
-        <w:t xml:space="preserve"> — estornar não pode virar um jeito silencioso de manter ativa uma empresa inadimplente.</w:t>
-      </w:r>
-    </w:p>
-    <w:p>
-      <w:pPr>
-        <w:pStyle w:val="ListParagraph"/>
-        <w:numPr>
-          <w:ilvl w:val="0"/>
-          <w:numId w:val="15"/>
-        </w:numPr>
-        <w:spacing w:after="80" w:line="270"/>
-      </w:pPr>
-      <w:r>
-        <w:rPr>
-          <w:color w:val="23293D"/>
-          <w:sz w:val="21"/>
-          <w:szCs w:val="21"/>
-        </w:rPr>
-        <w:t xml:space="preserve">Estornar duas vezes a mesma cobrança é recusado.</w:t>
+        <w:t xml:space="preserve">Imprimir a lista</w:t>
+      </w:r>
+      <w:r>
+        <w:rPr>
+          <w:color w:val="23293D"/>
+          <w:sz w:val="21"/>
+          <w:szCs w:val="21"/>
+        </w:rPr>
+        <w:t xml:space="preserve"> manda a tabela para o papel.</w:t>
       </w:r>
     </w:p>
     <w:p>
@@ -10126,7 +10092,7 @@
         <w:rPr>
           <w:color w:val="1F3253"/>
         </w:rPr>
-        <w:t xml:space="preserve">Inadimplência</w:t>
+        <w:t xml:space="preserve">O split</w:t>
       </w:r>
     </w:p>
     <w:p>
@@ -10135,116 +10101,76 @@
       </w:pPr>
       <w:r>
         <w:rPr>
-          <w:b/>
-          <w:bCs/>
-          <w:color w:val="23293D"/>
-          <w:sz w:val="21"/>
-          <w:szCs w:val="21"/>
-        </w:rPr>
-        <w:t xml:space="preserve">Checar inadimplência</w:t>
-      </w:r>
-      <w:r>
-        <w:rPr>
-          <w:color w:val="23293D"/>
-          <w:sz w:val="21"/>
-          <w:szCs w:val="21"/>
-        </w:rPr>
-        <w:t xml:space="preserve"> marca as vencidas e, passada a carência, </w:t>
-      </w:r>
-      <w:r>
-        <w:rPr>
-          <w:b/>
-          <w:bCs/>
-          <w:color w:val="23293D"/>
-          <w:sz w:val="21"/>
-          <w:szCs w:val="21"/>
-        </w:rPr>
-        <w:t xml:space="preserve">suspende</w:t>
-      </w:r>
-      <w:r>
-        <w:rPr>
-          <w:color w:val="23293D"/>
-          <w:sz w:val="21"/>
-          <w:szCs w:val="21"/>
-        </w:rPr>
-        <w:t xml:space="preserve"> a empresa. Empresa </w:t>
-      </w:r>
-      <w:r>
-        <w:rPr>
-          <w:b/>
-          <w:bCs/>
-          <w:color w:val="23293D"/>
-          <w:sz w:val="21"/>
-          <w:szCs w:val="21"/>
-        </w:rPr>
-        <w:t xml:space="preserve">Suspensa</w:t>
-      </w:r>
-      <w:r>
-        <w:rPr>
-          <w:color w:val="23293D"/>
-          <w:sz w:val="21"/>
-          <w:szCs w:val="21"/>
-        </w:rPr>
-        <w:t xml:space="preserve"> tem os benefícios </w:t>
-      </w:r>
-      <w:r>
-        <w:rPr>
-          <w:b/>
-          <w:bCs/>
-          <w:color w:val="23293D"/>
-          <w:sz w:val="21"/>
-          <w:szCs w:val="21"/>
-        </w:rPr>
-        <w:t xml:space="preserve">bloqueados</w:t>
-      </w:r>
-      <w:r>
-        <w:rPr>
-          <w:color w:val="23293D"/>
-          <w:sz w:val="21"/>
-          <w:szCs w:val="21"/>
-        </w:rPr>
-        <w:t xml:space="preserve"> — e o aviso aparece na ficha do cliente e no orçamento. Quando a dívida some, a suspensão que o </w:t>
-      </w:r>
-      <w:r>
-        <w:rPr>
-          <w:b/>
-          <w:bCs/>
-          <w:color w:val="23293D"/>
-          <w:sz w:val="21"/>
-          <w:szCs w:val="21"/>
-        </w:rPr>
-        <w:t xml:space="preserve">sistema</w:t>
-      </w:r>
-      <w:r>
-        <w:rPr>
-          <w:color w:val="23293D"/>
-          <w:sz w:val="21"/>
-          <w:szCs w:val="21"/>
-        </w:rPr>
-        <w:t xml:space="preserve"> aplicou é desfeita sozinha.</w:t>
-      </w:r>
-    </w:p>
-    <w:p>
-      <w:pPr>
-        <w:spacing w:after="60" w:line="120"/>
-      </w:pPr>
-      <w:r>
-        <w:rPr>
-          <w:sz w:val="2"/>
-          <w:szCs w:val="2"/>
-        </w:rPr>
-        <w:t xml:space="preserve"/>
-      </w:r>
-    </w:p>
-    <w:p>
-      <w:pPr>
-        <w:pStyle w:val="Heading1"/>
+          <w:color w:val="23293D"/>
+          <w:sz w:val="21"/>
+          <w:szCs w:val="21"/>
+        </w:rPr>
+        <w:t xml:space="preserve">Ao dar baixa, o pagamento é dividido </w:t>
+      </w:r>
+      <w:r>
+        <w:rPr>
+          <w:b/>
+          <w:bCs/>
+          <w:color w:val="23293D"/>
+          <w:sz w:val="21"/>
+          <w:szCs w:val="21"/>
+        </w:rPr>
+        <w:t xml:space="preserve">Risarte / RisLife</w:t>
+      </w:r>
+      <w:r>
+        <w:rPr>
+          <w:color w:val="23293D"/>
+          <w:sz w:val="21"/>
+          <w:szCs w:val="21"/>
+        </w:rPr>
+        <w:t xml:space="preserve">. O padrão da rede é </w:t>
+      </w:r>
+      <w:r>
+        <w:rPr>
+          <w:b/>
+          <w:bCs/>
+          <w:color w:val="23293D"/>
+          <w:sz w:val="21"/>
+          <w:szCs w:val="21"/>
+        </w:rPr>
+        <w:t xml:space="preserve">0% / 100% no primeiro pagamento</w:t>
+      </w:r>
+      <w:r>
+        <w:rPr>
+          <w:color w:val="23293D"/>
+          <w:sz w:val="21"/>
+          <w:szCs w:val="21"/>
+        </w:rPr>
+        <w:t xml:space="preserve"> e </w:t>
+      </w:r>
+      <w:r>
+        <w:rPr>
+          <w:b/>
+          <w:bCs/>
+          <w:color w:val="23293D"/>
+          <w:sz w:val="21"/>
+          <w:szCs w:val="21"/>
+        </w:rPr>
+        <w:t xml:space="preserve">50% / 50% nas mensalidades</w:t>
+      </w:r>
+      <w:r>
+        <w:rPr>
+          <w:color w:val="23293D"/>
+          <w:sz w:val="21"/>
+          <w:szCs w:val="21"/>
+        </w:rPr>
+        <w:t xml:space="preserve"> (Configurações → Split de pagamento).</w:t>
+      </w:r>
+    </w:p>
+    <w:p>
+      <w:pPr>
+        <w:pStyle w:val="Heading2"/>
       </w:pPr>
       <w:r>
         <w:rPr>
           <w:color w:val="1F3253"/>
         </w:rPr>
-        <w:t xml:space="preserve">13. O benefício na hora do orçamento</w:t>
+        <w:t xml:space="preserve">Estornar uma baixa</w:t>
       </w:r>
     </w:p>
     <w:p>
@@ -10257,43 +10183,43 @@
           <w:sz w:val="21"/>
           <w:szCs w:val="21"/>
         </w:rPr>
-        <w:t xml:space="preserve">É aqui que o programa aparece para o paciente, e quem faz é o </w:t>
-      </w:r>
-      <w:r>
-        <w:rPr>
-          <w:b/>
-          <w:bCs/>
-          <w:color w:val="23293D"/>
-          <w:sz w:val="21"/>
-          <w:szCs w:val="21"/>
-        </w:rPr>
-        <w:t xml:space="preserve">Planner</w:t>
-      </w:r>
-      <w:r>
-        <w:rPr>
-          <w:color w:val="23293D"/>
-          <w:sz w:val="21"/>
-          <w:szCs w:val="21"/>
-        </w:rPr>
-        <w:t xml:space="preserve">, na ficha do cliente → </w:t>
-      </w:r>
-      <w:r>
-        <w:rPr>
-          <w:b/>
-          <w:bCs/>
-          <w:color w:val="23293D"/>
-          <w:sz w:val="21"/>
-          <w:szCs w:val="21"/>
-        </w:rPr>
-        <w:t xml:space="preserve">Plano de Tratamento</w:t>
-      </w:r>
-      <w:r>
-        <w:rPr>
-          <w:color w:val="23293D"/>
-          <w:sz w:val="21"/>
-          <w:szCs w:val="21"/>
-        </w:rPr>
-        <w:t xml:space="preserve">.</w:t>
+        <w:t xml:space="preserve">Baixa errada acontece; o que não pode é ficar sem saída. Na linha </w:t>
+      </w:r>
+      <w:r>
+        <w:rPr>
+          <w:b/>
+          <w:bCs/>
+          <w:color w:val="23293D"/>
+          <w:sz w:val="21"/>
+          <w:szCs w:val="21"/>
+        </w:rPr>
+        <w:t xml:space="preserve">Paga</w:t>
+      </w:r>
+      <w:r>
+        <w:rPr>
+          <w:color w:val="23293D"/>
+          <w:sz w:val="21"/>
+          <w:szCs w:val="21"/>
+        </w:rPr>
+        <w:t xml:space="preserve">, botão </w:t>
+      </w:r>
+      <w:r>
+        <w:rPr>
+          <w:b/>
+          <w:bCs/>
+          <w:color w:val="23293D"/>
+          <w:sz w:val="21"/>
+          <w:szCs w:val="21"/>
+        </w:rPr>
+        <w:t xml:space="preserve">Estornar</w:t>
+      </w:r>
+      <w:r>
+        <w:rPr>
+          <w:color w:val="23293D"/>
+          <w:sz w:val="21"/>
+          <w:szCs w:val="21"/>
+        </w:rPr>
+        <w:t xml:space="preserve">:</w:t>
       </w:r>
     </w:p>
     <w:p>
@@ -10307,11 +10233,21 @@
       </w:pPr>
       <w:r>
         <w:rPr>
-          <w:color w:val="23293D"/>
-          <w:sz w:val="21"/>
-          <w:szCs w:val="21"/>
-        </w:rPr>
-        <w:t xml:space="preserve">Crie a opção e lance o procedimento.</w:t>
+          <w:b/>
+          <w:bCs/>
+          <w:color w:val="23293D"/>
+          <w:sz w:val="21"/>
+          <w:szCs w:val="21"/>
+        </w:rPr>
+        <w:t xml:space="preserve">Motivo obrigatório</w:t>
+      </w:r>
+      <w:r>
+        <w:rPr>
+          <w:color w:val="23293D"/>
+          <w:sz w:val="21"/>
+          <w:szCs w:val="21"/>
+        </w:rPr>
+        <w:t xml:space="preserve"> (mínimo 5 letras), e o sistema avisa o que vai acontecer antes de confirmar.</w:t>
       </w:r>
     </w:p>
     <w:p>
@@ -10329,25 +10265,61 @@
           <w:sz w:val="21"/>
           <w:szCs w:val="21"/>
         </w:rPr>
-        <w:t xml:space="preserve">O banner </w:t>
-      </w:r>
-      <w:r>
-        <w:rPr>
-          <w:b/>
-          <w:bCs/>
-          <w:color w:val="23293D"/>
-          <w:sz w:val="21"/>
-          <w:szCs w:val="21"/>
-        </w:rPr>
-        <w:t xml:space="preserve">★ Risarte Empresarial</w:t>
-      </w:r>
-      <w:r>
-        <w:rPr>
-          <w:color w:val="23293D"/>
-          <w:sz w:val="21"/>
-          <w:szCs w:val="21"/>
-        </w:rPr>
-        <w:t xml:space="preserve"> aparece no alto.</w:t>
+        <w:t xml:space="preserve">A cobrança volta à </w:t>
+      </w:r>
+      <w:r>
+        <w:rPr>
+          <w:b/>
+          <w:bCs/>
+          <w:color w:val="23293D"/>
+          <w:sz w:val="21"/>
+          <w:szCs w:val="21"/>
+        </w:rPr>
+        <w:t xml:space="preserve">situação do vencimento</w:t>
+      </w:r>
+      <w:r>
+        <w:rPr>
+          <w:color w:val="23293D"/>
+          <w:sz w:val="21"/>
+          <w:szCs w:val="21"/>
+        </w:rPr>
+        <w:t xml:space="preserve"> — </w:t>
+      </w:r>
+      <w:r>
+        <w:rPr>
+          <w:i/>
+          <w:iCs/>
+          <w:color w:val="23293D"/>
+          <w:sz w:val="21"/>
+          <w:szCs w:val="21"/>
+        </w:rPr>
+        <w:t xml:space="preserve">Em atraso</w:t>
+      </w:r>
+      <w:r>
+        <w:rPr>
+          <w:color w:val="23293D"/>
+          <w:sz w:val="21"/>
+          <w:szCs w:val="21"/>
+        </w:rPr>
+        <w:t xml:space="preserve"> se já venceu, </w:t>
+      </w:r>
+      <w:r>
+        <w:rPr>
+          <w:i/>
+          <w:iCs/>
+          <w:color w:val="23293D"/>
+          <w:sz w:val="21"/>
+          <w:szCs w:val="21"/>
+        </w:rPr>
+        <w:t xml:space="preserve">Pendente</w:t>
+      </w:r>
+      <w:r>
+        <w:rPr>
+          <w:color w:val="23293D"/>
+          <w:sz w:val="21"/>
+          <w:szCs w:val="21"/>
+        </w:rPr>
+        <w:t xml:space="preserve"> se não.</w:t>
       </w:r>
     </w:p>
     <w:p>
@@ -10361,29 +10333,86 @@
       </w:pPr>
       <w:r>
         <w:rPr>
-          <w:color w:val="23293D"/>
-          <w:sz w:val="21"/>
-          <w:szCs w:val="21"/>
-        </w:rPr>
-        <w:t xml:space="preserve">Na opção, a linha </w:t>
-      </w:r>
-      <w:r>
-        <w:rPr>
-          <w:b/>
-          <w:bCs/>
-          <w:color w:val="23293D"/>
-          <w:sz w:val="21"/>
-          <w:szCs w:val="21"/>
-        </w:rPr>
-        <w:t xml:space="preserve">"Com Risarte Empresarial: R$ … · economia R$ …"</w:t>
-      </w:r>
-      <w:r>
-        <w:rPr>
-          <w:color w:val="23293D"/>
-          <w:sz w:val="21"/>
-          <w:szCs w:val="21"/>
-        </w:rPr>
-        <w:t xml:space="preserve"> mostra o valor cheio e o com programa.</w:t>
+          <w:b/>
+          <w:bCs/>
+          <w:color w:val="23293D"/>
+          <w:sz w:val="21"/>
+          <w:szCs w:val="21"/>
+        </w:rPr>
+        <w:t xml:space="preserve">O pagamento e o split são apagados</w:t>
+      </w:r>
+      <w:r>
+        <w:rPr>
+          <w:color w:val="23293D"/>
+          <w:sz w:val="21"/>
+          <w:szCs w:val="21"/>
+        </w:rPr>
+        <w:t xml:space="preserve">, e o motivo fica gravado com o nome de quem estornou.</w:t>
+      </w:r>
+    </w:p>
+    <w:p>
+      <w:pPr>
+        <w:pStyle w:val="ListParagraph"/>
+        <w:numPr>
+          <w:ilvl w:val="0"/>
+          <w:numId w:val="16"/>
+        </w:numPr>
+        <w:spacing w:after="80" w:line="270"/>
+      </w:pPr>
+      <w:r>
+        <w:rPr>
+          <w:color w:val="23293D"/>
+          <w:sz w:val="21"/>
+          <w:szCs w:val="21"/>
+        </w:rPr>
+        <w:t xml:space="preserve">Se a empresa tinha sido reativada por aquela baixa e continua devendo, ela é </w:t>
+      </w:r>
+      <w:r>
+        <w:rPr>
+          <w:b/>
+          <w:bCs/>
+          <w:color w:val="23293D"/>
+          <w:sz w:val="21"/>
+          <w:szCs w:val="21"/>
+        </w:rPr>
+        <w:t xml:space="preserve">suspensa de novo</w:t>
+      </w:r>
+      <w:r>
+        <w:rPr>
+          <w:color w:val="23293D"/>
+          <w:sz w:val="21"/>
+          <w:szCs w:val="21"/>
+        </w:rPr>
+        <w:t xml:space="preserve"> — estornar não pode virar um jeito silencioso de manter ativa uma empresa inadimplente.</w:t>
+      </w:r>
+    </w:p>
+    <w:p>
+      <w:pPr>
+        <w:pStyle w:val="ListParagraph"/>
+        <w:numPr>
+          <w:ilvl w:val="0"/>
+          <w:numId w:val="16"/>
+        </w:numPr>
+        <w:spacing w:after="80" w:line="270"/>
+      </w:pPr>
+      <w:r>
+        <w:rPr>
+          <w:color w:val="23293D"/>
+          <w:sz w:val="21"/>
+          <w:szCs w:val="21"/>
+        </w:rPr>
+        <w:t xml:space="preserve">Estornar duas vezes a mesma cobrança é recusado.</w:t>
+      </w:r>
+    </w:p>
+    <w:p>
+      <w:pPr>
+        <w:pStyle w:val="Heading2"/>
+      </w:pPr>
+      <w:r>
+        <w:rPr>
+          <w:color w:val="1F3253"/>
+        </w:rPr>
+        <w:t xml:space="preserve">Inadimplência</w:t>
       </w:r>
     </w:p>
     <w:p>
@@ -10398,187 +10427,87 @@
           <w:sz w:val="21"/>
           <w:szCs w:val="21"/>
         </w:rPr>
-        <w:t xml:space="preserve">O motor decide</w:t>
-      </w:r>
-      <w:r>
-        <w:rPr>
-          <w:color w:val="23293D"/>
-          <w:sz w:val="21"/>
-          <w:szCs w:val="21"/>
-        </w:rPr>
-        <w:t xml:space="preserve"> olhando, para cada procedimento: se há benefício, se vale para aquela pessoa (titular ou dependente), se a </w:t>
-      </w:r>
-      <w:r>
-        <w:rPr>
-          <w:b/>
-          <w:bCs/>
-          <w:color w:val="23293D"/>
-          <w:sz w:val="21"/>
-          <w:szCs w:val="21"/>
-        </w:rPr>
-        <w:t xml:space="preserve">carência</w:t>
-      </w:r>
-      <w:r>
-        <w:rPr>
-          <w:color w:val="23293D"/>
-          <w:sz w:val="21"/>
-          <w:szCs w:val="21"/>
-        </w:rPr>
-        <w:t xml:space="preserve"> já passou, se a </w:t>
-      </w:r>
-      <w:r>
-        <w:rPr>
-          <w:b/>
-          <w:bCs/>
-          <w:color w:val="23293D"/>
-          <w:sz w:val="21"/>
-          <w:szCs w:val="21"/>
-        </w:rPr>
-        <w:t xml:space="preserve">frequência</w:t>
-      </w:r>
-      <w:r>
-        <w:rPr>
-          <w:color w:val="23293D"/>
-          <w:sz w:val="21"/>
-          <w:szCs w:val="21"/>
-        </w:rPr>
-        <w:t xml:space="preserve"> permite (quantas vezes a cada quantos meses), se a </w:t>
-      </w:r>
-      <w:r>
-        <w:rPr>
-          <w:b/>
-          <w:bCs/>
-          <w:color w:val="23293D"/>
-          <w:sz w:val="21"/>
-          <w:szCs w:val="21"/>
-        </w:rPr>
-        <w:t xml:space="preserve">unidade</w:t>
-      </w:r>
-      <w:r>
-        <w:rPr>
-          <w:color w:val="23293D"/>
-          <w:sz w:val="21"/>
-          <w:szCs w:val="21"/>
-        </w:rPr>
-        <w:t xml:space="preserve"> está na parceria e se a empresa está </w:t>
-      </w:r>
-      <w:r>
-        <w:rPr>
-          <w:b/>
-          <w:bCs/>
-          <w:color w:val="23293D"/>
-          <w:sz w:val="21"/>
-          <w:szCs w:val="21"/>
-        </w:rPr>
-        <w:t xml:space="preserve">ativa</w:t>
-      </w:r>
-      <w:r>
-        <w:rPr>
-          <w:color w:val="23293D"/>
-          <w:sz w:val="21"/>
-          <w:szCs w:val="21"/>
-        </w:rPr>
-        <w:t xml:space="preserve">.</w:t>
-      </w:r>
-    </w:p>
-    <w:p>
-      <w:pPr>
-        <w:spacing w:after="140" w:line="280"/>
-      </w:pPr>
-      <w:r>
-        <w:rPr>
-          <w:b/>
-          <w:bCs/>
-          <w:color w:val="23293D"/>
-          <w:sz w:val="21"/>
-          <w:szCs w:val="21"/>
-        </w:rPr>
-        <w:t xml:space="preserve">A frequência é contada pelo uso de verdade:</w:t>
-      </w:r>
-      <w:r>
-        <w:rPr>
-          <w:color w:val="23293D"/>
-          <w:sz w:val="21"/>
-          <w:szCs w:val="21"/>
-        </w:rPr>
-        <w:t xml:space="preserve"> depois de </w:t>
-      </w:r>
-      <w:r>
-        <w:rPr>
-          <w:b/>
-          <w:bCs/>
-          <w:color w:val="23293D"/>
-          <w:sz w:val="21"/>
-          <w:szCs w:val="21"/>
-        </w:rPr>
-        <w:t xml:space="preserve">concluir</w:t>
-      </w:r>
-      <w:r>
-        <w:rPr>
-          <w:color w:val="23293D"/>
-          <w:sz w:val="21"/>
-          <w:szCs w:val="21"/>
-        </w:rPr>
-        <w:t xml:space="preserve"> o atendimento daquele procedimento, ele passa a contar como usado. Ao orçar de novo antes do prazo, o painel do cliente mostra </w:t>
-      </w:r>
-      <w:r>
-        <w:rPr>
-          <w:b/>
-          <w:bCs/>
-          <w:color w:val="23293D"/>
-          <w:sz w:val="21"/>
-          <w:szCs w:val="21"/>
-        </w:rPr>
-        <w:t xml:space="preserve">"aguardando liberação"</w:t>
-      </w:r>
-      <w:r>
-        <w:rPr>
-          <w:color w:val="23293D"/>
-          <w:sz w:val="21"/>
-          <w:szCs w:val="21"/>
-        </w:rPr>
-        <w:t xml:space="preserve"> com a data.</w:t>
-      </w:r>
-    </w:p>
-    <w:p>
-      <w:pPr>
-        <w:spacing w:after="140" w:line="280"/>
-      </w:pPr>
-      <w:r>
-        <w:rPr>
-          <w:b/>
-          <w:bCs/>
-          <w:color w:val="23293D"/>
-          <w:sz w:val="21"/>
-          <w:szCs w:val="21"/>
-        </w:rPr>
-        <w:t xml:space="preserve">O painel do cliente</w:t>
-      </w:r>
-      <w:r>
-        <w:rPr>
-          <w:color w:val="23293D"/>
-          <w:sz w:val="21"/>
-          <w:szCs w:val="21"/>
-        </w:rPr>
-        <w:t xml:space="preserve"> (card </w:t>
-      </w:r>
-      <w:r>
-        <w:rPr>
-          <w:b/>
-          <w:bCs/>
-          <w:color w:val="23293D"/>
-          <w:sz w:val="21"/>
-          <w:szCs w:val="21"/>
-        </w:rPr>
-        <w:t xml:space="preserve">★ Programa Empresarial</w:t>
-      </w:r>
-      <w:r>
-        <w:rPr>
-          <w:color w:val="23293D"/>
-          <w:sz w:val="21"/>
-          <w:szCs w:val="21"/>
-        </w:rPr>
-        <w:t xml:space="preserve"> na ficha) mostra economia acumulada, benefícios usados, disponíveis agora e histórico.</w:t>
+        <w:t xml:space="preserve">Checar inadimplência</w:t>
+      </w:r>
+      <w:r>
+        <w:rPr>
+          <w:color w:val="23293D"/>
+          <w:sz w:val="21"/>
+          <w:szCs w:val="21"/>
+        </w:rPr>
+        <w:t xml:space="preserve"> marca as vencidas e, passada a carência, </w:t>
+      </w:r>
+      <w:r>
+        <w:rPr>
+          <w:b/>
+          <w:bCs/>
+          <w:color w:val="23293D"/>
+          <w:sz w:val="21"/>
+          <w:szCs w:val="21"/>
+        </w:rPr>
+        <w:t xml:space="preserve">suspende</w:t>
+      </w:r>
+      <w:r>
+        <w:rPr>
+          <w:color w:val="23293D"/>
+          <w:sz w:val="21"/>
+          <w:szCs w:val="21"/>
+        </w:rPr>
+        <w:t xml:space="preserve"> a empresa. Empresa </w:t>
+      </w:r>
+      <w:r>
+        <w:rPr>
+          <w:b/>
+          <w:bCs/>
+          <w:color w:val="23293D"/>
+          <w:sz w:val="21"/>
+          <w:szCs w:val="21"/>
+        </w:rPr>
+        <w:t xml:space="preserve">Suspensa</w:t>
+      </w:r>
+      <w:r>
+        <w:rPr>
+          <w:color w:val="23293D"/>
+          <w:sz w:val="21"/>
+          <w:szCs w:val="21"/>
+        </w:rPr>
+        <w:t xml:space="preserve"> tem os benefícios </w:t>
+      </w:r>
+      <w:r>
+        <w:rPr>
+          <w:b/>
+          <w:bCs/>
+          <w:color w:val="23293D"/>
+          <w:sz w:val="21"/>
+          <w:szCs w:val="21"/>
+        </w:rPr>
+        <w:t xml:space="preserve">bloqueados</w:t>
+      </w:r>
+      <w:r>
+        <w:rPr>
+          <w:color w:val="23293D"/>
+          <w:sz w:val="21"/>
+          <w:szCs w:val="21"/>
+        </w:rPr>
+        <w:t xml:space="preserve"> — e o aviso aparece na ficha do cliente e no orçamento. Quando a dívida some, a suspensão que o </w:t>
+      </w:r>
+      <w:r>
+        <w:rPr>
+          <w:b/>
+          <w:bCs/>
+          <w:color w:val="23293D"/>
+          <w:sz w:val="21"/>
+          <w:szCs w:val="21"/>
+        </w:rPr>
+        <w:t xml:space="preserve">sistema</w:t>
+      </w:r>
+      <w:r>
+        <w:rPr>
+          <w:color w:val="23293D"/>
+          <w:sz w:val="21"/>
+          <w:szCs w:val="21"/>
+        </w:rPr>
+        <w:t xml:space="preserve"> aplicou é desfeita sozinha.</w:t>
       </w:r>
     </w:p>
     <w:p>
@@ -10601,7 +10530,7 @@
         <w:rPr>
           <w:color w:val="1F3253"/>
         </w:rPr>
-        <w:t xml:space="preserve">14. Riso+ Social</w:t>
+        <w:t xml:space="preserve">13. O benefício na hora do orçamento</w:t>
       </w:r>
     </w:p>
     <w:p>
@@ -10614,107 +10543,35 @@
           <w:sz w:val="21"/>
           <w:szCs w:val="21"/>
         </w:rPr>
-        <w:t xml:space="preserve">Aba </w:t>
-      </w:r>
-      <w:r>
-        <w:rPr>
-          <w:b/>
-          <w:bCs/>
-          <w:color w:val="23293D"/>
-          <w:sz w:val="21"/>
-          <w:szCs w:val="21"/>
-        </w:rPr>
-        <w:t xml:space="preserve">Riso+ Social</w:t>
-      </w:r>
-      <w:r>
-        <w:rPr>
-          <w:color w:val="23293D"/>
-          <w:sz w:val="21"/>
-          <w:szCs w:val="21"/>
-        </w:rPr>
-        <w:t xml:space="preserve"> da empresa. Nos modelos </w:t>
-      </w:r>
-      <w:r>
-        <w:rPr>
-          <w:b/>
-          <w:bCs/>
-          <w:color w:val="23293D"/>
-          <w:sz w:val="21"/>
-          <w:szCs w:val="21"/>
-        </w:rPr>
-        <w:t xml:space="preserve">integral</w:t>
-      </w:r>
-      <w:r>
-        <w:rPr>
-          <w:color w:val="23293D"/>
-          <w:sz w:val="21"/>
-          <w:szCs w:val="21"/>
-        </w:rPr>
-        <w:t xml:space="preserve"> e </w:t>
-      </w:r>
-      <w:r>
-        <w:rPr>
-          <w:b/>
-          <w:bCs/>
-          <w:color w:val="23293D"/>
-          <w:sz w:val="21"/>
-          <w:szCs w:val="21"/>
-        </w:rPr>
-        <w:t xml:space="preserve">parcial</w:t>
-      </w:r>
-      <w:r>
-        <w:rPr>
-          <w:color w:val="23293D"/>
-          <w:sz w:val="21"/>
-          <w:szCs w:val="21"/>
-        </w:rPr>
-        <w:t xml:space="preserve">, escolha um gatilho e </w:t>
-      </w:r>
-      <w:r>
-        <w:rPr>
-          <w:b/>
-          <w:bCs/>
-          <w:color w:val="23293D"/>
-          <w:sz w:val="21"/>
-          <w:szCs w:val="21"/>
-        </w:rPr>
-        <w:t xml:space="preserve">Gerar ficha social</w:t>
-      </w:r>
-      <w:r>
-        <w:rPr>
-          <w:color w:val="23293D"/>
-          <w:sz w:val="21"/>
-          <w:szCs w:val="21"/>
-        </w:rPr>
-        <w:t xml:space="preserve">; depois </w:t>
-      </w:r>
-      <w:r>
-        <w:rPr>
-          <w:b/>
-          <w:bCs/>
-          <w:color w:val="23293D"/>
-          <w:sz w:val="21"/>
-          <w:szCs w:val="21"/>
-        </w:rPr>
-        <w:t xml:space="preserve">Atribuir</w:t>
-      </w:r>
-      <w:r>
-        <w:rPr>
-          <w:color w:val="23293D"/>
-          <w:sz w:val="21"/>
-          <w:szCs w:val="21"/>
-        </w:rPr>
-        <w:t xml:space="preserve"> um beneficiário e </w:t>
-      </w:r>
-      <w:r>
-        <w:rPr>
-          <w:b/>
-          <w:bCs/>
-          <w:color w:val="23293D"/>
-          <w:sz w:val="21"/>
-          <w:szCs w:val="21"/>
-        </w:rPr>
-        <w:t xml:space="preserve">Marcar utilizada</w:t>
+        <w:t xml:space="preserve">É aqui que o programa aparece para o paciente, e quem faz é o </w:t>
+      </w:r>
+      <w:r>
+        <w:rPr>
+          <w:b/>
+          <w:bCs/>
+          <w:color w:val="23293D"/>
+          <w:sz w:val="21"/>
+          <w:szCs w:val="21"/>
+        </w:rPr>
+        <w:t xml:space="preserve">Planner</w:t>
+      </w:r>
+      <w:r>
+        <w:rPr>
+          <w:color w:val="23293D"/>
+          <w:sz w:val="21"/>
+          <w:szCs w:val="21"/>
+        </w:rPr>
+        <w:t xml:space="preserve">, na ficha do cliente → </w:t>
+      </w:r>
+      <w:r>
+        <w:rPr>
+          <w:b/>
+          <w:bCs/>
+          <w:color w:val="23293D"/>
+          <w:sz w:val="21"/>
+          <w:szCs w:val="21"/>
+        </w:rPr>
+        <w:t xml:space="preserve">Plano de Tratamento</w:t>
       </w:r>
       <w:r>
         <w:rPr>
@@ -10723,83 +10580,6 @@
           <w:szCs w:val="21"/>
         </w:rPr>
         <w:t xml:space="preserve">.</w:t>
-      </w:r>
-    </w:p>
-    <w:p>
-      <w:pPr>
-        <w:spacing w:after="140" w:line="280"/>
-      </w:pPr>
-      <w:r>
-        <w:rPr>
-          <w:color w:val="23293D"/>
-          <w:sz w:val="21"/>
-          <w:szCs w:val="21"/>
-        </w:rPr>
-        <w:t xml:space="preserve">No modelo </w:t>
-      </w:r>
-      <w:r>
-        <w:rPr>
-          <w:b/>
-          <w:bCs/>
-          <w:color w:val="23293D"/>
-          <w:sz w:val="21"/>
-          <w:szCs w:val="21"/>
-        </w:rPr>
-        <w:t xml:space="preserve">Titular paga</w:t>
-      </w:r>
-      <w:r>
-        <w:rPr>
-          <w:color w:val="23293D"/>
-          <w:sz w:val="21"/>
-          <w:szCs w:val="21"/>
-        </w:rPr>
-        <w:t xml:space="preserve">, o botão explica que a empresa não participa — e isso é regra, não defeito: não há parcela da empresa de onde tirar a ficha.</w:t>
-      </w:r>
-    </w:p>
-    <w:p>
-      <w:pPr>
-        <w:spacing w:after="60" w:line="120"/>
-      </w:pPr>
-      <w:r>
-        <w:rPr>
-          <w:sz w:val="2"/>
-          <w:szCs w:val="2"/>
-        </w:rPr>
-        <w:t xml:space="preserve"/>
-      </w:r>
-    </w:p>
-    <w:p>
-      <w:pPr>
-        <w:pStyle w:val="Heading1"/>
-      </w:pPr>
-      <w:r>
-        <w:rPr>
-          <w:color w:val="1F3253"/>
-        </w:rPr>
-        <w:t xml:space="preserve">15. Configurações da rede</w:t>
-      </w:r>
-    </w:p>
-    <w:p>
-      <w:pPr>
-        <w:spacing w:after="140" w:line="280"/>
-      </w:pPr>
-      <w:r>
-        <w:rPr>
-          <w:b/>
-          <w:bCs/>
-          <w:color w:val="23293D"/>
-          <w:sz w:val="21"/>
-          <w:szCs w:val="21"/>
-        </w:rPr>
-        <w:t xml:space="preserve">Empresarial → Configurações</w:t>
-      </w:r>
-      <w:r>
-        <w:rPr>
-          <w:color w:val="23293D"/>
-          <w:sz w:val="21"/>
-          <w:szCs w:val="21"/>
-        </w:rPr>
-        <w:t xml:space="preserve">. Cinco abas:</w:t>
       </w:r>
     </w:p>
     <w:p>
@@ -10813,21 +10593,11 @@
       </w:pPr>
       <w:r>
         <w:rPr>
-          <w:b/>
-          <w:bCs/>
-          <w:color w:val="23293D"/>
-          <w:sz w:val="21"/>
-          <w:szCs w:val="21"/>
-        </w:rPr>
-        <w:t xml:space="preserve">Preços de adesão</w:t>
-      </w:r>
-      <w:r>
-        <w:rPr>
-          <w:color w:val="23293D"/>
-          <w:sz w:val="21"/>
-          <w:szCs w:val="21"/>
-        </w:rPr>
-        <w:t xml:space="preserve"> — os padrões da rede (titular, dependente).</w:t>
+          <w:color w:val="23293D"/>
+          <w:sz w:val="21"/>
+          <w:szCs w:val="21"/>
+        </w:rPr>
+        <w:t xml:space="preserve">Crie a opção e lance o procedimento.</w:t>
       </w:r>
     </w:p>
     <w:p>
@@ -10841,21 +10611,29 @@
       </w:pPr>
       <w:r>
         <w:rPr>
-          <w:b/>
-          <w:bCs/>
-          <w:color w:val="23293D"/>
-          <w:sz w:val="21"/>
-          <w:szCs w:val="21"/>
-        </w:rPr>
-        <w:t xml:space="preserve">Split de pagamento</w:t>
-      </w:r>
-      <w:r>
-        <w:rPr>
-          <w:color w:val="23293D"/>
-          <w:sz w:val="21"/>
-          <w:szCs w:val="21"/>
-        </w:rPr>
-        <w:t xml:space="preserve"> — a divisão Risarte/RisLife.</w:t>
+          <w:color w:val="23293D"/>
+          <w:sz w:val="21"/>
+          <w:szCs w:val="21"/>
+        </w:rPr>
+        <w:t xml:space="preserve">O banner </w:t>
+      </w:r>
+      <w:r>
+        <w:rPr>
+          <w:b/>
+          <w:bCs/>
+          <w:color w:val="23293D"/>
+          <w:sz w:val="21"/>
+          <w:szCs w:val="21"/>
+        </w:rPr>
+        <w:t xml:space="preserve">★ Risarte Empresarial</w:t>
+      </w:r>
+      <w:r>
+        <w:rPr>
+          <w:color w:val="23293D"/>
+          <w:sz w:val="21"/>
+          <w:szCs w:val="21"/>
+        </w:rPr>
+        <w:t xml:space="preserve"> aparece no alto.</w:t>
       </w:r>
     </w:p>
     <w:p>
@@ -10869,49 +10647,116 @@
       </w:pPr>
       <w:r>
         <w:rPr>
-          <w:b/>
-          <w:bCs/>
-          <w:color w:val="23293D"/>
-          <w:sz w:val="21"/>
-          <w:szCs w:val="21"/>
-        </w:rPr>
-        <w:t xml:space="preserve">Benefícios</w:t>
-      </w:r>
-      <w:r>
-        <w:rPr>
-          <w:color w:val="23293D"/>
-          <w:sz w:val="21"/>
-          <w:szCs w:val="21"/>
-        </w:rPr>
-        <w:t xml:space="preserve"> — os benefícios </w:t>
-      </w:r>
-      <w:r>
-        <w:rPr>
-          <w:b/>
-          <w:bCs/>
-          <w:color w:val="23293D"/>
-          <w:sz w:val="21"/>
-          <w:szCs w:val="21"/>
-        </w:rPr>
-        <w:t xml:space="preserve">padrão da rede</w:t>
-      </w:r>
-      <w:r>
-        <w:rPr>
-          <w:color w:val="23293D"/>
-          <w:sz w:val="21"/>
-          <w:szCs w:val="21"/>
-        </w:rPr>
-        <w:t xml:space="preserve">, que chegam nas propostas novas. Tem a coluna </w:t>
-      </w:r>
-      <w:r>
-        <w:rPr>
-          <w:b/>
-          <w:bCs/>
-          <w:color w:val="23293D"/>
-          <w:sz w:val="21"/>
-          <w:szCs w:val="21"/>
-        </w:rPr>
-        <w:t xml:space="preserve">Margem (rede)</w:t>
+          <w:color w:val="23293D"/>
+          <w:sz w:val="21"/>
+          <w:szCs w:val="21"/>
+        </w:rPr>
+        <w:t xml:space="preserve">Na opção, a linha </w:t>
+      </w:r>
+      <w:r>
+        <w:rPr>
+          <w:b/>
+          <w:bCs/>
+          <w:color w:val="23293D"/>
+          <w:sz w:val="21"/>
+          <w:szCs w:val="21"/>
+        </w:rPr>
+        <w:t xml:space="preserve">"Com Risarte Empresarial: R$ … · economia R$ …"</w:t>
+      </w:r>
+      <w:r>
+        <w:rPr>
+          <w:color w:val="23293D"/>
+          <w:sz w:val="21"/>
+          <w:szCs w:val="21"/>
+        </w:rPr>
+        <w:t xml:space="preserve"> mostra o valor cheio e o com programa.</w:t>
+      </w:r>
+    </w:p>
+    <w:p>
+      <w:pPr>
+        <w:spacing w:after="140" w:line="280"/>
+      </w:pPr>
+      <w:r>
+        <w:rPr>
+          <w:b/>
+          <w:bCs/>
+          <w:color w:val="23293D"/>
+          <w:sz w:val="21"/>
+          <w:szCs w:val="21"/>
+        </w:rPr>
+        <w:t xml:space="preserve">O motor decide</w:t>
+      </w:r>
+      <w:r>
+        <w:rPr>
+          <w:color w:val="23293D"/>
+          <w:sz w:val="21"/>
+          <w:szCs w:val="21"/>
+        </w:rPr>
+        <w:t xml:space="preserve"> olhando, para cada procedimento: se há benefício, se vale para aquela pessoa (titular ou dependente), se a </w:t>
+      </w:r>
+      <w:r>
+        <w:rPr>
+          <w:b/>
+          <w:bCs/>
+          <w:color w:val="23293D"/>
+          <w:sz w:val="21"/>
+          <w:szCs w:val="21"/>
+        </w:rPr>
+        <w:t xml:space="preserve">carência</w:t>
+      </w:r>
+      <w:r>
+        <w:rPr>
+          <w:color w:val="23293D"/>
+          <w:sz w:val="21"/>
+          <w:szCs w:val="21"/>
+        </w:rPr>
+        <w:t xml:space="preserve"> já passou, se a </w:t>
+      </w:r>
+      <w:r>
+        <w:rPr>
+          <w:b/>
+          <w:bCs/>
+          <w:color w:val="23293D"/>
+          <w:sz w:val="21"/>
+          <w:szCs w:val="21"/>
+        </w:rPr>
+        <w:t xml:space="preserve">frequência</w:t>
+      </w:r>
+      <w:r>
+        <w:rPr>
+          <w:color w:val="23293D"/>
+          <w:sz w:val="21"/>
+          <w:szCs w:val="21"/>
+        </w:rPr>
+        <w:t xml:space="preserve"> permite (quantas vezes a cada quantos meses), se a </w:t>
+      </w:r>
+      <w:r>
+        <w:rPr>
+          <w:b/>
+          <w:bCs/>
+          <w:color w:val="23293D"/>
+          <w:sz w:val="21"/>
+          <w:szCs w:val="21"/>
+        </w:rPr>
+        <w:t xml:space="preserve">unidade</w:t>
+      </w:r>
+      <w:r>
+        <w:rPr>
+          <w:color w:val="23293D"/>
+          <w:sz w:val="21"/>
+          <w:szCs w:val="21"/>
+        </w:rPr>
+        <w:t xml:space="preserve"> está na parceria e se a empresa está </w:t>
+      </w:r>
+      <w:r>
+        <w:rPr>
+          <w:b/>
+          <w:bCs/>
+          <w:color w:val="23293D"/>
+          <w:sz w:val="21"/>
+          <w:szCs w:val="21"/>
+        </w:rPr>
+        <w:t xml:space="preserve">ativa</w:t>
       </w:r>
       <w:r>
         <w:rPr>
@@ -10924,87 +10769,125 @@
     </w:p>
     <w:p>
       <w:pPr>
-        <w:pStyle w:val="ListParagraph"/>
-        <w:numPr>
-          <w:ilvl w:val="0"/>
-          <w:numId w:val="17"/>
-        </w:numPr>
-        <w:spacing w:after="80" w:line="270"/>
-      </w:pPr>
-      <w:r>
-        <w:rPr>
-          <w:b/>
-          <w:bCs/>
-          <w:color w:val="23293D"/>
-          <w:sz w:val="21"/>
-          <w:szCs w:val="21"/>
-        </w:rPr>
-        <w:t xml:space="preserve">Proposta comercial</w:t>
-      </w:r>
-      <w:r>
-        <w:rPr>
-          <w:color w:val="23293D"/>
-          <w:sz w:val="21"/>
-          <w:szCs w:val="21"/>
-        </w:rPr>
-        <w:t xml:space="preserve"> — validade padrão e os </w:t>
-      </w:r>
-      <w:r>
-        <w:rPr>
-          <w:b/>
-          <w:bCs/>
-          <w:color w:val="23293D"/>
-          <w:sz w:val="21"/>
-          <w:szCs w:val="21"/>
-        </w:rPr>
-        <w:t xml:space="preserve">blocos de texto</w:t>
-      </w:r>
-      <w:r>
-        <w:rPr>
-          <w:color w:val="23293D"/>
-          <w:sz w:val="21"/>
-          <w:szCs w:val="21"/>
-        </w:rPr>
-        <w:t xml:space="preserve"> que saem em toda proposta sem texto próprio.</w:t>
-      </w:r>
-    </w:p>
-    <w:p>
-      <w:pPr>
-        <w:pStyle w:val="ListParagraph"/>
-        <w:numPr>
-          <w:ilvl w:val="0"/>
-          <w:numId w:val="17"/>
-        </w:numPr>
-        <w:spacing w:after="80" w:line="270"/>
-      </w:pPr>
-      <w:r>
-        <w:rPr>
-          <w:b/>
-          <w:bCs/>
-          <w:color w:val="23293D"/>
-          <w:sz w:val="21"/>
-          <w:szCs w:val="21"/>
-        </w:rPr>
-        <w:t xml:space="preserve">Grupos de benefícios</w:t>
-      </w:r>
-      <w:r>
-        <w:rPr>
-          <w:color w:val="23293D"/>
-          <w:sz w:val="21"/>
-          <w:szCs w:val="21"/>
-        </w:rPr>
-        <w:t xml:space="preserve"> — criar, editar e desligar grupos.</w:t>
-      </w:r>
-    </w:p>
-    <w:p>
-      <w:pPr>
-        <w:pStyle w:val="Heading2"/>
+        <w:spacing w:after="140" w:line="280"/>
+      </w:pPr>
+      <w:r>
+        <w:rPr>
+          <w:b/>
+          <w:bCs/>
+          <w:color w:val="23293D"/>
+          <w:sz w:val="21"/>
+          <w:szCs w:val="21"/>
+        </w:rPr>
+        <w:t xml:space="preserve">A frequência é contada pelo uso de verdade:</w:t>
+      </w:r>
+      <w:r>
+        <w:rPr>
+          <w:color w:val="23293D"/>
+          <w:sz w:val="21"/>
+          <w:szCs w:val="21"/>
+        </w:rPr>
+        <w:t xml:space="preserve"> depois de </w:t>
+      </w:r>
+      <w:r>
+        <w:rPr>
+          <w:b/>
+          <w:bCs/>
+          <w:color w:val="23293D"/>
+          <w:sz w:val="21"/>
+          <w:szCs w:val="21"/>
+        </w:rPr>
+        <w:t xml:space="preserve">concluir</w:t>
+      </w:r>
+      <w:r>
+        <w:rPr>
+          <w:color w:val="23293D"/>
+          <w:sz w:val="21"/>
+          <w:szCs w:val="21"/>
+        </w:rPr>
+        <w:t xml:space="preserve"> o atendimento daquele procedimento, ele passa a contar como usado. Ao orçar de novo antes do prazo, o painel do cliente mostra </w:t>
+      </w:r>
+      <w:r>
+        <w:rPr>
+          <w:b/>
+          <w:bCs/>
+          <w:color w:val="23293D"/>
+          <w:sz w:val="21"/>
+          <w:szCs w:val="21"/>
+        </w:rPr>
+        <w:t xml:space="preserve">"aguardando liberação"</w:t>
+      </w:r>
+      <w:r>
+        <w:rPr>
+          <w:color w:val="23293D"/>
+          <w:sz w:val="21"/>
+          <w:szCs w:val="21"/>
+        </w:rPr>
+        <w:t xml:space="preserve"> com a data.</w:t>
+      </w:r>
+    </w:p>
+    <w:p>
+      <w:pPr>
+        <w:spacing w:after="140" w:line="280"/>
+      </w:pPr>
+      <w:r>
+        <w:rPr>
+          <w:b/>
+          <w:bCs/>
+          <w:color w:val="23293D"/>
+          <w:sz w:val="21"/>
+          <w:szCs w:val="21"/>
+        </w:rPr>
+        <w:t xml:space="preserve">O painel do cliente</w:t>
+      </w:r>
+      <w:r>
+        <w:rPr>
+          <w:color w:val="23293D"/>
+          <w:sz w:val="21"/>
+          <w:szCs w:val="21"/>
+        </w:rPr>
+        <w:t xml:space="preserve"> (card </w:t>
+      </w:r>
+      <w:r>
+        <w:rPr>
+          <w:b/>
+          <w:bCs/>
+          <w:color w:val="23293D"/>
+          <w:sz w:val="21"/>
+          <w:szCs w:val="21"/>
+        </w:rPr>
+        <w:t xml:space="preserve">★ Programa Empresarial</w:t>
+      </w:r>
+      <w:r>
+        <w:rPr>
+          <w:color w:val="23293D"/>
+          <w:sz w:val="21"/>
+          <w:szCs w:val="21"/>
+        </w:rPr>
+        <w:t xml:space="preserve"> na ficha) mostra economia acumulada, benefícios usados, disponíveis agora e histórico.</w:t>
+      </w:r>
+    </w:p>
+    <w:p>
+      <w:pPr>
+        <w:spacing w:after="60" w:line="120"/>
+      </w:pPr>
+      <w:r>
+        <w:rPr>
+          <w:sz w:val="2"/>
+          <w:szCs w:val="2"/>
+        </w:rPr>
+        <w:t xml:space="preserve"/>
+      </w:r>
+    </w:p>
+    <w:p>
+      <w:pPr>
+        <w:pStyle w:val="Heading1"/>
       </w:pPr>
       <w:r>
         <w:rPr>
           <w:color w:val="1F3253"/>
         </w:rPr>
-        <w:t xml:space="preserve">A coluna Margem</w:t>
+        <w:t xml:space="preserve">14. Riso+ Social</w:t>
       </w:r>
     </w:p>
     <w:p>
@@ -11017,7 +10900,192 @@
           <w:sz w:val="21"/>
           <w:szCs w:val="21"/>
         </w:rPr>
-        <w:t xml:space="preserve">Mostra quanto sobra em cada procedimento depois do benefício, usando preço e repasse cadastrados.</w:t>
+        <w:t xml:space="preserve">Aba </w:t>
+      </w:r>
+      <w:r>
+        <w:rPr>
+          <w:b/>
+          <w:bCs/>
+          <w:color w:val="23293D"/>
+          <w:sz w:val="21"/>
+          <w:szCs w:val="21"/>
+        </w:rPr>
+        <w:t xml:space="preserve">Riso+ Social</w:t>
+      </w:r>
+      <w:r>
+        <w:rPr>
+          <w:color w:val="23293D"/>
+          <w:sz w:val="21"/>
+          <w:szCs w:val="21"/>
+        </w:rPr>
+        <w:t xml:space="preserve"> da empresa. Nos modelos </w:t>
+      </w:r>
+      <w:r>
+        <w:rPr>
+          <w:b/>
+          <w:bCs/>
+          <w:color w:val="23293D"/>
+          <w:sz w:val="21"/>
+          <w:szCs w:val="21"/>
+        </w:rPr>
+        <w:t xml:space="preserve">integral</w:t>
+      </w:r>
+      <w:r>
+        <w:rPr>
+          <w:color w:val="23293D"/>
+          <w:sz w:val="21"/>
+          <w:szCs w:val="21"/>
+        </w:rPr>
+        <w:t xml:space="preserve"> e </w:t>
+      </w:r>
+      <w:r>
+        <w:rPr>
+          <w:b/>
+          <w:bCs/>
+          <w:color w:val="23293D"/>
+          <w:sz w:val="21"/>
+          <w:szCs w:val="21"/>
+        </w:rPr>
+        <w:t xml:space="preserve">parcial</w:t>
+      </w:r>
+      <w:r>
+        <w:rPr>
+          <w:color w:val="23293D"/>
+          <w:sz w:val="21"/>
+          <w:szCs w:val="21"/>
+        </w:rPr>
+        <w:t xml:space="preserve">, escolha um gatilho e </w:t>
+      </w:r>
+      <w:r>
+        <w:rPr>
+          <w:b/>
+          <w:bCs/>
+          <w:color w:val="23293D"/>
+          <w:sz w:val="21"/>
+          <w:szCs w:val="21"/>
+        </w:rPr>
+        <w:t xml:space="preserve">Gerar ficha social</w:t>
+      </w:r>
+      <w:r>
+        <w:rPr>
+          <w:color w:val="23293D"/>
+          <w:sz w:val="21"/>
+          <w:szCs w:val="21"/>
+        </w:rPr>
+        <w:t xml:space="preserve">; depois </w:t>
+      </w:r>
+      <w:r>
+        <w:rPr>
+          <w:b/>
+          <w:bCs/>
+          <w:color w:val="23293D"/>
+          <w:sz w:val="21"/>
+          <w:szCs w:val="21"/>
+        </w:rPr>
+        <w:t xml:space="preserve">Atribuir</w:t>
+      </w:r>
+      <w:r>
+        <w:rPr>
+          <w:color w:val="23293D"/>
+          <w:sz w:val="21"/>
+          <w:szCs w:val="21"/>
+        </w:rPr>
+        <w:t xml:space="preserve"> um beneficiário e </w:t>
+      </w:r>
+      <w:r>
+        <w:rPr>
+          <w:b/>
+          <w:bCs/>
+          <w:color w:val="23293D"/>
+          <w:sz w:val="21"/>
+          <w:szCs w:val="21"/>
+        </w:rPr>
+        <w:t xml:space="preserve">Marcar utilizada</w:t>
+      </w:r>
+      <w:r>
+        <w:rPr>
+          <w:color w:val="23293D"/>
+          <w:sz w:val="21"/>
+          <w:szCs w:val="21"/>
+        </w:rPr>
+        <w:t xml:space="preserve">.</w:t>
+      </w:r>
+    </w:p>
+    <w:p>
+      <w:pPr>
+        <w:spacing w:after="140" w:line="280"/>
+      </w:pPr>
+      <w:r>
+        <w:rPr>
+          <w:color w:val="23293D"/>
+          <w:sz w:val="21"/>
+          <w:szCs w:val="21"/>
+        </w:rPr>
+        <w:t xml:space="preserve">No modelo </w:t>
+      </w:r>
+      <w:r>
+        <w:rPr>
+          <w:b/>
+          <w:bCs/>
+          <w:color w:val="23293D"/>
+          <w:sz w:val="21"/>
+          <w:szCs w:val="21"/>
+        </w:rPr>
+        <w:t xml:space="preserve">Titular paga</w:t>
+      </w:r>
+      <w:r>
+        <w:rPr>
+          <w:color w:val="23293D"/>
+          <w:sz w:val="21"/>
+          <w:szCs w:val="21"/>
+        </w:rPr>
+        <w:t xml:space="preserve">, o botão explica que a empresa não participa — e isso é regra, não defeito: não há parcela da empresa de onde tirar a ficha.</w:t>
+      </w:r>
+    </w:p>
+    <w:p>
+      <w:pPr>
+        <w:spacing w:after="60" w:line="120"/>
+      </w:pPr>
+      <w:r>
+        <w:rPr>
+          <w:sz w:val="2"/>
+          <w:szCs w:val="2"/>
+        </w:rPr>
+        <w:t xml:space="preserve"/>
+      </w:r>
+    </w:p>
+    <w:p>
+      <w:pPr>
+        <w:pStyle w:val="Heading1"/>
+      </w:pPr>
+      <w:r>
+        <w:rPr>
+          <w:color w:val="1F3253"/>
+        </w:rPr>
+        <w:t xml:space="preserve">15. Configurações da rede</w:t>
+      </w:r>
+    </w:p>
+    <w:p>
+      <w:pPr>
+        <w:spacing w:after="140" w:line="280"/>
+      </w:pPr>
+      <w:r>
+        <w:rPr>
+          <w:b/>
+          <w:bCs/>
+          <w:color w:val="23293D"/>
+          <w:sz w:val="21"/>
+          <w:szCs w:val="21"/>
+        </w:rPr>
+        <w:t xml:space="preserve">Empresarial → Configurações</w:t>
+      </w:r>
+      <w:r>
+        <w:rPr>
+          <w:color w:val="23293D"/>
+          <w:sz w:val="21"/>
+          <w:szCs w:val="21"/>
+        </w:rPr>
+        <w:t xml:space="preserve">. Cinco abas:</w:t>
       </w:r>
     </w:p>
     <w:p>
@@ -11031,29 +11099,21 @@
       </w:pPr>
       <w:r>
         <w:rPr>
-          <w:color w:val="23293D"/>
-          <w:sz w:val="21"/>
-          <w:szCs w:val="21"/>
-        </w:rPr>
-        <w:t xml:space="preserve">Com desconto, mostra a margem que sobra </w:t>
-      </w:r>
-      <w:r>
-        <w:rPr>
-          <w:b/>
-          <w:bCs/>
-          <w:color w:val="23293D"/>
-          <w:sz w:val="21"/>
-          <w:szCs w:val="21"/>
-        </w:rPr>
-        <w:t xml:space="preserve">e</w:t>
-      </w:r>
-      <w:r>
-        <w:rPr>
-          <w:color w:val="23293D"/>
-          <w:sz w:val="21"/>
-          <w:szCs w:val="21"/>
-        </w:rPr>
-        <w:t xml:space="preserve"> quanto o benefício custou.</w:t>
+          <w:b/>
+          <w:bCs/>
+          <w:color w:val="23293D"/>
+          <w:sz w:val="21"/>
+          <w:szCs w:val="21"/>
+        </w:rPr>
+        <w:t xml:space="preserve">Preços de adesão</w:t>
+      </w:r>
+      <w:r>
+        <w:rPr>
+          <w:color w:val="23293D"/>
+          <w:sz w:val="21"/>
+          <w:szCs w:val="21"/>
+        </w:rPr>
+        <w:t xml:space="preserve"> — os padrões da rede (titular, dependente).</w:t>
       </w:r>
     </w:p>
     <w:p>
@@ -11067,47 +11127,21 @@
       </w:pPr>
       <w:r>
         <w:rPr>
-          <w:color w:val="23293D"/>
-          <w:sz w:val="21"/>
-          <w:szCs w:val="21"/>
-        </w:rPr>
-        <w:t xml:space="preserve">Em </w:t>
-      </w:r>
-      <w:r>
-        <w:rPr>
-          <w:b/>
-          <w:bCs/>
-          <w:color w:val="23293D"/>
-          <w:sz w:val="21"/>
-          <w:szCs w:val="21"/>
-        </w:rPr>
-        <w:t xml:space="preserve">Sem custo</w:t>
-      </w:r>
-      <w:r>
-        <w:rPr>
-          <w:color w:val="23293D"/>
-          <w:sz w:val="21"/>
-          <w:szCs w:val="21"/>
-        </w:rPr>
-        <w:t xml:space="preserve">, a margem fica </w:t>
-      </w:r>
-      <w:r>
-        <w:rPr>
-          <w:b/>
-          <w:bCs/>
-          <w:color w:val="23293D"/>
-          <w:sz w:val="21"/>
-          <w:szCs w:val="21"/>
-        </w:rPr>
-        <w:t xml:space="preserve">negativa</w:t>
-      </w:r>
-      <w:r>
-        <w:rPr>
-          <w:color w:val="23293D"/>
-          <w:sz w:val="21"/>
-          <w:szCs w:val="21"/>
-        </w:rPr>
-        <w:t xml:space="preserve"> e a tela diz que o procedimento fica no prejuízo — porque o repasse e o material continuam sendo pagos.</w:t>
+          <w:b/>
+          <w:bCs/>
+          <w:color w:val="23293D"/>
+          <w:sz w:val="21"/>
+          <w:szCs w:val="21"/>
+        </w:rPr>
+        <w:t xml:space="preserve">Split de pagamento</w:t>
+      </w:r>
+      <w:r>
+        <w:rPr>
+          <w:color w:val="23293D"/>
+          <w:sz w:val="21"/>
+          <w:szCs w:val="21"/>
+        </w:rPr>
+        <w:t xml:space="preserve"> — a divisão Risarte/RisLife.</w:t>
       </w:r>
     </w:p>
     <w:p>
@@ -11116,6 +11150,258 @@
         <w:numPr>
           <w:ilvl w:val="0"/>
           <w:numId w:val="18"/>
+        </w:numPr>
+        <w:spacing w:after="80" w:line="270"/>
+      </w:pPr>
+      <w:r>
+        <w:rPr>
+          <w:b/>
+          <w:bCs/>
+          <w:color w:val="23293D"/>
+          <w:sz w:val="21"/>
+          <w:szCs w:val="21"/>
+        </w:rPr>
+        <w:t xml:space="preserve">Benefícios</w:t>
+      </w:r>
+      <w:r>
+        <w:rPr>
+          <w:color w:val="23293D"/>
+          <w:sz w:val="21"/>
+          <w:szCs w:val="21"/>
+        </w:rPr>
+        <w:t xml:space="preserve"> — os benefícios </w:t>
+      </w:r>
+      <w:r>
+        <w:rPr>
+          <w:b/>
+          <w:bCs/>
+          <w:color w:val="23293D"/>
+          <w:sz w:val="21"/>
+          <w:szCs w:val="21"/>
+        </w:rPr>
+        <w:t xml:space="preserve">padrão da rede</w:t>
+      </w:r>
+      <w:r>
+        <w:rPr>
+          <w:color w:val="23293D"/>
+          <w:sz w:val="21"/>
+          <w:szCs w:val="21"/>
+        </w:rPr>
+        <w:t xml:space="preserve">, que chegam nas propostas novas. Tem a coluna </w:t>
+      </w:r>
+      <w:r>
+        <w:rPr>
+          <w:b/>
+          <w:bCs/>
+          <w:color w:val="23293D"/>
+          <w:sz w:val="21"/>
+          <w:szCs w:val="21"/>
+        </w:rPr>
+        <w:t xml:space="preserve">Margem (rede)</w:t>
+      </w:r>
+      <w:r>
+        <w:rPr>
+          <w:color w:val="23293D"/>
+          <w:sz w:val="21"/>
+          <w:szCs w:val="21"/>
+        </w:rPr>
+        <w:t xml:space="preserve">.</w:t>
+      </w:r>
+    </w:p>
+    <w:p>
+      <w:pPr>
+        <w:pStyle w:val="ListParagraph"/>
+        <w:numPr>
+          <w:ilvl w:val="0"/>
+          <w:numId w:val="18"/>
+        </w:numPr>
+        <w:spacing w:after="80" w:line="270"/>
+      </w:pPr>
+      <w:r>
+        <w:rPr>
+          <w:b/>
+          <w:bCs/>
+          <w:color w:val="23293D"/>
+          <w:sz w:val="21"/>
+          <w:szCs w:val="21"/>
+        </w:rPr>
+        <w:t xml:space="preserve">Proposta comercial</w:t>
+      </w:r>
+      <w:r>
+        <w:rPr>
+          <w:color w:val="23293D"/>
+          <w:sz w:val="21"/>
+          <w:szCs w:val="21"/>
+        </w:rPr>
+        <w:t xml:space="preserve"> — validade padrão e os </w:t>
+      </w:r>
+      <w:r>
+        <w:rPr>
+          <w:b/>
+          <w:bCs/>
+          <w:color w:val="23293D"/>
+          <w:sz w:val="21"/>
+          <w:szCs w:val="21"/>
+        </w:rPr>
+        <w:t xml:space="preserve">blocos de texto</w:t>
+      </w:r>
+      <w:r>
+        <w:rPr>
+          <w:color w:val="23293D"/>
+          <w:sz w:val="21"/>
+          <w:szCs w:val="21"/>
+        </w:rPr>
+        <w:t xml:space="preserve"> que saem em toda proposta sem texto próprio.</w:t>
+      </w:r>
+    </w:p>
+    <w:p>
+      <w:pPr>
+        <w:pStyle w:val="ListParagraph"/>
+        <w:numPr>
+          <w:ilvl w:val="0"/>
+          <w:numId w:val="18"/>
+        </w:numPr>
+        <w:spacing w:after="80" w:line="270"/>
+      </w:pPr>
+      <w:r>
+        <w:rPr>
+          <w:b/>
+          <w:bCs/>
+          <w:color w:val="23293D"/>
+          <w:sz w:val="21"/>
+          <w:szCs w:val="21"/>
+        </w:rPr>
+        <w:t xml:space="preserve">Grupos de benefícios</w:t>
+      </w:r>
+      <w:r>
+        <w:rPr>
+          <w:color w:val="23293D"/>
+          <w:sz w:val="21"/>
+          <w:szCs w:val="21"/>
+        </w:rPr>
+        <w:t xml:space="preserve"> — criar, editar e desligar grupos.</w:t>
+      </w:r>
+    </w:p>
+    <w:p>
+      <w:pPr>
+        <w:pStyle w:val="Heading2"/>
+      </w:pPr>
+      <w:r>
+        <w:rPr>
+          <w:color w:val="1F3253"/>
+        </w:rPr>
+        <w:t xml:space="preserve">A coluna Margem</w:t>
+      </w:r>
+    </w:p>
+    <w:p>
+      <w:pPr>
+        <w:spacing w:after="140" w:line="280"/>
+      </w:pPr>
+      <w:r>
+        <w:rPr>
+          <w:color w:val="23293D"/>
+          <w:sz w:val="21"/>
+          <w:szCs w:val="21"/>
+        </w:rPr>
+        <w:t xml:space="preserve">Mostra quanto sobra em cada procedimento depois do benefício, usando preço e repasse cadastrados.</w:t>
+      </w:r>
+    </w:p>
+    <w:p>
+      <w:pPr>
+        <w:pStyle w:val="ListParagraph"/>
+        <w:numPr>
+          <w:ilvl w:val="0"/>
+          <w:numId w:val="19"/>
+        </w:numPr>
+        <w:spacing w:after="80" w:line="270"/>
+      </w:pPr>
+      <w:r>
+        <w:rPr>
+          <w:color w:val="23293D"/>
+          <w:sz w:val="21"/>
+          <w:szCs w:val="21"/>
+        </w:rPr>
+        <w:t xml:space="preserve">Com desconto, mostra a margem que sobra </w:t>
+      </w:r>
+      <w:r>
+        <w:rPr>
+          <w:b/>
+          <w:bCs/>
+          <w:color w:val="23293D"/>
+          <w:sz w:val="21"/>
+          <w:szCs w:val="21"/>
+        </w:rPr>
+        <w:t xml:space="preserve">e</w:t>
+      </w:r>
+      <w:r>
+        <w:rPr>
+          <w:color w:val="23293D"/>
+          <w:sz w:val="21"/>
+          <w:szCs w:val="21"/>
+        </w:rPr>
+        <w:t xml:space="preserve"> quanto o benefício custou.</w:t>
+      </w:r>
+    </w:p>
+    <w:p>
+      <w:pPr>
+        <w:pStyle w:val="ListParagraph"/>
+        <w:numPr>
+          <w:ilvl w:val="0"/>
+          <w:numId w:val="19"/>
+        </w:numPr>
+        <w:spacing w:after="80" w:line="270"/>
+      </w:pPr>
+      <w:r>
+        <w:rPr>
+          <w:color w:val="23293D"/>
+          <w:sz w:val="21"/>
+          <w:szCs w:val="21"/>
+        </w:rPr>
+        <w:t xml:space="preserve">Em </w:t>
+      </w:r>
+      <w:r>
+        <w:rPr>
+          <w:b/>
+          <w:bCs/>
+          <w:color w:val="23293D"/>
+          <w:sz w:val="21"/>
+          <w:szCs w:val="21"/>
+        </w:rPr>
+        <w:t xml:space="preserve">Sem custo</w:t>
+      </w:r>
+      <w:r>
+        <w:rPr>
+          <w:color w:val="23293D"/>
+          <w:sz w:val="21"/>
+          <w:szCs w:val="21"/>
+        </w:rPr>
+        <w:t xml:space="preserve">, a margem fica </w:t>
+      </w:r>
+      <w:r>
+        <w:rPr>
+          <w:b/>
+          <w:bCs/>
+          <w:color w:val="23293D"/>
+          <w:sz w:val="21"/>
+          <w:szCs w:val="21"/>
+        </w:rPr>
+        <w:t xml:space="preserve">negativa</w:t>
+      </w:r>
+      <w:r>
+        <w:rPr>
+          <w:color w:val="23293D"/>
+          <w:sz w:val="21"/>
+          <w:szCs w:val="21"/>
+        </w:rPr>
+        <w:t xml:space="preserve"> e a tela diz que o procedimento fica no prejuízo — porque o repasse e o material continuam sendo pagos.</w:t>
+      </w:r>
+    </w:p>
+    <w:p>
+      <w:pPr>
+        <w:pStyle w:val="ListParagraph"/>
+        <w:numPr>
+          <w:ilvl w:val="0"/>
+          <w:numId w:val="19"/>
         </w:numPr>
         <w:spacing w:after="80" w:line="270"/>
       </w:pPr>
@@ -12431,7 +12717,7 @@
         <w:pStyle w:val="ListParagraph"/>
         <w:numPr>
           <w:ilvl w:val="0"/>
-          <w:numId w:val="19"/>
+          <w:numId w:val="20"/>
         </w:numPr>
         <w:spacing w:after="80" w:line="270"/>
       </w:pPr>
@@ -12470,177 +12756,6 @@
           <w:szCs w:val="21"/>
         </w:rPr>
         <w:t xml:space="preserve">. A função existe no código e não é chamada por lugar nenhum. Quando a emissão for ligada, o link entra na mesma tela.</w:t>
-      </w:r>
-    </w:p>
-    <w:p>
-      <w:pPr>
-        <w:pStyle w:val="ListParagraph"/>
-        <w:numPr>
-          <w:ilvl w:val="0"/>
-          <w:numId w:val="19"/>
-        </w:numPr>
-        <w:spacing w:after="80" w:line="270"/>
-      </w:pPr>
-      <w:r>
-        <w:rPr>
-          <w:b/>
-          <w:bCs/>
-          <w:color w:val="23293D"/>
-          <w:sz w:val="21"/>
-          <w:szCs w:val="21"/>
-        </w:rPr>
-        <w:t xml:space="preserve">Assinatura pela ZapSign</w:t>
-      </w:r>
-      <w:r>
-        <w:rPr>
-          <w:color w:val="23293D"/>
-          <w:sz w:val="21"/>
-          <w:szCs w:val="21"/>
-        </w:rPr>
-        <w:t xml:space="preserve"> funciona por </w:t>
-      </w:r>
-      <w:r>
-        <w:rPr>
-          <w:b/>
-          <w:bCs/>
-          <w:color w:val="23293D"/>
-          <w:sz w:val="21"/>
-          <w:szCs w:val="21"/>
-        </w:rPr>
-        <w:t xml:space="preserve">Enviar</w:t>
-      </w:r>
-      <w:r>
-        <w:rPr>
-          <w:color w:val="23293D"/>
-          <w:sz w:val="21"/>
-          <w:szCs w:val="21"/>
-        </w:rPr>
-        <w:t xml:space="preserve"> → </w:t>
-      </w:r>
-      <w:r>
-        <w:rPr>
-          <w:b/>
-          <w:bCs/>
-          <w:color w:val="23293D"/>
-          <w:sz w:val="21"/>
-          <w:szCs w:val="21"/>
-        </w:rPr>
-        <w:t xml:space="preserve">Marcar assinado</w:t>
-      </w:r>
-      <w:r>
-        <w:rPr>
-          <w:color w:val="23293D"/>
-          <w:sz w:val="21"/>
-          <w:szCs w:val="21"/>
-        </w:rPr>
-        <w:t xml:space="preserve"> (simulação) enquanto as chaves não estiverem cadastradas.</w:t>
-      </w:r>
-    </w:p>
-    <w:p>
-      <w:pPr>
-        <w:pStyle w:val="ListParagraph"/>
-        <w:numPr>
-          <w:ilvl w:val="0"/>
-          <w:numId w:val="19"/>
-        </w:numPr>
-        <w:spacing w:after="80" w:line="270"/>
-      </w:pPr>
-      <w:r>
-        <w:rPr>
-          <w:b/>
-          <w:bCs/>
-          <w:color w:val="23293D"/>
-          <w:sz w:val="21"/>
-          <w:szCs w:val="21"/>
-        </w:rPr>
-        <w:t xml:space="preserve">Proposta no Gamma</w:t>
-      </w:r>
-      <w:r>
-        <w:rPr>
-          <w:color w:val="23293D"/>
-          <w:sz w:val="21"/>
-          <w:szCs w:val="21"/>
-        </w:rPr>
-        <w:t xml:space="preserve"> depende de chave configurada; sem ela, o cartão explica que está desativado.</w:t>
-      </w:r>
-    </w:p>
-    <w:p>
-      <w:pPr>
-        <w:pStyle w:val="ListParagraph"/>
-        <w:numPr>
-          <w:ilvl w:val="0"/>
-          <w:numId w:val="19"/>
-        </w:numPr>
-        <w:spacing w:after="80" w:line="270"/>
-      </w:pPr>
-      <w:r>
-        <w:rPr>
-          <w:b/>
-          <w:bCs/>
-          <w:color w:val="23293D"/>
-          <w:sz w:val="21"/>
-          <w:szCs w:val="21"/>
-        </w:rPr>
-        <w:t xml:space="preserve">Não há trava no banco contra duas mensalidades do mesmo mês</w:t>
-      </w:r>
-      <w:r>
-        <w:rPr>
-          <w:color w:val="23293D"/>
-          <w:sz w:val="21"/>
-          <w:szCs w:val="21"/>
-        </w:rPr>
-        <w:t xml:space="preserve"> para a mesma empresa. A tela evita ao gerar em lote, mas duas pessoas gerando ao mesmo tempo ainda passariam.</w:t>
-      </w:r>
-    </w:p>
-    <w:p>
-      <w:pPr>
-        <w:pStyle w:val="ListParagraph"/>
-        <w:numPr>
-          <w:ilvl w:val="0"/>
-          <w:numId w:val="19"/>
-        </w:numPr>
-        <w:spacing w:after="80" w:line="270"/>
-      </w:pPr>
-      <w:r>
-        <w:rPr>
-          <w:b/>
-          <w:bCs/>
-          <w:color w:val="23293D"/>
-          <w:sz w:val="21"/>
-          <w:szCs w:val="21"/>
-        </w:rPr>
-        <w:t xml:space="preserve">Controle por lote e baixa FIFO</w:t>
-      </w:r>
-      <w:r>
-        <w:rPr>
-          <w:color w:val="23293D"/>
-          <w:sz w:val="21"/>
-          <w:szCs w:val="21"/>
-        </w:rPr>
-        <w:t xml:space="preserve"> não fazem parte deste módulo.</w:t>
-      </w:r>
-    </w:p>
-    <w:p>
-      <w:pPr>
-        <w:spacing w:after="60" w:line="120"/>
-      </w:pPr>
-      <w:r>
-        <w:rPr>
-          <w:sz w:val="2"/>
-          <w:szCs w:val="2"/>
-        </w:rPr>
-        <w:t xml:space="preserve"/>
-      </w:r>
-    </w:p>
-    <w:p>
-      <w:pPr>
-        <w:pStyle w:val="Heading1"/>
-      </w:pPr>
-      <w:r>
-        <w:rPr>
-          <w:color w:val="1F3253"/>
-        </w:rPr>
-        <w:t xml:space="preserve">19. Glossário</w:t>
       </w:r>
     </w:p>
     <w:p>
@@ -12660,15 +12775,51 @@
           <w:sz w:val="21"/>
           <w:szCs w:val="21"/>
         </w:rPr>
-        <w:t xml:space="preserve">Titular</w:t>
-      </w:r>
-      <w:r>
-        <w:rPr>
-          <w:color w:val="23293D"/>
-          <w:sz w:val="21"/>
-          <w:szCs w:val="21"/>
-        </w:rPr>
-        <w:t xml:space="preserve"> — a pessoa da empresa que entra no programa.</w:t>
+        <w:t xml:space="preserve">Assinatura pela ZapSign</w:t>
+      </w:r>
+      <w:r>
+        <w:rPr>
+          <w:color w:val="23293D"/>
+          <w:sz w:val="21"/>
+          <w:szCs w:val="21"/>
+        </w:rPr>
+        <w:t xml:space="preserve"> funciona por </w:t>
+      </w:r>
+      <w:r>
+        <w:rPr>
+          <w:b/>
+          <w:bCs/>
+          <w:color w:val="23293D"/>
+          <w:sz w:val="21"/>
+          <w:szCs w:val="21"/>
+        </w:rPr>
+        <w:t xml:space="preserve">Enviar</w:t>
+      </w:r>
+      <w:r>
+        <w:rPr>
+          <w:color w:val="23293D"/>
+          <w:sz w:val="21"/>
+          <w:szCs w:val="21"/>
+        </w:rPr>
+        <w:t xml:space="preserve"> → </w:t>
+      </w:r>
+      <w:r>
+        <w:rPr>
+          <w:b/>
+          <w:bCs/>
+          <w:color w:val="23293D"/>
+          <w:sz w:val="21"/>
+          <w:szCs w:val="21"/>
+        </w:rPr>
+        <w:t xml:space="preserve">Marcar assinado</w:t>
+      </w:r>
+      <w:r>
+        <w:rPr>
+          <w:color w:val="23293D"/>
+          <w:sz w:val="21"/>
+          <w:szCs w:val="21"/>
+        </w:rPr>
+        <w:t xml:space="preserve"> (simulação) enquanto as chaves não estiverem cadastradas.</w:t>
       </w:r>
     </w:p>
     <w:p>
@@ -12688,15 +12839,15 @@
           <w:sz w:val="21"/>
           <w:szCs w:val="21"/>
         </w:rPr>
-        <w:t xml:space="preserve">Dependente</w:t>
-      </w:r>
-      <w:r>
-        <w:rPr>
-          <w:color w:val="23293D"/>
-          <w:sz w:val="21"/>
-          <w:szCs w:val="21"/>
-        </w:rPr>
-        <w:t xml:space="preserve"> — quem entra pendurado num titular.</w:t>
+        <w:t xml:space="preserve">Proposta no Gamma</w:t>
+      </w:r>
+      <w:r>
+        <w:rPr>
+          <w:color w:val="23293D"/>
+          <w:sz w:val="21"/>
+          <w:szCs w:val="21"/>
+        </w:rPr>
+        <w:t xml:space="preserve"> depende de chave configurada; sem ela, o cartão explica que está desativado.</w:t>
       </w:r>
     </w:p>
     <w:p>
@@ -12716,15 +12867,15 @@
           <w:sz w:val="21"/>
           <w:szCs w:val="21"/>
         </w:rPr>
-        <w:t xml:space="preserve">Lead</w:t>
-      </w:r>
-      <w:r>
-        <w:rPr>
-          <w:color w:val="23293D"/>
-          <w:sz w:val="21"/>
-          <w:szCs w:val="21"/>
-        </w:rPr>
-        <w:t xml:space="preserve"> — a empresa enquanto está no funil, antes de fechar.</w:t>
+        <w:t xml:space="preserve">Não há trava no banco contra duas mensalidades do mesmo mês</w:t>
+      </w:r>
+      <w:r>
+        <w:rPr>
+          <w:color w:val="23293D"/>
+          <w:sz w:val="21"/>
+          <w:szCs w:val="21"/>
+        </w:rPr>
+        <w:t xml:space="preserve"> para a mesma empresa. A tela evita ao gerar em lote, mas duas pessoas gerando ao mesmo tempo ainda passariam.</w:t>
       </w:r>
     </w:p>
     <w:p>
@@ -12744,317 +12895,15 @@
           <w:sz w:val="21"/>
           <w:szCs w:val="21"/>
         </w:rPr>
-        <w:t xml:space="preserve">Levantamento</w:t>
-      </w:r>
-      <w:r>
-        <w:rPr>
-          <w:color w:val="23293D"/>
-          <w:sz w:val="21"/>
-          <w:szCs w:val="21"/>
-        </w:rPr>
-        <w:t xml:space="preserve"> — o que a empresa tem hoje (convênio, quanto paga, quantas pessoas).</w:t>
-      </w:r>
-    </w:p>
-    <w:p>
-      <w:pPr>
-        <w:pStyle w:val="ListParagraph"/>
-        <w:numPr>
-          <w:ilvl w:val="0"/>
-          <w:numId w:val="20"/>
-        </w:numPr>
-        <w:spacing w:after="80" w:line="270"/>
-      </w:pPr>
-      <w:r>
-        <w:rPr>
-          <w:b/>
-          <w:bCs/>
-          <w:color w:val="23293D"/>
-          <w:sz w:val="21"/>
-          <w:szCs w:val="21"/>
-        </w:rPr>
-        <w:t xml:space="preserve">Proposta</w:t>
-      </w:r>
-      <w:r>
-        <w:rPr>
-          <w:color w:val="23293D"/>
-          <w:sz w:val="21"/>
-          <w:szCs w:val="21"/>
-        </w:rPr>
-        <w:t xml:space="preserve"> — o que a Risarte oferece: preços, benefícios, prazos, unidades.</w:t>
-      </w:r>
-    </w:p>
-    <w:p>
-      <w:pPr>
-        <w:pStyle w:val="ListParagraph"/>
-        <w:numPr>
-          <w:ilvl w:val="0"/>
-          <w:numId w:val="20"/>
-        </w:numPr>
-        <w:spacing w:after="80" w:line="270"/>
-      </w:pPr>
-      <w:r>
-        <w:rPr>
-          <w:b/>
-          <w:bCs/>
-          <w:color w:val="23293D"/>
-          <w:sz w:val="21"/>
-          <w:szCs w:val="21"/>
-        </w:rPr>
-        <w:t xml:space="preserve">Faixa</w:t>
-      </w:r>
-      <w:r>
-        <w:rPr>
-          <w:color w:val="23293D"/>
-          <w:sz w:val="21"/>
-          <w:szCs w:val="21"/>
-        </w:rPr>
-        <w:t xml:space="preserve"> — preço por quantidade de titulares. Vale para todos, não só para quem passou.</w:t>
-      </w:r>
-    </w:p>
-    <w:p>
-      <w:pPr>
-        <w:pStyle w:val="ListParagraph"/>
-        <w:numPr>
-          <w:ilvl w:val="0"/>
-          <w:numId w:val="20"/>
-        </w:numPr>
-        <w:spacing w:after="80" w:line="270"/>
-      </w:pPr>
-      <w:r>
-        <w:rPr>
-          <w:b/>
-          <w:bCs/>
-          <w:color w:val="23293D"/>
-          <w:sz w:val="21"/>
-          <w:szCs w:val="21"/>
-        </w:rPr>
-        <w:t xml:space="preserve">Carência</w:t>
-      </w:r>
-      <w:r>
-        <w:rPr>
-          <w:color w:val="23293D"/>
-          <w:sz w:val="21"/>
-          <w:szCs w:val="21"/>
-        </w:rPr>
-        <w:t xml:space="preserve"> — o tempo até o benefício começar a valer.</w:t>
-      </w:r>
-    </w:p>
-    <w:p>
-      <w:pPr>
-        <w:pStyle w:val="ListParagraph"/>
-        <w:numPr>
-          <w:ilvl w:val="0"/>
-          <w:numId w:val="20"/>
-        </w:numPr>
-        <w:spacing w:after="80" w:line="270"/>
-      </w:pPr>
-      <w:r>
-        <w:rPr>
-          <w:b/>
-          <w:bCs/>
-          <w:color w:val="23293D"/>
-          <w:sz w:val="21"/>
-          <w:szCs w:val="21"/>
-        </w:rPr>
-        <w:t xml:space="preserve">Benefício</w:t>
-      </w:r>
-      <w:r>
-        <w:rPr>
-          <w:color w:val="23293D"/>
-          <w:sz w:val="21"/>
-          <w:szCs w:val="21"/>
-        </w:rPr>
-        <w:t xml:space="preserve"> — o que o programa faz naquele procedimento.</w:t>
-      </w:r>
-    </w:p>
-    <w:p>
-      <w:pPr>
-        <w:pStyle w:val="ListParagraph"/>
-        <w:numPr>
-          <w:ilvl w:val="0"/>
-          <w:numId w:val="20"/>
-        </w:numPr>
-        <w:spacing w:after="80" w:line="270"/>
-      </w:pPr>
-      <w:r>
-        <w:rPr>
-          <w:b/>
-          <w:bCs/>
-          <w:color w:val="23293D"/>
-          <w:sz w:val="21"/>
-          <w:szCs w:val="21"/>
-        </w:rPr>
-        <w:t xml:space="preserve">Grupo de benefícios</w:t>
-      </w:r>
-      <w:r>
-        <w:rPr>
-          <w:color w:val="23293D"/>
-          <w:sz w:val="21"/>
-          <w:szCs w:val="21"/>
-        </w:rPr>
-        <w:t xml:space="preserve"> — combinação pronta, reaplicável em outras propostas.</w:t>
-      </w:r>
-    </w:p>
-    <w:p>
-      <w:pPr>
-        <w:pStyle w:val="ListParagraph"/>
-        <w:numPr>
-          <w:ilvl w:val="0"/>
-          <w:numId w:val="20"/>
-        </w:numPr>
-        <w:spacing w:after="80" w:line="270"/>
-      </w:pPr>
-      <w:r>
-        <w:rPr>
-          <w:b/>
-          <w:bCs/>
-          <w:color w:val="23293D"/>
-          <w:sz w:val="21"/>
-          <w:szCs w:val="21"/>
-        </w:rPr>
-        <w:t xml:space="preserve">Implantação</w:t>
-      </w:r>
-      <w:r>
-        <w:rPr>
-          <w:color w:val="23293D"/>
-          <w:sz w:val="21"/>
-          <w:szCs w:val="21"/>
-        </w:rPr>
-        <w:t xml:space="preserve"> — o primeiro pagamento e a entrada da empresa no ar.</w:t>
-      </w:r>
-    </w:p>
-    <w:p>
-      <w:pPr>
-        <w:pStyle w:val="ListParagraph"/>
-        <w:numPr>
-          <w:ilvl w:val="0"/>
-          <w:numId w:val="20"/>
-        </w:numPr>
-        <w:spacing w:after="80" w:line="270"/>
-      </w:pPr>
-      <w:r>
-        <w:rPr>
-          <w:b/>
-          <w:bCs/>
-          <w:color w:val="23293D"/>
-          <w:sz w:val="21"/>
-          <w:szCs w:val="21"/>
-        </w:rPr>
-        <w:t xml:space="preserve">Split</w:t>
-      </w:r>
-      <w:r>
-        <w:rPr>
-          <w:color w:val="23293D"/>
-          <w:sz w:val="21"/>
-          <w:szCs w:val="21"/>
-        </w:rPr>
-        <w:t xml:space="preserve"> — a divisão do pagamento entre Risarte e RisLife.</w:t>
-      </w:r>
-    </w:p>
-    <w:p>
-      <w:pPr>
-        <w:pStyle w:val="ListParagraph"/>
-        <w:numPr>
-          <w:ilvl w:val="0"/>
-          <w:numId w:val="20"/>
-        </w:numPr>
-        <w:spacing w:after="80" w:line="270"/>
-      </w:pPr>
-      <w:r>
-        <w:rPr>
-          <w:b/>
-          <w:bCs/>
-          <w:color w:val="23293D"/>
-          <w:sz w:val="21"/>
-          <w:szCs w:val="21"/>
-        </w:rPr>
-        <w:t xml:space="preserve">Termo de inclusão (</w:t>
-      </w:r>
-      <w:r>
-        <w:rPr>
-          <w:rFonts w:ascii="Consolas" w:cs="Consolas" w:eastAsia="Consolas" w:hAnsi="Consolas"/>
-          <w:b/>
-          <w:bCs/>
-          <w:color w:val="1F3253"/>
-          <w:sz w:val="19"/>
-          <w:szCs w:val="19"/>
-          <w:shd w:fill="EFEDE6" w:color="auto" w:val="clear"/>
-        </w:rPr>
-        <w:t xml:space="preserve">TI-</w:t>
-      </w:r>
-      <w:r>
-        <w:rPr>
-          <w:b/>
-          <w:bCs/>
-          <w:color w:val="23293D"/>
-          <w:sz w:val="21"/>
-          <w:szCs w:val="21"/>
-        </w:rPr>
-        <w:t xml:space="preserve">)</w:t>
-      </w:r>
-      <w:r>
-        <w:rPr>
-          <w:color w:val="23293D"/>
-          <w:sz w:val="21"/>
-          <w:szCs w:val="21"/>
-        </w:rPr>
-        <w:t xml:space="preserve"> — documento curto que acrescenta gente ao acordo existente.</w:t>
-      </w:r>
-    </w:p>
-    <w:p>
-      <w:pPr>
-        <w:pStyle w:val="ListParagraph"/>
-        <w:numPr>
-          <w:ilvl w:val="0"/>
-          <w:numId w:val="20"/>
-        </w:numPr>
-        <w:spacing w:after="80" w:line="270"/>
-      </w:pPr>
-      <w:r>
-        <w:rPr>
-          <w:b/>
-          <w:bCs/>
-          <w:color w:val="23293D"/>
-          <w:sz w:val="21"/>
-          <w:szCs w:val="21"/>
-        </w:rPr>
-        <w:t xml:space="preserve">Override</w:t>
-      </w:r>
-      <w:r>
-        <w:rPr>
-          <w:color w:val="23293D"/>
-          <w:sz w:val="21"/>
-          <w:szCs w:val="21"/>
-        </w:rPr>
-        <w:t xml:space="preserve"> — valor próprio da empresa, que substitui o padrão da rede.</w:t>
-      </w:r>
-    </w:p>
-    <w:p>
-      <w:pPr>
-        <w:pStyle w:val="ListParagraph"/>
-        <w:numPr>
-          <w:ilvl w:val="0"/>
-          <w:numId w:val="20"/>
-        </w:numPr>
-        <w:spacing w:after="80" w:line="270"/>
-      </w:pPr>
-      <w:r>
-        <w:rPr>
-          <w:b/>
-          <w:bCs/>
-          <w:color w:val="23293D"/>
-          <w:sz w:val="21"/>
-          <w:szCs w:val="21"/>
-        </w:rPr>
-        <w:t xml:space="preserve">MRR</w:t>
-      </w:r>
-      <w:r>
-        <w:rPr>
-          <w:color w:val="23293D"/>
-          <w:sz w:val="21"/>
-          <w:szCs w:val="21"/>
-        </w:rPr>
-        <w:t xml:space="preserve"> — a mensalidade recorrente somada.</w:t>
+        <w:t xml:space="preserve">Controle por lote e baixa FIFO</w:t>
+      </w:r>
+      <w:r>
+        <w:rPr>
+          <w:color w:val="23293D"/>
+          <w:sz w:val="21"/>
+          <w:szCs w:val="21"/>
+        </w:rPr>
+        <w:t xml:space="preserve"> não fazem parte deste módulo.</w:t>
       </w:r>
     </w:p>
     <w:p>
@@ -13077,18 +12926,7 @@
         <w:rPr>
           <w:color w:val="1F3253"/>
         </w:rPr>
-        <w:t xml:space="preserve">20. Checklists</w:t>
-      </w:r>
-    </w:p>
-    <w:p>
-      <w:pPr>
-        <w:pStyle w:val="Heading2"/>
-      </w:pPr>
-      <w:r>
-        <w:rPr>
-          <w:color w:val="1F3253"/>
-        </w:rPr>
-        <w:t xml:space="preserve">Antes de mandar a proposta</w:t>
+        <w:t xml:space="preserve">19. Glossário</w:t>
       </w:r>
     </w:p>
     <w:p>
@@ -13102,11 +12940,21 @@
       </w:pPr>
       <w:r>
         <w:rPr>
-          <w:color w:val="23293D"/>
-          <w:sz w:val="21"/>
-          <w:szCs w:val="21"/>
-        </w:rPr>
-        <w:t xml:space="preserve">[ ] Levantamento preenchido (o documento depende dele)</w:t>
+          <w:b/>
+          <w:bCs/>
+          <w:color w:val="23293D"/>
+          <w:sz w:val="21"/>
+          <w:szCs w:val="21"/>
+        </w:rPr>
+        <w:t xml:space="preserve">Titular</w:t>
+      </w:r>
+      <w:r>
+        <w:rPr>
+          <w:color w:val="23293D"/>
+          <w:sz w:val="21"/>
+          <w:szCs w:val="21"/>
+        </w:rPr>
+        <w:t xml:space="preserve"> — a pessoa da empresa que entra no programa.</w:t>
       </w:r>
     </w:p>
     <w:p>
@@ -13120,11 +12968,21 @@
       </w:pPr>
       <w:r>
         <w:rPr>
-          <w:color w:val="23293D"/>
-          <w:sz w:val="21"/>
-          <w:szCs w:val="21"/>
-        </w:rPr>
-        <w:t xml:space="preserve">[ ] Preço do titular e faixas conferidos</w:t>
+          <w:b/>
+          <w:bCs/>
+          <w:color w:val="23293D"/>
+          <w:sz w:val="21"/>
+          <w:szCs w:val="21"/>
+        </w:rPr>
+        <w:t xml:space="preserve">Dependente</w:t>
+      </w:r>
+      <w:r>
+        <w:rPr>
+          <w:color w:val="23293D"/>
+          <w:sz w:val="21"/>
+          <w:szCs w:val="21"/>
+        </w:rPr>
+        <w:t xml:space="preserve"> — quem entra pendurado num titular.</w:t>
       </w:r>
     </w:p>
     <w:p>
@@ -13138,11 +12996,21 @@
       </w:pPr>
       <w:r>
         <w:rPr>
-          <w:color w:val="23293D"/>
-          <w:sz w:val="21"/>
-          <w:szCs w:val="21"/>
-        </w:rPr>
-        <w:t xml:space="preserve">[ ] Dependentes: valores definidos</w:t>
+          <w:b/>
+          <w:bCs/>
+          <w:color w:val="23293D"/>
+          <w:sz w:val="21"/>
+          <w:szCs w:val="21"/>
+        </w:rPr>
+        <w:t xml:space="preserve">Lead</w:t>
+      </w:r>
+      <w:r>
+        <w:rPr>
+          <w:color w:val="23293D"/>
+          <w:sz w:val="21"/>
+          <w:szCs w:val="21"/>
+        </w:rPr>
+        <w:t xml:space="preserve"> — a empresa enquanto está no funil, antes de fechar.</w:t>
       </w:r>
     </w:p>
     <w:p>
@@ -13156,11 +13024,21 @@
       </w:pPr>
       <w:r>
         <w:rPr>
-          <w:color w:val="23293D"/>
-          <w:sz w:val="21"/>
-          <w:szCs w:val="21"/>
-        </w:rPr>
-        <w:t xml:space="preserve">[ ] Implantação: fixa ou por adesão</w:t>
+          <w:b/>
+          <w:bCs/>
+          <w:color w:val="23293D"/>
+          <w:sz w:val="21"/>
+          <w:szCs w:val="21"/>
+        </w:rPr>
+        <w:t xml:space="preserve">Levantamento</w:t>
+      </w:r>
+      <w:r>
+        <w:rPr>
+          <w:color w:val="23293D"/>
+          <w:sz w:val="21"/>
+          <w:szCs w:val="21"/>
+        </w:rPr>
+        <w:t xml:space="preserve"> — o que a empresa tem hoje (convênio, quanto paga, quantas pessoas).</w:t>
       </w:r>
     </w:p>
     <w:p>
@@ -13174,29 +13052,21 @@
       </w:pPr>
       <w:r>
         <w:rPr>
-          <w:color w:val="23293D"/>
-          <w:sz w:val="21"/>
-          <w:szCs w:val="21"/>
-        </w:rPr>
-        <w:t xml:space="preserve">[ ] </w:t>
-      </w:r>
-      <w:r>
-        <w:rPr>
-          <w:b/>
-          <w:bCs/>
-          <w:color w:val="23293D"/>
-          <w:sz w:val="21"/>
-          <w:szCs w:val="21"/>
-        </w:rPr>
-        <w:t xml:space="preserve">Se passar do contratado: combinado</w:t>
-      </w:r>
-      <w:r>
-        <w:rPr>
-          <w:color w:val="23293D"/>
-          <w:sz w:val="21"/>
-          <w:szCs w:val="21"/>
-        </w:rPr>
-        <w:t xml:space="preserve"> (senão o termo nasce sem valor)</w:t>
+          <w:b/>
+          <w:bCs/>
+          <w:color w:val="23293D"/>
+          <w:sz w:val="21"/>
+          <w:szCs w:val="21"/>
+        </w:rPr>
+        <w:t xml:space="preserve">Proposta</w:t>
+      </w:r>
+      <w:r>
+        <w:rPr>
+          <w:color w:val="23293D"/>
+          <w:sz w:val="21"/>
+          <w:szCs w:val="21"/>
+        </w:rPr>
+        <w:t xml:space="preserve"> — o que a Risarte oferece: preços, benefícios, prazos, unidades.</w:t>
       </w:r>
     </w:p>
     <w:p>
@@ -13210,11 +13080,21 @@
       </w:pPr>
       <w:r>
         <w:rPr>
-          <w:color w:val="23293D"/>
-          <w:sz w:val="21"/>
-          <w:szCs w:val="21"/>
-        </w:rPr>
-        <w:t xml:space="preserve">[ ] Benefícios com "vale para quem", frequência e carência</w:t>
+          <w:b/>
+          <w:bCs/>
+          <w:color w:val="23293D"/>
+          <w:sz w:val="21"/>
+          <w:szCs w:val="21"/>
+        </w:rPr>
+        <w:t xml:space="preserve">Faixa</w:t>
+      </w:r>
+      <w:r>
+        <w:rPr>
+          <w:color w:val="23293D"/>
+          <w:sz w:val="21"/>
+          <w:szCs w:val="21"/>
+        </w:rPr>
+        <w:t xml:space="preserve"> — preço por quantidade de titulares. Vale para todos, não só para quem passou.</w:t>
       </w:r>
     </w:p>
     <w:p>
@@ -13228,11 +13108,21 @@
       </w:pPr>
       <w:r>
         <w:rPr>
-          <w:color w:val="23293D"/>
-          <w:sz w:val="21"/>
-          <w:szCs w:val="21"/>
-        </w:rPr>
-        <w:t xml:space="preserve">[ ] Unidades da parceria e restrições por benefício</w:t>
+          <w:b/>
+          <w:bCs/>
+          <w:color w:val="23293D"/>
+          <w:sz w:val="21"/>
+          <w:szCs w:val="21"/>
+        </w:rPr>
+        <w:t xml:space="preserve">Carência</w:t>
+      </w:r>
+      <w:r>
+        <w:rPr>
+          <w:color w:val="23293D"/>
+          <w:sz w:val="21"/>
+          <w:szCs w:val="21"/>
+        </w:rPr>
+        <w:t xml:space="preserve"> — o tempo até o benefício começar a valer.</w:t>
       </w:r>
     </w:p>
     <w:p>
@@ -13246,11 +13136,21 @@
       </w:pPr>
       <w:r>
         <w:rPr>
-          <w:color w:val="23293D"/>
-          <w:sz w:val="21"/>
-          <w:szCs w:val="21"/>
-        </w:rPr>
-        <w:t xml:space="preserve">[ ] Validade e carências</w:t>
+          <w:b/>
+          <w:bCs/>
+          <w:color w:val="23293D"/>
+          <w:sz w:val="21"/>
+          <w:szCs w:val="21"/>
+        </w:rPr>
+        <w:t xml:space="preserve">Benefício</w:t>
+      </w:r>
+      <w:r>
+        <w:rPr>
+          <w:color w:val="23293D"/>
+          <w:sz w:val="21"/>
+          <w:szCs w:val="21"/>
+        </w:rPr>
+        <w:t xml:space="preserve"> — o que o programa faz naquele procedimento.</w:t>
       </w:r>
     </w:p>
     <w:p>
@@ -13264,29 +13164,206 @@
       </w:pPr>
       <w:r>
         <w:rPr>
-          <w:color w:val="23293D"/>
-          <w:sz w:val="21"/>
-          <w:szCs w:val="21"/>
-        </w:rPr>
-        <w:t xml:space="preserve">[ ] </w:t>
-      </w:r>
-      <w:r>
-        <w:rPr>
-          <w:b/>
-          <w:bCs/>
-          <w:color w:val="23293D"/>
-          <w:sz w:val="21"/>
-          <w:szCs w:val="21"/>
-        </w:rPr>
-        <w:t xml:space="preserve">Abriu o documento e leu</w:t>
-      </w:r>
-      <w:r>
-        <w:rPr>
-          <w:color w:val="23293D"/>
-          <w:sz w:val="21"/>
-          <w:szCs w:val="21"/>
-        </w:rPr>
-        <w:t xml:space="preserve"> — inclusive para conferir que nota interna não vazou</w:t>
+          <w:b/>
+          <w:bCs/>
+          <w:color w:val="23293D"/>
+          <w:sz w:val="21"/>
+          <w:szCs w:val="21"/>
+        </w:rPr>
+        <w:t xml:space="preserve">Grupo de benefícios</w:t>
+      </w:r>
+      <w:r>
+        <w:rPr>
+          <w:color w:val="23293D"/>
+          <w:sz w:val="21"/>
+          <w:szCs w:val="21"/>
+        </w:rPr>
+        <w:t xml:space="preserve"> — combinação pronta, reaplicável em outras propostas.</w:t>
+      </w:r>
+    </w:p>
+    <w:p>
+      <w:pPr>
+        <w:pStyle w:val="ListParagraph"/>
+        <w:numPr>
+          <w:ilvl w:val="0"/>
+          <w:numId w:val="21"/>
+        </w:numPr>
+        <w:spacing w:after="80" w:line="270"/>
+      </w:pPr>
+      <w:r>
+        <w:rPr>
+          <w:b/>
+          <w:bCs/>
+          <w:color w:val="23293D"/>
+          <w:sz w:val="21"/>
+          <w:szCs w:val="21"/>
+        </w:rPr>
+        <w:t xml:space="preserve">Implantação</w:t>
+      </w:r>
+      <w:r>
+        <w:rPr>
+          <w:color w:val="23293D"/>
+          <w:sz w:val="21"/>
+          <w:szCs w:val="21"/>
+        </w:rPr>
+        <w:t xml:space="preserve"> — o primeiro pagamento e a entrada da empresa no ar.</w:t>
+      </w:r>
+    </w:p>
+    <w:p>
+      <w:pPr>
+        <w:pStyle w:val="ListParagraph"/>
+        <w:numPr>
+          <w:ilvl w:val="0"/>
+          <w:numId w:val="21"/>
+        </w:numPr>
+        <w:spacing w:after="80" w:line="270"/>
+      </w:pPr>
+      <w:r>
+        <w:rPr>
+          <w:b/>
+          <w:bCs/>
+          <w:color w:val="23293D"/>
+          <w:sz w:val="21"/>
+          <w:szCs w:val="21"/>
+        </w:rPr>
+        <w:t xml:space="preserve">Split</w:t>
+      </w:r>
+      <w:r>
+        <w:rPr>
+          <w:color w:val="23293D"/>
+          <w:sz w:val="21"/>
+          <w:szCs w:val="21"/>
+        </w:rPr>
+        <w:t xml:space="preserve"> — a divisão do pagamento entre Risarte e RisLife.</w:t>
+      </w:r>
+    </w:p>
+    <w:p>
+      <w:pPr>
+        <w:pStyle w:val="ListParagraph"/>
+        <w:numPr>
+          <w:ilvl w:val="0"/>
+          <w:numId w:val="21"/>
+        </w:numPr>
+        <w:spacing w:after="80" w:line="270"/>
+      </w:pPr>
+      <w:r>
+        <w:rPr>
+          <w:b/>
+          <w:bCs/>
+          <w:color w:val="23293D"/>
+          <w:sz w:val="21"/>
+          <w:szCs w:val="21"/>
+        </w:rPr>
+        <w:t xml:space="preserve">Termo de inclusão (</w:t>
+      </w:r>
+      <w:r>
+        <w:rPr>
+          <w:rFonts w:ascii="Consolas" w:cs="Consolas" w:eastAsia="Consolas" w:hAnsi="Consolas"/>
+          <w:b/>
+          <w:bCs/>
+          <w:color w:val="1F3253"/>
+          <w:sz w:val="19"/>
+          <w:szCs w:val="19"/>
+          <w:shd w:fill="EFEDE6" w:color="auto" w:val="clear"/>
+        </w:rPr>
+        <w:t xml:space="preserve">TI-</w:t>
+      </w:r>
+      <w:r>
+        <w:rPr>
+          <w:b/>
+          <w:bCs/>
+          <w:color w:val="23293D"/>
+          <w:sz w:val="21"/>
+          <w:szCs w:val="21"/>
+        </w:rPr>
+        <w:t xml:space="preserve">)</w:t>
+      </w:r>
+      <w:r>
+        <w:rPr>
+          <w:color w:val="23293D"/>
+          <w:sz w:val="21"/>
+          <w:szCs w:val="21"/>
+        </w:rPr>
+        <w:t xml:space="preserve"> — documento curto que acrescenta gente ao acordo existente.</w:t>
+      </w:r>
+    </w:p>
+    <w:p>
+      <w:pPr>
+        <w:pStyle w:val="ListParagraph"/>
+        <w:numPr>
+          <w:ilvl w:val="0"/>
+          <w:numId w:val="21"/>
+        </w:numPr>
+        <w:spacing w:after="80" w:line="270"/>
+      </w:pPr>
+      <w:r>
+        <w:rPr>
+          <w:b/>
+          <w:bCs/>
+          <w:color w:val="23293D"/>
+          <w:sz w:val="21"/>
+          <w:szCs w:val="21"/>
+        </w:rPr>
+        <w:t xml:space="preserve">Override</w:t>
+      </w:r>
+      <w:r>
+        <w:rPr>
+          <w:color w:val="23293D"/>
+          <w:sz w:val="21"/>
+          <w:szCs w:val="21"/>
+        </w:rPr>
+        <w:t xml:space="preserve"> — valor próprio da empresa, que substitui o padrão da rede.</w:t>
+      </w:r>
+    </w:p>
+    <w:p>
+      <w:pPr>
+        <w:pStyle w:val="ListParagraph"/>
+        <w:numPr>
+          <w:ilvl w:val="0"/>
+          <w:numId w:val="21"/>
+        </w:numPr>
+        <w:spacing w:after="80" w:line="270"/>
+      </w:pPr>
+      <w:r>
+        <w:rPr>
+          <w:b/>
+          <w:bCs/>
+          <w:color w:val="23293D"/>
+          <w:sz w:val="21"/>
+          <w:szCs w:val="21"/>
+        </w:rPr>
+        <w:t xml:space="preserve">MRR</w:t>
+      </w:r>
+      <w:r>
+        <w:rPr>
+          <w:color w:val="23293D"/>
+          <w:sz w:val="21"/>
+          <w:szCs w:val="21"/>
+        </w:rPr>
+        <w:t xml:space="preserve"> — a mensalidade recorrente somada.</w:t>
+      </w:r>
+    </w:p>
+    <w:p>
+      <w:pPr>
+        <w:spacing w:after="60" w:line="120"/>
+      </w:pPr>
+      <w:r>
+        <w:rPr>
+          <w:sz w:val="2"/>
+          <w:szCs w:val="2"/>
+        </w:rPr>
+        <w:t xml:space="preserve"/>
+      </w:r>
+    </w:p>
+    <w:p>
+      <w:pPr>
+        <w:pStyle w:val="Heading1"/>
+      </w:pPr>
+      <w:r>
+        <w:rPr>
+          <w:color w:val="1F3253"/>
+        </w:rPr>
+        <w:t xml:space="preserve">20. Checklists</w:t>
       </w:r>
     </w:p>
     <w:p>
@@ -13297,7 +13374,7 @@
         <w:rPr>
           <w:color w:val="1F3253"/>
         </w:rPr>
-        <w:t xml:space="preserve">Depois de fechar</w:t>
+        <w:t xml:space="preserve">Antes de mandar a proposta</w:t>
       </w:r>
     </w:p>
     <w:p>
@@ -13315,7 +13392,7 @@
           <w:sz w:val="21"/>
           <w:szCs w:val="21"/>
         </w:rPr>
-        <w:t xml:space="preserve">[ ] Preços de adesão no cadastro são os da proposta</w:t>
+        <w:t xml:space="preserve">[ ] Levantamento preenchido (o documento depende dele)</w:t>
       </w:r>
     </w:p>
     <w:p>
@@ -13333,7 +13410,7 @@
           <w:sz w:val="21"/>
           <w:szCs w:val="21"/>
         </w:rPr>
-        <w:t xml:space="preserve">[ ] Benefícios chegaram, com o "só titular" preservado</w:t>
+        <w:t xml:space="preserve">[ ] Preço do titular e faixas conferidos</w:t>
       </w:r>
     </w:p>
     <w:p>
@@ -13351,7 +13428,7 @@
           <w:sz w:val="21"/>
           <w:szCs w:val="21"/>
         </w:rPr>
-        <w:t xml:space="preserve">[ ] Carência da empresa e do titular conferidas</w:t>
+        <w:t xml:space="preserve">[ ] Dependentes: valores definidos</w:t>
       </w:r>
     </w:p>
     <w:p>
@@ -13369,7 +13446,7 @@
           <w:sz w:val="21"/>
           <w:szCs w:val="21"/>
         </w:rPr>
-        <w:t xml:space="preserve">[ ] Quantidade contratada conferida</w:t>
+        <w:t xml:space="preserve">[ ] Implantação: fixa ou por adesão</w:t>
       </w:r>
     </w:p>
     <w:p>
@@ -13387,7 +13464,25 @@
           <w:sz w:val="21"/>
           <w:szCs w:val="21"/>
         </w:rPr>
-        <w:t xml:space="preserve">[ ] Titulares cadastrados</w:t>
+        <w:t xml:space="preserve">[ ] </w:t>
+      </w:r>
+      <w:r>
+        <w:rPr>
+          <w:b/>
+          <w:bCs/>
+          <w:color w:val="23293D"/>
+          <w:sz w:val="21"/>
+          <w:szCs w:val="21"/>
+        </w:rPr>
+        <w:t xml:space="preserve">Se passar do contratado: combinado</w:t>
+      </w:r>
+      <w:r>
+        <w:rPr>
+          <w:color w:val="23293D"/>
+          <w:sz w:val="21"/>
+          <w:szCs w:val="21"/>
+        </w:rPr>
+        <w:t xml:space="preserve"> (senão o termo nasce sem valor)</w:t>
       </w:r>
     </w:p>
     <w:p>
@@ -13405,25 +13500,7 @@
           <w:sz w:val="21"/>
           <w:szCs w:val="21"/>
         </w:rPr>
-        <w:t xml:space="preserve">[ ] </w:t>
-      </w:r>
-      <w:r>
-        <w:rPr>
-          <w:b/>
-          <w:bCs/>
-          <w:color w:val="23293D"/>
-          <w:sz w:val="21"/>
-          <w:szCs w:val="21"/>
-        </w:rPr>
-        <w:t xml:space="preserve">Completar cadastro</w:t>
-      </w:r>
-      <w:r>
-        <w:rPr>
-          <w:color w:val="23293D"/>
-          <w:sz w:val="21"/>
-          <w:szCs w:val="21"/>
-        </w:rPr>
-        <w:t xml:space="preserve"> feito (senão não há prontuário)</w:t>
+        <w:t xml:space="preserve">[ ] Benefícios com "vale para quem", frequência e carência</w:t>
       </w:r>
     </w:p>
     <w:p>
@@ -13441,25 +13518,7 @@
           <w:sz w:val="21"/>
           <w:szCs w:val="21"/>
         </w:rPr>
-        <w:t xml:space="preserve">[ ] Fila de </w:t>
-      </w:r>
-      <w:r>
-        <w:rPr>
-          <w:b/>
-          <w:bCs/>
-          <w:color w:val="23293D"/>
-          <w:sz w:val="21"/>
-          <w:szCs w:val="21"/>
-        </w:rPr>
-        <w:t xml:space="preserve">Boas-vindas</w:t>
-      </w:r>
-      <w:r>
-        <w:rPr>
-          <w:color w:val="23293D"/>
-          <w:sz w:val="21"/>
-          <w:szCs w:val="21"/>
-        </w:rPr>
-        <w:t xml:space="preserve"> iniciada</w:t>
+        <w:t xml:space="preserve">[ ] Unidades da parceria e restrições por benefício</w:t>
       </w:r>
     </w:p>
     <w:p>
@@ -13477,7 +13536,43 @@
           <w:sz w:val="21"/>
           <w:szCs w:val="21"/>
         </w:rPr>
-        <w:t xml:space="preserve">[ ] Primeira cobrança gerada</w:t>
+        <w:t xml:space="preserve">[ ] Validade e carências</w:t>
+      </w:r>
+    </w:p>
+    <w:p>
+      <w:pPr>
+        <w:pStyle w:val="ListParagraph"/>
+        <w:numPr>
+          <w:ilvl w:val="0"/>
+          <w:numId w:val="22"/>
+        </w:numPr>
+        <w:spacing w:after="80" w:line="270"/>
+      </w:pPr>
+      <w:r>
+        <w:rPr>
+          <w:color w:val="23293D"/>
+          <w:sz w:val="21"/>
+          <w:szCs w:val="21"/>
+        </w:rPr>
+        <w:t xml:space="preserve">[ ] </w:t>
+      </w:r>
+      <w:r>
+        <w:rPr>
+          <w:b/>
+          <w:bCs/>
+          <w:color w:val="23293D"/>
+          <w:sz w:val="21"/>
+          <w:szCs w:val="21"/>
+        </w:rPr>
+        <w:t xml:space="preserve">Abriu o documento e leu</w:t>
+      </w:r>
+      <w:r>
+        <w:rPr>
+          <w:color w:val="23293D"/>
+          <w:sz w:val="21"/>
+          <w:szCs w:val="21"/>
+        </w:rPr>
+        <w:t xml:space="preserve"> — inclusive para conferir que nota interna não vazou</w:t>
       </w:r>
     </w:p>
     <w:p>
@@ -13488,7 +13583,7 @@
         <w:rPr>
           <w:color w:val="1F3253"/>
         </w:rPr>
-        <w:t xml:space="preserve">Toda semana</w:t>
+        <w:t xml:space="preserve">Depois de fechar</w:t>
       </w:r>
     </w:p>
     <w:p>
@@ -13506,25 +13601,7 @@
           <w:sz w:val="21"/>
           <w:szCs w:val="21"/>
         </w:rPr>
-        <w:t xml:space="preserve">[ ] </w:t>
-      </w:r>
-      <w:r>
-        <w:rPr>
-          <w:b/>
-          <w:bCs/>
-          <w:color w:val="23293D"/>
-          <w:sz w:val="21"/>
-          <w:szCs w:val="21"/>
-        </w:rPr>
-        <w:t xml:space="preserve">★ Hoje do consultor</w:t>
-      </w:r>
-      <w:r>
-        <w:rPr>
-          <w:color w:val="23293D"/>
-          <w:sz w:val="21"/>
-          <w:szCs w:val="21"/>
-        </w:rPr>
-        <w:t xml:space="preserve"> zerado</w:t>
+        <w:t xml:space="preserve">[ ] Preços de adesão no cadastro são os da proposta</w:t>
       </w:r>
     </w:p>
     <w:p>
@@ -13542,7 +13619,7 @@
           <w:sz w:val="21"/>
           <w:szCs w:val="21"/>
         </w:rPr>
-        <w:t xml:space="preserve">[ ] Cobranças vencidas olhadas</w:t>
+        <w:t xml:space="preserve">[ ] Benefícios chegaram, com o "só titular" preservado</w:t>
       </w:r>
     </w:p>
     <w:p>
@@ -13560,348 +13637,144 @@
           <w:sz w:val="21"/>
           <w:szCs w:val="21"/>
         </w:rPr>
-        <w:t xml:space="preserve">[ ] Termos de inclusão em rascunho: aceitos ou cancelados</w:t>
-      </w:r>
-    </w:p>
-    <w:p>
-      <w:pPr>
-        <w:spacing w:after="60" w:line="120"/>
-      </w:pPr>
-      <w:r>
-        <w:rPr>
-          <w:sz w:val="2"/>
-          <w:szCs w:val="2"/>
-        </w:rPr>
-        <w:t xml:space="preserve"/>
-      </w:r>
-    </w:p>
-    <w:p>
-      <w:pPr>
-        <w:pStyle w:val="Heading1"/>
+        <w:t xml:space="preserve">[ ] Carência da empresa e do titular conferidas</w:t>
+      </w:r>
+    </w:p>
+    <w:p>
+      <w:pPr>
+        <w:pStyle w:val="ListParagraph"/>
+        <w:numPr>
+          <w:ilvl w:val="0"/>
+          <w:numId w:val="23"/>
+        </w:numPr>
+        <w:spacing w:after="80" w:line="270"/>
+      </w:pPr>
+      <w:r>
+        <w:rPr>
+          <w:color w:val="23293D"/>
+          <w:sz w:val="21"/>
+          <w:szCs w:val="21"/>
+        </w:rPr>
+        <w:t xml:space="preserve">[ ] Quantidade contratada conferida</w:t>
+      </w:r>
+    </w:p>
+    <w:p>
+      <w:pPr>
+        <w:pStyle w:val="ListParagraph"/>
+        <w:numPr>
+          <w:ilvl w:val="0"/>
+          <w:numId w:val="23"/>
+        </w:numPr>
+        <w:spacing w:after="80" w:line="270"/>
+      </w:pPr>
+      <w:r>
+        <w:rPr>
+          <w:color w:val="23293D"/>
+          <w:sz w:val="21"/>
+          <w:szCs w:val="21"/>
+        </w:rPr>
+        <w:t xml:space="preserve">[ ] Titulares cadastrados</w:t>
+      </w:r>
+    </w:p>
+    <w:p>
+      <w:pPr>
+        <w:pStyle w:val="ListParagraph"/>
+        <w:numPr>
+          <w:ilvl w:val="0"/>
+          <w:numId w:val="23"/>
+        </w:numPr>
+        <w:spacing w:after="80" w:line="270"/>
+      </w:pPr>
+      <w:r>
+        <w:rPr>
+          <w:color w:val="23293D"/>
+          <w:sz w:val="21"/>
+          <w:szCs w:val="21"/>
+        </w:rPr>
+        <w:t xml:space="preserve">[ ] </w:t>
+      </w:r>
+      <w:r>
+        <w:rPr>
+          <w:b/>
+          <w:bCs/>
+          <w:color w:val="23293D"/>
+          <w:sz w:val="21"/>
+          <w:szCs w:val="21"/>
+        </w:rPr>
+        <w:t xml:space="preserve">Completar cadastro</w:t>
+      </w:r>
+      <w:r>
+        <w:rPr>
+          <w:color w:val="23293D"/>
+          <w:sz w:val="21"/>
+          <w:szCs w:val="21"/>
+        </w:rPr>
+        <w:t xml:space="preserve"> feito (senão não há prontuário)</w:t>
+      </w:r>
+    </w:p>
+    <w:p>
+      <w:pPr>
+        <w:pStyle w:val="ListParagraph"/>
+        <w:numPr>
+          <w:ilvl w:val="0"/>
+          <w:numId w:val="23"/>
+        </w:numPr>
+        <w:spacing w:after="80" w:line="270"/>
+      </w:pPr>
+      <w:r>
+        <w:rPr>
+          <w:color w:val="23293D"/>
+          <w:sz w:val="21"/>
+          <w:szCs w:val="21"/>
+        </w:rPr>
+        <w:t xml:space="preserve">[ ] Fila de </w:t>
+      </w:r>
+      <w:r>
+        <w:rPr>
+          <w:b/>
+          <w:bCs/>
+          <w:color w:val="23293D"/>
+          <w:sz w:val="21"/>
+          <w:szCs w:val="21"/>
+        </w:rPr>
+        <w:t xml:space="preserve">Boas-vindas</w:t>
+      </w:r>
+      <w:r>
+        <w:rPr>
+          <w:color w:val="23293D"/>
+          <w:sz w:val="21"/>
+          <w:szCs w:val="21"/>
+        </w:rPr>
+        <w:t xml:space="preserve"> iniciada</w:t>
+      </w:r>
+    </w:p>
+    <w:p>
+      <w:pPr>
+        <w:pStyle w:val="ListParagraph"/>
+        <w:numPr>
+          <w:ilvl w:val="0"/>
+          <w:numId w:val="23"/>
+        </w:numPr>
+        <w:spacing w:after="80" w:line="270"/>
+      </w:pPr>
+      <w:r>
+        <w:rPr>
+          <w:color w:val="23293D"/>
+          <w:sz w:val="21"/>
+          <w:szCs w:val="21"/>
+        </w:rPr>
+        <w:t xml:space="preserve">[ ] Primeira cobrança gerada</w:t>
+      </w:r>
+    </w:p>
+    <w:p>
+      <w:pPr>
+        <w:pStyle w:val="Heading2"/>
       </w:pPr>
       <w:r>
         <w:rPr>
           <w:color w:val="1F3253"/>
         </w:rPr>
-        <w:t xml:space="preserve">21. O que explicar para a empresa parceira</w:t>
-      </w:r>
-    </w:p>
-    <w:p>
-      <w:pPr>
-        <w:spacing w:after="140" w:line="280"/>
-      </w:pPr>
-      <w:r>
-        <w:rPr>
-          <w:color w:val="23293D"/>
-          <w:sz w:val="21"/>
-          <w:szCs w:val="21"/>
-        </w:rPr>
-        <w:t xml:space="preserve">Este trecho é para ser </w:t>
-      </w:r>
-      <w:r>
-        <w:rPr>
-          <w:b/>
-          <w:bCs/>
-          <w:color w:val="23293D"/>
-          <w:sz w:val="21"/>
-          <w:szCs w:val="21"/>
-        </w:rPr>
-        <w:t xml:space="preserve">dito ou copiado</w:t>
-      </w:r>
-      <w:r>
-        <w:rPr>
-          <w:color w:val="23293D"/>
-          <w:sz w:val="21"/>
-          <w:szCs w:val="21"/>
-        </w:rPr>
-        <w:t xml:space="preserve"> para o RH da empresa. Ele não é a proposta — é o que evita as cinco dúvidas que sempre voltam.</w:t>
-      </w:r>
-    </w:p>
-    <w:p>
-      <w:pPr>
-        <w:spacing w:after="140" w:line="280"/>
-      </w:pPr>
-      <w:r>
-        <w:rPr>
-          <w:b/>
-          <w:bCs/>
-          <w:color w:val="23293D"/>
-          <w:sz w:val="21"/>
-          <w:szCs w:val="21"/>
-        </w:rPr>
-        <w:t xml:space="preserve">Como as pessoas entram.</w:t>
-      </w:r>
-      <w:r>
-        <w:rPr>
-          <w:color w:val="23293D"/>
-          <w:sz w:val="21"/>
-          <w:szCs w:val="21"/>
-        </w:rPr>
-        <w:t xml:space="preserve"> A empresa manda a lista. Cada pessoa é cadastrada como </w:t>
-      </w:r>
-      <w:r>
-        <w:rPr>
-          <w:b/>
-          <w:bCs/>
-          <w:color w:val="23293D"/>
-          <w:sz w:val="21"/>
-          <w:szCs w:val="21"/>
-        </w:rPr>
-        <w:t xml:space="preserve">titular</w:t>
-      </w:r>
-      <w:r>
-        <w:rPr>
-          <w:color w:val="23293D"/>
-          <w:sz w:val="21"/>
-          <w:szCs w:val="21"/>
-        </w:rPr>
-        <w:t xml:space="preserve">, e pode incluir </w:t>
-      </w:r>
-      <w:r>
-        <w:rPr>
-          <w:b/>
-          <w:bCs/>
-          <w:color w:val="23293D"/>
-          <w:sz w:val="21"/>
-          <w:szCs w:val="21"/>
-        </w:rPr>
-        <w:t xml:space="preserve">dependentes</w:t>
-      </w:r>
-      <w:r>
-        <w:rPr>
-          <w:color w:val="23293D"/>
-          <w:sz w:val="21"/>
-          <w:szCs w:val="21"/>
-        </w:rPr>
-        <w:t xml:space="preserve">. Depois disso a Risarte liga para cada uma para dar as boas-vindas e marcar a primeira consulta.</w:t>
-      </w:r>
-    </w:p>
-    <w:p>
-      <w:pPr>
-        <w:spacing w:after="140" w:line="280"/>
-      </w:pPr>
-      <w:r>
-        <w:rPr>
-          <w:b/>
-          <w:bCs/>
-          <w:color w:val="23293D"/>
-          <w:sz w:val="21"/>
-          <w:szCs w:val="21"/>
-        </w:rPr>
-        <w:t xml:space="preserve">Quando começa a valer.</w:t>
-      </w:r>
-      <w:r>
-        <w:rPr>
-          <w:color w:val="23293D"/>
-          <w:sz w:val="21"/>
-          <w:szCs w:val="21"/>
-        </w:rPr>
-        <w:t xml:space="preserve"> Existe </w:t>
-      </w:r>
-      <w:r>
-        <w:rPr>
-          <w:b/>
-          <w:bCs/>
-          <w:color w:val="23293D"/>
-          <w:sz w:val="21"/>
-          <w:szCs w:val="21"/>
-        </w:rPr>
-        <w:t xml:space="preserve">carência</w:t>
-      </w:r>
-      <w:r>
-        <w:rPr>
-          <w:color w:val="23293D"/>
-          <w:sz w:val="21"/>
-          <w:szCs w:val="21"/>
-        </w:rPr>
-        <w:t xml:space="preserve"> — combinada na proposta, contada do início do contrato e da entrada de cada pessoa. Alguns procedimentos podem ter prazo próprio. A pessoa é informada da data dela na ligação de boas-vindas.</w:t>
-      </w:r>
-    </w:p>
-    <w:p>
-      <w:pPr>
-        <w:spacing w:after="140" w:line="280"/>
-      </w:pPr>
-      <w:r>
-        <w:rPr>
-          <w:b/>
-          <w:bCs/>
-          <w:color w:val="23293D"/>
-          <w:sz w:val="21"/>
-          <w:szCs w:val="21"/>
-        </w:rPr>
-        <w:t xml:space="preserve">O que o programa cobre.</w:t>
-      </w:r>
-      <w:r>
-        <w:rPr>
-          <w:color w:val="23293D"/>
-          <w:sz w:val="21"/>
-          <w:szCs w:val="21"/>
-        </w:rPr>
-        <w:t xml:space="preserve"> O que está na proposta, procedimento a procedimento: sem custo, desconto, ou não coberto — e com </w:t>
-      </w:r>
-      <w:r>
-        <w:rPr>
-          <w:b/>
-          <w:bCs/>
-          <w:color w:val="23293D"/>
-          <w:sz w:val="21"/>
-          <w:szCs w:val="21"/>
-        </w:rPr>
-        <w:t xml:space="preserve">quantas vezes</w:t>
-      </w:r>
-      <w:r>
-        <w:rPr>
-          <w:color w:val="23293D"/>
-          <w:sz w:val="21"/>
-          <w:szCs w:val="21"/>
-        </w:rPr>
-        <w:t xml:space="preserve"> e </w:t>
-      </w:r>
-      <w:r>
-        <w:rPr>
-          <w:b/>
-          <w:bCs/>
-          <w:color w:val="23293D"/>
-          <w:sz w:val="21"/>
-          <w:szCs w:val="21"/>
-        </w:rPr>
-        <w:t xml:space="preserve">a cada quanto tempo</w:t>
-      </w:r>
-      <w:r>
-        <w:rPr>
-          <w:color w:val="23293D"/>
-          <w:sz w:val="21"/>
-          <w:szCs w:val="21"/>
-        </w:rPr>
-        <w:t xml:space="preserve">. Não é plano nem convênio: não há reembolso.</w:t>
-      </w:r>
-    </w:p>
-    <w:p>
-      <w:pPr>
-        <w:spacing w:after="140" w:line="280"/>
-      </w:pPr>
-      <w:r>
-        <w:rPr>
-          <w:b/>
-          <w:bCs/>
-          <w:color w:val="23293D"/>
-          <w:sz w:val="21"/>
-          <w:szCs w:val="21"/>
-        </w:rPr>
-        <w:t xml:space="preserve">Onde é atendido.</w:t>
-      </w:r>
-      <w:r>
-        <w:rPr>
-          <w:color w:val="23293D"/>
-          <w:sz w:val="21"/>
-          <w:szCs w:val="21"/>
-        </w:rPr>
-        <w:t xml:space="preserve"> Nas unidades da parceria, listadas na proposta. Alguns benefícios podem valer só na unidade principal — quando é o caso, está escrito.</w:t>
-      </w:r>
-    </w:p>
-    <w:p>
-      <w:pPr>
-        <w:spacing w:after="140" w:line="280"/>
-      </w:pPr>
-      <w:r>
-        <w:rPr>
-          <w:b/>
-          <w:bCs/>
-          <w:color w:val="23293D"/>
-          <w:sz w:val="21"/>
-          <w:szCs w:val="21"/>
-        </w:rPr>
-        <w:t xml:space="preserve">Para incluir mais gente depois.</w:t>
-      </w:r>
-      <w:r>
-        <w:rPr>
-          <w:color w:val="23293D"/>
-          <w:sz w:val="21"/>
-          <w:szCs w:val="21"/>
-        </w:rPr>
-        <w:t xml:space="preserve"> O contrato tem uma quantidade fechada. Para passar dela, a Risarte emite um </w:t>
-      </w:r>
-      <w:r>
-        <w:rPr>
-          <w:b/>
-          <w:bCs/>
-          <w:color w:val="23293D"/>
-          <w:sz w:val="21"/>
-          <w:szCs w:val="21"/>
-        </w:rPr>
-        <w:t xml:space="preserve">termo de inclusão</w:t>
-      </w:r>
-      <w:r>
-        <w:rPr>
-          <w:color w:val="23293D"/>
-          <w:sz w:val="21"/>
-          <w:szCs w:val="21"/>
-        </w:rPr>
-        <w:t xml:space="preserve">: um documento curto, referente ao acordo que já existe, com a diferença de valor. Assim que a empresa aceita, os cadastros são liberados.</w:t>
-      </w:r>
-    </w:p>
-    <w:p>
-      <w:pPr>
-        <w:spacing w:after="140" w:line="280"/>
-      </w:pPr>
-      <w:r>
-        <w:rPr>
-          <w:b/>
-          <w:bCs/>
-          <w:color w:val="23293D"/>
-          <w:sz w:val="21"/>
-          <w:szCs w:val="21"/>
-        </w:rPr>
-        <w:t xml:space="preserve">Se a mensalidade atrasar.</w:t>
-      </w:r>
-      <w:r>
-        <w:rPr>
-          <w:color w:val="23293D"/>
-          <w:sz w:val="21"/>
-          <w:szCs w:val="21"/>
-        </w:rPr>
-        <w:t xml:space="preserve"> Passado o prazo de tolerância, o programa é </w:t>
-      </w:r>
-      <w:r>
-        <w:rPr>
-          <w:b/>
-          <w:bCs/>
-          <w:color w:val="23293D"/>
-          <w:sz w:val="21"/>
-          <w:szCs w:val="21"/>
-        </w:rPr>
-        <w:t xml:space="preserve">suspenso</w:t>
-      </w:r>
-      <w:r>
-        <w:rPr>
-          <w:color w:val="23293D"/>
-          <w:sz w:val="21"/>
-          <w:szCs w:val="21"/>
-        </w:rPr>
-        <w:t xml:space="preserve"> e os benefícios ficam bloqueados até a regularização. A reativação é automática quando a pendência é resolvida.</w:t>
-      </w:r>
-    </w:p>
-    <w:p>
-      <w:pPr>
-        <w:spacing w:after="60" w:line="120"/>
-      </w:pPr>
-      <w:r>
-        <w:rPr>
-          <w:sz w:val="2"/>
-          <w:szCs w:val="2"/>
-        </w:rPr>
-        <w:t xml:space="preserve"/>
-      </w:r>
-    </w:p>
-    <w:p>
-      <w:pPr>
-        <w:pStyle w:val="Heading1"/>
-      </w:pPr>
-      <w:r>
-        <w:rPr>
-          <w:color w:val="1F3253"/>
-        </w:rPr>
-        <w:t xml:space="preserve">Documentos relacionados</w:t>
+        <w:t xml:space="preserve">Toda semana</w:t>
       </w:r>
     </w:p>
     <w:p>
@@ -13915,21 +13788,29 @@
       </w:pPr>
       <w:r>
         <w:rPr>
-          <w:rFonts w:ascii="Consolas" w:cs="Consolas" w:eastAsia="Consolas" w:hAnsi="Consolas"/>
-          <w:color w:val="1F3253"/>
-          <w:sz w:val="19"/>
-          <w:szCs w:val="19"/>
-          <w:shd w:fill="EFEDE6" w:color="auto" w:val="clear"/>
-        </w:rPr>
-        <w:t xml:space="preserve">docs/risarte-empresarial/FUNIL-COMERCIAL.md</w:t>
-      </w:r>
-      <w:r>
-        <w:rPr>
-          <w:color w:val="23293D"/>
-          <w:sz w:val="21"/>
-          <w:szCs w:val="21"/>
-        </w:rPr>
-        <w:t xml:space="preserve"> — as decisões do funil, bloco a bloco, com a razão de cada uma.</w:t>
+          <w:color w:val="23293D"/>
+          <w:sz w:val="21"/>
+          <w:szCs w:val="21"/>
+        </w:rPr>
+        <w:t xml:space="preserve">[ ] </w:t>
+      </w:r>
+      <w:r>
+        <w:rPr>
+          <w:b/>
+          <w:bCs/>
+          <w:color w:val="23293D"/>
+          <w:sz w:val="21"/>
+          <w:szCs w:val="21"/>
+        </w:rPr>
+        <w:t xml:space="preserve">★ Hoje do consultor</w:t>
+      </w:r>
+      <w:r>
+        <w:rPr>
+          <w:color w:val="23293D"/>
+          <w:sz w:val="21"/>
+          <w:szCs w:val="21"/>
+        </w:rPr>
+        <w:t xml:space="preserve"> zerado</w:t>
       </w:r>
     </w:p>
     <w:p>
@@ -13943,21 +13824,11 @@
       </w:pPr>
       <w:r>
         <w:rPr>
-          <w:rFonts w:ascii="Consolas" w:cs="Consolas" w:eastAsia="Consolas" w:hAnsi="Consolas"/>
-          <w:color w:val="1F3253"/>
-          <w:sz w:val="19"/>
-          <w:szCs w:val="19"/>
-          <w:shd w:fill="EFEDE6" w:color="auto" w:val="clear"/>
-        </w:rPr>
-        <w:t xml:space="preserve">docs/risarte-empresarial/ROTEIRO-TESTE.md</w:t>
-      </w:r>
-      <w:r>
-        <w:rPr>
-          <w:color w:val="23293D"/>
-          <w:sz w:val="21"/>
-          <w:szCs w:val="21"/>
-        </w:rPr>
-        <w:t xml:space="preserve"> — o roteiro de teste, passo a passo.</w:t>
+          <w:color w:val="23293D"/>
+          <w:sz w:val="21"/>
+          <w:szCs w:val="21"/>
+        </w:rPr>
+        <w:t xml:space="preserve">[ ] Cobranças vencidas olhadas</w:t>
       </w:r>
     </w:p>
     <w:p>
@@ -13971,21 +13842,380 @@
       </w:pPr>
       <w:r>
         <w:rPr>
+          <w:color w:val="23293D"/>
+          <w:sz w:val="21"/>
+          <w:szCs w:val="21"/>
+        </w:rPr>
+        <w:t xml:space="preserve">[ ] Termos de inclusão em rascunho: aceitos ou cancelados</w:t>
+      </w:r>
+    </w:p>
+    <w:p>
+      <w:pPr>
+        <w:spacing w:after="60" w:line="120"/>
+      </w:pPr>
+      <w:r>
+        <w:rPr>
+          <w:sz w:val="2"/>
+          <w:szCs w:val="2"/>
+        </w:rPr>
+        <w:t xml:space="preserve"/>
+      </w:r>
+    </w:p>
+    <w:p>
+      <w:pPr>
+        <w:pStyle w:val="Heading1"/>
+      </w:pPr>
+      <w:r>
+        <w:rPr>
+          <w:color w:val="1F3253"/>
+        </w:rPr>
+        <w:t xml:space="preserve">21. O que explicar para a empresa parceira</w:t>
+      </w:r>
+    </w:p>
+    <w:p>
+      <w:pPr>
+        <w:spacing w:after="140" w:line="280"/>
+      </w:pPr>
+      <w:r>
+        <w:rPr>
+          <w:color w:val="23293D"/>
+          <w:sz w:val="21"/>
+          <w:szCs w:val="21"/>
+        </w:rPr>
+        <w:t xml:space="preserve">Este trecho é para ser </w:t>
+      </w:r>
+      <w:r>
+        <w:rPr>
+          <w:b/>
+          <w:bCs/>
+          <w:color w:val="23293D"/>
+          <w:sz w:val="21"/>
+          <w:szCs w:val="21"/>
+        </w:rPr>
+        <w:t xml:space="preserve">dito ou copiado</w:t>
+      </w:r>
+      <w:r>
+        <w:rPr>
+          <w:color w:val="23293D"/>
+          <w:sz w:val="21"/>
+          <w:szCs w:val="21"/>
+        </w:rPr>
+        <w:t xml:space="preserve"> para o RH da empresa. Ele não é a proposta — é o que evita as cinco dúvidas que sempre voltam.</w:t>
+      </w:r>
+    </w:p>
+    <w:p>
+      <w:pPr>
+        <w:spacing w:after="140" w:line="280"/>
+      </w:pPr>
+      <w:r>
+        <w:rPr>
+          <w:b/>
+          <w:bCs/>
+          <w:color w:val="23293D"/>
+          <w:sz w:val="21"/>
+          <w:szCs w:val="21"/>
+        </w:rPr>
+        <w:t xml:space="preserve">Como as pessoas entram.</w:t>
+      </w:r>
+      <w:r>
+        <w:rPr>
+          <w:color w:val="23293D"/>
+          <w:sz w:val="21"/>
+          <w:szCs w:val="21"/>
+        </w:rPr>
+        <w:t xml:space="preserve"> A empresa manda a lista. Cada pessoa é cadastrada como </w:t>
+      </w:r>
+      <w:r>
+        <w:rPr>
+          <w:b/>
+          <w:bCs/>
+          <w:color w:val="23293D"/>
+          <w:sz w:val="21"/>
+          <w:szCs w:val="21"/>
+        </w:rPr>
+        <w:t xml:space="preserve">titular</w:t>
+      </w:r>
+      <w:r>
+        <w:rPr>
+          <w:color w:val="23293D"/>
+          <w:sz w:val="21"/>
+          <w:szCs w:val="21"/>
+        </w:rPr>
+        <w:t xml:space="preserve">, e pode incluir </w:t>
+      </w:r>
+      <w:r>
+        <w:rPr>
+          <w:b/>
+          <w:bCs/>
+          <w:color w:val="23293D"/>
+          <w:sz w:val="21"/>
+          <w:szCs w:val="21"/>
+        </w:rPr>
+        <w:t xml:space="preserve">dependentes</w:t>
+      </w:r>
+      <w:r>
+        <w:rPr>
+          <w:color w:val="23293D"/>
+          <w:sz w:val="21"/>
+          <w:szCs w:val="21"/>
+        </w:rPr>
+        <w:t xml:space="preserve">. Depois disso a Risarte liga para cada uma para dar as boas-vindas e marcar a primeira consulta.</w:t>
+      </w:r>
+    </w:p>
+    <w:p>
+      <w:pPr>
+        <w:spacing w:after="140" w:line="280"/>
+      </w:pPr>
+      <w:r>
+        <w:rPr>
+          <w:b/>
+          <w:bCs/>
+          <w:color w:val="23293D"/>
+          <w:sz w:val="21"/>
+          <w:szCs w:val="21"/>
+        </w:rPr>
+        <w:t xml:space="preserve">Quando começa a valer.</w:t>
+      </w:r>
+      <w:r>
+        <w:rPr>
+          <w:color w:val="23293D"/>
+          <w:sz w:val="21"/>
+          <w:szCs w:val="21"/>
+        </w:rPr>
+        <w:t xml:space="preserve"> Existe </w:t>
+      </w:r>
+      <w:r>
+        <w:rPr>
+          <w:b/>
+          <w:bCs/>
+          <w:color w:val="23293D"/>
+          <w:sz w:val="21"/>
+          <w:szCs w:val="21"/>
+        </w:rPr>
+        <w:t xml:space="preserve">carência</w:t>
+      </w:r>
+      <w:r>
+        <w:rPr>
+          <w:color w:val="23293D"/>
+          <w:sz w:val="21"/>
+          <w:szCs w:val="21"/>
+        </w:rPr>
+        <w:t xml:space="preserve"> — combinada na proposta, contada do início do contrato e da entrada de cada pessoa. Alguns procedimentos podem ter prazo próprio. A pessoa é informada da data dela na ligação de boas-vindas.</w:t>
+      </w:r>
+    </w:p>
+    <w:p>
+      <w:pPr>
+        <w:spacing w:after="140" w:line="280"/>
+      </w:pPr>
+      <w:r>
+        <w:rPr>
+          <w:b/>
+          <w:bCs/>
+          <w:color w:val="23293D"/>
+          <w:sz w:val="21"/>
+          <w:szCs w:val="21"/>
+        </w:rPr>
+        <w:t xml:space="preserve">O que o programa cobre.</w:t>
+      </w:r>
+      <w:r>
+        <w:rPr>
+          <w:color w:val="23293D"/>
+          <w:sz w:val="21"/>
+          <w:szCs w:val="21"/>
+        </w:rPr>
+        <w:t xml:space="preserve"> O que está na proposta, procedimento a procedimento: sem custo, desconto, ou não coberto — e com </w:t>
+      </w:r>
+      <w:r>
+        <w:rPr>
+          <w:b/>
+          <w:bCs/>
+          <w:color w:val="23293D"/>
+          <w:sz w:val="21"/>
+          <w:szCs w:val="21"/>
+        </w:rPr>
+        <w:t xml:space="preserve">quantas vezes</w:t>
+      </w:r>
+      <w:r>
+        <w:rPr>
+          <w:color w:val="23293D"/>
+          <w:sz w:val="21"/>
+          <w:szCs w:val="21"/>
+        </w:rPr>
+        <w:t xml:space="preserve"> e </w:t>
+      </w:r>
+      <w:r>
+        <w:rPr>
+          <w:b/>
+          <w:bCs/>
+          <w:color w:val="23293D"/>
+          <w:sz w:val="21"/>
+          <w:szCs w:val="21"/>
+        </w:rPr>
+        <w:t xml:space="preserve">a cada quanto tempo</w:t>
+      </w:r>
+      <w:r>
+        <w:rPr>
+          <w:color w:val="23293D"/>
+          <w:sz w:val="21"/>
+          <w:szCs w:val="21"/>
+        </w:rPr>
+        <w:t xml:space="preserve">. Não é plano nem convênio: não há reembolso.</w:t>
+      </w:r>
+    </w:p>
+    <w:p>
+      <w:pPr>
+        <w:spacing w:after="140" w:line="280"/>
+      </w:pPr>
+      <w:r>
+        <w:rPr>
+          <w:b/>
+          <w:bCs/>
+          <w:color w:val="23293D"/>
+          <w:sz w:val="21"/>
+          <w:szCs w:val="21"/>
+        </w:rPr>
+        <w:t xml:space="preserve">Onde é atendido.</w:t>
+      </w:r>
+      <w:r>
+        <w:rPr>
+          <w:color w:val="23293D"/>
+          <w:sz w:val="21"/>
+          <w:szCs w:val="21"/>
+        </w:rPr>
+        <w:t xml:space="preserve"> Nas unidades da parceria, listadas na proposta. Alguns benefícios podem valer só na unidade principal — quando é o caso, está escrito.</w:t>
+      </w:r>
+    </w:p>
+    <w:p>
+      <w:pPr>
+        <w:spacing w:after="140" w:line="280"/>
+      </w:pPr>
+      <w:r>
+        <w:rPr>
+          <w:b/>
+          <w:bCs/>
+          <w:color w:val="23293D"/>
+          <w:sz w:val="21"/>
+          <w:szCs w:val="21"/>
+        </w:rPr>
+        <w:t xml:space="preserve">Para incluir mais gente depois.</w:t>
+      </w:r>
+      <w:r>
+        <w:rPr>
+          <w:color w:val="23293D"/>
+          <w:sz w:val="21"/>
+          <w:szCs w:val="21"/>
+        </w:rPr>
+        <w:t xml:space="preserve"> O contrato tem uma quantidade fechada. Para passar dela, a Risarte emite um </w:t>
+      </w:r>
+      <w:r>
+        <w:rPr>
+          <w:b/>
+          <w:bCs/>
+          <w:color w:val="23293D"/>
+          <w:sz w:val="21"/>
+          <w:szCs w:val="21"/>
+        </w:rPr>
+        <w:t xml:space="preserve">termo de inclusão</w:t>
+      </w:r>
+      <w:r>
+        <w:rPr>
+          <w:color w:val="23293D"/>
+          <w:sz w:val="21"/>
+          <w:szCs w:val="21"/>
+        </w:rPr>
+        <w:t xml:space="preserve">: um documento curto, referente ao acordo que já existe, com a diferença de valor. Assim que a empresa aceita, os cadastros são liberados.</w:t>
+      </w:r>
+    </w:p>
+    <w:p>
+      <w:pPr>
+        <w:spacing w:after="140" w:line="280"/>
+      </w:pPr>
+      <w:r>
+        <w:rPr>
+          <w:b/>
+          <w:bCs/>
+          <w:color w:val="23293D"/>
+          <w:sz w:val="21"/>
+          <w:szCs w:val="21"/>
+        </w:rPr>
+        <w:t xml:space="preserve">Se a mensalidade atrasar.</w:t>
+      </w:r>
+      <w:r>
+        <w:rPr>
+          <w:color w:val="23293D"/>
+          <w:sz w:val="21"/>
+          <w:szCs w:val="21"/>
+        </w:rPr>
+        <w:t xml:space="preserve"> Passado o prazo de tolerância, o programa é </w:t>
+      </w:r>
+      <w:r>
+        <w:rPr>
+          <w:b/>
+          <w:bCs/>
+          <w:color w:val="23293D"/>
+          <w:sz w:val="21"/>
+          <w:szCs w:val="21"/>
+        </w:rPr>
+        <w:t xml:space="preserve">suspenso</w:t>
+      </w:r>
+      <w:r>
+        <w:rPr>
+          <w:color w:val="23293D"/>
+          <w:sz w:val="21"/>
+          <w:szCs w:val="21"/>
+        </w:rPr>
+        <w:t xml:space="preserve"> e os benefícios ficam bloqueados até a regularização. A reativação é automática quando a pendência é resolvida.</w:t>
+      </w:r>
+    </w:p>
+    <w:p>
+      <w:pPr>
+        <w:spacing w:after="60" w:line="120"/>
+      </w:pPr>
+      <w:r>
+        <w:rPr>
+          <w:sz w:val="2"/>
+          <w:szCs w:val="2"/>
+        </w:rPr>
+        <w:t xml:space="preserve"/>
+      </w:r>
+    </w:p>
+    <w:p>
+      <w:pPr>
+        <w:pStyle w:val="Heading1"/>
+      </w:pPr>
+      <w:r>
+        <w:rPr>
+          <w:color w:val="1F3253"/>
+        </w:rPr>
+        <w:t xml:space="preserve">Documentos relacionados</w:t>
+      </w:r>
+    </w:p>
+    <w:p>
+      <w:pPr>
+        <w:pStyle w:val="ListParagraph"/>
+        <w:numPr>
+          <w:ilvl w:val="0"/>
+          <w:numId w:val="25"/>
+        </w:numPr>
+        <w:spacing w:after="80" w:line="270"/>
+      </w:pPr>
+      <w:r>
+        <w:rPr>
           <w:rFonts w:ascii="Consolas" w:cs="Consolas" w:eastAsia="Consolas" w:hAnsi="Consolas"/>
           <w:color w:val="1F3253"/>
           <w:sz w:val="19"/>
           <w:szCs w:val="19"/>
           <w:shd w:fill="EFEDE6" w:color="auto" w:val="clear"/>
         </w:rPr>
-        <w:t xml:space="preserve">docs/risarte-empresarial/Briefing_Executavel_Risarte_Empresarial.md</w:t>
-      </w:r>
-      <w:r>
-        <w:rPr>
-          <w:color w:val="23293D"/>
-          <w:sz w:val="21"/>
-          <w:szCs w:val="21"/>
-        </w:rPr>
-        <w:t xml:space="preserve"> — o briefing original.</w:t>
+        <w:t xml:space="preserve">docs/risarte-empresarial/FUNIL-COMERCIAL.md</w:t>
+      </w:r>
+      <w:r>
+        <w:rPr>
+          <w:color w:val="23293D"/>
+          <w:sz w:val="21"/>
+          <w:szCs w:val="21"/>
+        </w:rPr>
+        <w:t xml:space="preserve"> — as decisões do funil, bloco a bloco, com a razão de cada uma.</w:t>
       </w:r>
     </w:p>
     <w:p>
@@ -13993,7 +14223,63 @@
         <w:pStyle w:val="ListParagraph"/>
         <w:numPr>
           <w:ilvl w:val="0"/>
-          <w:numId w:val="24"/>
+          <w:numId w:val="25"/>
+        </w:numPr>
+        <w:spacing w:after="80" w:line="270"/>
+      </w:pPr>
+      <w:r>
+        <w:rPr>
+          <w:rFonts w:ascii="Consolas" w:cs="Consolas" w:eastAsia="Consolas" w:hAnsi="Consolas"/>
+          <w:color w:val="1F3253"/>
+          <w:sz w:val="19"/>
+          <w:szCs w:val="19"/>
+          <w:shd w:fill="EFEDE6" w:color="auto" w:val="clear"/>
+        </w:rPr>
+        <w:t xml:space="preserve">docs/risarte-empresarial/ROTEIRO-TESTE.md</w:t>
+      </w:r>
+      <w:r>
+        <w:rPr>
+          <w:color w:val="23293D"/>
+          <w:sz w:val="21"/>
+          <w:szCs w:val="21"/>
+        </w:rPr>
+        <w:t xml:space="preserve"> — o roteiro de teste, passo a passo.</w:t>
+      </w:r>
+    </w:p>
+    <w:p>
+      <w:pPr>
+        <w:pStyle w:val="ListParagraph"/>
+        <w:numPr>
+          <w:ilvl w:val="0"/>
+          <w:numId w:val="25"/>
+        </w:numPr>
+        <w:spacing w:after="80" w:line="270"/>
+      </w:pPr>
+      <w:r>
+        <w:rPr>
+          <w:rFonts w:ascii="Consolas" w:cs="Consolas" w:eastAsia="Consolas" w:hAnsi="Consolas"/>
+          <w:color w:val="1F3253"/>
+          <w:sz w:val="19"/>
+          <w:szCs w:val="19"/>
+          <w:shd w:fill="EFEDE6" w:color="auto" w:val="clear"/>
+        </w:rPr>
+        <w:t xml:space="preserve">docs/risarte-empresarial/Briefing_Executavel_Risarte_Empresarial.md</w:t>
+      </w:r>
+      <w:r>
+        <w:rPr>
+          <w:color w:val="23293D"/>
+          <w:sz w:val="21"/>
+          <w:szCs w:val="21"/>
+        </w:rPr>
+        <w:t xml:space="preserve"> — o briefing original.</w:t>
+      </w:r>
+    </w:p>
+    <w:p>
+      <w:pPr>
+        <w:pStyle w:val="ListParagraph"/>
+        <w:numPr>
+          <w:ilvl w:val="0"/>
+          <w:numId w:val="25"/>
         </w:numPr>
         <w:spacing w:after="80" w:line="270"/>
       </w:pPr>
@@ -14409,13 +14695,13 @@
     </w:lvlOverride>
   </w:num>
   <w:num w:numId="16">
-    <w:abstractNumId w:val="2"/>
+    <w:abstractNumId w:val="3"/>
     <w:lvlOverride w:ilvl="0">
       <w:startOverride w:val="1"/>
     </w:lvlOverride>
   </w:num>
   <w:num w:numId="17">
-    <w:abstractNumId w:val="3"/>
+    <w:abstractNumId w:val="2"/>
     <w:lvlOverride w:ilvl="0">
       <w:startOverride w:val="1"/>
     </w:lvlOverride>
@@ -14457,6 +14743,12 @@
     </w:lvlOverride>
   </w:num>
   <w:num w:numId="24">
+    <w:abstractNumId w:val="3"/>
+    <w:lvlOverride w:ilvl="0">
+      <w:startOverride w:val="1"/>
+    </w:lvlOverride>
+  </w:num>
+  <w:num w:numId="25">
     <w:abstractNumId w:val="3"/>
     <w:lvlOverride w:ilvl="0">
       <w:startOverride w:val="1"/>

--- a/docs/treinamento/Manual-Risarte-Empresarial.docx
+++ b/docs/treinamento/Manual-Risarte-Empresarial.docx
@@ -180,7 +180,7 @@
           <w:sz w:val="20"/>
           <w:szCs w:val="20"/>
         </w:rPr>
-        <w:t xml:space="preserve">24 de setembro de 2026</w:t>
+        <w:t xml:space="preserve">26 de setembro de 2026</w:t>
       </w:r>
     </w:p>
     <w:p>
@@ -9565,6 +9565,207 @@
         <w:t xml:space="preserve">, com valor e vencimento.</w:t>
       </w:r>
     </w:p>
+    <w:tbl>
+      <w:tblPr>
+        <w:tblW w:type="dxa" w:w="9638"/>
+        <w:tblBorders>
+          <w:top w:val="single" w:color="F5F3EC" w:sz="2"/>
+          <w:left w:val="single" w:color="B98B2E" w:sz="18"/>
+          <w:bottom w:val="single" w:color="F5F3EC" w:sz="2"/>
+          <w:right w:val="single" w:color="F5F3EC" w:sz="2"/>
+          <w:insideH w:val="none" w:color="auto" w:sz="0"/>
+          <w:insideV w:val="none" w:color="auto" w:sz="0"/>
+        </w:tblBorders>
+      </w:tblPr>
+      <w:tblGrid>
+        <w:gridCol w:w="9638"/>
+      </w:tblGrid>
+      <w:tr>
+        <w:tc>
+          <w:tcPr>
+            <w:tcW w:type="dxa" w:w="9638"/>
+            <w:shd w:fill="F5F3EC" w:color="auto" w:val="clear"/>
+            <w:tcMar>
+              <w:top w:type="dxa" w:w="160"/>
+              <w:left w:type="dxa" w:w="220"/>
+              <w:bottom w:type="dxa" w:w="160"/>
+              <w:right w:type="dxa" w:w="200"/>
+            </w:tcMar>
+          </w:tcPr>
+          <w:p>
+            <w:pPr>
+              <w:spacing w:after="140" w:line="280"/>
+            </w:pPr>
+            <w:r>
+              <w:rPr>
+                <w:b/>
+                <w:bCs/>
+                <w:color w:val="23293D"/>
+                <w:sz w:val="21"/>
+                <w:szCs w:val="21"/>
+              </w:rPr>
+              <w:t xml:space="preserve">A mesma mensalidade não sai duas vezes.</w:t>
+            </w:r>
+            <w:r>
+              <w:rPr>
+                <w:color w:val="23293D"/>
+                <w:sz w:val="21"/>
+                <w:szCs w:val="21"/>
+              </w:rPr>
+              <w:t xml:space="preserve"> Se a mensalidade do mês já foi gerada — por esta tela ou pela cobrança de todas as empresas —, o sistema recusa e diz: </w:t>
+            </w:r>
+            <w:r>
+              <w:rPr>
+                <w:i/>
+                <w:iCs/>
+                <w:color w:val="23293D"/>
+                <w:sz w:val="21"/>
+                <w:szCs w:val="21"/>
+              </w:rPr>
+              <w:t xml:space="preserve">"A mensalidade de setembro/2026 desta empresa já foi gerada. Para refazê-la, cancele a atual primeiro."</w:t>
+            </w:r>
+            <w:r>
+              <w:rPr>
+                <w:color w:val="23293D"/>
+                <w:sz w:val="21"/>
+                <w:szCs w:val="21"/>
+              </w:rPr>
+              <w:t xml:space="preserve"> A trava é do </w:t>
+            </w:r>
+            <w:r>
+              <w:rPr>
+                <w:b/>
+                <w:bCs/>
+                <w:color w:val="23293D"/>
+                <w:sz w:val="21"/>
+                <w:szCs w:val="21"/>
+              </w:rPr>
+              <w:t xml:space="preserve">banco</w:t>
+            </w:r>
+            <w:r>
+              <w:rPr>
+                <w:color w:val="23293D"/>
+                <w:sz w:val="21"/>
+                <w:szCs w:val="21"/>
+              </w:rPr>
+              <w:t xml:space="preserve">, então vale para qualquer caminho, inclusive dois cliques seguidos.</w:t>
+            </w:r>
+          </w:p>
+          <w:p>
+            <w:pPr>
+              <w:spacing w:after="140" w:line="280"/>
+            </w:pPr>
+            <w:r>
+              <w:rPr>
+                <w:b/>
+                <w:bCs/>
+                <w:color w:val="23293D"/>
+                <w:sz w:val="21"/>
+                <w:szCs w:val="21"/>
+              </w:rPr>
+              <w:t xml:space="preserve">Empresa com mais de um documento</w:t>
+            </w:r>
+            <w:r>
+              <w:rPr>
+                <w:color w:val="23293D"/>
+                <w:sz w:val="21"/>
+                <w:szCs w:val="21"/>
+              </w:rPr>
+              <w:t xml:space="preserve"> (CNPJ/CAEPF) recebe </w:t>
+            </w:r>
+            <w:r>
+              <w:rPr>
+                <w:b/>
+                <w:bCs/>
+                <w:color w:val="23293D"/>
+                <w:sz w:val="21"/>
+                <w:szCs w:val="21"/>
+              </w:rPr>
+              <w:t xml:space="preserve">um boleto por documento</w:t>
+            </w:r>
+            <w:r>
+              <w:rPr>
+                <w:color w:val="23293D"/>
+                <w:sz w:val="21"/>
+                <w:szCs w:val="21"/>
+              </w:rPr>
+              <w:t xml:space="preserve"> no mesmo mês — isso é normal, e a trava deixa. O que ela barra é o </w:t>
+            </w:r>
+            <w:r>
+              <w:rPr>
+                <w:b/>
+                <w:bCs/>
+                <w:color w:val="23293D"/>
+                <w:sz w:val="21"/>
+                <w:szCs w:val="21"/>
+              </w:rPr>
+              <w:t xml:space="preserve">mesmo documento</w:t>
+            </w:r>
+            <w:r>
+              <w:rPr>
+                <w:color w:val="23293D"/>
+                <w:sz w:val="21"/>
+                <w:szCs w:val="21"/>
+              </w:rPr>
+              <w:t xml:space="preserve"> cobrado duas vezes no </w:t>
+            </w:r>
+            <w:r>
+              <w:rPr>
+                <w:b/>
+                <w:bCs/>
+                <w:color w:val="23293D"/>
+                <w:sz w:val="21"/>
+                <w:szCs w:val="21"/>
+              </w:rPr>
+              <w:t xml:space="preserve">mesmo mês</w:t>
+            </w:r>
+            <w:r>
+              <w:rPr>
+                <w:color w:val="23293D"/>
+                <w:sz w:val="21"/>
+                <w:szCs w:val="21"/>
+              </w:rPr>
+              <w:t xml:space="preserve">.</w:t>
+            </w:r>
+          </w:p>
+          <w:p>
+            <w:pPr>
+              <w:spacing w:after="140" w:line="280"/>
+            </w:pPr>
+            <w:r>
+              <w:rPr>
+                <w:b/>
+                <w:bCs/>
+                <w:color w:val="23293D"/>
+                <w:sz w:val="21"/>
+                <w:szCs w:val="21"/>
+              </w:rPr>
+              <w:t xml:space="preserve">Para corrigir uma mensalidade errada:</w:t>
+            </w:r>
+            <w:r>
+              <w:rPr>
+                <w:color w:val="23293D"/>
+                <w:sz w:val="21"/>
+                <w:szCs w:val="21"/>
+              </w:rPr>
+              <w:t xml:space="preserve"> cancele a atual e gere de novo. Cobrança cancelada não conta para a trava.</w:t>
+            </w:r>
+          </w:p>
+        </w:tc>
+      </w:tr>
+    </w:tbl>
+    <w:p>
+      <w:pPr>
+        <w:spacing w:after="140" w:line="120"/>
+      </w:pPr>
+      <w:r>
+        <w:rPr>
+          <w:sz w:val="2"/>
+          <w:szCs w:val="2"/>
+        </w:rPr>
+        <w:t xml:space="preserve"/>
+      </w:r>
+    </w:p>
     <w:p>
       <w:pPr>
         <w:spacing w:after="140" w:line="280"/>
@@ -12867,15 +13068,51 @@
           <w:sz w:val="21"/>
           <w:szCs w:val="21"/>
         </w:rPr>
-        <w:t xml:space="preserve">Não há trava no banco contra duas mensalidades do mesmo mês</w:t>
-      </w:r>
-      <w:r>
-        <w:rPr>
-          <w:color w:val="23293D"/>
-          <w:sz w:val="21"/>
-          <w:szCs w:val="21"/>
-        </w:rPr>
-        <w:t xml:space="preserve"> para a mesma empresa. A tela evita ao gerar em lote, mas duas pessoas gerando ao mesmo tempo ainda passariam.</w:t>
+        <w:t xml:space="preserve">Implantação da segunda etapa cobra TODOS os titulares, não só os novos.</w:t>
+      </w:r>
+      <w:r>
+        <w:rPr>
+          <w:color w:val="23293D"/>
+          <w:sz w:val="21"/>
+          <w:szCs w:val="21"/>
+        </w:rPr>
+        <w:t xml:space="preserve"> Quando a empresa inclui titulares depois (pelo termo de inclusão), cada titular novo deve pagar a própria implantação — mas hoje o botão </w:t>
+      </w:r>
+      <w:r>
+        <w:rPr>
+          <w:b/>
+          <w:bCs/>
+          <w:color w:val="23293D"/>
+          <w:sz w:val="21"/>
+          <w:szCs w:val="21"/>
+        </w:rPr>
+        <w:t xml:space="preserve">Gerar implantação</w:t>
+      </w:r>
+      <w:r>
+        <w:rPr>
+          <w:color w:val="23293D"/>
+          <w:sz w:val="21"/>
+          <w:szCs w:val="21"/>
+        </w:rPr>
+        <w:t xml:space="preserve"> calcula por todos os cadastrados, e os que já pagaram entram de novo. </w:t>
+      </w:r>
+      <w:r>
+        <w:rPr>
+          <w:b/>
+          <w:bCs/>
+          <w:color w:val="23293D"/>
+          <w:sz w:val="21"/>
+          <w:szCs w:val="21"/>
+        </w:rPr>
+        <w:t xml:space="preserve">Até isso ser corrigido: confira o valor na prévia e, se estiver cobrando os antigos, gere e use Editar para acertar o valor</w:t>
+      </w:r>
+      <w:r>
+        <w:rPr>
+          <w:color w:val="23293D"/>
+          <w:sz w:val="21"/>
+          <w:szCs w:val="21"/>
+        </w:rPr>
+        <w:t xml:space="preserve"> antes de enviar. (A mensalidade, essa sim, tem trava no banco desde a versão 0.71.0.)</w:t>
       </w:r>
     </w:p>
     <w:p>

--- a/docs/treinamento/Manual-Risarte-Empresarial.docx
+++ b/docs/treinamento/Manual-Risarte-Empresarial.docx
@@ -9951,6 +9951,255 @@
         <w:t xml:space="preserve">, essa sim, só é gerada com titulares ativos: são perguntas diferentes.</w:t>
       </w:r>
     </w:p>
+    <w:p>
+      <w:pPr>
+        <w:spacing w:after="140" w:line="280"/>
+      </w:pPr>
+      <w:r>
+        <w:rPr>
+          <w:b/>
+          <w:bCs/>
+          <w:color w:val="23293D"/>
+          <w:sz w:val="21"/>
+          <w:szCs w:val="21"/>
+        </w:rPr>
+        <w:t xml:space="preserve">Cada titular paga a implantação UMA vez — na etapa em que entra.</w:t>
+      </w:r>
+      <w:r>
+        <w:rPr>
+          <w:color w:val="23293D"/>
+          <w:sz w:val="21"/>
+          <w:szCs w:val="21"/>
+        </w:rPr>
+        <w:t xml:space="preserve"> Quando a empresa inclui titulares depois (pelo </w:t>
+      </w:r>
+      <w:r>
+        <w:rPr>
+          <w:b/>
+          <w:bCs/>
+          <w:color w:val="23293D"/>
+          <w:sz w:val="21"/>
+          <w:szCs w:val="21"/>
+        </w:rPr>
+        <w:t xml:space="preserve">termo de inclusão</w:t>
+      </w:r>
+      <w:r>
+        <w:rPr>
+          <w:color w:val="23293D"/>
+          <w:sz w:val="21"/>
+          <w:szCs w:val="21"/>
+        </w:rPr>
+        <w:t xml:space="preserve">), o primeiro pagamento desses titulares novos é a implantação deles. Exemplo: empresa de 100 colaboradores aderiu com 80 e, meses depois, incluiu os outros 20. A primeira implantação cobrou os 80; ao clicar de novo em </w:t>
+      </w:r>
+      <w:r>
+        <w:rPr>
+          <w:b/>
+          <w:bCs/>
+          <w:color w:val="23293D"/>
+          <w:sz w:val="21"/>
+          <w:szCs w:val="21"/>
+        </w:rPr>
+        <w:t xml:space="preserve">Gerar implantação</w:t>
+      </w:r>
+      <w:r>
+        <w:rPr>
+          <w:color w:val="23293D"/>
+          <w:sz w:val="21"/>
+          <w:szCs w:val="21"/>
+        </w:rPr>
+        <w:t xml:space="preserve">, a tela cobra </w:t>
+      </w:r>
+      <w:r>
+        <w:rPr>
+          <w:b/>
+          <w:bCs/>
+          <w:color w:val="23293D"/>
+          <w:sz w:val="21"/>
+          <w:szCs w:val="21"/>
+        </w:rPr>
+        <w:t xml:space="preserve">só os 20</w:t>
+      </w:r>
+      <w:r>
+        <w:rPr>
+          <w:color w:val="23293D"/>
+          <w:sz w:val="21"/>
+          <w:szCs w:val="21"/>
+        </w:rPr>
+        <w:t xml:space="preserve"> e mostra a conta: quantos a empresa tem hoje (contratados + termos aceitos), quantos já pagaram e a diferença.</w:t>
+      </w:r>
+    </w:p>
+    <w:p>
+      <w:pPr>
+        <w:pStyle w:val="ListParagraph"/>
+        <w:numPr>
+          <w:ilvl w:val="0"/>
+          <w:numId w:val="15"/>
+        </w:numPr>
+        <w:spacing w:after="80" w:line="270"/>
+      </w:pPr>
+      <w:r>
+        <w:rPr>
+          <w:color w:val="23293D"/>
+          <w:sz w:val="21"/>
+          <w:szCs w:val="21"/>
+        </w:rPr>
+        <w:t xml:space="preserve">O </w:t>
+      </w:r>
+      <w:r>
+        <w:rPr>
+          <w:b/>
+          <w:bCs/>
+          <w:color w:val="23293D"/>
+          <w:sz w:val="21"/>
+          <w:szCs w:val="21"/>
+        </w:rPr>
+        <w:t xml:space="preserve">preço por titular</w:t>
+      </w:r>
+      <w:r>
+        <w:rPr>
+          <w:color w:val="23293D"/>
+          <w:sz w:val="21"/>
+          <w:szCs w:val="21"/>
+        </w:rPr>
+        <w:t xml:space="preserve"> é o da </w:t>
+      </w:r>
+      <w:r>
+        <w:rPr>
+          <w:b/>
+          <w:bCs/>
+          <w:color w:val="23293D"/>
+          <w:sz w:val="21"/>
+          <w:szCs w:val="21"/>
+        </w:rPr>
+        <w:t xml:space="preserve">faixa da empresa inteira</w:t>
+      </w:r>
+      <w:r>
+        <w:rPr>
+          <w:color w:val="23293D"/>
+          <w:sz w:val="21"/>
+          <w:szCs w:val="21"/>
+        </w:rPr>
+        <w:t xml:space="preserve"> (100, no exemplo), não a de 20 — quem entra depois não paga mais caro por isso.</w:t>
+      </w:r>
+    </w:p>
+    <w:p>
+      <w:pPr>
+        <w:pStyle w:val="ListParagraph"/>
+        <w:numPr>
+          <w:ilvl w:val="0"/>
+          <w:numId w:val="15"/>
+        </w:numPr>
+        <w:spacing w:after="80" w:line="270"/>
+      </w:pPr>
+      <w:r>
+        <w:rPr>
+          <w:color w:val="23293D"/>
+          <w:sz w:val="21"/>
+          <w:szCs w:val="21"/>
+        </w:rPr>
+        <w:t xml:space="preserve">Se </w:t>
+      </w:r>
+      <w:r>
+        <w:rPr>
+          <w:b/>
+          <w:bCs/>
+          <w:color w:val="23293D"/>
+          <w:sz w:val="21"/>
+          <w:szCs w:val="21"/>
+        </w:rPr>
+        <w:t xml:space="preserve">todos já pagaram</w:t>
+      </w:r>
+      <w:r>
+        <w:rPr>
+          <w:color w:val="23293D"/>
+          <w:sz w:val="21"/>
+          <w:szCs w:val="21"/>
+        </w:rPr>
+        <w:t xml:space="preserve">, o sistema </w:t>
+      </w:r>
+      <w:r>
+        <w:rPr>
+          <w:b/>
+          <w:bCs/>
+          <w:color w:val="23293D"/>
+          <w:sz w:val="21"/>
+          <w:szCs w:val="21"/>
+        </w:rPr>
+        <w:t xml:space="preserve">não gera</w:t>
+      </w:r>
+      <w:r>
+        <w:rPr>
+          <w:color w:val="23293D"/>
+          <w:sz w:val="21"/>
+          <w:szCs w:val="21"/>
+        </w:rPr>
+        <w:t xml:space="preserve"> e diz por quê. É também o que impede a mesma implantação de sair duas vezes por dois cliques.</w:t>
+      </w:r>
+    </w:p>
+    <w:p>
+      <w:pPr>
+        <w:pStyle w:val="ListParagraph"/>
+        <w:numPr>
+          <w:ilvl w:val="0"/>
+          <w:numId w:val="15"/>
+        </w:numPr>
+        <w:spacing w:after="80" w:line="270"/>
+      </w:pPr>
+      <w:r>
+        <w:rPr>
+          <w:b/>
+          <w:bCs/>
+          <w:color w:val="23293D"/>
+          <w:sz w:val="21"/>
+          <w:szCs w:val="21"/>
+        </w:rPr>
+        <w:t xml:space="preserve">Cobrança cancelada não conta</w:t>
+      </w:r>
+      <w:r>
+        <w:rPr>
+          <w:color w:val="23293D"/>
+          <w:sz w:val="21"/>
+          <w:szCs w:val="21"/>
+        </w:rPr>
+        <w:t xml:space="preserve"> como paga: se a implantação foi cancelada, a próxima cobra aqueles titulares de novo.</w:t>
+      </w:r>
+    </w:p>
+    <w:p>
+      <w:pPr>
+        <w:pStyle w:val="ListParagraph"/>
+        <w:numPr>
+          <w:ilvl w:val="0"/>
+          <w:numId w:val="15"/>
+        </w:numPr>
+        <w:spacing w:after="80" w:line="270"/>
+      </w:pPr>
+      <w:r>
+        <w:rPr>
+          <w:color w:val="23293D"/>
+          <w:sz w:val="21"/>
+          <w:szCs w:val="21"/>
+        </w:rPr>
+        <w:t xml:space="preserve">A segunda etapa pode ser cobrada </w:t>
+      </w:r>
+      <w:r>
+        <w:rPr>
+          <w:b/>
+          <w:bCs/>
+          <w:color w:val="23293D"/>
+          <w:sz w:val="21"/>
+          <w:szCs w:val="21"/>
+        </w:rPr>
+        <w:t xml:space="preserve">antes</w:t>
+      </w:r>
+      <w:r>
+        <w:rPr>
+          <w:color w:val="23293D"/>
+          <w:sz w:val="21"/>
+          <w:szCs w:val="21"/>
+        </w:rPr>
+        <w:t xml:space="preserve"> de os 20 serem cadastrados — o termo de inclusão aceito já basta, igual à primeira implantação.</w:t>
+      </w:r>
+    </w:p>
     <w:tbl>
       <w:tblPr>
         <w:tblW w:type="dxa" w:w="9638"/>
@@ -9990,15 +10239,15 @@
                 <w:sz w:val="21"/>
                 <w:szCs w:val="21"/>
               </w:rPr>
-              <w:t xml:space="preserve">O vencimento e o valor são editáveis depois.</w:t>
-            </w:r>
-            <w:r>
-              <w:rPr>
-                <w:color w:val="23293D"/>
-                <w:sz w:val="21"/>
-                <w:szCs w:val="21"/>
-              </w:rPr>
-              <w:t xml:space="preserve"> Toda cobrança ainda não paga tem o botão </w:t>
+              <w:t xml:space="preserve">Aviso em amarelo "implantação(ões) gerada(s) antes do registro":</w:t>
+            </w:r>
+            <w:r>
+              <w:rPr>
+                <w:color w:val="23293D"/>
+                <w:sz w:val="21"/>
+                <w:szCs w:val="21"/>
+              </w:rPr>
+              <w:t xml:space="preserve"> as implantações feitas </w:t>
             </w:r>
             <w:r>
               <w:rPr>
@@ -10008,15 +10257,15 @@
                 <w:sz w:val="21"/>
                 <w:szCs w:val="21"/>
               </w:rPr>
-              <w:t xml:space="preserve">Editar</w:t>
-            </w:r>
-            <w:r>
-              <w:rPr>
-                <w:color w:val="23293D"/>
-                <w:sz w:val="21"/>
-                <w:szCs w:val="21"/>
-              </w:rPr>
-              <w:t xml:space="preserve"> (valor, vencimento e descrição). O vencimento padrão vem do </w:t>
+              <w:t xml:space="preserve">antes da versão 0.72.0</w:t>
+            </w:r>
+            <w:r>
+              <w:rPr>
+                <w:color w:val="23293D"/>
+                <w:sz w:val="21"/>
+                <w:szCs w:val="21"/>
+              </w:rPr>
+              <w:t xml:space="preserve"> não guardaram quantos titulares cobriram. Quando a empresa tem uma delas, a tela faz a conta do jeito antigo (todos) e avisa que pode estar repetindo quem já pagou. </w:t>
             </w:r>
             <w:r>
               <w:rPr>
@@ -10026,15 +10275,33 @@
                 <w:sz w:val="21"/>
                 <w:szCs w:val="21"/>
               </w:rPr>
-              <w:t xml:space="preserve">dia de vencimento</w:t>
-            </w:r>
-            <w:r>
-              <w:rPr>
-                <w:color w:val="23293D"/>
-                <w:sz w:val="21"/>
-                <w:szCs w:val="21"/>
-              </w:rPr>
-              <w:t xml:space="preserve"> que está no cadastro da empresa, em Dados Gerais — mudar lá muda o padrão das próximas.</w:t>
+              <w:t xml:space="preserve">Confira e use Editar para acertar o valor.</w:t>
+            </w:r>
+            <w:r>
+              <w:rPr>
+                <w:color w:val="23293D"/>
+                <w:sz w:val="21"/>
+                <w:szCs w:val="21"/>
+              </w:rPr>
+              <w:t xml:space="preserve"> O mesmo aviso aparece quando a primeira implantação teve o </w:t>
+            </w:r>
+            <w:r>
+              <w:rPr>
+                <w:b/>
+                <w:bCs/>
+                <w:color w:val="23293D"/>
+                <w:sz w:val="21"/>
+                <w:szCs w:val="21"/>
+              </w:rPr>
+              <w:t xml:space="preserve">valor informado à mão</w:t>
+            </w:r>
+            <w:r>
+              <w:rPr>
+                <w:color w:val="23293D"/>
+                <w:sz w:val="21"/>
+                <w:szCs w:val="21"/>
+              </w:rPr>
+              <w:t xml:space="preserve"> (sem titulares nem quantidade contratada): ninguém sabe quantos titulares aquele valor cobriu.</w:t>
             </w:r>
           </w:p>
         </w:tc>
@@ -10052,6 +10319,107 @@
         <w:t xml:space="preserve"/>
       </w:r>
     </w:p>
+    <w:tbl>
+      <w:tblPr>
+        <w:tblW w:type="dxa" w:w="9638"/>
+        <w:tblBorders>
+          <w:top w:val="single" w:color="F5F3EC" w:sz="2"/>
+          <w:left w:val="single" w:color="B98B2E" w:sz="18"/>
+          <w:bottom w:val="single" w:color="F5F3EC" w:sz="2"/>
+          <w:right w:val="single" w:color="F5F3EC" w:sz="2"/>
+          <w:insideH w:val="none" w:color="auto" w:sz="0"/>
+          <w:insideV w:val="none" w:color="auto" w:sz="0"/>
+        </w:tblBorders>
+      </w:tblPr>
+      <w:tblGrid>
+        <w:gridCol w:w="9638"/>
+      </w:tblGrid>
+      <w:tr>
+        <w:tc>
+          <w:tcPr>
+            <w:tcW w:type="dxa" w:w="9638"/>
+            <w:shd w:fill="F5F3EC" w:color="auto" w:val="clear"/>
+            <w:tcMar>
+              <w:top w:type="dxa" w:w="160"/>
+              <w:left w:type="dxa" w:w="220"/>
+              <w:bottom w:type="dxa" w:w="160"/>
+              <w:right w:type="dxa" w:w="200"/>
+            </w:tcMar>
+          </w:tcPr>
+          <w:p>
+            <w:pPr>
+              <w:spacing w:after="140" w:line="280"/>
+            </w:pPr>
+            <w:r>
+              <w:rPr>
+                <w:b/>
+                <w:bCs/>
+                <w:color w:val="23293D"/>
+                <w:sz w:val="21"/>
+                <w:szCs w:val="21"/>
+              </w:rPr>
+              <w:t xml:space="preserve">O vencimento e o valor são editáveis depois.</w:t>
+            </w:r>
+            <w:r>
+              <w:rPr>
+                <w:color w:val="23293D"/>
+                <w:sz w:val="21"/>
+                <w:szCs w:val="21"/>
+              </w:rPr>
+              <w:t xml:space="preserve"> Toda cobrança ainda não paga tem o botão </w:t>
+            </w:r>
+            <w:r>
+              <w:rPr>
+                <w:b/>
+                <w:bCs/>
+                <w:color w:val="23293D"/>
+                <w:sz w:val="21"/>
+                <w:szCs w:val="21"/>
+              </w:rPr>
+              <w:t xml:space="preserve">Editar</w:t>
+            </w:r>
+            <w:r>
+              <w:rPr>
+                <w:color w:val="23293D"/>
+                <w:sz w:val="21"/>
+                <w:szCs w:val="21"/>
+              </w:rPr>
+              <w:t xml:space="preserve"> (valor, vencimento e descrição). O vencimento padrão vem do </w:t>
+            </w:r>
+            <w:r>
+              <w:rPr>
+                <w:b/>
+                <w:bCs/>
+                <w:color w:val="23293D"/>
+                <w:sz w:val="21"/>
+                <w:szCs w:val="21"/>
+              </w:rPr>
+              <w:t xml:space="preserve">dia de vencimento</w:t>
+            </w:r>
+            <w:r>
+              <w:rPr>
+                <w:color w:val="23293D"/>
+                <w:sz w:val="21"/>
+                <w:szCs w:val="21"/>
+              </w:rPr>
+              <w:t xml:space="preserve"> que está no cadastro da empresa, em Dados Gerais — mudar lá muda o padrão das próximas.</w:t>
+            </w:r>
+          </w:p>
+        </w:tc>
+      </w:tr>
+    </w:tbl>
+    <w:p>
+      <w:pPr>
+        <w:spacing w:after="140" w:line="120"/>
+      </w:pPr>
+      <w:r>
+        <w:rPr>
+          <w:sz w:val="2"/>
+          <w:szCs w:val="2"/>
+        </w:rPr>
+        <w:t xml:space="preserve"/>
+      </w:r>
+    </w:p>
     <w:p>
       <w:pPr>
         <w:spacing w:after="140" w:line="280"/>
@@ -10163,264 +10531,6 @@
           <w:szCs w:val="21"/>
         </w:rPr>
         <w:t xml:space="preserve">. Filtros por situação, período de vencimento e nome.</w:t>
-      </w:r>
-    </w:p>
-    <w:p>
-      <w:pPr>
-        <w:pStyle w:val="ListParagraph"/>
-        <w:numPr>
-          <w:ilvl w:val="0"/>
-          <w:numId w:val="15"/>
-        </w:numPr>
-        <w:spacing w:after="80" w:line="270"/>
-      </w:pPr>
-      <w:r>
-        <w:rPr>
-          <w:b/>
-          <w:bCs/>
-          <w:color w:val="23293D"/>
-          <w:sz w:val="21"/>
-          <w:szCs w:val="21"/>
-        </w:rPr>
-        <w:t xml:space="preserve">Dar baixa</w:t>
-      </w:r>
-      <w:r>
-        <w:rPr>
-          <w:color w:val="23293D"/>
-          <w:sz w:val="21"/>
-          <w:szCs w:val="21"/>
-        </w:rPr>
-        <w:t xml:space="preserve"> em lote: ao terminar, o aviso diz </w:t>
-      </w:r>
-      <w:r>
-        <w:rPr>
-          <w:b/>
-          <w:bCs/>
-          <w:color w:val="23293D"/>
-          <w:sz w:val="21"/>
-          <w:szCs w:val="21"/>
-        </w:rPr>
-        <w:t xml:space="preserve">quantas entraram e quais ficaram de fora, com o motivo</w:t>
-      </w:r>
-      <w:r>
-        <w:rPr>
-          <w:color w:val="23293D"/>
-          <w:sz w:val="21"/>
-          <w:szCs w:val="21"/>
-        </w:rPr>
-        <w:t xml:space="preserve">. Cobrança já paga vem desabilitada.</w:t>
-      </w:r>
-    </w:p>
-    <w:p>
-      <w:pPr>
-        <w:pStyle w:val="ListParagraph"/>
-        <w:numPr>
-          <w:ilvl w:val="0"/>
-          <w:numId w:val="15"/>
-        </w:numPr>
-        <w:spacing w:after="80" w:line="270"/>
-      </w:pPr>
-      <w:r>
-        <w:rPr>
-          <w:b/>
-          <w:bCs/>
-          <w:color w:val="23293D"/>
-          <w:sz w:val="21"/>
-          <w:szCs w:val="21"/>
-        </w:rPr>
-        <w:t xml:space="preserve">Gerar mensalidades</w:t>
-      </w:r>
-      <w:r>
-        <w:rPr>
-          <w:color w:val="23293D"/>
-          <w:sz w:val="21"/>
-          <w:szCs w:val="21"/>
-        </w:rPr>
-        <w:t xml:space="preserve"> em lote: empresa que </w:t>
-      </w:r>
-      <w:r>
-        <w:rPr>
-          <w:b/>
-          <w:bCs/>
-          <w:color w:val="23293D"/>
-          <w:sz w:val="21"/>
-          <w:szCs w:val="21"/>
-        </w:rPr>
-        <w:t xml:space="preserve">já tem cobrança do mês é pulada</w:t>
-      </w:r>
-      <w:r>
-        <w:rPr>
-          <w:color w:val="23293D"/>
-          <w:sz w:val="21"/>
-          <w:szCs w:val="21"/>
-        </w:rPr>
-        <w:t xml:space="preserve">, e o aviso diz quais.</w:t>
-      </w:r>
-    </w:p>
-    <w:p>
-      <w:pPr>
-        <w:pStyle w:val="ListParagraph"/>
-        <w:numPr>
-          <w:ilvl w:val="0"/>
-          <w:numId w:val="15"/>
-        </w:numPr>
-        <w:spacing w:after="80" w:line="270"/>
-      </w:pPr>
-      <w:r>
-        <w:rPr>
-          <w:b/>
-          <w:bCs/>
-          <w:color w:val="23293D"/>
-          <w:sz w:val="21"/>
-          <w:szCs w:val="21"/>
-        </w:rPr>
-        <w:t xml:space="preserve">Imprimir a lista</w:t>
-      </w:r>
-      <w:r>
-        <w:rPr>
-          <w:color w:val="23293D"/>
-          <w:sz w:val="21"/>
-          <w:szCs w:val="21"/>
-        </w:rPr>
-        <w:t xml:space="preserve"> manda a tabela para o papel.</w:t>
-      </w:r>
-    </w:p>
-    <w:p>
-      <w:pPr>
-        <w:pStyle w:val="Heading2"/>
-      </w:pPr>
-      <w:r>
-        <w:rPr>
-          <w:color w:val="1F3253"/>
-        </w:rPr>
-        <w:t xml:space="preserve">O split</w:t>
-      </w:r>
-    </w:p>
-    <w:p>
-      <w:pPr>
-        <w:spacing w:after="140" w:line="280"/>
-      </w:pPr>
-      <w:r>
-        <w:rPr>
-          <w:color w:val="23293D"/>
-          <w:sz w:val="21"/>
-          <w:szCs w:val="21"/>
-        </w:rPr>
-        <w:t xml:space="preserve">Ao dar baixa, o pagamento é dividido </w:t>
-      </w:r>
-      <w:r>
-        <w:rPr>
-          <w:b/>
-          <w:bCs/>
-          <w:color w:val="23293D"/>
-          <w:sz w:val="21"/>
-          <w:szCs w:val="21"/>
-        </w:rPr>
-        <w:t xml:space="preserve">Risarte / RisLife</w:t>
-      </w:r>
-      <w:r>
-        <w:rPr>
-          <w:color w:val="23293D"/>
-          <w:sz w:val="21"/>
-          <w:szCs w:val="21"/>
-        </w:rPr>
-        <w:t xml:space="preserve">. O padrão da rede é </w:t>
-      </w:r>
-      <w:r>
-        <w:rPr>
-          <w:b/>
-          <w:bCs/>
-          <w:color w:val="23293D"/>
-          <w:sz w:val="21"/>
-          <w:szCs w:val="21"/>
-        </w:rPr>
-        <w:t xml:space="preserve">0% / 100% no primeiro pagamento</w:t>
-      </w:r>
-      <w:r>
-        <w:rPr>
-          <w:color w:val="23293D"/>
-          <w:sz w:val="21"/>
-          <w:szCs w:val="21"/>
-        </w:rPr>
-        <w:t xml:space="preserve"> e </w:t>
-      </w:r>
-      <w:r>
-        <w:rPr>
-          <w:b/>
-          <w:bCs/>
-          <w:color w:val="23293D"/>
-          <w:sz w:val="21"/>
-          <w:szCs w:val="21"/>
-        </w:rPr>
-        <w:t xml:space="preserve">50% / 50% nas mensalidades</w:t>
-      </w:r>
-      <w:r>
-        <w:rPr>
-          <w:color w:val="23293D"/>
-          <w:sz w:val="21"/>
-          <w:szCs w:val="21"/>
-        </w:rPr>
-        <w:t xml:space="preserve"> (Configurações → Split de pagamento).</w:t>
-      </w:r>
-    </w:p>
-    <w:p>
-      <w:pPr>
-        <w:pStyle w:val="Heading2"/>
-      </w:pPr>
-      <w:r>
-        <w:rPr>
-          <w:color w:val="1F3253"/>
-        </w:rPr>
-        <w:t xml:space="preserve">Estornar uma baixa</w:t>
-      </w:r>
-    </w:p>
-    <w:p>
-      <w:pPr>
-        <w:spacing w:after="140" w:line="280"/>
-      </w:pPr>
-      <w:r>
-        <w:rPr>
-          <w:color w:val="23293D"/>
-          <w:sz w:val="21"/>
-          <w:szCs w:val="21"/>
-        </w:rPr>
-        <w:t xml:space="preserve">Baixa errada acontece; o que não pode é ficar sem saída. Na linha </w:t>
-      </w:r>
-      <w:r>
-        <w:rPr>
-          <w:b/>
-          <w:bCs/>
-          <w:color w:val="23293D"/>
-          <w:sz w:val="21"/>
-          <w:szCs w:val="21"/>
-        </w:rPr>
-        <w:t xml:space="preserve">Paga</w:t>
-      </w:r>
-      <w:r>
-        <w:rPr>
-          <w:color w:val="23293D"/>
-          <w:sz w:val="21"/>
-          <w:szCs w:val="21"/>
-        </w:rPr>
-        <w:t xml:space="preserve">, botão </w:t>
-      </w:r>
-      <w:r>
-        <w:rPr>
-          <w:b/>
-          <w:bCs/>
-          <w:color w:val="23293D"/>
-          <w:sz w:val="21"/>
-          <w:szCs w:val="21"/>
-        </w:rPr>
-        <w:t xml:space="preserve">Estornar</w:t>
-      </w:r>
-      <w:r>
-        <w:rPr>
-          <w:color w:val="23293D"/>
-          <w:sz w:val="21"/>
-          <w:szCs w:val="21"/>
-        </w:rPr>
-        <w:t xml:space="preserve">:</w:t>
       </w:r>
     </w:p>
     <w:p>
@@ -10440,15 +10550,33 @@
           <w:sz w:val="21"/>
           <w:szCs w:val="21"/>
         </w:rPr>
-        <w:t xml:space="preserve">Motivo obrigatório</w:t>
-      </w:r>
-      <w:r>
-        <w:rPr>
-          <w:color w:val="23293D"/>
-          <w:sz w:val="21"/>
-          <w:szCs w:val="21"/>
-        </w:rPr>
-        <w:t xml:space="preserve"> (mínimo 5 letras), e o sistema avisa o que vai acontecer antes de confirmar.</w:t>
+        <w:t xml:space="preserve">Dar baixa</w:t>
+      </w:r>
+      <w:r>
+        <w:rPr>
+          <w:color w:val="23293D"/>
+          <w:sz w:val="21"/>
+          <w:szCs w:val="21"/>
+        </w:rPr>
+        <w:t xml:space="preserve"> em lote: ao terminar, o aviso diz </w:t>
+      </w:r>
+      <w:r>
+        <w:rPr>
+          <w:b/>
+          <w:bCs/>
+          <w:color w:val="23293D"/>
+          <w:sz w:val="21"/>
+          <w:szCs w:val="21"/>
+        </w:rPr>
+        <w:t xml:space="preserve">quantas entraram e quais ficaram de fora, com o motivo</w:t>
+      </w:r>
+      <w:r>
+        <w:rPr>
+          <w:color w:val="23293D"/>
+          <w:sz w:val="21"/>
+          <w:szCs w:val="21"/>
+        </w:rPr>
+        <w:t xml:space="preserve">. Cobrança já paga vem desabilitada.</w:t>
       </w:r>
     </w:p>
     <w:p>
@@ -10462,65 +10590,39 @@
       </w:pPr>
       <w:r>
         <w:rPr>
-          <w:color w:val="23293D"/>
-          <w:sz w:val="21"/>
-          <w:szCs w:val="21"/>
-        </w:rPr>
-        <w:t xml:space="preserve">A cobrança volta à </w:t>
-      </w:r>
-      <w:r>
-        <w:rPr>
-          <w:b/>
-          <w:bCs/>
-          <w:color w:val="23293D"/>
-          <w:sz w:val="21"/>
-          <w:szCs w:val="21"/>
-        </w:rPr>
-        <w:t xml:space="preserve">situação do vencimento</w:t>
-      </w:r>
-      <w:r>
-        <w:rPr>
-          <w:color w:val="23293D"/>
-          <w:sz w:val="21"/>
-          <w:szCs w:val="21"/>
-        </w:rPr>
-        <w:t xml:space="preserve"> — </w:t>
-      </w:r>
-      <w:r>
-        <w:rPr>
-          <w:i/>
-          <w:iCs/>
-          <w:color w:val="23293D"/>
-          <w:sz w:val="21"/>
-          <w:szCs w:val="21"/>
-        </w:rPr>
-        <w:t xml:space="preserve">Em atraso</w:t>
-      </w:r>
-      <w:r>
-        <w:rPr>
-          <w:color w:val="23293D"/>
-          <w:sz w:val="21"/>
-          <w:szCs w:val="21"/>
-        </w:rPr>
-        <w:t xml:space="preserve"> se já venceu, </w:t>
-      </w:r>
-      <w:r>
-        <w:rPr>
-          <w:i/>
-          <w:iCs/>
-          <w:color w:val="23293D"/>
-          <w:sz w:val="21"/>
-          <w:szCs w:val="21"/>
-        </w:rPr>
-        <w:t xml:space="preserve">Pendente</w:t>
-      </w:r>
-      <w:r>
-        <w:rPr>
-          <w:color w:val="23293D"/>
-          <w:sz w:val="21"/>
-          <w:szCs w:val="21"/>
-        </w:rPr>
-        <w:t xml:space="preserve"> se não.</w:t>
+          <w:b/>
+          <w:bCs/>
+          <w:color w:val="23293D"/>
+          <w:sz w:val="21"/>
+          <w:szCs w:val="21"/>
+        </w:rPr>
+        <w:t xml:space="preserve">Gerar mensalidades</w:t>
+      </w:r>
+      <w:r>
+        <w:rPr>
+          <w:color w:val="23293D"/>
+          <w:sz w:val="21"/>
+          <w:szCs w:val="21"/>
+        </w:rPr>
+        <w:t xml:space="preserve"> em lote: empresa que </w:t>
+      </w:r>
+      <w:r>
+        <w:rPr>
+          <w:b/>
+          <w:bCs/>
+          <w:color w:val="23293D"/>
+          <w:sz w:val="21"/>
+          <w:szCs w:val="21"/>
+        </w:rPr>
+        <w:t xml:space="preserve">já tem cobrança do mês é pulada</w:t>
+      </w:r>
+      <w:r>
+        <w:rPr>
+          <w:color w:val="23293D"/>
+          <w:sz w:val="21"/>
+          <w:szCs w:val="21"/>
+        </w:rPr>
+        <w:t xml:space="preserve">, e o aviso diz quais.</w:t>
       </w:r>
     </w:p>
     <w:p>
@@ -10540,69 +10642,15 @@
           <w:sz w:val="21"/>
           <w:szCs w:val="21"/>
         </w:rPr>
-        <w:t xml:space="preserve">O pagamento e o split são apagados</w:t>
-      </w:r>
-      <w:r>
-        <w:rPr>
-          <w:color w:val="23293D"/>
-          <w:sz w:val="21"/>
-          <w:szCs w:val="21"/>
-        </w:rPr>
-        <w:t xml:space="preserve">, e o motivo fica gravado com o nome de quem estornou.</w:t>
-      </w:r>
-    </w:p>
-    <w:p>
-      <w:pPr>
-        <w:pStyle w:val="ListParagraph"/>
-        <w:numPr>
-          <w:ilvl w:val="0"/>
-          <w:numId w:val="16"/>
-        </w:numPr>
-        <w:spacing w:after="80" w:line="270"/>
-      </w:pPr>
-      <w:r>
-        <w:rPr>
-          <w:color w:val="23293D"/>
-          <w:sz w:val="21"/>
-          <w:szCs w:val="21"/>
-        </w:rPr>
-        <w:t xml:space="preserve">Se a empresa tinha sido reativada por aquela baixa e continua devendo, ela é </w:t>
-      </w:r>
-      <w:r>
-        <w:rPr>
-          <w:b/>
-          <w:bCs/>
-          <w:color w:val="23293D"/>
-          <w:sz w:val="21"/>
-          <w:szCs w:val="21"/>
-        </w:rPr>
-        <w:t xml:space="preserve">suspensa de novo</w:t>
-      </w:r>
-      <w:r>
-        <w:rPr>
-          <w:color w:val="23293D"/>
-          <w:sz w:val="21"/>
-          <w:szCs w:val="21"/>
-        </w:rPr>
-        <w:t xml:space="preserve"> — estornar não pode virar um jeito silencioso de manter ativa uma empresa inadimplente.</w:t>
-      </w:r>
-    </w:p>
-    <w:p>
-      <w:pPr>
-        <w:pStyle w:val="ListParagraph"/>
-        <w:numPr>
-          <w:ilvl w:val="0"/>
-          <w:numId w:val="16"/>
-        </w:numPr>
-        <w:spacing w:after="80" w:line="270"/>
-      </w:pPr>
-      <w:r>
-        <w:rPr>
-          <w:color w:val="23293D"/>
-          <w:sz w:val="21"/>
-          <w:szCs w:val="21"/>
-        </w:rPr>
-        <w:t xml:space="preserve">Estornar duas vezes a mesma cobrança é recusado.</w:t>
+        <w:t xml:space="preserve">Imprimir a lista</w:t>
+      </w:r>
+      <w:r>
+        <w:rPr>
+          <w:color w:val="23293D"/>
+          <w:sz w:val="21"/>
+          <w:szCs w:val="21"/>
+        </w:rPr>
+        <w:t xml:space="preserve"> manda a tabela para o papel.</w:t>
       </w:r>
     </w:p>
     <w:p>
@@ -10613,7 +10661,7 @@
         <w:rPr>
           <w:color w:val="1F3253"/>
         </w:rPr>
-        <w:t xml:space="preserve">Inadimplência</w:t>
+        <w:t xml:space="preserve">O split</w:t>
       </w:r>
     </w:p>
     <w:p>
@@ -10622,116 +10670,76 @@
       </w:pPr>
       <w:r>
         <w:rPr>
-          <w:b/>
-          <w:bCs/>
-          <w:color w:val="23293D"/>
-          <w:sz w:val="21"/>
-          <w:szCs w:val="21"/>
-        </w:rPr>
-        <w:t xml:space="preserve">Checar inadimplência</w:t>
-      </w:r>
-      <w:r>
-        <w:rPr>
-          <w:color w:val="23293D"/>
-          <w:sz w:val="21"/>
-          <w:szCs w:val="21"/>
-        </w:rPr>
-        <w:t xml:space="preserve"> marca as vencidas e, passada a carência, </w:t>
-      </w:r>
-      <w:r>
-        <w:rPr>
-          <w:b/>
-          <w:bCs/>
-          <w:color w:val="23293D"/>
-          <w:sz w:val="21"/>
-          <w:szCs w:val="21"/>
-        </w:rPr>
-        <w:t xml:space="preserve">suspende</w:t>
-      </w:r>
-      <w:r>
-        <w:rPr>
-          <w:color w:val="23293D"/>
-          <w:sz w:val="21"/>
-          <w:szCs w:val="21"/>
-        </w:rPr>
-        <w:t xml:space="preserve"> a empresa. Empresa </w:t>
-      </w:r>
-      <w:r>
-        <w:rPr>
-          <w:b/>
-          <w:bCs/>
-          <w:color w:val="23293D"/>
-          <w:sz w:val="21"/>
-          <w:szCs w:val="21"/>
-        </w:rPr>
-        <w:t xml:space="preserve">Suspensa</w:t>
-      </w:r>
-      <w:r>
-        <w:rPr>
-          <w:color w:val="23293D"/>
-          <w:sz w:val="21"/>
-          <w:szCs w:val="21"/>
-        </w:rPr>
-        <w:t xml:space="preserve"> tem os benefícios </w:t>
-      </w:r>
-      <w:r>
-        <w:rPr>
-          <w:b/>
-          <w:bCs/>
-          <w:color w:val="23293D"/>
-          <w:sz w:val="21"/>
-          <w:szCs w:val="21"/>
-        </w:rPr>
-        <w:t xml:space="preserve">bloqueados</w:t>
-      </w:r>
-      <w:r>
-        <w:rPr>
-          <w:color w:val="23293D"/>
-          <w:sz w:val="21"/>
-          <w:szCs w:val="21"/>
-        </w:rPr>
-        <w:t xml:space="preserve"> — e o aviso aparece na ficha do cliente e no orçamento. Quando a dívida some, a suspensão que o </w:t>
-      </w:r>
-      <w:r>
-        <w:rPr>
-          <w:b/>
-          <w:bCs/>
-          <w:color w:val="23293D"/>
-          <w:sz w:val="21"/>
-          <w:szCs w:val="21"/>
-        </w:rPr>
-        <w:t xml:space="preserve">sistema</w:t>
-      </w:r>
-      <w:r>
-        <w:rPr>
-          <w:color w:val="23293D"/>
-          <w:sz w:val="21"/>
-          <w:szCs w:val="21"/>
-        </w:rPr>
-        <w:t xml:space="preserve"> aplicou é desfeita sozinha.</w:t>
-      </w:r>
-    </w:p>
-    <w:p>
-      <w:pPr>
-        <w:spacing w:after="60" w:line="120"/>
-      </w:pPr>
-      <w:r>
-        <w:rPr>
-          <w:sz w:val="2"/>
-          <w:szCs w:val="2"/>
-        </w:rPr>
-        <w:t xml:space="preserve"/>
-      </w:r>
-    </w:p>
-    <w:p>
-      <w:pPr>
-        <w:pStyle w:val="Heading1"/>
+          <w:color w:val="23293D"/>
+          <w:sz w:val="21"/>
+          <w:szCs w:val="21"/>
+        </w:rPr>
+        <w:t xml:space="preserve">Ao dar baixa, o pagamento é dividido </w:t>
+      </w:r>
+      <w:r>
+        <w:rPr>
+          <w:b/>
+          <w:bCs/>
+          <w:color w:val="23293D"/>
+          <w:sz w:val="21"/>
+          <w:szCs w:val="21"/>
+        </w:rPr>
+        <w:t xml:space="preserve">Risarte / RisLife</w:t>
+      </w:r>
+      <w:r>
+        <w:rPr>
+          <w:color w:val="23293D"/>
+          <w:sz w:val="21"/>
+          <w:szCs w:val="21"/>
+        </w:rPr>
+        <w:t xml:space="preserve">. O padrão da rede é </w:t>
+      </w:r>
+      <w:r>
+        <w:rPr>
+          <w:b/>
+          <w:bCs/>
+          <w:color w:val="23293D"/>
+          <w:sz w:val="21"/>
+          <w:szCs w:val="21"/>
+        </w:rPr>
+        <w:t xml:space="preserve">0% / 100% no primeiro pagamento</w:t>
+      </w:r>
+      <w:r>
+        <w:rPr>
+          <w:color w:val="23293D"/>
+          <w:sz w:val="21"/>
+          <w:szCs w:val="21"/>
+        </w:rPr>
+        <w:t xml:space="preserve"> e </w:t>
+      </w:r>
+      <w:r>
+        <w:rPr>
+          <w:b/>
+          <w:bCs/>
+          <w:color w:val="23293D"/>
+          <w:sz w:val="21"/>
+          <w:szCs w:val="21"/>
+        </w:rPr>
+        <w:t xml:space="preserve">50% / 50% nas mensalidades</w:t>
+      </w:r>
+      <w:r>
+        <w:rPr>
+          <w:color w:val="23293D"/>
+          <w:sz w:val="21"/>
+          <w:szCs w:val="21"/>
+        </w:rPr>
+        <w:t xml:space="preserve"> (Configurações → Split de pagamento).</w:t>
+      </w:r>
+    </w:p>
+    <w:p>
+      <w:pPr>
+        <w:pStyle w:val="Heading2"/>
       </w:pPr>
       <w:r>
         <w:rPr>
           <w:color w:val="1F3253"/>
         </w:rPr>
-        <w:t xml:space="preserve">13. O benefício na hora do orçamento</w:t>
+        <w:t xml:space="preserve">Estornar uma baixa</w:t>
       </w:r>
     </w:p>
     <w:p>
@@ -10744,43 +10752,43 @@
           <w:sz w:val="21"/>
           <w:szCs w:val="21"/>
         </w:rPr>
-        <w:t xml:space="preserve">É aqui que o programa aparece para o paciente, e quem faz é o </w:t>
-      </w:r>
-      <w:r>
-        <w:rPr>
-          <w:b/>
-          <w:bCs/>
-          <w:color w:val="23293D"/>
-          <w:sz w:val="21"/>
-          <w:szCs w:val="21"/>
-        </w:rPr>
-        <w:t xml:space="preserve">Planner</w:t>
-      </w:r>
-      <w:r>
-        <w:rPr>
-          <w:color w:val="23293D"/>
-          <w:sz w:val="21"/>
-          <w:szCs w:val="21"/>
-        </w:rPr>
-        <w:t xml:space="preserve">, na ficha do cliente → </w:t>
-      </w:r>
-      <w:r>
-        <w:rPr>
-          <w:b/>
-          <w:bCs/>
-          <w:color w:val="23293D"/>
-          <w:sz w:val="21"/>
-          <w:szCs w:val="21"/>
-        </w:rPr>
-        <w:t xml:space="preserve">Plano de Tratamento</w:t>
-      </w:r>
-      <w:r>
-        <w:rPr>
-          <w:color w:val="23293D"/>
-          <w:sz w:val="21"/>
-          <w:szCs w:val="21"/>
-        </w:rPr>
-        <w:t xml:space="preserve">.</w:t>
+        <w:t xml:space="preserve">Baixa errada acontece; o que não pode é ficar sem saída. Na linha </w:t>
+      </w:r>
+      <w:r>
+        <w:rPr>
+          <w:b/>
+          <w:bCs/>
+          <w:color w:val="23293D"/>
+          <w:sz w:val="21"/>
+          <w:szCs w:val="21"/>
+        </w:rPr>
+        <w:t xml:space="preserve">Paga</w:t>
+      </w:r>
+      <w:r>
+        <w:rPr>
+          <w:color w:val="23293D"/>
+          <w:sz w:val="21"/>
+          <w:szCs w:val="21"/>
+        </w:rPr>
+        <w:t xml:space="preserve">, botão </w:t>
+      </w:r>
+      <w:r>
+        <w:rPr>
+          <w:b/>
+          <w:bCs/>
+          <w:color w:val="23293D"/>
+          <w:sz w:val="21"/>
+          <w:szCs w:val="21"/>
+        </w:rPr>
+        <w:t xml:space="preserve">Estornar</w:t>
+      </w:r>
+      <w:r>
+        <w:rPr>
+          <w:color w:val="23293D"/>
+          <w:sz w:val="21"/>
+          <w:szCs w:val="21"/>
+        </w:rPr>
+        <w:t xml:space="preserve">:</w:t>
       </w:r>
     </w:p>
     <w:p>
@@ -10794,11 +10802,21 @@
       </w:pPr>
       <w:r>
         <w:rPr>
-          <w:color w:val="23293D"/>
-          <w:sz w:val="21"/>
-          <w:szCs w:val="21"/>
-        </w:rPr>
-        <w:t xml:space="preserve">Crie a opção e lance o procedimento.</w:t>
+          <w:b/>
+          <w:bCs/>
+          <w:color w:val="23293D"/>
+          <w:sz w:val="21"/>
+          <w:szCs w:val="21"/>
+        </w:rPr>
+        <w:t xml:space="preserve">Motivo obrigatório</w:t>
+      </w:r>
+      <w:r>
+        <w:rPr>
+          <w:color w:val="23293D"/>
+          <w:sz w:val="21"/>
+          <w:szCs w:val="21"/>
+        </w:rPr>
+        <w:t xml:space="preserve"> (mínimo 5 letras), e o sistema avisa o que vai acontecer antes de confirmar.</w:t>
       </w:r>
     </w:p>
     <w:p>
@@ -10816,25 +10834,61 @@
           <w:sz w:val="21"/>
           <w:szCs w:val="21"/>
         </w:rPr>
-        <w:t xml:space="preserve">O banner </w:t>
-      </w:r>
-      <w:r>
-        <w:rPr>
-          <w:b/>
-          <w:bCs/>
-          <w:color w:val="23293D"/>
-          <w:sz w:val="21"/>
-          <w:szCs w:val="21"/>
-        </w:rPr>
-        <w:t xml:space="preserve">★ Risarte Empresarial</w:t>
-      </w:r>
-      <w:r>
-        <w:rPr>
-          <w:color w:val="23293D"/>
-          <w:sz w:val="21"/>
-          <w:szCs w:val="21"/>
-        </w:rPr>
-        <w:t xml:space="preserve"> aparece no alto.</w:t>
+        <w:t xml:space="preserve">A cobrança volta à </w:t>
+      </w:r>
+      <w:r>
+        <w:rPr>
+          <w:b/>
+          <w:bCs/>
+          <w:color w:val="23293D"/>
+          <w:sz w:val="21"/>
+          <w:szCs w:val="21"/>
+        </w:rPr>
+        <w:t xml:space="preserve">situação do vencimento</w:t>
+      </w:r>
+      <w:r>
+        <w:rPr>
+          <w:color w:val="23293D"/>
+          <w:sz w:val="21"/>
+          <w:szCs w:val="21"/>
+        </w:rPr>
+        <w:t xml:space="preserve"> — </w:t>
+      </w:r>
+      <w:r>
+        <w:rPr>
+          <w:i/>
+          <w:iCs/>
+          <w:color w:val="23293D"/>
+          <w:sz w:val="21"/>
+          <w:szCs w:val="21"/>
+        </w:rPr>
+        <w:t xml:space="preserve">Em atraso</w:t>
+      </w:r>
+      <w:r>
+        <w:rPr>
+          <w:color w:val="23293D"/>
+          <w:sz w:val="21"/>
+          <w:szCs w:val="21"/>
+        </w:rPr>
+        <w:t xml:space="preserve"> se já venceu, </w:t>
+      </w:r>
+      <w:r>
+        <w:rPr>
+          <w:i/>
+          <w:iCs/>
+          <w:color w:val="23293D"/>
+          <w:sz w:val="21"/>
+          <w:szCs w:val="21"/>
+        </w:rPr>
+        <w:t xml:space="preserve">Pendente</w:t>
+      </w:r>
+      <w:r>
+        <w:rPr>
+          <w:color w:val="23293D"/>
+          <w:sz w:val="21"/>
+          <w:szCs w:val="21"/>
+        </w:rPr>
+        <w:t xml:space="preserve"> se não.</w:t>
       </w:r>
     </w:p>
     <w:p>
@@ -10848,29 +10902,86 @@
       </w:pPr>
       <w:r>
         <w:rPr>
-          <w:color w:val="23293D"/>
-          <w:sz w:val="21"/>
-          <w:szCs w:val="21"/>
-        </w:rPr>
-        <w:t xml:space="preserve">Na opção, a linha </w:t>
-      </w:r>
-      <w:r>
-        <w:rPr>
-          <w:b/>
-          <w:bCs/>
-          <w:color w:val="23293D"/>
-          <w:sz w:val="21"/>
-          <w:szCs w:val="21"/>
-        </w:rPr>
-        <w:t xml:space="preserve">"Com Risarte Empresarial: R$ … · economia R$ …"</w:t>
-      </w:r>
-      <w:r>
-        <w:rPr>
-          <w:color w:val="23293D"/>
-          <w:sz w:val="21"/>
-          <w:szCs w:val="21"/>
-        </w:rPr>
-        <w:t xml:space="preserve"> mostra o valor cheio e o com programa.</w:t>
+          <w:b/>
+          <w:bCs/>
+          <w:color w:val="23293D"/>
+          <w:sz w:val="21"/>
+          <w:szCs w:val="21"/>
+        </w:rPr>
+        <w:t xml:space="preserve">O pagamento e o split são apagados</w:t>
+      </w:r>
+      <w:r>
+        <w:rPr>
+          <w:color w:val="23293D"/>
+          <w:sz w:val="21"/>
+          <w:szCs w:val="21"/>
+        </w:rPr>
+        <w:t xml:space="preserve">, e o motivo fica gravado com o nome de quem estornou.</w:t>
+      </w:r>
+    </w:p>
+    <w:p>
+      <w:pPr>
+        <w:pStyle w:val="ListParagraph"/>
+        <w:numPr>
+          <w:ilvl w:val="0"/>
+          <w:numId w:val="17"/>
+        </w:numPr>
+        <w:spacing w:after="80" w:line="270"/>
+      </w:pPr>
+      <w:r>
+        <w:rPr>
+          <w:color w:val="23293D"/>
+          <w:sz w:val="21"/>
+          <w:szCs w:val="21"/>
+        </w:rPr>
+        <w:t xml:space="preserve">Se a empresa tinha sido reativada por aquela baixa e continua devendo, ela é </w:t>
+      </w:r>
+      <w:r>
+        <w:rPr>
+          <w:b/>
+          <w:bCs/>
+          <w:color w:val="23293D"/>
+          <w:sz w:val="21"/>
+          <w:szCs w:val="21"/>
+        </w:rPr>
+        <w:t xml:space="preserve">suspensa de novo</w:t>
+      </w:r>
+      <w:r>
+        <w:rPr>
+          <w:color w:val="23293D"/>
+          <w:sz w:val="21"/>
+          <w:szCs w:val="21"/>
+        </w:rPr>
+        <w:t xml:space="preserve"> — estornar não pode virar um jeito silencioso de manter ativa uma empresa inadimplente.</w:t>
+      </w:r>
+    </w:p>
+    <w:p>
+      <w:pPr>
+        <w:pStyle w:val="ListParagraph"/>
+        <w:numPr>
+          <w:ilvl w:val="0"/>
+          <w:numId w:val="17"/>
+        </w:numPr>
+        <w:spacing w:after="80" w:line="270"/>
+      </w:pPr>
+      <w:r>
+        <w:rPr>
+          <w:color w:val="23293D"/>
+          <w:sz w:val="21"/>
+          <w:szCs w:val="21"/>
+        </w:rPr>
+        <w:t xml:space="preserve">Estornar duas vezes a mesma cobrança é recusado.</w:t>
+      </w:r>
+    </w:p>
+    <w:p>
+      <w:pPr>
+        <w:pStyle w:val="Heading2"/>
+      </w:pPr>
+      <w:r>
+        <w:rPr>
+          <w:color w:val="1F3253"/>
+        </w:rPr>
+        <w:t xml:space="preserve">Inadimplência</w:t>
       </w:r>
     </w:p>
     <w:p>
@@ -10885,187 +10996,87 @@
           <w:sz w:val="21"/>
           <w:szCs w:val="21"/>
         </w:rPr>
-        <w:t xml:space="preserve">O motor decide</w:t>
-      </w:r>
-      <w:r>
-        <w:rPr>
-          <w:color w:val="23293D"/>
-          <w:sz w:val="21"/>
-          <w:szCs w:val="21"/>
-        </w:rPr>
-        <w:t xml:space="preserve"> olhando, para cada procedimento: se há benefício, se vale para aquela pessoa (titular ou dependente), se a </w:t>
-      </w:r>
-      <w:r>
-        <w:rPr>
-          <w:b/>
-          <w:bCs/>
-          <w:color w:val="23293D"/>
-          <w:sz w:val="21"/>
-          <w:szCs w:val="21"/>
-        </w:rPr>
-        <w:t xml:space="preserve">carência</w:t>
-      </w:r>
-      <w:r>
-        <w:rPr>
-          <w:color w:val="23293D"/>
-          <w:sz w:val="21"/>
-          <w:szCs w:val="21"/>
-        </w:rPr>
-        <w:t xml:space="preserve"> já passou, se a </w:t>
-      </w:r>
-      <w:r>
-        <w:rPr>
-          <w:b/>
-          <w:bCs/>
-          <w:color w:val="23293D"/>
-          <w:sz w:val="21"/>
-          <w:szCs w:val="21"/>
-        </w:rPr>
-        <w:t xml:space="preserve">frequência</w:t>
-      </w:r>
-      <w:r>
-        <w:rPr>
-          <w:color w:val="23293D"/>
-          <w:sz w:val="21"/>
-          <w:szCs w:val="21"/>
-        </w:rPr>
-        <w:t xml:space="preserve"> permite (quantas vezes a cada quantos meses), se a </w:t>
-      </w:r>
-      <w:r>
-        <w:rPr>
-          <w:b/>
-          <w:bCs/>
-          <w:color w:val="23293D"/>
-          <w:sz w:val="21"/>
-          <w:szCs w:val="21"/>
-        </w:rPr>
-        <w:t xml:space="preserve">unidade</w:t>
-      </w:r>
-      <w:r>
-        <w:rPr>
-          <w:color w:val="23293D"/>
-          <w:sz w:val="21"/>
-          <w:szCs w:val="21"/>
-        </w:rPr>
-        <w:t xml:space="preserve"> está na parceria e se a empresa está </w:t>
-      </w:r>
-      <w:r>
-        <w:rPr>
-          <w:b/>
-          <w:bCs/>
-          <w:color w:val="23293D"/>
-          <w:sz w:val="21"/>
-          <w:szCs w:val="21"/>
-        </w:rPr>
-        <w:t xml:space="preserve">ativa</w:t>
-      </w:r>
-      <w:r>
-        <w:rPr>
-          <w:color w:val="23293D"/>
-          <w:sz w:val="21"/>
-          <w:szCs w:val="21"/>
-        </w:rPr>
-        <w:t xml:space="preserve">.</w:t>
-      </w:r>
-    </w:p>
-    <w:p>
-      <w:pPr>
-        <w:spacing w:after="140" w:line="280"/>
-      </w:pPr>
-      <w:r>
-        <w:rPr>
-          <w:b/>
-          <w:bCs/>
-          <w:color w:val="23293D"/>
-          <w:sz w:val="21"/>
-          <w:szCs w:val="21"/>
-        </w:rPr>
-        <w:t xml:space="preserve">A frequência é contada pelo uso de verdade:</w:t>
-      </w:r>
-      <w:r>
-        <w:rPr>
-          <w:color w:val="23293D"/>
-          <w:sz w:val="21"/>
-          <w:szCs w:val="21"/>
-        </w:rPr>
-        <w:t xml:space="preserve"> depois de </w:t>
-      </w:r>
-      <w:r>
-        <w:rPr>
-          <w:b/>
-          <w:bCs/>
-          <w:color w:val="23293D"/>
-          <w:sz w:val="21"/>
-          <w:szCs w:val="21"/>
-        </w:rPr>
-        <w:t xml:space="preserve">concluir</w:t>
-      </w:r>
-      <w:r>
-        <w:rPr>
-          <w:color w:val="23293D"/>
-          <w:sz w:val="21"/>
-          <w:szCs w:val="21"/>
-        </w:rPr>
-        <w:t xml:space="preserve"> o atendimento daquele procedimento, ele passa a contar como usado. Ao orçar de novo antes do prazo, o painel do cliente mostra </w:t>
-      </w:r>
-      <w:r>
-        <w:rPr>
-          <w:b/>
-          <w:bCs/>
-          <w:color w:val="23293D"/>
-          <w:sz w:val="21"/>
-          <w:szCs w:val="21"/>
-        </w:rPr>
-        <w:t xml:space="preserve">"aguardando liberação"</w:t>
-      </w:r>
-      <w:r>
-        <w:rPr>
-          <w:color w:val="23293D"/>
-          <w:sz w:val="21"/>
-          <w:szCs w:val="21"/>
-        </w:rPr>
-        <w:t xml:space="preserve"> com a data.</w:t>
-      </w:r>
-    </w:p>
-    <w:p>
-      <w:pPr>
-        <w:spacing w:after="140" w:line="280"/>
-      </w:pPr>
-      <w:r>
-        <w:rPr>
-          <w:b/>
-          <w:bCs/>
-          <w:color w:val="23293D"/>
-          <w:sz w:val="21"/>
-          <w:szCs w:val="21"/>
-        </w:rPr>
-        <w:t xml:space="preserve">O painel do cliente</w:t>
-      </w:r>
-      <w:r>
-        <w:rPr>
-          <w:color w:val="23293D"/>
-          <w:sz w:val="21"/>
-          <w:szCs w:val="21"/>
-        </w:rPr>
-        <w:t xml:space="preserve"> (card </w:t>
-      </w:r>
-      <w:r>
-        <w:rPr>
-          <w:b/>
-          <w:bCs/>
-          <w:color w:val="23293D"/>
-          <w:sz w:val="21"/>
-          <w:szCs w:val="21"/>
-        </w:rPr>
-        <w:t xml:space="preserve">★ Programa Empresarial</w:t>
-      </w:r>
-      <w:r>
-        <w:rPr>
-          <w:color w:val="23293D"/>
-          <w:sz w:val="21"/>
-          <w:szCs w:val="21"/>
-        </w:rPr>
-        <w:t xml:space="preserve"> na ficha) mostra economia acumulada, benefícios usados, disponíveis agora e histórico.</w:t>
+        <w:t xml:space="preserve">Checar inadimplência</w:t>
+      </w:r>
+      <w:r>
+        <w:rPr>
+          <w:color w:val="23293D"/>
+          <w:sz w:val="21"/>
+          <w:szCs w:val="21"/>
+        </w:rPr>
+        <w:t xml:space="preserve"> marca as vencidas e, passada a carência, </w:t>
+      </w:r>
+      <w:r>
+        <w:rPr>
+          <w:b/>
+          <w:bCs/>
+          <w:color w:val="23293D"/>
+          <w:sz w:val="21"/>
+          <w:szCs w:val="21"/>
+        </w:rPr>
+        <w:t xml:space="preserve">suspende</w:t>
+      </w:r>
+      <w:r>
+        <w:rPr>
+          <w:color w:val="23293D"/>
+          <w:sz w:val="21"/>
+          <w:szCs w:val="21"/>
+        </w:rPr>
+        <w:t xml:space="preserve"> a empresa. Empresa </w:t>
+      </w:r>
+      <w:r>
+        <w:rPr>
+          <w:b/>
+          <w:bCs/>
+          <w:color w:val="23293D"/>
+          <w:sz w:val="21"/>
+          <w:szCs w:val="21"/>
+        </w:rPr>
+        <w:t xml:space="preserve">Suspensa</w:t>
+      </w:r>
+      <w:r>
+        <w:rPr>
+          <w:color w:val="23293D"/>
+          <w:sz w:val="21"/>
+          <w:szCs w:val="21"/>
+        </w:rPr>
+        <w:t xml:space="preserve"> tem os benefícios </w:t>
+      </w:r>
+      <w:r>
+        <w:rPr>
+          <w:b/>
+          <w:bCs/>
+          <w:color w:val="23293D"/>
+          <w:sz w:val="21"/>
+          <w:szCs w:val="21"/>
+        </w:rPr>
+        <w:t xml:space="preserve">bloqueados</w:t>
+      </w:r>
+      <w:r>
+        <w:rPr>
+          <w:color w:val="23293D"/>
+          <w:sz w:val="21"/>
+          <w:szCs w:val="21"/>
+        </w:rPr>
+        <w:t xml:space="preserve"> — e o aviso aparece na ficha do cliente e no orçamento. Quando a dívida some, a suspensão que o </w:t>
+      </w:r>
+      <w:r>
+        <w:rPr>
+          <w:b/>
+          <w:bCs/>
+          <w:color w:val="23293D"/>
+          <w:sz w:val="21"/>
+          <w:szCs w:val="21"/>
+        </w:rPr>
+        <w:t xml:space="preserve">sistema</w:t>
+      </w:r>
+      <w:r>
+        <w:rPr>
+          <w:color w:val="23293D"/>
+          <w:sz w:val="21"/>
+          <w:szCs w:val="21"/>
+        </w:rPr>
+        <w:t xml:space="preserve"> aplicou é desfeita sozinha.</w:t>
       </w:r>
     </w:p>
     <w:p>
@@ -11088,7 +11099,7 @@
         <w:rPr>
           <w:color w:val="1F3253"/>
         </w:rPr>
-        <w:t xml:space="preserve">14. Riso+ Social</w:t>
+        <w:t xml:space="preserve">13. O benefício na hora do orçamento</w:t>
       </w:r>
     </w:p>
     <w:p>
@@ -11101,107 +11112,35 @@
           <w:sz w:val="21"/>
           <w:szCs w:val="21"/>
         </w:rPr>
-        <w:t xml:space="preserve">Aba </w:t>
-      </w:r>
-      <w:r>
-        <w:rPr>
-          <w:b/>
-          <w:bCs/>
-          <w:color w:val="23293D"/>
-          <w:sz w:val="21"/>
-          <w:szCs w:val="21"/>
-        </w:rPr>
-        <w:t xml:space="preserve">Riso+ Social</w:t>
-      </w:r>
-      <w:r>
-        <w:rPr>
-          <w:color w:val="23293D"/>
-          <w:sz w:val="21"/>
-          <w:szCs w:val="21"/>
-        </w:rPr>
-        <w:t xml:space="preserve"> da empresa. Nos modelos </w:t>
-      </w:r>
-      <w:r>
-        <w:rPr>
-          <w:b/>
-          <w:bCs/>
-          <w:color w:val="23293D"/>
-          <w:sz w:val="21"/>
-          <w:szCs w:val="21"/>
-        </w:rPr>
-        <w:t xml:space="preserve">integral</w:t>
-      </w:r>
-      <w:r>
-        <w:rPr>
-          <w:color w:val="23293D"/>
-          <w:sz w:val="21"/>
-          <w:szCs w:val="21"/>
-        </w:rPr>
-        <w:t xml:space="preserve"> e </w:t>
-      </w:r>
-      <w:r>
-        <w:rPr>
-          <w:b/>
-          <w:bCs/>
-          <w:color w:val="23293D"/>
-          <w:sz w:val="21"/>
-          <w:szCs w:val="21"/>
-        </w:rPr>
-        <w:t xml:space="preserve">parcial</w:t>
-      </w:r>
-      <w:r>
-        <w:rPr>
-          <w:color w:val="23293D"/>
-          <w:sz w:val="21"/>
-          <w:szCs w:val="21"/>
-        </w:rPr>
-        <w:t xml:space="preserve">, escolha um gatilho e </w:t>
-      </w:r>
-      <w:r>
-        <w:rPr>
-          <w:b/>
-          <w:bCs/>
-          <w:color w:val="23293D"/>
-          <w:sz w:val="21"/>
-          <w:szCs w:val="21"/>
-        </w:rPr>
-        <w:t xml:space="preserve">Gerar ficha social</w:t>
-      </w:r>
-      <w:r>
-        <w:rPr>
-          <w:color w:val="23293D"/>
-          <w:sz w:val="21"/>
-          <w:szCs w:val="21"/>
-        </w:rPr>
-        <w:t xml:space="preserve">; depois </w:t>
-      </w:r>
-      <w:r>
-        <w:rPr>
-          <w:b/>
-          <w:bCs/>
-          <w:color w:val="23293D"/>
-          <w:sz w:val="21"/>
-          <w:szCs w:val="21"/>
-        </w:rPr>
-        <w:t xml:space="preserve">Atribuir</w:t>
-      </w:r>
-      <w:r>
-        <w:rPr>
-          <w:color w:val="23293D"/>
-          <w:sz w:val="21"/>
-          <w:szCs w:val="21"/>
-        </w:rPr>
-        <w:t xml:space="preserve"> um beneficiário e </w:t>
-      </w:r>
-      <w:r>
-        <w:rPr>
-          <w:b/>
-          <w:bCs/>
-          <w:color w:val="23293D"/>
-          <w:sz w:val="21"/>
-          <w:szCs w:val="21"/>
-        </w:rPr>
-        <w:t xml:space="preserve">Marcar utilizada</w:t>
+        <w:t xml:space="preserve">É aqui que o programa aparece para o paciente, e quem faz é o </w:t>
+      </w:r>
+      <w:r>
+        <w:rPr>
+          <w:b/>
+          <w:bCs/>
+          <w:color w:val="23293D"/>
+          <w:sz w:val="21"/>
+          <w:szCs w:val="21"/>
+        </w:rPr>
+        <w:t xml:space="preserve">Planner</w:t>
+      </w:r>
+      <w:r>
+        <w:rPr>
+          <w:color w:val="23293D"/>
+          <w:sz w:val="21"/>
+          <w:szCs w:val="21"/>
+        </w:rPr>
+        <w:t xml:space="preserve">, na ficha do cliente → </w:t>
+      </w:r>
+      <w:r>
+        <w:rPr>
+          <w:b/>
+          <w:bCs/>
+          <w:color w:val="23293D"/>
+          <w:sz w:val="21"/>
+          <w:szCs w:val="21"/>
+        </w:rPr>
+        <w:t xml:space="preserve">Plano de Tratamento</w:t>
       </w:r>
       <w:r>
         <w:rPr>
@@ -11210,83 +11149,6 @@
           <w:szCs w:val="21"/>
         </w:rPr>
         <w:t xml:space="preserve">.</w:t>
-      </w:r>
-    </w:p>
-    <w:p>
-      <w:pPr>
-        <w:spacing w:after="140" w:line="280"/>
-      </w:pPr>
-      <w:r>
-        <w:rPr>
-          <w:color w:val="23293D"/>
-          <w:sz w:val="21"/>
-          <w:szCs w:val="21"/>
-        </w:rPr>
-        <w:t xml:space="preserve">No modelo </w:t>
-      </w:r>
-      <w:r>
-        <w:rPr>
-          <w:b/>
-          <w:bCs/>
-          <w:color w:val="23293D"/>
-          <w:sz w:val="21"/>
-          <w:szCs w:val="21"/>
-        </w:rPr>
-        <w:t xml:space="preserve">Titular paga</w:t>
-      </w:r>
-      <w:r>
-        <w:rPr>
-          <w:color w:val="23293D"/>
-          <w:sz w:val="21"/>
-          <w:szCs w:val="21"/>
-        </w:rPr>
-        <w:t xml:space="preserve">, o botão explica que a empresa não participa — e isso é regra, não defeito: não há parcela da empresa de onde tirar a ficha.</w:t>
-      </w:r>
-    </w:p>
-    <w:p>
-      <w:pPr>
-        <w:spacing w:after="60" w:line="120"/>
-      </w:pPr>
-      <w:r>
-        <w:rPr>
-          <w:sz w:val="2"/>
-          <w:szCs w:val="2"/>
-        </w:rPr>
-        <w:t xml:space="preserve"/>
-      </w:r>
-    </w:p>
-    <w:p>
-      <w:pPr>
-        <w:pStyle w:val="Heading1"/>
-      </w:pPr>
-      <w:r>
-        <w:rPr>
-          <w:color w:val="1F3253"/>
-        </w:rPr>
-        <w:t xml:space="preserve">15. Configurações da rede</w:t>
-      </w:r>
-    </w:p>
-    <w:p>
-      <w:pPr>
-        <w:spacing w:after="140" w:line="280"/>
-      </w:pPr>
-      <w:r>
-        <w:rPr>
-          <w:b/>
-          <w:bCs/>
-          <w:color w:val="23293D"/>
-          <w:sz w:val="21"/>
-          <w:szCs w:val="21"/>
-        </w:rPr>
-        <w:t xml:space="preserve">Empresarial → Configurações</w:t>
-      </w:r>
-      <w:r>
-        <w:rPr>
-          <w:color w:val="23293D"/>
-          <w:sz w:val="21"/>
-          <w:szCs w:val="21"/>
-        </w:rPr>
-        <w:t xml:space="preserve">. Cinco abas:</w:t>
       </w:r>
     </w:p>
     <w:p>
@@ -11300,21 +11162,11 @@
       </w:pPr>
       <w:r>
         <w:rPr>
-          <w:b/>
-          <w:bCs/>
-          <w:color w:val="23293D"/>
-          <w:sz w:val="21"/>
-          <w:szCs w:val="21"/>
-        </w:rPr>
-        <w:t xml:space="preserve">Preços de adesão</w:t>
-      </w:r>
-      <w:r>
-        <w:rPr>
-          <w:color w:val="23293D"/>
-          <w:sz w:val="21"/>
-          <w:szCs w:val="21"/>
-        </w:rPr>
-        <w:t xml:space="preserve"> — os padrões da rede (titular, dependente).</w:t>
+          <w:color w:val="23293D"/>
+          <w:sz w:val="21"/>
+          <w:szCs w:val="21"/>
+        </w:rPr>
+        <w:t xml:space="preserve">Crie a opção e lance o procedimento.</w:t>
       </w:r>
     </w:p>
     <w:p>
@@ -11328,21 +11180,29 @@
       </w:pPr>
       <w:r>
         <w:rPr>
-          <w:b/>
-          <w:bCs/>
-          <w:color w:val="23293D"/>
-          <w:sz w:val="21"/>
-          <w:szCs w:val="21"/>
-        </w:rPr>
-        <w:t xml:space="preserve">Split de pagamento</w:t>
-      </w:r>
-      <w:r>
-        <w:rPr>
-          <w:color w:val="23293D"/>
-          <w:sz w:val="21"/>
-          <w:szCs w:val="21"/>
-        </w:rPr>
-        <w:t xml:space="preserve"> — a divisão Risarte/RisLife.</w:t>
+          <w:color w:val="23293D"/>
+          <w:sz w:val="21"/>
+          <w:szCs w:val="21"/>
+        </w:rPr>
+        <w:t xml:space="preserve">O banner </w:t>
+      </w:r>
+      <w:r>
+        <w:rPr>
+          <w:b/>
+          <w:bCs/>
+          <w:color w:val="23293D"/>
+          <w:sz w:val="21"/>
+          <w:szCs w:val="21"/>
+        </w:rPr>
+        <w:t xml:space="preserve">★ Risarte Empresarial</w:t>
+      </w:r>
+      <w:r>
+        <w:rPr>
+          <w:color w:val="23293D"/>
+          <w:sz w:val="21"/>
+          <w:szCs w:val="21"/>
+        </w:rPr>
+        <w:t xml:space="preserve"> aparece no alto.</w:t>
       </w:r>
     </w:p>
     <w:p>
@@ -11356,49 +11216,116 @@
       </w:pPr>
       <w:r>
         <w:rPr>
-          <w:b/>
-          <w:bCs/>
-          <w:color w:val="23293D"/>
-          <w:sz w:val="21"/>
-          <w:szCs w:val="21"/>
-        </w:rPr>
-        <w:t xml:space="preserve">Benefícios</w:t>
-      </w:r>
-      <w:r>
-        <w:rPr>
-          <w:color w:val="23293D"/>
-          <w:sz w:val="21"/>
-          <w:szCs w:val="21"/>
-        </w:rPr>
-        <w:t xml:space="preserve"> — os benefícios </w:t>
-      </w:r>
-      <w:r>
-        <w:rPr>
-          <w:b/>
-          <w:bCs/>
-          <w:color w:val="23293D"/>
-          <w:sz w:val="21"/>
-          <w:szCs w:val="21"/>
-        </w:rPr>
-        <w:t xml:space="preserve">padrão da rede</w:t>
-      </w:r>
-      <w:r>
-        <w:rPr>
-          <w:color w:val="23293D"/>
-          <w:sz w:val="21"/>
-          <w:szCs w:val="21"/>
-        </w:rPr>
-        <w:t xml:space="preserve">, que chegam nas propostas novas. Tem a coluna </w:t>
-      </w:r>
-      <w:r>
-        <w:rPr>
-          <w:b/>
-          <w:bCs/>
-          <w:color w:val="23293D"/>
-          <w:sz w:val="21"/>
-          <w:szCs w:val="21"/>
-        </w:rPr>
-        <w:t xml:space="preserve">Margem (rede)</w:t>
+          <w:color w:val="23293D"/>
+          <w:sz w:val="21"/>
+          <w:szCs w:val="21"/>
+        </w:rPr>
+        <w:t xml:space="preserve">Na opção, a linha </w:t>
+      </w:r>
+      <w:r>
+        <w:rPr>
+          <w:b/>
+          <w:bCs/>
+          <w:color w:val="23293D"/>
+          <w:sz w:val="21"/>
+          <w:szCs w:val="21"/>
+        </w:rPr>
+        <w:t xml:space="preserve">"Com Risarte Empresarial: R$ … · economia R$ …"</w:t>
+      </w:r>
+      <w:r>
+        <w:rPr>
+          <w:color w:val="23293D"/>
+          <w:sz w:val="21"/>
+          <w:szCs w:val="21"/>
+        </w:rPr>
+        <w:t xml:space="preserve"> mostra o valor cheio e o com programa.</w:t>
+      </w:r>
+    </w:p>
+    <w:p>
+      <w:pPr>
+        <w:spacing w:after="140" w:line="280"/>
+      </w:pPr>
+      <w:r>
+        <w:rPr>
+          <w:b/>
+          <w:bCs/>
+          <w:color w:val="23293D"/>
+          <w:sz w:val="21"/>
+          <w:szCs w:val="21"/>
+        </w:rPr>
+        <w:t xml:space="preserve">O motor decide</w:t>
+      </w:r>
+      <w:r>
+        <w:rPr>
+          <w:color w:val="23293D"/>
+          <w:sz w:val="21"/>
+          <w:szCs w:val="21"/>
+        </w:rPr>
+        <w:t xml:space="preserve"> olhando, para cada procedimento: se há benefício, se vale para aquela pessoa (titular ou dependente), se a </w:t>
+      </w:r>
+      <w:r>
+        <w:rPr>
+          <w:b/>
+          <w:bCs/>
+          <w:color w:val="23293D"/>
+          <w:sz w:val="21"/>
+          <w:szCs w:val="21"/>
+        </w:rPr>
+        <w:t xml:space="preserve">carência</w:t>
+      </w:r>
+      <w:r>
+        <w:rPr>
+          <w:color w:val="23293D"/>
+          <w:sz w:val="21"/>
+          <w:szCs w:val="21"/>
+        </w:rPr>
+        <w:t xml:space="preserve"> já passou, se a </w:t>
+      </w:r>
+      <w:r>
+        <w:rPr>
+          <w:b/>
+          <w:bCs/>
+          <w:color w:val="23293D"/>
+          <w:sz w:val="21"/>
+          <w:szCs w:val="21"/>
+        </w:rPr>
+        <w:t xml:space="preserve">frequência</w:t>
+      </w:r>
+      <w:r>
+        <w:rPr>
+          <w:color w:val="23293D"/>
+          <w:sz w:val="21"/>
+          <w:szCs w:val="21"/>
+        </w:rPr>
+        <w:t xml:space="preserve"> permite (quantas vezes a cada quantos meses), se a </w:t>
+      </w:r>
+      <w:r>
+        <w:rPr>
+          <w:b/>
+          <w:bCs/>
+          <w:color w:val="23293D"/>
+          <w:sz w:val="21"/>
+          <w:szCs w:val="21"/>
+        </w:rPr>
+        <w:t xml:space="preserve">unidade</w:t>
+      </w:r>
+      <w:r>
+        <w:rPr>
+          <w:color w:val="23293D"/>
+          <w:sz w:val="21"/>
+          <w:szCs w:val="21"/>
+        </w:rPr>
+        <w:t xml:space="preserve"> está na parceria e se a empresa está </w:t>
+      </w:r>
+      <w:r>
+        <w:rPr>
+          <w:b/>
+          <w:bCs/>
+          <w:color w:val="23293D"/>
+          <w:sz w:val="21"/>
+          <w:szCs w:val="21"/>
+        </w:rPr>
+        <w:t xml:space="preserve">ativa</w:t>
       </w:r>
       <w:r>
         <w:rPr>
@@ -11411,87 +11338,125 @@
     </w:p>
     <w:p>
       <w:pPr>
-        <w:pStyle w:val="ListParagraph"/>
-        <w:numPr>
-          <w:ilvl w:val="0"/>
-          <w:numId w:val="18"/>
-        </w:numPr>
-        <w:spacing w:after="80" w:line="270"/>
-      </w:pPr>
-      <w:r>
-        <w:rPr>
-          <w:b/>
-          <w:bCs/>
-          <w:color w:val="23293D"/>
-          <w:sz w:val="21"/>
-          <w:szCs w:val="21"/>
-        </w:rPr>
-        <w:t xml:space="preserve">Proposta comercial</w:t>
-      </w:r>
-      <w:r>
-        <w:rPr>
-          <w:color w:val="23293D"/>
-          <w:sz w:val="21"/>
-          <w:szCs w:val="21"/>
-        </w:rPr>
-        <w:t xml:space="preserve"> — validade padrão e os </w:t>
-      </w:r>
-      <w:r>
-        <w:rPr>
-          <w:b/>
-          <w:bCs/>
-          <w:color w:val="23293D"/>
-          <w:sz w:val="21"/>
-          <w:szCs w:val="21"/>
-        </w:rPr>
-        <w:t xml:space="preserve">blocos de texto</w:t>
-      </w:r>
-      <w:r>
-        <w:rPr>
-          <w:color w:val="23293D"/>
-          <w:sz w:val="21"/>
-          <w:szCs w:val="21"/>
-        </w:rPr>
-        <w:t xml:space="preserve"> que saem em toda proposta sem texto próprio.</w:t>
-      </w:r>
-    </w:p>
-    <w:p>
-      <w:pPr>
-        <w:pStyle w:val="ListParagraph"/>
-        <w:numPr>
-          <w:ilvl w:val="0"/>
-          <w:numId w:val="18"/>
-        </w:numPr>
-        <w:spacing w:after="80" w:line="270"/>
-      </w:pPr>
-      <w:r>
-        <w:rPr>
-          <w:b/>
-          <w:bCs/>
-          <w:color w:val="23293D"/>
-          <w:sz w:val="21"/>
-          <w:szCs w:val="21"/>
-        </w:rPr>
-        <w:t xml:space="preserve">Grupos de benefícios</w:t>
-      </w:r>
-      <w:r>
-        <w:rPr>
-          <w:color w:val="23293D"/>
-          <w:sz w:val="21"/>
-          <w:szCs w:val="21"/>
-        </w:rPr>
-        <w:t xml:space="preserve"> — criar, editar e desligar grupos.</w:t>
-      </w:r>
-    </w:p>
-    <w:p>
-      <w:pPr>
-        <w:pStyle w:val="Heading2"/>
+        <w:spacing w:after="140" w:line="280"/>
+      </w:pPr>
+      <w:r>
+        <w:rPr>
+          <w:b/>
+          <w:bCs/>
+          <w:color w:val="23293D"/>
+          <w:sz w:val="21"/>
+          <w:szCs w:val="21"/>
+        </w:rPr>
+        <w:t xml:space="preserve">A frequência é contada pelo uso de verdade:</w:t>
+      </w:r>
+      <w:r>
+        <w:rPr>
+          <w:color w:val="23293D"/>
+          <w:sz w:val="21"/>
+          <w:szCs w:val="21"/>
+        </w:rPr>
+        <w:t xml:space="preserve"> depois de </w:t>
+      </w:r>
+      <w:r>
+        <w:rPr>
+          <w:b/>
+          <w:bCs/>
+          <w:color w:val="23293D"/>
+          <w:sz w:val="21"/>
+          <w:szCs w:val="21"/>
+        </w:rPr>
+        <w:t xml:space="preserve">concluir</w:t>
+      </w:r>
+      <w:r>
+        <w:rPr>
+          <w:color w:val="23293D"/>
+          <w:sz w:val="21"/>
+          <w:szCs w:val="21"/>
+        </w:rPr>
+        <w:t xml:space="preserve"> o atendimento daquele procedimento, ele passa a contar como usado. Ao orçar de novo antes do prazo, o painel do cliente mostra </w:t>
+      </w:r>
+      <w:r>
+        <w:rPr>
+          <w:b/>
+          <w:bCs/>
+          <w:color w:val="23293D"/>
+          <w:sz w:val="21"/>
+          <w:szCs w:val="21"/>
+        </w:rPr>
+        <w:t xml:space="preserve">"aguardando liberação"</w:t>
+      </w:r>
+      <w:r>
+        <w:rPr>
+          <w:color w:val="23293D"/>
+          <w:sz w:val="21"/>
+          <w:szCs w:val="21"/>
+        </w:rPr>
+        <w:t xml:space="preserve"> com a data.</w:t>
+      </w:r>
+    </w:p>
+    <w:p>
+      <w:pPr>
+        <w:spacing w:after="140" w:line="280"/>
+      </w:pPr>
+      <w:r>
+        <w:rPr>
+          <w:b/>
+          <w:bCs/>
+          <w:color w:val="23293D"/>
+          <w:sz w:val="21"/>
+          <w:szCs w:val="21"/>
+        </w:rPr>
+        <w:t xml:space="preserve">O painel do cliente</w:t>
+      </w:r>
+      <w:r>
+        <w:rPr>
+          <w:color w:val="23293D"/>
+          <w:sz w:val="21"/>
+          <w:szCs w:val="21"/>
+        </w:rPr>
+        <w:t xml:space="preserve"> (card </w:t>
+      </w:r>
+      <w:r>
+        <w:rPr>
+          <w:b/>
+          <w:bCs/>
+          <w:color w:val="23293D"/>
+          <w:sz w:val="21"/>
+          <w:szCs w:val="21"/>
+        </w:rPr>
+        <w:t xml:space="preserve">★ Programa Empresarial</w:t>
+      </w:r>
+      <w:r>
+        <w:rPr>
+          <w:color w:val="23293D"/>
+          <w:sz w:val="21"/>
+          <w:szCs w:val="21"/>
+        </w:rPr>
+        <w:t xml:space="preserve"> na ficha) mostra economia acumulada, benefícios usados, disponíveis agora e histórico.</w:t>
+      </w:r>
+    </w:p>
+    <w:p>
+      <w:pPr>
+        <w:spacing w:after="60" w:line="120"/>
+      </w:pPr>
+      <w:r>
+        <w:rPr>
+          <w:sz w:val="2"/>
+          <w:szCs w:val="2"/>
+        </w:rPr>
+        <w:t xml:space="preserve"/>
+      </w:r>
+    </w:p>
+    <w:p>
+      <w:pPr>
+        <w:pStyle w:val="Heading1"/>
       </w:pPr>
       <w:r>
         <w:rPr>
           <w:color w:val="1F3253"/>
         </w:rPr>
-        <w:t xml:space="preserve">A coluna Margem</w:t>
+        <w:t xml:space="preserve">14. Riso+ Social</w:t>
       </w:r>
     </w:p>
     <w:p>
@@ -11504,7 +11469,192 @@
           <w:sz w:val="21"/>
           <w:szCs w:val="21"/>
         </w:rPr>
-        <w:t xml:space="preserve">Mostra quanto sobra em cada procedimento depois do benefício, usando preço e repasse cadastrados.</w:t>
+        <w:t xml:space="preserve">Aba </w:t>
+      </w:r>
+      <w:r>
+        <w:rPr>
+          <w:b/>
+          <w:bCs/>
+          <w:color w:val="23293D"/>
+          <w:sz w:val="21"/>
+          <w:szCs w:val="21"/>
+        </w:rPr>
+        <w:t xml:space="preserve">Riso+ Social</w:t>
+      </w:r>
+      <w:r>
+        <w:rPr>
+          <w:color w:val="23293D"/>
+          <w:sz w:val="21"/>
+          <w:szCs w:val="21"/>
+        </w:rPr>
+        <w:t xml:space="preserve"> da empresa. Nos modelos </w:t>
+      </w:r>
+      <w:r>
+        <w:rPr>
+          <w:b/>
+          <w:bCs/>
+          <w:color w:val="23293D"/>
+          <w:sz w:val="21"/>
+          <w:szCs w:val="21"/>
+        </w:rPr>
+        <w:t xml:space="preserve">integral</w:t>
+      </w:r>
+      <w:r>
+        <w:rPr>
+          <w:color w:val="23293D"/>
+          <w:sz w:val="21"/>
+          <w:szCs w:val="21"/>
+        </w:rPr>
+        <w:t xml:space="preserve"> e </w:t>
+      </w:r>
+      <w:r>
+        <w:rPr>
+          <w:b/>
+          <w:bCs/>
+          <w:color w:val="23293D"/>
+          <w:sz w:val="21"/>
+          <w:szCs w:val="21"/>
+        </w:rPr>
+        <w:t xml:space="preserve">parcial</w:t>
+      </w:r>
+      <w:r>
+        <w:rPr>
+          <w:color w:val="23293D"/>
+          <w:sz w:val="21"/>
+          <w:szCs w:val="21"/>
+        </w:rPr>
+        <w:t xml:space="preserve">, escolha um gatilho e </w:t>
+      </w:r>
+      <w:r>
+        <w:rPr>
+          <w:b/>
+          <w:bCs/>
+          <w:color w:val="23293D"/>
+          <w:sz w:val="21"/>
+          <w:szCs w:val="21"/>
+        </w:rPr>
+        <w:t xml:space="preserve">Gerar ficha social</w:t>
+      </w:r>
+      <w:r>
+        <w:rPr>
+          <w:color w:val="23293D"/>
+          <w:sz w:val="21"/>
+          <w:szCs w:val="21"/>
+        </w:rPr>
+        <w:t xml:space="preserve">; depois </w:t>
+      </w:r>
+      <w:r>
+        <w:rPr>
+          <w:b/>
+          <w:bCs/>
+          <w:color w:val="23293D"/>
+          <w:sz w:val="21"/>
+          <w:szCs w:val="21"/>
+        </w:rPr>
+        <w:t xml:space="preserve">Atribuir</w:t>
+      </w:r>
+      <w:r>
+        <w:rPr>
+          <w:color w:val="23293D"/>
+          <w:sz w:val="21"/>
+          <w:szCs w:val="21"/>
+        </w:rPr>
+        <w:t xml:space="preserve"> um beneficiário e </w:t>
+      </w:r>
+      <w:r>
+        <w:rPr>
+          <w:b/>
+          <w:bCs/>
+          <w:color w:val="23293D"/>
+          <w:sz w:val="21"/>
+          <w:szCs w:val="21"/>
+        </w:rPr>
+        <w:t xml:space="preserve">Marcar utilizada</w:t>
+      </w:r>
+      <w:r>
+        <w:rPr>
+          <w:color w:val="23293D"/>
+          <w:sz w:val="21"/>
+          <w:szCs w:val="21"/>
+        </w:rPr>
+        <w:t xml:space="preserve">.</w:t>
+      </w:r>
+    </w:p>
+    <w:p>
+      <w:pPr>
+        <w:spacing w:after="140" w:line="280"/>
+      </w:pPr>
+      <w:r>
+        <w:rPr>
+          <w:color w:val="23293D"/>
+          <w:sz w:val="21"/>
+          <w:szCs w:val="21"/>
+        </w:rPr>
+        <w:t xml:space="preserve">No modelo </w:t>
+      </w:r>
+      <w:r>
+        <w:rPr>
+          <w:b/>
+          <w:bCs/>
+          <w:color w:val="23293D"/>
+          <w:sz w:val="21"/>
+          <w:szCs w:val="21"/>
+        </w:rPr>
+        <w:t xml:space="preserve">Titular paga</w:t>
+      </w:r>
+      <w:r>
+        <w:rPr>
+          <w:color w:val="23293D"/>
+          <w:sz w:val="21"/>
+          <w:szCs w:val="21"/>
+        </w:rPr>
+        <w:t xml:space="preserve">, o botão explica que a empresa não participa — e isso é regra, não defeito: não há parcela da empresa de onde tirar a ficha.</w:t>
+      </w:r>
+    </w:p>
+    <w:p>
+      <w:pPr>
+        <w:spacing w:after="60" w:line="120"/>
+      </w:pPr>
+      <w:r>
+        <w:rPr>
+          <w:sz w:val="2"/>
+          <w:szCs w:val="2"/>
+        </w:rPr>
+        <w:t xml:space="preserve"/>
+      </w:r>
+    </w:p>
+    <w:p>
+      <w:pPr>
+        <w:pStyle w:val="Heading1"/>
+      </w:pPr>
+      <w:r>
+        <w:rPr>
+          <w:color w:val="1F3253"/>
+        </w:rPr>
+        <w:t xml:space="preserve">15. Configurações da rede</w:t>
+      </w:r>
+    </w:p>
+    <w:p>
+      <w:pPr>
+        <w:spacing w:after="140" w:line="280"/>
+      </w:pPr>
+      <w:r>
+        <w:rPr>
+          <w:b/>
+          <w:bCs/>
+          <w:color w:val="23293D"/>
+          <w:sz w:val="21"/>
+          <w:szCs w:val="21"/>
+        </w:rPr>
+        <w:t xml:space="preserve">Empresarial → Configurações</w:t>
+      </w:r>
+      <w:r>
+        <w:rPr>
+          <w:color w:val="23293D"/>
+          <w:sz w:val="21"/>
+          <w:szCs w:val="21"/>
+        </w:rPr>
+        <w:t xml:space="preserve">. Cinco abas:</w:t>
       </w:r>
     </w:p>
     <w:p>
@@ -11518,29 +11668,21 @@
       </w:pPr>
       <w:r>
         <w:rPr>
-          <w:color w:val="23293D"/>
-          <w:sz w:val="21"/>
-          <w:szCs w:val="21"/>
-        </w:rPr>
-        <w:t xml:space="preserve">Com desconto, mostra a margem que sobra </w:t>
-      </w:r>
-      <w:r>
-        <w:rPr>
-          <w:b/>
-          <w:bCs/>
-          <w:color w:val="23293D"/>
-          <w:sz w:val="21"/>
-          <w:szCs w:val="21"/>
-        </w:rPr>
-        <w:t xml:space="preserve">e</w:t>
-      </w:r>
-      <w:r>
-        <w:rPr>
-          <w:color w:val="23293D"/>
-          <w:sz w:val="21"/>
-          <w:szCs w:val="21"/>
-        </w:rPr>
-        <w:t xml:space="preserve"> quanto o benefício custou.</w:t>
+          <w:b/>
+          <w:bCs/>
+          <w:color w:val="23293D"/>
+          <w:sz w:val="21"/>
+          <w:szCs w:val="21"/>
+        </w:rPr>
+        <w:t xml:space="preserve">Preços de adesão</w:t>
+      </w:r>
+      <w:r>
+        <w:rPr>
+          <w:color w:val="23293D"/>
+          <w:sz w:val="21"/>
+          <w:szCs w:val="21"/>
+        </w:rPr>
+        <w:t xml:space="preserve"> — os padrões da rede (titular, dependente).</w:t>
       </w:r>
     </w:p>
     <w:p>
@@ -11554,47 +11696,21 @@
       </w:pPr>
       <w:r>
         <w:rPr>
-          <w:color w:val="23293D"/>
-          <w:sz w:val="21"/>
-          <w:szCs w:val="21"/>
-        </w:rPr>
-        <w:t xml:space="preserve">Em </w:t>
-      </w:r>
-      <w:r>
-        <w:rPr>
-          <w:b/>
-          <w:bCs/>
-          <w:color w:val="23293D"/>
-          <w:sz w:val="21"/>
-          <w:szCs w:val="21"/>
-        </w:rPr>
-        <w:t xml:space="preserve">Sem custo</w:t>
-      </w:r>
-      <w:r>
-        <w:rPr>
-          <w:color w:val="23293D"/>
-          <w:sz w:val="21"/>
-          <w:szCs w:val="21"/>
-        </w:rPr>
-        <w:t xml:space="preserve">, a margem fica </w:t>
-      </w:r>
-      <w:r>
-        <w:rPr>
-          <w:b/>
-          <w:bCs/>
-          <w:color w:val="23293D"/>
-          <w:sz w:val="21"/>
-          <w:szCs w:val="21"/>
-        </w:rPr>
-        <w:t xml:space="preserve">negativa</w:t>
-      </w:r>
-      <w:r>
-        <w:rPr>
-          <w:color w:val="23293D"/>
-          <w:sz w:val="21"/>
-          <w:szCs w:val="21"/>
-        </w:rPr>
-        <w:t xml:space="preserve"> e a tela diz que o procedimento fica no prejuízo — porque o repasse e o material continuam sendo pagos.</w:t>
+          <w:b/>
+          <w:bCs/>
+          <w:color w:val="23293D"/>
+          <w:sz w:val="21"/>
+          <w:szCs w:val="21"/>
+        </w:rPr>
+        <w:t xml:space="preserve">Split de pagamento</w:t>
+      </w:r>
+      <w:r>
+        <w:rPr>
+          <w:color w:val="23293D"/>
+          <w:sz w:val="21"/>
+          <w:szCs w:val="21"/>
+        </w:rPr>
+        <w:t xml:space="preserve"> — a divisão Risarte/RisLife.</w:t>
       </w:r>
     </w:p>
     <w:p>
@@ -11603,6 +11719,258 @@
         <w:numPr>
           <w:ilvl w:val="0"/>
           <w:numId w:val="19"/>
+        </w:numPr>
+        <w:spacing w:after="80" w:line="270"/>
+      </w:pPr>
+      <w:r>
+        <w:rPr>
+          <w:b/>
+          <w:bCs/>
+          <w:color w:val="23293D"/>
+          <w:sz w:val="21"/>
+          <w:szCs w:val="21"/>
+        </w:rPr>
+        <w:t xml:space="preserve">Benefícios</w:t>
+      </w:r>
+      <w:r>
+        <w:rPr>
+          <w:color w:val="23293D"/>
+          <w:sz w:val="21"/>
+          <w:szCs w:val="21"/>
+        </w:rPr>
+        <w:t xml:space="preserve"> — os benefícios </w:t>
+      </w:r>
+      <w:r>
+        <w:rPr>
+          <w:b/>
+          <w:bCs/>
+          <w:color w:val="23293D"/>
+          <w:sz w:val="21"/>
+          <w:szCs w:val="21"/>
+        </w:rPr>
+        <w:t xml:space="preserve">padrão da rede</w:t>
+      </w:r>
+      <w:r>
+        <w:rPr>
+          <w:color w:val="23293D"/>
+          <w:sz w:val="21"/>
+          <w:szCs w:val="21"/>
+        </w:rPr>
+        <w:t xml:space="preserve">, que chegam nas propostas novas. Tem a coluna </w:t>
+      </w:r>
+      <w:r>
+        <w:rPr>
+          <w:b/>
+          <w:bCs/>
+          <w:color w:val="23293D"/>
+          <w:sz w:val="21"/>
+          <w:szCs w:val="21"/>
+        </w:rPr>
+        <w:t xml:space="preserve">Margem (rede)</w:t>
+      </w:r>
+      <w:r>
+        <w:rPr>
+          <w:color w:val="23293D"/>
+          <w:sz w:val="21"/>
+          <w:szCs w:val="21"/>
+        </w:rPr>
+        <w:t xml:space="preserve">.</w:t>
+      </w:r>
+    </w:p>
+    <w:p>
+      <w:pPr>
+        <w:pStyle w:val="ListParagraph"/>
+        <w:numPr>
+          <w:ilvl w:val="0"/>
+          <w:numId w:val="19"/>
+        </w:numPr>
+        <w:spacing w:after="80" w:line="270"/>
+      </w:pPr>
+      <w:r>
+        <w:rPr>
+          <w:b/>
+          <w:bCs/>
+          <w:color w:val="23293D"/>
+          <w:sz w:val="21"/>
+          <w:szCs w:val="21"/>
+        </w:rPr>
+        <w:t xml:space="preserve">Proposta comercial</w:t>
+      </w:r>
+      <w:r>
+        <w:rPr>
+          <w:color w:val="23293D"/>
+          <w:sz w:val="21"/>
+          <w:szCs w:val="21"/>
+        </w:rPr>
+        <w:t xml:space="preserve"> — validade padrão e os </w:t>
+      </w:r>
+      <w:r>
+        <w:rPr>
+          <w:b/>
+          <w:bCs/>
+          <w:color w:val="23293D"/>
+          <w:sz w:val="21"/>
+          <w:szCs w:val="21"/>
+        </w:rPr>
+        <w:t xml:space="preserve">blocos de texto</w:t>
+      </w:r>
+      <w:r>
+        <w:rPr>
+          <w:color w:val="23293D"/>
+          <w:sz w:val="21"/>
+          <w:szCs w:val="21"/>
+        </w:rPr>
+        <w:t xml:space="preserve"> que saem em toda proposta sem texto próprio.</w:t>
+      </w:r>
+    </w:p>
+    <w:p>
+      <w:pPr>
+        <w:pStyle w:val="ListParagraph"/>
+        <w:numPr>
+          <w:ilvl w:val="0"/>
+          <w:numId w:val="19"/>
+        </w:numPr>
+        <w:spacing w:after="80" w:line="270"/>
+      </w:pPr>
+      <w:r>
+        <w:rPr>
+          <w:b/>
+          <w:bCs/>
+          <w:color w:val="23293D"/>
+          <w:sz w:val="21"/>
+          <w:szCs w:val="21"/>
+        </w:rPr>
+        <w:t xml:space="preserve">Grupos de benefícios</w:t>
+      </w:r>
+      <w:r>
+        <w:rPr>
+          <w:color w:val="23293D"/>
+          <w:sz w:val="21"/>
+          <w:szCs w:val="21"/>
+        </w:rPr>
+        <w:t xml:space="preserve"> — criar, editar e desligar grupos.</w:t>
+      </w:r>
+    </w:p>
+    <w:p>
+      <w:pPr>
+        <w:pStyle w:val="Heading2"/>
+      </w:pPr>
+      <w:r>
+        <w:rPr>
+          <w:color w:val="1F3253"/>
+        </w:rPr>
+        <w:t xml:space="preserve">A coluna Margem</w:t>
+      </w:r>
+    </w:p>
+    <w:p>
+      <w:pPr>
+        <w:spacing w:after="140" w:line="280"/>
+      </w:pPr>
+      <w:r>
+        <w:rPr>
+          <w:color w:val="23293D"/>
+          <w:sz w:val="21"/>
+          <w:szCs w:val="21"/>
+        </w:rPr>
+        <w:t xml:space="preserve">Mostra quanto sobra em cada procedimento depois do benefício, usando preço e repasse cadastrados.</w:t>
+      </w:r>
+    </w:p>
+    <w:p>
+      <w:pPr>
+        <w:pStyle w:val="ListParagraph"/>
+        <w:numPr>
+          <w:ilvl w:val="0"/>
+          <w:numId w:val="20"/>
+        </w:numPr>
+        <w:spacing w:after="80" w:line="270"/>
+      </w:pPr>
+      <w:r>
+        <w:rPr>
+          <w:color w:val="23293D"/>
+          <w:sz w:val="21"/>
+          <w:szCs w:val="21"/>
+        </w:rPr>
+        <w:t xml:space="preserve">Com desconto, mostra a margem que sobra </w:t>
+      </w:r>
+      <w:r>
+        <w:rPr>
+          <w:b/>
+          <w:bCs/>
+          <w:color w:val="23293D"/>
+          <w:sz w:val="21"/>
+          <w:szCs w:val="21"/>
+        </w:rPr>
+        <w:t xml:space="preserve">e</w:t>
+      </w:r>
+      <w:r>
+        <w:rPr>
+          <w:color w:val="23293D"/>
+          <w:sz w:val="21"/>
+          <w:szCs w:val="21"/>
+        </w:rPr>
+        <w:t xml:space="preserve"> quanto o benefício custou.</w:t>
+      </w:r>
+    </w:p>
+    <w:p>
+      <w:pPr>
+        <w:pStyle w:val="ListParagraph"/>
+        <w:numPr>
+          <w:ilvl w:val="0"/>
+          <w:numId w:val="20"/>
+        </w:numPr>
+        <w:spacing w:after="80" w:line="270"/>
+      </w:pPr>
+      <w:r>
+        <w:rPr>
+          <w:color w:val="23293D"/>
+          <w:sz w:val="21"/>
+          <w:szCs w:val="21"/>
+        </w:rPr>
+        <w:t xml:space="preserve">Em </w:t>
+      </w:r>
+      <w:r>
+        <w:rPr>
+          <w:b/>
+          <w:bCs/>
+          <w:color w:val="23293D"/>
+          <w:sz w:val="21"/>
+          <w:szCs w:val="21"/>
+        </w:rPr>
+        <w:t xml:space="preserve">Sem custo</w:t>
+      </w:r>
+      <w:r>
+        <w:rPr>
+          <w:color w:val="23293D"/>
+          <w:sz w:val="21"/>
+          <w:szCs w:val="21"/>
+        </w:rPr>
+        <w:t xml:space="preserve">, a margem fica </w:t>
+      </w:r>
+      <w:r>
+        <w:rPr>
+          <w:b/>
+          <w:bCs/>
+          <w:color w:val="23293D"/>
+          <w:sz w:val="21"/>
+          <w:szCs w:val="21"/>
+        </w:rPr>
+        <w:t xml:space="preserve">negativa</w:t>
+      </w:r>
+      <w:r>
+        <w:rPr>
+          <w:color w:val="23293D"/>
+          <w:sz w:val="21"/>
+          <w:szCs w:val="21"/>
+        </w:rPr>
+        <w:t xml:space="preserve"> e a tela diz que o procedimento fica no prejuízo — porque o repasse e o material continuam sendo pagos.</w:t>
+      </w:r>
+    </w:p>
+    <w:p>
+      <w:pPr>
+        <w:pStyle w:val="ListParagraph"/>
+        <w:numPr>
+          <w:ilvl w:val="0"/>
+          <w:numId w:val="20"/>
         </w:numPr>
         <w:spacing w:after="80" w:line="270"/>
       </w:pPr>
@@ -12918,7 +13286,7 @@
         <w:pStyle w:val="ListParagraph"/>
         <w:numPr>
           <w:ilvl w:val="0"/>
-          <w:numId w:val="20"/>
+          <w:numId w:val="21"/>
         </w:numPr>
         <w:spacing w:after="80" w:line="270"/>
       </w:pPr>
@@ -12957,213 +13325,6 @@
           <w:szCs w:val="21"/>
         </w:rPr>
         <w:t xml:space="preserve">. A função existe no código e não é chamada por lugar nenhum. Quando a emissão for ligada, o link entra na mesma tela.</w:t>
-      </w:r>
-    </w:p>
-    <w:p>
-      <w:pPr>
-        <w:pStyle w:val="ListParagraph"/>
-        <w:numPr>
-          <w:ilvl w:val="0"/>
-          <w:numId w:val="20"/>
-        </w:numPr>
-        <w:spacing w:after="80" w:line="270"/>
-      </w:pPr>
-      <w:r>
-        <w:rPr>
-          <w:b/>
-          <w:bCs/>
-          <w:color w:val="23293D"/>
-          <w:sz w:val="21"/>
-          <w:szCs w:val="21"/>
-        </w:rPr>
-        <w:t xml:space="preserve">Assinatura pela ZapSign</w:t>
-      </w:r>
-      <w:r>
-        <w:rPr>
-          <w:color w:val="23293D"/>
-          <w:sz w:val="21"/>
-          <w:szCs w:val="21"/>
-        </w:rPr>
-        <w:t xml:space="preserve"> funciona por </w:t>
-      </w:r>
-      <w:r>
-        <w:rPr>
-          <w:b/>
-          <w:bCs/>
-          <w:color w:val="23293D"/>
-          <w:sz w:val="21"/>
-          <w:szCs w:val="21"/>
-        </w:rPr>
-        <w:t xml:space="preserve">Enviar</w:t>
-      </w:r>
-      <w:r>
-        <w:rPr>
-          <w:color w:val="23293D"/>
-          <w:sz w:val="21"/>
-          <w:szCs w:val="21"/>
-        </w:rPr>
-        <w:t xml:space="preserve"> → </w:t>
-      </w:r>
-      <w:r>
-        <w:rPr>
-          <w:b/>
-          <w:bCs/>
-          <w:color w:val="23293D"/>
-          <w:sz w:val="21"/>
-          <w:szCs w:val="21"/>
-        </w:rPr>
-        <w:t xml:space="preserve">Marcar assinado</w:t>
-      </w:r>
-      <w:r>
-        <w:rPr>
-          <w:color w:val="23293D"/>
-          <w:sz w:val="21"/>
-          <w:szCs w:val="21"/>
-        </w:rPr>
-        <w:t xml:space="preserve"> (simulação) enquanto as chaves não estiverem cadastradas.</w:t>
-      </w:r>
-    </w:p>
-    <w:p>
-      <w:pPr>
-        <w:pStyle w:val="ListParagraph"/>
-        <w:numPr>
-          <w:ilvl w:val="0"/>
-          <w:numId w:val="20"/>
-        </w:numPr>
-        <w:spacing w:after="80" w:line="270"/>
-      </w:pPr>
-      <w:r>
-        <w:rPr>
-          <w:b/>
-          <w:bCs/>
-          <w:color w:val="23293D"/>
-          <w:sz w:val="21"/>
-          <w:szCs w:val="21"/>
-        </w:rPr>
-        <w:t xml:space="preserve">Proposta no Gamma</w:t>
-      </w:r>
-      <w:r>
-        <w:rPr>
-          <w:color w:val="23293D"/>
-          <w:sz w:val="21"/>
-          <w:szCs w:val="21"/>
-        </w:rPr>
-        <w:t xml:space="preserve"> depende de chave configurada; sem ela, o cartão explica que está desativado.</w:t>
-      </w:r>
-    </w:p>
-    <w:p>
-      <w:pPr>
-        <w:pStyle w:val="ListParagraph"/>
-        <w:numPr>
-          <w:ilvl w:val="0"/>
-          <w:numId w:val="20"/>
-        </w:numPr>
-        <w:spacing w:after="80" w:line="270"/>
-      </w:pPr>
-      <w:r>
-        <w:rPr>
-          <w:b/>
-          <w:bCs/>
-          <w:color w:val="23293D"/>
-          <w:sz w:val="21"/>
-          <w:szCs w:val="21"/>
-        </w:rPr>
-        <w:t xml:space="preserve">Implantação da segunda etapa cobra TODOS os titulares, não só os novos.</w:t>
-      </w:r>
-      <w:r>
-        <w:rPr>
-          <w:color w:val="23293D"/>
-          <w:sz w:val="21"/>
-          <w:szCs w:val="21"/>
-        </w:rPr>
-        <w:t xml:space="preserve"> Quando a empresa inclui titulares depois (pelo termo de inclusão), cada titular novo deve pagar a própria implantação — mas hoje o botão </w:t>
-      </w:r>
-      <w:r>
-        <w:rPr>
-          <w:b/>
-          <w:bCs/>
-          <w:color w:val="23293D"/>
-          <w:sz w:val="21"/>
-          <w:szCs w:val="21"/>
-        </w:rPr>
-        <w:t xml:space="preserve">Gerar implantação</w:t>
-      </w:r>
-      <w:r>
-        <w:rPr>
-          <w:color w:val="23293D"/>
-          <w:sz w:val="21"/>
-          <w:szCs w:val="21"/>
-        </w:rPr>
-        <w:t xml:space="preserve"> calcula por todos os cadastrados, e os que já pagaram entram de novo. </w:t>
-      </w:r>
-      <w:r>
-        <w:rPr>
-          <w:b/>
-          <w:bCs/>
-          <w:color w:val="23293D"/>
-          <w:sz w:val="21"/>
-          <w:szCs w:val="21"/>
-        </w:rPr>
-        <w:t xml:space="preserve">Até isso ser corrigido: confira o valor na prévia e, se estiver cobrando os antigos, gere e use Editar para acertar o valor</w:t>
-      </w:r>
-      <w:r>
-        <w:rPr>
-          <w:color w:val="23293D"/>
-          <w:sz w:val="21"/>
-          <w:szCs w:val="21"/>
-        </w:rPr>
-        <w:t xml:space="preserve"> antes de enviar. (A mensalidade, essa sim, tem trava no banco desde a versão 0.71.0.)</w:t>
-      </w:r>
-    </w:p>
-    <w:p>
-      <w:pPr>
-        <w:pStyle w:val="ListParagraph"/>
-        <w:numPr>
-          <w:ilvl w:val="0"/>
-          <w:numId w:val="20"/>
-        </w:numPr>
-        <w:spacing w:after="80" w:line="270"/>
-      </w:pPr>
-      <w:r>
-        <w:rPr>
-          <w:b/>
-          <w:bCs/>
-          <w:color w:val="23293D"/>
-          <w:sz w:val="21"/>
-          <w:szCs w:val="21"/>
-        </w:rPr>
-        <w:t xml:space="preserve">Controle por lote e baixa FIFO</w:t>
-      </w:r>
-      <w:r>
-        <w:rPr>
-          <w:color w:val="23293D"/>
-          <w:sz w:val="21"/>
-          <w:szCs w:val="21"/>
-        </w:rPr>
-        <w:t xml:space="preserve"> não fazem parte deste módulo.</w:t>
-      </w:r>
-    </w:p>
-    <w:p>
-      <w:pPr>
-        <w:spacing w:after="60" w:line="120"/>
-      </w:pPr>
-      <w:r>
-        <w:rPr>
-          <w:sz w:val="2"/>
-          <w:szCs w:val="2"/>
-        </w:rPr>
-        <w:t xml:space="preserve"/>
-      </w:r>
-    </w:p>
-    <w:p>
-      <w:pPr>
-        <w:pStyle w:val="Heading1"/>
-      </w:pPr>
-      <w:r>
-        <w:rPr>
-          <w:color w:val="1F3253"/>
-        </w:rPr>
-        <w:t xml:space="preserve">19. Glossário</w:t>
       </w:r>
     </w:p>
     <w:p>
@@ -13183,15 +13344,51 @@
           <w:sz w:val="21"/>
           <w:szCs w:val="21"/>
         </w:rPr>
-        <w:t xml:space="preserve">Titular</w:t>
-      </w:r>
-      <w:r>
-        <w:rPr>
-          <w:color w:val="23293D"/>
-          <w:sz w:val="21"/>
-          <w:szCs w:val="21"/>
-        </w:rPr>
-        <w:t xml:space="preserve"> — a pessoa da empresa que entra no programa.</w:t>
+        <w:t xml:space="preserve">Assinatura pela ZapSign</w:t>
+      </w:r>
+      <w:r>
+        <w:rPr>
+          <w:color w:val="23293D"/>
+          <w:sz w:val="21"/>
+          <w:szCs w:val="21"/>
+        </w:rPr>
+        <w:t xml:space="preserve"> funciona por </w:t>
+      </w:r>
+      <w:r>
+        <w:rPr>
+          <w:b/>
+          <w:bCs/>
+          <w:color w:val="23293D"/>
+          <w:sz w:val="21"/>
+          <w:szCs w:val="21"/>
+        </w:rPr>
+        <w:t xml:space="preserve">Enviar</w:t>
+      </w:r>
+      <w:r>
+        <w:rPr>
+          <w:color w:val="23293D"/>
+          <w:sz w:val="21"/>
+          <w:szCs w:val="21"/>
+        </w:rPr>
+        <w:t xml:space="preserve"> → </w:t>
+      </w:r>
+      <w:r>
+        <w:rPr>
+          <w:b/>
+          <w:bCs/>
+          <w:color w:val="23293D"/>
+          <w:sz w:val="21"/>
+          <w:szCs w:val="21"/>
+        </w:rPr>
+        <w:t xml:space="preserve">Marcar assinado</w:t>
+      </w:r>
+      <w:r>
+        <w:rPr>
+          <w:color w:val="23293D"/>
+          <w:sz w:val="21"/>
+          <w:szCs w:val="21"/>
+        </w:rPr>
+        <w:t xml:space="preserve"> (simulação) enquanto as chaves não estiverem cadastradas.</w:t>
       </w:r>
     </w:p>
     <w:p>
@@ -13211,15 +13408,15 @@
           <w:sz w:val="21"/>
           <w:szCs w:val="21"/>
         </w:rPr>
-        <w:t xml:space="preserve">Dependente</w:t>
-      </w:r>
-      <w:r>
-        <w:rPr>
-          <w:color w:val="23293D"/>
-          <w:sz w:val="21"/>
-          <w:szCs w:val="21"/>
-        </w:rPr>
-        <w:t xml:space="preserve"> — quem entra pendurado num titular.</w:t>
+        <w:t xml:space="preserve">Proposta no Gamma</w:t>
+      </w:r>
+      <w:r>
+        <w:rPr>
+          <w:color w:val="23293D"/>
+          <w:sz w:val="21"/>
+          <w:szCs w:val="21"/>
+        </w:rPr>
+        <w:t xml:space="preserve"> depende de chave configurada; sem ela, o cartão explica que está desativado.</w:t>
       </w:r>
     </w:p>
     <w:p>
@@ -13239,15 +13436,33 @@
           <w:sz w:val="21"/>
           <w:szCs w:val="21"/>
         </w:rPr>
-        <w:t xml:space="preserve">Lead</w:t>
-      </w:r>
-      <w:r>
-        <w:rPr>
-          <w:color w:val="23293D"/>
-          <w:sz w:val="21"/>
-          <w:szCs w:val="21"/>
-        </w:rPr>
-        <w:t xml:space="preserve"> — a empresa enquanto está no funil, antes de fechar.</w:t>
+        <w:t xml:space="preserve">A implantação não tem trava no banco</w:t>
+      </w:r>
+      <w:r>
+        <w:rPr>
+          <w:color w:val="23293D"/>
+          <w:sz w:val="21"/>
+          <w:szCs w:val="21"/>
+        </w:rPr>
+        <w:t xml:space="preserve"> (a mensalidade tem, desde a 0.71.0). Duas pessoas clicando em </w:t>
+      </w:r>
+      <w:r>
+        <w:rPr>
+          <w:b/>
+          <w:bCs/>
+          <w:color w:val="23293D"/>
+          <w:sz w:val="21"/>
+          <w:szCs w:val="21"/>
+        </w:rPr>
+        <w:t xml:space="preserve">Gerar implantação</w:t>
+      </w:r>
+      <w:r>
+        <w:rPr>
+          <w:color w:val="23293D"/>
+          <w:sz w:val="21"/>
+          <w:szCs w:val="21"/>
+        </w:rPr>
+        <w:t xml:space="preserve"> no MESMO instante ainda podem gerar duas; um clique depois do outro, não — o segundo é recusado. Se acontecer, cancele uma delas.</w:t>
       </w:r>
     </w:p>
     <w:p>
@@ -13267,317 +13482,15 @@
           <w:sz w:val="21"/>
           <w:szCs w:val="21"/>
         </w:rPr>
-        <w:t xml:space="preserve">Levantamento</w:t>
-      </w:r>
-      <w:r>
-        <w:rPr>
-          <w:color w:val="23293D"/>
-          <w:sz w:val="21"/>
-          <w:szCs w:val="21"/>
-        </w:rPr>
-        <w:t xml:space="preserve"> — o que a empresa tem hoje (convênio, quanto paga, quantas pessoas).</w:t>
-      </w:r>
-    </w:p>
-    <w:p>
-      <w:pPr>
-        <w:pStyle w:val="ListParagraph"/>
-        <w:numPr>
-          <w:ilvl w:val="0"/>
-          <w:numId w:val="21"/>
-        </w:numPr>
-        <w:spacing w:after="80" w:line="270"/>
-      </w:pPr>
-      <w:r>
-        <w:rPr>
-          <w:b/>
-          <w:bCs/>
-          <w:color w:val="23293D"/>
-          <w:sz w:val="21"/>
-          <w:szCs w:val="21"/>
-        </w:rPr>
-        <w:t xml:space="preserve">Proposta</w:t>
-      </w:r>
-      <w:r>
-        <w:rPr>
-          <w:color w:val="23293D"/>
-          <w:sz w:val="21"/>
-          <w:szCs w:val="21"/>
-        </w:rPr>
-        <w:t xml:space="preserve"> — o que a Risarte oferece: preços, benefícios, prazos, unidades.</w:t>
-      </w:r>
-    </w:p>
-    <w:p>
-      <w:pPr>
-        <w:pStyle w:val="ListParagraph"/>
-        <w:numPr>
-          <w:ilvl w:val="0"/>
-          <w:numId w:val="21"/>
-        </w:numPr>
-        <w:spacing w:after="80" w:line="270"/>
-      </w:pPr>
-      <w:r>
-        <w:rPr>
-          <w:b/>
-          <w:bCs/>
-          <w:color w:val="23293D"/>
-          <w:sz w:val="21"/>
-          <w:szCs w:val="21"/>
-        </w:rPr>
-        <w:t xml:space="preserve">Faixa</w:t>
-      </w:r>
-      <w:r>
-        <w:rPr>
-          <w:color w:val="23293D"/>
-          <w:sz w:val="21"/>
-          <w:szCs w:val="21"/>
-        </w:rPr>
-        <w:t xml:space="preserve"> — preço por quantidade de titulares. Vale para todos, não só para quem passou.</w:t>
-      </w:r>
-    </w:p>
-    <w:p>
-      <w:pPr>
-        <w:pStyle w:val="ListParagraph"/>
-        <w:numPr>
-          <w:ilvl w:val="0"/>
-          <w:numId w:val="21"/>
-        </w:numPr>
-        <w:spacing w:after="80" w:line="270"/>
-      </w:pPr>
-      <w:r>
-        <w:rPr>
-          <w:b/>
-          <w:bCs/>
-          <w:color w:val="23293D"/>
-          <w:sz w:val="21"/>
-          <w:szCs w:val="21"/>
-        </w:rPr>
-        <w:t xml:space="preserve">Carência</w:t>
-      </w:r>
-      <w:r>
-        <w:rPr>
-          <w:color w:val="23293D"/>
-          <w:sz w:val="21"/>
-          <w:szCs w:val="21"/>
-        </w:rPr>
-        <w:t xml:space="preserve"> — o tempo até o benefício começar a valer.</w:t>
-      </w:r>
-    </w:p>
-    <w:p>
-      <w:pPr>
-        <w:pStyle w:val="ListParagraph"/>
-        <w:numPr>
-          <w:ilvl w:val="0"/>
-          <w:numId w:val="21"/>
-        </w:numPr>
-        <w:spacing w:after="80" w:line="270"/>
-      </w:pPr>
-      <w:r>
-        <w:rPr>
-          <w:b/>
-          <w:bCs/>
-          <w:color w:val="23293D"/>
-          <w:sz w:val="21"/>
-          <w:szCs w:val="21"/>
-        </w:rPr>
-        <w:t xml:space="preserve">Benefício</w:t>
-      </w:r>
-      <w:r>
-        <w:rPr>
-          <w:color w:val="23293D"/>
-          <w:sz w:val="21"/>
-          <w:szCs w:val="21"/>
-        </w:rPr>
-        <w:t xml:space="preserve"> — o que o programa faz naquele procedimento.</w:t>
-      </w:r>
-    </w:p>
-    <w:p>
-      <w:pPr>
-        <w:pStyle w:val="ListParagraph"/>
-        <w:numPr>
-          <w:ilvl w:val="0"/>
-          <w:numId w:val="21"/>
-        </w:numPr>
-        <w:spacing w:after="80" w:line="270"/>
-      </w:pPr>
-      <w:r>
-        <w:rPr>
-          <w:b/>
-          <w:bCs/>
-          <w:color w:val="23293D"/>
-          <w:sz w:val="21"/>
-          <w:szCs w:val="21"/>
-        </w:rPr>
-        <w:t xml:space="preserve">Grupo de benefícios</w:t>
-      </w:r>
-      <w:r>
-        <w:rPr>
-          <w:color w:val="23293D"/>
-          <w:sz w:val="21"/>
-          <w:szCs w:val="21"/>
-        </w:rPr>
-        <w:t xml:space="preserve"> — combinação pronta, reaplicável em outras propostas.</w:t>
-      </w:r>
-    </w:p>
-    <w:p>
-      <w:pPr>
-        <w:pStyle w:val="ListParagraph"/>
-        <w:numPr>
-          <w:ilvl w:val="0"/>
-          <w:numId w:val="21"/>
-        </w:numPr>
-        <w:spacing w:after="80" w:line="270"/>
-      </w:pPr>
-      <w:r>
-        <w:rPr>
-          <w:b/>
-          <w:bCs/>
-          <w:color w:val="23293D"/>
-          <w:sz w:val="21"/>
-          <w:szCs w:val="21"/>
-        </w:rPr>
-        <w:t xml:space="preserve">Implantação</w:t>
-      </w:r>
-      <w:r>
-        <w:rPr>
-          <w:color w:val="23293D"/>
-          <w:sz w:val="21"/>
-          <w:szCs w:val="21"/>
-        </w:rPr>
-        <w:t xml:space="preserve"> — o primeiro pagamento e a entrada da empresa no ar.</w:t>
-      </w:r>
-    </w:p>
-    <w:p>
-      <w:pPr>
-        <w:pStyle w:val="ListParagraph"/>
-        <w:numPr>
-          <w:ilvl w:val="0"/>
-          <w:numId w:val="21"/>
-        </w:numPr>
-        <w:spacing w:after="80" w:line="270"/>
-      </w:pPr>
-      <w:r>
-        <w:rPr>
-          <w:b/>
-          <w:bCs/>
-          <w:color w:val="23293D"/>
-          <w:sz w:val="21"/>
-          <w:szCs w:val="21"/>
-        </w:rPr>
-        <w:t xml:space="preserve">Split</w:t>
-      </w:r>
-      <w:r>
-        <w:rPr>
-          <w:color w:val="23293D"/>
-          <w:sz w:val="21"/>
-          <w:szCs w:val="21"/>
-        </w:rPr>
-        <w:t xml:space="preserve"> — a divisão do pagamento entre Risarte e RisLife.</w:t>
-      </w:r>
-    </w:p>
-    <w:p>
-      <w:pPr>
-        <w:pStyle w:val="ListParagraph"/>
-        <w:numPr>
-          <w:ilvl w:val="0"/>
-          <w:numId w:val="21"/>
-        </w:numPr>
-        <w:spacing w:after="80" w:line="270"/>
-      </w:pPr>
-      <w:r>
-        <w:rPr>
-          <w:b/>
-          <w:bCs/>
-          <w:color w:val="23293D"/>
-          <w:sz w:val="21"/>
-          <w:szCs w:val="21"/>
-        </w:rPr>
-        <w:t xml:space="preserve">Termo de inclusão (</w:t>
-      </w:r>
-      <w:r>
-        <w:rPr>
-          <w:rFonts w:ascii="Consolas" w:cs="Consolas" w:eastAsia="Consolas" w:hAnsi="Consolas"/>
-          <w:b/>
-          <w:bCs/>
-          <w:color w:val="1F3253"/>
-          <w:sz w:val="19"/>
-          <w:szCs w:val="19"/>
-          <w:shd w:fill="EFEDE6" w:color="auto" w:val="clear"/>
-        </w:rPr>
-        <w:t xml:space="preserve">TI-</w:t>
-      </w:r>
-      <w:r>
-        <w:rPr>
-          <w:b/>
-          <w:bCs/>
-          <w:color w:val="23293D"/>
-          <w:sz w:val="21"/>
-          <w:szCs w:val="21"/>
-        </w:rPr>
-        <w:t xml:space="preserve">)</w:t>
-      </w:r>
-      <w:r>
-        <w:rPr>
-          <w:color w:val="23293D"/>
-          <w:sz w:val="21"/>
-          <w:szCs w:val="21"/>
-        </w:rPr>
-        <w:t xml:space="preserve"> — documento curto que acrescenta gente ao acordo existente.</w:t>
-      </w:r>
-    </w:p>
-    <w:p>
-      <w:pPr>
-        <w:pStyle w:val="ListParagraph"/>
-        <w:numPr>
-          <w:ilvl w:val="0"/>
-          <w:numId w:val="21"/>
-        </w:numPr>
-        <w:spacing w:after="80" w:line="270"/>
-      </w:pPr>
-      <w:r>
-        <w:rPr>
-          <w:b/>
-          <w:bCs/>
-          <w:color w:val="23293D"/>
-          <w:sz w:val="21"/>
-          <w:szCs w:val="21"/>
-        </w:rPr>
-        <w:t xml:space="preserve">Override</w:t>
-      </w:r>
-      <w:r>
-        <w:rPr>
-          <w:color w:val="23293D"/>
-          <w:sz w:val="21"/>
-          <w:szCs w:val="21"/>
-        </w:rPr>
-        <w:t xml:space="preserve"> — valor próprio da empresa, que substitui o padrão da rede.</w:t>
-      </w:r>
-    </w:p>
-    <w:p>
-      <w:pPr>
-        <w:pStyle w:val="ListParagraph"/>
-        <w:numPr>
-          <w:ilvl w:val="0"/>
-          <w:numId w:val="21"/>
-        </w:numPr>
-        <w:spacing w:after="80" w:line="270"/>
-      </w:pPr>
-      <w:r>
-        <w:rPr>
-          <w:b/>
-          <w:bCs/>
-          <w:color w:val="23293D"/>
-          <w:sz w:val="21"/>
-          <w:szCs w:val="21"/>
-        </w:rPr>
-        <w:t xml:space="preserve">MRR</w:t>
-      </w:r>
-      <w:r>
-        <w:rPr>
-          <w:color w:val="23293D"/>
-          <w:sz w:val="21"/>
-          <w:szCs w:val="21"/>
-        </w:rPr>
-        <w:t xml:space="preserve"> — a mensalidade recorrente somada.</w:t>
+        <w:t xml:space="preserve">Controle por lote e baixa FIFO</w:t>
+      </w:r>
+      <w:r>
+        <w:rPr>
+          <w:color w:val="23293D"/>
+          <w:sz w:val="21"/>
+          <w:szCs w:val="21"/>
+        </w:rPr>
+        <w:t xml:space="preserve"> não fazem parte deste módulo.</w:t>
       </w:r>
     </w:p>
     <w:p>
@@ -13600,18 +13513,7 @@
         <w:rPr>
           <w:color w:val="1F3253"/>
         </w:rPr>
-        <w:t xml:space="preserve">20. Checklists</w:t>
-      </w:r>
-    </w:p>
-    <w:p>
-      <w:pPr>
-        <w:pStyle w:val="Heading2"/>
-      </w:pPr>
-      <w:r>
-        <w:rPr>
-          <w:color w:val="1F3253"/>
-        </w:rPr>
-        <w:t xml:space="preserve">Antes de mandar a proposta</w:t>
+        <w:t xml:space="preserve">19. Glossário</w:t>
       </w:r>
     </w:p>
     <w:p>
@@ -13625,11 +13527,21 @@
       </w:pPr>
       <w:r>
         <w:rPr>
-          <w:color w:val="23293D"/>
-          <w:sz w:val="21"/>
-          <w:szCs w:val="21"/>
-        </w:rPr>
-        <w:t xml:space="preserve">[ ] Levantamento preenchido (o documento depende dele)</w:t>
+          <w:b/>
+          <w:bCs/>
+          <w:color w:val="23293D"/>
+          <w:sz w:val="21"/>
+          <w:szCs w:val="21"/>
+        </w:rPr>
+        <w:t xml:space="preserve">Titular</w:t>
+      </w:r>
+      <w:r>
+        <w:rPr>
+          <w:color w:val="23293D"/>
+          <w:sz w:val="21"/>
+          <w:szCs w:val="21"/>
+        </w:rPr>
+        <w:t xml:space="preserve"> — a pessoa da empresa que entra no programa.</w:t>
       </w:r>
     </w:p>
     <w:p>
@@ -13643,11 +13555,21 @@
       </w:pPr>
       <w:r>
         <w:rPr>
-          <w:color w:val="23293D"/>
-          <w:sz w:val="21"/>
-          <w:szCs w:val="21"/>
-        </w:rPr>
-        <w:t xml:space="preserve">[ ] Preço do titular e faixas conferidos</w:t>
+          <w:b/>
+          <w:bCs/>
+          <w:color w:val="23293D"/>
+          <w:sz w:val="21"/>
+          <w:szCs w:val="21"/>
+        </w:rPr>
+        <w:t xml:space="preserve">Dependente</w:t>
+      </w:r>
+      <w:r>
+        <w:rPr>
+          <w:color w:val="23293D"/>
+          <w:sz w:val="21"/>
+          <w:szCs w:val="21"/>
+        </w:rPr>
+        <w:t xml:space="preserve"> — quem entra pendurado num titular.</w:t>
       </w:r>
     </w:p>
     <w:p>
@@ -13661,11 +13583,21 @@
       </w:pPr>
       <w:r>
         <w:rPr>
-          <w:color w:val="23293D"/>
-          <w:sz w:val="21"/>
-          <w:szCs w:val="21"/>
-        </w:rPr>
-        <w:t xml:space="preserve">[ ] Dependentes: valores definidos</w:t>
+          <w:b/>
+          <w:bCs/>
+          <w:color w:val="23293D"/>
+          <w:sz w:val="21"/>
+          <w:szCs w:val="21"/>
+        </w:rPr>
+        <w:t xml:space="preserve">Lead</w:t>
+      </w:r>
+      <w:r>
+        <w:rPr>
+          <w:color w:val="23293D"/>
+          <w:sz w:val="21"/>
+          <w:szCs w:val="21"/>
+        </w:rPr>
+        <w:t xml:space="preserve"> — a empresa enquanto está no funil, antes de fechar.</w:t>
       </w:r>
     </w:p>
     <w:p>
@@ -13679,11 +13611,21 @@
       </w:pPr>
       <w:r>
         <w:rPr>
-          <w:color w:val="23293D"/>
-          <w:sz w:val="21"/>
-          <w:szCs w:val="21"/>
-        </w:rPr>
-        <w:t xml:space="preserve">[ ] Implantação: fixa ou por adesão</w:t>
+          <w:b/>
+          <w:bCs/>
+          <w:color w:val="23293D"/>
+          <w:sz w:val="21"/>
+          <w:szCs w:val="21"/>
+        </w:rPr>
+        <w:t xml:space="preserve">Levantamento</w:t>
+      </w:r>
+      <w:r>
+        <w:rPr>
+          <w:color w:val="23293D"/>
+          <w:sz w:val="21"/>
+          <w:szCs w:val="21"/>
+        </w:rPr>
+        <w:t xml:space="preserve"> — o que a empresa tem hoje (convênio, quanto paga, quantas pessoas).</w:t>
       </w:r>
     </w:p>
     <w:p>
@@ -13697,29 +13639,21 @@
       </w:pPr>
       <w:r>
         <w:rPr>
-          <w:color w:val="23293D"/>
-          <w:sz w:val="21"/>
-          <w:szCs w:val="21"/>
-        </w:rPr>
-        <w:t xml:space="preserve">[ ] </w:t>
-      </w:r>
-      <w:r>
-        <w:rPr>
-          <w:b/>
-          <w:bCs/>
-          <w:color w:val="23293D"/>
-          <w:sz w:val="21"/>
-          <w:szCs w:val="21"/>
-        </w:rPr>
-        <w:t xml:space="preserve">Se passar do contratado: combinado</w:t>
-      </w:r>
-      <w:r>
-        <w:rPr>
-          <w:color w:val="23293D"/>
-          <w:sz w:val="21"/>
-          <w:szCs w:val="21"/>
-        </w:rPr>
-        <w:t xml:space="preserve"> (senão o termo nasce sem valor)</w:t>
+          <w:b/>
+          <w:bCs/>
+          <w:color w:val="23293D"/>
+          <w:sz w:val="21"/>
+          <w:szCs w:val="21"/>
+        </w:rPr>
+        <w:t xml:space="preserve">Proposta</w:t>
+      </w:r>
+      <w:r>
+        <w:rPr>
+          <w:color w:val="23293D"/>
+          <w:sz w:val="21"/>
+          <w:szCs w:val="21"/>
+        </w:rPr>
+        <w:t xml:space="preserve"> — o que a Risarte oferece: preços, benefícios, prazos, unidades.</w:t>
       </w:r>
     </w:p>
     <w:p>
@@ -13733,11 +13667,21 @@
       </w:pPr>
       <w:r>
         <w:rPr>
-          <w:color w:val="23293D"/>
-          <w:sz w:val="21"/>
-          <w:szCs w:val="21"/>
-        </w:rPr>
-        <w:t xml:space="preserve">[ ] Benefícios com "vale para quem", frequência e carência</w:t>
+          <w:b/>
+          <w:bCs/>
+          <w:color w:val="23293D"/>
+          <w:sz w:val="21"/>
+          <w:szCs w:val="21"/>
+        </w:rPr>
+        <w:t xml:space="preserve">Faixa</w:t>
+      </w:r>
+      <w:r>
+        <w:rPr>
+          <w:color w:val="23293D"/>
+          <w:sz w:val="21"/>
+          <w:szCs w:val="21"/>
+        </w:rPr>
+        <w:t xml:space="preserve"> — preço por quantidade de titulares. Vale para todos, não só para quem passou.</w:t>
       </w:r>
     </w:p>
     <w:p>
@@ -13751,11 +13695,21 @@
       </w:pPr>
       <w:r>
         <w:rPr>
-          <w:color w:val="23293D"/>
-          <w:sz w:val="21"/>
-          <w:szCs w:val="21"/>
-        </w:rPr>
-        <w:t xml:space="preserve">[ ] Unidades da parceria e restrições por benefício</w:t>
+          <w:b/>
+          <w:bCs/>
+          <w:color w:val="23293D"/>
+          <w:sz w:val="21"/>
+          <w:szCs w:val="21"/>
+        </w:rPr>
+        <w:t xml:space="preserve">Carência</w:t>
+      </w:r>
+      <w:r>
+        <w:rPr>
+          <w:color w:val="23293D"/>
+          <w:sz w:val="21"/>
+          <w:szCs w:val="21"/>
+        </w:rPr>
+        <w:t xml:space="preserve"> — o tempo até o benefício começar a valer.</w:t>
       </w:r>
     </w:p>
     <w:p>
@@ -13769,11 +13723,21 @@
       </w:pPr>
       <w:r>
         <w:rPr>
-          <w:color w:val="23293D"/>
-          <w:sz w:val="21"/>
-          <w:szCs w:val="21"/>
-        </w:rPr>
-        <w:t xml:space="preserve">[ ] Validade e carências</w:t>
+          <w:b/>
+          <w:bCs/>
+          <w:color w:val="23293D"/>
+          <w:sz w:val="21"/>
+          <w:szCs w:val="21"/>
+        </w:rPr>
+        <w:t xml:space="preserve">Benefício</w:t>
+      </w:r>
+      <w:r>
+        <w:rPr>
+          <w:color w:val="23293D"/>
+          <w:sz w:val="21"/>
+          <w:szCs w:val="21"/>
+        </w:rPr>
+        <w:t xml:space="preserve"> — o que o programa faz naquele procedimento.</w:t>
       </w:r>
     </w:p>
     <w:p>
@@ -13787,29 +13751,206 @@
       </w:pPr>
       <w:r>
         <w:rPr>
-          <w:color w:val="23293D"/>
-          <w:sz w:val="21"/>
-          <w:szCs w:val="21"/>
-        </w:rPr>
-        <w:t xml:space="preserve">[ ] </w:t>
-      </w:r>
-      <w:r>
-        <w:rPr>
-          <w:b/>
-          <w:bCs/>
-          <w:color w:val="23293D"/>
-          <w:sz w:val="21"/>
-          <w:szCs w:val="21"/>
-        </w:rPr>
-        <w:t xml:space="preserve">Abriu o documento e leu</w:t>
-      </w:r>
-      <w:r>
-        <w:rPr>
-          <w:color w:val="23293D"/>
-          <w:sz w:val="21"/>
-          <w:szCs w:val="21"/>
-        </w:rPr>
-        <w:t xml:space="preserve"> — inclusive para conferir que nota interna não vazou</w:t>
+          <w:b/>
+          <w:bCs/>
+          <w:color w:val="23293D"/>
+          <w:sz w:val="21"/>
+          <w:szCs w:val="21"/>
+        </w:rPr>
+        <w:t xml:space="preserve">Grupo de benefícios</w:t>
+      </w:r>
+      <w:r>
+        <w:rPr>
+          <w:color w:val="23293D"/>
+          <w:sz w:val="21"/>
+          <w:szCs w:val="21"/>
+        </w:rPr>
+        <w:t xml:space="preserve"> — combinação pronta, reaplicável em outras propostas.</w:t>
+      </w:r>
+    </w:p>
+    <w:p>
+      <w:pPr>
+        <w:pStyle w:val="ListParagraph"/>
+        <w:numPr>
+          <w:ilvl w:val="0"/>
+          <w:numId w:val="22"/>
+        </w:numPr>
+        <w:spacing w:after="80" w:line="270"/>
+      </w:pPr>
+      <w:r>
+        <w:rPr>
+          <w:b/>
+          <w:bCs/>
+          <w:color w:val="23293D"/>
+          <w:sz w:val="21"/>
+          <w:szCs w:val="21"/>
+        </w:rPr>
+        <w:t xml:space="preserve">Implantação</w:t>
+      </w:r>
+      <w:r>
+        <w:rPr>
+          <w:color w:val="23293D"/>
+          <w:sz w:val="21"/>
+          <w:szCs w:val="21"/>
+        </w:rPr>
+        <w:t xml:space="preserve"> — o primeiro pagamento e a entrada da empresa no ar.</w:t>
+      </w:r>
+    </w:p>
+    <w:p>
+      <w:pPr>
+        <w:pStyle w:val="ListParagraph"/>
+        <w:numPr>
+          <w:ilvl w:val="0"/>
+          <w:numId w:val="22"/>
+        </w:numPr>
+        <w:spacing w:after="80" w:line="270"/>
+      </w:pPr>
+      <w:r>
+        <w:rPr>
+          <w:b/>
+          <w:bCs/>
+          <w:color w:val="23293D"/>
+          <w:sz w:val="21"/>
+          <w:szCs w:val="21"/>
+        </w:rPr>
+        <w:t xml:space="preserve">Split</w:t>
+      </w:r>
+      <w:r>
+        <w:rPr>
+          <w:color w:val="23293D"/>
+          <w:sz w:val="21"/>
+          <w:szCs w:val="21"/>
+        </w:rPr>
+        <w:t xml:space="preserve"> — a divisão do pagamento entre Risarte e RisLife.</w:t>
+      </w:r>
+    </w:p>
+    <w:p>
+      <w:pPr>
+        <w:pStyle w:val="ListParagraph"/>
+        <w:numPr>
+          <w:ilvl w:val="0"/>
+          <w:numId w:val="22"/>
+        </w:numPr>
+        <w:spacing w:after="80" w:line="270"/>
+      </w:pPr>
+      <w:r>
+        <w:rPr>
+          <w:b/>
+          <w:bCs/>
+          <w:color w:val="23293D"/>
+          <w:sz w:val="21"/>
+          <w:szCs w:val="21"/>
+        </w:rPr>
+        <w:t xml:space="preserve">Termo de inclusão (</w:t>
+      </w:r>
+      <w:r>
+        <w:rPr>
+          <w:rFonts w:ascii="Consolas" w:cs="Consolas" w:eastAsia="Consolas" w:hAnsi="Consolas"/>
+          <w:b/>
+          <w:bCs/>
+          <w:color w:val="1F3253"/>
+          <w:sz w:val="19"/>
+          <w:szCs w:val="19"/>
+          <w:shd w:fill="EFEDE6" w:color="auto" w:val="clear"/>
+        </w:rPr>
+        <w:t xml:space="preserve">TI-</w:t>
+      </w:r>
+      <w:r>
+        <w:rPr>
+          <w:b/>
+          <w:bCs/>
+          <w:color w:val="23293D"/>
+          <w:sz w:val="21"/>
+          <w:szCs w:val="21"/>
+        </w:rPr>
+        <w:t xml:space="preserve">)</w:t>
+      </w:r>
+      <w:r>
+        <w:rPr>
+          <w:color w:val="23293D"/>
+          <w:sz w:val="21"/>
+          <w:szCs w:val="21"/>
+        </w:rPr>
+        <w:t xml:space="preserve"> — documento curto que acrescenta gente ao acordo existente.</w:t>
+      </w:r>
+    </w:p>
+    <w:p>
+      <w:pPr>
+        <w:pStyle w:val="ListParagraph"/>
+        <w:numPr>
+          <w:ilvl w:val="0"/>
+          <w:numId w:val="22"/>
+        </w:numPr>
+        <w:spacing w:after="80" w:line="270"/>
+      </w:pPr>
+      <w:r>
+        <w:rPr>
+          <w:b/>
+          <w:bCs/>
+          <w:color w:val="23293D"/>
+          <w:sz w:val="21"/>
+          <w:szCs w:val="21"/>
+        </w:rPr>
+        <w:t xml:space="preserve">Override</w:t>
+      </w:r>
+      <w:r>
+        <w:rPr>
+          <w:color w:val="23293D"/>
+          <w:sz w:val="21"/>
+          <w:szCs w:val="21"/>
+        </w:rPr>
+        <w:t xml:space="preserve"> — valor próprio da empresa, que substitui o padrão da rede.</w:t>
+      </w:r>
+    </w:p>
+    <w:p>
+      <w:pPr>
+        <w:pStyle w:val="ListParagraph"/>
+        <w:numPr>
+          <w:ilvl w:val="0"/>
+          <w:numId w:val="22"/>
+        </w:numPr>
+        <w:spacing w:after="80" w:line="270"/>
+      </w:pPr>
+      <w:r>
+        <w:rPr>
+          <w:b/>
+          <w:bCs/>
+          <w:color w:val="23293D"/>
+          <w:sz w:val="21"/>
+          <w:szCs w:val="21"/>
+        </w:rPr>
+        <w:t xml:space="preserve">MRR</w:t>
+      </w:r>
+      <w:r>
+        <w:rPr>
+          <w:color w:val="23293D"/>
+          <w:sz w:val="21"/>
+          <w:szCs w:val="21"/>
+        </w:rPr>
+        <w:t xml:space="preserve"> — a mensalidade recorrente somada.</w:t>
+      </w:r>
+    </w:p>
+    <w:p>
+      <w:pPr>
+        <w:spacing w:after="60" w:line="120"/>
+      </w:pPr>
+      <w:r>
+        <w:rPr>
+          <w:sz w:val="2"/>
+          <w:szCs w:val="2"/>
+        </w:rPr>
+        <w:t xml:space="preserve"/>
+      </w:r>
+    </w:p>
+    <w:p>
+      <w:pPr>
+        <w:pStyle w:val="Heading1"/>
+      </w:pPr>
+      <w:r>
+        <w:rPr>
+          <w:color w:val="1F3253"/>
+        </w:rPr>
+        <w:t xml:space="preserve">20. Checklists</w:t>
       </w:r>
     </w:p>
     <w:p>
@@ -13820,7 +13961,7 @@
         <w:rPr>
           <w:color w:val="1F3253"/>
         </w:rPr>
-        <w:t xml:space="preserve">Depois de fechar</w:t>
+        <w:t xml:space="preserve">Antes de mandar a proposta</w:t>
       </w:r>
     </w:p>
     <w:p>
@@ -13838,7 +13979,7 @@
           <w:sz w:val="21"/>
           <w:szCs w:val="21"/>
         </w:rPr>
-        <w:t xml:space="preserve">[ ] Preços de adesão no cadastro são os da proposta</w:t>
+        <w:t xml:space="preserve">[ ] Levantamento preenchido (o documento depende dele)</w:t>
       </w:r>
     </w:p>
     <w:p>
@@ -13856,7 +13997,7 @@
           <w:sz w:val="21"/>
           <w:szCs w:val="21"/>
         </w:rPr>
-        <w:t xml:space="preserve">[ ] Benefícios chegaram, com o "só titular" preservado</w:t>
+        <w:t xml:space="preserve">[ ] Preço do titular e faixas conferidos</w:t>
       </w:r>
     </w:p>
     <w:p>
@@ -13874,7 +14015,7 @@
           <w:sz w:val="21"/>
           <w:szCs w:val="21"/>
         </w:rPr>
-        <w:t xml:space="preserve">[ ] Carência da empresa e do titular conferidas</w:t>
+        <w:t xml:space="preserve">[ ] Dependentes: valores definidos</w:t>
       </w:r>
     </w:p>
     <w:p>
@@ -13892,7 +14033,7 @@
           <w:sz w:val="21"/>
           <w:szCs w:val="21"/>
         </w:rPr>
-        <w:t xml:space="preserve">[ ] Quantidade contratada conferida</w:t>
+        <w:t xml:space="preserve">[ ] Implantação: fixa ou por adesão</w:t>
       </w:r>
     </w:p>
     <w:p>
@@ -13910,7 +14051,25 @@
           <w:sz w:val="21"/>
           <w:szCs w:val="21"/>
         </w:rPr>
-        <w:t xml:space="preserve">[ ] Titulares cadastrados</w:t>
+        <w:t xml:space="preserve">[ ] </w:t>
+      </w:r>
+      <w:r>
+        <w:rPr>
+          <w:b/>
+          <w:bCs/>
+          <w:color w:val="23293D"/>
+          <w:sz w:val="21"/>
+          <w:szCs w:val="21"/>
+        </w:rPr>
+        <w:t xml:space="preserve">Se passar do contratado: combinado</w:t>
+      </w:r>
+      <w:r>
+        <w:rPr>
+          <w:color w:val="23293D"/>
+          <w:sz w:val="21"/>
+          <w:szCs w:val="21"/>
+        </w:rPr>
+        <w:t xml:space="preserve"> (senão o termo nasce sem valor)</w:t>
       </w:r>
     </w:p>
     <w:p>
@@ -13928,25 +14087,7 @@
           <w:sz w:val="21"/>
           <w:szCs w:val="21"/>
         </w:rPr>
-        <w:t xml:space="preserve">[ ] </w:t>
-      </w:r>
-      <w:r>
-        <w:rPr>
-          <w:b/>
-          <w:bCs/>
-          <w:color w:val="23293D"/>
-          <w:sz w:val="21"/>
-          <w:szCs w:val="21"/>
-        </w:rPr>
-        <w:t xml:space="preserve">Completar cadastro</w:t>
-      </w:r>
-      <w:r>
-        <w:rPr>
-          <w:color w:val="23293D"/>
-          <w:sz w:val="21"/>
-          <w:szCs w:val="21"/>
-        </w:rPr>
-        <w:t xml:space="preserve"> feito (senão não há prontuário)</w:t>
+        <w:t xml:space="preserve">[ ] Benefícios com "vale para quem", frequência e carência</w:t>
       </w:r>
     </w:p>
     <w:p>
@@ -13964,25 +14105,7 @@
           <w:sz w:val="21"/>
           <w:szCs w:val="21"/>
         </w:rPr>
-        <w:t xml:space="preserve">[ ] Fila de </w:t>
-      </w:r>
-      <w:r>
-        <w:rPr>
-          <w:b/>
-          <w:bCs/>
-          <w:color w:val="23293D"/>
-          <w:sz w:val="21"/>
-          <w:szCs w:val="21"/>
-        </w:rPr>
-        <w:t xml:space="preserve">Boas-vindas</w:t>
-      </w:r>
-      <w:r>
-        <w:rPr>
-          <w:color w:val="23293D"/>
-          <w:sz w:val="21"/>
-          <w:szCs w:val="21"/>
-        </w:rPr>
-        <w:t xml:space="preserve"> iniciada</w:t>
+        <w:t xml:space="preserve">[ ] Unidades da parceria e restrições por benefício</w:t>
       </w:r>
     </w:p>
     <w:p>
@@ -14000,7 +14123,43 @@
           <w:sz w:val="21"/>
           <w:szCs w:val="21"/>
         </w:rPr>
-        <w:t xml:space="preserve">[ ] Primeira cobrança gerada</w:t>
+        <w:t xml:space="preserve">[ ] Validade e carências</w:t>
+      </w:r>
+    </w:p>
+    <w:p>
+      <w:pPr>
+        <w:pStyle w:val="ListParagraph"/>
+        <w:numPr>
+          <w:ilvl w:val="0"/>
+          <w:numId w:val="23"/>
+        </w:numPr>
+        <w:spacing w:after="80" w:line="270"/>
+      </w:pPr>
+      <w:r>
+        <w:rPr>
+          <w:color w:val="23293D"/>
+          <w:sz w:val="21"/>
+          <w:szCs w:val="21"/>
+        </w:rPr>
+        <w:t xml:space="preserve">[ ] </w:t>
+      </w:r>
+      <w:r>
+        <w:rPr>
+          <w:b/>
+          <w:bCs/>
+          <w:color w:val="23293D"/>
+          <w:sz w:val="21"/>
+          <w:szCs w:val="21"/>
+        </w:rPr>
+        <w:t xml:space="preserve">Abriu o documento e leu</w:t>
+      </w:r>
+      <w:r>
+        <w:rPr>
+          <w:color w:val="23293D"/>
+          <w:sz w:val="21"/>
+          <w:szCs w:val="21"/>
+        </w:rPr>
+        <w:t xml:space="preserve"> — inclusive para conferir que nota interna não vazou</w:t>
       </w:r>
     </w:p>
     <w:p>
@@ -14011,7 +14170,7 @@
         <w:rPr>
           <w:color w:val="1F3253"/>
         </w:rPr>
-        <w:t xml:space="preserve">Toda semana</w:t>
+        <w:t xml:space="preserve">Depois de fechar</w:t>
       </w:r>
     </w:p>
     <w:p>
@@ -14029,25 +14188,7 @@
           <w:sz w:val="21"/>
           <w:szCs w:val="21"/>
         </w:rPr>
-        <w:t xml:space="preserve">[ ] </w:t>
-      </w:r>
-      <w:r>
-        <w:rPr>
-          <w:b/>
-          <w:bCs/>
-          <w:color w:val="23293D"/>
-          <w:sz w:val="21"/>
-          <w:szCs w:val="21"/>
-        </w:rPr>
-        <w:t xml:space="preserve">★ Hoje do consultor</w:t>
-      </w:r>
-      <w:r>
-        <w:rPr>
-          <w:color w:val="23293D"/>
-          <w:sz w:val="21"/>
-          <w:szCs w:val="21"/>
-        </w:rPr>
-        <w:t xml:space="preserve"> zerado</w:t>
+        <w:t xml:space="preserve">[ ] Preços de adesão no cadastro são os da proposta</w:t>
       </w:r>
     </w:p>
     <w:p>
@@ -14065,7 +14206,7 @@
           <w:sz w:val="21"/>
           <w:szCs w:val="21"/>
         </w:rPr>
-        <w:t xml:space="preserve">[ ] Cobranças vencidas olhadas</w:t>
+        <w:t xml:space="preserve">[ ] Benefícios chegaram, com o "só titular" preservado</w:t>
       </w:r>
     </w:p>
     <w:p>
@@ -14083,348 +14224,144 @@
           <w:sz w:val="21"/>
           <w:szCs w:val="21"/>
         </w:rPr>
-        <w:t xml:space="preserve">[ ] Termos de inclusão em rascunho: aceitos ou cancelados</w:t>
-      </w:r>
-    </w:p>
-    <w:p>
-      <w:pPr>
-        <w:spacing w:after="60" w:line="120"/>
-      </w:pPr>
-      <w:r>
-        <w:rPr>
-          <w:sz w:val="2"/>
-          <w:szCs w:val="2"/>
-        </w:rPr>
-        <w:t xml:space="preserve"/>
-      </w:r>
-    </w:p>
-    <w:p>
-      <w:pPr>
-        <w:pStyle w:val="Heading1"/>
+        <w:t xml:space="preserve">[ ] Carência da empresa e do titular conferidas</w:t>
+      </w:r>
+    </w:p>
+    <w:p>
+      <w:pPr>
+        <w:pStyle w:val="ListParagraph"/>
+        <w:numPr>
+          <w:ilvl w:val="0"/>
+          <w:numId w:val="24"/>
+        </w:numPr>
+        <w:spacing w:after="80" w:line="270"/>
+      </w:pPr>
+      <w:r>
+        <w:rPr>
+          <w:color w:val="23293D"/>
+          <w:sz w:val="21"/>
+          <w:szCs w:val="21"/>
+        </w:rPr>
+        <w:t xml:space="preserve">[ ] Quantidade contratada conferida</w:t>
+      </w:r>
+    </w:p>
+    <w:p>
+      <w:pPr>
+        <w:pStyle w:val="ListParagraph"/>
+        <w:numPr>
+          <w:ilvl w:val="0"/>
+          <w:numId w:val="24"/>
+        </w:numPr>
+        <w:spacing w:after="80" w:line="270"/>
+      </w:pPr>
+      <w:r>
+        <w:rPr>
+          <w:color w:val="23293D"/>
+          <w:sz w:val="21"/>
+          <w:szCs w:val="21"/>
+        </w:rPr>
+        <w:t xml:space="preserve">[ ] Titulares cadastrados</w:t>
+      </w:r>
+    </w:p>
+    <w:p>
+      <w:pPr>
+        <w:pStyle w:val="ListParagraph"/>
+        <w:numPr>
+          <w:ilvl w:val="0"/>
+          <w:numId w:val="24"/>
+        </w:numPr>
+        <w:spacing w:after="80" w:line="270"/>
+      </w:pPr>
+      <w:r>
+        <w:rPr>
+          <w:color w:val="23293D"/>
+          <w:sz w:val="21"/>
+          <w:szCs w:val="21"/>
+        </w:rPr>
+        <w:t xml:space="preserve">[ ] </w:t>
+      </w:r>
+      <w:r>
+        <w:rPr>
+          <w:b/>
+          <w:bCs/>
+          <w:color w:val="23293D"/>
+          <w:sz w:val="21"/>
+          <w:szCs w:val="21"/>
+        </w:rPr>
+        <w:t xml:space="preserve">Completar cadastro</w:t>
+      </w:r>
+      <w:r>
+        <w:rPr>
+          <w:color w:val="23293D"/>
+          <w:sz w:val="21"/>
+          <w:szCs w:val="21"/>
+        </w:rPr>
+        <w:t xml:space="preserve"> feito (senão não há prontuário)</w:t>
+      </w:r>
+    </w:p>
+    <w:p>
+      <w:pPr>
+        <w:pStyle w:val="ListParagraph"/>
+        <w:numPr>
+          <w:ilvl w:val="0"/>
+          <w:numId w:val="24"/>
+        </w:numPr>
+        <w:spacing w:after="80" w:line="270"/>
+      </w:pPr>
+      <w:r>
+        <w:rPr>
+          <w:color w:val="23293D"/>
+          <w:sz w:val="21"/>
+          <w:szCs w:val="21"/>
+        </w:rPr>
+        <w:t xml:space="preserve">[ ] Fila de </w:t>
+      </w:r>
+      <w:r>
+        <w:rPr>
+          <w:b/>
+          <w:bCs/>
+          <w:color w:val="23293D"/>
+          <w:sz w:val="21"/>
+          <w:szCs w:val="21"/>
+        </w:rPr>
+        <w:t xml:space="preserve">Boas-vindas</w:t>
+      </w:r>
+      <w:r>
+        <w:rPr>
+          <w:color w:val="23293D"/>
+          <w:sz w:val="21"/>
+          <w:szCs w:val="21"/>
+        </w:rPr>
+        <w:t xml:space="preserve"> iniciada</w:t>
+      </w:r>
+    </w:p>
+    <w:p>
+      <w:pPr>
+        <w:pStyle w:val="ListParagraph"/>
+        <w:numPr>
+          <w:ilvl w:val="0"/>
+          <w:numId w:val="24"/>
+        </w:numPr>
+        <w:spacing w:after="80" w:line="270"/>
+      </w:pPr>
+      <w:r>
+        <w:rPr>
+          <w:color w:val="23293D"/>
+          <w:sz w:val="21"/>
+          <w:szCs w:val="21"/>
+        </w:rPr>
+        <w:t xml:space="preserve">[ ] Primeira cobrança gerada</w:t>
+      </w:r>
+    </w:p>
+    <w:p>
+      <w:pPr>
+        <w:pStyle w:val="Heading2"/>
       </w:pPr>
       <w:r>
         <w:rPr>
           <w:color w:val="1F3253"/>
         </w:rPr>
-        <w:t xml:space="preserve">21. O que explicar para a empresa parceira</w:t>
-      </w:r>
-    </w:p>
-    <w:p>
-      <w:pPr>
-        <w:spacing w:after="140" w:line="280"/>
-      </w:pPr>
-      <w:r>
-        <w:rPr>
-          <w:color w:val="23293D"/>
-          <w:sz w:val="21"/>
-          <w:szCs w:val="21"/>
-        </w:rPr>
-        <w:t xml:space="preserve">Este trecho é para ser </w:t>
-      </w:r>
-      <w:r>
-        <w:rPr>
-          <w:b/>
-          <w:bCs/>
-          <w:color w:val="23293D"/>
-          <w:sz w:val="21"/>
-          <w:szCs w:val="21"/>
-        </w:rPr>
-        <w:t xml:space="preserve">dito ou copiado</w:t>
-      </w:r>
-      <w:r>
-        <w:rPr>
-          <w:color w:val="23293D"/>
-          <w:sz w:val="21"/>
-          <w:szCs w:val="21"/>
-        </w:rPr>
-        <w:t xml:space="preserve"> para o RH da empresa. Ele não é a proposta — é o que evita as cinco dúvidas que sempre voltam.</w:t>
-      </w:r>
-    </w:p>
-    <w:p>
-      <w:pPr>
-        <w:spacing w:after="140" w:line="280"/>
-      </w:pPr>
-      <w:r>
-        <w:rPr>
-          <w:b/>
-          <w:bCs/>
-          <w:color w:val="23293D"/>
-          <w:sz w:val="21"/>
-          <w:szCs w:val="21"/>
-        </w:rPr>
-        <w:t xml:space="preserve">Como as pessoas entram.</w:t>
-      </w:r>
-      <w:r>
-        <w:rPr>
-          <w:color w:val="23293D"/>
-          <w:sz w:val="21"/>
-          <w:szCs w:val="21"/>
-        </w:rPr>
-        <w:t xml:space="preserve"> A empresa manda a lista. Cada pessoa é cadastrada como </w:t>
-      </w:r>
-      <w:r>
-        <w:rPr>
-          <w:b/>
-          <w:bCs/>
-          <w:color w:val="23293D"/>
-          <w:sz w:val="21"/>
-          <w:szCs w:val="21"/>
-        </w:rPr>
-        <w:t xml:space="preserve">titular</w:t>
-      </w:r>
-      <w:r>
-        <w:rPr>
-          <w:color w:val="23293D"/>
-          <w:sz w:val="21"/>
-          <w:szCs w:val="21"/>
-        </w:rPr>
-        <w:t xml:space="preserve">, e pode incluir </w:t>
-      </w:r>
-      <w:r>
-        <w:rPr>
-          <w:b/>
-          <w:bCs/>
-          <w:color w:val="23293D"/>
-          <w:sz w:val="21"/>
-          <w:szCs w:val="21"/>
-        </w:rPr>
-        <w:t xml:space="preserve">dependentes</w:t>
-      </w:r>
-      <w:r>
-        <w:rPr>
-          <w:color w:val="23293D"/>
-          <w:sz w:val="21"/>
-          <w:szCs w:val="21"/>
-        </w:rPr>
-        <w:t xml:space="preserve">. Depois disso a Risarte liga para cada uma para dar as boas-vindas e marcar a primeira consulta.</w:t>
-      </w:r>
-    </w:p>
-    <w:p>
-      <w:pPr>
-        <w:spacing w:after="140" w:line="280"/>
-      </w:pPr>
-      <w:r>
-        <w:rPr>
-          <w:b/>
-          <w:bCs/>
-          <w:color w:val="23293D"/>
-          <w:sz w:val="21"/>
-          <w:szCs w:val="21"/>
-        </w:rPr>
-        <w:t xml:space="preserve">Quando começa a valer.</w:t>
-      </w:r>
-      <w:r>
-        <w:rPr>
-          <w:color w:val="23293D"/>
-          <w:sz w:val="21"/>
-          <w:szCs w:val="21"/>
-        </w:rPr>
-        <w:t xml:space="preserve"> Existe </w:t>
-      </w:r>
-      <w:r>
-        <w:rPr>
-          <w:b/>
-          <w:bCs/>
-          <w:color w:val="23293D"/>
-          <w:sz w:val="21"/>
-          <w:szCs w:val="21"/>
-        </w:rPr>
-        <w:t xml:space="preserve">carência</w:t>
-      </w:r>
-      <w:r>
-        <w:rPr>
-          <w:color w:val="23293D"/>
-          <w:sz w:val="21"/>
-          <w:szCs w:val="21"/>
-        </w:rPr>
-        <w:t xml:space="preserve"> — combinada na proposta, contada do início do contrato e da entrada de cada pessoa. Alguns procedimentos podem ter prazo próprio. A pessoa é informada da data dela na ligação de boas-vindas.</w:t>
-      </w:r>
-    </w:p>
-    <w:p>
-      <w:pPr>
-        <w:spacing w:after="140" w:line="280"/>
-      </w:pPr>
-      <w:r>
-        <w:rPr>
-          <w:b/>
-          <w:bCs/>
-          <w:color w:val="23293D"/>
-          <w:sz w:val="21"/>
-          <w:szCs w:val="21"/>
-        </w:rPr>
-        <w:t xml:space="preserve">O que o programa cobre.</w:t>
-      </w:r>
-      <w:r>
-        <w:rPr>
-          <w:color w:val="23293D"/>
-          <w:sz w:val="21"/>
-          <w:szCs w:val="21"/>
-        </w:rPr>
-        <w:t xml:space="preserve"> O que está na proposta, procedimento a procedimento: sem custo, desconto, ou não coberto — e com </w:t>
-      </w:r>
-      <w:r>
-        <w:rPr>
-          <w:b/>
-          <w:bCs/>
-          <w:color w:val="23293D"/>
-          <w:sz w:val="21"/>
-          <w:szCs w:val="21"/>
-        </w:rPr>
-        <w:t xml:space="preserve">quantas vezes</w:t>
-      </w:r>
-      <w:r>
-        <w:rPr>
-          <w:color w:val="23293D"/>
-          <w:sz w:val="21"/>
-          <w:szCs w:val="21"/>
-        </w:rPr>
-        <w:t xml:space="preserve"> e </w:t>
-      </w:r>
-      <w:r>
-        <w:rPr>
-          <w:b/>
-          <w:bCs/>
-          <w:color w:val="23293D"/>
-          <w:sz w:val="21"/>
-          <w:szCs w:val="21"/>
-        </w:rPr>
-        <w:t xml:space="preserve">a cada quanto tempo</w:t>
-      </w:r>
-      <w:r>
-        <w:rPr>
-          <w:color w:val="23293D"/>
-          <w:sz w:val="21"/>
-          <w:szCs w:val="21"/>
-        </w:rPr>
-        <w:t xml:space="preserve">. Não é plano nem convênio: não há reembolso.</w:t>
-      </w:r>
-    </w:p>
-    <w:p>
-      <w:pPr>
-        <w:spacing w:after="140" w:line="280"/>
-      </w:pPr>
-      <w:r>
-        <w:rPr>
-          <w:b/>
-          <w:bCs/>
-          <w:color w:val="23293D"/>
-          <w:sz w:val="21"/>
-          <w:szCs w:val="21"/>
-        </w:rPr>
-        <w:t xml:space="preserve">Onde é atendido.</w:t>
-      </w:r>
-      <w:r>
-        <w:rPr>
-          <w:color w:val="23293D"/>
-          <w:sz w:val="21"/>
-          <w:szCs w:val="21"/>
-        </w:rPr>
-        <w:t xml:space="preserve"> Nas unidades da parceria, listadas na proposta. Alguns benefícios podem valer só na unidade principal — quando é o caso, está escrito.</w:t>
-      </w:r>
-    </w:p>
-    <w:p>
-      <w:pPr>
-        <w:spacing w:after="140" w:line="280"/>
-      </w:pPr>
-      <w:r>
-        <w:rPr>
-          <w:b/>
-          <w:bCs/>
-          <w:color w:val="23293D"/>
-          <w:sz w:val="21"/>
-          <w:szCs w:val="21"/>
-        </w:rPr>
-        <w:t xml:space="preserve">Para incluir mais gente depois.</w:t>
-      </w:r>
-      <w:r>
-        <w:rPr>
-          <w:color w:val="23293D"/>
-          <w:sz w:val="21"/>
-          <w:szCs w:val="21"/>
-        </w:rPr>
-        <w:t xml:space="preserve"> O contrato tem uma quantidade fechada. Para passar dela, a Risarte emite um </w:t>
-      </w:r>
-      <w:r>
-        <w:rPr>
-          <w:b/>
-          <w:bCs/>
-          <w:color w:val="23293D"/>
-          <w:sz w:val="21"/>
-          <w:szCs w:val="21"/>
-        </w:rPr>
-        <w:t xml:space="preserve">termo de inclusão</w:t>
-      </w:r>
-      <w:r>
-        <w:rPr>
-          <w:color w:val="23293D"/>
-          <w:sz w:val="21"/>
-          <w:szCs w:val="21"/>
-        </w:rPr>
-        <w:t xml:space="preserve">: um documento curto, referente ao acordo que já existe, com a diferença de valor. Assim que a empresa aceita, os cadastros são liberados.</w:t>
-      </w:r>
-    </w:p>
-    <w:p>
-      <w:pPr>
-        <w:spacing w:after="140" w:line="280"/>
-      </w:pPr>
-      <w:r>
-        <w:rPr>
-          <w:b/>
-          <w:bCs/>
-          <w:color w:val="23293D"/>
-          <w:sz w:val="21"/>
-          <w:szCs w:val="21"/>
-        </w:rPr>
-        <w:t xml:space="preserve">Se a mensalidade atrasar.</w:t>
-      </w:r>
-      <w:r>
-        <w:rPr>
-          <w:color w:val="23293D"/>
-          <w:sz w:val="21"/>
-          <w:szCs w:val="21"/>
-        </w:rPr>
-        <w:t xml:space="preserve"> Passado o prazo de tolerância, o programa é </w:t>
-      </w:r>
-      <w:r>
-        <w:rPr>
-          <w:b/>
-          <w:bCs/>
-          <w:color w:val="23293D"/>
-          <w:sz w:val="21"/>
-          <w:szCs w:val="21"/>
-        </w:rPr>
-        <w:t xml:space="preserve">suspenso</w:t>
-      </w:r>
-      <w:r>
-        <w:rPr>
-          <w:color w:val="23293D"/>
-          <w:sz w:val="21"/>
-          <w:szCs w:val="21"/>
-        </w:rPr>
-        <w:t xml:space="preserve"> e os benefícios ficam bloqueados até a regularização. A reativação é automática quando a pendência é resolvida.</w:t>
-      </w:r>
-    </w:p>
-    <w:p>
-      <w:pPr>
-        <w:spacing w:after="60" w:line="120"/>
-      </w:pPr>
-      <w:r>
-        <w:rPr>
-          <w:sz w:val="2"/>
-          <w:szCs w:val="2"/>
-        </w:rPr>
-        <w:t xml:space="preserve"/>
-      </w:r>
-    </w:p>
-    <w:p>
-      <w:pPr>
-        <w:pStyle w:val="Heading1"/>
-      </w:pPr>
-      <w:r>
-        <w:rPr>
-          <w:color w:val="1F3253"/>
-        </w:rPr>
-        <w:t xml:space="preserve">Documentos relacionados</w:t>
+        <w:t xml:space="preserve">Toda semana</w:t>
       </w:r>
     </w:p>
     <w:p>
@@ -14438,21 +14375,29 @@
       </w:pPr>
       <w:r>
         <w:rPr>
-          <w:rFonts w:ascii="Consolas" w:cs="Consolas" w:eastAsia="Consolas" w:hAnsi="Consolas"/>
-          <w:color w:val="1F3253"/>
-          <w:sz w:val="19"/>
-          <w:szCs w:val="19"/>
-          <w:shd w:fill="EFEDE6" w:color="auto" w:val="clear"/>
-        </w:rPr>
-        <w:t xml:space="preserve">docs/risarte-empresarial/FUNIL-COMERCIAL.md</w:t>
-      </w:r>
-      <w:r>
-        <w:rPr>
-          <w:color w:val="23293D"/>
-          <w:sz w:val="21"/>
-          <w:szCs w:val="21"/>
-        </w:rPr>
-        <w:t xml:space="preserve"> — as decisões do funil, bloco a bloco, com a razão de cada uma.</w:t>
+          <w:color w:val="23293D"/>
+          <w:sz w:val="21"/>
+          <w:szCs w:val="21"/>
+        </w:rPr>
+        <w:t xml:space="preserve">[ ] </w:t>
+      </w:r>
+      <w:r>
+        <w:rPr>
+          <w:b/>
+          <w:bCs/>
+          <w:color w:val="23293D"/>
+          <w:sz w:val="21"/>
+          <w:szCs w:val="21"/>
+        </w:rPr>
+        <w:t xml:space="preserve">★ Hoje do consultor</w:t>
+      </w:r>
+      <w:r>
+        <w:rPr>
+          <w:color w:val="23293D"/>
+          <w:sz w:val="21"/>
+          <w:szCs w:val="21"/>
+        </w:rPr>
+        <w:t xml:space="preserve"> zerado</w:t>
       </w:r>
     </w:p>
     <w:p>
@@ -14466,21 +14411,11 @@
       </w:pPr>
       <w:r>
         <w:rPr>
-          <w:rFonts w:ascii="Consolas" w:cs="Consolas" w:eastAsia="Consolas" w:hAnsi="Consolas"/>
-          <w:color w:val="1F3253"/>
-          <w:sz w:val="19"/>
-          <w:szCs w:val="19"/>
-          <w:shd w:fill="EFEDE6" w:color="auto" w:val="clear"/>
-        </w:rPr>
-        <w:t xml:space="preserve">docs/risarte-empresarial/ROTEIRO-TESTE.md</w:t>
-      </w:r>
-      <w:r>
-        <w:rPr>
-          <w:color w:val="23293D"/>
-          <w:sz w:val="21"/>
-          <w:szCs w:val="21"/>
-        </w:rPr>
-        <w:t xml:space="preserve"> — o roteiro de teste, passo a passo.</w:t>
+          <w:color w:val="23293D"/>
+          <w:sz w:val="21"/>
+          <w:szCs w:val="21"/>
+        </w:rPr>
+        <w:t xml:space="preserve">[ ] Cobranças vencidas olhadas</w:t>
       </w:r>
     </w:p>
     <w:p>
@@ -14494,21 +14429,380 @@
       </w:pPr>
       <w:r>
         <w:rPr>
+          <w:color w:val="23293D"/>
+          <w:sz w:val="21"/>
+          <w:szCs w:val="21"/>
+        </w:rPr>
+        <w:t xml:space="preserve">[ ] Termos de inclusão em rascunho: aceitos ou cancelados</w:t>
+      </w:r>
+    </w:p>
+    <w:p>
+      <w:pPr>
+        <w:spacing w:after="60" w:line="120"/>
+      </w:pPr>
+      <w:r>
+        <w:rPr>
+          <w:sz w:val="2"/>
+          <w:szCs w:val="2"/>
+        </w:rPr>
+        <w:t xml:space="preserve"/>
+      </w:r>
+    </w:p>
+    <w:p>
+      <w:pPr>
+        <w:pStyle w:val="Heading1"/>
+      </w:pPr>
+      <w:r>
+        <w:rPr>
+          <w:color w:val="1F3253"/>
+        </w:rPr>
+        <w:t xml:space="preserve">21. O que explicar para a empresa parceira</w:t>
+      </w:r>
+    </w:p>
+    <w:p>
+      <w:pPr>
+        <w:spacing w:after="140" w:line="280"/>
+      </w:pPr>
+      <w:r>
+        <w:rPr>
+          <w:color w:val="23293D"/>
+          <w:sz w:val="21"/>
+          <w:szCs w:val="21"/>
+        </w:rPr>
+        <w:t xml:space="preserve">Este trecho é para ser </w:t>
+      </w:r>
+      <w:r>
+        <w:rPr>
+          <w:b/>
+          <w:bCs/>
+          <w:color w:val="23293D"/>
+          <w:sz w:val="21"/>
+          <w:szCs w:val="21"/>
+        </w:rPr>
+        <w:t xml:space="preserve">dito ou copiado</w:t>
+      </w:r>
+      <w:r>
+        <w:rPr>
+          <w:color w:val="23293D"/>
+          <w:sz w:val="21"/>
+          <w:szCs w:val="21"/>
+        </w:rPr>
+        <w:t xml:space="preserve"> para o RH da empresa. Ele não é a proposta — é o que evita as cinco dúvidas que sempre voltam.</w:t>
+      </w:r>
+    </w:p>
+    <w:p>
+      <w:pPr>
+        <w:spacing w:after="140" w:line="280"/>
+      </w:pPr>
+      <w:r>
+        <w:rPr>
+          <w:b/>
+          <w:bCs/>
+          <w:color w:val="23293D"/>
+          <w:sz w:val="21"/>
+          <w:szCs w:val="21"/>
+        </w:rPr>
+        <w:t xml:space="preserve">Como as pessoas entram.</w:t>
+      </w:r>
+      <w:r>
+        <w:rPr>
+          <w:color w:val="23293D"/>
+          <w:sz w:val="21"/>
+          <w:szCs w:val="21"/>
+        </w:rPr>
+        <w:t xml:space="preserve"> A empresa manda a lista. Cada pessoa é cadastrada como </w:t>
+      </w:r>
+      <w:r>
+        <w:rPr>
+          <w:b/>
+          <w:bCs/>
+          <w:color w:val="23293D"/>
+          <w:sz w:val="21"/>
+          <w:szCs w:val="21"/>
+        </w:rPr>
+        <w:t xml:space="preserve">titular</w:t>
+      </w:r>
+      <w:r>
+        <w:rPr>
+          <w:color w:val="23293D"/>
+          <w:sz w:val="21"/>
+          <w:szCs w:val="21"/>
+        </w:rPr>
+        <w:t xml:space="preserve">, e pode incluir </w:t>
+      </w:r>
+      <w:r>
+        <w:rPr>
+          <w:b/>
+          <w:bCs/>
+          <w:color w:val="23293D"/>
+          <w:sz w:val="21"/>
+          <w:szCs w:val="21"/>
+        </w:rPr>
+        <w:t xml:space="preserve">dependentes</w:t>
+      </w:r>
+      <w:r>
+        <w:rPr>
+          <w:color w:val="23293D"/>
+          <w:sz w:val="21"/>
+          <w:szCs w:val="21"/>
+        </w:rPr>
+        <w:t xml:space="preserve">. Depois disso a Risarte liga para cada uma para dar as boas-vindas e marcar a primeira consulta.</w:t>
+      </w:r>
+    </w:p>
+    <w:p>
+      <w:pPr>
+        <w:spacing w:after="140" w:line="280"/>
+      </w:pPr>
+      <w:r>
+        <w:rPr>
+          <w:b/>
+          <w:bCs/>
+          <w:color w:val="23293D"/>
+          <w:sz w:val="21"/>
+          <w:szCs w:val="21"/>
+        </w:rPr>
+        <w:t xml:space="preserve">Quando começa a valer.</w:t>
+      </w:r>
+      <w:r>
+        <w:rPr>
+          <w:color w:val="23293D"/>
+          <w:sz w:val="21"/>
+          <w:szCs w:val="21"/>
+        </w:rPr>
+        <w:t xml:space="preserve"> Existe </w:t>
+      </w:r>
+      <w:r>
+        <w:rPr>
+          <w:b/>
+          <w:bCs/>
+          <w:color w:val="23293D"/>
+          <w:sz w:val="21"/>
+          <w:szCs w:val="21"/>
+        </w:rPr>
+        <w:t xml:space="preserve">carência</w:t>
+      </w:r>
+      <w:r>
+        <w:rPr>
+          <w:color w:val="23293D"/>
+          <w:sz w:val="21"/>
+          <w:szCs w:val="21"/>
+        </w:rPr>
+        <w:t xml:space="preserve"> — combinada na proposta, contada do início do contrato e da entrada de cada pessoa. Alguns procedimentos podem ter prazo próprio. A pessoa é informada da data dela na ligação de boas-vindas.</w:t>
+      </w:r>
+    </w:p>
+    <w:p>
+      <w:pPr>
+        <w:spacing w:after="140" w:line="280"/>
+      </w:pPr>
+      <w:r>
+        <w:rPr>
+          <w:b/>
+          <w:bCs/>
+          <w:color w:val="23293D"/>
+          <w:sz w:val="21"/>
+          <w:szCs w:val="21"/>
+        </w:rPr>
+        <w:t xml:space="preserve">O que o programa cobre.</w:t>
+      </w:r>
+      <w:r>
+        <w:rPr>
+          <w:color w:val="23293D"/>
+          <w:sz w:val="21"/>
+          <w:szCs w:val="21"/>
+        </w:rPr>
+        <w:t xml:space="preserve"> O que está na proposta, procedimento a procedimento: sem custo, desconto, ou não coberto — e com </w:t>
+      </w:r>
+      <w:r>
+        <w:rPr>
+          <w:b/>
+          <w:bCs/>
+          <w:color w:val="23293D"/>
+          <w:sz w:val="21"/>
+          <w:szCs w:val="21"/>
+        </w:rPr>
+        <w:t xml:space="preserve">quantas vezes</w:t>
+      </w:r>
+      <w:r>
+        <w:rPr>
+          <w:color w:val="23293D"/>
+          <w:sz w:val="21"/>
+          <w:szCs w:val="21"/>
+        </w:rPr>
+        <w:t xml:space="preserve"> e </w:t>
+      </w:r>
+      <w:r>
+        <w:rPr>
+          <w:b/>
+          <w:bCs/>
+          <w:color w:val="23293D"/>
+          <w:sz w:val="21"/>
+          <w:szCs w:val="21"/>
+        </w:rPr>
+        <w:t xml:space="preserve">a cada quanto tempo</w:t>
+      </w:r>
+      <w:r>
+        <w:rPr>
+          <w:color w:val="23293D"/>
+          <w:sz w:val="21"/>
+          <w:szCs w:val="21"/>
+        </w:rPr>
+        <w:t xml:space="preserve">. Não é plano nem convênio: não há reembolso.</w:t>
+      </w:r>
+    </w:p>
+    <w:p>
+      <w:pPr>
+        <w:spacing w:after="140" w:line="280"/>
+      </w:pPr>
+      <w:r>
+        <w:rPr>
+          <w:b/>
+          <w:bCs/>
+          <w:color w:val="23293D"/>
+          <w:sz w:val="21"/>
+          <w:szCs w:val="21"/>
+        </w:rPr>
+        <w:t xml:space="preserve">Onde é atendido.</w:t>
+      </w:r>
+      <w:r>
+        <w:rPr>
+          <w:color w:val="23293D"/>
+          <w:sz w:val="21"/>
+          <w:szCs w:val="21"/>
+        </w:rPr>
+        <w:t xml:space="preserve"> Nas unidades da parceria, listadas na proposta. Alguns benefícios podem valer só na unidade principal — quando é o caso, está escrito.</w:t>
+      </w:r>
+    </w:p>
+    <w:p>
+      <w:pPr>
+        <w:spacing w:after="140" w:line="280"/>
+      </w:pPr>
+      <w:r>
+        <w:rPr>
+          <w:b/>
+          <w:bCs/>
+          <w:color w:val="23293D"/>
+          <w:sz w:val="21"/>
+          <w:szCs w:val="21"/>
+        </w:rPr>
+        <w:t xml:space="preserve">Para incluir mais gente depois.</w:t>
+      </w:r>
+      <w:r>
+        <w:rPr>
+          <w:color w:val="23293D"/>
+          <w:sz w:val="21"/>
+          <w:szCs w:val="21"/>
+        </w:rPr>
+        <w:t xml:space="preserve"> O contrato tem uma quantidade fechada. Para passar dela, a Risarte emite um </w:t>
+      </w:r>
+      <w:r>
+        <w:rPr>
+          <w:b/>
+          <w:bCs/>
+          <w:color w:val="23293D"/>
+          <w:sz w:val="21"/>
+          <w:szCs w:val="21"/>
+        </w:rPr>
+        <w:t xml:space="preserve">termo de inclusão</w:t>
+      </w:r>
+      <w:r>
+        <w:rPr>
+          <w:color w:val="23293D"/>
+          <w:sz w:val="21"/>
+          <w:szCs w:val="21"/>
+        </w:rPr>
+        <w:t xml:space="preserve">: um documento curto, referente ao acordo que já existe, com a diferença de valor. Assim que a empresa aceita, os cadastros são liberados.</w:t>
+      </w:r>
+    </w:p>
+    <w:p>
+      <w:pPr>
+        <w:spacing w:after="140" w:line="280"/>
+      </w:pPr>
+      <w:r>
+        <w:rPr>
+          <w:b/>
+          <w:bCs/>
+          <w:color w:val="23293D"/>
+          <w:sz w:val="21"/>
+          <w:szCs w:val="21"/>
+        </w:rPr>
+        <w:t xml:space="preserve">Se a mensalidade atrasar.</w:t>
+      </w:r>
+      <w:r>
+        <w:rPr>
+          <w:color w:val="23293D"/>
+          <w:sz w:val="21"/>
+          <w:szCs w:val="21"/>
+        </w:rPr>
+        <w:t xml:space="preserve"> Passado o prazo de tolerância, o programa é </w:t>
+      </w:r>
+      <w:r>
+        <w:rPr>
+          <w:b/>
+          <w:bCs/>
+          <w:color w:val="23293D"/>
+          <w:sz w:val="21"/>
+          <w:szCs w:val="21"/>
+        </w:rPr>
+        <w:t xml:space="preserve">suspenso</w:t>
+      </w:r>
+      <w:r>
+        <w:rPr>
+          <w:color w:val="23293D"/>
+          <w:sz w:val="21"/>
+          <w:szCs w:val="21"/>
+        </w:rPr>
+        <w:t xml:space="preserve"> e os benefícios ficam bloqueados até a regularização. A reativação é automática quando a pendência é resolvida.</w:t>
+      </w:r>
+    </w:p>
+    <w:p>
+      <w:pPr>
+        <w:spacing w:after="60" w:line="120"/>
+      </w:pPr>
+      <w:r>
+        <w:rPr>
+          <w:sz w:val="2"/>
+          <w:szCs w:val="2"/>
+        </w:rPr>
+        <w:t xml:space="preserve"/>
+      </w:r>
+    </w:p>
+    <w:p>
+      <w:pPr>
+        <w:pStyle w:val="Heading1"/>
+      </w:pPr>
+      <w:r>
+        <w:rPr>
+          <w:color w:val="1F3253"/>
+        </w:rPr>
+        <w:t xml:space="preserve">Documentos relacionados</w:t>
+      </w:r>
+    </w:p>
+    <w:p>
+      <w:pPr>
+        <w:pStyle w:val="ListParagraph"/>
+        <w:numPr>
+          <w:ilvl w:val="0"/>
+          <w:numId w:val="26"/>
+        </w:numPr>
+        <w:spacing w:after="80" w:line="270"/>
+      </w:pPr>
+      <w:r>
+        <w:rPr>
           <w:rFonts w:ascii="Consolas" w:cs="Consolas" w:eastAsia="Consolas" w:hAnsi="Consolas"/>
           <w:color w:val="1F3253"/>
           <w:sz w:val="19"/>
           <w:szCs w:val="19"/>
           <w:shd w:fill="EFEDE6" w:color="auto" w:val="clear"/>
         </w:rPr>
-        <w:t xml:space="preserve">docs/risarte-empresarial/Briefing_Executavel_Risarte_Empresarial.md</w:t>
-      </w:r>
-      <w:r>
-        <w:rPr>
-          <w:color w:val="23293D"/>
-          <w:sz w:val="21"/>
-          <w:szCs w:val="21"/>
-        </w:rPr>
-        <w:t xml:space="preserve"> — o briefing original.</w:t>
+        <w:t xml:space="preserve">docs/risarte-empresarial/FUNIL-COMERCIAL.md</w:t>
+      </w:r>
+      <w:r>
+        <w:rPr>
+          <w:color w:val="23293D"/>
+          <w:sz w:val="21"/>
+          <w:szCs w:val="21"/>
+        </w:rPr>
+        <w:t xml:space="preserve"> — as decisões do funil, bloco a bloco, com a razão de cada uma.</w:t>
       </w:r>
     </w:p>
     <w:p>
@@ -14516,7 +14810,63 @@
         <w:pStyle w:val="ListParagraph"/>
         <w:numPr>
           <w:ilvl w:val="0"/>
-          <w:numId w:val="25"/>
+          <w:numId w:val="26"/>
+        </w:numPr>
+        <w:spacing w:after="80" w:line="270"/>
+      </w:pPr>
+      <w:r>
+        <w:rPr>
+          <w:rFonts w:ascii="Consolas" w:cs="Consolas" w:eastAsia="Consolas" w:hAnsi="Consolas"/>
+          <w:color w:val="1F3253"/>
+          <w:sz w:val="19"/>
+          <w:szCs w:val="19"/>
+          <w:shd w:fill="EFEDE6" w:color="auto" w:val="clear"/>
+        </w:rPr>
+        <w:t xml:space="preserve">docs/risarte-empresarial/ROTEIRO-TESTE.md</w:t>
+      </w:r>
+      <w:r>
+        <w:rPr>
+          <w:color w:val="23293D"/>
+          <w:sz w:val="21"/>
+          <w:szCs w:val="21"/>
+        </w:rPr>
+        <w:t xml:space="preserve"> — o roteiro de teste, passo a passo.</w:t>
+      </w:r>
+    </w:p>
+    <w:p>
+      <w:pPr>
+        <w:pStyle w:val="ListParagraph"/>
+        <w:numPr>
+          <w:ilvl w:val="0"/>
+          <w:numId w:val="26"/>
+        </w:numPr>
+        <w:spacing w:after="80" w:line="270"/>
+      </w:pPr>
+      <w:r>
+        <w:rPr>
+          <w:rFonts w:ascii="Consolas" w:cs="Consolas" w:eastAsia="Consolas" w:hAnsi="Consolas"/>
+          <w:color w:val="1F3253"/>
+          <w:sz w:val="19"/>
+          <w:szCs w:val="19"/>
+          <w:shd w:fill="EFEDE6" w:color="auto" w:val="clear"/>
+        </w:rPr>
+        <w:t xml:space="preserve">docs/risarte-empresarial/Briefing_Executavel_Risarte_Empresarial.md</w:t>
+      </w:r>
+      <w:r>
+        <w:rPr>
+          <w:color w:val="23293D"/>
+          <w:sz w:val="21"/>
+          <w:szCs w:val="21"/>
+        </w:rPr>
+        <w:t xml:space="preserve"> — o briefing original.</w:t>
+      </w:r>
+    </w:p>
+    <w:p>
+      <w:pPr>
+        <w:pStyle w:val="ListParagraph"/>
+        <w:numPr>
+          <w:ilvl w:val="0"/>
+          <w:numId w:val="26"/>
         </w:numPr>
         <w:spacing w:after="80" w:line="270"/>
       </w:pPr>
@@ -14938,13 +15288,13 @@
     </w:lvlOverride>
   </w:num>
   <w:num w:numId="17">
-    <w:abstractNumId w:val="2"/>
+    <w:abstractNumId w:val="3"/>
     <w:lvlOverride w:ilvl="0">
       <w:startOverride w:val="1"/>
     </w:lvlOverride>
   </w:num>
   <w:num w:numId="18">
-    <w:abstractNumId w:val="3"/>
+    <w:abstractNumId w:val="2"/>
     <w:lvlOverride w:ilvl="0">
       <w:startOverride w:val="1"/>
     </w:lvlOverride>
@@ -14986,6 +15336,12 @@
     </w:lvlOverride>
   </w:num>
   <w:num w:numId="25">
+    <w:abstractNumId w:val="3"/>
+    <w:lvlOverride w:ilvl="0">
+      <w:startOverride w:val="1"/>
+    </w:lvlOverride>
+  </w:num>
+  <w:num w:numId="26">
     <w:abstractNumId w:val="3"/>
     <w:lvlOverride w:ilvl="0">
       <w:startOverride w:val="1"/>

--- a/docs/treinamento/Manual-Risarte-Empresarial.docx
+++ b/docs/treinamento/Manual-Risarte-Empresarial.docx
@@ -180,7 +180,7 @@
           <w:sz w:val="20"/>
           <w:szCs w:val="20"/>
         </w:rPr>
-        <w:t xml:space="preserve">26 de setembro de 2026</w:t>
+        <w:t xml:space="preserve">27 de setembro de 2026</w:t>
       </w:r>
     </w:p>
     <w:p>
@@ -9749,6 +9749,179 @@
                 <w:szCs w:val="21"/>
               </w:rPr>
               <w:t xml:space="preserve"> cancele a atual e gere de novo. Cobrança cancelada não conta para a trava.</w:t>
+            </w:r>
+          </w:p>
+        </w:tc>
+      </w:tr>
+    </w:tbl>
+    <w:p>
+      <w:pPr>
+        <w:spacing w:after="140" w:line="120"/>
+      </w:pPr>
+      <w:r>
+        <w:rPr>
+          <w:sz w:val="2"/>
+          <w:szCs w:val="2"/>
+        </w:rPr>
+        <w:t xml:space="preserve"/>
+      </w:r>
+    </w:p>
+    <w:tbl>
+      <w:tblPr>
+        <w:tblW w:type="dxa" w:w="9638"/>
+        <w:tblBorders>
+          <w:top w:val="single" w:color="F5F3EC" w:sz="2"/>
+          <w:left w:val="single" w:color="B98B2E" w:sz="18"/>
+          <w:bottom w:val="single" w:color="F5F3EC" w:sz="2"/>
+          <w:right w:val="single" w:color="F5F3EC" w:sz="2"/>
+          <w:insideH w:val="none" w:color="auto" w:sz="0"/>
+          <w:insideV w:val="none" w:color="auto" w:sz="0"/>
+        </w:tblBorders>
+      </w:tblPr>
+      <w:tblGrid>
+        <w:gridCol w:w="9638"/>
+      </w:tblGrid>
+      <w:tr>
+        <w:tc>
+          <w:tcPr>
+            <w:tcW w:type="dxa" w:w="9638"/>
+            <w:shd w:fill="F5F3EC" w:color="auto" w:val="clear"/>
+            <w:tcMar>
+              <w:top w:type="dxa" w:w="160"/>
+              <w:left w:type="dxa" w:w="220"/>
+              <w:bottom w:type="dxa" w:w="160"/>
+              <w:right w:type="dxa" w:w="200"/>
+            </w:tcMar>
+          </w:tcPr>
+          <w:p>
+            <w:pPr>
+              <w:spacing w:after="140" w:line="280"/>
+            </w:pPr>
+            <w:r>
+              <w:rPr>
+                <w:b/>
+                <w:bCs/>
+                <w:color w:val="23293D"/>
+                <w:sz w:val="21"/>
+                <w:szCs w:val="21"/>
+              </w:rPr>
+              <w:t xml:space="preserve">"Não foi possível conferir o preço e os titulares da empresa agora…"</w:t>
+            </w:r>
+            <w:r>
+              <w:rPr>
+                <w:color w:val="23293D"/>
+                <w:sz w:val="21"/>
+                <w:szCs w:val="21"/>
+              </w:rPr>
+              <w:t xml:space="preserve"> — o sistema não conseguiu ler, naquele instante, o preço combinado, as faixas, os titulares ou os dependentes. </w:t>
+            </w:r>
+            <w:r>
+              <w:rPr>
+                <w:b/>
+                <w:bCs/>
+                <w:color w:val="23293D"/>
+                <w:sz w:val="21"/>
+                <w:szCs w:val="21"/>
+              </w:rPr>
+              <w:t xml:space="preserve">Nada foi gerado.</w:t>
+            </w:r>
+            <w:r>
+              <w:rPr>
+                <w:color w:val="23293D"/>
+                <w:sz w:val="21"/>
+                <w:szCs w:val="21"/>
+              </w:rPr>
+              <w:t xml:space="preserve"> Tente de novo em instantes. É de propósito: antes, uma falha momentânea fazia a cobrança sair com o preço padrão da rede ou </w:t>
+            </w:r>
+            <w:r>
+              <w:rPr>
+                <w:b/>
+                <w:bCs/>
+                <w:color w:val="23293D"/>
+                <w:sz w:val="21"/>
+                <w:szCs w:val="21"/>
+              </w:rPr>
+              <w:t xml:space="preserve">sem os dependentes</w:t>
+            </w:r>
+            <w:r>
+              <w:rPr>
+                <w:color w:val="23293D"/>
+                <w:sz w:val="21"/>
+                <w:szCs w:val="21"/>
+              </w:rPr>
+              <w:t xml:space="preserve"> — mais barata ou mais cara, e sem ninguém perceber. O mesmo vale para o </w:t>
+            </w:r>
+            <w:r>
+              <w:rPr>
+                <w:b/>
+                <w:bCs/>
+                <w:color w:val="23293D"/>
+                <w:sz w:val="21"/>
+                <w:szCs w:val="21"/>
+              </w:rPr>
+              <w:t xml:space="preserve">termo de inclusão</w:t>
+            </w:r>
+            <w:r>
+              <w:rPr>
+                <w:color w:val="23293D"/>
+                <w:sz w:val="21"/>
+                <w:szCs w:val="21"/>
+              </w:rPr>
+              <w:t xml:space="preserve"> e para a </w:t>
+            </w:r>
+            <w:r>
+              <w:rPr>
+                <w:b/>
+                <w:bCs/>
+                <w:color w:val="23293D"/>
+                <w:sz w:val="21"/>
+                <w:szCs w:val="21"/>
+              </w:rPr>
+              <w:t xml:space="preserve">proposta</w:t>
+            </w:r>
+            <w:r>
+              <w:rPr>
+                <w:color w:val="23293D"/>
+                <w:sz w:val="21"/>
+                <w:szCs w:val="21"/>
+              </w:rPr>
+              <w:t xml:space="preserve">: sem conseguir ler os valores, eles não são montados. Na geração </w:t>
+            </w:r>
+            <w:r>
+              <w:rPr>
+                <w:b/>
+                <w:bCs/>
+                <w:color w:val="23293D"/>
+                <w:sz w:val="21"/>
+                <w:szCs w:val="21"/>
+              </w:rPr>
+              <w:t xml:space="preserve">em lote</w:t>
+            </w:r>
+            <w:r>
+              <w:rPr>
+                <w:color w:val="23293D"/>
+                <w:sz w:val="21"/>
+                <w:szCs w:val="21"/>
+              </w:rPr>
+              <w:t xml:space="preserve">, a empresa aparece entre as </w:t>
+            </w:r>
+            <w:r>
+              <w:rPr>
+                <w:b/>
+                <w:bCs/>
+                <w:color w:val="23293D"/>
+                <w:sz w:val="21"/>
+                <w:szCs w:val="21"/>
+              </w:rPr>
+              <w:t xml:space="preserve">puladas</w:t>
+            </w:r>
+            <w:r>
+              <w:rPr>
+                <w:color w:val="23293D"/>
+                <w:sz w:val="21"/>
+                <w:szCs w:val="21"/>
+              </w:rPr>
+              <w:t xml:space="preserve">, com esse motivo.</w:t>
             </w:r>
           </w:p>
         </w:tc>

--- a/docs/treinamento/Manual-Risarte-Empresarial.docx
+++ b/docs/treinamento/Manual-Risarte-Empresarial.docx
@@ -3259,9 +3259,9 @@
         <w:tblLayout w:type="fixed"/>
       </w:tblPr>
       <w:tblGrid>
-        <w:gridCol w:w="825"/>
-        <w:gridCol w:w="2871"/>
-        <w:gridCol w:w="5942"/>
+        <w:gridCol w:w="904"/>
+        <w:gridCol w:w="3147"/>
+        <w:gridCol w:w="5587"/>
       </w:tblGrid>
       <w:tr>
         <w:trPr>
@@ -3269,7 +3269,7 @@
         </w:trPr>
         <w:tc>
           <w:tcPr>
-            <w:tcW w:type="dxa" w:w="825"/>
+            <w:tcW w:type="dxa" w:w="904"/>
             <w:shd w:fill="1F3253" w:color="auto" w:val="clear"/>
             <w:tcMar>
               <w:top w:type="dxa" w:w="90"/>
@@ -3297,7 +3297,7 @@
         </w:tc>
         <w:tc>
           <w:tcPr>
-            <w:tcW w:type="dxa" w:w="2871"/>
+            <w:tcW w:type="dxa" w:w="3147"/>
             <w:shd w:fill="1F3253" w:color="auto" w:val="clear"/>
             <w:tcMar>
               <w:top w:type="dxa" w:w="90"/>
@@ -3325,7 +3325,7 @@
         </w:tc>
         <w:tc>
           <w:tcPr>
-            <w:tcW w:type="dxa" w:w="5942"/>
+            <w:tcW w:type="dxa" w:w="5587"/>
             <w:shd w:fill="1F3253" w:color="auto" w:val="clear"/>
             <w:tcMar>
               <w:top w:type="dxa" w:w="90"/>
@@ -3355,7 +3355,7 @@
       <w:tr>
         <w:tc>
           <w:tcPr>
-            <w:tcW w:type="dxa" w:w="825"/>
+            <w:tcW w:type="dxa" w:w="904"/>
             <w:tcMar>
               <w:top w:type="dxa" w:w="90"/>
               <w:left w:type="dxa" w:w="110"/>
@@ -3380,7 +3380,7 @@
         </w:tc>
         <w:tc>
           <w:tcPr>
-            <w:tcW w:type="dxa" w:w="2871"/>
+            <w:tcW w:type="dxa" w:w="3147"/>
             <w:tcMar>
               <w:top w:type="dxa" w:w="90"/>
               <w:left w:type="dxa" w:w="110"/>
@@ -3407,7 +3407,7 @@
         </w:tc>
         <w:tc>
           <w:tcPr>
-            <w:tcW w:type="dxa" w:w="5942"/>
+            <w:tcW w:type="dxa" w:w="5587"/>
             <w:tcMar>
               <w:top w:type="dxa" w:w="90"/>
               <w:left w:type="dxa" w:w="110"/>
@@ -3426,7 +3426,7 @@
                 <w:sz w:val="20"/>
                 <w:szCs w:val="20"/>
               </w:rPr>
-              <w:t xml:space="preserve">modelo de pagamento, quantos entram, mensalidade, implantação</w:t>
+              <w:t xml:space="preserve">modelo de pagamento, quantos entram, mensalidade</w:t>
             </w:r>
           </w:p>
         </w:tc>
@@ -3434,7 +3434,7 @@
       <w:tr>
         <w:tc>
           <w:tcPr>
-            <w:tcW w:type="dxa" w:w="825"/>
+            <w:tcW w:type="dxa" w:w="904"/>
             <w:shd w:fill="F7F6F2" w:color="auto" w:val="clear"/>
             <w:tcMar>
               <w:top w:type="dxa" w:w="90"/>
@@ -3460,7 +3460,7 @@
         </w:tc>
         <w:tc>
           <w:tcPr>
-            <w:tcW w:type="dxa" w:w="2871"/>
+            <w:tcW w:type="dxa" w:w="3147"/>
             <w:shd w:fill="F7F6F2" w:color="auto" w:val="clear"/>
             <w:tcMar>
               <w:top w:type="dxa" w:w="90"/>
@@ -3488,7 +3488,7 @@
         </w:tc>
         <w:tc>
           <w:tcPr>
-            <w:tcW w:type="dxa" w:w="5942"/>
+            <w:tcW w:type="dxa" w:w="5587"/>
             <w:shd w:fill="F7F6F2" w:color="auto" w:val="clear"/>
             <w:tcMar>
               <w:top w:type="dxa" w:w="90"/>
@@ -3516,7 +3516,7 @@
       <w:tr>
         <w:tc>
           <w:tcPr>
-            <w:tcW w:type="dxa" w:w="825"/>
+            <w:tcW w:type="dxa" w:w="904"/>
             <w:tcMar>
               <w:top w:type="dxa" w:w="90"/>
               <w:left w:type="dxa" w:w="110"/>
@@ -3541,7 +3541,7 @@
         </w:tc>
         <w:tc>
           <w:tcPr>
-            <w:tcW w:type="dxa" w:w="2871"/>
+            <w:tcW w:type="dxa" w:w="3147"/>
             <w:tcMar>
               <w:top w:type="dxa" w:w="90"/>
               <w:left w:type="dxa" w:w="110"/>
@@ -3568,7 +3568,7 @@
         </w:tc>
         <w:tc>
           <w:tcPr>
-            <w:tcW w:type="dxa" w:w="5942"/>
+            <w:tcW w:type="dxa" w:w="5587"/>
             <w:tcMar>
               <w:top w:type="dxa" w:w="90"/>
               <w:left w:type="dxa" w:w="110"/>
@@ -3595,7 +3595,7 @@
       <w:tr>
         <w:tc>
           <w:tcPr>
-            <w:tcW w:type="dxa" w:w="825"/>
+            <w:tcW w:type="dxa" w:w="904"/>
             <w:shd w:fill="F7F6F2" w:color="auto" w:val="clear"/>
             <w:tcMar>
               <w:top w:type="dxa" w:w="90"/>
@@ -3621,7 +3621,7 @@
         </w:tc>
         <w:tc>
           <w:tcPr>
-            <w:tcW w:type="dxa" w:w="2871"/>
+            <w:tcW w:type="dxa" w:w="3147"/>
             <w:shd w:fill="F7F6F2" w:color="auto" w:val="clear"/>
             <w:tcMar>
               <w:top w:type="dxa" w:w="90"/>
@@ -3649,7 +3649,7 @@
         </w:tc>
         <w:tc>
           <w:tcPr>
-            <w:tcW w:type="dxa" w:w="5942"/>
+            <w:tcW w:type="dxa" w:w="5587"/>
             <w:shd w:fill="F7F6F2" w:color="auto" w:val="clear"/>
             <w:tcMar>
               <w:top w:type="dxa" w:w="90"/>
@@ -3677,7 +3677,7 @@
       <w:tr>
         <w:tc>
           <w:tcPr>
-            <w:tcW w:type="dxa" w:w="825"/>
+            <w:tcW w:type="dxa" w:w="904"/>
             <w:tcMar>
               <w:top w:type="dxa" w:w="90"/>
               <w:left w:type="dxa" w:w="110"/>
@@ -3702,7 +3702,7 @@
         </w:tc>
         <w:tc>
           <w:tcPr>
-            <w:tcW w:type="dxa" w:w="2871"/>
+            <w:tcW w:type="dxa" w:w="3147"/>
             <w:tcMar>
               <w:top w:type="dxa" w:w="90"/>
               <w:left w:type="dxa" w:w="110"/>
@@ -3729,7 +3729,7 @@
         </w:tc>
         <w:tc>
           <w:tcPr>
-            <w:tcW w:type="dxa" w:w="5942"/>
+            <w:tcW w:type="dxa" w:w="5587"/>
             <w:tcMar>
               <w:top w:type="dxa" w:w="90"/>
               <w:left w:type="dxa" w:w="110"/>
@@ -3756,7 +3756,7 @@
       <w:tr>
         <w:tc>
           <w:tcPr>
-            <w:tcW w:type="dxa" w:w="825"/>
+            <w:tcW w:type="dxa" w:w="904"/>
             <w:shd w:fill="F7F6F2" w:color="auto" w:val="clear"/>
             <w:tcMar>
               <w:top w:type="dxa" w:w="90"/>
@@ -3782,7 +3782,7 @@
         </w:tc>
         <w:tc>
           <w:tcPr>
-            <w:tcW w:type="dxa" w:w="2871"/>
+            <w:tcW w:type="dxa" w:w="3147"/>
             <w:shd w:fill="F7F6F2" w:color="auto" w:val="clear"/>
             <w:tcMar>
               <w:top w:type="dxa" w:w="90"/>
@@ -3810,7 +3810,7 @@
         </w:tc>
         <w:tc>
           <w:tcPr>
-            <w:tcW w:type="dxa" w:w="5942"/>
+            <w:tcW w:type="dxa" w:w="5587"/>
             <w:shd w:fill="F7F6F2" w:color="auto" w:val="clear"/>
             <w:tcMar>
               <w:top w:type="dxa" w:w="90"/>
@@ -4731,62 +4731,79 @@
     </w:p>
     <w:p>
       <w:pPr>
-        <w:pStyle w:val="Heading2"/>
-      </w:pPr>
-      <w:r>
-        <w:rPr>
-          <w:color w:val="1F3253"/>
-        </w:rPr>
-        <w:t xml:space="preserve">6.3. Dependentes</w:t>
-      </w:r>
-    </w:p>
-    <w:p>
-      <w:pPr>
         <w:spacing w:after="140" w:line="280"/>
       </w:pPr>
       <w:r>
         <w:rPr>
-          <w:color w:val="23293D"/>
-          <w:sz w:val="21"/>
-          <w:szCs w:val="21"/>
-        </w:rPr>
-        <w:t xml:space="preserve">Três formas: </w:t>
-      </w:r>
-      <w:r>
-        <w:rPr>
-          <w:b/>
-          <w:bCs/>
-          <w:color w:val="23293D"/>
-          <w:sz w:val="21"/>
-          <w:szCs w:val="21"/>
-        </w:rPr>
-        <w:t xml:space="preserve">individual</w:t>
-      </w:r>
-      <w:r>
-        <w:rPr>
-          <w:color w:val="23293D"/>
-          <w:sz w:val="21"/>
-          <w:szCs w:val="21"/>
-        </w:rPr>
-        <w:t xml:space="preserve">, </w:t>
-      </w:r>
-      <w:r>
-        <w:rPr>
-          <w:b/>
-          <w:bCs/>
-          <w:color w:val="23293D"/>
-          <w:sz w:val="21"/>
-          <w:szCs w:val="21"/>
-        </w:rPr>
-        <w:t xml:space="preserve">pacote familiar</w:t>
-      </w:r>
-      <w:r>
-        <w:rPr>
-          <w:color w:val="23293D"/>
-          <w:sz w:val="21"/>
-          <w:szCs w:val="21"/>
-        </w:rPr>
-        <w:t xml:space="preserve"> (um valor cobrindo até N pessoas, com preço do extra) e o que a negociação combinar.</w:t>
+          <w:b/>
+          <w:bCs/>
+          <w:color w:val="23293D"/>
+          <w:sz w:val="21"/>
+          <w:szCs w:val="21"/>
+        </w:rPr>
+        <w:t xml:space="preserve">Valor fixo por empresa.</w:t>
+      </w:r>
+      <w:r>
+        <w:rPr>
+          <w:color w:val="23293D"/>
+          <w:sz w:val="21"/>
+          <w:szCs w:val="21"/>
+        </w:rPr>
+        <w:t xml:space="preserve"> Em vez de preço por titular, a proposta pode combinar </w:t>
+      </w:r>
+      <w:r>
+        <w:rPr>
+          <w:b/>
+          <w:bCs/>
+          <w:color w:val="23293D"/>
+          <w:sz w:val="21"/>
+          <w:szCs w:val="21"/>
+        </w:rPr>
+        <w:t xml:space="preserve">um valor só pela empresa</w:t>
+      </w:r>
+      <w:r>
+        <w:rPr>
+          <w:color w:val="23293D"/>
+          <w:sz w:val="21"/>
+          <w:szCs w:val="21"/>
+        </w:rPr>
+        <w:t xml:space="preserve">. É esse valor que ela paga todo mês, </w:t>
+      </w:r>
+      <w:r>
+        <w:rPr>
+          <w:b/>
+          <w:bCs/>
+          <w:color w:val="23293D"/>
+          <w:sz w:val="21"/>
+          <w:szCs w:val="21"/>
+        </w:rPr>
+        <w:t xml:space="preserve">com qualquer número de titulares cadastrados</w:t>
+      </w:r>
+      <w:r>
+        <w:rPr>
+          <w:color w:val="23293D"/>
+          <w:sz w:val="21"/>
+          <w:szCs w:val="21"/>
+        </w:rPr>
+        <w:t xml:space="preserve"> — as faixas, se houver, escolhem o valor pelo tamanho da empresa. No fechamento, o acordo </w:t>
+      </w:r>
+      <w:r>
+        <w:rPr>
+          <w:b/>
+          <w:bCs/>
+          <w:color w:val="23293D"/>
+          <w:sz w:val="21"/>
+          <w:szCs w:val="21"/>
+        </w:rPr>
+        <w:t xml:space="preserve">viaja para o cadastro da empresa</w:t>
+      </w:r>
+      <w:r>
+        <w:rPr>
+          <w:color w:val="23293D"/>
+          <w:sz w:val="21"/>
+          <w:szCs w:val="21"/>
+        </w:rPr>
+        <w:t xml:space="preserve"> (valor fixo já com a faixa aplicada) e passa a mandar na mensalidade, na ficha, no painel e na cobrança.</w:t>
       </w:r>
     </w:p>
     <w:tbl>
@@ -4826,7 +4843,7 @@
                 <w:sz w:val="21"/>
                 <w:szCs w:val="21"/>
               </w:rPr>
-              <w:t xml:space="preserve">⚠️ </w:t>
+              <w:t xml:space="preserve">Fechar uma proposta de valor fixo </w:t>
             </w:r>
             <w:r>
               <w:rPr>
@@ -4836,33 +4853,15 @@
                 <w:sz w:val="21"/>
                 <w:szCs w:val="21"/>
               </w:rPr>
-              <w:t xml:space="preserve">A proposta NÃO soma o total dos dependentes</w:t>
-            </w:r>
-            <w:r>
-              <w:rPr>
-                <w:color w:val="23293D"/>
-                <w:sz w:val="21"/>
-                <w:szCs w:val="21"/>
-              </w:rPr>
-              <w:t xml:space="preserve">, de propósito. Ninguém sabe quantos dependentes cada família tem antes da implantação; um total estimado viraria promessa. O documento mostra a </w:t>
-            </w:r>
-            <w:r>
-              <w:rPr>
-                <w:b/>
-                <w:bCs/>
-                <w:color w:val="23293D"/>
-                <w:sz w:val="21"/>
-                <w:szCs w:val="21"/>
-              </w:rPr>
-              <w:t xml:space="preserve">tabela de valores</w:t>
-            </w:r>
-            <w:r>
-              <w:rPr>
-                <w:color w:val="23293D"/>
-                <w:sz w:val="21"/>
-                <w:szCs w:val="21"/>
-              </w:rPr>
-              <w:t xml:space="preserve"> e diz que o total sai na implantação.</w:t>
+              <w:t xml:space="preserve">sem o valor preenchido</w:t>
+            </w:r>
+            <w:r>
+              <w:rPr>
+                <w:color w:val="23293D"/>
+                <w:sz w:val="21"/>
+                <w:szCs w:val="21"/>
+              </w:rPr>
+              <w:t xml:space="preserve"> é recusado: não existe mensalidade sem o número combinado.</w:t>
             </w:r>
           </w:p>
         </w:tc>
@@ -4888,6 +4887,157 @@
         <w:rPr>
           <w:color w:val="1F3253"/>
         </w:rPr>
+        <w:t xml:space="preserve">6.3. Dependentes</w:t>
+      </w:r>
+    </w:p>
+    <w:p>
+      <w:pPr>
+        <w:spacing w:after="140" w:line="280"/>
+      </w:pPr>
+      <w:r>
+        <w:rPr>
+          <w:color w:val="23293D"/>
+          <w:sz w:val="21"/>
+          <w:szCs w:val="21"/>
+        </w:rPr>
+        <w:t xml:space="preserve">Três formas: </w:t>
+      </w:r>
+      <w:r>
+        <w:rPr>
+          <w:b/>
+          <w:bCs/>
+          <w:color w:val="23293D"/>
+          <w:sz w:val="21"/>
+          <w:szCs w:val="21"/>
+        </w:rPr>
+        <w:t xml:space="preserve">individual</w:t>
+      </w:r>
+      <w:r>
+        <w:rPr>
+          <w:color w:val="23293D"/>
+          <w:sz w:val="21"/>
+          <w:szCs w:val="21"/>
+        </w:rPr>
+        <w:t xml:space="preserve">, </w:t>
+      </w:r>
+      <w:r>
+        <w:rPr>
+          <w:b/>
+          <w:bCs/>
+          <w:color w:val="23293D"/>
+          <w:sz w:val="21"/>
+          <w:szCs w:val="21"/>
+        </w:rPr>
+        <w:t xml:space="preserve">pacote familiar</w:t>
+      </w:r>
+      <w:r>
+        <w:rPr>
+          <w:color w:val="23293D"/>
+          <w:sz w:val="21"/>
+          <w:szCs w:val="21"/>
+        </w:rPr>
+        <w:t xml:space="preserve"> (um valor cobrindo até N pessoas, com preço do extra) e o que a negociação combinar.</w:t>
+      </w:r>
+    </w:p>
+    <w:tbl>
+      <w:tblPr>
+        <w:tblW w:type="dxa" w:w="9638"/>
+        <w:tblBorders>
+          <w:top w:val="single" w:color="F5F3EC" w:sz="2"/>
+          <w:left w:val="single" w:color="B98B2E" w:sz="18"/>
+          <w:bottom w:val="single" w:color="F5F3EC" w:sz="2"/>
+          <w:right w:val="single" w:color="F5F3EC" w:sz="2"/>
+          <w:insideH w:val="none" w:color="auto" w:sz="0"/>
+          <w:insideV w:val="none" w:color="auto" w:sz="0"/>
+        </w:tblBorders>
+      </w:tblPr>
+      <w:tblGrid>
+        <w:gridCol w:w="9638"/>
+      </w:tblGrid>
+      <w:tr>
+        <w:tc>
+          <w:tcPr>
+            <w:tcW w:type="dxa" w:w="9638"/>
+            <w:shd w:fill="F5F3EC" w:color="auto" w:val="clear"/>
+            <w:tcMar>
+              <w:top w:type="dxa" w:w="160"/>
+              <w:left w:type="dxa" w:w="220"/>
+              <w:bottom w:type="dxa" w:w="160"/>
+              <w:right w:type="dxa" w:w="200"/>
+            </w:tcMar>
+          </w:tcPr>
+          <w:p>
+            <w:pPr>
+              <w:spacing w:after="140" w:line="280"/>
+            </w:pPr>
+            <w:r>
+              <w:rPr>
+                <w:color w:val="23293D"/>
+                <w:sz w:val="21"/>
+                <w:szCs w:val="21"/>
+              </w:rPr>
+              <w:t xml:space="preserve">⚠️ </w:t>
+            </w:r>
+            <w:r>
+              <w:rPr>
+                <w:b/>
+                <w:bCs/>
+                <w:color w:val="23293D"/>
+                <w:sz w:val="21"/>
+                <w:szCs w:val="21"/>
+              </w:rPr>
+              <w:t xml:space="preserve">A proposta NÃO soma o total dos dependentes</w:t>
+            </w:r>
+            <w:r>
+              <w:rPr>
+                <w:color w:val="23293D"/>
+                <w:sz w:val="21"/>
+                <w:szCs w:val="21"/>
+              </w:rPr>
+              <w:t xml:space="preserve">, de propósito. Ninguém sabe quantos dependentes cada família tem antes da implantação; um total estimado viraria promessa. O documento mostra a </w:t>
+            </w:r>
+            <w:r>
+              <w:rPr>
+                <w:b/>
+                <w:bCs/>
+                <w:color w:val="23293D"/>
+                <w:sz w:val="21"/>
+                <w:szCs w:val="21"/>
+              </w:rPr>
+              <w:t xml:space="preserve">tabela de valores</w:t>
+            </w:r>
+            <w:r>
+              <w:rPr>
+                <w:color w:val="23293D"/>
+                <w:sz w:val="21"/>
+                <w:szCs w:val="21"/>
+              </w:rPr>
+              <w:t xml:space="preserve"> e diz que o total sai na implantação.</w:t>
+            </w:r>
+          </w:p>
+        </w:tc>
+      </w:tr>
+    </w:tbl>
+    <w:p>
+      <w:pPr>
+        <w:spacing w:after="140" w:line="120"/>
+      </w:pPr>
+      <w:r>
+        <w:rPr>
+          <w:sz w:val="2"/>
+          <w:szCs w:val="2"/>
+        </w:rPr>
+        <w:t xml:space="preserve"/>
+      </w:r>
+    </w:p>
+    <w:p>
+      <w:pPr>
+        <w:pStyle w:val="Heading2"/>
+      </w:pPr>
+      <w:r>
+        <w:rPr>
+          <w:color w:val="1F3253"/>
+        </w:rPr>
         <w:t xml:space="preserve">6.4. Implantação</w:t>
       </w:r>
     </w:p>
@@ -4903,33 +5053,121 @@
           <w:sz w:val="21"/>
           <w:szCs w:val="21"/>
         </w:rPr>
-        <w:t xml:space="preserve">Valor fixo pela empresa</w:t>
-      </w:r>
-      <w:r>
-        <w:rPr>
-          <w:color w:val="23293D"/>
-          <w:sz w:val="21"/>
-          <w:szCs w:val="21"/>
-        </w:rPr>
-        <w:t xml:space="preserve"> ou </w:t>
-      </w:r>
-      <w:r>
-        <w:rPr>
-          <w:b/>
-          <w:bCs/>
-          <w:color w:val="23293D"/>
-          <w:sz w:val="21"/>
-          <w:szCs w:val="21"/>
-        </w:rPr>
-        <w:t xml:space="preserve">por adesão</w:t>
-      </w:r>
-      <w:r>
-        <w:rPr>
-          <w:color w:val="23293D"/>
-          <w:sz w:val="21"/>
-          <w:szCs w:val="21"/>
-        </w:rPr>
-        <w:t xml:space="preserve">. No valor fixo, o documento mostra o valor único, sem multiplicar pela quantidade.</w:t>
+        <w:t xml:space="preserve">A implantação é o primeiro pagamento</w:t>
+      </w:r>
+      <w:r>
+        <w:rPr>
+          <w:color w:val="23293D"/>
+          <w:sz w:val="21"/>
+          <w:szCs w:val="21"/>
+        </w:rPr>
+        <w:t xml:space="preserve"> — o mesmo valor da mensalidade, cobrado ao iniciar o programa. Não se negocia à parte, e a proposta não tem mais campo para isso (decisão da direção, 27/09/2026).</w:t>
+      </w:r>
+    </w:p>
+    <w:tbl>
+      <w:tblPr>
+        <w:tblW w:type="dxa" w:w="9638"/>
+        <w:tblBorders>
+          <w:top w:val="single" w:color="F5F3EC" w:sz="2"/>
+          <w:left w:val="single" w:color="B98B2E" w:sz="18"/>
+          <w:bottom w:val="single" w:color="F5F3EC" w:sz="2"/>
+          <w:right w:val="single" w:color="F5F3EC" w:sz="2"/>
+          <w:insideH w:val="none" w:color="auto" w:sz="0"/>
+          <w:insideV w:val="none" w:color="auto" w:sz="0"/>
+        </w:tblBorders>
+      </w:tblPr>
+      <w:tblGrid>
+        <w:gridCol w:w="9638"/>
+      </w:tblGrid>
+      <w:tr>
+        <w:tc>
+          <w:tcPr>
+            <w:tcW w:type="dxa" w:w="9638"/>
+            <w:shd w:fill="F5F3EC" w:color="auto" w:val="clear"/>
+            <w:tcMar>
+              <w:top w:type="dxa" w:w="160"/>
+              <w:left w:type="dxa" w:w="220"/>
+              <w:bottom w:type="dxa" w:w="160"/>
+              <w:right w:type="dxa" w:w="200"/>
+            </w:tcMar>
+          </w:tcPr>
+          <w:p>
+            <w:pPr>
+              <w:spacing w:after="140" w:line="280"/>
+            </w:pPr>
+            <w:r>
+              <w:rPr>
+                <w:b/>
+                <w:bCs/>
+                <w:color w:val="23293D"/>
+                <w:sz w:val="21"/>
+                <w:szCs w:val="21"/>
+              </w:rPr>
+              <w:t xml:space="preserve">Por que os campos saíram:</w:t>
+            </w:r>
+            <w:r>
+              <w:rPr>
+                <w:color w:val="23293D"/>
+                <w:sz w:val="21"/>
+                <w:szCs w:val="21"/>
+              </w:rPr>
+              <w:t xml:space="preserve"> a proposta tinha "implantação por titular" e "implantação fixa ou por adesão", e o documento imprimia esses valores — mas a cobrança </w:t>
+            </w:r>
+            <w:r>
+              <w:rPr>
+                <w:b/>
+                <w:bCs/>
+                <w:color w:val="23293D"/>
+                <w:sz w:val="21"/>
+                <w:szCs w:val="21"/>
+              </w:rPr>
+              <w:t xml:space="preserve">nunca os usou</w:t>
+            </w:r>
+            <w:r>
+              <w:rPr>
+                <w:color w:val="23293D"/>
+                <w:sz w:val="21"/>
+                <w:szCs w:val="21"/>
+              </w:rPr>
+              <w:t xml:space="preserve">: a implantação sempre foi cobrada pelo preço da mensalidade. A empresa lia um número e recebia o boleto de outro. Hoje o documento mostra exatamente o que será cobrado.</w:t>
+            </w:r>
+          </w:p>
+          <w:p>
+            <w:pPr>
+              <w:spacing w:after="140" w:line="280"/>
+            </w:pPr>
+            <w:r>
+              <w:rPr>
+                <w:b/>
+                <w:bCs/>
+                <w:color w:val="23293D"/>
+                <w:sz w:val="21"/>
+                <w:szCs w:val="21"/>
+              </w:rPr>
+              <w:t xml:space="preserve">Proposta antiga</w:t>
+            </w:r>
+            <w:r>
+              <w:rPr>
+                <w:color w:val="23293D"/>
+                <w:sz w:val="21"/>
+                <w:szCs w:val="21"/>
+              </w:rPr>
+              <w:t xml:space="preserve"> que tinha esses campos preenchidos: o valor continua guardado, mas o documento passa a mostrar o primeiro pagamento.</w:t>
+            </w:r>
+          </w:p>
+        </w:tc>
+      </w:tr>
+    </w:tbl>
+    <w:p>
+      <w:pPr>
+        <w:spacing w:after="140" w:line="120"/>
+      </w:pPr>
+      <w:r>
+        <w:rPr>
+          <w:sz w:val="2"/>
+          <w:szCs w:val="2"/>
+        </w:rPr>
+        <w:t xml:space="preserve"/>
       </w:r>
     </w:p>
     <w:p>
@@ -8701,7 +8939,146 @@
           <w:sz w:val="21"/>
           <w:szCs w:val="21"/>
         </w:rPr>
-        <w:t xml:space="preserve">O sistema calcula a diferença pela regra combinada na proposta (seção 6.6).</w:t>
+        <w:t xml:space="preserve">O sistema calcula a diferença pela regra combinada na proposta (seção 6.6), partindo do que a empresa </w:t>
+      </w:r>
+      <w:r>
+        <w:rPr>
+          <w:b/>
+          <w:bCs/>
+          <w:color w:val="23293D"/>
+          <w:sz w:val="21"/>
+          <w:szCs w:val="21"/>
+        </w:rPr>
+        <w:t xml:space="preserve">paga de verdade hoje</w:t>
+      </w:r>
+      <w:r>
+        <w:rPr>
+          <w:color w:val="23293D"/>
+          <w:sz w:val="21"/>
+          <w:szCs w:val="21"/>
+        </w:rPr>
+        <w:t xml:space="preserve">: - </w:t>
+      </w:r>
+      <w:r>
+        <w:rPr>
+          <w:b/>
+          <w:bCs/>
+          <w:color w:val="23293D"/>
+          <w:sz w:val="21"/>
+          <w:szCs w:val="21"/>
+        </w:rPr>
+        <w:t xml:space="preserve">Novo valor fixo do pacote</w:t>
+      </w:r>
+      <w:r>
+        <w:rPr>
+          <w:color w:val="23293D"/>
+          <w:sz w:val="21"/>
+          <w:szCs w:val="21"/>
+        </w:rPr>
+        <w:t xml:space="preserve"> → a empresa passa a pagar </w:t>
+      </w:r>
+      <w:r>
+        <w:rPr>
+          <w:b/>
+          <w:bCs/>
+          <w:color w:val="23293D"/>
+          <w:sz w:val="21"/>
+          <w:szCs w:val="21"/>
+        </w:rPr>
+        <w:t xml:space="preserve">o novo fixo menos o que paga hoje</w:t>
+      </w:r>
+      <w:r>
+        <w:rPr>
+          <w:color w:val="23293D"/>
+          <w:sz w:val="21"/>
+          <w:szCs w:val="21"/>
+        </w:rPr>
+        <w:t xml:space="preserve"> (o valor fixo + os termos já aceitos; na empresa por titular, a mesma conta da mensalidade do mês, com dependentes e faixa). - </w:t>
+      </w:r>
+      <w:r>
+        <w:rPr>
+          <w:b/>
+          <w:bCs/>
+          <w:color w:val="23293D"/>
+          <w:sz w:val="21"/>
+          <w:szCs w:val="21"/>
+        </w:rPr>
+        <w:t xml:space="preserve">Por adesão</w:t>
+      </w:r>
+      <w:r>
+        <w:rPr>
+          <w:color w:val="23293D"/>
+          <w:sz w:val="21"/>
+          <w:szCs w:val="21"/>
+        </w:rPr>
+        <w:t xml:space="preserve"> → cada pessoa a mais pelo preço combinado.</w:t>
+      </w:r>
+    </w:p>
+    <w:p>
+      <w:pPr>
+        <w:spacing w:after="140" w:line="280"/>
+      </w:pPr>
+      <w:r>
+        <w:rPr>
+          <w:color w:val="23293D"/>
+          <w:sz w:val="21"/>
+          <w:szCs w:val="21"/>
+        </w:rPr>
+        <w:t xml:space="preserve">A </w:t>
+      </w:r>
+      <w:r>
+        <w:rPr>
+          <w:b/>
+          <w:bCs/>
+          <w:color w:val="23293D"/>
+          <w:sz w:val="21"/>
+          <w:szCs w:val="21"/>
+        </w:rPr>
+        <w:t xml:space="preserve">implantação</w:t>
+      </w:r>
+      <w:r>
+        <w:rPr>
+          <w:color w:val="23293D"/>
+          <w:sz w:val="21"/>
+          <w:szCs w:val="21"/>
+        </w:rPr>
+        <w:t xml:space="preserve"> dos que entram também aparece no termo — é o primeiro pagamento deles: na empresa por titular, cada titular novo pelo preço da faixa da empresa inteira; na de valor fixo, o </w:t>
+      </w:r>
+      <w:r>
+        <w:rPr>
+          <w:b/>
+          <w:bCs/>
+          <w:color w:val="23293D"/>
+          <w:sz w:val="21"/>
+          <w:szCs w:val="21"/>
+        </w:rPr>
+        <w:t xml:space="preserve">acréscimo mensal</w:t>
+      </w:r>
+      <w:r>
+        <w:rPr>
+          <w:color w:val="23293D"/>
+          <w:sz w:val="21"/>
+          <w:szCs w:val="21"/>
+        </w:rPr>
+        <w:t xml:space="preserve"> do termo. É o mesmo número que </w:t>
+      </w:r>
+      <w:r>
+        <w:rPr>
+          <w:b/>
+          <w:bCs/>
+          <w:color w:val="23293D"/>
+          <w:sz w:val="21"/>
+          <w:szCs w:val="21"/>
+        </w:rPr>
+        <w:t xml:space="preserve">Gerar implantação</w:t>
+      </w:r>
+      <w:r>
+        <w:rPr>
+          <w:color w:val="23293D"/>
+          <w:sz w:val="21"/>
+          <w:szCs w:val="21"/>
+        </w:rPr>
+        <w:t xml:space="preserve"> vai cobrar.</w:t>
       </w:r>
     </w:p>
     <w:p>
@@ -8709,7 +9086,7 @@
         <w:pStyle w:val="ListParagraph"/>
         <w:numPr>
           <w:ilvl w:val="0"/>
-          <w:numId w:val="13"/>
+          <w:numId w:val="14"/>
         </w:numPr>
         <w:spacing w:after="80" w:line="270"/>
       </w:pPr>
@@ -8737,7 +9114,7 @@
         <w:pStyle w:val="ListParagraph"/>
         <w:numPr>
           <w:ilvl w:val="0"/>
-          <w:numId w:val="13"/>
+          <w:numId w:val="14"/>
         </w:numPr>
         <w:spacing w:after="80" w:line="270"/>
       </w:pPr>
@@ -9085,15 +9462,33 @@
                 <w:sz w:val="21"/>
                 <w:szCs w:val="21"/>
               </w:rPr>
-              <w:t xml:space="preserve">Empresa sem quantidade contratada não tem trava</w:t>
-            </w:r>
-            <w:r>
-              <w:rPr>
-                <w:color w:val="23293D"/>
-                <w:sz w:val="21"/>
-                <w:szCs w:val="21"/>
-              </w:rPr>
-              <w:t xml:space="preserve"> e o cartão nem aparece. É o caso de toda empresa cadastrada antes desta regra.</w:t>
+              <w:t xml:space="preserve">"Não foi possível conferir os termos de inclusão já aceitos / o tamanho atual da empresa…"</w:t>
+            </w:r>
+            <w:r>
+              <w:rPr>
+                <w:color w:val="23293D"/>
+                <w:sz w:val="21"/>
+                <w:szCs w:val="21"/>
+              </w:rPr>
+              <w:t xml:space="preserve"> — o sistema não conseguiu ler, naquele instante, um número de que o termo depende. </w:t>
+            </w:r>
+            <w:r>
+              <w:rPr>
+                <w:b/>
+                <w:bCs/>
+                <w:color w:val="23293D"/>
+                <w:sz w:val="21"/>
+                <w:szCs w:val="21"/>
+              </w:rPr>
+              <w:t xml:space="preserve">Nada foi gerado.</w:t>
+            </w:r>
+            <w:r>
+              <w:rPr>
+                <w:color w:val="23293D"/>
+                <w:sz w:val="21"/>
+                <w:szCs w:val="21"/>
+              </w:rPr>
+              <w:t xml:space="preserve"> Tente de novo em instantes: um termo é documento com valor, e sai certo ou não sai.</w:t>
             </w:r>
           </w:p>
         </w:tc>
@@ -9109,115 +9504,6 @@
           <w:szCs w:val="2"/>
         </w:rPr>
         <w:t xml:space="preserve"/>
-      </w:r>
-    </w:p>
-    <w:p>
-      <w:pPr>
-        <w:pStyle w:val="Heading2"/>
-      </w:pPr>
-      <w:r>
-        <w:rPr>
-          <w:color w:val="1F3253"/>
-        </w:rPr>
-        <w:t xml:space="preserve">11.1. O teto de dependentes</w:t>
-      </w:r>
-    </w:p>
-    <w:p>
-      <w:pPr>
-        <w:spacing w:after="140" w:line="280"/>
-      </w:pPr>
-      <w:r>
-        <w:rPr>
-          <w:color w:val="23293D"/>
-          <w:sz w:val="21"/>
-          <w:szCs w:val="21"/>
-        </w:rPr>
-        <w:t xml:space="preserve">O contrato pode limitar </w:t>
-      </w:r>
-      <w:r>
-        <w:rPr>
-          <w:b/>
-          <w:bCs/>
-          <w:color w:val="23293D"/>
-          <w:sz w:val="21"/>
-          <w:szCs w:val="21"/>
-        </w:rPr>
-        <w:t xml:space="preserve">titulares, dependentes ou os dois</w:t>
-      </w:r>
-      <w:r>
-        <w:rPr>
-          <w:color w:val="23293D"/>
-          <w:sz w:val="21"/>
-          <w:szCs w:val="21"/>
-        </w:rPr>
-        <w:t xml:space="preserve">. Quando há teto de dependentes, o cartão mostra </w:t>
-      </w:r>
-      <w:r>
-        <w:rPr>
-          <w:b/>
-          <w:bCs/>
-          <w:color w:val="23293D"/>
-          <w:sz w:val="21"/>
-          <w:szCs w:val="21"/>
-        </w:rPr>
-        <w:t xml:space="preserve">duas linhas</w:t>
-      </w:r>
-      <w:r>
-        <w:rPr>
-          <w:color w:val="23293D"/>
-          <w:sz w:val="21"/>
-          <w:szCs w:val="21"/>
-        </w:rPr>
-        <w:t xml:space="preserve"> — uma para cada — com as suas vagas, e o cadastro de dependente é recusado do mesmo jeito, com a frase falando de dependentes.</w:t>
-      </w:r>
-    </w:p>
-    <w:p>
-      <w:pPr>
-        <w:spacing w:after="140" w:line="280"/>
-      </w:pPr>
-      <w:r>
-        <w:rPr>
-          <w:color w:val="23293D"/>
-          <w:sz w:val="21"/>
-          <w:szCs w:val="21"/>
-        </w:rPr>
-        <w:t xml:space="preserve">O termo de inclusão resolve os dois: informe quantos </w:t>
-      </w:r>
-      <w:r>
-        <w:rPr>
-          <w:b/>
-          <w:bCs/>
-          <w:color w:val="23293D"/>
-          <w:sz w:val="21"/>
-          <w:szCs w:val="21"/>
-        </w:rPr>
-        <w:t xml:space="preserve">titulares</w:t>
-      </w:r>
-      <w:r>
-        <w:rPr>
-          <w:color w:val="23293D"/>
-          <w:sz w:val="21"/>
-          <w:szCs w:val="21"/>
-        </w:rPr>
-        <w:t xml:space="preserve"> e quantos </w:t>
-      </w:r>
-      <w:r>
-        <w:rPr>
-          <w:b/>
-          <w:bCs/>
-          <w:color w:val="23293D"/>
-          <w:sz w:val="21"/>
-          <w:szCs w:val="21"/>
-        </w:rPr>
-        <w:t xml:space="preserve">dependentes</w:t>
-      </w:r>
-      <w:r>
-        <w:rPr>
-          <w:color w:val="23293D"/>
-          <w:sz w:val="21"/>
-          <w:szCs w:val="21"/>
-        </w:rPr>
-        <w:t xml:space="preserve"> entram, e o aceite libera exatamente aquilo.</w:t>
       </w:r>
     </w:p>
     <w:tbl>
@@ -9253,29 +9539,21 @@
             </w:pPr>
             <w:r>
               <w:rPr>
-                <w:color w:val="23293D"/>
-                <w:sz w:val="21"/>
-                <w:szCs w:val="21"/>
-              </w:rPr>
-              <w:t xml:space="preserve">⚠️ </w:t>
-            </w:r>
-            <w:r>
-              <w:rPr>
                 <w:b/>
                 <w:bCs/>
                 <w:color w:val="23293D"/>
                 <w:sz w:val="21"/>
                 <w:szCs w:val="21"/>
               </w:rPr>
-              <w:t xml:space="preserve">Inativar um titular devolve as vagas dos dependentes dele.</w:t>
-            </w:r>
-            <w:r>
-              <w:rPr>
-                <w:color w:val="23293D"/>
-                <w:sz w:val="21"/>
-                <w:szCs w:val="21"/>
-              </w:rPr>
-              <w:t xml:space="preserve"> É de propósito: senão a empresa que trocou de funcionário ficaria travada por gente que não está mais no programa.</w:t>
+              <w:t xml:space="preserve">Empresa sem quantidade contratada não tem trava</w:t>
+            </w:r>
+            <w:r>
+              <w:rPr>
+                <w:color w:val="23293D"/>
+                <w:sz w:val="21"/>
+                <w:szCs w:val="21"/>
+              </w:rPr>
+              <w:t xml:space="preserve"> e o cartão nem aparece. É o caso de toda empresa cadastrada antes desta regra.</w:t>
             </w:r>
           </w:p>
         </w:tc>
@@ -9291,6 +9569,115 @@
           <w:szCs w:val="2"/>
         </w:rPr>
         <w:t xml:space="preserve"/>
+      </w:r>
+    </w:p>
+    <w:p>
+      <w:pPr>
+        <w:pStyle w:val="Heading2"/>
+      </w:pPr>
+      <w:r>
+        <w:rPr>
+          <w:color w:val="1F3253"/>
+        </w:rPr>
+        <w:t xml:space="preserve">11.1. O teto de dependentes</w:t>
+      </w:r>
+    </w:p>
+    <w:p>
+      <w:pPr>
+        <w:spacing w:after="140" w:line="280"/>
+      </w:pPr>
+      <w:r>
+        <w:rPr>
+          <w:color w:val="23293D"/>
+          <w:sz w:val="21"/>
+          <w:szCs w:val="21"/>
+        </w:rPr>
+        <w:t xml:space="preserve">O contrato pode limitar </w:t>
+      </w:r>
+      <w:r>
+        <w:rPr>
+          <w:b/>
+          <w:bCs/>
+          <w:color w:val="23293D"/>
+          <w:sz w:val="21"/>
+          <w:szCs w:val="21"/>
+        </w:rPr>
+        <w:t xml:space="preserve">titulares, dependentes ou os dois</w:t>
+      </w:r>
+      <w:r>
+        <w:rPr>
+          <w:color w:val="23293D"/>
+          <w:sz w:val="21"/>
+          <w:szCs w:val="21"/>
+        </w:rPr>
+        <w:t xml:space="preserve">. Quando há teto de dependentes, o cartão mostra </w:t>
+      </w:r>
+      <w:r>
+        <w:rPr>
+          <w:b/>
+          <w:bCs/>
+          <w:color w:val="23293D"/>
+          <w:sz w:val="21"/>
+          <w:szCs w:val="21"/>
+        </w:rPr>
+        <w:t xml:space="preserve">duas linhas</w:t>
+      </w:r>
+      <w:r>
+        <w:rPr>
+          <w:color w:val="23293D"/>
+          <w:sz w:val="21"/>
+          <w:szCs w:val="21"/>
+        </w:rPr>
+        <w:t xml:space="preserve"> — uma para cada — com as suas vagas, e o cadastro de dependente é recusado do mesmo jeito, com a frase falando de dependentes.</w:t>
+      </w:r>
+    </w:p>
+    <w:p>
+      <w:pPr>
+        <w:spacing w:after="140" w:line="280"/>
+      </w:pPr>
+      <w:r>
+        <w:rPr>
+          <w:color w:val="23293D"/>
+          <w:sz w:val="21"/>
+          <w:szCs w:val="21"/>
+        </w:rPr>
+        <w:t xml:space="preserve">O termo de inclusão resolve os dois: informe quantos </w:t>
+      </w:r>
+      <w:r>
+        <w:rPr>
+          <w:b/>
+          <w:bCs/>
+          <w:color w:val="23293D"/>
+          <w:sz w:val="21"/>
+          <w:szCs w:val="21"/>
+        </w:rPr>
+        <w:t xml:space="preserve">titulares</w:t>
+      </w:r>
+      <w:r>
+        <w:rPr>
+          <w:color w:val="23293D"/>
+          <w:sz w:val="21"/>
+          <w:szCs w:val="21"/>
+        </w:rPr>
+        <w:t xml:space="preserve"> e quantos </w:t>
+      </w:r>
+      <w:r>
+        <w:rPr>
+          <w:b/>
+          <w:bCs/>
+          <w:color w:val="23293D"/>
+          <w:sz w:val="21"/>
+          <w:szCs w:val="21"/>
+        </w:rPr>
+        <w:t xml:space="preserve">dependentes</w:t>
+      </w:r>
+      <w:r>
+        <w:rPr>
+          <w:color w:val="23293D"/>
+          <w:sz w:val="21"/>
+          <w:szCs w:val="21"/>
+        </w:rPr>
+        <w:t xml:space="preserve"> entram, e o aceite libera exatamente aquilo.</w:t>
       </w:r>
     </w:p>
     <w:tbl>
@@ -9326,21 +9713,29 @@
             </w:pPr>
             <w:r>
               <w:rPr>
+                <w:color w:val="23293D"/>
+                <w:sz w:val="21"/>
+                <w:szCs w:val="21"/>
+              </w:rPr>
+              <w:t xml:space="preserve">⚠️ </w:t>
+            </w:r>
+            <w:r>
+              <w:rPr>
                 <w:b/>
                 <w:bCs/>
                 <w:color w:val="23293D"/>
                 <w:sz w:val="21"/>
                 <w:szCs w:val="21"/>
               </w:rPr>
-              <w:t xml:space="preserve">O teto é da empresa, não de cada titular.</w:t>
-            </w:r>
-            <w:r>
-              <w:rPr>
-                <w:color w:val="23293D"/>
-                <w:sz w:val="21"/>
-                <w:szCs w:val="21"/>
-              </w:rPr>
-              <w:t xml:space="preserve"> O acordo combina "até 50 dependentes"; como eles se distribuem entre as famílias é decisão dela.</w:t>
+              <w:t xml:space="preserve">Inativar um titular devolve as vagas dos dependentes dele.</w:t>
+            </w:r>
+            <w:r>
+              <w:rPr>
+                <w:color w:val="23293D"/>
+                <w:sz w:val="21"/>
+                <w:szCs w:val="21"/>
+              </w:rPr>
+              <w:t xml:space="preserve"> É de propósito: senão a empresa que trocou de funcionário ficaria travada por gente que não está mais no programa.</w:t>
             </w:r>
           </w:p>
         </w:tc>
@@ -9356,213 +9751,6 @@
           <w:szCs w:val="2"/>
         </w:rPr>
         <w:t xml:space="preserve"/>
-      </w:r>
-    </w:p>
-    <w:p>
-      <w:pPr>
-        <w:spacing w:after="60" w:line="120"/>
-      </w:pPr>
-      <w:r>
-        <w:rPr>
-          <w:sz w:val="2"/>
-          <w:szCs w:val="2"/>
-        </w:rPr>
-        <w:t xml:space="preserve"/>
-      </w:r>
-    </w:p>
-    <w:p>
-      <w:pPr>
-        <w:pStyle w:val="Heading1"/>
-      </w:pPr>
-      <w:r>
-        <w:rPr>
-          <w:color w:val="1F3253"/>
-        </w:rPr>
-        <w:t xml:space="preserve">12. Mensalidade, cobranças e split</w:t>
-      </w:r>
-    </w:p>
-    <w:p>
-      <w:pPr>
-        <w:pStyle w:val="Heading2"/>
-      </w:pPr>
-      <w:r>
-        <w:rPr>
-          <w:color w:val="1F3253"/>
-        </w:rPr>
-        <w:t xml:space="preserve">A mensalidade</w:t>
-      </w:r>
-    </w:p>
-    <w:p>
-      <w:pPr>
-        <w:spacing w:after="140" w:line="280"/>
-      </w:pPr>
-      <w:r>
-        <w:rPr>
-          <w:color w:val="23293D"/>
-          <w:sz w:val="21"/>
-          <w:szCs w:val="21"/>
-        </w:rPr>
-        <w:t xml:space="preserve">Aba </w:t>
-      </w:r>
-      <w:r>
-        <w:rPr>
-          <w:b/>
-          <w:bCs/>
-          <w:color w:val="23293D"/>
-          <w:sz w:val="21"/>
-          <w:szCs w:val="21"/>
-        </w:rPr>
-        <w:t xml:space="preserve">Plano &amp; Benefícios</w:t>
-      </w:r>
-      <w:r>
-        <w:rPr>
-          <w:color w:val="23293D"/>
-          <w:sz w:val="21"/>
-          <w:szCs w:val="21"/>
-        </w:rPr>
-        <w:t xml:space="preserve"> → </w:t>
-      </w:r>
-      <w:r>
-        <w:rPr>
-          <w:b/>
-          <w:bCs/>
-          <w:color w:val="23293D"/>
-          <w:sz w:val="21"/>
-          <w:szCs w:val="21"/>
-        </w:rPr>
-        <w:t xml:space="preserve">Mensalidade atual</w:t>
-      </w:r>
-      <w:r>
-        <w:rPr>
-          <w:color w:val="23293D"/>
-          <w:sz w:val="21"/>
-          <w:szCs w:val="21"/>
-        </w:rPr>
-        <w:t xml:space="preserve">: soma titular + dependentes dos titulares </w:t>
-      </w:r>
-      <w:r>
-        <w:rPr>
-          <w:b/>
-          <w:bCs/>
-          <w:color w:val="23293D"/>
-          <w:sz w:val="21"/>
-          <w:szCs w:val="21"/>
-        </w:rPr>
-        <w:t xml:space="preserve">ativos</w:t>
-      </w:r>
-      <w:r>
-        <w:rPr>
-          <w:color w:val="23293D"/>
-          <w:sz w:val="21"/>
-          <w:szCs w:val="21"/>
-        </w:rPr>
-        <w:t xml:space="preserve">, aplicando a faixa por quantidade quando houver. O </w:t>
-      </w:r>
-      <w:r>
-        <w:rPr>
-          <w:b/>
-          <w:bCs/>
-          <w:color w:val="23293D"/>
-          <w:sz w:val="21"/>
-          <w:szCs w:val="21"/>
-        </w:rPr>
-        <w:t xml:space="preserve">Simulador</w:t>
-      </w:r>
-      <w:r>
-        <w:rPr>
-          <w:color w:val="23293D"/>
-          <w:sz w:val="21"/>
-          <w:szCs w:val="21"/>
-        </w:rPr>
-        <w:t xml:space="preserve"> ao lado recalcula com outros números, sem gravar nada.</w:t>
-      </w:r>
-    </w:p>
-    <w:p>
-      <w:pPr>
-        <w:pStyle w:val="Heading2"/>
-      </w:pPr>
-      <w:r>
-        <w:rPr>
-          <w:color w:val="1F3253"/>
-        </w:rPr>
-        <w:t xml:space="preserve">As cobranças</w:t>
-      </w:r>
-    </w:p>
-    <w:p>
-      <w:pPr>
-        <w:spacing w:after="140" w:line="280"/>
-      </w:pPr>
-      <w:r>
-        <w:rPr>
-          <w:b/>
-          <w:bCs/>
-          <w:color w:val="23293D"/>
-          <w:sz w:val="21"/>
-          <w:szCs w:val="21"/>
-        </w:rPr>
-        <w:t xml:space="preserve">Por empresa:</w:t>
-      </w:r>
-      <w:r>
-        <w:rPr>
-          <w:color w:val="23293D"/>
-          <w:sz w:val="21"/>
-          <w:szCs w:val="21"/>
-        </w:rPr>
-        <w:t xml:space="preserve"> aba </w:t>
-      </w:r>
-      <w:r>
-        <w:rPr>
-          <w:b/>
-          <w:bCs/>
-          <w:color w:val="23293D"/>
-          <w:sz w:val="21"/>
-          <w:szCs w:val="21"/>
-        </w:rPr>
-        <w:t xml:space="preserve">Financeiro</w:t>
-      </w:r>
-      <w:r>
-        <w:rPr>
-          <w:color w:val="23293D"/>
-          <w:sz w:val="21"/>
-          <w:szCs w:val="21"/>
-        </w:rPr>
-        <w:t xml:space="preserve"> → </w:t>
-      </w:r>
-      <w:r>
-        <w:rPr>
-          <w:b/>
-          <w:bCs/>
-          <w:color w:val="23293D"/>
-          <w:sz w:val="21"/>
-          <w:szCs w:val="21"/>
-        </w:rPr>
-        <w:t xml:space="preserve">Gerar cobrança mensal</w:t>
-      </w:r>
-      <w:r>
-        <w:rPr>
-          <w:color w:val="23293D"/>
-          <w:sz w:val="21"/>
-          <w:szCs w:val="21"/>
-        </w:rPr>
-        <w:t xml:space="preserve">. Nasce </w:t>
-      </w:r>
-      <w:r>
-        <w:rPr>
-          <w:b/>
-          <w:bCs/>
-          <w:color w:val="23293D"/>
-          <w:sz w:val="21"/>
-          <w:szCs w:val="21"/>
-        </w:rPr>
-        <w:t xml:space="preserve">Pendente</w:t>
-      </w:r>
-      <w:r>
-        <w:rPr>
-          <w:color w:val="23293D"/>
-          <w:sz w:val="21"/>
-          <w:szCs w:val="21"/>
-        </w:rPr>
-        <w:t xml:space="preserve">, com valor e vencimento.</w:t>
       </w:r>
     </w:p>
     <w:tbl>
@@ -9604,151 +9792,15 @@
                 <w:sz w:val="21"/>
                 <w:szCs w:val="21"/>
               </w:rPr>
-              <w:t xml:space="preserve">A mesma mensalidade não sai duas vezes.</w:t>
-            </w:r>
-            <w:r>
-              <w:rPr>
-                <w:color w:val="23293D"/>
-                <w:sz w:val="21"/>
-                <w:szCs w:val="21"/>
-              </w:rPr>
-              <w:t xml:space="preserve"> Se a mensalidade do mês já foi gerada — por esta tela ou pela cobrança de todas as empresas —, o sistema recusa e diz: </w:t>
-            </w:r>
-            <w:r>
-              <w:rPr>
-                <w:i/>
-                <w:iCs/>
-                <w:color w:val="23293D"/>
-                <w:sz w:val="21"/>
-                <w:szCs w:val="21"/>
-              </w:rPr>
-              <w:t xml:space="preserve">"A mensalidade de setembro/2026 desta empresa já foi gerada. Para refazê-la, cancele a atual primeiro."</w:t>
-            </w:r>
-            <w:r>
-              <w:rPr>
-                <w:color w:val="23293D"/>
-                <w:sz w:val="21"/>
-                <w:szCs w:val="21"/>
-              </w:rPr>
-              <w:t xml:space="preserve"> A trava é do </w:t>
-            </w:r>
-            <w:r>
-              <w:rPr>
-                <w:b/>
-                <w:bCs/>
-                <w:color w:val="23293D"/>
-                <w:sz w:val="21"/>
-                <w:szCs w:val="21"/>
-              </w:rPr>
-              <w:t xml:space="preserve">banco</w:t>
-            </w:r>
-            <w:r>
-              <w:rPr>
-                <w:color w:val="23293D"/>
-                <w:sz w:val="21"/>
-                <w:szCs w:val="21"/>
-              </w:rPr>
-              <w:t xml:space="preserve">, então vale para qualquer caminho, inclusive dois cliques seguidos.</w:t>
-            </w:r>
-          </w:p>
-          <w:p>
-            <w:pPr>
-              <w:spacing w:after="140" w:line="280"/>
-            </w:pPr>
-            <w:r>
-              <w:rPr>
-                <w:b/>
-                <w:bCs/>
-                <w:color w:val="23293D"/>
-                <w:sz w:val="21"/>
-                <w:szCs w:val="21"/>
-              </w:rPr>
-              <w:t xml:space="preserve">Empresa com mais de um documento</w:t>
-            </w:r>
-            <w:r>
-              <w:rPr>
-                <w:color w:val="23293D"/>
-                <w:sz w:val="21"/>
-                <w:szCs w:val="21"/>
-              </w:rPr>
-              <w:t xml:space="preserve"> (CNPJ/CAEPF) recebe </w:t>
-            </w:r>
-            <w:r>
-              <w:rPr>
-                <w:b/>
-                <w:bCs/>
-                <w:color w:val="23293D"/>
-                <w:sz w:val="21"/>
-                <w:szCs w:val="21"/>
-              </w:rPr>
-              <w:t xml:space="preserve">um boleto por documento</w:t>
-            </w:r>
-            <w:r>
-              <w:rPr>
-                <w:color w:val="23293D"/>
-                <w:sz w:val="21"/>
-                <w:szCs w:val="21"/>
-              </w:rPr>
-              <w:t xml:space="preserve"> no mesmo mês — isso é normal, e a trava deixa. O que ela barra é o </w:t>
-            </w:r>
-            <w:r>
-              <w:rPr>
-                <w:b/>
-                <w:bCs/>
-                <w:color w:val="23293D"/>
-                <w:sz w:val="21"/>
-                <w:szCs w:val="21"/>
-              </w:rPr>
-              <w:t xml:space="preserve">mesmo documento</w:t>
-            </w:r>
-            <w:r>
-              <w:rPr>
-                <w:color w:val="23293D"/>
-                <w:sz w:val="21"/>
-                <w:szCs w:val="21"/>
-              </w:rPr>
-              <w:t xml:space="preserve"> cobrado duas vezes no </w:t>
-            </w:r>
-            <w:r>
-              <w:rPr>
-                <w:b/>
-                <w:bCs/>
-                <w:color w:val="23293D"/>
-                <w:sz w:val="21"/>
-                <w:szCs w:val="21"/>
-              </w:rPr>
-              <w:t xml:space="preserve">mesmo mês</w:t>
-            </w:r>
-            <w:r>
-              <w:rPr>
-                <w:color w:val="23293D"/>
-                <w:sz w:val="21"/>
-                <w:szCs w:val="21"/>
-              </w:rPr>
-              <w:t xml:space="preserve">.</w:t>
-            </w:r>
-          </w:p>
-          <w:p>
-            <w:pPr>
-              <w:spacing w:after="140" w:line="280"/>
-            </w:pPr>
-            <w:r>
-              <w:rPr>
-                <w:b/>
-                <w:bCs/>
-                <w:color w:val="23293D"/>
-                <w:sz w:val="21"/>
-                <w:szCs w:val="21"/>
-              </w:rPr>
-              <w:t xml:space="preserve">Para corrigir uma mensalidade errada:</w:t>
-            </w:r>
-            <w:r>
-              <w:rPr>
-                <w:color w:val="23293D"/>
-                <w:sz w:val="21"/>
-                <w:szCs w:val="21"/>
-              </w:rPr>
-              <w:t xml:space="preserve"> cancele a atual e gere de novo. Cobrança cancelada não conta para a trava.</w:t>
+              <w:t xml:space="preserve">O teto é da empresa, não de cada titular.</w:t>
+            </w:r>
+            <w:r>
+              <w:rPr>
+                <w:color w:val="23293D"/>
+                <w:sz w:val="21"/>
+                <w:szCs w:val="21"/>
+              </w:rPr>
+              <w:t xml:space="preserve"> O acordo combina "até 50 dependentes"; como eles se distribuem entre as famílias é decisão dela.</w:t>
             </w:r>
           </w:p>
         </w:tc>
@@ -9764,6 +9816,290 @@
           <w:szCs w:val="2"/>
         </w:rPr>
         <w:t xml:space="preserve"/>
+      </w:r>
+    </w:p>
+    <w:p>
+      <w:pPr>
+        <w:spacing w:after="60" w:line="120"/>
+      </w:pPr>
+      <w:r>
+        <w:rPr>
+          <w:sz w:val="2"/>
+          <w:szCs w:val="2"/>
+        </w:rPr>
+        <w:t xml:space="preserve"/>
+      </w:r>
+    </w:p>
+    <w:p>
+      <w:pPr>
+        <w:pStyle w:val="Heading1"/>
+      </w:pPr>
+      <w:r>
+        <w:rPr>
+          <w:color w:val="1F3253"/>
+        </w:rPr>
+        <w:t xml:space="preserve">12. Mensalidade, cobranças e split</w:t>
+      </w:r>
+    </w:p>
+    <w:p>
+      <w:pPr>
+        <w:pStyle w:val="Heading2"/>
+      </w:pPr>
+      <w:r>
+        <w:rPr>
+          <w:color w:val="1F3253"/>
+        </w:rPr>
+        <w:t xml:space="preserve">A mensalidade</w:t>
+      </w:r>
+    </w:p>
+    <w:p>
+      <w:pPr>
+        <w:spacing w:after="140" w:line="280"/>
+      </w:pPr>
+      <w:r>
+        <w:rPr>
+          <w:color w:val="23293D"/>
+          <w:sz w:val="21"/>
+          <w:szCs w:val="21"/>
+        </w:rPr>
+        <w:t xml:space="preserve">Aba </w:t>
+      </w:r>
+      <w:r>
+        <w:rPr>
+          <w:b/>
+          <w:bCs/>
+          <w:color w:val="23293D"/>
+          <w:sz w:val="21"/>
+          <w:szCs w:val="21"/>
+        </w:rPr>
+        <w:t xml:space="preserve">Plano &amp; Benefícios</w:t>
+      </w:r>
+      <w:r>
+        <w:rPr>
+          <w:color w:val="23293D"/>
+          <w:sz w:val="21"/>
+          <w:szCs w:val="21"/>
+        </w:rPr>
+        <w:t xml:space="preserve"> → </w:t>
+      </w:r>
+      <w:r>
+        <w:rPr>
+          <w:b/>
+          <w:bCs/>
+          <w:color w:val="23293D"/>
+          <w:sz w:val="21"/>
+          <w:szCs w:val="21"/>
+        </w:rPr>
+        <w:t xml:space="preserve">Mensalidade atual</w:t>
+      </w:r>
+      <w:r>
+        <w:rPr>
+          <w:color w:val="23293D"/>
+          <w:sz w:val="21"/>
+          <w:szCs w:val="21"/>
+        </w:rPr>
+        <w:t xml:space="preserve">: soma titular + dependentes dos titulares </w:t>
+      </w:r>
+      <w:r>
+        <w:rPr>
+          <w:b/>
+          <w:bCs/>
+          <w:color w:val="23293D"/>
+          <w:sz w:val="21"/>
+          <w:szCs w:val="21"/>
+        </w:rPr>
+        <w:t xml:space="preserve">ativos</w:t>
+      </w:r>
+      <w:r>
+        <w:rPr>
+          <w:color w:val="23293D"/>
+          <w:sz w:val="21"/>
+          <w:szCs w:val="21"/>
+        </w:rPr>
+        <w:t xml:space="preserve">, aplicando a faixa por quantidade quando houver. O </w:t>
+      </w:r>
+      <w:r>
+        <w:rPr>
+          <w:b/>
+          <w:bCs/>
+          <w:color w:val="23293D"/>
+          <w:sz w:val="21"/>
+          <w:szCs w:val="21"/>
+        </w:rPr>
+        <w:t xml:space="preserve">Simulador</w:t>
+      </w:r>
+      <w:r>
+        <w:rPr>
+          <w:color w:val="23293D"/>
+          <w:sz w:val="21"/>
+          <w:szCs w:val="21"/>
+        </w:rPr>
+        <w:t xml:space="preserve"> ao lado recalcula com outros números, sem gravar nada.</w:t>
+      </w:r>
+    </w:p>
+    <w:p>
+      <w:pPr>
+        <w:spacing w:after="140" w:line="280"/>
+      </w:pPr>
+      <w:r>
+        <w:rPr>
+          <w:b/>
+          <w:bCs/>
+          <w:color w:val="23293D"/>
+          <w:sz w:val="21"/>
+          <w:szCs w:val="21"/>
+        </w:rPr>
+        <w:t xml:space="preserve">Empresa de valor fixo:</w:t>
+      </w:r>
+      <w:r>
+        <w:rPr>
+          <w:color w:val="23293D"/>
+          <w:sz w:val="21"/>
+          <w:szCs w:val="21"/>
+        </w:rPr>
+        <w:t xml:space="preserve"> a mensalidade é </w:t>
+      </w:r>
+      <w:r>
+        <w:rPr>
+          <w:b/>
+          <w:bCs/>
+          <w:color w:val="23293D"/>
+          <w:sz w:val="21"/>
+          <w:szCs w:val="21"/>
+        </w:rPr>
+        <w:t xml:space="preserve">o valor fixo + os acréscimos dos termos de inclusão aceitos</w:t>
+      </w:r>
+      <w:r>
+        <w:rPr>
+          <w:color w:val="23293D"/>
+          <w:sz w:val="21"/>
+          <w:szCs w:val="21"/>
+        </w:rPr>
+        <w:t xml:space="preserve"> — não depende de quantos titulares estão cadastrados. A tela escreve </w:t>
+      </w:r>
+      <w:r>
+        <w:rPr>
+          <w:i/>
+          <w:iCs/>
+          <w:color w:val="23293D"/>
+          <w:sz w:val="21"/>
+          <w:szCs w:val="21"/>
+        </w:rPr>
+        <w:t xml:space="preserve">"Acordo de valor fixo: R$ … + R$ … dos termos de inclusão aceitos"</w:t>
+      </w:r>
+      <w:r>
+        <w:rPr>
+          <w:color w:val="23293D"/>
+          <w:sz w:val="21"/>
+          <w:szCs w:val="21"/>
+        </w:rPr>
+        <w:t xml:space="preserve">, e é esse o número que aparece na ficha, no relatório, no painel (MRR) e na cobrança. Exemplo: fixo de R$ 5.000,00; um termo passou o pacote para R$ 6.000,00 → a mensalidade é R$ 6.000,00 (5.000 + 1.000 do termo). O </w:t>
+      </w:r>
+      <w:r>
+        <w:rPr>
+          <w:b/>
+          <w:bCs/>
+          <w:color w:val="23293D"/>
+          <w:sz w:val="21"/>
+          <w:szCs w:val="21"/>
+        </w:rPr>
+        <w:t xml:space="preserve">Simulador</w:t>
+      </w:r>
+      <w:r>
+        <w:rPr>
+          <w:color w:val="23293D"/>
+          <w:sz w:val="21"/>
+          <w:szCs w:val="21"/>
+        </w:rPr>
+        <w:t xml:space="preserve"> ao lado continua fazendo a conta por titular — ele avisa que, nesta empresa, serve só para comparar.</w:t>
+      </w:r>
+    </w:p>
+    <w:p>
+      <w:pPr>
+        <w:pStyle w:val="Heading2"/>
+      </w:pPr>
+      <w:r>
+        <w:rPr>
+          <w:color w:val="1F3253"/>
+        </w:rPr>
+        <w:t xml:space="preserve">As cobranças</w:t>
+      </w:r>
+    </w:p>
+    <w:p>
+      <w:pPr>
+        <w:spacing w:after="140" w:line="280"/>
+      </w:pPr>
+      <w:r>
+        <w:rPr>
+          <w:b/>
+          <w:bCs/>
+          <w:color w:val="23293D"/>
+          <w:sz w:val="21"/>
+          <w:szCs w:val="21"/>
+        </w:rPr>
+        <w:t xml:space="preserve">Por empresa:</w:t>
+      </w:r>
+      <w:r>
+        <w:rPr>
+          <w:color w:val="23293D"/>
+          <w:sz w:val="21"/>
+          <w:szCs w:val="21"/>
+        </w:rPr>
+        <w:t xml:space="preserve"> aba </w:t>
+      </w:r>
+      <w:r>
+        <w:rPr>
+          <w:b/>
+          <w:bCs/>
+          <w:color w:val="23293D"/>
+          <w:sz w:val="21"/>
+          <w:szCs w:val="21"/>
+        </w:rPr>
+        <w:t xml:space="preserve">Financeiro</w:t>
+      </w:r>
+      <w:r>
+        <w:rPr>
+          <w:color w:val="23293D"/>
+          <w:sz w:val="21"/>
+          <w:szCs w:val="21"/>
+        </w:rPr>
+        <w:t xml:space="preserve"> → </w:t>
+      </w:r>
+      <w:r>
+        <w:rPr>
+          <w:b/>
+          <w:bCs/>
+          <w:color w:val="23293D"/>
+          <w:sz w:val="21"/>
+          <w:szCs w:val="21"/>
+        </w:rPr>
+        <w:t xml:space="preserve">Gerar cobrança mensal</w:t>
+      </w:r>
+      <w:r>
+        <w:rPr>
+          <w:color w:val="23293D"/>
+          <w:sz w:val="21"/>
+          <w:szCs w:val="21"/>
+        </w:rPr>
+        <w:t xml:space="preserve">. Nasce </w:t>
+      </w:r>
+      <w:r>
+        <w:rPr>
+          <w:b/>
+          <w:bCs/>
+          <w:color w:val="23293D"/>
+          <w:sz w:val="21"/>
+          <w:szCs w:val="21"/>
+        </w:rPr>
+        <w:t xml:space="preserve">Pendente</w:t>
+      </w:r>
+      <w:r>
+        <w:rPr>
+          <w:color w:val="23293D"/>
+          <w:sz w:val="21"/>
+          <w:szCs w:val="21"/>
+        </w:rPr>
+        <w:t xml:space="preserve">, com valor e vencimento.</w:t>
       </w:r>
     </w:p>
     <w:tbl>
@@ -9805,15 +10141,33 @@
                 <w:sz w:val="21"/>
                 <w:szCs w:val="21"/>
               </w:rPr>
-              <w:t xml:space="preserve">"Não foi possível conferir o preço e os titulares da empresa agora…"</w:t>
-            </w:r>
-            <w:r>
-              <w:rPr>
-                <w:color w:val="23293D"/>
-                <w:sz w:val="21"/>
-                <w:szCs w:val="21"/>
-              </w:rPr>
-              <w:t xml:space="preserve"> — o sistema não conseguiu ler, naquele instante, o preço combinado, as faixas, os titulares ou os dependentes. </w:t>
+              <w:t xml:space="preserve">A mesma mensalidade não sai duas vezes.</w:t>
+            </w:r>
+            <w:r>
+              <w:rPr>
+                <w:color w:val="23293D"/>
+                <w:sz w:val="21"/>
+                <w:szCs w:val="21"/>
+              </w:rPr>
+              <w:t xml:space="preserve"> Se a mensalidade do mês já foi gerada — por esta tela ou pela cobrança de todas as empresas —, o sistema recusa e diz: </w:t>
+            </w:r>
+            <w:r>
+              <w:rPr>
+                <w:i/>
+                <w:iCs/>
+                <w:color w:val="23293D"/>
+                <w:sz w:val="21"/>
+                <w:szCs w:val="21"/>
+              </w:rPr>
+              <w:t xml:space="preserve">"A mensalidade de setembro/2026 desta empresa já foi gerada. Para refazê-la, cancele a atual primeiro."</w:t>
+            </w:r>
+            <w:r>
+              <w:rPr>
+                <w:color w:val="23293D"/>
+                <w:sz w:val="21"/>
+                <w:szCs w:val="21"/>
+              </w:rPr>
+              <w:t xml:space="preserve"> A trava é do </w:t>
             </w:r>
             <w:r>
               <w:rPr>
@@ -9823,16 +10177,21 @@
                 <w:sz w:val="21"/>
                 <w:szCs w:val="21"/>
               </w:rPr>
-              <w:t xml:space="preserve">Nada foi gerado.</w:t>
-            </w:r>
-            <w:r>
-              <w:rPr>
-                <w:color w:val="23293D"/>
-                <w:sz w:val="21"/>
-                <w:szCs w:val="21"/>
-              </w:rPr>
-              <w:t xml:space="preserve"> Tente de novo em instantes. É de propósito: antes, uma falha momentânea fazia a cobrança sair com o preço padrão da rede ou </w:t>
-            </w:r>
+              <w:t xml:space="preserve">banco</w:t>
+            </w:r>
+            <w:r>
+              <w:rPr>
+                <w:color w:val="23293D"/>
+                <w:sz w:val="21"/>
+                <w:szCs w:val="21"/>
+              </w:rPr>
+              <w:t xml:space="preserve">, então vale para qualquer caminho, inclusive dois cliques seguidos.</w:t>
+            </w:r>
+          </w:p>
+          <w:p>
+            <w:pPr>
+              <w:spacing w:after="140" w:line="280"/>
+            </w:pPr>
             <w:r>
               <w:rPr>
                 <w:b/>
@@ -9841,15 +10200,15 @@
                 <w:sz w:val="21"/>
                 <w:szCs w:val="21"/>
               </w:rPr>
-              <w:t xml:space="preserve">sem os dependentes</w:t>
-            </w:r>
-            <w:r>
-              <w:rPr>
-                <w:color w:val="23293D"/>
-                <w:sz w:val="21"/>
-                <w:szCs w:val="21"/>
-              </w:rPr>
-              <w:t xml:space="preserve"> — mais barata ou mais cara, e sem ninguém perceber. O mesmo vale para o </w:t>
+              <w:t xml:space="preserve">Empresa com mais de um documento</w:t>
+            </w:r>
+            <w:r>
+              <w:rPr>
+                <w:color w:val="23293D"/>
+                <w:sz w:val="21"/>
+                <w:szCs w:val="21"/>
+              </w:rPr>
+              <w:t xml:space="preserve"> (CNPJ/CAEPF) recebe </w:t>
             </w:r>
             <w:r>
               <w:rPr>
@@ -9859,15 +10218,15 @@
                 <w:sz w:val="21"/>
                 <w:szCs w:val="21"/>
               </w:rPr>
-              <w:t xml:space="preserve">termo de inclusão</w:t>
-            </w:r>
-            <w:r>
-              <w:rPr>
-                <w:color w:val="23293D"/>
-                <w:sz w:val="21"/>
-                <w:szCs w:val="21"/>
-              </w:rPr>
-              <w:t xml:space="preserve"> e para a </w:t>
+              <w:t xml:space="preserve">um boleto por documento</w:t>
+            </w:r>
+            <w:r>
+              <w:rPr>
+                <w:color w:val="23293D"/>
+                <w:sz w:val="21"/>
+                <w:szCs w:val="21"/>
+              </w:rPr>
+              <w:t xml:space="preserve"> no mesmo mês — isso é normal, e a trava deixa. O que ela barra é o </w:t>
             </w:r>
             <w:r>
               <w:rPr>
@@ -9877,15 +10236,15 @@
                 <w:sz w:val="21"/>
                 <w:szCs w:val="21"/>
               </w:rPr>
-              <w:t xml:space="preserve">proposta</w:t>
-            </w:r>
-            <w:r>
-              <w:rPr>
-                <w:color w:val="23293D"/>
-                <w:sz w:val="21"/>
-                <w:szCs w:val="21"/>
-              </w:rPr>
-              <w:t xml:space="preserve">: sem conseguir ler os valores, eles não são montados. Na geração </w:t>
+              <w:t xml:space="preserve">mesmo documento</w:t>
+            </w:r>
+            <w:r>
+              <w:rPr>
+                <w:color w:val="23293D"/>
+                <w:sz w:val="21"/>
+                <w:szCs w:val="21"/>
+              </w:rPr>
+              <w:t xml:space="preserve"> cobrado duas vezes no </w:t>
             </w:r>
             <w:r>
               <w:rPr>
@@ -9895,16 +10254,21 @@
                 <w:sz w:val="21"/>
                 <w:szCs w:val="21"/>
               </w:rPr>
-              <w:t xml:space="preserve">em lote</w:t>
-            </w:r>
-            <w:r>
-              <w:rPr>
-                <w:color w:val="23293D"/>
-                <w:sz w:val="21"/>
-                <w:szCs w:val="21"/>
-              </w:rPr>
-              <w:t xml:space="preserve">, a empresa aparece entre as </w:t>
-            </w:r>
+              <w:t xml:space="preserve">mesmo mês</w:t>
+            </w:r>
+            <w:r>
+              <w:rPr>
+                <w:color w:val="23293D"/>
+                <w:sz w:val="21"/>
+                <w:szCs w:val="21"/>
+              </w:rPr>
+              <w:t xml:space="preserve">.</w:t>
+            </w:r>
+          </w:p>
+          <w:p>
+            <w:pPr>
+              <w:spacing w:after="140" w:line="280"/>
+            </w:pPr>
             <w:r>
               <w:rPr>
                 <w:b/>
@@ -9913,15 +10277,15 @@
                 <w:sz w:val="21"/>
                 <w:szCs w:val="21"/>
               </w:rPr>
-              <w:t xml:space="preserve">puladas</w:t>
-            </w:r>
-            <w:r>
-              <w:rPr>
-                <w:color w:val="23293D"/>
-                <w:sz w:val="21"/>
-                <w:szCs w:val="21"/>
-              </w:rPr>
-              <w:t xml:space="preserve">, com esse motivo.</w:t>
+              <w:t xml:space="preserve">Para corrigir uma mensalidade errada:</w:t>
+            </w:r>
+            <w:r>
+              <w:rPr>
+                <w:color w:val="23293D"/>
+                <w:sz w:val="21"/>
+                <w:szCs w:val="21"/>
+              </w:rPr>
+              <w:t xml:space="preserve"> cancele a atual e gere de novo. Cobrança cancelada não conta para a trava.</w:t>
             </w:r>
           </w:p>
         </w:tc>
@@ -9937,440 +10301,6 @@
           <w:szCs w:val="2"/>
         </w:rPr>
         <w:t xml:space="preserve"/>
-      </w:r>
-    </w:p>
-    <w:p>
-      <w:pPr>
-        <w:spacing w:after="140" w:line="280"/>
-      </w:pPr>
-      <w:r>
-        <w:rPr>
-          <w:b/>
-          <w:bCs/>
-          <w:color w:val="23293D"/>
-          <w:sz w:val="21"/>
-          <w:szCs w:val="21"/>
-        </w:rPr>
-        <w:t xml:space="preserve">A implantação não espera os cadastros.</w:t>
-      </w:r>
-      <w:r>
-        <w:rPr>
-          <w:color w:val="23293D"/>
-          <w:sz w:val="21"/>
-          <w:szCs w:val="21"/>
-        </w:rPr>
-        <w:t xml:space="preserve"> Ao clicar em </w:t>
-      </w:r>
-      <w:r>
-        <w:rPr>
-          <w:b/>
-          <w:bCs/>
-          <w:color w:val="23293D"/>
-          <w:sz w:val="21"/>
-          <w:szCs w:val="21"/>
-        </w:rPr>
-        <w:t xml:space="preserve">Gerar implantação</w:t>
-      </w:r>
-      <w:r>
-        <w:rPr>
-          <w:color w:val="23293D"/>
-          <w:sz w:val="21"/>
-          <w:szCs w:val="21"/>
-        </w:rPr>
-        <w:t xml:space="preserve">:</w:t>
-      </w:r>
-    </w:p>
-    <w:p>
-      <w:pPr>
-        <w:pStyle w:val="ListParagraph"/>
-        <w:numPr>
-          <w:ilvl w:val="0"/>
-          <w:numId w:val="14"/>
-        </w:numPr>
-        <w:spacing w:after="80" w:line="270"/>
-      </w:pPr>
-      <w:r>
-        <w:rPr>
-          <w:color w:val="23293D"/>
-          <w:sz w:val="21"/>
-          <w:szCs w:val="21"/>
-        </w:rPr>
-        <w:t xml:space="preserve">Se a empresa tem </w:t>
-      </w:r>
-      <w:r>
-        <w:rPr>
-          <w:b/>
-          <w:bCs/>
-          <w:color w:val="23293D"/>
-          <w:sz w:val="21"/>
-          <w:szCs w:val="21"/>
-        </w:rPr>
-        <w:t xml:space="preserve">quantidade contratada</w:t>
-      </w:r>
-      <w:r>
-        <w:rPr>
-          <w:color w:val="23293D"/>
-          <w:sz w:val="21"/>
-          <w:szCs w:val="21"/>
-        </w:rPr>
-        <w:t xml:space="preserve"> (veio da proposta), a conta usa </w:t>
-      </w:r>
-      <w:r>
-        <w:rPr>
-          <w:b/>
-          <w:bCs/>
-          <w:color w:val="23293D"/>
-          <w:sz w:val="21"/>
-          <w:szCs w:val="21"/>
-        </w:rPr>
-        <w:t xml:space="preserve">ela</w:t>
-      </w:r>
-      <w:r>
-        <w:rPr>
-          <w:color w:val="23293D"/>
-          <w:sz w:val="21"/>
-          <w:szCs w:val="21"/>
-        </w:rPr>
-        <w:t xml:space="preserve">, mesmo que ainda haja menos gente cadastrada — e a tela diz isso, com os dois números.</w:t>
-      </w:r>
-    </w:p>
-    <w:p>
-      <w:pPr>
-        <w:pStyle w:val="ListParagraph"/>
-        <w:numPr>
-          <w:ilvl w:val="0"/>
-          <w:numId w:val="14"/>
-        </w:numPr>
-        <w:spacing w:after="80" w:line="270"/>
-      </w:pPr>
-      <w:r>
-        <w:rPr>
-          <w:color w:val="23293D"/>
-          <w:sz w:val="21"/>
-          <w:szCs w:val="21"/>
-        </w:rPr>
-        <w:t xml:space="preserve">Se </w:t>
-      </w:r>
-      <w:r>
-        <w:rPr>
-          <w:b/>
-          <w:bCs/>
-          <w:color w:val="23293D"/>
-          <w:sz w:val="21"/>
-          <w:szCs w:val="21"/>
-        </w:rPr>
-        <w:t xml:space="preserve">não há titulares nem quantidade contratada</w:t>
-      </w:r>
-      <w:r>
-        <w:rPr>
-          <w:color w:val="23293D"/>
-          <w:sz w:val="21"/>
-          <w:szCs w:val="21"/>
-        </w:rPr>
-        <w:t xml:space="preserve">, a tela </w:t>
-      </w:r>
-      <w:r>
-        <w:rPr>
-          <w:b/>
-          <w:bCs/>
-          <w:color w:val="23293D"/>
-          <w:sz w:val="21"/>
-          <w:szCs w:val="21"/>
-        </w:rPr>
-        <w:t xml:space="preserve">pede o valor</w:t>
-      </w:r>
-      <w:r>
-        <w:rPr>
-          <w:color w:val="23293D"/>
-          <w:sz w:val="21"/>
-          <w:szCs w:val="21"/>
-        </w:rPr>
-        <w:t xml:space="preserve">.</w:t>
-      </w:r>
-    </w:p>
-    <w:p>
-      <w:pPr>
-        <w:pStyle w:val="ListParagraph"/>
-        <w:numPr>
-          <w:ilvl w:val="0"/>
-          <w:numId w:val="14"/>
-        </w:numPr>
-        <w:spacing w:after="80" w:line="270"/>
-      </w:pPr>
-      <w:r>
-        <w:rPr>
-          <w:color w:val="23293D"/>
-          <w:sz w:val="21"/>
-          <w:szCs w:val="21"/>
-        </w:rPr>
-        <w:t xml:space="preserve">A </w:t>
-      </w:r>
-      <w:r>
-        <w:rPr>
-          <w:b/>
-          <w:bCs/>
-          <w:color w:val="23293D"/>
-          <w:sz w:val="21"/>
-          <w:szCs w:val="21"/>
-        </w:rPr>
-        <w:t xml:space="preserve">mensalidade</w:t>
-      </w:r>
-      <w:r>
-        <w:rPr>
-          <w:color w:val="23293D"/>
-          <w:sz w:val="21"/>
-          <w:szCs w:val="21"/>
-        </w:rPr>
-        <w:t xml:space="preserve">, essa sim, só é gerada com titulares ativos: são perguntas diferentes.</w:t>
-      </w:r>
-    </w:p>
-    <w:p>
-      <w:pPr>
-        <w:spacing w:after="140" w:line="280"/>
-      </w:pPr>
-      <w:r>
-        <w:rPr>
-          <w:b/>
-          <w:bCs/>
-          <w:color w:val="23293D"/>
-          <w:sz w:val="21"/>
-          <w:szCs w:val="21"/>
-        </w:rPr>
-        <w:t xml:space="preserve">Cada titular paga a implantação UMA vez — na etapa em que entra.</w:t>
-      </w:r>
-      <w:r>
-        <w:rPr>
-          <w:color w:val="23293D"/>
-          <w:sz w:val="21"/>
-          <w:szCs w:val="21"/>
-        </w:rPr>
-        <w:t xml:space="preserve"> Quando a empresa inclui titulares depois (pelo </w:t>
-      </w:r>
-      <w:r>
-        <w:rPr>
-          <w:b/>
-          <w:bCs/>
-          <w:color w:val="23293D"/>
-          <w:sz w:val="21"/>
-          <w:szCs w:val="21"/>
-        </w:rPr>
-        <w:t xml:space="preserve">termo de inclusão</w:t>
-      </w:r>
-      <w:r>
-        <w:rPr>
-          <w:color w:val="23293D"/>
-          <w:sz w:val="21"/>
-          <w:szCs w:val="21"/>
-        </w:rPr>
-        <w:t xml:space="preserve">), o primeiro pagamento desses titulares novos é a implantação deles. Exemplo: empresa de 100 colaboradores aderiu com 80 e, meses depois, incluiu os outros 20. A primeira implantação cobrou os 80; ao clicar de novo em </w:t>
-      </w:r>
-      <w:r>
-        <w:rPr>
-          <w:b/>
-          <w:bCs/>
-          <w:color w:val="23293D"/>
-          <w:sz w:val="21"/>
-          <w:szCs w:val="21"/>
-        </w:rPr>
-        <w:t xml:space="preserve">Gerar implantação</w:t>
-      </w:r>
-      <w:r>
-        <w:rPr>
-          <w:color w:val="23293D"/>
-          <w:sz w:val="21"/>
-          <w:szCs w:val="21"/>
-        </w:rPr>
-        <w:t xml:space="preserve">, a tela cobra </w:t>
-      </w:r>
-      <w:r>
-        <w:rPr>
-          <w:b/>
-          <w:bCs/>
-          <w:color w:val="23293D"/>
-          <w:sz w:val="21"/>
-          <w:szCs w:val="21"/>
-        </w:rPr>
-        <w:t xml:space="preserve">só os 20</w:t>
-      </w:r>
-      <w:r>
-        <w:rPr>
-          <w:color w:val="23293D"/>
-          <w:sz w:val="21"/>
-          <w:szCs w:val="21"/>
-        </w:rPr>
-        <w:t xml:space="preserve"> e mostra a conta: quantos a empresa tem hoje (contratados + termos aceitos), quantos já pagaram e a diferença.</w:t>
-      </w:r>
-    </w:p>
-    <w:p>
-      <w:pPr>
-        <w:pStyle w:val="ListParagraph"/>
-        <w:numPr>
-          <w:ilvl w:val="0"/>
-          <w:numId w:val="15"/>
-        </w:numPr>
-        <w:spacing w:after="80" w:line="270"/>
-      </w:pPr>
-      <w:r>
-        <w:rPr>
-          <w:color w:val="23293D"/>
-          <w:sz w:val="21"/>
-          <w:szCs w:val="21"/>
-        </w:rPr>
-        <w:t xml:space="preserve">O </w:t>
-      </w:r>
-      <w:r>
-        <w:rPr>
-          <w:b/>
-          <w:bCs/>
-          <w:color w:val="23293D"/>
-          <w:sz w:val="21"/>
-          <w:szCs w:val="21"/>
-        </w:rPr>
-        <w:t xml:space="preserve">preço por titular</w:t>
-      </w:r>
-      <w:r>
-        <w:rPr>
-          <w:color w:val="23293D"/>
-          <w:sz w:val="21"/>
-          <w:szCs w:val="21"/>
-        </w:rPr>
-        <w:t xml:space="preserve"> é o da </w:t>
-      </w:r>
-      <w:r>
-        <w:rPr>
-          <w:b/>
-          <w:bCs/>
-          <w:color w:val="23293D"/>
-          <w:sz w:val="21"/>
-          <w:szCs w:val="21"/>
-        </w:rPr>
-        <w:t xml:space="preserve">faixa da empresa inteira</w:t>
-      </w:r>
-      <w:r>
-        <w:rPr>
-          <w:color w:val="23293D"/>
-          <w:sz w:val="21"/>
-          <w:szCs w:val="21"/>
-        </w:rPr>
-        <w:t xml:space="preserve"> (100, no exemplo), não a de 20 — quem entra depois não paga mais caro por isso.</w:t>
-      </w:r>
-    </w:p>
-    <w:p>
-      <w:pPr>
-        <w:pStyle w:val="ListParagraph"/>
-        <w:numPr>
-          <w:ilvl w:val="0"/>
-          <w:numId w:val="15"/>
-        </w:numPr>
-        <w:spacing w:after="80" w:line="270"/>
-      </w:pPr>
-      <w:r>
-        <w:rPr>
-          <w:color w:val="23293D"/>
-          <w:sz w:val="21"/>
-          <w:szCs w:val="21"/>
-        </w:rPr>
-        <w:t xml:space="preserve">Se </w:t>
-      </w:r>
-      <w:r>
-        <w:rPr>
-          <w:b/>
-          <w:bCs/>
-          <w:color w:val="23293D"/>
-          <w:sz w:val="21"/>
-          <w:szCs w:val="21"/>
-        </w:rPr>
-        <w:t xml:space="preserve">todos já pagaram</w:t>
-      </w:r>
-      <w:r>
-        <w:rPr>
-          <w:color w:val="23293D"/>
-          <w:sz w:val="21"/>
-          <w:szCs w:val="21"/>
-        </w:rPr>
-        <w:t xml:space="preserve">, o sistema </w:t>
-      </w:r>
-      <w:r>
-        <w:rPr>
-          <w:b/>
-          <w:bCs/>
-          <w:color w:val="23293D"/>
-          <w:sz w:val="21"/>
-          <w:szCs w:val="21"/>
-        </w:rPr>
-        <w:t xml:space="preserve">não gera</w:t>
-      </w:r>
-      <w:r>
-        <w:rPr>
-          <w:color w:val="23293D"/>
-          <w:sz w:val="21"/>
-          <w:szCs w:val="21"/>
-        </w:rPr>
-        <w:t xml:space="preserve"> e diz por quê. É também o que impede a mesma implantação de sair duas vezes por dois cliques.</w:t>
-      </w:r>
-    </w:p>
-    <w:p>
-      <w:pPr>
-        <w:pStyle w:val="ListParagraph"/>
-        <w:numPr>
-          <w:ilvl w:val="0"/>
-          <w:numId w:val="15"/>
-        </w:numPr>
-        <w:spacing w:after="80" w:line="270"/>
-      </w:pPr>
-      <w:r>
-        <w:rPr>
-          <w:b/>
-          <w:bCs/>
-          <w:color w:val="23293D"/>
-          <w:sz w:val="21"/>
-          <w:szCs w:val="21"/>
-        </w:rPr>
-        <w:t xml:space="preserve">Cobrança cancelada não conta</w:t>
-      </w:r>
-      <w:r>
-        <w:rPr>
-          <w:color w:val="23293D"/>
-          <w:sz w:val="21"/>
-          <w:szCs w:val="21"/>
-        </w:rPr>
-        <w:t xml:space="preserve"> como paga: se a implantação foi cancelada, a próxima cobra aqueles titulares de novo.</w:t>
-      </w:r>
-    </w:p>
-    <w:p>
-      <w:pPr>
-        <w:pStyle w:val="ListParagraph"/>
-        <w:numPr>
-          <w:ilvl w:val="0"/>
-          <w:numId w:val="15"/>
-        </w:numPr>
-        <w:spacing w:after="80" w:line="270"/>
-      </w:pPr>
-      <w:r>
-        <w:rPr>
-          <w:color w:val="23293D"/>
-          <w:sz w:val="21"/>
-          <w:szCs w:val="21"/>
-        </w:rPr>
-        <w:t xml:space="preserve">A segunda etapa pode ser cobrada </w:t>
-      </w:r>
-      <w:r>
-        <w:rPr>
-          <w:b/>
-          <w:bCs/>
-          <w:color w:val="23293D"/>
-          <w:sz w:val="21"/>
-          <w:szCs w:val="21"/>
-        </w:rPr>
-        <w:t xml:space="preserve">antes</w:t>
-      </w:r>
-      <w:r>
-        <w:rPr>
-          <w:color w:val="23293D"/>
-          <w:sz w:val="21"/>
-          <w:szCs w:val="21"/>
-        </w:rPr>
-        <w:t xml:space="preserve"> de os 20 serem cadastrados — o termo de inclusão aceito já basta, igual à primeira implantação.</w:t>
       </w:r>
     </w:p>
     <w:tbl>
@@ -10412,15 +10342,15 @@
                 <w:sz w:val="21"/>
                 <w:szCs w:val="21"/>
               </w:rPr>
-              <w:t xml:space="preserve">Aviso em amarelo "implantação(ões) gerada(s) antes do registro":</w:t>
-            </w:r>
-            <w:r>
-              <w:rPr>
-                <w:color w:val="23293D"/>
-                <w:sz w:val="21"/>
-                <w:szCs w:val="21"/>
-              </w:rPr>
-              <w:t xml:space="preserve"> as implantações feitas </w:t>
+              <w:t xml:space="preserve">"Não foi possível conferir o preço e os titulares da empresa agora…"</w:t>
+            </w:r>
+            <w:r>
+              <w:rPr>
+                <w:color w:val="23293D"/>
+                <w:sz w:val="21"/>
+                <w:szCs w:val="21"/>
+              </w:rPr>
+              <w:t xml:space="preserve"> — o sistema não conseguiu ler, naquele instante, o preço combinado, as faixas, os titulares ou os dependentes. </w:t>
             </w:r>
             <w:r>
               <w:rPr>
@@ -10430,15 +10360,15 @@
                 <w:sz w:val="21"/>
                 <w:szCs w:val="21"/>
               </w:rPr>
-              <w:t xml:space="preserve">antes da versão 0.72.0</w:t>
-            </w:r>
-            <w:r>
-              <w:rPr>
-                <w:color w:val="23293D"/>
-                <w:sz w:val="21"/>
-                <w:szCs w:val="21"/>
-              </w:rPr>
-              <w:t xml:space="preserve"> não guardaram quantos titulares cobriram. Quando a empresa tem uma delas, a tela faz a conta do jeito antigo (todos) e avisa que pode estar repetindo quem já pagou. </w:t>
+              <w:t xml:space="preserve">Nada foi gerado.</w:t>
+            </w:r>
+            <w:r>
+              <w:rPr>
+                <w:color w:val="23293D"/>
+                <w:sz w:val="21"/>
+                <w:szCs w:val="21"/>
+              </w:rPr>
+              <w:t xml:space="preserve"> Tente de novo em instantes. É de propósito: antes, uma falha momentânea fazia a cobrança sair com o preço padrão da rede ou </w:t>
             </w:r>
             <w:r>
               <w:rPr>
@@ -10448,15 +10378,15 @@
                 <w:sz w:val="21"/>
                 <w:szCs w:val="21"/>
               </w:rPr>
-              <w:t xml:space="preserve">Confira e use Editar para acertar o valor.</w:t>
-            </w:r>
-            <w:r>
-              <w:rPr>
-                <w:color w:val="23293D"/>
-                <w:sz w:val="21"/>
-                <w:szCs w:val="21"/>
-              </w:rPr>
-              <w:t xml:space="preserve"> O mesmo aviso aparece quando a primeira implantação teve o </w:t>
+              <w:t xml:space="preserve">sem os dependentes</w:t>
+            </w:r>
+            <w:r>
+              <w:rPr>
+                <w:color w:val="23293D"/>
+                <w:sz w:val="21"/>
+                <w:szCs w:val="21"/>
+              </w:rPr>
+              <w:t xml:space="preserve"> — mais barata ou mais cara, e sem ninguém perceber. O mesmo vale para o </w:t>
             </w:r>
             <w:r>
               <w:rPr>
@@ -10466,15 +10396,69 @@
                 <w:sz w:val="21"/>
                 <w:szCs w:val="21"/>
               </w:rPr>
-              <w:t xml:space="preserve">valor informado à mão</w:t>
-            </w:r>
-            <w:r>
-              <w:rPr>
-                <w:color w:val="23293D"/>
-                <w:sz w:val="21"/>
-                <w:szCs w:val="21"/>
-              </w:rPr>
-              <w:t xml:space="preserve"> (sem titulares nem quantidade contratada): ninguém sabe quantos titulares aquele valor cobriu.</w:t>
+              <w:t xml:space="preserve">termo de inclusão</w:t>
+            </w:r>
+            <w:r>
+              <w:rPr>
+                <w:color w:val="23293D"/>
+                <w:sz w:val="21"/>
+                <w:szCs w:val="21"/>
+              </w:rPr>
+              <w:t xml:space="preserve"> e para a </w:t>
+            </w:r>
+            <w:r>
+              <w:rPr>
+                <w:b/>
+                <w:bCs/>
+                <w:color w:val="23293D"/>
+                <w:sz w:val="21"/>
+                <w:szCs w:val="21"/>
+              </w:rPr>
+              <w:t xml:space="preserve">proposta</w:t>
+            </w:r>
+            <w:r>
+              <w:rPr>
+                <w:color w:val="23293D"/>
+                <w:sz w:val="21"/>
+                <w:szCs w:val="21"/>
+              </w:rPr>
+              <w:t xml:space="preserve">: sem conseguir ler os valores, eles não são montados. Na geração </w:t>
+            </w:r>
+            <w:r>
+              <w:rPr>
+                <w:b/>
+                <w:bCs/>
+                <w:color w:val="23293D"/>
+                <w:sz w:val="21"/>
+                <w:szCs w:val="21"/>
+              </w:rPr>
+              <w:t xml:space="preserve">em lote</w:t>
+            </w:r>
+            <w:r>
+              <w:rPr>
+                <w:color w:val="23293D"/>
+                <w:sz w:val="21"/>
+                <w:szCs w:val="21"/>
+              </w:rPr>
+              <w:t xml:space="preserve">, a empresa aparece entre as </w:t>
+            </w:r>
+            <w:r>
+              <w:rPr>
+                <w:b/>
+                <w:bCs/>
+                <w:color w:val="23293D"/>
+                <w:sz w:val="21"/>
+                <w:szCs w:val="21"/>
+              </w:rPr>
+              <w:t xml:space="preserve">puladas</w:t>
+            </w:r>
+            <w:r>
+              <w:rPr>
+                <w:color w:val="23293D"/>
+                <w:sz w:val="21"/>
+                <w:szCs w:val="21"/>
+              </w:rPr>
+              <w:t xml:space="preserve">, com esse motivo.</w:t>
             </w:r>
           </w:p>
         </w:tc>
@@ -10490,6 +10474,553 @@
           <w:szCs w:val="2"/>
         </w:rPr>
         <w:t xml:space="preserve"/>
+      </w:r>
+    </w:p>
+    <w:p>
+      <w:pPr>
+        <w:spacing w:after="140" w:line="280"/>
+      </w:pPr>
+      <w:r>
+        <w:rPr>
+          <w:b/>
+          <w:bCs/>
+          <w:color w:val="23293D"/>
+          <w:sz w:val="21"/>
+          <w:szCs w:val="21"/>
+        </w:rPr>
+        <w:t xml:space="preserve">Empresa de valor fixo:</w:t>
+      </w:r>
+      <w:r>
+        <w:rPr>
+          <w:color w:val="23293D"/>
+          <w:sz w:val="21"/>
+          <w:szCs w:val="21"/>
+        </w:rPr>
+        <w:t xml:space="preserve"> a implantação é </w:t>
+      </w:r>
+      <w:r>
+        <w:rPr>
+          <w:b/>
+          <w:bCs/>
+          <w:color w:val="23293D"/>
+          <w:sz w:val="21"/>
+          <w:szCs w:val="21"/>
+        </w:rPr>
+        <w:t xml:space="preserve">um mês do valor fixo</w:t>
+      </w:r>
+      <w:r>
+        <w:rPr>
+          <w:color w:val="23293D"/>
+          <w:sz w:val="21"/>
+          <w:szCs w:val="21"/>
+        </w:rPr>
+        <w:t xml:space="preserve">. Depois de um termo de inclusão aceito, </w:t>
+      </w:r>
+      <w:r>
+        <w:rPr>
+          <w:b/>
+          <w:bCs/>
+          <w:color w:val="23293D"/>
+          <w:sz w:val="21"/>
+          <w:szCs w:val="21"/>
+        </w:rPr>
+        <w:t xml:space="preserve">Gerar implantação</w:t>
+      </w:r>
+      <w:r>
+        <w:rPr>
+          <w:color w:val="23293D"/>
+          <w:sz w:val="21"/>
+          <w:szCs w:val="21"/>
+        </w:rPr>
+        <w:t xml:space="preserve"> cobra </w:t>
+      </w:r>
+      <w:r>
+        <w:rPr>
+          <w:b/>
+          <w:bCs/>
+          <w:color w:val="23293D"/>
+          <w:sz w:val="21"/>
+          <w:szCs w:val="21"/>
+        </w:rPr>
+        <w:t xml:space="preserve">só o acréscimo</w:t>
+      </w:r>
+      <w:r>
+        <w:rPr>
+          <w:color w:val="23293D"/>
+          <w:sz w:val="21"/>
+          <w:szCs w:val="21"/>
+        </w:rPr>
+        <w:t xml:space="preserve"> que o termo trouxe (a mensalidade de hoje menos o que as implantações anteriores já cobraram), e a tela mostra a conta. Se não há acréscimo novo, o sistema </w:t>
+      </w:r>
+      <w:r>
+        <w:rPr>
+          <w:b/>
+          <w:bCs/>
+          <w:color w:val="23293D"/>
+          <w:sz w:val="21"/>
+          <w:szCs w:val="21"/>
+        </w:rPr>
+        <w:t xml:space="preserve">não gera</w:t>
+      </w:r>
+      <w:r>
+        <w:rPr>
+          <w:color w:val="23293D"/>
+          <w:sz w:val="21"/>
+          <w:szCs w:val="21"/>
+        </w:rPr>
+        <w:t xml:space="preserve"> e diz por quê. O restante desta seção vale para a empresa </w:t>
+      </w:r>
+      <w:r>
+        <w:rPr>
+          <w:b/>
+          <w:bCs/>
+          <w:color w:val="23293D"/>
+          <w:sz w:val="21"/>
+          <w:szCs w:val="21"/>
+        </w:rPr>
+        <w:t xml:space="preserve">por titular</w:t>
+      </w:r>
+      <w:r>
+        <w:rPr>
+          <w:color w:val="23293D"/>
+          <w:sz w:val="21"/>
+          <w:szCs w:val="21"/>
+        </w:rPr>
+        <w:t xml:space="preserve">.</w:t>
+      </w:r>
+    </w:p>
+    <w:p>
+      <w:pPr>
+        <w:spacing w:after="140" w:line="280"/>
+      </w:pPr>
+      <w:r>
+        <w:rPr>
+          <w:b/>
+          <w:bCs/>
+          <w:color w:val="23293D"/>
+          <w:sz w:val="21"/>
+          <w:szCs w:val="21"/>
+        </w:rPr>
+        <w:t xml:space="preserve">A implantação não espera os cadastros.</w:t>
+      </w:r>
+      <w:r>
+        <w:rPr>
+          <w:color w:val="23293D"/>
+          <w:sz w:val="21"/>
+          <w:szCs w:val="21"/>
+        </w:rPr>
+        <w:t xml:space="preserve"> Ao clicar em </w:t>
+      </w:r>
+      <w:r>
+        <w:rPr>
+          <w:b/>
+          <w:bCs/>
+          <w:color w:val="23293D"/>
+          <w:sz w:val="21"/>
+          <w:szCs w:val="21"/>
+        </w:rPr>
+        <w:t xml:space="preserve">Gerar implantação</w:t>
+      </w:r>
+      <w:r>
+        <w:rPr>
+          <w:color w:val="23293D"/>
+          <w:sz w:val="21"/>
+          <w:szCs w:val="21"/>
+        </w:rPr>
+        <w:t xml:space="preserve">:</w:t>
+      </w:r>
+    </w:p>
+    <w:p>
+      <w:pPr>
+        <w:pStyle w:val="ListParagraph"/>
+        <w:numPr>
+          <w:ilvl w:val="0"/>
+          <w:numId w:val="15"/>
+        </w:numPr>
+        <w:spacing w:after="80" w:line="270"/>
+      </w:pPr>
+      <w:r>
+        <w:rPr>
+          <w:color w:val="23293D"/>
+          <w:sz w:val="21"/>
+          <w:szCs w:val="21"/>
+        </w:rPr>
+        <w:t xml:space="preserve">Se a empresa tem </w:t>
+      </w:r>
+      <w:r>
+        <w:rPr>
+          <w:b/>
+          <w:bCs/>
+          <w:color w:val="23293D"/>
+          <w:sz w:val="21"/>
+          <w:szCs w:val="21"/>
+        </w:rPr>
+        <w:t xml:space="preserve">quantidade contratada</w:t>
+      </w:r>
+      <w:r>
+        <w:rPr>
+          <w:color w:val="23293D"/>
+          <w:sz w:val="21"/>
+          <w:szCs w:val="21"/>
+        </w:rPr>
+        <w:t xml:space="preserve"> (veio da proposta), a conta usa </w:t>
+      </w:r>
+      <w:r>
+        <w:rPr>
+          <w:b/>
+          <w:bCs/>
+          <w:color w:val="23293D"/>
+          <w:sz w:val="21"/>
+          <w:szCs w:val="21"/>
+        </w:rPr>
+        <w:t xml:space="preserve">ela</w:t>
+      </w:r>
+      <w:r>
+        <w:rPr>
+          <w:color w:val="23293D"/>
+          <w:sz w:val="21"/>
+          <w:szCs w:val="21"/>
+        </w:rPr>
+        <w:t xml:space="preserve">, mesmo que ainda haja menos gente cadastrada — e a tela diz isso, com os dois números.</w:t>
+      </w:r>
+    </w:p>
+    <w:p>
+      <w:pPr>
+        <w:pStyle w:val="ListParagraph"/>
+        <w:numPr>
+          <w:ilvl w:val="0"/>
+          <w:numId w:val="15"/>
+        </w:numPr>
+        <w:spacing w:after="80" w:line="270"/>
+      </w:pPr>
+      <w:r>
+        <w:rPr>
+          <w:color w:val="23293D"/>
+          <w:sz w:val="21"/>
+          <w:szCs w:val="21"/>
+        </w:rPr>
+        <w:t xml:space="preserve">Se </w:t>
+      </w:r>
+      <w:r>
+        <w:rPr>
+          <w:b/>
+          <w:bCs/>
+          <w:color w:val="23293D"/>
+          <w:sz w:val="21"/>
+          <w:szCs w:val="21"/>
+        </w:rPr>
+        <w:t xml:space="preserve">não há titulares nem quantidade contratada</w:t>
+      </w:r>
+      <w:r>
+        <w:rPr>
+          <w:color w:val="23293D"/>
+          <w:sz w:val="21"/>
+          <w:szCs w:val="21"/>
+        </w:rPr>
+        <w:t xml:space="preserve">, a tela </w:t>
+      </w:r>
+      <w:r>
+        <w:rPr>
+          <w:b/>
+          <w:bCs/>
+          <w:color w:val="23293D"/>
+          <w:sz w:val="21"/>
+          <w:szCs w:val="21"/>
+        </w:rPr>
+        <w:t xml:space="preserve">pede o valor</w:t>
+      </w:r>
+      <w:r>
+        <w:rPr>
+          <w:color w:val="23293D"/>
+          <w:sz w:val="21"/>
+          <w:szCs w:val="21"/>
+        </w:rPr>
+        <w:t xml:space="preserve">.</w:t>
+      </w:r>
+    </w:p>
+    <w:p>
+      <w:pPr>
+        <w:pStyle w:val="ListParagraph"/>
+        <w:numPr>
+          <w:ilvl w:val="0"/>
+          <w:numId w:val="15"/>
+        </w:numPr>
+        <w:spacing w:after="80" w:line="270"/>
+      </w:pPr>
+      <w:r>
+        <w:rPr>
+          <w:color w:val="23293D"/>
+          <w:sz w:val="21"/>
+          <w:szCs w:val="21"/>
+        </w:rPr>
+        <w:t xml:space="preserve">A </w:t>
+      </w:r>
+      <w:r>
+        <w:rPr>
+          <w:b/>
+          <w:bCs/>
+          <w:color w:val="23293D"/>
+          <w:sz w:val="21"/>
+          <w:szCs w:val="21"/>
+        </w:rPr>
+        <w:t xml:space="preserve">mensalidade</w:t>
+      </w:r>
+      <w:r>
+        <w:rPr>
+          <w:color w:val="23293D"/>
+          <w:sz w:val="21"/>
+          <w:szCs w:val="21"/>
+        </w:rPr>
+        <w:t xml:space="preserve">, essa sim, só é gerada com titulares ativos: são perguntas diferentes.</w:t>
+      </w:r>
+    </w:p>
+    <w:p>
+      <w:pPr>
+        <w:spacing w:after="140" w:line="280"/>
+      </w:pPr>
+      <w:r>
+        <w:rPr>
+          <w:b/>
+          <w:bCs/>
+          <w:color w:val="23293D"/>
+          <w:sz w:val="21"/>
+          <w:szCs w:val="21"/>
+        </w:rPr>
+        <w:t xml:space="preserve">Cada titular paga a implantação UMA vez — na etapa em que entra.</w:t>
+      </w:r>
+      <w:r>
+        <w:rPr>
+          <w:color w:val="23293D"/>
+          <w:sz w:val="21"/>
+          <w:szCs w:val="21"/>
+        </w:rPr>
+        <w:t xml:space="preserve"> Quando a empresa inclui titulares depois (pelo </w:t>
+      </w:r>
+      <w:r>
+        <w:rPr>
+          <w:b/>
+          <w:bCs/>
+          <w:color w:val="23293D"/>
+          <w:sz w:val="21"/>
+          <w:szCs w:val="21"/>
+        </w:rPr>
+        <w:t xml:space="preserve">termo de inclusão</w:t>
+      </w:r>
+      <w:r>
+        <w:rPr>
+          <w:color w:val="23293D"/>
+          <w:sz w:val="21"/>
+          <w:szCs w:val="21"/>
+        </w:rPr>
+        <w:t xml:space="preserve">), o primeiro pagamento desses titulares novos é a implantação deles. Exemplo: empresa de 100 colaboradores aderiu com 80 e, meses depois, incluiu os outros 20. A primeira implantação cobrou os 80; ao clicar de novo em </w:t>
+      </w:r>
+      <w:r>
+        <w:rPr>
+          <w:b/>
+          <w:bCs/>
+          <w:color w:val="23293D"/>
+          <w:sz w:val="21"/>
+          <w:szCs w:val="21"/>
+        </w:rPr>
+        <w:t xml:space="preserve">Gerar implantação</w:t>
+      </w:r>
+      <w:r>
+        <w:rPr>
+          <w:color w:val="23293D"/>
+          <w:sz w:val="21"/>
+          <w:szCs w:val="21"/>
+        </w:rPr>
+        <w:t xml:space="preserve">, a tela cobra </w:t>
+      </w:r>
+      <w:r>
+        <w:rPr>
+          <w:b/>
+          <w:bCs/>
+          <w:color w:val="23293D"/>
+          <w:sz w:val="21"/>
+          <w:szCs w:val="21"/>
+        </w:rPr>
+        <w:t xml:space="preserve">só os 20</w:t>
+      </w:r>
+      <w:r>
+        <w:rPr>
+          <w:color w:val="23293D"/>
+          <w:sz w:val="21"/>
+          <w:szCs w:val="21"/>
+        </w:rPr>
+        <w:t xml:space="preserve"> e mostra a conta: quantos a empresa tem hoje (contratados + termos aceitos), quantos já pagaram e a diferença.</w:t>
+      </w:r>
+    </w:p>
+    <w:p>
+      <w:pPr>
+        <w:pStyle w:val="ListParagraph"/>
+        <w:numPr>
+          <w:ilvl w:val="0"/>
+          <w:numId w:val="16"/>
+        </w:numPr>
+        <w:spacing w:after="80" w:line="270"/>
+      </w:pPr>
+      <w:r>
+        <w:rPr>
+          <w:color w:val="23293D"/>
+          <w:sz w:val="21"/>
+          <w:szCs w:val="21"/>
+        </w:rPr>
+        <w:t xml:space="preserve">O </w:t>
+      </w:r>
+      <w:r>
+        <w:rPr>
+          <w:b/>
+          <w:bCs/>
+          <w:color w:val="23293D"/>
+          <w:sz w:val="21"/>
+          <w:szCs w:val="21"/>
+        </w:rPr>
+        <w:t xml:space="preserve">preço por titular</w:t>
+      </w:r>
+      <w:r>
+        <w:rPr>
+          <w:color w:val="23293D"/>
+          <w:sz w:val="21"/>
+          <w:szCs w:val="21"/>
+        </w:rPr>
+        <w:t xml:space="preserve"> é o da </w:t>
+      </w:r>
+      <w:r>
+        <w:rPr>
+          <w:b/>
+          <w:bCs/>
+          <w:color w:val="23293D"/>
+          <w:sz w:val="21"/>
+          <w:szCs w:val="21"/>
+        </w:rPr>
+        <w:t xml:space="preserve">faixa da empresa inteira</w:t>
+      </w:r>
+      <w:r>
+        <w:rPr>
+          <w:color w:val="23293D"/>
+          <w:sz w:val="21"/>
+          <w:szCs w:val="21"/>
+        </w:rPr>
+        <w:t xml:space="preserve"> (100, no exemplo), não a de 20 — quem entra depois não paga mais caro por isso.</w:t>
+      </w:r>
+    </w:p>
+    <w:p>
+      <w:pPr>
+        <w:pStyle w:val="ListParagraph"/>
+        <w:numPr>
+          <w:ilvl w:val="0"/>
+          <w:numId w:val="16"/>
+        </w:numPr>
+        <w:spacing w:after="80" w:line="270"/>
+      </w:pPr>
+      <w:r>
+        <w:rPr>
+          <w:color w:val="23293D"/>
+          <w:sz w:val="21"/>
+          <w:szCs w:val="21"/>
+        </w:rPr>
+        <w:t xml:space="preserve">Se </w:t>
+      </w:r>
+      <w:r>
+        <w:rPr>
+          <w:b/>
+          <w:bCs/>
+          <w:color w:val="23293D"/>
+          <w:sz w:val="21"/>
+          <w:szCs w:val="21"/>
+        </w:rPr>
+        <w:t xml:space="preserve">todos já pagaram</w:t>
+      </w:r>
+      <w:r>
+        <w:rPr>
+          <w:color w:val="23293D"/>
+          <w:sz w:val="21"/>
+          <w:szCs w:val="21"/>
+        </w:rPr>
+        <w:t xml:space="preserve">, o sistema </w:t>
+      </w:r>
+      <w:r>
+        <w:rPr>
+          <w:b/>
+          <w:bCs/>
+          <w:color w:val="23293D"/>
+          <w:sz w:val="21"/>
+          <w:szCs w:val="21"/>
+        </w:rPr>
+        <w:t xml:space="preserve">não gera</w:t>
+      </w:r>
+      <w:r>
+        <w:rPr>
+          <w:color w:val="23293D"/>
+          <w:sz w:val="21"/>
+          <w:szCs w:val="21"/>
+        </w:rPr>
+        <w:t xml:space="preserve"> e diz por quê. É também o que impede a mesma implantação de sair duas vezes por dois cliques.</w:t>
+      </w:r>
+    </w:p>
+    <w:p>
+      <w:pPr>
+        <w:pStyle w:val="ListParagraph"/>
+        <w:numPr>
+          <w:ilvl w:val="0"/>
+          <w:numId w:val="16"/>
+        </w:numPr>
+        <w:spacing w:after="80" w:line="270"/>
+      </w:pPr>
+      <w:r>
+        <w:rPr>
+          <w:b/>
+          <w:bCs/>
+          <w:color w:val="23293D"/>
+          <w:sz w:val="21"/>
+          <w:szCs w:val="21"/>
+        </w:rPr>
+        <w:t xml:space="preserve">Cobrança cancelada não conta</w:t>
+      </w:r>
+      <w:r>
+        <w:rPr>
+          <w:color w:val="23293D"/>
+          <w:sz w:val="21"/>
+          <w:szCs w:val="21"/>
+        </w:rPr>
+        <w:t xml:space="preserve"> como paga: se a implantação foi cancelada, a próxima cobra aqueles titulares de novo.</w:t>
+      </w:r>
+    </w:p>
+    <w:p>
+      <w:pPr>
+        <w:pStyle w:val="ListParagraph"/>
+        <w:numPr>
+          <w:ilvl w:val="0"/>
+          <w:numId w:val="16"/>
+        </w:numPr>
+        <w:spacing w:after="80" w:line="270"/>
+      </w:pPr>
+      <w:r>
+        <w:rPr>
+          <w:color w:val="23293D"/>
+          <w:sz w:val="21"/>
+          <w:szCs w:val="21"/>
+        </w:rPr>
+        <w:t xml:space="preserve">A segunda etapa pode ser cobrada </w:t>
+      </w:r>
+      <w:r>
+        <w:rPr>
+          <w:b/>
+          <w:bCs/>
+          <w:color w:val="23293D"/>
+          <w:sz w:val="21"/>
+          <w:szCs w:val="21"/>
+        </w:rPr>
+        <w:t xml:space="preserve">antes</w:t>
+      </w:r>
+      <w:r>
+        <w:rPr>
+          <w:color w:val="23293D"/>
+          <w:sz w:val="21"/>
+          <w:szCs w:val="21"/>
+        </w:rPr>
+        <w:t xml:space="preserve"> de os 20 serem cadastrados — o termo de inclusão aceito já basta, igual à primeira implantação.</w:t>
       </w:r>
     </w:p>
     <w:tbl>
@@ -10531,15 +11062,15 @@
                 <w:sz w:val="21"/>
                 <w:szCs w:val="21"/>
               </w:rPr>
-              <w:t xml:space="preserve">O vencimento e o valor são editáveis depois.</w:t>
-            </w:r>
-            <w:r>
-              <w:rPr>
-                <w:color w:val="23293D"/>
-                <w:sz w:val="21"/>
-                <w:szCs w:val="21"/>
-              </w:rPr>
-              <w:t xml:space="preserve"> Toda cobrança ainda não paga tem o botão </w:t>
+              <w:t xml:space="preserve">Aviso em amarelo "implantação(ões) gerada(s) antes do registro":</w:t>
+            </w:r>
+            <w:r>
+              <w:rPr>
+                <w:color w:val="23293D"/>
+                <w:sz w:val="21"/>
+                <w:szCs w:val="21"/>
+              </w:rPr>
+              <w:t xml:space="preserve"> as implantações feitas </w:t>
             </w:r>
             <w:r>
               <w:rPr>
@@ -10549,15 +11080,15 @@
                 <w:sz w:val="21"/>
                 <w:szCs w:val="21"/>
               </w:rPr>
-              <w:t xml:space="preserve">Editar</w:t>
-            </w:r>
-            <w:r>
-              <w:rPr>
-                <w:color w:val="23293D"/>
-                <w:sz w:val="21"/>
-                <w:szCs w:val="21"/>
-              </w:rPr>
-              <w:t xml:space="preserve"> (valor, vencimento e descrição). O vencimento padrão vem do </w:t>
+              <w:t xml:space="preserve">antes da versão 0.72.0</w:t>
+            </w:r>
+            <w:r>
+              <w:rPr>
+                <w:color w:val="23293D"/>
+                <w:sz w:val="21"/>
+                <w:szCs w:val="21"/>
+              </w:rPr>
+              <w:t xml:space="preserve"> não guardaram quantos titulares cobriram. Quando a empresa tem uma delas, a tela faz a conta do jeito antigo (todos) e avisa que pode estar repetindo quem já pagou. </w:t>
             </w:r>
             <w:r>
               <w:rPr>
@@ -10567,15 +11098,33 @@
                 <w:sz w:val="21"/>
                 <w:szCs w:val="21"/>
               </w:rPr>
-              <w:t xml:space="preserve">dia de vencimento</w:t>
-            </w:r>
-            <w:r>
-              <w:rPr>
-                <w:color w:val="23293D"/>
-                <w:sz w:val="21"/>
-                <w:szCs w:val="21"/>
-              </w:rPr>
-              <w:t xml:space="preserve"> que está no cadastro da empresa, em Dados Gerais — mudar lá muda o padrão das próximas.</w:t>
+              <w:t xml:space="preserve">Confira e use Editar para acertar o valor.</w:t>
+            </w:r>
+            <w:r>
+              <w:rPr>
+                <w:color w:val="23293D"/>
+                <w:sz w:val="21"/>
+                <w:szCs w:val="21"/>
+              </w:rPr>
+              <w:t xml:space="preserve"> O mesmo aviso aparece quando a primeira implantação teve o </w:t>
+            </w:r>
+            <w:r>
+              <w:rPr>
+                <w:b/>
+                <w:bCs/>
+                <w:color w:val="23293D"/>
+                <w:sz w:val="21"/>
+                <w:szCs w:val="21"/>
+              </w:rPr>
+              <w:t xml:space="preserve">valor informado à mão</w:t>
+            </w:r>
+            <w:r>
+              <w:rPr>
+                <w:color w:val="23293D"/>
+                <w:sz w:val="21"/>
+                <w:szCs w:val="21"/>
+              </w:rPr>
+              <w:t xml:space="preserve"> (sem titulares nem quantidade contratada): ninguém sabe quantos titulares aquele valor cobriu.</w:t>
             </w:r>
           </w:p>
         </w:tc>
@@ -10593,6 +11142,107 @@
         <w:t xml:space="preserve"/>
       </w:r>
     </w:p>
+    <w:tbl>
+      <w:tblPr>
+        <w:tblW w:type="dxa" w:w="9638"/>
+        <w:tblBorders>
+          <w:top w:val="single" w:color="F5F3EC" w:sz="2"/>
+          <w:left w:val="single" w:color="B98B2E" w:sz="18"/>
+          <w:bottom w:val="single" w:color="F5F3EC" w:sz="2"/>
+          <w:right w:val="single" w:color="F5F3EC" w:sz="2"/>
+          <w:insideH w:val="none" w:color="auto" w:sz="0"/>
+          <w:insideV w:val="none" w:color="auto" w:sz="0"/>
+        </w:tblBorders>
+      </w:tblPr>
+      <w:tblGrid>
+        <w:gridCol w:w="9638"/>
+      </w:tblGrid>
+      <w:tr>
+        <w:tc>
+          <w:tcPr>
+            <w:tcW w:type="dxa" w:w="9638"/>
+            <w:shd w:fill="F5F3EC" w:color="auto" w:val="clear"/>
+            <w:tcMar>
+              <w:top w:type="dxa" w:w="160"/>
+              <w:left w:type="dxa" w:w="220"/>
+              <w:bottom w:type="dxa" w:w="160"/>
+              <w:right w:type="dxa" w:w="200"/>
+            </w:tcMar>
+          </w:tcPr>
+          <w:p>
+            <w:pPr>
+              <w:spacing w:after="140" w:line="280"/>
+            </w:pPr>
+            <w:r>
+              <w:rPr>
+                <w:b/>
+                <w:bCs/>
+                <w:color w:val="23293D"/>
+                <w:sz w:val="21"/>
+                <w:szCs w:val="21"/>
+              </w:rPr>
+              <w:t xml:space="preserve">O vencimento e o valor são editáveis depois.</w:t>
+            </w:r>
+            <w:r>
+              <w:rPr>
+                <w:color w:val="23293D"/>
+                <w:sz w:val="21"/>
+                <w:szCs w:val="21"/>
+              </w:rPr>
+              <w:t xml:space="preserve"> Toda cobrança ainda não paga tem o botão </w:t>
+            </w:r>
+            <w:r>
+              <w:rPr>
+                <w:b/>
+                <w:bCs/>
+                <w:color w:val="23293D"/>
+                <w:sz w:val="21"/>
+                <w:szCs w:val="21"/>
+              </w:rPr>
+              <w:t xml:space="preserve">Editar</w:t>
+            </w:r>
+            <w:r>
+              <w:rPr>
+                <w:color w:val="23293D"/>
+                <w:sz w:val="21"/>
+                <w:szCs w:val="21"/>
+              </w:rPr>
+              <w:t xml:space="preserve"> (valor, vencimento e descrição). O vencimento padrão vem do </w:t>
+            </w:r>
+            <w:r>
+              <w:rPr>
+                <w:b/>
+                <w:bCs/>
+                <w:color w:val="23293D"/>
+                <w:sz w:val="21"/>
+                <w:szCs w:val="21"/>
+              </w:rPr>
+              <w:t xml:space="preserve">dia de vencimento</w:t>
+            </w:r>
+            <w:r>
+              <w:rPr>
+                <w:color w:val="23293D"/>
+                <w:sz w:val="21"/>
+                <w:szCs w:val="21"/>
+              </w:rPr>
+              <w:t xml:space="preserve"> que está no cadastro da empresa, em Dados Gerais — mudar lá muda o padrão das próximas.</w:t>
+            </w:r>
+          </w:p>
+        </w:tc>
+      </w:tr>
+    </w:tbl>
+    <w:p>
+      <w:pPr>
+        <w:spacing w:after="140" w:line="120"/>
+      </w:pPr>
+      <w:r>
+        <w:rPr>
+          <w:sz w:val="2"/>
+          <w:szCs w:val="2"/>
+        </w:rPr>
+        <w:t xml:space="preserve"/>
+      </w:r>
+    </w:p>
     <w:p>
       <w:pPr>
         <w:spacing w:after="140" w:line="280"/>
@@ -10704,264 +11354,6 @@
           <w:szCs w:val="21"/>
         </w:rPr>
         <w:t xml:space="preserve">. Filtros por situação, período de vencimento e nome.</w:t>
-      </w:r>
-    </w:p>
-    <w:p>
-      <w:pPr>
-        <w:pStyle w:val="ListParagraph"/>
-        <w:numPr>
-          <w:ilvl w:val="0"/>
-          <w:numId w:val="16"/>
-        </w:numPr>
-        <w:spacing w:after="80" w:line="270"/>
-      </w:pPr>
-      <w:r>
-        <w:rPr>
-          <w:b/>
-          <w:bCs/>
-          <w:color w:val="23293D"/>
-          <w:sz w:val="21"/>
-          <w:szCs w:val="21"/>
-        </w:rPr>
-        <w:t xml:space="preserve">Dar baixa</w:t>
-      </w:r>
-      <w:r>
-        <w:rPr>
-          <w:color w:val="23293D"/>
-          <w:sz w:val="21"/>
-          <w:szCs w:val="21"/>
-        </w:rPr>
-        <w:t xml:space="preserve"> em lote: ao terminar, o aviso diz </w:t>
-      </w:r>
-      <w:r>
-        <w:rPr>
-          <w:b/>
-          <w:bCs/>
-          <w:color w:val="23293D"/>
-          <w:sz w:val="21"/>
-          <w:szCs w:val="21"/>
-        </w:rPr>
-        <w:t xml:space="preserve">quantas entraram e quais ficaram de fora, com o motivo</w:t>
-      </w:r>
-      <w:r>
-        <w:rPr>
-          <w:color w:val="23293D"/>
-          <w:sz w:val="21"/>
-          <w:szCs w:val="21"/>
-        </w:rPr>
-        <w:t xml:space="preserve">. Cobrança já paga vem desabilitada.</w:t>
-      </w:r>
-    </w:p>
-    <w:p>
-      <w:pPr>
-        <w:pStyle w:val="ListParagraph"/>
-        <w:numPr>
-          <w:ilvl w:val="0"/>
-          <w:numId w:val="16"/>
-        </w:numPr>
-        <w:spacing w:after="80" w:line="270"/>
-      </w:pPr>
-      <w:r>
-        <w:rPr>
-          <w:b/>
-          <w:bCs/>
-          <w:color w:val="23293D"/>
-          <w:sz w:val="21"/>
-          <w:szCs w:val="21"/>
-        </w:rPr>
-        <w:t xml:space="preserve">Gerar mensalidades</w:t>
-      </w:r>
-      <w:r>
-        <w:rPr>
-          <w:color w:val="23293D"/>
-          <w:sz w:val="21"/>
-          <w:szCs w:val="21"/>
-        </w:rPr>
-        <w:t xml:space="preserve"> em lote: empresa que </w:t>
-      </w:r>
-      <w:r>
-        <w:rPr>
-          <w:b/>
-          <w:bCs/>
-          <w:color w:val="23293D"/>
-          <w:sz w:val="21"/>
-          <w:szCs w:val="21"/>
-        </w:rPr>
-        <w:t xml:space="preserve">já tem cobrança do mês é pulada</w:t>
-      </w:r>
-      <w:r>
-        <w:rPr>
-          <w:color w:val="23293D"/>
-          <w:sz w:val="21"/>
-          <w:szCs w:val="21"/>
-        </w:rPr>
-        <w:t xml:space="preserve">, e o aviso diz quais.</w:t>
-      </w:r>
-    </w:p>
-    <w:p>
-      <w:pPr>
-        <w:pStyle w:val="ListParagraph"/>
-        <w:numPr>
-          <w:ilvl w:val="0"/>
-          <w:numId w:val="16"/>
-        </w:numPr>
-        <w:spacing w:after="80" w:line="270"/>
-      </w:pPr>
-      <w:r>
-        <w:rPr>
-          <w:b/>
-          <w:bCs/>
-          <w:color w:val="23293D"/>
-          <w:sz w:val="21"/>
-          <w:szCs w:val="21"/>
-        </w:rPr>
-        <w:t xml:space="preserve">Imprimir a lista</w:t>
-      </w:r>
-      <w:r>
-        <w:rPr>
-          <w:color w:val="23293D"/>
-          <w:sz w:val="21"/>
-          <w:szCs w:val="21"/>
-        </w:rPr>
-        <w:t xml:space="preserve"> manda a tabela para o papel.</w:t>
-      </w:r>
-    </w:p>
-    <w:p>
-      <w:pPr>
-        <w:pStyle w:val="Heading2"/>
-      </w:pPr>
-      <w:r>
-        <w:rPr>
-          <w:color w:val="1F3253"/>
-        </w:rPr>
-        <w:t xml:space="preserve">O split</w:t>
-      </w:r>
-    </w:p>
-    <w:p>
-      <w:pPr>
-        <w:spacing w:after="140" w:line="280"/>
-      </w:pPr>
-      <w:r>
-        <w:rPr>
-          <w:color w:val="23293D"/>
-          <w:sz w:val="21"/>
-          <w:szCs w:val="21"/>
-        </w:rPr>
-        <w:t xml:space="preserve">Ao dar baixa, o pagamento é dividido </w:t>
-      </w:r>
-      <w:r>
-        <w:rPr>
-          <w:b/>
-          <w:bCs/>
-          <w:color w:val="23293D"/>
-          <w:sz w:val="21"/>
-          <w:szCs w:val="21"/>
-        </w:rPr>
-        <w:t xml:space="preserve">Risarte / RisLife</w:t>
-      </w:r>
-      <w:r>
-        <w:rPr>
-          <w:color w:val="23293D"/>
-          <w:sz w:val="21"/>
-          <w:szCs w:val="21"/>
-        </w:rPr>
-        <w:t xml:space="preserve">. O padrão da rede é </w:t>
-      </w:r>
-      <w:r>
-        <w:rPr>
-          <w:b/>
-          <w:bCs/>
-          <w:color w:val="23293D"/>
-          <w:sz w:val="21"/>
-          <w:szCs w:val="21"/>
-        </w:rPr>
-        <w:t xml:space="preserve">0% / 100% no primeiro pagamento</w:t>
-      </w:r>
-      <w:r>
-        <w:rPr>
-          <w:color w:val="23293D"/>
-          <w:sz w:val="21"/>
-          <w:szCs w:val="21"/>
-        </w:rPr>
-        <w:t xml:space="preserve"> e </w:t>
-      </w:r>
-      <w:r>
-        <w:rPr>
-          <w:b/>
-          <w:bCs/>
-          <w:color w:val="23293D"/>
-          <w:sz w:val="21"/>
-          <w:szCs w:val="21"/>
-        </w:rPr>
-        <w:t xml:space="preserve">50% / 50% nas mensalidades</w:t>
-      </w:r>
-      <w:r>
-        <w:rPr>
-          <w:color w:val="23293D"/>
-          <w:sz w:val="21"/>
-          <w:szCs w:val="21"/>
-        </w:rPr>
-        <w:t xml:space="preserve"> (Configurações → Split de pagamento).</w:t>
-      </w:r>
-    </w:p>
-    <w:p>
-      <w:pPr>
-        <w:pStyle w:val="Heading2"/>
-      </w:pPr>
-      <w:r>
-        <w:rPr>
-          <w:color w:val="1F3253"/>
-        </w:rPr>
-        <w:t xml:space="preserve">Estornar uma baixa</w:t>
-      </w:r>
-    </w:p>
-    <w:p>
-      <w:pPr>
-        <w:spacing w:after="140" w:line="280"/>
-      </w:pPr>
-      <w:r>
-        <w:rPr>
-          <w:color w:val="23293D"/>
-          <w:sz w:val="21"/>
-          <w:szCs w:val="21"/>
-        </w:rPr>
-        <w:t xml:space="preserve">Baixa errada acontece; o que não pode é ficar sem saída. Na linha </w:t>
-      </w:r>
-      <w:r>
-        <w:rPr>
-          <w:b/>
-          <w:bCs/>
-          <w:color w:val="23293D"/>
-          <w:sz w:val="21"/>
-          <w:szCs w:val="21"/>
-        </w:rPr>
-        <w:t xml:space="preserve">Paga</w:t>
-      </w:r>
-      <w:r>
-        <w:rPr>
-          <w:color w:val="23293D"/>
-          <w:sz w:val="21"/>
-          <w:szCs w:val="21"/>
-        </w:rPr>
-        <w:t xml:space="preserve">, botão </w:t>
-      </w:r>
-      <w:r>
-        <w:rPr>
-          <w:b/>
-          <w:bCs/>
-          <w:color w:val="23293D"/>
-          <w:sz w:val="21"/>
-          <w:szCs w:val="21"/>
-        </w:rPr>
-        <w:t xml:space="preserve">Estornar</w:t>
-      </w:r>
-      <w:r>
-        <w:rPr>
-          <w:color w:val="23293D"/>
-          <w:sz w:val="21"/>
-          <w:szCs w:val="21"/>
-        </w:rPr>
-        <w:t xml:space="preserve">:</w:t>
       </w:r>
     </w:p>
     <w:p>
@@ -10981,15 +11373,33 @@
           <w:sz w:val="21"/>
           <w:szCs w:val="21"/>
         </w:rPr>
-        <w:t xml:space="preserve">Motivo obrigatório</w:t>
-      </w:r>
-      <w:r>
-        <w:rPr>
-          <w:color w:val="23293D"/>
-          <w:sz w:val="21"/>
-          <w:szCs w:val="21"/>
-        </w:rPr>
-        <w:t xml:space="preserve"> (mínimo 5 letras), e o sistema avisa o que vai acontecer antes de confirmar.</w:t>
+        <w:t xml:space="preserve">Dar baixa</w:t>
+      </w:r>
+      <w:r>
+        <w:rPr>
+          <w:color w:val="23293D"/>
+          <w:sz w:val="21"/>
+          <w:szCs w:val="21"/>
+        </w:rPr>
+        <w:t xml:space="preserve"> em lote: ao terminar, o aviso diz </w:t>
+      </w:r>
+      <w:r>
+        <w:rPr>
+          <w:b/>
+          <w:bCs/>
+          <w:color w:val="23293D"/>
+          <w:sz w:val="21"/>
+          <w:szCs w:val="21"/>
+        </w:rPr>
+        <w:t xml:space="preserve">quantas entraram e quais ficaram de fora, com o motivo</w:t>
+      </w:r>
+      <w:r>
+        <w:rPr>
+          <w:color w:val="23293D"/>
+          <w:sz w:val="21"/>
+          <w:szCs w:val="21"/>
+        </w:rPr>
+        <w:t xml:space="preserve">. Cobrança já paga vem desabilitada.</w:t>
       </w:r>
     </w:p>
     <w:p>
@@ -11003,65 +11413,39 @@
       </w:pPr>
       <w:r>
         <w:rPr>
-          <w:color w:val="23293D"/>
-          <w:sz w:val="21"/>
-          <w:szCs w:val="21"/>
-        </w:rPr>
-        <w:t xml:space="preserve">A cobrança volta à </w:t>
-      </w:r>
-      <w:r>
-        <w:rPr>
-          <w:b/>
-          <w:bCs/>
-          <w:color w:val="23293D"/>
-          <w:sz w:val="21"/>
-          <w:szCs w:val="21"/>
-        </w:rPr>
-        <w:t xml:space="preserve">situação do vencimento</w:t>
-      </w:r>
-      <w:r>
-        <w:rPr>
-          <w:color w:val="23293D"/>
-          <w:sz w:val="21"/>
-          <w:szCs w:val="21"/>
-        </w:rPr>
-        <w:t xml:space="preserve"> — </w:t>
-      </w:r>
-      <w:r>
-        <w:rPr>
-          <w:i/>
-          <w:iCs/>
-          <w:color w:val="23293D"/>
-          <w:sz w:val="21"/>
-          <w:szCs w:val="21"/>
-        </w:rPr>
-        <w:t xml:space="preserve">Em atraso</w:t>
-      </w:r>
-      <w:r>
-        <w:rPr>
-          <w:color w:val="23293D"/>
-          <w:sz w:val="21"/>
-          <w:szCs w:val="21"/>
-        </w:rPr>
-        <w:t xml:space="preserve"> se já venceu, </w:t>
-      </w:r>
-      <w:r>
-        <w:rPr>
-          <w:i/>
-          <w:iCs/>
-          <w:color w:val="23293D"/>
-          <w:sz w:val="21"/>
-          <w:szCs w:val="21"/>
-        </w:rPr>
-        <w:t xml:space="preserve">Pendente</w:t>
-      </w:r>
-      <w:r>
-        <w:rPr>
-          <w:color w:val="23293D"/>
-          <w:sz w:val="21"/>
-          <w:szCs w:val="21"/>
-        </w:rPr>
-        <w:t xml:space="preserve"> se não.</w:t>
+          <w:b/>
+          <w:bCs/>
+          <w:color w:val="23293D"/>
+          <w:sz w:val="21"/>
+          <w:szCs w:val="21"/>
+        </w:rPr>
+        <w:t xml:space="preserve">Gerar mensalidades</w:t>
+      </w:r>
+      <w:r>
+        <w:rPr>
+          <w:color w:val="23293D"/>
+          <w:sz w:val="21"/>
+          <w:szCs w:val="21"/>
+        </w:rPr>
+        <w:t xml:space="preserve"> em lote: empresa que </w:t>
+      </w:r>
+      <w:r>
+        <w:rPr>
+          <w:b/>
+          <w:bCs/>
+          <w:color w:val="23293D"/>
+          <w:sz w:val="21"/>
+          <w:szCs w:val="21"/>
+        </w:rPr>
+        <w:t xml:space="preserve">já tem cobrança do mês é pulada</w:t>
+      </w:r>
+      <w:r>
+        <w:rPr>
+          <w:color w:val="23293D"/>
+          <w:sz w:val="21"/>
+          <w:szCs w:val="21"/>
+        </w:rPr>
+        <w:t xml:space="preserve">, e o aviso diz quais.</w:t>
       </w:r>
     </w:p>
     <w:p>
@@ -11081,69 +11465,15 @@
           <w:sz w:val="21"/>
           <w:szCs w:val="21"/>
         </w:rPr>
-        <w:t xml:space="preserve">O pagamento e o split são apagados</w:t>
-      </w:r>
-      <w:r>
-        <w:rPr>
-          <w:color w:val="23293D"/>
-          <w:sz w:val="21"/>
-          <w:szCs w:val="21"/>
-        </w:rPr>
-        <w:t xml:space="preserve">, e o motivo fica gravado com o nome de quem estornou.</w:t>
-      </w:r>
-    </w:p>
-    <w:p>
-      <w:pPr>
-        <w:pStyle w:val="ListParagraph"/>
-        <w:numPr>
-          <w:ilvl w:val="0"/>
-          <w:numId w:val="17"/>
-        </w:numPr>
-        <w:spacing w:after="80" w:line="270"/>
-      </w:pPr>
-      <w:r>
-        <w:rPr>
-          <w:color w:val="23293D"/>
-          <w:sz w:val="21"/>
-          <w:szCs w:val="21"/>
-        </w:rPr>
-        <w:t xml:space="preserve">Se a empresa tinha sido reativada por aquela baixa e continua devendo, ela é </w:t>
-      </w:r>
-      <w:r>
-        <w:rPr>
-          <w:b/>
-          <w:bCs/>
-          <w:color w:val="23293D"/>
-          <w:sz w:val="21"/>
-          <w:szCs w:val="21"/>
-        </w:rPr>
-        <w:t xml:space="preserve">suspensa de novo</w:t>
-      </w:r>
-      <w:r>
-        <w:rPr>
-          <w:color w:val="23293D"/>
-          <w:sz w:val="21"/>
-          <w:szCs w:val="21"/>
-        </w:rPr>
-        <w:t xml:space="preserve"> — estornar não pode virar um jeito silencioso de manter ativa uma empresa inadimplente.</w:t>
-      </w:r>
-    </w:p>
-    <w:p>
-      <w:pPr>
-        <w:pStyle w:val="ListParagraph"/>
-        <w:numPr>
-          <w:ilvl w:val="0"/>
-          <w:numId w:val="17"/>
-        </w:numPr>
-        <w:spacing w:after="80" w:line="270"/>
-      </w:pPr>
-      <w:r>
-        <w:rPr>
-          <w:color w:val="23293D"/>
-          <w:sz w:val="21"/>
-          <w:szCs w:val="21"/>
-        </w:rPr>
-        <w:t xml:space="preserve">Estornar duas vezes a mesma cobrança é recusado.</w:t>
+        <w:t xml:space="preserve">Imprimir a lista</w:t>
+      </w:r>
+      <w:r>
+        <w:rPr>
+          <w:color w:val="23293D"/>
+          <w:sz w:val="21"/>
+          <w:szCs w:val="21"/>
+        </w:rPr>
+        <w:t xml:space="preserve"> manda a tabela para o papel.</w:t>
       </w:r>
     </w:p>
     <w:p>
@@ -11154,7 +11484,7 @@
         <w:rPr>
           <w:color w:val="1F3253"/>
         </w:rPr>
-        <w:t xml:space="preserve">Inadimplência</w:t>
+        <w:t xml:space="preserve">O split</w:t>
       </w:r>
     </w:p>
     <w:p>
@@ -11163,116 +11493,76 @@
       </w:pPr>
       <w:r>
         <w:rPr>
-          <w:b/>
-          <w:bCs/>
-          <w:color w:val="23293D"/>
-          <w:sz w:val="21"/>
-          <w:szCs w:val="21"/>
-        </w:rPr>
-        <w:t xml:space="preserve">Checar inadimplência</w:t>
-      </w:r>
-      <w:r>
-        <w:rPr>
-          <w:color w:val="23293D"/>
-          <w:sz w:val="21"/>
-          <w:szCs w:val="21"/>
-        </w:rPr>
-        <w:t xml:space="preserve"> marca as vencidas e, passada a carência, </w:t>
-      </w:r>
-      <w:r>
-        <w:rPr>
-          <w:b/>
-          <w:bCs/>
-          <w:color w:val="23293D"/>
-          <w:sz w:val="21"/>
-          <w:szCs w:val="21"/>
-        </w:rPr>
-        <w:t xml:space="preserve">suspende</w:t>
-      </w:r>
-      <w:r>
-        <w:rPr>
-          <w:color w:val="23293D"/>
-          <w:sz w:val="21"/>
-          <w:szCs w:val="21"/>
-        </w:rPr>
-        <w:t xml:space="preserve"> a empresa. Empresa </w:t>
-      </w:r>
-      <w:r>
-        <w:rPr>
-          <w:b/>
-          <w:bCs/>
-          <w:color w:val="23293D"/>
-          <w:sz w:val="21"/>
-          <w:szCs w:val="21"/>
-        </w:rPr>
-        <w:t xml:space="preserve">Suspensa</w:t>
-      </w:r>
-      <w:r>
-        <w:rPr>
-          <w:color w:val="23293D"/>
-          <w:sz w:val="21"/>
-          <w:szCs w:val="21"/>
-        </w:rPr>
-        <w:t xml:space="preserve"> tem os benefícios </w:t>
-      </w:r>
-      <w:r>
-        <w:rPr>
-          <w:b/>
-          <w:bCs/>
-          <w:color w:val="23293D"/>
-          <w:sz w:val="21"/>
-          <w:szCs w:val="21"/>
-        </w:rPr>
-        <w:t xml:space="preserve">bloqueados</w:t>
-      </w:r>
-      <w:r>
-        <w:rPr>
-          <w:color w:val="23293D"/>
-          <w:sz w:val="21"/>
-          <w:szCs w:val="21"/>
-        </w:rPr>
-        <w:t xml:space="preserve"> — e o aviso aparece na ficha do cliente e no orçamento. Quando a dívida some, a suspensão que o </w:t>
-      </w:r>
-      <w:r>
-        <w:rPr>
-          <w:b/>
-          <w:bCs/>
-          <w:color w:val="23293D"/>
-          <w:sz w:val="21"/>
-          <w:szCs w:val="21"/>
-        </w:rPr>
-        <w:t xml:space="preserve">sistema</w:t>
-      </w:r>
-      <w:r>
-        <w:rPr>
-          <w:color w:val="23293D"/>
-          <w:sz w:val="21"/>
-          <w:szCs w:val="21"/>
-        </w:rPr>
-        <w:t xml:space="preserve"> aplicou é desfeita sozinha.</w:t>
-      </w:r>
-    </w:p>
-    <w:p>
-      <w:pPr>
-        <w:spacing w:after="60" w:line="120"/>
-      </w:pPr>
-      <w:r>
-        <w:rPr>
-          <w:sz w:val="2"/>
-          <w:szCs w:val="2"/>
-        </w:rPr>
-        <w:t xml:space="preserve"/>
-      </w:r>
-    </w:p>
-    <w:p>
-      <w:pPr>
-        <w:pStyle w:val="Heading1"/>
+          <w:color w:val="23293D"/>
+          <w:sz w:val="21"/>
+          <w:szCs w:val="21"/>
+        </w:rPr>
+        <w:t xml:space="preserve">Ao dar baixa, o pagamento é dividido </w:t>
+      </w:r>
+      <w:r>
+        <w:rPr>
+          <w:b/>
+          <w:bCs/>
+          <w:color w:val="23293D"/>
+          <w:sz w:val="21"/>
+          <w:szCs w:val="21"/>
+        </w:rPr>
+        <w:t xml:space="preserve">Risarte / RisLife</w:t>
+      </w:r>
+      <w:r>
+        <w:rPr>
+          <w:color w:val="23293D"/>
+          <w:sz w:val="21"/>
+          <w:szCs w:val="21"/>
+        </w:rPr>
+        <w:t xml:space="preserve">. O padrão da rede é </w:t>
+      </w:r>
+      <w:r>
+        <w:rPr>
+          <w:b/>
+          <w:bCs/>
+          <w:color w:val="23293D"/>
+          <w:sz w:val="21"/>
+          <w:szCs w:val="21"/>
+        </w:rPr>
+        <w:t xml:space="preserve">0% / 100% no primeiro pagamento</w:t>
+      </w:r>
+      <w:r>
+        <w:rPr>
+          <w:color w:val="23293D"/>
+          <w:sz w:val="21"/>
+          <w:szCs w:val="21"/>
+        </w:rPr>
+        <w:t xml:space="preserve"> e </w:t>
+      </w:r>
+      <w:r>
+        <w:rPr>
+          <w:b/>
+          <w:bCs/>
+          <w:color w:val="23293D"/>
+          <w:sz w:val="21"/>
+          <w:szCs w:val="21"/>
+        </w:rPr>
+        <w:t xml:space="preserve">50% / 50% nas mensalidades</w:t>
+      </w:r>
+      <w:r>
+        <w:rPr>
+          <w:color w:val="23293D"/>
+          <w:sz w:val="21"/>
+          <w:szCs w:val="21"/>
+        </w:rPr>
+        <w:t xml:space="preserve"> (Configurações → Split de pagamento).</w:t>
+      </w:r>
+    </w:p>
+    <w:p>
+      <w:pPr>
+        <w:pStyle w:val="Heading2"/>
       </w:pPr>
       <w:r>
         <w:rPr>
           <w:color w:val="1F3253"/>
         </w:rPr>
-        <w:t xml:space="preserve">13. O benefício na hora do orçamento</w:t>
+        <w:t xml:space="preserve">Estornar uma baixa</w:t>
       </w:r>
     </w:p>
     <w:p>
@@ -11285,43 +11575,43 @@
           <w:sz w:val="21"/>
           <w:szCs w:val="21"/>
         </w:rPr>
-        <w:t xml:space="preserve">É aqui que o programa aparece para o paciente, e quem faz é o </w:t>
-      </w:r>
-      <w:r>
-        <w:rPr>
-          <w:b/>
-          <w:bCs/>
-          <w:color w:val="23293D"/>
-          <w:sz w:val="21"/>
-          <w:szCs w:val="21"/>
-        </w:rPr>
-        <w:t xml:space="preserve">Planner</w:t>
-      </w:r>
-      <w:r>
-        <w:rPr>
-          <w:color w:val="23293D"/>
-          <w:sz w:val="21"/>
-          <w:szCs w:val="21"/>
-        </w:rPr>
-        <w:t xml:space="preserve">, na ficha do cliente → </w:t>
-      </w:r>
-      <w:r>
-        <w:rPr>
-          <w:b/>
-          <w:bCs/>
-          <w:color w:val="23293D"/>
-          <w:sz w:val="21"/>
-          <w:szCs w:val="21"/>
-        </w:rPr>
-        <w:t xml:space="preserve">Plano de Tratamento</w:t>
-      </w:r>
-      <w:r>
-        <w:rPr>
-          <w:color w:val="23293D"/>
-          <w:sz w:val="21"/>
-          <w:szCs w:val="21"/>
-        </w:rPr>
-        <w:t xml:space="preserve">.</w:t>
+        <w:t xml:space="preserve">Baixa errada acontece; o que não pode é ficar sem saída. Na linha </w:t>
+      </w:r>
+      <w:r>
+        <w:rPr>
+          <w:b/>
+          <w:bCs/>
+          <w:color w:val="23293D"/>
+          <w:sz w:val="21"/>
+          <w:szCs w:val="21"/>
+        </w:rPr>
+        <w:t xml:space="preserve">Paga</w:t>
+      </w:r>
+      <w:r>
+        <w:rPr>
+          <w:color w:val="23293D"/>
+          <w:sz w:val="21"/>
+          <w:szCs w:val="21"/>
+        </w:rPr>
+        <w:t xml:space="preserve">, botão </w:t>
+      </w:r>
+      <w:r>
+        <w:rPr>
+          <w:b/>
+          <w:bCs/>
+          <w:color w:val="23293D"/>
+          <w:sz w:val="21"/>
+          <w:szCs w:val="21"/>
+        </w:rPr>
+        <w:t xml:space="preserve">Estornar</w:t>
+      </w:r>
+      <w:r>
+        <w:rPr>
+          <w:color w:val="23293D"/>
+          <w:sz w:val="21"/>
+          <w:szCs w:val="21"/>
+        </w:rPr>
+        <w:t xml:space="preserve">:</w:t>
       </w:r>
     </w:p>
     <w:p>
@@ -11335,11 +11625,21 @@
       </w:pPr>
       <w:r>
         <w:rPr>
-          <w:color w:val="23293D"/>
-          <w:sz w:val="21"/>
-          <w:szCs w:val="21"/>
-        </w:rPr>
-        <w:t xml:space="preserve">Crie a opção e lance o procedimento.</w:t>
+          <w:b/>
+          <w:bCs/>
+          <w:color w:val="23293D"/>
+          <w:sz w:val="21"/>
+          <w:szCs w:val="21"/>
+        </w:rPr>
+        <w:t xml:space="preserve">Motivo obrigatório</w:t>
+      </w:r>
+      <w:r>
+        <w:rPr>
+          <w:color w:val="23293D"/>
+          <w:sz w:val="21"/>
+          <w:szCs w:val="21"/>
+        </w:rPr>
+        <w:t xml:space="preserve"> (mínimo 5 letras), e o sistema avisa o que vai acontecer antes de confirmar.</w:t>
       </w:r>
     </w:p>
     <w:p>
@@ -11357,25 +11657,61 @@
           <w:sz w:val="21"/>
           <w:szCs w:val="21"/>
         </w:rPr>
-        <w:t xml:space="preserve">O banner </w:t>
-      </w:r>
-      <w:r>
-        <w:rPr>
-          <w:b/>
-          <w:bCs/>
-          <w:color w:val="23293D"/>
-          <w:sz w:val="21"/>
-          <w:szCs w:val="21"/>
-        </w:rPr>
-        <w:t xml:space="preserve">★ Risarte Empresarial</w:t>
-      </w:r>
-      <w:r>
-        <w:rPr>
-          <w:color w:val="23293D"/>
-          <w:sz w:val="21"/>
-          <w:szCs w:val="21"/>
-        </w:rPr>
-        <w:t xml:space="preserve"> aparece no alto.</w:t>
+        <w:t xml:space="preserve">A cobrança volta à </w:t>
+      </w:r>
+      <w:r>
+        <w:rPr>
+          <w:b/>
+          <w:bCs/>
+          <w:color w:val="23293D"/>
+          <w:sz w:val="21"/>
+          <w:szCs w:val="21"/>
+        </w:rPr>
+        <w:t xml:space="preserve">situação do vencimento</w:t>
+      </w:r>
+      <w:r>
+        <w:rPr>
+          <w:color w:val="23293D"/>
+          <w:sz w:val="21"/>
+          <w:szCs w:val="21"/>
+        </w:rPr>
+        <w:t xml:space="preserve"> — </w:t>
+      </w:r>
+      <w:r>
+        <w:rPr>
+          <w:i/>
+          <w:iCs/>
+          <w:color w:val="23293D"/>
+          <w:sz w:val="21"/>
+          <w:szCs w:val="21"/>
+        </w:rPr>
+        <w:t xml:space="preserve">Em atraso</w:t>
+      </w:r>
+      <w:r>
+        <w:rPr>
+          <w:color w:val="23293D"/>
+          <w:sz w:val="21"/>
+          <w:szCs w:val="21"/>
+        </w:rPr>
+        <w:t xml:space="preserve"> se já venceu, </w:t>
+      </w:r>
+      <w:r>
+        <w:rPr>
+          <w:i/>
+          <w:iCs/>
+          <w:color w:val="23293D"/>
+          <w:sz w:val="21"/>
+          <w:szCs w:val="21"/>
+        </w:rPr>
+        <w:t xml:space="preserve">Pendente</w:t>
+      </w:r>
+      <w:r>
+        <w:rPr>
+          <w:color w:val="23293D"/>
+          <w:sz w:val="21"/>
+          <w:szCs w:val="21"/>
+        </w:rPr>
+        <w:t xml:space="preserve"> se não.</w:t>
       </w:r>
     </w:p>
     <w:p>
@@ -11389,29 +11725,86 @@
       </w:pPr>
       <w:r>
         <w:rPr>
-          <w:color w:val="23293D"/>
-          <w:sz w:val="21"/>
-          <w:szCs w:val="21"/>
-        </w:rPr>
-        <w:t xml:space="preserve">Na opção, a linha </w:t>
-      </w:r>
-      <w:r>
-        <w:rPr>
-          <w:b/>
-          <w:bCs/>
-          <w:color w:val="23293D"/>
-          <w:sz w:val="21"/>
-          <w:szCs w:val="21"/>
-        </w:rPr>
-        <w:t xml:space="preserve">"Com Risarte Empresarial: R$ … · economia R$ …"</w:t>
-      </w:r>
-      <w:r>
-        <w:rPr>
-          <w:color w:val="23293D"/>
-          <w:sz w:val="21"/>
-          <w:szCs w:val="21"/>
-        </w:rPr>
-        <w:t xml:space="preserve"> mostra o valor cheio e o com programa.</w:t>
+          <w:b/>
+          <w:bCs/>
+          <w:color w:val="23293D"/>
+          <w:sz w:val="21"/>
+          <w:szCs w:val="21"/>
+        </w:rPr>
+        <w:t xml:space="preserve">O pagamento e o split são apagados</w:t>
+      </w:r>
+      <w:r>
+        <w:rPr>
+          <w:color w:val="23293D"/>
+          <w:sz w:val="21"/>
+          <w:szCs w:val="21"/>
+        </w:rPr>
+        <w:t xml:space="preserve">, e o motivo fica gravado com o nome de quem estornou.</w:t>
+      </w:r>
+    </w:p>
+    <w:p>
+      <w:pPr>
+        <w:pStyle w:val="ListParagraph"/>
+        <w:numPr>
+          <w:ilvl w:val="0"/>
+          <w:numId w:val="18"/>
+        </w:numPr>
+        <w:spacing w:after="80" w:line="270"/>
+      </w:pPr>
+      <w:r>
+        <w:rPr>
+          <w:color w:val="23293D"/>
+          <w:sz w:val="21"/>
+          <w:szCs w:val="21"/>
+        </w:rPr>
+        <w:t xml:space="preserve">Se a empresa tinha sido reativada por aquela baixa e continua devendo, ela é </w:t>
+      </w:r>
+      <w:r>
+        <w:rPr>
+          <w:b/>
+          <w:bCs/>
+          <w:color w:val="23293D"/>
+          <w:sz w:val="21"/>
+          <w:szCs w:val="21"/>
+        </w:rPr>
+        <w:t xml:space="preserve">suspensa de novo</w:t>
+      </w:r>
+      <w:r>
+        <w:rPr>
+          <w:color w:val="23293D"/>
+          <w:sz w:val="21"/>
+          <w:szCs w:val="21"/>
+        </w:rPr>
+        <w:t xml:space="preserve"> — estornar não pode virar um jeito silencioso de manter ativa uma empresa inadimplente.</w:t>
+      </w:r>
+    </w:p>
+    <w:p>
+      <w:pPr>
+        <w:pStyle w:val="ListParagraph"/>
+        <w:numPr>
+          <w:ilvl w:val="0"/>
+          <w:numId w:val="18"/>
+        </w:numPr>
+        <w:spacing w:after="80" w:line="270"/>
+      </w:pPr>
+      <w:r>
+        <w:rPr>
+          <w:color w:val="23293D"/>
+          <w:sz w:val="21"/>
+          <w:szCs w:val="21"/>
+        </w:rPr>
+        <w:t xml:space="preserve">Estornar duas vezes a mesma cobrança é recusado.</w:t>
+      </w:r>
+    </w:p>
+    <w:p>
+      <w:pPr>
+        <w:pStyle w:val="Heading2"/>
+      </w:pPr>
+      <w:r>
+        <w:rPr>
+          <w:color w:val="1F3253"/>
+        </w:rPr>
+        <w:t xml:space="preserve">Inadimplência</w:t>
       </w:r>
     </w:p>
     <w:p>
@@ -11426,187 +11819,87 @@
           <w:sz w:val="21"/>
           <w:szCs w:val="21"/>
         </w:rPr>
-        <w:t xml:space="preserve">O motor decide</w:t>
-      </w:r>
-      <w:r>
-        <w:rPr>
-          <w:color w:val="23293D"/>
-          <w:sz w:val="21"/>
-          <w:szCs w:val="21"/>
-        </w:rPr>
-        <w:t xml:space="preserve"> olhando, para cada procedimento: se há benefício, se vale para aquela pessoa (titular ou dependente), se a </w:t>
-      </w:r>
-      <w:r>
-        <w:rPr>
-          <w:b/>
-          <w:bCs/>
-          <w:color w:val="23293D"/>
-          <w:sz w:val="21"/>
-          <w:szCs w:val="21"/>
-        </w:rPr>
-        <w:t xml:space="preserve">carência</w:t>
-      </w:r>
-      <w:r>
-        <w:rPr>
-          <w:color w:val="23293D"/>
-          <w:sz w:val="21"/>
-          <w:szCs w:val="21"/>
-        </w:rPr>
-        <w:t xml:space="preserve"> já passou, se a </w:t>
-      </w:r>
-      <w:r>
-        <w:rPr>
-          <w:b/>
-          <w:bCs/>
-          <w:color w:val="23293D"/>
-          <w:sz w:val="21"/>
-          <w:szCs w:val="21"/>
-        </w:rPr>
-        <w:t xml:space="preserve">frequência</w:t>
-      </w:r>
-      <w:r>
-        <w:rPr>
-          <w:color w:val="23293D"/>
-          <w:sz w:val="21"/>
-          <w:szCs w:val="21"/>
-        </w:rPr>
-        <w:t xml:space="preserve"> permite (quantas vezes a cada quantos meses), se a </w:t>
-      </w:r>
-      <w:r>
-        <w:rPr>
-          <w:b/>
-          <w:bCs/>
-          <w:color w:val="23293D"/>
-          <w:sz w:val="21"/>
-          <w:szCs w:val="21"/>
-        </w:rPr>
-        <w:t xml:space="preserve">unidade</w:t>
-      </w:r>
-      <w:r>
-        <w:rPr>
-          <w:color w:val="23293D"/>
-          <w:sz w:val="21"/>
-          <w:szCs w:val="21"/>
-        </w:rPr>
-        <w:t xml:space="preserve"> está na parceria e se a empresa está </w:t>
-      </w:r>
-      <w:r>
-        <w:rPr>
-          <w:b/>
-          <w:bCs/>
-          <w:color w:val="23293D"/>
-          <w:sz w:val="21"/>
-          <w:szCs w:val="21"/>
-        </w:rPr>
-        <w:t xml:space="preserve">ativa</w:t>
-      </w:r>
-      <w:r>
-        <w:rPr>
-          <w:color w:val="23293D"/>
-          <w:sz w:val="21"/>
-          <w:szCs w:val="21"/>
-        </w:rPr>
-        <w:t xml:space="preserve">.</w:t>
-      </w:r>
-    </w:p>
-    <w:p>
-      <w:pPr>
-        <w:spacing w:after="140" w:line="280"/>
-      </w:pPr>
-      <w:r>
-        <w:rPr>
-          <w:b/>
-          <w:bCs/>
-          <w:color w:val="23293D"/>
-          <w:sz w:val="21"/>
-          <w:szCs w:val="21"/>
-        </w:rPr>
-        <w:t xml:space="preserve">A frequência é contada pelo uso de verdade:</w:t>
-      </w:r>
-      <w:r>
-        <w:rPr>
-          <w:color w:val="23293D"/>
-          <w:sz w:val="21"/>
-          <w:szCs w:val="21"/>
-        </w:rPr>
-        <w:t xml:space="preserve"> depois de </w:t>
-      </w:r>
-      <w:r>
-        <w:rPr>
-          <w:b/>
-          <w:bCs/>
-          <w:color w:val="23293D"/>
-          <w:sz w:val="21"/>
-          <w:szCs w:val="21"/>
-        </w:rPr>
-        <w:t xml:space="preserve">concluir</w:t>
-      </w:r>
-      <w:r>
-        <w:rPr>
-          <w:color w:val="23293D"/>
-          <w:sz w:val="21"/>
-          <w:szCs w:val="21"/>
-        </w:rPr>
-        <w:t xml:space="preserve"> o atendimento daquele procedimento, ele passa a contar como usado. Ao orçar de novo antes do prazo, o painel do cliente mostra </w:t>
-      </w:r>
-      <w:r>
-        <w:rPr>
-          <w:b/>
-          <w:bCs/>
-          <w:color w:val="23293D"/>
-          <w:sz w:val="21"/>
-          <w:szCs w:val="21"/>
-        </w:rPr>
-        <w:t xml:space="preserve">"aguardando liberação"</w:t>
-      </w:r>
-      <w:r>
-        <w:rPr>
-          <w:color w:val="23293D"/>
-          <w:sz w:val="21"/>
-          <w:szCs w:val="21"/>
-        </w:rPr>
-        <w:t xml:space="preserve"> com a data.</w:t>
-      </w:r>
-    </w:p>
-    <w:p>
-      <w:pPr>
-        <w:spacing w:after="140" w:line="280"/>
-      </w:pPr>
-      <w:r>
-        <w:rPr>
-          <w:b/>
-          <w:bCs/>
-          <w:color w:val="23293D"/>
-          <w:sz w:val="21"/>
-          <w:szCs w:val="21"/>
-        </w:rPr>
-        <w:t xml:space="preserve">O painel do cliente</w:t>
-      </w:r>
-      <w:r>
-        <w:rPr>
-          <w:color w:val="23293D"/>
-          <w:sz w:val="21"/>
-          <w:szCs w:val="21"/>
-        </w:rPr>
-        <w:t xml:space="preserve"> (card </w:t>
-      </w:r>
-      <w:r>
-        <w:rPr>
-          <w:b/>
-          <w:bCs/>
-          <w:color w:val="23293D"/>
-          <w:sz w:val="21"/>
-          <w:szCs w:val="21"/>
-        </w:rPr>
-        <w:t xml:space="preserve">★ Programa Empresarial</w:t>
-      </w:r>
-      <w:r>
-        <w:rPr>
-          <w:color w:val="23293D"/>
-          <w:sz w:val="21"/>
-          <w:szCs w:val="21"/>
-        </w:rPr>
-        <w:t xml:space="preserve"> na ficha) mostra economia acumulada, benefícios usados, disponíveis agora e histórico.</w:t>
+        <w:t xml:space="preserve">Checar inadimplência</w:t>
+      </w:r>
+      <w:r>
+        <w:rPr>
+          <w:color w:val="23293D"/>
+          <w:sz w:val="21"/>
+          <w:szCs w:val="21"/>
+        </w:rPr>
+        <w:t xml:space="preserve"> marca as vencidas e, passada a carência, </w:t>
+      </w:r>
+      <w:r>
+        <w:rPr>
+          <w:b/>
+          <w:bCs/>
+          <w:color w:val="23293D"/>
+          <w:sz w:val="21"/>
+          <w:szCs w:val="21"/>
+        </w:rPr>
+        <w:t xml:space="preserve">suspende</w:t>
+      </w:r>
+      <w:r>
+        <w:rPr>
+          <w:color w:val="23293D"/>
+          <w:sz w:val="21"/>
+          <w:szCs w:val="21"/>
+        </w:rPr>
+        <w:t xml:space="preserve"> a empresa. Empresa </w:t>
+      </w:r>
+      <w:r>
+        <w:rPr>
+          <w:b/>
+          <w:bCs/>
+          <w:color w:val="23293D"/>
+          <w:sz w:val="21"/>
+          <w:szCs w:val="21"/>
+        </w:rPr>
+        <w:t xml:space="preserve">Suspensa</w:t>
+      </w:r>
+      <w:r>
+        <w:rPr>
+          <w:color w:val="23293D"/>
+          <w:sz w:val="21"/>
+          <w:szCs w:val="21"/>
+        </w:rPr>
+        <w:t xml:space="preserve"> tem os benefícios </w:t>
+      </w:r>
+      <w:r>
+        <w:rPr>
+          <w:b/>
+          <w:bCs/>
+          <w:color w:val="23293D"/>
+          <w:sz w:val="21"/>
+          <w:szCs w:val="21"/>
+        </w:rPr>
+        <w:t xml:space="preserve">bloqueados</w:t>
+      </w:r>
+      <w:r>
+        <w:rPr>
+          <w:color w:val="23293D"/>
+          <w:sz w:val="21"/>
+          <w:szCs w:val="21"/>
+        </w:rPr>
+        <w:t xml:space="preserve"> — e o aviso aparece na ficha do cliente e no orçamento. Quando a dívida some, a suspensão que o </w:t>
+      </w:r>
+      <w:r>
+        <w:rPr>
+          <w:b/>
+          <w:bCs/>
+          <w:color w:val="23293D"/>
+          <w:sz w:val="21"/>
+          <w:szCs w:val="21"/>
+        </w:rPr>
+        <w:t xml:space="preserve">sistema</w:t>
+      </w:r>
+      <w:r>
+        <w:rPr>
+          <w:color w:val="23293D"/>
+          <w:sz w:val="21"/>
+          <w:szCs w:val="21"/>
+        </w:rPr>
+        <w:t xml:space="preserve"> aplicou é desfeita sozinha.</w:t>
       </w:r>
     </w:p>
     <w:p>
@@ -11629,7 +11922,7 @@
         <w:rPr>
           <w:color w:val="1F3253"/>
         </w:rPr>
-        <w:t xml:space="preserve">14. Riso+ Social</w:t>
+        <w:t xml:space="preserve">13. O benefício na hora do orçamento</w:t>
       </w:r>
     </w:p>
     <w:p>
@@ -11642,107 +11935,35 @@
           <w:sz w:val="21"/>
           <w:szCs w:val="21"/>
         </w:rPr>
-        <w:t xml:space="preserve">Aba </w:t>
-      </w:r>
-      <w:r>
-        <w:rPr>
-          <w:b/>
-          <w:bCs/>
-          <w:color w:val="23293D"/>
-          <w:sz w:val="21"/>
-          <w:szCs w:val="21"/>
-        </w:rPr>
-        <w:t xml:space="preserve">Riso+ Social</w:t>
-      </w:r>
-      <w:r>
-        <w:rPr>
-          <w:color w:val="23293D"/>
-          <w:sz w:val="21"/>
-          <w:szCs w:val="21"/>
-        </w:rPr>
-        <w:t xml:space="preserve"> da empresa. Nos modelos </w:t>
-      </w:r>
-      <w:r>
-        <w:rPr>
-          <w:b/>
-          <w:bCs/>
-          <w:color w:val="23293D"/>
-          <w:sz w:val="21"/>
-          <w:szCs w:val="21"/>
-        </w:rPr>
-        <w:t xml:space="preserve">integral</w:t>
-      </w:r>
-      <w:r>
-        <w:rPr>
-          <w:color w:val="23293D"/>
-          <w:sz w:val="21"/>
-          <w:szCs w:val="21"/>
-        </w:rPr>
-        <w:t xml:space="preserve"> e </w:t>
-      </w:r>
-      <w:r>
-        <w:rPr>
-          <w:b/>
-          <w:bCs/>
-          <w:color w:val="23293D"/>
-          <w:sz w:val="21"/>
-          <w:szCs w:val="21"/>
-        </w:rPr>
-        <w:t xml:space="preserve">parcial</w:t>
-      </w:r>
-      <w:r>
-        <w:rPr>
-          <w:color w:val="23293D"/>
-          <w:sz w:val="21"/>
-          <w:szCs w:val="21"/>
-        </w:rPr>
-        <w:t xml:space="preserve">, escolha um gatilho e </w:t>
-      </w:r>
-      <w:r>
-        <w:rPr>
-          <w:b/>
-          <w:bCs/>
-          <w:color w:val="23293D"/>
-          <w:sz w:val="21"/>
-          <w:szCs w:val="21"/>
-        </w:rPr>
-        <w:t xml:space="preserve">Gerar ficha social</w:t>
-      </w:r>
-      <w:r>
-        <w:rPr>
-          <w:color w:val="23293D"/>
-          <w:sz w:val="21"/>
-          <w:szCs w:val="21"/>
-        </w:rPr>
-        <w:t xml:space="preserve">; depois </w:t>
-      </w:r>
-      <w:r>
-        <w:rPr>
-          <w:b/>
-          <w:bCs/>
-          <w:color w:val="23293D"/>
-          <w:sz w:val="21"/>
-          <w:szCs w:val="21"/>
-        </w:rPr>
-        <w:t xml:space="preserve">Atribuir</w:t>
-      </w:r>
-      <w:r>
-        <w:rPr>
-          <w:color w:val="23293D"/>
-          <w:sz w:val="21"/>
-          <w:szCs w:val="21"/>
-        </w:rPr>
-        <w:t xml:space="preserve"> um beneficiário e </w:t>
-      </w:r>
-      <w:r>
-        <w:rPr>
-          <w:b/>
-          <w:bCs/>
-          <w:color w:val="23293D"/>
-          <w:sz w:val="21"/>
-          <w:szCs w:val="21"/>
-        </w:rPr>
-        <w:t xml:space="preserve">Marcar utilizada</w:t>
+        <w:t xml:space="preserve">É aqui que o programa aparece para o paciente, e quem faz é o </w:t>
+      </w:r>
+      <w:r>
+        <w:rPr>
+          <w:b/>
+          <w:bCs/>
+          <w:color w:val="23293D"/>
+          <w:sz w:val="21"/>
+          <w:szCs w:val="21"/>
+        </w:rPr>
+        <w:t xml:space="preserve">Planner</w:t>
+      </w:r>
+      <w:r>
+        <w:rPr>
+          <w:color w:val="23293D"/>
+          <w:sz w:val="21"/>
+          <w:szCs w:val="21"/>
+        </w:rPr>
+        <w:t xml:space="preserve">, na ficha do cliente → </w:t>
+      </w:r>
+      <w:r>
+        <w:rPr>
+          <w:b/>
+          <w:bCs/>
+          <w:color w:val="23293D"/>
+          <w:sz w:val="21"/>
+          <w:szCs w:val="21"/>
+        </w:rPr>
+        <w:t xml:space="preserve">Plano de Tratamento</w:t>
       </w:r>
       <w:r>
         <w:rPr>
@@ -11751,83 +11972,6 @@
           <w:szCs w:val="21"/>
         </w:rPr>
         <w:t xml:space="preserve">.</w:t>
-      </w:r>
-    </w:p>
-    <w:p>
-      <w:pPr>
-        <w:spacing w:after="140" w:line="280"/>
-      </w:pPr>
-      <w:r>
-        <w:rPr>
-          <w:color w:val="23293D"/>
-          <w:sz w:val="21"/>
-          <w:szCs w:val="21"/>
-        </w:rPr>
-        <w:t xml:space="preserve">No modelo </w:t>
-      </w:r>
-      <w:r>
-        <w:rPr>
-          <w:b/>
-          <w:bCs/>
-          <w:color w:val="23293D"/>
-          <w:sz w:val="21"/>
-          <w:szCs w:val="21"/>
-        </w:rPr>
-        <w:t xml:space="preserve">Titular paga</w:t>
-      </w:r>
-      <w:r>
-        <w:rPr>
-          <w:color w:val="23293D"/>
-          <w:sz w:val="21"/>
-          <w:szCs w:val="21"/>
-        </w:rPr>
-        <w:t xml:space="preserve">, o botão explica que a empresa não participa — e isso é regra, não defeito: não há parcela da empresa de onde tirar a ficha.</w:t>
-      </w:r>
-    </w:p>
-    <w:p>
-      <w:pPr>
-        <w:spacing w:after="60" w:line="120"/>
-      </w:pPr>
-      <w:r>
-        <w:rPr>
-          <w:sz w:val="2"/>
-          <w:szCs w:val="2"/>
-        </w:rPr>
-        <w:t xml:space="preserve"/>
-      </w:r>
-    </w:p>
-    <w:p>
-      <w:pPr>
-        <w:pStyle w:val="Heading1"/>
-      </w:pPr>
-      <w:r>
-        <w:rPr>
-          <w:color w:val="1F3253"/>
-        </w:rPr>
-        <w:t xml:space="preserve">15. Configurações da rede</w:t>
-      </w:r>
-    </w:p>
-    <w:p>
-      <w:pPr>
-        <w:spacing w:after="140" w:line="280"/>
-      </w:pPr>
-      <w:r>
-        <w:rPr>
-          <w:b/>
-          <w:bCs/>
-          <w:color w:val="23293D"/>
-          <w:sz w:val="21"/>
-          <w:szCs w:val="21"/>
-        </w:rPr>
-        <w:t xml:space="preserve">Empresarial → Configurações</w:t>
-      </w:r>
-      <w:r>
-        <w:rPr>
-          <w:color w:val="23293D"/>
-          <w:sz w:val="21"/>
-          <w:szCs w:val="21"/>
-        </w:rPr>
-        <w:t xml:space="preserve">. Cinco abas:</w:t>
       </w:r>
     </w:p>
     <w:p>
@@ -11841,21 +11985,11 @@
       </w:pPr>
       <w:r>
         <w:rPr>
-          <w:b/>
-          <w:bCs/>
-          <w:color w:val="23293D"/>
-          <w:sz w:val="21"/>
-          <w:szCs w:val="21"/>
-        </w:rPr>
-        <w:t xml:space="preserve">Preços de adesão</w:t>
-      </w:r>
-      <w:r>
-        <w:rPr>
-          <w:color w:val="23293D"/>
-          <w:sz w:val="21"/>
-          <w:szCs w:val="21"/>
-        </w:rPr>
-        <w:t xml:space="preserve"> — os padrões da rede (titular, dependente).</w:t>
+          <w:color w:val="23293D"/>
+          <w:sz w:val="21"/>
+          <w:szCs w:val="21"/>
+        </w:rPr>
+        <w:t xml:space="preserve">Crie a opção e lance o procedimento.</w:t>
       </w:r>
     </w:p>
     <w:p>
@@ -11869,21 +12003,29 @@
       </w:pPr>
       <w:r>
         <w:rPr>
-          <w:b/>
-          <w:bCs/>
-          <w:color w:val="23293D"/>
-          <w:sz w:val="21"/>
-          <w:szCs w:val="21"/>
-        </w:rPr>
-        <w:t xml:space="preserve">Split de pagamento</w:t>
-      </w:r>
-      <w:r>
-        <w:rPr>
-          <w:color w:val="23293D"/>
-          <w:sz w:val="21"/>
-          <w:szCs w:val="21"/>
-        </w:rPr>
-        <w:t xml:space="preserve"> — a divisão Risarte/RisLife.</w:t>
+          <w:color w:val="23293D"/>
+          <w:sz w:val="21"/>
+          <w:szCs w:val="21"/>
+        </w:rPr>
+        <w:t xml:space="preserve">O banner </w:t>
+      </w:r>
+      <w:r>
+        <w:rPr>
+          <w:b/>
+          <w:bCs/>
+          <w:color w:val="23293D"/>
+          <w:sz w:val="21"/>
+          <w:szCs w:val="21"/>
+        </w:rPr>
+        <w:t xml:space="preserve">★ Risarte Empresarial</w:t>
+      </w:r>
+      <w:r>
+        <w:rPr>
+          <w:color w:val="23293D"/>
+          <w:sz w:val="21"/>
+          <w:szCs w:val="21"/>
+        </w:rPr>
+        <w:t xml:space="preserve"> aparece no alto.</w:t>
       </w:r>
     </w:p>
     <w:p>
@@ -11897,49 +12039,116 @@
       </w:pPr>
       <w:r>
         <w:rPr>
-          <w:b/>
-          <w:bCs/>
-          <w:color w:val="23293D"/>
-          <w:sz w:val="21"/>
-          <w:szCs w:val="21"/>
-        </w:rPr>
-        <w:t xml:space="preserve">Benefícios</w:t>
-      </w:r>
-      <w:r>
-        <w:rPr>
-          <w:color w:val="23293D"/>
-          <w:sz w:val="21"/>
-          <w:szCs w:val="21"/>
-        </w:rPr>
-        <w:t xml:space="preserve"> — os benefícios </w:t>
-      </w:r>
-      <w:r>
-        <w:rPr>
-          <w:b/>
-          <w:bCs/>
-          <w:color w:val="23293D"/>
-          <w:sz w:val="21"/>
-          <w:szCs w:val="21"/>
-        </w:rPr>
-        <w:t xml:space="preserve">padrão da rede</w:t>
-      </w:r>
-      <w:r>
-        <w:rPr>
-          <w:color w:val="23293D"/>
-          <w:sz w:val="21"/>
-          <w:szCs w:val="21"/>
-        </w:rPr>
-        <w:t xml:space="preserve">, que chegam nas propostas novas. Tem a coluna </w:t>
-      </w:r>
-      <w:r>
-        <w:rPr>
-          <w:b/>
-          <w:bCs/>
-          <w:color w:val="23293D"/>
-          <w:sz w:val="21"/>
-          <w:szCs w:val="21"/>
-        </w:rPr>
-        <w:t xml:space="preserve">Margem (rede)</w:t>
+          <w:color w:val="23293D"/>
+          <w:sz w:val="21"/>
+          <w:szCs w:val="21"/>
+        </w:rPr>
+        <w:t xml:space="preserve">Na opção, a linha </w:t>
+      </w:r>
+      <w:r>
+        <w:rPr>
+          <w:b/>
+          <w:bCs/>
+          <w:color w:val="23293D"/>
+          <w:sz w:val="21"/>
+          <w:szCs w:val="21"/>
+        </w:rPr>
+        <w:t xml:space="preserve">"Com Risarte Empresarial: R$ … · economia R$ …"</w:t>
+      </w:r>
+      <w:r>
+        <w:rPr>
+          <w:color w:val="23293D"/>
+          <w:sz w:val="21"/>
+          <w:szCs w:val="21"/>
+        </w:rPr>
+        <w:t xml:space="preserve"> mostra o valor cheio e o com programa.</w:t>
+      </w:r>
+    </w:p>
+    <w:p>
+      <w:pPr>
+        <w:spacing w:after="140" w:line="280"/>
+      </w:pPr>
+      <w:r>
+        <w:rPr>
+          <w:b/>
+          <w:bCs/>
+          <w:color w:val="23293D"/>
+          <w:sz w:val="21"/>
+          <w:szCs w:val="21"/>
+        </w:rPr>
+        <w:t xml:space="preserve">O motor decide</w:t>
+      </w:r>
+      <w:r>
+        <w:rPr>
+          <w:color w:val="23293D"/>
+          <w:sz w:val="21"/>
+          <w:szCs w:val="21"/>
+        </w:rPr>
+        <w:t xml:space="preserve"> olhando, para cada procedimento: se há benefício, se vale para aquela pessoa (titular ou dependente), se a </w:t>
+      </w:r>
+      <w:r>
+        <w:rPr>
+          <w:b/>
+          <w:bCs/>
+          <w:color w:val="23293D"/>
+          <w:sz w:val="21"/>
+          <w:szCs w:val="21"/>
+        </w:rPr>
+        <w:t xml:space="preserve">carência</w:t>
+      </w:r>
+      <w:r>
+        <w:rPr>
+          <w:color w:val="23293D"/>
+          <w:sz w:val="21"/>
+          <w:szCs w:val="21"/>
+        </w:rPr>
+        <w:t xml:space="preserve"> já passou, se a </w:t>
+      </w:r>
+      <w:r>
+        <w:rPr>
+          <w:b/>
+          <w:bCs/>
+          <w:color w:val="23293D"/>
+          <w:sz w:val="21"/>
+          <w:szCs w:val="21"/>
+        </w:rPr>
+        <w:t xml:space="preserve">frequência</w:t>
+      </w:r>
+      <w:r>
+        <w:rPr>
+          <w:color w:val="23293D"/>
+          <w:sz w:val="21"/>
+          <w:szCs w:val="21"/>
+        </w:rPr>
+        <w:t xml:space="preserve"> permite (quantas vezes a cada quantos meses), se a </w:t>
+      </w:r>
+      <w:r>
+        <w:rPr>
+          <w:b/>
+          <w:bCs/>
+          <w:color w:val="23293D"/>
+          <w:sz w:val="21"/>
+          <w:szCs w:val="21"/>
+        </w:rPr>
+        <w:t xml:space="preserve">unidade</w:t>
+      </w:r>
+      <w:r>
+        <w:rPr>
+          <w:color w:val="23293D"/>
+          <w:sz w:val="21"/>
+          <w:szCs w:val="21"/>
+        </w:rPr>
+        <w:t xml:space="preserve"> está na parceria e se a empresa está </w:t>
+      </w:r>
+      <w:r>
+        <w:rPr>
+          <w:b/>
+          <w:bCs/>
+          <w:color w:val="23293D"/>
+          <w:sz w:val="21"/>
+          <w:szCs w:val="21"/>
+        </w:rPr>
+        <w:t xml:space="preserve">ativa</w:t>
       </w:r>
       <w:r>
         <w:rPr>
@@ -11952,87 +12161,125 @@
     </w:p>
     <w:p>
       <w:pPr>
-        <w:pStyle w:val="ListParagraph"/>
-        <w:numPr>
-          <w:ilvl w:val="0"/>
-          <w:numId w:val="19"/>
-        </w:numPr>
-        <w:spacing w:after="80" w:line="270"/>
-      </w:pPr>
-      <w:r>
-        <w:rPr>
-          <w:b/>
-          <w:bCs/>
-          <w:color w:val="23293D"/>
-          <w:sz w:val="21"/>
-          <w:szCs w:val="21"/>
-        </w:rPr>
-        <w:t xml:space="preserve">Proposta comercial</w:t>
-      </w:r>
-      <w:r>
-        <w:rPr>
-          <w:color w:val="23293D"/>
-          <w:sz w:val="21"/>
-          <w:szCs w:val="21"/>
-        </w:rPr>
-        <w:t xml:space="preserve"> — validade padrão e os </w:t>
-      </w:r>
-      <w:r>
-        <w:rPr>
-          <w:b/>
-          <w:bCs/>
-          <w:color w:val="23293D"/>
-          <w:sz w:val="21"/>
-          <w:szCs w:val="21"/>
-        </w:rPr>
-        <w:t xml:space="preserve">blocos de texto</w:t>
-      </w:r>
-      <w:r>
-        <w:rPr>
-          <w:color w:val="23293D"/>
-          <w:sz w:val="21"/>
-          <w:szCs w:val="21"/>
-        </w:rPr>
-        <w:t xml:space="preserve"> que saem em toda proposta sem texto próprio.</w:t>
-      </w:r>
-    </w:p>
-    <w:p>
-      <w:pPr>
-        <w:pStyle w:val="ListParagraph"/>
-        <w:numPr>
-          <w:ilvl w:val="0"/>
-          <w:numId w:val="19"/>
-        </w:numPr>
-        <w:spacing w:after="80" w:line="270"/>
-      </w:pPr>
-      <w:r>
-        <w:rPr>
-          <w:b/>
-          <w:bCs/>
-          <w:color w:val="23293D"/>
-          <w:sz w:val="21"/>
-          <w:szCs w:val="21"/>
-        </w:rPr>
-        <w:t xml:space="preserve">Grupos de benefícios</w:t>
-      </w:r>
-      <w:r>
-        <w:rPr>
-          <w:color w:val="23293D"/>
-          <w:sz w:val="21"/>
-          <w:szCs w:val="21"/>
-        </w:rPr>
-        <w:t xml:space="preserve"> — criar, editar e desligar grupos.</w:t>
-      </w:r>
-    </w:p>
-    <w:p>
-      <w:pPr>
-        <w:pStyle w:val="Heading2"/>
+        <w:spacing w:after="140" w:line="280"/>
+      </w:pPr>
+      <w:r>
+        <w:rPr>
+          <w:b/>
+          <w:bCs/>
+          <w:color w:val="23293D"/>
+          <w:sz w:val="21"/>
+          <w:szCs w:val="21"/>
+        </w:rPr>
+        <w:t xml:space="preserve">A frequência é contada pelo uso de verdade:</w:t>
+      </w:r>
+      <w:r>
+        <w:rPr>
+          <w:color w:val="23293D"/>
+          <w:sz w:val="21"/>
+          <w:szCs w:val="21"/>
+        </w:rPr>
+        <w:t xml:space="preserve"> depois de </w:t>
+      </w:r>
+      <w:r>
+        <w:rPr>
+          <w:b/>
+          <w:bCs/>
+          <w:color w:val="23293D"/>
+          <w:sz w:val="21"/>
+          <w:szCs w:val="21"/>
+        </w:rPr>
+        <w:t xml:space="preserve">concluir</w:t>
+      </w:r>
+      <w:r>
+        <w:rPr>
+          <w:color w:val="23293D"/>
+          <w:sz w:val="21"/>
+          <w:szCs w:val="21"/>
+        </w:rPr>
+        <w:t xml:space="preserve"> o atendimento daquele procedimento, ele passa a contar como usado. Ao orçar de novo antes do prazo, o painel do cliente mostra </w:t>
+      </w:r>
+      <w:r>
+        <w:rPr>
+          <w:b/>
+          <w:bCs/>
+          <w:color w:val="23293D"/>
+          <w:sz w:val="21"/>
+          <w:szCs w:val="21"/>
+        </w:rPr>
+        <w:t xml:space="preserve">"aguardando liberação"</w:t>
+      </w:r>
+      <w:r>
+        <w:rPr>
+          <w:color w:val="23293D"/>
+          <w:sz w:val="21"/>
+          <w:szCs w:val="21"/>
+        </w:rPr>
+        <w:t xml:space="preserve"> com a data.</w:t>
+      </w:r>
+    </w:p>
+    <w:p>
+      <w:pPr>
+        <w:spacing w:after="140" w:line="280"/>
+      </w:pPr>
+      <w:r>
+        <w:rPr>
+          <w:b/>
+          <w:bCs/>
+          <w:color w:val="23293D"/>
+          <w:sz w:val="21"/>
+          <w:szCs w:val="21"/>
+        </w:rPr>
+        <w:t xml:space="preserve">O painel do cliente</w:t>
+      </w:r>
+      <w:r>
+        <w:rPr>
+          <w:color w:val="23293D"/>
+          <w:sz w:val="21"/>
+          <w:szCs w:val="21"/>
+        </w:rPr>
+        <w:t xml:space="preserve"> (card </w:t>
+      </w:r>
+      <w:r>
+        <w:rPr>
+          <w:b/>
+          <w:bCs/>
+          <w:color w:val="23293D"/>
+          <w:sz w:val="21"/>
+          <w:szCs w:val="21"/>
+        </w:rPr>
+        <w:t xml:space="preserve">★ Programa Empresarial</w:t>
+      </w:r>
+      <w:r>
+        <w:rPr>
+          <w:color w:val="23293D"/>
+          <w:sz w:val="21"/>
+          <w:szCs w:val="21"/>
+        </w:rPr>
+        <w:t xml:space="preserve"> na ficha) mostra economia acumulada, benefícios usados, disponíveis agora e histórico.</w:t>
+      </w:r>
+    </w:p>
+    <w:p>
+      <w:pPr>
+        <w:spacing w:after="60" w:line="120"/>
+      </w:pPr>
+      <w:r>
+        <w:rPr>
+          <w:sz w:val="2"/>
+          <w:szCs w:val="2"/>
+        </w:rPr>
+        <w:t xml:space="preserve"/>
+      </w:r>
+    </w:p>
+    <w:p>
+      <w:pPr>
+        <w:pStyle w:val="Heading1"/>
       </w:pPr>
       <w:r>
         <w:rPr>
           <w:color w:val="1F3253"/>
         </w:rPr>
-        <w:t xml:space="preserve">A coluna Margem</w:t>
+        <w:t xml:space="preserve">14. Riso+ Social</w:t>
       </w:r>
     </w:p>
     <w:p>
@@ -12045,7 +12292,192 @@
           <w:sz w:val="21"/>
           <w:szCs w:val="21"/>
         </w:rPr>
-        <w:t xml:space="preserve">Mostra quanto sobra em cada procedimento depois do benefício, usando preço e repasse cadastrados.</w:t>
+        <w:t xml:space="preserve">Aba </w:t>
+      </w:r>
+      <w:r>
+        <w:rPr>
+          <w:b/>
+          <w:bCs/>
+          <w:color w:val="23293D"/>
+          <w:sz w:val="21"/>
+          <w:szCs w:val="21"/>
+        </w:rPr>
+        <w:t xml:space="preserve">Riso+ Social</w:t>
+      </w:r>
+      <w:r>
+        <w:rPr>
+          <w:color w:val="23293D"/>
+          <w:sz w:val="21"/>
+          <w:szCs w:val="21"/>
+        </w:rPr>
+        <w:t xml:space="preserve"> da empresa. Nos modelos </w:t>
+      </w:r>
+      <w:r>
+        <w:rPr>
+          <w:b/>
+          <w:bCs/>
+          <w:color w:val="23293D"/>
+          <w:sz w:val="21"/>
+          <w:szCs w:val="21"/>
+        </w:rPr>
+        <w:t xml:space="preserve">integral</w:t>
+      </w:r>
+      <w:r>
+        <w:rPr>
+          <w:color w:val="23293D"/>
+          <w:sz w:val="21"/>
+          <w:szCs w:val="21"/>
+        </w:rPr>
+        <w:t xml:space="preserve"> e </w:t>
+      </w:r>
+      <w:r>
+        <w:rPr>
+          <w:b/>
+          <w:bCs/>
+          <w:color w:val="23293D"/>
+          <w:sz w:val="21"/>
+          <w:szCs w:val="21"/>
+        </w:rPr>
+        <w:t xml:space="preserve">parcial</w:t>
+      </w:r>
+      <w:r>
+        <w:rPr>
+          <w:color w:val="23293D"/>
+          <w:sz w:val="21"/>
+          <w:szCs w:val="21"/>
+        </w:rPr>
+        <w:t xml:space="preserve">, escolha um gatilho e </w:t>
+      </w:r>
+      <w:r>
+        <w:rPr>
+          <w:b/>
+          <w:bCs/>
+          <w:color w:val="23293D"/>
+          <w:sz w:val="21"/>
+          <w:szCs w:val="21"/>
+        </w:rPr>
+        <w:t xml:space="preserve">Gerar ficha social</w:t>
+      </w:r>
+      <w:r>
+        <w:rPr>
+          <w:color w:val="23293D"/>
+          <w:sz w:val="21"/>
+          <w:szCs w:val="21"/>
+        </w:rPr>
+        <w:t xml:space="preserve">; depois </w:t>
+      </w:r>
+      <w:r>
+        <w:rPr>
+          <w:b/>
+          <w:bCs/>
+          <w:color w:val="23293D"/>
+          <w:sz w:val="21"/>
+          <w:szCs w:val="21"/>
+        </w:rPr>
+        <w:t xml:space="preserve">Atribuir</w:t>
+      </w:r>
+      <w:r>
+        <w:rPr>
+          <w:color w:val="23293D"/>
+          <w:sz w:val="21"/>
+          <w:szCs w:val="21"/>
+        </w:rPr>
+        <w:t xml:space="preserve"> um beneficiário e </w:t>
+      </w:r>
+      <w:r>
+        <w:rPr>
+          <w:b/>
+          <w:bCs/>
+          <w:color w:val="23293D"/>
+          <w:sz w:val="21"/>
+          <w:szCs w:val="21"/>
+        </w:rPr>
+        <w:t xml:space="preserve">Marcar utilizada</w:t>
+      </w:r>
+      <w:r>
+        <w:rPr>
+          <w:color w:val="23293D"/>
+          <w:sz w:val="21"/>
+          <w:szCs w:val="21"/>
+        </w:rPr>
+        <w:t xml:space="preserve">.</w:t>
+      </w:r>
+    </w:p>
+    <w:p>
+      <w:pPr>
+        <w:spacing w:after="140" w:line="280"/>
+      </w:pPr>
+      <w:r>
+        <w:rPr>
+          <w:color w:val="23293D"/>
+          <w:sz w:val="21"/>
+          <w:szCs w:val="21"/>
+        </w:rPr>
+        <w:t xml:space="preserve">No modelo </w:t>
+      </w:r>
+      <w:r>
+        <w:rPr>
+          <w:b/>
+          <w:bCs/>
+          <w:color w:val="23293D"/>
+          <w:sz w:val="21"/>
+          <w:szCs w:val="21"/>
+        </w:rPr>
+        <w:t xml:space="preserve">Titular paga</w:t>
+      </w:r>
+      <w:r>
+        <w:rPr>
+          <w:color w:val="23293D"/>
+          <w:sz w:val="21"/>
+          <w:szCs w:val="21"/>
+        </w:rPr>
+        <w:t xml:space="preserve">, o botão explica que a empresa não participa — e isso é regra, não defeito: não há parcela da empresa de onde tirar a ficha.</w:t>
+      </w:r>
+    </w:p>
+    <w:p>
+      <w:pPr>
+        <w:spacing w:after="60" w:line="120"/>
+      </w:pPr>
+      <w:r>
+        <w:rPr>
+          <w:sz w:val="2"/>
+          <w:szCs w:val="2"/>
+        </w:rPr>
+        <w:t xml:space="preserve"/>
+      </w:r>
+    </w:p>
+    <w:p>
+      <w:pPr>
+        <w:pStyle w:val="Heading1"/>
+      </w:pPr>
+      <w:r>
+        <w:rPr>
+          <w:color w:val="1F3253"/>
+        </w:rPr>
+        <w:t xml:space="preserve">15. Configurações da rede</w:t>
+      </w:r>
+    </w:p>
+    <w:p>
+      <w:pPr>
+        <w:spacing w:after="140" w:line="280"/>
+      </w:pPr>
+      <w:r>
+        <w:rPr>
+          <w:b/>
+          <w:bCs/>
+          <w:color w:val="23293D"/>
+          <w:sz w:val="21"/>
+          <w:szCs w:val="21"/>
+        </w:rPr>
+        <w:t xml:space="preserve">Empresarial → Configurações</w:t>
+      </w:r>
+      <w:r>
+        <w:rPr>
+          <w:color w:val="23293D"/>
+          <w:sz w:val="21"/>
+          <w:szCs w:val="21"/>
+        </w:rPr>
+        <w:t xml:space="preserve">. Cinco abas:</w:t>
       </w:r>
     </w:p>
     <w:p>
@@ -12059,29 +12491,21 @@
       </w:pPr>
       <w:r>
         <w:rPr>
-          <w:color w:val="23293D"/>
-          <w:sz w:val="21"/>
-          <w:szCs w:val="21"/>
-        </w:rPr>
-        <w:t xml:space="preserve">Com desconto, mostra a margem que sobra </w:t>
-      </w:r>
-      <w:r>
-        <w:rPr>
-          <w:b/>
-          <w:bCs/>
-          <w:color w:val="23293D"/>
-          <w:sz w:val="21"/>
-          <w:szCs w:val="21"/>
-        </w:rPr>
-        <w:t xml:space="preserve">e</w:t>
-      </w:r>
-      <w:r>
-        <w:rPr>
-          <w:color w:val="23293D"/>
-          <w:sz w:val="21"/>
-          <w:szCs w:val="21"/>
-        </w:rPr>
-        <w:t xml:space="preserve"> quanto o benefício custou.</w:t>
+          <w:b/>
+          <w:bCs/>
+          <w:color w:val="23293D"/>
+          <w:sz w:val="21"/>
+          <w:szCs w:val="21"/>
+        </w:rPr>
+        <w:t xml:space="preserve">Preços de adesão</w:t>
+      </w:r>
+      <w:r>
+        <w:rPr>
+          <w:color w:val="23293D"/>
+          <w:sz w:val="21"/>
+          <w:szCs w:val="21"/>
+        </w:rPr>
+        <w:t xml:space="preserve"> — os padrões da rede (titular, dependente).</w:t>
       </w:r>
     </w:p>
     <w:p>
@@ -12095,47 +12519,21 @@
       </w:pPr>
       <w:r>
         <w:rPr>
-          <w:color w:val="23293D"/>
-          <w:sz w:val="21"/>
-          <w:szCs w:val="21"/>
-        </w:rPr>
-        <w:t xml:space="preserve">Em </w:t>
-      </w:r>
-      <w:r>
-        <w:rPr>
-          <w:b/>
-          <w:bCs/>
-          <w:color w:val="23293D"/>
-          <w:sz w:val="21"/>
-          <w:szCs w:val="21"/>
-        </w:rPr>
-        <w:t xml:space="preserve">Sem custo</w:t>
-      </w:r>
-      <w:r>
-        <w:rPr>
-          <w:color w:val="23293D"/>
-          <w:sz w:val="21"/>
-          <w:szCs w:val="21"/>
-        </w:rPr>
-        <w:t xml:space="preserve">, a margem fica </w:t>
-      </w:r>
-      <w:r>
-        <w:rPr>
-          <w:b/>
-          <w:bCs/>
-          <w:color w:val="23293D"/>
-          <w:sz w:val="21"/>
-          <w:szCs w:val="21"/>
-        </w:rPr>
-        <w:t xml:space="preserve">negativa</w:t>
-      </w:r>
-      <w:r>
-        <w:rPr>
-          <w:color w:val="23293D"/>
-          <w:sz w:val="21"/>
-          <w:szCs w:val="21"/>
-        </w:rPr>
-        <w:t xml:space="preserve"> e a tela diz que o procedimento fica no prejuízo — porque o repasse e o material continuam sendo pagos.</w:t>
+          <w:b/>
+          <w:bCs/>
+          <w:color w:val="23293D"/>
+          <w:sz w:val="21"/>
+          <w:szCs w:val="21"/>
+        </w:rPr>
+        <w:t xml:space="preserve">Split de pagamento</w:t>
+      </w:r>
+      <w:r>
+        <w:rPr>
+          <w:color w:val="23293D"/>
+          <w:sz w:val="21"/>
+          <w:szCs w:val="21"/>
+        </w:rPr>
+        <w:t xml:space="preserve"> — a divisão Risarte/RisLife.</w:t>
       </w:r>
     </w:p>
     <w:p>
@@ -12144,6 +12542,258 @@
         <w:numPr>
           <w:ilvl w:val="0"/>
           <w:numId w:val="20"/>
+        </w:numPr>
+        <w:spacing w:after="80" w:line="270"/>
+      </w:pPr>
+      <w:r>
+        <w:rPr>
+          <w:b/>
+          <w:bCs/>
+          <w:color w:val="23293D"/>
+          <w:sz w:val="21"/>
+          <w:szCs w:val="21"/>
+        </w:rPr>
+        <w:t xml:space="preserve">Benefícios</w:t>
+      </w:r>
+      <w:r>
+        <w:rPr>
+          <w:color w:val="23293D"/>
+          <w:sz w:val="21"/>
+          <w:szCs w:val="21"/>
+        </w:rPr>
+        <w:t xml:space="preserve"> — os benefícios </w:t>
+      </w:r>
+      <w:r>
+        <w:rPr>
+          <w:b/>
+          <w:bCs/>
+          <w:color w:val="23293D"/>
+          <w:sz w:val="21"/>
+          <w:szCs w:val="21"/>
+        </w:rPr>
+        <w:t xml:space="preserve">padrão da rede</w:t>
+      </w:r>
+      <w:r>
+        <w:rPr>
+          <w:color w:val="23293D"/>
+          <w:sz w:val="21"/>
+          <w:szCs w:val="21"/>
+        </w:rPr>
+        <w:t xml:space="preserve">, que chegam nas propostas novas. Tem a coluna </w:t>
+      </w:r>
+      <w:r>
+        <w:rPr>
+          <w:b/>
+          <w:bCs/>
+          <w:color w:val="23293D"/>
+          <w:sz w:val="21"/>
+          <w:szCs w:val="21"/>
+        </w:rPr>
+        <w:t xml:space="preserve">Margem (rede)</w:t>
+      </w:r>
+      <w:r>
+        <w:rPr>
+          <w:color w:val="23293D"/>
+          <w:sz w:val="21"/>
+          <w:szCs w:val="21"/>
+        </w:rPr>
+        <w:t xml:space="preserve">.</w:t>
+      </w:r>
+    </w:p>
+    <w:p>
+      <w:pPr>
+        <w:pStyle w:val="ListParagraph"/>
+        <w:numPr>
+          <w:ilvl w:val="0"/>
+          <w:numId w:val="20"/>
+        </w:numPr>
+        <w:spacing w:after="80" w:line="270"/>
+      </w:pPr>
+      <w:r>
+        <w:rPr>
+          <w:b/>
+          <w:bCs/>
+          <w:color w:val="23293D"/>
+          <w:sz w:val="21"/>
+          <w:szCs w:val="21"/>
+        </w:rPr>
+        <w:t xml:space="preserve">Proposta comercial</w:t>
+      </w:r>
+      <w:r>
+        <w:rPr>
+          <w:color w:val="23293D"/>
+          <w:sz w:val="21"/>
+          <w:szCs w:val="21"/>
+        </w:rPr>
+        <w:t xml:space="preserve"> — validade padrão e os </w:t>
+      </w:r>
+      <w:r>
+        <w:rPr>
+          <w:b/>
+          <w:bCs/>
+          <w:color w:val="23293D"/>
+          <w:sz w:val="21"/>
+          <w:szCs w:val="21"/>
+        </w:rPr>
+        <w:t xml:space="preserve">blocos de texto</w:t>
+      </w:r>
+      <w:r>
+        <w:rPr>
+          <w:color w:val="23293D"/>
+          <w:sz w:val="21"/>
+          <w:szCs w:val="21"/>
+        </w:rPr>
+        <w:t xml:space="preserve"> que saem em toda proposta sem texto próprio.</w:t>
+      </w:r>
+    </w:p>
+    <w:p>
+      <w:pPr>
+        <w:pStyle w:val="ListParagraph"/>
+        <w:numPr>
+          <w:ilvl w:val="0"/>
+          <w:numId w:val="20"/>
+        </w:numPr>
+        <w:spacing w:after="80" w:line="270"/>
+      </w:pPr>
+      <w:r>
+        <w:rPr>
+          <w:b/>
+          <w:bCs/>
+          <w:color w:val="23293D"/>
+          <w:sz w:val="21"/>
+          <w:szCs w:val="21"/>
+        </w:rPr>
+        <w:t xml:space="preserve">Grupos de benefícios</w:t>
+      </w:r>
+      <w:r>
+        <w:rPr>
+          <w:color w:val="23293D"/>
+          <w:sz w:val="21"/>
+          <w:szCs w:val="21"/>
+        </w:rPr>
+        <w:t xml:space="preserve"> — criar, editar e desligar grupos.</w:t>
+      </w:r>
+    </w:p>
+    <w:p>
+      <w:pPr>
+        <w:pStyle w:val="Heading2"/>
+      </w:pPr>
+      <w:r>
+        <w:rPr>
+          <w:color w:val="1F3253"/>
+        </w:rPr>
+        <w:t xml:space="preserve">A coluna Margem</w:t>
+      </w:r>
+    </w:p>
+    <w:p>
+      <w:pPr>
+        <w:spacing w:after="140" w:line="280"/>
+      </w:pPr>
+      <w:r>
+        <w:rPr>
+          <w:color w:val="23293D"/>
+          <w:sz w:val="21"/>
+          <w:szCs w:val="21"/>
+        </w:rPr>
+        <w:t xml:space="preserve">Mostra quanto sobra em cada procedimento depois do benefício, usando preço e repasse cadastrados.</w:t>
+      </w:r>
+    </w:p>
+    <w:p>
+      <w:pPr>
+        <w:pStyle w:val="ListParagraph"/>
+        <w:numPr>
+          <w:ilvl w:val="0"/>
+          <w:numId w:val="21"/>
+        </w:numPr>
+        <w:spacing w:after="80" w:line="270"/>
+      </w:pPr>
+      <w:r>
+        <w:rPr>
+          <w:color w:val="23293D"/>
+          <w:sz w:val="21"/>
+          <w:szCs w:val="21"/>
+        </w:rPr>
+        <w:t xml:space="preserve">Com desconto, mostra a margem que sobra </w:t>
+      </w:r>
+      <w:r>
+        <w:rPr>
+          <w:b/>
+          <w:bCs/>
+          <w:color w:val="23293D"/>
+          <w:sz w:val="21"/>
+          <w:szCs w:val="21"/>
+        </w:rPr>
+        <w:t xml:space="preserve">e</w:t>
+      </w:r>
+      <w:r>
+        <w:rPr>
+          <w:color w:val="23293D"/>
+          <w:sz w:val="21"/>
+          <w:szCs w:val="21"/>
+        </w:rPr>
+        <w:t xml:space="preserve"> quanto o benefício custou.</w:t>
+      </w:r>
+    </w:p>
+    <w:p>
+      <w:pPr>
+        <w:pStyle w:val="ListParagraph"/>
+        <w:numPr>
+          <w:ilvl w:val="0"/>
+          <w:numId w:val="21"/>
+        </w:numPr>
+        <w:spacing w:after="80" w:line="270"/>
+      </w:pPr>
+      <w:r>
+        <w:rPr>
+          <w:color w:val="23293D"/>
+          <w:sz w:val="21"/>
+          <w:szCs w:val="21"/>
+        </w:rPr>
+        <w:t xml:space="preserve">Em </w:t>
+      </w:r>
+      <w:r>
+        <w:rPr>
+          <w:b/>
+          <w:bCs/>
+          <w:color w:val="23293D"/>
+          <w:sz w:val="21"/>
+          <w:szCs w:val="21"/>
+        </w:rPr>
+        <w:t xml:space="preserve">Sem custo</w:t>
+      </w:r>
+      <w:r>
+        <w:rPr>
+          <w:color w:val="23293D"/>
+          <w:sz w:val="21"/>
+          <w:szCs w:val="21"/>
+        </w:rPr>
+        <w:t xml:space="preserve">, a margem fica </w:t>
+      </w:r>
+      <w:r>
+        <w:rPr>
+          <w:b/>
+          <w:bCs/>
+          <w:color w:val="23293D"/>
+          <w:sz w:val="21"/>
+          <w:szCs w:val="21"/>
+        </w:rPr>
+        <w:t xml:space="preserve">negativa</w:t>
+      </w:r>
+      <w:r>
+        <w:rPr>
+          <w:color w:val="23293D"/>
+          <w:sz w:val="21"/>
+          <w:szCs w:val="21"/>
+        </w:rPr>
+        <w:t xml:space="preserve"> e a tela diz que o procedimento fica no prejuízo — porque o repasse e o material continuam sendo pagos.</w:t>
+      </w:r>
+    </w:p>
+    <w:p>
+      <w:pPr>
+        <w:pStyle w:val="ListParagraph"/>
+        <w:numPr>
+          <w:ilvl w:val="0"/>
+          <w:numId w:val="21"/>
         </w:numPr>
         <w:spacing w:after="80" w:line="270"/>
       </w:pPr>
@@ -13459,7 +14109,7 @@
         <w:pStyle w:val="ListParagraph"/>
         <w:numPr>
           <w:ilvl w:val="0"/>
-          <w:numId w:val="21"/>
+          <w:numId w:val="22"/>
         </w:numPr>
         <w:spacing w:after="80" w:line="270"/>
       </w:pPr>
@@ -13498,195 +14148,6 @@
           <w:szCs w:val="21"/>
         </w:rPr>
         <w:t xml:space="preserve">. A função existe no código e não é chamada por lugar nenhum. Quando a emissão for ligada, o link entra na mesma tela.</w:t>
-      </w:r>
-    </w:p>
-    <w:p>
-      <w:pPr>
-        <w:pStyle w:val="ListParagraph"/>
-        <w:numPr>
-          <w:ilvl w:val="0"/>
-          <w:numId w:val="21"/>
-        </w:numPr>
-        <w:spacing w:after="80" w:line="270"/>
-      </w:pPr>
-      <w:r>
-        <w:rPr>
-          <w:b/>
-          <w:bCs/>
-          <w:color w:val="23293D"/>
-          <w:sz w:val="21"/>
-          <w:szCs w:val="21"/>
-        </w:rPr>
-        <w:t xml:space="preserve">Assinatura pela ZapSign</w:t>
-      </w:r>
-      <w:r>
-        <w:rPr>
-          <w:color w:val="23293D"/>
-          <w:sz w:val="21"/>
-          <w:szCs w:val="21"/>
-        </w:rPr>
-        <w:t xml:space="preserve"> funciona por </w:t>
-      </w:r>
-      <w:r>
-        <w:rPr>
-          <w:b/>
-          <w:bCs/>
-          <w:color w:val="23293D"/>
-          <w:sz w:val="21"/>
-          <w:szCs w:val="21"/>
-        </w:rPr>
-        <w:t xml:space="preserve">Enviar</w:t>
-      </w:r>
-      <w:r>
-        <w:rPr>
-          <w:color w:val="23293D"/>
-          <w:sz w:val="21"/>
-          <w:szCs w:val="21"/>
-        </w:rPr>
-        <w:t xml:space="preserve"> → </w:t>
-      </w:r>
-      <w:r>
-        <w:rPr>
-          <w:b/>
-          <w:bCs/>
-          <w:color w:val="23293D"/>
-          <w:sz w:val="21"/>
-          <w:szCs w:val="21"/>
-        </w:rPr>
-        <w:t xml:space="preserve">Marcar assinado</w:t>
-      </w:r>
-      <w:r>
-        <w:rPr>
-          <w:color w:val="23293D"/>
-          <w:sz w:val="21"/>
-          <w:szCs w:val="21"/>
-        </w:rPr>
-        <w:t xml:space="preserve"> (simulação) enquanto as chaves não estiverem cadastradas.</w:t>
-      </w:r>
-    </w:p>
-    <w:p>
-      <w:pPr>
-        <w:pStyle w:val="ListParagraph"/>
-        <w:numPr>
-          <w:ilvl w:val="0"/>
-          <w:numId w:val="21"/>
-        </w:numPr>
-        <w:spacing w:after="80" w:line="270"/>
-      </w:pPr>
-      <w:r>
-        <w:rPr>
-          <w:b/>
-          <w:bCs/>
-          <w:color w:val="23293D"/>
-          <w:sz w:val="21"/>
-          <w:szCs w:val="21"/>
-        </w:rPr>
-        <w:t xml:space="preserve">Proposta no Gamma</w:t>
-      </w:r>
-      <w:r>
-        <w:rPr>
-          <w:color w:val="23293D"/>
-          <w:sz w:val="21"/>
-          <w:szCs w:val="21"/>
-        </w:rPr>
-        <w:t xml:space="preserve"> depende de chave configurada; sem ela, o cartão explica que está desativado.</w:t>
-      </w:r>
-    </w:p>
-    <w:p>
-      <w:pPr>
-        <w:pStyle w:val="ListParagraph"/>
-        <w:numPr>
-          <w:ilvl w:val="0"/>
-          <w:numId w:val="21"/>
-        </w:numPr>
-        <w:spacing w:after="80" w:line="270"/>
-      </w:pPr>
-      <w:r>
-        <w:rPr>
-          <w:b/>
-          <w:bCs/>
-          <w:color w:val="23293D"/>
-          <w:sz w:val="21"/>
-          <w:szCs w:val="21"/>
-        </w:rPr>
-        <w:t xml:space="preserve">A implantação não tem trava no banco</w:t>
-      </w:r>
-      <w:r>
-        <w:rPr>
-          <w:color w:val="23293D"/>
-          <w:sz w:val="21"/>
-          <w:szCs w:val="21"/>
-        </w:rPr>
-        <w:t xml:space="preserve"> (a mensalidade tem, desde a 0.71.0). Duas pessoas clicando em </w:t>
-      </w:r>
-      <w:r>
-        <w:rPr>
-          <w:b/>
-          <w:bCs/>
-          <w:color w:val="23293D"/>
-          <w:sz w:val="21"/>
-          <w:szCs w:val="21"/>
-        </w:rPr>
-        <w:t xml:space="preserve">Gerar implantação</w:t>
-      </w:r>
-      <w:r>
-        <w:rPr>
-          <w:color w:val="23293D"/>
-          <w:sz w:val="21"/>
-          <w:szCs w:val="21"/>
-        </w:rPr>
-        <w:t xml:space="preserve"> no MESMO instante ainda podem gerar duas; um clique depois do outro, não — o segundo é recusado. Se acontecer, cancele uma delas.</w:t>
-      </w:r>
-    </w:p>
-    <w:p>
-      <w:pPr>
-        <w:pStyle w:val="ListParagraph"/>
-        <w:numPr>
-          <w:ilvl w:val="0"/>
-          <w:numId w:val="21"/>
-        </w:numPr>
-        <w:spacing w:after="80" w:line="270"/>
-      </w:pPr>
-      <w:r>
-        <w:rPr>
-          <w:b/>
-          <w:bCs/>
-          <w:color w:val="23293D"/>
-          <w:sz w:val="21"/>
-          <w:szCs w:val="21"/>
-        </w:rPr>
-        <w:t xml:space="preserve">Controle por lote e baixa FIFO</w:t>
-      </w:r>
-      <w:r>
-        <w:rPr>
-          <w:color w:val="23293D"/>
-          <w:sz w:val="21"/>
-          <w:szCs w:val="21"/>
-        </w:rPr>
-        <w:t xml:space="preserve"> não fazem parte deste módulo.</w:t>
-      </w:r>
-    </w:p>
-    <w:p>
-      <w:pPr>
-        <w:spacing w:after="60" w:line="120"/>
-      </w:pPr>
-      <w:r>
-        <w:rPr>
-          <w:sz w:val="2"/>
-          <w:szCs w:val="2"/>
-        </w:rPr>
-        <w:t xml:space="preserve"/>
-      </w:r>
-    </w:p>
-    <w:p>
-      <w:pPr>
-        <w:pStyle w:val="Heading1"/>
-      </w:pPr>
-      <w:r>
-        <w:rPr>
-          <w:color w:val="1F3253"/>
-        </w:rPr>
-        <w:t xml:space="preserve">19. Glossário</w:t>
       </w:r>
     </w:p>
     <w:p>
@@ -13706,15 +14167,51 @@
           <w:sz w:val="21"/>
           <w:szCs w:val="21"/>
         </w:rPr>
-        <w:t xml:space="preserve">Titular</w:t>
-      </w:r>
-      <w:r>
-        <w:rPr>
-          <w:color w:val="23293D"/>
-          <w:sz w:val="21"/>
-          <w:szCs w:val="21"/>
-        </w:rPr>
-        <w:t xml:space="preserve"> — a pessoa da empresa que entra no programa.</w:t>
+        <w:t xml:space="preserve">Assinatura pela ZapSign</w:t>
+      </w:r>
+      <w:r>
+        <w:rPr>
+          <w:color w:val="23293D"/>
+          <w:sz w:val="21"/>
+          <w:szCs w:val="21"/>
+        </w:rPr>
+        <w:t xml:space="preserve"> funciona por </w:t>
+      </w:r>
+      <w:r>
+        <w:rPr>
+          <w:b/>
+          <w:bCs/>
+          <w:color w:val="23293D"/>
+          <w:sz w:val="21"/>
+          <w:szCs w:val="21"/>
+        </w:rPr>
+        <w:t xml:space="preserve">Enviar</w:t>
+      </w:r>
+      <w:r>
+        <w:rPr>
+          <w:color w:val="23293D"/>
+          <w:sz w:val="21"/>
+          <w:szCs w:val="21"/>
+        </w:rPr>
+        <w:t xml:space="preserve"> → </w:t>
+      </w:r>
+      <w:r>
+        <w:rPr>
+          <w:b/>
+          <w:bCs/>
+          <w:color w:val="23293D"/>
+          <w:sz w:val="21"/>
+          <w:szCs w:val="21"/>
+        </w:rPr>
+        <w:t xml:space="preserve">Marcar assinado</w:t>
+      </w:r>
+      <w:r>
+        <w:rPr>
+          <w:color w:val="23293D"/>
+          <w:sz w:val="21"/>
+          <w:szCs w:val="21"/>
+        </w:rPr>
+        <w:t xml:space="preserve"> (simulação) enquanto as chaves não estiverem cadastradas.</w:t>
       </w:r>
     </w:p>
     <w:p>
@@ -13734,15 +14231,15 @@
           <w:sz w:val="21"/>
           <w:szCs w:val="21"/>
         </w:rPr>
-        <w:t xml:space="preserve">Dependente</w:t>
-      </w:r>
-      <w:r>
-        <w:rPr>
-          <w:color w:val="23293D"/>
-          <w:sz w:val="21"/>
-          <w:szCs w:val="21"/>
-        </w:rPr>
-        <w:t xml:space="preserve"> — quem entra pendurado num titular.</w:t>
+        <w:t xml:space="preserve">Proposta no Gamma</w:t>
+      </w:r>
+      <w:r>
+        <w:rPr>
+          <w:color w:val="23293D"/>
+          <w:sz w:val="21"/>
+          <w:szCs w:val="21"/>
+        </w:rPr>
+        <w:t xml:space="preserve"> depende de chave configurada; sem ela, o cartão explica que está desativado.</w:t>
       </w:r>
     </w:p>
     <w:p>
@@ -13762,15 +14259,33 @@
           <w:sz w:val="21"/>
           <w:szCs w:val="21"/>
         </w:rPr>
-        <w:t xml:space="preserve">Lead</w:t>
-      </w:r>
-      <w:r>
-        <w:rPr>
-          <w:color w:val="23293D"/>
-          <w:sz w:val="21"/>
-          <w:szCs w:val="21"/>
-        </w:rPr>
-        <w:t xml:space="preserve"> — a empresa enquanto está no funil, antes de fechar.</w:t>
+        <w:t xml:space="preserve">A implantação não tem trava no banco</w:t>
+      </w:r>
+      <w:r>
+        <w:rPr>
+          <w:color w:val="23293D"/>
+          <w:sz w:val="21"/>
+          <w:szCs w:val="21"/>
+        </w:rPr>
+        <w:t xml:space="preserve"> (a mensalidade tem, desde a 0.71.0). Duas pessoas clicando em </w:t>
+      </w:r>
+      <w:r>
+        <w:rPr>
+          <w:b/>
+          <w:bCs/>
+          <w:color w:val="23293D"/>
+          <w:sz w:val="21"/>
+          <w:szCs w:val="21"/>
+        </w:rPr>
+        <w:t xml:space="preserve">Gerar implantação</w:t>
+      </w:r>
+      <w:r>
+        <w:rPr>
+          <w:color w:val="23293D"/>
+          <w:sz w:val="21"/>
+          <w:szCs w:val="21"/>
+        </w:rPr>
+        <w:t xml:space="preserve"> no MESMO instante ainda podem gerar duas; um clique depois do outro, não — o segundo é recusado. Se acontecer, cancele uma delas.</w:t>
       </w:r>
     </w:p>
     <w:p>
@@ -13790,317 +14305,15 @@
           <w:sz w:val="21"/>
           <w:szCs w:val="21"/>
         </w:rPr>
-        <w:t xml:space="preserve">Levantamento</w:t>
-      </w:r>
-      <w:r>
-        <w:rPr>
-          <w:color w:val="23293D"/>
-          <w:sz w:val="21"/>
-          <w:szCs w:val="21"/>
-        </w:rPr>
-        <w:t xml:space="preserve"> — o que a empresa tem hoje (convênio, quanto paga, quantas pessoas).</w:t>
-      </w:r>
-    </w:p>
-    <w:p>
-      <w:pPr>
-        <w:pStyle w:val="ListParagraph"/>
-        <w:numPr>
-          <w:ilvl w:val="0"/>
-          <w:numId w:val="22"/>
-        </w:numPr>
-        <w:spacing w:after="80" w:line="270"/>
-      </w:pPr>
-      <w:r>
-        <w:rPr>
-          <w:b/>
-          <w:bCs/>
-          <w:color w:val="23293D"/>
-          <w:sz w:val="21"/>
-          <w:szCs w:val="21"/>
-        </w:rPr>
-        <w:t xml:space="preserve">Proposta</w:t>
-      </w:r>
-      <w:r>
-        <w:rPr>
-          <w:color w:val="23293D"/>
-          <w:sz w:val="21"/>
-          <w:szCs w:val="21"/>
-        </w:rPr>
-        <w:t xml:space="preserve"> — o que a Risarte oferece: preços, benefícios, prazos, unidades.</w:t>
-      </w:r>
-    </w:p>
-    <w:p>
-      <w:pPr>
-        <w:pStyle w:val="ListParagraph"/>
-        <w:numPr>
-          <w:ilvl w:val="0"/>
-          <w:numId w:val="22"/>
-        </w:numPr>
-        <w:spacing w:after="80" w:line="270"/>
-      </w:pPr>
-      <w:r>
-        <w:rPr>
-          <w:b/>
-          <w:bCs/>
-          <w:color w:val="23293D"/>
-          <w:sz w:val="21"/>
-          <w:szCs w:val="21"/>
-        </w:rPr>
-        <w:t xml:space="preserve">Faixa</w:t>
-      </w:r>
-      <w:r>
-        <w:rPr>
-          <w:color w:val="23293D"/>
-          <w:sz w:val="21"/>
-          <w:szCs w:val="21"/>
-        </w:rPr>
-        <w:t xml:space="preserve"> — preço por quantidade de titulares. Vale para todos, não só para quem passou.</w:t>
-      </w:r>
-    </w:p>
-    <w:p>
-      <w:pPr>
-        <w:pStyle w:val="ListParagraph"/>
-        <w:numPr>
-          <w:ilvl w:val="0"/>
-          <w:numId w:val="22"/>
-        </w:numPr>
-        <w:spacing w:after="80" w:line="270"/>
-      </w:pPr>
-      <w:r>
-        <w:rPr>
-          <w:b/>
-          <w:bCs/>
-          <w:color w:val="23293D"/>
-          <w:sz w:val="21"/>
-          <w:szCs w:val="21"/>
-        </w:rPr>
-        <w:t xml:space="preserve">Carência</w:t>
-      </w:r>
-      <w:r>
-        <w:rPr>
-          <w:color w:val="23293D"/>
-          <w:sz w:val="21"/>
-          <w:szCs w:val="21"/>
-        </w:rPr>
-        <w:t xml:space="preserve"> — o tempo até o benefício começar a valer.</w:t>
-      </w:r>
-    </w:p>
-    <w:p>
-      <w:pPr>
-        <w:pStyle w:val="ListParagraph"/>
-        <w:numPr>
-          <w:ilvl w:val="0"/>
-          <w:numId w:val="22"/>
-        </w:numPr>
-        <w:spacing w:after="80" w:line="270"/>
-      </w:pPr>
-      <w:r>
-        <w:rPr>
-          <w:b/>
-          <w:bCs/>
-          <w:color w:val="23293D"/>
-          <w:sz w:val="21"/>
-          <w:szCs w:val="21"/>
-        </w:rPr>
-        <w:t xml:space="preserve">Benefício</w:t>
-      </w:r>
-      <w:r>
-        <w:rPr>
-          <w:color w:val="23293D"/>
-          <w:sz w:val="21"/>
-          <w:szCs w:val="21"/>
-        </w:rPr>
-        <w:t xml:space="preserve"> — o que o programa faz naquele procedimento.</w:t>
-      </w:r>
-    </w:p>
-    <w:p>
-      <w:pPr>
-        <w:pStyle w:val="ListParagraph"/>
-        <w:numPr>
-          <w:ilvl w:val="0"/>
-          <w:numId w:val="22"/>
-        </w:numPr>
-        <w:spacing w:after="80" w:line="270"/>
-      </w:pPr>
-      <w:r>
-        <w:rPr>
-          <w:b/>
-          <w:bCs/>
-          <w:color w:val="23293D"/>
-          <w:sz w:val="21"/>
-          <w:szCs w:val="21"/>
-        </w:rPr>
-        <w:t xml:space="preserve">Grupo de benefícios</w:t>
-      </w:r>
-      <w:r>
-        <w:rPr>
-          <w:color w:val="23293D"/>
-          <w:sz w:val="21"/>
-          <w:szCs w:val="21"/>
-        </w:rPr>
-        <w:t xml:space="preserve"> — combinação pronta, reaplicável em outras propostas.</w:t>
-      </w:r>
-    </w:p>
-    <w:p>
-      <w:pPr>
-        <w:pStyle w:val="ListParagraph"/>
-        <w:numPr>
-          <w:ilvl w:val="0"/>
-          <w:numId w:val="22"/>
-        </w:numPr>
-        <w:spacing w:after="80" w:line="270"/>
-      </w:pPr>
-      <w:r>
-        <w:rPr>
-          <w:b/>
-          <w:bCs/>
-          <w:color w:val="23293D"/>
-          <w:sz w:val="21"/>
-          <w:szCs w:val="21"/>
-        </w:rPr>
-        <w:t xml:space="preserve">Implantação</w:t>
-      </w:r>
-      <w:r>
-        <w:rPr>
-          <w:color w:val="23293D"/>
-          <w:sz w:val="21"/>
-          <w:szCs w:val="21"/>
-        </w:rPr>
-        <w:t xml:space="preserve"> — o primeiro pagamento e a entrada da empresa no ar.</w:t>
-      </w:r>
-    </w:p>
-    <w:p>
-      <w:pPr>
-        <w:pStyle w:val="ListParagraph"/>
-        <w:numPr>
-          <w:ilvl w:val="0"/>
-          <w:numId w:val="22"/>
-        </w:numPr>
-        <w:spacing w:after="80" w:line="270"/>
-      </w:pPr>
-      <w:r>
-        <w:rPr>
-          <w:b/>
-          <w:bCs/>
-          <w:color w:val="23293D"/>
-          <w:sz w:val="21"/>
-          <w:szCs w:val="21"/>
-        </w:rPr>
-        <w:t xml:space="preserve">Split</w:t>
-      </w:r>
-      <w:r>
-        <w:rPr>
-          <w:color w:val="23293D"/>
-          <w:sz w:val="21"/>
-          <w:szCs w:val="21"/>
-        </w:rPr>
-        <w:t xml:space="preserve"> — a divisão do pagamento entre Risarte e RisLife.</w:t>
-      </w:r>
-    </w:p>
-    <w:p>
-      <w:pPr>
-        <w:pStyle w:val="ListParagraph"/>
-        <w:numPr>
-          <w:ilvl w:val="0"/>
-          <w:numId w:val="22"/>
-        </w:numPr>
-        <w:spacing w:after="80" w:line="270"/>
-      </w:pPr>
-      <w:r>
-        <w:rPr>
-          <w:b/>
-          <w:bCs/>
-          <w:color w:val="23293D"/>
-          <w:sz w:val="21"/>
-          <w:szCs w:val="21"/>
-        </w:rPr>
-        <w:t xml:space="preserve">Termo de inclusão (</w:t>
-      </w:r>
-      <w:r>
-        <w:rPr>
-          <w:rFonts w:ascii="Consolas" w:cs="Consolas" w:eastAsia="Consolas" w:hAnsi="Consolas"/>
-          <w:b/>
-          <w:bCs/>
-          <w:color w:val="1F3253"/>
-          <w:sz w:val="19"/>
-          <w:szCs w:val="19"/>
-          <w:shd w:fill="EFEDE6" w:color="auto" w:val="clear"/>
-        </w:rPr>
-        <w:t xml:space="preserve">TI-</w:t>
-      </w:r>
-      <w:r>
-        <w:rPr>
-          <w:b/>
-          <w:bCs/>
-          <w:color w:val="23293D"/>
-          <w:sz w:val="21"/>
-          <w:szCs w:val="21"/>
-        </w:rPr>
-        <w:t xml:space="preserve">)</w:t>
-      </w:r>
-      <w:r>
-        <w:rPr>
-          <w:color w:val="23293D"/>
-          <w:sz w:val="21"/>
-          <w:szCs w:val="21"/>
-        </w:rPr>
-        <w:t xml:space="preserve"> — documento curto que acrescenta gente ao acordo existente.</w:t>
-      </w:r>
-    </w:p>
-    <w:p>
-      <w:pPr>
-        <w:pStyle w:val="ListParagraph"/>
-        <w:numPr>
-          <w:ilvl w:val="0"/>
-          <w:numId w:val="22"/>
-        </w:numPr>
-        <w:spacing w:after="80" w:line="270"/>
-      </w:pPr>
-      <w:r>
-        <w:rPr>
-          <w:b/>
-          <w:bCs/>
-          <w:color w:val="23293D"/>
-          <w:sz w:val="21"/>
-          <w:szCs w:val="21"/>
-        </w:rPr>
-        <w:t xml:space="preserve">Override</w:t>
-      </w:r>
-      <w:r>
-        <w:rPr>
-          <w:color w:val="23293D"/>
-          <w:sz w:val="21"/>
-          <w:szCs w:val="21"/>
-        </w:rPr>
-        <w:t xml:space="preserve"> — valor próprio da empresa, que substitui o padrão da rede.</w:t>
-      </w:r>
-    </w:p>
-    <w:p>
-      <w:pPr>
-        <w:pStyle w:val="ListParagraph"/>
-        <w:numPr>
-          <w:ilvl w:val="0"/>
-          <w:numId w:val="22"/>
-        </w:numPr>
-        <w:spacing w:after="80" w:line="270"/>
-      </w:pPr>
-      <w:r>
-        <w:rPr>
-          <w:b/>
-          <w:bCs/>
-          <w:color w:val="23293D"/>
-          <w:sz w:val="21"/>
-          <w:szCs w:val="21"/>
-        </w:rPr>
-        <w:t xml:space="preserve">MRR</w:t>
-      </w:r>
-      <w:r>
-        <w:rPr>
-          <w:color w:val="23293D"/>
-          <w:sz w:val="21"/>
-          <w:szCs w:val="21"/>
-        </w:rPr>
-        <w:t xml:space="preserve"> — a mensalidade recorrente somada.</w:t>
+        <w:t xml:space="preserve">Controle por lote e baixa FIFO</w:t>
+      </w:r>
+      <w:r>
+        <w:rPr>
+          <w:color w:val="23293D"/>
+          <w:sz w:val="21"/>
+          <w:szCs w:val="21"/>
+        </w:rPr>
+        <w:t xml:space="preserve"> não fazem parte deste módulo.</w:t>
       </w:r>
     </w:p>
     <w:p>
@@ -14123,18 +14336,7 @@
         <w:rPr>
           <w:color w:val="1F3253"/>
         </w:rPr>
-        <w:t xml:space="preserve">20. Checklists</w:t>
-      </w:r>
-    </w:p>
-    <w:p>
-      <w:pPr>
-        <w:pStyle w:val="Heading2"/>
-      </w:pPr>
-      <w:r>
-        <w:rPr>
-          <w:color w:val="1F3253"/>
-        </w:rPr>
-        <w:t xml:space="preserve">Antes de mandar a proposta</w:t>
+        <w:t xml:space="preserve">19. Glossário</w:t>
       </w:r>
     </w:p>
     <w:p>
@@ -14148,11 +14350,21 @@
       </w:pPr>
       <w:r>
         <w:rPr>
-          <w:color w:val="23293D"/>
-          <w:sz w:val="21"/>
-          <w:szCs w:val="21"/>
-        </w:rPr>
-        <w:t xml:space="preserve">[ ] Levantamento preenchido (o documento depende dele)</w:t>
+          <w:b/>
+          <w:bCs/>
+          <w:color w:val="23293D"/>
+          <w:sz w:val="21"/>
+          <w:szCs w:val="21"/>
+        </w:rPr>
+        <w:t xml:space="preserve">Titular</w:t>
+      </w:r>
+      <w:r>
+        <w:rPr>
+          <w:color w:val="23293D"/>
+          <w:sz w:val="21"/>
+          <w:szCs w:val="21"/>
+        </w:rPr>
+        <w:t xml:space="preserve"> — a pessoa da empresa que entra no programa.</w:t>
       </w:r>
     </w:p>
     <w:p>
@@ -14166,11 +14378,21 @@
       </w:pPr>
       <w:r>
         <w:rPr>
-          <w:color w:val="23293D"/>
-          <w:sz w:val="21"/>
-          <w:szCs w:val="21"/>
-        </w:rPr>
-        <w:t xml:space="preserve">[ ] Preço do titular e faixas conferidos</w:t>
+          <w:b/>
+          <w:bCs/>
+          <w:color w:val="23293D"/>
+          <w:sz w:val="21"/>
+          <w:szCs w:val="21"/>
+        </w:rPr>
+        <w:t xml:space="preserve">Dependente</w:t>
+      </w:r>
+      <w:r>
+        <w:rPr>
+          <w:color w:val="23293D"/>
+          <w:sz w:val="21"/>
+          <w:szCs w:val="21"/>
+        </w:rPr>
+        <w:t xml:space="preserve"> — quem entra pendurado num titular.</w:t>
       </w:r>
     </w:p>
     <w:p>
@@ -14184,11 +14406,21 @@
       </w:pPr>
       <w:r>
         <w:rPr>
-          <w:color w:val="23293D"/>
-          <w:sz w:val="21"/>
-          <w:szCs w:val="21"/>
-        </w:rPr>
-        <w:t xml:space="preserve">[ ] Dependentes: valores definidos</w:t>
+          <w:b/>
+          <w:bCs/>
+          <w:color w:val="23293D"/>
+          <w:sz w:val="21"/>
+          <w:szCs w:val="21"/>
+        </w:rPr>
+        <w:t xml:space="preserve">Lead</w:t>
+      </w:r>
+      <w:r>
+        <w:rPr>
+          <w:color w:val="23293D"/>
+          <w:sz w:val="21"/>
+          <w:szCs w:val="21"/>
+        </w:rPr>
+        <w:t xml:space="preserve"> — a empresa enquanto está no funil, antes de fechar.</w:t>
       </w:r>
     </w:p>
     <w:p>
@@ -14202,11 +14434,21 @@
       </w:pPr>
       <w:r>
         <w:rPr>
-          <w:color w:val="23293D"/>
-          <w:sz w:val="21"/>
-          <w:szCs w:val="21"/>
-        </w:rPr>
-        <w:t xml:space="preserve">[ ] Implantação: fixa ou por adesão</w:t>
+          <w:b/>
+          <w:bCs/>
+          <w:color w:val="23293D"/>
+          <w:sz w:val="21"/>
+          <w:szCs w:val="21"/>
+        </w:rPr>
+        <w:t xml:space="preserve">Levantamento</w:t>
+      </w:r>
+      <w:r>
+        <w:rPr>
+          <w:color w:val="23293D"/>
+          <w:sz w:val="21"/>
+          <w:szCs w:val="21"/>
+        </w:rPr>
+        <w:t xml:space="preserve"> — o que a empresa tem hoje (convênio, quanto paga, quantas pessoas).</w:t>
       </w:r>
     </w:p>
     <w:p>
@@ -14220,29 +14462,21 @@
       </w:pPr>
       <w:r>
         <w:rPr>
-          <w:color w:val="23293D"/>
-          <w:sz w:val="21"/>
-          <w:szCs w:val="21"/>
-        </w:rPr>
-        <w:t xml:space="preserve">[ ] </w:t>
-      </w:r>
-      <w:r>
-        <w:rPr>
-          <w:b/>
-          <w:bCs/>
-          <w:color w:val="23293D"/>
-          <w:sz w:val="21"/>
-          <w:szCs w:val="21"/>
-        </w:rPr>
-        <w:t xml:space="preserve">Se passar do contratado: combinado</w:t>
-      </w:r>
-      <w:r>
-        <w:rPr>
-          <w:color w:val="23293D"/>
-          <w:sz w:val="21"/>
-          <w:szCs w:val="21"/>
-        </w:rPr>
-        <w:t xml:space="preserve"> (senão o termo nasce sem valor)</w:t>
+          <w:b/>
+          <w:bCs/>
+          <w:color w:val="23293D"/>
+          <w:sz w:val="21"/>
+          <w:szCs w:val="21"/>
+        </w:rPr>
+        <w:t xml:space="preserve">Proposta</w:t>
+      </w:r>
+      <w:r>
+        <w:rPr>
+          <w:color w:val="23293D"/>
+          <w:sz w:val="21"/>
+          <w:szCs w:val="21"/>
+        </w:rPr>
+        <w:t xml:space="preserve"> — o que a Risarte oferece: preços, benefícios, prazos, unidades.</w:t>
       </w:r>
     </w:p>
     <w:p>
@@ -14256,11 +14490,21 @@
       </w:pPr>
       <w:r>
         <w:rPr>
-          <w:color w:val="23293D"/>
-          <w:sz w:val="21"/>
-          <w:szCs w:val="21"/>
-        </w:rPr>
-        <w:t xml:space="preserve">[ ] Benefícios com "vale para quem", frequência e carência</w:t>
+          <w:b/>
+          <w:bCs/>
+          <w:color w:val="23293D"/>
+          <w:sz w:val="21"/>
+          <w:szCs w:val="21"/>
+        </w:rPr>
+        <w:t xml:space="preserve">Faixa</w:t>
+      </w:r>
+      <w:r>
+        <w:rPr>
+          <w:color w:val="23293D"/>
+          <w:sz w:val="21"/>
+          <w:szCs w:val="21"/>
+        </w:rPr>
+        <w:t xml:space="preserve"> — preço por quantidade de titulares. Vale para todos, não só para quem passou.</w:t>
       </w:r>
     </w:p>
     <w:p>
@@ -14274,11 +14518,21 @@
       </w:pPr>
       <w:r>
         <w:rPr>
-          <w:color w:val="23293D"/>
-          <w:sz w:val="21"/>
-          <w:szCs w:val="21"/>
-        </w:rPr>
-        <w:t xml:space="preserve">[ ] Unidades da parceria e restrições por benefício</w:t>
+          <w:b/>
+          <w:bCs/>
+          <w:color w:val="23293D"/>
+          <w:sz w:val="21"/>
+          <w:szCs w:val="21"/>
+        </w:rPr>
+        <w:t xml:space="preserve">Carência</w:t>
+      </w:r>
+      <w:r>
+        <w:rPr>
+          <w:color w:val="23293D"/>
+          <w:sz w:val="21"/>
+          <w:szCs w:val="21"/>
+        </w:rPr>
+        <w:t xml:space="preserve"> — o tempo até o benefício começar a valer.</w:t>
       </w:r>
     </w:p>
     <w:p>
@@ -14292,11 +14546,21 @@
       </w:pPr>
       <w:r>
         <w:rPr>
-          <w:color w:val="23293D"/>
-          <w:sz w:val="21"/>
-          <w:szCs w:val="21"/>
-        </w:rPr>
-        <w:t xml:space="preserve">[ ] Validade e carências</w:t>
+          <w:b/>
+          <w:bCs/>
+          <w:color w:val="23293D"/>
+          <w:sz w:val="21"/>
+          <w:szCs w:val="21"/>
+        </w:rPr>
+        <w:t xml:space="preserve">Benefício</w:t>
+      </w:r>
+      <w:r>
+        <w:rPr>
+          <w:color w:val="23293D"/>
+          <w:sz w:val="21"/>
+          <w:szCs w:val="21"/>
+        </w:rPr>
+        <w:t xml:space="preserve"> — o que o programa faz naquele procedimento.</w:t>
       </w:r>
     </w:p>
     <w:p>
@@ -14310,29 +14574,206 @@
       </w:pPr>
       <w:r>
         <w:rPr>
-          <w:color w:val="23293D"/>
-          <w:sz w:val="21"/>
-          <w:szCs w:val="21"/>
-        </w:rPr>
-        <w:t xml:space="preserve">[ ] </w:t>
-      </w:r>
-      <w:r>
-        <w:rPr>
-          <w:b/>
-          <w:bCs/>
-          <w:color w:val="23293D"/>
-          <w:sz w:val="21"/>
-          <w:szCs w:val="21"/>
-        </w:rPr>
-        <w:t xml:space="preserve">Abriu o documento e leu</w:t>
-      </w:r>
-      <w:r>
-        <w:rPr>
-          <w:color w:val="23293D"/>
-          <w:sz w:val="21"/>
-          <w:szCs w:val="21"/>
-        </w:rPr>
-        <w:t xml:space="preserve"> — inclusive para conferir que nota interna não vazou</w:t>
+          <w:b/>
+          <w:bCs/>
+          <w:color w:val="23293D"/>
+          <w:sz w:val="21"/>
+          <w:szCs w:val="21"/>
+        </w:rPr>
+        <w:t xml:space="preserve">Grupo de benefícios</w:t>
+      </w:r>
+      <w:r>
+        <w:rPr>
+          <w:color w:val="23293D"/>
+          <w:sz w:val="21"/>
+          <w:szCs w:val="21"/>
+        </w:rPr>
+        <w:t xml:space="preserve"> — combinação pronta, reaplicável em outras propostas.</w:t>
+      </w:r>
+    </w:p>
+    <w:p>
+      <w:pPr>
+        <w:pStyle w:val="ListParagraph"/>
+        <w:numPr>
+          <w:ilvl w:val="0"/>
+          <w:numId w:val="23"/>
+        </w:numPr>
+        <w:spacing w:after="80" w:line="270"/>
+      </w:pPr>
+      <w:r>
+        <w:rPr>
+          <w:b/>
+          <w:bCs/>
+          <w:color w:val="23293D"/>
+          <w:sz w:val="21"/>
+          <w:szCs w:val="21"/>
+        </w:rPr>
+        <w:t xml:space="preserve">Implantação</w:t>
+      </w:r>
+      <w:r>
+        <w:rPr>
+          <w:color w:val="23293D"/>
+          <w:sz w:val="21"/>
+          <w:szCs w:val="21"/>
+        </w:rPr>
+        <w:t xml:space="preserve"> — o primeiro pagamento e a entrada da empresa no ar.</w:t>
+      </w:r>
+    </w:p>
+    <w:p>
+      <w:pPr>
+        <w:pStyle w:val="ListParagraph"/>
+        <w:numPr>
+          <w:ilvl w:val="0"/>
+          <w:numId w:val="23"/>
+        </w:numPr>
+        <w:spacing w:after="80" w:line="270"/>
+      </w:pPr>
+      <w:r>
+        <w:rPr>
+          <w:b/>
+          <w:bCs/>
+          <w:color w:val="23293D"/>
+          <w:sz w:val="21"/>
+          <w:szCs w:val="21"/>
+        </w:rPr>
+        <w:t xml:space="preserve">Split</w:t>
+      </w:r>
+      <w:r>
+        <w:rPr>
+          <w:color w:val="23293D"/>
+          <w:sz w:val="21"/>
+          <w:szCs w:val="21"/>
+        </w:rPr>
+        <w:t xml:space="preserve"> — a divisão do pagamento entre Risarte e RisLife.</w:t>
+      </w:r>
+    </w:p>
+    <w:p>
+      <w:pPr>
+        <w:pStyle w:val="ListParagraph"/>
+        <w:numPr>
+          <w:ilvl w:val="0"/>
+          <w:numId w:val="23"/>
+        </w:numPr>
+        <w:spacing w:after="80" w:line="270"/>
+      </w:pPr>
+      <w:r>
+        <w:rPr>
+          <w:b/>
+          <w:bCs/>
+          <w:color w:val="23293D"/>
+          <w:sz w:val="21"/>
+          <w:szCs w:val="21"/>
+        </w:rPr>
+        <w:t xml:space="preserve">Termo de inclusão (</w:t>
+      </w:r>
+      <w:r>
+        <w:rPr>
+          <w:rFonts w:ascii="Consolas" w:cs="Consolas" w:eastAsia="Consolas" w:hAnsi="Consolas"/>
+          <w:b/>
+          <w:bCs/>
+          <w:color w:val="1F3253"/>
+          <w:sz w:val="19"/>
+          <w:szCs w:val="19"/>
+          <w:shd w:fill="EFEDE6" w:color="auto" w:val="clear"/>
+        </w:rPr>
+        <w:t xml:space="preserve">TI-</w:t>
+      </w:r>
+      <w:r>
+        <w:rPr>
+          <w:b/>
+          <w:bCs/>
+          <w:color w:val="23293D"/>
+          <w:sz w:val="21"/>
+          <w:szCs w:val="21"/>
+        </w:rPr>
+        <w:t xml:space="preserve">)</w:t>
+      </w:r>
+      <w:r>
+        <w:rPr>
+          <w:color w:val="23293D"/>
+          <w:sz w:val="21"/>
+          <w:szCs w:val="21"/>
+        </w:rPr>
+        <w:t xml:space="preserve"> — documento curto que acrescenta gente ao acordo existente.</w:t>
+      </w:r>
+    </w:p>
+    <w:p>
+      <w:pPr>
+        <w:pStyle w:val="ListParagraph"/>
+        <w:numPr>
+          <w:ilvl w:val="0"/>
+          <w:numId w:val="23"/>
+        </w:numPr>
+        <w:spacing w:after="80" w:line="270"/>
+      </w:pPr>
+      <w:r>
+        <w:rPr>
+          <w:b/>
+          <w:bCs/>
+          <w:color w:val="23293D"/>
+          <w:sz w:val="21"/>
+          <w:szCs w:val="21"/>
+        </w:rPr>
+        <w:t xml:space="preserve">Override</w:t>
+      </w:r>
+      <w:r>
+        <w:rPr>
+          <w:color w:val="23293D"/>
+          <w:sz w:val="21"/>
+          <w:szCs w:val="21"/>
+        </w:rPr>
+        <w:t xml:space="preserve"> — valor próprio da empresa, que substitui o padrão da rede.</w:t>
+      </w:r>
+    </w:p>
+    <w:p>
+      <w:pPr>
+        <w:pStyle w:val="ListParagraph"/>
+        <w:numPr>
+          <w:ilvl w:val="0"/>
+          <w:numId w:val="23"/>
+        </w:numPr>
+        <w:spacing w:after="80" w:line="270"/>
+      </w:pPr>
+      <w:r>
+        <w:rPr>
+          <w:b/>
+          <w:bCs/>
+          <w:color w:val="23293D"/>
+          <w:sz w:val="21"/>
+          <w:szCs w:val="21"/>
+        </w:rPr>
+        <w:t xml:space="preserve">MRR</w:t>
+      </w:r>
+      <w:r>
+        <w:rPr>
+          <w:color w:val="23293D"/>
+          <w:sz w:val="21"/>
+          <w:szCs w:val="21"/>
+        </w:rPr>
+        <w:t xml:space="preserve"> — a mensalidade recorrente somada.</w:t>
+      </w:r>
+    </w:p>
+    <w:p>
+      <w:pPr>
+        <w:spacing w:after="60" w:line="120"/>
+      </w:pPr>
+      <w:r>
+        <w:rPr>
+          <w:sz w:val="2"/>
+          <w:szCs w:val="2"/>
+        </w:rPr>
+        <w:t xml:space="preserve"/>
+      </w:r>
+    </w:p>
+    <w:p>
+      <w:pPr>
+        <w:pStyle w:val="Heading1"/>
+      </w:pPr>
+      <w:r>
+        <w:rPr>
+          <w:color w:val="1F3253"/>
+        </w:rPr>
+        <w:t xml:space="preserve">20. Checklists</w:t>
       </w:r>
     </w:p>
     <w:p>
@@ -14343,7 +14784,7 @@
         <w:rPr>
           <w:color w:val="1F3253"/>
         </w:rPr>
-        <w:t xml:space="preserve">Depois de fechar</w:t>
+        <w:t xml:space="preserve">Antes de mandar a proposta</w:t>
       </w:r>
     </w:p>
     <w:p>
@@ -14361,7 +14802,7 @@
           <w:sz w:val="21"/>
           <w:szCs w:val="21"/>
         </w:rPr>
-        <w:t xml:space="preserve">[ ] Preços de adesão no cadastro são os da proposta</w:t>
+        <w:t xml:space="preserve">[ ] Levantamento preenchido (o documento depende dele)</w:t>
       </w:r>
     </w:p>
     <w:p>
@@ -14379,7 +14820,7 @@
           <w:sz w:val="21"/>
           <w:szCs w:val="21"/>
         </w:rPr>
-        <w:t xml:space="preserve">[ ] Benefícios chegaram, com o "só titular" preservado</w:t>
+        <w:t xml:space="preserve">[ ] Preço do titular e faixas conferidos</w:t>
       </w:r>
     </w:p>
     <w:p>
@@ -14397,7 +14838,7 @@
           <w:sz w:val="21"/>
           <w:szCs w:val="21"/>
         </w:rPr>
-        <w:t xml:space="preserve">[ ] Carência da empresa e do titular conferidas</w:t>
+        <w:t xml:space="preserve">[ ] Dependentes: valores definidos</w:t>
       </w:r>
     </w:p>
     <w:p>
@@ -14415,7 +14856,7 @@
           <w:sz w:val="21"/>
           <w:szCs w:val="21"/>
         </w:rPr>
-        <w:t xml:space="preserve">[ ] Quantidade contratada conferida</w:t>
+        <w:t xml:space="preserve">[ ] Valor fixo por empresa? Conferir o valor — é ele que a empresa paga, com qualquer número de titulares</w:t>
       </w:r>
     </w:p>
     <w:p>
@@ -14433,7 +14874,25 @@
           <w:sz w:val="21"/>
           <w:szCs w:val="21"/>
         </w:rPr>
-        <w:t xml:space="preserve">[ ] Titulares cadastrados</w:t>
+        <w:t xml:space="preserve">[ ] </w:t>
+      </w:r>
+      <w:r>
+        <w:rPr>
+          <w:b/>
+          <w:bCs/>
+          <w:color w:val="23293D"/>
+          <w:sz w:val="21"/>
+          <w:szCs w:val="21"/>
+        </w:rPr>
+        <w:t xml:space="preserve">Se passar do contratado: combinado</w:t>
+      </w:r>
+      <w:r>
+        <w:rPr>
+          <w:color w:val="23293D"/>
+          <w:sz w:val="21"/>
+          <w:szCs w:val="21"/>
+        </w:rPr>
+        <w:t xml:space="preserve"> (senão o termo nasce sem valor)</w:t>
       </w:r>
     </w:p>
     <w:p>
@@ -14451,25 +14910,7 @@
           <w:sz w:val="21"/>
           <w:szCs w:val="21"/>
         </w:rPr>
-        <w:t xml:space="preserve">[ ] </w:t>
-      </w:r>
-      <w:r>
-        <w:rPr>
-          <w:b/>
-          <w:bCs/>
-          <w:color w:val="23293D"/>
-          <w:sz w:val="21"/>
-          <w:szCs w:val="21"/>
-        </w:rPr>
-        <w:t xml:space="preserve">Completar cadastro</w:t>
-      </w:r>
-      <w:r>
-        <w:rPr>
-          <w:color w:val="23293D"/>
-          <w:sz w:val="21"/>
-          <w:szCs w:val="21"/>
-        </w:rPr>
-        <w:t xml:space="preserve"> feito (senão não há prontuário)</w:t>
+        <w:t xml:space="preserve">[ ] Benefícios com "vale para quem", frequência e carência</w:t>
       </w:r>
     </w:p>
     <w:p>
@@ -14487,25 +14928,7 @@
           <w:sz w:val="21"/>
           <w:szCs w:val="21"/>
         </w:rPr>
-        <w:t xml:space="preserve">[ ] Fila de </w:t>
-      </w:r>
-      <w:r>
-        <w:rPr>
-          <w:b/>
-          <w:bCs/>
-          <w:color w:val="23293D"/>
-          <w:sz w:val="21"/>
-          <w:szCs w:val="21"/>
-        </w:rPr>
-        <w:t xml:space="preserve">Boas-vindas</w:t>
-      </w:r>
-      <w:r>
-        <w:rPr>
-          <w:color w:val="23293D"/>
-          <w:sz w:val="21"/>
-          <w:szCs w:val="21"/>
-        </w:rPr>
-        <w:t xml:space="preserve"> iniciada</w:t>
+        <w:t xml:space="preserve">[ ] Unidades da parceria e restrições por benefício</w:t>
       </w:r>
     </w:p>
     <w:p>
@@ -14523,7 +14946,43 @@
           <w:sz w:val="21"/>
           <w:szCs w:val="21"/>
         </w:rPr>
-        <w:t xml:space="preserve">[ ] Primeira cobrança gerada</w:t>
+        <w:t xml:space="preserve">[ ] Validade e carências</w:t>
+      </w:r>
+    </w:p>
+    <w:p>
+      <w:pPr>
+        <w:pStyle w:val="ListParagraph"/>
+        <w:numPr>
+          <w:ilvl w:val="0"/>
+          <w:numId w:val="24"/>
+        </w:numPr>
+        <w:spacing w:after="80" w:line="270"/>
+      </w:pPr>
+      <w:r>
+        <w:rPr>
+          <w:color w:val="23293D"/>
+          <w:sz w:val="21"/>
+          <w:szCs w:val="21"/>
+        </w:rPr>
+        <w:t xml:space="preserve">[ ] </w:t>
+      </w:r>
+      <w:r>
+        <w:rPr>
+          <w:b/>
+          <w:bCs/>
+          <w:color w:val="23293D"/>
+          <w:sz w:val="21"/>
+          <w:szCs w:val="21"/>
+        </w:rPr>
+        <w:t xml:space="preserve">Abriu o documento e leu</w:t>
+      </w:r>
+      <w:r>
+        <w:rPr>
+          <w:color w:val="23293D"/>
+          <w:sz w:val="21"/>
+          <w:szCs w:val="21"/>
+        </w:rPr>
+        <w:t xml:space="preserve"> — inclusive para conferir que nota interna não vazou</w:t>
       </w:r>
     </w:p>
     <w:p>
@@ -14534,7 +14993,7 @@
         <w:rPr>
           <w:color w:val="1F3253"/>
         </w:rPr>
-        <w:t xml:space="preserve">Toda semana</w:t>
+        <w:t xml:space="preserve">Depois de fechar</w:t>
       </w:r>
     </w:p>
     <w:p>
@@ -14552,25 +15011,7 @@
           <w:sz w:val="21"/>
           <w:szCs w:val="21"/>
         </w:rPr>
-        <w:t xml:space="preserve">[ ] </w:t>
-      </w:r>
-      <w:r>
-        <w:rPr>
-          <w:b/>
-          <w:bCs/>
-          <w:color w:val="23293D"/>
-          <w:sz w:val="21"/>
-          <w:szCs w:val="21"/>
-        </w:rPr>
-        <w:t xml:space="preserve">★ Hoje do consultor</w:t>
-      </w:r>
-      <w:r>
-        <w:rPr>
-          <w:color w:val="23293D"/>
-          <w:sz w:val="21"/>
-          <w:szCs w:val="21"/>
-        </w:rPr>
-        <w:t xml:space="preserve"> zerado</w:t>
+        <w:t xml:space="preserve">[ ] Preços de adesão no cadastro são os da proposta</w:t>
       </w:r>
     </w:p>
     <w:p>
@@ -14588,7 +15029,7 @@
           <w:sz w:val="21"/>
           <w:szCs w:val="21"/>
         </w:rPr>
-        <w:t xml:space="preserve">[ ] Cobranças vencidas olhadas</w:t>
+        <w:t xml:space="preserve">[ ] Benefícios chegaram, com o "só titular" preservado</w:t>
       </w:r>
     </w:p>
     <w:p>
@@ -14606,348 +15047,144 @@
           <w:sz w:val="21"/>
           <w:szCs w:val="21"/>
         </w:rPr>
-        <w:t xml:space="preserve">[ ] Termos de inclusão em rascunho: aceitos ou cancelados</w:t>
-      </w:r>
-    </w:p>
-    <w:p>
-      <w:pPr>
-        <w:spacing w:after="60" w:line="120"/>
-      </w:pPr>
-      <w:r>
-        <w:rPr>
-          <w:sz w:val="2"/>
-          <w:szCs w:val="2"/>
-        </w:rPr>
-        <w:t xml:space="preserve"/>
-      </w:r>
-    </w:p>
-    <w:p>
-      <w:pPr>
-        <w:pStyle w:val="Heading1"/>
+        <w:t xml:space="preserve">[ ] Carência da empresa e do titular conferidas</w:t>
+      </w:r>
+    </w:p>
+    <w:p>
+      <w:pPr>
+        <w:pStyle w:val="ListParagraph"/>
+        <w:numPr>
+          <w:ilvl w:val="0"/>
+          <w:numId w:val="25"/>
+        </w:numPr>
+        <w:spacing w:after="80" w:line="270"/>
+      </w:pPr>
+      <w:r>
+        <w:rPr>
+          <w:color w:val="23293D"/>
+          <w:sz w:val="21"/>
+          <w:szCs w:val="21"/>
+        </w:rPr>
+        <w:t xml:space="preserve">[ ] Quantidade contratada conferida</w:t>
+      </w:r>
+    </w:p>
+    <w:p>
+      <w:pPr>
+        <w:pStyle w:val="ListParagraph"/>
+        <w:numPr>
+          <w:ilvl w:val="0"/>
+          <w:numId w:val="25"/>
+        </w:numPr>
+        <w:spacing w:after="80" w:line="270"/>
+      </w:pPr>
+      <w:r>
+        <w:rPr>
+          <w:color w:val="23293D"/>
+          <w:sz w:val="21"/>
+          <w:szCs w:val="21"/>
+        </w:rPr>
+        <w:t xml:space="preserve">[ ] Titulares cadastrados</w:t>
+      </w:r>
+    </w:p>
+    <w:p>
+      <w:pPr>
+        <w:pStyle w:val="ListParagraph"/>
+        <w:numPr>
+          <w:ilvl w:val="0"/>
+          <w:numId w:val="25"/>
+        </w:numPr>
+        <w:spacing w:after="80" w:line="270"/>
+      </w:pPr>
+      <w:r>
+        <w:rPr>
+          <w:color w:val="23293D"/>
+          <w:sz w:val="21"/>
+          <w:szCs w:val="21"/>
+        </w:rPr>
+        <w:t xml:space="preserve">[ ] </w:t>
+      </w:r>
+      <w:r>
+        <w:rPr>
+          <w:b/>
+          <w:bCs/>
+          <w:color w:val="23293D"/>
+          <w:sz w:val="21"/>
+          <w:szCs w:val="21"/>
+        </w:rPr>
+        <w:t xml:space="preserve">Completar cadastro</w:t>
+      </w:r>
+      <w:r>
+        <w:rPr>
+          <w:color w:val="23293D"/>
+          <w:sz w:val="21"/>
+          <w:szCs w:val="21"/>
+        </w:rPr>
+        <w:t xml:space="preserve"> feito (senão não há prontuário)</w:t>
+      </w:r>
+    </w:p>
+    <w:p>
+      <w:pPr>
+        <w:pStyle w:val="ListParagraph"/>
+        <w:numPr>
+          <w:ilvl w:val="0"/>
+          <w:numId w:val="25"/>
+        </w:numPr>
+        <w:spacing w:after="80" w:line="270"/>
+      </w:pPr>
+      <w:r>
+        <w:rPr>
+          <w:color w:val="23293D"/>
+          <w:sz w:val="21"/>
+          <w:szCs w:val="21"/>
+        </w:rPr>
+        <w:t xml:space="preserve">[ ] Fila de </w:t>
+      </w:r>
+      <w:r>
+        <w:rPr>
+          <w:b/>
+          <w:bCs/>
+          <w:color w:val="23293D"/>
+          <w:sz w:val="21"/>
+          <w:szCs w:val="21"/>
+        </w:rPr>
+        <w:t xml:space="preserve">Boas-vindas</w:t>
+      </w:r>
+      <w:r>
+        <w:rPr>
+          <w:color w:val="23293D"/>
+          <w:sz w:val="21"/>
+          <w:szCs w:val="21"/>
+        </w:rPr>
+        <w:t xml:space="preserve"> iniciada</w:t>
+      </w:r>
+    </w:p>
+    <w:p>
+      <w:pPr>
+        <w:pStyle w:val="ListParagraph"/>
+        <w:numPr>
+          <w:ilvl w:val="0"/>
+          <w:numId w:val="25"/>
+        </w:numPr>
+        <w:spacing w:after="80" w:line="270"/>
+      </w:pPr>
+      <w:r>
+        <w:rPr>
+          <w:color w:val="23293D"/>
+          <w:sz w:val="21"/>
+          <w:szCs w:val="21"/>
+        </w:rPr>
+        <w:t xml:space="preserve">[ ] Primeira cobrança gerada</w:t>
+      </w:r>
+    </w:p>
+    <w:p>
+      <w:pPr>
+        <w:pStyle w:val="Heading2"/>
       </w:pPr>
       <w:r>
         <w:rPr>
           <w:color w:val="1F3253"/>
         </w:rPr>
-        <w:t xml:space="preserve">21. O que explicar para a empresa parceira</w:t>
-      </w:r>
-    </w:p>
-    <w:p>
-      <w:pPr>
-        <w:spacing w:after="140" w:line="280"/>
-      </w:pPr>
-      <w:r>
-        <w:rPr>
-          <w:color w:val="23293D"/>
-          <w:sz w:val="21"/>
-          <w:szCs w:val="21"/>
-        </w:rPr>
-        <w:t xml:space="preserve">Este trecho é para ser </w:t>
-      </w:r>
-      <w:r>
-        <w:rPr>
-          <w:b/>
-          <w:bCs/>
-          <w:color w:val="23293D"/>
-          <w:sz w:val="21"/>
-          <w:szCs w:val="21"/>
-        </w:rPr>
-        <w:t xml:space="preserve">dito ou copiado</w:t>
-      </w:r>
-      <w:r>
-        <w:rPr>
-          <w:color w:val="23293D"/>
-          <w:sz w:val="21"/>
-          <w:szCs w:val="21"/>
-        </w:rPr>
-        <w:t xml:space="preserve"> para o RH da empresa. Ele não é a proposta — é o que evita as cinco dúvidas que sempre voltam.</w:t>
-      </w:r>
-    </w:p>
-    <w:p>
-      <w:pPr>
-        <w:spacing w:after="140" w:line="280"/>
-      </w:pPr>
-      <w:r>
-        <w:rPr>
-          <w:b/>
-          <w:bCs/>
-          <w:color w:val="23293D"/>
-          <w:sz w:val="21"/>
-          <w:szCs w:val="21"/>
-        </w:rPr>
-        <w:t xml:space="preserve">Como as pessoas entram.</w:t>
-      </w:r>
-      <w:r>
-        <w:rPr>
-          <w:color w:val="23293D"/>
-          <w:sz w:val="21"/>
-          <w:szCs w:val="21"/>
-        </w:rPr>
-        <w:t xml:space="preserve"> A empresa manda a lista. Cada pessoa é cadastrada como </w:t>
-      </w:r>
-      <w:r>
-        <w:rPr>
-          <w:b/>
-          <w:bCs/>
-          <w:color w:val="23293D"/>
-          <w:sz w:val="21"/>
-          <w:szCs w:val="21"/>
-        </w:rPr>
-        <w:t xml:space="preserve">titular</w:t>
-      </w:r>
-      <w:r>
-        <w:rPr>
-          <w:color w:val="23293D"/>
-          <w:sz w:val="21"/>
-          <w:szCs w:val="21"/>
-        </w:rPr>
-        <w:t xml:space="preserve">, e pode incluir </w:t>
-      </w:r>
-      <w:r>
-        <w:rPr>
-          <w:b/>
-          <w:bCs/>
-          <w:color w:val="23293D"/>
-          <w:sz w:val="21"/>
-          <w:szCs w:val="21"/>
-        </w:rPr>
-        <w:t xml:space="preserve">dependentes</w:t>
-      </w:r>
-      <w:r>
-        <w:rPr>
-          <w:color w:val="23293D"/>
-          <w:sz w:val="21"/>
-          <w:szCs w:val="21"/>
-        </w:rPr>
-        <w:t xml:space="preserve">. Depois disso a Risarte liga para cada uma para dar as boas-vindas e marcar a primeira consulta.</w:t>
-      </w:r>
-    </w:p>
-    <w:p>
-      <w:pPr>
-        <w:spacing w:after="140" w:line="280"/>
-      </w:pPr>
-      <w:r>
-        <w:rPr>
-          <w:b/>
-          <w:bCs/>
-          <w:color w:val="23293D"/>
-          <w:sz w:val="21"/>
-          <w:szCs w:val="21"/>
-        </w:rPr>
-        <w:t xml:space="preserve">Quando começa a valer.</w:t>
-      </w:r>
-      <w:r>
-        <w:rPr>
-          <w:color w:val="23293D"/>
-          <w:sz w:val="21"/>
-          <w:szCs w:val="21"/>
-        </w:rPr>
-        <w:t xml:space="preserve"> Existe </w:t>
-      </w:r>
-      <w:r>
-        <w:rPr>
-          <w:b/>
-          <w:bCs/>
-          <w:color w:val="23293D"/>
-          <w:sz w:val="21"/>
-          <w:szCs w:val="21"/>
-        </w:rPr>
-        <w:t xml:space="preserve">carência</w:t>
-      </w:r>
-      <w:r>
-        <w:rPr>
-          <w:color w:val="23293D"/>
-          <w:sz w:val="21"/>
-          <w:szCs w:val="21"/>
-        </w:rPr>
-        <w:t xml:space="preserve"> — combinada na proposta, contada do início do contrato e da entrada de cada pessoa. Alguns procedimentos podem ter prazo próprio. A pessoa é informada da data dela na ligação de boas-vindas.</w:t>
-      </w:r>
-    </w:p>
-    <w:p>
-      <w:pPr>
-        <w:spacing w:after="140" w:line="280"/>
-      </w:pPr>
-      <w:r>
-        <w:rPr>
-          <w:b/>
-          <w:bCs/>
-          <w:color w:val="23293D"/>
-          <w:sz w:val="21"/>
-          <w:szCs w:val="21"/>
-        </w:rPr>
-        <w:t xml:space="preserve">O que o programa cobre.</w:t>
-      </w:r>
-      <w:r>
-        <w:rPr>
-          <w:color w:val="23293D"/>
-          <w:sz w:val="21"/>
-          <w:szCs w:val="21"/>
-        </w:rPr>
-        <w:t xml:space="preserve"> O que está na proposta, procedimento a procedimento: sem custo, desconto, ou não coberto — e com </w:t>
-      </w:r>
-      <w:r>
-        <w:rPr>
-          <w:b/>
-          <w:bCs/>
-          <w:color w:val="23293D"/>
-          <w:sz w:val="21"/>
-          <w:szCs w:val="21"/>
-        </w:rPr>
-        <w:t xml:space="preserve">quantas vezes</w:t>
-      </w:r>
-      <w:r>
-        <w:rPr>
-          <w:color w:val="23293D"/>
-          <w:sz w:val="21"/>
-          <w:szCs w:val="21"/>
-        </w:rPr>
-        <w:t xml:space="preserve"> e </w:t>
-      </w:r>
-      <w:r>
-        <w:rPr>
-          <w:b/>
-          <w:bCs/>
-          <w:color w:val="23293D"/>
-          <w:sz w:val="21"/>
-          <w:szCs w:val="21"/>
-        </w:rPr>
-        <w:t xml:space="preserve">a cada quanto tempo</w:t>
-      </w:r>
-      <w:r>
-        <w:rPr>
-          <w:color w:val="23293D"/>
-          <w:sz w:val="21"/>
-          <w:szCs w:val="21"/>
-        </w:rPr>
-        <w:t xml:space="preserve">. Não é plano nem convênio: não há reembolso.</w:t>
-      </w:r>
-    </w:p>
-    <w:p>
-      <w:pPr>
-        <w:spacing w:after="140" w:line="280"/>
-      </w:pPr>
-      <w:r>
-        <w:rPr>
-          <w:b/>
-          <w:bCs/>
-          <w:color w:val="23293D"/>
-          <w:sz w:val="21"/>
-          <w:szCs w:val="21"/>
-        </w:rPr>
-        <w:t xml:space="preserve">Onde é atendido.</w:t>
-      </w:r>
-      <w:r>
-        <w:rPr>
-          <w:color w:val="23293D"/>
-          <w:sz w:val="21"/>
-          <w:szCs w:val="21"/>
-        </w:rPr>
-        <w:t xml:space="preserve"> Nas unidades da parceria, listadas na proposta. Alguns benefícios podem valer só na unidade principal — quando é o caso, está escrito.</w:t>
-      </w:r>
-    </w:p>
-    <w:p>
-      <w:pPr>
-        <w:spacing w:after="140" w:line="280"/>
-      </w:pPr>
-      <w:r>
-        <w:rPr>
-          <w:b/>
-          <w:bCs/>
-          <w:color w:val="23293D"/>
-          <w:sz w:val="21"/>
-          <w:szCs w:val="21"/>
-        </w:rPr>
-        <w:t xml:space="preserve">Para incluir mais gente depois.</w:t>
-      </w:r>
-      <w:r>
-        <w:rPr>
-          <w:color w:val="23293D"/>
-          <w:sz w:val="21"/>
-          <w:szCs w:val="21"/>
-        </w:rPr>
-        <w:t xml:space="preserve"> O contrato tem uma quantidade fechada. Para passar dela, a Risarte emite um </w:t>
-      </w:r>
-      <w:r>
-        <w:rPr>
-          <w:b/>
-          <w:bCs/>
-          <w:color w:val="23293D"/>
-          <w:sz w:val="21"/>
-          <w:szCs w:val="21"/>
-        </w:rPr>
-        <w:t xml:space="preserve">termo de inclusão</w:t>
-      </w:r>
-      <w:r>
-        <w:rPr>
-          <w:color w:val="23293D"/>
-          <w:sz w:val="21"/>
-          <w:szCs w:val="21"/>
-        </w:rPr>
-        <w:t xml:space="preserve">: um documento curto, referente ao acordo que já existe, com a diferença de valor. Assim que a empresa aceita, os cadastros são liberados.</w:t>
-      </w:r>
-    </w:p>
-    <w:p>
-      <w:pPr>
-        <w:spacing w:after="140" w:line="280"/>
-      </w:pPr>
-      <w:r>
-        <w:rPr>
-          <w:b/>
-          <w:bCs/>
-          <w:color w:val="23293D"/>
-          <w:sz w:val="21"/>
-          <w:szCs w:val="21"/>
-        </w:rPr>
-        <w:t xml:space="preserve">Se a mensalidade atrasar.</w:t>
-      </w:r>
-      <w:r>
-        <w:rPr>
-          <w:color w:val="23293D"/>
-          <w:sz w:val="21"/>
-          <w:szCs w:val="21"/>
-        </w:rPr>
-        <w:t xml:space="preserve"> Passado o prazo de tolerância, o programa é </w:t>
-      </w:r>
-      <w:r>
-        <w:rPr>
-          <w:b/>
-          <w:bCs/>
-          <w:color w:val="23293D"/>
-          <w:sz w:val="21"/>
-          <w:szCs w:val="21"/>
-        </w:rPr>
-        <w:t xml:space="preserve">suspenso</w:t>
-      </w:r>
-      <w:r>
-        <w:rPr>
-          <w:color w:val="23293D"/>
-          <w:sz w:val="21"/>
-          <w:szCs w:val="21"/>
-        </w:rPr>
-        <w:t xml:space="preserve"> e os benefícios ficam bloqueados até a regularização. A reativação é automática quando a pendência é resolvida.</w:t>
-      </w:r>
-    </w:p>
-    <w:p>
-      <w:pPr>
-        <w:spacing w:after="60" w:line="120"/>
-      </w:pPr>
-      <w:r>
-        <w:rPr>
-          <w:sz w:val="2"/>
-          <w:szCs w:val="2"/>
-        </w:rPr>
-        <w:t xml:space="preserve"/>
-      </w:r>
-    </w:p>
-    <w:p>
-      <w:pPr>
-        <w:pStyle w:val="Heading1"/>
-      </w:pPr>
-      <w:r>
-        <w:rPr>
-          <w:color w:val="1F3253"/>
-        </w:rPr>
-        <w:t xml:space="preserve">Documentos relacionados</w:t>
+        <w:t xml:space="preserve">Toda semana</w:t>
       </w:r>
     </w:p>
     <w:p>
@@ -14961,21 +15198,29 @@
       </w:pPr>
       <w:r>
         <w:rPr>
-          <w:rFonts w:ascii="Consolas" w:cs="Consolas" w:eastAsia="Consolas" w:hAnsi="Consolas"/>
-          <w:color w:val="1F3253"/>
-          <w:sz w:val="19"/>
-          <w:szCs w:val="19"/>
-          <w:shd w:fill="EFEDE6" w:color="auto" w:val="clear"/>
-        </w:rPr>
-        <w:t xml:space="preserve">docs/risarte-empresarial/FUNIL-COMERCIAL.md</w:t>
-      </w:r>
-      <w:r>
-        <w:rPr>
-          <w:color w:val="23293D"/>
-          <w:sz w:val="21"/>
-          <w:szCs w:val="21"/>
-        </w:rPr>
-        <w:t xml:space="preserve"> — as decisões do funil, bloco a bloco, com a razão de cada uma.</w:t>
+          <w:color w:val="23293D"/>
+          <w:sz w:val="21"/>
+          <w:szCs w:val="21"/>
+        </w:rPr>
+        <w:t xml:space="preserve">[ ] </w:t>
+      </w:r>
+      <w:r>
+        <w:rPr>
+          <w:b/>
+          <w:bCs/>
+          <w:color w:val="23293D"/>
+          <w:sz w:val="21"/>
+          <w:szCs w:val="21"/>
+        </w:rPr>
+        <w:t xml:space="preserve">★ Hoje do consultor</w:t>
+      </w:r>
+      <w:r>
+        <w:rPr>
+          <w:color w:val="23293D"/>
+          <w:sz w:val="21"/>
+          <w:szCs w:val="21"/>
+        </w:rPr>
+        <w:t xml:space="preserve"> zerado</w:t>
       </w:r>
     </w:p>
     <w:p>
@@ -14989,21 +15234,11 @@
       </w:pPr>
       <w:r>
         <w:rPr>
-          <w:rFonts w:ascii="Consolas" w:cs="Consolas" w:eastAsia="Consolas" w:hAnsi="Consolas"/>
-          <w:color w:val="1F3253"/>
-          <w:sz w:val="19"/>
-          <w:szCs w:val="19"/>
-          <w:shd w:fill="EFEDE6" w:color="auto" w:val="clear"/>
-        </w:rPr>
-        <w:t xml:space="preserve">docs/risarte-empresarial/ROTEIRO-TESTE.md</w:t>
-      </w:r>
-      <w:r>
-        <w:rPr>
-          <w:color w:val="23293D"/>
-          <w:sz w:val="21"/>
-          <w:szCs w:val="21"/>
-        </w:rPr>
-        <w:t xml:space="preserve"> — o roteiro de teste, passo a passo.</w:t>
+          <w:color w:val="23293D"/>
+          <w:sz w:val="21"/>
+          <w:szCs w:val="21"/>
+        </w:rPr>
+        <w:t xml:space="preserve">[ ] Cobranças vencidas olhadas</w:t>
       </w:r>
     </w:p>
     <w:p>
@@ -15017,21 +15252,380 @@
       </w:pPr>
       <w:r>
         <w:rPr>
+          <w:color w:val="23293D"/>
+          <w:sz w:val="21"/>
+          <w:szCs w:val="21"/>
+        </w:rPr>
+        <w:t xml:space="preserve">[ ] Termos de inclusão em rascunho: aceitos ou cancelados</w:t>
+      </w:r>
+    </w:p>
+    <w:p>
+      <w:pPr>
+        <w:spacing w:after="60" w:line="120"/>
+      </w:pPr>
+      <w:r>
+        <w:rPr>
+          <w:sz w:val="2"/>
+          <w:szCs w:val="2"/>
+        </w:rPr>
+        <w:t xml:space="preserve"/>
+      </w:r>
+    </w:p>
+    <w:p>
+      <w:pPr>
+        <w:pStyle w:val="Heading1"/>
+      </w:pPr>
+      <w:r>
+        <w:rPr>
+          <w:color w:val="1F3253"/>
+        </w:rPr>
+        <w:t xml:space="preserve">21. O que explicar para a empresa parceira</w:t>
+      </w:r>
+    </w:p>
+    <w:p>
+      <w:pPr>
+        <w:spacing w:after="140" w:line="280"/>
+      </w:pPr>
+      <w:r>
+        <w:rPr>
+          <w:color w:val="23293D"/>
+          <w:sz w:val="21"/>
+          <w:szCs w:val="21"/>
+        </w:rPr>
+        <w:t xml:space="preserve">Este trecho é para ser </w:t>
+      </w:r>
+      <w:r>
+        <w:rPr>
+          <w:b/>
+          <w:bCs/>
+          <w:color w:val="23293D"/>
+          <w:sz w:val="21"/>
+          <w:szCs w:val="21"/>
+        </w:rPr>
+        <w:t xml:space="preserve">dito ou copiado</w:t>
+      </w:r>
+      <w:r>
+        <w:rPr>
+          <w:color w:val="23293D"/>
+          <w:sz w:val="21"/>
+          <w:szCs w:val="21"/>
+        </w:rPr>
+        <w:t xml:space="preserve"> para o RH da empresa. Ele não é a proposta — é o que evita as cinco dúvidas que sempre voltam.</w:t>
+      </w:r>
+    </w:p>
+    <w:p>
+      <w:pPr>
+        <w:spacing w:after="140" w:line="280"/>
+      </w:pPr>
+      <w:r>
+        <w:rPr>
+          <w:b/>
+          <w:bCs/>
+          <w:color w:val="23293D"/>
+          <w:sz w:val="21"/>
+          <w:szCs w:val="21"/>
+        </w:rPr>
+        <w:t xml:space="preserve">Como as pessoas entram.</w:t>
+      </w:r>
+      <w:r>
+        <w:rPr>
+          <w:color w:val="23293D"/>
+          <w:sz w:val="21"/>
+          <w:szCs w:val="21"/>
+        </w:rPr>
+        <w:t xml:space="preserve"> A empresa manda a lista. Cada pessoa é cadastrada como </w:t>
+      </w:r>
+      <w:r>
+        <w:rPr>
+          <w:b/>
+          <w:bCs/>
+          <w:color w:val="23293D"/>
+          <w:sz w:val="21"/>
+          <w:szCs w:val="21"/>
+        </w:rPr>
+        <w:t xml:space="preserve">titular</w:t>
+      </w:r>
+      <w:r>
+        <w:rPr>
+          <w:color w:val="23293D"/>
+          <w:sz w:val="21"/>
+          <w:szCs w:val="21"/>
+        </w:rPr>
+        <w:t xml:space="preserve">, e pode incluir </w:t>
+      </w:r>
+      <w:r>
+        <w:rPr>
+          <w:b/>
+          <w:bCs/>
+          <w:color w:val="23293D"/>
+          <w:sz w:val="21"/>
+          <w:szCs w:val="21"/>
+        </w:rPr>
+        <w:t xml:space="preserve">dependentes</w:t>
+      </w:r>
+      <w:r>
+        <w:rPr>
+          <w:color w:val="23293D"/>
+          <w:sz w:val="21"/>
+          <w:szCs w:val="21"/>
+        </w:rPr>
+        <w:t xml:space="preserve">. Depois disso a Risarte liga para cada uma para dar as boas-vindas e marcar a primeira consulta.</w:t>
+      </w:r>
+    </w:p>
+    <w:p>
+      <w:pPr>
+        <w:spacing w:after="140" w:line="280"/>
+      </w:pPr>
+      <w:r>
+        <w:rPr>
+          <w:b/>
+          <w:bCs/>
+          <w:color w:val="23293D"/>
+          <w:sz w:val="21"/>
+          <w:szCs w:val="21"/>
+        </w:rPr>
+        <w:t xml:space="preserve">Quando começa a valer.</w:t>
+      </w:r>
+      <w:r>
+        <w:rPr>
+          <w:color w:val="23293D"/>
+          <w:sz w:val="21"/>
+          <w:szCs w:val="21"/>
+        </w:rPr>
+        <w:t xml:space="preserve"> Existe </w:t>
+      </w:r>
+      <w:r>
+        <w:rPr>
+          <w:b/>
+          <w:bCs/>
+          <w:color w:val="23293D"/>
+          <w:sz w:val="21"/>
+          <w:szCs w:val="21"/>
+        </w:rPr>
+        <w:t xml:space="preserve">carência</w:t>
+      </w:r>
+      <w:r>
+        <w:rPr>
+          <w:color w:val="23293D"/>
+          <w:sz w:val="21"/>
+          <w:szCs w:val="21"/>
+        </w:rPr>
+        <w:t xml:space="preserve"> — combinada na proposta, contada do início do contrato e da entrada de cada pessoa. Alguns procedimentos podem ter prazo próprio. A pessoa é informada da data dela na ligação de boas-vindas.</w:t>
+      </w:r>
+    </w:p>
+    <w:p>
+      <w:pPr>
+        <w:spacing w:after="140" w:line="280"/>
+      </w:pPr>
+      <w:r>
+        <w:rPr>
+          <w:b/>
+          <w:bCs/>
+          <w:color w:val="23293D"/>
+          <w:sz w:val="21"/>
+          <w:szCs w:val="21"/>
+        </w:rPr>
+        <w:t xml:space="preserve">O que o programa cobre.</w:t>
+      </w:r>
+      <w:r>
+        <w:rPr>
+          <w:color w:val="23293D"/>
+          <w:sz w:val="21"/>
+          <w:szCs w:val="21"/>
+        </w:rPr>
+        <w:t xml:space="preserve"> O que está na proposta, procedimento a procedimento: sem custo, desconto, ou não coberto — e com </w:t>
+      </w:r>
+      <w:r>
+        <w:rPr>
+          <w:b/>
+          <w:bCs/>
+          <w:color w:val="23293D"/>
+          <w:sz w:val="21"/>
+          <w:szCs w:val="21"/>
+        </w:rPr>
+        <w:t xml:space="preserve">quantas vezes</w:t>
+      </w:r>
+      <w:r>
+        <w:rPr>
+          <w:color w:val="23293D"/>
+          <w:sz w:val="21"/>
+          <w:szCs w:val="21"/>
+        </w:rPr>
+        <w:t xml:space="preserve"> e </w:t>
+      </w:r>
+      <w:r>
+        <w:rPr>
+          <w:b/>
+          <w:bCs/>
+          <w:color w:val="23293D"/>
+          <w:sz w:val="21"/>
+          <w:szCs w:val="21"/>
+        </w:rPr>
+        <w:t xml:space="preserve">a cada quanto tempo</w:t>
+      </w:r>
+      <w:r>
+        <w:rPr>
+          <w:color w:val="23293D"/>
+          <w:sz w:val="21"/>
+          <w:szCs w:val="21"/>
+        </w:rPr>
+        <w:t xml:space="preserve">. Não é plano nem convênio: não há reembolso.</w:t>
+      </w:r>
+    </w:p>
+    <w:p>
+      <w:pPr>
+        <w:spacing w:after="140" w:line="280"/>
+      </w:pPr>
+      <w:r>
+        <w:rPr>
+          <w:b/>
+          <w:bCs/>
+          <w:color w:val="23293D"/>
+          <w:sz w:val="21"/>
+          <w:szCs w:val="21"/>
+        </w:rPr>
+        <w:t xml:space="preserve">Onde é atendido.</w:t>
+      </w:r>
+      <w:r>
+        <w:rPr>
+          <w:color w:val="23293D"/>
+          <w:sz w:val="21"/>
+          <w:szCs w:val="21"/>
+        </w:rPr>
+        <w:t xml:space="preserve"> Nas unidades da parceria, listadas na proposta. Alguns benefícios podem valer só na unidade principal — quando é o caso, está escrito.</w:t>
+      </w:r>
+    </w:p>
+    <w:p>
+      <w:pPr>
+        <w:spacing w:after="140" w:line="280"/>
+      </w:pPr>
+      <w:r>
+        <w:rPr>
+          <w:b/>
+          <w:bCs/>
+          <w:color w:val="23293D"/>
+          <w:sz w:val="21"/>
+          <w:szCs w:val="21"/>
+        </w:rPr>
+        <w:t xml:space="preserve">Para incluir mais gente depois.</w:t>
+      </w:r>
+      <w:r>
+        <w:rPr>
+          <w:color w:val="23293D"/>
+          <w:sz w:val="21"/>
+          <w:szCs w:val="21"/>
+        </w:rPr>
+        <w:t xml:space="preserve"> O contrato tem uma quantidade fechada. Para passar dela, a Risarte emite um </w:t>
+      </w:r>
+      <w:r>
+        <w:rPr>
+          <w:b/>
+          <w:bCs/>
+          <w:color w:val="23293D"/>
+          <w:sz w:val="21"/>
+          <w:szCs w:val="21"/>
+        </w:rPr>
+        <w:t xml:space="preserve">termo de inclusão</w:t>
+      </w:r>
+      <w:r>
+        <w:rPr>
+          <w:color w:val="23293D"/>
+          <w:sz w:val="21"/>
+          <w:szCs w:val="21"/>
+        </w:rPr>
+        <w:t xml:space="preserve">: um documento curto, referente ao acordo que já existe, com a diferença de valor. Assim que a empresa aceita, os cadastros são liberados.</w:t>
+      </w:r>
+    </w:p>
+    <w:p>
+      <w:pPr>
+        <w:spacing w:after="140" w:line="280"/>
+      </w:pPr>
+      <w:r>
+        <w:rPr>
+          <w:b/>
+          <w:bCs/>
+          <w:color w:val="23293D"/>
+          <w:sz w:val="21"/>
+          <w:szCs w:val="21"/>
+        </w:rPr>
+        <w:t xml:space="preserve">Se a mensalidade atrasar.</w:t>
+      </w:r>
+      <w:r>
+        <w:rPr>
+          <w:color w:val="23293D"/>
+          <w:sz w:val="21"/>
+          <w:szCs w:val="21"/>
+        </w:rPr>
+        <w:t xml:space="preserve"> Passado o prazo de tolerância, o programa é </w:t>
+      </w:r>
+      <w:r>
+        <w:rPr>
+          <w:b/>
+          <w:bCs/>
+          <w:color w:val="23293D"/>
+          <w:sz w:val="21"/>
+          <w:szCs w:val="21"/>
+        </w:rPr>
+        <w:t xml:space="preserve">suspenso</w:t>
+      </w:r>
+      <w:r>
+        <w:rPr>
+          <w:color w:val="23293D"/>
+          <w:sz w:val="21"/>
+          <w:szCs w:val="21"/>
+        </w:rPr>
+        <w:t xml:space="preserve"> e os benefícios ficam bloqueados até a regularização. A reativação é automática quando a pendência é resolvida.</w:t>
+      </w:r>
+    </w:p>
+    <w:p>
+      <w:pPr>
+        <w:spacing w:after="60" w:line="120"/>
+      </w:pPr>
+      <w:r>
+        <w:rPr>
+          <w:sz w:val="2"/>
+          <w:szCs w:val="2"/>
+        </w:rPr>
+        <w:t xml:space="preserve"/>
+      </w:r>
+    </w:p>
+    <w:p>
+      <w:pPr>
+        <w:pStyle w:val="Heading1"/>
+      </w:pPr>
+      <w:r>
+        <w:rPr>
+          <w:color w:val="1F3253"/>
+        </w:rPr>
+        <w:t xml:space="preserve">Documentos relacionados</w:t>
+      </w:r>
+    </w:p>
+    <w:p>
+      <w:pPr>
+        <w:pStyle w:val="ListParagraph"/>
+        <w:numPr>
+          <w:ilvl w:val="0"/>
+          <w:numId w:val="27"/>
+        </w:numPr>
+        <w:spacing w:after="80" w:line="270"/>
+      </w:pPr>
+      <w:r>
+        <w:rPr>
           <w:rFonts w:ascii="Consolas" w:cs="Consolas" w:eastAsia="Consolas" w:hAnsi="Consolas"/>
           <w:color w:val="1F3253"/>
           <w:sz w:val="19"/>
           <w:szCs w:val="19"/>
           <w:shd w:fill="EFEDE6" w:color="auto" w:val="clear"/>
         </w:rPr>
-        <w:t xml:space="preserve">docs/risarte-empresarial/Briefing_Executavel_Risarte_Empresarial.md</w:t>
-      </w:r>
-      <w:r>
-        <w:rPr>
-          <w:color w:val="23293D"/>
-          <w:sz w:val="21"/>
-          <w:szCs w:val="21"/>
-        </w:rPr>
-        <w:t xml:space="preserve"> — o briefing original.</w:t>
+        <w:t xml:space="preserve">docs/risarte-empresarial/FUNIL-COMERCIAL.md</w:t>
+      </w:r>
+      <w:r>
+        <w:rPr>
+          <w:color w:val="23293D"/>
+          <w:sz w:val="21"/>
+          <w:szCs w:val="21"/>
+        </w:rPr>
+        <w:t xml:space="preserve"> — as decisões do funil, bloco a bloco, com a razão de cada uma.</w:t>
       </w:r>
     </w:p>
     <w:p>
@@ -15039,7 +15633,63 @@
         <w:pStyle w:val="ListParagraph"/>
         <w:numPr>
           <w:ilvl w:val="0"/>
-          <w:numId w:val="26"/>
+          <w:numId w:val="27"/>
+        </w:numPr>
+        <w:spacing w:after="80" w:line="270"/>
+      </w:pPr>
+      <w:r>
+        <w:rPr>
+          <w:rFonts w:ascii="Consolas" w:cs="Consolas" w:eastAsia="Consolas" w:hAnsi="Consolas"/>
+          <w:color w:val="1F3253"/>
+          <w:sz w:val="19"/>
+          <w:szCs w:val="19"/>
+          <w:shd w:fill="EFEDE6" w:color="auto" w:val="clear"/>
+        </w:rPr>
+        <w:t xml:space="preserve">docs/risarte-empresarial/ROTEIRO-TESTE.md</w:t>
+      </w:r>
+      <w:r>
+        <w:rPr>
+          <w:color w:val="23293D"/>
+          <w:sz w:val="21"/>
+          <w:szCs w:val="21"/>
+        </w:rPr>
+        <w:t xml:space="preserve"> — o roteiro de teste, passo a passo.</w:t>
+      </w:r>
+    </w:p>
+    <w:p>
+      <w:pPr>
+        <w:pStyle w:val="ListParagraph"/>
+        <w:numPr>
+          <w:ilvl w:val="0"/>
+          <w:numId w:val="27"/>
+        </w:numPr>
+        <w:spacing w:after="80" w:line="270"/>
+      </w:pPr>
+      <w:r>
+        <w:rPr>
+          <w:rFonts w:ascii="Consolas" w:cs="Consolas" w:eastAsia="Consolas" w:hAnsi="Consolas"/>
+          <w:color w:val="1F3253"/>
+          <w:sz w:val="19"/>
+          <w:szCs w:val="19"/>
+          <w:shd w:fill="EFEDE6" w:color="auto" w:val="clear"/>
+        </w:rPr>
+        <w:t xml:space="preserve">docs/risarte-empresarial/Briefing_Executavel_Risarte_Empresarial.md</w:t>
+      </w:r>
+      <w:r>
+        <w:rPr>
+          <w:color w:val="23293D"/>
+          <w:sz w:val="21"/>
+          <w:szCs w:val="21"/>
+        </w:rPr>
+        <w:t xml:space="preserve"> — o briefing original.</w:t>
+      </w:r>
+    </w:p>
+    <w:p>
+      <w:pPr>
+        <w:pStyle w:val="ListParagraph"/>
+        <w:numPr>
+          <w:ilvl w:val="0"/>
+          <w:numId w:val="27"/>
         </w:numPr>
         <w:spacing w:after="80" w:line="270"/>
       </w:pPr>
@@ -15443,7 +16093,7 @@
     </w:lvlOverride>
   </w:num>
   <w:num w:numId="14">
-    <w:abstractNumId w:val="3"/>
+    <w:abstractNumId w:val="2"/>
     <w:lvlOverride w:ilvl="0">
       <w:startOverride w:val="1"/>
     </w:lvlOverride>
@@ -15467,13 +16117,13 @@
     </w:lvlOverride>
   </w:num>
   <w:num w:numId="18">
-    <w:abstractNumId w:val="2"/>
+    <w:abstractNumId w:val="3"/>
     <w:lvlOverride w:ilvl="0">
       <w:startOverride w:val="1"/>
     </w:lvlOverride>
   </w:num>
   <w:num w:numId="19">
-    <w:abstractNumId w:val="3"/>
+    <w:abstractNumId w:val="2"/>
     <w:lvlOverride w:ilvl="0">
       <w:startOverride w:val="1"/>
     </w:lvlOverride>
@@ -15515,6 +16165,12 @@
     </w:lvlOverride>
   </w:num>
   <w:num w:numId="26">
+    <w:abstractNumId w:val="3"/>
+    <w:lvlOverride w:ilvl="0">
+      <w:startOverride w:val="1"/>
+    </w:lvlOverride>
+  </w:num>
+  <w:num w:numId="27">
     <w:abstractNumId w:val="3"/>
     <w:lvlOverride w:ilvl="0">
       <w:startOverride w:val="1"/>

--- a/docs/treinamento/Manual-Risarte-Empresarial.docx
+++ b/docs/treinamento/Manual-Risarte-Empresarial.docx
@@ -5358,7 +5358,25 @@
           <w:sz w:val="21"/>
           <w:szCs w:val="21"/>
         </w:rPr>
-        <w:t xml:space="preserve">O que acontece quando a empresa quiser incluir mais gente depois:</w:t>
+        <w:t xml:space="preserve">O que acontece quando a empresa quiser incluir mais gente depois </w:t>
+      </w:r>
+      <w:r>
+        <w:rPr>
+          <w:b/>
+          <w:bCs/>
+          <w:color w:val="23293D"/>
+          <w:sz w:val="21"/>
+          <w:szCs w:val="21"/>
+        </w:rPr>
+        <w:t xml:space="preserve">depende de como ela paga</w:t>
+      </w:r>
+      <w:r>
+        <w:rPr>
+          <w:color w:val="23293D"/>
+          <w:sz w:val="21"/>
+          <w:szCs w:val="21"/>
+        </w:rPr>
+        <w:t xml:space="preserve">:</w:t>
       </w:r>
     </w:p>
     <w:p>
@@ -5378,15 +5396,51 @@
           <w:sz w:val="21"/>
           <w:szCs w:val="21"/>
         </w:rPr>
-        <w:t xml:space="preserve">Por adesão</w:t>
-      </w:r>
-      <w:r>
-        <w:rPr>
-          <w:color w:val="23293D"/>
-          <w:sz w:val="21"/>
-          <w:szCs w:val="21"/>
-        </w:rPr>
-        <w:t xml:space="preserve"> — cada pessoa a mais tem preço.</w:t>
+        <w:t xml:space="preserve">Proposta por titular</w:t>
+      </w:r>
+      <w:r>
+        <w:rPr>
+          <w:color w:val="23293D"/>
+          <w:sz w:val="21"/>
+          <w:szCs w:val="21"/>
+        </w:rPr>
+        <w:t xml:space="preserve"> — </w:t>
+      </w:r>
+      <w:r>
+        <w:rPr>
+          <w:b/>
+          <w:bCs/>
+          <w:color w:val="23293D"/>
+          <w:sz w:val="21"/>
+          <w:szCs w:val="21"/>
+        </w:rPr>
+        <w:t xml:space="preserve">não há nada a combinar.</w:t>
+      </w:r>
+      <w:r>
+        <w:rPr>
+          <w:color w:val="23293D"/>
+          <w:sz w:val="21"/>
+          <w:szCs w:val="21"/>
+        </w:rPr>
+        <w:t xml:space="preserve"> Quem passa do contratado entra pelo </w:t>
+      </w:r>
+      <w:r>
+        <w:rPr>
+          <w:b/>
+          <w:bCs/>
+          <w:color w:val="23293D"/>
+          <w:sz w:val="21"/>
+          <w:szCs w:val="21"/>
+        </w:rPr>
+        <w:t xml:space="preserve">preço da tabela</w:t>
+      </w:r>
+      <w:r>
+        <w:rPr>
+          <w:color w:val="23293D"/>
+          <w:sz w:val="21"/>
+          <w:szCs w:val="21"/>
+        </w:rPr>
+        <w:t xml:space="preserve"> da empresa, com a faixa — o mesmo preço dos outros titulares. O passo mostra só essa explicação.</w:t>
       </w:r>
     </w:p>
     <w:p>
@@ -5398,6 +5452,42 @@
         </w:numPr>
         <w:spacing w:after="80" w:line="270"/>
       </w:pPr>
+      <w:r>
+        <w:rPr>
+          <w:b/>
+          <w:bCs/>
+          <w:color w:val="23293D"/>
+          <w:sz w:val="21"/>
+          <w:szCs w:val="21"/>
+        </w:rPr>
+        <w:t xml:space="preserve">Proposta de valor fixo</w:t>
+      </w:r>
+      <w:r>
+        <w:rPr>
+          <w:color w:val="23293D"/>
+          <w:sz w:val="21"/>
+          <w:szCs w:val="21"/>
+        </w:rPr>
+        <w:t xml:space="preserve"> — combine uma das duas: - </w:t>
+      </w:r>
+      <w:r>
+        <w:rPr>
+          <w:b/>
+          <w:bCs/>
+          <w:color w:val="23293D"/>
+          <w:sz w:val="21"/>
+          <w:szCs w:val="21"/>
+        </w:rPr>
+        <w:t xml:space="preserve">Por adesão</w:t>
+      </w:r>
+      <w:r>
+        <w:rPr>
+          <w:color w:val="23293D"/>
+          <w:sz w:val="21"/>
+          <w:szCs w:val="21"/>
+        </w:rPr>
+        <w:t xml:space="preserve"> — cada pessoa a mais tem preço. - </w:t>
+      </w:r>
       <w:r>
         <w:rPr>
           <w:b/>
@@ -5456,16 +5546,63 @@
                 <w:sz w:val="21"/>
                 <w:szCs w:val="21"/>
               </w:rPr>
-              <w:t xml:space="preserve">Combine isso ANTES.</w:t>
-            </w:r>
-            <w:r>
-              <w:rPr>
-                <w:color w:val="23293D"/>
-                <w:sz w:val="21"/>
-                <w:szCs w:val="21"/>
-              </w:rPr>
-              <w:t xml:space="preserve"> É o que permite o termo de inclusão (seção 11) nascer com o número pronto, em vez de virar uma renegociação do zero toda vez que entrar uma pessoa a mais. Sem isso, o termo nasce </w:t>
-            </w:r>
+              <w:t xml:space="preserve">Por que por titular não tem regra própria</w:t>
+            </w:r>
+            <w:r>
+              <w:rPr>
+                <w:color w:val="23293D"/>
+                <w:sz w:val="21"/>
+                <w:szCs w:val="21"/>
+              </w:rPr>
+              <w:t xml:space="preserve"> (decisão da direção, 27/09/2026): antes dava para combinar um "preço do excedente" diferente do titular — mas a mensalidade sempre somou todos os titulares pela tabela. O termo assinado dizia um valor e o boleto cobrava outro. Hoje os dois dão o mesmo número.</w:t>
+            </w:r>
+          </w:p>
+        </w:tc>
+      </w:tr>
+    </w:tbl>
+    <w:p>
+      <w:pPr>
+        <w:spacing w:after="140" w:line="120"/>
+      </w:pPr>
+      <w:r>
+        <w:rPr>
+          <w:sz w:val="2"/>
+          <w:szCs w:val="2"/>
+        </w:rPr>
+        <w:t xml:space="preserve"/>
+      </w:r>
+    </w:p>
+    <w:tbl>
+      <w:tblPr>
+        <w:tblW w:type="dxa" w:w="9638"/>
+        <w:tblBorders>
+          <w:top w:val="single" w:color="F5F3EC" w:sz="2"/>
+          <w:left w:val="single" w:color="B98B2E" w:sz="18"/>
+          <w:bottom w:val="single" w:color="F5F3EC" w:sz="2"/>
+          <w:right w:val="single" w:color="F5F3EC" w:sz="2"/>
+          <w:insideH w:val="none" w:color="auto" w:sz="0"/>
+          <w:insideV w:val="none" w:color="auto" w:sz="0"/>
+        </w:tblBorders>
+      </w:tblPr>
+      <w:tblGrid>
+        <w:gridCol w:w="9638"/>
+      </w:tblGrid>
+      <w:tr>
+        <w:tc>
+          <w:tcPr>
+            <w:tcW w:type="dxa" w:w="9638"/>
+            <w:shd w:fill="F5F3EC" w:color="auto" w:val="clear"/>
+            <w:tcMar>
+              <w:top w:type="dxa" w:w="160"/>
+              <w:left w:type="dxa" w:w="220"/>
+              <w:bottom w:type="dxa" w:w="160"/>
+              <w:right w:type="dxa" w:w="200"/>
+            </w:tcMar>
+          </w:tcPr>
+          <w:p>
+            <w:pPr>
+              <w:spacing w:after="140" w:line="280"/>
+            </w:pPr>
             <w:r>
               <w:rPr>
                 <w:b/>
@@ -5474,6 +5611,24 @@
                 <w:sz w:val="21"/>
                 <w:szCs w:val="21"/>
               </w:rPr>
+              <w:t xml:space="preserve">No valor fixo, combine ANTES.</w:t>
+            </w:r>
+            <w:r>
+              <w:rPr>
+                <w:color w:val="23293D"/>
+                <w:sz w:val="21"/>
+                <w:szCs w:val="21"/>
+              </w:rPr>
+              <w:t xml:space="preserve"> É o que permite o termo de inclusão (seção 11) nascer com o número pronto. Sem isso, o termo nasce </w:t>
+            </w:r>
+            <w:r>
+              <w:rPr>
+                <w:b/>
+                <w:bCs/>
+                <w:color w:val="23293D"/>
+                <w:sz w:val="21"/>
+                <w:szCs w:val="21"/>
+              </w:rPr>
               <w:t xml:space="preserve">sem valor</w:t>
             </w:r>
             <w:r>
@@ -5482,7 +5637,25 @@
                 <w:sz w:val="21"/>
                 <w:szCs w:val="21"/>
               </w:rPr>
-              <w:t xml:space="preserve"> e o sistema avisa.</w:t>
+              <w:t xml:space="preserve"> e o sistema avisa — e a trilha marca o passo em amarelo (</w:t>
+            </w:r>
+            <w:r>
+              <w:rPr>
+                <w:i/>
+                <w:iCs/>
+                <w:color w:val="23293D"/>
+                <w:sz w:val="21"/>
+                <w:szCs w:val="21"/>
+              </w:rPr>
+              <w:t xml:space="preserve">"sem regra de excedente"</w:t>
+            </w:r>
+            <w:r>
+              <w:rPr>
+                <w:color w:val="23293D"/>
+                <w:sz w:val="21"/>
+                <w:szCs w:val="21"/>
+              </w:rPr>
+              <w:t xml:space="preserve">) quando há máximo combinado.</w:t>
             </w:r>
           </w:p>
         </w:tc>
@@ -7221,7 +7394,17 @@
                 <w:sz w:val="20"/>
                 <w:szCs w:val="20"/>
               </w:rPr>
-              <w:t xml:space="preserve">CNPJ, razão social, categoria, modelo de pagamento, vencimento, meios de pagamento, carência</w:t>
+              <w:t xml:space="preserve">CNPJ, razão social, categoria, modelo de pagamento, vencimento, meios de pagamento, carência, </w:t>
+            </w:r>
+            <w:r>
+              <w:rPr>
+                <w:b/>
+                <w:bCs/>
+                <w:color w:val="23293D"/>
+                <w:sz w:val="20"/>
+                <w:szCs w:val="20"/>
+              </w:rPr>
+              <w:t xml:space="preserve">acordo de cobrança</w:t>
             </w:r>
           </w:p>
         </w:tc>
@@ -7581,15 +7764,123 @@
           <w:sz w:val="21"/>
           <w:szCs w:val="21"/>
         </w:rPr>
-        <w:t xml:space="preserve">Modelo de pagamento</w:t>
-      </w:r>
-      <w:r>
-        <w:rPr>
-          <w:color w:val="23293D"/>
-          <w:sz w:val="21"/>
-          <w:szCs w:val="21"/>
-        </w:rPr>
-        <w:t xml:space="preserve"> — é a decisão que muda tudo o mais:</w:t>
+        <w:t xml:space="preserve">Acordo de cobrança</w:t>
+      </w:r>
+      <w:r>
+        <w:rPr>
+          <w:color w:val="23293D"/>
+          <w:sz w:val="21"/>
+          <w:szCs w:val="21"/>
+        </w:rPr>
+        <w:t xml:space="preserve"> (cartão em Dados Gerais) — como a mensalidade é cobrada (</w:t>
+      </w:r>
+      <w:r>
+        <w:rPr>
+          <w:b/>
+          <w:bCs/>
+          <w:color w:val="23293D"/>
+          <w:sz w:val="21"/>
+          <w:szCs w:val="21"/>
+        </w:rPr>
+        <w:t xml:space="preserve">por titular</w:t>
+      </w:r>
+      <w:r>
+        <w:rPr>
+          <w:color w:val="23293D"/>
+          <w:sz w:val="21"/>
+          <w:szCs w:val="21"/>
+        </w:rPr>
+        <w:t xml:space="preserve"> ou </w:t>
+      </w:r>
+      <w:r>
+        <w:rPr>
+          <w:b/>
+          <w:bCs/>
+          <w:color w:val="23293D"/>
+          <w:sz w:val="21"/>
+          <w:szCs w:val="21"/>
+        </w:rPr>
+        <w:t xml:space="preserve">valor fixo</w:t>
+      </w:r>
+      <w:r>
+        <w:rPr>
+          <w:color w:val="23293D"/>
+          <w:sz w:val="21"/>
+          <w:szCs w:val="21"/>
+        </w:rPr>
+        <w:t xml:space="preserve">), a </w:t>
+      </w:r>
+      <w:r>
+        <w:rPr>
+          <w:b/>
+          <w:bCs/>
+          <w:color w:val="23293D"/>
+          <w:sz w:val="21"/>
+          <w:szCs w:val="21"/>
+        </w:rPr>
+        <w:t xml:space="preserve">quantidade contratada</w:t>
+      </w:r>
+      <w:r>
+        <w:rPr>
+          <w:color w:val="23293D"/>
+          <w:sz w:val="21"/>
+          <w:szCs w:val="21"/>
+        </w:rPr>
+        <w:t xml:space="preserve"> (titulares e dependentes) e o que acontece </w:t>
+      </w:r>
+      <w:r>
+        <w:rPr>
+          <w:b/>
+          <w:bCs/>
+          <w:color w:val="23293D"/>
+          <w:sz w:val="21"/>
+          <w:szCs w:val="21"/>
+        </w:rPr>
+        <w:t xml:space="preserve">se passar do contratado</w:t>
+      </w:r>
+      <w:r>
+        <w:rPr>
+          <w:color w:val="23293D"/>
+          <w:sz w:val="21"/>
+          <w:szCs w:val="21"/>
+        </w:rPr>
+        <w:t xml:space="preserve">. Numa empresa que veio do funil, isso já chega preenchido no fechamento. Numa empresa </w:t>
+      </w:r>
+      <w:r>
+        <w:rPr>
+          <w:b/>
+          <w:bCs/>
+          <w:color w:val="23293D"/>
+          <w:sz w:val="21"/>
+          <w:szCs w:val="21"/>
+        </w:rPr>
+        <w:t xml:space="preserve">cadastrada direto</w:t>
+      </w:r>
+      <w:r>
+        <w:rPr>
+          <w:color w:val="23293D"/>
+          <w:sz w:val="21"/>
+          <w:szCs w:val="21"/>
+        </w:rPr>
+        <w:t xml:space="preserve">, é aqui que se define. Para isso, use </w:t>
+      </w:r>
+      <w:r>
+        <w:rPr>
+          <w:b/>
+          <w:bCs/>
+          <w:color w:val="23293D"/>
+          <w:sz w:val="21"/>
+          <w:szCs w:val="21"/>
+        </w:rPr>
+        <w:t xml:space="preserve">Editar</w:t>
+      </w:r>
+      <w:r>
+        <w:rPr>
+          <w:color w:val="23293D"/>
+          <w:sz w:val="21"/>
+          <w:szCs w:val="21"/>
+        </w:rPr>
+        <w:t xml:space="preserve"> no próprio cartão.</w:t>
       </w:r>
     </w:p>
     <w:p>
@@ -7603,21 +7894,29 @@
       </w:pPr>
       <w:r>
         <w:rPr>
-          <w:b/>
-          <w:bCs/>
-          <w:color w:val="23293D"/>
-          <w:sz w:val="21"/>
-          <w:szCs w:val="21"/>
-        </w:rPr>
-        <w:t xml:space="preserve">Empresa paga integral</w:t>
-      </w:r>
-      <w:r>
-        <w:rPr>
-          <w:color w:val="23293D"/>
-          <w:sz w:val="21"/>
-          <w:szCs w:val="21"/>
-        </w:rPr>
-        <w:t xml:space="preserve"> — a empresa paga a mensalidade de todos.</w:t>
+          <w:color w:val="23293D"/>
+          <w:sz w:val="21"/>
+          <w:szCs w:val="21"/>
+        </w:rPr>
+        <w:t xml:space="preserve">Quantidade em branco = </w:t>
+      </w:r>
+      <w:r>
+        <w:rPr>
+          <w:b/>
+          <w:bCs/>
+          <w:color w:val="23293D"/>
+          <w:sz w:val="21"/>
+          <w:szCs w:val="21"/>
+        </w:rPr>
+        <w:t xml:space="preserve">sem trava</w:t>
+      </w:r>
+      <w:r>
+        <w:rPr>
+          <w:color w:val="23293D"/>
+          <w:sz w:val="21"/>
+          <w:szCs w:val="21"/>
+        </w:rPr>
+        <w:t xml:space="preserve"> (como toda empresa antiga).</w:t>
       </w:r>
     </w:p>
     <w:p>
@@ -7631,21 +7930,47 @@
       </w:pPr>
       <w:r>
         <w:rPr>
-          <w:b/>
-          <w:bCs/>
-          <w:color w:val="23293D"/>
-          <w:sz w:val="21"/>
-          <w:szCs w:val="21"/>
-        </w:rPr>
-        <w:t xml:space="preserve">Empresa paga parcial</w:t>
-      </w:r>
-      <w:r>
-        <w:rPr>
-          <w:color w:val="23293D"/>
-          <w:sz w:val="21"/>
-          <w:szCs w:val="21"/>
-        </w:rPr>
-        <w:t xml:space="preserve"> — divide com o titular.</w:t>
+          <w:color w:val="23293D"/>
+          <w:sz w:val="21"/>
+          <w:szCs w:val="21"/>
+        </w:rPr>
+        <w:t xml:space="preserve">No valor fixo, o </w:t>
+      </w:r>
+      <w:r>
+        <w:rPr>
+          <w:b/>
+          <w:bCs/>
+          <w:color w:val="23293D"/>
+          <w:sz w:val="21"/>
+          <w:szCs w:val="21"/>
+        </w:rPr>
+        <w:t xml:space="preserve">novo valor fixo do pacote</w:t>
+      </w:r>
+      <w:r>
+        <w:rPr>
+          <w:color w:val="23293D"/>
+          <w:sz w:val="21"/>
+          <w:szCs w:val="21"/>
+        </w:rPr>
+        <w:t xml:space="preserve"> tem de ser </w:t>
+      </w:r>
+      <w:r>
+        <w:rPr>
+          <w:b/>
+          <w:bCs/>
+          <w:color w:val="23293D"/>
+          <w:sz w:val="21"/>
+          <w:szCs w:val="21"/>
+        </w:rPr>
+        <w:t xml:space="preserve">maior</w:t>
+      </w:r>
+      <w:r>
+        <w:rPr>
+          <w:color w:val="23293D"/>
+          <w:sz w:val="21"/>
+          <w:szCs w:val="21"/>
+        </w:rPr>
+        <w:t xml:space="preserve"> que o atual — o termo cobra a diferença; se não for, o sistema recusa.</w:t>
       </w:r>
     </w:p>
     <w:p>
@@ -7654,6 +7979,211 @@
         <w:numPr>
           <w:ilvl w:val="0"/>
           <w:numId w:val="11"/>
+        </w:numPr>
+        <w:spacing w:after="80" w:line="270"/>
+      </w:pPr>
+      <w:r>
+        <w:rPr>
+          <w:color w:val="23293D"/>
+          <w:sz w:val="21"/>
+          <w:szCs w:val="21"/>
+        </w:rPr>
+        <w:t xml:space="preserve">Na empresa por titular, o valor fixo e a regra do excedente </w:t>
+      </w:r>
+      <w:r>
+        <w:rPr>
+          <w:b/>
+          <w:bCs/>
+          <w:color w:val="23293D"/>
+          <w:sz w:val="21"/>
+          <w:szCs w:val="21"/>
+        </w:rPr>
+        <w:t xml:space="preserve">somem da tela</w:t>
+      </w:r>
+      <w:r>
+        <w:rPr>
+          <w:color w:val="23293D"/>
+          <w:sz w:val="21"/>
+          <w:szCs w:val="21"/>
+        </w:rPr>
+        <w:t xml:space="preserve"> e continuam guardados; voltar para valor fixo mostra o que estava lá.</w:t>
+      </w:r>
+    </w:p>
+    <w:p>
+      <w:pPr>
+        <w:pStyle w:val="ListParagraph"/>
+        <w:numPr>
+          <w:ilvl w:val="0"/>
+          <w:numId w:val="11"/>
+        </w:numPr>
+        <w:spacing w:after="80" w:line="270"/>
+      </w:pPr>
+      <w:r>
+        <w:rPr>
+          <w:color w:val="23293D"/>
+          <w:sz w:val="21"/>
+          <w:szCs w:val="21"/>
+        </w:rPr>
+        <w:t xml:space="preserve">Mudar o acordo vale para as </w:t>
+      </w:r>
+      <w:r>
+        <w:rPr>
+          <w:b/>
+          <w:bCs/>
+          <w:color w:val="23293D"/>
+          <w:sz w:val="21"/>
+          <w:szCs w:val="21"/>
+        </w:rPr>
+        <w:t xml:space="preserve">próximas</w:t>
+      </w:r>
+      <w:r>
+        <w:rPr>
+          <w:color w:val="23293D"/>
+          <w:sz w:val="21"/>
+          <w:szCs w:val="21"/>
+        </w:rPr>
+        <w:t xml:space="preserve"> cobranças — as já geradas não mudam — e fica registrado na </w:t>
+      </w:r>
+      <w:r>
+        <w:rPr>
+          <w:b/>
+          <w:bCs/>
+          <w:color w:val="23293D"/>
+          <w:sz w:val="21"/>
+          <w:szCs w:val="21"/>
+        </w:rPr>
+        <w:t xml:space="preserve">Auditoria</w:t>
+      </w:r>
+      <w:r>
+        <w:rPr>
+          <w:color w:val="23293D"/>
+          <w:sz w:val="21"/>
+          <w:szCs w:val="21"/>
+        </w:rPr>
+        <w:t xml:space="preserve">, com o antes e o depois.</w:t>
+      </w:r>
+    </w:p>
+    <w:p>
+      <w:pPr>
+        <w:pStyle w:val="ListParagraph"/>
+        <w:numPr>
+          <w:ilvl w:val="0"/>
+          <w:numId w:val="11"/>
+        </w:numPr>
+        <w:spacing w:after="80" w:line="270"/>
+      </w:pPr>
+      <w:r>
+        <w:rPr>
+          <w:color w:val="23293D"/>
+          <w:sz w:val="21"/>
+          <w:szCs w:val="21"/>
+        </w:rPr>
+        <w:t xml:space="preserve">Numa empresa que passou de por titular para valor fixo, os termos de inclusão da época "por titular" </w:t>
+      </w:r>
+      <w:r>
+        <w:rPr>
+          <w:b/>
+          <w:bCs/>
+          <w:color w:val="23293D"/>
+          <w:sz w:val="21"/>
+          <w:szCs w:val="21"/>
+        </w:rPr>
+        <w:t xml:space="preserve">não somam</w:t>
+      </w:r>
+      <w:r>
+        <w:rPr>
+          <w:color w:val="23293D"/>
+          <w:sz w:val="21"/>
+          <w:szCs w:val="21"/>
+        </w:rPr>
+        <w:t xml:space="preserve"> ao valor fixo: o valor fixo já cobre tudo o que foi combinado até ali.</w:t>
+      </w:r>
+    </w:p>
+    <w:p>
+      <w:pPr>
+        <w:spacing w:after="140" w:line="280"/>
+      </w:pPr>
+      <w:r>
+        <w:rPr>
+          <w:b/>
+          <w:bCs/>
+          <w:color w:val="23293D"/>
+          <w:sz w:val="21"/>
+          <w:szCs w:val="21"/>
+        </w:rPr>
+        <w:t xml:space="preserve">Modelo de pagamento</w:t>
+      </w:r>
+      <w:r>
+        <w:rPr>
+          <w:color w:val="23293D"/>
+          <w:sz w:val="21"/>
+          <w:szCs w:val="21"/>
+        </w:rPr>
+        <w:t xml:space="preserve"> — é a decisão que muda tudo o mais:</w:t>
+      </w:r>
+    </w:p>
+    <w:p>
+      <w:pPr>
+        <w:pStyle w:val="ListParagraph"/>
+        <w:numPr>
+          <w:ilvl w:val="0"/>
+          <w:numId w:val="12"/>
+        </w:numPr>
+        <w:spacing w:after="80" w:line="270"/>
+      </w:pPr>
+      <w:r>
+        <w:rPr>
+          <w:b/>
+          <w:bCs/>
+          <w:color w:val="23293D"/>
+          <w:sz w:val="21"/>
+          <w:szCs w:val="21"/>
+        </w:rPr>
+        <w:t xml:space="preserve">Empresa paga integral</w:t>
+      </w:r>
+      <w:r>
+        <w:rPr>
+          <w:color w:val="23293D"/>
+          <w:sz w:val="21"/>
+          <w:szCs w:val="21"/>
+        </w:rPr>
+        <w:t xml:space="preserve"> — a empresa paga a mensalidade de todos.</w:t>
+      </w:r>
+    </w:p>
+    <w:p>
+      <w:pPr>
+        <w:pStyle w:val="ListParagraph"/>
+        <w:numPr>
+          <w:ilvl w:val="0"/>
+          <w:numId w:val="12"/>
+        </w:numPr>
+        <w:spacing w:after="80" w:line="270"/>
+      </w:pPr>
+      <w:r>
+        <w:rPr>
+          <w:b/>
+          <w:bCs/>
+          <w:color w:val="23293D"/>
+          <w:sz w:val="21"/>
+          <w:szCs w:val="21"/>
+        </w:rPr>
+        <w:t xml:space="preserve">Empresa paga parcial</w:t>
+      </w:r>
+      <w:r>
+        <w:rPr>
+          <w:color w:val="23293D"/>
+          <w:sz w:val="21"/>
+          <w:szCs w:val="21"/>
+        </w:rPr>
+        <w:t xml:space="preserve"> — divide com o titular.</w:t>
+      </w:r>
+    </w:p>
+    <w:p>
+      <w:pPr>
+        <w:pStyle w:val="ListParagraph"/>
+        <w:numPr>
+          <w:ilvl w:val="0"/>
+          <w:numId w:val="12"/>
         </w:numPr>
         <w:spacing w:after="80" w:line="270"/>
       </w:pPr>
@@ -8226,7 +8756,7 @@
         <w:pStyle w:val="ListParagraph"/>
         <w:numPr>
           <w:ilvl w:val="0"/>
-          <w:numId w:val="12"/>
+          <w:numId w:val="13"/>
         </w:numPr>
         <w:spacing w:after="80" w:line="270"/>
       </w:pPr>
@@ -8272,7 +8802,7 @@
         <w:pStyle w:val="ListParagraph"/>
         <w:numPr>
           <w:ilvl w:val="0"/>
-          <w:numId w:val="12"/>
+          <w:numId w:val="13"/>
         </w:numPr>
         <w:spacing w:after="80" w:line="270"/>
       </w:pPr>
@@ -8326,7 +8856,7 @@
         <w:pStyle w:val="ListParagraph"/>
         <w:numPr>
           <w:ilvl w:val="0"/>
-          <w:numId w:val="12"/>
+          <w:numId w:val="13"/>
         </w:numPr>
         <w:spacing w:after="80" w:line="270"/>
       </w:pPr>
@@ -8498,7 +9028,7 @@
         <w:pStyle w:val="ListParagraph"/>
         <w:numPr>
           <w:ilvl w:val="0"/>
-          <w:numId w:val="12"/>
+          <w:numId w:val="13"/>
         </w:numPr>
         <w:spacing w:after="80" w:line="270"/>
       </w:pPr>
@@ -8911,7 +9441,7 @@
         <w:pStyle w:val="ListParagraph"/>
         <w:numPr>
           <w:ilvl w:val="0"/>
-          <w:numId w:val="13"/>
+          <w:numId w:val="14"/>
         </w:numPr>
         <w:spacing w:after="80" w:line="270"/>
       </w:pPr>
@@ -8922,163 +9452,6 @@
           <w:szCs w:val="21"/>
         </w:rPr>
         <w:t xml:space="preserve">Informe quantos titulares e dependentes entram.</w:t>
-      </w:r>
-    </w:p>
-    <w:p>
-      <w:pPr>
-        <w:pStyle w:val="ListParagraph"/>
-        <w:numPr>
-          <w:ilvl w:val="0"/>
-          <w:numId w:val="13"/>
-        </w:numPr>
-        <w:spacing w:after="80" w:line="270"/>
-      </w:pPr>
-      <w:r>
-        <w:rPr>
-          <w:color w:val="23293D"/>
-          <w:sz w:val="21"/>
-          <w:szCs w:val="21"/>
-        </w:rPr>
-        <w:t xml:space="preserve">O sistema calcula a diferença pela regra combinada na proposta (seção 6.6), partindo do que a empresa </w:t>
-      </w:r>
-      <w:r>
-        <w:rPr>
-          <w:b/>
-          <w:bCs/>
-          <w:color w:val="23293D"/>
-          <w:sz w:val="21"/>
-          <w:szCs w:val="21"/>
-        </w:rPr>
-        <w:t xml:space="preserve">paga de verdade hoje</w:t>
-      </w:r>
-      <w:r>
-        <w:rPr>
-          <w:color w:val="23293D"/>
-          <w:sz w:val="21"/>
-          <w:szCs w:val="21"/>
-        </w:rPr>
-        <w:t xml:space="preserve">: - </w:t>
-      </w:r>
-      <w:r>
-        <w:rPr>
-          <w:b/>
-          <w:bCs/>
-          <w:color w:val="23293D"/>
-          <w:sz w:val="21"/>
-          <w:szCs w:val="21"/>
-        </w:rPr>
-        <w:t xml:space="preserve">Novo valor fixo do pacote</w:t>
-      </w:r>
-      <w:r>
-        <w:rPr>
-          <w:color w:val="23293D"/>
-          <w:sz w:val="21"/>
-          <w:szCs w:val="21"/>
-        </w:rPr>
-        <w:t xml:space="preserve"> → a empresa passa a pagar </w:t>
-      </w:r>
-      <w:r>
-        <w:rPr>
-          <w:b/>
-          <w:bCs/>
-          <w:color w:val="23293D"/>
-          <w:sz w:val="21"/>
-          <w:szCs w:val="21"/>
-        </w:rPr>
-        <w:t xml:space="preserve">o novo fixo menos o que paga hoje</w:t>
-      </w:r>
-      <w:r>
-        <w:rPr>
-          <w:color w:val="23293D"/>
-          <w:sz w:val="21"/>
-          <w:szCs w:val="21"/>
-        </w:rPr>
-        <w:t xml:space="preserve"> (o valor fixo + os termos já aceitos; na empresa por titular, a mesma conta da mensalidade do mês, com dependentes e faixa). - </w:t>
-      </w:r>
-      <w:r>
-        <w:rPr>
-          <w:b/>
-          <w:bCs/>
-          <w:color w:val="23293D"/>
-          <w:sz w:val="21"/>
-          <w:szCs w:val="21"/>
-        </w:rPr>
-        <w:t xml:space="preserve">Por adesão</w:t>
-      </w:r>
-      <w:r>
-        <w:rPr>
-          <w:color w:val="23293D"/>
-          <w:sz w:val="21"/>
-          <w:szCs w:val="21"/>
-        </w:rPr>
-        <w:t xml:space="preserve"> → cada pessoa a mais pelo preço combinado.</w:t>
-      </w:r>
-    </w:p>
-    <w:p>
-      <w:pPr>
-        <w:spacing w:after="140" w:line="280"/>
-      </w:pPr>
-      <w:r>
-        <w:rPr>
-          <w:color w:val="23293D"/>
-          <w:sz w:val="21"/>
-          <w:szCs w:val="21"/>
-        </w:rPr>
-        <w:t xml:space="preserve">A </w:t>
-      </w:r>
-      <w:r>
-        <w:rPr>
-          <w:b/>
-          <w:bCs/>
-          <w:color w:val="23293D"/>
-          <w:sz w:val="21"/>
-          <w:szCs w:val="21"/>
-        </w:rPr>
-        <w:t xml:space="preserve">implantação</w:t>
-      </w:r>
-      <w:r>
-        <w:rPr>
-          <w:color w:val="23293D"/>
-          <w:sz w:val="21"/>
-          <w:szCs w:val="21"/>
-        </w:rPr>
-        <w:t xml:space="preserve"> dos que entram também aparece no termo — é o primeiro pagamento deles: na empresa por titular, cada titular novo pelo preço da faixa da empresa inteira; na de valor fixo, o </w:t>
-      </w:r>
-      <w:r>
-        <w:rPr>
-          <w:b/>
-          <w:bCs/>
-          <w:color w:val="23293D"/>
-          <w:sz w:val="21"/>
-          <w:szCs w:val="21"/>
-        </w:rPr>
-        <w:t xml:space="preserve">acréscimo mensal</w:t>
-      </w:r>
-      <w:r>
-        <w:rPr>
-          <w:color w:val="23293D"/>
-          <w:sz w:val="21"/>
-          <w:szCs w:val="21"/>
-        </w:rPr>
-        <w:t xml:space="preserve"> do termo. É o mesmo número que </w:t>
-      </w:r>
-      <w:r>
-        <w:rPr>
-          <w:b/>
-          <w:bCs/>
-          <w:color w:val="23293D"/>
-          <w:sz w:val="21"/>
-          <w:szCs w:val="21"/>
-        </w:rPr>
-        <w:t xml:space="preserve">Gerar implantação</w:t>
-      </w:r>
-      <w:r>
-        <w:rPr>
-          <w:color w:val="23293D"/>
-          <w:sz w:val="21"/>
-          <w:szCs w:val="21"/>
-        </w:rPr>
-        <w:t xml:space="preserve"> vai cobrar.</w:t>
       </w:r>
     </w:p>
     <w:p>
@@ -9092,21 +9465,276 @@
       </w:pPr>
       <w:r>
         <w:rPr>
-          <w:b/>
-          <w:bCs/>
-          <w:color w:val="23293D"/>
-          <w:sz w:val="21"/>
-          <w:szCs w:val="21"/>
-        </w:rPr>
-        <w:t xml:space="preserve">Abrir</w:t>
-      </w:r>
-      <w:r>
-        <w:rPr>
-          <w:color w:val="23293D"/>
-          <w:sz w:val="21"/>
-          <w:szCs w:val="21"/>
-        </w:rPr>
-        <w:t xml:space="preserve"> mostra o documento, curto, pronto para PDF.</w:t>
+          <w:color w:val="23293D"/>
+          <w:sz w:val="21"/>
+          <w:szCs w:val="21"/>
+        </w:rPr>
+        <w:t xml:space="preserve">O sistema calcula a diferença: - </w:t>
+      </w:r>
+      <w:r>
+        <w:rPr>
+          <w:b/>
+          <w:bCs/>
+          <w:color w:val="23293D"/>
+          <w:sz w:val="21"/>
+          <w:szCs w:val="21"/>
+        </w:rPr>
+        <w:t xml:space="preserve">Empresa por titular</w:t>
+      </w:r>
+      <w:r>
+        <w:rPr>
+          <w:color w:val="23293D"/>
+          <w:sz w:val="21"/>
+          <w:szCs w:val="21"/>
+        </w:rPr>
+        <w:t xml:space="preserve"> → pela </w:t>
+      </w:r>
+      <w:r>
+        <w:rPr>
+          <w:b/>
+          <w:bCs/>
+          <w:color w:val="23293D"/>
+          <w:sz w:val="21"/>
+          <w:szCs w:val="21"/>
+        </w:rPr>
+        <w:t xml:space="preserve">tabela da empresa</w:t>
+      </w:r>
+      <w:r>
+        <w:rPr>
+          <w:color w:val="23293D"/>
+          <w:sz w:val="21"/>
+          <w:szCs w:val="21"/>
+        </w:rPr>
+        <w:t xml:space="preserve">, com a faixa. O termo mostra a mensalidade dos titulares </w:t>
+      </w:r>
+      <w:r>
+        <w:rPr>
+          <w:b/>
+          <w:bCs/>
+          <w:color w:val="23293D"/>
+          <w:sz w:val="21"/>
+          <w:szCs w:val="21"/>
+        </w:rPr>
+        <w:t xml:space="preserve">antes e depois</w:t>
+      </w:r>
+      <w:r>
+        <w:rPr>
+          <w:color w:val="23293D"/>
+          <w:sz w:val="21"/>
+          <w:szCs w:val="21"/>
+        </w:rPr>
+        <w:t xml:space="preserve"> — por exemplo, </w:t>
+      </w:r>
+      <w:r>
+        <w:rPr>
+          <w:i/>
+          <w:iCs/>
+          <w:color w:val="23293D"/>
+          <w:sz w:val="21"/>
+          <w:szCs w:val="21"/>
+        </w:rPr>
+        <w:t xml:space="preserve">"passa de 3 × R$ 39,90 = R$ 119,70 para 5 × R$ 39,90 = R$ 199,50"</w:t>
+      </w:r>
+      <w:r>
+        <w:rPr>
+          <w:color w:val="23293D"/>
+          <w:sz w:val="21"/>
+          <w:szCs w:val="21"/>
+        </w:rPr>
+        <w:t xml:space="preserve">. Se a nova quantidade mudar a faixa, o preço novo vale para </w:t>
+      </w:r>
+      <w:r>
+        <w:rPr>
+          <w:b/>
+          <w:bCs/>
+          <w:color w:val="23293D"/>
+          <w:sz w:val="21"/>
+          <w:szCs w:val="21"/>
+        </w:rPr>
+        <w:t xml:space="preserve">todos</w:t>
+      </w:r>
+      <w:r>
+        <w:rPr>
+          <w:color w:val="23293D"/>
+          <w:sz w:val="21"/>
+          <w:szCs w:val="21"/>
+        </w:rPr>
+        <w:t xml:space="preserve">, e o termo diz isso; a diferença pode até ser </w:t>
+      </w:r>
+      <w:r>
+        <w:rPr>
+          <w:b/>
+          <w:bCs/>
+          <w:color w:val="23293D"/>
+          <w:sz w:val="21"/>
+          <w:szCs w:val="21"/>
+        </w:rPr>
+        <w:t xml:space="preserve">a menos</w:t>
+      </w:r>
+      <w:r>
+        <w:rPr>
+          <w:color w:val="23293D"/>
+          <w:sz w:val="21"/>
+          <w:szCs w:val="21"/>
+        </w:rPr>
+        <w:t xml:space="preserve">. Os </w:t>
+      </w:r>
+      <w:r>
+        <w:rPr>
+          <w:b/>
+          <w:bCs/>
+          <w:color w:val="23293D"/>
+          <w:sz w:val="21"/>
+          <w:szCs w:val="21"/>
+        </w:rPr>
+        <w:t xml:space="preserve">dependentes</w:t>
+      </w:r>
+      <w:r>
+        <w:rPr>
+          <w:color w:val="23293D"/>
+          <w:sz w:val="21"/>
+          <w:szCs w:val="21"/>
+        </w:rPr>
+        <w:t xml:space="preserve"> aparecem pela tabela de dependentes do contrato, conforme o plano de cada família — sem total estimado. - </w:t>
+      </w:r>
+      <w:r>
+        <w:rPr>
+          <w:b/>
+          <w:bCs/>
+          <w:color w:val="23293D"/>
+          <w:sz w:val="21"/>
+          <w:szCs w:val="21"/>
+        </w:rPr>
+        <w:t xml:space="preserve">Empresa de valor fixo</w:t>
+      </w:r>
+      <w:r>
+        <w:rPr>
+          <w:color w:val="23293D"/>
+          <w:sz w:val="21"/>
+          <w:szCs w:val="21"/>
+        </w:rPr>
+        <w:t xml:space="preserve"> → pela regra combinada (seção 6.6), partindo do que ela </w:t>
+      </w:r>
+      <w:r>
+        <w:rPr>
+          <w:b/>
+          <w:bCs/>
+          <w:color w:val="23293D"/>
+          <w:sz w:val="21"/>
+          <w:szCs w:val="21"/>
+        </w:rPr>
+        <w:t xml:space="preserve">paga de verdade hoje</w:t>
+      </w:r>
+      <w:r>
+        <w:rPr>
+          <w:color w:val="23293D"/>
+          <w:sz w:val="21"/>
+          <w:szCs w:val="21"/>
+        </w:rPr>
+        <w:t xml:space="preserve"> (o valor fixo + os termos já aceitos): </w:t>
+      </w:r>
+      <w:r>
+        <w:rPr>
+          <w:b/>
+          <w:bCs/>
+          <w:color w:val="23293D"/>
+          <w:sz w:val="21"/>
+          <w:szCs w:val="21"/>
+        </w:rPr>
+        <w:t xml:space="preserve">novo valor fixo</w:t>
+      </w:r>
+      <w:r>
+        <w:rPr>
+          <w:color w:val="23293D"/>
+          <w:sz w:val="21"/>
+          <w:szCs w:val="21"/>
+        </w:rPr>
+        <w:t xml:space="preserve"> cobra o novo fixo menos isso; </w:t>
+      </w:r>
+      <w:r>
+        <w:rPr>
+          <w:b/>
+          <w:bCs/>
+          <w:color w:val="23293D"/>
+          <w:sz w:val="21"/>
+          <w:szCs w:val="21"/>
+        </w:rPr>
+        <w:t xml:space="preserve">por adesão</w:t>
+      </w:r>
+      <w:r>
+        <w:rPr>
+          <w:color w:val="23293D"/>
+          <w:sz w:val="21"/>
+          <w:szCs w:val="21"/>
+        </w:rPr>
+        <w:t xml:space="preserve">, cada pessoa a mais pelo preço combinado.</w:t>
+      </w:r>
+    </w:p>
+    <w:p>
+      <w:pPr>
+        <w:spacing w:after="140" w:line="280"/>
+      </w:pPr>
+      <w:r>
+        <w:rPr>
+          <w:color w:val="23293D"/>
+          <w:sz w:val="21"/>
+          <w:szCs w:val="21"/>
+        </w:rPr>
+        <w:t xml:space="preserve">A </w:t>
+      </w:r>
+      <w:r>
+        <w:rPr>
+          <w:b/>
+          <w:bCs/>
+          <w:color w:val="23293D"/>
+          <w:sz w:val="21"/>
+          <w:szCs w:val="21"/>
+        </w:rPr>
+        <w:t xml:space="preserve">implantação</w:t>
+      </w:r>
+      <w:r>
+        <w:rPr>
+          <w:color w:val="23293D"/>
+          <w:sz w:val="21"/>
+          <w:szCs w:val="21"/>
+        </w:rPr>
+        <w:t xml:space="preserve"> dos que entram também aparece no termo — é o primeiro pagamento deles: na empresa por titular, cada titular novo pelo preço da tabela depois da inclusão; na de valor fixo, o </w:t>
+      </w:r>
+      <w:r>
+        <w:rPr>
+          <w:b/>
+          <w:bCs/>
+          <w:color w:val="23293D"/>
+          <w:sz w:val="21"/>
+          <w:szCs w:val="21"/>
+        </w:rPr>
+        <w:t xml:space="preserve">acréscimo mensal</w:t>
+      </w:r>
+      <w:r>
+        <w:rPr>
+          <w:color w:val="23293D"/>
+          <w:sz w:val="21"/>
+          <w:szCs w:val="21"/>
+        </w:rPr>
+        <w:t xml:space="preserve"> do termo. É o mesmo número que </w:t>
+      </w:r>
+      <w:r>
+        <w:rPr>
+          <w:b/>
+          <w:bCs/>
+          <w:color w:val="23293D"/>
+          <w:sz w:val="21"/>
+          <w:szCs w:val="21"/>
+        </w:rPr>
+        <w:t xml:space="preserve">Gerar implantação</w:t>
+      </w:r>
+      <w:r>
+        <w:rPr>
+          <w:color w:val="23293D"/>
+          <w:sz w:val="21"/>
+          <w:szCs w:val="21"/>
+        </w:rPr>
+        <w:t xml:space="preserve"> vai cobrar.</w:t>
       </w:r>
     </w:p>
     <w:p>
@@ -9114,7 +9742,35 @@
         <w:pStyle w:val="ListParagraph"/>
         <w:numPr>
           <w:ilvl w:val="0"/>
-          <w:numId w:val="14"/>
+          <w:numId w:val="15"/>
+        </w:numPr>
+        <w:spacing w:after="80" w:line="270"/>
+      </w:pPr>
+      <w:r>
+        <w:rPr>
+          <w:b/>
+          <w:bCs/>
+          <w:color w:val="23293D"/>
+          <w:sz w:val="21"/>
+          <w:szCs w:val="21"/>
+        </w:rPr>
+        <w:t xml:space="preserve">Abrir</w:t>
+      </w:r>
+      <w:r>
+        <w:rPr>
+          <w:color w:val="23293D"/>
+          <w:sz w:val="21"/>
+          <w:szCs w:val="21"/>
+        </w:rPr>
+        <w:t xml:space="preserve"> mostra o documento, curto, pronto para PDF.</w:t>
+      </w:r>
+    </w:p>
+    <w:p>
+      <w:pPr>
+        <w:pStyle w:val="ListParagraph"/>
+        <w:numPr>
+          <w:ilvl w:val="0"/>
+          <w:numId w:val="15"/>
         </w:numPr>
         <w:spacing w:after="80" w:line="270"/>
       </w:pPr>
@@ -9379,15 +10035,15 @@
                 <w:sz w:val="21"/>
                 <w:szCs w:val="21"/>
               </w:rPr>
-              <w:t xml:space="preserve">Termo sem valor não é aceito.</w:t>
-            </w:r>
-            <w:r>
-              <w:rPr>
-                <w:color w:val="23293D"/>
-                <w:sz w:val="21"/>
-                <w:szCs w:val="21"/>
-              </w:rPr>
-              <w:t xml:space="preserve"> Se a regra do excedente não foi combinada na proposta, o termo nasce com R$ 0,00 e o sistema avisa </w:t>
+              <w:t xml:space="preserve">Termo sem valor não é aceito</w:t>
+            </w:r>
+            <w:r>
+              <w:rPr>
+                <w:color w:val="23293D"/>
+                <w:sz w:val="21"/>
+                <w:szCs w:val="21"/>
+              </w:rPr>
+              <w:t xml:space="preserve"> (só acontece no valor fixo). Se a regra do excedente não foi combinada, o termo nasce com R$ 0,00 e o sistema avisa </w:t>
             </w:r>
             <w:r>
               <w:rPr>
@@ -9405,7 +10061,43 @@
                 <w:sz w:val="21"/>
                 <w:szCs w:val="21"/>
               </w:rPr>
-              <w:t xml:space="preserve"> — ele existe, e existe sem valor. Ajuste a proposta e gere outro.</w:t>
+              <w:t xml:space="preserve"> — ele existe, e existe sem valor. Ajuste a regra (na proposta, ou no </w:t>
+            </w:r>
+            <w:r>
+              <w:rPr>
+                <w:b/>
+                <w:bCs/>
+                <w:color w:val="23293D"/>
+                <w:sz w:val="21"/>
+                <w:szCs w:val="21"/>
+              </w:rPr>
+              <w:t xml:space="preserve">Acordo de cobrança</w:t>
+            </w:r>
+            <w:r>
+              <w:rPr>
+                <w:color w:val="23293D"/>
+                <w:sz w:val="21"/>
+                <w:szCs w:val="21"/>
+              </w:rPr>
+              <w:t xml:space="preserve"> em Dados Gerais) e gere outro. Na empresa por titular o termo </w:t>
+            </w:r>
+            <w:r>
+              <w:rPr>
+                <w:b/>
+                <w:bCs/>
+                <w:color w:val="23293D"/>
+                <w:sz w:val="21"/>
+                <w:szCs w:val="21"/>
+              </w:rPr>
+              <w:t xml:space="preserve">sempre</w:t>
+            </w:r>
+            <w:r>
+              <w:rPr>
+                <w:color w:val="23293D"/>
+                <w:sz w:val="21"/>
+                <w:szCs w:val="21"/>
+              </w:rPr>
+              <w:t xml:space="preserve"> tem valor: é a tabela.</w:t>
             </w:r>
           </w:p>
         </w:tc>
@@ -9553,7 +10245,25 @@
                 <w:sz w:val="21"/>
                 <w:szCs w:val="21"/>
               </w:rPr>
-              <w:t xml:space="preserve"> e o cartão nem aparece. É o caso de toda empresa cadastrada antes desta regra.</w:t>
+              <w:t xml:space="preserve"> e o cartão nem aparece. É o caso de toda empresa cadastrada antes desta regra. Para passar a ter, defina a quantidade no </w:t>
+            </w:r>
+            <w:r>
+              <w:rPr>
+                <w:b/>
+                <w:bCs/>
+                <w:color w:val="23293D"/>
+                <w:sz w:val="21"/>
+                <w:szCs w:val="21"/>
+              </w:rPr>
+              <w:t xml:space="preserve">Acordo de cobrança</w:t>
+            </w:r>
+            <w:r>
+              <w:rPr>
+                <w:color w:val="23293D"/>
+                <w:sz w:val="21"/>
+                <w:szCs w:val="21"/>
+              </w:rPr>
+              <w:t xml:space="preserve"> (Dados Gerais).</w:t>
             </w:r>
           </w:p>
         </w:tc>
@@ -10635,7 +11345,7 @@
         <w:pStyle w:val="ListParagraph"/>
         <w:numPr>
           <w:ilvl w:val="0"/>
-          <w:numId w:val="15"/>
+          <w:numId w:val="16"/>
         </w:numPr>
         <w:spacing w:after="80" w:line="270"/>
       </w:pPr>
@@ -10682,173 +11392,6 @@
           <w:szCs w:val="21"/>
         </w:rPr>
         <w:t xml:space="preserve">, mesmo que ainda haja menos gente cadastrada — e a tela diz isso, com os dois números.</w:t>
-      </w:r>
-    </w:p>
-    <w:p>
-      <w:pPr>
-        <w:pStyle w:val="ListParagraph"/>
-        <w:numPr>
-          <w:ilvl w:val="0"/>
-          <w:numId w:val="15"/>
-        </w:numPr>
-        <w:spacing w:after="80" w:line="270"/>
-      </w:pPr>
-      <w:r>
-        <w:rPr>
-          <w:color w:val="23293D"/>
-          <w:sz w:val="21"/>
-          <w:szCs w:val="21"/>
-        </w:rPr>
-        <w:t xml:space="preserve">Se </w:t>
-      </w:r>
-      <w:r>
-        <w:rPr>
-          <w:b/>
-          <w:bCs/>
-          <w:color w:val="23293D"/>
-          <w:sz w:val="21"/>
-          <w:szCs w:val="21"/>
-        </w:rPr>
-        <w:t xml:space="preserve">não há titulares nem quantidade contratada</w:t>
-      </w:r>
-      <w:r>
-        <w:rPr>
-          <w:color w:val="23293D"/>
-          <w:sz w:val="21"/>
-          <w:szCs w:val="21"/>
-        </w:rPr>
-        <w:t xml:space="preserve">, a tela </w:t>
-      </w:r>
-      <w:r>
-        <w:rPr>
-          <w:b/>
-          <w:bCs/>
-          <w:color w:val="23293D"/>
-          <w:sz w:val="21"/>
-          <w:szCs w:val="21"/>
-        </w:rPr>
-        <w:t xml:space="preserve">pede o valor</w:t>
-      </w:r>
-      <w:r>
-        <w:rPr>
-          <w:color w:val="23293D"/>
-          <w:sz w:val="21"/>
-          <w:szCs w:val="21"/>
-        </w:rPr>
-        <w:t xml:space="preserve">.</w:t>
-      </w:r>
-    </w:p>
-    <w:p>
-      <w:pPr>
-        <w:pStyle w:val="ListParagraph"/>
-        <w:numPr>
-          <w:ilvl w:val="0"/>
-          <w:numId w:val="15"/>
-        </w:numPr>
-        <w:spacing w:after="80" w:line="270"/>
-      </w:pPr>
-      <w:r>
-        <w:rPr>
-          <w:color w:val="23293D"/>
-          <w:sz w:val="21"/>
-          <w:szCs w:val="21"/>
-        </w:rPr>
-        <w:t xml:space="preserve">A </w:t>
-      </w:r>
-      <w:r>
-        <w:rPr>
-          <w:b/>
-          <w:bCs/>
-          <w:color w:val="23293D"/>
-          <w:sz w:val="21"/>
-          <w:szCs w:val="21"/>
-        </w:rPr>
-        <w:t xml:space="preserve">mensalidade</w:t>
-      </w:r>
-      <w:r>
-        <w:rPr>
-          <w:color w:val="23293D"/>
-          <w:sz w:val="21"/>
-          <w:szCs w:val="21"/>
-        </w:rPr>
-        <w:t xml:space="preserve">, essa sim, só é gerada com titulares ativos: são perguntas diferentes.</w:t>
-      </w:r>
-    </w:p>
-    <w:p>
-      <w:pPr>
-        <w:spacing w:after="140" w:line="280"/>
-      </w:pPr>
-      <w:r>
-        <w:rPr>
-          <w:b/>
-          <w:bCs/>
-          <w:color w:val="23293D"/>
-          <w:sz w:val="21"/>
-          <w:szCs w:val="21"/>
-        </w:rPr>
-        <w:t xml:space="preserve">Cada titular paga a implantação UMA vez — na etapa em que entra.</w:t>
-      </w:r>
-      <w:r>
-        <w:rPr>
-          <w:color w:val="23293D"/>
-          <w:sz w:val="21"/>
-          <w:szCs w:val="21"/>
-        </w:rPr>
-        <w:t xml:space="preserve"> Quando a empresa inclui titulares depois (pelo </w:t>
-      </w:r>
-      <w:r>
-        <w:rPr>
-          <w:b/>
-          <w:bCs/>
-          <w:color w:val="23293D"/>
-          <w:sz w:val="21"/>
-          <w:szCs w:val="21"/>
-        </w:rPr>
-        <w:t xml:space="preserve">termo de inclusão</w:t>
-      </w:r>
-      <w:r>
-        <w:rPr>
-          <w:color w:val="23293D"/>
-          <w:sz w:val="21"/>
-          <w:szCs w:val="21"/>
-        </w:rPr>
-        <w:t xml:space="preserve">), o primeiro pagamento desses titulares novos é a implantação deles. Exemplo: empresa de 100 colaboradores aderiu com 80 e, meses depois, incluiu os outros 20. A primeira implantação cobrou os 80; ao clicar de novo em </w:t>
-      </w:r>
-      <w:r>
-        <w:rPr>
-          <w:b/>
-          <w:bCs/>
-          <w:color w:val="23293D"/>
-          <w:sz w:val="21"/>
-          <w:szCs w:val="21"/>
-        </w:rPr>
-        <w:t xml:space="preserve">Gerar implantação</w:t>
-      </w:r>
-      <w:r>
-        <w:rPr>
-          <w:color w:val="23293D"/>
-          <w:sz w:val="21"/>
-          <w:szCs w:val="21"/>
-        </w:rPr>
-        <w:t xml:space="preserve">, a tela cobra </w:t>
-      </w:r>
-      <w:r>
-        <w:rPr>
-          <w:b/>
-          <w:bCs/>
-          <w:color w:val="23293D"/>
-          <w:sz w:val="21"/>
-          <w:szCs w:val="21"/>
-        </w:rPr>
-        <w:t xml:space="preserve">só os 20</w:t>
-      </w:r>
-      <w:r>
-        <w:rPr>
-          <w:color w:val="23293D"/>
-          <w:sz w:val="21"/>
-          <w:szCs w:val="21"/>
-        </w:rPr>
-        <w:t xml:space="preserve"> e mostra a conta: quantos a empresa tem hoje (contratados + termos aceitos), quantos já pagaram e a diferença.</w:t>
       </w:r>
     </w:p>
     <w:p>
@@ -10866,43 +11409,43 @@
           <w:sz w:val="21"/>
           <w:szCs w:val="21"/>
         </w:rPr>
-        <w:t xml:space="preserve">O </w:t>
-      </w:r>
-      <w:r>
-        <w:rPr>
-          <w:b/>
-          <w:bCs/>
-          <w:color w:val="23293D"/>
-          <w:sz w:val="21"/>
-          <w:szCs w:val="21"/>
-        </w:rPr>
-        <w:t xml:space="preserve">preço por titular</w:t>
-      </w:r>
-      <w:r>
-        <w:rPr>
-          <w:color w:val="23293D"/>
-          <w:sz w:val="21"/>
-          <w:szCs w:val="21"/>
-        </w:rPr>
-        <w:t xml:space="preserve"> é o da </w:t>
-      </w:r>
-      <w:r>
-        <w:rPr>
-          <w:b/>
-          <w:bCs/>
-          <w:color w:val="23293D"/>
-          <w:sz w:val="21"/>
-          <w:szCs w:val="21"/>
-        </w:rPr>
-        <w:t xml:space="preserve">faixa da empresa inteira</w:t>
-      </w:r>
-      <w:r>
-        <w:rPr>
-          <w:color w:val="23293D"/>
-          <w:sz w:val="21"/>
-          <w:szCs w:val="21"/>
-        </w:rPr>
-        <w:t xml:space="preserve"> (100, no exemplo), não a de 20 — quem entra depois não paga mais caro por isso.</w:t>
+        <w:t xml:space="preserve">Se </w:t>
+      </w:r>
+      <w:r>
+        <w:rPr>
+          <w:b/>
+          <w:bCs/>
+          <w:color w:val="23293D"/>
+          <w:sz w:val="21"/>
+          <w:szCs w:val="21"/>
+        </w:rPr>
+        <w:t xml:space="preserve">não há titulares nem quantidade contratada</w:t>
+      </w:r>
+      <w:r>
+        <w:rPr>
+          <w:color w:val="23293D"/>
+          <w:sz w:val="21"/>
+          <w:szCs w:val="21"/>
+        </w:rPr>
+        <w:t xml:space="preserve">, a tela </w:t>
+      </w:r>
+      <w:r>
+        <w:rPr>
+          <w:b/>
+          <w:bCs/>
+          <w:color w:val="23293D"/>
+          <w:sz w:val="21"/>
+          <w:szCs w:val="21"/>
+        </w:rPr>
+        <w:t xml:space="preserve">pede o valor</w:t>
+      </w:r>
+      <w:r>
+        <w:rPr>
+          <w:color w:val="23293D"/>
+          <w:sz w:val="21"/>
+          <w:szCs w:val="21"/>
+        </w:rPr>
+        <w:t xml:space="preserve">.</w:t>
       </w:r>
     </w:p>
     <w:p>
@@ -10920,43 +11463,102 @@
           <w:sz w:val="21"/>
           <w:szCs w:val="21"/>
         </w:rPr>
-        <w:t xml:space="preserve">Se </w:t>
-      </w:r>
-      <w:r>
-        <w:rPr>
-          <w:b/>
-          <w:bCs/>
-          <w:color w:val="23293D"/>
-          <w:sz w:val="21"/>
-          <w:szCs w:val="21"/>
-        </w:rPr>
-        <w:t xml:space="preserve">todos já pagaram</w:t>
-      </w:r>
-      <w:r>
-        <w:rPr>
-          <w:color w:val="23293D"/>
-          <w:sz w:val="21"/>
-          <w:szCs w:val="21"/>
-        </w:rPr>
-        <w:t xml:space="preserve">, o sistema </w:t>
-      </w:r>
-      <w:r>
-        <w:rPr>
-          <w:b/>
-          <w:bCs/>
-          <w:color w:val="23293D"/>
-          <w:sz w:val="21"/>
-          <w:szCs w:val="21"/>
-        </w:rPr>
-        <w:t xml:space="preserve">não gera</w:t>
-      </w:r>
-      <w:r>
-        <w:rPr>
-          <w:color w:val="23293D"/>
-          <w:sz w:val="21"/>
-          <w:szCs w:val="21"/>
-        </w:rPr>
-        <w:t xml:space="preserve"> e diz por quê. É também o que impede a mesma implantação de sair duas vezes por dois cliques.</w:t>
+        <w:t xml:space="preserve">A </w:t>
+      </w:r>
+      <w:r>
+        <w:rPr>
+          <w:b/>
+          <w:bCs/>
+          <w:color w:val="23293D"/>
+          <w:sz w:val="21"/>
+          <w:szCs w:val="21"/>
+        </w:rPr>
+        <w:t xml:space="preserve">mensalidade</w:t>
+      </w:r>
+      <w:r>
+        <w:rPr>
+          <w:color w:val="23293D"/>
+          <w:sz w:val="21"/>
+          <w:szCs w:val="21"/>
+        </w:rPr>
+        <w:t xml:space="preserve">, essa sim, só é gerada com titulares ativos: são perguntas diferentes.</w:t>
+      </w:r>
+    </w:p>
+    <w:p>
+      <w:pPr>
+        <w:spacing w:after="140" w:line="280"/>
+      </w:pPr>
+      <w:r>
+        <w:rPr>
+          <w:b/>
+          <w:bCs/>
+          <w:color w:val="23293D"/>
+          <w:sz w:val="21"/>
+          <w:szCs w:val="21"/>
+        </w:rPr>
+        <w:t xml:space="preserve">Cada titular paga a implantação UMA vez — na etapa em que entra.</w:t>
+      </w:r>
+      <w:r>
+        <w:rPr>
+          <w:color w:val="23293D"/>
+          <w:sz w:val="21"/>
+          <w:szCs w:val="21"/>
+        </w:rPr>
+        <w:t xml:space="preserve"> Quando a empresa inclui titulares depois (pelo </w:t>
+      </w:r>
+      <w:r>
+        <w:rPr>
+          <w:b/>
+          <w:bCs/>
+          <w:color w:val="23293D"/>
+          <w:sz w:val="21"/>
+          <w:szCs w:val="21"/>
+        </w:rPr>
+        <w:t xml:space="preserve">termo de inclusão</w:t>
+      </w:r>
+      <w:r>
+        <w:rPr>
+          <w:color w:val="23293D"/>
+          <w:sz w:val="21"/>
+          <w:szCs w:val="21"/>
+        </w:rPr>
+        <w:t xml:space="preserve">), o primeiro pagamento desses titulares novos é a implantação deles. Exemplo: empresa de 100 colaboradores aderiu com 80 e, meses depois, incluiu os outros 20. A primeira implantação cobrou os 80; ao clicar de novo em </w:t>
+      </w:r>
+      <w:r>
+        <w:rPr>
+          <w:b/>
+          <w:bCs/>
+          <w:color w:val="23293D"/>
+          <w:sz w:val="21"/>
+          <w:szCs w:val="21"/>
+        </w:rPr>
+        <w:t xml:space="preserve">Gerar implantação</w:t>
+      </w:r>
+      <w:r>
+        <w:rPr>
+          <w:color w:val="23293D"/>
+          <w:sz w:val="21"/>
+          <w:szCs w:val="21"/>
+        </w:rPr>
+        <w:t xml:space="preserve">, a tela cobra </w:t>
+      </w:r>
+      <w:r>
+        <w:rPr>
+          <w:b/>
+          <w:bCs/>
+          <w:color w:val="23293D"/>
+          <w:sz w:val="21"/>
+          <w:szCs w:val="21"/>
+        </w:rPr>
+        <w:t xml:space="preserve">só os 20</w:t>
+      </w:r>
+      <w:r>
+        <w:rPr>
+          <w:color w:val="23293D"/>
+          <w:sz w:val="21"/>
+          <w:szCs w:val="21"/>
+        </w:rPr>
+        <w:t xml:space="preserve"> e mostra a conta: quantos a empresa tem hoje (contratados + termos aceitos), quantos já pagaram e a diferença.</w:t>
       </w:r>
     </w:p>
     <w:p>
@@ -10964,27 +11566,53 @@
         <w:pStyle w:val="ListParagraph"/>
         <w:numPr>
           <w:ilvl w:val="0"/>
-          <w:numId w:val="16"/>
+          <w:numId w:val="17"/>
         </w:numPr>
         <w:spacing w:after="80" w:line="270"/>
       </w:pPr>
       <w:r>
         <w:rPr>
-          <w:b/>
-          <w:bCs/>
-          <w:color w:val="23293D"/>
-          <w:sz w:val="21"/>
-          <w:szCs w:val="21"/>
-        </w:rPr>
-        <w:t xml:space="preserve">Cobrança cancelada não conta</w:t>
-      </w:r>
-      <w:r>
-        <w:rPr>
-          <w:color w:val="23293D"/>
-          <w:sz w:val="21"/>
-          <w:szCs w:val="21"/>
-        </w:rPr>
-        <w:t xml:space="preserve"> como paga: se a implantação foi cancelada, a próxima cobra aqueles titulares de novo.</w:t>
+          <w:color w:val="23293D"/>
+          <w:sz w:val="21"/>
+          <w:szCs w:val="21"/>
+        </w:rPr>
+        <w:t xml:space="preserve">O </w:t>
+      </w:r>
+      <w:r>
+        <w:rPr>
+          <w:b/>
+          <w:bCs/>
+          <w:color w:val="23293D"/>
+          <w:sz w:val="21"/>
+          <w:szCs w:val="21"/>
+        </w:rPr>
+        <w:t xml:space="preserve">preço por titular</w:t>
+      </w:r>
+      <w:r>
+        <w:rPr>
+          <w:color w:val="23293D"/>
+          <w:sz w:val="21"/>
+          <w:szCs w:val="21"/>
+        </w:rPr>
+        <w:t xml:space="preserve"> é o da </w:t>
+      </w:r>
+      <w:r>
+        <w:rPr>
+          <w:b/>
+          <w:bCs/>
+          <w:color w:val="23293D"/>
+          <w:sz w:val="21"/>
+          <w:szCs w:val="21"/>
+        </w:rPr>
+        <w:t xml:space="preserve">faixa da empresa inteira</w:t>
+      </w:r>
+      <w:r>
+        <w:rPr>
+          <w:color w:val="23293D"/>
+          <w:sz w:val="21"/>
+          <w:szCs w:val="21"/>
+        </w:rPr>
+        <w:t xml:space="preserve"> (100, no exemplo), não a de 20 — quem entra depois não paga mais caro por isso.</w:t>
       </w:r>
     </w:p>
     <w:p>
@@ -10992,7 +11620,89 @@
         <w:pStyle w:val="ListParagraph"/>
         <w:numPr>
           <w:ilvl w:val="0"/>
-          <w:numId w:val="16"/>
+          <w:numId w:val="17"/>
+        </w:numPr>
+        <w:spacing w:after="80" w:line="270"/>
+      </w:pPr>
+      <w:r>
+        <w:rPr>
+          <w:color w:val="23293D"/>
+          <w:sz w:val="21"/>
+          <w:szCs w:val="21"/>
+        </w:rPr>
+        <w:t xml:space="preserve">Se </w:t>
+      </w:r>
+      <w:r>
+        <w:rPr>
+          <w:b/>
+          <w:bCs/>
+          <w:color w:val="23293D"/>
+          <w:sz w:val="21"/>
+          <w:szCs w:val="21"/>
+        </w:rPr>
+        <w:t xml:space="preserve">todos já pagaram</w:t>
+      </w:r>
+      <w:r>
+        <w:rPr>
+          <w:color w:val="23293D"/>
+          <w:sz w:val="21"/>
+          <w:szCs w:val="21"/>
+        </w:rPr>
+        <w:t xml:space="preserve">, o sistema </w:t>
+      </w:r>
+      <w:r>
+        <w:rPr>
+          <w:b/>
+          <w:bCs/>
+          <w:color w:val="23293D"/>
+          <w:sz w:val="21"/>
+          <w:szCs w:val="21"/>
+        </w:rPr>
+        <w:t xml:space="preserve">não gera</w:t>
+      </w:r>
+      <w:r>
+        <w:rPr>
+          <w:color w:val="23293D"/>
+          <w:sz w:val="21"/>
+          <w:szCs w:val="21"/>
+        </w:rPr>
+        <w:t xml:space="preserve"> e diz por quê. É também o que impede a mesma implantação de sair duas vezes por dois cliques.</w:t>
+      </w:r>
+    </w:p>
+    <w:p>
+      <w:pPr>
+        <w:pStyle w:val="ListParagraph"/>
+        <w:numPr>
+          <w:ilvl w:val="0"/>
+          <w:numId w:val="17"/>
+        </w:numPr>
+        <w:spacing w:after="80" w:line="270"/>
+      </w:pPr>
+      <w:r>
+        <w:rPr>
+          <w:b/>
+          <w:bCs/>
+          <w:color w:val="23293D"/>
+          <w:sz w:val="21"/>
+          <w:szCs w:val="21"/>
+        </w:rPr>
+        <w:t xml:space="preserve">Cobrança cancelada não conta</w:t>
+      </w:r>
+      <w:r>
+        <w:rPr>
+          <w:color w:val="23293D"/>
+          <w:sz w:val="21"/>
+          <w:szCs w:val="21"/>
+        </w:rPr>
+        <w:t xml:space="preserve"> como paga: se a implantação foi cancelada, a próxima cobra aqueles titulares de novo.</w:t>
+      </w:r>
+    </w:p>
+    <w:p>
+      <w:pPr>
+        <w:pStyle w:val="ListParagraph"/>
+        <w:numPr>
+          <w:ilvl w:val="0"/>
+          <w:numId w:val="17"/>
         </w:numPr>
         <w:spacing w:after="80" w:line="270"/>
       </w:pPr>
@@ -11361,7 +12071,7 @@
         <w:pStyle w:val="ListParagraph"/>
         <w:numPr>
           <w:ilvl w:val="0"/>
-          <w:numId w:val="17"/>
+          <w:numId w:val="18"/>
         </w:numPr>
         <w:spacing w:after="80" w:line="270"/>
       </w:pPr>
@@ -11400,218 +12110,6 @@
           <w:szCs w:val="21"/>
         </w:rPr>
         <w:t xml:space="preserve">. Cobrança já paga vem desabilitada.</w:t>
-      </w:r>
-    </w:p>
-    <w:p>
-      <w:pPr>
-        <w:pStyle w:val="ListParagraph"/>
-        <w:numPr>
-          <w:ilvl w:val="0"/>
-          <w:numId w:val="17"/>
-        </w:numPr>
-        <w:spacing w:after="80" w:line="270"/>
-      </w:pPr>
-      <w:r>
-        <w:rPr>
-          <w:b/>
-          <w:bCs/>
-          <w:color w:val="23293D"/>
-          <w:sz w:val="21"/>
-          <w:szCs w:val="21"/>
-        </w:rPr>
-        <w:t xml:space="preserve">Gerar mensalidades</w:t>
-      </w:r>
-      <w:r>
-        <w:rPr>
-          <w:color w:val="23293D"/>
-          <w:sz w:val="21"/>
-          <w:szCs w:val="21"/>
-        </w:rPr>
-        <w:t xml:space="preserve"> em lote: empresa que </w:t>
-      </w:r>
-      <w:r>
-        <w:rPr>
-          <w:b/>
-          <w:bCs/>
-          <w:color w:val="23293D"/>
-          <w:sz w:val="21"/>
-          <w:szCs w:val="21"/>
-        </w:rPr>
-        <w:t xml:space="preserve">já tem cobrança do mês é pulada</w:t>
-      </w:r>
-      <w:r>
-        <w:rPr>
-          <w:color w:val="23293D"/>
-          <w:sz w:val="21"/>
-          <w:szCs w:val="21"/>
-        </w:rPr>
-        <w:t xml:space="preserve">, e o aviso diz quais.</w:t>
-      </w:r>
-    </w:p>
-    <w:p>
-      <w:pPr>
-        <w:pStyle w:val="ListParagraph"/>
-        <w:numPr>
-          <w:ilvl w:val="0"/>
-          <w:numId w:val="17"/>
-        </w:numPr>
-        <w:spacing w:after="80" w:line="270"/>
-      </w:pPr>
-      <w:r>
-        <w:rPr>
-          <w:b/>
-          <w:bCs/>
-          <w:color w:val="23293D"/>
-          <w:sz w:val="21"/>
-          <w:szCs w:val="21"/>
-        </w:rPr>
-        <w:t xml:space="preserve">Imprimir a lista</w:t>
-      </w:r>
-      <w:r>
-        <w:rPr>
-          <w:color w:val="23293D"/>
-          <w:sz w:val="21"/>
-          <w:szCs w:val="21"/>
-        </w:rPr>
-        <w:t xml:space="preserve"> manda a tabela para o papel.</w:t>
-      </w:r>
-    </w:p>
-    <w:p>
-      <w:pPr>
-        <w:pStyle w:val="Heading2"/>
-      </w:pPr>
-      <w:r>
-        <w:rPr>
-          <w:color w:val="1F3253"/>
-        </w:rPr>
-        <w:t xml:space="preserve">O split</w:t>
-      </w:r>
-    </w:p>
-    <w:p>
-      <w:pPr>
-        <w:spacing w:after="140" w:line="280"/>
-      </w:pPr>
-      <w:r>
-        <w:rPr>
-          <w:color w:val="23293D"/>
-          <w:sz w:val="21"/>
-          <w:szCs w:val="21"/>
-        </w:rPr>
-        <w:t xml:space="preserve">Ao dar baixa, o pagamento é dividido </w:t>
-      </w:r>
-      <w:r>
-        <w:rPr>
-          <w:b/>
-          <w:bCs/>
-          <w:color w:val="23293D"/>
-          <w:sz w:val="21"/>
-          <w:szCs w:val="21"/>
-        </w:rPr>
-        <w:t xml:space="preserve">Risarte / RisLife</w:t>
-      </w:r>
-      <w:r>
-        <w:rPr>
-          <w:color w:val="23293D"/>
-          <w:sz w:val="21"/>
-          <w:szCs w:val="21"/>
-        </w:rPr>
-        <w:t xml:space="preserve">. O padrão da rede é </w:t>
-      </w:r>
-      <w:r>
-        <w:rPr>
-          <w:b/>
-          <w:bCs/>
-          <w:color w:val="23293D"/>
-          <w:sz w:val="21"/>
-          <w:szCs w:val="21"/>
-        </w:rPr>
-        <w:t xml:space="preserve">0% / 100% no primeiro pagamento</w:t>
-      </w:r>
-      <w:r>
-        <w:rPr>
-          <w:color w:val="23293D"/>
-          <w:sz w:val="21"/>
-          <w:szCs w:val="21"/>
-        </w:rPr>
-        <w:t xml:space="preserve"> e </w:t>
-      </w:r>
-      <w:r>
-        <w:rPr>
-          <w:b/>
-          <w:bCs/>
-          <w:color w:val="23293D"/>
-          <w:sz w:val="21"/>
-          <w:szCs w:val="21"/>
-        </w:rPr>
-        <w:t xml:space="preserve">50% / 50% nas mensalidades</w:t>
-      </w:r>
-      <w:r>
-        <w:rPr>
-          <w:color w:val="23293D"/>
-          <w:sz w:val="21"/>
-          <w:szCs w:val="21"/>
-        </w:rPr>
-        <w:t xml:space="preserve"> (Configurações → Split de pagamento).</w:t>
-      </w:r>
-    </w:p>
-    <w:p>
-      <w:pPr>
-        <w:pStyle w:val="Heading2"/>
-      </w:pPr>
-      <w:r>
-        <w:rPr>
-          <w:color w:val="1F3253"/>
-        </w:rPr>
-        <w:t xml:space="preserve">Estornar uma baixa</w:t>
-      </w:r>
-    </w:p>
-    <w:p>
-      <w:pPr>
-        <w:spacing w:after="140" w:line="280"/>
-      </w:pPr>
-      <w:r>
-        <w:rPr>
-          <w:color w:val="23293D"/>
-          <w:sz w:val="21"/>
-          <w:szCs w:val="21"/>
-        </w:rPr>
-        <w:t xml:space="preserve">Baixa errada acontece; o que não pode é ficar sem saída. Na linha </w:t>
-      </w:r>
-      <w:r>
-        <w:rPr>
-          <w:b/>
-          <w:bCs/>
-          <w:color w:val="23293D"/>
-          <w:sz w:val="21"/>
-          <w:szCs w:val="21"/>
-        </w:rPr>
-        <w:t xml:space="preserve">Paga</w:t>
-      </w:r>
-      <w:r>
-        <w:rPr>
-          <w:color w:val="23293D"/>
-          <w:sz w:val="21"/>
-          <w:szCs w:val="21"/>
-        </w:rPr>
-        <w:t xml:space="preserve">, botão </w:t>
-      </w:r>
-      <w:r>
-        <w:rPr>
-          <w:b/>
-          <w:bCs/>
-          <w:color w:val="23293D"/>
-          <w:sz w:val="21"/>
-          <w:szCs w:val="21"/>
-        </w:rPr>
-        <w:t xml:space="preserve">Estornar</w:t>
-      </w:r>
-      <w:r>
-        <w:rPr>
-          <w:color w:val="23293D"/>
-          <w:sz w:val="21"/>
-          <w:szCs w:val="21"/>
-        </w:rPr>
-        <w:t xml:space="preserve">:</w:t>
       </w:r>
     </w:p>
     <w:p>
@@ -11631,15 +12129,33 @@
           <w:sz w:val="21"/>
           <w:szCs w:val="21"/>
         </w:rPr>
-        <w:t xml:space="preserve">Motivo obrigatório</w:t>
-      </w:r>
-      <w:r>
-        <w:rPr>
-          <w:color w:val="23293D"/>
-          <w:sz w:val="21"/>
-          <w:szCs w:val="21"/>
-        </w:rPr>
-        <w:t xml:space="preserve"> (mínimo 5 letras), e o sistema avisa o que vai acontecer antes de confirmar.</w:t>
+        <w:t xml:space="preserve">Gerar mensalidades</w:t>
+      </w:r>
+      <w:r>
+        <w:rPr>
+          <w:color w:val="23293D"/>
+          <w:sz w:val="21"/>
+          <w:szCs w:val="21"/>
+        </w:rPr>
+        <w:t xml:space="preserve"> em lote: empresa que </w:t>
+      </w:r>
+      <w:r>
+        <w:rPr>
+          <w:b/>
+          <w:bCs/>
+          <w:color w:val="23293D"/>
+          <w:sz w:val="21"/>
+          <w:szCs w:val="21"/>
+        </w:rPr>
+        <w:t xml:space="preserve">já tem cobrança do mês é pulada</w:t>
+      </w:r>
+      <w:r>
+        <w:rPr>
+          <w:color w:val="23293D"/>
+          <w:sz w:val="21"/>
+          <w:szCs w:val="21"/>
+        </w:rPr>
+        <w:t xml:space="preserve">, e o aviso diz quais.</w:t>
       </w:r>
     </w:p>
     <w:p>
@@ -11653,147 +12169,21 @@
       </w:pPr>
       <w:r>
         <w:rPr>
-          <w:color w:val="23293D"/>
-          <w:sz w:val="21"/>
-          <w:szCs w:val="21"/>
-        </w:rPr>
-        <w:t xml:space="preserve">A cobrança volta à </w:t>
-      </w:r>
-      <w:r>
-        <w:rPr>
-          <w:b/>
-          <w:bCs/>
-          <w:color w:val="23293D"/>
-          <w:sz w:val="21"/>
-          <w:szCs w:val="21"/>
-        </w:rPr>
-        <w:t xml:space="preserve">situação do vencimento</w:t>
-      </w:r>
-      <w:r>
-        <w:rPr>
-          <w:color w:val="23293D"/>
-          <w:sz w:val="21"/>
-          <w:szCs w:val="21"/>
-        </w:rPr>
-        <w:t xml:space="preserve"> — </w:t>
-      </w:r>
-      <w:r>
-        <w:rPr>
-          <w:i/>
-          <w:iCs/>
-          <w:color w:val="23293D"/>
-          <w:sz w:val="21"/>
-          <w:szCs w:val="21"/>
-        </w:rPr>
-        <w:t xml:space="preserve">Em atraso</w:t>
-      </w:r>
-      <w:r>
-        <w:rPr>
-          <w:color w:val="23293D"/>
-          <w:sz w:val="21"/>
-          <w:szCs w:val="21"/>
-        </w:rPr>
-        <w:t xml:space="preserve"> se já venceu, </w:t>
-      </w:r>
-      <w:r>
-        <w:rPr>
-          <w:i/>
-          <w:iCs/>
-          <w:color w:val="23293D"/>
-          <w:sz w:val="21"/>
-          <w:szCs w:val="21"/>
-        </w:rPr>
-        <w:t xml:space="preserve">Pendente</w:t>
-      </w:r>
-      <w:r>
-        <w:rPr>
-          <w:color w:val="23293D"/>
-          <w:sz w:val="21"/>
-          <w:szCs w:val="21"/>
-        </w:rPr>
-        <w:t xml:space="preserve"> se não.</w:t>
-      </w:r>
-    </w:p>
-    <w:p>
-      <w:pPr>
-        <w:pStyle w:val="ListParagraph"/>
-        <w:numPr>
-          <w:ilvl w:val="0"/>
-          <w:numId w:val="18"/>
-        </w:numPr>
-        <w:spacing w:after="80" w:line="270"/>
-      </w:pPr>
-      <w:r>
-        <w:rPr>
-          <w:b/>
-          <w:bCs/>
-          <w:color w:val="23293D"/>
-          <w:sz w:val="21"/>
-          <w:szCs w:val="21"/>
-        </w:rPr>
-        <w:t xml:space="preserve">O pagamento e o split são apagados</w:t>
-      </w:r>
-      <w:r>
-        <w:rPr>
-          <w:color w:val="23293D"/>
-          <w:sz w:val="21"/>
-          <w:szCs w:val="21"/>
-        </w:rPr>
-        <w:t xml:space="preserve">, e o motivo fica gravado com o nome de quem estornou.</w:t>
-      </w:r>
-    </w:p>
-    <w:p>
-      <w:pPr>
-        <w:pStyle w:val="ListParagraph"/>
-        <w:numPr>
-          <w:ilvl w:val="0"/>
-          <w:numId w:val="18"/>
-        </w:numPr>
-        <w:spacing w:after="80" w:line="270"/>
-      </w:pPr>
-      <w:r>
-        <w:rPr>
-          <w:color w:val="23293D"/>
-          <w:sz w:val="21"/>
-          <w:szCs w:val="21"/>
-        </w:rPr>
-        <w:t xml:space="preserve">Se a empresa tinha sido reativada por aquela baixa e continua devendo, ela é </w:t>
-      </w:r>
-      <w:r>
-        <w:rPr>
-          <w:b/>
-          <w:bCs/>
-          <w:color w:val="23293D"/>
-          <w:sz w:val="21"/>
-          <w:szCs w:val="21"/>
-        </w:rPr>
-        <w:t xml:space="preserve">suspensa de novo</w:t>
-      </w:r>
-      <w:r>
-        <w:rPr>
-          <w:color w:val="23293D"/>
-          <w:sz w:val="21"/>
-          <w:szCs w:val="21"/>
-        </w:rPr>
-        <w:t xml:space="preserve"> — estornar não pode virar um jeito silencioso de manter ativa uma empresa inadimplente.</w:t>
-      </w:r>
-    </w:p>
-    <w:p>
-      <w:pPr>
-        <w:pStyle w:val="ListParagraph"/>
-        <w:numPr>
-          <w:ilvl w:val="0"/>
-          <w:numId w:val="18"/>
-        </w:numPr>
-        <w:spacing w:after="80" w:line="270"/>
-      </w:pPr>
-      <w:r>
-        <w:rPr>
-          <w:color w:val="23293D"/>
-          <w:sz w:val="21"/>
-          <w:szCs w:val="21"/>
-        </w:rPr>
-        <w:t xml:space="preserve">Estornar duas vezes a mesma cobrança é recusado.</w:t>
+          <w:b/>
+          <w:bCs/>
+          <w:color w:val="23293D"/>
+          <w:sz w:val="21"/>
+          <w:szCs w:val="21"/>
+        </w:rPr>
+        <w:t xml:space="preserve">Imprimir a lista</w:t>
+      </w:r>
+      <w:r>
+        <w:rPr>
+          <w:color w:val="23293D"/>
+          <w:sz w:val="21"/>
+          <w:szCs w:val="21"/>
+        </w:rPr>
+        <w:t xml:space="preserve"> manda a tabela para o papel.</w:t>
       </w:r>
     </w:p>
     <w:p>
@@ -11804,7 +12194,7 @@
         <w:rPr>
           <w:color w:val="1F3253"/>
         </w:rPr>
-        <w:t xml:space="preserve">Inadimplência</w:t>
+        <w:t xml:space="preserve">O split</w:t>
       </w:r>
     </w:p>
     <w:p>
@@ -11813,116 +12203,76 @@
       </w:pPr>
       <w:r>
         <w:rPr>
-          <w:b/>
-          <w:bCs/>
-          <w:color w:val="23293D"/>
-          <w:sz w:val="21"/>
-          <w:szCs w:val="21"/>
-        </w:rPr>
-        <w:t xml:space="preserve">Checar inadimplência</w:t>
-      </w:r>
-      <w:r>
-        <w:rPr>
-          <w:color w:val="23293D"/>
-          <w:sz w:val="21"/>
-          <w:szCs w:val="21"/>
-        </w:rPr>
-        <w:t xml:space="preserve"> marca as vencidas e, passada a carência, </w:t>
-      </w:r>
-      <w:r>
-        <w:rPr>
-          <w:b/>
-          <w:bCs/>
-          <w:color w:val="23293D"/>
-          <w:sz w:val="21"/>
-          <w:szCs w:val="21"/>
-        </w:rPr>
-        <w:t xml:space="preserve">suspende</w:t>
-      </w:r>
-      <w:r>
-        <w:rPr>
-          <w:color w:val="23293D"/>
-          <w:sz w:val="21"/>
-          <w:szCs w:val="21"/>
-        </w:rPr>
-        <w:t xml:space="preserve"> a empresa. Empresa </w:t>
-      </w:r>
-      <w:r>
-        <w:rPr>
-          <w:b/>
-          <w:bCs/>
-          <w:color w:val="23293D"/>
-          <w:sz w:val="21"/>
-          <w:szCs w:val="21"/>
-        </w:rPr>
-        <w:t xml:space="preserve">Suspensa</w:t>
-      </w:r>
-      <w:r>
-        <w:rPr>
-          <w:color w:val="23293D"/>
-          <w:sz w:val="21"/>
-          <w:szCs w:val="21"/>
-        </w:rPr>
-        <w:t xml:space="preserve"> tem os benefícios </w:t>
-      </w:r>
-      <w:r>
-        <w:rPr>
-          <w:b/>
-          <w:bCs/>
-          <w:color w:val="23293D"/>
-          <w:sz w:val="21"/>
-          <w:szCs w:val="21"/>
-        </w:rPr>
-        <w:t xml:space="preserve">bloqueados</w:t>
-      </w:r>
-      <w:r>
-        <w:rPr>
-          <w:color w:val="23293D"/>
-          <w:sz w:val="21"/>
-          <w:szCs w:val="21"/>
-        </w:rPr>
-        <w:t xml:space="preserve"> — e o aviso aparece na ficha do cliente e no orçamento. Quando a dívida some, a suspensão que o </w:t>
-      </w:r>
-      <w:r>
-        <w:rPr>
-          <w:b/>
-          <w:bCs/>
-          <w:color w:val="23293D"/>
-          <w:sz w:val="21"/>
-          <w:szCs w:val="21"/>
-        </w:rPr>
-        <w:t xml:space="preserve">sistema</w:t>
-      </w:r>
-      <w:r>
-        <w:rPr>
-          <w:color w:val="23293D"/>
-          <w:sz w:val="21"/>
-          <w:szCs w:val="21"/>
-        </w:rPr>
-        <w:t xml:space="preserve"> aplicou é desfeita sozinha.</w:t>
-      </w:r>
-    </w:p>
-    <w:p>
-      <w:pPr>
-        <w:spacing w:after="60" w:line="120"/>
-      </w:pPr>
-      <w:r>
-        <w:rPr>
-          <w:sz w:val="2"/>
-          <w:szCs w:val="2"/>
-        </w:rPr>
-        <w:t xml:space="preserve"/>
-      </w:r>
-    </w:p>
-    <w:p>
-      <w:pPr>
-        <w:pStyle w:val="Heading1"/>
+          <w:color w:val="23293D"/>
+          <w:sz w:val="21"/>
+          <w:szCs w:val="21"/>
+        </w:rPr>
+        <w:t xml:space="preserve">Ao dar baixa, o pagamento é dividido </w:t>
+      </w:r>
+      <w:r>
+        <w:rPr>
+          <w:b/>
+          <w:bCs/>
+          <w:color w:val="23293D"/>
+          <w:sz w:val="21"/>
+          <w:szCs w:val="21"/>
+        </w:rPr>
+        <w:t xml:space="preserve">Risarte / RisLife</w:t>
+      </w:r>
+      <w:r>
+        <w:rPr>
+          <w:color w:val="23293D"/>
+          <w:sz w:val="21"/>
+          <w:szCs w:val="21"/>
+        </w:rPr>
+        <w:t xml:space="preserve">. O padrão da rede é </w:t>
+      </w:r>
+      <w:r>
+        <w:rPr>
+          <w:b/>
+          <w:bCs/>
+          <w:color w:val="23293D"/>
+          <w:sz w:val="21"/>
+          <w:szCs w:val="21"/>
+        </w:rPr>
+        <w:t xml:space="preserve">0% / 100% no primeiro pagamento</w:t>
+      </w:r>
+      <w:r>
+        <w:rPr>
+          <w:color w:val="23293D"/>
+          <w:sz w:val="21"/>
+          <w:szCs w:val="21"/>
+        </w:rPr>
+        <w:t xml:space="preserve"> e </w:t>
+      </w:r>
+      <w:r>
+        <w:rPr>
+          <w:b/>
+          <w:bCs/>
+          <w:color w:val="23293D"/>
+          <w:sz w:val="21"/>
+          <w:szCs w:val="21"/>
+        </w:rPr>
+        <w:t xml:space="preserve">50% / 50% nas mensalidades</w:t>
+      </w:r>
+      <w:r>
+        <w:rPr>
+          <w:color w:val="23293D"/>
+          <w:sz w:val="21"/>
+          <w:szCs w:val="21"/>
+        </w:rPr>
+        <w:t xml:space="preserve"> (Configurações → Split de pagamento).</w:t>
+      </w:r>
+    </w:p>
+    <w:p>
+      <w:pPr>
+        <w:pStyle w:val="Heading2"/>
       </w:pPr>
       <w:r>
         <w:rPr>
           <w:color w:val="1F3253"/>
         </w:rPr>
-        <w:t xml:space="preserve">13. O benefício na hora do orçamento</w:t>
+        <w:t xml:space="preserve">Estornar uma baixa</w:t>
       </w:r>
     </w:p>
     <w:p>
@@ -11935,43 +12285,43 @@
           <w:sz w:val="21"/>
           <w:szCs w:val="21"/>
         </w:rPr>
-        <w:t xml:space="preserve">É aqui que o programa aparece para o paciente, e quem faz é o </w:t>
-      </w:r>
-      <w:r>
-        <w:rPr>
-          <w:b/>
-          <w:bCs/>
-          <w:color w:val="23293D"/>
-          <w:sz w:val="21"/>
-          <w:szCs w:val="21"/>
-        </w:rPr>
-        <w:t xml:space="preserve">Planner</w:t>
-      </w:r>
-      <w:r>
-        <w:rPr>
-          <w:color w:val="23293D"/>
-          <w:sz w:val="21"/>
-          <w:szCs w:val="21"/>
-        </w:rPr>
-        <w:t xml:space="preserve">, na ficha do cliente → </w:t>
-      </w:r>
-      <w:r>
-        <w:rPr>
-          <w:b/>
-          <w:bCs/>
-          <w:color w:val="23293D"/>
-          <w:sz w:val="21"/>
-          <w:szCs w:val="21"/>
-        </w:rPr>
-        <w:t xml:space="preserve">Plano de Tratamento</w:t>
-      </w:r>
-      <w:r>
-        <w:rPr>
-          <w:color w:val="23293D"/>
-          <w:sz w:val="21"/>
-          <w:szCs w:val="21"/>
-        </w:rPr>
-        <w:t xml:space="preserve">.</w:t>
+        <w:t xml:space="preserve">Baixa errada acontece; o que não pode é ficar sem saída. Na linha </w:t>
+      </w:r>
+      <w:r>
+        <w:rPr>
+          <w:b/>
+          <w:bCs/>
+          <w:color w:val="23293D"/>
+          <w:sz w:val="21"/>
+          <w:szCs w:val="21"/>
+        </w:rPr>
+        <w:t xml:space="preserve">Paga</w:t>
+      </w:r>
+      <w:r>
+        <w:rPr>
+          <w:color w:val="23293D"/>
+          <w:sz w:val="21"/>
+          <w:szCs w:val="21"/>
+        </w:rPr>
+        <w:t xml:space="preserve">, botão </w:t>
+      </w:r>
+      <w:r>
+        <w:rPr>
+          <w:b/>
+          <w:bCs/>
+          <w:color w:val="23293D"/>
+          <w:sz w:val="21"/>
+          <w:szCs w:val="21"/>
+        </w:rPr>
+        <w:t xml:space="preserve">Estornar</w:t>
+      </w:r>
+      <w:r>
+        <w:rPr>
+          <w:color w:val="23293D"/>
+          <w:sz w:val="21"/>
+          <w:szCs w:val="21"/>
+        </w:rPr>
+        <w:t xml:space="preserve">:</w:t>
       </w:r>
     </w:p>
     <w:p>
@@ -11985,11 +12335,21 @@
       </w:pPr>
       <w:r>
         <w:rPr>
-          <w:color w:val="23293D"/>
-          <w:sz w:val="21"/>
-          <w:szCs w:val="21"/>
-        </w:rPr>
-        <w:t xml:space="preserve">Crie a opção e lance o procedimento.</w:t>
+          <w:b/>
+          <w:bCs/>
+          <w:color w:val="23293D"/>
+          <w:sz w:val="21"/>
+          <w:szCs w:val="21"/>
+        </w:rPr>
+        <w:t xml:space="preserve">Motivo obrigatório</w:t>
+      </w:r>
+      <w:r>
+        <w:rPr>
+          <w:color w:val="23293D"/>
+          <w:sz w:val="21"/>
+          <w:szCs w:val="21"/>
+        </w:rPr>
+        <w:t xml:space="preserve"> (mínimo 5 letras), e o sistema avisa o que vai acontecer antes de confirmar.</w:t>
       </w:r>
     </w:p>
     <w:p>
@@ -12007,25 +12367,61 @@
           <w:sz w:val="21"/>
           <w:szCs w:val="21"/>
         </w:rPr>
-        <w:t xml:space="preserve">O banner </w:t>
-      </w:r>
-      <w:r>
-        <w:rPr>
-          <w:b/>
-          <w:bCs/>
-          <w:color w:val="23293D"/>
-          <w:sz w:val="21"/>
-          <w:szCs w:val="21"/>
-        </w:rPr>
-        <w:t xml:space="preserve">★ Risarte Empresarial</w:t>
-      </w:r>
-      <w:r>
-        <w:rPr>
-          <w:color w:val="23293D"/>
-          <w:sz w:val="21"/>
-          <w:szCs w:val="21"/>
-        </w:rPr>
-        <w:t xml:space="preserve"> aparece no alto.</w:t>
+        <w:t xml:space="preserve">A cobrança volta à </w:t>
+      </w:r>
+      <w:r>
+        <w:rPr>
+          <w:b/>
+          <w:bCs/>
+          <w:color w:val="23293D"/>
+          <w:sz w:val="21"/>
+          <w:szCs w:val="21"/>
+        </w:rPr>
+        <w:t xml:space="preserve">situação do vencimento</w:t>
+      </w:r>
+      <w:r>
+        <w:rPr>
+          <w:color w:val="23293D"/>
+          <w:sz w:val="21"/>
+          <w:szCs w:val="21"/>
+        </w:rPr>
+        <w:t xml:space="preserve"> — </w:t>
+      </w:r>
+      <w:r>
+        <w:rPr>
+          <w:i/>
+          <w:iCs/>
+          <w:color w:val="23293D"/>
+          <w:sz w:val="21"/>
+          <w:szCs w:val="21"/>
+        </w:rPr>
+        <w:t xml:space="preserve">Em atraso</w:t>
+      </w:r>
+      <w:r>
+        <w:rPr>
+          <w:color w:val="23293D"/>
+          <w:sz w:val="21"/>
+          <w:szCs w:val="21"/>
+        </w:rPr>
+        <w:t xml:space="preserve"> se já venceu, </w:t>
+      </w:r>
+      <w:r>
+        <w:rPr>
+          <w:i/>
+          <w:iCs/>
+          <w:color w:val="23293D"/>
+          <w:sz w:val="21"/>
+          <w:szCs w:val="21"/>
+        </w:rPr>
+        <w:t xml:space="preserve">Pendente</w:t>
+      </w:r>
+      <w:r>
+        <w:rPr>
+          <w:color w:val="23293D"/>
+          <w:sz w:val="21"/>
+          <w:szCs w:val="21"/>
+        </w:rPr>
+        <w:t xml:space="preserve"> se não.</w:t>
       </w:r>
     </w:p>
     <w:p>
@@ -12039,29 +12435,86 @@
       </w:pPr>
       <w:r>
         <w:rPr>
-          <w:color w:val="23293D"/>
-          <w:sz w:val="21"/>
-          <w:szCs w:val="21"/>
-        </w:rPr>
-        <w:t xml:space="preserve">Na opção, a linha </w:t>
-      </w:r>
-      <w:r>
-        <w:rPr>
-          <w:b/>
-          <w:bCs/>
-          <w:color w:val="23293D"/>
-          <w:sz w:val="21"/>
-          <w:szCs w:val="21"/>
-        </w:rPr>
-        <w:t xml:space="preserve">"Com Risarte Empresarial: R$ … · economia R$ …"</w:t>
-      </w:r>
-      <w:r>
-        <w:rPr>
-          <w:color w:val="23293D"/>
-          <w:sz w:val="21"/>
-          <w:szCs w:val="21"/>
-        </w:rPr>
-        <w:t xml:space="preserve"> mostra o valor cheio e o com programa.</w:t>
+          <w:b/>
+          <w:bCs/>
+          <w:color w:val="23293D"/>
+          <w:sz w:val="21"/>
+          <w:szCs w:val="21"/>
+        </w:rPr>
+        <w:t xml:space="preserve">O pagamento e o split são apagados</w:t>
+      </w:r>
+      <w:r>
+        <w:rPr>
+          <w:color w:val="23293D"/>
+          <w:sz w:val="21"/>
+          <w:szCs w:val="21"/>
+        </w:rPr>
+        <w:t xml:space="preserve">, e o motivo fica gravado com o nome de quem estornou.</w:t>
+      </w:r>
+    </w:p>
+    <w:p>
+      <w:pPr>
+        <w:pStyle w:val="ListParagraph"/>
+        <w:numPr>
+          <w:ilvl w:val="0"/>
+          <w:numId w:val="19"/>
+        </w:numPr>
+        <w:spacing w:after="80" w:line="270"/>
+      </w:pPr>
+      <w:r>
+        <w:rPr>
+          <w:color w:val="23293D"/>
+          <w:sz w:val="21"/>
+          <w:szCs w:val="21"/>
+        </w:rPr>
+        <w:t xml:space="preserve">Se a empresa tinha sido reativada por aquela baixa e continua devendo, ela é </w:t>
+      </w:r>
+      <w:r>
+        <w:rPr>
+          <w:b/>
+          <w:bCs/>
+          <w:color w:val="23293D"/>
+          <w:sz w:val="21"/>
+          <w:szCs w:val="21"/>
+        </w:rPr>
+        <w:t xml:space="preserve">suspensa de novo</w:t>
+      </w:r>
+      <w:r>
+        <w:rPr>
+          <w:color w:val="23293D"/>
+          <w:sz w:val="21"/>
+          <w:szCs w:val="21"/>
+        </w:rPr>
+        <w:t xml:space="preserve"> — estornar não pode virar um jeito silencioso de manter ativa uma empresa inadimplente.</w:t>
+      </w:r>
+    </w:p>
+    <w:p>
+      <w:pPr>
+        <w:pStyle w:val="ListParagraph"/>
+        <w:numPr>
+          <w:ilvl w:val="0"/>
+          <w:numId w:val="19"/>
+        </w:numPr>
+        <w:spacing w:after="80" w:line="270"/>
+      </w:pPr>
+      <w:r>
+        <w:rPr>
+          <w:color w:val="23293D"/>
+          <w:sz w:val="21"/>
+          <w:szCs w:val="21"/>
+        </w:rPr>
+        <w:t xml:space="preserve">Estornar duas vezes a mesma cobrança é recusado.</w:t>
+      </w:r>
+    </w:p>
+    <w:p>
+      <w:pPr>
+        <w:pStyle w:val="Heading2"/>
+      </w:pPr>
+      <w:r>
+        <w:rPr>
+          <w:color w:val="1F3253"/>
+        </w:rPr>
+        <w:t xml:space="preserve">Inadimplência</w:t>
       </w:r>
     </w:p>
     <w:p>
@@ -12076,187 +12529,87 @@
           <w:sz w:val="21"/>
           <w:szCs w:val="21"/>
         </w:rPr>
-        <w:t xml:space="preserve">O motor decide</w:t>
-      </w:r>
-      <w:r>
-        <w:rPr>
-          <w:color w:val="23293D"/>
-          <w:sz w:val="21"/>
-          <w:szCs w:val="21"/>
-        </w:rPr>
-        <w:t xml:space="preserve"> olhando, para cada procedimento: se há benefício, se vale para aquela pessoa (titular ou dependente), se a </w:t>
-      </w:r>
-      <w:r>
-        <w:rPr>
-          <w:b/>
-          <w:bCs/>
-          <w:color w:val="23293D"/>
-          <w:sz w:val="21"/>
-          <w:szCs w:val="21"/>
-        </w:rPr>
-        <w:t xml:space="preserve">carência</w:t>
-      </w:r>
-      <w:r>
-        <w:rPr>
-          <w:color w:val="23293D"/>
-          <w:sz w:val="21"/>
-          <w:szCs w:val="21"/>
-        </w:rPr>
-        <w:t xml:space="preserve"> já passou, se a </w:t>
-      </w:r>
-      <w:r>
-        <w:rPr>
-          <w:b/>
-          <w:bCs/>
-          <w:color w:val="23293D"/>
-          <w:sz w:val="21"/>
-          <w:szCs w:val="21"/>
-        </w:rPr>
-        <w:t xml:space="preserve">frequência</w:t>
-      </w:r>
-      <w:r>
-        <w:rPr>
-          <w:color w:val="23293D"/>
-          <w:sz w:val="21"/>
-          <w:szCs w:val="21"/>
-        </w:rPr>
-        <w:t xml:space="preserve"> permite (quantas vezes a cada quantos meses), se a </w:t>
-      </w:r>
-      <w:r>
-        <w:rPr>
-          <w:b/>
-          <w:bCs/>
-          <w:color w:val="23293D"/>
-          <w:sz w:val="21"/>
-          <w:szCs w:val="21"/>
-        </w:rPr>
-        <w:t xml:space="preserve">unidade</w:t>
-      </w:r>
-      <w:r>
-        <w:rPr>
-          <w:color w:val="23293D"/>
-          <w:sz w:val="21"/>
-          <w:szCs w:val="21"/>
-        </w:rPr>
-        <w:t xml:space="preserve"> está na parceria e se a empresa está </w:t>
-      </w:r>
-      <w:r>
-        <w:rPr>
-          <w:b/>
-          <w:bCs/>
-          <w:color w:val="23293D"/>
-          <w:sz w:val="21"/>
-          <w:szCs w:val="21"/>
-        </w:rPr>
-        <w:t xml:space="preserve">ativa</w:t>
-      </w:r>
-      <w:r>
-        <w:rPr>
-          <w:color w:val="23293D"/>
-          <w:sz w:val="21"/>
-          <w:szCs w:val="21"/>
-        </w:rPr>
-        <w:t xml:space="preserve">.</w:t>
-      </w:r>
-    </w:p>
-    <w:p>
-      <w:pPr>
-        <w:spacing w:after="140" w:line="280"/>
-      </w:pPr>
-      <w:r>
-        <w:rPr>
-          <w:b/>
-          <w:bCs/>
-          <w:color w:val="23293D"/>
-          <w:sz w:val="21"/>
-          <w:szCs w:val="21"/>
-        </w:rPr>
-        <w:t xml:space="preserve">A frequência é contada pelo uso de verdade:</w:t>
-      </w:r>
-      <w:r>
-        <w:rPr>
-          <w:color w:val="23293D"/>
-          <w:sz w:val="21"/>
-          <w:szCs w:val="21"/>
-        </w:rPr>
-        <w:t xml:space="preserve"> depois de </w:t>
-      </w:r>
-      <w:r>
-        <w:rPr>
-          <w:b/>
-          <w:bCs/>
-          <w:color w:val="23293D"/>
-          <w:sz w:val="21"/>
-          <w:szCs w:val="21"/>
-        </w:rPr>
-        <w:t xml:space="preserve">concluir</w:t>
-      </w:r>
-      <w:r>
-        <w:rPr>
-          <w:color w:val="23293D"/>
-          <w:sz w:val="21"/>
-          <w:szCs w:val="21"/>
-        </w:rPr>
-        <w:t xml:space="preserve"> o atendimento daquele procedimento, ele passa a contar como usado. Ao orçar de novo antes do prazo, o painel do cliente mostra </w:t>
-      </w:r>
-      <w:r>
-        <w:rPr>
-          <w:b/>
-          <w:bCs/>
-          <w:color w:val="23293D"/>
-          <w:sz w:val="21"/>
-          <w:szCs w:val="21"/>
-        </w:rPr>
-        <w:t xml:space="preserve">"aguardando liberação"</w:t>
-      </w:r>
-      <w:r>
-        <w:rPr>
-          <w:color w:val="23293D"/>
-          <w:sz w:val="21"/>
-          <w:szCs w:val="21"/>
-        </w:rPr>
-        <w:t xml:space="preserve"> com a data.</w:t>
-      </w:r>
-    </w:p>
-    <w:p>
-      <w:pPr>
-        <w:spacing w:after="140" w:line="280"/>
-      </w:pPr>
-      <w:r>
-        <w:rPr>
-          <w:b/>
-          <w:bCs/>
-          <w:color w:val="23293D"/>
-          <w:sz w:val="21"/>
-          <w:szCs w:val="21"/>
-        </w:rPr>
-        <w:t xml:space="preserve">O painel do cliente</w:t>
-      </w:r>
-      <w:r>
-        <w:rPr>
-          <w:color w:val="23293D"/>
-          <w:sz w:val="21"/>
-          <w:szCs w:val="21"/>
-        </w:rPr>
-        <w:t xml:space="preserve"> (card </w:t>
-      </w:r>
-      <w:r>
-        <w:rPr>
-          <w:b/>
-          <w:bCs/>
-          <w:color w:val="23293D"/>
-          <w:sz w:val="21"/>
-          <w:szCs w:val="21"/>
-        </w:rPr>
-        <w:t xml:space="preserve">★ Programa Empresarial</w:t>
-      </w:r>
-      <w:r>
-        <w:rPr>
-          <w:color w:val="23293D"/>
-          <w:sz w:val="21"/>
-          <w:szCs w:val="21"/>
-        </w:rPr>
-        <w:t xml:space="preserve"> na ficha) mostra economia acumulada, benefícios usados, disponíveis agora e histórico.</w:t>
+        <w:t xml:space="preserve">Checar inadimplência</w:t>
+      </w:r>
+      <w:r>
+        <w:rPr>
+          <w:color w:val="23293D"/>
+          <w:sz w:val="21"/>
+          <w:szCs w:val="21"/>
+        </w:rPr>
+        <w:t xml:space="preserve"> marca as vencidas e, passada a carência, </w:t>
+      </w:r>
+      <w:r>
+        <w:rPr>
+          <w:b/>
+          <w:bCs/>
+          <w:color w:val="23293D"/>
+          <w:sz w:val="21"/>
+          <w:szCs w:val="21"/>
+        </w:rPr>
+        <w:t xml:space="preserve">suspende</w:t>
+      </w:r>
+      <w:r>
+        <w:rPr>
+          <w:color w:val="23293D"/>
+          <w:sz w:val="21"/>
+          <w:szCs w:val="21"/>
+        </w:rPr>
+        <w:t xml:space="preserve"> a empresa. Empresa </w:t>
+      </w:r>
+      <w:r>
+        <w:rPr>
+          <w:b/>
+          <w:bCs/>
+          <w:color w:val="23293D"/>
+          <w:sz w:val="21"/>
+          <w:szCs w:val="21"/>
+        </w:rPr>
+        <w:t xml:space="preserve">Suspensa</w:t>
+      </w:r>
+      <w:r>
+        <w:rPr>
+          <w:color w:val="23293D"/>
+          <w:sz w:val="21"/>
+          <w:szCs w:val="21"/>
+        </w:rPr>
+        <w:t xml:space="preserve"> tem os benefícios </w:t>
+      </w:r>
+      <w:r>
+        <w:rPr>
+          <w:b/>
+          <w:bCs/>
+          <w:color w:val="23293D"/>
+          <w:sz w:val="21"/>
+          <w:szCs w:val="21"/>
+        </w:rPr>
+        <w:t xml:space="preserve">bloqueados</w:t>
+      </w:r>
+      <w:r>
+        <w:rPr>
+          <w:color w:val="23293D"/>
+          <w:sz w:val="21"/>
+          <w:szCs w:val="21"/>
+        </w:rPr>
+        <w:t xml:space="preserve"> — e o aviso aparece na ficha do cliente e no orçamento. Quando a dívida some, a suspensão que o </w:t>
+      </w:r>
+      <w:r>
+        <w:rPr>
+          <w:b/>
+          <w:bCs/>
+          <w:color w:val="23293D"/>
+          <w:sz w:val="21"/>
+          <w:szCs w:val="21"/>
+        </w:rPr>
+        <w:t xml:space="preserve">sistema</w:t>
+      </w:r>
+      <w:r>
+        <w:rPr>
+          <w:color w:val="23293D"/>
+          <w:sz w:val="21"/>
+          <w:szCs w:val="21"/>
+        </w:rPr>
+        <w:t xml:space="preserve"> aplicou é desfeita sozinha.</w:t>
       </w:r>
     </w:p>
     <w:p>
@@ -12279,7 +12632,7 @@
         <w:rPr>
           <w:color w:val="1F3253"/>
         </w:rPr>
-        <w:t xml:space="preserve">14. Riso+ Social</w:t>
+        <w:t xml:space="preserve">13. O benefício na hora do orçamento</w:t>
       </w:r>
     </w:p>
     <w:p>
@@ -12292,107 +12645,35 @@
           <w:sz w:val="21"/>
           <w:szCs w:val="21"/>
         </w:rPr>
-        <w:t xml:space="preserve">Aba </w:t>
-      </w:r>
-      <w:r>
-        <w:rPr>
-          <w:b/>
-          <w:bCs/>
-          <w:color w:val="23293D"/>
-          <w:sz w:val="21"/>
-          <w:szCs w:val="21"/>
-        </w:rPr>
-        <w:t xml:space="preserve">Riso+ Social</w:t>
-      </w:r>
-      <w:r>
-        <w:rPr>
-          <w:color w:val="23293D"/>
-          <w:sz w:val="21"/>
-          <w:szCs w:val="21"/>
-        </w:rPr>
-        <w:t xml:space="preserve"> da empresa. Nos modelos </w:t>
-      </w:r>
-      <w:r>
-        <w:rPr>
-          <w:b/>
-          <w:bCs/>
-          <w:color w:val="23293D"/>
-          <w:sz w:val="21"/>
-          <w:szCs w:val="21"/>
-        </w:rPr>
-        <w:t xml:space="preserve">integral</w:t>
-      </w:r>
-      <w:r>
-        <w:rPr>
-          <w:color w:val="23293D"/>
-          <w:sz w:val="21"/>
-          <w:szCs w:val="21"/>
-        </w:rPr>
-        <w:t xml:space="preserve"> e </w:t>
-      </w:r>
-      <w:r>
-        <w:rPr>
-          <w:b/>
-          <w:bCs/>
-          <w:color w:val="23293D"/>
-          <w:sz w:val="21"/>
-          <w:szCs w:val="21"/>
-        </w:rPr>
-        <w:t xml:space="preserve">parcial</w:t>
-      </w:r>
-      <w:r>
-        <w:rPr>
-          <w:color w:val="23293D"/>
-          <w:sz w:val="21"/>
-          <w:szCs w:val="21"/>
-        </w:rPr>
-        <w:t xml:space="preserve">, escolha um gatilho e </w:t>
-      </w:r>
-      <w:r>
-        <w:rPr>
-          <w:b/>
-          <w:bCs/>
-          <w:color w:val="23293D"/>
-          <w:sz w:val="21"/>
-          <w:szCs w:val="21"/>
-        </w:rPr>
-        <w:t xml:space="preserve">Gerar ficha social</w:t>
-      </w:r>
-      <w:r>
-        <w:rPr>
-          <w:color w:val="23293D"/>
-          <w:sz w:val="21"/>
-          <w:szCs w:val="21"/>
-        </w:rPr>
-        <w:t xml:space="preserve">; depois </w:t>
-      </w:r>
-      <w:r>
-        <w:rPr>
-          <w:b/>
-          <w:bCs/>
-          <w:color w:val="23293D"/>
-          <w:sz w:val="21"/>
-          <w:szCs w:val="21"/>
-        </w:rPr>
-        <w:t xml:space="preserve">Atribuir</w:t>
-      </w:r>
-      <w:r>
-        <w:rPr>
-          <w:color w:val="23293D"/>
-          <w:sz w:val="21"/>
-          <w:szCs w:val="21"/>
-        </w:rPr>
-        <w:t xml:space="preserve"> um beneficiário e </w:t>
-      </w:r>
-      <w:r>
-        <w:rPr>
-          <w:b/>
-          <w:bCs/>
-          <w:color w:val="23293D"/>
-          <w:sz w:val="21"/>
-          <w:szCs w:val="21"/>
-        </w:rPr>
-        <w:t xml:space="preserve">Marcar utilizada</w:t>
+        <w:t xml:space="preserve">É aqui que o programa aparece para o paciente, e quem faz é o </w:t>
+      </w:r>
+      <w:r>
+        <w:rPr>
+          <w:b/>
+          <w:bCs/>
+          <w:color w:val="23293D"/>
+          <w:sz w:val="21"/>
+          <w:szCs w:val="21"/>
+        </w:rPr>
+        <w:t xml:space="preserve">Planner</w:t>
+      </w:r>
+      <w:r>
+        <w:rPr>
+          <w:color w:val="23293D"/>
+          <w:sz w:val="21"/>
+          <w:szCs w:val="21"/>
+        </w:rPr>
+        <w:t xml:space="preserve">, na ficha do cliente → </w:t>
+      </w:r>
+      <w:r>
+        <w:rPr>
+          <w:b/>
+          <w:bCs/>
+          <w:color w:val="23293D"/>
+          <w:sz w:val="21"/>
+          <w:szCs w:val="21"/>
+        </w:rPr>
+        <w:t xml:space="preserve">Plano de Tratamento</w:t>
       </w:r>
       <w:r>
         <w:rPr>
@@ -12401,83 +12682,6 @@
           <w:szCs w:val="21"/>
         </w:rPr>
         <w:t xml:space="preserve">.</w:t>
-      </w:r>
-    </w:p>
-    <w:p>
-      <w:pPr>
-        <w:spacing w:after="140" w:line="280"/>
-      </w:pPr>
-      <w:r>
-        <w:rPr>
-          <w:color w:val="23293D"/>
-          <w:sz w:val="21"/>
-          <w:szCs w:val="21"/>
-        </w:rPr>
-        <w:t xml:space="preserve">No modelo </w:t>
-      </w:r>
-      <w:r>
-        <w:rPr>
-          <w:b/>
-          <w:bCs/>
-          <w:color w:val="23293D"/>
-          <w:sz w:val="21"/>
-          <w:szCs w:val="21"/>
-        </w:rPr>
-        <w:t xml:space="preserve">Titular paga</w:t>
-      </w:r>
-      <w:r>
-        <w:rPr>
-          <w:color w:val="23293D"/>
-          <w:sz w:val="21"/>
-          <w:szCs w:val="21"/>
-        </w:rPr>
-        <w:t xml:space="preserve">, o botão explica que a empresa não participa — e isso é regra, não defeito: não há parcela da empresa de onde tirar a ficha.</w:t>
-      </w:r>
-    </w:p>
-    <w:p>
-      <w:pPr>
-        <w:spacing w:after="60" w:line="120"/>
-      </w:pPr>
-      <w:r>
-        <w:rPr>
-          <w:sz w:val="2"/>
-          <w:szCs w:val="2"/>
-        </w:rPr>
-        <w:t xml:space="preserve"/>
-      </w:r>
-    </w:p>
-    <w:p>
-      <w:pPr>
-        <w:pStyle w:val="Heading1"/>
-      </w:pPr>
-      <w:r>
-        <w:rPr>
-          <w:color w:val="1F3253"/>
-        </w:rPr>
-        <w:t xml:space="preserve">15. Configurações da rede</w:t>
-      </w:r>
-    </w:p>
-    <w:p>
-      <w:pPr>
-        <w:spacing w:after="140" w:line="280"/>
-      </w:pPr>
-      <w:r>
-        <w:rPr>
-          <w:b/>
-          <w:bCs/>
-          <w:color w:val="23293D"/>
-          <w:sz w:val="21"/>
-          <w:szCs w:val="21"/>
-        </w:rPr>
-        <w:t xml:space="preserve">Empresarial → Configurações</w:t>
-      </w:r>
-      <w:r>
-        <w:rPr>
-          <w:color w:val="23293D"/>
-          <w:sz w:val="21"/>
-          <w:szCs w:val="21"/>
-        </w:rPr>
-        <w:t xml:space="preserve">. Cinco abas:</w:t>
       </w:r>
     </w:p>
     <w:p>
@@ -12491,21 +12695,11 @@
       </w:pPr>
       <w:r>
         <w:rPr>
-          <w:b/>
-          <w:bCs/>
-          <w:color w:val="23293D"/>
-          <w:sz w:val="21"/>
-          <w:szCs w:val="21"/>
-        </w:rPr>
-        <w:t xml:space="preserve">Preços de adesão</w:t>
-      </w:r>
-      <w:r>
-        <w:rPr>
-          <w:color w:val="23293D"/>
-          <w:sz w:val="21"/>
-          <w:szCs w:val="21"/>
-        </w:rPr>
-        <w:t xml:space="preserve"> — os padrões da rede (titular, dependente).</w:t>
+          <w:color w:val="23293D"/>
+          <w:sz w:val="21"/>
+          <w:szCs w:val="21"/>
+        </w:rPr>
+        <w:t xml:space="preserve">Crie a opção e lance o procedimento.</w:t>
       </w:r>
     </w:p>
     <w:p>
@@ -12519,21 +12713,29 @@
       </w:pPr>
       <w:r>
         <w:rPr>
-          <w:b/>
-          <w:bCs/>
-          <w:color w:val="23293D"/>
-          <w:sz w:val="21"/>
-          <w:szCs w:val="21"/>
-        </w:rPr>
-        <w:t xml:space="preserve">Split de pagamento</w:t>
-      </w:r>
-      <w:r>
-        <w:rPr>
-          <w:color w:val="23293D"/>
-          <w:sz w:val="21"/>
-          <w:szCs w:val="21"/>
-        </w:rPr>
-        <w:t xml:space="preserve"> — a divisão Risarte/RisLife.</w:t>
+          <w:color w:val="23293D"/>
+          <w:sz w:val="21"/>
+          <w:szCs w:val="21"/>
+        </w:rPr>
+        <w:t xml:space="preserve">O banner </w:t>
+      </w:r>
+      <w:r>
+        <w:rPr>
+          <w:b/>
+          <w:bCs/>
+          <w:color w:val="23293D"/>
+          <w:sz w:val="21"/>
+          <w:szCs w:val="21"/>
+        </w:rPr>
+        <w:t xml:space="preserve">★ Risarte Empresarial</w:t>
+      </w:r>
+      <w:r>
+        <w:rPr>
+          <w:color w:val="23293D"/>
+          <w:sz w:val="21"/>
+          <w:szCs w:val="21"/>
+        </w:rPr>
+        <w:t xml:space="preserve"> aparece no alto.</w:t>
       </w:r>
     </w:p>
     <w:p>
@@ -12547,49 +12749,116 @@
       </w:pPr>
       <w:r>
         <w:rPr>
-          <w:b/>
-          <w:bCs/>
-          <w:color w:val="23293D"/>
-          <w:sz w:val="21"/>
-          <w:szCs w:val="21"/>
-        </w:rPr>
-        <w:t xml:space="preserve">Benefícios</w:t>
-      </w:r>
-      <w:r>
-        <w:rPr>
-          <w:color w:val="23293D"/>
-          <w:sz w:val="21"/>
-          <w:szCs w:val="21"/>
-        </w:rPr>
-        <w:t xml:space="preserve"> — os benefícios </w:t>
-      </w:r>
-      <w:r>
-        <w:rPr>
-          <w:b/>
-          <w:bCs/>
-          <w:color w:val="23293D"/>
-          <w:sz w:val="21"/>
-          <w:szCs w:val="21"/>
-        </w:rPr>
-        <w:t xml:space="preserve">padrão da rede</w:t>
-      </w:r>
-      <w:r>
-        <w:rPr>
-          <w:color w:val="23293D"/>
-          <w:sz w:val="21"/>
-          <w:szCs w:val="21"/>
-        </w:rPr>
-        <w:t xml:space="preserve">, que chegam nas propostas novas. Tem a coluna </w:t>
-      </w:r>
-      <w:r>
-        <w:rPr>
-          <w:b/>
-          <w:bCs/>
-          <w:color w:val="23293D"/>
-          <w:sz w:val="21"/>
-          <w:szCs w:val="21"/>
-        </w:rPr>
-        <w:t xml:space="preserve">Margem (rede)</w:t>
+          <w:color w:val="23293D"/>
+          <w:sz w:val="21"/>
+          <w:szCs w:val="21"/>
+        </w:rPr>
+        <w:t xml:space="preserve">Na opção, a linha </w:t>
+      </w:r>
+      <w:r>
+        <w:rPr>
+          <w:b/>
+          <w:bCs/>
+          <w:color w:val="23293D"/>
+          <w:sz w:val="21"/>
+          <w:szCs w:val="21"/>
+        </w:rPr>
+        <w:t xml:space="preserve">"Com Risarte Empresarial: R$ … · economia R$ …"</w:t>
+      </w:r>
+      <w:r>
+        <w:rPr>
+          <w:color w:val="23293D"/>
+          <w:sz w:val="21"/>
+          <w:szCs w:val="21"/>
+        </w:rPr>
+        <w:t xml:space="preserve"> mostra o valor cheio e o com programa.</w:t>
+      </w:r>
+    </w:p>
+    <w:p>
+      <w:pPr>
+        <w:spacing w:after="140" w:line="280"/>
+      </w:pPr>
+      <w:r>
+        <w:rPr>
+          <w:b/>
+          <w:bCs/>
+          <w:color w:val="23293D"/>
+          <w:sz w:val="21"/>
+          <w:szCs w:val="21"/>
+        </w:rPr>
+        <w:t xml:space="preserve">O motor decide</w:t>
+      </w:r>
+      <w:r>
+        <w:rPr>
+          <w:color w:val="23293D"/>
+          <w:sz w:val="21"/>
+          <w:szCs w:val="21"/>
+        </w:rPr>
+        <w:t xml:space="preserve"> olhando, para cada procedimento: se há benefício, se vale para aquela pessoa (titular ou dependente), se a </w:t>
+      </w:r>
+      <w:r>
+        <w:rPr>
+          <w:b/>
+          <w:bCs/>
+          <w:color w:val="23293D"/>
+          <w:sz w:val="21"/>
+          <w:szCs w:val="21"/>
+        </w:rPr>
+        <w:t xml:space="preserve">carência</w:t>
+      </w:r>
+      <w:r>
+        <w:rPr>
+          <w:color w:val="23293D"/>
+          <w:sz w:val="21"/>
+          <w:szCs w:val="21"/>
+        </w:rPr>
+        <w:t xml:space="preserve"> já passou, se a </w:t>
+      </w:r>
+      <w:r>
+        <w:rPr>
+          <w:b/>
+          <w:bCs/>
+          <w:color w:val="23293D"/>
+          <w:sz w:val="21"/>
+          <w:szCs w:val="21"/>
+        </w:rPr>
+        <w:t xml:space="preserve">frequência</w:t>
+      </w:r>
+      <w:r>
+        <w:rPr>
+          <w:color w:val="23293D"/>
+          <w:sz w:val="21"/>
+          <w:szCs w:val="21"/>
+        </w:rPr>
+        <w:t xml:space="preserve"> permite (quantas vezes a cada quantos meses), se a </w:t>
+      </w:r>
+      <w:r>
+        <w:rPr>
+          <w:b/>
+          <w:bCs/>
+          <w:color w:val="23293D"/>
+          <w:sz w:val="21"/>
+          <w:szCs w:val="21"/>
+        </w:rPr>
+        <w:t xml:space="preserve">unidade</w:t>
+      </w:r>
+      <w:r>
+        <w:rPr>
+          <w:color w:val="23293D"/>
+          <w:sz w:val="21"/>
+          <w:szCs w:val="21"/>
+        </w:rPr>
+        <w:t xml:space="preserve"> está na parceria e se a empresa está </w:t>
+      </w:r>
+      <w:r>
+        <w:rPr>
+          <w:b/>
+          <w:bCs/>
+          <w:color w:val="23293D"/>
+          <w:sz w:val="21"/>
+          <w:szCs w:val="21"/>
+        </w:rPr>
+        <w:t xml:space="preserve">ativa</w:t>
       </w:r>
       <w:r>
         <w:rPr>
@@ -12602,87 +12871,125 @@
     </w:p>
     <w:p>
       <w:pPr>
-        <w:pStyle w:val="ListParagraph"/>
-        <w:numPr>
-          <w:ilvl w:val="0"/>
-          <w:numId w:val="20"/>
-        </w:numPr>
-        <w:spacing w:after="80" w:line="270"/>
-      </w:pPr>
-      <w:r>
-        <w:rPr>
-          <w:b/>
-          <w:bCs/>
-          <w:color w:val="23293D"/>
-          <w:sz w:val="21"/>
-          <w:szCs w:val="21"/>
-        </w:rPr>
-        <w:t xml:space="preserve">Proposta comercial</w:t>
-      </w:r>
-      <w:r>
-        <w:rPr>
-          <w:color w:val="23293D"/>
-          <w:sz w:val="21"/>
-          <w:szCs w:val="21"/>
-        </w:rPr>
-        <w:t xml:space="preserve"> — validade padrão e os </w:t>
-      </w:r>
-      <w:r>
-        <w:rPr>
-          <w:b/>
-          <w:bCs/>
-          <w:color w:val="23293D"/>
-          <w:sz w:val="21"/>
-          <w:szCs w:val="21"/>
-        </w:rPr>
-        <w:t xml:space="preserve">blocos de texto</w:t>
-      </w:r>
-      <w:r>
-        <w:rPr>
-          <w:color w:val="23293D"/>
-          <w:sz w:val="21"/>
-          <w:szCs w:val="21"/>
-        </w:rPr>
-        <w:t xml:space="preserve"> que saem em toda proposta sem texto próprio.</w:t>
-      </w:r>
-    </w:p>
-    <w:p>
-      <w:pPr>
-        <w:pStyle w:val="ListParagraph"/>
-        <w:numPr>
-          <w:ilvl w:val="0"/>
-          <w:numId w:val="20"/>
-        </w:numPr>
-        <w:spacing w:after="80" w:line="270"/>
-      </w:pPr>
-      <w:r>
-        <w:rPr>
-          <w:b/>
-          <w:bCs/>
-          <w:color w:val="23293D"/>
-          <w:sz w:val="21"/>
-          <w:szCs w:val="21"/>
-        </w:rPr>
-        <w:t xml:space="preserve">Grupos de benefícios</w:t>
-      </w:r>
-      <w:r>
-        <w:rPr>
-          <w:color w:val="23293D"/>
-          <w:sz w:val="21"/>
-          <w:szCs w:val="21"/>
-        </w:rPr>
-        <w:t xml:space="preserve"> — criar, editar e desligar grupos.</w:t>
-      </w:r>
-    </w:p>
-    <w:p>
-      <w:pPr>
-        <w:pStyle w:val="Heading2"/>
+        <w:spacing w:after="140" w:line="280"/>
+      </w:pPr>
+      <w:r>
+        <w:rPr>
+          <w:b/>
+          <w:bCs/>
+          <w:color w:val="23293D"/>
+          <w:sz w:val="21"/>
+          <w:szCs w:val="21"/>
+        </w:rPr>
+        <w:t xml:space="preserve">A frequência é contada pelo uso de verdade:</w:t>
+      </w:r>
+      <w:r>
+        <w:rPr>
+          <w:color w:val="23293D"/>
+          <w:sz w:val="21"/>
+          <w:szCs w:val="21"/>
+        </w:rPr>
+        <w:t xml:space="preserve"> depois de </w:t>
+      </w:r>
+      <w:r>
+        <w:rPr>
+          <w:b/>
+          <w:bCs/>
+          <w:color w:val="23293D"/>
+          <w:sz w:val="21"/>
+          <w:szCs w:val="21"/>
+        </w:rPr>
+        <w:t xml:space="preserve">concluir</w:t>
+      </w:r>
+      <w:r>
+        <w:rPr>
+          <w:color w:val="23293D"/>
+          <w:sz w:val="21"/>
+          <w:szCs w:val="21"/>
+        </w:rPr>
+        <w:t xml:space="preserve"> o atendimento daquele procedimento, ele passa a contar como usado. Ao orçar de novo antes do prazo, o painel do cliente mostra </w:t>
+      </w:r>
+      <w:r>
+        <w:rPr>
+          <w:b/>
+          <w:bCs/>
+          <w:color w:val="23293D"/>
+          <w:sz w:val="21"/>
+          <w:szCs w:val="21"/>
+        </w:rPr>
+        <w:t xml:space="preserve">"aguardando liberação"</w:t>
+      </w:r>
+      <w:r>
+        <w:rPr>
+          <w:color w:val="23293D"/>
+          <w:sz w:val="21"/>
+          <w:szCs w:val="21"/>
+        </w:rPr>
+        <w:t xml:space="preserve"> com a data.</w:t>
+      </w:r>
+    </w:p>
+    <w:p>
+      <w:pPr>
+        <w:spacing w:after="140" w:line="280"/>
+      </w:pPr>
+      <w:r>
+        <w:rPr>
+          <w:b/>
+          <w:bCs/>
+          <w:color w:val="23293D"/>
+          <w:sz w:val="21"/>
+          <w:szCs w:val="21"/>
+        </w:rPr>
+        <w:t xml:space="preserve">O painel do cliente</w:t>
+      </w:r>
+      <w:r>
+        <w:rPr>
+          <w:color w:val="23293D"/>
+          <w:sz w:val="21"/>
+          <w:szCs w:val="21"/>
+        </w:rPr>
+        <w:t xml:space="preserve"> (card </w:t>
+      </w:r>
+      <w:r>
+        <w:rPr>
+          <w:b/>
+          <w:bCs/>
+          <w:color w:val="23293D"/>
+          <w:sz w:val="21"/>
+          <w:szCs w:val="21"/>
+        </w:rPr>
+        <w:t xml:space="preserve">★ Programa Empresarial</w:t>
+      </w:r>
+      <w:r>
+        <w:rPr>
+          <w:color w:val="23293D"/>
+          <w:sz w:val="21"/>
+          <w:szCs w:val="21"/>
+        </w:rPr>
+        <w:t xml:space="preserve"> na ficha) mostra economia acumulada, benefícios usados, disponíveis agora e histórico.</w:t>
+      </w:r>
+    </w:p>
+    <w:p>
+      <w:pPr>
+        <w:spacing w:after="60" w:line="120"/>
+      </w:pPr>
+      <w:r>
+        <w:rPr>
+          <w:sz w:val="2"/>
+          <w:szCs w:val="2"/>
+        </w:rPr>
+        <w:t xml:space="preserve"/>
+      </w:r>
+    </w:p>
+    <w:p>
+      <w:pPr>
+        <w:pStyle w:val="Heading1"/>
       </w:pPr>
       <w:r>
         <w:rPr>
           <w:color w:val="1F3253"/>
         </w:rPr>
-        <w:t xml:space="preserve">A coluna Margem</w:t>
+        <w:t xml:space="preserve">14. Riso+ Social</w:t>
       </w:r>
     </w:p>
     <w:p>
@@ -12695,7 +13002,192 @@
           <w:sz w:val="21"/>
           <w:szCs w:val="21"/>
         </w:rPr>
-        <w:t xml:space="preserve">Mostra quanto sobra em cada procedimento depois do benefício, usando preço e repasse cadastrados.</w:t>
+        <w:t xml:space="preserve">Aba </w:t>
+      </w:r>
+      <w:r>
+        <w:rPr>
+          <w:b/>
+          <w:bCs/>
+          <w:color w:val="23293D"/>
+          <w:sz w:val="21"/>
+          <w:szCs w:val="21"/>
+        </w:rPr>
+        <w:t xml:space="preserve">Riso+ Social</w:t>
+      </w:r>
+      <w:r>
+        <w:rPr>
+          <w:color w:val="23293D"/>
+          <w:sz w:val="21"/>
+          <w:szCs w:val="21"/>
+        </w:rPr>
+        <w:t xml:space="preserve"> da empresa. Nos modelos </w:t>
+      </w:r>
+      <w:r>
+        <w:rPr>
+          <w:b/>
+          <w:bCs/>
+          <w:color w:val="23293D"/>
+          <w:sz w:val="21"/>
+          <w:szCs w:val="21"/>
+        </w:rPr>
+        <w:t xml:space="preserve">integral</w:t>
+      </w:r>
+      <w:r>
+        <w:rPr>
+          <w:color w:val="23293D"/>
+          <w:sz w:val="21"/>
+          <w:szCs w:val="21"/>
+        </w:rPr>
+        <w:t xml:space="preserve"> e </w:t>
+      </w:r>
+      <w:r>
+        <w:rPr>
+          <w:b/>
+          <w:bCs/>
+          <w:color w:val="23293D"/>
+          <w:sz w:val="21"/>
+          <w:szCs w:val="21"/>
+        </w:rPr>
+        <w:t xml:space="preserve">parcial</w:t>
+      </w:r>
+      <w:r>
+        <w:rPr>
+          <w:color w:val="23293D"/>
+          <w:sz w:val="21"/>
+          <w:szCs w:val="21"/>
+        </w:rPr>
+        <w:t xml:space="preserve">, escolha um gatilho e </w:t>
+      </w:r>
+      <w:r>
+        <w:rPr>
+          <w:b/>
+          <w:bCs/>
+          <w:color w:val="23293D"/>
+          <w:sz w:val="21"/>
+          <w:szCs w:val="21"/>
+        </w:rPr>
+        <w:t xml:space="preserve">Gerar ficha social</w:t>
+      </w:r>
+      <w:r>
+        <w:rPr>
+          <w:color w:val="23293D"/>
+          <w:sz w:val="21"/>
+          <w:szCs w:val="21"/>
+        </w:rPr>
+        <w:t xml:space="preserve">; depois </w:t>
+      </w:r>
+      <w:r>
+        <w:rPr>
+          <w:b/>
+          <w:bCs/>
+          <w:color w:val="23293D"/>
+          <w:sz w:val="21"/>
+          <w:szCs w:val="21"/>
+        </w:rPr>
+        <w:t xml:space="preserve">Atribuir</w:t>
+      </w:r>
+      <w:r>
+        <w:rPr>
+          <w:color w:val="23293D"/>
+          <w:sz w:val="21"/>
+          <w:szCs w:val="21"/>
+        </w:rPr>
+        <w:t xml:space="preserve"> um beneficiário e </w:t>
+      </w:r>
+      <w:r>
+        <w:rPr>
+          <w:b/>
+          <w:bCs/>
+          <w:color w:val="23293D"/>
+          <w:sz w:val="21"/>
+          <w:szCs w:val="21"/>
+        </w:rPr>
+        <w:t xml:space="preserve">Marcar utilizada</w:t>
+      </w:r>
+      <w:r>
+        <w:rPr>
+          <w:color w:val="23293D"/>
+          <w:sz w:val="21"/>
+          <w:szCs w:val="21"/>
+        </w:rPr>
+        <w:t xml:space="preserve">.</w:t>
+      </w:r>
+    </w:p>
+    <w:p>
+      <w:pPr>
+        <w:spacing w:after="140" w:line="280"/>
+      </w:pPr>
+      <w:r>
+        <w:rPr>
+          <w:color w:val="23293D"/>
+          <w:sz w:val="21"/>
+          <w:szCs w:val="21"/>
+        </w:rPr>
+        <w:t xml:space="preserve">No modelo </w:t>
+      </w:r>
+      <w:r>
+        <w:rPr>
+          <w:b/>
+          <w:bCs/>
+          <w:color w:val="23293D"/>
+          <w:sz w:val="21"/>
+          <w:szCs w:val="21"/>
+        </w:rPr>
+        <w:t xml:space="preserve">Titular paga</w:t>
+      </w:r>
+      <w:r>
+        <w:rPr>
+          <w:color w:val="23293D"/>
+          <w:sz w:val="21"/>
+          <w:szCs w:val="21"/>
+        </w:rPr>
+        <w:t xml:space="preserve">, o botão explica que a empresa não participa — e isso é regra, não defeito: não há parcela da empresa de onde tirar a ficha.</w:t>
+      </w:r>
+    </w:p>
+    <w:p>
+      <w:pPr>
+        <w:spacing w:after="60" w:line="120"/>
+      </w:pPr>
+      <w:r>
+        <w:rPr>
+          <w:sz w:val="2"/>
+          <w:szCs w:val="2"/>
+        </w:rPr>
+        <w:t xml:space="preserve"/>
+      </w:r>
+    </w:p>
+    <w:p>
+      <w:pPr>
+        <w:pStyle w:val="Heading1"/>
+      </w:pPr>
+      <w:r>
+        <w:rPr>
+          <w:color w:val="1F3253"/>
+        </w:rPr>
+        <w:t xml:space="preserve">15. Configurações da rede</w:t>
+      </w:r>
+    </w:p>
+    <w:p>
+      <w:pPr>
+        <w:spacing w:after="140" w:line="280"/>
+      </w:pPr>
+      <w:r>
+        <w:rPr>
+          <w:b/>
+          <w:bCs/>
+          <w:color w:val="23293D"/>
+          <w:sz w:val="21"/>
+          <w:szCs w:val="21"/>
+        </w:rPr>
+        <w:t xml:space="preserve">Empresarial → Configurações</w:t>
+      </w:r>
+      <w:r>
+        <w:rPr>
+          <w:color w:val="23293D"/>
+          <w:sz w:val="21"/>
+          <w:szCs w:val="21"/>
+        </w:rPr>
+        <w:t xml:space="preserve">. Cinco abas:</w:t>
       </w:r>
     </w:p>
     <w:p>
@@ -12709,29 +13201,21 @@
       </w:pPr>
       <w:r>
         <w:rPr>
-          <w:color w:val="23293D"/>
-          <w:sz w:val="21"/>
-          <w:szCs w:val="21"/>
-        </w:rPr>
-        <w:t xml:space="preserve">Com desconto, mostra a margem que sobra </w:t>
-      </w:r>
-      <w:r>
-        <w:rPr>
-          <w:b/>
-          <w:bCs/>
-          <w:color w:val="23293D"/>
-          <w:sz w:val="21"/>
-          <w:szCs w:val="21"/>
-        </w:rPr>
-        <w:t xml:space="preserve">e</w:t>
-      </w:r>
-      <w:r>
-        <w:rPr>
-          <w:color w:val="23293D"/>
-          <w:sz w:val="21"/>
-          <w:szCs w:val="21"/>
-        </w:rPr>
-        <w:t xml:space="preserve"> quanto o benefício custou.</w:t>
+          <w:b/>
+          <w:bCs/>
+          <w:color w:val="23293D"/>
+          <w:sz w:val="21"/>
+          <w:szCs w:val="21"/>
+        </w:rPr>
+        <w:t xml:space="preserve">Preços de adesão</w:t>
+      </w:r>
+      <w:r>
+        <w:rPr>
+          <w:color w:val="23293D"/>
+          <w:sz w:val="21"/>
+          <w:szCs w:val="21"/>
+        </w:rPr>
+        <w:t xml:space="preserve"> — os padrões da rede (titular, dependente).</w:t>
       </w:r>
     </w:p>
     <w:p>
@@ -12745,47 +13229,21 @@
       </w:pPr>
       <w:r>
         <w:rPr>
-          <w:color w:val="23293D"/>
-          <w:sz w:val="21"/>
-          <w:szCs w:val="21"/>
-        </w:rPr>
-        <w:t xml:space="preserve">Em </w:t>
-      </w:r>
-      <w:r>
-        <w:rPr>
-          <w:b/>
-          <w:bCs/>
-          <w:color w:val="23293D"/>
-          <w:sz w:val="21"/>
-          <w:szCs w:val="21"/>
-        </w:rPr>
-        <w:t xml:space="preserve">Sem custo</w:t>
-      </w:r>
-      <w:r>
-        <w:rPr>
-          <w:color w:val="23293D"/>
-          <w:sz w:val="21"/>
-          <w:szCs w:val="21"/>
-        </w:rPr>
-        <w:t xml:space="preserve">, a margem fica </w:t>
-      </w:r>
-      <w:r>
-        <w:rPr>
-          <w:b/>
-          <w:bCs/>
-          <w:color w:val="23293D"/>
-          <w:sz w:val="21"/>
-          <w:szCs w:val="21"/>
-        </w:rPr>
-        <w:t xml:space="preserve">negativa</w:t>
-      </w:r>
-      <w:r>
-        <w:rPr>
-          <w:color w:val="23293D"/>
-          <w:sz w:val="21"/>
-          <w:szCs w:val="21"/>
-        </w:rPr>
-        <w:t xml:space="preserve"> e a tela diz que o procedimento fica no prejuízo — porque o repasse e o material continuam sendo pagos.</w:t>
+          <w:b/>
+          <w:bCs/>
+          <w:color w:val="23293D"/>
+          <w:sz w:val="21"/>
+          <w:szCs w:val="21"/>
+        </w:rPr>
+        <w:t xml:space="preserve">Split de pagamento</w:t>
+      </w:r>
+      <w:r>
+        <w:rPr>
+          <w:color w:val="23293D"/>
+          <w:sz w:val="21"/>
+          <w:szCs w:val="21"/>
+        </w:rPr>
+        <w:t xml:space="preserve"> — a divisão Risarte/RisLife.</w:t>
       </w:r>
     </w:p>
     <w:p>
@@ -12794,6 +13252,258 @@
         <w:numPr>
           <w:ilvl w:val="0"/>
           <w:numId w:val="21"/>
+        </w:numPr>
+        <w:spacing w:after="80" w:line="270"/>
+      </w:pPr>
+      <w:r>
+        <w:rPr>
+          <w:b/>
+          <w:bCs/>
+          <w:color w:val="23293D"/>
+          <w:sz w:val="21"/>
+          <w:szCs w:val="21"/>
+        </w:rPr>
+        <w:t xml:space="preserve">Benefícios</w:t>
+      </w:r>
+      <w:r>
+        <w:rPr>
+          <w:color w:val="23293D"/>
+          <w:sz w:val="21"/>
+          <w:szCs w:val="21"/>
+        </w:rPr>
+        <w:t xml:space="preserve"> — os benefícios </w:t>
+      </w:r>
+      <w:r>
+        <w:rPr>
+          <w:b/>
+          <w:bCs/>
+          <w:color w:val="23293D"/>
+          <w:sz w:val="21"/>
+          <w:szCs w:val="21"/>
+        </w:rPr>
+        <w:t xml:space="preserve">padrão da rede</w:t>
+      </w:r>
+      <w:r>
+        <w:rPr>
+          <w:color w:val="23293D"/>
+          <w:sz w:val="21"/>
+          <w:szCs w:val="21"/>
+        </w:rPr>
+        <w:t xml:space="preserve">, que chegam nas propostas novas. Tem a coluna </w:t>
+      </w:r>
+      <w:r>
+        <w:rPr>
+          <w:b/>
+          <w:bCs/>
+          <w:color w:val="23293D"/>
+          <w:sz w:val="21"/>
+          <w:szCs w:val="21"/>
+        </w:rPr>
+        <w:t xml:space="preserve">Margem (rede)</w:t>
+      </w:r>
+      <w:r>
+        <w:rPr>
+          <w:color w:val="23293D"/>
+          <w:sz w:val="21"/>
+          <w:szCs w:val="21"/>
+        </w:rPr>
+        <w:t xml:space="preserve">.</w:t>
+      </w:r>
+    </w:p>
+    <w:p>
+      <w:pPr>
+        <w:pStyle w:val="ListParagraph"/>
+        <w:numPr>
+          <w:ilvl w:val="0"/>
+          <w:numId w:val="21"/>
+        </w:numPr>
+        <w:spacing w:after="80" w:line="270"/>
+      </w:pPr>
+      <w:r>
+        <w:rPr>
+          <w:b/>
+          <w:bCs/>
+          <w:color w:val="23293D"/>
+          <w:sz w:val="21"/>
+          <w:szCs w:val="21"/>
+        </w:rPr>
+        <w:t xml:space="preserve">Proposta comercial</w:t>
+      </w:r>
+      <w:r>
+        <w:rPr>
+          <w:color w:val="23293D"/>
+          <w:sz w:val="21"/>
+          <w:szCs w:val="21"/>
+        </w:rPr>
+        <w:t xml:space="preserve"> — validade padrão e os </w:t>
+      </w:r>
+      <w:r>
+        <w:rPr>
+          <w:b/>
+          <w:bCs/>
+          <w:color w:val="23293D"/>
+          <w:sz w:val="21"/>
+          <w:szCs w:val="21"/>
+        </w:rPr>
+        <w:t xml:space="preserve">blocos de texto</w:t>
+      </w:r>
+      <w:r>
+        <w:rPr>
+          <w:color w:val="23293D"/>
+          <w:sz w:val="21"/>
+          <w:szCs w:val="21"/>
+        </w:rPr>
+        <w:t xml:space="preserve"> que saem em toda proposta sem texto próprio.</w:t>
+      </w:r>
+    </w:p>
+    <w:p>
+      <w:pPr>
+        <w:pStyle w:val="ListParagraph"/>
+        <w:numPr>
+          <w:ilvl w:val="0"/>
+          <w:numId w:val="21"/>
+        </w:numPr>
+        <w:spacing w:after="80" w:line="270"/>
+      </w:pPr>
+      <w:r>
+        <w:rPr>
+          <w:b/>
+          <w:bCs/>
+          <w:color w:val="23293D"/>
+          <w:sz w:val="21"/>
+          <w:szCs w:val="21"/>
+        </w:rPr>
+        <w:t xml:space="preserve">Grupos de benefícios</w:t>
+      </w:r>
+      <w:r>
+        <w:rPr>
+          <w:color w:val="23293D"/>
+          <w:sz w:val="21"/>
+          <w:szCs w:val="21"/>
+        </w:rPr>
+        <w:t xml:space="preserve"> — criar, editar e desligar grupos.</w:t>
+      </w:r>
+    </w:p>
+    <w:p>
+      <w:pPr>
+        <w:pStyle w:val="Heading2"/>
+      </w:pPr>
+      <w:r>
+        <w:rPr>
+          <w:color w:val="1F3253"/>
+        </w:rPr>
+        <w:t xml:space="preserve">A coluna Margem</w:t>
+      </w:r>
+    </w:p>
+    <w:p>
+      <w:pPr>
+        <w:spacing w:after="140" w:line="280"/>
+      </w:pPr>
+      <w:r>
+        <w:rPr>
+          <w:color w:val="23293D"/>
+          <w:sz w:val="21"/>
+          <w:szCs w:val="21"/>
+        </w:rPr>
+        <w:t xml:space="preserve">Mostra quanto sobra em cada procedimento depois do benefício, usando preço e repasse cadastrados.</w:t>
+      </w:r>
+    </w:p>
+    <w:p>
+      <w:pPr>
+        <w:pStyle w:val="ListParagraph"/>
+        <w:numPr>
+          <w:ilvl w:val="0"/>
+          <w:numId w:val="22"/>
+        </w:numPr>
+        <w:spacing w:after="80" w:line="270"/>
+      </w:pPr>
+      <w:r>
+        <w:rPr>
+          <w:color w:val="23293D"/>
+          <w:sz w:val="21"/>
+          <w:szCs w:val="21"/>
+        </w:rPr>
+        <w:t xml:space="preserve">Com desconto, mostra a margem que sobra </w:t>
+      </w:r>
+      <w:r>
+        <w:rPr>
+          <w:b/>
+          <w:bCs/>
+          <w:color w:val="23293D"/>
+          <w:sz w:val="21"/>
+          <w:szCs w:val="21"/>
+        </w:rPr>
+        <w:t xml:space="preserve">e</w:t>
+      </w:r>
+      <w:r>
+        <w:rPr>
+          <w:color w:val="23293D"/>
+          <w:sz w:val="21"/>
+          <w:szCs w:val="21"/>
+        </w:rPr>
+        <w:t xml:space="preserve"> quanto o benefício custou.</w:t>
+      </w:r>
+    </w:p>
+    <w:p>
+      <w:pPr>
+        <w:pStyle w:val="ListParagraph"/>
+        <w:numPr>
+          <w:ilvl w:val="0"/>
+          <w:numId w:val="22"/>
+        </w:numPr>
+        <w:spacing w:after="80" w:line="270"/>
+      </w:pPr>
+      <w:r>
+        <w:rPr>
+          <w:color w:val="23293D"/>
+          <w:sz w:val="21"/>
+          <w:szCs w:val="21"/>
+        </w:rPr>
+        <w:t xml:space="preserve">Em </w:t>
+      </w:r>
+      <w:r>
+        <w:rPr>
+          <w:b/>
+          <w:bCs/>
+          <w:color w:val="23293D"/>
+          <w:sz w:val="21"/>
+          <w:szCs w:val="21"/>
+        </w:rPr>
+        <w:t xml:space="preserve">Sem custo</w:t>
+      </w:r>
+      <w:r>
+        <w:rPr>
+          <w:color w:val="23293D"/>
+          <w:sz w:val="21"/>
+          <w:szCs w:val="21"/>
+        </w:rPr>
+        <w:t xml:space="preserve">, a margem fica </w:t>
+      </w:r>
+      <w:r>
+        <w:rPr>
+          <w:b/>
+          <w:bCs/>
+          <w:color w:val="23293D"/>
+          <w:sz w:val="21"/>
+          <w:szCs w:val="21"/>
+        </w:rPr>
+        <w:t xml:space="preserve">negativa</w:t>
+      </w:r>
+      <w:r>
+        <w:rPr>
+          <w:color w:val="23293D"/>
+          <w:sz w:val="21"/>
+          <w:szCs w:val="21"/>
+        </w:rPr>
+        <w:t xml:space="preserve"> e a tela diz que o procedimento fica no prejuízo — porque o repasse e o material continuam sendo pagos.</w:t>
+      </w:r>
+    </w:p>
+    <w:p>
+      <w:pPr>
+        <w:pStyle w:val="ListParagraph"/>
+        <w:numPr>
+          <w:ilvl w:val="0"/>
+          <w:numId w:val="22"/>
         </w:numPr>
         <w:spacing w:after="80" w:line="270"/>
       </w:pPr>
@@ -14109,7 +14819,7 @@
         <w:pStyle w:val="ListParagraph"/>
         <w:numPr>
           <w:ilvl w:val="0"/>
-          <w:numId w:val="22"/>
+          <w:numId w:val="23"/>
         </w:numPr>
         <w:spacing w:after="80" w:line="270"/>
       </w:pPr>
@@ -14148,195 +14858,6 @@
           <w:szCs w:val="21"/>
         </w:rPr>
         <w:t xml:space="preserve">. A função existe no código e não é chamada por lugar nenhum. Quando a emissão for ligada, o link entra na mesma tela.</w:t>
-      </w:r>
-    </w:p>
-    <w:p>
-      <w:pPr>
-        <w:pStyle w:val="ListParagraph"/>
-        <w:numPr>
-          <w:ilvl w:val="0"/>
-          <w:numId w:val="22"/>
-        </w:numPr>
-        <w:spacing w:after="80" w:line="270"/>
-      </w:pPr>
-      <w:r>
-        <w:rPr>
-          <w:b/>
-          <w:bCs/>
-          <w:color w:val="23293D"/>
-          <w:sz w:val="21"/>
-          <w:szCs w:val="21"/>
-        </w:rPr>
-        <w:t xml:space="preserve">Assinatura pela ZapSign</w:t>
-      </w:r>
-      <w:r>
-        <w:rPr>
-          <w:color w:val="23293D"/>
-          <w:sz w:val="21"/>
-          <w:szCs w:val="21"/>
-        </w:rPr>
-        <w:t xml:space="preserve"> funciona por </w:t>
-      </w:r>
-      <w:r>
-        <w:rPr>
-          <w:b/>
-          <w:bCs/>
-          <w:color w:val="23293D"/>
-          <w:sz w:val="21"/>
-          <w:szCs w:val="21"/>
-        </w:rPr>
-        <w:t xml:space="preserve">Enviar</w:t>
-      </w:r>
-      <w:r>
-        <w:rPr>
-          <w:color w:val="23293D"/>
-          <w:sz w:val="21"/>
-          <w:szCs w:val="21"/>
-        </w:rPr>
-        <w:t xml:space="preserve"> → </w:t>
-      </w:r>
-      <w:r>
-        <w:rPr>
-          <w:b/>
-          <w:bCs/>
-          <w:color w:val="23293D"/>
-          <w:sz w:val="21"/>
-          <w:szCs w:val="21"/>
-        </w:rPr>
-        <w:t xml:space="preserve">Marcar assinado</w:t>
-      </w:r>
-      <w:r>
-        <w:rPr>
-          <w:color w:val="23293D"/>
-          <w:sz w:val="21"/>
-          <w:szCs w:val="21"/>
-        </w:rPr>
-        <w:t xml:space="preserve"> (simulação) enquanto as chaves não estiverem cadastradas.</w:t>
-      </w:r>
-    </w:p>
-    <w:p>
-      <w:pPr>
-        <w:pStyle w:val="ListParagraph"/>
-        <w:numPr>
-          <w:ilvl w:val="0"/>
-          <w:numId w:val="22"/>
-        </w:numPr>
-        <w:spacing w:after="80" w:line="270"/>
-      </w:pPr>
-      <w:r>
-        <w:rPr>
-          <w:b/>
-          <w:bCs/>
-          <w:color w:val="23293D"/>
-          <w:sz w:val="21"/>
-          <w:szCs w:val="21"/>
-        </w:rPr>
-        <w:t xml:space="preserve">Proposta no Gamma</w:t>
-      </w:r>
-      <w:r>
-        <w:rPr>
-          <w:color w:val="23293D"/>
-          <w:sz w:val="21"/>
-          <w:szCs w:val="21"/>
-        </w:rPr>
-        <w:t xml:space="preserve"> depende de chave configurada; sem ela, o cartão explica que está desativado.</w:t>
-      </w:r>
-    </w:p>
-    <w:p>
-      <w:pPr>
-        <w:pStyle w:val="ListParagraph"/>
-        <w:numPr>
-          <w:ilvl w:val="0"/>
-          <w:numId w:val="22"/>
-        </w:numPr>
-        <w:spacing w:after="80" w:line="270"/>
-      </w:pPr>
-      <w:r>
-        <w:rPr>
-          <w:b/>
-          <w:bCs/>
-          <w:color w:val="23293D"/>
-          <w:sz w:val="21"/>
-          <w:szCs w:val="21"/>
-        </w:rPr>
-        <w:t xml:space="preserve">A implantação não tem trava no banco</w:t>
-      </w:r>
-      <w:r>
-        <w:rPr>
-          <w:color w:val="23293D"/>
-          <w:sz w:val="21"/>
-          <w:szCs w:val="21"/>
-        </w:rPr>
-        <w:t xml:space="preserve"> (a mensalidade tem, desde a 0.71.0). Duas pessoas clicando em </w:t>
-      </w:r>
-      <w:r>
-        <w:rPr>
-          <w:b/>
-          <w:bCs/>
-          <w:color w:val="23293D"/>
-          <w:sz w:val="21"/>
-          <w:szCs w:val="21"/>
-        </w:rPr>
-        <w:t xml:space="preserve">Gerar implantação</w:t>
-      </w:r>
-      <w:r>
-        <w:rPr>
-          <w:color w:val="23293D"/>
-          <w:sz w:val="21"/>
-          <w:szCs w:val="21"/>
-        </w:rPr>
-        <w:t xml:space="preserve"> no MESMO instante ainda podem gerar duas; um clique depois do outro, não — o segundo é recusado. Se acontecer, cancele uma delas.</w:t>
-      </w:r>
-    </w:p>
-    <w:p>
-      <w:pPr>
-        <w:pStyle w:val="ListParagraph"/>
-        <w:numPr>
-          <w:ilvl w:val="0"/>
-          <w:numId w:val="22"/>
-        </w:numPr>
-        <w:spacing w:after="80" w:line="270"/>
-      </w:pPr>
-      <w:r>
-        <w:rPr>
-          <w:b/>
-          <w:bCs/>
-          <w:color w:val="23293D"/>
-          <w:sz w:val="21"/>
-          <w:szCs w:val="21"/>
-        </w:rPr>
-        <w:t xml:space="preserve">Controle por lote e baixa FIFO</w:t>
-      </w:r>
-      <w:r>
-        <w:rPr>
-          <w:color w:val="23293D"/>
-          <w:sz w:val="21"/>
-          <w:szCs w:val="21"/>
-        </w:rPr>
-        <w:t xml:space="preserve"> não fazem parte deste módulo.</w:t>
-      </w:r>
-    </w:p>
-    <w:p>
-      <w:pPr>
-        <w:spacing w:after="60" w:line="120"/>
-      </w:pPr>
-      <w:r>
-        <w:rPr>
-          <w:sz w:val="2"/>
-          <w:szCs w:val="2"/>
-        </w:rPr>
-        <w:t xml:space="preserve"/>
-      </w:r>
-    </w:p>
-    <w:p>
-      <w:pPr>
-        <w:pStyle w:val="Heading1"/>
-      </w:pPr>
-      <w:r>
-        <w:rPr>
-          <w:color w:val="1F3253"/>
-        </w:rPr>
-        <w:t xml:space="preserve">19. Glossário</w:t>
       </w:r>
     </w:p>
     <w:p>
@@ -14356,15 +14877,51 @@
           <w:sz w:val="21"/>
           <w:szCs w:val="21"/>
         </w:rPr>
-        <w:t xml:space="preserve">Titular</w:t>
-      </w:r>
-      <w:r>
-        <w:rPr>
-          <w:color w:val="23293D"/>
-          <w:sz w:val="21"/>
-          <w:szCs w:val="21"/>
-        </w:rPr>
-        <w:t xml:space="preserve"> — a pessoa da empresa que entra no programa.</w:t>
+        <w:t xml:space="preserve">Assinatura pela ZapSign</w:t>
+      </w:r>
+      <w:r>
+        <w:rPr>
+          <w:color w:val="23293D"/>
+          <w:sz w:val="21"/>
+          <w:szCs w:val="21"/>
+        </w:rPr>
+        <w:t xml:space="preserve"> funciona por </w:t>
+      </w:r>
+      <w:r>
+        <w:rPr>
+          <w:b/>
+          <w:bCs/>
+          <w:color w:val="23293D"/>
+          <w:sz w:val="21"/>
+          <w:szCs w:val="21"/>
+        </w:rPr>
+        <w:t xml:space="preserve">Enviar</w:t>
+      </w:r>
+      <w:r>
+        <w:rPr>
+          <w:color w:val="23293D"/>
+          <w:sz w:val="21"/>
+          <w:szCs w:val="21"/>
+        </w:rPr>
+        <w:t xml:space="preserve"> → </w:t>
+      </w:r>
+      <w:r>
+        <w:rPr>
+          <w:b/>
+          <w:bCs/>
+          <w:color w:val="23293D"/>
+          <w:sz w:val="21"/>
+          <w:szCs w:val="21"/>
+        </w:rPr>
+        <w:t xml:space="preserve">Marcar assinado</w:t>
+      </w:r>
+      <w:r>
+        <w:rPr>
+          <w:color w:val="23293D"/>
+          <w:sz w:val="21"/>
+          <w:szCs w:val="21"/>
+        </w:rPr>
+        <w:t xml:space="preserve"> (simulação) enquanto as chaves não estiverem cadastradas.</w:t>
       </w:r>
     </w:p>
     <w:p>
@@ -14384,15 +14941,15 @@
           <w:sz w:val="21"/>
           <w:szCs w:val="21"/>
         </w:rPr>
-        <w:t xml:space="preserve">Dependente</w:t>
-      </w:r>
-      <w:r>
-        <w:rPr>
-          <w:color w:val="23293D"/>
-          <w:sz w:val="21"/>
-          <w:szCs w:val="21"/>
-        </w:rPr>
-        <w:t xml:space="preserve"> — quem entra pendurado num titular.</w:t>
+        <w:t xml:space="preserve">Proposta no Gamma</w:t>
+      </w:r>
+      <w:r>
+        <w:rPr>
+          <w:color w:val="23293D"/>
+          <w:sz w:val="21"/>
+          <w:szCs w:val="21"/>
+        </w:rPr>
+        <w:t xml:space="preserve"> depende de chave configurada; sem ela, o cartão explica que está desativado.</w:t>
       </w:r>
     </w:p>
     <w:p>
@@ -14412,15 +14969,33 @@
           <w:sz w:val="21"/>
           <w:szCs w:val="21"/>
         </w:rPr>
-        <w:t xml:space="preserve">Lead</w:t>
-      </w:r>
-      <w:r>
-        <w:rPr>
-          <w:color w:val="23293D"/>
-          <w:sz w:val="21"/>
-          <w:szCs w:val="21"/>
-        </w:rPr>
-        <w:t xml:space="preserve"> — a empresa enquanto está no funil, antes de fechar.</w:t>
+        <w:t xml:space="preserve">A implantação não tem trava no banco</w:t>
+      </w:r>
+      <w:r>
+        <w:rPr>
+          <w:color w:val="23293D"/>
+          <w:sz w:val="21"/>
+          <w:szCs w:val="21"/>
+        </w:rPr>
+        <w:t xml:space="preserve"> (a mensalidade tem, desde a 0.71.0). Duas pessoas clicando em </w:t>
+      </w:r>
+      <w:r>
+        <w:rPr>
+          <w:b/>
+          <w:bCs/>
+          <w:color w:val="23293D"/>
+          <w:sz w:val="21"/>
+          <w:szCs w:val="21"/>
+        </w:rPr>
+        <w:t xml:space="preserve">Gerar implantação</w:t>
+      </w:r>
+      <w:r>
+        <w:rPr>
+          <w:color w:val="23293D"/>
+          <w:sz w:val="21"/>
+          <w:szCs w:val="21"/>
+        </w:rPr>
+        <w:t xml:space="preserve"> no MESMO instante ainda podem gerar duas; um clique depois do outro, não — o segundo é recusado. Se acontecer, cancele uma delas.</w:t>
       </w:r>
     </w:p>
     <w:p>
@@ -14440,317 +15015,15 @@
           <w:sz w:val="21"/>
           <w:szCs w:val="21"/>
         </w:rPr>
-        <w:t xml:space="preserve">Levantamento</w:t>
-      </w:r>
-      <w:r>
-        <w:rPr>
-          <w:color w:val="23293D"/>
-          <w:sz w:val="21"/>
-          <w:szCs w:val="21"/>
-        </w:rPr>
-        <w:t xml:space="preserve"> — o que a empresa tem hoje (convênio, quanto paga, quantas pessoas).</w:t>
-      </w:r>
-    </w:p>
-    <w:p>
-      <w:pPr>
-        <w:pStyle w:val="ListParagraph"/>
-        <w:numPr>
-          <w:ilvl w:val="0"/>
-          <w:numId w:val="23"/>
-        </w:numPr>
-        <w:spacing w:after="80" w:line="270"/>
-      </w:pPr>
-      <w:r>
-        <w:rPr>
-          <w:b/>
-          <w:bCs/>
-          <w:color w:val="23293D"/>
-          <w:sz w:val="21"/>
-          <w:szCs w:val="21"/>
-        </w:rPr>
-        <w:t xml:space="preserve">Proposta</w:t>
-      </w:r>
-      <w:r>
-        <w:rPr>
-          <w:color w:val="23293D"/>
-          <w:sz w:val="21"/>
-          <w:szCs w:val="21"/>
-        </w:rPr>
-        <w:t xml:space="preserve"> — o que a Risarte oferece: preços, benefícios, prazos, unidades.</w:t>
-      </w:r>
-    </w:p>
-    <w:p>
-      <w:pPr>
-        <w:pStyle w:val="ListParagraph"/>
-        <w:numPr>
-          <w:ilvl w:val="0"/>
-          <w:numId w:val="23"/>
-        </w:numPr>
-        <w:spacing w:after="80" w:line="270"/>
-      </w:pPr>
-      <w:r>
-        <w:rPr>
-          <w:b/>
-          <w:bCs/>
-          <w:color w:val="23293D"/>
-          <w:sz w:val="21"/>
-          <w:szCs w:val="21"/>
-        </w:rPr>
-        <w:t xml:space="preserve">Faixa</w:t>
-      </w:r>
-      <w:r>
-        <w:rPr>
-          <w:color w:val="23293D"/>
-          <w:sz w:val="21"/>
-          <w:szCs w:val="21"/>
-        </w:rPr>
-        <w:t xml:space="preserve"> — preço por quantidade de titulares. Vale para todos, não só para quem passou.</w:t>
-      </w:r>
-    </w:p>
-    <w:p>
-      <w:pPr>
-        <w:pStyle w:val="ListParagraph"/>
-        <w:numPr>
-          <w:ilvl w:val="0"/>
-          <w:numId w:val="23"/>
-        </w:numPr>
-        <w:spacing w:after="80" w:line="270"/>
-      </w:pPr>
-      <w:r>
-        <w:rPr>
-          <w:b/>
-          <w:bCs/>
-          <w:color w:val="23293D"/>
-          <w:sz w:val="21"/>
-          <w:szCs w:val="21"/>
-        </w:rPr>
-        <w:t xml:space="preserve">Carência</w:t>
-      </w:r>
-      <w:r>
-        <w:rPr>
-          <w:color w:val="23293D"/>
-          <w:sz w:val="21"/>
-          <w:szCs w:val="21"/>
-        </w:rPr>
-        <w:t xml:space="preserve"> — o tempo até o benefício começar a valer.</w:t>
-      </w:r>
-    </w:p>
-    <w:p>
-      <w:pPr>
-        <w:pStyle w:val="ListParagraph"/>
-        <w:numPr>
-          <w:ilvl w:val="0"/>
-          <w:numId w:val="23"/>
-        </w:numPr>
-        <w:spacing w:after="80" w:line="270"/>
-      </w:pPr>
-      <w:r>
-        <w:rPr>
-          <w:b/>
-          <w:bCs/>
-          <w:color w:val="23293D"/>
-          <w:sz w:val="21"/>
-          <w:szCs w:val="21"/>
-        </w:rPr>
-        <w:t xml:space="preserve">Benefício</w:t>
-      </w:r>
-      <w:r>
-        <w:rPr>
-          <w:color w:val="23293D"/>
-          <w:sz w:val="21"/>
-          <w:szCs w:val="21"/>
-        </w:rPr>
-        <w:t xml:space="preserve"> — o que o programa faz naquele procedimento.</w:t>
-      </w:r>
-    </w:p>
-    <w:p>
-      <w:pPr>
-        <w:pStyle w:val="ListParagraph"/>
-        <w:numPr>
-          <w:ilvl w:val="0"/>
-          <w:numId w:val="23"/>
-        </w:numPr>
-        <w:spacing w:after="80" w:line="270"/>
-      </w:pPr>
-      <w:r>
-        <w:rPr>
-          <w:b/>
-          <w:bCs/>
-          <w:color w:val="23293D"/>
-          <w:sz w:val="21"/>
-          <w:szCs w:val="21"/>
-        </w:rPr>
-        <w:t xml:space="preserve">Grupo de benefícios</w:t>
-      </w:r>
-      <w:r>
-        <w:rPr>
-          <w:color w:val="23293D"/>
-          <w:sz w:val="21"/>
-          <w:szCs w:val="21"/>
-        </w:rPr>
-        <w:t xml:space="preserve"> — combinação pronta, reaplicável em outras propostas.</w:t>
-      </w:r>
-    </w:p>
-    <w:p>
-      <w:pPr>
-        <w:pStyle w:val="ListParagraph"/>
-        <w:numPr>
-          <w:ilvl w:val="0"/>
-          <w:numId w:val="23"/>
-        </w:numPr>
-        <w:spacing w:after="80" w:line="270"/>
-      </w:pPr>
-      <w:r>
-        <w:rPr>
-          <w:b/>
-          <w:bCs/>
-          <w:color w:val="23293D"/>
-          <w:sz w:val="21"/>
-          <w:szCs w:val="21"/>
-        </w:rPr>
-        <w:t xml:space="preserve">Implantação</w:t>
-      </w:r>
-      <w:r>
-        <w:rPr>
-          <w:color w:val="23293D"/>
-          <w:sz w:val="21"/>
-          <w:szCs w:val="21"/>
-        </w:rPr>
-        <w:t xml:space="preserve"> — o primeiro pagamento e a entrada da empresa no ar.</w:t>
-      </w:r>
-    </w:p>
-    <w:p>
-      <w:pPr>
-        <w:pStyle w:val="ListParagraph"/>
-        <w:numPr>
-          <w:ilvl w:val="0"/>
-          <w:numId w:val="23"/>
-        </w:numPr>
-        <w:spacing w:after="80" w:line="270"/>
-      </w:pPr>
-      <w:r>
-        <w:rPr>
-          <w:b/>
-          <w:bCs/>
-          <w:color w:val="23293D"/>
-          <w:sz w:val="21"/>
-          <w:szCs w:val="21"/>
-        </w:rPr>
-        <w:t xml:space="preserve">Split</w:t>
-      </w:r>
-      <w:r>
-        <w:rPr>
-          <w:color w:val="23293D"/>
-          <w:sz w:val="21"/>
-          <w:szCs w:val="21"/>
-        </w:rPr>
-        <w:t xml:space="preserve"> — a divisão do pagamento entre Risarte e RisLife.</w:t>
-      </w:r>
-    </w:p>
-    <w:p>
-      <w:pPr>
-        <w:pStyle w:val="ListParagraph"/>
-        <w:numPr>
-          <w:ilvl w:val="0"/>
-          <w:numId w:val="23"/>
-        </w:numPr>
-        <w:spacing w:after="80" w:line="270"/>
-      </w:pPr>
-      <w:r>
-        <w:rPr>
-          <w:b/>
-          <w:bCs/>
-          <w:color w:val="23293D"/>
-          <w:sz w:val="21"/>
-          <w:szCs w:val="21"/>
-        </w:rPr>
-        <w:t xml:space="preserve">Termo de inclusão (</w:t>
-      </w:r>
-      <w:r>
-        <w:rPr>
-          <w:rFonts w:ascii="Consolas" w:cs="Consolas" w:eastAsia="Consolas" w:hAnsi="Consolas"/>
-          <w:b/>
-          <w:bCs/>
-          <w:color w:val="1F3253"/>
-          <w:sz w:val="19"/>
-          <w:szCs w:val="19"/>
-          <w:shd w:fill="EFEDE6" w:color="auto" w:val="clear"/>
-        </w:rPr>
-        <w:t xml:space="preserve">TI-</w:t>
-      </w:r>
-      <w:r>
-        <w:rPr>
-          <w:b/>
-          <w:bCs/>
-          <w:color w:val="23293D"/>
-          <w:sz w:val="21"/>
-          <w:szCs w:val="21"/>
-        </w:rPr>
-        <w:t xml:space="preserve">)</w:t>
-      </w:r>
-      <w:r>
-        <w:rPr>
-          <w:color w:val="23293D"/>
-          <w:sz w:val="21"/>
-          <w:szCs w:val="21"/>
-        </w:rPr>
-        <w:t xml:space="preserve"> — documento curto que acrescenta gente ao acordo existente.</w:t>
-      </w:r>
-    </w:p>
-    <w:p>
-      <w:pPr>
-        <w:pStyle w:val="ListParagraph"/>
-        <w:numPr>
-          <w:ilvl w:val="0"/>
-          <w:numId w:val="23"/>
-        </w:numPr>
-        <w:spacing w:after="80" w:line="270"/>
-      </w:pPr>
-      <w:r>
-        <w:rPr>
-          <w:b/>
-          <w:bCs/>
-          <w:color w:val="23293D"/>
-          <w:sz w:val="21"/>
-          <w:szCs w:val="21"/>
-        </w:rPr>
-        <w:t xml:space="preserve">Override</w:t>
-      </w:r>
-      <w:r>
-        <w:rPr>
-          <w:color w:val="23293D"/>
-          <w:sz w:val="21"/>
-          <w:szCs w:val="21"/>
-        </w:rPr>
-        <w:t xml:space="preserve"> — valor próprio da empresa, que substitui o padrão da rede.</w:t>
-      </w:r>
-    </w:p>
-    <w:p>
-      <w:pPr>
-        <w:pStyle w:val="ListParagraph"/>
-        <w:numPr>
-          <w:ilvl w:val="0"/>
-          <w:numId w:val="23"/>
-        </w:numPr>
-        <w:spacing w:after="80" w:line="270"/>
-      </w:pPr>
-      <w:r>
-        <w:rPr>
-          <w:b/>
-          <w:bCs/>
-          <w:color w:val="23293D"/>
-          <w:sz w:val="21"/>
-          <w:szCs w:val="21"/>
-        </w:rPr>
-        <w:t xml:space="preserve">MRR</w:t>
-      </w:r>
-      <w:r>
-        <w:rPr>
-          <w:color w:val="23293D"/>
-          <w:sz w:val="21"/>
-          <w:szCs w:val="21"/>
-        </w:rPr>
-        <w:t xml:space="preserve"> — a mensalidade recorrente somada.</w:t>
+        <w:t xml:space="preserve">Controle por lote e baixa FIFO</w:t>
+      </w:r>
+      <w:r>
+        <w:rPr>
+          <w:color w:val="23293D"/>
+          <w:sz w:val="21"/>
+          <w:szCs w:val="21"/>
+        </w:rPr>
+        <w:t xml:space="preserve"> não fazem parte deste módulo.</w:t>
       </w:r>
     </w:p>
     <w:p>
@@ -14773,18 +15046,7 @@
         <w:rPr>
           <w:color w:val="1F3253"/>
         </w:rPr>
-        <w:t xml:space="preserve">20. Checklists</w:t>
-      </w:r>
-    </w:p>
-    <w:p>
-      <w:pPr>
-        <w:pStyle w:val="Heading2"/>
-      </w:pPr>
-      <w:r>
-        <w:rPr>
-          <w:color w:val="1F3253"/>
-        </w:rPr>
-        <w:t xml:space="preserve">Antes de mandar a proposta</w:t>
+        <w:t xml:space="preserve">19. Glossário</w:t>
       </w:r>
     </w:p>
     <w:p>
@@ -14798,11 +15060,21 @@
       </w:pPr>
       <w:r>
         <w:rPr>
-          <w:color w:val="23293D"/>
-          <w:sz w:val="21"/>
-          <w:szCs w:val="21"/>
-        </w:rPr>
-        <w:t xml:space="preserve">[ ] Levantamento preenchido (o documento depende dele)</w:t>
+          <w:b/>
+          <w:bCs/>
+          <w:color w:val="23293D"/>
+          <w:sz w:val="21"/>
+          <w:szCs w:val="21"/>
+        </w:rPr>
+        <w:t xml:space="preserve">Titular</w:t>
+      </w:r>
+      <w:r>
+        <w:rPr>
+          <w:color w:val="23293D"/>
+          <w:sz w:val="21"/>
+          <w:szCs w:val="21"/>
+        </w:rPr>
+        <w:t xml:space="preserve"> — a pessoa da empresa que entra no programa.</w:t>
       </w:r>
     </w:p>
     <w:p>
@@ -14816,11 +15088,21 @@
       </w:pPr>
       <w:r>
         <w:rPr>
-          <w:color w:val="23293D"/>
-          <w:sz w:val="21"/>
-          <w:szCs w:val="21"/>
-        </w:rPr>
-        <w:t xml:space="preserve">[ ] Preço do titular e faixas conferidos</w:t>
+          <w:b/>
+          <w:bCs/>
+          <w:color w:val="23293D"/>
+          <w:sz w:val="21"/>
+          <w:szCs w:val="21"/>
+        </w:rPr>
+        <w:t xml:space="preserve">Dependente</w:t>
+      </w:r>
+      <w:r>
+        <w:rPr>
+          <w:color w:val="23293D"/>
+          <w:sz w:val="21"/>
+          <w:szCs w:val="21"/>
+        </w:rPr>
+        <w:t xml:space="preserve"> — quem entra pendurado num titular.</w:t>
       </w:r>
     </w:p>
     <w:p>
@@ -14834,11 +15116,21 @@
       </w:pPr>
       <w:r>
         <w:rPr>
-          <w:color w:val="23293D"/>
-          <w:sz w:val="21"/>
-          <w:szCs w:val="21"/>
-        </w:rPr>
-        <w:t xml:space="preserve">[ ] Dependentes: valores definidos</w:t>
+          <w:b/>
+          <w:bCs/>
+          <w:color w:val="23293D"/>
+          <w:sz w:val="21"/>
+          <w:szCs w:val="21"/>
+        </w:rPr>
+        <w:t xml:space="preserve">Lead</w:t>
+      </w:r>
+      <w:r>
+        <w:rPr>
+          <w:color w:val="23293D"/>
+          <w:sz w:val="21"/>
+          <w:szCs w:val="21"/>
+        </w:rPr>
+        <w:t xml:space="preserve"> — a empresa enquanto está no funil, antes de fechar.</w:t>
       </w:r>
     </w:p>
     <w:p>
@@ -14852,11 +15144,21 @@
       </w:pPr>
       <w:r>
         <w:rPr>
-          <w:color w:val="23293D"/>
-          <w:sz w:val="21"/>
-          <w:szCs w:val="21"/>
-        </w:rPr>
-        <w:t xml:space="preserve">[ ] Valor fixo por empresa? Conferir o valor — é ele que a empresa paga, com qualquer número de titulares</w:t>
+          <w:b/>
+          <w:bCs/>
+          <w:color w:val="23293D"/>
+          <w:sz w:val="21"/>
+          <w:szCs w:val="21"/>
+        </w:rPr>
+        <w:t xml:space="preserve">Levantamento</w:t>
+      </w:r>
+      <w:r>
+        <w:rPr>
+          <w:color w:val="23293D"/>
+          <w:sz w:val="21"/>
+          <w:szCs w:val="21"/>
+        </w:rPr>
+        <w:t xml:space="preserve"> — o que a empresa tem hoje (convênio, quanto paga, quantas pessoas).</w:t>
       </w:r>
     </w:p>
     <w:p>
@@ -14870,29 +15172,21 @@
       </w:pPr>
       <w:r>
         <w:rPr>
-          <w:color w:val="23293D"/>
-          <w:sz w:val="21"/>
-          <w:szCs w:val="21"/>
-        </w:rPr>
-        <w:t xml:space="preserve">[ ] </w:t>
-      </w:r>
-      <w:r>
-        <w:rPr>
-          <w:b/>
-          <w:bCs/>
-          <w:color w:val="23293D"/>
-          <w:sz w:val="21"/>
-          <w:szCs w:val="21"/>
-        </w:rPr>
-        <w:t xml:space="preserve">Se passar do contratado: combinado</w:t>
-      </w:r>
-      <w:r>
-        <w:rPr>
-          <w:color w:val="23293D"/>
-          <w:sz w:val="21"/>
-          <w:szCs w:val="21"/>
-        </w:rPr>
-        <w:t xml:space="preserve"> (senão o termo nasce sem valor)</w:t>
+          <w:b/>
+          <w:bCs/>
+          <w:color w:val="23293D"/>
+          <w:sz w:val="21"/>
+          <w:szCs w:val="21"/>
+        </w:rPr>
+        <w:t xml:space="preserve">Proposta</w:t>
+      </w:r>
+      <w:r>
+        <w:rPr>
+          <w:color w:val="23293D"/>
+          <w:sz w:val="21"/>
+          <w:szCs w:val="21"/>
+        </w:rPr>
+        <w:t xml:space="preserve"> — o que a Risarte oferece: preços, benefícios, prazos, unidades.</w:t>
       </w:r>
     </w:p>
     <w:p>
@@ -14906,11 +15200,21 @@
       </w:pPr>
       <w:r>
         <w:rPr>
-          <w:color w:val="23293D"/>
-          <w:sz w:val="21"/>
-          <w:szCs w:val="21"/>
-        </w:rPr>
-        <w:t xml:space="preserve">[ ] Benefícios com "vale para quem", frequência e carência</w:t>
+          <w:b/>
+          <w:bCs/>
+          <w:color w:val="23293D"/>
+          <w:sz w:val="21"/>
+          <w:szCs w:val="21"/>
+        </w:rPr>
+        <w:t xml:space="preserve">Faixa</w:t>
+      </w:r>
+      <w:r>
+        <w:rPr>
+          <w:color w:val="23293D"/>
+          <w:sz w:val="21"/>
+          <w:szCs w:val="21"/>
+        </w:rPr>
+        <w:t xml:space="preserve"> — preço por quantidade de titulares. Vale para todos, não só para quem passou.</w:t>
       </w:r>
     </w:p>
     <w:p>
@@ -14924,11 +15228,21 @@
       </w:pPr>
       <w:r>
         <w:rPr>
-          <w:color w:val="23293D"/>
-          <w:sz w:val="21"/>
-          <w:szCs w:val="21"/>
-        </w:rPr>
-        <w:t xml:space="preserve">[ ] Unidades da parceria e restrições por benefício</w:t>
+          <w:b/>
+          <w:bCs/>
+          <w:color w:val="23293D"/>
+          <w:sz w:val="21"/>
+          <w:szCs w:val="21"/>
+        </w:rPr>
+        <w:t xml:space="preserve">Carência</w:t>
+      </w:r>
+      <w:r>
+        <w:rPr>
+          <w:color w:val="23293D"/>
+          <w:sz w:val="21"/>
+          <w:szCs w:val="21"/>
+        </w:rPr>
+        <w:t xml:space="preserve"> — o tempo até o benefício começar a valer.</w:t>
       </w:r>
     </w:p>
     <w:p>
@@ -14942,11 +15256,21 @@
       </w:pPr>
       <w:r>
         <w:rPr>
-          <w:color w:val="23293D"/>
-          <w:sz w:val="21"/>
-          <w:szCs w:val="21"/>
-        </w:rPr>
-        <w:t xml:space="preserve">[ ] Validade e carências</w:t>
+          <w:b/>
+          <w:bCs/>
+          <w:color w:val="23293D"/>
+          <w:sz w:val="21"/>
+          <w:szCs w:val="21"/>
+        </w:rPr>
+        <w:t xml:space="preserve">Benefício</w:t>
+      </w:r>
+      <w:r>
+        <w:rPr>
+          <w:color w:val="23293D"/>
+          <w:sz w:val="21"/>
+          <w:szCs w:val="21"/>
+        </w:rPr>
+        <w:t xml:space="preserve"> — o que o programa faz naquele procedimento.</w:t>
       </w:r>
     </w:p>
     <w:p>
@@ -14960,29 +15284,206 @@
       </w:pPr>
       <w:r>
         <w:rPr>
-          <w:color w:val="23293D"/>
-          <w:sz w:val="21"/>
-          <w:szCs w:val="21"/>
-        </w:rPr>
-        <w:t xml:space="preserve">[ ] </w:t>
-      </w:r>
-      <w:r>
-        <w:rPr>
-          <w:b/>
-          <w:bCs/>
-          <w:color w:val="23293D"/>
-          <w:sz w:val="21"/>
-          <w:szCs w:val="21"/>
-        </w:rPr>
-        <w:t xml:space="preserve">Abriu o documento e leu</w:t>
-      </w:r>
-      <w:r>
-        <w:rPr>
-          <w:color w:val="23293D"/>
-          <w:sz w:val="21"/>
-          <w:szCs w:val="21"/>
-        </w:rPr>
-        <w:t xml:space="preserve"> — inclusive para conferir que nota interna não vazou</w:t>
+          <w:b/>
+          <w:bCs/>
+          <w:color w:val="23293D"/>
+          <w:sz w:val="21"/>
+          <w:szCs w:val="21"/>
+        </w:rPr>
+        <w:t xml:space="preserve">Grupo de benefícios</w:t>
+      </w:r>
+      <w:r>
+        <w:rPr>
+          <w:color w:val="23293D"/>
+          <w:sz w:val="21"/>
+          <w:szCs w:val="21"/>
+        </w:rPr>
+        <w:t xml:space="preserve"> — combinação pronta, reaplicável em outras propostas.</w:t>
+      </w:r>
+    </w:p>
+    <w:p>
+      <w:pPr>
+        <w:pStyle w:val="ListParagraph"/>
+        <w:numPr>
+          <w:ilvl w:val="0"/>
+          <w:numId w:val="24"/>
+        </w:numPr>
+        <w:spacing w:after="80" w:line="270"/>
+      </w:pPr>
+      <w:r>
+        <w:rPr>
+          <w:b/>
+          <w:bCs/>
+          <w:color w:val="23293D"/>
+          <w:sz w:val="21"/>
+          <w:szCs w:val="21"/>
+        </w:rPr>
+        <w:t xml:space="preserve">Implantação</w:t>
+      </w:r>
+      <w:r>
+        <w:rPr>
+          <w:color w:val="23293D"/>
+          <w:sz w:val="21"/>
+          <w:szCs w:val="21"/>
+        </w:rPr>
+        <w:t xml:space="preserve"> — o primeiro pagamento e a entrada da empresa no ar.</w:t>
+      </w:r>
+    </w:p>
+    <w:p>
+      <w:pPr>
+        <w:pStyle w:val="ListParagraph"/>
+        <w:numPr>
+          <w:ilvl w:val="0"/>
+          <w:numId w:val="24"/>
+        </w:numPr>
+        <w:spacing w:after="80" w:line="270"/>
+      </w:pPr>
+      <w:r>
+        <w:rPr>
+          <w:b/>
+          <w:bCs/>
+          <w:color w:val="23293D"/>
+          <w:sz w:val="21"/>
+          <w:szCs w:val="21"/>
+        </w:rPr>
+        <w:t xml:space="preserve">Split</w:t>
+      </w:r>
+      <w:r>
+        <w:rPr>
+          <w:color w:val="23293D"/>
+          <w:sz w:val="21"/>
+          <w:szCs w:val="21"/>
+        </w:rPr>
+        <w:t xml:space="preserve"> — a divisão do pagamento entre Risarte e RisLife.</w:t>
+      </w:r>
+    </w:p>
+    <w:p>
+      <w:pPr>
+        <w:pStyle w:val="ListParagraph"/>
+        <w:numPr>
+          <w:ilvl w:val="0"/>
+          <w:numId w:val="24"/>
+        </w:numPr>
+        <w:spacing w:after="80" w:line="270"/>
+      </w:pPr>
+      <w:r>
+        <w:rPr>
+          <w:b/>
+          <w:bCs/>
+          <w:color w:val="23293D"/>
+          <w:sz w:val="21"/>
+          <w:szCs w:val="21"/>
+        </w:rPr>
+        <w:t xml:space="preserve">Termo de inclusão (</w:t>
+      </w:r>
+      <w:r>
+        <w:rPr>
+          <w:rFonts w:ascii="Consolas" w:cs="Consolas" w:eastAsia="Consolas" w:hAnsi="Consolas"/>
+          <w:b/>
+          <w:bCs/>
+          <w:color w:val="1F3253"/>
+          <w:sz w:val="19"/>
+          <w:szCs w:val="19"/>
+          <w:shd w:fill="EFEDE6" w:color="auto" w:val="clear"/>
+        </w:rPr>
+        <w:t xml:space="preserve">TI-</w:t>
+      </w:r>
+      <w:r>
+        <w:rPr>
+          <w:b/>
+          <w:bCs/>
+          <w:color w:val="23293D"/>
+          <w:sz w:val="21"/>
+          <w:szCs w:val="21"/>
+        </w:rPr>
+        <w:t xml:space="preserve">)</w:t>
+      </w:r>
+      <w:r>
+        <w:rPr>
+          <w:color w:val="23293D"/>
+          <w:sz w:val="21"/>
+          <w:szCs w:val="21"/>
+        </w:rPr>
+        <w:t xml:space="preserve"> — documento curto que acrescenta gente ao acordo existente.</w:t>
+      </w:r>
+    </w:p>
+    <w:p>
+      <w:pPr>
+        <w:pStyle w:val="ListParagraph"/>
+        <w:numPr>
+          <w:ilvl w:val="0"/>
+          <w:numId w:val="24"/>
+        </w:numPr>
+        <w:spacing w:after="80" w:line="270"/>
+      </w:pPr>
+      <w:r>
+        <w:rPr>
+          <w:b/>
+          <w:bCs/>
+          <w:color w:val="23293D"/>
+          <w:sz w:val="21"/>
+          <w:szCs w:val="21"/>
+        </w:rPr>
+        <w:t xml:space="preserve">Override</w:t>
+      </w:r>
+      <w:r>
+        <w:rPr>
+          <w:color w:val="23293D"/>
+          <w:sz w:val="21"/>
+          <w:szCs w:val="21"/>
+        </w:rPr>
+        <w:t xml:space="preserve"> — valor próprio da empresa, que substitui o padrão da rede.</w:t>
+      </w:r>
+    </w:p>
+    <w:p>
+      <w:pPr>
+        <w:pStyle w:val="ListParagraph"/>
+        <w:numPr>
+          <w:ilvl w:val="0"/>
+          <w:numId w:val="24"/>
+        </w:numPr>
+        <w:spacing w:after="80" w:line="270"/>
+      </w:pPr>
+      <w:r>
+        <w:rPr>
+          <w:b/>
+          <w:bCs/>
+          <w:color w:val="23293D"/>
+          <w:sz w:val="21"/>
+          <w:szCs w:val="21"/>
+        </w:rPr>
+        <w:t xml:space="preserve">MRR</w:t>
+      </w:r>
+      <w:r>
+        <w:rPr>
+          <w:color w:val="23293D"/>
+          <w:sz w:val="21"/>
+          <w:szCs w:val="21"/>
+        </w:rPr>
+        <w:t xml:space="preserve"> — a mensalidade recorrente somada.</w:t>
+      </w:r>
+    </w:p>
+    <w:p>
+      <w:pPr>
+        <w:spacing w:after="60" w:line="120"/>
+      </w:pPr>
+      <w:r>
+        <w:rPr>
+          <w:sz w:val="2"/>
+          <w:szCs w:val="2"/>
+        </w:rPr>
+        <w:t xml:space="preserve"/>
+      </w:r>
+    </w:p>
+    <w:p>
+      <w:pPr>
+        <w:pStyle w:val="Heading1"/>
+      </w:pPr>
+      <w:r>
+        <w:rPr>
+          <w:color w:val="1F3253"/>
+        </w:rPr>
+        <w:t xml:space="preserve">20. Checklists</w:t>
       </w:r>
     </w:p>
     <w:p>
@@ -14993,7 +15494,7 @@
         <w:rPr>
           <w:color w:val="1F3253"/>
         </w:rPr>
-        <w:t xml:space="preserve">Depois de fechar</w:t>
+        <w:t xml:space="preserve">Antes de mandar a proposta</w:t>
       </w:r>
     </w:p>
     <w:p>
@@ -15011,7 +15512,7 @@
           <w:sz w:val="21"/>
           <w:szCs w:val="21"/>
         </w:rPr>
-        <w:t xml:space="preserve">[ ] Preços de adesão no cadastro são os da proposta</w:t>
+        <w:t xml:space="preserve">[ ] Levantamento preenchido (o documento depende dele)</w:t>
       </w:r>
     </w:p>
     <w:p>
@@ -15029,7 +15530,7 @@
           <w:sz w:val="21"/>
           <w:szCs w:val="21"/>
         </w:rPr>
-        <w:t xml:space="preserve">[ ] Benefícios chegaram, com o "só titular" preservado</w:t>
+        <w:t xml:space="preserve">[ ] Preço do titular e faixas conferidos</w:t>
       </w:r>
     </w:p>
     <w:p>
@@ -15047,7 +15548,7 @@
           <w:sz w:val="21"/>
           <w:szCs w:val="21"/>
         </w:rPr>
-        <w:t xml:space="preserve">[ ] Carência da empresa e do titular conferidas</w:t>
+        <w:t xml:space="preserve">[ ] Dependentes: valores definidos</w:t>
       </w:r>
     </w:p>
     <w:p>
@@ -15065,7 +15566,7 @@
           <w:sz w:val="21"/>
           <w:szCs w:val="21"/>
         </w:rPr>
-        <w:t xml:space="preserve">[ ] Quantidade contratada conferida</w:t>
+        <w:t xml:space="preserve">[ ] Valor fixo por empresa? Conferir o valor — é ele que a empresa paga, com qualquer número de titulares</w:t>
       </w:r>
     </w:p>
     <w:p>
@@ -15083,7 +15584,25 @@
           <w:sz w:val="21"/>
           <w:szCs w:val="21"/>
         </w:rPr>
-        <w:t xml:space="preserve">[ ] Titulares cadastrados</w:t>
+        <w:t xml:space="preserve">[ ] </w:t>
+      </w:r>
+      <w:r>
+        <w:rPr>
+          <w:b/>
+          <w:bCs/>
+          <w:color w:val="23293D"/>
+          <w:sz w:val="21"/>
+          <w:szCs w:val="21"/>
+        </w:rPr>
+        <w:t xml:space="preserve">Valor fixo: se passar do contratado, combinado</w:t>
+      </w:r>
+      <w:r>
+        <w:rPr>
+          <w:color w:val="23293D"/>
+          <w:sz w:val="21"/>
+          <w:szCs w:val="21"/>
+        </w:rPr>
+        <w:t xml:space="preserve"> (senão o termo nasce sem valor; por titular, vale a tabela)</w:t>
       </w:r>
     </w:p>
     <w:p>
@@ -15101,25 +15620,7 @@
           <w:sz w:val="21"/>
           <w:szCs w:val="21"/>
         </w:rPr>
-        <w:t xml:space="preserve">[ ] </w:t>
-      </w:r>
-      <w:r>
-        <w:rPr>
-          <w:b/>
-          <w:bCs/>
-          <w:color w:val="23293D"/>
-          <w:sz w:val="21"/>
-          <w:szCs w:val="21"/>
-        </w:rPr>
-        <w:t xml:space="preserve">Completar cadastro</w:t>
-      </w:r>
-      <w:r>
-        <w:rPr>
-          <w:color w:val="23293D"/>
-          <w:sz w:val="21"/>
-          <w:szCs w:val="21"/>
-        </w:rPr>
-        <w:t xml:space="preserve"> feito (senão não há prontuário)</w:t>
+        <w:t xml:space="preserve">[ ] Benefícios com "vale para quem", frequência e carência</w:t>
       </w:r>
     </w:p>
     <w:p>
@@ -15137,25 +15638,7 @@
           <w:sz w:val="21"/>
           <w:szCs w:val="21"/>
         </w:rPr>
-        <w:t xml:space="preserve">[ ] Fila de </w:t>
-      </w:r>
-      <w:r>
-        <w:rPr>
-          <w:b/>
-          <w:bCs/>
-          <w:color w:val="23293D"/>
-          <w:sz w:val="21"/>
-          <w:szCs w:val="21"/>
-        </w:rPr>
-        <w:t xml:space="preserve">Boas-vindas</w:t>
-      </w:r>
-      <w:r>
-        <w:rPr>
-          <w:color w:val="23293D"/>
-          <w:sz w:val="21"/>
-          <w:szCs w:val="21"/>
-        </w:rPr>
-        <w:t xml:space="preserve"> iniciada</w:t>
+        <w:t xml:space="preserve">[ ] Unidades da parceria e restrições por benefício</w:t>
       </w:r>
     </w:p>
     <w:p>
@@ -15173,7 +15656,43 @@
           <w:sz w:val="21"/>
           <w:szCs w:val="21"/>
         </w:rPr>
-        <w:t xml:space="preserve">[ ] Primeira cobrança gerada</w:t>
+        <w:t xml:space="preserve">[ ] Validade e carências</w:t>
+      </w:r>
+    </w:p>
+    <w:p>
+      <w:pPr>
+        <w:pStyle w:val="ListParagraph"/>
+        <w:numPr>
+          <w:ilvl w:val="0"/>
+          <w:numId w:val="25"/>
+        </w:numPr>
+        <w:spacing w:after="80" w:line="270"/>
+      </w:pPr>
+      <w:r>
+        <w:rPr>
+          <w:color w:val="23293D"/>
+          <w:sz w:val="21"/>
+          <w:szCs w:val="21"/>
+        </w:rPr>
+        <w:t xml:space="preserve">[ ] </w:t>
+      </w:r>
+      <w:r>
+        <w:rPr>
+          <w:b/>
+          <w:bCs/>
+          <w:color w:val="23293D"/>
+          <w:sz w:val="21"/>
+          <w:szCs w:val="21"/>
+        </w:rPr>
+        <w:t xml:space="preserve">Abriu o documento e leu</w:t>
+      </w:r>
+      <w:r>
+        <w:rPr>
+          <w:color w:val="23293D"/>
+          <w:sz w:val="21"/>
+          <w:szCs w:val="21"/>
+        </w:rPr>
+        <w:t xml:space="preserve"> — inclusive para conferir que nota interna não vazou</w:t>
       </w:r>
     </w:p>
     <w:p>
@@ -15184,7 +15703,7 @@
         <w:rPr>
           <w:color w:val="1F3253"/>
         </w:rPr>
-        <w:t xml:space="preserve">Toda semana</w:t>
+        <w:t xml:space="preserve">Depois de fechar</w:t>
       </w:r>
     </w:p>
     <w:p>
@@ -15202,25 +15721,7 @@
           <w:sz w:val="21"/>
           <w:szCs w:val="21"/>
         </w:rPr>
-        <w:t xml:space="preserve">[ ] </w:t>
-      </w:r>
-      <w:r>
-        <w:rPr>
-          <w:b/>
-          <w:bCs/>
-          <w:color w:val="23293D"/>
-          <w:sz w:val="21"/>
-          <w:szCs w:val="21"/>
-        </w:rPr>
-        <w:t xml:space="preserve">★ Hoje do consultor</w:t>
-      </w:r>
-      <w:r>
-        <w:rPr>
-          <w:color w:val="23293D"/>
-          <w:sz w:val="21"/>
-          <w:szCs w:val="21"/>
-        </w:rPr>
-        <w:t xml:space="preserve"> zerado</w:t>
+        <w:t xml:space="preserve">[ ] Preços de adesão no cadastro são os da proposta</w:t>
       </w:r>
     </w:p>
     <w:p>
@@ -15238,7 +15739,7 @@
           <w:sz w:val="21"/>
           <w:szCs w:val="21"/>
         </w:rPr>
-        <w:t xml:space="preserve">[ ] Cobranças vencidas olhadas</w:t>
+        <w:t xml:space="preserve">[ ] Benefícios chegaram, com o "só titular" preservado</w:t>
       </w:r>
     </w:p>
     <w:p>
@@ -15256,348 +15757,144 @@
           <w:sz w:val="21"/>
           <w:szCs w:val="21"/>
         </w:rPr>
-        <w:t xml:space="preserve">[ ] Termos de inclusão em rascunho: aceitos ou cancelados</w:t>
-      </w:r>
-    </w:p>
-    <w:p>
-      <w:pPr>
-        <w:spacing w:after="60" w:line="120"/>
-      </w:pPr>
-      <w:r>
-        <w:rPr>
-          <w:sz w:val="2"/>
-          <w:szCs w:val="2"/>
-        </w:rPr>
-        <w:t xml:space="preserve"/>
-      </w:r>
-    </w:p>
-    <w:p>
-      <w:pPr>
-        <w:pStyle w:val="Heading1"/>
+        <w:t xml:space="preserve">[ ] Carência da empresa e do titular conferidas</w:t>
+      </w:r>
+    </w:p>
+    <w:p>
+      <w:pPr>
+        <w:pStyle w:val="ListParagraph"/>
+        <w:numPr>
+          <w:ilvl w:val="0"/>
+          <w:numId w:val="26"/>
+        </w:numPr>
+        <w:spacing w:after="80" w:line="270"/>
+      </w:pPr>
+      <w:r>
+        <w:rPr>
+          <w:color w:val="23293D"/>
+          <w:sz w:val="21"/>
+          <w:szCs w:val="21"/>
+        </w:rPr>
+        <w:t xml:space="preserve">[ ] Quantidade contratada conferida</w:t>
+      </w:r>
+    </w:p>
+    <w:p>
+      <w:pPr>
+        <w:pStyle w:val="ListParagraph"/>
+        <w:numPr>
+          <w:ilvl w:val="0"/>
+          <w:numId w:val="26"/>
+        </w:numPr>
+        <w:spacing w:after="80" w:line="270"/>
+      </w:pPr>
+      <w:r>
+        <w:rPr>
+          <w:color w:val="23293D"/>
+          <w:sz w:val="21"/>
+          <w:szCs w:val="21"/>
+        </w:rPr>
+        <w:t xml:space="preserve">[ ] Titulares cadastrados</w:t>
+      </w:r>
+    </w:p>
+    <w:p>
+      <w:pPr>
+        <w:pStyle w:val="ListParagraph"/>
+        <w:numPr>
+          <w:ilvl w:val="0"/>
+          <w:numId w:val="26"/>
+        </w:numPr>
+        <w:spacing w:after="80" w:line="270"/>
+      </w:pPr>
+      <w:r>
+        <w:rPr>
+          <w:color w:val="23293D"/>
+          <w:sz w:val="21"/>
+          <w:szCs w:val="21"/>
+        </w:rPr>
+        <w:t xml:space="preserve">[ ] </w:t>
+      </w:r>
+      <w:r>
+        <w:rPr>
+          <w:b/>
+          <w:bCs/>
+          <w:color w:val="23293D"/>
+          <w:sz w:val="21"/>
+          <w:szCs w:val="21"/>
+        </w:rPr>
+        <w:t xml:space="preserve">Completar cadastro</w:t>
+      </w:r>
+      <w:r>
+        <w:rPr>
+          <w:color w:val="23293D"/>
+          <w:sz w:val="21"/>
+          <w:szCs w:val="21"/>
+        </w:rPr>
+        <w:t xml:space="preserve"> feito (senão não há prontuário)</w:t>
+      </w:r>
+    </w:p>
+    <w:p>
+      <w:pPr>
+        <w:pStyle w:val="ListParagraph"/>
+        <w:numPr>
+          <w:ilvl w:val="0"/>
+          <w:numId w:val="26"/>
+        </w:numPr>
+        <w:spacing w:after="80" w:line="270"/>
+      </w:pPr>
+      <w:r>
+        <w:rPr>
+          <w:color w:val="23293D"/>
+          <w:sz w:val="21"/>
+          <w:szCs w:val="21"/>
+        </w:rPr>
+        <w:t xml:space="preserve">[ ] Fila de </w:t>
+      </w:r>
+      <w:r>
+        <w:rPr>
+          <w:b/>
+          <w:bCs/>
+          <w:color w:val="23293D"/>
+          <w:sz w:val="21"/>
+          <w:szCs w:val="21"/>
+        </w:rPr>
+        <w:t xml:space="preserve">Boas-vindas</w:t>
+      </w:r>
+      <w:r>
+        <w:rPr>
+          <w:color w:val="23293D"/>
+          <w:sz w:val="21"/>
+          <w:szCs w:val="21"/>
+        </w:rPr>
+        <w:t xml:space="preserve"> iniciada</w:t>
+      </w:r>
+    </w:p>
+    <w:p>
+      <w:pPr>
+        <w:pStyle w:val="ListParagraph"/>
+        <w:numPr>
+          <w:ilvl w:val="0"/>
+          <w:numId w:val="26"/>
+        </w:numPr>
+        <w:spacing w:after="80" w:line="270"/>
+      </w:pPr>
+      <w:r>
+        <w:rPr>
+          <w:color w:val="23293D"/>
+          <w:sz w:val="21"/>
+          <w:szCs w:val="21"/>
+        </w:rPr>
+        <w:t xml:space="preserve">[ ] Primeira cobrança gerada</w:t>
+      </w:r>
+    </w:p>
+    <w:p>
+      <w:pPr>
+        <w:pStyle w:val="Heading2"/>
       </w:pPr>
       <w:r>
         <w:rPr>
           <w:color w:val="1F3253"/>
         </w:rPr>
-        <w:t xml:space="preserve">21. O que explicar para a empresa parceira</w:t>
-      </w:r>
-    </w:p>
-    <w:p>
-      <w:pPr>
-        <w:spacing w:after="140" w:line="280"/>
-      </w:pPr>
-      <w:r>
-        <w:rPr>
-          <w:color w:val="23293D"/>
-          <w:sz w:val="21"/>
-          <w:szCs w:val="21"/>
-        </w:rPr>
-        <w:t xml:space="preserve">Este trecho é para ser </w:t>
-      </w:r>
-      <w:r>
-        <w:rPr>
-          <w:b/>
-          <w:bCs/>
-          <w:color w:val="23293D"/>
-          <w:sz w:val="21"/>
-          <w:szCs w:val="21"/>
-        </w:rPr>
-        <w:t xml:space="preserve">dito ou copiado</w:t>
-      </w:r>
-      <w:r>
-        <w:rPr>
-          <w:color w:val="23293D"/>
-          <w:sz w:val="21"/>
-          <w:szCs w:val="21"/>
-        </w:rPr>
-        <w:t xml:space="preserve"> para o RH da empresa. Ele não é a proposta — é o que evita as cinco dúvidas que sempre voltam.</w:t>
-      </w:r>
-    </w:p>
-    <w:p>
-      <w:pPr>
-        <w:spacing w:after="140" w:line="280"/>
-      </w:pPr>
-      <w:r>
-        <w:rPr>
-          <w:b/>
-          <w:bCs/>
-          <w:color w:val="23293D"/>
-          <w:sz w:val="21"/>
-          <w:szCs w:val="21"/>
-        </w:rPr>
-        <w:t xml:space="preserve">Como as pessoas entram.</w:t>
-      </w:r>
-      <w:r>
-        <w:rPr>
-          <w:color w:val="23293D"/>
-          <w:sz w:val="21"/>
-          <w:szCs w:val="21"/>
-        </w:rPr>
-        <w:t xml:space="preserve"> A empresa manda a lista. Cada pessoa é cadastrada como </w:t>
-      </w:r>
-      <w:r>
-        <w:rPr>
-          <w:b/>
-          <w:bCs/>
-          <w:color w:val="23293D"/>
-          <w:sz w:val="21"/>
-          <w:szCs w:val="21"/>
-        </w:rPr>
-        <w:t xml:space="preserve">titular</w:t>
-      </w:r>
-      <w:r>
-        <w:rPr>
-          <w:color w:val="23293D"/>
-          <w:sz w:val="21"/>
-          <w:szCs w:val="21"/>
-        </w:rPr>
-        <w:t xml:space="preserve">, e pode incluir </w:t>
-      </w:r>
-      <w:r>
-        <w:rPr>
-          <w:b/>
-          <w:bCs/>
-          <w:color w:val="23293D"/>
-          <w:sz w:val="21"/>
-          <w:szCs w:val="21"/>
-        </w:rPr>
-        <w:t xml:space="preserve">dependentes</w:t>
-      </w:r>
-      <w:r>
-        <w:rPr>
-          <w:color w:val="23293D"/>
-          <w:sz w:val="21"/>
-          <w:szCs w:val="21"/>
-        </w:rPr>
-        <w:t xml:space="preserve">. Depois disso a Risarte liga para cada uma para dar as boas-vindas e marcar a primeira consulta.</w:t>
-      </w:r>
-    </w:p>
-    <w:p>
-      <w:pPr>
-        <w:spacing w:after="140" w:line="280"/>
-      </w:pPr>
-      <w:r>
-        <w:rPr>
-          <w:b/>
-          <w:bCs/>
-          <w:color w:val="23293D"/>
-          <w:sz w:val="21"/>
-          <w:szCs w:val="21"/>
-        </w:rPr>
-        <w:t xml:space="preserve">Quando começa a valer.</w:t>
-      </w:r>
-      <w:r>
-        <w:rPr>
-          <w:color w:val="23293D"/>
-          <w:sz w:val="21"/>
-          <w:szCs w:val="21"/>
-        </w:rPr>
-        <w:t xml:space="preserve"> Existe </w:t>
-      </w:r>
-      <w:r>
-        <w:rPr>
-          <w:b/>
-          <w:bCs/>
-          <w:color w:val="23293D"/>
-          <w:sz w:val="21"/>
-          <w:szCs w:val="21"/>
-        </w:rPr>
-        <w:t xml:space="preserve">carência</w:t>
-      </w:r>
-      <w:r>
-        <w:rPr>
-          <w:color w:val="23293D"/>
-          <w:sz w:val="21"/>
-          <w:szCs w:val="21"/>
-        </w:rPr>
-        <w:t xml:space="preserve"> — combinada na proposta, contada do início do contrato e da entrada de cada pessoa. Alguns procedimentos podem ter prazo próprio. A pessoa é informada da data dela na ligação de boas-vindas.</w:t>
-      </w:r>
-    </w:p>
-    <w:p>
-      <w:pPr>
-        <w:spacing w:after="140" w:line="280"/>
-      </w:pPr>
-      <w:r>
-        <w:rPr>
-          <w:b/>
-          <w:bCs/>
-          <w:color w:val="23293D"/>
-          <w:sz w:val="21"/>
-          <w:szCs w:val="21"/>
-        </w:rPr>
-        <w:t xml:space="preserve">O que o programa cobre.</w:t>
-      </w:r>
-      <w:r>
-        <w:rPr>
-          <w:color w:val="23293D"/>
-          <w:sz w:val="21"/>
-          <w:szCs w:val="21"/>
-        </w:rPr>
-        <w:t xml:space="preserve"> O que está na proposta, procedimento a procedimento: sem custo, desconto, ou não coberto — e com </w:t>
-      </w:r>
-      <w:r>
-        <w:rPr>
-          <w:b/>
-          <w:bCs/>
-          <w:color w:val="23293D"/>
-          <w:sz w:val="21"/>
-          <w:szCs w:val="21"/>
-        </w:rPr>
-        <w:t xml:space="preserve">quantas vezes</w:t>
-      </w:r>
-      <w:r>
-        <w:rPr>
-          <w:color w:val="23293D"/>
-          <w:sz w:val="21"/>
-          <w:szCs w:val="21"/>
-        </w:rPr>
-        <w:t xml:space="preserve"> e </w:t>
-      </w:r>
-      <w:r>
-        <w:rPr>
-          <w:b/>
-          <w:bCs/>
-          <w:color w:val="23293D"/>
-          <w:sz w:val="21"/>
-          <w:szCs w:val="21"/>
-        </w:rPr>
-        <w:t xml:space="preserve">a cada quanto tempo</w:t>
-      </w:r>
-      <w:r>
-        <w:rPr>
-          <w:color w:val="23293D"/>
-          <w:sz w:val="21"/>
-          <w:szCs w:val="21"/>
-        </w:rPr>
-        <w:t xml:space="preserve">. Não é plano nem convênio: não há reembolso.</w:t>
-      </w:r>
-    </w:p>
-    <w:p>
-      <w:pPr>
-        <w:spacing w:after="140" w:line="280"/>
-      </w:pPr>
-      <w:r>
-        <w:rPr>
-          <w:b/>
-          <w:bCs/>
-          <w:color w:val="23293D"/>
-          <w:sz w:val="21"/>
-          <w:szCs w:val="21"/>
-        </w:rPr>
-        <w:t xml:space="preserve">Onde é atendido.</w:t>
-      </w:r>
-      <w:r>
-        <w:rPr>
-          <w:color w:val="23293D"/>
-          <w:sz w:val="21"/>
-          <w:szCs w:val="21"/>
-        </w:rPr>
-        <w:t xml:space="preserve"> Nas unidades da parceria, listadas na proposta. Alguns benefícios podem valer só na unidade principal — quando é o caso, está escrito.</w:t>
-      </w:r>
-    </w:p>
-    <w:p>
-      <w:pPr>
-        <w:spacing w:after="140" w:line="280"/>
-      </w:pPr>
-      <w:r>
-        <w:rPr>
-          <w:b/>
-          <w:bCs/>
-          <w:color w:val="23293D"/>
-          <w:sz w:val="21"/>
-          <w:szCs w:val="21"/>
-        </w:rPr>
-        <w:t xml:space="preserve">Para incluir mais gente depois.</w:t>
-      </w:r>
-      <w:r>
-        <w:rPr>
-          <w:color w:val="23293D"/>
-          <w:sz w:val="21"/>
-          <w:szCs w:val="21"/>
-        </w:rPr>
-        <w:t xml:space="preserve"> O contrato tem uma quantidade fechada. Para passar dela, a Risarte emite um </w:t>
-      </w:r>
-      <w:r>
-        <w:rPr>
-          <w:b/>
-          <w:bCs/>
-          <w:color w:val="23293D"/>
-          <w:sz w:val="21"/>
-          <w:szCs w:val="21"/>
-        </w:rPr>
-        <w:t xml:space="preserve">termo de inclusão</w:t>
-      </w:r>
-      <w:r>
-        <w:rPr>
-          <w:color w:val="23293D"/>
-          <w:sz w:val="21"/>
-          <w:szCs w:val="21"/>
-        </w:rPr>
-        <w:t xml:space="preserve">: um documento curto, referente ao acordo que já existe, com a diferença de valor. Assim que a empresa aceita, os cadastros são liberados.</w:t>
-      </w:r>
-    </w:p>
-    <w:p>
-      <w:pPr>
-        <w:spacing w:after="140" w:line="280"/>
-      </w:pPr>
-      <w:r>
-        <w:rPr>
-          <w:b/>
-          <w:bCs/>
-          <w:color w:val="23293D"/>
-          <w:sz w:val="21"/>
-          <w:szCs w:val="21"/>
-        </w:rPr>
-        <w:t xml:space="preserve">Se a mensalidade atrasar.</w:t>
-      </w:r>
-      <w:r>
-        <w:rPr>
-          <w:color w:val="23293D"/>
-          <w:sz w:val="21"/>
-          <w:szCs w:val="21"/>
-        </w:rPr>
-        <w:t xml:space="preserve"> Passado o prazo de tolerância, o programa é </w:t>
-      </w:r>
-      <w:r>
-        <w:rPr>
-          <w:b/>
-          <w:bCs/>
-          <w:color w:val="23293D"/>
-          <w:sz w:val="21"/>
-          <w:szCs w:val="21"/>
-        </w:rPr>
-        <w:t xml:space="preserve">suspenso</w:t>
-      </w:r>
-      <w:r>
-        <w:rPr>
-          <w:color w:val="23293D"/>
-          <w:sz w:val="21"/>
-          <w:szCs w:val="21"/>
-        </w:rPr>
-        <w:t xml:space="preserve"> e os benefícios ficam bloqueados até a regularização. A reativação é automática quando a pendência é resolvida.</w:t>
-      </w:r>
-    </w:p>
-    <w:p>
-      <w:pPr>
-        <w:spacing w:after="60" w:line="120"/>
-      </w:pPr>
-      <w:r>
-        <w:rPr>
-          <w:sz w:val="2"/>
-          <w:szCs w:val="2"/>
-        </w:rPr>
-        <w:t xml:space="preserve"/>
-      </w:r>
-    </w:p>
-    <w:p>
-      <w:pPr>
-        <w:pStyle w:val="Heading1"/>
-      </w:pPr>
-      <w:r>
-        <w:rPr>
-          <w:color w:val="1F3253"/>
-        </w:rPr>
-        <w:t xml:space="preserve">Documentos relacionados</w:t>
+        <w:t xml:space="preserve">Toda semana</w:t>
       </w:r>
     </w:p>
     <w:p>
@@ -15611,21 +15908,29 @@
       </w:pPr>
       <w:r>
         <w:rPr>
-          <w:rFonts w:ascii="Consolas" w:cs="Consolas" w:eastAsia="Consolas" w:hAnsi="Consolas"/>
-          <w:color w:val="1F3253"/>
-          <w:sz w:val="19"/>
-          <w:szCs w:val="19"/>
-          <w:shd w:fill="EFEDE6" w:color="auto" w:val="clear"/>
-        </w:rPr>
-        <w:t xml:space="preserve">docs/risarte-empresarial/FUNIL-COMERCIAL.md</w:t>
-      </w:r>
-      <w:r>
-        <w:rPr>
-          <w:color w:val="23293D"/>
-          <w:sz w:val="21"/>
-          <w:szCs w:val="21"/>
-        </w:rPr>
-        <w:t xml:space="preserve"> — as decisões do funil, bloco a bloco, com a razão de cada uma.</w:t>
+          <w:color w:val="23293D"/>
+          <w:sz w:val="21"/>
+          <w:szCs w:val="21"/>
+        </w:rPr>
+        <w:t xml:space="preserve">[ ] </w:t>
+      </w:r>
+      <w:r>
+        <w:rPr>
+          <w:b/>
+          <w:bCs/>
+          <w:color w:val="23293D"/>
+          <w:sz w:val="21"/>
+          <w:szCs w:val="21"/>
+        </w:rPr>
+        <w:t xml:space="preserve">★ Hoje do consultor</w:t>
+      </w:r>
+      <w:r>
+        <w:rPr>
+          <w:color w:val="23293D"/>
+          <w:sz w:val="21"/>
+          <w:szCs w:val="21"/>
+        </w:rPr>
+        <w:t xml:space="preserve"> zerado</w:t>
       </w:r>
     </w:p>
     <w:p>
@@ -15639,21 +15944,11 @@
       </w:pPr>
       <w:r>
         <w:rPr>
-          <w:rFonts w:ascii="Consolas" w:cs="Consolas" w:eastAsia="Consolas" w:hAnsi="Consolas"/>
-          <w:color w:val="1F3253"/>
-          <w:sz w:val="19"/>
-          <w:szCs w:val="19"/>
-          <w:shd w:fill="EFEDE6" w:color="auto" w:val="clear"/>
-        </w:rPr>
-        <w:t xml:space="preserve">docs/risarte-empresarial/ROTEIRO-TESTE.md</w:t>
-      </w:r>
-      <w:r>
-        <w:rPr>
-          <w:color w:val="23293D"/>
-          <w:sz w:val="21"/>
-          <w:szCs w:val="21"/>
-        </w:rPr>
-        <w:t xml:space="preserve"> — o roteiro de teste, passo a passo.</w:t>
+          <w:color w:val="23293D"/>
+          <w:sz w:val="21"/>
+          <w:szCs w:val="21"/>
+        </w:rPr>
+        <w:t xml:space="preserve">[ ] Cobranças vencidas olhadas</w:t>
       </w:r>
     </w:p>
     <w:p>
@@ -15667,21 +15962,380 @@
       </w:pPr>
       <w:r>
         <w:rPr>
+          <w:color w:val="23293D"/>
+          <w:sz w:val="21"/>
+          <w:szCs w:val="21"/>
+        </w:rPr>
+        <w:t xml:space="preserve">[ ] Termos de inclusão em rascunho: aceitos ou cancelados</w:t>
+      </w:r>
+    </w:p>
+    <w:p>
+      <w:pPr>
+        <w:spacing w:after="60" w:line="120"/>
+      </w:pPr>
+      <w:r>
+        <w:rPr>
+          <w:sz w:val="2"/>
+          <w:szCs w:val="2"/>
+        </w:rPr>
+        <w:t xml:space="preserve"/>
+      </w:r>
+    </w:p>
+    <w:p>
+      <w:pPr>
+        <w:pStyle w:val="Heading1"/>
+      </w:pPr>
+      <w:r>
+        <w:rPr>
+          <w:color w:val="1F3253"/>
+        </w:rPr>
+        <w:t xml:space="preserve">21. O que explicar para a empresa parceira</w:t>
+      </w:r>
+    </w:p>
+    <w:p>
+      <w:pPr>
+        <w:spacing w:after="140" w:line="280"/>
+      </w:pPr>
+      <w:r>
+        <w:rPr>
+          <w:color w:val="23293D"/>
+          <w:sz w:val="21"/>
+          <w:szCs w:val="21"/>
+        </w:rPr>
+        <w:t xml:space="preserve">Este trecho é para ser </w:t>
+      </w:r>
+      <w:r>
+        <w:rPr>
+          <w:b/>
+          <w:bCs/>
+          <w:color w:val="23293D"/>
+          <w:sz w:val="21"/>
+          <w:szCs w:val="21"/>
+        </w:rPr>
+        <w:t xml:space="preserve">dito ou copiado</w:t>
+      </w:r>
+      <w:r>
+        <w:rPr>
+          <w:color w:val="23293D"/>
+          <w:sz w:val="21"/>
+          <w:szCs w:val="21"/>
+        </w:rPr>
+        <w:t xml:space="preserve"> para o RH da empresa. Ele não é a proposta — é o que evita as cinco dúvidas que sempre voltam.</w:t>
+      </w:r>
+    </w:p>
+    <w:p>
+      <w:pPr>
+        <w:spacing w:after="140" w:line="280"/>
+      </w:pPr>
+      <w:r>
+        <w:rPr>
+          <w:b/>
+          <w:bCs/>
+          <w:color w:val="23293D"/>
+          <w:sz w:val="21"/>
+          <w:szCs w:val="21"/>
+        </w:rPr>
+        <w:t xml:space="preserve">Como as pessoas entram.</w:t>
+      </w:r>
+      <w:r>
+        <w:rPr>
+          <w:color w:val="23293D"/>
+          <w:sz w:val="21"/>
+          <w:szCs w:val="21"/>
+        </w:rPr>
+        <w:t xml:space="preserve"> A empresa manda a lista. Cada pessoa é cadastrada como </w:t>
+      </w:r>
+      <w:r>
+        <w:rPr>
+          <w:b/>
+          <w:bCs/>
+          <w:color w:val="23293D"/>
+          <w:sz w:val="21"/>
+          <w:szCs w:val="21"/>
+        </w:rPr>
+        <w:t xml:space="preserve">titular</w:t>
+      </w:r>
+      <w:r>
+        <w:rPr>
+          <w:color w:val="23293D"/>
+          <w:sz w:val="21"/>
+          <w:szCs w:val="21"/>
+        </w:rPr>
+        <w:t xml:space="preserve">, e pode incluir </w:t>
+      </w:r>
+      <w:r>
+        <w:rPr>
+          <w:b/>
+          <w:bCs/>
+          <w:color w:val="23293D"/>
+          <w:sz w:val="21"/>
+          <w:szCs w:val="21"/>
+        </w:rPr>
+        <w:t xml:space="preserve">dependentes</w:t>
+      </w:r>
+      <w:r>
+        <w:rPr>
+          <w:color w:val="23293D"/>
+          <w:sz w:val="21"/>
+          <w:szCs w:val="21"/>
+        </w:rPr>
+        <w:t xml:space="preserve">. Depois disso a Risarte liga para cada uma para dar as boas-vindas e marcar a primeira consulta.</w:t>
+      </w:r>
+    </w:p>
+    <w:p>
+      <w:pPr>
+        <w:spacing w:after="140" w:line="280"/>
+      </w:pPr>
+      <w:r>
+        <w:rPr>
+          <w:b/>
+          <w:bCs/>
+          <w:color w:val="23293D"/>
+          <w:sz w:val="21"/>
+          <w:szCs w:val="21"/>
+        </w:rPr>
+        <w:t xml:space="preserve">Quando começa a valer.</w:t>
+      </w:r>
+      <w:r>
+        <w:rPr>
+          <w:color w:val="23293D"/>
+          <w:sz w:val="21"/>
+          <w:szCs w:val="21"/>
+        </w:rPr>
+        <w:t xml:space="preserve"> Existe </w:t>
+      </w:r>
+      <w:r>
+        <w:rPr>
+          <w:b/>
+          <w:bCs/>
+          <w:color w:val="23293D"/>
+          <w:sz w:val="21"/>
+          <w:szCs w:val="21"/>
+        </w:rPr>
+        <w:t xml:space="preserve">carência</w:t>
+      </w:r>
+      <w:r>
+        <w:rPr>
+          <w:color w:val="23293D"/>
+          <w:sz w:val="21"/>
+          <w:szCs w:val="21"/>
+        </w:rPr>
+        <w:t xml:space="preserve"> — combinada na proposta, contada do início do contrato e da entrada de cada pessoa. Alguns procedimentos podem ter prazo próprio. A pessoa é informada da data dela na ligação de boas-vindas.</w:t>
+      </w:r>
+    </w:p>
+    <w:p>
+      <w:pPr>
+        <w:spacing w:after="140" w:line="280"/>
+      </w:pPr>
+      <w:r>
+        <w:rPr>
+          <w:b/>
+          <w:bCs/>
+          <w:color w:val="23293D"/>
+          <w:sz w:val="21"/>
+          <w:szCs w:val="21"/>
+        </w:rPr>
+        <w:t xml:space="preserve">O que o programa cobre.</w:t>
+      </w:r>
+      <w:r>
+        <w:rPr>
+          <w:color w:val="23293D"/>
+          <w:sz w:val="21"/>
+          <w:szCs w:val="21"/>
+        </w:rPr>
+        <w:t xml:space="preserve"> O que está na proposta, procedimento a procedimento: sem custo, desconto, ou não coberto — e com </w:t>
+      </w:r>
+      <w:r>
+        <w:rPr>
+          <w:b/>
+          <w:bCs/>
+          <w:color w:val="23293D"/>
+          <w:sz w:val="21"/>
+          <w:szCs w:val="21"/>
+        </w:rPr>
+        <w:t xml:space="preserve">quantas vezes</w:t>
+      </w:r>
+      <w:r>
+        <w:rPr>
+          <w:color w:val="23293D"/>
+          <w:sz w:val="21"/>
+          <w:szCs w:val="21"/>
+        </w:rPr>
+        <w:t xml:space="preserve"> e </w:t>
+      </w:r>
+      <w:r>
+        <w:rPr>
+          <w:b/>
+          <w:bCs/>
+          <w:color w:val="23293D"/>
+          <w:sz w:val="21"/>
+          <w:szCs w:val="21"/>
+        </w:rPr>
+        <w:t xml:space="preserve">a cada quanto tempo</w:t>
+      </w:r>
+      <w:r>
+        <w:rPr>
+          <w:color w:val="23293D"/>
+          <w:sz w:val="21"/>
+          <w:szCs w:val="21"/>
+        </w:rPr>
+        <w:t xml:space="preserve">. Não é plano nem convênio: não há reembolso.</w:t>
+      </w:r>
+    </w:p>
+    <w:p>
+      <w:pPr>
+        <w:spacing w:after="140" w:line="280"/>
+      </w:pPr>
+      <w:r>
+        <w:rPr>
+          <w:b/>
+          <w:bCs/>
+          <w:color w:val="23293D"/>
+          <w:sz w:val="21"/>
+          <w:szCs w:val="21"/>
+        </w:rPr>
+        <w:t xml:space="preserve">Onde é atendido.</w:t>
+      </w:r>
+      <w:r>
+        <w:rPr>
+          <w:color w:val="23293D"/>
+          <w:sz w:val="21"/>
+          <w:szCs w:val="21"/>
+        </w:rPr>
+        <w:t xml:space="preserve"> Nas unidades da parceria, listadas na proposta. Alguns benefícios podem valer só na unidade principal — quando é o caso, está escrito.</w:t>
+      </w:r>
+    </w:p>
+    <w:p>
+      <w:pPr>
+        <w:spacing w:after="140" w:line="280"/>
+      </w:pPr>
+      <w:r>
+        <w:rPr>
+          <w:b/>
+          <w:bCs/>
+          <w:color w:val="23293D"/>
+          <w:sz w:val="21"/>
+          <w:szCs w:val="21"/>
+        </w:rPr>
+        <w:t xml:space="preserve">Para incluir mais gente depois.</w:t>
+      </w:r>
+      <w:r>
+        <w:rPr>
+          <w:color w:val="23293D"/>
+          <w:sz w:val="21"/>
+          <w:szCs w:val="21"/>
+        </w:rPr>
+        <w:t xml:space="preserve"> O contrato tem uma quantidade fechada. Para passar dela, a Risarte emite um </w:t>
+      </w:r>
+      <w:r>
+        <w:rPr>
+          <w:b/>
+          <w:bCs/>
+          <w:color w:val="23293D"/>
+          <w:sz w:val="21"/>
+          <w:szCs w:val="21"/>
+        </w:rPr>
+        <w:t xml:space="preserve">termo de inclusão</w:t>
+      </w:r>
+      <w:r>
+        <w:rPr>
+          <w:color w:val="23293D"/>
+          <w:sz w:val="21"/>
+          <w:szCs w:val="21"/>
+        </w:rPr>
+        <w:t xml:space="preserve">: um documento curto, referente ao acordo que já existe, com a diferença de valor. Assim que a empresa aceita, os cadastros são liberados.</w:t>
+      </w:r>
+    </w:p>
+    <w:p>
+      <w:pPr>
+        <w:spacing w:after="140" w:line="280"/>
+      </w:pPr>
+      <w:r>
+        <w:rPr>
+          <w:b/>
+          <w:bCs/>
+          <w:color w:val="23293D"/>
+          <w:sz w:val="21"/>
+          <w:szCs w:val="21"/>
+        </w:rPr>
+        <w:t xml:space="preserve">Se a mensalidade atrasar.</w:t>
+      </w:r>
+      <w:r>
+        <w:rPr>
+          <w:color w:val="23293D"/>
+          <w:sz w:val="21"/>
+          <w:szCs w:val="21"/>
+        </w:rPr>
+        <w:t xml:space="preserve"> Passado o prazo de tolerância, o programa é </w:t>
+      </w:r>
+      <w:r>
+        <w:rPr>
+          <w:b/>
+          <w:bCs/>
+          <w:color w:val="23293D"/>
+          <w:sz w:val="21"/>
+          <w:szCs w:val="21"/>
+        </w:rPr>
+        <w:t xml:space="preserve">suspenso</w:t>
+      </w:r>
+      <w:r>
+        <w:rPr>
+          <w:color w:val="23293D"/>
+          <w:sz w:val="21"/>
+          <w:szCs w:val="21"/>
+        </w:rPr>
+        <w:t xml:space="preserve"> e os benefícios ficam bloqueados até a regularização. A reativação é automática quando a pendência é resolvida.</w:t>
+      </w:r>
+    </w:p>
+    <w:p>
+      <w:pPr>
+        <w:spacing w:after="60" w:line="120"/>
+      </w:pPr>
+      <w:r>
+        <w:rPr>
+          <w:sz w:val="2"/>
+          <w:szCs w:val="2"/>
+        </w:rPr>
+        <w:t xml:space="preserve"/>
+      </w:r>
+    </w:p>
+    <w:p>
+      <w:pPr>
+        <w:pStyle w:val="Heading1"/>
+      </w:pPr>
+      <w:r>
+        <w:rPr>
+          <w:color w:val="1F3253"/>
+        </w:rPr>
+        <w:t xml:space="preserve">Documentos relacionados</w:t>
+      </w:r>
+    </w:p>
+    <w:p>
+      <w:pPr>
+        <w:pStyle w:val="ListParagraph"/>
+        <w:numPr>
+          <w:ilvl w:val="0"/>
+          <w:numId w:val="28"/>
+        </w:numPr>
+        <w:spacing w:after="80" w:line="270"/>
+      </w:pPr>
+      <w:r>
+        <w:rPr>
           <w:rFonts w:ascii="Consolas" w:cs="Consolas" w:eastAsia="Consolas" w:hAnsi="Consolas"/>
           <w:color w:val="1F3253"/>
           <w:sz w:val="19"/>
           <w:szCs w:val="19"/>
           <w:shd w:fill="EFEDE6" w:color="auto" w:val="clear"/>
         </w:rPr>
-        <w:t xml:space="preserve">docs/risarte-empresarial/Briefing_Executavel_Risarte_Empresarial.md</w:t>
-      </w:r>
-      <w:r>
-        <w:rPr>
-          <w:color w:val="23293D"/>
-          <w:sz w:val="21"/>
-          <w:szCs w:val="21"/>
-        </w:rPr>
-        <w:t xml:space="preserve"> — o briefing original.</w:t>
+        <w:t xml:space="preserve">docs/risarte-empresarial/FUNIL-COMERCIAL.md</w:t>
+      </w:r>
+      <w:r>
+        <w:rPr>
+          <w:color w:val="23293D"/>
+          <w:sz w:val="21"/>
+          <w:szCs w:val="21"/>
+        </w:rPr>
+        <w:t xml:space="preserve"> — as decisões do funil, bloco a bloco, com a razão de cada uma.</w:t>
       </w:r>
     </w:p>
     <w:p>
@@ -15689,7 +16343,63 @@
         <w:pStyle w:val="ListParagraph"/>
         <w:numPr>
           <w:ilvl w:val="0"/>
-          <w:numId w:val="27"/>
+          <w:numId w:val="28"/>
+        </w:numPr>
+        <w:spacing w:after="80" w:line="270"/>
+      </w:pPr>
+      <w:r>
+        <w:rPr>
+          <w:rFonts w:ascii="Consolas" w:cs="Consolas" w:eastAsia="Consolas" w:hAnsi="Consolas"/>
+          <w:color w:val="1F3253"/>
+          <w:sz w:val="19"/>
+          <w:szCs w:val="19"/>
+          <w:shd w:fill="EFEDE6" w:color="auto" w:val="clear"/>
+        </w:rPr>
+        <w:t xml:space="preserve">docs/risarte-empresarial/ROTEIRO-TESTE.md</w:t>
+      </w:r>
+      <w:r>
+        <w:rPr>
+          <w:color w:val="23293D"/>
+          <w:sz w:val="21"/>
+          <w:szCs w:val="21"/>
+        </w:rPr>
+        <w:t xml:space="preserve"> — o roteiro de teste, passo a passo.</w:t>
+      </w:r>
+    </w:p>
+    <w:p>
+      <w:pPr>
+        <w:pStyle w:val="ListParagraph"/>
+        <w:numPr>
+          <w:ilvl w:val="0"/>
+          <w:numId w:val="28"/>
+        </w:numPr>
+        <w:spacing w:after="80" w:line="270"/>
+      </w:pPr>
+      <w:r>
+        <w:rPr>
+          <w:rFonts w:ascii="Consolas" w:cs="Consolas" w:eastAsia="Consolas" w:hAnsi="Consolas"/>
+          <w:color w:val="1F3253"/>
+          <w:sz w:val="19"/>
+          <w:szCs w:val="19"/>
+          <w:shd w:fill="EFEDE6" w:color="auto" w:val="clear"/>
+        </w:rPr>
+        <w:t xml:space="preserve">docs/risarte-empresarial/Briefing_Executavel_Risarte_Empresarial.md</w:t>
+      </w:r>
+      <w:r>
+        <w:rPr>
+          <w:color w:val="23293D"/>
+          <w:sz w:val="21"/>
+          <w:szCs w:val="21"/>
+        </w:rPr>
+        <w:t xml:space="preserve"> — o briefing original.</w:t>
+      </w:r>
+    </w:p>
+    <w:p>
+      <w:pPr>
+        <w:pStyle w:val="ListParagraph"/>
+        <w:numPr>
+          <w:ilvl w:val="0"/>
+          <w:numId w:val="28"/>
         </w:numPr>
         <w:spacing w:after="80" w:line="270"/>
       </w:pPr>
@@ -16087,7 +16797,7 @@
     </w:lvlOverride>
   </w:num>
   <w:num w:numId="13">
-    <w:abstractNumId w:val="2"/>
+    <w:abstractNumId w:val="3"/>
     <w:lvlOverride w:ilvl="0">
       <w:startOverride w:val="1"/>
     </w:lvlOverride>
@@ -16099,7 +16809,7 @@
     </w:lvlOverride>
   </w:num>
   <w:num w:numId="15">
-    <w:abstractNumId w:val="3"/>
+    <w:abstractNumId w:val="2"/>
     <w:lvlOverride w:ilvl="0">
       <w:startOverride w:val="1"/>
     </w:lvlOverride>
@@ -16123,13 +16833,13 @@
     </w:lvlOverride>
   </w:num>
   <w:num w:numId="19">
-    <w:abstractNumId w:val="2"/>
+    <w:abstractNumId w:val="3"/>
     <w:lvlOverride w:ilvl="0">
       <w:startOverride w:val="1"/>
     </w:lvlOverride>
   </w:num>
   <w:num w:numId="20">
-    <w:abstractNumId w:val="3"/>
+    <w:abstractNumId w:val="2"/>
     <w:lvlOverride w:ilvl="0">
       <w:startOverride w:val="1"/>
     </w:lvlOverride>
@@ -16171,6 +16881,12 @@
     </w:lvlOverride>
   </w:num>
   <w:num w:numId="27">
+    <w:abstractNumId w:val="3"/>
+    <w:lvlOverride w:ilvl="0">
+      <w:startOverride w:val="1"/>
+    </w:lvlOverride>
+  </w:num>
+  <w:num w:numId="28">
     <w:abstractNumId w:val="3"/>
     <w:lvlOverride w:ilvl="0">
       <w:startOverride w:val="1"/>

--- a/docs/treinamento/Manual-Risarte-Empresarial.docx
+++ b/docs/treinamento/Manual-Risarte-Empresarial.docx
@@ -180,7 +180,7 @@
           <w:sz w:val="20"/>
           <w:szCs w:val="20"/>
         </w:rPr>
-        <w:t xml:space="preserve">27 de setembro de 2026</w:t>
+        <w:t xml:space="preserve">07 de outubro de 2026</w:t>
       </w:r>
     </w:p>
     <w:p>
@@ -10608,25 +10608,7 @@
           <w:sz w:val="21"/>
           <w:szCs w:val="21"/>
         </w:rPr>
-        <w:t xml:space="preserve">: soma titular + dependentes dos titulares </w:t>
-      </w:r>
-      <w:r>
-        <w:rPr>
-          <w:b/>
-          <w:bCs/>
-          <w:color w:val="23293D"/>
-          <w:sz w:val="21"/>
-          <w:szCs w:val="21"/>
-        </w:rPr>
-        <w:t xml:space="preserve">ativos</w:t>
-      </w:r>
-      <w:r>
-        <w:rPr>
-          <w:color w:val="23293D"/>
-          <w:sz w:val="21"/>
-          <w:szCs w:val="21"/>
-        </w:rPr>
-        <w:t xml:space="preserve">, aplicando a faixa por quantidade quando houver. O </w:t>
+        <w:t xml:space="preserve">: soma titular + dependentes, aplicando a faixa por quantidade quando houver. O </w:t>
       </w:r>
       <w:r>
         <w:rPr>
@@ -10659,33 +10641,87 @@
           <w:sz w:val="21"/>
           <w:szCs w:val="21"/>
         </w:rPr>
-        <w:t xml:space="preserve">Empresa de valor fixo:</w:t>
-      </w:r>
-      <w:r>
-        <w:rPr>
-          <w:color w:val="23293D"/>
-          <w:sz w:val="21"/>
-          <w:szCs w:val="21"/>
-        </w:rPr>
-        <w:t xml:space="preserve"> a mensalidade é </w:t>
-      </w:r>
-      <w:r>
-        <w:rPr>
-          <w:b/>
-          <w:bCs/>
-          <w:color w:val="23293D"/>
-          <w:sz w:val="21"/>
-          <w:szCs w:val="21"/>
-        </w:rPr>
-        <w:t xml:space="preserve">o valor fixo + os acréscimos dos termos de inclusão aceitos</w:t>
-      </w:r>
-      <w:r>
-        <w:rPr>
-          <w:color w:val="23293D"/>
-          <w:sz w:val="21"/>
-          <w:szCs w:val="21"/>
-        </w:rPr>
-        <w:t xml:space="preserve"> — não depende de quantos titulares estão cadastrados. A tela escreve </w:t>
+        <w:t xml:space="preserve">O contratado é o mínimo.</w:t>
+      </w:r>
+      <w:r>
+        <w:rPr>
+          <w:color w:val="23293D"/>
+          <w:sz w:val="21"/>
+          <w:szCs w:val="21"/>
+        </w:rPr>
+        <w:t xml:space="preserve"> A mensalidade cobra o </w:t>
+      </w:r>
+      <w:r>
+        <w:rPr>
+          <w:b/>
+          <w:bCs/>
+          <w:color w:val="23293D"/>
+          <w:sz w:val="21"/>
+          <w:szCs w:val="21"/>
+        </w:rPr>
+        <w:t xml:space="preserve">maior</w:t>
+      </w:r>
+      <w:r>
+        <w:rPr>
+          <w:color w:val="23293D"/>
+          <w:sz w:val="21"/>
+          <w:szCs w:val="21"/>
+        </w:rPr>
+        <w:t xml:space="preserve"> entre os titulares cadastrados e a </w:t>
+      </w:r>
+      <w:r>
+        <w:rPr>
+          <w:b/>
+          <w:bCs/>
+          <w:color w:val="23293D"/>
+          <w:sz w:val="21"/>
+          <w:szCs w:val="21"/>
+        </w:rPr>
+        <w:t xml:space="preserve">quantidade contratada</w:t>
+      </w:r>
+      <w:r>
+        <w:rPr>
+          <w:color w:val="23293D"/>
+          <w:sz w:val="21"/>
+          <w:szCs w:val="21"/>
+        </w:rPr>
+        <w:t xml:space="preserve"> (o contrato mais os termos de inclusão aceitos). A empresa fechou 20 titulares e mandou os dados de 1? A mensalidade é a dos </w:t>
+      </w:r>
+      <w:r>
+        <w:rPr>
+          <w:b/>
+          <w:bCs/>
+          <w:color w:val="23293D"/>
+          <w:sz w:val="21"/>
+          <w:szCs w:val="21"/>
+        </w:rPr>
+        <w:t xml:space="preserve">20</w:t>
+      </w:r>
+      <w:r>
+        <w:rPr>
+          <w:color w:val="23293D"/>
+          <w:sz w:val="21"/>
+          <w:szCs w:val="21"/>
+        </w:rPr>
+        <w:t xml:space="preserve">, pelo preço da faixa de 20 — foi o que se combinou, e o cadastro que falta depende da empresa. Os </w:t>
+      </w:r>
+      <w:r>
+        <w:rPr>
+          <w:b/>
+          <w:bCs/>
+          <w:color w:val="23293D"/>
+          <w:sz w:val="21"/>
+          <w:szCs w:val="21"/>
+        </w:rPr>
+        <w:t xml:space="preserve">dependentes</w:t>
+      </w:r>
+      <w:r>
+        <w:rPr>
+          <w:color w:val="23293D"/>
+          <w:sz w:val="21"/>
+          <w:szCs w:val="21"/>
+        </w:rPr>
+        <w:t xml:space="preserve"> entram só os de quem já está cadastrado. A tela escreve a conta: </w:t>
       </w:r>
       <w:r>
         <w:rPr>
@@ -10695,121 +10731,15 @@
           <w:sz w:val="21"/>
           <w:szCs w:val="21"/>
         </w:rPr>
-        <w:t xml:space="preserve">"Acordo de valor fixo: R$ … + R$ … dos termos de inclusão aceitos"</w:t>
-      </w:r>
-      <w:r>
-        <w:rPr>
-          <w:color w:val="23293D"/>
-          <w:sz w:val="21"/>
-          <w:szCs w:val="21"/>
-        </w:rPr>
-        <w:t xml:space="preserve">, e é esse o número que aparece na ficha, no relatório, no painel (MRR) e na cobrança. Exemplo: fixo de R$ 5.000,00; um termo passou o pacote para R$ 6.000,00 → a mensalidade é R$ 6.000,00 (5.000 + 1.000 do termo). O </w:t>
-      </w:r>
-      <w:r>
-        <w:rPr>
-          <w:b/>
-          <w:bCs/>
-          <w:color w:val="23293D"/>
-          <w:sz w:val="21"/>
-          <w:szCs w:val="21"/>
-        </w:rPr>
-        <w:t xml:space="preserve">Simulador</w:t>
-      </w:r>
-      <w:r>
-        <w:rPr>
-          <w:color w:val="23293D"/>
-          <w:sz w:val="21"/>
-          <w:szCs w:val="21"/>
-        </w:rPr>
-        <w:t xml:space="preserve"> ao lado continua fazendo a conta por titular — ele avisa que, nesta empresa, serve só para comparar.</w:t>
-      </w:r>
-    </w:p>
-    <w:p>
-      <w:pPr>
-        <w:pStyle w:val="Heading2"/>
-      </w:pPr>
-      <w:r>
-        <w:rPr>
-          <w:color w:val="1F3253"/>
-        </w:rPr>
-        <w:t xml:space="preserve">As cobranças</w:t>
-      </w:r>
-    </w:p>
-    <w:p>
-      <w:pPr>
-        <w:spacing w:after="140" w:line="280"/>
-      </w:pPr>
-      <w:r>
-        <w:rPr>
-          <w:b/>
-          <w:bCs/>
-          <w:color w:val="23293D"/>
-          <w:sz w:val="21"/>
-          <w:szCs w:val="21"/>
-        </w:rPr>
-        <w:t xml:space="preserve">Por empresa:</w:t>
-      </w:r>
-      <w:r>
-        <w:rPr>
-          <w:color w:val="23293D"/>
-          <w:sz w:val="21"/>
-          <w:szCs w:val="21"/>
-        </w:rPr>
-        <w:t xml:space="preserve"> aba </w:t>
-      </w:r>
-      <w:r>
-        <w:rPr>
-          <w:b/>
-          <w:bCs/>
-          <w:color w:val="23293D"/>
-          <w:sz w:val="21"/>
-          <w:szCs w:val="21"/>
-        </w:rPr>
-        <w:t xml:space="preserve">Financeiro</w:t>
-      </w:r>
-      <w:r>
-        <w:rPr>
-          <w:color w:val="23293D"/>
-          <w:sz w:val="21"/>
-          <w:szCs w:val="21"/>
-        </w:rPr>
-        <w:t xml:space="preserve"> → </w:t>
-      </w:r>
-      <w:r>
-        <w:rPr>
-          <w:b/>
-          <w:bCs/>
-          <w:color w:val="23293D"/>
-          <w:sz w:val="21"/>
-          <w:szCs w:val="21"/>
-        </w:rPr>
-        <w:t xml:space="preserve">Gerar cobrança mensal</w:t>
-      </w:r>
-      <w:r>
-        <w:rPr>
-          <w:color w:val="23293D"/>
-          <w:sz w:val="21"/>
-          <w:szCs w:val="21"/>
-        </w:rPr>
-        <w:t xml:space="preserve">. Nasce </w:t>
-      </w:r>
-      <w:r>
-        <w:rPr>
-          <w:b/>
-          <w:bCs/>
-          <w:color w:val="23293D"/>
-          <w:sz w:val="21"/>
-          <w:szCs w:val="21"/>
-        </w:rPr>
-        <w:t xml:space="preserve">Pendente</w:t>
-      </w:r>
-      <w:r>
-        <w:rPr>
-          <w:color w:val="23293D"/>
-          <w:sz w:val="21"/>
-          <w:szCs w:val="21"/>
-        </w:rPr>
-        <w:t xml:space="preserve">, com valor e vencimento.</w:t>
+        <w:t xml:space="preserve">"20 titular(es) · R$ … — cobrada pelo contratado: 1 cadastrado(s), 19 ainda sem cadastro"</w:t>
+      </w:r>
+      <w:r>
+        <w:rPr>
+          <w:color w:val="23293D"/>
+          <w:sz w:val="21"/>
+          <w:szCs w:val="21"/>
+        </w:rPr>
+        <w:t xml:space="preserve">. É o mesmo número na ficha, no relatório, no painel (MRR) e no boleto.</w:t>
       </w:r>
     </w:p>
     <w:tbl>
@@ -10851,33 +10781,15 @@
                 <w:sz w:val="21"/>
                 <w:szCs w:val="21"/>
               </w:rPr>
-              <w:t xml:space="preserve">A mesma mensalidade não sai duas vezes.</w:t>
-            </w:r>
-            <w:r>
-              <w:rPr>
-                <w:color w:val="23293D"/>
-                <w:sz w:val="21"/>
-                <w:szCs w:val="21"/>
-              </w:rPr>
-              <w:t xml:space="preserve"> Se a mensalidade do mês já foi gerada — por esta tela ou pela cobrança de todas as empresas —, o sistema recusa e diz: </w:t>
-            </w:r>
-            <w:r>
-              <w:rPr>
-                <w:i/>
-                <w:iCs/>
-                <w:color w:val="23293D"/>
-                <w:sz w:val="21"/>
-                <w:szCs w:val="21"/>
-              </w:rPr>
-              <w:t xml:space="preserve">"A mensalidade de setembro/2026 desta empresa já foi gerada. Para refazê-la, cancele a atual primeiro."</w:t>
-            </w:r>
-            <w:r>
-              <w:rPr>
-                <w:color w:val="23293D"/>
-                <w:sz w:val="21"/>
-                <w:szCs w:val="21"/>
-              </w:rPr>
-              <w:t xml:space="preserve"> A trava é do </w:t>
+              <w:t xml:space="preserve">Empresa sem quantidade contratada</w:t>
+            </w:r>
+            <w:r>
+              <w:rPr>
+                <w:color w:val="23293D"/>
+                <w:sz w:val="21"/>
+                <w:szCs w:val="21"/>
+              </w:rPr>
+              <w:t xml:space="preserve"> (cadastrada direto, sem passar pelo funil) continua sendo cobrada só pelos titulares cadastrados. Para ela valer como as outras, informe os </w:t>
             </w:r>
             <w:r>
               <w:rPr>
@@ -10887,21 +10799,16 @@
                 <w:sz w:val="21"/>
                 <w:szCs w:val="21"/>
               </w:rPr>
-              <w:t xml:space="preserve">banco</w:t>
-            </w:r>
-            <w:r>
-              <w:rPr>
-                <w:color w:val="23293D"/>
-                <w:sz w:val="21"/>
-                <w:szCs w:val="21"/>
-              </w:rPr>
-              <w:t xml:space="preserve">, então vale para qualquer caminho, inclusive dois cliques seguidos.</w:t>
-            </w:r>
-          </w:p>
-          <w:p>
-            <w:pPr>
-              <w:spacing w:after="140" w:line="280"/>
-            </w:pPr>
+              <w:t xml:space="preserve">Titulares contratados</w:t>
+            </w:r>
+            <w:r>
+              <w:rPr>
+                <w:color w:val="23293D"/>
+                <w:sz w:val="21"/>
+                <w:szCs w:val="21"/>
+              </w:rPr>
+              <w:t xml:space="preserve"> em </w:t>
+            </w:r>
             <w:r>
               <w:rPr>
                 <w:b/>
@@ -10910,61 +10817,7 @@
                 <w:sz w:val="21"/>
                 <w:szCs w:val="21"/>
               </w:rPr>
-              <w:t xml:space="preserve">Empresa com mais de um documento</w:t>
-            </w:r>
-            <w:r>
-              <w:rPr>
-                <w:color w:val="23293D"/>
-                <w:sz w:val="21"/>
-                <w:szCs w:val="21"/>
-              </w:rPr>
-              <w:t xml:space="preserve"> (CNPJ/CAEPF) recebe </w:t>
-            </w:r>
-            <w:r>
-              <w:rPr>
-                <w:b/>
-                <w:bCs/>
-                <w:color w:val="23293D"/>
-                <w:sz w:val="21"/>
-                <w:szCs w:val="21"/>
-              </w:rPr>
-              <w:t xml:space="preserve">um boleto por documento</w:t>
-            </w:r>
-            <w:r>
-              <w:rPr>
-                <w:color w:val="23293D"/>
-                <w:sz w:val="21"/>
-                <w:szCs w:val="21"/>
-              </w:rPr>
-              <w:t xml:space="preserve"> no mesmo mês — isso é normal, e a trava deixa. O que ela barra é o </w:t>
-            </w:r>
-            <w:r>
-              <w:rPr>
-                <w:b/>
-                <w:bCs/>
-                <w:color w:val="23293D"/>
-                <w:sz w:val="21"/>
-                <w:szCs w:val="21"/>
-              </w:rPr>
-              <w:t xml:space="preserve">mesmo documento</w:t>
-            </w:r>
-            <w:r>
-              <w:rPr>
-                <w:color w:val="23293D"/>
-                <w:sz w:val="21"/>
-                <w:szCs w:val="21"/>
-              </w:rPr>
-              <w:t xml:space="preserve"> cobrado duas vezes no </w:t>
-            </w:r>
-            <w:r>
-              <w:rPr>
-                <w:b/>
-                <w:bCs/>
-                <w:color w:val="23293D"/>
-                <w:sz w:val="21"/>
-                <w:szCs w:val="21"/>
-              </w:rPr>
-              <w:t xml:space="preserve">mesmo mês</w:t>
+              <w:t xml:space="preserve">Dados Gerais → Acordo de cobrança</w:t>
             </w:r>
             <w:r>
               <w:rPr>
@@ -10973,29 +10826,6 @@
                 <w:szCs w:val="21"/>
               </w:rPr>
               <w:t xml:space="preserve">.</w:t>
-            </w:r>
-          </w:p>
-          <w:p>
-            <w:pPr>
-              <w:spacing w:after="140" w:line="280"/>
-            </w:pPr>
-            <w:r>
-              <w:rPr>
-                <w:b/>
-                <w:bCs/>
-                <w:color w:val="23293D"/>
-                <w:sz w:val="21"/>
-                <w:szCs w:val="21"/>
-              </w:rPr>
-              <w:t xml:space="preserve">Para corrigir uma mensalidade errada:</w:t>
-            </w:r>
-            <w:r>
-              <w:rPr>
-                <w:color w:val="23293D"/>
-                <w:sz w:val="21"/>
-                <w:szCs w:val="21"/>
-              </w:rPr>
-              <w:t xml:space="preserve"> cancele a atual e gere de novo. Cobrança cancelada não conta para a trava.</w:t>
             </w:r>
           </w:p>
         </w:tc>
@@ -11052,15 +10882,15 @@
                 <w:sz w:val="21"/>
                 <w:szCs w:val="21"/>
               </w:rPr>
-              <w:t xml:space="preserve">"Não foi possível conferir o preço e os titulares da empresa agora…"</w:t>
-            </w:r>
-            <w:r>
-              <w:rPr>
-                <w:color w:val="23293D"/>
-                <w:sz w:val="21"/>
-                <w:szCs w:val="21"/>
-              </w:rPr>
-              <w:t xml:space="preserve"> — o sistema não conseguiu ler, naquele instante, o preço combinado, as faixas, os titulares ou os dependentes. </w:t>
+              <w:t xml:space="preserve">Faltam cadastros de colaboradores.</w:t>
+            </w:r>
+            <w:r>
+              <w:rPr>
+                <w:color w:val="23293D"/>
+                <w:sz w:val="21"/>
+                <w:szCs w:val="21"/>
+              </w:rPr>
+              <w:t xml:space="preserve"> Enquanto a empresa tiver menos titulares cadastrados do que contratou, um </w:t>
             </w:r>
             <w:r>
               <w:rPr>
@@ -11070,105 +10900,33 @@
                 <w:sz w:val="21"/>
                 <w:szCs w:val="21"/>
               </w:rPr>
-              <w:t xml:space="preserve">Nada foi gerado.</w:t>
-            </w:r>
-            <w:r>
-              <w:rPr>
-                <w:color w:val="23293D"/>
-                <w:sz w:val="21"/>
-                <w:szCs w:val="21"/>
-              </w:rPr>
-              <w:t xml:space="preserve"> Tente de novo em instantes. É de propósito: antes, uma falha momentânea fazia a cobrança sair com o preço padrão da rede ou </w:t>
-            </w:r>
-            <w:r>
-              <w:rPr>
-                <w:b/>
-                <w:bCs/>
-                <w:color w:val="23293D"/>
-                <w:sz w:val="21"/>
-                <w:szCs w:val="21"/>
-              </w:rPr>
-              <w:t xml:space="preserve">sem os dependentes</w:t>
-            </w:r>
-            <w:r>
-              <w:rPr>
-                <w:color w:val="23293D"/>
-                <w:sz w:val="21"/>
-                <w:szCs w:val="21"/>
-              </w:rPr>
-              <w:t xml:space="preserve"> — mais barata ou mais cara, e sem ninguém perceber. O mesmo vale para o </w:t>
-            </w:r>
-            <w:r>
-              <w:rPr>
-                <w:b/>
-                <w:bCs/>
-                <w:color w:val="23293D"/>
-                <w:sz w:val="21"/>
-                <w:szCs w:val="21"/>
-              </w:rPr>
-              <w:t xml:space="preserve">termo de inclusão</w:t>
-            </w:r>
-            <w:r>
-              <w:rPr>
-                <w:color w:val="23293D"/>
-                <w:sz w:val="21"/>
-                <w:szCs w:val="21"/>
-              </w:rPr>
-              <w:t xml:space="preserve"> e para a </w:t>
-            </w:r>
-            <w:r>
-              <w:rPr>
-                <w:b/>
-                <w:bCs/>
-                <w:color w:val="23293D"/>
-                <w:sz w:val="21"/>
-                <w:szCs w:val="21"/>
-              </w:rPr>
-              <w:t xml:space="preserve">proposta</w:t>
-            </w:r>
-            <w:r>
-              <w:rPr>
-                <w:color w:val="23293D"/>
-                <w:sz w:val="21"/>
-                <w:szCs w:val="21"/>
-              </w:rPr>
-              <w:t xml:space="preserve">: sem conseguir ler os valores, eles não são montados. Na geração </w:t>
-            </w:r>
-            <w:r>
-              <w:rPr>
-                <w:b/>
-                <w:bCs/>
-                <w:color w:val="23293D"/>
-                <w:sz w:val="21"/>
-                <w:szCs w:val="21"/>
-              </w:rPr>
-              <w:t xml:space="preserve">em lote</w:t>
-            </w:r>
-            <w:r>
-              <w:rPr>
-                <w:color w:val="23293D"/>
-                <w:sz w:val="21"/>
-                <w:szCs w:val="21"/>
-              </w:rPr>
-              <w:t xml:space="preserve">, a empresa aparece entre as </w:t>
-            </w:r>
-            <w:r>
-              <w:rPr>
-                <w:b/>
-                <w:bCs/>
-                <w:color w:val="23293D"/>
-                <w:sz w:val="21"/>
-                <w:szCs w:val="21"/>
-              </w:rPr>
-              <w:t xml:space="preserve">puladas</w:t>
-            </w:r>
-            <w:r>
-              <w:rPr>
-                <w:color w:val="23293D"/>
-                <w:sz w:val="21"/>
-                <w:szCs w:val="21"/>
-              </w:rPr>
-              <w:t xml:space="preserve">, com esse motivo.</w:t>
+              <w:t xml:space="preserve">alerta amarelo</w:t>
+            </w:r>
+            <w:r>
+              <w:rPr>
+                <w:color w:val="23293D"/>
+                <w:sz w:val="21"/>
+                <w:szCs w:val="21"/>
+              </w:rPr>
+              <w:t xml:space="preserve"> fica no alto da ficha dela, em todas as abas, com os números (</w:t>
+            </w:r>
+            <w:r>
+              <w:rPr>
+                <w:i/>
+                <w:iCs/>
+                <w:color w:val="23293D"/>
+                <w:sz w:val="21"/>
+                <w:szCs w:val="21"/>
+              </w:rPr>
+              <w:t xml:space="preserve">"só 1 dos 20 titulares contratados está cadastrado"</w:t>
+            </w:r>
+            <w:r>
+              <w:rPr>
+                <w:color w:val="23293D"/>
+                <w:sz w:val="21"/>
+                <w:szCs w:val="21"/>
+              </w:rPr>
+              <w:t xml:space="preserve">). Ele aparece para quem gere o programa — é quem cobra os dados da empresa. Some sozinho quando os cadastros chegam.</w:t>
             </w:r>
           </w:p>
         </w:tc>
@@ -11206,97 +10964,72 @@
           <w:sz w:val="21"/>
           <w:szCs w:val="21"/>
         </w:rPr>
-        <w:t xml:space="preserve"> a implantação é </w:t>
-      </w:r>
-      <w:r>
-        <w:rPr>
-          <w:b/>
-          <w:bCs/>
-          <w:color w:val="23293D"/>
-          <w:sz w:val="21"/>
-          <w:szCs w:val="21"/>
-        </w:rPr>
-        <w:t xml:space="preserve">um mês do valor fixo</w:t>
-      </w:r>
-      <w:r>
-        <w:rPr>
-          <w:color w:val="23293D"/>
-          <w:sz w:val="21"/>
-          <w:szCs w:val="21"/>
-        </w:rPr>
-        <w:t xml:space="preserve">. Depois de um termo de inclusão aceito, </w:t>
-      </w:r>
-      <w:r>
-        <w:rPr>
-          <w:b/>
-          <w:bCs/>
-          <w:color w:val="23293D"/>
-          <w:sz w:val="21"/>
-          <w:szCs w:val="21"/>
-        </w:rPr>
-        <w:t xml:space="preserve">Gerar implantação</w:t>
-      </w:r>
-      <w:r>
-        <w:rPr>
-          <w:color w:val="23293D"/>
-          <w:sz w:val="21"/>
-          <w:szCs w:val="21"/>
-        </w:rPr>
-        <w:t xml:space="preserve"> cobra </w:t>
-      </w:r>
-      <w:r>
-        <w:rPr>
-          <w:b/>
-          <w:bCs/>
-          <w:color w:val="23293D"/>
-          <w:sz w:val="21"/>
-          <w:szCs w:val="21"/>
-        </w:rPr>
-        <w:t xml:space="preserve">só o acréscimo</w:t>
-      </w:r>
-      <w:r>
-        <w:rPr>
-          <w:color w:val="23293D"/>
-          <w:sz w:val="21"/>
-          <w:szCs w:val="21"/>
-        </w:rPr>
-        <w:t xml:space="preserve"> que o termo trouxe (a mensalidade de hoje menos o que as implantações anteriores já cobraram), e a tela mostra a conta. Se não há acréscimo novo, o sistema </w:t>
-      </w:r>
-      <w:r>
-        <w:rPr>
-          <w:b/>
-          <w:bCs/>
-          <w:color w:val="23293D"/>
-          <w:sz w:val="21"/>
-          <w:szCs w:val="21"/>
-        </w:rPr>
-        <w:t xml:space="preserve">não gera</w:t>
-      </w:r>
-      <w:r>
-        <w:rPr>
-          <w:color w:val="23293D"/>
-          <w:sz w:val="21"/>
-          <w:szCs w:val="21"/>
-        </w:rPr>
-        <w:t xml:space="preserve"> e diz por quê. O restante desta seção vale para a empresa </w:t>
-      </w:r>
-      <w:r>
-        <w:rPr>
-          <w:b/>
-          <w:bCs/>
-          <w:color w:val="23293D"/>
-          <w:sz w:val="21"/>
-          <w:szCs w:val="21"/>
-        </w:rPr>
-        <w:t xml:space="preserve">por titular</w:t>
-      </w:r>
-      <w:r>
-        <w:rPr>
-          <w:color w:val="23293D"/>
-          <w:sz w:val="21"/>
-          <w:szCs w:val="21"/>
-        </w:rPr>
-        <w:t xml:space="preserve">.</w:t>
+        <w:t xml:space="preserve"> a mensalidade é </w:t>
+      </w:r>
+      <w:r>
+        <w:rPr>
+          <w:b/>
+          <w:bCs/>
+          <w:color w:val="23293D"/>
+          <w:sz w:val="21"/>
+          <w:szCs w:val="21"/>
+        </w:rPr>
+        <w:t xml:space="preserve">o valor fixo + os acréscimos dos termos de inclusão aceitos</w:t>
+      </w:r>
+      <w:r>
+        <w:rPr>
+          <w:color w:val="23293D"/>
+          <w:sz w:val="21"/>
+          <w:szCs w:val="21"/>
+        </w:rPr>
+        <w:t xml:space="preserve"> — não depende de quantos titulares estão cadastrados. A tela escreve </w:t>
+      </w:r>
+      <w:r>
+        <w:rPr>
+          <w:i/>
+          <w:iCs/>
+          <w:color w:val="23293D"/>
+          <w:sz w:val="21"/>
+          <w:szCs w:val="21"/>
+        </w:rPr>
+        <w:t xml:space="preserve">"Acordo de valor fixo: R$ … + R$ … dos termos de inclusão aceitos"</w:t>
+      </w:r>
+      <w:r>
+        <w:rPr>
+          <w:color w:val="23293D"/>
+          <w:sz w:val="21"/>
+          <w:szCs w:val="21"/>
+        </w:rPr>
+        <w:t xml:space="preserve">, e é esse o número que aparece na ficha, no relatório, no painel (MRR) e na cobrança. Exemplo: fixo de R$ 5.000,00; um termo passou o pacote para R$ 6.000,00 → a mensalidade é R$ 6.000,00 (5.000 + 1.000 do termo). O </w:t>
+      </w:r>
+      <w:r>
+        <w:rPr>
+          <w:b/>
+          <w:bCs/>
+          <w:color w:val="23293D"/>
+          <w:sz w:val="21"/>
+          <w:szCs w:val="21"/>
+        </w:rPr>
+        <w:t xml:space="preserve">Simulador</w:t>
+      </w:r>
+      <w:r>
+        <w:rPr>
+          <w:color w:val="23293D"/>
+          <w:sz w:val="21"/>
+          <w:szCs w:val="21"/>
+        </w:rPr>
+        <w:t xml:space="preserve"> ao lado continua fazendo a conta por titular — ele avisa que, nesta empresa, serve só para comparar.</w:t>
+      </w:r>
+    </w:p>
+    <w:p>
+      <w:pPr>
+        <w:pStyle w:val="Heading2"/>
+      </w:pPr>
+      <w:r>
+        <w:rPr>
+          <w:color w:val="1F3253"/>
+        </w:rPr>
+        <w:t xml:space="preserve">As cobranças</w:t>
       </w:r>
     </w:p>
     <w:p>
@@ -11311,426 +11044,69 @@
           <w:sz w:val="21"/>
           <w:szCs w:val="21"/>
         </w:rPr>
-        <w:t xml:space="preserve">A implantação não espera os cadastros.</w:t>
-      </w:r>
-      <w:r>
-        <w:rPr>
-          <w:color w:val="23293D"/>
-          <w:sz w:val="21"/>
-          <w:szCs w:val="21"/>
-        </w:rPr>
-        <w:t xml:space="preserve"> Ao clicar em </w:t>
-      </w:r>
-      <w:r>
-        <w:rPr>
-          <w:b/>
-          <w:bCs/>
-          <w:color w:val="23293D"/>
-          <w:sz w:val="21"/>
-          <w:szCs w:val="21"/>
-        </w:rPr>
-        <w:t xml:space="preserve">Gerar implantação</w:t>
-      </w:r>
-      <w:r>
-        <w:rPr>
-          <w:color w:val="23293D"/>
-          <w:sz w:val="21"/>
-          <w:szCs w:val="21"/>
-        </w:rPr>
-        <w:t xml:space="preserve">:</w:t>
-      </w:r>
-    </w:p>
-    <w:p>
-      <w:pPr>
-        <w:pStyle w:val="ListParagraph"/>
-        <w:numPr>
-          <w:ilvl w:val="0"/>
-          <w:numId w:val="16"/>
-        </w:numPr>
-        <w:spacing w:after="80" w:line="270"/>
-      </w:pPr>
-      <w:r>
-        <w:rPr>
-          <w:color w:val="23293D"/>
-          <w:sz w:val="21"/>
-          <w:szCs w:val="21"/>
-        </w:rPr>
-        <w:t xml:space="preserve">Se a empresa tem </w:t>
-      </w:r>
-      <w:r>
-        <w:rPr>
-          <w:b/>
-          <w:bCs/>
-          <w:color w:val="23293D"/>
-          <w:sz w:val="21"/>
-          <w:szCs w:val="21"/>
-        </w:rPr>
-        <w:t xml:space="preserve">quantidade contratada</w:t>
-      </w:r>
-      <w:r>
-        <w:rPr>
-          <w:color w:val="23293D"/>
-          <w:sz w:val="21"/>
-          <w:szCs w:val="21"/>
-        </w:rPr>
-        <w:t xml:space="preserve"> (veio da proposta), a conta usa </w:t>
-      </w:r>
-      <w:r>
-        <w:rPr>
-          <w:b/>
-          <w:bCs/>
-          <w:color w:val="23293D"/>
-          <w:sz w:val="21"/>
-          <w:szCs w:val="21"/>
-        </w:rPr>
-        <w:t xml:space="preserve">ela</w:t>
-      </w:r>
-      <w:r>
-        <w:rPr>
-          <w:color w:val="23293D"/>
-          <w:sz w:val="21"/>
-          <w:szCs w:val="21"/>
-        </w:rPr>
-        <w:t xml:space="preserve">, mesmo que ainda haja menos gente cadastrada — e a tela diz isso, com os dois números.</w:t>
-      </w:r>
-    </w:p>
-    <w:p>
-      <w:pPr>
-        <w:pStyle w:val="ListParagraph"/>
-        <w:numPr>
-          <w:ilvl w:val="0"/>
-          <w:numId w:val="16"/>
-        </w:numPr>
-        <w:spacing w:after="80" w:line="270"/>
-      </w:pPr>
-      <w:r>
-        <w:rPr>
-          <w:color w:val="23293D"/>
-          <w:sz w:val="21"/>
-          <w:szCs w:val="21"/>
-        </w:rPr>
-        <w:t xml:space="preserve">Se </w:t>
-      </w:r>
-      <w:r>
-        <w:rPr>
-          <w:b/>
-          <w:bCs/>
-          <w:color w:val="23293D"/>
-          <w:sz w:val="21"/>
-          <w:szCs w:val="21"/>
-        </w:rPr>
-        <w:t xml:space="preserve">não há titulares nem quantidade contratada</w:t>
-      </w:r>
-      <w:r>
-        <w:rPr>
-          <w:color w:val="23293D"/>
-          <w:sz w:val="21"/>
-          <w:szCs w:val="21"/>
-        </w:rPr>
-        <w:t xml:space="preserve">, a tela </w:t>
-      </w:r>
-      <w:r>
-        <w:rPr>
-          <w:b/>
-          <w:bCs/>
-          <w:color w:val="23293D"/>
-          <w:sz w:val="21"/>
-          <w:szCs w:val="21"/>
-        </w:rPr>
-        <w:t xml:space="preserve">pede o valor</w:t>
-      </w:r>
-      <w:r>
-        <w:rPr>
-          <w:color w:val="23293D"/>
-          <w:sz w:val="21"/>
-          <w:szCs w:val="21"/>
-        </w:rPr>
-        <w:t xml:space="preserve">.</w:t>
-      </w:r>
-    </w:p>
-    <w:p>
-      <w:pPr>
-        <w:pStyle w:val="ListParagraph"/>
-        <w:numPr>
-          <w:ilvl w:val="0"/>
-          <w:numId w:val="16"/>
-        </w:numPr>
-        <w:spacing w:after="80" w:line="270"/>
-      </w:pPr>
-      <w:r>
-        <w:rPr>
-          <w:color w:val="23293D"/>
-          <w:sz w:val="21"/>
-          <w:szCs w:val="21"/>
-        </w:rPr>
-        <w:t xml:space="preserve">A </w:t>
-      </w:r>
-      <w:r>
-        <w:rPr>
-          <w:b/>
-          <w:bCs/>
-          <w:color w:val="23293D"/>
-          <w:sz w:val="21"/>
-          <w:szCs w:val="21"/>
-        </w:rPr>
-        <w:t xml:space="preserve">mensalidade</w:t>
-      </w:r>
-      <w:r>
-        <w:rPr>
-          <w:color w:val="23293D"/>
-          <w:sz w:val="21"/>
-          <w:szCs w:val="21"/>
-        </w:rPr>
-        <w:t xml:space="preserve">, essa sim, só é gerada com titulares ativos: são perguntas diferentes.</w:t>
-      </w:r>
-    </w:p>
-    <w:p>
-      <w:pPr>
-        <w:spacing w:after="140" w:line="280"/>
-      </w:pPr>
-      <w:r>
-        <w:rPr>
-          <w:b/>
-          <w:bCs/>
-          <w:color w:val="23293D"/>
-          <w:sz w:val="21"/>
-          <w:szCs w:val="21"/>
-        </w:rPr>
-        <w:t xml:space="preserve">Cada titular paga a implantação UMA vez — na etapa em que entra.</w:t>
-      </w:r>
-      <w:r>
-        <w:rPr>
-          <w:color w:val="23293D"/>
-          <w:sz w:val="21"/>
-          <w:szCs w:val="21"/>
-        </w:rPr>
-        <w:t xml:space="preserve"> Quando a empresa inclui titulares depois (pelo </w:t>
-      </w:r>
-      <w:r>
-        <w:rPr>
-          <w:b/>
-          <w:bCs/>
-          <w:color w:val="23293D"/>
-          <w:sz w:val="21"/>
-          <w:szCs w:val="21"/>
-        </w:rPr>
-        <w:t xml:space="preserve">termo de inclusão</w:t>
-      </w:r>
-      <w:r>
-        <w:rPr>
-          <w:color w:val="23293D"/>
-          <w:sz w:val="21"/>
-          <w:szCs w:val="21"/>
-        </w:rPr>
-        <w:t xml:space="preserve">), o primeiro pagamento desses titulares novos é a implantação deles. Exemplo: empresa de 100 colaboradores aderiu com 80 e, meses depois, incluiu os outros 20. A primeira implantação cobrou os 80; ao clicar de novo em </w:t>
-      </w:r>
-      <w:r>
-        <w:rPr>
-          <w:b/>
-          <w:bCs/>
-          <w:color w:val="23293D"/>
-          <w:sz w:val="21"/>
-          <w:szCs w:val="21"/>
-        </w:rPr>
-        <w:t xml:space="preserve">Gerar implantação</w:t>
-      </w:r>
-      <w:r>
-        <w:rPr>
-          <w:color w:val="23293D"/>
-          <w:sz w:val="21"/>
-          <w:szCs w:val="21"/>
-        </w:rPr>
-        <w:t xml:space="preserve">, a tela cobra </w:t>
-      </w:r>
-      <w:r>
-        <w:rPr>
-          <w:b/>
-          <w:bCs/>
-          <w:color w:val="23293D"/>
-          <w:sz w:val="21"/>
-          <w:szCs w:val="21"/>
-        </w:rPr>
-        <w:t xml:space="preserve">só os 20</w:t>
-      </w:r>
-      <w:r>
-        <w:rPr>
-          <w:color w:val="23293D"/>
-          <w:sz w:val="21"/>
-          <w:szCs w:val="21"/>
-        </w:rPr>
-        <w:t xml:space="preserve"> e mostra a conta: quantos a empresa tem hoje (contratados + termos aceitos), quantos já pagaram e a diferença.</w:t>
-      </w:r>
-    </w:p>
-    <w:p>
-      <w:pPr>
-        <w:pStyle w:val="ListParagraph"/>
-        <w:numPr>
-          <w:ilvl w:val="0"/>
-          <w:numId w:val="17"/>
-        </w:numPr>
-        <w:spacing w:after="80" w:line="270"/>
-      </w:pPr>
-      <w:r>
-        <w:rPr>
-          <w:color w:val="23293D"/>
-          <w:sz w:val="21"/>
-          <w:szCs w:val="21"/>
-        </w:rPr>
-        <w:t xml:space="preserve">O </w:t>
-      </w:r>
-      <w:r>
-        <w:rPr>
-          <w:b/>
-          <w:bCs/>
-          <w:color w:val="23293D"/>
-          <w:sz w:val="21"/>
-          <w:szCs w:val="21"/>
-        </w:rPr>
-        <w:t xml:space="preserve">preço por titular</w:t>
-      </w:r>
-      <w:r>
-        <w:rPr>
-          <w:color w:val="23293D"/>
-          <w:sz w:val="21"/>
-          <w:szCs w:val="21"/>
-        </w:rPr>
-        <w:t xml:space="preserve"> é o da </w:t>
-      </w:r>
-      <w:r>
-        <w:rPr>
-          <w:b/>
-          <w:bCs/>
-          <w:color w:val="23293D"/>
-          <w:sz w:val="21"/>
-          <w:szCs w:val="21"/>
-        </w:rPr>
-        <w:t xml:space="preserve">faixa da empresa inteira</w:t>
-      </w:r>
-      <w:r>
-        <w:rPr>
-          <w:color w:val="23293D"/>
-          <w:sz w:val="21"/>
-          <w:szCs w:val="21"/>
-        </w:rPr>
-        <w:t xml:space="preserve"> (100, no exemplo), não a de 20 — quem entra depois não paga mais caro por isso.</w:t>
-      </w:r>
-    </w:p>
-    <w:p>
-      <w:pPr>
-        <w:pStyle w:val="ListParagraph"/>
-        <w:numPr>
-          <w:ilvl w:val="0"/>
-          <w:numId w:val="17"/>
-        </w:numPr>
-        <w:spacing w:after="80" w:line="270"/>
-      </w:pPr>
-      <w:r>
-        <w:rPr>
-          <w:color w:val="23293D"/>
-          <w:sz w:val="21"/>
-          <w:szCs w:val="21"/>
-        </w:rPr>
-        <w:t xml:space="preserve">Se </w:t>
-      </w:r>
-      <w:r>
-        <w:rPr>
-          <w:b/>
-          <w:bCs/>
-          <w:color w:val="23293D"/>
-          <w:sz w:val="21"/>
-          <w:szCs w:val="21"/>
-        </w:rPr>
-        <w:t xml:space="preserve">todos já pagaram</w:t>
-      </w:r>
-      <w:r>
-        <w:rPr>
-          <w:color w:val="23293D"/>
-          <w:sz w:val="21"/>
-          <w:szCs w:val="21"/>
-        </w:rPr>
-        <w:t xml:space="preserve">, o sistema </w:t>
-      </w:r>
-      <w:r>
-        <w:rPr>
-          <w:b/>
-          <w:bCs/>
-          <w:color w:val="23293D"/>
-          <w:sz w:val="21"/>
-          <w:szCs w:val="21"/>
-        </w:rPr>
-        <w:t xml:space="preserve">não gera</w:t>
-      </w:r>
-      <w:r>
-        <w:rPr>
-          <w:color w:val="23293D"/>
-          <w:sz w:val="21"/>
-          <w:szCs w:val="21"/>
-        </w:rPr>
-        <w:t xml:space="preserve"> e diz por quê. É também o que impede a mesma implantação de sair duas vezes por dois cliques.</w:t>
-      </w:r>
-    </w:p>
-    <w:p>
-      <w:pPr>
-        <w:pStyle w:val="ListParagraph"/>
-        <w:numPr>
-          <w:ilvl w:val="0"/>
-          <w:numId w:val="17"/>
-        </w:numPr>
-        <w:spacing w:after="80" w:line="270"/>
-      </w:pPr>
-      <w:r>
-        <w:rPr>
-          <w:b/>
-          <w:bCs/>
-          <w:color w:val="23293D"/>
-          <w:sz w:val="21"/>
-          <w:szCs w:val="21"/>
-        </w:rPr>
-        <w:t xml:space="preserve">Cobrança cancelada não conta</w:t>
-      </w:r>
-      <w:r>
-        <w:rPr>
-          <w:color w:val="23293D"/>
-          <w:sz w:val="21"/>
-          <w:szCs w:val="21"/>
-        </w:rPr>
-        <w:t xml:space="preserve"> como paga: se a implantação foi cancelada, a próxima cobra aqueles titulares de novo.</w:t>
-      </w:r>
-    </w:p>
-    <w:p>
-      <w:pPr>
-        <w:pStyle w:val="ListParagraph"/>
-        <w:numPr>
-          <w:ilvl w:val="0"/>
-          <w:numId w:val="17"/>
-        </w:numPr>
-        <w:spacing w:after="80" w:line="270"/>
-      </w:pPr>
-      <w:r>
-        <w:rPr>
-          <w:color w:val="23293D"/>
-          <w:sz w:val="21"/>
-          <w:szCs w:val="21"/>
-        </w:rPr>
-        <w:t xml:space="preserve">A segunda etapa pode ser cobrada </w:t>
-      </w:r>
-      <w:r>
-        <w:rPr>
-          <w:b/>
-          <w:bCs/>
-          <w:color w:val="23293D"/>
-          <w:sz w:val="21"/>
-          <w:szCs w:val="21"/>
-        </w:rPr>
-        <w:t xml:space="preserve">antes</w:t>
-      </w:r>
-      <w:r>
-        <w:rPr>
-          <w:color w:val="23293D"/>
-          <w:sz w:val="21"/>
-          <w:szCs w:val="21"/>
-        </w:rPr>
-        <w:t xml:space="preserve"> de os 20 serem cadastrados — o termo de inclusão aceito já basta, igual à primeira implantação.</w:t>
+        <w:t xml:space="preserve">Por empresa:</w:t>
+      </w:r>
+      <w:r>
+        <w:rPr>
+          <w:color w:val="23293D"/>
+          <w:sz w:val="21"/>
+          <w:szCs w:val="21"/>
+        </w:rPr>
+        <w:t xml:space="preserve"> aba </w:t>
+      </w:r>
+      <w:r>
+        <w:rPr>
+          <w:b/>
+          <w:bCs/>
+          <w:color w:val="23293D"/>
+          <w:sz w:val="21"/>
+          <w:szCs w:val="21"/>
+        </w:rPr>
+        <w:t xml:space="preserve">Financeiro</w:t>
+      </w:r>
+      <w:r>
+        <w:rPr>
+          <w:color w:val="23293D"/>
+          <w:sz w:val="21"/>
+          <w:szCs w:val="21"/>
+        </w:rPr>
+        <w:t xml:space="preserve"> → </w:t>
+      </w:r>
+      <w:r>
+        <w:rPr>
+          <w:b/>
+          <w:bCs/>
+          <w:color w:val="23293D"/>
+          <w:sz w:val="21"/>
+          <w:szCs w:val="21"/>
+        </w:rPr>
+        <w:t xml:space="preserve">Gerar cobrança mensal</w:t>
+      </w:r>
+      <w:r>
+        <w:rPr>
+          <w:color w:val="23293D"/>
+          <w:sz w:val="21"/>
+          <w:szCs w:val="21"/>
+        </w:rPr>
+        <w:t xml:space="preserve">. Nasce </w:t>
+      </w:r>
+      <w:r>
+        <w:rPr>
+          <w:b/>
+          <w:bCs/>
+          <w:color w:val="23293D"/>
+          <w:sz w:val="21"/>
+          <w:szCs w:val="21"/>
+        </w:rPr>
+        <w:t xml:space="preserve">Pendente</w:t>
+      </w:r>
+      <w:r>
+        <w:rPr>
+          <w:color w:val="23293D"/>
+          <w:sz w:val="21"/>
+          <w:szCs w:val="21"/>
+        </w:rPr>
+        <w:t xml:space="preserve">, com valor e vencimento.</w:t>
       </w:r>
     </w:p>
     <w:tbl>
@@ -11772,15 +11148,15 @@
                 <w:sz w:val="21"/>
                 <w:szCs w:val="21"/>
               </w:rPr>
-              <w:t xml:space="preserve">Aviso em amarelo "implantação(ões) gerada(s) antes do registro":</w:t>
-            </w:r>
-            <w:r>
-              <w:rPr>
-                <w:color w:val="23293D"/>
-                <w:sz w:val="21"/>
-                <w:szCs w:val="21"/>
-              </w:rPr>
-              <w:t xml:space="preserve"> as implantações feitas </w:t>
+              <w:t xml:space="preserve">A mensalidade não espera os cadastros.</w:t>
+            </w:r>
+            <w:r>
+              <w:rPr>
+                <w:color w:val="23293D"/>
+                <w:sz w:val="21"/>
+                <w:szCs w:val="21"/>
+              </w:rPr>
+              <w:t xml:space="preserve"> Se a empresa ainda não mandou os dados dos colaboradores, a cobrança sai do mesmo jeito, </w:t>
             </w:r>
             <w:r>
               <w:rPr>
@@ -11790,15 +11166,33 @@
                 <w:sz w:val="21"/>
                 <w:szCs w:val="21"/>
               </w:rPr>
-              <w:t xml:space="preserve">antes da versão 0.72.0</w:t>
-            </w:r>
-            <w:r>
-              <w:rPr>
-                <w:color w:val="23293D"/>
-                <w:sz w:val="21"/>
-                <w:szCs w:val="21"/>
-              </w:rPr>
-              <w:t xml:space="preserve"> não guardaram quantos titulares cobriram. Quando a empresa tem uma delas, a tela faz a conta do jeito antigo (todos) e avisa que pode estar repetindo quem já pagou. </w:t>
+              <w:t xml:space="preserve">pelo contratado</w:t>
+            </w:r>
+            <w:r>
+              <w:rPr>
+                <w:color w:val="23293D"/>
+                <w:sz w:val="21"/>
+                <w:szCs w:val="21"/>
+              </w:rPr>
+              <w:t xml:space="preserve"> (ou pelo valor fixo, no acordo de valor fixo). A janela de confirmação avisa em amarelo — </w:t>
+            </w:r>
+            <w:r>
+              <w:rPr>
+                <w:i/>
+                <w:iCs/>
+                <w:color w:val="23293D"/>
+                <w:sz w:val="21"/>
+                <w:szCs w:val="21"/>
+              </w:rPr>
+              <w:t xml:space="preserve">"Faltam cadastros de colaboradores. A empresa contratou 20 titular(es) e só 1 está cadastrado"</w:t>
+            </w:r>
+            <w:r>
+              <w:rPr>
+                <w:color w:val="23293D"/>
+                <w:sz w:val="21"/>
+                <w:szCs w:val="21"/>
+              </w:rPr>
+              <w:t xml:space="preserve"> — e, ao gerar, </w:t>
             </w:r>
             <w:r>
               <w:rPr>
@@ -11808,15 +11202,33 @@
                 <w:sz w:val="21"/>
                 <w:szCs w:val="21"/>
               </w:rPr>
-              <w:t xml:space="preserve">Confira e use Editar para acertar o valor.</w:t>
-            </w:r>
-            <w:r>
-              <w:rPr>
-                <w:color w:val="23293D"/>
-                <w:sz w:val="21"/>
-                <w:szCs w:val="21"/>
-              </w:rPr>
-              <w:t xml:space="preserve"> O mesmo aviso aparece quando a primeira implantação teve o </w:t>
+              <w:t xml:space="preserve">quem gere o programa recebe um aviso no sino</w:t>
+            </w:r>
+            <w:r>
+              <w:rPr>
+                <w:color w:val="23293D"/>
+                <w:sz w:val="21"/>
+                <w:szCs w:val="21"/>
+              </w:rPr>
+              <w:t xml:space="preserve">: </w:t>
+            </w:r>
+            <w:r>
+              <w:rPr>
+                <w:i/>
+                <w:iCs/>
+                <w:color w:val="23293D"/>
+                <w:sz w:val="21"/>
+                <w:szCs w:val="21"/>
+              </w:rPr>
+              <w:t xml:space="preserve">"Cadastros pendentes no Empresarial: (empresa)"</w:t>
+            </w:r>
+            <w:r>
+              <w:rPr>
+                <w:color w:val="23293D"/>
+                <w:sz w:val="21"/>
+                <w:szCs w:val="21"/>
+              </w:rPr>
+              <w:t xml:space="preserve">, com os números e um </w:t>
             </w:r>
             <w:r>
               <w:rPr>
@@ -11826,15 +11238,92 @@
                 <w:sz w:val="21"/>
                 <w:szCs w:val="21"/>
               </w:rPr>
-              <w:t xml:space="preserve">valor informado à mão</w:t>
-            </w:r>
-            <w:r>
-              <w:rPr>
-                <w:color w:val="23293D"/>
-                <w:sz w:val="21"/>
-                <w:szCs w:val="21"/>
-              </w:rPr>
-              <w:t xml:space="preserve"> (sem titulares nem quantidade contratada): ninguém sabe quantos titulares aquele valor cobriu.</w:t>
+              <w:t xml:space="preserve">Abrir</w:t>
+            </w:r>
+            <w:r>
+              <w:rPr>
+                <w:color w:val="23293D"/>
+                <w:sz w:val="21"/>
+                <w:szCs w:val="21"/>
+              </w:rPr>
+              <w:t xml:space="preserve"> que leva à aba Titulares. É </w:t>
+            </w:r>
+            <w:r>
+              <w:rPr>
+                <w:b/>
+                <w:bCs/>
+                <w:color w:val="23293D"/>
+                <w:sz w:val="21"/>
+                <w:szCs w:val="21"/>
+              </w:rPr>
+              <w:t xml:space="preserve">um aviso por empresa por mês</w:t>
+            </w:r>
+            <w:r>
+              <w:rPr>
+                <w:color w:val="23293D"/>
+                <w:sz w:val="21"/>
+                <w:szCs w:val="21"/>
+              </w:rPr>
+              <w:t xml:space="preserve">: gerar, cancelar e gerar de novo não repete. Na geração </w:t>
+            </w:r>
+            <w:r>
+              <w:rPr>
+                <w:b/>
+                <w:bCs/>
+                <w:color w:val="23293D"/>
+                <w:sz w:val="21"/>
+                <w:szCs w:val="21"/>
+              </w:rPr>
+              <w:t xml:space="preserve">em lote</w:t>
+            </w:r>
+            <w:r>
+              <w:rPr>
+                <w:color w:val="23293D"/>
+                <w:sz w:val="21"/>
+                <w:szCs w:val="21"/>
+              </w:rPr>
+              <w:t xml:space="preserve">, o resultado lista as empresas que saíram assim.</w:t>
+            </w:r>
+          </w:p>
+          <w:p>
+            <w:pPr>
+              <w:spacing w:after="140" w:line="280"/>
+            </w:pPr>
+            <w:r>
+              <w:rPr>
+                <w:b/>
+                <w:bCs/>
+                <w:color w:val="23293D"/>
+                <w:sz w:val="21"/>
+                <w:szCs w:val="21"/>
+              </w:rPr>
+              <w:t xml:space="preserve">O valor pode ser ajustado depois de gerar.</w:t>
+            </w:r>
+            <w:r>
+              <w:rPr>
+                <w:color w:val="23293D"/>
+                <w:sz w:val="21"/>
+                <w:szCs w:val="21"/>
+              </w:rPr>
+              <w:t xml:space="preserve"> A cobrança nasce Pendente e o </w:t>
+            </w:r>
+            <w:r>
+              <w:rPr>
+                <w:b/>
+                <w:bCs/>
+                <w:color w:val="23293D"/>
+                <w:sz w:val="21"/>
+                <w:szCs w:val="21"/>
+              </w:rPr>
+              <w:t xml:space="preserve">Editar</w:t>
+            </w:r>
+            <w:r>
+              <w:rPr>
+                <w:color w:val="23293D"/>
+                <w:sz w:val="21"/>
+                <w:szCs w:val="21"/>
+              </w:rPr>
+              <w:t xml:space="preserve"> troca valor, vencimento e descrição enquanto ela não for paga. Hoje nenhum boleto é emitido ao gerar (seção 18).</w:t>
             </w:r>
           </w:p>
         </w:tc>
@@ -11891,15 +11380,33 @@
                 <w:sz w:val="21"/>
                 <w:szCs w:val="21"/>
               </w:rPr>
-              <w:t xml:space="preserve">O vencimento e o valor são editáveis depois.</w:t>
-            </w:r>
-            <w:r>
-              <w:rPr>
-                <w:color w:val="23293D"/>
-                <w:sz w:val="21"/>
-                <w:szCs w:val="21"/>
-              </w:rPr>
-              <w:t xml:space="preserve"> Toda cobrança ainda não paga tem o botão </w:t>
+              <w:t xml:space="preserve">A mesma mensalidade não sai duas vezes.</w:t>
+            </w:r>
+            <w:r>
+              <w:rPr>
+                <w:color w:val="23293D"/>
+                <w:sz w:val="21"/>
+                <w:szCs w:val="21"/>
+              </w:rPr>
+              <w:t xml:space="preserve"> Se a mensalidade do mês já foi gerada — por esta tela ou pela cobrança de todas as empresas —, o sistema recusa e diz: </w:t>
+            </w:r>
+            <w:r>
+              <w:rPr>
+                <w:i/>
+                <w:iCs/>
+                <w:color w:val="23293D"/>
+                <w:sz w:val="21"/>
+                <w:szCs w:val="21"/>
+              </w:rPr>
+              <w:t xml:space="preserve">"A mensalidade de setembro/2026 desta empresa já foi gerada. Para refazê-la, cancele a atual primeiro."</w:t>
+            </w:r>
+            <w:r>
+              <w:rPr>
+                <w:color w:val="23293D"/>
+                <w:sz w:val="21"/>
+                <w:szCs w:val="21"/>
+              </w:rPr>
+              <w:t xml:space="preserve"> A trava é do </w:t>
             </w:r>
             <w:r>
               <w:rPr>
@@ -11909,16 +11416,21 @@
                 <w:sz w:val="21"/>
                 <w:szCs w:val="21"/>
               </w:rPr>
-              <w:t xml:space="preserve">Editar</w:t>
-            </w:r>
-            <w:r>
-              <w:rPr>
-                <w:color w:val="23293D"/>
-                <w:sz w:val="21"/>
-                <w:szCs w:val="21"/>
-              </w:rPr>
-              <w:t xml:space="preserve"> (valor, vencimento e descrição). O vencimento padrão vem do </w:t>
-            </w:r>
+              <w:t xml:space="preserve">banco</w:t>
+            </w:r>
+            <w:r>
+              <w:rPr>
+                <w:color w:val="23293D"/>
+                <w:sz w:val="21"/>
+                <w:szCs w:val="21"/>
+              </w:rPr>
+              <w:t xml:space="preserve">, então vale para qualquer caminho, inclusive dois cliques seguidos.</w:t>
+            </w:r>
+          </w:p>
+          <w:p>
+            <w:pPr>
+              <w:spacing w:after="140" w:line="280"/>
+            </w:pPr>
             <w:r>
               <w:rPr>
                 <w:b/>
@@ -11927,15 +11439,92 @@
                 <w:sz w:val="21"/>
                 <w:szCs w:val="21"/>
               </w:rPr>
-              <w:t xml:space="preserve">dia de vencimento</w:t>
-            </w:r>
-            <w:r>
-              <w:rPr>
-                <w:color w:val="23293D"/>
-                <w:sz w:val="21"/>
-                <w:szCs w:val="21"/>
-              </w:rPr>
-              <w:t xml:space="preserve"> que está no cadastro da empresa, em Dados Gerais — mudar lá muda o padrão das próximas.</w:t>
+              <w:t xml:space="preserve">Empresa com mais de um documento</w:t>
+            </w:r>
+            <w:r>
+              <w:rPr>
+                <w:color w:val="23293D"/>
+                <w:sz w:val="21"/>
+                <w:szCs w:val="21"/>
+              </w:rPr>
+              <w:t xml:space="preserve"> (CNPJ/CAEPF) recebe </w:t>
+            </w:r>
+            <w:r>
+              <w:rPr>
+                <w:b/>
+                <w:bCs/>
+                <w:color w:val="23293D"/>
+                <w:sz w:val="21"/>
+                <w:szCs w:val="21"/>
+              </w:rPr>
+              <w:t xml:space="preserve">um boleto por documento</w:t>
+            </w:r>
+            <w:r>
+              <w:rPr>
+                <w:color w:val="23293D"/>
+                <w:sz w:val="21"/>
+                <w:szCs w:val="21"/>
+              </w:rPr>
+              <w:t xml:space="preserve"> no mesmo mês — isso é normal, e a trava deixa. O que ela barra é o </w:t>
+            </w:r>
+            <w:r>
+              <w:rPr>
+                <w:b/>
+                <w:bCs/>
+                <w:color w:val="23293D"/>
+                <w:sz w:val="21"/>
+                <w:szCs w:val="21"/>
+              </w:rPr>
+              <w:t xml:space="preserve">mesmo documento</w:t>
+            </w:r>
+            <w:r>
+              <w:rPr>
+                <w:color w:val="23293D"/>
+                <w:sz w:val="21"/>
+                <w:szCs w:val="21"/>
+              </w:rPr>
+              <w:t xml:space="preserve"> cobrado duas vezes no </w:t>
+            </w:r>
+            <w:r>
+              <w:rPr>
+                <w:b/>
+                <w:bCs/>
+                <w:color w:val="23293D"/>
+                <w:sz w:val="21"/>
+                <w:szCs w:val="21"/>
+              </w:rPr>
+              <w:t xml:space="preserve">mesmo mês</w:t>
+            </w:r>
+            <w:r>
+              <w:rPr>
+                <w:color w:val="23293D"/>
+                <w:sz w:val="21"/>
+                <w:szCs w:val="21"/>
+              </w:rPr>
+              <w:t xml:space="preserve">.</w:t>
+            </w:r>
+          </w:p>
+          <w:p>
+            <w:pPr>
+              <w:spacing w:after="140" w:line="280"/>
+            </w:pPr>
+            <w:r>
+              <w:rPr>
+                <w:b/>
+                <w:bCs/>
+                <w:color w:val="23293D"/>
+                <w:sz w:val="21"/>
+                <w:szCs w:val="21"/>
+              </w:rPr>
+              <w:t xml:space="preserve">Para corrigir uma mensalidade errada:</w:t>
+            </w:r>
+            <w:r>
+              <w:rPr>
+                <w:color w:val="23293D"/>
+                <w:sz w:val="21"/>
+                <w:szCs w:val="21"/>
+              </w:rPr>
+              <w:t xml:space="preserve"> cancele a atual e gere de novo. Cobrança cancelada não conta para a trava.</w:t>
             </w:r>
           </w:p>
         </w:tc>
@@ -11951,1597 +11540,6 @@
           <w:szCs w:val="2"/>
         </w:rPr>
         <w:t xml:space="preserve"/>
-      </w:r>
-    </w:p>
-    <w:p>
-      <w:pPr>
-        <w:spacing w:after="140" w:line="280"/>
-      </w:pPr>
-      <w:r>
-        <w:rPr>
-          <w:b/>
-          <w:bCs/>
-          <w:color w:val="23293D"/>
-          <w:sz w:val="21"/>
-          <w:szCs w:val="21"/>
-        </w:rPr>
-        <w:t xml:space="preserve">De todas as empresas:</w:t>
-      </w:r>
-      <w:r>
-        <w:rPr>
-          <w:color w:val="23293D"/>
-          <w:sz w:val="21"/>
-          <w:szCs w:val="21"/>
-        </w:rPr>
-        <w:t xml:space="preserve"> </w:t>
-      </w:r>
-      <w:r>
-        <w:rPr>
-          <w:b/>
-          <w:bCs/>
-          <w:color w:val="23293D"/>
-          <w:sz w:val="21"/>
-          <w:szCs w:val="21"/>
-        </w:rPr>
-        <w:t xml:space="preserve">Empresarial → Cobranças</w:t>
-      </w:r>
-      <w:r>
-        <w:rPr>
-          <w:color w:val="23293D"/>
-          <w:sz w:val="21"/>
-          <w:szCs w:val="21"/>
-        </w:rPr>
-        <w:t xml:space="preserve">. Quatro quadros (</w:t>
-      </w:r>
-      <w:r>
-        <w:rPr>
-          <w:b/>
-          <w:bCs/>
-          <w:color w:val="23293D"/>
-          <w:sz w:val="21"/>
-          <w:szCs w:val="21"/>
-        </w:rPr>
-        <w:t xml:space="preserve">Em aberto</w:t>
-      </w:r>
-      <w:r>
-        <w:rPr>
-          <w:color w:val="23293D"/>
-          <w:sz w:val="21"/>
-          <w:szCs w:val="21"/>
-        </w:rPr>
-        <w:t xml:space="preserve">, </w:t>
-      </w:r>
-      <w:r>
-        <w:rPr>
-          <w:b/>
-          <w:bCs/>
-          <w:color w:val="23293D"/>
-          <w:sz w:val="21"/>
-          <w:szCs w:val="21"/>
-        </w:rPr>
-        <w:t xml:space="preserve">Vencidas</w:t>
-      </w:r>
-      <w:r>
-        <w:rPr>
-          <w:color w:val="23293D"/>
-          <w:sz w:val="21"/>
-          <w:szCs w:val="21"/>
-        </w:rPr>
-        <w:t xml:space="preserve">, </w:t>
-      </w:r>
-      <w:r>
-        <w:rPr>
-          <w:b/>
-          <w:bCs/>
-          <w:color w:val="23293D"/>
-          <w:sz w:val="21"/>
-          <w:szCs w:val="21"/>
-        </w:rPr>
-        <w:t xml:space="preserve">Pagas</w:t>
-      </w:r>
-      <w:r>
-        <w:rPr>
-          <w:color w:val="23293D"/>
-          <w:sz w:val="21"/>
-          <w:szCs w:val="21"/>
-        </w:rPr>
-        <w:t xml:space="preserve">, quantas estão na tela) que somam </w:t>
-      </w:r>
-      <w:r>
-        <w:rPr>
-          <w:b/>
-          <w:bCs/>
-          <w:color w:val="23293D"/>
-          <w:sz w:val="21"/>
-          <w:szCs w:val="21"/>
-        </w:rPr>
-        <w:t xml:space="preserve">o que está na lista, com os filtros aplicados</w:t>
-      </w:r>
-      <w:r>
-        <w:rPr>
-          <w:color w:val="23293D"/>
-          <w:sz w:val="21"/>
-          <w:szCs w:val="21"/>
-        </w:rPr>
-        <w:t xml:space="preserve">. Filtros por situação, período de vencimento e nome.</w:t>
-      </w:r>
-    </w:p>
-    <w:p>
-      <w:pPr>
-        <w:pStyle w:val="ListParagraph"/>
-        <w:numPr>
-          <w:ilvl w:val="0"/>
-          <w:numId w:val="18"/>
-        </w:numPr>
-        <w:spacing w:after="80" w:line="270"/>
-      </w:pPr>
-      <w:r>
-        <w:rPr>
-          <w:b/>
-          <w:bCs/>
-          <w:color w:val="23293D"/>
-          <w:sz w:val="21"/>
-          <w:szCs w:val="21"/>
-        </w:rPr>
-        <w:t xml:space="preserve">Dar baixa</w:t>
-      </w:r>
-      <w:r>
-        <w:rPr>
-          <w:color w:val="23293D"/>
-          <w:sz w:val="21"/>
-          <w:szCs w:val="21"/>
-        </w:rPr>
-        <w:t xml:space="preserve"> em lote: ao terminar, o aviso diz </w:t>
-      </w:r>
-      <w:r>
-        <w:rPr>
-          <w:b/>
-          <w:bCs/>
-          <w:color w:val="23293D"/>
-          <w:sz w:val="21"/>
-          <w:szCs w:val="21"/>
-        </w:rPr>
-        <w:t xml:space="preserve">quantas entraram e quais ficaram de fora, com o motivo</w:t>
-      </w:r>
-      <w:r>
-        <w:rPr>
-          <w:color w:val="23293D"/>
-          <w:sz w:val="21"/>
-          <w:szCs w:val="21"/>
-        </w:rPr>
-        <w:t xml:space="preserve">. Cobrança já paga vem desabilitada.</w:t>
-      </w:r>
-    </w:p>
-    <w:p>
-      <w:pPr>
-        <w:pStyle w:val="ListParagraph"/>
-        <w:numPr>
-          <w:ilvl w:val="0"/>
-          <w:numId w:val="18"/>
-        </w:numPr>
-        <w:spacing w:after="80" w:line="270"/>
-      </w:pPr>
-      <w:r>
-        <w:rPr>
-          <w:b/>
-          <w:bCs/>
-          <w:color w:val="23293D"/>
-          <w:sz w:val="21"/>
-          <w:szCs w:val="21"/>
-        </w:rPr>
-        <w:t xml:space="preserve">Gerar mensalidades</w:t>
-      </w:r>
-      <w:r>
-        <w:rPr>
-          <w:color w:val="23293D"/>
-          <w:sz w:val="21"/>
-          <w:szCs w:val="21"/>
-        </w:rPr>
-        <w:t xml:space="preserve"> em lote: empresa que </w:t>
-      </w:r>
-      <w:r>
-        <w:rPr>
-          <w:b/>
-          <w:bCs/>
-          <w:color w:val="23293D"/>
-          <w:sz w:val="21"/>
-          <w:szCs w:val="21"/>
-        </w:rPr>
-        <w:t xml:space="preserve">já tem cobrança do mês é pulada</w:t>
-      </w:r>
-      <w:r>
-        <w:rPr>
-          <w:color w:val="23293D"/>
-          <w:sz w:val="21"/>
-          <w:szCs w:val="21"/>
-        </w:rPr>
-        <w:t xml:space="preserve">, e o aviso diz quais.</w:t>
-      </w:r>
-    </w:p>
-    <w:p>
-      <w:pPr>
-        <w:pStyle w:val="ListParagraph"/>
-        <w:numPr>
-          <w:ilvl w:val="0"/>
-          <w:numId w:val="18"/>
-        </w:numPr>
-        <w:spacing w:after="80" w:line="270"/>
-      </w:pPr>
-      <w:r>
-        <w:rPr>
-          <w:b/>
-          <w:bCs/>
-          <w:color w:val="23293D"/>
-          <w:sz w:val="21"/>
-          <w:szCs w:val="21"/>
-        </w:rPr>
-        <w:t xml:space="preserve">Imprimir a lista</w:t>
-      </w:r>
-      <w:r>
-        <w:rPr>
-          <w:color w:val="23293D"/>
-          <w:sz w:val="21"/>
-          <w:szCs w:val="21"/>
-        </w:rPr>
-        <w:t xml:space="preserve"> manda a tabela para o papel.</w:t>
-      </w:r>
-    </w:p>
-    <w:p>
-      <w:pPr>
-        <w:pStyle w:val="Heading2"/>
-      </w:pPr>
-      <w:r>
-        <w:rPr>
-          <w:color w:val="1F3253"/>
-        </w:rPr>
-        <w:t xml:space="preserve">O split</w:t>
-      </w:r>
-    </w:p>
-    <w:p>
-      <w:pPr>
-        <w:spacing w:after="140" w:line="280"/>
-      </w:pPr>
-      <w:r>
-        <w:rPr>
-          <w:color w:val="23293D"/>
-          <w:sz w:val="21"/>
-          <w:szCs w:val="21"/>
-        </w:rPr>
-        <w:t xml:space="preserve">Ao dar baixa, o pagamento é dividido </w:t>
-      </w:r>
-      <w:r>
-        <w:rPr>
-          <w:b/>
-          <w:bCs/>
-          <w:color w:val="23293D"/>
-          <w:sz w:val="21"/>
-          <w:szCs w:val="21"/>
-        </w:rPr>
-        <w:t xml:space="preserve">Risarte / RisLife</w:t>
-      </w:r>
-      <w:r>
-        <w:rPr>
-          <w:color w:val="23293D"/>
-          <w:sz w:val="21"/>
-          <w:szCs w:val="21"/>
-        </w:rPr>
-        <w:t xml:space="preserve">. O padrão da rede é </w:t>
-      </w:r>
-      <w:r>
-        <w:rPr>
-          <w:b/>
-          <w:bCs/>
-          <w:color w:val="23293D"/>
-          <w:sz w:val="21"/>
-          <w:szCs w:val="21"/>
-        </w:rPr>
-        <w:t xml:space="preserve">0% / 100% no primeiro pagamento</w:t>
-      </w:r>
-      <w:r>
-        <w:rPr>
-          <w:color w:val="23293D"/>
-          <w:sz w:val="21"/>
-          <w:szCs w:val="21"/>
-        </w:rPr>
-        <w:t xml:space="preserve"> e </w:t>
-      </w:r>
-      <w:r>
-        <w:rPr>
-          <w:b/>
-          <w:bCs/>
-          <w:color w:val="23293D"/>
-          <w:sz w:val="21"/>
-          <w:szCs w:val="21"/>
-        </w:rPr>
-        <w:t xml:space="preserve">50% / 50% nas mensalidades</w:t>
-      </w:r>
-      <w:r>
-        <w:rPr>
-          <w:color w:val="23293D"/>
-          <w:sz w:val="21"/>
-          <w:szCs w:val="21"/>
-        </w:rPr>
-        <w:t xml:space="preserve"> (Configurações → Split de pagamento).</w:t>
-      </w:r>
-    </w:p>
-    <w:p>
-      <w:pPr>
-        <w:pStyle w:val="Heading2"/>
-      </w:pPr>
-      <w:r>
-        <w:rPr>
-          <w:color w:val="1F3253"/>
-        </w:rPr>
-        <w:t xml:space="preserve">Estornar uma baixa</w:t>
-      </w:r>
-    </w:p>
-    <w:p>
-      <w:pPr>
-        <w:spacing w:after="140" w:line="280"/>
-      </w:pPr>
-      <w:r>
-        <w:rPr>
-          <w:color w:val="23293D"/>
-          <w:sz w:val="21"/>
-          <w:szCs w:val="21"/>
-        </w:rPr>
-        <w:t xml:space="preserve">Baixa errada acontece; o que não pode é ficar sem saída. Na linha </w:t>
-      </w:r>
-      <w:r>
-        <w:rPr>
-          <w:b/>
-          <w:bCs/>
-          <w:color w:val="23293D"/>
-          <w:sz w:val="21"/>
-          <w:szCs w:val="21"/>
-        </w:rPr>
-        <w:t xml:space="preserve">Paga</w:t>
-      </w:r>
-      <w:r>
-        <w:rPr>
-          <w:color w:val="23293D"/>
-          <w:sz w:val="21"/>
-          <w:szCs w:val="21"/>
-        </w:rPr>
-        <w:t xml:space="preserve">, botão </w:t>
-      </w:r>
-      <w:r>
-        <w:rPr>
-          <w:b/>
-          <w:bCs/>
-          <w:color w:val="23293D"/>
-          <w:sz w:val="21"/>
-          <w:szCs w:val="21"/>
-        </w:rPr>
-        <w:t xml:space="preserve">Estornar</w:t>
-      </w:r>
-      <w:r>
-        <w:rPr>
-          <w:color w:val="23293D"/>
-          <w:sz w:val="21"/>
-          <w:szCs w:val="21"/>
-        </w:rPr>
-        <w:t xml:space="preserve">:</w:t>
-      </w:r>
-    </w:p>
-    <w:p>
-      <w:pPr>
-        <w:pStyle w:val="ListParagraph"/>
-        <w:numPr>
-          <w:ilvl w:val="0"/>
-          <w:numId w:val="19"/>
-        </w:numPr>
-        <w:spacing w:after="80" w:line="270"/>
-      </w:pPr>
-      <w:r>
-        <w:rPr>
-          <w:b/>
-          <w:bCs/>
-          <w:color w:val="23293D"/>
-          <w:sz w:val="21"/>
-          <w:szCs w:val="21"/>
-        </w:rPr>
-        <w:t xml:space="preserve">Motivo obrigatório</w:t>
-      </w:r>
-      <w:r>
-        <w:rPr>
-          <w:color w:val="23293D"/>
-          <w:sz w:val="21"/>
-          <w:szCs w:val="21"/>
-        </w:rPr>
-        <w:t xml:space="preserve"> (mínimo 5 letras), e o sistema avisa o que vai acontecer antes de confirmar.</w:t>
-      </w:r>
-    </w:p>
-    <w:p>
-      <w:pPr>
-        <w:pStyle w:val="ListParagraph"/>
-        <w:numPr>
-          <w:ilvl w:val="0"/>
-          <w:numId w:val="19"/>
-        </w:numPr>
-        <w:spacing w:after="80" w:line="270"/>
-      </w:pPr>
-      <w:r>
-        <w:rPr>
-          <w:color w:val="23293D"/>
-          <w:sz w:val="21"/>
-          <w:szCs w:val="21"/>
-        </w:rPr>
-        <w:t xml:space="preserve">A cobrança volta à </w:t>
-      </w:r>
-      <w:r>
-        <w:rPr>
-          <w:b/>
-          <w:bCs/>
-          <w:color w:val="23293D"/>
-          <w:sz w:val="21"/>
-          <w:szCs w:val="21"/>
-        </w:rPr>
-        <w:t xml:space="preserve">situação do vencimento</w:t>
-      </w:r>
-      <w:r>
-        <w:rPr>
-          <w:color w:val="23293D"/>
-          <w:sz w:val="21"/>
-          <w:szCs w:val="21"/>
-        </w:rPr>
-        <w:t xml:space="preserve"> — </w:t>
-      </w:r>
-      <w:r>
-        <w:rPr>
-          <w:i/>
-          <w:iCs/>
-          <w:color w:val="23293D"/>
-          <w:sz w:val="21"/>
-          <w:szCs w:val="21"/>
-        </w:rPr>
-        <w:t xml:space="preserve">Em atraso</w:t>
-      </w:r>
-      <w:r>
-        <w:rPr>
-          <w:color w:val="23293D"/>
-          <w:sz w:val="21"/>
-          <w:szCs w:val="21"/>
-        </w:rPr>
-        <w:t xml:space="preserve"> se já venceu, </w:t>
-      </w:r>
-      <w:r>
-        <w:rPr>
-          <w:i/>
-          <w:iCs/>
-          <w:color w:val="23293D"/>
-          <w:sz w:val="21"/>
-          <w:szCs w:val="21"/>
-        </w:rPr>
-        <w:t xml:space="preserve">Pendente</w:t>
-      </w:r>
-      <w:r>
-        <w:rPr>
-          <w:color w:val="23293D"/>
-          <w:sz w:val="21"/>
-          <w:szCs w:val="21"/>
-        </w:rPr>
-        <w:t xml:space="preserve"> se não.</w:t>
-      </w:r>
-    </w:p>
-    <w:p>
-      <w:pPr>
-        <w:pStyle w:val="ListParagraph"/>
-        <w:numPr>
-          <w:ilvl w:val="0"/>
-          <w:numId w:val="19"/>
-        </w:numPr>
-        <w:spacing w:after="80" w:line="270"/>
-      </w:pPr>
-      <w:r>
-        <w:rPr>
-          <w:b/>
-          <w:bCs/>
-          <w:color w:val="23293D"/>
-          <w:sz w:val="21"/>
-          <w:szCs w:val="21"/>
-        </w:rPr>
-        <w:t xml:space="preserve">O pagamento e o split são apagados</w:t>
-      </w:r>
-      <w:r>
-        <w:rPr>
-          <w:color w:val="23293D"/>
-          <w:sz w:val="21"/>
-          <w:szCs w:val="21"/>
-        </w:rPr>
-        <w:t xml:space="preserve">, e o motivo fica gravado com o nome de quem estornou.</w:t>
-      </w:r>
-    </w:p>
-    <w:p>
-      <w:pPr>
-        <w:pStyle w:val="ListParagraph"/>
-        <w:numPr>
-          <w:ilvl w:val="0"/>
-          <w:numId w:val="19"/>
-        </w:numPr>
-        <w:spacing w:after="80" w:line="270"/>
-      </w:pPr>
-      <w:r>
-        <w:rPr>
-          <w:color w:val="23293D"/>
-          <w:sz w:val="21"/>
-          <w:szCs w:val="21"/>
-        </w:rPr>
-        <w:t xml:space="preserve">Se a empresa tinha sido reativada por aquela baixa e continua devendo, ela é </w:t>
-      </w:r>
-      <w:r>
-        <w:rPr>
-          <w:b/>
-          <w:bCs/>
-          <w:color w:val="23293D"/>
-          <w:sz w:val="21"/>
-          <w:szCs w:val="21"/>
-        </w:rPr>
-        <w:t xml:space="preserve">suspensa de novo</w:t>
-      </w:r>
-      <w:r>
-        <w:rPr>
-          <w:color w:val="23293D"/>
-          <w:sz w:val="21"/>
-          <w:szCs w:val="21"/>
-        </w:rPr>
-        <w:t xml:space="preserve"> — estornar não pode virar um jeito silencioso de manter ativa uma empresa inadimplente.</w:t>
-      </w:r>
-    </w:p>
-    <w:p>
-      <w:pPr>
-        <w:pStyle w:val="ListParagraph"/>
-        <w:numPr>
-          <w:ilvl w:val="0"/>
-          <w:numId w:val="19"/>
-        </w:numPr>
-        <w:spacing w:after="80" w:line="270"/>
-      </w:pPr>
-      <w:r>
-        <w:rPr>
-          <w:color w:val="23293D"/>
-          <w:sz w:val="21"/>
-          <w:szCs w:val="21"/>
-        </w:rPr>
-        <w:t xml:space="preserve">Estornar duas vezes a mesma cobrança é recusado.</w:t>
-      </w:r>
-    </w:p>
-    <w:p>
-      <w:pPr>
-        <w:pStyle w:val="Heading2"/>
-      </w:pPr>
-      <w:r>
-        <w:rPr>
-          <w:color w:val="1F3253"/>
-        </w:rPr>
-        <w:t xml:space="preserve">Inadimplência</w:t>
-      </w:r>
-    </w:p>
-    <w:p>
-      <w:pPr>
-        <w:spacing w:after="140" w:line="280"/>
-      </w:pPr>
-      <w:r>
-        <w:rPr>
-          <w:b/>
-          <w:bCs/>
-          <w:color w:val="23293D"/>
-          <w:sz w:val="21"/>
-          <w:szCs w:val="21"/>
-        </w:rPr>
-        <w:t xml:space="preserve">Checar inadimplência</w:t>
-      </w:r>
-      <w:r>
-        <w:rPr>
-          <w:color w:val="23293D"/>
-          <w:sz w:val="21"/>
-          <w:szCs w:val="21"/>
-        </w:rPr>
-        <w:t xml:space="preserve"> marca as vencidas e, passada a carência, </w:t>
-      </w:r>
-      <w:r>
-        <w:rPr>
-          <w:b/>
-          <w:bCs/>
-          <w:color w:val="23293D"/>
-          <w:sz w:val="21"/>
-          <w:szCs w:val="21"/>
-        </w:rPr>
-        <w:t xml:space="preserve">suspende</w:t>
-      </w:r>
-      <w:r>
-        <w:rPr>
-          <w:color w:val="23293D"/>
-          <w:sz w:val="21"/>
-          <w:szCs w:val="21"/>
-        </w:rPr>
-        <w:t xml:space="preserve"> a empresa. Empresa </w:t>
-      </w:r>
-      <w:r>
-        <w:rPr>
-          <w:b/>
-          <w:bCs/>
-          <w:color w:val="23293D"/>
-          <w:sz w:val="21"/>
-          <w:szCs w:val="21"/>
-        </w:rPr>
-        <w:t xml:space="preserve">Suspensa</w:t>
-      </w:r>
-      <w:r>
-        <w:rPr>
-          <w:color w:val="23293D"/>
-          <w:sz w:val="21"/>
-          <w:szCs w:val="21"/>
-        </w:rPr>
-        <w:t xml:space="preserve"> tem os benefícios </w:t>
-      </w:r>
-      <w:r>
-        <w:rPr>
-          <w:b/>
-          <w:bCs/>
-          <w:color w:val="23293D"/>
-          <w:sz w:val="21"/>
-          <w:szCs w:val="21"/>
-        </w:rPr>
-        <w:t xml:space="preserve">bloqueados</w:t>
-      </w:r>
-      <w:r>
-        <w:rPr>
-          <w:color w:val="23293D"/>
-          <w:sz w:val="21"/>
-          <w:szCs w:val="21"/>
-        </w:rPr>
-        <w:t xml:space="preserve"> — e o aviso aparece na ficha do cliente e no orçamento. Quando a dívida some, a suspensão que o </w:t>
-      </w:r>
-      <w:r>
-        <w:rPr>
-          <w:b/>
-          <w:bCs/>
-          <w:color w:val="23293D"/>
-          <w:sz w:val="21"/>
-          <w:szCs w:val="21"/>
-        </w:rPr>
-        <w:t xml:space="preserve">sistema</w:t>
-      </w:r>
-      <w:r>
-        <w:rPr>
-          <w:color w:val="23293D"/>
-          <w:sz w:val="21"/>
-          <w:szCs w:val="21"/>
-        </w:rPr>
-        <w:t xml:space="preserve"> aplicou é desfeita sozinha.</w:t>
-      </w:r>
-    </w:p>
-    <w:p>
-      <w:pPr>
-        <w:spacing w:after="60" w:line="120"/>
-      </w:pPr>
-      <w:r>
-        <w:rPr>
-          <w:sz w:val="2"/>
-          <w:szCs w:val="2"/>
-        </w:rPr>
-        <w:t xml:space="preserve"/>
-      </w:r>
-    </w:p>
-    <w:p>
-      <w:pPr>
-        <w:pStyle w:val="Heading1"/>
-      </w:pPr>
-      <w:r>
-        <w:rPr>
-          <w:color w:val="1F3253"/>
-        </w:rPr>
-        <w:t xml:space="preserve">13. O benefício na hora do orçamento</w:t>
-      </w:r>
-    </w:p>
-    <w:p>
-      <w:pPr>
-        <w:spacing w:after="140" w:line="280"/>
-      </w:pPr>
-      <w:r>
-        <w:rPr>
-          <w:color w:val="23293D"/>
-          <w:sz w:val="21"/>
-          <w:szCs w:val="21"/>
-        </w:rPr>
-        <w:t xml:space="preserve">É aqui que o programa aparece para o paciente, e quem faz é o </w:t>
-      </w:r>
-      <w:r>
-        <w:rPr>
-          <w:b/>
-          <w:bCs/>
-          <w:color w:val="23293D"/>
-          <w:sz w:val="21"/>
-          <w:szCs w:val="21"/>
-        </w:rPr>
-        <w:t xml:space="preserve">Planner</w:t>
-      </w:r>
-      <w:r>
-        <w:rPr>
-          <w:color w:val="23293D"/>
-          <w:sz w:val="21"/>
-          <w:szCs w:val="21"/>
-        </w:rPr>
-        <w:t xml:space="preserve">, na ficha do cliente → </w:t>
-      </w:r>
-      <w:r>
-        <w:rPr>
-          <w:b/>
-          <w:bCs/>
-          <w:color w:val="23293D"/>
-          <w:sz w:val="21"/>
-          <w:szCs w:val="21"/>
-        </w:rPr>
-        <w:t xml:space="preserve">Plano de Tratamento</w:t>
-      </w:r>
-      <w:r>
-        <w:rPr>
-          <w:color w:val="23293D"/>
-          <w:sz w:val="21"/>
-          <w:szCs w:val="21"/>
-        </w:rPr>
-        <w:t xml:space="preserve">.</w:t>
-      </w:r>
-    </w:p>
-    <w:p>
-      <w:pPr>
-        <w:pStyle w:val="ListParagraph"/>
-        <w:numPr>
-          <w:ilvl w:val="0"/>
-          <w:numId w:val="20"/>
-        </w:numPr>
-        <w:spacing w:after="80" w:line="270"/>
-      </w:pPr>
-      <w:r>
-        <w:rPr>
-          <w:color w:val="23293D"/>
-          <w:sz w:val="21"/>
-          <w:szCs w:val="21"/>
-        </w:rPr>
-        <w:t xml:space="preserve">Crie a opção e lance o procedimento.</w:t>
-      </w:r>
-    </w:p>
-    <w:p>
-      <w:pPr>
-        <w:pStyle w:val="ListParagraph"/>
-        <w:numPr>
-          <w:ilvl w:val="0"/>
-          <w:numId w:val="20"/>
-        </w:numPr>
-        <w:spacing w:after="80" w:line="270"/>
-      </w:pPr>
-      <w:r>
-        <w:rPr>
-          <w:color w:val="23293D"/>
-          <w:sz w:val="21"/>
-          <w:szCs w:val="21"/>
-        </w:rPr>
-        <w:t xml:space="preserve">O banner </w:t>
-      </w:r>
-      <w:r>
-        <w:rPr>
-          <w:b/>
-          <w:bCs/>
-          <w:color w:val="23293D"/>
-          <w:sz w:val="21"/>
-          <w:szCs w:val="21"/>
-        </w:rPr>
-        <w:t xml:space="preserve">★ Risarte Empresarial</w:t>
-      </w:r>
-      <w:r>
-        <w:rPr>
-          <w:color w:val="23293D"/>
-          <w:sz w:val="21"/>
-          <w:szCs w:val="21"/>
-        </w:rPr>
-        <w:t xml:space="preserve"> aparece no alto.</w:t>
-      </w:r>
-    </w:p>
-    <w:p>
-      <w:pPr>
-        <w:pStyle w:val="ListParagraph"/>
-        <w:numPr>
-          <w:ilvl w:val="0"/>
-          <w:numId w:val="20"/>
-        </w:numPr>
-        <w:spacing w:after="80" w:line="270"/>
-      </w:pPr>
-      <w:r>
-        <w:rPr>
-          <w:color w:val="23293D"/>
-          <w:sz w:val="21"/>
-          <w:szCs w:val="21"/>
-        </w:rPr>
-        <w:t xml:space="preserve">Na opção, a linha </w:t>
-      </w:r>
-      <w:r>
-        <w:rPr>
-          <w:b/>
-          <w:bCs/>
-          <w:color w:val="23293D"/>
-          <w:sz w:val="21"/>
-          <w:szCs w:val="21"/>
-        </w:rPr>
-        <w:t xml:space="preserve">"Com Risarte Empresarial: R$ … · economia R$ …"</w:t>
-      </w:r>
-      <w:r>
-        <w:rPr>
-          <w:color w:val="23293D"/>
-          <w:sz w:val="21"/>
-          <w:szCs w:val="21"/>
-        </w:rPr>
-        <w:t xml:space="preserve"> mostra o valor cheio e o com programa.</w:t>
-      </w:r>
-    </w:p>
-    <w:p>
-      <w:pPr>
-        <w:spacing w:after="140" w:line="280"/>
-      </w:pPr>
-      <w:r>
-        <w:rPr>
-          <w:b/>
-          <w:bCs/>
-          <w:color w:val="23293D"/>
-          <w:sz w:val="21"/>
-          <w:szCs w:val="21"/>
-        </w:rPr>
-        <w:t xml:space="preserve">O motor decide</w:t>
-      </w:r>
-      <w:r>
-        <w:rPr>
-          <w:color w:val="23293D"/>
-          <w:sz w:val="21"/>
-          <w:szCs w:val="21"/>
-        </w:rPr>
-        <w:t xml:space="preserve"> olhando, para cada procedimento: se há benefício, se vale para aquela pessoa (titular ou dependente), se a </w:t>
-      </w:r>
-      <w:r>
-        <w:rPr>
-          <w:b/>
-          <w:bCs/>
-          <w:color w:val="23293D"/>
-          <w:sz w:val="21"/>
-          <w:szCs w:val="21"/>
-        </w:rPr>
-        <w:t xml:space="preserve">carência</w:t>
-      </w:r>
-      <w:r>
-        <w:rPr>
-          <w:color w:val="23293D"/>
-          <w:sz w:val="21"/>
-          <w:szCs w:val="21"/>
-        </w:rPr>
-        <w:t xml:space="preserve"> já passou, se a </w:t>
-      </w:r>
-      <w:r>
-        <w:rPr>
-          <w:b/>
-          <w:bCs/>
-          <w:color w:val="23293D"/>
-          <w:sz w:val="21"/>
-          <w:szCs w:val="21"/>
-        </w:rPr>
-        <w:t xml:space="preserve">frequência</w:t>
-      </w:r>
-      <w:r>
-        <w:rPr>
-          <w:color w:val="23293D"/>
-          <w:sz w:val="21"/>
-          <w:szCs w:val="21"/>
-        </w:rPr>
-        <w:t xml:space="preserve"> permite (quantas vezes a cada quantos meses), se a </w:t>
-      </w:r>
-      <w:r>
-        <w:rPr>
-          <w:b/>
-          <w:bCs/>
-          <w:color w:val="23293D"/>
-          <w:sz w:val="21"/>
-          <w:szCs w:val="21"/>
-        </w:rPr>
-        <w:t xml:space="preserve">unidade</w:t>
-      </w:r>
-      <w:r>
-        <w:rPr>
-          <w:color w:val="23293D"/>
-          <w:sz w:val="21"/>
-          <w:szCs w:val="21"/>
-        </w:rPr>
-        <w:t xml:space="preserve"> está na parceria e se a empresa está </w:t>
-      </w:r>
-      <w:r>
-        <w:rPr>
-          <w:b/>
-          <w:bCs/>
-          <w:color w:val="23293D"/>
-          <w:sz w:val="21"/>
-          <w:szCs w:val="21"/>
-        </w:rPr>
-        <w:t xml:space="preserve">ativa</w:t>
-      </w:r>
-      <w:r>
-        <w:rPr>
-          <w:color w:val="23293D"/>
-          <w:sz w:val="21"/>
-          <w:szCs w:val="21"/>
-        </w:rPr>
-        <w:t xml:space="preserve">.</w:t>
-      </w:r>
-    </w:p>
-    <w:p>
-      <w:pPr>
-        <w:spacing w:after="140" w:line="280"/>
-      </w:pPr>
-      <w:r>
-        <w:rPr>
-          <w:b/>
-          <w:bCs/>
-          <w:color w:val="23293D"/>
-          <w:sz w:val="21"/>
-          <w:szCs w:val="21"/>
-        </w:rPr>
-        <w:t xml:space="preserve">A frequência é contada pelo uso de verdade:</w:t>
-      </w:r>
-      <w:r>
-        <w:rPr>
-          <w:color w:val="23293D"/>
-          <w:sz w:val="21"/>
-          <w:szCs w:val="21"/>
-        </w:rPr>
-        <w:t xml:space="preserve"> depois de </w:t>
-      </w:r>
-      <w:r>
-        <w:rPr>
-          <w:b/>
-          <w:bCs/>
-          <w:color w:val="23293D"/>
-          <w:sz w:val="21"/>
-          <w:szCs w:val="21"/>
-        </w:rPr>
-        <w:t xml:space="preserve">concluir</w:t>
-      </w:r>
-      <w:r>
-        <w:rPr>
-          <w:color w:val="23293D"/>
-          <w:sz w:val="21"/>
-          <w:szCs w:val="21"/>
-        </w:rPr>
-        <w:t xml:space="preserve"> o atendimento daquele procedimento, ele passa a contar como usado. Ao orçar de novo antes do prazo, o painel do cliente mostra </w:t>
-      </w:r>
-      <w:r>
-        <w:rPr>
-          <w:b/>
-          <w:bCs/>
-          <w:color w:val="23293D"/>
-          <w:sz w:val="21"/>
-          <w:szCs w:val="21"/>
-        </w:rPr>
-        <w:t xml:space="preserve">"aguardando liberação"</w:t>
-      </w:r>
-      <w:r>
-        <w:rPr>
-          <w:color w:val="23293D"/>
-          <w:sz w:val="21"/>
-          <w:szCs w:val="21"/>
-        </w:rPr>
-        <w:t xml:space="preserve"> com a data.</w:t>
-      </w:r>
-    </w:p>
-    <w:p>
-      <w:pPr>
-        <w:spacing w:after="140" w:line="280"/>
-      </w:pPr>
-      <w:r>
-        <w:rPr>
-          <w:b/>
-          <w:bCs/>
-          <w:color w:val="23293D"/>
-          <w:sz w:val="21"/>
-          <w:szCs w:val="21"/>
-        </w:rPr>
-        <w:t xml:space="preserve">O painel do cliente</w:t>
-      </w:r>
-      <w:r>
-        <w:rPr>
-          <w:color w:val="23293D"/>
-          <w:sz w:val="21"/>
-          <w:szCs w:val="21"/>
-        </w:rPr>
-        <w:t xml:space="preserve"> (card </w:t>
-      </w:r>
-      <w:r>
-        <w:rPr>
-          <w:b/>
-          <w:bCs/>
-          <w:color w:val="23293D"/>
-          <w:sz w:val="21"/>
-          <w:szCs w:val="21"/>
-        </w:rPr>
-        <w:t xml:space="preserve">★ Programa Empresarial</w:t>
-      </w:r>
-      <w:r>
-        <w:rPr>
-          <w:color w:val="23293D"/>
-          <w:sz w:val="21"/>
-          <w:szCs w:val="21"/>
-        </w:rPr>
-        <w:t xml:space="preserve"> na ficha) mostra economia acumulada, benefícios usados, disponíveis agora e histórico.</w:t>
-      </w:r>
-    </w:p>
-    <w:p>
-      <w:pPr>
-        <w:spacing w:after="60" w:line="120"/>
-      </w:pPr>
-      <w:r>
-        <w:rPr>
-          <w:sz w:val="2"/>
-          <w:szCs w:val="2"/>
-        </w:rPr>
-        <w:t xml:space="preserve"/>
-      </w:r>
-    </w:p>
-    <w:p>
-      <w:pPr>
-        <w:pStyle w:val="Heading1"/>
-      </w:pPr>
-      <w:r>
-        <w:rPr>
-          <w:color w:val="1F3253"/>
-        </w:rPr>
-        <w:t xml:space="preserve">14. Riso+ Social</w:t>
-      </w:r>
-    </w:p>
-    <w:p>
-      <w:pPr>
-        <w:spacing w:after="140" w:line="280"/>
-      </w:pPr>
-      <w:r>
-        <w:rPr>
-          <w:color w:val="23293D"/>
-          <w:sz w:val="21"/>
-          <w:szCs w:val="21"/>
-        </w:rPr>
-        <w:t xml:space="preserve">Aba </w:t>
-      </w:r>
-      <w:r>
-        <w:rPr>
-          <w:b/>
-          <w:bCs/>
-          <w:color w:val="23293D"/>
-          <w:sz w:val="21"/>
-          <w:szCs w:val="21"/>
-        </w:rPr>
-        <w:t xml:space="preserve">Riso+ Social</w:t>
-      </w:r>
-      <w:r>
-        <w:rPr>
-          <w:color w:val="23293D"/>
-          <w:sz w:val="21"/>
-          <w:szCs w:val="21"/>
-        </w:rPr>
-        <w:t xml:space="preserve"> da empresa. Nos modelos </w:t>
-      </w:r>
-      <w:r>
-        <w:rPr>
-          <w:b/>
-          <w:bCs/>
-          <w:color w:val="23293D"/>
-          <w:sz w:val="21"/>
-          <w:szCs w:val="21"/>
-        </w:rPr>
-        <w:t xml:space="preserve">integral</w:t>
-      </w:r>
-      <w:r>
-        <w:rPr>
-          <w:color w:val="23293D"/>
-          <w:sz w:val="21"/>
-          <w:szCs w:val="21"/>
-        </w:rPr>
-        <w:t xml:space="preserve"> e </w:t>
-      </w:r>
-      <w:r>
-        <w:rPr>
-          <w:b/>
-          <w:bCs/>
-          <w:color w:val="23293D"/>
-          <w:sz w:val="21"/>
-          <w:szCs w:val="21"/>
-        </w:rPr>
-        <w:t xml:space="preserve">parcial</w:t>
-      </w:r>
-      <w:r>
-        <w:rPr>
-          <w:color w:val="23293D"/>
-          <w:sz w:val="21"/>
-          <w:szCs w:val="21"/>
-        </w:rPr>
-        <w:t xml:space="preserve">, escolha um gatilho e </w:t>
-      </w:r>
-      <w:r>
-        <w:rPr>
-          <w:b/>
-          <w:bCs/>
-          <w:color w:val="23293D"/>
-          <w:sz w:val="21"/>
-          <w:szCs w:val="21"/>
-        </w:rPr>
-        <w:t xml:space="preserve">Gerar ficha social</w:t>
-      </w:r>
-      <w:r>
-        <w:rPr>
-          <w:color w:val="23293D"/>
-          <w:sz w:val="21"/>
-          <w:szCs w:val="21"/>
-        </w:rPr>
-        <w:t xml:space="preserve">; depois </w:t>
-      </w:r>
-      <w:r>
-        <w:rPr>
-          <w:b/>
-          <w:bCs/>
-          <w:color w:val="23293D"/>
-          <w:sz w:val="21"/>
-          <w:szCs w:val="21"/>
-        </w:rPr>
-        <w:t xml:space="preserve">Atribuir</w:t>
-      </w:r>
-      <w:r>
-        <w:rPr>
-          <w:color w:val="23293D"/>
-          <w:sz w:val="21"/>
-          <w:szCs w:val="21"/>
-        </w:rPr>
-        <w:t xml:space="preserve"> um beneficiário e </w:t>
-      </w:r>
-      <w:r>
-        <w:rPr>
-          <w:b/>
-          <w:bCs/>
-          <w:color w:val="23293D"/>
-          <w:sz w:val="21"/>
-          <w:szCs w:val="21"/>
-        </w:rPr>
-        <w:t xml:space="preserve">Marcar utilizada</w:t>
-      </w:r>
-      <w:r>
-        <w:rPr>
-          <w:color w:val="23293D"/>
-          <w:sz w:val="21"/>
-          <w:szCs w:val="21"/>
-        </w:rPr>
-        <w:t xml:space="preserve">.</w:t>
-      </w:r>
-    </w:p>
-    <w:p>
-      <w:pPr>
-        <w:spacing w:after="140" w:line="280"/>
-      </w:pPr>
-      <w:r>
-        <w:rPr>
-          <w:color w:val="23293D"/>
-          <w:sz w:val="21"/>
-          <w:szCs w:val="21"/>
-        </w:rPr>
-        <w:t xml:space="preserve">No modelo </w:t>
-      </w:r>
-      <w:r>
-        <w:rPr>
-          <w:b/>
-          <w:bCs/>
-          <w:color w:val="23293D"/>
-          <w:sz w:val="21"/>
-          <w:szCs w:val="21"/>
-        </w:rPr>
-        <w:t xml:space="preserve">Titular paga</w:t>
-      </w:r>
-      <w:r>
-        <w:rPr>
-          <w:color w:val="23293D"/>
-          <w:sz w:val="21"/>
-          <w:szCs w:val="21"/>
-        </w:rPr>
-        <w:t xml:space="preserve">, o botão explica que a empresa não participa — e isso é regra, não defeito: não há parcela da empresa de onde tirar a ficha.</w:t>
-      </w:r>
-    </w:p>
-    <w:p>
-      <w:pPr>
-        <w:spacing w:after="60" w:line="120"/>
-      </w:pPr>
-      <w:r>
-        <w:rPr>
-          <w:sz w:val="2"/>
-          <w:szCs w:val="2"/>
-        </w:rPr>
-        <w:t xml:space="preserve"/>
-      </w:r>
-    </w:p>
-    <w:p>
-      <w:pPr>
-        <w:pStyle w:val="Heading1"/>
-      </w:pPr>
-      <w:r>
-        <w:rPr>
-          <w:color w:val="1F3253"/>
-        </w:rPr>
-        <w:t xml:space="preserve">15. Configurações da rede</w:t>
-      </w:r>
-    </w:p>
-    <w:p>
-      <w:pPr>
-        <w:spacing w:after="140" w:line="280"/>
-      </w:pPr>
-      <w:r>
-        <w:rPr>
-          <w:b/>
-          <w:bCs/>
-          <w:color w:val="23293D"/>
-          <w:sz w:val="21"/>
-          <w:szCs w:val="21"/>
-        </w:rPr>
-        <w:t xml:space="preserve">Empresarial → Configurações</w:t>
-      </w:r>
-      <w:r>
-        <w:rPr>
-          <w:color w:val="23293D"/>
-          <w:sz w:val="21"/>
-          <w:szCs w:val="21"/>
-        </w:rPr>
-        <w:t xml:space="preserve">. Cinco abas:</w:t>
-      </w:r>
-    </w:p>
-    <w:p>
-      <w:pPr>
-        <w:pStyle w:val="ListParagraph"/>
-        <w:numPr>
-          <w:ilvl w:val="0"/>
-          <w:numId w:val="21"/>
-        </w:numPr>
-        <w:spacing w:after="80" w:line="270"/>
-      </w:pPr>
-      <w:r>
-        <w:rPr>
-          <w:b/>
-          <w:bCs/>
-          <w:color w:val="23293D"/>
-          <w:sz w:val="21"/>
-          <w:szCs w:val="21"/>
-        </w:rPr>
-        <w:t xml:space="preserve">Preços de adesão</w:t>
-      </w:r>
-      <w:r>
-        <w:rPr>
-          <w:color w:val="23293D"/>
-          <w:sz w:val="21"/>
-          <w:szCs w:val="21"/>
-        </w:rPr>
-        <w:t xml:space="preserve"> — os padrões da rede (titular, dependente).</w:t>
-      </w:r>
-    </w:p>
-    <w:p>
-      <w:pPr>
-        <w:pStyle w:val="ListParagraph"/>
-        <w:numPr>
-          <w:ilvl w:val="0"/>
-          <w:numId w:val="21"/>
-        </w:numPr>
-        <w:spacing w:after="80" w:line="270"/>
-      </w:pPr>
-      <w:r>
-        <w:rPr>
-          <w:b/>
-          <w:bCs/>
-          <w:color w:val="23293D"/>
-          <w:sz w:val="21"/>
-          <w:szCs w:val="21"/>
-        </w:rPr>
-        <w:t xml:space="preserve">Split de pagamento</w:t>
-      </w:r>
-      <w:r>
-        <w:rPr>
-          <w:color w:val="23293D"/>
-          <w:sz w:val="21"/>
-          <w:szCs w:val="21"/>
-        </w:rPr>
-        <w:t xml:space="preserve"> — a divisão Risarte/RisLife.</w:t>
-      </w:r>
-    </w:p>
-    <w:p>
-      <w:pPr>
-        <w:pStyle w:val="ListParagraph"/>
-        <w:numPr>
-          <w:ilvl w:val="0"/>
-          <w:numId w:val="21"/>
-        </w:numPr>
-        <w:spacing w:after="80" w:line="270"/>
-      </w:pPr>
-      <w:r>
-        <w:rPr>
-          <w:b/>
-          <w:bCs/>
-          <w:color w:val="23293D"/>
-          <w:sz w:val="21"/>
-          <w:szCs w:val="21"/>
-        </w:rPr>
-        <w:t xml:space="preserve">Benefícios</w:t>
-      </w:r>
-      <w:r>
-        <w:rPr>
-          <w:color w:val="23293D"/>
-          <w:sz w:val="21"/>
-          <w:szCs w:val="21"/>
-        </w:rPr>
-        <w:t xml:space="preserve"> — os benefícios </w:t>
-      </w:r>
-      <w:r>
-        <w:rPr>
-          <w:b/>
-          <w:bCs/>
-          <w:color w:val="23293D"/>
-          <w:sz w:val="21"/>
-          <w:szCs w:val="21"/>
-        </w:rPr>
-        <w:t xml:space="preserve">padrão da rede</w:t>
-      </w:r>
-      <w:r>
-        <w:rPr>
-          <w:color w:val="23293D"/>
-          <w:sz w:val="21"/>
-          <w:szCs w:val="21"/>
-        </w:rPr>
-        <w:t xml:space="preserve">, que chegam nas propostas novas. Tem a coluna </w:t>
-      </w:r>
-      <w:r>
-        <w:rPr>
-          <w:b/>
-          <w:bCs/>
-          <w:color w:val="23293D"/>
-          <w:sz w:val="21"/>
-          <w:szCs w:val="21"/>
-        </w:rPr>
-        <w:t xml:space="preserve">Margem (rede)</w:t>
-      </w:r>
-      <w:r>
-        <w:rPr>
-          <w:color w:val="23293D"/>
-          <w:sz w:val="21"/>
-          <w:szCs w:val="21"/>
-        </w:rPr>
-        <w:t xml:space="preserve">.</w:t>
-      </w:r>
-    </w:p>
-    <w:p>
-      <w:pPr>
-        <w:pStyle w:val="ListParagraph"/>
-        <w:numPr>
-          <w:ilvl w:val="0"/>
-          <w:numId w:val="21"/>
-        </w:numPr>
-        <w:spacing w:after="80" w:line="270"/>
-      </w:pPr>
-      <w:r>
-        <w:rPr>
-          <w:b/>
-          <w:bCs/>
-          <w:color w:val="23293D"/>
-          <w:sz w:val="21"/>
-          <w:szCs w:val="21"/>
-        </w:rPr>
-        <w:t xml:space="preserve">Proposta comercial</w:t>
-      </w:r>
-      <w:r>
-        <w:rPr>
-          <w:color w:val="23293D"/>
-          <w:sz w:val="21"/>
-          <w:szCs w:val="21"/>
-        </w:rPr>
-        <w:t xml:space="preserve"> — validade padrão e os </w:t>
-      </w:r>
-      <w:r>
-        <w:rPr>
-          <w:b/>
-          <w:bCs/>
-          <w:color w:val="23293D"/>
-          <w:sz w:val="21"/>
-          <w:szCs w:val="21"/>
-        </w:rPr>
-        <w:t xml:space="preserve">blocos de texto</w:t>
-      </w:r>
-      <w:r>
-        <w:rPr>
-          <w:color w:val="23293D"/>
-          <w:sz w:val="21"/>
-          <w:szCs w:val="21"/>
-        </w:rPr>
-        <w:t xml:space="preserve"> que saem em toda proposta sem texto próprio.</w:t>
-      </w:r>
-    </w:p>
-    <w:p>
-      <w:pPr>
-        <w:pStyle w:val="ListParagraph"/>
-        <w:numPr>
-          <w:ilvl w:val="0"/>
-          <w:numId w:val="21"/>
-        </w:numPr>
-        <w:spacing w:after="80" w:line="270"/>
-      </w:pPr>
-      <w:r>
-        <w:rPr>
-          <w:b/>
-          <w:bCs/>
-          <w:color w:val="23293D"/>
-          <w:sz w:val="21"/>
-          <w:szCs w:val="21"/>
-        </w:rPr>
-        <w:t xml:space="preserve">Grupos de benefícios</w:t>
-      </w:r>
-      <w:r>
-        <w:rPr>
-          <w:color w:val="23293D"/>
-          <w:sz w:val="21"/>
-          <w:szCs w:val="21"/>
-        </w:rPr>
-        <w:t xml:space="preserve"> — criar, editar e desligar grupos.</w:t>
-      </w:r>
-    </w:p>
-    <w:p>
-      <w:pPr>
-        <w:pStyle w:val="Heading2"/>
-      </w:pPr>
-      <w:r>
-        <w:rPr>
-          <w:color w:val="1F3253"/>
-        </w:rPr>
-        <w:t xml:space="preserve">A coluna Margem</w:t>
-      </w:r>
-    </w:p>
-    <w:p>
-      <w:pPr>
-        <w:spacing w:after="140" w:line="280"/>
-      </w:pPr>
-      <w:r>
-        <w:rPr>
-          <w:color w:val="23293D"/>
-          <w:sz w:val="21"/>
-          <w:szCs w:val="21"/>
-        </w:rPr>
-        <w:t xml:space="preserve">Mostra quanto sobra em cada procedimento depois do benefício, usando preço e repasse cadastrados.</w:t>
-      </w:r>
-    </w:p>
-    <w:p>
-      <w:pPr>
-        <w:pStyle w:val="ListParagraph"/>
-        <w:numPr>
-          <w:ilvl w:val="0"/>
-          <w:numId w:val="22"/>
-        </w:numPr>
-        <w:spacing w:after="80" w:line="270"/>
-      </w:pPr>
-      <w:r>
-        <w:rPr>
-          <w:color w:val="23293D"/>
-          <w:sz w:val="21"/>
-          <w:szCs w:val="21"/>
-        </w:rPr>
-        <w:t xml:space="preserve">Com desconto, mostra a margem que sobra </w:t>
-      </w:r>
-      <w:r>
-        <w:rPr>
-          <w:b/>
-          <w:bCs/>
-          <w:color w:val="23293D"/>
-          <w:sz w:val="21"/>
-          <w:szCs w:val="21"/>
-        </w:rPr>
-        <w:t xml:space="preserve">e</w:t>
-      </w:r>
-      <w:r>
-        <w:rPr>
-          <w:color w:val="23293D"/>
-          <w:sz w:val="21"/>
-          <w:szCs w:val="21"/>
-        </w:rPr>
-        <w:t xml:space="preserve"> quanto o benefício custou.</w:t>
-      </w:r>
-    </w:p>
-    <w:p>
-      <w:pPr>
-        <w:pStyle w:val="ListParagraph"/>
-        <w:numPr>
-          <w:ilvl w:val="0"/>
-          <w:numId w:val="22"/>
-        </w:numPr>
-        <w:spacing w:after="80" w:line="270"/>
-      </w:pPr>
-      <w:r>
-        <w:rPr>
-          <w:color w:val="23293D"/>
-          <w:sz w:val="21"/>
-          <w:szCs w:val="21"/>
-        </w:rPr>
-        <w:t xml:space="preserve">Em </w:t>
-      </w:r>
-      <w:r>
-        <w:rPr>
-          <w:b/>
-          <w:bCs/>
-          <w:color w:val="23293D"/>
-          <w:sz w:val="21"/>
-          <w:szCs w:val="21"/>
-        </w:rPr>
-        <w:t xml:space="preserve">Sem custo</w:t>
-      </w:r>
-      <w:r>
-        <w:rPr>
-          <w:color w:val="23293D"/>
-          <w:sz w:val="21"/>
-          <w:szCs w:val="21"/>
-        </w:rPr>
-        <w:t xml:space="preserve">, a margem fica </w:t>
-      </w:r>
-      <w:r>
-        <w:rPr>
-          <w:b/>
-          <w:bCs/>
-          <w:color w:val="23293D"/>
-          <w:sz w:val="21"/>
-          <w:szCs w:val="21"/>
-        </w:rPr>
-        <w:t xml:space="preserve">negativa</w:t>
-      </w:r>
-      <w:r>
-        <w:rPr>
-          <w:color w:val="23293D"/>
-          <w:sz w:val="21"/>
-          <w:szCs w:val="21"/>
-        </w:rPr>
-        <w:t xml:space="preserve"> e a tela diz que o procedimento fica no prejuízo — porque o repasse e o material continuam sendo pagos.</w:t>
-      </w:r>
-    </w:p>
-    <w:p>
-      <w:pPr>
-        <w:pStyle w:val="ListParagraph"/>
-        <w:numPr>
-          <w:ilvl w:val="0"/>
-          <w:numId w:val="22"/>
-        </w:numPr>
-        <w:spacing w:after="80" w:line="270"/>
-      </w:pPr>
-      <w:r>
-        <w:rPr>
-          <w:color w:val="23293D"/>
-          <w:sz w:val="21"/>
-          <w:szCs w:val="21"/>
-        </w:rPr>
-        <w:t xml:space="preserve">Sem repasse cadastrado, a tela avisa que a margem é um </w:t>
-      </w:r>
-      <w:r>
-        <w:rPr>
-          <w:b/>
-          <w:bCs/>
-          <w:color w:val="23293D"/>
-          <w:sz w:val="21"/>
-          <w:szCs w:val="21"/>
-        </w:rPr>
-        <w:t xml:space="preserve">teto otimista</w:t>
-      </w:r>
-      <w:r>
-        <w:rPr>
-          <w:color w:val="23293D"/>
-          <w:sz w:val="21"/>
-          <w:szCs w:val="21"/>
-        </w:rPr>
-        <w:t xml:space="preserve">. </w:t>
-      </w:r>
-      <w:r>
-        <w:rPr>
-          <w:b/>
-          <w:bCs/>
-          <w:color w:val="23293D"/>
-          <w:sz w:val="21"/>
-          <w:szCs w:val="21"/>
-        </w:rPr>
-        <w:t xml:space="preserve">Não confie no número enquanto esse aviso estiver lá.</w:t>
       </w:r>
     </w:p>
     <w:tbl>
@@ -13577,29 +11575,129 @@
             </w:pPr>
             <w:r>
               <w:rPr>
-                <w:color w:val="23293D"/>
-                <w:sz w:val="21"/>
-                <w:szCs w:val="21"/>
-              </w:rPr>
-              <w:t xml:space="preserve">⚠️ </w:t>
-            </w:r>
-            <w:r>
-              <w:rPr>
                 <w:b/>
                 <w:bCs/>
                 <w:color w:val="23293D"/>
                 <w:sz w:val="21"/>
                 <w:szCs w:val="21"/>
               </w:rPr>
-              <w:t xml:space="preserve">Rede sem benefício cadastrado = proposta nascendo vazia.</w:t>
-            </w:r>
-            <w:r>
-              <w:rPr>
-                <w:color w:val="23293D"/>
-                <w:sz w:val="21"/>
-                <w:szCs w:val="21"/>
-              </w:rPr>
-              <w:t xml:space="preserve"> Se Configurações → Benefícios estiver vazio, toda proposta nova começa sem nada para oferecer. Vale conferir isso antes de culpar a tela da proposta.</w:t>
+              <w:t xml:space="preserve">"Não foi possível conferir o preço e os titulares da empresa agora…"</w:t>
+            </w:r>
+            <w:r>
+              <w:rPr>
+                <w:color w:val="23293D"/>
+                <w:sz w:val="21"/>
+                <w:szCs w:val="21"/>
+              </w:rPr>
+              <w:t xml:space="preserve"> — o sistema não conseguiu ler, naquele instante, o preço combinado, as faixas, os titulares ou os dependentes. </w:t>
+            </w:r>
+            <w:r>
+              <w:rPr>
+                <w:b/>
+                <w:bCs/>
+                <w:color w:val="23293D"/>
+                <w:sz w:val="21"/>
+                <w:szCs w:val="21"/>
+              </w:rPr>
+              <w:t xml:space="preserve">Nada foi gerado.</w:t>
+            </w:r>
+            <w:r>
+              <w:rPr>
+                <w:color w:val="23293D"/>
+                <w:sz w:val="21"/>
+                <w:szCs w:val="21"/>
+              </w:rPr>
+              <w:t xml:space="preserve"> Tente de novo em instantes. É de propósito: antes, uma falha momentânea fazia a cobrança sair com o preço padrão da rede ou </w:t>
+            </w:r>
+            <w:r>
+              <w:rPr>
+                <w:b/>
+                <w:bCs/>
+                <w:color w:val="23293D"/>
+                <w:sz w:val="21"/>
+                <w:szCs w:val="21"/>
+              </w:rPr>
+              <w:t xml:space="preserve">sem os dependentes</w:t>
+            </w:r>
+            <w:r>
+              <w:rPr>
+                <w:color w:val="23293D"/>
+                <w:sz w:val="21"/>
+                <w:szCs w:val="21"/>
+              </w:rPr>
+              <w:t xml:space="preserve"> — mais barata ou mais cara, e sem ninguém perceber. O mesmo vale para o </w:t>
+            </w:r>
+            <w:r>
+              <w:rPr>
+                <w:b/>
+                <w:bCs/>
+                <w:color w:val="23293D"/>
+                <w:sz w:val="21"/>
+                <w:szCs w:val="21"/>
+              </w:rPr>
+              <w:t xml:space="preserve">termo de inclusão</w:t>
+            </w:r>
+            <w:r>
+              <w:rPr>
+                <w:color w:val="23293D"/>
+                <w:sz w:val="21"/>
+                <w:szCs w:val="21"/>
+              </w:rPr>
+              <w:t xml:space="preserve"> e para a </w:t>
+            </w:r>
+            <w:r>
+              <w:rPr>
+                <w:b/>
+                <w:bCs/>
+                <w:color w:val="23293D"/>
+                <w:sz w:val="21"/>
+                <w:szCs w:val="21"/>
+              </w:rPr>
+              <w:t xml:space="preserve">proposta</w:t>
+            </w:r>
+            <w:r>
+              <w:rPr>
+                <w:color w:val="23293D"/>
+                <w:sz w:val="21"/>
+                <w:szCs w:val="21"/>
+              </w:rPr>
+              <w:t xml:space="preserve">: sem conseguir ler os valores, eles não são montados. Na geração </w:t>
+            </w:r>
+            <w:r>
+              <w:rPr>
+                <w:b/>
+                <w:bCs/>
+                <w:color w:val="23293D"/>
+                <w:sz w:val="21"/>
+                <w:szCs w:val="21"/>
+              </w:rPr>
+              <w:t xml:space="preserve">em lote</w:t>
+            </w:r>
+            <w:r>
+              <w:rPr>
+                <w:color w:val="23293D"/>
+                <w:sz w:val="21"/>
+                <w:szCs w:val="21"/>
+              </w:rPr>
+              <w:t xml:space="preserve">, a empresa aparece entre as </w:t>
+            </w:r>
+            <w:r>
+              <w:rPr>
+                <w:b/>
+                <w:bCs/>
+                <w:color w:val="23293D"/>
+                <w:sz w:val="21"/>
+                <w:szCs w:val="21"/>
+              </w:rPr>
+              <w:t xml:space="preserve">puladas</w:t>
+            </w:r>
+            <w:r>
+              <w:rPr>
+                <w:color w:val="23293D"/>
+                <w:sz w:val="21"/>
+                <w:szCs w:val="21"/>
+              </w:rPr>
+              <w:t xml:space="preserve">, com esse motivo.</w:t>
             </w:r>
           </w:p>
         </w:tc>
@@ -13619,85 +11717,115 @@
     </w:p>
     <w:p>
       <w:pPr>
-        <w:pStyle w:val="Heading2"/>
-      </w:pPr>
-      <w:r>
-        <w:rPr>
-          <w:color w:val="1F3253"/>
-        </w:rPr>
-        <w:t xml:space="preserve">Desligar um grupo</w:t>
-      </w:r>
-    </w:p>
-    <w:p>
-      <w:pPr>
         <w:spacing w:after="140" w:line="280"/>
       </w:pPr>
       <w:r>
         <w:rPr>
-          <w:color w:val="23293D"/>
-          <w:sz w:val="21"/>
-          <w:szCs w:val="21"/>
-        </w:rPr>
-        <w:t xml:space="preserve">O grupo some da lista de aplicar e </w:t>
-      </w:r>
-      <w:r>
-        <w:rPr>
-          <w:b/>
-          <w:bCs/>
-          <w:color w:val="23293D"/>
-          <w:sz w:val="21"/>
-          <w:szCs w:val="21"/>
-        </w:rPr>
-        <w:t xml:space="preserve">continua existindo</w:t>
-      </w:r>
-      <w:r>
-        <w:rPr>
-          <w:color w:val="23293D"/>
-          <w:sz w:val="21"/>
-          <w:szCs w:val="21"/>
-        </w:rPr>
-        <w:t xml:space="preserve">. As propostas que já o usaram </w:t>
-      </w:r>
-      <w:r>
-        <w:rPr>
-          <w:b/>
-          <w:bCs/>
-          <w:color w:val="23293D"/>
-          <w:sz w:val="21"/>
-          <w:szCs w:val="21"/>
-        </w:rPr>
-        <w:t xml:space="preserve">não mudam</w:t>
-      </w:r>
-      <w:r>
-        <w:rPr>
-          <w:color w:val="23293D"/>
-          <w:sz w:val="21"/>
-          <w:szCs w:val="21"/>
-        </w:rPr>
-        <w:t xml:space="preserve"> — elas guardam os benefícios, não um atalho para o grupo.</w:t>
-      </w:r>
-    </w:p>
-    <w:p>
-      <w:pPr>
-        <w:spacing w:after="60" w:line="120"/>
-      </w:pPr>
-      <w:r>
-        <w:rPr>
-          <w:sz w:val="2"/>
-          <w:szCs w:val="2"/>
-        </w:rPr>
-        <w:t xml:space="preserve"/>
-      </w:r>
-    </w:p>
-    <w:p>
-      <w:pPr>
-        <w:pStyle w:val="Heading1"/>
-      </w:pPr>
-      <w:r>
-        <w:rPr>
-          <w:color w:val="1F3253"/>
-        </w:rPr>
-        <w:t xml:space="preserve">16. Painéis e relatórios</w:t>
+          <w:b/>
+          <w:bCs/>
+          <w:color w:val="23293D"/>
+          <w:sz w:val="21"/>
+          <w:szCs w:val="21"/>
+        </w:rPr>
+        <w:t xml:space="preserve">Empresa de valor fixo:</w:t>
+      </w:r>
+      <w:r>
+        <w:rPr>
+          <w:color w:val="23293D"/>
+          <w:sz w:val="21"/>
+          <w:szCs w:val="21"/>
+        </w:rPr>
+        <w:t xml:space="preserve"> a implantação é </w:t>
+      </w:r>
+      <w:r>
+        <w:rPr>
+          <w:b/>
+          <w:bCs/>
+          <w:color w:val="23293D"/>
+          <w:sz w:val="21"/>
+          <w:szCs w:val="21"/>
+        </w:rPr>
+        <w:t xml:space="preserve">um mês do valor fixo</w:t>
+      </w:r>
+      <w:r>
+        <w:rPr>
+          <w:color w:val="23293D"/>
+          <w:sz w:val="21"/>
+          <w:szCs w:val="21"/>
+        </w:rPr>
+        <w:t xml:space="preserve">. Depois de um termo de inclusão aceito, </w:t>
+      </w:r>
+      <w:r>
+        <w:rPr>
+          <w:b/>
+          <w:bCs/>
+          <w:color w:val="23293D"/>
+          <w:sz w:val="21"/>
+          <w:szCs w:val="21"/>
+        </w:rPr>
+        <w:t xml:space="preserve">Gerar implantação</w:t>
+      </w:r>
+      <w:r>
+        <w:rPr>
+          <w:color w:val="23293D"/>
+          <w:sz w:val="21"/>
+          <w:szCs w:val="21"/>
+        </w:rPr>
+        <w:t xml:space="preserve"> cobra </w:t>
+      </w:r>
+      <w:r>
+        <w:rPr>
+          <w:b/>
+          <w:bCs/>
+          <w:color w:val="23293D"/>
+          <w:sz w:val="21"/>
+          <w:szCs w:val="21"/>
+        </w:rPr>
+        <w:t xml:space="preserve">só o acréscimo</w:t>
+      </w:r>
+      <w:r>
+        <w:rPr>
+          <w:color w:val="23293D"/>
+          <w:sz w:val="21"/>
+          <w:szCs w:val="21"/>
+        </w:rPr>
+        <w:t xml:space="preserve"> que o termo trouxe (a mensalidade de hoje menos o que as implantações anteriores já cobraram), e a tela mostra a conta. Se não há acréscimo novo, o sistema </w:t>
+      </w:r>
+      <w:r>
+        <w:rPr>
+          <w:b/>
+          <w:bCs/>
+          <w:color w:val="23293D"/>
+          <w:sz w:val="21"/>
+          <w:szCs w:val="21"/>
+        </w:rPr>
+        <w:t xml:space="preserve">não gera</w:t>
+      </w:r>
+      <w:r>
+        <w:rPr>
+          <w:color w:val="23293D"/>
+          <w:sz w:val="21"/>
+          <w:szCs w:val="21"/>
+        </w:rPr>
+        <w:t xml:space="preserve"> e diz por quê. O restante desta seção vale para a empresa </w:t>
+      </w:r>
+      <w:r>
+        <w:rPr>
+          <w:b/>
+          <w:bCs/>
+          <w:color w:val="23293D"/>
+          <w:sz w:val="21"/>
+          <w:szCs w:val="21"/>
+        </w:rPr>
+        <w:t xml:space="preserve">por titular</w:t>
+      </w:r>
+      <w:r>
+        <w:rPr>
+          <w:color w:val="23293D"/>
+          <w:sz w:val="21"/>
+          <w:szCs w:val="21"/>
+        </w:rPr>
+        <w:t xml:space="preserve">.</w:t>
       </w:r>
     </w:p>
     <w:p>
@@ -13712,51 +11840,213 @@
           <w:sz w:val="21"/>
           <w:szCs w:val="21"/>
         </w:rPr>
-        <w:t xml:space="preserve">Empresarial → Painel</w:t>
-      </w:r>
-      <w:r>
-        <w:rPr>
-          <w:color w:val="23293D"/>
-          <w:sz w:val="21"/>
-          <w:szCs w:val="21"/>
-        </w:rPr>
-        <w:t xml:space="preserve"> — empresas ativas, titulares, </w:t>
-      </w:r>
-      <w:r>
-        <w:rPr>
-          <w:b/>
-          <w:bCs/>
-          <w:color w:val="23293D"/>
-          <w:sz w:val="21"/>
-          <w:szCs w:val="21"/>
-        </w:rPr>
-        <w:t xml:space="preserve">mensalidade (MRR)</w:t>
-      </w:r>
-      <w:r>
-        <w:rPr>
-          <w:color w:val="23293D"/>
-          <w:sz w:val="21"/>
-          <w:szCs w:val="21"/>
-        </w:rPr>
-        <w:t xml:space="preserve">, </w:t>
-      </w:r>
-      <w:r>
-        <w:rPr>
-          <w:b/>
-          <w:bCs/>
-          <w:color w:val="23293D"/>
-          <w:sz w:val="21"/>
-          <w:szCs w:val="21"/>
-        </w:rPr>
-        <w:t xml:space="preserve">economia gerada</w:t>
-      </w:r>
-      <w:r>
-        <w:rPr>
-          <w:color w:val="23293D"/>
-          <w:sz w:val="21"/>
-          <w:szCs w:val="21"/>
-        </w:rPr>
-        <w:t xml:space="preserve"> e funil aberto, mais a tabela por empresa.</w:t>
+        <w:t xml:space="preserve">A implantação não espera os cadastros.</w:t>
+      </w:r>
+      <w:r>
+        <w:rPr>
+          <w:color w:val="23293D"/>
+          <w:sz w:val="21"/>
+          <w:szCs w:val="21"/>
+        </w:rPr>
+        <w:t xml:space="preserve"> Ao clicar em </w:t>
+      </w:r>
+      <w:r>
+        <w:rPr>
+          <w:b/>
+          <w:bCs/>
+          <w:color w:val="23293D"/>
+          <w:sz w:val="21"/>
+          <w:szCs w:val="21"/>
+        </w:rPr>
+        <w:t xml:space="preserve">Gerar implantação</w:t>
+      </w:r>
+      <w:r>
+        <w:rPr>
+          <w:color w:val="23293D"/>
+          <w:sz w:val="21"/>
+          <w:szCs w:val="21"/>
+        </w:rPr>
+        <w:t xml:space="preserve">:</w:t>
+      </w:r>
+    </w:p>
+    <w:p>
+      <w:pPr>
+        <w:pStyle w:val="ListParagraph"/>
+        <w:numPr>
+          <w:ilvl w:val="0"/>
+          <w:numId w:val="16"/>
+        </w:numPr>
+        <w:spacing w:after="80" w:line="270"/>
+      </w:pPr>
+      <w:r>
+        <w:rPr>
+          <w:color w:val="23293D"/>
+          <w:sz w:val="21"/>
+          <w:szCs w:val="21"/>
+        </w:rPr>
+        <w:t xml:space="preserve">Se a empresa tem </w:t>
+      </w:r>
+      <w:r>
+        <w:rPr>
+          <w:b/>
+          <w:bCs/>
+          <w:color w:val="23293D"/>
+          <w:sz w:val="21"/>
+          <w:szCs w:val="21"/>
+        </w:rPr>
+        <w:t xml:space="preserve">quantidade contratada</w:t>
+      </w:r>
+      <w:r>
+        <w:rPr>
+          <w:color w:val="23293D"/>
+          <w:sz w:val="21"/>
+          <w:szCs w:val="21"/>
+        </w:rPr>
+        <w:t xml:space="preserve"> (veio da proposta), a conta usa </w:t>
+      </w:r>
+      <w:r>
+        <w:rPr>
+          <w:b/>
+          <w:bCs/>
+          <w:color w:val="23293D"/>
+          <w:sz w:val="21"/>
+          <w:szCs w:val="21"/>
+        </w:rPr>
+        <w:t xml:space="preserve">ela</w:t>
+      </w:r>
+      <w:r>
+        <w:rPr>
+          <w:color w:val="23293D"/>
+          <w:sz w:val="21"/>
+          <w:szCs w:val="21"/>
+        </w:rPr>
+        <w:t xml:space="preserve">, mesmo que ainda haja menos gente cadastrada — e a tela diz isso, com os dois números.</w:t>
+      </w:r>
+    </w:p>
+    <w:p>
+      <w:pPr>
+        <w:pStyle w:val="ListParagraph"/>
+        <w:numPr>
+          <w:ilvl w:val="0"/>
+          <w:numId w:val="16"/>
+        </w:numPr>
+        <w:spacing w:after="80" w:line="270"/>
+      </w:pPr>
+      <w:r>
+        <w:rPr>
+          <w:color w:val="23293D"/>
+          <w:sz w:val="21"/>
+          <w:szCs w:val="21"/>
+        </w:rPr>
+        <w:t xml:space="preserve">Se </w:t>
+      </w:r>
+      <w:r>
+        <w:rPr>
+          <w:b/>
+          <w:bCs/>
+          <w:color w:val="23293D"/>
+          <w:sz w:val="21"/>
+          <w:szCs w:val="21"/>
+        </w:rPr>
+        <w:t xml:space="preserve">não há titulares nem quantidade contratada</w:t>
+      </w:r>
+      <w:r>
+        <w:rPr>
+          <w:color w:val="23293D"/>
+          <w:sz w:val="21"/>
+          <w:szCs w:val="21"/>
+        </w:rPr>
+        <w:t xml:space="preserve">, a tela </w:t>
+      </w:r>
+      <w:r>
+        <w:rPr>
+          <w:b/>
+          <w:bCs/>
+          <w:color w:val="23293D"/>
+          <w:sz w:val="21"/>
+          <w:szCs w:val="21"/>
+        </w:rPr>
+        <w:t xml:space="preserve">pede o valor</w:t>
+      </w:r>
+      <w:r>
+        <w:rPr>
+          <w:color w:val="23293D"/>
+          <w:sz w:val="21"/>
+          <w:szCs w:val="21"/>
+        </w:rPr>
+        <w:t xml:space="preserve">.</w:t>
+      </w:r>
+    </w:p>
+    <w:p>
+      <w:pPr>
+        <w:pStyle w:val="ListParagraph"/>
+        <w:numPr>
+          <w:ilvl w:val="0"/>
+          <w:numId w:val="16"/>
+        </w:numPr>
+        <w:spacing w:after="80" w:line="270"/>
+      </w:pPr>
+      <w:r>
+        <w:rPr>
+          <w:color w:val="23293D"/>
+          <w:sz w:val="21"/>
+          <w:szCs w:val="21"/>
+        </w:rPr>
+        <w:t xml:space="preserve">A </w:t>
+      </w:r>
+      <w:r>
+        <w:rPr>
+          <w:b/>
+          <w:bCs/>
+          <w:color w:val="23293D"/>
+          <w:sz w:val="21"/>
+          <w:szCs w:val="21"/>
+        </w:rPr>
+        <w:t xml:space="preserve">mensalidade</w:t>
+      </w:r>
+      <w:r>
+        <w:rPr>
+          <w:color w:val="23293D"/>
+          <w:sz w:val="21"/>
+          <w:szCs w:val="21"/>
+        </w:rPr>
+        <w:t xml:space="preserve"> segue a mesma base (o contratado é o mínimo). A diferença: sem titulares </w:t>
+      </w:r>
+      <w:r>
+        <w:rPr>
+          <w:b/>
+          <w:bCs/>
+          <w:color w:val="23293D"/>
+          <w:sz w:val="21"/>
+          <w:szCs w:val="21"/>
+        </w:rPr>
+        <w:t xml:space="preserve">e</w:t>
+      </w:r>
+      <w:r>
+        <w:rPr>
+          <w:color w:val="23293D"/>
+          <w:sz w:val="21"/>
+          <w:szCs w:val="21"/>
+        </w:rPr>
+        <w:t xml:space="preserve"> sem quantidade contratada, a mensalidade </w:t>
+      </w:r>
+      <w:r>
+        <w:rPr>
+          <w:b/>
+          <w:bCs/>
+          <w:color w:val="23293D"/>
+          <w:sz w:val="21"/>
+          <w:szCs w:val="21"/>
+        </w:rPr>
+        <w:t xml:space="preserve">não é gerada</w:t>
+      </w:r>
+      <w:r>
+        <w:rPr>
+          <w:color w:val="23293D"/>
+          <w:sz w:val="21"/>
+          <w:szCs w:val="21"/>
+        </w:rPr>
+        <w:t xml:space="preserve"> — não existe valor combinado — e o sistema diz o que fazer.</w:t>
       </w:r>
     </w:p>
     <w:p>
@@ -13771,38 +12061,241 @@
           <w:sz w:val="21"/>
           <w:szCs w:val="21"/>
         </w:rPr>
-        <w:t xml:space="preserve">Funil → Painel</w:t>
-      </w:r>
-      <w:r>
-        <w:rPr>
-          <w:color w:val="23293D"/>
-          <w:sz w:val="21"/>
-          <w:szCs w:val="21"/>
-        </w:rPr>
-        <w:t xml:space="preserve"> — os indicadores e alertas da parte comercial.</w:t>
-      </w:r>
-    </w:p>
-    <w:p>
-      <w:pPr>
-        <w:spacing w:after="140" w:line="280"/>
-      </w:pPr>
-      <w:r>
-        <w:rPr>
-          <w:b/>
-          <w:bCs/>
-          <w:color w:val="23293D"/>
-          <w:sz w:val="21"/>
-          <w:szCs w:val="21"/>
-        </w:rPr>
-        <w:t xml:space="preserve">Na empresa, aba Financeiro</w:t>
-      </w:r>
-      <w:r>
-        <w:rPr>
-          <w:color w:val="23293D"/>
-          <w:sz w:val="21"/>
-          <w:szCs w:val="21"/>
-        </w:rPr>
-        <w:t xml:space="preserve"> — economia gerada e benefícios utilizados daquela empresa.</w:t>
+        <w:t xml:space="preserve">Cada titular paga a implantação UMA vez — na etapa em que entra.</w:t>
+      </w:r>
+      <w:r>
+        <w:rPr>
+          <w:color w:val="23293D"/>
+          <w:sz w:val="21"/>
+          <w:szCs w:val="21"/>
+        </w:rPr>
+        <w:t xml:space="preserve"> Quando a empresa inclui titulares depois (pelo </w:t>
+      </w:r>
+      <w:r>
+        <w:rPr>
+          <w:b/>
+          <w:bCs/>
+          <w:color w:val="23293D"/>
+          <w:sz w:val="21"/>
+          <w:szCs w:val="21"/>
+        </w:rPr>
+        <w:t xml:space="preserve">termo de inclusão</w:t>
+      </w:r>
+      <w:r>
+        <w:rPr>
+          <w:color w:val="23293D"/>
+          <w:sz w:val="21"/>
+          <w:szCs w:val="21"/>
+        </w:rPr>
+        <w:t xml:space="preserve">), o primeiro pagamento desses titulares novos é a implantação deles. Exemplo: empresa de 100 colaboradores aderiu com 80 e, meses depois, incluiu os outros 20. A primeira implantação cobrou os 80; ao clicar de novo em </w:t>
+      </w:r>
+      <w:r>
+        <w:rPr>
+          <w:b/>
+          <w:bCs/>
+          <w:color w:val="23293D"/>
+          <w:sz w:val="21"/>
+          <w:szCs w:val="21"/>
+        </w:rPr>
+        <w:t xml:space="preserve">Gerar implantação</w:t>
+      </w:r>
+      <w:r>
+        <w:rPr>
+          <w:color w:val="23293D"/>
+          <w:sz w:val="21"/>
+          <w:szCs w:val="21"/>
+        </w:rPr>
+        <w:t xml:space="preserve">, a tela cobra </w:t>
+      </w:r>
+      <w:r>
+        <w:rPr>
+          <w:b/>
+          <w:bCs/>
+          <w:color w:val="23293D"/>
+          <w:sz w:val="21"/>
+          <w:szCs w:val="21"/>
+        </w:rPr>
+        <w:t xml:space="preserve">só os 20</w:t>
+      </w:r>
+      <w:r>
+        <w:rPr>
+          <w:color w:val="23293D"/>
+          <w:sz w:val="21"/>
+          <w:szCs w:val="21"/>
+        </w:rPr>
+        <w:t xml:space="preserve"> e mostra a conta: quantos a empresa tem hoje (contratados + termos aceitos), quantos já pagaram e a diferença.</w:t>
+      </w:r>
+    </w:p>
+    <w:p>
+      <w:pPr>
+        <w:pStyle w:val="ListParagraph"/>
+        <w:numPr>
+          <w:ilvl w:val="0"/>
+          <w:numId w:val="17"/>
+        </w:numPr>
+        <w:spacing w:after="80" w:line="270"/>
+      </w:pPr>
+      <w:r>
+        <w:rPr>
+          <w:color w:val="23293D"/>
+          <w:sz w:val="21"/>
+          <w:szCs w:val="21"/>
+        </w:rPr>
+        <w:t xml:space="preserve">O </w:t>
+      </w:r>
+      <w:r>
+        <w:rPr>
+          <w:b/>
+          <w:bCs/>
+          <w:color w:val="23293D"/>
+          <w:sz w:val="21"/>
+          <w:szCs w:val="21"/>
+        </w:rPr>
+        <w:t xml:space="preserve">preço por titular</w:t>
+      </w:r>
+      <w:r>
+        <w:rPr>
+          <w:color w:val="23293D"/>
+          <w:sz w:val="21"/>
+          <w:szCs w:val="21"/>
+        </w:rPr>
+        <w:t xml:space="preserve"> é o da </w:t>
+      </w:r>
+      <w:r>
+        <w:rPr>
+          <w:b/>
+          <w:bCs/>
+          <w:color w:val="23293D"/>
+          <w:sz w:val="21"/>
+          <w:szCs w:val="21"/>
+        </w:rPr>
+        <w:t xml:space="preserve">faixa da empresa inteira</w:t>
+      </w:r>
+      <w:r>
+        <w:rPr>
+          <w:color w:val="23293D"/>
+          <w:sz w:val="21"/>
+          <w:szCs w:val="21"/>
+        </w:rPr>
+        <w:t xml:space="preserve"> (100, no exemplo), não a de 20 — quem entra depois não paga mais caro por isso.</w:t>
+      </w:r>
+    </w:p>
+    <w:p>
+      <w:pPr>
+        <w:pStyle w:val="ListParagraph"/>
+        <w:numPr>
+          <w:ilvl w:val="0"/>
+          <w:numId w:val="17"/>
+        </w:numPr>
+        <w:spacing w:after="80" w:line="270"/>
+      </w:pPr>
+      <w:r>
+        <w:rPr>
+          <w:color w:val="23293D"/>
+          <w:sz w:val="21"/>
+          <w:szCs w:val="21"/>
+        </w:rPr>
+        <w:t xml:space="preserve">Se </w:t>
+      </w:r>
+      <w:r>
+        <w:rPr>
+          <w:b/>
+          <w:bCs/>
+          <w:color w:val="23293D"/>
+          <w:sz w:val="21"/>
+          <w:szCs w:val="21"/>
+        </w:rPr>
+        <w:t xml:space="preserve">todos já pagaram</w:t>
+      </w:r>
+      <w:r>
+        <w:rPr>
+          <w:color w:val="23293D"/>
+          <w:sz w:val="21"/>
+          <w:szCs w:val="21"/>
+        </w:rPr>
+        <w:t xml:space="preserve">, o sistema </w:t>
+      </w:r>
+      <w:r>
+        <w:rPr>
+          <w:b/>
+          <w:bCs/>
+          <w:color w:val="23293D"/>
+          <w:sz w:val="21"/>
+          <w:szCs w:val="21"/>
+        </w:rPr>
+        <w:t xml:space="preserve">não gera</w:t>
+      </w:r>
+      <w:r>
+        <w:rPr>
+          <w:color w:val="23293D"/>
+          <w:sz w:val="21"/>
+          <w:szCs w:val="21"/>
+        </w:rPr>
+        <w:t xml:space="preserve"> e diz por quê. É também o que impede a mesma implantação de sair duas vezes por dois cliques.</w:t>
+      </w:r>
+    </w:p>
+    <w:p>
+      <w:pPr>
+        <w:pStyle w:val="ListParagraph"/>
+        <w:numPr>
+          <w:ilvl w:val="0"/>
+          <w:numId w:val="17"/>
+        </w:numPr>
+        <w:spacing w:after="80" w:line="270"/>
+      </w:pPr>
+      <w:r>
+        <w:rPr>
+          <w:b/>
+          <w:bCs/>
+          <w:color w:val="23293D"/>
+          <w:sz w:val="21"/>
+          <w:szCs w:val="21"/>
+        </w:rPr>
+        <w:t xml:space="preserve">Cobrança cancelada não conta</w:t>
+      </w:r>
+      <w:r>
+        <w:rPr>
+          <w:color w:val="23293D"/>
+          <w:sz w:val="21"/>
+          <w:szCs w:val="21"/>
+        </w:rPr>
+        <w:t xml:space="preserve"> como paga: se a implantação foi cancelada, a próxima cobra aqueles titulares de novo.</w:t>
+      </w:r>
+    </w:p>
+    <w:p>
+      <w:pPr>
+        <w:pStyle w:val="ListParagraph"/>
+        <w:numPr>
+          <w:ilvl w:val="0"/>
+          <w:numId w:val="17"/>
+        </w:numPr>
+        <w:spacing w:after="80" w:line="270"/>
+      </w:pPr>
+      <w:r>
+        <w:rPr>
+          <w:color w:val="23293D"/>
+          <w:sz w:val="21"/>
+          <w:szCs w:val="21"/>
+        </w:rPr>
+        <w:t xml:space="preserve">A segunda etapa pode ser cobrada </w:t>
+      </w:r>
+      <w:r>
+        <w:rPr>
+          <w:b/>
+          <w:bCs/>
+          <w:color w:val="23293D"/>
+          <w:sz w:val="21"/>
+          <w:szCs w:val="21"/>
+        </w:rPr>
+        <w:t xml:space="preserve">antes</w:t>
+      </w:r>
+      <w:r>
+        <w:rPr>
+          <w:color w:val="23293D"/>
+          <w:sz w:val="21"/>
+          <w:szCs w:val="21"/>
+        </w:rPr>
+        <w:t xml:space="preserve"> de os 20 serem cadastrados — o termo de inclusão aceito já basta, igual à primeira implantação.</w:t>
       </w:r>
     </w:p>
     <w:tbl>
@@ -13844,840 +12337,69 @@
                 <w:sz w:val="21"/>
                 <w:szCs w:val="21"/>
               </w:rPr>
-              <w:t xml:space="preserve">Os relatórios da rede não expõem dado de paciente.</w:t>
-            </w:r>
-            <w:r>
-              <w:rPr>
-                <w:color w:val="23293D"/>
-                <w:sz w:val="21"/>
-                <w:szCs w:val="21"/>
-              </w:rPr>
-              <w:t xml:space="preserve"> É exigência de LGPD, e é por isso que eles mostram números e não nomes.</w:t>
-            </w:r>
-          </w:p>
-        </w:tc>
-      </w:tr>
-    </w:tbl>
-    <w:p>
-      <w:pPr>
-        <w:spacing w:after="140" w:line="120"/>
-      </w:pPr>
-      <w:r>
-        <w:rPr>
-          <w:sz w:val="2"/>
-          <w:szCs w:val="2"/>
-        </w:rPr>
-        <w:t xml:space="preserve"/>
-      </w:r>
-    </w:p>
-    <w:p>
-      <w:pPr>
-        <w:spacing w:after="60" w:line="120"/>
-      </w:pPr>
-      <w:r>
-        <w:rPr>
-          <w:sz w:val="2"/>
-          <w:szCs w:val="2"/>
-        </w:rPr>
-        <w:t xml:space="preserve"/>
-      </w:r>
-    </w:p>
-    <w:p>
-      <w:pPr>
-        <w:pStyle w:val="Heading1"/>
-      </w:pPr>
-      <w:r>
-        <w:rPr>
-          <w:color w:val="1F3253"/>
-        </w:rPr>
-        <w:t xml:space="preserve">17. Quando alguma coisa dá errado</w:t>
-      </w:r>
-    </w:p>
-    <w:tbl>
-      <w:tblPr>
-        <w:tblW w:type="dxa" w:w="9638"/>
-        <w:tblBorders>
-          <w:top w:val="single" w:color="D8D4C8" w:sz="2"/>
-          <w:left w:val="single" w:color="D8D4C8" w:sz="2"/>
-          <w:bottom w:val="single" w:color="D8D4C8" w:sz="2"/>
-          <w:right w:val="single" w:color="D8D4C8" w:sz="2"/>
-          <w:insideH w:val="single" w:color="D8D4C8" w:sz="2"/>
-          <w:insideV w:val="single" w:color="D8D4C8" w:sz="2"/>
-        </w:tblBorders>
-        <w:tblLayout w:type="fixed"/>
-      </w:tblPr>
-      <w:tblGrid>
-        <w:gridCol w:w="3073"/>
-        <w:gridCol w:w="3283"/>
-        <w:gridCol w:w="3282"/>
-      </w:tblGrid>
-      <w:tr>
-        <w:trPr>
-          <w:tblHeader/>
-        </w:trPr>
-        <w:tc>
-          <w:tcPr>
-            <w:tcW w:type="dxa" w:w="3073"/>
-            <w:shd w:fill="1F3253" w:color="auto" w:val="clear"/>
-            <w:tcMar>
-              <w:top w:type="dxa" w:w="90"/>
-              <w:left w:type="dxa" w:w="110"/>
-              <w:bottom w:type="dxa" w:w="90"/>
-              <w:right w:type="dxa" w:w="110"/>
-            </w:tcMar>
-            <w:vAlign w:val="center"/>
-          </w:tcPr>
-          <w:p>
-            <w:pPr>
-              <w:spacing w:after="0" w:line="250"/>
-            </w:pPr>
+              <w:t xml:space="preserve">Aviso em amarelo "implantação(ões) gerada(s) antes do registro":</w:t>
+            </w:r>
+            <w:r>
+              <w:rPr>
+                <w:color w:val="23293D"/>
+                <w:sz w:val="21"/>
+                <w:szCs w:val="21"/>
+              </w:rPr>
+              <w:t xml:space="preserve"> as implantações feitas </w:t>
+            </w:r>
             <w:r>
               <w:rPr>
                 <w:b/>
                 <w:bCs/>
-                <w:color w:val="FFFFFF"/>
-                <w:sz w:val="19"/>
-                <w:szCs w:val="19"/>
-              </w:rPr>
-              <w:t xml:space="preserve">O que você vê</w:t>
-            </w:r>
-          </w:p>
-        </w:tc>
-        <w:tc>
-          <w:tcPr>
-            <w:tcW w:type="dxa" w:w="3283"/>
-            <w:shd w:fill="1F3253" w:color="auto" w:val="clear"/>
-            <w:tcMar>
-              <w:top w:type="dxa" w:w="90"/>
-              <w:left w:type="dxa" w:w="110"/>
-              <w:bottom w:type="dxa" w:w="90"/>
-              <w:right w:type="dxa" w:w="110"/>
-            </w:tcMar>
-            <w:vAlign w:val="center"/>
-          </w:tcPr>
-          <w:p>
-            <w:pPr>
-              <w:spacing w:after="0" w:line="250"/>
-            </w:pPr>
+                <w:color w:val="23293D"/>
+                <w:sz w:val="21"/>
+                <w:szCs w:val="21"/>
+              </w:rPr>
+              <w:t xml:space="preserve">antes da versão 0.72.0</w:t>
+            </w:r>
+            <w:r>
+              <w:rPr>
+                <w:color w:val="23293D"/>
+                <w:sz w:val="21"/>
+                <w:szCs w:val="21"/>
+              </w:rPr>
+              <w:t xml:space="preserve"> não guardaram quantos titulares cobriram. Quando a empresa tem uma delas, a tela faz a conta do jeito antigo (todos) e avisa que pode estar repetindo quem já pagou. </w:t>
+            </w:r>
             <w:r>
               <w:rPr>
                 <w:b/>
                 <w:bCs/>
-                <w:color w:val="FFFFFF"/>
-                <w:sz w:val="19"/>
-                <w:szCs w:val="19"/>
-              </w:rPr>
-              <w:t xml:space="preserve">O que é</w:t>
-            </w:r>
-          </w:p>
-        </w:tc>
-        <w:tc>
-          <w:tcPr>
-            <w:tcW w:type="dxa" w:w="3282"/>
-            <w:shd w:fill="1F3253" w:color="auto" w:val="clear"/>
-            <w:tcMar>
-              <w:top w:type="dxa" w:w="90"/>
-              <w:left w:type="dxa" w:w="110"/>
-              <w:bottom w:type="dxa" w:w="90"/>
-              <w:right w:type="dxa" w:w="110"/>
-            </w:tcMar>
-            <w:vAlign w:val="center"/>
-          </w:tcPr>
-          <w:p>
-            <w:pPr>
-              <w:spacing w:after="0" w:line="250"/>
-            </w:pPr>
+                <w:color w:val="23293D"/>
+                <w:sz w:val="21"/>
+                <w:szCs w:val="21"/>
+              </w:rPr>
+              <w:t xml:space="preserve">Confira e use Editar para acertar o valor.</w:t>
+            </w:r>
+            <w:r>
+              <w:rPr>
+                <w:color w:val="23293D"/>
+                <w:sz w:val="21"/>
+                <w:szCs w:val="21"/>
+              </w:rPr>
+              <w:t xml:space="preserve"> O mesmo aviso aparece quando a primeira implantação teve o </w:t>
+            </w:r>
             <w:r>
               <w:rPr>
                 <w:b/>
                 <w:bCs/>
-                <w:color w:val="FFFFFF"/>
-                <w:sz w:val="19"/>
-                <w:szCs w:val="19"/>
-              </w:rPr>
-              <w:t xml:space="preserve">O que fazer</w:t>
-            </w:r>
-          </w:p>
-        </w:tc>
-      </w:tr>
-      <w:tr>
-        <w:tc>
-          <w:tcPr>
-            <w:tcW w:type="dxa" w:w="3073"/>
-            <w:tcMar>
-              <w:top w:type="dxa" w:w="90"/>
-              <w:left w:type="dxa" w:w="110"/>
-              <w:bottom w:type="dxa" w:w="90"/>
-              <w:right w:type="dxa" w:w="110"/>
-            </w:tcMar>
-            <w:vAlign w:val="center"/>
-          </w:tcPr>
-          <w:p>
-            <w:pPr>
-              <w:spacing w:after="0" w:line="250"/>
-            </w:pPr>
-            <w:r>
-              <w:rPr>
-                <w:i/>
-                <w:iCs/>
-                <w:color w:val="23293D"/>
-                <w:sz w:val="20"/>
-                <w:szCs w:val="20"/>
-              </w:rPr>
-              <w:t xml:space="preserve">"Esta empresa já tem N titular(es) ativos, e o contrato fechou N"</w:t>
-            </w:r>
-          </w:p>
-        </w:tc>
-        <w:tc>
-          <w:tcPr>
-            <w:tcW w:type="dxa" w:w="3283"/>
-            <w:tcMar>
-              <w:top w:type="dxa" w:w="90"/>
-              <w:left w:type="dxa" w:w="110"/>
-              <w:bottom w:type="dxa" w:w="90"/>
-              <w:right w:type="dxa" w:w="110"/>
-            </w:tcMar>
-            <w:vAlign w:val="center"/>
-          </w:tcPr>
-          <w:p>
-            <w:pPr>
-              <w:spacing w:after="0" w:line="250"/>
-            </w:pPr>
-            <w:r>
-              <w:rPr>
-                <w:color w:val="23293D"/>
-                <w:sz w:val="20"/>
-                <w:szCs w:val="20"/>
-              </w:rPr>
-              <w:t xml:space="preserve">A trava da quantidade contratada</w:t>
-            </w:r>
-          </w:p>
-        </w:tc>
-        <w:tc>
-          <w:tcPr>
-            <w:tcW w:type="dxa" w:w="3282"/>
-            <w:tcMar>
-              <w:top w:type="dxa" w:w="90"/>
-              <w:left w:type="dxa" w:w="110"/>
-              <w:bottom w:type="dxa" w:w="90"/>
-              <w:right w:type="dxa" w:w="110"/>
-            </w:tcMar>
-            <w:vAlign w:val="center"/>
-          </w:tcPr>
-          <w:p>
-            <w:pPr>
-              <w:spacing w:after="0" w:line="250"/>
-            </w:pPr>
-            <w:r>
-              <w:rPr>
-                <w:color w:val="23293D"/>
-                <w:sz w:val="20"/>
-                <w:szCs w:val="20"/>
-              </w:rPr>
-              <w:t xml:space="preserve">Gere e aceite um termo de inclusão (seção 11)</w:t>
-            </w:r>
-          </w:p>
-        </w:tc>
-      </w:tr>
-      <w:tr>
-        <w:tc>
-          <w:tcPr>
-            <w:tcW w:type="dxa" w:w="3073"/>
-            <w:shd w:fill="F7F6F2" w:color="auto" w:val="clear"/>
-            <w:tcMar>
-              <w:top w:type="dxa" w:w="90"/>
-              <w:left w:type="dxa" w:w="110"/>
-              <w:bottom w:type="dxa" w:w="90"/>
-              <w:right w:type="dxa" w:w="110"/>
-            </w:tcMar>
-            <w:vAlign w:val="center"/>
-          </w:tcPr>
-          <w:p>
-            <w:pPr>
-              <w:spacing w:after="0" w:line="250"/>
-            </w:pPr>
-            <w:r>
-              <w:rPr>
-                <w:i/>
-                <w:iCs/>
-                <w:color w:val="23293D"/>
-                <w:sz w:val="20"/>
-                <w:szCs w:val="20"/>
-              </w:rPr>
-              <w:t xml:space="preserve">"O termo TI-… foi gerado SEM valor"</w:t>
-            </w:r>
-          </w:p>
-        </w:tc>
-        <w:tc>
-          <w:tcPr>
-            <w:tcW w:type="dxa" w:w="3283"/>
-            <w:shd w:fill="F7F6F2" w:color="auto" w:val="clear"/>
-            <w:tcMar>
-              <w:top w:type="dxa" w:w="90"/>
-              <w:left w:type="dxa" w:w="110"/>
-              <w:bottom w:type="dxa" w:w="90"/>
-              <w:right w:type="dxa" w:w="110"/>
-            </w:tcMar>
-            <w:vAlign w:val="center"/>
-          </w:tcPr>
-          <w:p>
-            <w:pPr>
-              <w:spacing w:after="0" w:line="250"/>
-            </w:pPr>
-            <w:r>
-              <w:rPr>
-                <w:color w:val="23293D"/>
-                <w:sz w:val="20"/>
-                <w:szCs w:val="20"/>
-              </w:rPr>
-              <w:t xml:space="preserve">A regra do excedente não foi combinada</w:t>
-            </w:r>
-          </w:p>
-        </w:tc>
-        <w:tc>
-          <w:tcPr>
-            <w:tcW w:type="dxa" w:w="3282"/>
-            <w:shd w:fill="F7F6F2" w:color="auto" w:val="clear"/>
-            <w:tcMar>
-              <w:top w:type="dxa" w:w="90"/>
-              <w:left w:type="dxa" w:w="110"/>
-              <w:bottom w:type="dxa" w:w="90"/>
-              <w:right w:type="dxa" w:w="110"/>
-            </w:tcMar>
-            <w:vAlign w:val="center"/>
-          </w:tcPr>
-          <w:p>
-            <w:pPr>
-              <w:spacing w:after="0" w:line="250"/>
-            </w:pPr>
-            <w:r>
-              <w:rPr>
-                <w:color w:val="23293D"/>
-                <w:sz w:val="20"/>
-                <w:szCs w:val="20"/>
-              </w:rPr>
-              <w:t xml:space="preserve">Ajuste a proposta (seção 6.6) e gere outro</w:t>
-            </w:r>
-          </w:p>
-        </w:tc>
-      </w:tr>
-      <w:tr>
-        <w:tc>
-          <w:tcPr>
-            <w:tcW w:type="dxa" w:w="3073"/>
-            <w:tcMar>
-              <w:top w:type="dxa" w:w="90"/>
-              <w:left w:type="dxa" w:w="110"/>
-              <w:bottom w:type="dxa" w:w="90"/>
-              <w:right w:type="dxa" w:w="110"/>
-            </w:tcMar>
-            <w:vAlign w:val="center"/>
-          </w:tcPr>
-          <w:p>
-            <w:pPr>
-              <w:spacing w:after="0" w:line="250"/>
-            </w:pPr>
-            <w:r>
-              <w:rPr>
-                <w:i/>
-                <w:iCs/>
-                <w:color w:val="23293D"/>
-                <w:sz w:val="20"/>
-                <w:szCs w:val="20"/>
-              </w:rPr>
-              <w:t xml:space="preserve">"Este termo está sem valor"</w:t>
-            </w:r>
-            <w:r>
-              <w:rPr>
-                <w:color w:val="23293D"/>
-                <w:sz w:val="20"/>
-                <w:szCs w:val="20"/>
-              </w:rPr>
-              <w:t xml:space="preserve"> ao aceitar</w:t>
-            </w:r>
-          </w:p>
-        </w:tc>
-        <w:tc>
-          <w:tcPr>
-            <w:tcW w:type="dxa" w:w="3283"/>
-            <w:tcMar>
-              <w:top w:type="dxa" w:w="90"/>
-              <w:left w:type="dxa" w:w="110"/>
-              <w:bottom w:type="dxa" w:w="90"/>
-              <w:right w:type="dxa" w:w="110"/>
-            </w:tcMar>
-            <w:vAlign w:val="center"/>
-          </w:tcPr>
-          <w:p>
-            <w:pPr>
-              <w:spacing w:after="0" w:line="250"/>
-            </w:pPr>
-            <w:r>
-              <w:rPr>
-                <w:color w:val="23293D"/>
-                <w:sz w:val="20"/>
-                <w:szCs w:val="20"/>
-              </w:rPr>
-              <w:t xml:space="preserve">O mesmo caso</w:t>
-            </w:r>
-          </w:p>
-        </w:tc>
-        <w:tc>
-          <w:tcPr>
-            <w:tcW w:type="dxa" w:w="3282"/>
-            <w:tcMar>
-              <w:top w:type="dxa" w:w="90"/>
-              <w:left w:type="dxa" w:w="110"/>
-              <w:bottom w:type="dxa" w:w="90"/>
-              <w:right w:type="dxa" w:w="110"/>
-            </w:tcMar>
-            <w:vAlign w:val="center"/>
-          </w:tcPr>
-          <w:p>
-            <w:pPr>
-              <w:spacing w:after="0" w:line="250"/>
-            </w:pPr>
-            <w:r>
-              <w:rPr>
-                <w:color w:val="23293D"/>
-                <w:sz w:val="20"/>
-                <w:szCs w:val="20"/>
-              </w:rPr>
-              <w:t xml:space="preserve">Idem</w:t>
-            </w:r>
-          </w:p>
-        </w:tc>
-      </w:tr>
-      <w:tr>
-        <w:tc>
-          <w:tcPr>
-            <w:tcW w:type="dxa" w:w="3073"/>
-            <w:shd w:fill="F7F6F2" w:color="auto" w:val="clear"/>
-            <w:tcMar>
-              <w:top w:type="dxa" w:w="90"/>
-              <w:left w:type="dxa" w:w="110"/>
-              <w:bottom w:type="dxa" w:w="90"/>
-              <w:right w:type="dxa" w:w="110"/>
-            </w:tcMar>
-            <w:vAlign w:val="center"/>
-          </w:tcPr>
-          <w:p>
-            <w:pPr>
-              <w:spacing w:after="0" w:line="250"/>
-            </w:pPr>
-            <w:r>
-              <w:rPr>
-                <w:color w:val="23293D"/>
-                <w:sz w:val="20"/>
-                <w:szCs w:val="20"/>
-              </w:rPr>
-              <w:t xml:space="preserve">A aba Proposta com </w:t>
-            </w:r>
-            <w:r>
-              <w:rPr>
-                <w:b/>
-                <w:bCs/>
-                <w:color w:val="23293D"/>
-                <w:sz w:val="20"/>
-                <w:szCs w:val="20"/>
-              </w:rPr>
-              <w:t xml:space="preserve">faixa amarela</w:t>
-            </w:r>
-          </w:p>
-        </w:tc>
-        <w:tc>
-          <w:tcPr>
-            <w:tcW w:type="dxa" w:w="3283"/>
-            <w:shd w:fill="F7F6F2" w:color="auto" w:val="clear"/>
-            <w:tcMar>
-              <w:top w:type="dxa" w:w="90"/>
-              <w:left w:type="dxa" w:w="110"/>
-              <w:bottom w:type="dxa" w:w="90"/>
-              <w:right w:type="dxa" w:w="110"/>
-            </w:tcMar>
-            <w:vAlign w:val="center"/>
-          </w:tcPr>
-          <w:p>
-            <w:pPr>
-              <w:spacing w:after="0" w:line="250"/>
-            </w:pPr>
-            <w:r>
-              <w:rPr>
-                <w:color w:val="23293D"/>
-                <w:sz w:val="20"/>
-                <w:szCs w:val="20"/>
-              </w:rPr>
-              <w:t xml:space="preserve">Falta rodar uma migração no banco</w:t>
-            </w:r>
-          </w:p>
-        </w:tc>
-        <w:tc>
-          <w:tcPr>
-            <w:tcW w:type="dxa" w:w="3282"/>
-            <w:shd w:fill="F7F6F2" w:color="auto" w:val="clear"/>
-            <w:tcMar>
-              <w:top w:type="dxa" w:w="90"/>
-              <w:left w:type="dxa" w:w="110"/>
-              <w:bottom w:type="dxa" w:w="90"/>
-              <w:right w:type="dxa" w:w="110"/>
-            </w:tcMar>
-            <w:vAlign w:val="center"/>
-          </w:tcPr>
-          <w:p>
-            <w:pPr>
-              <w:spacing w:after="0" w:line="250"/>
-            </w:pPr>
-            <w:r>
-              <w:rPr>
-                <w:color w:val="23293D"/>
-                <w:sz w:val="20"/>
-                <w:szCs w:val="20"/>
-              </w:rPr>
-              <w:t xml:space="preserve">Avise o Admin: o que você digitar ali não grava</w:t>
-            </w:r>
-          </w:p>
-        </w:tc>
-      </w:tr>
-      <w:tr>
-        <w:tc>
-          <w:tcPr>
-            <w:tcW w:type="dxa" w:w="3073"/>
-            <w:tcMar>
-              <w:top w:type="dxa" w:w="90"/>
-              <w:left w:type="dxa" w:w="110"/>
-              <w:bottom w:type="dxa" w:w="90"/>
-              <w:right w:type="dxa" w:w="110"/>
-            </w:tcMar>
-            <w:vAlign w:val="center"/>
-          </w:tcPr>
-          <w:p>
-            <w:pPr>
-              <w:spacing w:after="0" w:line="250"/>
-            </w:pPr>
-            <w:r>
-              <w:rPr>
-                <w:b/>
-                <w:bCs/>
-                <w:color w:val="23293D"/>
-                <w:sz w:val="20"/>
-                <w:szCs w:val="20"/>
-              </w:rPr>
-              <w:t xml:space="preserve">Ver a proposta</w:t>
-            </w:r>
-            <w:r>
-              <w:rPr>
-                <w:color w:val="23293D"/>
-                <w:sz w:val="20"/>
-                <w:szCs w:val="20"/>
-              </w:rPr>
-              <w:t xml:space="preserve"> desligado</w:t>
-            </w:r>
-          </w:p>
-        </w:tc>
-        <w:tc>
-          <w:tcPr>
-            <w:tcW w:type="dxa" w:w="3283"/>
-            <w:tcMar>
-              <w:top w:type="dxa" w:w="90"/>
-              <w:left w:type="dxa" w:w="110"/>
-              <w:bottom w:type="dxa" w:w="90"/>
-              <w:right w:type="dxa" w:w="110"/>
-            </w:tcMar>
-            <w:vAlign w:val="center"/>
-          </w:tcPr>
-          <w:p>
-            <w:pPr>
-              <w:spacing w:after="0" w:line="250"/>
-            </w:pPr>
-            <w:r>
-              <w:rPr>
-                <w:color w:val="23293D"/>
-                <w:sz w:val="20"/>
-                <w:szCs w:val="20"/>
-              </w:rPr>
-              <w:t xml:space="preserve">Falta preencher o levantamento</w:t>
-            </w:r>
-          </w:p>
-        </w:tc>
-        <w:tc>
-          <w:tcPr>
-            <w:tcW w:type="dxa" w:w="3282"/>
-            <w:tcMar>
-              <w:top w:type="dxa" w:w="90"/>
-              <w:left w:type="dxa" w:w="110"/>
-              <w:bottom w:type="dxa" w:w="90"/>
-              <w:right w:type="dxa" w:w="110"/>
-            </w:tcMar>
-            <w:vAlign w:val="center"/>
-          </w:tcPr>
-          <w:p>
-            <w:pPr>
-              <w:spacing w:after="0" w:line="250"/>
-            </w:pPr>
-            <w:r>
-              <w:rPr>
-                <w:color w:val="23293D"/>
-                <w:sz w:val="20"/>
-                <w:szCs w:val="20"/>
-              </w:rPr>
-              <w:t xml:space="preserve">A tela lista o que falta</w:t>
-            </w:r>
-          </w:p>
-        </w:tc>
-      </w:tr>
-      <w:tr>
-        <w:tc>
-          <w:tcPr>
-            <w:tcW w:type="dxa" w:w="3073"/>
-            <w:shd w:fill="F7F6F2" w:color="auto" w:val="clear"/>
-            <w:tcMar>
-              <w:top w:type="dxa" w:w="90"/>
-              <w:left w:type="dxa" w:w="110"/>
-              <w:bottom w:type="dxa" w:w="90"/>
-              <w:right w:type="dxa" w:w="110"/>
-            </w:tcMar>
-            <w:vAlign w:val="center"/>
-          </w:tcPr>
-          <w:p>
-            <w:pPr>
-              <w:spacing w:after="0" w:line="250"/>
-            </w:pPr>
-            <w:r>
-              <w:rPr>
-                <w:color w:val="23293D"/>
-                <w:sz w:val="20"/>
-                <w:szCs w:val="20"/>
-              </w:rPr>
-              <w:t xml:space="preserve">Benefício não aparece no orçamento</w:t>
-            </w:r>
-          </w:p>
-        </w:tc>
-        <w:tc>
-          <w:tcPr>
-            <w:tcW w:type="dxa" w:w="3283"/>
-            <w:shd w:fill="F7F6F2" w:color="auto" w:val="clear"/>
-            <w:tcMar>
-              <w:top w:type="dxa" w:w="90"/>
-              <w:left w:type="dxa" w:w="110"/>
-              <w:bottom w:type="dxa" w:w="90"/>
-              <w:right w:type="dxa" w:w="110"/>
-            </w:tcMar>
-            <w:vAlign w:val="center"/>
-          </w:tcPr>
-          <w:p>
-            <w:pPr>
-              <w:spacing w:after="0" w:line="250"/>
-            </w:pPr>
-            <w:r>
-              <w:rPr>
-                <w:color w:val="23293D"/>
-                <w:sz w:val="20"/>
-                <w:szCs w:val="20"/>
-              </w:rPr>
-              <w:t xml:space="preserve">Carência, frequência, unidade, "vale para quem", ou empresa suspensa</w:t>
-            </w:r>
-          </w:p>
-        </w:tc>
-        <w:tc>
-          <w:tcPr>
-            <w:tcW w:type="dxa" w:w="3282"/>
-            <w:shd w:fill="F7F6F2" w:color="auto" w:val="clear"/>
-            <w:tcMar>
-              <w:top w:type="dxa" w:w="90"/>
-              <w:left w:type="dxa" w:w="110"/>
-              <w:bottom w:type="dxa" w:w="90"/>
-              <w:right w:type="dxa" w:w="110"/>
-            </w:tcMar>
-            <w:vAlign w:val="center"/>
-          </w:tcPr>
-          <w:p>
-            <w:pPr>
-              <w:spacing w:after="0" w:line="250"/>
-            </w:pPr>
-            <w:r>
-              <w:rPr>
-                <w:color w:val="23293D"/>
-                <w:sz w:val="20"/>
-                <w:szCs w:val="20"/>
-              </w:rPr>
-              <w:t xml:space="preserve">Confira nessa ordem; o painel do cliente mostra a data de liberação</w:t>
-            </w:r>
-          </w:p>
-        </w:tc>
-      </w:tr>
-      <w:tr>
-        <w:tc>
-          <w:tcPr>
-            <w:tcW w:type="dxa" w:w="3073"/>
-            <w:tcMar>
-              <w:top w:type="dxa" w:w="90"/>
-              <w:left w:type="dxa" w:w="110"/>
-              <w:bottom w:type="dxa" w:w="90"/>
-              <w:right w:type="dxa" w:w="110"/>
-            </w:tcMar>
-            <w:vAlign w:val="center"/>
-          </w:tcPr>
-          <w:p>
-            <w:pPr>
-              <w:spacing w:after="0" w:line="250"/>
-            </w:pPr>
-            <w:r>
-              <w:rPr>
-                <w:color w:val="23293D"/>
-                <w:sz w:val="20"/>
-                <w:szCs w:val="20"/>
-              </w:rPr>
-              <w:t xml:space="preserve">Empresa </w:t>
-            </w:r>
-            <w:r>
-              <w:rPr>
-                <w:b/>
-                <w:bCs/>
-                <w:color w:val="23293D"/>
-                <w:sz w:val="20"/>
-                <w:szCs w:val="20"/>
-              </w:rPr>
-              <w:t xml:space="preserve">Suspensa</w:t>
-            </w:r>
-          </w:p>
-        </w:tc>
-        <w:tc>
-          <w:tcPr>
-            <w:tcW w:type="dxa" w:w="3283"/>
-            <w:tcMar>
-              <w:top w:type="dxa" w:w="90"/>
-              <w:left w:type="dxa" w:w="110"/>
-              <w:bottom w:type="dxa" w:w="90"/>
-              <w:right w:type="dxa" w:w="110"/>
-            </w:tcMar>
-            <w:vAlign w:val="center"/>
-          </w:tcPr>
-          <w:p>
-            <w:pPr>
-              <w:spacing w:after="0" w:line="250"/>
-            </w:pPr>
-            <w:r>
-              <w:rPr>
-                <w:color w:val="23293D"/>
-                <w:sz w:val="20"/>
-                <w:szCs w:val="20"/>
-              </w:rPr>
-              <w:t xml:space="preserve">Inadimplência passada da carência</w:t>
-            </w:r>
-          </w:p>
-        </w:tc>
-        <w:tc>
-          <w:tcPr>
-            <w:tcW w:type="dxa" w:w="3282"/>
-            <w:tcMar>
-              <w:top w:type="dxa" w:w="90"/>
-              <w:left w:type="dxa" w:w="110"/>
-              <w:bottom w:type="dxa" w:w="90"/>
-              <w:right w:type="dxa" w:w="110"/>
-            </w:tcMar>
-            <w:vAlign w:val="center"/>
-          </w:tcPr>
-          <w:p>
-            <w:pPr>
-              <w:spacing w:after="0" w:line="250"/>
-            </w:pPr>
-            <w:r>
-              <w:rPr>
-                <w:color w:val="23293D"/>
-                <w:sz w:val="20"/>
-                <w:szCs w:val="20"/>
-              </w:rPr>
-              <w:t xml:space="preserve">Dê baixa na cobrança; a reativação é automática</w:t>
-            </w:r>
-          </w:p>
-        </w:tc>
-      </w:tr>
-      <w:tr>
-        <w:tc>
-          <w:tcPr>
-            <w:tcW w:type="dxa" w:w="3073"/>
-            <w:shd w:fill="F7F6F2" w:color="auto" w:val="clear"/>
-            <w:tcMar>
-              <w:top w:type="dxa" w:w="90"/>
-              <w:left w:type="dxa" w:w="110"/>
-              <w:bottom w:type="dxa" w:w="90"/>
-              <w:right w:type="dxa" w:w="110"/>
-            </w:tcMar>
-            <w:vAlign w:val="center"/>
-          </w:tcPr>
-          <w:p>
-            <w:pPr>
-              <w:spacing w:after="0" w:line="250"/>
-            </w:pPr>
-            <w:r>
-              <w:rPr>
-                <w:color w:val="23293D"/>
-                <w:sz w:val="20"/>
-                <w:szCs w:val="20"/>
-              </w:rPr>
-              <w:t xml:space="preserve">Proposta nova chega </w:t>
-            </w:r>
-            <w:r>
-              <w:rPr>
-                <w:b/>
-                <w:bCs/>
-                <w:color w:val="23293D"/>
-                <w:sz w:val="20"/>
-                <w:szCs w:val="20"/>
-              </w:rPr>
-              <w:t xml:space="preserve">sem benefício nenhum</w:t>
-            </w:r>
-          </w:p>
-        </w:tc>
-        <w:tc>
-          <w:tcPr>
-            <w:tcW w:type="dxa" w:w="3283"/>
-            <w:shd w:fill="F7F6F2" w:color="auto" w:val="clear"/>
-            <w:tcMar>
-              <w:top w:type="dxa" w:w="90"/>
-              <w:left w:type="dxa" w:w="110"/>
-              <w:bottom w:type="dxa" w:w="90"/>
-              <w:right w:type="dxa" w:w="110"/>
-            </w:tcMar>
-            <w:vAlign w:val="center"/>
-          </w:tcPr>
-          <w:p>
-            <w:pPr>
-              <w:spacing w:after="0" w:line="250"/>
-            </w:pPr>
-            <w:r>
-              <w:rPr>
-                <w:color w:val="23293D"/>
-                <w:sz w:val="20"/>
-                <w:szCs w:val="20"/>
-              </w:rPr>
-              <w:t xml:space="preserve">A rede não tem benefício padrão cadastrado</w:t>
-            </w:r>
-          </w:p>
-        </w:tc>
-        <w:tc>
-          <w:tcPr>
-            <w:tcW w:type="dxa" w:w="3282"/>
-            <w:shd w:fill="F7F6F2" w:color="auto" w:val="clear"/>
-            <w:tcMar>
-              <w:top w:type="dxa" w:w="90"/>
-              <w:left w:type="dxa" w:w="110"/>
-              <w:bottom w:type="dxa" w:w="90"/>
-              <w:right w:type="dxa" w:w="110"/>
-            </w:tcMar>
-            <w:vAlign w:val="center"/>
-          </w:tcPr>
-          <w:p>
-            <w:pPr>
-              <w:spacing w:after="0" w:line="250"/>
-            </w:pPr>
-            <w:r>
-              <w:rPr>
-                <w:color w:val="23293D"/>
-                <w:sz w:val="20"/>
-                <w:szCs w:val="20"/>
-              </w:rPr>
-              <w:t xml:space="preserve">Configurações → Benefícios</w:t>
+                <w:color w:val="23293D"/>
+                <w:sz w:val="21"/>
+                <w:szCs w:val="21"/>
+              </w:rPr>
+              <w:t xml:space="preserve">valor informado à mão</w:t>
+            </w:r>
+            <w:r>
+              <w:rPr>
+                <w:color w:val="23293D"/>
+                <w:sz w:val="21"/>
+                <w:szCs w:val="21"/>
+              </w:rPr>
+              <w:t xml:space="preserve"> (sem titulares nem quantidade contratada): ninguém sabe quantos titulares aquele valor cobriu.</w:t>
             </w:r>
           </w:p>
         </w:tc>
@@ -14734,6 +12456,3044 @@
                 <w:sz w:val="21"/>
                 <w:szCs w:val="21"/>
               </w:rPr>
+              <w:t xml:space="preserve">O vencimento e o valor são editáveis depois.</w:t>
+            </w:r>
+            <w:r>
+              <w:rPr>
+                <w:color w:val="23293D"/>
+                <w:sz w:val="21"/>
+                <w:szCs w:val="21"/>
+              </w:rPr>
+              <w:t xml:space="preserve"> Toda cobrança ainda não paga tem o botão </w:t>
+            </w:r>
+            <w:r>
+              <w:rPr>
+                <w:b/>
+                <w:bCs/>
+                <w:color w:val="23293D"/>
+                <w:sz w:val="21"/>
+                <w:szCs w:val="21"/>
+              </w:rPr>
+              <w:t xml:space="preserve">Editar</w:t>
+            </w:r>
+            <w:r>
+              <w:rPr>
+                <w:color w:val="23293D"/>
+                <w:sz w:val="21"/>
+                <w:szCs w:val="21"/>
+              </w:rPr>
+              <w:t xml:space="preserve"> (valor, vencimento e descrição). O vencimento padrão vem do </w:t>
+            </w:r>
+            <w:r>
+              <w:rPr>
+                <w:b/>
+                <w:bCs/>
+                <w:color w:val="23293D"/>
+                <w:sz w:val="21"/>
+                <w:szCs w:val="21"/>
+              </w:rPr>
+              <w:t xml:space="preserve">dia de vencimento</w:t>
+            </w:r>
+            <w:r>
+              <w:rPr>
+                <w:color w:val="23293D"/>
+                <w:sz w:val="21"/>
+                <w:szCs w:val="21"/>
+              </w:rPr>
+              <w:t xml:space="preserve"> que está no cadastro da empresa, em Dados Gerais — mudar lá muda o padrão das próximas.</w:t>
+            </w:r>
+          </w:p>
+        </w:tc>
+      </w:tr>
+    </w:tbl>
+    <w:p>
+      <w:pPr>
+        <w:spacing w:after="140" w:line="120"/>
+      </w:pPr>
+      <w:r>
+        <w:rPr>
+          <w:sz w:val="2"/>
+          <w:szCs w:val="2"/>
+        </w:rPr>
+        <w:t xml:space="preserve"/>
+      </w:r>
+    </w:p>
+    <w:p>
+      <w:pPr>
+        <w:spacing w:after="140" w:line="280"/>
+      </w:pPr>
+      <w:r>
+        <w:rPr>
+          <w:b/>
+          <w:bCs/>
+          <w:color w:val="23293D"/>
+          <w:sz w:val="21"/>
+          <w:szCs w:val="21"/>
+        </w:rPr>
+        <w:t xml:space="preserve">De todas as empresas:</w:t>
+      </w:r>
+      <w:r>
+        <w:rPr>
+          <w:color w:val="23293D"/>
+          <w:sz w:val="21"/>
+          <w:szCs w:val="21"/>
+        </w:rPr>
+        <w:t xml:space="preserve"> </w:t>
+      </w:r>
+      <w:r>
+        <w:rPr>
+          <w:b/>
+          <w:bCs/>
+          <w:color w:val="23293D"/>
+          <w:sz w:val="21"/>
+          <w:szCs w:val="21"/>
+        </w:rPr>
+        <w:t xml:space="preserve">Empresarial → Cobranças</w:t>
+      </w:r>
+      <w:r>
+        <w:rPr>
+          <w:color w:val="23293D"/>
+          <w:sz w:val="21"/>
+          <w:szCs w:val="21"/>
+        </w:rPr>
+        <w:t xml:space="preserve">. Quatro quadros (</w:t>
+      </w:r>
+      <w:r>
+        <w:rPr>
+          <w:b/>
+          <w:bCs/>
+          <w:color w:val="23293D"/>
+          <w:sz w:val="21"/>
+          <w:szCs w:val="21"/>
+        </w:rPr>
+        <w:t xml:space="preserve">Em aberto</w:t>
+      </w:r>
+      <w:r>
+        <w:rPr>
+          <w:color w:val="23293D"/>
+          <w:sz w:val="21"/>
+          <w:szCs w:val="21"/>
+        </w:rPr>
+        <w:t xml:space="preserve">, </w:t>
+      </w:r>
+      <w:r>
+        <w:rPr>
+          <w:b/>
+          <w:bCs/>
+          <w:color w:val="23293D"/>
+          <w:sz w:val="21"/>
+          <w:szCs w:val="21"/>
+        </w:rPr>
+        <w:t xml:space="preserve">Vencidas</w:t>
+      </w:r>
+      <w:r>
+        <w:rPr>
+          <w:color w:val="23293D"/>
+          <w:sz w:val="21"/>
+          <w:szCs w:val="21"/>
+        </w:rPr>
+        <w:t xml:space="preserve">, </w:t>
+      </w:r>
+      <w:r>
+        <w:rPr>
+          <w:b/>
+          <w:bCs/>
+          <w:color w:val="23293D"/>
+          <w:sz w:val="21"/>
+          <w:szCs w:val="21"/>
+        </w:rPr>
+        <w:t xml:space="preserve">Pagas</w:t>
+      </w:r>
+      <w:r>
+        <w:rPr>
+          <w:color w:val="23293D"/>
+          <w:sz w:val="21"/>
+          <w:szCs w:val="21"/>
+        </w:rPr>
+        <w:t xml:space="preserve">, quantas estão na tela) que somam </w:t>
+      </w:r>
+      <w:r>
+        <w:rPr>
+          <w:b/>
+          <w:bCs/>
+          <w:color w:val="23293D"/>
+          <w:sz w:val="21"/>
+          <w:szCs w:val="21"/>
+        </w:rPr>
+        <w:t xml:space="preserve">o que está na lista, com os filtros aplicados</w:t>
+      </w:r>
+      <w:r>
+        <w:rPr>
+          <w:color w:val="23293D"/>
+          <w:sz w:val="21"/>
+          <w:szCs w:val="21"/>
+        </w:rPr>
+        <w:t xml:space="preserve">. Filtros por situação, período de vencimento e nome.</w:t>
+      </w:r>
+    </w:p>
+    <w:p>
+      <w:pPr>
+        <w:pStyle w:val="ListParagraph"/>
+        <w:numPr>
+          <w:ilvl w:val="0"/>
+          <w:numId w:val="18"/>
+        </w:numPr>
+        <w:spacing w:after="80" w:line="270"/>
+      </w:pPr>
+      <w:r>
+        <w:rPr>
+          <w:b/>
+          <w:bCs/>
+          <w:color w:val="23293D"/>
+          <w:sz w:val="21"/>
+          <w:szCs w:val="21"/>
+        </w:rPr>
+        <w:t xml:space="preserve">Dar baixa</w:t>
+      </w:r>
+      <w:r>
+        <w:rPr>
+          <w:color w:val="23293D"/>
+          <w:sz w:val="21"/>
+          <w:szCs w:val="21"/>
+        </w:rPr>
+        <w:t xml:space="preserve"> em lote: ao terminar, o aviso diz </w:t>
+      </w:r>
+      <w:r>
+        <w:rPr>
+          <w:b/>
+          <w:bCs/>
+          <w:color w:val="23293D"/>
+          <w:sz w:val="21"/>
+          <w:szCs w:val="21"/>
+        </w:rPr>
+        <w:t xml:space="preserve">quantas entraram e quais ficaram de fora, com o motivo</w:t>
+      </w:r>
+      <w:r>
+        <w:rPr>
+          <w:color w:val="23293D"/>
+          <w:sz w:val="21"/>
+          <w:szCs w:val="21"/>
+        </w:rPr>
+        <w:t xml:space="preserve">. Cobrança já paga vem desabilitada.</w:t>
+      </w:r>
+    </w:p>
+    <w:p>
+      <w:pPr>
+        <w:pStyle w:val="ListParagraph"/>
+        <w:numPr>
+          <w:ilvl w:val="0"/>
+          <w:numId w:val="18"/>
+        </w:numPr>
+        <w:spacing w:after="80" w:line="270"/>
+      </w:pPr>
+      <w:r>
+        <w:rPr>
+          <w:b/>
+          <w:bCs/>
+          <w:color w:val="23293D"/>
+          <w:sz w:val="21"/>
+          <w:szCs w:val="21"/>
+        </w:rPr>
+        <w:t xml:space="preserve">Gerar mensalidades</w:t>
+      </w:r>
+      <w:r>
+        <w:rPr>
+          <w:color w:val="23293D"/>
+          <w:sz w:val="21"/>
+          <w:szCs w:val="21"/>
+        </w:rPr>
+        <w:t xml:space="preserve"> em lote: empresa que </w:t>
+      </w:r>
+      <w:r>
+        <w:rPr>
+          <w:b/>
+          <w:bCs/>
+          <w:color w:val="23293D"/>
+          <w:sz w:val="21"/>
+          <w:szCs w:val="21"/>
+        </w:rPr>
+        <w:t xml:space="preserve">já tem cobrança do mês é pulada</w:t>
+      </w:r>
+      <w:r>
+        <w:rPr>
+          <w:color w:val="23293D"/>
+          <w:sz w:val="21"/>
+          <w:szCs w:val="21"/>
+        </w:rPr>
+        <w:t xml:space="preserve">, e o aviso diz quais.</w:t>
+      </w:r>
+    </w:p>
+    <w:p>
+      <w:pPr>
+        <w:pStyle w:val="ListParagraph"/>
+        <w:numPr>
+          <w:ilvl w:val="0"/>
+          <w:numId w:val="18"/>
+        </w:numPr>
+        <w:spacing w:after="80" w:line="270"/>
+      </w:pPr>
+      <w:r>
+        <w:rPr>
+          <w:b/>
+          <w:bCs/>
+          <w:color w:val="23293D"/>
+          <w:sz w:val="21"/>
+          <w:szCs w:val="21"/>
+        </w:rPr>
+        <w:t xml:space="preserve">Imprimir a lista</w:t>
+      </w:r>
+      <w:r>
+        <w:rPr>
+          <w:color w:val="23293D"/>
+          <w:sz w:val="21"/>
+          <w:szCs w:val="21"/>
+        </w:rPr>
+        <w:t xml:space="preserve"> manda a tabela para o papel.</w:t>
+      </w:r>
+    </w:p>
+    <w:p>
+      <w:pPr>
+        <w:pStyle w:val="Heading2"/>
+      </w:pPr>
+      <w:r>
+        <w:rPr>
+          <w:color w:val="1F3253"/>
+        </w:rPr>
+        <w:t xml:space="preserve">O split</w:t>
+      </w:r>
+    </w:p>
+    <w:p>
+      <w:pPr>
+        <w:spacing w:after="140" w:line="280"/>
+      </w:pPr>
+      <w:r>
+        <w:rPr>
+          <w:color w:val="23293D"/>
+          <w:sz w:val="21"/>
+          <w:szCs w:val="21"/>
+        </w:rPr>
+        <w:t xml:space="preserve">Ao dar baixa, o pagamento é dividido </w:t>
+      </w:r>
+      <w:r>
+        <w:rPr>
+          <w:b/>
+          <w:bCs/>
+          <w:color w:val="23293D"/>
+          <w:sz w:val="21"/>
+          <w:szCs w:val="21"/>
+        </w:rPr>
+        <w:t xml:space="preserve">Risarte / RisLife</w:t>
+      </w:r>
+      <w:r>
+        <w:rPr>
+          <w:color w:val="23293D"/>
+          <w:sz w:val="21"/>
+          <w:szCs w:val="21"/>
+        </w:rPr>
+        <w:t xml:space="preserve">. O padrão da rede é </w:t>
+      </w:r>
+      <w:r>
+        <w:rPr>
+          <w:b/>
+          <w:bCs/>
+          <w:color w:val="23293D"/>
+          <w:sz w:val="21"/>
+          <w:szCs w:val="21"/>
+        </w:rPr>
+        <w:t xml:space="preserve">0% / 100% no primeiro pagamento</w:t>
+      </w:r>
+      <w:r>
+        <w:rPr>
+          <w:color w:val="23293D"/>
+          <w:sz w:val="21"/>
+          <w:szCs w:val="21"/>
+        </w:rPr>
+        <w:t xml:space="preserve"> e </w:t>
+      </w:r>
+      <w:r>
+        <w:rPr>
+          <w:b/>
+          <w:bCs/>
+          <w:color w:val="23293D"/>
+          <w:sz w:val="21"/>
+          <w:szCs w:val="21"/>
+        </w:rPr>
+        <w:t xml:space="preserve">50% / 50% nas mensalidades</w:t>
+      </w:r>
+      <w:r>
+        <w:rPr>
+          <w:color w:val="23293D"/>
+          <w:sz w:val="21"/>
+          <w:szCs w:val="21"/>
+        </w:rPr>
+        <w:t xml:space="preserve"> (Configurações → Split de pagamento).</w:t>
+      </w:r>
+    </w:p>
+    <w:p>
+      <w:pPr>
+        <w:pStyle w:val="Heading2"/>
+      </w:pPr>
+      <w:r>
+        <w:rPr>
+          <w:color w:val="1F3253"/>
+        </w:rPr>
+        <w:t xml:space="preserve">Estornar uma baixa</w:t>
+      </w:r>
+    </w:p>
+    <w:p>
+      <w:pPr>
+        <w:spacing w:after="140" w:line="280"/>
+      </w:pPr>
+      <w:r>
+        <w:rPr>
+          <w:color w:val="23293D"/>
+          <w:sz w:val="21"/>
+          <w:szCs w:val="21"/>
+        </w:rPr>
+        <w:t xml:space="preserve">Baixa errada acontece; o que não pode é ficar sem saída. Na linha </w:t>
+      </w:r>
+      <w:r>
+        <w:rPr>
+          <w:b/>
+          <w:bCs/>
+          <w:color w:val="23293D"/>
+          <w:sz w:val="21"/>
+          <w:szCs w:val="21"/>
+        </w:rPr>
+        <w:t xml:space="preserve">Paga</w:t>
+      </w:r>
+      <w:r>
+        <w:rPr>
+          <w:color w:val="23293D"/>
+          <w:sz w:val="21"/>
+          <w:szCs w:val="21"/>
+        </w:rPr>
+        <w:t xml:space="preserve">, botão </w:t>
+      </w:r>
+      <w:r>
+        <w:rPr>
+          <w:b/>
+          <w:bCs/>
+          <w:color w:val="23293D"/>
+          <w:sz w:val="21"/>
+          <w:szCs w:val="21"/>
+        </w:rPr>
+        <w:t xml:space="preserve">Estornar</w:t>
+      </w:r>
+      <w:r>
+        <w:rPr>
+          <w:color w:val="23293D"/>
+          <w:sz w:val="21"/>
+          <w:szCs w:val="21"/>
+        </w:rPr>
+        <w:t xml:space="preserve">:</w:t>
+      </w:r>
+    </w:p>
+    <w:p>
+      <w:pPr>
+        <w:pStyle w:val="ListParagraph"/>
+        <w:numPr>
+          <w:ilvl w:val="0"/>
+          <w:numId w:val="19"/>
+        </w:numPr>
+        <w:spacing w:after="80" w:line="270"/>
+      </w:pPr>
+      <w:r>
+        <w:rPr>
+          <w:b/>
+          <w:bCs/>
+          <w:color w:val="23293D"/>
+          <w:sz w:val="21"/>
+          <w:szCs w:val="21"/>
+        </w:rPr>
+        <w:t xml:space="preserve">Motivo obrigatório</w:t>
+      </w:r>
+      <w:r>
+        <w:rPr>
+          <w:color w:val="23293D"/>
+          <w:sz w:val="21"/>
+          <w:szCs w:val="21"/>
+        </w:rPr>
+        <w:t xml:space="preserve"> (mínimo 5 letras), e o sistema avisa o que vai acontecer antes de confirmar.</w:t>
+      </w:r>
+    </w:p>
+    <w:p>
+      <w:pPr>
+        <w:pStyle w:val="ListParagraph"/>
+        <w:numPr>
+          <w:ilvl w:val="0"/>
+          <w:numId w:val="19"/>
+        </w:numPr>
+        <w:spacing w:after="80" w:line="270"/>
+      </w:pPr>
+      <w:r>
+        <w:rPr>
+          <w:color w:val="23293D"/>
+          <w:sz w:val="21"/>
+          <w:szCs w:val="21"/>
+        </w:rPr>
+        <w:t xml:space="preserve">A cobrança volta à </w:t>
+      </w:r>
+      <w:r>
+        <w:rPr>
+          <w:b/>
+          <w:bCs/>
+          <w:color w:val="23293D"/>
+          <w:sz w:val="21"/>
+          <w:szCs w:val="21"/>
+        </w:rPr>
+        <w:t xml:space="preserve">situação do vencimento</w:t>
+      </w:r>
+      <w:r>
+        <w:rPr>
+          <w:color w:val="23293D"/>
+          <w:sz w:val="21"/>
+          <w:szCs w:val="21"/>
+        </w:rPr>
+        <w:t xml:space="preserve"> — </w:t>
+      </w:r>
+      <w:r>
+        <w:rPr>
+          <w:i/>
+          <w:iCs/>
+          <w:color w:val="23293D"/>
+          <w:sz w:val="21"/>
+          <w:szCs w:val="21"/>
+        </w:rPr>
+        <w:t xml:space="preserve">Em atraso</w:t>
+      </w:r>
+      <w:r>
+        <w:rPr>
+          <w:color w:val="23293D"/>
+          <w:sz w:val="21"/>
+          <w:szCs w:val="21"/>
+        </w:rPr>
+        <w:t xml:space="preserve"> se já venceu, </w:t>
+      </w:r>
+      <w:r>
+        <w:rPr>
+          <w:i/>
+          <w:iCs/>
+          <w:color w:val="23293D"/>
+          <w:sz w:val="21"/>
+          <w:szCs w:val="21"/>
+        </w:rPr>
+        <w:t xml:space="preserve">Pendente</w:t>
+      </w:r>
+      <w:r>
+        <w:rPr>
+          <w:color w:val="23293D"/>
+          <w:sz w:val="21"/>
+          <w:szCs w:val="21"/>
+        </w:rPr>
+        <w:t xml:space="preserve"> se não.</w:t>
+      </w:r>
+    </w:p>
+    <w:p>
+      <w:pPr>
+        <w:pStyle w:val="ListParagraph"/>
+        <w:numPr>
+          <w:ilvl w:val="0"/>
+          <w:numId w:val="19"/>
+        </w:numPr>
+        <w:spacing w:after="80" w:line="270"/>
+      </w:pPr>
+      <w:r>
+        <w:rPr>
+          <w:b/>
+          <w:bCs/>
+          <w:color w:val="23293D"/>
+          <w:sz w:val="21"/>
+          <w:szCs w:val="21"/>
+        </w:rPr>
+        <w:t xml:space="preserve">O pagamento e o split são apagados</w:t>
+      </w:r>
+      <w:r>
+        <w:rPr>
+          <w:color w:val="23293D"/>
+          <w:sz w:val="21"/>
+          <w:szCs w:val="21"/>
+        </w:rPr>
+        <w:t xml:space="preserve">, e o motivo fica gravado com o nome de quem estornou.</w:t>
+      </w:r>
+    </w:p>
+    <w:p>
+      <w:pPr>
+        <w:pStyle w:val="ListParagraph"/>
+        <w:numPr>
+          <w:ilvl w:val="0"/>
+          <w:numId w:val="19"/>
+        </w:numPr>
+        <w:spacing w:after="80" w:line="270"/>
+      </w:pPr>
+      <w:r>
+        <w:rPr>
+          <w:color w:val="23293D"/>
+          <w:sz w:val="21"/>
+          <w:szCs w:val="21"/>
+        </w:rPr>
+        <w:t xml:space="preserve">Se a empresa tinha sido reativada por aquela baixa e continua devendo, ela é </w:t>
+      </w:r>
+      <w:r>
+        <w:rPr>
+          <w:b/>
+          <w:bCs/>
+          <w:color w:val="23293D"/>
+          <w:sz w:val="21"/>
+          <w:szCs w:val="21"/>
+        </w:rPr>
+        <w:t xml:space="preserve">suspensa de novo</w:t>
+      </w:r>
+      <w:r>
+        <w:rPr>
+          <w:color w:val="23293D"/>
+          <w:sz w:val="21"/>
+          <w:szCs w:val="21"/>
+        </w:rPr>
+        <w:t xml:space="preserve"> — estornar não pode virar um jeito silencioso de manter ativa uma empresa inadimplente.</w:t>
+      </w:r>
+    </w:p>
+    <w:p>
+      <w:pPr>
+        <w:pStyle w:val="ListParagraph"/>
+        <w:numPr>
+          <w:ilvl w:val="0"/>
+          <w:numId w:val="19"/>
+        </w:numPr>
+        <w:spacing w:after="80" w:line="270"/>
+      </w:pPr>
+      <w:r>
+        <w:rPr>
+          <w:color w:val="23293D"/>
+          <w:sz w:val="21"/>
+          <w:szCs w:val="21"/>
+        </w:rPr>
+        <w:t xml:space="preserve">Estornar duas vezes a mesma cobrança é recusado.</w:t>
+      </w:r>
+    </w:p>
+    <w:p>
+      <w:pPr>
+        <w:pStyle w:val="Heading2"/>
+      </w:pPr>
+      <w:r>
+        <w:rPr>
+          <w:color w:val="1F3253"/>
+        </w:rPr>
+        <w:t xml:space="preserve">Inadimplência</w:t>
+      </w:r>
+    </w:p>
+    <w:p>
+      <w:pPr>
+        <w:spacing w:after="140" w:line="280"/>
+      </w:pPr>
+      <w:r>
+        <w:rPr>
+          <w:b/>
+          <w:bCs/>
+          <w:color w:val="23293D"/>
+          <w:sz w:val="21"/>
+          <w:szCs w:val="21"/>
+        </w:rPr>
+        <w:t xml:space="preserve">Checar inadimplência</w:t>
+      </w:r>
+      <w:r>
+        <w:rPr>
+          <w:color w:val="23293D"/>
+          <w:sz w:val="21"/>
+          <w:szCs w:val="21"/>
+        </w:rPr>
+        <w:t xml:space="preserve"> marca as vencidas e, passada a carência, </w:t>
+      </w:r>
+      <w:r>
+        <w:rPr>
+          <w:b/>
+          <w:bCs/>
+          <w:color w:val="23293D"/>
+          <w:sz w:val="21"/>
+          <w:szCs w:val="21"/>
+        </w:rPr>
+        <w:t xml:space="preserve">suspende</w:t>
+      </w:r>
+      <w:r>
+        <w:rPr>
+          <w:color w:val="23293D"/>
+          <w:sz w:val="21"/>
+          <w:szCs w:val="21"/>
+        </w:rPr>
+        <w:t xml:space="preserve"> a empresa. Empresa </w:t>
+      </w:r>
+      <w:r>
+        <w:rPr>
+          <w:b/>
+          <w:bCs/>
+          <w:color w:val="23293D"/>
+          <w:sz w:val="21"/>
+          <w:szCs w:val="21"/>
+        </w:rPr>
+        <w:t xml:space="preserve">Suspensa</w:t>
+      </w:r>
+      <w:r>
+        <w:rPr>
+          <w:color w:val="23293D"/>
+          <w:sz w:val="21"/>
+          <w:szCs w:val="21"/>
+        </w:rPr>
+        <w:t xml:space="preserve"> tem os benefícios </w:t>
+      </w:r>
+      <w:r>
+        <w:rPr>
+          <w:b/>
+          <w:bCs/>
+          <w:color w:val="23293D"/>
+          <w:sz w:val="21"/>
+          <w:szCs w:val="21"/>
+        </w:rPr>
+        <w:t xml:space="preserve">bloqueados</w:t>
+      </w:r>
+      <w:r>
+        <w:rPr>
+          <w:color w:val="23293D"/>
+          <w:sz w:val="21"/>
+          <w:szCs w:val="21"/>
+        </w:rPr>
+        <w:t xml:space="preserve"> — e o aviso aparece na ficha do cliente e no orçamento. Quando a dívida some, a suspensão que o </w:t>
+      </w:r>
+      <w:r>
+        <w:rPr>
+          <w:b/>
+          <w:bCs/>
+          <w:color w:val="23293D"/>
+          <w:sz w:val="21"/>
+          <w:szCs w:val="21"/>
+        </w:rPr>
+        <w:t xml:space="preserve">sistema</w:t>
+      </w:r>
+      <w:r>
+        <w:rPr>
+          <w:color w:val="23293D"/>
+          <w:sz w:val="21"/>
+          <w:szCs w:val="21"/>
+        </w:rPr>
+        <w:t xml:space="preserve"> aplicou é desfeita sozinha.</w:t>
+      </w:r>
+    </w:p>
+    <w:p>
+      <w:pPr>
+        <w:spacing w:after="60" w:line="120"/>
+      </w:pPr>
+      <w:r>
+        <w:rPr>
+          <w:sz w:val="2"/>
+          <w:szCs w:val="2"/>
+        </w:rPr>
+        <w:t xml:space="preserve"/>
+      </w:r>
+    </w:p>
+    <w:p>
+      <w:pPr>
+        <w:pStyle w:val="Heading1"/>
+      </w:pPr>
+      <w:r>
+        <w:rPr>
+          <w:color w:val="1F3253"/>
+        </w:rPr>
+        <w:t xml:space="preserve">13. O benefício na hora do orçamento</w:t>
+      </w:r>
+    </w:p>
+    <w:p>
+      <w:pPr>
+        <w:spacing w:after="140" w:line="280"/>
+      </w:pPr>
+      <w:r>
+        <w:rPr>
+          <w:color w:val="23293D"/>
+          <w:sz w:val="21"/>
+          <w:szCs w:val="21"/>
+        </w:rPr>
+        <w:t xml:space="preserve">É aqui que o programa aparece para o paciente, e quem faz é o </w:t>
+      </w:r>
+      <w:r>
+        <w:rPr>
+          <w:b/>
+          <w:bCs/>
+          <w:color w:val="23293D"/>
+          <w:sz w:val="21"/>
+          <w:szCs w:val="21"/>
+        </w:rPr>
+        <w:t xml:space="preserve">Planner</w:t>
+      </w:r>
+      <w:r>
+        <w:rPr>
+          <w:color w:val="23293D"/>
+          <w:sz w:val="21"/>
+          <w:szCs w:val="21"/>
+        </w:rPr>
+        <w:t xml:space="preserve">, na ficha do cliente → </w:t>
+      </w:r>
+      <w:r>
+        <w:rPr>
+          <w:b/>
+          <w:bCs/>
+          <w:color w:val="23293D"/>
+          <w:sz w:val="21"/>
+          <w:szCs w:val="21"/>
+        </w:rPr>
+        <w:t xml:space="preserve">Plano de Tratamento</w:t>
+      </w:r>
+      <w:r>
+        <w:rPr>
+          <w:color w:val="23293D"/>
+          <w:sz w:val="21"/>
+          <w:szCs w:val="21"/>
+        </w:rPr>
+        <w:t xml:space="preserve">.</w:t>
+      </w:r>
+    </w:p>
+    <w:p>
+      <w:pPr>
+        <w:pStyle w:val="ListParagraph"/>
+        <w:numPr>
+          <w:ilvl w:val="0"/>
+          <w:numId w:val="20"/>
+        </w:numPr>
+        <w:spacing w:after="80" w:line="270"/>
+      </w:pPr>
+      <w:r>
+        <w:rPr>
+          <w:color w:val="23293D"/>
+          <w:sz w:val="21"/>
+          <w:szCs w:val="21"/>
+        </w:rPr>
+        <w:t xml:space="preserve">Crie a opção e lance o procedimento.</w:t>
+      </w:r>
+    </w:p>
+    <w:p>
+      <w:pPr>
+        <w:pStyle w:val="ListParagraph"/>
+        <w:numPr>
+          <w:ilvl w:val="0"/>
+          <w:numId w:val="20"/>
+        </w:numPr>
+        <w:spacing w:after="80" w:line="270"/>
+      </w:pPr>
+      <w:r>
+        <w:rPr>
+          <w:color w:val="23293D"/>
+          <w:sz w:val="21"/>
+          <w:szCs w:val="21"/>
+        </w:rPr>
+        <w:t xml:space="preserve">O banner </w:t>
+      </w:r>
+      <w:r>
+        <w:rPr>
+          <w:b/>
+          <w:bCs/>
+          <w:color w:val="23293D"/>
+          <w:sz w:val="21"/>
+          <w:szCs w:val="21"/>
+        </w:rPr>
+        <w:t xml:space="preserve">★ Risarte Empresarial</w:t>
+      </w:r>
+      <w:r>
+        <w:rPr>
+          <w:color w:val="23293D"/>
+          <w:sz w:val="21"/>
+          <w:szCs w:val="21"/>
+        </w:rPr>
+        <w:t xml:space="preserve"> aparece no alto.</w:t>
+      </w:r>
+    </w:p>
+    <w:p>
+      <w:pPr>
+        <w:pStyle w:val="ListParagraph"/>
+        <w:numPr>
+          <w:ilvl w:val="0"/>
+          <w:numId w:val="20"/>
+        </w:numPr>
+        <w:spacing w:after="80" w:line="270"/>
+      </w:pPr>
+      <w:r>
+        <w:rPr>
+          <w:color w:val="23293D"/>
+          <w:sz w:val="21"/>
+          <w:szCs w:val="21"/>
+        </w:rPr>
+        <w:t xml:space="preserve">Na opção, a linha </w:t>
+      </w:r>
+      <w:r>
+        <w:rPr>
+          <w:b/>
+          <w:bCs/>
+          <w:color w:val="23293D"/>
+          <w:sz w:val="21"/>
+          <w:szCs w:val="21"/>
+        </w:rPr>
+        <w:t xml:space="preserve">"Com Risarte Empresarial: R$ … · economia R$ …"</w:t>
+      </w:r>
+      <w:r>
+        <w:rPr>
+          <w:color w:val="23293D"/>
+          <w:sz w:val="21"/>
+          <w:szCs w:val="21"/>
+        </w:rPr>
+        <w:t xml:space="preserve"> mostra o valor cheio e o com programa.</w:t>
+      </w:r>
+    </w:p>
+    <w:p>
+      <w:pPr>
+        <w:spacing w:after="140" w:line="280"/>
+      </w:pPr>
+      <w:r>
+        <w:rPr>
+          <w:b/>
+          <w:bCs/>
+          <w:color w:val="23293D"/>
+          <w:sz w:val="21"/>
+          <w:szCs w:val="21"/>
+        </w:rPr>
+        <w:t xml:space="preserve">O motor decide</w:t>
+      </w:r>
+      <w:r>
+        <w:rPr>
+          <w:color w:val="23293D"/>
+          <w:sz w:val="21"/>
+          <w:szCs w:val="21"/>
+        </w:rPr>
+        <w:t xml:space="preserve"> olhando, para cada procedimento: se há benefício, se vale para aquela pessoa (titular ou dependente), se a </w:t>
+      </w:r>
+      <w:r>
+        <w:rPr>
+          <w:b/>
+          <w:bCs/>
+          <w:color w:val="23293D"/>
+          <w:sz w:val="21"/>
+          <w:szCs w:val="21"/>
+        </w:rPr>
+        <w:t xml:space="preserve">carência</w:t>
+      </w:r>
+      <w:r>
+        <w:rPr>
+          <w:color w:val="23293D"/>
+          <w:sz w:val="21"/>
+          <w:szCs w:val="21"/>
+        </w:rPr>
+        <w:t xml:space="preserve"> já passou, se a </w:t>
+      </w:r>
+      <w:r>
+        <w:rPr>
+          <w:b/>
+          <w:bCs/>
+          <w:color w:val="23293D"/>
+          <w:sz w:val="21"/>
+          <w:szCs w:val="21"/>
+        </w:rPr>
+        <w:t xml:space="preserve">frequência</w:t>
+      </w:r>
+      <w:r>
+        <w:rPr>
+          <w:color w:val="23293D"/>
+          <w:sz w:val="21"/>
+          <w:szCs w:val="21"/>
+        </w:rPr>
+        <w:t xml:space="preserve"> permite (quantas vezes a cada quantos meses), se a </w:t>
+      </w:r>
+      <w:r>
+        <w:rPr>
+          <w:b/>
+          <w:bCs/>
+          <w:color w:val="23293D"/>
+          <w:sz w:val="21"/>
+          <w:szCs w:val="21"/>
+        </w:rPr>
+        <w:t xml:space="preserve">unidade</w:t>
+      </w:r>
+      <w:r>
+        <w:rPr>
+          <w:color w:val="23293D"/>
+          <w:sz w:val="21"/>
+          <w:szCs w:val="21"/>
+        </w:rPr>
+        <w:t xml:space="preserve"> está na parceria e se a empresa está </w:t>
+      </w:r>
+      <w:r>
+        <w:rPr>
+          <w:b/>
+          <w:bCs/>
+          <w:color w:val="23293D"/>
+          <w:sz w:val="21"/>
+          <w:szCs w:val="21"/>
+        </w:rPr>
+        <w:t xml:space="preserve">ativa</w:t>
+      </w:r>
+      <w:r>
+        <w:rPr>
+          <w:color w:val="23293D"/>
+          <w:sz w:val="21"/>
+          <w:szCs w:val="21"/>
+        </w:rPr>
+        <w:t xml:space="preserve">.</w:t>
+      </w:r>
+    </w:p>
+    <w:p>
+      <w:pPr>
+        <w:spacing w:after="140" w:line="280"/>
+      </w:pPr>
+      <w:r>
+        <w:rPr>
+          <w:b/>
+          <w:bCs/>
+          <w:color w:val="23293D"/>
+          <w:sz w:val="21"/>
+          <w:szCs w:val="21"/>
+        </w:rPr>
+        <w:t xml:space="preserve">A frequência é contada pelo uso de verdade:</w:t>
+      </w:r>
+      <w:r>
+        <w:rPr>
+          <w:color w:val="23293D"/>
+          <w:sz w:val="21"/>
+          <w:szCs w:val="21"/>
+        </w:rPr>
+        <w:t xml:space="preserve"> depois de </w:t>
+      </w:r>
+      <w:r>
+        <w:rPr>
+          <w:b/>
+          <w:bCs/>
+          <w:color w:val="23293D"/>
+          <w:sz w:val="21"/>
+          <w:szCs w:val="21"/>
+        </w:rPr>
+        <w:t xml:space="preserve">concluir</w:t>
+      </w:r>
+      <w:r>
+        <w:rPr>
+          <w:color w:val="23293D"/>
+          <w:sz w:val="21"/>
+          <w:szCs w:val="21"/>
+        </w:rPr>
+        <w:t xml:space="preserve"> o atendimento daquele procedimento, ele passa a contar como usado. Ao orçar de novo antes do prazo, o painel do cliente mostra </w:t>
+      </w:r>
+      <w:r>
+        <w:rPr>
+          <w:b/>
+          <w:bCs/>
+          <w:color w:val="23293D"/>
+          <w:sz w:val="21"/>
+          <w:szCs w:val="21"/>
+        </w:rPr>
+        <w:t xml:space="preserve">"aguardando liberação"</w:t>
+      </w:r>
+      <w:r>
+        <w:rPr>
+          <w:color w:val="23293D"/>
+          <w:sz w:val="21"/>
+          <w:szCs w:val="21"/>
+        </w:rPr>
+        <w:t xml:space="preserve"> com a data.</w:t>
+      </w:r>
+    </w:p>
+    <w:p>
+      <w:pPr>
+        <w:spacing w:after="140" w:line="280"/>
+      </w:pPr>
+      <w:r>
+        <w:rPr>
+          <w:b/>
+          <w:bCs/>
+          <w:color w:val="23293D"/>
+          <w:sz w:val="21"/>
+          <w:szCs w:val="21"/>
+        </w:rPr>
+        <w:t xml:space="preserve">O painel do cliente</w:t>
+      </w:r>
+      <w:r>
+        <w:rPr>
+          <w:color w:val="23293D"/>
+          <w:sz w:val="21"/>
+          <w:szCs w:val="21"/>
+        </w:rPr>
+        <w:t xml:space="preserve"> (card </w:t>
+      </w:r>
+      <w:r>
+        <w:rPr>
+          <w:b/>
+          <w:bCs/>
+          <w:color w:val="23293D"/>
+          <w:sz w:val="21"/>
+          <w:szCs w:val="21"/>
+        </w:rPr>
+        <w:t xml:space="preserve">★ Programa Empresarial</w:t>
+      </w:r>
+      <w:r>
+        <w:rPr>
+          <w:color w:val="23293D"/>
+          <w:sz w:val="21"/>
+          <w:szCs w:val="21"/>
+        </w:rPr>
+        <w:t xml:space="preserve"> na ficha) mostra economia acumulada, benefícios usados, disponíveis agora e histórico.</w:t>
+      </w:r>
+    </w:p>
+    <w:p>
+      <w:pPr>
+        <w:spacing w:after="60" w:line="120"/>
+      </w:pPr>
+      <w:r>
+        <w:rPr>
+          <w:sz w:val="2"/>
+          <w:szCs w:val="2"/>
+        </w:rPr>
+        <w:t xml:space="preserve"/>
+      </w:r>
+    </w:p>
+    <w:p>
+      <w:pPr>
+        <w:pStyle w:val="Heading1"/>
+      </w:pPr>
+      <w:r>
+        <w:rPr>
+          <w:color w:val="1F3253"/>
+        </w:rPr>
+        <w:t xml:space="preserve">14. Riso+ Social</w:t>
+      </w:r>
+    </w:p>
+    <w:p>
+      <w:pPr>
+        <w:spacing w:after="140" w:line="280"/>
+      </w:pPr>
+      <w:r>
+        <w:rPr>
+          <w:color w:val="23293D"/>
+          <w:sz w:val="21"/>
+          <w:szCs w:val="21"/>
+        </w:rPr>
+        <w:t xml:space="preserve">Aba </w:t>
+      </w:r>
+      <w:r>
+        <w:rPr>
+          <w:b/>
+          <w:bCs/>
+          <w:color w:val="23293D"/>
+          <w:sz w:val="21"/>
+          <w:szCs w:val="21"/>
+        </w:rPr>
+        <w:t xml:space="preserve">Riso+ Social</w:t>
+      </w:r>
+      <w:r>
+        <w:rPr>
+          <w:color w:val="23293D"/>
+          <w:sz w:val="21"/>
+          <w:szCs w:val="21"/>
+        </w:rPr>
+        <w:t xml:space="preserve"> da empresa. Nos modelos </w:t>
+      </w:r>
+      <w:r>
+        <w:rPr>
+          <w:b/>
+          <w:bCs/>
+          <w:color w:val="23293D"/>
+          <w:sz w:val="21"/>
+          <w:szCs w:val="21"/>
+        </w:rPr>
+        <w:t xml:space="preserve">integral</w:t>
+      </w:r>
+      <w:r>
+        <w:rPr>
+          <w:color w:val="23293D"/>
+          <w:sz w:val="21"/>
+          <w:szCs w:val="21"/>
+        </w:rPr>
+        <w:t xml:space="preserve"> e </w:t>
+      </w:r>
+      <w:r>
+        <w:rPr>
+          <w:b/>
+          <w:bCs/>
+          <w:color w:val="23293D"/>
+          <w:sz w:val="21"/>
+          <w:szCs w:val="21"/>
+        </w:rPr>
+        <w:t xml:space="preserve">parcial</w:t>
+      </w:r>
+      <w:r>
+        <w:rPr>
+          <w:color w:val="23293D"/>
+          <w:sz w:val="21"/>
+          <w:szCs w:val="21"/>
+        </w:rPr>
+        <w:t xml:space="preserve">, escolha um gatilho e </w:t>
+      </w:r>
+      <w:r>
+        <w:rPr>
+          <w:b/>
+          <w:bCs/>
+          <w:color w:val="23293D"/>
+          <w:sz w:val="21"/>
+          <w:szCs w:val="21"/>
+        </w:rPr>
+        <w:t xml:space="preserve">Gerar ficha social</w:t>
+      </w:r>
+      <w:r>
+        <w:rPr>
+          <w:color w:val="23293D"/>
+          <w:sz w:val="21"/>
+          <w:szCs w:val="21"/>
+        </w:rPr>
+        <w:t xml:space="preserve">; depois </w:t>
+      </w:r>
+      <w:r>
+        <w:rPr>
+          <w:b/>
+          <w:bCs/>
+          <w:color w:val="23293D"/>
+          <w:sz w:val="21"/>
+          <w:szCs w:val="21"/>
+        </w:rPr>
+        <w:t xml:space="preserve">Atribuir</w:t>
+      </w:r>
+      <w:r>
+        <w:rPr>
+          <w:color w:val="23293D"/>
+          <w:sz w:val="21"/>
+          <w:szCs w:val="21"/>
+        </w:rPr>
+        <w:t xml:space="preserve"> um beneficiário e </w:t>
+      </w:r>
+      <w:r>
+        <w:rPr>
+          <w:b/>
+          <w:bCs/>
+          <w:color w:val="23293D"/>
+          <w:sz w:val="21"/>
+          <w:szCs w:val="21"/>
+        </w:rPr>
+        <w:t xml:space="preserve">Marcar utilizada</w:t>
+      </w:r>
+      <w:r>
+        <w:rPr>
+          <w:color w:val="23293D"/>
+          <w:sz w:val="21"/>
+          <w:szCs w:val="21"/>
+        </w:rPr>
+        <w:t xml:space="preserve">.</w:t>
+      </w:r>
+    </w:p>
+    <w:p>
+      <w:pPr>
+        <w:spacing w:after="140" w:line="280"/>
+      </w:pPr>
+      <w:r>
+        <w:rPr>
+          <w:color w:val="23293D"/>
+          <w:sz w:val="21"/>
+          <w:szCs w:val="21"/>
+        </w:rPr>
+        <w:t xml:space="preserve">No modelo </w:t>
+      </w:r>
+      <w:r>
+        <w:rPr>
+          <w:b/>
+          <w:bCs/>
+          <w:color w:val="23293D"/>
+          <w:sz w:val="21"/>
+          <w:szCs w:val="21"/>
+        </w:rPr>
+        <w:t xml:space="preserve">Titular paga</w:t>
+      </w:r>
+      <w:r>
+        <w:rPr>
+          <w:color w:val="23293D"/>
+          <w:sz w:val="21"/>
+          <w:szCs w:val="21"/>
+        </w:rPr>
+        <w:t xml:space="preserve">, o botão explica que a empresa não participa — e isso é regra, não defeito: não há parcela da empresa de onde tirar a ficha.</w:t>
+      </w:r>
+    </w:p>
+    <w:p>
+      <w:pPr>
+        <w:spacing w:after="60" w:line="120"/>
+      </w:pPr>
+      <w:r>
+        <w:rPr>
+          <w:sz w:val="2"/>
+          <w:szCs w:val="2"/>
+        </w:rPr>
+        <w:t xml:space="preserve"/>
+      </w:r>
+    </w:p>
+    <w:p>
+      <w:pPr>
+        <w:pStyle w:val="Heading1"/>
+      </w:pPr>
+      <w:r>
+        <w:rPr>
+          <w:color w:val="1F3253"/>
+        </w:rPr>
+        <w:t xml:space="preserve">15. Configurações da rede</w:t>
+      </w:r>
+    </w:p>
+    <w:p>
+      <w:pPr>
+        <w:spacing w:after="140" w:line="280"/>
+      </w:pPr>
+      <w:r>
+        <w:rPr>
+          <w:b/>
+          <w:bCs/>
+          <w:color w:val="23293D"/>
+          <w:sz w:val="21"/>
+          <w:szCs w:val="21"/>
+        </w:rPr>
+        <w:t xml:space="preserve">Empresarial → Configurações</w:t>
+      </w:r>
+      <w:r>
+        <w:rPr>
+          <w:color w:val="23293D"/>
+          <w:sz w:val="21"/>
+          <w:szCs w:val="21"/>
+        </w:rPr>
+        <w:t xml:space="preserve">. Cinco abas:</w:t>
+      </w:r>
+    </w:p>
+    <w:p>
+      <w:pPr>
+        <w:pStyle w:val="ListParagraph"/>
+        <w:numPr>
+          <w:ilvl w:val="0"/>
+          <w:numId w:val="21"/>
+        </w:numPr>
+        <w:spacing w:after="80" w:line="270"/>
+      </w:pPr>
+      <w:r>
+        <w:rPr>
+          <w:b/>
+          <w:bCs/>
+          <w:color w:val="23293D"/>
+          <w:sz w:val="21"/>
+          <w:szCs w:val="21"/>
+        </w:rPr>
+        <w:t xml:space="preserve">Preços de adesão</w:t>
+      </w:r>
+      <w:r>
+        <w:rPr>
+          <w:color w:val="23293D"/>
+          <w:sz w:val="21"/>
+          <w:szCs w:val="21"/>
+        </w:rPr>
+        <w:t xml:space="preserve"> — os padrões da rede (titular, dependente).</w:t>
+      </w:r>
+    </w:p>
+    <w:p>
+      <w:pPr>
+        <w:pStyle w:val="ListParagraph"/>
+        <w:numPr>
+          <w:ilvl w:val="0"/>
+          <w:numId w:val="21"/>
+        </w:numPr>
+        <w:spacing w:after="80" w:line="270"/>
+      </w:pPr>
+      <w:r>
+        <w:rPr>
+          <w:b/>
+          <w:bCs/>
+          <w:color w:val="23293D"/>
+          <w:sz w:val="21"/>
+          <w:szCs w:val="21"/>
+        </w:rPr>
+        <w:t xml:space="preserve">Split de pagamento</w:t>
+      </w:r>
+      <w:r>
+        <w:rPr>
+          <w:color w:val="23293D"/>
+          <w:sz w:val="21"/>
+          <w:szCs w:val="21"/>
+        </w:rPr>
+        <w:t xml:space="preserve"> — a divisão Risarte/RisLife.</w:t>
+      </w:r>
+    </w:p>
+    <w:p>
+      <w:pPr>
+        <w:pStyle w:val="ListParagraph"/>
+        <w:numPr>
+          <w:ilvl w:val="0"/>
+          <w:numId w:val="21"/>
+        </w:numPr>
+        <w:spacing w:after="80" w:line="270"/>
+      </w:pPr>
+      <w:r>
+        <w:rPr>
+          <w:b/>
+          <w:bCs/>
+          <w:color w:val="23293D"/>
+          <w:sz w:val="21"/>
+          <w:szCs w:val="21"/>
+        </w:rPr>
+        <w:t xml:space="preserve">Benefícios</w:t>
+      </w:r>
+      <w:r>
+        <w:rPr>
+          <w:color w:val="23293D"/>
+          <w:sz w:val="21"/>
+          <w:szCs w:val="21"/>
+        </w:rPr>
+        <w:t xml:space="preserve"> — os benefícios </w:t>
+      </w:r>
+      <w:r>
+        <w:rPr>
+          <w:b/>
+          <w:bCs/>
+          <w:color w:val="23293D"/>
+          <w:sz w:val="21"/>
+          <w:szCs w:val="21"/>
+        </w:rPr>
+        <w:t xml:space="preserve">padrão da rede</w:t>
+      </w:r>
+      <w:r>
+        <w:rPr>
+          <w:color w:val="23293D"/>
+          <w:sz w:val="21"/>
+          <w:szCs w:val="21"/>
+        </w:rPr>
+        <w:t xml:space="preserve">, que chegam nas propostas novas. Tem a coluna </w:t>
+      </w:r>
+      <w:r>
+        <w:rPr>
+          <w:b/>
+          <w:bCs/>
+          <w:color w:val="23293D"/>
+          <w:sz w:val="21"/>
+          <w:szCs w:val="21"/>
+        </w:rPr>
+        <w:t xml:space="preserve">Margem (rede)</w:t>
+      </w:r>
+      <w:r>
+        <w:rPr>
+          <w:color w:val="23293D"/>
+          <w:sz w:val="21"/>
+          <w:szCs w:val="21"/>
+        </w:rPr>
+        <w:t xml:space="preserve">.</w:t>
+      </w:r>
+    </w:p>
+    <w:p>
+      <w:pPr>
+        <w:pStyle w:val="ListParagraph"/>
+        <w:numPr>
+          <w:ilvl w:val="0"/>
+          <w:numId w:val="21"/>
+        </w:numPr>
+        <w:spacing w:after="80" w:line="270"/>
+      </w:pPr>
+      <w:r>
+        <w:rPr>
+          <w:b/>
+          <w:bCs/>
+          <w:color w:val="23293D"/>
+          <w:sz w:val="21"/>
+          <w:szCs w:val="21"/>
+        </w:rPr>
+        <w:t xml:space="preserve">Proposta comercial</w:t>
+      </w:r>
+      <w:r>
+        <w:rPr>
+          <w:color w:val="23293D"/>
+          <w:sz w:val="21"/>
+          <w:szCs w:val="21"/>
+        </w:rPr>
+        <w:t xml:space="preserve"> — validade padrão e os </w:t>
+      </w:r>
+      <w:r>
+        <w:rPr>
+          <w:b/>
+          <w:bCs/>
+          <w:color w:val="23293D"/>
+          <w:sz w:val="21"/>
+          <w:szCs w:val="21"/>
+        </w:rPr>
+        <w:t xml:space="preserve">blocos de texto</w:t>
+      </w:r>
+      <w:r>
+        <w:rPr>
+          <w:color w:val="23293D"/>
+          <w:sz w:val="21"/>
+          <w:szCs w:val="21"/>
+        </w:rPr>
+        <w:t xml:space="preserve"> que saem em toda proposta sem texto próprio.</w:t>
+      </w:r>
+    </w:p>
+    <w:p>
+      <w:pPr>
+        <w:pStyle w:val="ListParagraph"/>
+        <w:numPr>
+          <w:ilvl w:val="0"/>
+          <w:numId w:val="21"/>
+        </w:numPr>
+        <w:spacing w:after="80" w:line="270"/>
+      </w:pPr>
+      <w:r>
+        <w:rPr>
+          <w:b/>
+          <w:bCs/>
+          <w:color w:val="23293D"/>
+          <w:sz w:val="21"/>
+          <w:szCs w:val="21"/>
+        </w:rPr>
+        <w:t xml:space="preserve">Grupos de benefícios</w:t>
+      </w:r>
+      <w:r>
+        <w:rPr>
+          <w:color w:val="23293D"/>
+          <w:sz w:val="21"/>
+          <w:szCs w:val="21"/>
+        </w:rPr>
+        <w:t xml:space="preserve"> — criar, editar e desligar grupos.</w:t>
+      </w:r>
+    </w:p>
+    <w:p>
+      <w:pPr>
+        <w:pStyle w:val="Heading2"/>
+      </w:pPr>
+      <w:r>
+        <w:rPr>
+          <w:color w:val="1F3253"/>
+        </w:rPr>
+        <w:t xml:space="preserve">A coluna Margem</w:t>
+      </w:r>
+    </w:p>
+    <w:p>
+      <w:pPr>
+        <w:spacing w:after="140" w:line="280"/>
+      </w:pPr>
+      <w:r>
+        <w:rPr>
+          <w:color w:val="23293D"/>
+          <w:sz w:val="21"/>
+          <w:szCs w:val="21"/>
+        </w:rPr>
+        <w:t xml:space="preserve">Mostra quanto sobra em cada procedimento depois do benefício, usando preço e repasse cadastrados.</w:t>
+      </w:r>
+    </w:p>
+    <w:p>
+      <w:pPr>
+        <w:pStyle w:val="ListParagraph"/>
+        <w:numPr>
+          <w:ilvl w:val="0"/>
+          <w:numId w:val="22"/>
+        </w:numPr>
+        <w:spacing w:after="80" w:line="270"/>
+      </w:pPr>
+      <w:r>
+        <w:rPr>
+          <w:color w:val="23293D"/>
+          <w:sz w:val="21"/>
+          <w:szCs w:val="21"/>
+        </w:rPr>
+        <w:t xml:space="preserve">Com desconto, mostra a margem que sobra </w:t>
+      </w:r>
+      <w:r>
+        <w:rPr>
+          <w:b/>
+          <w:bCs/>
+          <w:color w:val="23293D"/>
+          <w:sz w:val="21"/>
+          <w:szCs w:val="21"/>
+        </w:rPr>
+        <w:t xml:space="preserve">e</w:t>
+      </w:r>
+      <w:r>
+        <w:rPr>
+          <w:color w:val="23293D"/>
+          <w:sz w:val="21"/>
+          <w:szCs w:val="21"/>
+        </w:rPr>
+        <w:t xml:space="preserve"> quanto o benefício custou.</w:t>
+      </w:r>
+    </w:p>
+    <w:p>
+      <w:pPr>
+        <w:pStyle w:val="ListParagraph"/>
+        <w:numPr>
+          <w:ilvl w:val="0"/>
+          <w:numId w:val="22"/>
+        </w:numPr>
+        <w:spacing w:after="80" w:line="270"/>
+      </w:pPr>
+      <w:r>
+        <w:rPr>
+          <w:color w:val="23293D"/>
+          <w:sz w:val="21"/>
+          <w:szCs w:val="21"/>
+        </w:rPr>
+        <w:t xml:space="preserve">Em </w:t>
+      </w:r>
+      <w:r>
+        <w:rPr>
+          <w:b/>
+          <w:bCs/>
+          <w:color w:val="23293D"/>
+          <w:sz w:val="21"/>
+          <w:szCs w:val="21"/>
+        </w:rPr>
+        <w:t xml:space="preserve">Sem custo</w:t>
+      </w:r>
+      <w:r>
+        <w:rPr>
+          <w:color w:val="23293D"/>
+          <w:sz w:val="21"/>
+          <w:szCs w:val="21"/>
+        </w:rPr>
+        <w:t xml:space="preserve">, a margem fica </w:t>
+      </w:r>
+      <w:r>
+        <w:rPr>
+          <w:b/>
+          <w:bCs/>
+          <w:color w:val="23293D"/>
+          <w:sz w:val="21"/>
+          <w:szCs w:val="21"/>
+        </w:rPr>
+        <w:t xml:space="preserve">negativa</w:t>
+      </w:r>
+      <w:r>
+        <w:rPr>
+          <w:color w:val="23293D"/>
+          <w:sz w:val="21"/>
+          <w:szCs w:val="21"/>
+        </w:rPr>
+        <w:t xml:space="preserve"> e a tela diz que o procedimento fica no prejuízo — porque o repasse e o material continuam sendo pagos.</w:t>
+      </w:r>
+    </w:p>
+    <w:p>
+      <w:pPr>
+        <w:pStyle w:val="ListParagraph"/>
+        <w:numPr>
+          <w:ilvl w:val="0"/>
+          <w:numId w:val="22"/>
+        </w:numPr>
+        <w:spacing w:after="80" w:line="270"/>
+      </w:pPr>
+      <w:r>
+        <w:rPr>
+          <w:color w:val="23293D"/>
+          <w:sz w:val="21"/>
+          <w:szCs w:val="21"/>
+        </w:rPr>
+        <w:t xml:space="preserve">Sem repasse cadastrado, a tela avisa que a margem é um </w:t>
+      </w:r>
+      <w:r>
+        <w:rPr>
+          <w:b/>
+          <w:bCs/>
+          <w:color w:val="23293D"/>
+          <w:sz w:val="21"/>
+          <w:szCs w:val="21"/>
+        </w:rPr>
+        <w:t xml:space="preserve">teto otimista</w:t>
+      </w:r>
+      <w:r>
+        <w:rPr>
+          <w:color w:val="23293D"/>
+          <w:sz w:val="21"/>
+          <w:szCs w:val="21"/>
+        </w:rPr>
+        <w:t xml:space="preserve">. </w:t>
+      </w:r>
+      <w:r>
+        <w:rPr>
+          <w:b/>
+          <w:bCs/>
+          <w:color w:val="23293D"/>
+          <w:sz w:val="21"/>
+          <w:szCs w:val="21"/>
+        </w:rPr>
+        <w:t xml:space="preserve">Não confie no número enquanto esse aviso estiver lá.</w:t>
+      </w:r>
+    </w:p>
+    <w:tbl>
+      <w:tblPr>
+        <w:tblW w:type="dxa" w:w="9638"/>
+        <w:tblBorders>
+          <w:top w:val="single" w:color="F5F3EC" w:sz="2"/>
+          <w:left w:val="single" w:color="B98B2E" w:sz="18"/>
+          <w:bottom w:val="single" w:color="F5F3EC" w:sz="2"/>
+          <w:right w:val="single" w:color="F5F3EC" w:sz="2"/>
+          <w:insideH w:val="none" w:color="auto" w:sz="0"/>
+          <w:insideV w:val="none" w:color="auto" w:sz="0"/>
+        </w:tblBorders>
+      </w:tblPr>
+      <w:tblGrid>
+        <w:gridCol w:w="9638"/>
+      </w:tblGrid>
+      <w:tr>
+        <w:tc>
+          <w:tcPr>
+            <w:tcW w:type="dxa" w:w="9638"/>
+            <w:shd w:fill="F5F3EC" w:color="auto" w:val="clear"/>
+            <w:tcMar>
+              <w:top w:type="dxa" w:w="160"/>
+              <w:left w:type="dxa" w:w="220"/>
+              <w:bottom w:type="dxa" w:w="160"/>
+              <w:right w:type="dxa" w:w="200"/>
+            </w:tcMar>
+          </w:tcPr>
+          <w:p>
+            <w:pPr>
+              <w:spacing w:after="140" w:line="280"/>
+            </w:pPr>
+            <w:r>
+              <w:rPr>
+                <w:color w:val="23293D"/>
+                <w:sz w:val="21"/>
+                <w:szCs w:val="21"/>
+              </w:rPr>
+              <w:t xml:space="preserve">⚠️ </w:t>
+            </w:r>
+            <w:r>
+              <w:rPr>
+                <w:b/>
+                <w:bCs/>
+                <w:color w:val="23293D"/>
+                <w:sz w:val="21"/>
+                <w:szCs w:val="21"/>
+              </w:rPr>
+              <w:t xml:space="preserve">Rede sem benefício cadastrado = proposta nascendo vazia.</w:t>
+            </w:r>
+            <w:r>
+              <w:rPr>
+                <w:color w:val="23293D"/>
+                <w:sz w:val="21"/>
+                <w:szCs w:val="21"/>
+              </w:rPr>
+              <w:t xml:space="preserve"> Se Configurações → Benefícios estiver vazio, toda proposta nova começa sem nada para oferecer. Vale conferir isso antes de culpar a tela da proposta.</w:t>
+            </w:r>
+          </w:p>
+        </w:tc>
+      </w:tr>
+    </w:tbl>
+    <w:p>
+      <w:pPr>
+        <w:spacing w:after="140" w:line="120"/>
+      </w:pPr>
+      <w:r>
+        <w:rPr>
+          <w:sz w:val="2"/>
+          <w:szCs w:val="2"/>
+        </w:rPr>
+        <w:t xml:space="preserve"/>
+      </w:r>
+    </w:p>
+    <w:p>
+      <w:pPr>
+        <w:pStyle w:val="Heading2"/>
+      </w:pPr>
+      <w:r>
+        <w:rPr>
+          <w:color w:val="1F3253"/>
+        </w:rPr>
+        <w:t xml:space="preserve">Desligar um grupo</w:t>
+      </w:r>
+    </w:p>
+    <w:p>
+      <w:pPr>
+        <w:spacing w:after="140" w:line="280"/>
+      </w:pPr>
+      <w:r>
+        <w:rPr>
+          <w:color w:val="23293D"/>
+          <w:sz w:val="21"/>
+          <w:szCs w:val="21"/>
+        </w:rPr>
+        <w:t xml:space="preserve">O grupo some da lista de aplicar e </w:t>
+      </w:r>
+      <w:r>
+        <w:rPr>
+          <w:b/>
+          <w:bCs/>
+          <w:color w:val="23293D"/>
+          <w:sz w:val="21"/>
+          <w:szCs w:val="21"/>
+        </w:rPr>
+        <w:t xml:space="preserve">continua existindo</w:t>
+      </w:r>
+      <w:r>
+        <w:rPr>
+          <w:color w:val="23293D"/>
+          <w:sz w:val="21"/>
+          <w:szCs w:val="21"/>
+        </w:rPr>
+        <w:t xml:space="preserve">. As propostas que já o usaram </w:t>
+      </w:r>
+      <w:r>
+        <w:rPr>
+          <w:b/>
+          <w:bCs/>
+          <w:color w:val="23293D"/>
+          <w:sz w:val="21"/>
+          <w:szCs w:val="21"/>
+        </w:rPr>
+        <w:t xml:space="preserve">não mudam</w:t>
+      </w:r>
+      <w:r>
+        <w:rPr>
+          <w:color w:val="23293D"/>
+          <w:sz w:val="21"/>
+          <w:szCs w:val="21"/>
+        </w:rPr>
+        <w:t xml:space="preserve"> — elas guardam os benefícios, não um atalho para o grupo.</w:t>
+      </w:r>
+    </w:p>
+    <w:p>
+      <w:pPr>
+        <w:spacing w:after="60" w:line="120"/>
+      </w:pPr>
+      <w:r>
+        <w:rPr>
+          <w:sz w:val="2"/>
+          <w:szCs w:val="2"/>
+        </w:rPr>
+        <w:t xml:space="preserve"/>
+      </w:r>
+    </w:p>
+    <w:p>
+      <w:pPr>
+        <w:pStyle w:val="Heading1"/>
+      </w:pPr>
+      <w:r>
+        <w:rPr>
+          <w:color w:val="1F3253"/>
+        </w:rPr>
+        <w:t xml:space="preserve">16. Painéis e relatórios</w:t>
+      </w:r>
+    </w:p>
+    <w:p>
+      <w:pPr>
+        <w:spacing w:after="140" w:line="280"/>
+      </w:pPr>
+      <w:r>
+        <w:rPr>
+          <w:b/>
+          <w:bCs/>
+          <w:color w:val="23293D"/>
+          <w:sz w:val="21"/>
+          <w:szCs w:val="21"/>
+        </w:rPr>
+        <w:t xml:space="preserve">Empresarial → Painel</w:t>
+      </w:r>
+      <w:r>
+        <w:rPr>
+          <w:color w:val="23293D"/>
+          <w:sz w:val="21"/>
+          <w:szCs w:val="21"/>
+        </w:rPr>
+        <w:t xml:space="preserve"> — empresas ativas, titulares, </w:t>
+      </w:r>
+      <w:r>
+        <w:rPr>
+          <w:b/>
+          <w:bCs/>
+          <w:color w:val="23293D"/>
+          <w:sz w:val="21"/>
+          <w:szCs w:val="21"/>
+        </w:rPr>
+        <w:t xml:space="preserve">mensalidade (MRR)</w:t>
+      </w:r>
+      <w:r>
+        <w:rPr>
+          <w:color w:val="23293D"/>
+          <w:sz w:val="21"/>
+          <w:szCs w:val="21"/>
+        </w:rPr>
+        <w:t xml:space="preserve">, </w:t>
+      </w:r>
+      <w:r>
+        <w:rPr>
+          <w:b/>
+          <w:bCs/>
+          <w:color w:val="23293D"/>
+          <w:sz w:val="21"/>
+          <w:szCs w:val="21"/>
+        </w:rPr>
+        <w:t xml:space="preserve">economia gerada</w:t>
+      </w:r>
+      <w:r>
+        <w:rPr>
+          <w:color w:val="23293D"/>
+          <w:sz w:val="21"/>
+          <w:szCs w:val="21"/>
+        </w:rPr>
+        <w:t xml:space="preserve"> e funil aberto, mais a tabela por empresa.</w:t>
+      </w:r>
+    </w:p>
+    <w:p>
+      <w:pPr>
+        <w:spacing w:after="140" w:line="280"/>
+      </w:pPr>
+      <w:r>
+        <w:rPr>
+          <w:b/>
+          <w:bCs/>
+          <w:color w:val="23293D"/>
+          <w:sz w:val="21"/>
+          <w:szCs w:val="21"/>
+        </w:rPr>
+        <w:t xml:space="preserve">Funil → Painel</w:t>
+      </w:r>
+      <w:r>
+        <w:rPr>
+          <w:color w:val="23293D"/>
+          <w:sz w:val="21"/>
+          <w:szCs w:val="21"/>
+        </w:rPr>
+        <w:t xml:space="preserve"> — os indicadores e alertas da parte comercial.</w:t>
+      </w:r>
+    </w:p>
+    <w:p>
+      <w:pPr>
+        <w:spacing w:after="140" w:line="280"/>
+      </w:pPr>
+      <w:r>
+        <w:rPr>
+          <w:b/>
+          <w:bCs/>
+          <w:color w:val="23293D"/>
+          <w:sz w:val="21"/>
+          <w:szCs w:val="21"/>
+        </w:rPr>
+        <w:t xml:space="preserve">Na empresa, aba Financeiro</w:t>
+      </w:r>
+      <w:r>
+        <w:rPr>
+          <w:color w:val="23293D"/>
+          <w:sz w:val="21"/>
+          <w:szCs w:val="21"/>
+        </w:rPr>
+        <w:t xml:space="preserve"> — economia gerada e benefícios utilizados daquela empresa.</w:t>
+      </w:r>
+    </w:p>
+    <w:tbl>
+      <w:tblPr>
+        <w:tblW w:type="dxa" w:w="9638"/>
+        <w:tblBorders>
+          <w:top w:val="single" w:color="F5F3EC" w:sz="2"/>
+          <w:left w:val="single" w:color="B98B2E" w:sz="18"/>
+          <w:bottom w:val="single" w:color="F5F3EC" w:sz="2"/>
+          <w:right w:val="single" w:color="F5F3EC" w:sz="2"/>
+          <w:insideH w:val="none" w:color="auto" w:sz="0"/>
+          <w:insideV w:val="none" w:color="auto" w:sz="0"/>
+        </w:tblBorders>
+      </w:tblPr>
+      <w:tblGrid>
+        <w:gridCol w:w="9638"/>
+      </w:tblGrid>
+      <w:tr>
+        <w:tc>
+          <w:tcPr>
+            <w:tcW w:type="dxa" w:w="9638"/>
+            <w:shd w:fill="F5F3EC" w:color="auto" w:val="clear"/>
+            <w:tcMar>
+              <w:top w:type="dxa" w:w="160"/>
+              <w:left w:type="dxa" w:w="220"/>
+              <w:bottom w:type="dxa" w:w="160"/>
+              <w:right w:type="dxa" w:w="200"/>
+            </w:tcMar>
+          </w:tcPr>
+          <w:p>
+            <w:pPr>
+              <w:spacing w:after="140" w:line="280"/>
+            </w:pPr>
+            <w:r>
+              <w:rPr>
+                <w:b/>
+                <w:bCs/>
+                <w:color w:val="23293D"/>
+                <w:sz w:val="21"/>
+                <w:szCs w:val="21"/>
+              </w:rPr>
+              <w:t xml:space="preserve">Os relatórios da rede não expõem dado de paciente.</w:t>
+            </w:r>
+            <w:r>
+              <w:rPr>
+                <w:color w:val="23293D"/>
+                <w:sz w:val="21"/>
+                <w:szCs w:val="21"/>
+              </w:rPr>
+              <w:t xml:space="preserve"> É exigência de LGPD, e é por isso que eles mostram números e não nomes.</w:t>
+            </w:r>
+          </w:p>
+        </w:tc>
+      </w:tr>
+    </w:tbl>
+    <w:p>
+      <w:pPr>
+        <w:spacing w:after="140" w:line="120"/>
+      </w:pPr>
+      <w:r>
+        <w:rPr>
+          <w:sz w:val="2"/>
+          <w:szCs w:val="2"/>
+        </w:rPr>
+        <w:t xml:space="preserve"/>
+      </w:r>
+    </w:p>
+    <w:p>
+      <w:pPr>
+        <w:spacing w:after="60" w:line="120"/>
+      </w:pPr>
+      <w:r>
+        <w:rPr>
+          <w:sz w:val="2"/>
+          <w:szCs w:val="2"/>
+        </w:rPr>
+        <w:t xml:space="preserve"/>
+      </w:r>
+    </w:p>
+    <w:p>
+      <w:pPr>
+        <w:pStyle w:val="Heading1"/>
+      </w:pPr>
+      <w:r>
+        <w:rPr>
+          <w:color w:val="1F3253"/>
+        </w:rPr>
+        <w:t xml:space="preserve">17. Quando alguma coisa dá errado</w:t>
+      </w:r>
+    </w:p>
+    <w:tbl>
+      <w:tblPr>
+        <w:tblW w:type="dxa" w:w="9638"/>
+        <w:tblBorders>
+          <w:top w:val="single" w:color="D8D4C8" w:sz="2"/>
+          <w:left w:val="single" w:color="D8D4C8" w:sz="2"/>
+          <w:bottom w:val="single" w:color="D8D4C8" w:sz="2"/>
+          <w:right w:val="single" w:color="D8D4C8" w:sz="2"/>
+          <w:insideH w:val="single" w:color="D8D4C8" w:sz="2"/>
+          <w:insideV w:val="single" w:color="D8D4C8" w:sz="2"/>
+        </w:tblBorders>
+        <w:tblLayout w:type="fixed"/>
+      </w:tblPr>
+      <w:tblGrid>
+        <w:gridCol w:w="3283"/>
+        <w:gridCol w:w="3178"/>
+        <w:gridCol w:w="3177"/>
+      </w:tblGrid>
+      <w:tr>
+        <w:trPr>
+          <w:tblHeader/>
+        </w:trPr>
+        <w:tc>
+          <w:tcPr>
+            <w:tcW w:type="dxa" w:w="3283"/>
+            <w:shd w:fill="1F3253" w:color="auto" w:val="clear"/>
+            <w:tcMar>
+              <w:top w:type="dxa" w:w="90"/>
+              <w:left w:type="dxa" w:w="110"/>
+              <w:bottom w:type="dxa" w:w="90"/>
+              <w:right w:type="dxa" w:w="110"/>
+            </w:tcMar>
+            <w:vAlign w:val="center"/>
+          </w:tcPr>
+          <w:p>
+            <w:pPr>
+              <w:spacing w:after="0" w:line="250"/>
+            </w:pPr>
+            <w:r>
+              <w:rPr>
+                <w:b/>
+                <w:bCs/>
+                <w:color w:val="FFFFFF"/>
+                <w:sz w:val="19"/>
+                <w:szCs w:val="19"/>
+              </w:rPr>
+              <w:t xml:space="preserve">O que você vê</w:t>
+            </w:r>
+          </w:p>
+        </w:tc>
+        <w:tc>
+          <w:tcPr>
+            <w:tcW w:type="dxa" w:w="3178"/>
+            <w:shd w:fill="1F3253" w:color="auto" w:val="clear"/>
+            <w:tcMar>
+              <w:top w:type="dxa" w:w="90"/>
+              <w:left w:type="dxa" w:w="110"/>
+              <w:bottom w:type="dxa" w:w="90"/>
+              <w:right w:type="dxa" w:w="110"/>
+            </w:tcMar>
+            <w:vAlign w:val="center"/>
+          </w:tcPr>
+          <w:p>
+            <w:pPr>
+              <w:spacing w:after="0" w:line="250"/>
+            </w:pPr>
+            <w:r>
+              <w:rPr>
+                <w:b/>
+                <w:bCs/>
+                <w:color w:val="FFFFFF"/>
+                <w:sz w:val="19"/>
+                <w:szCs w:val="19"/>
+              </w:rPr>
+              <w:t xml:space="preserve">O que é</w:t>
+            </w:r>
+          </w:p>
+        </w:tc>
+        <w:tc>
+          <w:tcPr>
+            <w:tcW w:type="dxa" w:w="3177"/>
+            <w:shd w:fill="1F3253" w:color="auto" w:val="clear"/>
+            <w:tcMar>
+              <w:top w:type="dxa" w:w="90"/>
+              <w:left w:type="dxa" w:w="110"/>
+              <w:bottom w:type="dxa" w:w="90"/>
+              <w:right w:type="dxa" w:w="110"/>
+            </w:tcMar>
+            <w:vAlign w:val="center"/>
+          </w:tcPr>
+          <w:p>
+            <w:pPr>
+              <w:spacing w:after="0" w:line="250"/>
+            </w:pPr>
+            <w:r>
+              <w:rPr>
+                <w:b/>
+                <w:bCs/>
+                <w:color w:val="FFFFFF"/>
+                <w:sz w:val="19"/>
+                <w:szCs w:val="19"/>
+              </w:rPr>
+              <w:t xml:space="preserve">O que fazer</w:t>
+            </w:r>
+          </w:p>
+        </w:tc>
+      </w:tr>
+      <w:tr>
+        <w:tc>
+          <w:tcPr>
+            <w:tcW w:type="dxa" w:w="3283"/>
+            <w:tcMar>
+              <w:top w:type="dxa" w:w="90"/>
+              <w:left w:type="dxa" w:w="110"/>
+              <w:bottom w:type="dxa" w:w="90"/>
+              <w:right w:type="dxa" w:w="110"/>
+            </w:tcMar>
+            <w:vAlign w:val="center"/>
+          </w:tcPr>
+          <w:p>
+            <w:pPr>
+              <w:spacing w:after="0" w:line="250"/>
+            </w:pPr>
+            <w:r>
+              <w:rPr>
+                <w:i/>
+                <w:iCs/>
+                <w:color w:val="23293D"/>
+                <w:sz w:val="20"/>
+                <w:szCs w:val="20"/>
+              </w:rPr>
+              <w:t xml:space="preserve">"Esta empresa já tem N titular(es) ativos, e o contrato fechou N"</w:t>
+            </w:r>
+          </w:p>
+        </w:tc>
+        <w:tc>
+          <w:tcPr>
+            <w:tcW w:type="dxa" w:w="3178"/>
+            <w:tcMar>
+              <w:top w:type="dxa" w:w="90"/>
+              <w:left w:type="dxa" w:w="110"/>
+              <w:bottom w:type="dxa" w:w="90"/>
+              <w:right w:type="dxa" w:w="110"/>
+            </w:tcMar>
+            <w:vAlign w:val="center"/>
+          </w:tcPr>
+          <w:p>
+            <w:pPr>
+              <w:spacing w:after="0" w:line="250"/>
+            </w:pPr>
+            <w:r>
+              <w:rPr>
+                <w:color w:val="23293D"/>
+                <w:sz w:val="20"/>
+                <w:szCs w:val="20"/>
+              </w:rPr>
+              <w:t xml:space="preserve">A trava da quantidade contratada</w:t>
+            </w:r>
+          </w:p>
+        </w:tc>
+        <w:tc>
+          <w:tcPr>
+            <w:tcW w:type="dxa" w:w="3177"/>
+            <w:tcMar>
+              <w:top w:type="dxa" w:w="90"/>
+              <w:left w:type="dxa" w:w="110"/>
+              <w:bottom w:type="dxa" w:w="90"/>
+              <w:right w:type="dxa" w:w="110"/>
+            </w:tcMar>
+            <w:vAlign w:val="center"/>
+          </w:tcPr>
+          <w:p>
+            <w:pPr>
+              <w:spacing w:after="0" w:line="250"/>
+            </w:pPr>
+            <w:r>
+              <w:rPr>
+                <w:color w:val="23293D"/>
+                <w:sz w:val="20"/>
+                <w:szCs w:val="20"/>
+              </w:rPr>
+              <w:t xml:space="preserve">Gere e aceite um termo de inclusão (seção 11)</w:t>
+            </w:r>
+          </w:p>
+        </w:tc>
+      </w:tr>
+      <w:tr>
+        <w:tc>
+          <w:tcPr>
+            <w:tcW w:type="dxa" w:w="3283"/>
+            <w:shd w:fill="F7F6F2" w:color="auto" w:val="clear"/>
+            <w:tcMar>
+              <w:top w:type="dxa" w:w="90"/>
+              <w:left w:type="dxa" w:w="110"/>
+              <w:bottom w:type="dxa" w:w="90"/>
+              <w:right w:type="dxa" w:w="110"/>
+            </w:tcMar>
+            <w:vAlign w:val="center"/>
+          </w:tcPr>
+          <w:p>
+            <w:pPr>
+              <w:spacing w:after="0" w:line="250"/>
+            </w:pPr>
+            <w:r>
+              <w:rPr>
+                <w:i/>
+                <w:iCs/>
+                <w:color w:val="23293D"/>
+                <w:sz w:val="20"/>
+                <w:szCs w:val="20"/>
+              </w:rPr>
+              <w:t xml:space="preserve">"O termo TI-… foi gerado SEM valor"</w:t>
+            </w:r>
+          </w:p>
+        </w:tc>
+        <w:tc>
+          <w:tcPr>
+            <w:tcW w:type="dxa" w:w="3178"/>
+            <w:shd w:fill="F7F6F2" w:color="auto" w:val="clear"/>
+            <w:tcMar>
+              <w:top w:type="dxa" w:w="90"/>
+              <w:left w:type="dxa" w:w="110"/>
+              <w:bottom w:type="dxa" w:w="90"/>
+              <w:right w:type="dxa" w:w="110"/>
+            </w:tcMar>
+            <w:vAlign w:val="center"/>
+          </w:tcPr>
+          <w:p>
+            <w:pPr>
+              <w:spacing w:after="0" w:line="250"/>
+            </w:pPr>
+            <w:r>
+              <w:rPr>
+                <w:color w:val="23293D"/>
+                <w:sz w:val="20"/>
+                <w:szCs w:val="20"/>
+              </w:rPr>
+              <w:t xml:space="preserve">A regra do excedente não foi combinada</w:t>
+            </w:r>
+          </w:p>
+        </w:tc>
+        <w:tc>
+          <w:tcPr>
+            <w:tcW w:type="dxa" w:w="3177"/>
+            <w:shd w:fill="F7F6F2" w:color="auto" w:val="clear"/>
+            <w:tcMar>
+              <w:top w:type="dxa" w:w="90"/>
+              <w:left w:type="dxa" w:w="110"/>
+              <w:bottom w:type="dxa" w:w="90"/>
+              <w:right w:type="dxa" w:w="110"/>
+            </w:tcMar>
+            <w:vAlign w:val="center"/>
+          </w:tcPr>
+          <w:p>
+            <w:pPr>
+              <w:spacing w:after="0" w:line="250"/>
+            </w:pPr>
+            <w:r>
+              <w:rPr>
+                <w:color w:val="23293D"/>
+                <w:sz w:val="20"/>
+                <w:szCs w:val="20"/>
+              </w:rPr>
+              <w:t xml:space="preserve">Ajuste a proposta (seção 6.6) e gere outro</w:t>
+            </w:r>
+          </w:p>
+        </w:tc>
+      </w:tr>
+      <w:tr>
+        <w:tc>
+          <w:tcPr>
+            <w:tcW w:type="dxa" w:w="3283"/>
+            <w:tcMar>
+              <w:top w:type="dxa" w:w="90"/>
+              <w:left w:type="dxa" w:w="110"/>
+              <w:bottom w:type="dxa" w:w="90"/>
+              <w:right w:type="dxa" w:w="110"/>
+            </w:tcMar>
+            <w:vAlign w:val="center"/>
+          </w:tcPr>
+          <w:p>
+            <w:pPr>
+              <w:spacing w:after="0" w:line="250"/>
+            </w:pPr>
+            <w:r>
+              <w:rPr>
+                <w:i/>
+                <w:iCs/>
+                <w:color w:val="23293D"/>
+                <w:sz w:val="20"/>
+                <w:szCs w:val="20"/>
+              </w:rPr>
+              <w:t xml:space="preserve">"Este termo está sem valor"</w:t>
+            </w:r>
+            <w:r>
+              <w:rPr>
+                <w:color w:val="23293D"/>
+                <w:sz w:val="20"/>
+                <w:szCs w:val="20"/>
+              </w:rPr>
+              <w:t xml:space="preserve"> ao aceitar</w:t>
+            </w:r>
+          </w:p>
+        </w:tc>
+        <w:tc>
+          <w:tcPr>
+            <w:tcW w:type="dxa" w:w="3178"/>
+            <w:tcMar>
+              <w:top w:type="dxa" w:w="90"/>
+              <w:left w:type="dxa" w:w="110"/>
+              <w:bottom w:type="dxa" w:w="90"/>
+              <w:right w:type="dxa" w:w="110"/>
+            </w:tcMar>
+            <w:vAlign w:val="center"/>
+          </w:tcPr>
+          <w:p>
+            <w:pPr>
+              <w:spacing w:after="0" w:line="250"/>
+            </w:pPr>
+            <w:r>
+              <w:rPr>
+                <w:color w:val="23293D"/>
+                <w:sz w:val="20"/>
+                <w:szCs w:val="20"/>
+              </w:rPr>
+              <w:t xml:space="preserve">O mesmo caso</w:t>
+            </w:r>
+          </w:p>
+        </w:tc>
+        <w:tc>
+          <w:tcPr>
+            <w:tcW w:type="dxa" w:w="3177"/>
+            <w:tcMar>
+              <w:top w:type="dxa" w:w="90"/>
+              <w:left w:type="dxa" w:w="110"/>
+              <w:bottom w:type="dxa" w:w="90"/>
+              <w:right w:type="dxa" w:w="110"/>
+            </w:tcMar>
+            <w:vAlign w:val="center"/>
+          </w:tcPr>
+          <w:p>
+            <w:pPr>
+              <w:spacing w:after="0" w:line="250"/>
+            </w:pPr>
+            <w:r>
+              <w:rPr>
+                <w:color w:val="23293D"/>
+                <w:sz w:val="20"/>
+                <w:szCs w:val="20"/>
+              </w:rPr>
+              <w:t xml:space="preserve">Idem</w:t>
+            </w:r>
+          </w:p>
+        </w:tc>
+      </w:tr>
+      <w:tr>
+        <w:tc>
+          <w:tcPr>
+            <w:tcW w:type="dxa" w:w="3283"/>
+            <w:shd w:fill="F7F6F2" w:color="auto" w:val="clear"/>
+            <w:tcMar>
+              <w:top w:type="dxa" w:w="90"/>
+              <w:left w:type="dxa" w:w="110"/>
+              <w:bottom w:type="dxa" w:w="90"/>
+              <w:right w:type="dxa" w:w="110"/>
+            </w:tcMar>
+            <w:vAlign w:val="center"/>
+          </w:tcPr>
+          <w:p>
+            <w:pPr>
+              <w:spacing w:after="0" w:line="250"/>
+            </w:pPr>
+            <w:r>
+              <w:rPr>
+                <w:color w:val="23293D"/>
+                <w:sz w:val="20"/>
+                <w:szCs w:val="20"/>
+              </w:rPr>
+              <w:t xml:space="preserve">A aba Proposta com </w:t>
+            </w:r>
+            <w:r>
+              <w:rPr>
+                <w:b/>
+                <w:bCs/>
+                <w:color w:val="23293D"/>
+                <w:sz w:val="20"/>
+                <w:szCs w:val="20"/>
+              </w:rPr>
+              <w:t xml:space="preserve">faixa amarela</w:t>
+            </w:r>
+          </w:p>
+        </w:tc>
+        <w:tc>
+          <w:tcPr>
+            <w:tcW w:type="dxa" w:w="3178"/>
+            <w:shd w:fill="F7F6F2" w:color="auto" w:val="clear"/>
+            <w:tcMar>
+              <w:top w:type="dxa" w:w="90"/>
+              <w:left w:type="dxa" w:w="110"/>
+              <w:bottom w:type="dxa" w:w="90"/>
+              <w:right w:type="dxa" w:w="110"/>
+            </w:tcMar>
+            <w:vAlign w:val="center"/>
+          </w:tcPr>
+          <w:p>
+            <w:pPr>
+              <w:spacing w:after="0" w:line="250"/>
+            </w:pPr>
+            <w:r>
+              <w:rPr>
+                <w:color w:val="23293D"/>
+                <w:sz w:val="20"/>
+                <w:szCs w:val="20"/>
+              </w:rPr>
+              <w:t xml:space="preserve">Falta rodar uma migração no banco</w:t>
+            </w:r>
+          </w:p>
+        </w:tc>
+        <w:tc>
+          <w:tcPr>
+            <w:tcW w:type="dxa" w:w="3177"/>
+            <w:shd w:fill="F7F6F2" w:color="auto" w:val="clear"/>
+            <w:tcMar>
+              <w:top w:type="dxa" w:w="90"/>
+              <w:left w:type="dxa" w:w="110"/>
+              <w:bottom w:type="dxa" w:w="90"/>
+              <w:right w:type="dxa" w:w="110"/>
+            </w:tcMar>
+            <w:vAlign w:val="center"/>
+          </w:tcPr>
+          <w:p>
+            <w:pPr>
+              <w:spacing w:after="0" w:line="250"/>
+            </w:pPr>
+            <w:r>
+              <w:rPr>
+                <w:color w:val="23293D"/>
+                <w:sz w:val="20"/>
+                <w:szCs w:val="20"/>
+              </w:rPr>
+              <w:t xml:space="preserve">Avise o Admin: o que você digitar ali não grava</w:t>
+            </w:r>
+          </w:p>
+        </w:tc>
+      </w:tr>
+      <w:tr>
+        <w:tc>
+          <w:tcPr>
+            <w:tcW w:type="dxa" w:w="3283"/>
+            <w:tcMar>
+              <w:top w:type="dxa" w:w="90"/>
+              <w:left w:type="dxa" w:w="110"/>
+              <w:bottom w:type="dxa" w:w="90"/>
+              <w:right w:type="dxa" w:w="110"/>
+            </w:tcMar>
+            <w:vAlign w:val="center"/>
+          </w:tcPr>
+          <w:p>
+            <w:pPr>
+              <w:spacing w:after="0" w:line="250"/>
+            </w:pPr>
+            <w:r>
+              <w:rPr>
+                <w:b/>
+                <w:bCs/>
+                <w:color w:val="23293D"/>
+                <w:sz w:val="20"/>
+                <w:szCs w:val="20"/>
+              </w:rPr>
+              <w:t xml:space="preserve">Ver a proposta</w:t>
+            </w:r>
+            <w:r>
+              <w:rPr>
+                <w:color w:val="23293D"/>
+                <w:sz w:val="20"/>
+                <w:szCs w:val="20"/>
+              </w:rPr>
+              <w:t xml:space="preserve"> desligado</w:t>
+            </w:r>
+          </w:p>
+        </w:tc>
+        <w:tc>
+          <w:tcPr>
+            <w:tcW w:type="dxa" w:w="3178"/>
+            <w:tcMar>
+              <w:top w:type="dxa" w:w="90"/>
+              <w:left w:type="dxa" w:w="110"/>
+              <w:bottom w:type="dxa" w:w="90"/>
+              <w:right w:type="dxa" w:w="110"/>
+            </w:tcMar>
+            <w:vAlign w:val="center"/>
+          </w:tcPr>
+          <w:p>
+            <w:pPr>
+              <w:spacing w:after="0" w:line="250"/>
+            </w:pPr>
+            <w:r>
+              <w:rPr>
+                <w:color w:val="23293D"/>
+                <w:sz w:val="20"/>
+                <w:szCs w:val="20"/>
+              </w:rPr>
+              <w:t xml:space="preserve">Falta preencher o levantamento</w:t>
+            </w:r>
+          </w:p>
+        </w:tc>
+        <w:tc>
+          <w:tcPr>
+            <w:tcW w:type="dxa" w:w="3177"/>
+            <w:tcMar>
+              <w:top w:type="dxa" w:w="90"/>
+              <w:left w:type="dxa" w:w="110"/>
+              <w:bottom w:type="dxa" w:w="90"/>
+              <w:right w:type="dxa" w:w="110"/>
+            </w:tcMar>
+            <w:vAlign w:val="center"/>
+          </w:tcPr>
+          <w:p>
+            <w:pPr>
+              <w:spacing w:after="0" w:line="250"/>
+            </w:pPr>
+            <w:r>
+              <w:rPr>
+                <w:color w:val="23293D"/>
+                <w:sz w:val="20"/>
+                <w:szCs w:val="20"/>
+              </w:rPr>
+              <w:t xml:space="preserve">A tela lista o que falta</w:t>
+            </w:r>
+          </w:p>
+        </w:tc>
+      </w:tr>
+      <w:tr>
+        <w:tc>
+          <w:tcPr>
+            <w:tcW w:type="dxa" w:w="3283"/>
+            <w:shd w:fill="F7F6F2" w:color="auto" w:val="clear"/>
+            <w:tcMar>
+              <w:top w:type="dxa" w:w="90"/>
+              <w:left w:type="dxa" w:w="110"/>
+              <w:bottom w:type="dxa" w:w="90"/>
+              <w:right w:type="dxa" w:w="110"/>
+            </w:tcMar>
+            <w:vAlign w:val="center"/>
+          </w:tcPr>
+          <w:p>
+            <w:pPr>
+              <w:spacing w:after="0" w:line="250"/>
+            </w:pPr>
+            <w:r>
+              <w:rPr>
+                <w:color w:val="23293D"/>
+                <w:sz w:val="20"/>
+                <w:szCs w:val="20"/>
+              </w:rPr>
+              <w:t xml:space="preserve">Benefício não aparece no orçamento</w:t>
+            </w:r>
+          </w:p>
+        </w:tc>
+        <w:tc>
+          <w:tcPr>
+            <w:tcW w:type="dxa" w:w="3178"/>
+            <w:shd w:fill="F7F6F2" w:color="auto" w:val="clear"/>
+            <w:tcMar>
+              <w:top w:type="dxa" w:w="90"/>
+              <w:left w:type="dxa" w:w="110"/>
+              <w:bottom w:type="dxa" w:w="90"/>
+              <w:right w:type="dxa" w:w="110"/>
+            </w:tcMar>
+            <w:vAlign w:val="center"/>
+          </w:tcPr>
+          <w:p>
+            <w:pPr>
+              <w:spacing w:after="0" w:line="250"/>
+            </w:pPr>
+            <w:r>
+              <w:rPr>
+                <w:color w:val="23293D"/>
+                <w:sz w:val="20"/>
+                <w:szCs w:val="20"/>
+              </w:rPr>
+              <w:t xml:space="preserve">Carência, frequência, unidade, "vale para quem", ou empresa suspensa</w:t>
+            </w:r>
+          </w:p>
+        </w:tc>
+        <w:tc>
+          <w:tcPr>
+            <w:tcW w:type="dxa" w:w="3177"/>
+            <w:shd w:fill="F7F6F2" w:color="auto" w:val="clear"/>
+            <w:tcMar>
+              <w:top w:type="dxa" w:w="90"/>
+              <w:left w:type="dxa" w:w="110"/>
+              <w:bottom w:type="dxa" w:w="90"/>
+              <w:right w:type="dxa" w:w="110"/>
+            </w:tcMar>
+            <w:vAlign w:val="center"/>
+          </w:tcPr>
+          <w:p>
+            <w:pPr>
+              <w:spacing w:after="0" w:line="250"/>
+            </w:pPr>
+            <w:r>
+              <w:rPr>
+                <w:color w:val="23293D"/>
+                <w:sz w:val="20"/>
+                <w:szCs w:val="20"/>
+              </w:rPr>
+              <w:t xml:space="preserve">Confira nessa ordem; o painel do cliente mostra a data de liberação</w:t>
+            </w:r>
+          </w:p>
+        </w:tc>
+      </w:tr>
+      <w:tr>
+        <w:tc>
+          <w:tcPr>
+            <w:tcW w:type="dxa" w:w="3283"/>
+            <w:tcMar>
+              <w:top w:type="dxa" w:w="90"/>
+              <w:left w:type="dxa" w:w="110"/>
+              <w:bottom w:type="dxa" w:w="90"/>
+              <w:right w:type="dxa" w:w="110"/>
+            </w:tcMar>
+            <w:vAlign w:val="center"/>
+          </w:tcPr>
+          <w:p>
+            <w:pPr>
+              <w:spacing w:after="0" w:line="250"/>
+            </w:pPr>
+            <w:r>
+              <w:rPr>
+                <w:i/>
+                <w:iCs/>
+                <w:color w:val="23293D"/>
+                <w:sz w:val="20"/>
+                <w:szCs w:val="20"/>
+              </w:rPr>
+              <w:t xml:space="preserve">"Esta empresa não tem titulares cadastrados nem quantidade contratada registrada…"</w:t>
+            </w:r>
+            <w:r>
+              <w:rPr>
+                <w:color w:val="23293D"/>
+                <w:sz w:val="20"/>
+                <w:szCs w:val="20"/>
+              </w:rPr>
+              <w:t xml:space="preserve"> ao gerar a mensalidade</w:t>
+            </w:r>
+          </w:p>
+        </w:tc>
+        <w:tc>
+          <w:tcPr>
+            <w:tcW w:type="dxa" w:w="3178"/>
+            <w:tcMar>
+              <w:top w:type="dxa" w:w="90"/>
+              <w:left w:type="dxa" w:w="110"/>
+              <w:bottom w:type="dxa" w:w="90"/>
+              <w:right w:type="dxa" w:w="110"/>
+            </w:tcMar>
+            <w:vAlign w:val="center"/>
+          </w:tcPr>
+          <w:p>
+            <w:pPr>
+              <w:spacing w:after="0" w:line="250"/>
+            </w:pPr>
+            <w:r>
+              <w:rPr>
+                <w:color w:val="23293D"/>
+                <w:sz w:val="20"/>
+                <w:szCs w:val="20"/>
+              </w:rPr>
+              <w:t xml:space="preserve">Não há número combinado para cobrar</w:t>
+            </w:r>
+          </w:p>
+        </w:tc>
+        <w:tc>
+          <w:tcPr>
+            <w:tcW w:type="dxa" w:w="3177"/>
+            <w:tcMar>
+              <w:top w:type="dxa" w:w="90"/>
+              <w:left w:type="dxa" w:w="110"/>
+              <w:bottom w:type="dxa" w:w="90"/>
+              <w:right w:type="dxa" w:w="110"/>
+            </w:tcMar>
+            <w:vAlign w:val="center"/>
+          </w:tcPr>
+          <w:p>
+            <w:pPr>
+              <w:spacing w:after="0" w:line="250"/>
+            </w:pPr>
+            <w:r>
+              <w:rPr>
+                <w:color w:val="23293D"/>
+                <w:sz w:val="20"/>
+                <w:szCs w:val="20"/>
+              </w:rPr>
+              <w:t xml:space="preserve">Informe os </w:t>
+            </w:r>
+            <w:r>
+              <w:rPr>
+                <w:b/>
+                <w:bCs/>
+                <w:color w:val="23293D"/>
+                <w:sz w:val="20"/>
+                <w:szCs w:val="20"/>
+              </w:rPr>
+              <w:t xml:space="preserve">Titulares contratados</w:t>
+            </w:r>
+            <w:r>
+              <w:rPr>
+                <w:color w:val="23293D"/>
+                <w:sz w:val="20"/>
+                <w:szCs w:val="20"/>
+              </w:rPr>
+              <w:t xml:space="preserve"> (Dados Gerais → Acordo de cobrança) ou cadastre os titulares</w:t>
+            </w:r>
+          </w:p>
+        </w:tc>
+      </w:tr>
+      <w:tr>
+        <w:tc>
+          <w:tcPr>
+            <w:tcW w:type="dxa" w:w="3283"/>
+            <w:shd w:fill="F7F6F2" w:color="auto" w:val="clear"/>
+            <w:tcMar>
+              <w:top w:type="dxa" w:w="90"/>
+              <w:left w:type="dxa" w:w="110"/>
+              <w:bottom w:type="dxa" w:w="90"/>
+              <w:right w:type="dxa" w:w="110"/>
+            </w:tcMar>
+            <w:vAlign w:val="center"/>
+          </w:tcPr>
+          <w:p>
+            <w:pPr>
+              <w:spacing w:after="0" w:line="250"/>
+            </w:pPr>
+            <w:r>
+              <w:rPr>
+                <w:color w:val="23293D"/>
+                <w:sz w:val="20"/>
+                <w:szCs w:val="20"/>
+              </w:rPr>
+              <w:t xml:space="preserve">Alerta amarelo </w:t>
+            </w:r>
+            <w:r>
+              <w:rPr>
+                <w:b/>
+                <w:bCs/>
+                <w:color w:val="23293D"/>
+                <w:sz w:val="20"/>
+                <w:szCs w:val="20"/>
+              </w:rPr>
+              <w:t xml:space="preserve">"Faltam cadastros de colaboradores"</w:t>
+            </w:r>
+          </w:p>
+        </w:tc>
+        <w:tc>
+          <w:tcPr>
+            <w:tcW w:type="dxa" w:w="3178"/>
+            <w:shd w:fill="F7F6F2" w:color="auto" w:val="clear"/>
+            <w:tcMar>
+              <w:top w:type="dxa" w:w="90"/>
+              <w:left w:type="dxa" w:w="110"/>
+              <w:bottom w:type="dxa" w:w="90"/>
+              <w:right w:type="dxa" w:w="110"/>
+            </w:tcMar>
+            <w:vAlign w:val="center"/>
+          </w:tcPr>
+          <w:p>
+            <w:pPr>
+              <w:spacing w:after="0" w:line="250"/>
+            </w:pPr>
+            <w:r>
+              <w:rPr>
+                <w:color w:val="23293D"/>
+                <w:sz w:val="20"/>
+                <w:szCs w:val="20"/>
+              </w:rPr>
+              <w:t xml:space="preserve">A empresa cadastrou menos titulares do que contratou; a mensalidade é cobrada pelo contratado</w:t>
+            </w:r>
+          </w:p>
+        </w:tc>
+        <w:tc>
+          <w:tcPr>
+            <w:tcW w:type="dxa" w:w="3177"/>
+            <w:shd w:fill="F7F6F2" w:color="auto" w:val="clear"/>
+            <w:tcMar>
+              <w:top w:type="dxa" w:w="90"/>
+              <w:left w:type="dxa" w:w="110"/>
+              <w:bottom w:type="dxa" w:w="90"/>
+              <w:right w:type="dxa" w:w="110"/>
+            </w:tcMar>
+            <w:vAlign w:val="center"/>
+          </w:tcPr>
+          <w:p>
+            <w:pPr>
+              <w:spacing w:after="0" w:line="250"/>
+            </w:pPr>
+            <w:r>
+              <w:rPr>
+                <w:color w:val="23293D"/>
+                <w:sz w:val="20"/>
+                <w:szCs w:val="20"/>
+              </w:rPr>
+              <w:t xml:space="preserve">Cobre da empresa os dados que faltam (seção 12)</w:t>
+            </w:r>
+          </w:p>
+        </w:tc>
+      </w:tr>
+      <w:tr>
+        <w:tc>
+          <w:tcPr>
+            <w:tcW w:type="dxa" w:w="3283"/>
+            <w:tcMar>
+              <w:top w:type="dxa" w:w="90"/>
+              <w:left w:type="dxa" w:w="110"/>
+              <w:bottom w:type="dxa" w:w="90"/>
+              <w:right w:type="dxa" w:w="110"/>
+            </w:tcMar>
+            <w:vAlign w:val="center"/>
+          </w:tcPr>
+          <w:p>
+            <w:pPr>
+              <w:spacing w:after="0" w:line="250"/>
+            </w:pPr>
+            <w:r>
+              <w:rPr>
+                <w:color w:val="23293D"/>
+                <w:sz w:val="20"/>
+                <w:szCs w:val="20"/>
+              </w:rPr>
+              <w:t xml:space="preserve">Empresa </w:t>
+            </w:r>
+            <w:r>
+              <w:rPr>
+                <w:b/>
+                <w:bCs/>
+                <w:color w:val="23293D"/>
+                <w:sz w:val="20"/>
+                <w:szCs w:val="20"/>
+              </w:rPr>
+              <w:t xml:space="preserve">Suspensa</w:t>
+            </w:r>
+          </w:p>
+        </w:tc>
+        <w:tc>
+          <w:tcPr>
+            <w:tcW w:type="dxa" w:w="3178"/>
+            <w:tcMar>
+              <w:top w:type="dxa" w:w="90"/>
+              <w:left w:type="dxa" w:w="110"/>
+              <w:bottom w:type="dxa" w:w="90"/>
+              <w:right w:type="dxa" w:w="110"/>
+            </w:tcMar>
+            <w:vAlign w:val="center"/>
+          </w:tcPr>
+          <w:p>
+            <w:pPr>
+              <w:spacing w:after="0" w:line="250"/>
+            </w:pPr>
+            <w:r>
+              <w:rPr>
+                <w:color w:val="23293D"/>
+                <w:sz w:val="20"/>
+                <w:szCs w:val="20"/>
+              </w:rPr>
+              <w:t xml:space="preserve">Inadimplência passada da carência</w:t>
+            </w:r>
+          </w:p>
+        </w:tc>
+        <w:tc>
+          <w:tcPr>
+            <w:tcW w:type="dxa" w:w="3177"/>
+            <w:tcMar>
+              <w:top w:type="dxa" w:w="90"/>
+              <w:left w:type="dxa" w:w="110"/>
+              <w:bottom w:type="dxa" w:w="90"/>
+              <w:right w:type="dxa" w:w="110"/>
+            </w:tcMar>
+            <w:vAlign w:val="center"/>
+          </w:tcPr>
+          <w:p>
+            <w:pPr>
+              <w:spacing w:after="0" w:line="250"/>
+            </w:pPr>
+            <w:r>
+              <w:rPr>
+                <w:color w:val="23293D"/>
+                <w:sz w:val="20"/>
+                <w:szCs w:val="20"/>
+              </w:rPr>
+              <w:t xml:space="preserve">Dê baixa na cobrança; a reativação é automática</w:t>
+            </w:r>
+          </w:p>
+        </w:tc>
+      </w:tr>
+      <w:tr>
+        <w:tc>
+          <w:tcPr>
+            <w:tcW w:type="dxa" w:w="3283"/>
+            <w:shd w:fill="F7F6F2" w:color="auto" w:val="clear"/>
+            <w:tcMar>
+              <w:top w:type="dxa" w:w="90"/>
+              <w:left w:type="dxa" w:w="110"/>
+              <w:bottom w:type="dxa" w:w="90"/>
+              <w:right w:type="dxa" w:w="110"/>
+            </w:tcMar>
+            <w:vAlign w:val="center"/>
+          </w:tcPr>
+          <w:p>
+            <w:pPr>
+              <w:spacing w:after="0" w:line="250"/>
+            </w:pPr>
+            <w:r>
+              <w:rPr>
+                <w:color w:val="23293D"/>
+                <w:sz w:val="20"/>
+                <w:szCs w:val="20"/>
+              </w:rPr>
+              <w:t xml:space="preserve">Proposta nova chega </w:t>
+            </w:r>
+            <w:r>
+              <w:rPr>
+                <w:b/>
+                <w:bCs/>
+                <w:color w:val="23293D"/>
+                <w:sz w:val="20"/>
+                <w:szCs w:val="20"/>
+              </w:rPr>
+              <w:t xml:space="preserve">sem benefício nenhum</w:t>
+            </w:r>
+          </w:p>
+        </w:tc>
+        <w:tc>
+          <w:tcPr>
+            <w:tcW w:type="dxa" w:w="3178"/>
+            <w:shd w:fill="F7F6F2" w:color="auto" w:val="clear"/>
+            <w:tcMar>
+              <w:top w:type="dxa" w:w="90"/>
+              <w:left w:type="dxa" w:w="110"/>
+              <w:bottom w:type="dxa" w:w="90"/>
+              <w:right w:type="dxa" w:w="110"/>
+            </w:tcMar>
+            <w:vAlign w:val="center"/>
+          </w:tcPr>
+          <w:p>
+            <w:pPr>
+              <w:spacing w:after="0" w:line="250"/>
+            </w:pPr>
+            <w:r>
+              <w:rPr>
+                <w:color w:val="23293D"/>
+                <w:sz w:val="20"/>
+                <w:szCs w:val="20"/>
+              </w:rPr>
+              <w:t xml:space="preserve">A rede não tem benefício padrão cadastrado</w:t>
+            </w:r>
+          </w:p>
+        </w:tc>
+        <w:tc>
+          <w:tcPr>
+            <w:tcW w:type="dxa" w:w="3177"/>
+            <w:shd w:fill="F7F6F2" w:color="auto" w:val="clear"/>
+            <w:tcMar>
+              <w:top w:type="dxa" w:w="90"/>
+              <w:left w:type="dxa" w:w="110"/>
+              <w:bottom w:type="dxa" w:w="90"/>
+              <w:right w:type="dxa" w:w="110"/>
+            </w:tcMar>
+            <w:vAlign w:val="center"/>
+          </w:tcPr>
+          <w:p>
+            <w:pPr>
+              <w:spacing w:after="0" w:line="250"/>
+            </w:pPr>
+            <w:r>
+              <w:rPr>
+                <w:color w:val="23293D"/>
+                <w:sz w:val="20"/>
+                <w:szCs w:val="20"/>
+              </w:rPr>
+              <w:t xml:space="preserve">Configurações → Benefícios</w:t>
+            </w:r>
+          </w:p>
+        </w:tc>
+      </w:tr>
+    </w:tbl>
+    <w:p>
+      <w:pPr>
+        <w:spacing w:after="140" w:line="120"/>
+      </w:pPr>
+      <w:r>
+        <w:rPr>
+          <w:sz w:val="2"/>
+          <w:szCs w:val="2"/>
+        </w:rPr>
+        <w:t xml:space="preserve"/>
+      </w:r>
+    </w:p>
+    <w:tbl>
+      <w:tblPr>
+        <w:tblW w:type="dxa" w:w="9638"/>
+        <w:tblBorders>
+          <w:top w:val="single" w:color="F5F3EC" w:sz="2"/>
+          <w:left w:val="single" w:color="B98B2E" w:sz="18"/>
+          <w:bottom w:val="single" w:color="F5F3EC" w:sz="2"/>
+          <w:right w:val="single" w:color="F5F3EC" w:sz="2"/>
+          <w:insideH w:val="none" w:color="auto" w:sz="0"/>
+          <w:insideV w:val="none" w:color="auto" w:sz="0"/>
+        </w:tblBorders>
+      </w:tblPr>
+      <w:tblGrid>
+        <w:gridCol w:w="9638"/>
+      </w:tblGrid>
+      <w:tr>
+        <w:tc>
+          <w:tcPr>
+            <w:tcW w:type="dxa" w:w="9638"/>
+            <w:shd w:fill="F5F3EC" w:color="auto" w:val="clear"/>
+            <w:tcMar>
+              <w:top w:type="dxa" w:w="160"/>
+              <w:left w:type="dxa" w:w="220"/>
+              <w:bottom w:type="dxa" w:w="160"/>
+              <w:right w:type="dxa" w:w="200"/>
+            </w:tcMar>
+          </w:tcPr>
+          <w:p>
+            <w:pPr>
+              <w:spacing w:after="140" w:line="280"/>
+            </w:pPr>
+            <w:r>
+              <w:rPr>
+                <w:b/>
+                <w:bCs/>
+                <w:color w:val="23293D"/>
+                <w:sz w:val="21"/>
+                <w:szCs w:val="21"/>
+              </w:rPr>
               <w:t xml:space="preserve">Achou algo que não está aqui?</w:t>
             </w:r>
             <w:r>
@@ -14857,7 +15617,43 @@
           <w:sz w:val="21"/>
           <w:szCs w:val="21"/>
         </w:rPr>
-        <w:t xml:space="preserve">. A função existe no código e não é chamada por lugar nenhum. Quando a emissão for ligada, o link entra na mesma tela.</w:t>
+        <w:t xml:space="preserve">. A função existe no código e não é chamada por lugar nenhum. Quando a emissão for ligada, o link entra na mesma tela. </w:t>
+      </w:r>
+      <w:r>
+        <w:rPr>
+          <w:b/>
+          <w:bCs/>
+          <w:color w:val="23293D"/>
+          <w:sz w:val="21"/>
+          <w:szCs w:val="21"/>
+        </w:rPr>
+        <w:t xml:space="preserve">Combinado para a integração:</w:t>
+      </w:r>
+      <w:r>
+        <w:rPr>
+          <w:color w:val="23293D"/>
+          <w:sz w:val="21"/>
+          <w:szCs w:val="21"/>
+        </w:rPr>
+        <w:t xml:space="preserve"> o boleto será emitido num passo próprio (</w:t>
+      </w:r>
+      <w:r>
+        <w:rPr>
+          <w:b/>
+          <w:bCs/>
+          <w:color w:val="23293D"/>
+          <w:sz w:val="21"/>
+          <w:szCs w:val="21"/>
+        </w:rPr>
+        <w:t xml:space="preserve">Emitir boleto</w:t>
+      </w:r>
+      <w:r>
+        <w:rPr>
+          <w:color w:val="23293D"/>
+          <w:sz w:val="21"/>
+          <w:szCs w:val="21"/>
+        </w:rPr>
+        <w:t xml:space="preserve">), depois de a cobrança ser conferida e, se preciso, editada — gerar a cobrança não vai emitir o boleto sozinho.</w:t>
       </w:r>
     </w:p>
     <w:p>

--- a/docs/treinamento/Manual-Risarte-Empresarial.docx
+++ b/docs/treinamento/Manual-Risarte-Empresarial.docx
@@ -180,7 +180,7 @@
           <w:sz w:val="20"/>
           <w:szCs w:val="20"/>
         </w:rPr>
-        <w:t xml:space="preserve">07 de outubro de 2026</w:t>
+        <w:t xml:space="preserve">13 de outubro de 2026</w:t>
       </w:r>
     </w:p>
     <w:p>
@@ -2420,25 +2420,61 @@
           <w:sz w:val="21"/>
           <w:szCs w:val="21"/>
         </w:rPr>
-        <w:t xml:space="preserve"> leva à ficha. Dentro dela, registre </w:t>
-      </w:r>
-      <w:r>
-        <w:rPr>
-          <w:b/>
-          <w:bCs/>
-          <w:color w:val="23293D"/>
-          <w:sz w:val="21"/>
-          <w:szCs w:val="21"/>
-        </w:rPr>
-        <w:t xml:space="preserve">nota/ligação</w:t>
-      </w:r>
-      <w:r>
-        <w:rPr>
-          <w:color w:val="23293D"/>
-          <w:sz w:val="21"/>
-          <w:szCs w:val="21"/>
-        </w:rPr>
-        <w:t xml:space="preserve"> na linha do tempo — é o histórico que sustenta a negociação três semanas depois, quando ninguém lembra do que foi combinado por telefone.</w:t>
+        <w:t xml:space="preserve"> mostra a janela rápida da empresa, e dela se vai à </w:t>
+      </w:r>
+      <w:r>
+        <w:rPr>
+          <w:b/>
+          <w:bCs/>
+          <w:color w:val="23293D"/>
+          <w:sz w:val="21"/>
+          <w:szCs w:val="21"/>
+        </w:rPr>
+        <w:t xml:space="preserve">ficha completa</w:t>
+      </w:r>
+      <w:r>
+        <w:rPr>
+          <w:color w:val="23293D"/>
+          <w:sz w:val="21"/>
+          <w:szCs w:val="21"/>
+        </w:rPr>
+        <w:t xml:space="preserve">. Registre cada </w:t>
+      </w:r>
+      <w:r>
+        <w:rPr>
+          <w:b/>
+          <w:bCs/>
+          <w:color w:val="23293D"/>
+          <w:sz w:val="21"/>
+          <w:szCs w:val="21"/>
+        </w:rPr>
+        <w:t xml:space="preserve">tentativa de contato, reunião e anotação</w:t>
+      </w:r>
+      <w:r>
+        <w:rPr>
+          <w:color w:val="23293D"/>
+          <w:sz w:val="21"/>
+          <w:szCs w:val="21"/>
+        </w:rPr>
+        <w:t xml:space="preserve"> — na janela do card ou na aba </w:t>
+      </w:r>
+      <w:r>
+        <w:rPr>
+          <w:b/>
+          <w:bCs/>
+          <w:color w:val="23293D"/>
+          <w:sz w:val="21"/>
+          <w:szCs w:val="21"/>
+        </w:rPr>
+        <w:t xml:space="preserve">Histórico</w:t>
+      </w:r>
+      <w:r>
+        <w:rPr>
+          <w:color w:val="23293D"/>
+          <w:sz w:val="21"/>
+          <w:szCs w:val="21"/>
+        </w:rPr>
+        <w:t xml:space="preserve"> da ficha, tanto faz: é o mesmo registro. É ele que sustenta a negociação três semanas depois, quando ninguém lembra do que foi combinado por telefone.</w:t>
       </w:r>
     </w:p>
     <w:p>
@@ -2507,6 +2543,17 @@
     </w:p>
     <w:p>
       <w:pPr>
+        <w:pStyle w:val="Heading2"/>
+      </w:pPr>
+      <w:r>
+        <w:rPr>
+          <w:color w:val="1F3253"/>
+        </w:rPr>
+        <w:t xml:space="preserve">O alto da ficha: quem é a empresa e o que fazer agora</w:t>
+      </w:r>
+    </w:p>
+    <w:p>
+      <w:pPr>
         <w:spacing w:after="140" w:line="280"/>
       </w:pPr>
       <w:r>
@@ -2515,71 +2562,35 @@
           <w:sz w:val="21"/>
           <w:szCs w:val="21"/>
         </w:rPr>
-        <w:t xml:space="preserve">A ficha tem </w:t>
-      </w:r>
-      <w:r>
-        <w:rPr>
-          <w:b/>
-          <w:bCs/>
-          <w:color w:val="23293D"/>
-          <w:sz w:val="21"/>
-          <w:szCs w:val="21"/>
-        </w:rPr>
-        <w:t xml:space="preserve">cinco abas</w:t>
-      </w:r>
-      <w:r>
-        <w:rPr>
-          <w:color w:val="23293D"/>
-          <w:sz w:val="21"/>
-          <w:szCs w:val="21"/>
-        </w:rPr>
-        <w:t xml:space="preserve">, e ela </w:t>
-      </w:r>
-      <w:r>
-        <w:rPr>
-          <w:b/>
-          <w:bCs/>
-          <w:color w:val="23293D"/>
-          <w:sz w:val="21"/>
-          <w:szCs w:val="21"/>
-        </w:rPr>
-        <w:t xml:space="preserve">abre na etapa em que a empresa está</w:t>
-      </w:r>
-      <w:r>
-        <w:rPr>
-          <w:color w:val="23293D"/>
-          <w:sz w:val="21"/>
-          <w:szCs w:val="21"/>
-        </w:rPr>
-        <w:t xml:space="preserve"> — quem abre uma empresa em follow-up não quer reler a entrevista inicial.</w:t>
-      </w:r>
-    </w:p>
-    <w:p>
-      <w:pPr>
-        <w:spacing w:after="140" w:line="280"/>
-      </w:pPr>
-      <w:r>
-        <w:rPr>
-          <w:b/>
-          <w:bCs/>
-          <w:color w:val="23293D"/>
-          <w:sz w:val="21"/>
-          <w:szCs w:val="21"/>
-        </w:rPr>
-        <w:t xml:space="preserve">Levantamento · Proposta · Apresentação · Envio e selos · Fechamento</w:t>
-      </w:r>
-    </w:p>
-    <w:p>
-      <w:pPr>
-        <w:spacing w:after="140" w:line="280"/>
-      </w:pPr>
-      <w:r>
-        <w:rPr>
-          <w:color w:val="23293D"/>
-          <w:sz w:val="21"/>
-          <w:szCs w:val="21"/>
-        </w:rPr>
-        <w:t xml:space="preserve">Cada aba mostra embaixo do nome a sua situação (</w:t>
+        <w:t xml:space="preserve">Antes das abas, a ficha mostra três coisas:</w:t>
+      </w:r>
+    </w:p>
+    <w:p>
+      <w:pPr>
+        <w:pStyle w:val="ListParagraph"/>
+        <w:numPr>
+          <w:ilvl w:val="0"/>
+          <w:numId w:val="5"/>
+        </w:numPr>
+        <w:spacing w:after="80" w:line="270"/>
+      </w:pPr>
+      <w:r>
+        <w:rPr>
+          <w:b/>
+          <w:bCs/>
+          <w:color w:val="23293D"/>
+          <w:sz w:val="21"/>
+          <w:szCs w:val="21"/>
+        </w:rPr>
+        <w:t xml:space="preserve">A fase e o que ela significa</w:t>
+      </w:r>
+      <w:r>
+        <w:rPr>
+          <w:color w:val="23293D"/>
+          <w:sz w:val="21"/>
+          <w:szCs w:val="21"/>
+        </w:rPr>
+        <w:t xml:space="preserve"> — no cabeçalho, embaixo do nome da empresa (</w:t>
       </w:r>
       <w:r>
         <w:rPr>
@@ -2589,15 +2600,169 @@
           <w:sz w:val="21"/>
           <w:szCs w:val="21"/>
         </w:rPr>
-        <w:t xml:space="preserve">falta 2 campos</w:t>
-      </w:r>
-      <w:r>
-        <w:rPr>
-          <w:color w:val="23293D"/>
-          <w:sz w:val="21"/>
-          <w:szCs w:val="21"/>
-        </w:rPr>
-        <w:t xml:space="preserve">, </w:t>
+        <w:t xml:space="preserve">"O programa já foi apresentado. Agora é levantar os dados e montar a proposta."</w:t>
+      </w:r>
+      <w:r>
+        <w:rPr>
+          <w:color w:val="23293D"/>
+          <w:sz w:val="21"/>
+          <w:szCs w:val="21"/>
+        </w:rPr>
+        <w:t xml:space="preserve">).</w:t>
+      </w:r>
+    </w:p>
+    <w:p>
+      <w:pPr>
+        <w:pStyle w:val="ListParagraph"/>
+        <w:numPr>
+          <w:ilvl w:val="0"/>
+          <w:numId w:val="5"/>
+        </w:numPr>
+        <w:spacing w:after="80" w:line="270"/>
+      </w:pPr>
+      <w:r>
+        <w:rPr>
+          <w:b/>
+          <w:bCs/>
+          <w:color w:val="23293D"/>
+          <w:sz w:val="21"/>
+          <w:szCs w:val="21"/>
+        </w:rPr>
+        <w:t xml:space="preserve">Dados da empresa</w:t>
+      </w:r>
+      <w:r>
+        <w:rPr>
+          <w:color w:val="23293D"/>
+          <w:sz w:val="21"/>
+          <w:szCs w:val="21"/>
+        </w:rPr>
+        <w:t xml:space="preserve"> — CNPJ, contato, telefone, consultor, origem, valor estimado, há quanto tempo está na fase e a </w:t>
+      </w:r>
+      <w:r>
+        <w:rPr>
+          <w:b/>
+          <w:bCs/>
+          <w:color w:val="23293D"/>
+          <w:sz w:val="21"/>
+          <w:szCs w:val="21"/>
+        </w:rPr>
+        <w:t xml:space="preserve">próxima ação</w:t>
+      </w:r>
+      <w:r>
+        <w:rPr>
+          <w:color w:val="23293D"/>
+          <w:sz w:val="21"/>
+          <w:szCs w:val="21"/>
+        </w:rPr>
+        <w:t xml:space="preserve"> agendada (em vermelho quando já passou da data). O botão </w:t>
+      </w:r>
+      <w:r>
+        <w:rPr>
+          <w:b/>
+          <w:bCs/>
+          <w:color w:val="23293D"/>
+          <w:sz w:val="21"/>
+          <w:szCs w:val="21"/>
+        </w:rPr>
+        <w:t xml:space="preserve">Editar dados</w:t>
+      </w:r>
+      <w:r>
+        <w:rPr>
+          <w:color w:val="23293D"/>
+          <w:sz w:val="21"/>
+          <w:szCs w:val="21"/>
+        </w:rPr>
+        <w:t xml:space="preserve"> abre o mesmo formulário do card do funil.</w:t>
+      </w:r>
+    </w:p>
+    <w:p>
+      <w:pPr>
+        <w:spacing w:after="140" w:line="280"/>
+      </w:pPr>
+      <w:r>
+        <w:rPr>
+          <w:color w:val="23293D"/>
+          <w:sz w:val="21"/>
+          <w:szCs w:val="21"/>
+        </w:rPr>
+        <w:t xml:space="preserve">&gt; </w:t>
+      </w:r>
+      <w:r>
+        <w:rPr>
+          <w:b/>
+          <w:bCs/>
+          <w:color w:val="23293D"/>
+          <w:sz w:val="21"/>
+          <w:szCs w:val="21"/>
+        </w:rPr>
+        <w:t xml:space="preserve">"Sem histórico anterior"</w:t>
+      </w:r>
+      <w:r>
+        <w:rPr>
+          <w:color w:val="23293D"/>
+          <w:sz w:val="21"/>
+          <w:szCs w:val="21"/>
+        </w:rPr>
+        <w:t xml:space="preserve"> ao lado do tempo na fase quer dizer que o &gt; relógio começou a contar em 14/09/2026, quando a empresa já estava &gt; naquela fase — o número não mede desde a entrada de verdade.</w:t>
+      </w:r>
+    </w:p>
+    <w:p>
+      <w:pPr>
+        <w:spacing w:after="140" w:line="280"/>
+      </w:pPr>
+      <w:r>
+        <w:rPr>
+          <w:color w:val="23293D"/>
+          <w:sz w:val="21"/>
+          <w:szCs w:val="21"/>
+        </w:rPr>
+        <w:t xml:space="preserve">&gt; </w:t>
+      </w:r>
+      <w:r>
+        <w:rPr>
+          <w:b/>
+          <w:bCs/>
+          <w:color w:val="23293D"/>
+          <w:sz w:val="21"/>
+          <w:szCs w:val="21"/>
+        </w:rPr>
+        <w:t xml:space="preserve">Sem o CNPJ completo não dá para criar o cadastro da empresa</w:t>
+      </w:r>
+      <w:r>
+        <w:rPr>
+          <w:color w:val="23293D"/>
+          <w:sz w:val="21"/>
+          <w:szCs w:val="21"/>
+        </w:rPr>
+        <w:t xml:space="preserve"> no &gt; fechamento. A ficha avisa enquanto ele estiver faltando.</w:t>
+      </w:r>
+    </w:p>
+    <w:p>
+      <w:pPr>
+        <w:pStyle w:val="ListParagraph"/>
+        <w:numPr>
+          <w:ilvl w:val="0"/>
+          <w:numId w:val="6"/>
+        </w:numPr>
+        <w:spacing w:after="80" w:line="270"/>
+      </w:pPr>
+      <w:r>
+        <w:rPr>
+          <w:b/>
+          <w:bCs/>
+          <w:color w:val="23293D"/>
+          <w:sz w:val="21"/>
+          <w:szCs w:val="21"/>
+        </w:rPr>
+        <w:t xml:space="preserve">Próximo passo</w:t>
+      </w:r>
+      <w:r>
+        <w:rPr>
+          <w:color w:val="23293D"/>
+          <w:sz w:val="21"/>
+          <w:szCs w:val="21"/>
+        </w:rPr>
+        <w:t xml:space="preserve"> — uma frase só, dizendo o que se faz agora com aquela empresa, e um botão que leva à aba onde isso se resolve. Quando a empresa andou no funil e algo ficou para trás (por exemplo: está em </w:t>
       </w:r>
       <w:r>
         <w:rPr>
@@ -2607,15 +2772,654 @@
           <w:sz w:val="21"/>
           <w:szCs w:val="21"/>
         </w:rPr>
-        <w:t xml:space="preserve">modelo da rede</w:t>
-      </w:r>
-      <w:r>
-        <w:rPr>
-          <w:color w:val="23293D"/>
-          <w:sz w:val="21"/>
-          <w:szCs w:val="21"/>
-        </w:rPr>
-        <w:t xml:space="preserve">, </w:t>
+        <w:t xml:space="preserve">Apresentado</w:t>
+      </w:r>
+      <w:r>
+        <w:rPr>
+          <w:color w:val="23293D"/>
+          <w:sz w:val="21"/>
+          <w:szCs w:val="21"/>
+        </w:rPr>
+        <w:t xml:space="preserve"> e o levantamento não começou), o quadro vira </w:t>
+      </w:r>
+      <w:r>
+        <w:rPr>
+          <w:b/>
+          <w:bCs/>
+          <w:color w:val="23293D"/>
+          <w:sz w:val="21"/>
+          <w:szCs w:val="21"/>
+        </w:rPr>
+        <w:t xml:space="preserve">Atenção</w:t>
+      </w:r>
+      <w:r>
+        <w:rPr>
+          <w:color w:val="23293D"/>
+          <w:sz w:val="21"/>
+          <w:szCs w:val="21"/>
+        </w:rPr>
+        <w:t xml:space="preserve"> e aponta o buraco antes do passo seguinte.</w:t>
+      </w:r>
+    </w:p>
+    <w:tbl>
+      <w:tblPr>
+        <w:tblW w:type="dxa" w:w="9638"/>
+        <w:tblBorders>
+          <w:top w:val="single" w:color="D8D4C8" w:sz="2"/>
+          <w:left w:val="single" w:color="D8D4C8" w:sz="2"/>
+          <w:bottom w:val="single" w:color="D8D4C8" w:sz="2"/>
+          <w:right w:val="single" w:color="D8D4C8" w:sz="2"/>
+          <w:insideH w:val="single" w:color="D8D4C8" w:sz="2"/>
+          <w:insideV w:val="single" w:color="D8D4C8" w:sz="2"/>
+        </w:tblBorders>
+        <w:tblLayout w:type="fixed"/>
+      </w:tblPr>
+      <w:tblGrid>
+        <w:gridCol w:w="3555"/>
+        <w:gridCol w:w="6083"/>
+      </w:tblGrid>
+      <w:tr>
+        <w:trPr>
+          <w:tblHeader/>
+        </w:trPr>
+        <w:tc>
+          <w:tcPr>
+            <w:tcW w:type="dxa" w:w="3555"/>
+            <w:shd w:fill="1F3253" w:color="auto" w:val="clear"/>
+            <w:tcMar>
+              <w:top w:type="dxa" w:w="90"/>
+              <w:left w:type="dxa" w:w="110"/>
+              <w:bottom w:type="dxa" w:w="90"/>
+              <w:right w:type="dxa" w:w="110"/>
+            </w:tcMar>
+            <w:vAlign w:val="center"/>
+          </w:tcPr>
+          <w:p>
+            <w:pPr>
+              <w:spacing w:after="0" w:line="250"/>
+            </w:pPr>
+            <w:r>
+              <w:rPr>
+                <w:b/>
+                <w:bCs/>
+                <w:color w:val="FFFFFF"/>
+                <w:sz w:val="19"/>
+                <w:szCs w:val="19"/>
+              </w:rPr>
+              <w:t xml:space="preserve">A empresa está em…</w:t>
+            </w:r>
+          </w:p>
+        </w:tc>
+        <w:tc>
+          <w:tcPr>
+            <w:tcW w:type="dxa" w:w="6083"/>
+            <w:shd w:fill="1F3253" w:color="auto" w:val="clear"/>
+            <w:tcMar>
+              <w:top w:type="dxa" w:w="90"/>
+              <w:left w:type="dxa" w:w="110"/>
+              <w:bottom w:type="dxa" w:w="90"/>
+              <w:right w:type="dxa" w:w="110"/>
+            </w:tcMar>
+            <w:vAlign w:val="center"/>
+          </w:tcPr>
+          <w:p>
+            <w:pPr>
+              <w:spacing w:after="0" w:line="250"/>
+            </w:pPr>
+            <w:r>
+              <w:rPr>
+                <w:b/>
+                <w:bCs/>
+                <w:color w:val="FFFFFF"/>
+                <w:sz w:val="19"/>
+                <w:szCs w:val="19"/>
+              </w:rPr>
+              <w:t xml:space="preserve">O próximo passo diz…</w:t>
+            </w:r>
+          </w:p>
+        </w:tc>
+      </w:tr>
+      <w:tr>
+        <w:tc>
+          <w:tcPr>
+            <w:tcW w:type="dxa" w:w="3555"/>
+            <w:tcMar>
+              <w:top w:type="dxa" w:w="90"/>
+              <w:left w:type="dxa" w:w="110"/>
+              <w:bottom w:type="dxa" w:w="90"/>
+              <w:right w:type="dxa" w:w="110"/>
+            </w:tcMar>
+            <w:vAlign w:val="center"/>
+          </w:tcPr>
+          <w:p>
+            <w:pPr>
+              <w:spacing w:after="0" w:line="250"/>
+            </w:pPr>
+            <w:r>
+              <w:rPr>
+                <w:color w:val="23293D"/>
+                <w:sz w:val="20"/>
+                <w:szCs w:val="20"/>
+              </w:rPr>
+              <w:t xml:space="preserve">Captação</w:t>
+            </w:r>
+          </w:p>
+        </w:tc>
+        <w:tc>
+          <w:tcPr>
+            <w:tcW w:type="dxa" w:w="6083"/>
+            <w:tcMar>
+              <w:top w:type="dxa" w:w="90"/>
+              <w:left w:type="dxa" w:w="110"/>
+              <w:bottom w:type="dxa" w:w="90"/>
+              <w:right w:type="dxa" w:w="110"/>
+            </w:tcMar>
+            <w:vAlign w:val="center"/>
+          </w:tcPr>
+          <w:p>
+            <w:pPr>
+              <w:spacing w:after="0" w:line="250"/>
+            </w:pPr>
+            <w:r>
+              <w:rPr>
+                <w:color w:val="23293D"/>
+                <w:sz w:val="20"/>
+                <w:szCs w:val="20"/>
+              </w:rPr>
+              <w:t xml:space="preserve">Fazer o primeiro contato</w:t>
+            </w:r>
+          </w:p>
+        </w:tc>
+      </w:tr>
+      <w:tr>
+        <w:tc>
+          <w:tcPr>
+            <w:tcW w:type="dxa" w:w="3555"/>
+            <w:shd w:fill="F7F6F2" w:color="auto" w:val="clear"/>
+            <w:tcMar>
+              <w:top w:type="dxa" w:w="90"/>
+              <w:left w:type="dxa" w:w="110"/>
+              <w:bottom w:type="dxa" w:w="90"/>
+              <w:right w:type="dxa" w:w="110"/>
+            </w:tcMar>
+            <w:vAlign w:val="center"/>
+          </w:tcPr>
+          <w:p>
+            <w:pPr>
+              <w:spacing w:after="0" w:line="250"/>
+            </w:pPr>
+            <w:r>
+              <w:rPr>
+                <w:color w:val="23293D"/>
+                <w:sz w:val="20"/>
+                <w:szCs w:val="20"/>
+              </w:rPr>
+              <w:t xml:space="preserve">Contato</w:t>
+            </w:r>
+          </w:p>
+        </w:tc>
+        <w:tc>
+          <w:tcPr>
+            <w:tcW w:type="dxa" w:w="6083"/>
+            <w:shd w:fill="F7F6F2" w:color="auto" w:val="clear"/>
+            <w:tcMar>
+              <w:top w:type="dxa" w:w="90"/>
+              <w:left w:type="dxa" w:w="110"/>
+              <w:bottom w:type="dxa" w:w="90"/>
+              <w:right w:type="dxa" w:w="110"/>
+            </w:tcMar>
+            <w:vAlign w:val="center"/>
+          </w:tcPr>
+          <w:p>
+            <w:pPr>
+              <w:spacing w:after="0" w:line="250"/>
+            </w:pPr>
+            <w:r>
+              <w:rPr>
+                <w:color w:val="23293D"/>
+                <w:sz w:val="20"/>
+                <w:szCs w:val="20"/>
+              </w:rPr>
+              <w:t xml:space="preserve">Conseguir a reunião (e quantas tentativas já houve)</w:t>
+            </w:r>
+          </w:p>
+        </w:tc>
+      </w:tr>
+      <w:tr>
+        <w:tc>
+          <w:tcPr>
+            <w:tcW w:type="dxa" w:w="3555"/>
+            <w:tcMar>
+              <w:top w:type="dxa" w:w="90"/>
+              <w:left w:type="dxa" w:w="110"/>
+              <w:bottom w:type="dxa" w:w="90"/>
+              <w:right w:type="dxa" w:w="110"/>
+            </w:tcMar>
+            <w:vAlign w:val="center"/>
+          </w:tcPr>
+          <w:p>
+            <w:pPr>
+              <w:spacing w:after="0" w:line="250"/>
+            </w:pPr>
+            <w:r>
+              <w:rPr>
+                <w:color w:val="23293D"/>
+                <w:sz w:val="20"/>
+                <w:szCs w:val="20"/>
+              </w:rPr>
+              <w:t xml:space="preserve">Reunião agendada</w:t>
+            </w:r>
+          </w:p>
+        </w:tc>
+        <w:tc>
+          <w:tcPr>
+            <w:tcW w:type="dxa" w:w="6083"/>
+            <w:tcMar>
+              <w:top w:type="dxa" w:w="90"/>
+              <w:left w:type="dxa" w:w="110"/>
+              <w:bottom w:type="dxa" w:w="90"/>
+              <w:right w:type="dxa" w:w="110"/>
+            </w:tcMar>
+            <w:vAlign w:val="center"/>
+          </w:tcPr>
+          <w:p>
+            <w:pPr>
+              <w:spacing w:after="0" w:line="250"/>
+            </w:pPr>
+            <w:r>
+              <w:rPr>
+                <w:color w:val="23293D"/>
+                <w:sz w:val="20"/>
+                <w:szCs w:val="20"/>
+              </w:rPr>
+              <w:t xml:space="preserve">Preparar a apresentação</w:t>
+            </w:r>
+          </w:p>
+        </w:tc>
+      </w:tr>
+      <w:tr>
+        <w:tc>
+          <w:tcPr>
+            <w:tcW w:type="dxa" w:w="3555"/>
+            <w:shd w:fill="F7F6F2" w:color="auto" w:val="clear"/>
+            <w:tcMar>
+              <w:top w:type="dxa" w:w="90"/>
+              <w:left w:type="dxa" w:w="110"/>
+              <w:bottom w:type="dxa" w:w="90"/>
+              <w:right w:type="dxa" w:w="110"/>
+            </w:tcMar>
+            <w:vAlign w:val="center"/>
+          </w:tcPr>
+          <w:p>
+            <w:pPr>
+              <w:spacing w:after="0" w:line="250"/>
+            </w:pPr>
+            <w:r>
+              <w:rPr>
+                <w:color w:val="23293D"/>
+                <w:sz w:val="20"/>
+                <w:szCs w:val="20"/>
+              </w:rPr>
+              <w:t xml:space="preserve">Apresentado</w:t>
+            </w:r>
+          </w:p>
+        </w:tc>
+        <w:tc>
+          <w:tcPr>
+            <w:tcW w:type="dxa" w:w="6083"/>
+            <w:shd w:fill="F7F6F2" w:color="auto" w:val="clear"/>
+            <w:tcMar>
+              <w:top w:type="dxa" w:w="90"/>
+              <w:left w:type="dxa" w:w="110"/>
+              <w:bottom w:type="dxa" w:w="90"/>
+              <w:right w:type="dxa" w:w="110"/>
+            </w:tcMar>
+            <w:vAlign w:val="center"/>
+          </w:tcPr>
+          <w:p>
+            <w:pPr>
+              <w:spacing w:after="0" w:line="250"/>
+            </w:pPr>
+            <w:r>
+              <w:rPr>
+                <w:color w:val="23293D"/>
+                <w:sz w:val="20"/>
+                <w:szCs w:val="20"/>
+              </w:rPr>
+              <w:t xml:space="preserve">Completar a proposta — ou enviá-la, se já está pronta</w:t>
+            </w:r>
+          </w:p>
+        </w:tc>
+      </w:tr>
+      <w:tr>
+        <w:tc>
+          <w:tcPr>
+            <w:tcW w:type="dxa" w:w="3555"/>
+            <w:tcMar>
+              <w:top w:type="dxa" w:w="90"/>
+              <w:left w:type="dxa" w:w="110"/>
+              <w:bottom w:type="dxa" w:w="90"/>
+              <w:right w:type="dxa" w:w="110"/>
+            </w:tcMar>
+            <w:vAlign w:val="center"/>
+          </w:tcPr>
+          <w:p>
+            <w:pPr>
+              <w:spacing w:after="0" w:line="250"/>
+            </w:pPr>
+            <w:r>
+              <w:rPr>
+                <w:color w:val="23293D"/>
+                <w:sz w:val="20"/>
+                <w:szCs w:val="20"/>
+              </w:rPr>
+              <w:t xml:space="preserve">Proposta enviada / Follow-up</w:t>
+            </w:r>
+          </w:p>
+        </w:tc>
+        <w:tc>
+          <w:tcPr>
+            <w:tcW w:type="dxa" w:w="6083"/>
+            <w:tcMar>
+              <w:top w:type="dxa" w:w="90"/>
+              <w:left w:type="dxa" w:w="110"/>
+              <w:bottom w:type="dxa" w:w="90"/>
+              <w:right w:type="dxa" w:w="110"/>
+            </w:tcMar>
+            <w:vAlign w:val="center"/>
+          </w:tcPr>
+          <w:p>
+            <w:pPr>
+              <w:spacing w:after="0" w:line="250"/>
+            </w:pPr>
+            <w:r>
+              <w:rPr>
+                <w:color w:val="23293D"/>
+                <w:sz w:val="20"/>
+                <w:szCs w:val="20"/>
+              </w:rPr>
+              <w:t xml:space="preserve">Registrar o envio, conseguir a assinatura, confirmar o pagamento — nessa ordem</w:t>
+            </w:r>
+          </w:p>
+        </w:tc>
+      </w:tr>
+      <w:tr>
+        <w:tc>
+          <w:tcPr>
+            <w:tcW w:type="dxa" w:w="3555"/>
+            <w:shd w:fill="F7F6F2" w:color="auto" w:val="clear"/>
+            <w:tcMar>
+              <w:top w:type="dxa" w:w="90"/>
+              <w:left w:type="dxa" w:w="110"/>
+              <w:bottom w:type="dxa" w:w="90"/>
+              <w:right w:type="dxa" w:w="110"/>
+            </w:tcMar>
+            <w:vAlign w:val="center"/>
+          </w:tcPr>
+          <w:p>
+            <w:pPr>
+              <w:spacing w:after="0" w:line="250"/>
+            </w:pPr>
+            <w:r>
+              <w:rPr>
+                <w:color w:val="23293D"/>
+                <w:sz w:val="20"/>
+                <w:szCs w:val="20"/>
+              </w:rPr>
+              <w:t xml:space="preserve">Fechamento (ganho)</w:t>
+            </w:r>
+          </w:p>
+        </w:tc>
+        <w:tc>
+          <w:tcPr>
+            <w:tcW w:type="dxa" w:w="6083"/>
+            <w:shd w:fill="F7F6F2" w:color="auto" w:val="clear"/>
+            <w:tcMar>
+              <w:top w:type="dxa" w:w="90"/>
+              <w:left w:type="dxa" w:w="110"/>
+              <w:bottom w:type="dxa" w:w="90"/>
+              <w:right w:type="dxa" w:w="110"/>
+            </w:tcMar>
+            <w:vAlign w:val="center"/>
+          </w:tcPr>
+          <w:p>
+            <w:pPr>
+              <w:spacing w:after="0" w:line="250"/>
+            </w:pPr>
+            <w:r>
+              <w:rPr>
+                <w:color w:val="23293D"/>
+                <w:sz w:val="20"/>
+                <w:szCs w:val="20"/>
+              </w:rPr>
+              <w:t xml:space="preserve">Criar o cadastro da empresa; depois, fazer a conferência</w:t>
+            </w:r>
+          </w:p>
+        </w:tc>
+      </w:tr>
+      <w:tr>
+        <w:tc>
+          <w:tcPr>
+            <w:tcW w:type="dxa" w:w="3555"/>
+            <w:tcMar>
+              <w:top w:type="dxa" w:w="90"/>
+              <w:left w:type="dxa" w:w="110"/>
+              <w:bottom w:type="dxa" w:w="90"/>
+              <w:right w:type="dxa" w:w="110"/>
+            </w:tcMar>
+            <w:vAlign w:val="center"/>
+          </w:tcPr>
+          <w:p>
+            <w:pPr>
+              <w:spacing w:after="0" w:line="250"/>
+            </w:pPr>
+            <w:r>
+              <w:rPr>
+                <w:color w:val="23293D"/>
+                <w:sz w:val="20"/>
+                <w:szCs w:val="20"/>
+              </w:rPr>
+              <w:t xml:space="preserve">Implantação</w:t>
+            </w:r>
+          </w:p>
+        </w:tc>
+        <w:tc>
+          <w:tcPr>
+            <w:tcW w:type="dxa" w:w="6083"/>
+            <w:tcMar>
+              <w:top w:type="dxa" w:w="90"/>
+              <w:left w:type="dxa" w:w="110"/>
+              <w:bottom w:type="dxa" w:w="90"/>
+              <w:right w:type="dxa" w:w="110"/>
+            </w:tcMar>
+            <w:vAlign w:val="center"/>
+          </w:tcPr>
+          <w:p>
+            <w:pPr>
+              <w:spacing w:after="0" w:line="250"/>
+            </w:pPr>
+            <w:r>
+              <w:rPr>
+                <w:color w:val="23293D"/>
+                <w:sz w:val="20"/>
+                <w:szCs w:val="20"/>
+              </w:rPr>
+              <w:t xml:space="preserve">Concluir a implantação (</w:t>
+            </w:r>
+            <w:r>
+              <w:rPr>
+                <w:i/>
+                <w:iCs/>
+                <w:color w:val="23293D"/>
+                <w:sz w:val="20"/>
+                <w:szCs w:val="20"/>
+              </w:rPr>
+              <w:t xml:space="preserve">2 de 5 passos resolvidos</w:t>
+            </w:r>
+            <w:r>
+              <w:rPr>
+                <w:color w:val="23293D"/>
+                <w:sz w:val="20"/>
+                <w:szCs w:val="20"/>
+              </w:rPr>
+              <w:t xml:space="preserve">)</w:t>
+            </w:r>
+          </w:p>
+        </w:tc>
+      </w:tr>
+      <w:tr>
+        <w:tc>
+          <w:tcPr>
+            <w:tcW w:type="dxa" w:w="3555"/>
+            <w:shd w:fill="F7F6F2" w:color="auto" w:val="clear"/>
+            <w:tcMar>
+              <w:top w:type="dxa" w:w="90"/>
+              <w:left w:type="dxa" w:w="110"/>
+              <w:bottom w:type="dxa" w:w="90"/>
+              <w:right w:type="dxa" w:w="110"/>
+            </w:tcMar>
+            <w:vAlign w:val="center"/>
+          </w:tcPr>
+          <w:p>
+            <w:pPr>
+              <w:spacing w:after="0" w:line="250"/>
+            </w:pPr>
+            <w:r>
+              <w:rPr>
+                <w:color w:val="23293D"/>
+                <w:sz w:val="20"/>
+                <w:szCs w:val="20"/>
+              </w:rPr>
+              <w:t xml:space="preserve">Fechamento (perda)</w:t>
+            </w:r>
+          </w:p>
+        </w:tc>
+        <w:tc>
+          <w:tcPr>
+            <w:tcW w:type="dxa" w:w="6083"/>
+            <w:shd w:fill="F7F6F2" w:color="auto" w:val="clear"/>
+            <w:tcMar>
+              <w:top w:type="dxa" w:w="90"/>
+              <w:left w:type="dxa" w:w="110"/>
+              <w:bottom w:type="dxa" w:w="90"/>
+              <w:right w:type="dxa" w:w="110"/>
+            </w:tcMar>
+            <w:vAlign w:val="center"/>
+          </w:tcPr>
+          <w:p>
+            <w:pPr>
+              <w:spacing w:after="0" w:line="250"/>
+            </w:pPr>
+            <w:r>
+              <w:rPr>
+                <w:color w:val="23293D"/>
+                <w:sz w:val="20"/>
+                <w:szCs w:val="20"/>
+              </w:rPr>
+              <w:t xml:space="preserve">Não há passo: mostra o motivo registrado</w:t>
+            </w:r>
+          </w:p>
+        </w:tc>
+      </w:tr>
+    </w:tbl>
+    <w:p>
+      <w:pPr>
+        <w:spacing w:after="140" w:line="120"/>
+      </w:pPr>
+      <w:r>
+        <w:rPr>
+          <w:sz w:val="2"/>
+          <w:szCs w:val="2"/>
+        </w:rPr>
+        <w:t xml:space="preserve"/>
+      </w:r>
+    </w:p>
+    <w:p>
+      <w:pPr>
+        <w:pStyle w:val="Heading2"/>
+      </w:pPr>
+      <w:r>
+        <w:rPr>
+          <w:color w:val="1F3253"/>
+        </w:rPr>
+        <w:t xml:space="preserve">As abas</w:t>
+      </w:r>
+    </w:p>
+    <w:p>
+      <w:pPr>
+        <w:spacing w:after="140" w:line="280"/>
+      </w:pPr>
+      <w:r>
+        <w:rPr>
+          <w:color w:val="23293D"/>
+          <w:sz w:val="21"/>
+          <w:szCs w:val="21"/>
+        </w:rPr>
+        <w:t xml:space="preserve">A ficha tem </w:t>
+      </w:r>
+      <w:r>
+        <w:rPr>
+          <w:b/>
+          <w:bCs/>
+          <w:color w:val="23293D"/>
+          <w:sz w:val="21"/>
+          <w:szCs w:val="21"/>
+        </w:rPr>
+        <w:t xml:space="preserve">seis abas</w:t>
+      </w:r>
+      <w:r>
+        <w:rPr>
+          <w:color w:val="23293D"/>
+          <w:sz w:val="21"/>
+          <w:szCs w:val="21"/>
+        </w:rPr>
+        <w:t xml:space="preserve">, e ela </w:t>
+      </w:r>
+      <w:r>
+        <w:rPr>
+          <w:b/>
+          <w:bCs/>
+          <w:color w:val="23293D"/>
+          <w:sz w:val="21"/>
+          <w:szCs w:val="21"/>
+        </w:rPr>
+        <w:t xml:space="preserve">abre na etapa em que a empresa está</w:t>
+      </w:r>
+      <w:r>
+        <w:rPr>
+          <w:color w:val="23293D"/>
+          <w:sz w:val="21"/>
+          <w:szCs w:val="21"/>
+        </w:rPr>
+        <w:t xml:space="preserve"> — quem abre uma empresa em follow-up não quer reler a entrevista inicial.</w:t>
+      </w:r>
+    </w:p>
+    <w:p>
+      <w:pPr>
+        <w:spacing w:after="140" w:line="280"/>
+      </w:pPr>
+      <w:r>
+        <w:rPr>
+          <w:b/>
+          <w:bCs/>
+          <w:color w:val="23293D"/>
+          <w:sz w:val="21"/>
+          <w:szCs w:val="21"/>
+        </w:rPr>
+        <w:t xml:space="preserve">Levantamento · Proposta · Apresentação · Envio e selos · Fechamento · Histórico</w:t>
+      </w:r>
+    </w:p>
+    <w:p>
+      <w:pPr>
+        <w:spacing w:after="140" w:line="280"/>
+      </w:pPr>
+      <w:r>
+        <w:rPr>
+          <w:color w:val="23293D"/>
+          <w:sz w:val="21"/>
+          <w:szCs w:val="21"/>
+        </w:rPr>
+        <w:t xml:space="preserve">Cada aba mostra embaixo do nome a sua situação (</w:t>
       </w:r>
       <w:r>
         <w:rPr>
@@ -2625,7 +3429,7 @@
           <w:sz w:val="21"/>
           <w:szCs w:val="21"/>
         </w:rPr>
-        <w:t xml:space="preserve">nada enviado</w:t>
+        <w:t xml:space="preserve">falta 2 campos</w:t>
       </w:r>
       <w:r>
         <w:rPr>
@@ -2643,7 +3447,7 @@
           <w:sz w:val="21"/>
           <w:szCs w:val="21"/>
         </w:rPr>
-        <w:t xml:space="preserve">em aberto</w:t>
+        <w:t xml:space="preserve">modelo da rede</w:t>
       </w:r>
       <w:r>
         <w:rPr>
@@ -2661,39 +3465,87 @@
           <w:sz w:val="21"/>
           <w:szCs w:val="21"/>
         </w:rPr>
-        <w:t xml:space="preserve">implantação 3/7</w:t>
-      </w:r>
-      <w:r>
-        <w:rPr>
-          <w:color w:val="23293D"/>
-          <w:sz w:val="21"/>
-          <w:szCs w:val="21"/>
-        </w:rPr>
-        <w:t xml:space="preserve">).</w:t>
-      </w:r>
-    </w:p>
-    <w:p>
-      <w:pPr>
-        <w:pStyle w:val="Heading2"/>
-      </w:pPr>
-      <w:r>
-        <w:rPr>
-          <w:color w:val="1F3253"/>
-        </w:rPr>
-        <w:t xml:space="preserve">Levantamento — o que a empresa TEM</w:t>
-      </w:r>
-    </w:p>
-    <w:p>
-      <w:pPr>
-        <w:spacing w:after="140" w:line="280"/>
-      </w:pPr>
-      <w:r>
-        <w:rPr>
-          <w:color w:val="23293D"/>
-          <w:sz w:val="21"/>
-          <w:szCs w:val="21"/>
-        </w:rPr>
-        <w:t xml:space="preserve">Aqui se registra a realidade da empresa, não a oferta: convênio atual, quanto ela paga hoje, quantas pessoas, interesse, chance de fechar, observações.</w:t>
+        <w:t xml:space="preserve">nada enviado</w:t>
+      </w:r>
+      <w:r>
+        <w:rPr>
+          <w:color w:val="23293D"/>
+          <w:sz w:val="21"/>
+          <w:szCs w:val="21"/>
+        </w:rPr>
+        <w:t xml:space="preserve">, </w:t>
+      </w:r>
+      <w:r>
+        <w:rPr>
+          <w:i/>
+          <w:iCs/>
+          <w:color w:val="23293D"/>
+          <w:sz w:val="21"/>
+          <w:szCs w:val="21"/>
+        </w:rPr>
+        <w:t xml:space="preserve">em aberto</w:t>
+      </w:r>
+      <w:r>
+        <w:rPr>
+          <w:color w:val="23293D"/>
+          <w:sz w:val="21"/>
+          <w:szCs w:val="21"/>
+        </w:rPr>
+        <w:t xml:space="preserve">, </w:t>
+      </w:r>
+      <w:r>
+        <w:rPr>
+          <w:i/>
+          <w:iCs/>
+          <w:color w:val="23293D"/>
+          <w:sz w:val="21"/>
+          <w:szCs w:val="21"/>
+        </w:rPr>
+        <w:t xml:space="preserve">falta criar a empresa</w:t>
+      </w:r>
+      <w:r>
+        <w:rPr>
+          <w:color w:val="23293D"/>
+          <w:sz w:val="21"/>
+          <w:szCs w:val="21"/>
+        </w:rPr>
+        <w:t xml:space="preserve">, </w:t>
+      </w:r>
+      <w:r>
+        <w:rPr>
+          <w:i/>
+          <w:iCs/>
+          <w:color w:val="23293D"/>
+          <w:sz w:val="21"/>
+          <w:szCs w:val="21"/>
+        </w:rPr>
+        <w:t xml:space="preserve">implantação 3/5</w:t>
+      </w:r>
+      <w:r>
+        <w:rPr>
+          <w:color w:val="23293D"/>
+          <w:sz w:val="21"/>
+          <w:szCs w:val="21"/>
+        </w:rPr>
+        <w:t xml:space="preserve">, </w:t>
+      </w:r>
+      <w:r>
+        <w:rPr>
+          <w:i/>
+          <w:iCs/>
+          <w:color w:val="23293D"/>
+          <w:sz w:val="21"/>
+          <w:szCs w:val="21"/>
+        </w:rPr>
+        <w:t xml:space="preserve">8 registros</w:t>
+      </w:r>
+      <w:r>
+        <w:rPr>
+          <w:color w:val="23293D"/>
+          <w:sz w:val="21"/>
+          <w:szCs w:val="21"/>
+        </w:rPr>
+        <w:t xml:space="preserve">). Âmbar é pendência; cinza é informação.</w:t>
       </w:r>
     </w:p>
     <w:tbl>
@@ -2735,15 +3587,33 @@
                 <w:sz w:val="21"/>
                 <w:szCs w:val="21"/>
               </w:rPr>
-              <w:t xml:space="preserve">Levantar e oferecer são dois atos diferentes.</w:t>
-            </w:r>
-            <w:r>
-              <w:rPr>
-                <w:color w:val="23293D"/>
-                <w:sz w:val="21"/>
-                <w:szCs w:val="21"/>
-              </w:rPr>
-              <w:t xml:space="preserve"> Por isso são abas separadas: quem vai ajustar um valor não precisa reler a entrevista inteira pelo caminho.</w:t>
+              <w:t xml:space="preserve">Empresa perdida não tem pendência.</w:t>
+            </w:r>
+            <w:r>
+              <w:rPr>
+                <w:color w:val="23293D"/>
+                <w:sz w:val="21"/>
+                <w:szCs w:val="21"/>
+              </w:rPr>
+              <w:t xml:space="preserve"> As abas continuam dizendo o que ficou por fazer (</w:t>
+            </w:r>
+            <w:r>
+              <w:rPr>
+                <w:i/>
+                <w:iCs/>
+                <w:color w:val="23293D"/>
+                <w:sz w:val="21"/>
+                <w:szCs w:val="21"/>
+              </w:rPr>
+              <w:t xml:space="preserve">nada enviado</w:t>
+            </w:r>
+            <w:r>
+              <w:rPr>
+                <w:color w:val="23293D"/>
+                <w:sz w:val="21"/>
+                <w:szCs w:val="21"/>
+              </w:rPr>
+              <w:t xml:space="preserve">), mas sem o âmbar — ninguém vai completar a proposta de um negócio que acabou.</w:t>
             </w:r>
           </w:p>
         </w:tc>
@@ -2759,6 +3629,30 @@
           <w:szCs w:val="2"/>
         </w:rPr>
         <w:t xml:space="preserve"/>
+      </w:r>
+    </w:p>
+    <w:p>
+      <w:pPr>
+        <w:pStyle w:val="Heading2"/>
+      </w:pPr>
+      <w:r>
+        <w:rPr>
+          <w:color w:val="1F3253"/>
+        </w:rPr>
+        <w:t xml:space="preserve">Levantamento — o que a empresa TEM</w:t>
+      </w:r>
+    </w:p>
+    <w:p>
+      <w:pPr>
+        <w:spacing w:after="140" w:line="280"/>
+      </w:pPr>
+      <w:r>
+        <w:rPr>
+          <w:color w:val="23293D"/>
+          <w:sz w:val="21"/>
+          <w:szCs w:val="21"/>
+        </w:rPr>
+        <w:t xml:space="preserve">Aqui se registra a realidade da empresa, não a oferta: convênio atual, quanto ela paga hoje, quantas pessoas, interesse, chance de fechar, observações.</w:t>
       </w:r>
     </w:p>
     <w:tbl>
@@ -2800,33 +3694,15 @@
                 <w:sz w:val="21"/>
                 <w:szCs w:val="21"/>
               </w:rPr>
-              <w:t xml:space="preserve">"Não começou" ≠ "falta 1 campo".</w:t>
-            </w:r>
-            <w:r>
-              <w:rPr>
-                <w:color w:val="23293D"/>
-                <w:sz w:val="21"/>
-                <w:szCs w:val="21"/>
-              </w:rPr>
-              <w:t xml:space="preserve"> Empresa sem levantamento nenhum diz </w:t>
-            </w:r>
-            <w:r>
-              <w:rPr>
-                <w:i/>
-                <w:iCs/>
-                <w:color w:val="23293D"/>
-                <w:sz w:val="21"/>
-                <w:szCs w:val="21"/>
-              </w:rPr>
-              <w:t xml:space="preserve">não começou</w:t>
-            </w:r>
-            <w:r>
-              <w:rPr>
-                <w:color w:val="23293D"/>
-                <w:sz w:val="21"/>
-                <w:szCs w:val="21"/>
-              </w:rPr>
-              <w:t xml:space="preserve">. É informação diferente, e o sistema separa as duas.</w:t>
+              <w:t xml:space="preserve">Levantar e oferecer são dois atos diferentes.</w:t>
+            </w:r>
+            <w:r>
+              <w:rPr>
+                <w:color w:val="23293D"/>
+                <w:sz w:val="21"/>
+                <w:szCs w:val="21"/>
+              </w:rPr>
+              <w:t xml:space="preserve"> Por isso são abas separadas: quem vai ajustar um valor não precisa reler a entrevista inteira pelo caminho.</w:t>
             </w:r>
           </w:p>
         </w:tc>
@@ -2844,6 +3720,89 @@
         <w:t xml:space="preserve"/>
       </w:r>
     </w:p>
+    <w:tbl>
+      <w:tblPr>
+        <w:tblW w:type="dxa" w:w="9638"/>
+        <w:tblBorders>
+          <w:top w:val="single" w:color="F5F3EC" w:sz="2"/>
+          <w:left w:val="single" w:color="B98B2E" w:sz="18"/>
+          <w:bottom w:val="single" w:color="F5F3EC" w:sz="2"/>
+          <w:right w:val="single" w:color="F5F3EC" w:sz="2"/>
+          <w:insideH w:val="none" w:color="auto" w:sz="0"/>
+          <w:insideV w:val="none" w:color="auto" w:sz="0"/>
+        </w:tblBorders>
+      </w:tblPr>
+      <w:tblGrid>
+        <w:gridCol w:w="9638"/>
+      </w:tblGrid>
+      <w:tr>
+        <w:tc>
+          <w:tcPr>
+            <w:tcW w:type="dxa" w:w="9638"/>
+            <w:shd w:fill="F5F3EC" w:color="auto" w:val="clear"/>
+            <w:tcMar>
+              <w:top w:type="dxa" w:w="160"/>
+              <w:left w:type="dxa" w:w="220"/>
+              <w:bottom w:type="dxa" w:w="160"/>
+              <w:right w:type="dxa" w:w="200"/>
+            </w:tcMar>
+          </w:tcPr>
+          <w:p>
+            <w:pPr>
+              <w:spacing w:after="140" w:line="280"/>
+            </w:pPr>
+            <w:r>
+              <w:rPr>
+                <w:b/>
+                <w:bCs/>
+                <w:color w:val="23293D"/>
+                <w:sz w:val="21"/>
+                <w:szCs w:val="21"/>
+              </w:rPr>
+              <w:t xml:space="preserve">"Não começou" ≠ "falta 1 campo".</w:t>
+            </w:r>
+            <w:r>
+              <w:rPr>
+                <w:color w:val="23293D"/>
+                <w:sz w:val="21"/>
+                <w:szCs w:val="21"/>
+              </w:rPr>
+              <w:t xml:space="preserve"> Empresa sem levantamento nenhum diz </w:t>
+            </w:r>
+            <w:r>
+              <w:rPr>
+                <w:i/>
+                <w:iCs/>
+                <w:color w:val="23293D"/>
+                <w:sz w:val="21"/>
+                <w:szCs w:val="21"/>
+              </w:rPr>
+              <w:t xml:space="preserve">não começou</w:t>
+            </w:r>
+            <w:r>
+              <w:rPr>
+                <w:color w:val="23293D"/>
+                <w:sz w:val="21"/>
+                <w:szCs w:val="21"/>
+              </w:rPr>
+              <w:t xml:space="preserve">. É informação diferente, e o sistema separa as duas.</w:t>
+            </w:r>
+          </w:p>
+        </w:tc>
+      </w:tr>
+    </w:tbl>
+    <w:p>
+      <w:pPr>
+        <w:spacing w:after="140" w:line="120"/>
+      </w:pPr>
+      <w:r>
+        <w:rPr>
+          <w:sz w:val="2"/>
+          <w:szCs w:val="2"/>
+        </w:rPr>
+        <w:t xml:space="preserve"/>
+      </w:r>
+    </w:p>
     <w:p>
       <w:pPr>
         <w:pStyle w:val="Heading2"/>
@@ -3027,25 +3986,525 @@
           <w:sz w:val="21"/>
           <w:szCs w:val="21"/>
         </w:rPr>
-        <w:t xml:space="preserve">O desfecho, e os passos da implantação. Empresa </w:t>
-      </w:r>
-      <w:r>
-        <w:rPr>
-          <w:b/>
-          <w:bCs/>
-          <w:color w:val="23293D"/>
-          <w:sz w:val="21"/>
-          <w:szCs w:val="21"/>
-        </w:rPr>
-        <w:t xml:space="preserve">perdida</w:t>
-      </w:r>
-      <w:r>
-        <w:rPr>
-          <w:color w:val="23293D"/>
-          <w:sz w:val="21"/>
-          <w:szCs w:val="21"/>
-        </w:rPr>
-        <w:t xml:space="preserve"> também abre aqui — é onde está a resposta, e abrir no levantamento sugeriria que ainda há o que preencher.</w:t>
+        <w:t xml:space="preserve">O que a aba mostra depende de onde a empresa está:</w:t>
+      </w:r>
+    </w:p>
+    <w:p>
+      <w:pPr>
+        <w:pStyle w:val="ListParagraph"/>
+        <w:numPr>
+          <w:ilvl w:val="0"/>
+          <w:numId w:val="7"/>
+        </w:numPr>
+        <w:spacing w:after="80" w:line="270"/>
+      </w:pPr>
+      <w:r>
+        <w:rPr>
+          <w:b/>
+          <w:bCs/>
+          <w:color w:val="23293D"/>
+          <w:sz w:val="21"/>
+          <w:szCs w:val="21"/>
+        </w:rPr>
+        <w:t xml:space="preserve">Ainda em negociação</w:t>
+      </w:r>
+      <w:r>
+        <w:rPr>
+          <w:color w:val="23293D"/>
+          <w:sz w:val="21"/>
+          <w:szCs w:val="21"/>
+        </w:rPr>
+        <w:t xml:space="preserve"> — </w:t>
+      </w:r>
+      <w:r>
+        <w:rPr>
+          <w:i/>
+          <w:iCs/>
+          <w:color w:val="23293D"/>
+          <w:sz w:val="21"/>
+          <w:szCs w:val="21"/>
+        </w:rPr>
+        <w:t xml:space="preserve">O que falta para fechar</w:t>
+      </w:r>
+      <w:r>
+        <w:rPr>
+          <w:color w:val="23293D"/>
+          <w:sz w:val="21"/>
+          <w:szCs w:val="21"/>
+        </w:rPr>
+        <w:t xml:space="preserve">: os dois selos (contrato assinado e boleto da implantação pago), o que falta, e o botão </w:t>
+      </w:r>
+      <w:r>
+        <w:rPr>
+          <w:b/>
+          <w:bCs/>
+          <w:color w:val="23293D"/>
+          <w:sz w:val="21"/>
+          <w:szCs w:val="21"/>
+        </w:rPr>
+        <w:t xml:space="preserve">Marcar em Envio e selos</w:t>
+      </w:r>
+      <w:r>
+        <w:rPr>
+          <w:color w:val="23293D"/>
+          <w:sz w:val="21"/>
+          <w:szCs w:val="21"/>
+        </w:rPr>
+        <w:t xml:space="preserve">, que leva à aba onde eles são marcados. Embaixo, </w:t>
+      </w:r>
+      <w:r>
+        <w:rPr>
+          <w:b/>
+          <w:bCs/>
+          <w:color w:val="23293D"/>
+          <w:sz w:val="21"/>
+          <w:szCs w:val="21"/>
+        </w:rPr>
+        <w:t xml:space="preserve">O negócio não vai acontecer?</w:t>
+      </w:r>
+      <w:r>
+        <w:rPr>
+          <w:color w:val="23293D"/>
+          <w:sz w:val="21"/>
+          <w:szCs w:val="21"/>
+        </w:rPr>
+        <w:t xml:space="preserve">: escreva o motivo e marque como perdido.</w:t>
+      </w:r>
+    </w:p>
+    <w:p>
+      <w:pPr>
+        <w:spacing w:after="140" w:line="280"/>
+      </w:pPr>
+      <w:r>
+        <w:rPr>
+          <w:color w:val="23293D"/>
+          <w:sz w:val="21"/>
+          <w:szCs w:val="21"/>
+        </w:rPr>
+        <w:t xml:space="preserve">&gt; </w:t>
+      </w:r>
+      <w:r>
+        <w:rPr>
+          <w:b/>
+          <w:bCs/>
+          <w:color w:val="23293D"/>
+          <w:sz w:val="21"/>
+          <w:szCs w:val="21"/>
+        </w:rPr>
+        <w:t xml:space="preserve">Marcar como perdido não tem volta pela tela.</w:t>
+      </w:r>
+      <w:r>
+        <w:rPr>
+          <w:color w:val="23293D"/>
+          <w:sz w:val="21"/>
+          <w:szCs w:val="21"/>
+        </w:rPr>
+        <w:t xml:space="preserve"> A empresa sai do funil e &gt; não há botão para trazê-la de novo. O motivo é obrigatório — é essa lista &gt; que mostra o que corrigir na oferta.</w:t>
+      </w:r>
+    </w:p>
+    <w:p>
+      <w:pPr>
+        <w:pStyle w:val="ListParagraph"/>
+        <w:numPr>
+          <w:ilvl w:val="0"/>
+          <w:numId w:val="8"/>
+        </w:numPr>
+        <w:spacing w:after="80" w:line="270"/>
+      </w:pPr>
+      <w:r>
+        <w:rPr>
+          <w:b/>
+          <w:bCs/>
+          <w:color w:val="23293D"/>
+          <w:sz w:val="21"/>
+          <w:szCs w:val="21"/>
+        </w:rPr>
+        <w:t xml:space="preserve">Ganha, sem cadastro</w:t>
+      </w:r>
+      <w:r>
+        <w:rPr>
+          <w:color w:val="23293D"/>
+          <w:sz w:val="21"/>
+          <w:szCs w:val="21"/>
+        </w:rPr>
+        <w:t xml:space="preserve"> — o botão </w:t>
+      </w:r>
+      <w:r>
+        <w:rPr>
+          <w:b/>
+          <w:bCs/>
+          <w:color w:val="23293D"/>
+          <w:sz w:val="21"/>
+          <w:szCs w:val="21"/>
+        </w:rPr>
+        <w:t xml:space="preserve">Criar empresa</w:t>
+      </w:r>
+      <w:r>
+        <w:rPr>
+          <w:color w:val="23293D"/>
+          <w:sz w:val="21"/>
+          <w:szCs w:val="21"/>
+        </w:rPr>
+        <w:t xml:space="preserve"> (o mesmo do card do funil). A conferência só é aceita depois dele.</w:t>
+      </w:r>
+    </w:p>
+    <w:p>
+      <w:pPr>
+        <w:pStyle w:val="ListParagraph"/>
+        <w:numPr>
+          <w:ilvl w:val="0"/>
+          <w:numId w:val="8"/>
+        </w:numPr>
+        <w:spacing w:after="80" w:line="270"/>
+      </w:pPr>
+      <w:r>
+        <w:rPr>
+          <w:b/>
+          <w:bCs/>
+          <w:color w:val="23293D"/>
+          <w:sz w:val="21"/>
+          <w:szCs w:val="21"/>
+        </w:rPr>
+        <w:t xml:space="preserve">Ganha, com cadastro</w:t>
+      </w:r>
+      <w:r>
+        <w:rPr>
+          <w:color w:val="23293D"/>
+          <w:sz w:val="21"/>
+          <w:szCs w:val="21"/>
+        </w:rPr>
+        <w:t xml:space="preserve"> — a </w:t>
+      </w:r>
+      <w:r>
+        <w:rPr>
+          <w:b/>
+          <w:bCs/>
+          <w:color w:val="23293D"/>
+          <w:sz w:val="21"/>
+          <w:szCs w:val="21"/>
+        </w:rPr>
+        <w:t xml:space="preserve">conferência do consultor responsável</w:t>
+      </w:r>
+      <w:r>
+        <w:rPr>
+          <w:color w:val="23293D"/>
+          <w:sz w:val="21"/>
+          <w:szCs w:val="21"/>
+        </w:rPr>
+        <w:t xml:space="preserve">.</w:t>
+      </w:r>
+    </w:p>
+    <w:p>
+      <w:pPr>
+        <w:pStyle w:val="ListParagraph"/>
+        <w:numPr>
+          <w:ilvl w:val="0"/>
+          <w:numId w:val="8"/>
+        </w:numPr>
+        <w:spacing w:after="80" w:line="270"/>
+      </w:pPr>
+      <w:r>
+        <w:rPr>
+          <w:b/>
+          <w:bCs/>
+          <w:color w:val="23293D"/>
+          <w:sz w:val="21"/>
+          <w:szCs w:val="21"/>
+        </w:rPr>
+        <w:t xml:space="preserve">Em implantação</w:t>
+      </w:r>
+      <w:r>
+        <w:rPr>
+          <w:color w:val="23293D"/>
+          <w:sz w:val="21"/>
+          <w:szCs w:val="21"/>
+        </w:rPr>
+        <w:t xml:space="preserve"> — a conferência e os </w:t>
+      </w:r>
+      <w:r>
+        <w:rPr>
+          <w:b/>
+          <w:bCs/>
+          <w:color w:val="23293D"/>
+          <w:sz w:val="21"/>
+          <w:szCs w:val="21"/>
+        </w:rPr>
+        <w:t xml:space="preserve">passos da implantação</w:t>
+      </w:r>
+      <w:r>
+        <w:rPr>
+          <w:color w:val="23293D"/>
+          <w:sz w:val="21"/>
+          <w:szCs w:val="21"/>
+        </w:rPr>
+        <w:t xml:space="preserve">.</w:t>
+      </w:r>
+    </w:p>
+    <w:p>
+      <w:pPr>
+        <w:pStyle w:val="ListParagraph"/>
+        <w:numPr>
+          <w:ilvl w:val="0"/>
+          <w:numId w:val="8"/>
+        </w:numPr>
+        <w:spacing w:after="80" w:line="270"/>
+      </w:pPr>
+      <w:r>
+        <w:rPr>
+          <w:b/>
+          <w:bCs/>
+          <w:color w:val="23293D"/>
+          <w:sz w:val="21"/>
+          <w:szCs w:val="21"/>
+        </w:rPr>
+        <w:t xml:space="preserve">Perdida</w:t>
+      </w:r>
+      <w:r>
+        <w:rPr>
+          <w:color w:val="23293D"/>
+          <w:sz w:val="21"/>
+          <w:szCs w:val="21"/>
+        </w:rPr>
+        <w:t xml:space="preserve"> — </w:t>
+      </w:r>
+      <w:r>
+        <w:rPr>
+          <w:i/>
+          <w:iCs/>
+          <w:color w:val="23293D"/>
+          <w:sz w:val="21"/>
+          <w:szCs w:val="21"/>
+        </w:rPr>
+        <w:t xml:space="preserve">Negócio perdido</w:t>
+      </w:r>
+      <w:r>
+        <w:rPr>
+          <w:color w:val="23293D"/>
+          <w:sz w:val="21"/>
+          <w:szCs w:val="21"/>
+        </w:rPr>
+        <w:t xml:space="preserve">, com o motivo registrado. A ficha de uma empresa perdida abre nesta aba: é onde está a resposta.</w:t>
+      </w:r>
+    </w:p>
+    <w:p>
+      <w:pPr>
+        <w:pStyle w:val="Heading2"/>
+      </w:pPr>
+      <w:r>
+        <w:rPr>
+          <w:color w:val="1F3253"/>
+        </w:rPr>
+        <w:t xml:space="preserve">Histórico</w:t>
+      </w:r>
+    </w:p>
+    <w:p>
+      <w:pPr>
+        <w:spacing w:after="140" w:line="280"/>
+      </w:pPr>
+      <w:r>
+        <w:rPr>
+          <w:color w:val="23293D"/>
+          <w:sz w:val="21"/>
+          <w:szCs w:val="21"/>
+        </w:rPr>
+        <w:t xml:space="preserve">Tudo o que já aconteceu com a empresa no funil, numa </w:t>
+      </w:r>
+      <w:r>
+        <w:rPr>
+          <w:b/>
+          <w:bCs/>
+          <w:color w:val="23293D"/>
+          <w:sz w:val="21"/>
+          <w:szCs w:val="21"/>
+        </w:rPr>
+        <w:t xml:space="preserve">linha do tempo</w:t>
+      </w:r>
+      <w:r>
+        <w:rPr>
+          <w:color w:val="23293D"/>
+          <w:sz w:val="21"/>
+          <w:szCs w:val="21"/>
+        </w:rPr>
+        <w:t xml:space="preserve"> só, do mais recente para o mais antigo: cada mudança de fase (com quanto tempo ficou nela, quem moveu e — na perda — o motivo), cada tentativa de contato, reunião, envio, selo, a conferência e as anotações. Os botões no alto da lista filtram por tipo.</w:t>
+      </w:r>
+    </w:p>
+    <w:p>
+      <w:pPr>
+        <w:spacing w:after="140" w:line="280"/>
+      </w:pPr>
+      <w:r>
+        <w:rPr>
+          <w:color w:val="23293D"/>
+          <w:sz w:val="21"/>
+          <w:szCs w:val="21"/>
+        </w:rPr>
+        <w:t xml:space="preserve">Ao lado, </w:t>
+      </w:r>
+      <w:r>
+        <w:rPr>
+          <w:b/>
+          <w:bCs/>
+          <w:color w:val="23293D"/>
+          <w:sz w:val="21"/>
+          <w:szCs w:val="21"/>
+        </w:rPr>
+        <w:t xml:space="preserve">Registrar</w:t>
+      </w:r>
+      <w:r>
+        <w:rPr>
+          <w:color w:val="23293D"/>
+          <w:sz w:val="21"/>
+          <w:szCs w:val="21"/>
+        </w:rPr>
+        <w:t xml:space="preserve">: tentativa de contato, reunião e anotação. São os mesmos registros da janela do card — o que se lança num lugar aparece no outro.</w:t>
+      </w:r>
+    </w:p>
+    <w:tbl>
+      <w:tblPr>
+        <w:tblW w:type="dxa" w:w="9638"/>
+        <w:tblBorders>
+          <w:top w:val="single" w:color="F5F3EC" w:sz="2"/>
+          <w:left w:val="single" w:color="B98B2E" w:sz="18"/>
+          <w:bottom w:val="single" w:color="F5F3EC" w:sz="2"/>
+          <w:right w:val="single" w:color="F5F3EC" w:sz="2"/>
+          <w:insideH w:val="none" w:color="auto" w:sz="0"/>
+          <w:insideV w:val="none" w:color="auto" w:sz="0"/>
+        </w:tblBorders>
+      </w:tblPr>
+      <w:tblGrid>
+        <w:gridCol w:w="9638"/>
+      </w:tblGrid>
+      <w:tr>
+        <w:tc>
+          <w:tcPr>
+            <w:tcW w:type="dxa" w:w="9638"/>
+            <w:shd w:fill="F5F3EC" w:color="auto" w:val="clear"/>
+            <w:tcMar>
+              <w:top w:type="dxa" w:w="160"/>
+              <w:left w:type="dxa" w:w="220"/>
+              <w:bottom w:type="dxa" w:w="160"/>
+              <w:right w:type="dxa" w:w="200"/>
+            </w:tcMar>
+          </w:tcPr>
+          <w:p>
+            <w:pPr>
+              <w:spacing w:after="140" w:line="280"/>
+            </w:pPr>
+            <w:r>
+              <w:rPr>
+                <w:b/>
+                <w:bCs/>
+                <w:color w:val="23293D"/>
+                <w:sz w:val="21"/>
+                <w:szCs w:val="21"/>
+              </w:rPr>
+              <w:t xml:space="preserve">Marcar reunião aqui move a empresa para "Reunião agendada"</w:t>
+            </w:r>
+            <w:r>
+              <w:rPr>
+                <w:color w:val="23293D"/>
+                <w:sz w:val="21"/>
+                <w:szCs w:val="21"/>
+              </w:rPr>
+              <w:t xml:space="preserve">, como no card. O desfecho de cada reunião continua sendo dado na </w:t>
+            </w:r>
+            <w:r>
+              <w:rPr>
+                <w:b/>
+                <w:bCs/>
+                <w:color w:val="23293D"/>
+                <w:sz w:val="21"/>
+                <w:szCs w:val="21"/>
+              </w:rPr>
+              <w:t xml:space="preserve">Agenda do programa</w:t>
+            </w:r>
+            <w:r>
+              <w:rPr>
+                <w:color w:val="23293D"/>
+                <w:sz w:val="21"/>
+                <w:szCs w:val="21"/>
+              </w:rPr>
+              <w:t xml:space="preserve">.</w:t>
+            </w:r>
+          </w:p>
+        </w:tc>
+      </w:tr>
+    </w:tbl>
+    <w:p>
+      <w:pPr>
+        <w:spacing w:after="140" w:line="120"/>
+      </w:pPr>
+      <w:r>
+        <w:rPr>
+          <w:sz w:val="2"/>
+          <w:szCs w:val="2"/>
+        </w:rPr>
+        <w:t xml:space="preserve"/>
+      </w:r>
+    </w:p>
+    <w:tbl>
+      <w:tblPr>
+        <w:tblW w:type="dxa" w:w="9638"/>
+        <w:tblBorders>
+          <w:top w:val="single" w:color="F5F3EC" w:sz="2"/>
+          <w:left w:val="single" w:color="B98B2E" w:sz="18"/>
+          <w:bottom w:val="single" w:color="F5F3EC" w:sz="2"/>
+          <w:right w:val="single" w:color="F5F3EC" w:sz="2"/>
+          <w:insideH w:val="none" w:color="auto" w:sz="0"/>
+          <w:insideV w:val="none" w:color="auto" w:sz="0"/>
+        </w:tblBorders>
+      </w:tblPr>
+      <w:tblGrid>
+        <w:gridCol w:w="9638"/>
+      </w:tblGrid>
+      <w:tr>
+        <w:tc>
+          <w:tcPr>
+            <w:tcW w:type="dxa" w:w="9638"/>
+            <w:shd w:fill="F5F3EC" w:color="auto" w:val="clear"/>
+            <w:tcMar>
+              <w:top w:type="dxa" w:w="160"/>
+              <w:left w:type="dxa" w:w="220"/>
+              <w:bottom w:type="dxa" w:w="160"/>
+              <w:right w:type="dxa" w:w="200"/>
+            </w:tcMar>
+          </w:tcPr>
+          <w:p>
+            <w:pPr>
+              <w:spacing w:after="140" w:line="280"/>
+            </w:pPr>
+            <w:r>
+              <w:rPr>
+                <w:b/>
+                <w:bCs/>
+                <w:color w:val="23293D"/>
+                <w:sz w:val="21"/>
+                <w:szCs w:val="21"/>
+              </w:rPr>
+              <w:t xml:space="preserve">"Já estava em … quando o registro começou"</w:t>
+            </w:r>
+            <w:r>
+              <w:rPr>
+                <w:color w:val="23293D"/>
+                <w:sz w:val="21"/>
+                <w:szCs w:val="21"/>
+              </w:rPr>
+              <w:t xml:space="preserve"> é a primeira linha das empresas que entraram no funil antes de 14/09/2026: o sistema não sabe a data de entrada delas, e diz isso em vez de inventar uma.</w:t>
+            </w:r>
+          </w:p>
+        </w:tc>
+      </w:tr>
+    </w:tbl>
+    <w:p>
+      <w:pPr>
+        <w:spacing w:after="140" w:line="120"/>
+      </w:pPr>
+      <w:r>
+        <w:rPr>
+          <w:sz w:val="2"/>
+          <w:szCs w:val="2"/>
+        </w:rPr>
+        <w:t xml:space="preserve"/>
       </w:r>
     </w:p>
     <w:tbl>
@@ -4216,7 +5675,7 @@
         <w:pStyle w:val="ListParagraph"/>
         <w:numPr>
           <w:ilvl w:val="0"/>
-          <w:numId w:val="5"/>
+          <w:numId w:val="9"/>
         </w:numPr>
         <w:spacing w:after="80" w:line="270"/>
       </w:pPr>
@@ -4262,7 +5721,7 @@
         <w:pStyle w:val="ListParagraph"/>
         <w:numPr>
           <w:ilvl w:val="0"/>
-          <w:numId w:val="5"/>
+          <w:numId w:val="9"/>
         </w:numPr>
         <w:spacing w:after="80" w:line="270"/>
       </w:pPr>
@@ -4290,7 +5749,7 @@
         <w:pStyle w:val="ListParagraph"/>
         <w:numPr>
           <w:ilvl w:val="0"/>
-          <w:numId w:val="5"/>
+          <w:numId w:val="9"/>
         </w:numPr>
         <w:spacing w:after="80" w:line="270"/>
       </w:pPr>
@@ -4425,7 +5884,7 @@
         <w:pStyle w:val="ListParagraph"/>
         <w:numPr>
           <w:ilvl w:val="0"/>
-          <w:numId w:val="6"/>
+          <w:numId w:val="10"/>
         </w:numPr>
         <w:spacing w:after="80" w:line="270"/>
       </w:pPr>
@@ -4471,7 +5930,7 @@
         <w:pStyle w:val="ListParagraph"/>
         <w:numPr>
           <w:ilvl w:val="0"/>
-          <w:numId w:val="6"/>
+          <w:numId w:val="10"/>
         </w:numPr>
         <w:spacing w:after="80" w:line="270"/>
       </w:pPr>
@@ -4644,7 +6103,7 @@
         <w:pStyle w:val="ListParagraph"/>
         <w:numPr>
           <w:ilvl w:val="0"/>
-          <w:numId w:val="7"/>
+          <w:numId w:val="11"/>
         </w:numPr>
         <w:spacing w:after="80" w:line="270"/>
       </w:pPr>
@@ -5186,7 +6645,7 @@
         <w:pStyle w:val="ListParagraph"/>
         <w:numPr>
           <w:ilvl w:val="0"/>
-          <w:numId w:val="8"/>
+          <w:numId w:val="12"/>
         </w:numPr>
         <w:spacing w:after="80" w:line="270"/>
       </w:pPr>
@@ -5250,7 +6709,7 @@
         <w:pStyle w:val="ListParagraph"/>
         <w:numPr>
           <w:ilvl w:val="0"/>
-          <w:numId w:val="8"/>
+          <w:numId w:val="12"/>
         </w:numPr>
         <w:spacing w:after="80" w:line="270"/>
       </w:pPr>
@@ -5296,7 +6755,7 @@
         <w:pStyle w:val="ListParagraph"/>
         <w:numPr>
           <w:ilvl w:val="0"/>
-          <w:numId w:val="8"/>
+          <w:numId w:val="12"/>
         </w:numPr>
         <w:spacing w:after="80" w:line="270"/>
       </w:pPr>
@@ -5384,7 +6843,7 @@
         <w:pStyle w:val="ListParagraph"/>
         <w:numPr>
           <w:ilvl w:val="0"/>
-          <w:numId w:val="9"/>
+          <w:numId w:val="13"/>
         </w:numPr>
         <w:spacing w:after="80" w:line="270"/>
       </w:pPr>
@@ -5448,7 +6907,7 @@
         <w:pStyle w:val="ListParagraph"/>
         <w:numPr>
           <w:ilvl w:val="0"/>
-          <w:numId w:val="9"/>
+          <w:numId w:val="13"/>
         </w:numPr>
         <w:spacing w:after="80" w:line="270"/>
       </w:pPr>
@@ -6975,6 +8434,60 @@
           <w:sz w:val="21"/>
           <w:szCs w:val="21"/>
         </w:rPr>
+        <w:t xml:space="preserve">, na janela do card — ou </w:t>
+      </w:r>
+      <w:r>
+        <w:rPr>
+          <w:b/>
+          <w:bCs/>
+          <w:color w:val="23293D"/>
+          <w:sz w:val="21"/>
+          <w:szCs w:val="21"/>
+        </w:rPr>
+        <w:t xml:space="preserve">Criar empresa</w:t>
+      </w:r>
+      <w:r>
+        <w:rPr>
+          <w:color w:val="23293D"/>
+          <w:sz w:val="21"/>
+          <w:szCs w:val="21"/>
+        </w:rPr>
+        <w:t xml:space="preserve">, na aba </w:t>
+      </w:r>
+      <w:r>
+        <w:rPr>
+          <w:b/>
+          <w:bCs/>
+          <w:color w:val="23293D"/>
+          <w:sz w:val="21"/>
+          <w:szCs w:val="21"/>
+        </w:rPr>
+        <w:t xml:space="preserve">Fechamento</w:t>
+      </w:r>
+      <w:r>
+        <w:rPr>
+          <w:color w:val="23293D"/>
+          <w:sz w:val="21"/>
+          <w:szCs w:val="21"/>
+        </w:rPr>
+        <w:t xml:space="preserve"> da ficha, quando os dois selos já levaram a empresa para </w:t>
+      </w:r>
+      <w:r>
+        <w:rPr>
+          <w:i/>
+          <w:iCs/>
+          <w:color w:val="23293D"/>
+          <w:sz w:val="21"/>
+          <w:szCs w:val="21"/>
+        </w:rPr>
+        <w:t xml:space="preserve">Fechamento (ganho)</w:t>
+      </w:r>
+      <w:r>
+        <w:rPr>
+          <w:color w:val="23293D"/>
+          <w:sz w:val="21"/>
+          <w:szCs w:val="21"/>
+        </w:rPr>
         <w:t xml:space="preserve">. O sistema </w:t>
       </w:r>
       <w:r>
@@ -7019,7 +8532,7 @@
         <w:pStyle w:val="ListParagraph"/>
         <w:numPr>
           <w:ilvl w:val="0"/>
-          <w:numId w:val="10"/>
+          <w:numId w:val="14"/>
         </w:numPr>
         <w:spacing w:after="80" w:line="270"/>
       </w:pPr>
@@ -7047,7 +8560,7 @@
         <w:pStyle w:val="ListParagraph"/>
         <w:numPr>
           <w:ilvl w:val="0"/>
-          <w:numId w:val="10"/>
+          <w:numId w:val="14"/>
         </w:numPr>
         <w:spacing w:after="80" w:line="270"/>
       </w:pPr>
@@ -7075,7 +8588,7 @@
         <w:pStyle w:val="ListParagraph"/>
         <w:numPr>
           <w:ilvl w:val="0"/>
-          <w:numId w:val="10"/>
+          <w:numId w:val="14"/>
         </w:numPr>
         <w:spacing w:after="80" w:line="270"/>
       </w:pPr>
@@ -7103,7 +8616,7 @@
         <w:pStyle w:val="ListParagraph"/>
         <w:numPr>
           <w:ilvl w:val="0"/>
-          <w:numId w:val="10"/>
+          <w:numId w:val="14"/>
         </w:numPr>
         <w:spacing w:after="80" w:line="270"/>
       </w:pPr>
@@ -7131,7 +8644,7 @@
         <w:pStyle w:val="ListParagraph"/>
         <w:numPr>
           <w:ilvl w:val="0"/>
-          <w:numId w:val="10"/>
+          <w:numId w:val="14"/>
         </w:numPr>
         <w:spacing w:after="80" w:line="270"/>
       </w:pPr>
@@ -7159,7 +8672,7 @@
         <w:pStyle w:val="ListParagraph"/>
         <w:numPr>
           <w:ilvl w:val="0"/>
-          <w:numId w:val="10"/>
+          <w:numId w:val="14"/>
         </w:numPr>
         <w:spacing w:after="80" w:line="270"/>
       </w:pPr>
@@ -7192,7 +8705,25 @@
           <w:sz w:val="21"/>
           <w:szCs w:val="21"/>
         </w:rPr>
-        <w:t xml:space="preserve">Na linha do tempo do lead fica a anotação do fechamento. </w:t>
+        <w:t xml:space="preserve">Na aba </w:t>
+      </w:r>
+      <w:r>
+        <w:rPr>
+          <w:b/>
+          <w:bCs/>
+          <w:color w:val="23293D"/>
+          <w:sz w:val="21"/>
+          <w:szCs w:val="21"/>
+        </w:rPr>
+        <w:t xml:space="preserve">Histórico</w:t>
+      </w:r>
+      <w:r>
+        <w:rPr>
+          <w:color w:val="23293D"/>
+          <w:sz w:val="21"/>
+          <w:szCs w:val="21"/>
+        </w:rPr>
+        <w:t xml:space="preserve"> fica a anotação do fechamento. </w:t>
       </w:r>
       <w:r>
         <w:rPr>
@@ -7888,7 +9419,7 @@
         <w:pStyle w:val="ListParagraph"/>
         <w:numPr>
           <w:ilvl w:val="0"/>
-          <w:numId w:val="11"/>
+          <w:numId w:val="15"/>
         </w:numPr>
         <w:spacing w:after="80" w:line="270"/>
       </w:pPr>
@@ -7924,7 +9455,7 @@
         <w:pStyle w:val="ListParagraph"/>
         <w:numPr>
           <w:ilvl w:val="0"/>
-          <w:numId w:val="11"/>
+          <w:numId w:val="15"/>
         </w:numPr>
         <w:spacing w:after="80" w:line="270"/>
       </w:pPr>
@@ -7978,7 +9509,7 @@
         <w:pStyle w:val="ListParagraph"/>
         <w:numPr>
           <w:ilvl w:val="0"/>
-          <w:numId w:val="11"/>
+          <w:numId w:val="15"/>
         </w:numPr>
         <w:spacing w:after="80" w:line="270"/>
       </w:pPr>
@@ -8014,7 +9545,7 @@
         <w:pStyle w:val="ListParagraph"/>
         <w:numPr>
           <w:ilvl w:val="0"/>
-          <w:numId w:val="11"/>
+          <w:numId w:val="15"/>
         </w:numPr>
         <w:spacing w:after="80" w:line="270"/>
       </w:pPr>
@@ -8068,7 +9599,7 @@
         <w:pStyle w:val="ListParagraph"/>
         <w:numPr>
           <w:ilvl w:val="0"/>
-          <w:numId w:val="11"/>
+          <w:numId w:val="15"/>
         </w:numPr>
         <w:spacing w:after="80" w:line="270"/>
       </w:pPr>
@@ -8127,7 +9658,7 @@
         <w:pStyle w:val="ListParagraph"/>
         <w:numPr>
           <w:ilvl w:val="0"/>
-          <w:numId w:val="12"/>
+          <w:numId w:val="16"/>
         </w:numPr>
         <w:spacing w:after="80" w:line="270"/>
       </w:pPr>
@@ -8155,7 +9686,7 @@
         <w:pStyle w:val="ListParagraph"/>
         <w:numPr>
           <w:ilvl w:val="0"/>
-          <w:numId w:val="12"/>
+          <w:numId w:val="16"/>
         </w:numPr>
         <w:spacing w:after="80" w:line="270"/>
       </w:pPr>
@@ -8183,7 +9714,7 @@
         <w:pStyle w:val="ListParagraph"/>
         <w:numPr>
           <w:ilvl w:val="0"/>
-          <w:numId w:val="12"/>
+          <w:numId w:val="16"/>
         </w:numPr>
         <w:spacing w:after="80" w:line="270"/>
       </w:pPr>
@@ -8756,7 +10287,7 @@
         <w:pStyle w:val="ListParagraph"/>
         <w:numPr>
           <w:ilvl w:val="0"/>
-          <w:numId w:val="13"/>
+          <w:numId w:val="17"/>
         </w:numPr>
         <w:spacing w:after="80" w:line="270"/>
       </w:pPr>
@@ -8802,7 +10333,7 @@
         <w:pStyle w:val="ListParagraph"/>
         <w:numPr>
           <w:ilvl w:val="0"/>
-          <w:numId w:val="13"/>
+          <w:numId w:val="17"/>
         </w:numPr>
         <w:spacing w:after="80" w:line="270"/>
       </w:pPr>
@@ -8856,7 +10387,7 @@
         <w:pStyle w:val="ListParagraph"/>
         <w:numPr>
           <w:ilvl w:val="0"/>
-          <w:numId w:val="13"/>
+          <w:numId w:val="17"/>
         </w:numPr>
         <w:spacing w:after="80" w:line="270"/>
       </w:pPr>
@@ -9028,7 +10559,7 @@
         <w:pStyle w:val="ListParagraph"/>
         <w:numPr>
           <w:ilvl w:val="0"/>
-          <w:numId w:val="13"/>
+          <w:numId w:val="17"/>
         </w:numPr>
         <w:spacing w:after="80" w:line="270"/>
       </w:pPr>
@@ -9441,7 +10972,7 @@
         <w:pStyle w:val="ListParagraph"/>
         <w:numPr>
           <w:ilvl w:val="0"/>
-          <w:numId w:val="14"/>
+          <w:numId w:val="18"/>
         </w:numPr>
         <w:spacing w:after="80" w:line="270"/>
       </w:pPr>
@@ -9459,7 +10990,7 @@
         <w:pStyle w:val="ListParagraph"/>
         <w:numPr>
           <w:ilvl w:val="0"/>
-          <w:numId w:val="14"/>
+          <w:numId w:val="18"/>
         </w:numPr>
         <w:spacing w:after="80" w:line="270"/>
       </w:pPr>
@@ -9742,7 +11273,7 @@
         <w:pStyle w:val="ListParagraph"/>
         <w:numPr>
           <w:ilvl w:val="0"/>
-          <w:numId w:val="15"/>
+          <w:numId w:val="19"/>
         </w:numPr>
         <w:spacing w:after="80" w:line="270"/>
       </w:pPr>
@@ -9770,7 +11301,7 @@
         <w:pStyle w:val="ListParagraph"/>
         <w:numPr>
           <w:ilvl w:val="0"/>
-          <w:numId w:val="15"/>
+          <w:numId w:val="19"/>
         </w:numPr>
         <w:spacing w:after="80" w:line="270"/>
       </w:pPr>
@@ -11874,7 +13405,7 @@
         <w:pStyle w:val="ListParagraph"/>
         <w:numPr>
           <w:ilvl w:val="0"/>
-          <w:numId w:val="16"/>
+          <w:numId w:val="20"/>
         </w:numPr>
         <w:spacing w:after="80" w:line="270"/>
       </w:pPr>
@@ -11928,7 +13459,7 @@
         <w:pStyle w:val="ListParagraph"/>
         <w:numPr>
           <w:ilvl w:val="0"/>
-          <w:numId w:val="16"/>
+          <w:numId w:val="20"/>
         </w:numPr>
         <w:spacing w:after="80" w:line="270"/>
       </w:pPr>
@@ -11982,7 +13513,7 @@
         <w:pStyle w:val="ListParagraph"/>
         <w:numPr>
           <w:ilvl w:val="0"/>
-          <w:numId w:val="16"/>
+          <w:numId w:val="20"/>
         </w:numPr>
         <w:spacing w:after="80" w:line="270"/>
       </w:pPr>
@@ -12131,7 +13662,7 @@
         <w:pStyle w:val="ListParagraph"/>
         <w:numPr>
           <w:ilvl w:val="0"/>
-          <w:numId w:val="17"/>
+          <w:numId w:val="21"/>
         </w:numPr>
         <w:spacing w:after="80" w:line="270"/>
       </w:pPr>
@@ -12185,7 +13716,7 @@
         <w:pStyle w:val="ListParagraph"/>
         <w:numPr>
           <w:ilvl w:val="0"/>
-          <w:numId w:val="17"/>
+          <w:numId w:val="21"/>
         </w:numPr>
         <w:spacing w:after="80" w:line="270"/>
       </w:pPr>
@@ -12239,7 +13770,7 @@
         <w:pStyle w:val="ListParagraph"/>
         <w:numPr>
           <w:ilvl w:val="0"/>
-          <w:numId w:val="17"/>
+          <w:numId w:val="21"/>
         </w:numPr>
         <w:spacing w:after="80" w:line="270"/>
       </w:pPr>
@@ -12267,7 +13798,7 @@
         <w:pStyle w:val="ListParagraph"/>
         <w:numPr>
           <w:ilvl w:val="0"/>
-          <w:numId w:val="17"/>
+          <w:numId w:val="21"/>
         </w:numPr>
         <w:spacing w:after="80" w:line="270"/>
       </w:pPr>
@@ -12636,7 +14167,7 @@
         <w:pStyle w:val="ListParagraph"/>
         <w:numPr>
           <w:ilvl w:val="0"/>
-          <w:numId w:val="18"/>
+          <w:numId w:val="22"/>
         </w:numPr>
         <w:spacing w:after="80" w:line="270"/>
       </w:pPr>
@@ -12675,1302 +14206,6 @@
           <w:szCs w:val="21"/>
         </w:rPr>
         <w:t xml:space="preserve">. Cobrança já paga vem desabilitada.</w:t>
-      </w:r>
-    </w:p>
-    <w:p>
-      <w:pPr>
-        <w:pStyle w:val="ListParagraph"/>
-        <w:numPr>
-          <w:ilvl w:val="0"/>
-          <w:numId w:val="18"/>
-        </w:numPr>
-        <w:spacing w:after="80" w:line="270"/>
-      </w:pPr>
-      <w:r>
-        <w:rPr>
-          <w:b/>
-          <w:bCs/>
-          <w:color w:val="23293D"/>
-          <w:sz w:val="21"/>
-          <w:szCs w:val="21"/>
-        </w:rPr>
-        <w:t xml:space="preserve">Gerar mensalidades</w:t>
-      </w:r>
-      <w:r>
-        <w:rPr>
-          <w:color w:val="23293D"/>
-          <w:sz w:val="21"/>
-          <w:szCs w:val="21"/>
-        </w:rPr>
-        <w:t xml:space="preserve"> em lote: empresa que </w:t>
-      </w:r>
-      <w:r>
-        <w:rPr>
-          <w:b/>
-          <w:bCs/>
-          <w:color w:val="23293D"/>
-          <w:sz w:val="21"/>
-          <w:szCs w:val="21"/>
-        </w:rPr>
-        <w:t xml:space="preserve">já tem cobrança do mês é pulada</w:t>
-      </w:r>
-      <w:r>
-        <w:rPr>
-          <w:color w:val="23293D"/>
-          <w:sz w:val="21"/>
-          <w:szCs w:val="21"/>
-        </w:rPr>
-        <w:t xml:space="preserve">, e o aviso diz quais.</w:t>
-      </w:r>
-    </w:p>
-    <w:p>
-      <w:pPr>
-        <w:pStyle w:val="ListParagraph"/>
-        <w:numPr>
-          <w:ilvl w:val="0"/>
-          <w:numId w:val="18"/>
-        </w:numPr>
-        <w:spacing w:after="80" w:line="270"/>
-      </w:pPr>
-      <w:r>
-        <w:rPr>
-          <w:b/>
-          <w:bCs/>
-          <w:color w:val="23293D"/>
-          <w:sz w:val="21"/>
-          <w:szCs w:val="21"/>
-        </w:rPr>
-        <w:t xml:space="preserve">Imprimir a lista</w:t>
-      </w:r>
-      <w:r>
-        <w:rPr>
-          <w:color w:val="23293D"/>
-          <w:sz w:val="21"/>
-          <w:szCs w:val="21"/>
-        </w:rPr>
-        <w:t xml:space="preserve"> manda a tabela para o papel.</w:t>
-      </w:r>
-    </w:p>
-    <w:p>
-      <w:pPr>
-        <w:pStyle w:val="Heading2"/>
-      </w:pPr>
-      <w:r>
-        <w:rPr>
-          <w:color w:val="1F3253"/>
-        </w:rPr>
-        <w:t xml:space="preserve">O split</w:t>
-      </w:r>
-    </w:p>
-    <w:p>
-      <w:pPr>
-        <w:spacing w:after="140" w:line="280"/>
-      </w:pPr>
-      <w:r>
-        <w:rPr>
-          <w:color w:val="23293D"/>
-          <w:sz w:val="21"/>
-          <w:szCs w:val="21"/>
-        </w:rPr>
-        <w:t xml:space="preserve">Ao dar baixa, o pagamento é dividido </w:t>
-      </w:r>
-      <w:r>
-        <w:rPr>
-          <w:b/>
-          <w:bCs/>
-          <w:color w:val="23293D"/>
-          <w:sz w:val="21"/>
-          <w:szCs w:val="21"/>
-        </w:rPr>
-        <w:t xml:space="preserve">Risarte / RisLife</w:t>
-      </w:r>
-      <w:r>
-        <w:rPr>
-          <w:color w:val="23293D"/>
-          <w:sz w:val="21"/>
-          <w:szCs w:val="21"/>
-        </w:rPr>
-        <w:t xml:space="preserve">. O padrão da rede é </w:t>
-      </w:r>
-      <w:r>
-        <w:rPr>
-          <w:b/>
-          <w:bCs/>
-          <w:color w:val="23293D"/>
-          <w:sz w:val="21"/>
-          <w:szCs w:val="21"/>
-        </w:rPr>
-        <w:t xml:space="preserve">0% / 100% no primeiro pagamento</w:t>
-      </w:r>
-      <w:r>
-        <w:rPr>
-          <w:color w:val="23293D"/>
-          <w:sz w:val="21"/>
-          <w:szCs w:val="21"/>
-        </w:rPr>
-        <w:t xml:space="preserve"> e </w:t>
-      </w:r>
-      <w:r>
-        <w:rPr>
-          <w:b/>
-          <w:bCs/>
-          <w:color w:val="23293D"/>
-          <w:sz w:val="21"/>
-          <w:szCs w:val="21"/>
-        </w:rPr>
-        <w:t xml:space="preserve">50% / 50% nas mensalidades</w:t>
-      </w:r>
-      <w:r>
-        <w:rPr>
-          <w:color w:val="23293D"/>
-          <w:sz w:val="21"/>
-          <w:szCs w:val="21"/>
-        </w:rPr>
-        <w:t xml:space="preserve"> (Configurações → Split de pagamento).</w:t>
-      </w:r>
-    </w:p>
-    <w:p>
-      <w:pPr>
-        <w:pStyle w:val="Heading2"/>
-      </w:pPr>
-      <w:r>
-        <w:rPr>
-          <w:color w:val="1F3253"/>
-        </w:rPr>
-        <w:t xml:space="preserve">Estornar uma baixa</w:t>
-      </w:r>
-    </w:p>
-    <w:p>
-      <w:pPr>
-        <w:spacing w:after="140" w:line="280"/>
-      </w:pPr>
-      <w:r>
-        <w:rPr>
-          <w:color w:val="23293D"/>
-          <w:sz w:val="21"/>
-          <w:szCs w:val="21"/>
-        </w:rPr>
-        <w:t xml:space="preserve">Baixa errada acontece; o que não pode é ficar sem saída. Na linha </w:t>
-      </w:r>
-      <w:r>
-        <w:rPr>
-          <w:b/>
-          <w:bCs/>
-          <w:color w:val="23293D"/>
-          <w:sz w:val="21"/>
-          <w:szCs w:val="21"/>
-        </w:rPr>
-        <w:t xml:space="preserve">Paga</w:t>
-      </w:r>
-      <w:r>
-        <w:rPr>
-          <w:color w:val="23293D"/>
-          <w:sz w:val="21"/>
-          <w:szCs w:val="21"/>
-        </w:rPr>
-        <w:t xml:space="preserve">, botão </w:t>
-      </w:r>
-      <w:r>
-        <w:rPr>
-          <w:b/>
-          <w:bCs/>
-          <w:color w:val="23293D"/>
-          <w:sz w:val="21"/>
-          <w:szCs w:val="21"/>
-        </w:rPr>
-        <w:t xml:space="preserve">Estornar</w:t>
-      </w:r>
-      <w:r>
-        <w:rPr>
-          <w:color w:val="23293D"/>
-          <w:sz w:val="21"/>
-          <w:szCs w:val="21"/>
-        </w:rPr>
-        <w:t xml:space="preserve">:</w:t>
-      </w:r>
-    </w:p>
-    <w:p>
-      <w:pPr>
-        <w:pStyle w:val="ListParagraph"/>
-        <w:numPr>
-          <w:ilvl w:val="0"/>
-          <w:numId w:val="19"/>
-        </w:numPr>
-        <w:spacing w:after="80" w:line="270"/>
-      </w:pPr>
-      <w:r>
-        <w:rPr>
-          <w:b/>
-          <w:bCs/>
-          <w:color w:val="23293D"/>
-          <w:sz w:val="21"/>
-          <w:szCs w:val="21"/>
-        </w:rPr>
-        <w:t xml:space="preserve">Motivo obrigatório</w:t>
-      </w:r>
-      <w:r>
-        <w:rPr>
-          <w:color w:val="23293D"/>
-          <w:sz w:val="21"/>
-          <w:szCs w:val="21"/>
-        </w:rPr>
-        <w:t xml:space="preserve"> (mínimo 5 letras), e o sistema avisa o que vai acontecer antes de confirmar.</w:t>
-      </w:r>
-    </w:p>
-    <w:p>
-      <w:pPr>
-        <w:pStyle w:val="ListParagraph"/>
-        <w:numPr>
-          <w:ilvl w:val="0"/>
-          <w:numId w:val="19"/>
-        </w:numPr>
-        <w:spacing w:after="80" w:line="270"/>
-      </w:pPr>
-      <w:r>
-        <w:rPr>
-          <w:color w:val="23293D"/>
-          <w:sz w:val="21"/>
-          <w:szCs w:val="21"/>
-        </w:rPr>
-        <w:t xml:space="preserve">A cobrança volta à </w:t>
-      </w:r>
-      <w:r>
-        <w:rPr>
-          <w:b/>
-          <w:bCs/>
-          <w:color w:val="23293D"/>
-          <w:sz w:val="21"/>
-          <w:szCs w:val="21"/>
-        </w:rPr>
-        <w:t xml:space="preserve">situação do vencimento</w:t>
-      </w:r>
-      <w:r>
-        <w:rPr>
-          <w:color w:val="23293D"/>
-          <w:sz w:val="21"/>
-          <w:szCs w:val="21"/>
-        </w:rPr>
-        <w:t xml:space="preserve"> — </w:t>
-      </w:r>
-      <w:r>
-        <w:rPr>
-          <w:i/>
-          <w:iCs/>
-          <w:color w:val="23293D"/>
-          <w:sz w:val="21"/>
-          <w:szCs w:val="21"/>
-        </w:rPr>
-        <w:t xml:space="preserve">Em atraso</w:t>
-      </w:r>
-      <w:r>
-        <w:rPr>
-          <w:color w:val="23293D"/>
-          <w:sz w:val="21"/>
-          <w:szCs w:val="21"/>
-        </w:rPr>
-        <w:t xml:space="preserve"> se já venceu, </w:t>
-      </w:r>
-      <w:r>
-        <w:rPr>
-          <w:i/>
-          <w:iCs/>
-          <w:color w:val="23293D"/>
-          <w:sz w:val="21"/>
-          <w:szCs w:val="21"/>
-        </w:rPr>
-        <w:t xml:space="preserve">Pendente</w:t>
-      </w:r>
-      <w:r>
-        <w:rPr>
-          <w:color w:val="23293D"/>
-          <w:sz w:val="21"/>
-          <w:szCs w:val="21"/>
-        </w:rPr>
-        <w:t xml:space="preserve"> se não.</w:t>
-      </w:r>
-    </w:p>
-    <w:p>
-      <w:pPr>
-        <w:pStyle w:val="ListParagraph"/>
-        <w:numPr>
-          <w:ilvl w:val="0"/>
-          <w:numId w:val="19"/>
-        </w:numPr>
-        <w:spacing w:after="80" w:line="270"/>
-      </w:pPr>
-      <w:r>
-        <w:rPr>
-          <w:b/>
-          <w:bCs/>
-          <w:color w:val="23293D"/>
-          <w:sz w:val="21"/>
-          <w:szCs w:val="21"/>
-        </w:rPr>
-        <w:t xml:space="preserve">O pagamento e o split são apagados</w:t>
-      </w:r>
-      <w:r>
-        <w:rPr>
-          <w:color w:val="23293D"/>
-          <w:sz w:val="21"/>
-          <w:szCs w:val="21"/>
-        </w:rPr>
-        <w:t xml:space="preserve">, e o motivo fica gravado com o nome de quem estornou.</w:t>
-      </w:r>
-    </w:p>
-    <w:p>
-      <w:pPr>
-        <w:pStyle w:val="ListParagraph"/>
-        <w:numPr>
-          <w:ilvl w:val="0"/>
-          <w:numId w:val="19"/>
-        </w:numPr>
-        <w:spacing w:after="80" w:line="270"/>
-      </w:pPr>
-      <w:r>
-        <w:rPr>
-          <w:color w:val="23293D"/>
-          <w:sz w:val="21"/>
-          <w:szCs w:val="21"/>
-        </w:rPr>
-        <w:t xml:space="preserve">Se a empresa tinha sido reativada por aquela baixa e continua devendo, ela é </w:t>
-      </w:r>
-      <w:r>
-        <w:rPr>
-          <w:b/>
-          <w:bCs/>
-          <w:color w:val="23293D"/>
-          <w:sz w:val="21"/>
-          <w:szCs w:val="21"/>
-        </w:rPr>
-        <w:t xml:space="preserve">suspensa de novo</w:t>
-      </w:r>
-      <w:r>
-        <w:rPr>
-          <w:color w:val="23293D"/>
-          <w:sz w:val="21"/>
-          <w:szCs w:val="21"/>
-        </w:rPr>
-        <w:t xml:space="preserve"> — estornar não pode virar um jeito silencioso de manter ativa uma empresa inadimplente.</w:t>
-      </w:r>
-    </w:p>
-    <w:p>
-      <w:pPr>
-        <w:pStyle w:val="ListParagraph"/>
-        <w:numPr>
-          <w:ilvl w:val="0"/>
-          <w:numId w:val="19"/>
-        </w:numPr>
-        <w:spacing w:after="80" w:line="270"/>
-      </w:pPr>
-      <w:r>
-        <w:rPr>
-          <w:color w:val="23293D"/>
-          <w:sz w:val="21"/>
-          <w:szCs w:val="21"/>
-        </w:rPr>
-        <w:t xml:space="preserve">Estornar duas vezes a mesma cobrança é recusado.</w:t>
-      </w:r>
-    </w:p>
-    <w:p>
-      <w:pPr>
-        <w:pStyle w:val="Heading2"/>
-      </w:pPr>
-      <w:r>
-        <w:rPr>
-          <w:color w:val="1F3253"/>
-        </w:rPr>
-        <w:t xml:space="preserve">Inadimplência</w:t>
-      </w:r>
-    </w:p>
-    <w:p>
-      <w:pPr>
-        <w:spacing w:after="140" w:line="280"/>
-      </w:pPr>
-      <w:r>
-        <w:rPr>
-          <w:b/>
-          <w:bCs/>
-          <w:color w:val="23293D"/>
-          <w:sz w:val="21"/>
-          <w:szCs w:val="21"/>
-        </w:rPr>
-        <w:t xml:space="preserve">Checar inadimplência</w:t>
-      </w:r>
-      <w:r>
-        <w:rPr>
-          <w:color w:val="23293D"/>
-          <w:sz w:val="21"/>
-          <w:szCs w:val="21"/>
-        </w:rPr>
-        <w:t xml:space="preserve"> marca as vencidas e, passada a carência, </w:t>
-      </w:r>
-      <w:r>
-        <w:rPr>
-          <w:b/>
-          <w:bCs/>
-          <w:color w:val="23293D"/>
-          <w:sz w:val="21"/>
-          <w:szCs w:val="21"/>
-        </w:rPr>
-        <w:t xml:space="preserve">suspende</w:t>
-      </w:r>
-      <w:r>
-        <w:rPr>
-          <w:color w:val="23293D"/>
-          <w:sz w:val="21"/>
-          <w:szCs w:val="21"/>
-        </w:rPr>
-        <w:t xml:space="preserve"> a empresa. Empresa </w:t>
-      </w:r>
-      <w:r>
-        <w:rPr>
-          <w:b/>
-          <w:bCs/>
-          <w:color w:val="23293D"/>
-          <w:sz w:val="21"/>
-          <w:szCs w:val="21"/>
-        </w:rPr>
-        <w:t xml:space="preserve">Suspensa</w:t>
-      </w:r>
-      <w:r>
-        <w:rPr>
-          <w:color w:val="23293D"/>
-          <w:sz w:val="21"/>
-          <w:szCs w:val="21"/>
-        </w:rPr>
-        <w:t xml:space="preserve"> tem os benefícios </w:t>
-      </w:r>
-      <w:r>
-        <w:rPr>
-          <w:b/>
-          <w:bCs/>
-          <w:color w:val="23293D"/>
-          <w:sz w:val="21"/>
-          <w:szCs w:val="21"/>
-        </w:rPr>
-        <w:t xml:space="preserve">bloqueados</w:t>
-      </w:r>
-      <w:r>
-        <w:rPr>
-          <w:color w:val="23293D"/>
-          <w:sz w:val="21"/>
-          <w:szCs w:val="21"/>
-        </w:rPr>
-        <w:t xml:space="preserve"> — e o aviso aparece na ficha do cliente e no orçamento. Quando a dívida some, a suspensão que o </w:t>
-      </w:r>
-      <w:r>
-        <w:rPr>
-          <w:b/>
-          <w:bCs/>
-          <w:color w:val="23293D"/>
-          <w:sz w:val="21"/>
-          <w:szCs w:val="21"/>
-        </w:rPr>
-        <w:t xml:space="preserve">sistema</w:t>
-      </w:r>
-      <w:r>
-        <w:rPr>
-          <w:color w:val="23293D"/>
-          <w:sz w:val="21"/>
-          <w:szCs w:val="21"/>
-        </w:rPr>
-        <w:t xml:space="preserve"> aplicou é desfeita sozinha.</w:t>
-      </w:r>
-    </w:p>
-    <w:p>
-      <w:pPr>
-        <w:spacing w:after="60" w:line="120"/>
-      </w:pPr>
-      <w:r>
-        <w:rPr>
-          <w:sz w:val="2"/>
-          <w:szCs w:val="2"/>
-        </w:rPr>
-        <w:t xml:space="preserve"/>
-      </w:r>
-    </w:p>
-    <w:p>
-      <w:pPr>
-        <w:pStyle w:val="Heading1"/>
-      </w:pPr>
-      <w:r>
-        <w:rPr>
-          <w:color w:val="1F3253"/>
-        </w:rPr>
-        <w:t xml:space="preserve">13. O benefício na hora do orçamento</w:t>
-      </w:r>
-    </w:p>
-    <w:p>
-      <w:pPr>
-        <w:spacing w:after="140" w:line="280"/>
-      </w:pPr>
-      <w:r>
-        <w:rPr>
-          <w:color w:val="23293D"/>
-          <w:sz w:val="21"/>
-          <w:szCs w:val="21"/>
-        </w:rPr>
-        <w:t xml:space="preserve">É aqui que o programa aparece para o paciente, e quem faz é o </w:t>
-      </w:r>
-      <w:r>
-        <w:rPr>
-          <w:b/>
-          <w:bCs/>
-          <w:color w:val="23293D"/>
-          <w:sz w:val="21"/>
-          <w:szCs w:val="21"/>
-        </w:rPr>
-        <w:t xml:space="preserve">Planner</w:t>
-      </w:r>
-      <w:r>
-        <w:rPr>
-          <w:color w:val="23293D"/>
-          <w:sz w:val="21"/>
-          <w:szCs w:val="21"/>
-        </w:rPr>
-        <w:t xml:space="preserve">, na ficha do cliente → </w:t>
-      </w:r>
-      <w:r>
-        <w:rPr>
-          <w:b/>
-          <w:bCs/>
-          <w:color w:val="23293D"/>
-          <w:sz w:val="21"/>
-          <w:szCs w:val="21"/>
-        </w:rPr>
-        <w:t xml:space="preserve">Plano de Tratamento</w:t>
-      </w:r>
-      <w:r>
-        <w:rPr>
-          <w:color w:val="23293D"/>
-          <w:sz w:val="21"/>
-          <w:szCs w:val="21"/>
-        </w:rPr>
-        <w:t xml:space="preserve">.</w:t>
-      </w:r>
-    </w:p>
-    <w:p>
-      <w:pPr>
-        <w:pStyle w:val="ListParagraph"/>
-        <w:numPr>
-          <w:ilvl w:val="0"/>
-          <w:numId w:val="20"/>
-        </w:numPr>
-        <w:spacing w:after="80" w:line="270"/>
-      </w:pPr>
-      <w:r>
-        <w:rPr>
-          <w:color w:val="23293D"/>
-          <w:sz w:val="21"/>
-          <w:szCs w:val="21"/>
-        </w:rPr>
-        <w:t xml:space="preserve">Crie a opção e lance o procedimento.</w:t>
-      </w:r>
-    </w:p>
-    <w:p>
-      <w:pPr>
-        <w:pStyle w:val="ListParagraph"/>
-        <w:numPr>
-          <w:ilvl w:val="0"/>
-          <w:numId w:val="20"/>
-        </w:numPr>
-        <w:spacing w:after="80" w:line="270"/>
-      </w:pPr>
-      <w:r>
-        <w:rPr>
-          <w:color w:val="23293D"/>
-          <w:sz w:val="21"/>
-          <w:szCs w:val="21"/>
-        </w:rPr>
-        <w:t xml:space="preserve">O banner </w:t>
-      </w:r>
-      <w:r>
-        <w:rPr>
-          <w:b/>
-          <w:bCs/>
-          <w:color w:val="23293D"/>
-          <w:sz w:val="21"/>
-          <w:szCs w:val="21"/>
-        </w:rPr>
-        <w:t xml:space="preserve">★ Risarte Empresarial</w:t>
-      </w:r>
-      <w:r>
-        <w:rPr>
-          <w:color w:val="23293D"/>
-          <w:sz w:val="21"/>
-          <w:szCs w:val="21"/>
-        </w:rPr>
-        <w:t xml:space="preserve"> aparece no alto.</w:t>
-      </w:r>
-    </w:p>
-    <w:p>
-      <w:pPr>
-        <w:pStyle w:val="ListParagraph"/>
-        <w:numPr>
-          <w:ilvl w:val="0"/>
-          <w:numId w:val="20"/>
-        </w:numPr>
-        <w:spacing w:after="80" w:line="270"/>
-      </w:pPr>
-      <w:r>
-        <w:rPr>
-          <w:color w:val="23293D"/>
-          <w:sz w:val="21"/>
-          <w:szCs w:val="21"/>
-        </w:rPr>
-        <w:t xml:space="preserve">Na opção, a linha </w:t>
-      </w:r>
-      <w:r>
-        <w:rPr>
-          <w:b/>
-          <w:bCs/>
-          <w:color w:val="23293D"/>
-          <w:sz w:val="21"/>
-          <w:szCs w:val="21"/>
-        </w:rPr>
-        <w:t xml:space="preserve">"Com Risarte Empresarial: R$ … · economia R$ …"</w:t>
-      </w:r>
-      <w:r>
-        <w:rPr>
-          <w:color w:val="23293D"/>
-          <w:sz w:val="21"/>
-          <w:szCs w:val="21"/>
-        </w:rPr>
-        <w:t xml:space="preserve"> mostra o valor cheio e o com programa.</w:t>
-      </w:r>
-    </w:p>
-    <w:p>
-      <w:pPr>
-        <w:spacing w:after="140" w:line="280"/>
-      </w:pPr>
-      <w:r>
-        <w:rPr>
-          <w:b/>
-          <w:bCs/>
-          <w:color w:val="23293D"/>
-          <w:sz w:val="21"/>
-          <w:szCs w:val="21"/>
-        </w:rPr>
-        <w:t xml:space="preserve">O motor decide</w:t>
-      </w:r>
-      <w:r>
-        <w:rPr>
-          <w:color w:val="23293D"/>
-          <w:sz w:val="21"/>
-          <w:szCs w:val="21"/>
-        </w:rPr>
-        <w:t xml:space="preserve"> olhando, para cada procedimento: se há benefício, se vale para aquela pessoa (titular ou dependente), se a </w:t>
-      </w:r>
-      <w:r>
-        <w:rPr>
-          <w:b/>
-          <w:bCs/>
-          <w:color w:val="23293D"/>
-          <w:sz w:val="21"/>
-          <w:szCs w:val="21"/>
-        </w:rPr>
-        <w:t xml:space="preserve">carência</w:t>
-      </w:r>
-      <w:r>
-        <w:rPr>
-          <w:color w:val="23293D"/>
-          <w:sz w:val="21"/>
-          <w:szCs w:val="21"/>
-        </w:rPr>
-        <w:t xml:space="preserve"> já passou, se a </w:t>
-      </w:r>
-      <w:r>
-        <w:rPr>
-          <w:b/>
-          <w:bCs/>
-          <w:color w:val="23293D"/>
-          <w:sz w:val="21"/>
-          <w:szCs w:val="21"/>
-        </w:rPr>
-        <w:t xml:space="preserve">frequência</w:t>
-      </w:r>
-      <w:r>
-        <w:rPr>
-          <w:color w:val="23293D"/>
-          <w:sz w:val="21"/>
-          <w:szCs w:val="21"/>
-        </w:rPr>
-        <w:t xml:space="preserve"> permite (quantas vezes a cada quantos meses), se a </w:t>
-      </w:r>
-      <w:r>
-        <w:rPr>
-          <w:b/>
-          <w:bCs/>
-          <w:color w:val="23293D"/>
-          <w:sz w:val="21"/>
-          <w:szCs w:val="21"/>
-        </w:rPr>
-        <w:t xml:space="preserve">unidade</w:t>
-      </w:r>
-      <w:r>
-        <w:rPr>
-          <w:color w:val="23293D"/>
-          <w:sz w:val="21"/>
-          <w:szCs w:val="21"/>
-        </w:rPr>
-        <w:t xml:space="preserve"> está na parceria e se a empresa está </w:t>
-      </w:r>
-      <w:r>
-        <w:rPr>
-          <w:b/>
-          <w:bCs/>
-          <w:color w:val="23293D"/>
-          <w:sz w:val="21"/>
-          <w:szCs w:val="21"/>
-        </w:rPr>
-        <w:t xml:space="preserve">ativa</w:t>
-      </w:r>
-      <w:r>
-        <w:rPr>
-          <w:color w:val="23293D"/>
-          <w:sz w:val="21"/>
-          <w:szCs w:val="21"/>
-        </w:rPr>
-        <w:t xml:space="preserve">.</w:t>
-      </w:r>
-    </w:p>
-    <w:p>
-      <w:pPr>
-        <w:spacing w:after="140" w:line="280"/>
-      </w:pPr>
-      <w:r>
-        <w:rPr>
-          <w:b/>
-          <w:bCs/>
-          <w:color w:val="23293D"/>
-          <w:sz w:val="21"/>
-          <w:szCs w:val="21"/>
-        </w:rPr>
-        <w:t xml:space="preserve">A frequência é contada pelo uso de verdade:</w:t>
-      </w:r>
-      <w:r>
-        <w:rPr>
-          <w:color w:val="23293D"/>
-          <w:sz w:val="21"/>
-          <w:szCs w:val="21"/>
-        </w:rPr>
-        <w:t xml:space="preserve"> depois de </w:t>
-      </w:r>
-      <w:r>
-        <w:rPr>
-          <w:b/>
-          <w:bCs/>
-          <w:color w:val="23293D"/>
-          <w:sz w:val="21"/>
-          <w:szCs w:val="21"/>
-        </w:rPr>
-        <w:t xml:space="preserve">concluir</w:t>
-      </w:r>
-      <w:r>
-        <w:rPr>
-          <w:color w:val="23293D"/>
-          <w:sz w:val="21"/>
-          <w:szCs w:val="21"/>
-        </w:rPr>
-        <w:t xml:space="preserve"> o atendimento daquele procedimento, ele passa a contar como usado. Ao orçar de novo antes do prazo, o painel do cliente mostra </w:t>
-      </w:r>
-      <w:r>
-        <w:rPr>
-          <w:b/>
-          <w:bCs/>
-          <w:color w:val="23293D"/>
-          <w:sz w:val="21"/>
-          <w:szCs w:val="21"/>
-        </w:rPr>
-        <w:t xml:space="preserve">"aguardando liberação"</w:t>
-      </w:r>
-      <w:r>
-        <w:rPr>
-          <w:color w:val="23293D"/>
-          <w:sz w:val="21"/>
-          <w:szCs w:val="21"/>
-        </w:rPr>
-        <w:t xml:space="preserve"> com a data.</w:t>
-      </w:r>
-    </w:p>
-    <w:p>
-      <w:pPr>
-        <w:spacing w:after="140" w:line="280"/>
-      </w:pPr>
-      <w:r>
-        <w:rPr>
-          <w:b/>
-          <w:bCs/>
-          <w:color w:val="23293D"/>
-          <w:sz w:val="21"/>
-          <w:szCs w:val="21"/>
-        </w:rPr>
-        <w:t xml:space="preserve">O painel do cliente</w:t>
-      </w:r>
-      <w:r>
-        <w:rPr>
-          <w:color w:val="23293D"/>
-          <w:sz w:val="21"/>
-          <w:szCs w:val="21"/>
-        </w:rPr>
-        <w:t xml:space="preserve"> (card </w:t>
-      </w:r>
-      <w:r>
-        <w:rPr>
-          <w:b/>
-          <w:bCs/>
-          <w:color w:val="23293D"/>
-          <w:sz w:val="21"/>
-          <w:szCs w:val="21"/>
-        </w:rPr>
-        <w:t xml:space="preserve">★ Programa Empresarial</w:t>
-      </w:r>
-      <w:r>
-        <w:rPr>
-          <w:color w:val="23293D"/>
-          <w:sz w:val="21"/>
-          <w:szCs w:val="21"/>
-        </w:rPr>
-        <w:t xml:space="preserve"> na ficha) mostra economia acumulada, benefícios usados, disponíveis agora e histórico.</w:t>
-      </w:r>
-    </w:p>
-    <w:p>
-      <w:pPr>
-        <w:spacing w:after="60" w:line="120"/>
-      </w:pPr>
-      <w:r>
-        <w:rPr>
-          <w:sz w:val="2"/>
-          <w:szCs w:val="2"/>
-        </w:rPr>
-        <w:t xml:space="preserve"/>
-      </w:r>
-    </w:p>
-    <w:p>
-      <w:pPr>
-        <w:pStyle w:val="Heading1"/>
-      </w:pPr>
-      <w:r>
-        <w:rPr>
-          <w:color w:val="1F3253"/>
-        </w:rPr>
-        <w:t xml:space="preserve">14. Riso+ Social</w:t>
-      </w:r>
-    </w:p>
-    <w:p>
-      <w:pPr>
-        <w:spacing w:after="140" w:line="280"/>
-      </w:pPr>
-      <w:r>
-        <w:rPr>
-          <w:color w:val="23293D"/>
-          <w:sz w:val="21"/>
-          <w:szCs w:val="21"/>
-        </w:rPr>
-        <w:t xml:space="preserve">Aba </w:t>
-      </w:r>
-      <w:r>
-        <w:rPr>
-          <w:b/>
-          <w:bCs/>
-          <w:color w:val="23293D"/>
-          <w:sz w:val="21"/>
-          <w:szCs w:val="21"/>
-        </w:rPr>
-        <w:t xml:space="preserve">Riso+ Social</w:t>
-      </w:r>
-      <w:r>
-        <w:rPr>
-          <w:color w:val="23293D"/>
-          <w:sz w:val="21"/>
-          <w:szCs w:val="21"/>
-        </w:rPr>
-        <w:t xml:space="preserve"> da empresa. Nos modelos </w:t>
-      </w:r>
-      <w:r>
-        <w:rPr>
-          <w:b/>
-          <w:bCs/>
-          <w:color w:val="23293D"/>
-          <w:sz w:val="21"/>
-          <w:szCs w:val="21"/>
-        </w:rPr>
-        <w:t xml:space="preserve">integral</w:t>
-      </w:r>
-      <w:r>
-        <w:rPr>
-          <w:color w:val="23293D"/>
-          <w:sz w:val="21"/>
-          <w:szCs w:val="21"/>
-        </w:rPr>
-        <w:t xml:space="preserve"> e </w:t>
-      </w:r>
-      <w:r>
-        <w:rPr>
-          <w:b/>
-          <w:bCs/>
-          <w:color w:val="23293D"/>
-          <w:sz w:val="21"/>
-          <w:szCs w:val="21"/>
-        </w:rPr>
-        <w:t xml:space="preserve">parcial</w:t>
-      </w:r>
-      <w:r>
-        <w:rPr>
-          <w:color w:val="23293D"/>
-          <w:sz w:val="21"/>
-          <w:szCs w:val="21"/>
-        </w:rPr>
-        <w:t xml:space="preserve">, escolha um gatilho e </w:t>
-      </w:r>
-      <w:r>
-        <w:rPr>
-          <w:b/>
-          <w:bCs/>
-          <w:color w:val="23293D"/>
-          <w:sz w:val="21"/>
-          <w:szCs w:val="21"/>
-        </w:rPr>
-        <w:t xml:space="preserve">Gerar ficha social</w:t>
-      </w:r>
-      <w:r>
-        <w:rPr>
-          <w:color w:val="23293D"/>
-          <w:sz w:val="21"/>
-          <w:szCs w:val="21"/>
-        </w:rPr>
-        <w:t xml:space="preserve">; depois </w:t>
-      </w:r>
-      <w:r>
-        <w:rPr>
-          <w:b/>
-          <w:bCs/>
-          <w:color w:val="23293D"/>
-          <w:sz w:val="21"/>
-          <w:szCs w:val="21"/>
-        </w:rPr>
-        <w:t xml:space="preserve">Atribuir</w:t>
-      </w:r>
-      <w:r>
-        <w:rPr>
-          <w:color w:val="23293D"/>
-          <w:sz w:val="21"/>
-          <w:szCs w:val="21"/>
-        </w:rPr>
-        <w:t xml:space="preserve"> um beneficiário e </w:t>
-      </w:r>
-      <w:r>
-        <w:rPr>
-          <w:b/>
-          <w:bCs/>
-          <w:color w:val="23293D"/>
-          <w:sz w:val="21"/>
-          <w:szCs w:val="21"/>
-        </w:rPr>
-        <w:t xml:space="preserve">Marcar utilizada</w:t>
-      </w:r>
-      <w:r>
-        <w:rPr>
-          <w:color w:val="23293D"/>
-          <w:sz w:val="21"/>
-          <w:szCs w:val="21"/>
-        </w:rPr>
-        <w:t xml:space="preserve">.</w:t>
-      </w:r>
-    </w:p>
-    <w:p>
-      <w:pPr>
-        <w:spacing w:after="140" w:line="280"/>
-      </w:pPr>
-      <w:r>
-        <w:rPr>
-          <w:color w:val="23293D"/>
-          <w:sz w:val="21"/>
-          <w:szCs w:val="21"/>
-        </w:rPr>
-        <w:t xml:space="preserve">No modelo </w:t>
-      </w:r>
-      <w:r>
-        <w:rPr>
-          <w:b/>
-          <w:bCs/>
-          <w:color w:val="23293D"/>
-          <w:sz w:val="21"/>
-          <w:szCs w:val="21"/>
-        </w:rPr>
-        <w:t xml:space="preserve">Titular paga</w:t>
-      </w:r>
-      <w:r>
-        <w:rPr>
-          <w:color w:val="23293D"/>
-          <w:sz w:val="21"/>
-          <w:szCs w:val="21"/>
-        </w:rPr>
-        <w:t xml:space="preserve">, o botão explica que a empresa não participa — e isso é regra, não defeito: não há parcela da empresa de onde tirar a ficha.</w:t>
-      </w:r>
-    </w:p>
-    <w:p>
-      <w:pPr>
-        <w:spacing w:after="60" w:line="120"/>
-      </w:pPr>
-      <w:r>
-        <w:rPr>
-          <w:sz w:val="2"/>
-          <w:szCs w:val="2"/>
-        </w:rPr>
-        <w:t xml:space="preserve"/>
-      </w:r>
-    </w:p>
-    <w:p>
-      <w:pPr>
-        <w:pStyle w:val="Heading1"/>
-      </w:pPr>
-      <w:r>
-        <w:rPr>
-          <w:color w:val="1F3253"/>
-        </w:rPr>
-        <w:t xml:space="preserve">15. Configurações da rede</w:t>
-      </w:r>
-    </w:p>
-    <w:p>
-      <w:pPr>
-        <w:spacing w:after="140" w:line="280"/>
-      </w:pPr>
-      <w:r>
-        <w:rPr>
-          <w:b/>
-          <w:bCs/>
-          <w:color w:val="23293D"/>
-          <w:sz w:val="21"/>
-          <w:szCs w:val="21"/>
-        </w:rPr>
-        <w:t xml:space="preserve">Empresarial → Configurações</w:t>
-      </w:r>
-      <w:r>
-        <w:rPr>
-          <w:color w:val="23293D"/>
-          <w:sz w:val="21"/>
-          <w:szCs w:val="21"/>
-        </w:rPr>
-        <w:t xml:space="preserve">. Cinco abas:</w:t>
-      </w:r>
-    </w:p>
-    <w:p>
-      <w:pPr>
-        <w:pStyle w:val="ListParagraph"/>
-        <w:numPr>
-          <w:ilvl w:val="0"/>
-          <w:numId w:val="21"/>
-        </w:numPr>
-        <w:spacing w:after="80" w:line="270"/>
-      </w:pPr>
-      <w:r>
-        <w:rPr>
-          <w:b/>
-          <w:bCs/>
-          <w:color w:val="23293D"/>
-          <w:sz w:val="21"/>
-          <w:szCs w:val="21"/>
-        </w:rPr>
-        <w:t xml:space="preserve">Preços de adesão</w:t>
-      </w:r>
-      <w:r>
-        <w:rPr>
-          <w:color w:val="23293D"/>
-          <w:sz w:val="21"/>
-          <w:szCs w:val="21"/>
-        </w:rPr>
-        <w:t xml:space="preserve"> — os padrões da rede (titular, dependente).</w:t>
-      </w:r>
-    </w:p>
-    <w:p>
-      <w:pPr>
-        <w:pStyle w:val="ListParagraph"/>
-        <w:numPr>
-          <w:ilvl w:val="0"/>
-          <w:numId w:val="21"/>
-        </w:numPr>
-        <w:spacing w:after="80" w:line="270"/>
-      </w:pPr>
-      <w:r>
-        <w:rPr>
-          <w:b/>
-          <w:bCs/>
-          <w:color w:val="23293D"/>
-          <w:sz w:val="21"/>
-          <w:szCs w:val="21"/>
-        </w:rPr>
-        <w:t xml:space="preserve">Split de pagamento</w:t>
-      </w:r>
-      <w:r>
-        <w:rPr>
-          <w:color w:val="23293D"/>
-          <w:sz w:val="21"/>
-          <w:szCs w:val="21"/>
-        </w:rPr>
-        <w:t xml:space="preserve"> — a divisão Risarte/RisLife.</w:t>
-      </w:r>
-    </w:p>
-    <w:p>
-      <w:pPr>
-        <w:pStyle w:val="ListParagraph"/>
-        <w:numPr>
-          <w:ilvl w:val="0"/>
-          <w:numId w:val="21"/>
-        </w:numPr>
-        <w:spacing w:after="80" w:line="270"/>
-      </w:pPr>
-      <w:r>
-        <w:rPr>
-          <w:b/>
-          <w:bCs/>
-          <w:color w:val="23293D"/>
-          <w:sz w:val="21"/>
-          <w:szCs w:val="21"/>
-        </w:rPr>
-        <w:t xml:space="preserve">Benefícios</w:t>
-      </w:r>
-      <w:r>
-        <w:rPr>
-          <w:color w:val="23293D"/>
-          <w:sz w:val="21"/>
-          <w:szCs w:val="21"/>
-        </w:rPr>
-        <w:t xml:space="preserve"> — os benefícios </w:t>
-      </w:r>
-      <w:r>
-        <w:rPr>
-          <w:b/>
-          <w:bCs/>
-          <w:color w:val="23293D"/>
-          <w:sz w:val="21"/>
-          <w:szCs w:val="21"/>
-        </w:rPr>
-        <w:t xml:space="preserve">padrão da rede</w:t>
-      </w:r>
-      <w:r>
-        <w:rPr>
-          <w:color w:val="23293D"/>
-          <w:sz w:val="21"/>
-          <w:szCs w:val="21"/>
-        </w:rPr>
-        <w:t xml:space="preserve">, que chegam nas propostas novas. Tem a coluna </w:t>
-      </w:r>
-      <w:r>
-        <w:rPr>
-          <w:b/>
-          <w:bCs/>
-          <w:color w:val="23293D"/>
-          <w:sz w:val="21"/>
-          <w:szCs w:val="21"/>
-        </w:rPr>
-        <w:t xml:space="preserve">Margem (rede)</w:t>
-      </w:r>
-      <w:r>
-        <w:rPr>
-          <w:color w:val="23293D"/>
-          <w:sz w:val="21"/>
-          <w:szCs w:val="21"/>
-        </w:rPr>
-        <w:t xml:space="preserve">.</w:t>
-      </w:r>
-    </w:p>
-    <w:p>
-      <w:pPr>
-        <w:pStyle w:val="ListParagraph"/>
-        <w:numPr>
-          <w:ilvl w:val="0"/>
-          <w:numId w:val="21"/>
-        </w:numPr>
-        <w:spacing w:after="80" w:line="270"/>
-      </w:pPr>
-      <w:r>
-        <w:rPr>
-          <w:b/>
-          <w:bCs/>
-          <w:color w:val="23293D"/>
-          <w:sz w:val="21"/>
-          <w:szCs w:val="21"/>
-        </w:rPr>
-        <w:t xml:space="preserve">Proposta comercial</w:t>
-      </w:r>
-      <w:r>
-        <w:rPr>
-          <w:color w:val="23293D"/>
-          <w:sz w:val="21"/>
-          <w:szCs w:val="21"/>
-        </w:rPr>
-        <w:t xml:space="preserve"> — validade padrão e os </w:t>
-      </w:r>
-      <w:r>
-        <w:rPr>
-          <w:b/>
-          <w:bCs/>
-          <w:color w:val="23293D"/>
-          <w:sz w:val="21"/>
-          <w:szCs w:val="21"/>
-        </w:rPr>
-        <w:t xml:space="preserve">blocos de texto</w:t>
-      </w:r>
-      <w:r>
-        <w:rPr>
-          <w:color w:val="23293D"/>
-          <w:sz w:val="21"/>
-          <w:szCs w:val="21"/>
-        </w:rPr>
-        <w:t xml:space="preserve"> que saem em toda proposta sem texto próprio.</w:t>
-      </w:r>
-    </w:p>
-    <w:p>
-      <w:pPr>
-        <w:pStyle w:val="ListParagraph"/>
-        <w:numPr>
-          <w:ilvl w:val="0"/>
-          <w:numId w:val="21"/>
-        </w:numPr>
-        <w:spacing w:after="80" w:line="270"/>
-      </w:pPr>
-      <w:r>
-        <w:rPr>
-          <w:b/>
-          <w:bCs/>
-          <w:color w:val="23293D"/>
-          <w:sz w:val="21"/>
-          <w:szCs w:val="21"/>
-        </w:rPr>
-        <w:t xml:space="preserve">Grupos de benefícios</w:t>
-      </w:r>
-      <w:r>
-        <w:rPr>
-          <w:color w:val="23293D"/>
-          <w:sz w:val="21"/>
-          <w:szCs w:val="21"/>
-        </w:rPr>
-        <w:t xml:space="preserve"> — criar, editar e desligar grupos.</w:t>
-      </w:r>
-    </w:p>
-    <w:p>
-      <w:pPr>
-        <w:pStyle w:val="Heading2"/>
-      </w:pPr>
-      <w:r>
-        <w:rPr>
-          <w:color w:val="1F3253"/>
-        </w:rPr>
-        <w:t xml:space="preserve">A coluna Margem</w:t>
-      </w:r>
-    </w:p>
-    <w:p>
-      <w:pPr>
-        <w:spacing w:after="140" w:line="280"/>
-      </w:pPr>
-      <w:r>
-        <w:rPr>
-          <w:color w:val="23293D"/>
-          <w:sz w:val="21"/>
-          <w:szCs w:val="21"/>
-        </w:rPr>
-        <w:t xml:space="preserve">Mostra quanto sobra em cada procedimento depois do benefício, usando preço e repasse cadastrados.</w:t>
       </w:r>
     </w:p>
     <w:p>
@@ -13984,29 +14219,39 @@
       </w:pPr>
       <w:r>
         <w:rPr>
-          <w:color w:val="23293D"/>
-          <w:sz w:val="21"/>
-          <w:szCs w:val="21"/>
-        </w:rPr>
-        <w:t xml:space="preserve">Com desconto, mostra a margem que sobra </w:t>
-      </w:r>
-      <w:r>
-        <w:rPr>
-          <w:b/>
-          <w:bCs/>
-          <w:color w:val="23293D"/>
-          <w:sz w:val="21"/>
-          <w:szCs w:val="21"/>
-        </w:rPr>
-        <w:t xml:space="preserve">e</w:t>
-      </w:r>
-      <w:r>
-        <w:rPr>
-          <w:color w:val="23293D"/>
-          <w:sz w:val="21"/>
-          <w:szCs w:val="21"/>
-        </w:rPr>
-        <w:t xml:space="preserve"> quanto o benefício custou.</w:t>
+          <w:b/>
+          <w:bCs/>
+          <w:color w:val="23293D"/>
+          <w:sz w:val="21"/>
+          <w:szCs w:val="21"/>
+        </w:rPr>
+        <w:t xml:space="preserve">Gerar mensalidades</w:t>
+      </w:r>
+      <w:r>
+        <w:rPr>
+          <w:color w:val="23293D"/>
+          <w:sz w:val="21"/>
+          <w:szCs w:val="21"/>
+        </w:rPr>
+        <w:t xml:space="preserve"> em lote: empresa que </w:t>
+      </w:r>
+      <w:r>
+        <w:rPr>
+          <w:b/>
+          <w:bCs/>
+          <w:color w:val="23293D"/>
+          <w:sz w:val="21"/>
+          <w:szCs w:val="21"/>
+        </w:rPr>
+        <w:t xml:space="preserve">já tem cobrança do mês é pulada</w:t>
+      </w:r>
+      <w:r>
+        <w:rPr>
+          <w:color w:val="23293D"/>
+          <w:sz w:val="21"/>
+          <w:szCs w:val="21"/>
+        </w:rPr>
+        <w:t xml:space="preserve">, e o aviso diz quais.</w:t>
       </w:r>
     </w:p>
     <w:p>
@@ -14020,47 +14265,159 @@
       </w:pPr>
       <w:r>
         <w:rPr>
-          <w:color w:val="23293D"/>
-          <w:sz w:val="21"/>
-          <w:szCs w:val="21"/>
-        </w:rPr>
-        <w:t xml:space="preserve">Em </w:t>
-      </w:r>
-      <w:r>
-        <w:rPr>
-          <w:b/>
-          <w:bCs/>
-          <w:color w:val="23293D"/>
-          <w:sz w:val="21"/>
-          <w:szCs w:val="21"/>
-        </w:rPr>
-        <w:t xml:space="preserve">Sem custo</w:t>
-      </w:r>
-      <w:r>
-        <w:rPr>
-          <w:color w:val="23293D"/>
-          <w:sz w:val="21"/>
-          <w:szCs w:val="21"/>
-        </w:rPr>
-        <w:t xml:space="preserve">, a margem fica </w:t>
-      </w:r>
-      <w:r>
-        <w:rPr>
-          <w:b/>
-          <w:bCs/>
-          <w:color w:val="23293D"/>
-          <w:sz w:val="21"/>
-          <w:szCs w:val="21"/>
-        </w:rPr>
-        <w:t xml:space="preserve">negativa</w:t>
-      </w:r>
-      <w:r>
-        <w:rPr>
-          <w:color w:val="23293D"/>
-          <w:sz w:val="21"/>
-          <w:szCs w:val="21"/>
-        </w:rPr>
-        <w:t xml:space="preserve"> e a tela diz que o procedimento fica no prejuízo — porque o repasse e o material continuam sendo pagos.</w:t>
+          <w:b/>
+          <w:bCs/>
+          <w:color w:val="23293D"/>
+          <w:sz w:val="21"/>
+          <w:szCs w:val="21"/>
+        </w:rPr>
+        <w:t xml:space="preserve">Imprimir a lista</w:t>
+      </w:r>
+      <w:r>
+        <w:rPr>
+          <w:color w:val="23293D"/>
+          <w:sz w:val="21"/>
+          <w:szCs w:val="21"/>
+        </w:rPr>
+        <w:t xml:space="preserve"> manda a tabela para o papel.</w:t>
+      </w:r>
+    </w:p>
+    <w:p>
+      <w:pPr>
+        <w:pStyle w:val="Heading2"/>
+      </w:pPr>
+      <w:r>
+        <w:rPr>
+          <w:color w:val="1F3253"/>
+        </w:rPr>
+        <w:t xml:space="preserve">O split</w:t>
+      </w:r>
+    </w:p>
+    <w:p>
+      <w:pPr>
+        <w:spacing w:after="140" w:line="280"/>
+      </w:pPr>
+      <w:r>
+        <w:rPr>
+          <w:color w:val="23293D"/>
+          <w:sz w:val="21"/>
+          <w:szCs w:val="21"/>
+        </w:rPr>
+        <w:t xml:space="preserve">Ao dar baixa, o pagamento é dividido </w:t>
+      </w:r>
+      <w:r>
+        <w:rPr>
+          <w:b/>
+          <w:bCs/>
+          <w:color w:val="23293D"/>
+          <w:sz w:val="21"/>
+          <w:szCs w:val="21"/>
+        </w:rPr>
+        <w:t xml:space="preserve">Risarte / RisLife</w:t>
+      </w:r>
+      <w:r>
+        <w:rPr>
+          <w:color w:val="23293D"/>
+          <w:sz w:val="21"/>
+          <w:szCs w:val="21"/>
+        </w:rPr>
+        <w:t xml:space="preserve">. O padrão da rede é </w:t>
+      </w:r>
+      <w:r>
+        <w:rPr>
+          <w:b/>
+          <w:bCs/>
+          <w:color w:val="23293D"/>
+          <w:sz w:val="21"/>
+          <w:szCs w:val="21"/>
+        </w:rPr>
+        <w:t xml:space="preserve">0% / 100% no primeiro pagamento</w:t>
+      </w:r>
+      <w:r>
+        <w:rPr>
+          <w:color w:val="23293D"/>
+          <w:sz w:val="21"/>
+          <w:szCs w:val="21"/>
+        </w:rPr>
+        <w:t xml:space="preserve"> e </w:t>
+      </w:r>
+      <w:r>
+        <w:rPr>
+          <w:b/>
+          <w:bCs/>
+          <w:color w:val="23293D"/>
+          <w:sz w:val="21"/>
+          <w:szCs w:val="21"/>
+        </w:rPr>
+        <w:t xml:space="preserve">50% / 50% nas mensalidades</w:t>
+      </w:r>
+      <w:r>
+        <w:rPr>
+          <w:color w:val="23293D"/>
+          <w:sz w:val="21"/>
+          <w:szCs w:val="21"/>
+        </w:rPr>
+        <w:t xml:space="preserve"> (Configurações → Split de pagamento).</w:t>
+      </w:r>
+    </w:p>
+    <w:p>
+      <w:pPr>
+        <w:pStyle w:val="Heading2"/>
+      </w:pPr>
+      <w:r>
+        <w:rPr>
+          <w:color w:val="1F3253"/>
+        </w:rPr>
+        <w:t xml:space="preserve">Estornar uma baixa</w:t>
+      </w:r>
+    </w:p>
+    <w:p>
+      <w:pPr>
+        <w:spacing w:after="140" w:line="280"/>
+      </w:pPr>
+      <w:r>
+        <w:rPr>
+          <w:color w:val="23293D"/>
+          <w:sz w:val="21"/>
+          <w:szCs w:val="21"/>
+        </w:rPr>
+        <w:t xml:space="preserve">Baixa errada acontece; o que não pode é ficar sem saída. Na linha </w:t>
+      </w:r>
+      <w:r>
+        <w:rPr>
+          <w:b/>
+          <w:bCs/>
+          <w:color w:val="23293D"/>
+          <w:sz w:val="21"/>
+          <w:szCs w:val="21"/>
+        </w:rPr>
+        <w:t xml:space="preserve">Paga</w:t>
+      </w:r>
+      <w:r>
+        <w:rPr>
+          <w:color w:val="23293D"/>
+          <w:sz w:val="21"/>
+          <w:szCs w:val="21"/>
+        </w:rPr>
+        <w:t xml:space="preserve">, botão </w:t>
+      </w:r>
+      <w:r>
+        <w:rPr>
+          <w:b/>
+          <w:bCs/>
+          <w:color w:val="23293D"/>
+          <w:sz w:val="21"/>
+          <w:szCs w:val="21"/>
+        </w:rPr>
+        <w:t xml:space="preserve">Estornar</w:t>
+      </w:r>
+      <w:r>
+        <w:rPr>
+          <w:color w:val="23293D"/>
+          <w:sz w:val="21"/>
+          <w:szCs w:val="21"/>
+        </w:rPr>
+        <w:t xml:space="preserve">:</w:t>
       </w:r>
     </w:p>
     <w:p>
@@ -14068,7 +14425,1181 @@
         <w:pStyle w:val="ListParagraph"/>
         <w:numPr>
           <w:ilvl w:val="0"/>
-          <w:numId w:val="22"/>
+          <w:numId w:val="23"/>
+        </w:numPr>
+        <w:spacing w:after="80" w:line="270"/>
+      </w:pPr>
+      <w:r>
+        <w:rPr>
+          <w:b/>
+          <w:bCs/>
+          <w:color w:val="23293D"/>
+          <w:sz w:val="21"/>
+          <w:szCs w:val="21"/>
+        </w:rPr>
+        <w:t xml:space="preserve">Motivo obrigatório</w:t>
+      </w:r>
+      <w:r>
+        <w:rPr>
+          <w:color w:val="23293D"/>
+          <w:sz w:val="21"/>
+          <w:szCs w:val="21"/>
+        </w:rPr>
+        <w:t xml:space="preserve"> (mínimo 5 letras), e o sistema avisa o que vai acontecer antes de confirmar.</w:t>
+      </w:r>
+    </w:p>
+    <w:p>
+      <w:pPr>
+        <w:pStyle w:val="ListParagraph"/>
+        <w:numPr>
+          <w:ilvl w:val="0"/>
+          <w:numId w:val="23"/>
+        </w:numPr>
+        <w:spacing w:after="80" w:line="270"/>
+      </w:pPr>
+      <w:r>
+        <w:rPr>
+          <w:color w:val="23293D"/>
+          <w:sz w:val="21"/>
+          <w:szCs w:val="21"/>
+        </w:rPr>
+        <w:t xml:space="preserve">A cobrança volta à </w:t>
+      </w:r>
+      <w:r>
+        <w:rPr>
+          <w:b/>
+          <w:bCs/>
+          <w:color w:val="23293D"/>
+          <w:sz w:val="21"/>
+          <w:szCs w:val="21"/>
+        </w:rPr>
+        <w:t xml:space="preserve">situação do vencimento</w:t>
+      </w:r>
+      <w:r>
+        <w:rPr>
+          <w:color w:val="23293D"/>
+          <w:sz w:val="21"/>
+          <w:szCs w:val="21"/>
+        </w:rPr>
+        <w:t xml:space="preserve"> — </w:t>
+      </w:r>
+      <w:r>
+        <w:rPr>
+          <w:i/>
+          <w:iCs/>
+          <w:color w:val="23293D"/>
+          <w:sz w:val="21"/>
+          <w:szCs w:val="21"/>
+        </w:rPr>
+        <w:t xml:space="preserve">Em atraso</w:t>
+      </w:r>
+      <w:r>
+        <w:rPr>
+          <w:color w:val="23293D"/>
+          <w:sz w:val="21"/>
+          <w:szCs w:val="21"/>
+        </w:rPr>
+        <w:t xml:space="preserve"> se já venceu, </w:t>
+      </w:r>
+      <w:r>
+        <w:rPr>
+          <w:i/>
+          <w:iCs/>
+          <w:color w:val="23293D"/>
+          <w:sz w:val="21"/>
+          <w:szCs w:val="21"/>
+        </w:rPr>
+        <w:t xml:space="preserve">Pendente</w:t>
+      </w:r>
+      <w:r>
+        <w:rPr>
+          <w:color w:val="23293D"/>
+          <w:sz w:val="21"/>
+          <w:szCs w:val="21"/>
+        </w:rPr>
+        <w:t xml:space="preserve"> se não.</w:t>
+      </w:r>
+    </w:p>
+    <w:p>
+      <w:pPr>
+        <w:pStyle w:val="ListParagraph"/>
+        <w:numPr>
+          <w:ilvl w:val="0"/>
+          <w:numId w:val="23"/>
+        </w:numPr>
+        <w:spacing w:after="80" w:line="270"/>
+      </w:pPr>
+      <w:r>
+        <w:rPr>
+          <w:b/>
+          <w:bCs/>
+          <w:color w:val="23293D"/>
+          <w:sz w:val="21"/>
+          <w:szCs w:val="21"/>
+        </w:rPr>
+        <w:t xml:space="preserve">O pagamento e o split são apagados</w:t>
+      </w:r>
+      <w:r>
+        <w:rPr>
+          <w:color w:val="23293D"/>
+          <w:sz w:val="21"/>
+          <w:szCs w:val="21"/>
+        </w:rPr>
+        <w:t xml:space="preserve">, e o motivo fica gravado com o nome de quem estornou.</w:t>
+      </w:r>
+    </w:p>
+    <w:p>
+      <w:pPr>
+        <w:pStyle w:val="ListParagraph"/>
+        <w:numPr>
+          <w:ilvl w:val="0"/>
+          <w:numId w:val="23"/>
+        </w:numPr>
+        <w:spacing w:after="80" w:line="270"/>
+      </w:pPr>
+      <w:r>
+        <w:rPr>
+          <w:color w:val="23293D"/>
+          <w:sz w:val="21"/>
+          <w:szCs w:val="21"/>
+        </w:rPr>
+        <w:t xml:space="preserve">Se a empresa tinha sido reativada por aquela baixa e continua devendo, ela é </w:t>
+      </w:r>
+      <w:r>
+        <w:rPr>
+          <w:b/>
+          <w:bCs/>
+          <w:color w:val="23293D"/>
+          <w:sz w:val="21"/>
+          <w:szCs w:val="21"/>
+        </w:rPr>
+        <w:t xml:space="preserve">suspensa de novo</w:t>
+      </w:r>
+      <w:r>
+        <w:rPr>
+          <w:color w:val="23293D"/>
+          <w:sz w:val="21"/>
+          <w:szCs w:val="21"/>
+        </w:rPr>
+        <w:t xml:space="preserve"> — estornar não pode virar um jeito silencioso de manter ativa uma empresa inadimplente.</w:t>
+      </w:r>
+    </w:p>
+    <w:p>
+      <w:pPr>
+        <w:pStyle w:val="ListParagraph"/>
+        <w:numPr>
+          <w:ilvl w:val="0"/>
+          <w:numId w:val="23"/>
+        </w:numPr>
+        <w:spacing w:after="80" w:line="270"/>
+      </w:pPr>
+      <w:r>
+        <w:rPr>
+          <w:color w:val="23293D"/>
+          <w:sz w:val="21"/>
+          <w:szCs w:val="21"/>
+        </w:rPr>
+        <w:t xml:space="preserve">Estornar duas vezes a mesma cobrança é recusado.</w:t>
+      </w:r>
+    </w:p>
+    <w:p>
+      <w:pPr>
+        <w:pStyle w:val="Heading2"/>
+      </w:pPr>
+      <w:r>
+        <w:rPr>
+          <w:color w:val="1F3253"/>
+        </w:rPr>
+        <w:t xml:space="preserve">Inadimplência</w:t>
+      </w:r>
+    </w:p>
+    <w:p>
+      <w:pPr>
+        <w:spacing w:after="140" w:line="280"/>
+      </w:pPr>
+      <w:r>
+        <w:rPr>
+          <w:b/>
+          <w:bCs/>
+          <w:color w:val="23293D"/>
+          <w:sz w:val="21"/>
+          <w:szCs w:val="21"/>
+        </w:rPr>
+        <w:t xml:space="preserve">Checar inadimplência</w:t>
+      </w:r>
+      <w:r>
+        <w:rPr>
+          <w:color w:val="23293D"/>
+          <w:sz w:val="21"/>
+          <w:szCs w:val="21"/>
+        </w:rPr>
+        <w:t xml:space="preserve"> marca as vencidas e, passada a carência, </w:t>
+      </w:r>
+      <w:r>
+        <w:rPr>
+          <w:b/>
+          <w:bCs/>
+          <w:color w:val="23293D"/>
+          <w:sz w:val="21"/>
+          <w:szCs w:val="21"/>
+        </w:rPr>
+        <w:t xml:space="preserve">suspende</w:t>
+      </w:r>
+      <w:r>
+        <w:rPr>
+          <w:color w:val="23293D"/>
+          <w:sz w:val="21"/>
+          <w:szCs w:val="21"/>
+        </w:rPr>
+        <w:t xml:space="preserve"> a empresa. Empresa </w:t>
+      </w:r>
+      <w:r>
+        <w:rPr>
+          <w:b/>
+          <w:bCs/>
+          <w:color w:val="23293D"/>
+          <w:sz w:val="21"/>
+          <w:szCs w:val="21"/>
+        </w:rPr>
+        <w:t xml:space="preserve">Suspensa</w:t>
+      </w:r>
+      <w:r>
+        <w:rPr>
+          <w:color w:val="23293D"/>
+          <w:sz w:val="21"/>
+          <w:szCs w:val="21"/>
+        </w:rPr>
+        <w:t xml:space="preserve"> tem os benefícios </w:t>
+      </w:r>
+      <w:r>
+        <w:rPr>
+          <w:b/>
+          <w:bCs/>
+          <w:color w:val="23293D"/>
+          <w:sz w:val="21"/>
+          <w:szCs w:val="21"/>
+        </w:rPr>
+        <w:t xml:space="preserve">bloqueados</w:t>
+      </w:r>
+      <w:r>
+        <w:rPr>
+          <w:color w:val="23293D"/>
+          <w:sz w:val="21"/>
+          <w:szCs w:val="21"/>
+        </w:rPr>
+        <w:t xml:space="preserve"> — e o aviso aparece na ficha do cliente e no orçamento. Quando a dívida some, a suspensão que o </w:t>
+      </w:r>
+      <w:r>
+        <w:rPr>
+          <w:b/>
+          <w:bCs/>
+          <w:color w:val="23293D"/>
+          <w:sz w:val="21"/>
+          <w:szCs w:val="21"/>
+        </w:rPr>
+        <w:t xml:space="preserve">sistema</w:t>
+      </w:r>
+      <w:r>
+        <w:rPr>
+          <w:color w:val="23293D"/>
+          <w:sz w:val="21"/>
+          <w:szCs w:val="21"/>
+        </w:rPr>
+        <w:t xml:space="preserve"> aplicou é desfeita sozinha.</w:t>
+      </w:r>
+    </w:p>
+    <w:p>
+      <w:pPr>
+        <w:spacing w:after="60" w:line="120"/>
+      </w:pPr>
+      <w:r>
+        <w:rPr>
+          <w:sz w:val="2"/>
+          <w:szCs w:val="2"/>
+        </w:rPr>
+        <w:t xml:space="preserve"/>
+      </w:r>
+    </w:p>
+    <w:p>
+      <w:pPr>
+        <w:pStyle w:val="Heading1"/>
+      </w:pPr>
+      <w:r>
+        <w:rPr>
+          <w:color w:val="1F3253"/>
+        </w:rPr>
+        <w:t xml:space="preserve">13. O benefício na hora do orçamento</w:t>
+      </w:r>
+    </w:p>
+    <w:p>
+      <w:pPr>
+        <w:spacing w:after="140" w:line="280"/>
+      </w:pPr>
+      <w:r>
+        <w:rPr>
+          <w:color w:val="23293D"/>
+          <w:sz w:val="21"/>
+          <w:szCs w:val="21"/>
+        </w:rPr>
+        <w:t xml:space="preserve">É aqui que o programa aparece para o paciente, e quem faz é o </w:t>
+      </w:r>
+      <w:r>
+        <w:rPr>
+          <w:b/>
+          <w:bCs/>
+          <w:color w:val="23293D"/>
+          <w:sz w:val="21"/>
+          <w:szCs w:val="21"/>
+        </w:rPr>
+        <w:t xml:space="preserve">Planner</w:t>
+      </w:r>
+      <w:r>
+        <w:rPr>
+          <w:color w:val="23293D"/>
+          <w:sz w:val="21"/>
+          <w:szCs w:val="21"/>
+        </w:rPr>
+        <w:t xml:space="preserve">, na ficha do cliente → </w:t>
+      </w:r>
+      <w:r>
+        <w:rPr>
+          <w:b/>
+          <w:bCs/>
+          <w:color w:val="23293D"/>
+          <w:sz w:val="21"/>
+          <w:szCs w:val="21"/>
+        </w:rPr>
+        <w:t xml:space="preserve">Plano de Tratamento</w:t>
+      </w:r>
+      <w:r>
+        <w:rPr>
+          <w:color w:val="23293D"/>
+          <w:sz w:val="21"/>
+          <w:szCs w:val="21"/>
+        </w:rPr>
+        <w:t xml:space="preserve">.</w:t>
+      </w:r>
+    </w:p>
+    <w:p>
+      <w:pPr>
+        <w:pStyle w:val="ListParagraph"/>
+        <w:numPr>
+          <w:ilvl w:val="0"/>
+          <w:numId w:val="24"/>
+        </w:numPr>
+        <w:spacing w:after="80" w:line="270"/>
+      </w:pPr>
+      <w:r>
+        <w:rPr>
+          <w:color w:val="23293D"/>
+          <w:sz w:val="21"/>
+          <w:szCs w:val="21"/>
+        </w:rPr>
+        <w:t xml:space="preserve">Crie a opção e lance o procedimento.</w:t>
+      </w:r>
+    </w:p>
+    <w:p>
+      <w:pPr>
+        <w:pStyle w:val="ListParagraph"/>
+        <w:numPr>
+          <w:ilvl w:val="0"/>
+          <w:numId w:val="24"/>
+        </w:numPr>
+        <w:spacing w:after="80" w:line="270"/>
+      </w:pPr>
+      <w:r>
+        <w:rPr>
+          <w:color w:val="23293D"/>
+          <w:sz w:val="21"/>
+          <w:szCs w:val="21"/>
+        </w:rPr>
+        <w:t xml:space="preserve">O banner </w:t>
+      </w:r>
+      <w:r>
+        <w:rPr>
+          <w:b/>
+          <w:bCs/>
+          <w:color w:val="23293D"/>
+          <w:sz w:val="21"/>
+          <w:szCs w:val="21"/>
+        </w:rPr>
+        <w:t xml:space="preserve">★ Risarte Empresarial</w:t>
+      </w:r>
+      <w:r>
+        <w:rPr>
+          <w:color w:val="23293D"/>
+          <w:sz w:val="21"/>
+          <w:szCs w:val="21"/>
+        </w:rPr>
+        <w:t xml:space="preserve"> aparece no alto.</w:t>
+      </w:r>
+    </w:p>
+    <w:p>
+      <w:pPr>
+        <w:pStyle w:val="ListParagraph"/>
+        <w:numPr>
+          <w:ilvl w:val="0"/>
+          <w:numId w:val="24"/>
+        </w:numPr>
+        <w:spacing w:after="80" w:line="270"/>
+      </w:pPr>
+      <w:r>
+        <w:rPr>
+          <w:color w:val="23293D"/>
+          <w:sz w:val="21"/>
+          <w:szCs w:val="21"/>
+        </w:rPr>
+        <w:t xml:space="preserve">Na opção, a linha </w:t>
+      </w:r>
+      <w:r>
+        <w:rPr>
+          <w:b/>
+          <w:bCs/>
+          <w:color w:val="23293D"/>
+          <w:sz w:val="21"/>
+          <w:szCs w:val="21"/>
+        </w:rPr>
+        <w:t xml:space="preserve">"Com Risarte Empresarial: R$ … · economia R$ …"</w:t>
+      </w:r>
+      <w:r>
+        <w:rPr>
+          <w:color w:val="23293D"/>
+          <w:sz w:val="21"/>
+          <w:szCs w:val="21"/>
+        </w:rPr>
+        <w:t xml:space="preserve"> mostra o valor cheio e o com programa.</w:t>
+      </w:r>
+    </w:p>
+    <w:p>
+      <w:pPr>
+        <w:spacing w:after="140" w:line="280"/>
+      </w:pPr>
+      <w:r>
+        <w:rPr>
+          <w:b/>
+          <w:bCs/>
+          <w:color w:val="23293D"/>
+          <w:sz w:val="21"/>
+          <w:szCs w:val="21"/>
+        </w:rPr>
+        <w:t xml:space="preserve">O motor decide</w:t>
+      </w:r>
+      <w:r>
+        <w:rPr>
+          <w:color w:val="23293D"/>
+          <w:sz w:val="21"/>
+          <w:szCs w:val="21"/>
+        </w:rPr>
+        <w:t xml:space="preserve"> olhando, para cada procedimento: se há benefício, se vale para aquela pessoa (titular ou dependente), se a </w:t>
+      </w:r>
+      <w:r>
+        <w:rPr>
+          <w:b/>
+          <w:bCs/>
+          <w:color w:val="23293D"/>
+          <w:sz w:val="21"/>
+          <w:szCs w:val="21"/>
+        </w:rPr>
+        <w:t xml:space="preserve">carência</w:t>
+      </w:r>
+      <w:r>
+        <w:rPr>
+          <w:color w:val="23293D"/>
+          <w:sz w:val="21"/>
+          <w:szCs w:val="21"/>
+        </w:rPr>
+        <w:t xml:space="preserve"> já passou, se a </w:t>
+      </w:r>
+      <w:r>
+        <w:rPr>
+          <w:b/>
+          <w:bCs/>
+          <w:color w:val="23293D"/>
+          <w:sz w:val="21"/>
+          <w:szCs w:val="21"/>
+        </w:rPr>
+        <w:t xml:space="preserve">frequência</w:t>
+      </w:r>
+      <w:r>
+        <w:rPr>
+          <w:color w:val="23293D"/>
+          <w:sz w:val="21"/>
+          <w:szCs w:val="21"/>
+        </w:rPr>
+        <w:t xml:space="preserve"> permite (quantas vezes a cada quantos meses), se a </w:t>
+      </w:r>
+      <w:r>
+        <w:rPr>
+          <w:b/>
+          <w:bCs/>
+          <w:color w:val="23293D"/>
+          <w:sz w:val="21"/>
+          <w:szCs w:val="21"/>
+        </w:rPr>
+        <w:t xml:space="preserve">unidade</w:t>
+      </w:r>
+      <w:r>
+        <w:rPr>
+          <w:color w:val="23293D"/>
+          <w:sz w:val="21"/>
+          <w:szCs w:val="21"/>
+        </w:rPr>
+        <w:t xml:space="preserve"> está na parceria e se a empresa está </w:t>
+      </w:r>
+      <w:r>
+        <w:rPr>
+          <w:b/>
+          <w:bCs/>
+          <w:color w:val="23293D"/>
+          <w:sz w:val="21"/>
+          <w:szCs w:val="21"/>
+        </w:rPr>
+        <w:t xml:space="preserve">ativa</w:t>
+      </w:r>
+      <w:r>
+        <w:rPr>
+          <w:color w:val="23293D"/>
+          <w:sz w:val="21"/>
+          <w:szCs w:val="21"/>
+        </w:rPr>
+        <w:t xml:space="preserve">.</w:t>
+      </w:r>
+    </w:p>
+    <w:p>
+      <w:pPr>
+        <w:spacing w:after="140" w:line="280"/>
+      </w:pPr>
+      <w:r>
+        <w:rPr>
+          <w:b/>
+          <w:bCs/>
+          <w:color w:val="23293D"/>
+          <w:sz w:val="21"/>
+          <w:szCs w:val="21"/>
+        </w:rPr>
+        <w:t xml:space="preserve">A frequência é contada pelo uso de verdade:</w:t>
+      </w:r>
+      <w:r>
+        <w:rPr>
+          <w:color w:val="23293D"/>
+          <w:sz w:val="21"/>
+          <w:szCs w:val="21"/>
+        </w:rPr>
+        <w:t xml:space="preserve"> depois de </w:t>
+      </w:r>
+      <w:r>
+        <w:rPr>
+          <w:b/>
+          <w:bCs/>
+          <w:color w:val="23293D"/>
+          <w:sz w:val="21"/>
+          <w:szCs w:val="21"/>
+        </w:rPr>
+        <w:t xml:space="preserve">concluir</w:t>
+      </w:r>
+      <w:r>
+        <w:rPr>
+          <w:color w:val="23293D"/>
+          <w:sz w:val="21"/>
+          <w:szCs w:val="21"/>
+        </w:rPr>
+        <w:t xml:space="preserve"> o atendimento daquele procedimento, ele passa a contar como usado. Ao orçar de novo antes do prazo, o painel do cliente mostra </w:t>
+      </w:r>
+      <w:r>
+        <w:rPr>
+          <w:b/>
+          <w:bCs/>
+          <w:color w:val="23293D"/>
+          <w:sz w:val="21"/>
+          <w:szCs w:val="21"/>
+        </w:rPr>
+        <w:t xml:space="preserve">"aguardando liberação"</w:t>
+      </w:r>
+      <w:r>
+        <w:rPr>
+          <w:color w:val="23293D"/>
+          <w:sz w:val="21"/>
+          <w:szCs w:val="21"/>
+        </w:rPr>
+        <w:t xml:space="preserve"> com a data.</w:t>
+      </w:r>
+    </w:p>
+    <w:p>
+      <w:pPr>
+        <w:spacing w:after="140" w:line="280"/>
+      </w:pPr>
+      <w:r>
+        <w:rPr>
+          <w:b/>
+          <w:bCs/>
+          <w:color w:val="23293D"/>
+          <w:sz w:val="21"/>
+          <w:szCs w:val="21"/>
+        </w:rPr>
+        <w:t xml:space="preserve">O painel do cliente</w:t>
+      </w:r>
+      <w:r>
+        <w:rPr>
+          <w:color w:val="23293D"/>
+          <w:sz w:val="21"/>
+          <w:szCs w:val="21"/>
+        </w:rPr>
+        <w:t xml:space="preserve"> (card </w:t>
+      </w:r>
+      <w:r>
+        <w:rPr>
+          <w:b/>
+          <w:bCs/>
+          <w:color w:val="23293D"/>
+          <w:sz w:val="21"/>
+          <w:szCs w:val="21"/>
+        </w:rPr>
+        <w:t xml:space="preserve">★ Programa Empresarial</w:t>
+      </w:r>
+      <w:r>
+        <w:rPr>
+          <w:color w:val="23293D"/>
+          <w:sz w:val="21"/>
+          <w:szCs w:val="21"/>
+        </w:rPr>
+        <w:t xml:space="preserve"> na ficha) mostra economia acumulada, benefícios usados, disponíveis agora e histórico.</w:t>
+      </w:r>
+    </w:p>
+    <w:p>
+      <w:pPr>
+        <w:spacing w:after="60" w:line="120"/>
+      </w:pPr>
+      <w:r>
+        <w:rPr>
+          <w:sz w:val="2"/>
+          <w:szCs w:val="2"/>
+        </w:rPr>
+        <w:t xml:space="preserve"/>
+      </w:r>
+    </w:p>
+    <w:p>
+      <w:pPr>
+        <w:pStyle w:val="Heading1"/>
+      </w:pPr>
+      <w:r>
+        <w:rPr>
+          <w:color w:val="1F3253"/>
+        </w:rPr>
+        <w:t xml:space="preserve">14. Riso+ Social</w:t>
+      </w:r>
+    </w:p>
+    <w:p>
+      <w:pPr>
+        <w:spacing w:after="140" w:line="280"/>
+      </w:pPr>
+      <w:r>
+        <w:rPr>
+          <w:color w:val="23293D"/>
+          <w:sz w:val="21"/>
+          <w:szCs w:val="21"/>
+        </w:rPr>
+        <w:t xml:space="preserve">Aba </w:t>
+      </w:r>
+      <w:r>
+        <w:rPr>
+          <w:b/>
+          <w:bCs/>
+          <w:color w:val="23293D"/>
+          <w:sz w:val="21"/>
+          <w:szCs w:val="21"/>
+        </w:rPr>
+        <w:t xml:space="preserve">Riso+ Social</w:t>
+      </w:r>
+      <w:r>
+        <w:rPr>
+          <w:color w:val="23293D"/>
+          <w:sz w:val="21"/>
+          <w:szCs w:val="21"/>
+        </w:rPr>
+        <w:t xml:space="preserve"> da empresa. Nos modelos </w:t>
+      </w:r>
+      <w:r>
+        <w:rPr>
+          <w:b/>
+          <w:bCs/>
+          <w:color w:val="23293D"/>
+          <w:sz w:val="21"/>
+          <w:szCs w:val="21"/>
+        </w:rPr>
+        <w:t xml:space="preserve">integral</w:t>
+      </w:r>
+      <w:r>
+        <w:rPr>
+          <w:color w:val="23293D"/>
+          <w:sz w:val="21"/>
+          <w:szCs w:val="21"/>
+        </w:rPr>
+        <w:t xml:space="preserve"> e </w:t>
+      </w:r>
+      <w:r>
+        <w:rPr>
+          <w:b/>
+          <w:bCs/>
+          <w:color w:val="23293D"/>
+          <w:sz w:val="21"/>
+          <w:szCs w:val="21"/>
+        </w:rPr>
+        <w:t xml:space="preserve">parcial</w:t>
+      </w:r>
+      <w:r>
+        <w:rPr>
+          <w:color w:val="23293D"/>
+          <w:sz w:val="21"/>
+          <w:szCs w:val="21"/>
+        </w:rPr>
+        <w:t xml:space="preserve">, escolha um gatilho e </w:t>
+      </w:r>
+      <w:r>
+        <w:rPr>
+          <w:b/>
+          <w:bCs/>
+          <w:color w:val="23293D"/>
+          <w:sz w:val="21"/>
+          <w:szCs w:val="21"/>
+        </w:rPr>
+        <w:t xml:space="preserve">Gerar ficha social</w:t>
+      </w:r>
+      <w:r>
+        <w:rPr>
+          <w:color w:val="23293D"/>
+          <w:sz w:val="21"/>
+          <w:szCs w:val="21"/>
+        </w:rPr>
+        <w:t xml:space="preserve">; depois </w:t>
+      </w:r>
+      <w:r>
+        <w:rPr>
+          <w:b/>
+          <w:bCs/>
+          <w:color w:val="23293D"/>
+          <w:sz w:val="21"/>
+          <w:szCs w:val="21"/>
+        </w:rPr>
+        <w:t xml:space="preserve">Atribuir</w:t>
+      </w:r>
+      <w:r>
+        <w:rPr>
+          <w:color w:val="23293D"/>
+          <w:sz w:val="21"/>
+          <w:szCs w:val="21"/>
+        </w:rPr>
+        <w:t xml:space="preserve"> um beneficiário e </w:t>
+      </w:r>
+      <w:r>
+        <w:rPr>
+          <w:b/>
+          <w:bCs/>
+          <w:color w:val="23293D"/>
+          <w:sz w:val="21"/>
+          <w:szCs w:val="21"/>
+        </w:rPr>
+        <w:t xml:space="preserve">Marcar utilizada</w:t>
+      </w:r>
+      <w:r>
+        <w:rPr>
+          <w:color w:val="23293D"/>
+          <w:sz w:val="21"/>
+          <w:szCs w:val="21"/>
+        </w:rPr>
+        <w:t xml:space="preserve">.</w:t>
+      </w:r>
+    </w:p>
+    <w:p>
+      <w:pPr>
+        <w:spacing w:after="140" w:line="280"/>
+      </w:pPr>
+      <w:r>
+        <w:rPr>
+          <w:color w:val="23293D"/>
+          <w:sz w:val="21"/>
+          <w:szCs w:val="21"/>
+        </w:rPr>
+        <w:t xml:space="preserve">No modelo </w:t>
+      </w:r>
+      <w:r>
+        <w:rPr>
+          <w:b/>
+          <w:bCs/>
+          <w:color w:val="23293D"/>
+          <w:sz w:val="21"/>
+          <w:szCs w:val="21"/>
+        </w:rPr>
+        <w:t xml:space="preserve">Titular paga</w:t>
+      </w:r>
+      <w:r>
+        <w:rPr>
+          <w:color w:val="23293D"/>
+          <w:sz w:val="21"/>
+          <w:szCs w:val="21"/>
+        </w:rPr>
+        <w:t xml:space="preserve">, o botão explica que a empresa não participa — e isso é regra, não defeito: não há parcela da empresa de onde tirar a ficha.</w:t>
+      </w:r>
+    </w:p>
+    <w:p>
+      <w:pPr>
+        <w:spacing w:after="60" w:line="120"/>
+      </w:pPr>
+      <w:r>
+        <w:rPr>
+          <w:sz w:val="2"/>
+          <w:szCs w:val="2"/>
+        </w:rPr>
+        <w:t xml:space="preserve"/>
+      </w:r>
+    </w:p>
+    <w:p>
+      <w:pPr>
+        <w:pStyle w:val="Heading1"/>
+      </w:pPr>
+      <w:r>
+        <w:rPr>
+          <w:color w:val="1F3253"/>
+        </w:rPr>
+        <w:t xml:space="preserve">15. Configurações da rede</w:t>
+      </w:r>
+    </w:p>
+    <w:p>
+      <w:pPr>
+        <w:spacing w:after="140" w:line="280"/>
+      </w:pPr>
+      <w:r>
+        <w:rPr>
+          <w:b/>
+          <w:bCs/>
+          <w:color w:val="23293D"/>
+          <w:sz w:val="21"/>
+          <w:szCs w:val="21"/>
+        </w:rPr>
+        <w:t xml:space="preserve">Empresarial → Configurações</w:t>
+      </w:r>
+      <w:r>
+        <w:rPr>
+          <w:color w:val="23293D"/>
+          <w:sz w:val="21"/>
+          <w:szCs w:val="21"/>
+        </w:rPr>
+        <w:t xml:space="preserve">. Cinco abas:</w:t>
+      </w:r>
+    </w:p>
+    <w:p>
+      <w:pPr>
+        <w:pStyle w:val="ListParagraph"/>
+        <w:numPr>
+          <w:ilvl w:val="0"/>
+          <w:numId w:val="25"/>
+        </w:numPr>
+        <w:spacing w:after="80" w:line="270"/>
+      </w:pPr>
+      <w:r>
+        <w:rPr>
+          <w:b/>
+          <w:bCs/>
+          <w:color w:val="23293D"/>
+          <w:sz w:val="21"/>
+          <w:szCs w:val="21"/>
+        </w:rPr>
+        <w:t xml:space="preserve">Preços de adesão</w:t>
+      </w:r>
+      <w:r>
+        <w:rPr>
+          <w:color w:val="23293D"/>
+          <w:sz w:val="21"/>
+          <w:szCs w:val="21"/>
+        </w:rPr>
+        <w:t xml:space="preserve"> — os padrões da rede (titular, dependente).</w:t>
+      </w:r>
+    </w:p>
+    <w:p>
+      <w:pPr>
+        <w:pStyle w:val="ListParagraph"/>
+        <w:numPr>
+          <w:ilvl w:val="0"/>
+          <w:numId w:val="25"/>
+        </w:numPr>
+        <w:spacing w:after="80" w:line="270"/>
+      </w:pPr>
+      <w:r>
+        <w:rPr>
+          <w:b/>
+          <w:bCs/>
+          <w:color w:val="23293D"/>
+          <w:sz w:val="21"/>
+          <w:szCs w:val="21"/>
+        </w:rPr>
+        <w:t xml:space="preserve">Split de pagamento</w:t>
+      </w:r>
+      <w:r>
+        <w:rPr>
+          <w:color w:val="23293D"/>
+          <w:sz w:val="21"/>
+          <w:szCs w:val="21"/>
+        </w:rPr>
+        <w:t xml:space="preserve"> — a divisão Risarte/RisLife.</w:t>
+      </w:r>
+    </w:p>
+    <w:p>
+      <w:pPr>
+        <w:pStyle w:val="ListParagraph"/>
+        <w:numPr>
+          <w:ilvl w:val="0"/>
+          <w:numId w:val="25"/>
+        </w:numPr>
+        <w:spacing w:after="80" w:line="270"/>
+      </w:pPr>
+      <w:r>
+        <w:rPr>
+          <w:b/>
+          <w:bCs/>
+          <w:color w:val="23293D"/>
+          <w:sz w:val="21"/>
+          <w:szCs w:val="21"/>
+        </w:rPr>
+        <w:t xml:space="preserve">Benefícios</w:t>
+      </w:r>
+      <w:r>
+        <w:rPr>
+          <w:color w:val="23293D"/>
+          <w:sz w:val="21"/>
+          <w:szCs w:val="21"/>
+        </w:rPr>
+        <w:t xml:space="preserve"> — os benefícios </w:t>
+      </w:r>
+      <w:r>
+        <w:rPr>
+          <w:b/>
+          <w:bCs/>
+          <w:color w:val="23293D"/>
+          <w:sz w:val="21"/>
+          <w:szCs w:val="21"/>
+        </w:rPr>
+        <w:t xml:space="preserve">padrão da rede</w:t>
+      </w:r>
+      <w:r>
+        <w:rPr>
+          <w:color w:val="23293D"/>
+          <w:sz w:val="21"/>
+          <w:szCs w:val="21"/>
+        </w:rPr>
+        <w:t xml:space="preserve">, que chegam nas propostas novas. Tem a coluna </w:t>
+      </w:r>
+      <w:r>
+        <w:rPr>
+          <w:b/>
+          <w:bCs/>
+          <w:color w:val="23293D"/>
+          <w:sz w:val="21"/>
+          <w:szCs w:val="21"/>
+        </w:rPr>
+        <w:t xml:space="preserve">Margem (rede)</w:t>
+      </w:r>
+      <w:r>
+        <w:rPr>
+          <w:color w:val="23293D"/>
+          <w:sz w:val="21"/>
+          <w:szCs w:val="21"/>
+        </w:rPr>
+        <w:t xml:space="preserve">.</w:t>
+      </w:r>
+    </w:p>
+    <w:p>
+      <w:pPr>
+        <w:pStyle w:val="ListParagraph"/>
+        <w:numPr>
+          <w:ilvl w:val="0"/>
+          <w:numId w:val="25"/>
+        </w:numPr>
+        <w:spacing w:after="80" w:line="270"/>
+      </w:pPr>
+      <w:r>
+        <w:rPr>
+          <w:b/>
+          <w:bCs/>
+          <w:color w:val="23293D"/>
+          <w:sz w:val="21"/>
+          <w:szCs w:val="21"/>
+        </w:rPr>
+        <w:t xml:space="preserve">Proposta comercial</w:t>
+      </w:r>
+      <w:r>
+        <w:rPr>
+          <w:color w:val="23293D"/>
+          <w:sz w:val="21"/>
+          <w:szCs w:val="21"/>
+        </w:rPr>
+        <w:t xml:space="preserve"> — validade padrão e os </w:t>
+      </w:r>
+      <w:r>
+        <w:rPr>
+          <w:b/>
+          <w:bCs/>
+          <w:color w:val="23293D"/>
+          <w:sz w:val="21"/>
+          <w:szCs w:val="21"/>
+        </w:rPr>
+        <w:t xml:space="preserve">blocos de texto</w:t>
+      </w:r>
+      <w:r>
+        <w:rPr>
+          <w:color w:val="23293D"/>
+          <w:sz w:val="21"/>
+          <w:szCs w:val="21"/>
+        </w:rPr>
+        <w:t xml:space="preserve"> que saem em toda proposta sem texto próprio.</w:t>
+      </w:r>
+    </w:p>
+    <w:p>
+      <w:pPr>
+        <w:pStyle w:val="ListParagraph"/>
+        <w:numPr>
+          <w:ilvl w:val="0"/>
+          <w:numId w:val="25"/>
+        </w:numPr>
+        <w:spacing w:after="80" w:line="270"/>
+      </w:pPr>
+      <w:r>
+        <w:rPr>
+          <w:b/>
+          <w:bCs/>
+          <w:color w:val="23293D"/>
+          <w:sz w:val="21"/>
+          <w:szCs w:val="21"/>
+        </w:rPr>
+        <w:t xml:space="preserve">Grupos de benefícios</w:t>
+      </w:r>
+      <w:r>
+        <w:rPr>
+          <w:color w:val="23293D"/>
+          <w:sz w:val="21"/>
+          <w:szCs w:val="21"/>
+        </w:rPr>
+        <w:t xml:space="preserve"> — criar, editar e desligar grupos.</w:t>
+      </w:r>
+    </w:p>
+    <w:p>
+      <w:pPr>
+        <w:pStyle w:val="Heading2"/>
+      </w:pPr>
+      <w:r>
+        <w:rPr>
+          <w:color w:val="1F3253"/>
+        </w:rPr>
+        <w:t xml:space="preserve">A coluna Margem</w:t>
+      </w:r>
+    </w:p>
+    <w:p>
+      <w:pPr>
+        <w:spacing w:after="140" w:line="280"/>
+      </w:pPr>
+      <w:r>
+        <w:rPr>
+          <w:color w:val="23293D"/>
+          <w:sz w:val="21"/>
+          <w:szCs w:val="21"/>
+        </w:rPr>
+        <w:t xml:space="preserve">Mostra quanto sobra em cada procedimento depois do benefício, usando preço e repasse cadastrados.</w:t>
+      </w:r>
+    </w:p>
+    <w:p>
+      <w:pPr>
+        <w:pStyle w:val="ListParagraph"/>
+        <w:numPr>
+          <w:ilvl w:val="0"/>
+          <w:numId w:val="26"/>
+        </w:numPr>
+        <w:spacing w:after="80" w:line="270"/>
+      </w:pPr>
+      <w:r>
+        <w:rPr>
+          <w:color w:val="23293D"/>
+          <w:sz w:val="21"/>
+          <w:szCs w:val="21"/>
+        </w:rPr>
+        <w:t xml:space="preserve">Com desconto, mostra a margem que sobra </w:t>
+      </w:r>
+      <w:r>
+        <w:rPr>
+          <w:b/>
+          <w:bCs/>
+          <w:color w:val="23293D"/>
+          <w:sz w:val="21"/>
+          <w:szCs w:val="21"/>
+        </w:rPr>
+        <w:t xml:space="preserve">e</w:t>
+      </w:r>
+      <w:r>
+        <w:rPr>
+          <w:color w:val="23293D"/>
+          <w:sz w:val="21"/>
+          <w:szCs w:val="21"/>
+        </w:rPr>
+        <w:t xml:space="preserve"> quanto o benefício custou.</w:t>
+      </w:r>
+    </w:p>
+    <w:p>
+      <w:pPr>
+        <w:pStyle w:val="ListParagraph"/>
+        <w:numPr>
+          <w:ilvl w:val="0"/>
+          <w:numId w:val="26"/>
+        </w:numPr>
+        <w:spacing w:after="80" w:line="270"/>
+      </w:pPr>
+      <w:r>
+        <w:rPr>
+          <w:color w:val="23293D"/>
+          <w:sz w:val="21"/>
+          <w:szCs w:val="21"/>
+        </w:rPr>
+        <w:t xml:space="preserve">Em </w:t>
+      </w:r>
+      <w:r>
+        <w:rPr>
+          <w:b/>
+          <w:bCs/>
+          <w:color w:val="23293D"/>
+          <w:sz w:val="21"/>
+          <w:szCs w:val="21"/>
+        </w:rPr>
+        <w:t xml:space="preserve">Sem custo</w:t>
+      </w:r>
+      <w:r>
+        <w:rPr>
+          <w:color w:val="23293D"/>
+          <w:sz w:val="21"/>
+          <w:szCs w:val="21"/>
+        </w:rPr>
+        <w:t xml:space="preserve">, a margem fica </w:t>
+      </w:r>
+      <w:r>
+        <w:rPr>
+          <w:b/>
+          <w:bCs/>
+          <w:color w:val="23293D"/>
+          <w:sz w:val="21"/>
+          <w:szCs w:val="21"/>
+        </w:rPr>
+        <w:t xml:space="preserve">negativa</w:t>
+      </w:r>
+      <w:r>
+        <w:rPr>
+          <w:color w:val="23293D"/>
+          <w:sz w:val="21"/>
+          <w:szCs w:val="21"/>
+        </w:rPr>
+        <w:t xml:space="preserve"> e a tela diz que o procedimento fica no prejuízo — porque o repasse e o material continuam sendo pagos.</w:t>
+      </w:r>
+    </w:p>
+    <w:p>
+      <w:pPr>
+        <w:pStyle w:val="ListParagraph"/>
+        <w:numPr>
+          <w:ilvl w:val="0"/>
+          <w:numId w:val="26"/>
         </w:numPr>
         <w:spacing w:after="80" w:line="270"/>
       </w:pPr>
@@ -15579,7 +17110,7 @@
         <w:pStyle w:val="ListParagraph"/>
         <w:numPr>
           <w:ilvl w:val="0"/>
-          <w:numId w:val="23"/>
+          <w:numId w:val="27"/>
         </w:numPr>
         <w:spacing w:after="80" w:line="270"/>
       </w:pPr>
@@ -15654,1043 +17185,6 @@
           <w:szCs w:val="21"/>
         </w:rPr>
         <w:t xml:space="preserve">), depois de a cobrança ser conferida e, se preciso, editada — gerar a cobrança não vai emitir o boleto sozinho.</w:t>
-      </w:r>
-    </w:p>
-    <w:p>
-      <w:pPr>
-        <w:pStyle w:val="ListParagraph"/>
-        <w:numPr>
-          <w:ilvl w:val="0"/>
-          <w:numId w:val="23"/>
-        </w:numPr>
-        <w:spacing w:after="80" w:line="270"/>
-      </w:pPr>
-      <w:r>
-        <w:rPr>
-          <w:b/>
-          <w:bCs/>
-          <w:color w:val="23293D"/>
-          <w:sz w:val="21"/>
-          <w:szCs w:val="21"/>
-        </w:rPr>
-        <w:t xml:space="preserve">Assinatura pela ZapSign</w:t>
-      </w:r>
-      <w:r>
-        <w:rPr>
-          <w:color w:val="23293D"/>
-          <w:sz w:val="21"/>
-          <w:szCs w:val="21"/>
-        </w:rPr>
-        <w:t xml:space="preserve"> funciona por </w:t>
-      </w:r>
-      <w:r>
-        <w:rPr>
-          <w:b/>
-          <w:bCs/>
-          <w:color w:val="23293D"/>
-          <w:sz w:val="21"/>
-          <w:szCs w:val="21"/>
-        </w:rPr>
-        <w:t xml:space="preserve">Enviar</w:t>
-      </w:r>
-      <w:r>
-        <w:rPr>
-          <w:color w:val="23293D"/>
-          <w:sz w:val="21"/>
-          <w:szCs w:val="21"/>
-        </w:rPr>
-        <w:t xml:space="preserve"> → </w:t>
-      </w:r>
-      <w:r>
-        <w:rPr>
-          <w:b/>
-          <w:bCs/>
-          <w:color w:val="23293D"/>
-          <w:sz w:val="21"/>
-          <w:szCs w:val="21"/>
-        </w:rPr>
-        <w:t xml:space="preserve">Marcar assinado</w:t>
-      </w:r>
-      <w:r>
-        <w:rPr>
-          <w:color w:val="23293D"/>
-          <w:sz w:val="21"/>
-          <w:szCs w:val="21"/>
-        </w:rPr>
-        <w:t xml:space="preserve"> (simulação) enquanto as chaves não estiverem cadastradas.</w:t>
-      </w:r>
-    </w:p>
-    <w:p>
-      <w:pPr>
-        <w:pStyle w:val="ListParagraph"/>
-        <w:numPr>
-          <w:ilvl w:val="0"/>
-          <w:numId w:val="23"/>
-        </w:numPr>
-        <w:spacing w:after="80" w:line="270"/>
-      </w:pPr>
-      <w:r>
-        <w:rPr>
-          <w:b/>
-          <w:bCs/>
-          <w:color w:val="23293D"/>
-          <w:sz w:val="21"/>
-          <w:szCs w:val="21"/>
-        </w:rPr>
-        <w:t xml:space="preserve">Proposta no Gamma</w:t>
-      </w:r>
-      <w:r>
-        <w:rPr>
-          <w:color w:val="23293D"/>
-          <w:sz w:val="21"/>
-          <w:szCs w:val="21"/>
-        </w:rPr>
-        <w:t xml:space="preserve"> depende de chave configurada; sem ela, o cartão explica que está desativado.</w:t>
-      </w:r>
-    </w:p>
-    <w:p>
-      <w:pPr>
-        <w:pStyle w:val="ListParagraph"/>
-        <w:numPr>
-          <w:ilvl w:val="0"/>
-          <w:numId w:val="23"/>
-        </w:numPr>
-        <w:spacing w:after="80" w:line="270"/>
-      </w:pPr>
-      <w:r>
-        <w:rPr>
-          <w:b/>
-          <w:bCs/>
-          <w:color w:val="23293D"/>
-          <w:sz w:val="21"/>
-          <w:szCs w:val="21"/>
-        </w:rPr>
-        <w:t xml:space="preserve">A implantação não tem trava no banco</w:t>
-      </w:r>
-      <w:r>
-        <w:rPr>
-          <w:color w:val="23293D"/>
-          <w:sz w:val="21"/>
-          <w:szCs w:val="21"/>
-        </w:rPr>
-        <w:t xml:space="preserve"> (a mensalidade tem, desde a 0.71.0). Duas pessoas clicando em </w:t>
-      </w:r>
-      <w:r>
-        <w:rPr>
-          <w:b/>
-          <w:bCs/>
-          <w:color w:val="23293D"/>
-          <w:sz w:val="21"/>
-          <w:szCs w:val="21"/>
-        </w:rPr>
-        <w:t xml:space="preserve">Gerar implantação</w:t>
-      </w:r>
-      <w:r>
-        <w:rPr>
-          <w:color w:val="23293D"/>
-          <w:sz w:val="21"/>
-          <w:szCs w:val="21"/>
-        </w:rPr>
-        <w:t xml:space="preserve"> no MESMO instante ainda podem gerar duas; um clique depois do outro, não — o segundo é recusado. Se acontecer, cancele uma delas.</w:t>
-      </w:r>
-    </w:p>
-    <w:p>
-      <w:pPr>
-        <w:pStyle w:val="ListParagraph"/>
-        <w:numPr>
-          <w:ilvl w:val="0"/>
-          <w:numId w:val="23"/>
-        </w:numPr>
-        <w:spacing w:after="80" w:line="270"/>
-      </w:pPr>
-      <w:r>
-        <w:rPr>
-          <w:b/>
-          <w:bCs/>
-          <w:color w:val="23293D"/>
-          <w:sz w:val="21"/>
-          <w:szCs w:val="21"/>
-        </w:rPr>
-        <w:t xml:space="preserve">Controle por lote e baixa FIFO</w:t>
-      </w:r>
-      <w:r>
-        <w:rPr>
-          <w:color w:val="23293D"/>
-          <w:sz w:val="21"/>
-          <w:szCs w:val="21"/>
-        </w:rPr>
-        <w:t xml:space="preserve"> não fazem parte deste módulo.</w:t>
-      </w:r>
-    </w:p>
-    <w:p>
-      <w:pPr>
-        <w:spacing w:after="60" w:line="120"/>
-      </w:pPr>
-      <w:r>
-        <w:rPr>
-          <w:sz w:val="2"/>
-          <w:szCs w:val="2"/>
-        </w:rPr>
-        <w:t xml:space="preserve"/>
-      </w:r>
-    </w:p>
-    <w:p>
-      <w:pPr>
-        <w:pStyle w:val="Heading1"/>
-      </w:pPr>
-      <w:r>
-        <w:rPr>
-          <w:color w:val="1F3253"/>
-        </w:rPr>
-        <w:t xml:space="preserve">19. Glossário</w:t>
-      </w:r>
-    </w:p>
-    <w:p>
-      <w:pPr>
-        <w:pStyle w:val="ListParagraph"/>
-        <w:numPr>
-          <w:ilvl w:val="0"/>
-          <w:numId w:val="24"/>
-        </w:numPr>
-        <w:spacing w:after="80" w:line="270"/>
-      </w:pPr>
-      <w:r>
-        <w:rPr>
-          <w:b/>
-          <w:bCs/>
-          <w:color w:val="23293D"/>
-          <w:sz w:val="21"/>
-          <w:szCs w:val="21"/>
-        </w:rPr>
-        <w:t xml:space="preserve">Titular</w:t>
-      </w:r>
-      <w:r>
-        <w:rPr>
-          <w:color w:val="23293D"/>
-          <w:sz w:val="21"/>
-          <w:szCs w:val="21"/>
-        </w:rPr>
-        <w:t xml:space="preserve"> — a pessoa da empresa que entra no programa.</w:t>
-      </w:r>
-    </w:p>
-    <w:p>
-      <w:pPr>
-        <w:pStyle w:val="ListParagraph"/>
-        <w:numPr>
-          <w:ilvl w:val="0"/>
-          <w:numId w:val="24"/>
-        </w:numPr>
-        <w:spacing w:after="80" w:line="270"/>
-      </w:pPr>
-      <w:r>
-        <w:rPr>
-          <w:b/>
-          <w:bCs/>
-          <w:color w:val="23293D"/>
-          <w:sz w:val="21"/>
-          <w:szCs w:val="21"/>
-        </w:rPr>
-        <w:t xml:space="preserve">Dependente</w:t>
-      </w:r>
-      <w:r>
-        <w:rPr>
-          <w:color w:val="23293D"/>
-          <w:sz w:val="21"/>
-          <w:szCs w:val="21"/>
-        </w:rPr>
-        <w:t xml:space="preserve"> — quem entra pendurado num titular.</w:t>
-      </w:r>
-    </w:p>
-    <w:p>
-      <w:pPr>
-        <w:pStyle w:val="ListParagraph"/>
-        <w:numPr>
-          <w:ilvl w:val="0"/>
-          <w:numId w:val="24"/>
-        </w:numPr>
-        <w:spacing w:after="80" w:line="270"/>
-      </w:pPr>
-      <w:r>
-        <w:rPr>
-          <w:b/>
-          <w:bCs/>
-          <w:color w:val="23293D"/>
-          <w:sz w:val="21"/>
-          <w:szCs w:val="21"/>
-        </w:rPr>
-        <w:t xml:space="preserve">Lead</w:t>
-      </w:r>
-      <w:r>
-        <w:rPr>
-          <w:color w:val="23293D"/>
-          <w:sz w:val="21"/>
-          <w:szCs w:val="21"/>
-        </w:rPr>
-        <w:t xml:space="preserve"> — a empresa enquanto está no funil, antes de fechar.</w:t>
-      </w:r>
-    </w:p>
-    <w:p>
-      <w:pPr>
-        <w:pStyle w:val="ListParagraph"/>
-        <w:numPr>
-          <w:ilvl w:val="0"/>
-          <w:numId w:val="24"/>
-        </w:numPr>
-        <w:spacing w:after="80" w:line="270"/>
-      </w:pPr>
-      <w:r>
-        <w:rPr>
-          <w:b/>
-          <w:bCs/>
-          <w:color w:val="23293D"/>
-          <w:sz w:val="21"/>
-          <w:szCs w:val="21"/>
-        </w:rPr>
-        <w:t xml:space="preserve">Levantamento</w:t>
-      </w:r>
-      <w:r>
-        <w:rPr>
-          <w:color w:val="23293D"/>
-          <w:sz w:val="21"/>
-          <w:szCs w:val="21"/>
-        </w:rPr>
-        <w:t xml:space="preserve"> — o que a empresa tem hoje (convênio, quanto paga, quantas pessoas).</w:t>
-      </w:r>
-    </w:p>
-    <w:p>
-      <w:pPr>
-        <w:pStyle w:val="ListParagraph"/>
-        <w:numPr>
-          <w:ilvl w:val="0"/>
-          <w:numId w:val="24"/>
-        </w:numPr>
-        <w:spacing w:after="80" w:line="270"/>
-      </w:pPr>
-      <w:r>
-        <w:rPr>
-          <w:b/>
-          <w:bCs/>
-          <w:color w:val="23293D"/>
-          <w:sz w:val="21"/>
-          <w:szCs w:val="21"/>
-        </w:rPr>
-        <w:t xml:space="preserve">Proposta</w:t>
-      </w:r>
-      <w:r>
-        <w:rPr>
-          <w:color w:val="23293D"/>
-          <w:sz w:val="21"/>
-          <w:szCs w:val="21"/>
-        </w:rPr>
-        <w:t xml:space="preserve"> — o que a Risarte oferece: preços, benefícios, prazos, unidades.</w:t>
-      </w:r>
-    </w:p>
-    <w:p>
-      <w:pPr>
-        <w:pStyle w:val="ListParagraph"/>
-        <w:numPr>
-          <w:ilvl w:val="0"/>
-          <w:numId w:val="24"/>
-        </w:numPr>
-        <w:spacing w:after="80" w:line="270"/>
-      </w:pPr>
-      <w:r>
-        <w:rPr>
-          <w:b/>
-          <w:bCs/>
-          <w:color w:val="23293D"/>
-          <w:sz w:val="21"/>
-          <w:szCs w:val="21"/>
-        </w:rPr>
-        <w:t xml:space="preserve">Faixa</w:t>
-      </w:r>
-      <w:r>
-        <w:rPr>
-          <w:color w:val="23293D"/>
-          <w:sz w:val="21"/>
-          <w:szCs w:val="21"/>
-        </w:rPr>
-        <w:t xml:space="preserve"> — preço por quantidade de titulares. Vale para todos, não só para quem passou.</w:t>
-      </w:r>
-    </w:p>
-    <w:p>
-      <w:pPr>
-        <w:pStyle w:val="ListParagraph"/>
-        <w:numPr>
-          <w:ilvl w:val="0"/>
-          <w:numId w:val="24"/>
-        </w:numPr>
-        <w:spacing w:after="80" w:line="270"/>
-      </w:pPr>
-      <w:r>
-        <w:rPr>
-          <w:b/>
-          <w:bCs/>
-          <w:color w:val="23293D"/>
-          <w:sz w:val="21"/>
-          <w:szCs w:val="21"/>
-        </w:rPr>
-        <w:t xml:space="preserve">Carência</w:t>
-      </w:r>
-      <w:r>
-        <w:rPr>
-          <w:color w:val="23293D"/>
-          <w:sz w:val="21"/>
-          <w:szCs w:val="21"/>
-        </w:rPr>
-        <w:t xml:space="preserve"> — o tempo até o benefício começar a valer.</w:t>
-      </w:r>
-    </w:p>
-    <w:p>
-      <w:pPr>
-        <w:pStyle w:val="ListParagraph"/>
-        <w:numPr>
-          <w:ilvl w:val="0"/>
-          <w:numId w:val="24"/>
-        </w:numPr>
-        <w:spacing w:after="80" w:line="270"/>
-      </w:pPr>
-      <w:r>
-        <w:rPr>
-          <w:b/>
-          <w:bCs/>
-          <w:color w:val="23293D"/>
-          <w:sz w:val="21"/>
-          <w:szCs w:val="21"/>
-        </w:rPr>
-        <w:t xml:space="preserve">Benefício</w:t>
-      </w:r>
-      <w:r>
-        <w:rPr>
-          <w:color w:val="23293D"/>
-          <w:sz w:val="21"/>
-          <w:szCs w:val="21"/>
-        </w:rPr>
-        <w:t xml:space="preserve"> — o que o programa faz naquele procedimento.</w:t>
-      </w:r>
-    </w:p>
-    <w:p>
-      <w:pPr>
-        <w:pStyle w:val="ListParagraph"/>
-        <w:numPr>
-          <w:ilvl w:val="0"/>
-          <w:numId w:val="24"/>
-        </w:numPr>
-        <w:spacing w:after="80" w:line="270"/>
-      </w:pPr>
-      <w:r>
-        <w:rPr>
-          <w:b/>
-          <w:bCs/>
-          <w:color w:val="23293D"/>
-          <w:sz w:val="21"/>
-          <w:szCs w:val="21"/>
-        </w:rPr>
-        <w:t xml:space="preserve">Grupo de benefícios</w:t>
-      </w:r>
-      <w:r>
-        <w:rPr>
-          <w:color w:val="23293D"/>
-          <w:sz w:val="21"/>
-          <w:szCs w:val="21"/>
-        </w:rPr>
-        <w:t xml:space="preserve"> — combinação pronta, reaplicável em outras propostas.</w:t>
-      </w:r>
-    </w:p>
-    <w:p>
-      <w:pPr>
-        <w:pStyle w:val="ListParagraph"/>
-        <w:numPr>
-          <w:ilvl w:val="0"/>
-          <w:numId w:val="24"/>
-        </w:numPr>
-        <w:spacing w:after="80" w:line="270"/>
-      </w:pPr>
-      <w:r>
-        <w:rPr>
-          <w:b/>
-          <w:bCs/>
-          <w:color w:val="23293D"/>
-          <w:sz w:val="21"/>
-          <w:szCs w:val="21"/>
-        </w:rPr>
-        <w:t xml:space="preserve">Implantação</w:t>
-      </w:r>
-      <w:r>
-        <w:rPr>
-          <w:color w:val="23293D"/>
-          <w:sz w:val="21"/>
-          <w:szCs w:val="21"/>
-        </w:rPr>
-        <w:t xml:space="preserve"> — o primeiro pagamento e a entrada da empresa no ar.</w:t>
-      </w:r>
-    </w:p>
-    <w:p>
-      <w:pPr>
-        <w:pStyle w:val="ListParagraph"/>
-        <w:numPr>
-          <w:ilvl w:val="0"/>
-          <w:numId w:val="24"/>
-        </w:numPr>
-        <w:spacing w:after="80" w:line="270"/>
-      </w:pPr>
-      <w:r>
-        <w:rPr>
-          <w:b/>
-          <w:bCs/>
-          <w:color w:val="23293D"/>
-          <w:sz w:val="21"/>
-          <w:szCs w:val="21"/>
-        </w:rPr>
-        <w:t xml:space="preserve">Split</w:t>
-      </w:r>
-      <w:r>
-        <w:rPr>
-          <w:color w:val="23293D"/>
-          <w:sz w:val="21"/>
-          <w:szCs w:val="21"/>
-        </w:rPr>
-        <w:t xml:space="preserve"> — a divisão do pagamento entre Risarte e RisLife.</w:t>
-      </w:r>
-    </w:p>
-    <w:p>
-      <w:pPr>
-        <w:pStyle w:val="ListParagraph"/>
-        <w:numPr>
-          <w:ilvl w:val="0"/>
-          <w:numId w:val="24"/>
-        </w:numPr>
-        <w:spacing w:after="80" w:line="270"/>
-      </w:pPr>
-      <w:r>
-        <w:rPr>
-          <w:b/>
-          <w:bCs/>
-          <w:color w:val="23293D"/>
-          <w:sz w:val="21"/>
-          <w:szCs w:val="21"/>
-        </w:rPr>
-        <w:t xml:space="preserve">Termo de inclusão (</w:t>
-      </w:r>
-      <w:r>
-        <w:rPr>
-          <w:rFonts w:ascii="Consolas" w:cs="Consolas" w:eastAsia="Consolas" w:hAnsi="Consolas"/>
-          <w:b/>
-          <w:bCs/>
-          <w:color w:val="1F3253"/>
-          <w:sz w:val="19"/>
-          <w:szCs w:val="19"/>
-          <w:shd w:fill="EFEDE6" w:color="auto" w:val="clear"/>
-        </w:rPr>
-        <w:t xml:space="preserve">TI-</w:t>
-      </w:r>
-      <w:r>
-        <w:rPr>
-          <w:b/>
-          <w:bCs/>
-          <w:color w:val="23293D"/>
-          <w:sz w:val="21"/>
-          <w:szCs w:val="21"/>
-        </w:rPr>
-        <w:t xml:space="preserve">)</w:t>
-      </w:r>
-      <w:r>
-        <w:rPr>
-          <w:color w:val="23293D"/>
-          <w:sz w:val="21"/>
-          <w:szCs w:val="21"/>
-        </w:rPr>
-        <w:t xml:space="preserve"> — documento curto que acrescenta gente ao acordo existente.</w:t>
-      </w:r>
-    </w:p>
-    <w:p>
-      <w:pPr>
-        <w:pStyle w:val="ListParagraph"/>
-        <w:numPr>
-          <w:ilvl w:val="0"/>
-          <w:numId w:val="24"/>
-        </w:numPr>
-        <w:spacing w:after="80" w:line="270"/>
-      </w:pPr>
-      <w:r>
-        <w:rPr>
-          <w:b/>
-          <w:bCs/>
-          <w:color w:val="23293D"/>
-          <w:sz w:val="21"/>
-          <w:szCs w:val="21"/>
-        </w:rPr>
-        <w:t xml:space="preserve">Override</w:t>
-      </w:r>
-      <w:r>
-        <w:rPr>
-          <w:color w:val="23293D"/>
-          <w:sz w:val="21"/>
-          <w:szCs w:val="21"/>
-        </w:rPr>
-        <w:t xml:space="preserve"> — valor próprio da empresa, que substitui o padrão da rede.</w:t>
-      </w:r>
-    </w:p>
-    <w:p>
-      <w:pPr>
-        <w:pStyle w:val="ListParagraph"/>
-        <w:numPr>
-          <w:ilvl w:val="0"/>
-          <w:numId w:val="24"/>
-        </w:numPr>
-        <w:spacing w:after="80" w:line="270"/>
-      </w:pPr>
-      <w:r>
-        <w:rPr>
-          <w:b/>
-          <w:bCs/>
-          <w:color w:val="23293D"/>
-          <w:sz w:val="21"/>
-          <w:szCs w:val="21"/>
-        </w:rPr>
-        <w:t xml:space="preserve">MRR</w:t>
-      </w:r>
-      <w:r>
-        <w:rPr>
-          <w:color w:val="23293D"/>
-          <w:sz w:val="21"/>
-          <w:szCs w:val="21"/>
-        </w:rPr>
-        <w:t xml:space="preserve"> — a mensalidade recorrente somada.</w:t>
-      </w:r>
-    </w:p>
-    <w:p>
-      <w:pPr>
-        <w:spacing w:after="60" w:line="120"/>
-      </w:pPr>
-      <w:r>
-        <w:rPr>
-          <w:sz w:val="2"/>
-          <w:szCs w:val="2"/>
-        </w:rPr>
-        <w:t xml:space="preserve"/>
-      </w:r>
-    </w:p>
-    <w:p>
-      <w:pPr>
-        <w:pStyle w:val="Heading1"/>
-      </w:pPr>
-      <w:r>
-        <w:rPr>
-          <w:color w:val="1F3253"/>
-        </w:rPr>
-        <w:t xml:space="preserve">20. Checklists</w:t>
-      </w:r>
-    </w:p>
-    <w:p>
-      <w:pPr>
-        <w:pStyle w:val="Heading2"/>
-      </w:pPr>
-      <w:r>
-        <w:rPr>
-          <w:color w:val="1F3253"/>
-        </w:rPr>
-        <w:t xml:space="preserve">Antes de mandar a proposta</w:t>
-      </w:r>
-    </w:p>
-    <w:p>
-      <w:pPr>
-        <w:pStyle w:val="ListParagraph"/>
-        <w:numPr>
-          <w:ilvl w:val="0"/>
-          <w:numId w:val="25"/>
-        </w:numPr>
-        <w:spacing w:after="80" w:line="270"/>
-      </w:pPr>
-      <w:r>
-        <w:rPr>
-          <w:color w:val="23293D"/>
-          <w:sz w:val="21"/>
-          <w:szCs w:val="21"/>
-        </w:rPr>
-        <w:t xml:space="preserve">[ ] Levantamento preenchido (o documento depende dele)</w:t>
-      </w:r>
-    </w:p>
-    <w:p>
-      <w:pPr>
-        <w:pStyle w:val="ListParagraph"/>
-        <w:numPr>
-          <w:ilvl w:val="0"/>
-          <w:numId w:val="25"/>
-        </w:numPr>
-        <w:spacing w:after="80" w:line="270"/>
-      </w:pPr>
-      <w:r>
-        <w:rPr>
-          <w:color w:val="23293D"/>
-          <w:sz w:val="21"/>
-          <w:szCs w:val="21"/>
-        </w:rPr>
-        <w:t xml:space="preserve">[ ] Preço do titular e faixas conferidos</w:t>
-      </w:r>
-    </w:p>
-    <w:p>
-      <w:pPr>
-        <w:pStyle w:val="ListParagraph"/>
-        <w:numPr>
-          <w:ilvl w:val="0"/>
-          <w:numId w:val="25"/>
-        </w:numPr>
-        <w:spacing w:after="80" w:line="270"/>
-      </w:pPr>
-      <w:r>
-        <w:rPr>
-          <w:color w:val="23293D"/>
-          <w:sz w:val="21"/>
-          <w:szCs w:val="21"/>
-        </w:rPr>
-        <w:t xml:space="preserve">[ ] Dependentes: valores definidos</w:t>
-      </w:r>
-    </w:p>
-    <w:p>
-      <w:pPr>
-        <w:pStyle w:val="ListParagraph"/>
-        <w:numPr>
-          <w:ilvl w:val="0"/>
-          <w:numId w:val="25"/>
-        </w:numPr>
-        <w:spacing w:after="80" w:line="270"/>
-      </w:pPr>
-      <w:r>
-        <w:rPr>
-          <w:color w:val="23293D"/>
-          <w:sz w:val="21"/>
-          <w:szCs w:val="21"/>
-        </w:rPr>
-        <w:t xml:space="preserve">[ ] Valor fixo por empresa? Conferir o valor — é ele que a empresa paga, com qualquer número de titulares</w:t>
-      </w:r>
-    </w:p>
-    <w:p>
-      <w:pPr>
-        <w:pStyle w:val="ListParagraph"/>
-        <w:numPr>
-          <w:ilvl w:val="0"/>
-          <w:numId w:val="25"/>
-        </w:numPr>
-        <w:spacing w:after="80" w:line="270"/>
-      </w:pPr>
-      <w:r>
-        <w:rPr>
-          <w:color w:val="23293D"/>
-          <w:sz w:val="21"/>
-          <w:szCs w:val="21"/>
-        </w:rPr>
-        <w:t xml:space="preserve">[ ] </w:t>
-      </w:r>
-      <w:r>
-        <w:rPr>
-          <w:b/>
-          <w:bCs/>
-          <w:color w:val="23293D"/>
-          <w:sz w:val="21"/>
-          <w:szCs w:val="21"/>
-        </w:rPr>
-        <w:t xml:space="preserve">Valor fixo: se passar do contratado, combinado</w:t>
-      </w:r>
-      <w:r>
-        <w:rPr>
-          <w:color w:val="23293D"/>
-          <w:sz w:val="21"/>
-          <w:szCs w:val="21"/>
-        </w:rPr>
-        <w:t xml:space="preserve"> (senão o termo nasce sem valor; por titular, vale a tabela)</w:t>
-      </w:r>
-    </w:p>
-    <w:p>
-      <w:pPr>
-        <w:pStyle w:val="ListParagraph"/>
-        <w:numPr>
-          <w:ilvl w:val="0"/>
-          <w:numId w:val="25"/>
-        </w:numPr>
-        <w:spacing w:after="80" w:line="270"/>
-      </w:pPr>
-      <w:r>
-        <w:rPr>
-          <w:color w:val="23293D"/>
-          <w:sz w:val="21"/>
-          <w:szCs w:val="21"/>
-        </w:rPr>
-        <w:t xml:space="preserve">[ ] Benefícios com "vale para quem", frequência e carência</w:t>
-      </w:r>
-    </w:p>
-    <w:p>
-      <w:pPr>
-        <w:pStyle w:val="ListParagraph"/>
-        <w:numPr>
-          <w:ilvl w:val="0"/>
-          <w:numId w:val="25"/>
-        </w:numPr>
-        <w:spacing w:after="80" w:line="270"/>
-      </w:pPr>
-      <w:r>
-        <w:rPr>
-          <w:color w:val="23293D"/>
-          <w:sz w:val="21"/>
-          <w:szCs w:val="21"/>
-        </w:rPr>
-        <w:t xml:space="preserve">[ ] Unidades da parceria e restrições por benefício</w:t>
-      </w:r>
-    </w:p>
-    <w:p>
-      <w:pPr>
-        <w:pStyle w:val="ListParagraph"/>
-        <w:numPr>
-          <w:ilvl w:val="0"/>
-          <w:numId w:val="25"/>
-        </w:numPr>
-        <w:spacing w:after="80" w:line="270"/>
-      </w:pPr>
-      <w:r>
-        <w:rPr>
-          <w:color w:val="23293D"/>
-          <w:sz w:val="21"/>
-          <w:szCs w:val="21"/>
-        </w:rPr>
-        <w:t xml:space="preserve">[ ] Validade e carências</w:t>
-      </w:r>
-    </w:p>
-    <w:p>
-      <w:pPr>
-        <w:pStyle w:val="ListParagraph"/>
-        <w:numPr>
-          <w:ilvl w:val="0"/>
-          <w:numId w:val="25"/>
-        </w:numPr>
-        <w:spacing w:after="80" w:line="270"/>
-      </w:pPr>
-      <w:r>
-        <w:rPr>
-          <w:color w:val="23293D"/>
-          <w:sz w:val="21"/>
-          <w:szCs w:val="21"/>
-        </w:rPr>
-        <w:t xml:space="preserve">[ ] </w:t>
-      </w:r>
-      <w:r>
-        <w:rPr>
-          <w:b/>
-          <w:bCs/>
-          <w:color w:val="23293D"/>
-          <w:sz w:val="21"/>
-          <w:szCs w:val="21"/>
-        </w:rPr>
-        <w:t xml:space="preserve">Abriu o documento e leu</w:t>
-      </w:r>
-      <w:r>
-        <w:rPr>
-          <w:color w:val="23293D"/>
-          <w:sz w:val="21"/>
-          <w:szCs w:val="21"/>
-        </w:rPr>
-        <w:t xml:space="preserve"> — inclusive para conferir que nota interna não vazou</w:t>
-      </w:r>
-    </w:p>
-    <w:p>
-      <w:pPr>
-        <w:pStyle w:val="Heading2"/>
-      </w:pPr>
-      <w:r>
-        <w:rPr>
-          <w:color w:val="1F3253"/>
-        </w:rPr>
-        <w:t xml:space="preserve">Depois de fechar</w:t>
-      </w:r>
-    </w:p>
-    <w:p>
-      <w:pPr>
-        <w:pStyle w:val="ListParagraph"/>
-        <w:numPr>
-          <w:ilvl w:val="0"/>
-          <w:numId w:val="26"/>
-        </w:numPr>
-        <w:spacing w:after="80" w:line="270"/>
-      </w:pPr>
-      <w:r>
-        <w:rPr>
-          <w:color w:val="23293D"/>
-          <w:sz w:val="21"/>
-          <w:szCs w:val="21"/>
-        </w:rPr>
-        <w:t xml:space="preserve">[ ] Preços de adesão no cadastro são os da proposta</w:t>
-      </w:r>
-    </w:p>
-    <w:p>
-      <w:pPr>
-        <w:pStyle w:val="ListParagraph"/>
-        <w:numPr>
-          <w:ilvl w:val="0"/>
-          <w:numId w:val="26"/>
-        </w:numPr>
-        <w:spacing w:after="80" w:line="270"/>
-      </w:pPr>
-      <w:r>
-        <w:rPr>
-          <w:color w:val="23293D"/>
-          <w:sz w:val="21"/>
-          <w:szCs w:val="21"/>
-        </w:rPr>
-        <w:t xml:space="preserve">[ ] Benefícios chegaram, com o "só titular" preservado</w:t>
-      </w:r>
-    </w:p>
-    <w:p>
-      <w:pPr>
-        <w:pStyle w:val="ListParagraph"/>
-        <w:numPr>
-          <w:ilvl w:val="0"/>
-          <w:numId w:val="26"/>
-        </w:numPr>
-        <w:spacing w:after="80" w:line="270"/>
-      </w:pPr>
-      <w:r>
-        <w:rPr>
-          <w:color w:val="23293D"/>
-          <w:sz w:val="21"/>
-          <w:szCs w:val="21"/>
-        </w:rPr>
-        <w:t xml:space="preserve">[ ] Carência da empresa e do titular conferidas</w:t>
-      </w:r>
-    </w:p>
-    <w:p>
-      <w:pPr>
-        <w:pStyle w:val="ListParagraph"/>
-        <w:numPr>
-          <w:ilvl w:val="0"/>
-          <w:numId w:val="26"/>
-        </w:numPr>
-        <w:spacing w:after="80" w:line="270"/>
-      </w:pPr>
-      <w:r>
-        <w:rPr>
-          <w:color w:val="23293D"/>
-          <w:sz w:val="21"/>
-          <w:szCs w:val="21"/>
-        </w:rPr>
-        <w:t xml:space="preserve">[ ] Quantidade contratada conferida</w:t>
-      </w:r>
-    </w:p>
-    <w:p>
-      <w:pPr>
-        <w:pStyle w:val="ListParagraph"/>
-        <w:numPr>
-          <w:ilvl w:val="0"/>
-          <w:numId w:val="26"/>
-        </w:numPr>
-        <w:spacing w:after="80" w:line="270"/>
-      </w:pPr>
-      <w:r>
-        <w:rPr>
-          <w:color w:val="23293D"/>
-          <w:sz w:val="21"/>
-          <w:szCs w:val="21"/>
-        </w:rPr>
-        <w:t xml:space="preserve">[ ] Titulares cadastrados</w:t>
-      </w:r>
-    </w:p>
-    <w:p>
-      <w:pPr>
-        <w:pStyle w:val="ListParagraph"/>
-        <w:numPr>
-          <w:ilvl w:val="0"/>
-          <w:numId w:val="26"/>
-        </w:numPr>
-        <w:spacing w:after="80" w:line="270"/>
-      </w:pPr>
-      <w:r>
-        <w:rPr>
-          <w:color w:val="23293D"/>
-          <w:sz w:val="21"/>
-          <w:szCs w:val="21"/>
-        </w:rPr>
-        <w:t xml:space="preserve">[ ] </w:t>
-      </w:r>
-      <w:r>
-        <w:rPr>
-          <w:b/>
-          <w:bCs/>
-          <w:color w:val="23293D"/>
-          <w:sz w:val="21"/>
-          <w:szCs w:val="21"/>
-        </w:rPr>
-        <w:t xml:space="preserve">Completar cadastro</w:t>
-      </w:r>
-      <w:r>
-        <w:rPr>
-          <w:color w:val="23293D"/>
-          <w:sz w:val="21"/>
-          <w:szCs w:val="21"/>
-        </w:rPr>
-        <w:t xml:space="preserve"> feito (senão não há prontuário)</w:t>
-      </w:r>
-    </w:p>
-    <w:p>
-      <w:pPr>
-        <w:pStyle w:val="ListParagraph"/>
-        <w:numPr>
-          <w:ilvl w:val="0"/>
-          <w:numId w:val="26"/>
-        </w:numPr>
-        <w:spacing w:after="80" w:line="270"/>
-      </w:pPr>
-      <w:r>
-        <w:rPr>
-          <w:color w:val="23293D"/>
-          <w:sz w:val="21"/>
-          <w:szCs w:val="21"/>
-        </w:rPr>
-        <w:t xml:space="preserve">[ ] Fila de </w:t>
-      </w:r>
-      <w:r>
-        <w:rPr>
-          <w:b/>
-          <w:bCs/>
-          <w:color w:val="23293D"/>
-          <w:sz w:val="21"/>
-          <w:szCs w:val="21"/>
-        </w:rPr>
-        <w:t xml:space="preserve">Boas-vindas</w:t>
-      </w:r>
-      <w:r>
-        <w:rPr>
-          <w:color w:val="23293D"/>
-          <w:sz w:val="21"/>
-          <w:szCs w:val="21"/>
-        </w:rPr>
-        <w:t xml:space="preserve"> iniciada</w:t>
-      </w:r>
-    </w:p>
-    <w:p>
-      <w:pPr>
-        <w:pStyle w:val="ListParagraph"/>
-        <w:numPr>
-          <w:ilvl w:val="0"/>
-          <w:numId w:val="26"/>
-        </w:numPr>
-        <w:spacing w:after="80" w:line="270"/>
-      </w:pPr>
-      <w:r>
-        <w:rPr>
-          <w:color w:val="23293D"/>
-          <w:sz w:val="21"/>
-          <w:szCs w:val="21"/>
-        </w:rPr>
-        <w:t xml:space="preserve">[ ] Primeira cobrança gerada</w:t>
-      </w:r>
-    </w:p>
-    <w:p>
-      <w:pPr>
-        <w:pStyle w:val="Heading2"/>
-      </w:pPr>
-      <w:r>
-        <w:rPr>
-          <w:color w:val="1F3253"/>
-        </w:rPr>
-        <w:t xml:space="preserve">Toda semana</w:t>
       </w:r>
     </w:p>
     <w:p>
@@ -16704,29 +17198,57 @@
       </w:pPr>
       <w:r>
         <w:rPr>
-          <w:color w:val="23293D"/>
-          <w:sz w:val="21"/>
-          <w:szCs w:val="21"/>
-        </w:rPr>
-        <w:t xml:space="preserve">[ ] </w:t>
-      </w:r>
-      <w:r>
-        <w:rPr>
-          <w:b/>
-          <w:bCs/>
-          <w:color w:val="23293D"/>
-          <w:sz w:val="21"/>
-          <w:szCs w:val="21"/>
-        </w:rPr>
-        <w:t xml:space="preserve">★ Hoje do consultor</w:t>
-      </w:r>
-      <w:r>
-        <w:rPr>
-          <w:color w:val="23293D"/>
-          <w:sz w:val="21"/>
-          <w:szCs w:val="21"/>
-        </w:rPr>
-        <w:t xml:space="preserve"> zerado</w:t>
+          <w:b/>
+          <w:bCs/>
+          <w:color w:val="23293D"/>
+          <w:sz w:val="21"/>
+          <w:szCs w:val="21"/>
+        </w:rPr>
+        <w:t xml:space="preserve">Assinatura pela ZapSign</w:t>
+      </w:r>
+      <w:r>
+        <w:rPr>
+          <w:color w:val="23293D"/>
+          <w:sz w:val="21"/>
+          <w:szCs w:val="21"/>
+        </w:rPr>
+        <w:t xml:space="preserve"> funciona por </w:t>
+      </w:r>
+      <w:r>
+        <w:rPr>
+          <w:b/>
+          <w:bCs/>
+          <w:color w:val="23293D"/>
+          <w:sz w:val="21"/>
+          <w:szCs w:val="21"/>
+        </w:rPr>
+        <w:t xml:space="preserve">Enviar</w:t>
+      </w:r>
+      <w:r>
+        <w:rPr>
+          <w:color w:val="23293D"/>
+          <w:sz w:val="21"/>
+          <w:szCs w:val="21"/>
+        </w:rPr>
+        <w:t xml:space="preserve"> → </w:t>
+      </w:r>
+      <w:r>
+        <w:rPr>
+          <w:b/>
+          <w:bCs/>
+          <w:color w:val="23293D"/>
+          <w:sz w:val="21"/>
+          <w:szCs w:val="21"/>
+        </w:rPr>
+        <w:t xml:space="preserve">Marcar assinado</w:t>
+      </w:r>
+      <w:r>
+        <w:rPr>
+          <w:color w:val="23293D"/>
+          <w:sz w:val="21"/>
+          <w:szCs w:val="21"/>
+        </w:rPr>
+        <w:t xml:space="preserve"> (simulação) enquanto as chaves não estiverem cadastradas.</w:t>
       </w:r>
     </w:p>
     <w:p>
@@ -16740,11 +17262,21 @@
       </w:pPr>
       <w:r>
         <w:rPr>
-          <w:color w:val="23293D"/>
-          <w:sz w:val="21"/>
-          <w:szCs w:val="21"/>
-        </w:rPr>
-        <w:t xml:space="preserve">[ ] Cobranças vencidas olhadas</w:t>
+          <w:b/>
+          <w:bCs/>
+          <w:color w:val="23293D"/>
+          <w:sz w:val="21"/>
+          <w:szCs w:val="21"/>
+        </w:rPr>
+        <w:t xml:space="preserve">Proposta no Gamma</w:t>
+      </w:r>
+      <w:r>
+        <w:rPr>
+          <w:color w:val="23293D"/>
+          <w:sz w:val="21"/>
+          <w:szCs w:val="21"/>
+        </w:rPr>
+        <w:t xml:space="preserve"> depende de chave configurada; sem ela, o cartão explica que está desativado.</w:t>
       </w:r>
     </w:p>
     <w:p>
@@ -16758,11 +17290,67 @@
       </w:pPr>
       <w:r>
         <w:rPr>
-          <w:color w:val="23293D"/>
-          <w:sz w:val="21"/>
-          <w:szCs w:val="21"/>
-        </w:rPr>
-        <w:t xml:space="preserve">[ ] Termos de inclusão em rascunho: aceitos ou cancelados</w:t>
+          <w:b/>
+          <w:bCs/>
+          <w:color w:val="23293D"/>
+          <w:sz w:val="21"/>
+          <w:szCs w:val="21"/>
+        </w:rPr>
+        <w:t xml:space="preserve">A implantação não tem trava no banco</w:t>
+      </w:r>
+      <w:r>
+        <w:rPr>
+          <w:color w:val="23293D"/>
+          <w:sz w:val="21"/>
+          <w:szCs w:val="21"/>
+        </w:rPr>
+        <w:t xml:space="preserve"> (a mensalidade tem, desde a 0.71.0). Duas pessoas clicando em </w:t>
+      </w:r>
+      <w:r>
+        <w:rPr>
+          <w:b/>
+          <w:bCs/>
+          <w:color w:val="23293D"/>
+          <w:sz w:val="21"/>
+          <w:szCs w:val="21"/>
+        </w:rPr>
+        <w:t xml:space="preserve">Gerar implantação</w:t>
+      </w:r>
+      <w:r>
+        <w:rPr>
+          <w:color w:val="23293D"/>
+          <w:sz w:val="21"/>
+          <w:szCs w:val="21"/>
+        </w:rPr>
+        <w:t xml:space="preserve"> no MESMO instante ainda podem gerar duas; um clique depois do outro, não — o segundo é recusado. Se acontecer, cancele uma delas.</w:t>
+      </w:r>
+    </w:p>
+    <w:p>
+      <w:pPr>
+        <w:pStyle w:val="ListParagraph"/>
+        <w:numPr>
+          <w:ilvl w:val="0"/>
+          <w:numId w:val="27"/>
+        </w:numPr>
+        <w:spacing w:after="80" w:line="270"/>
+      </w:pPr>
+      <w:r>
+        <w:rPr>
+          <w:b/>
+          <w:bCs/>
+          <w:color w:val="23293D"/>
+          <w:sz w:val="21"/>
+          <w:szCs w:val="21"/>
+        </w:rPr>
+        <w:t xml:space="preserve">Controle por lote e baixa FIFO</w:t>
+      </w:r>
+      <w:r>
+        <w:rPr>
+          <w:color w:val="23293D"/>
+          <w:sz w:val="21"/>
+          <w:szCs w:val="21"/>
+        </w:rPr>
+        <w:t xml:space="preserve"> não fazem parte deste módulo.</w:t>
       </w:r>
     </w:p>
     <w:p>
@@ -16785,325 +17373,7 @@
         <w:rPr>
           <w:color w:val="1F3253"/>
         </w:rPr>
-        <w:t xml:space="preserve">21. O que explicar para a empresa parceira</w:t>
-      </w:r>
-    </w:p>
-    <w:p>
-      <w:pPr>
-        <w:spacing w:after="140" w:line="280"/>
-      </w:pPr>
-      <w:r>
-        <w:rPr>
-          <w:color w:val="23293D"/>
-          <w:sz w:val="21"/>
-          <w:szCs w:val="21"/>
-        </w:rPr>
-        <w:t xml:space="preserve">Este trecho é para ser </w:t>
-      </w:r>
-      <w:r>
-        <w:rPr>
-          <w:b/>
-          <w:bCs/>
-          <w:color w:val="23293D"/>
-          <w:sz w:val="21"/>
-          <w:szCs w:val="21"/>
-        </w:rPr>
-        <w:t xml:space="preserve">dito ou copiado</w:t>
-      </w:r>
-      <w:r>
-        <w:rPr>
-          <w:color w:val="23293D"/>
-          <w:sz w:val="21"/>
-          <w:szCs w:val="21"/>
-        </w:rPr>
-        <w:t xml:space="preserve"> para o RH da empresa. Ele não é a proposta — é o que evita as cinco dúvidas que sempre voltam.</w:t>
-      </w:r>
-    </w:p>
-    <w:p>
-      <w:pPr>
-        <w:spacing w:after="140" w:line="280"/>
-      </w:pPr>
-      <w:r>
-        <w:rPr>
-          <w:b/>
-          <w:bCs/>
-          <w:color w:val="23293D"/>
-          <w:sz w:val="21"/>
-          <w:szCs w:val="21"/>
-        </w:rPr>
-        <w:t xml:space="preserve">Como as pessoas entram.</w:t>
-      </w:r>
-      <w:r>
-        <w:rPr>
-          <w:color w:val="23293D"/>
-          <w:sz w:val="21"/>
-          <w:szCs w:val="21"/>
-        </w:rPr>
-        <w:t xml:space="preserve"> A empresa manda a lista. Cada pessoa é cadastrada como </w:t>
-      </w:r>
-      <w:r>
-        <w:rPr>
-          <w:b/>
-          <w:bCs/>
-          <w:color w:val="23293D"/>
-          <w:sz w:val="21"/>
-          <w:szCs w:val="21"/>
-        </w:rPr>
-        <w:t xml:space="preserve">titular</w:t>
-      </w:r>
-      <w:r>
-        <w:rPr>
-          <w:color w:val="23293D"/>
-          <w:sz w:val="21"/>
-          <w:szCs w:val="21"/>
-        </w:rPr>
-        <w:t xml:space="preserve">, e pode incluir </w:t>
-      </w:r>
-      <w:r>
-        <w:rPr>
-          <w:b/>
-          <w:bCs/>
-          <w:color w:val="23293D"/>
-          <w:sz w:val="21"/>
-          <w:szCs w:val="21"/>
-        </w:rPr>
-        <w:t xml:space="preserve">dependentes</w:t>
-      </w:r>
-      <w:r>
-        <w:rPr>
-          <w:color w:val="23293D"/>
-          <w:sz w:val="21"/>
-          <w:szCs w:val="21"/>
-        </w:rPr>
-        <w:t xml:space="preserve">. Depois disso a Risarte liga para cada uma para dar as boas-vindas e marcar a primeira consulta.</w:t>
-      </w:r>
-    </w:p>
-    <w:p>
-      <w:pPr>
-        <w:spacing w:after="140" w:line="280"/>
-      </w:pPr>
-      <w:r>
-        <w:rPr>
-          <w:b/>
-          <w:bCs/>
-          <w:color w:val="23293D"/>
-          <w:sz w:val="21"/>
-          <w:szCs w:val="21"/>
-        </w:rPr>
-        <w:t xml:space="preserve">Quando começa a valer.</w:t>
-      </w:r>
-      <w:r>
-        <w:rPr>
-          <w:color w:val="23293D"/>
-          <w:sz w:val="21"/>
-          <w:szCs w:val="21"/>
-        </w:rPr>
-        <w:t xml:space="preserve"> Existe </w:t>
-      </w:r>
-      <w:r>
-        <w:rPr>
-          <w:b/>
-          <w:bCs/>
-          <w:color w:val="23293D"/>
-          <w:sz w:val="21"/>
-          <w:szCs w:val="21"/>
-        </w:rPr>
-        <w:t xml:space="preserve">carência</w:t>
-      </w:r>
-      <w:r>
-        <w:rPr>
-          <w:color w:val="23293D"/>
-          <w:sz w:val="21"/>
-          <w:szCs w:val="21"/>
-        </w:rPr>
-        <w:t xml:space="preserve"> — combinada na proposta, contada do início do contrato e da entrada de cada pessoa. Alguns procedimentos podem ter prazo próprio. A pessoa é informada da data dela na ligação de boas-vindas.</w:t>
-      </w:r>
-    </w:p>
-    <w:p>
-      <w:pPr>
-        <w:spacing w:after="140" w:line="280"/>
-      </w:pPr>
-      <w:r>
-        <w:rPr>
-          <w:b/>
-          <w:bCs/>
-          <w:color w:val="23293D"/>
-          <w:sz w:val="21"/>
-          <w:szCs w:val="21"/>
-        </w:rPr>
-        <w:t xml:space="preserve">O que o programa cobre.</w:t>
-      </w:r>
-      <w:r>
-        <w:rPr>
-          <w:color w:val="23293D"/>
-          <w:sz w:val="21"/>
-          <w:szCs w:val="21"/>
-        </w:rPr>
-        <w:t xml:space="preserve"> O que está na proposta, procedimento a procedimento: sem custo, desconto, ou não coberto — e com </w:t>
-      </w:r>
-      <w:r>
-        <w:rPr>
-          <w:b/>
-          <w:bCs/>
-          <w:color w:val="23293D"/>
-          <w:sz w:val="21"/>
-          <w:szCs w:val="21"/>
-        </w:rPr>
-        <w:t xml:space="preserve">quantas vezes</w:t>
-      </w:r>
-      <w:r>
-        <w:rPr>
-          <w:color w:val="23293D"/>
-          <w:sz w:val="21"/>
-          <w:szCs w:val="21"/>
-        </w:rPr>
-        <w:t xml:space="preserve"> e </w:t>
-      </w:r>
-      <w:r>
-        <w:rPr>
-          <w:b/>
-          <w:bCs/>
-          <w:color w:val="23293D"/>
-          <w:sz w:val="21"/>
-          <w:szCs w:val="21"/>
-        </w:rPr>
-        <w:t xml:space="preserve">a cada quanto tempo</w:t>
-      </w:r>
-      <w:r>
-        <w:rPr>
-          <w:color w:val="23293D"/>
-          <w:sz w:val="21"/>
-          <w:szCs w:val="21"/>
-        </w:rPr>
-        <w:t xml:space="preserve">. Não é plano nem convênio: não há reembolso.</w:t>
-      </w:r>
-    </w:p>
-    <w:p>
-      <w:pPr>
-        <w:spacing w:after="140" w:line="280"/>
-      </w:pPr>
-      <w:r>
-        <w:rPr>
-          <w:b/>
-          <w:bCs/>
-          <w:color w:val="23293D"/>
-          <w:sz w:val="21"/>
-          <w:szCs w:val="21"/>
-        </w:rPr>
-        <w:t xml:space="preserve">Onde é atendido.</w:t>
-      </w:r>
-      <w:r>
-        <w:rPr>
-          <w:color w:val="23293D"/>
-          <w:sz w:val="21"/>
-          <w:szCs w:val="21"/>
-        </w:rPr>
-        <w:t xml:space="preserve"> Nas unidades da parceria, listadas na proposta. Alguns benefícios podem valer só na unidade principal — quando é o caso, está escrito.</w:t>
-      </w:r>
-    </w:p>
-    <w:p>
-      <w:pPr>
-        <w:spacing w:after="140" w:line="280"/>
-      </w:pPr>
-      <w:r>
-        <w:rPr>
-          <w:b/>
-          <w:bCs/>
-          <w:color w:val="23293D"/>
-          <w:sz w:val="21"/>
-          <w:szCs w:val="21"/>
-        </w:rPr>
-        <w:t xml:space="preserve">Para incluir mais gente depois.</w:t>
-      </w:r>
-      <w:r>
-        <w:rPr>
-          <w:color w:val="23293D"/>
-          <w:sz w:val="21"/>
-          <w:szCs w:val="21"/>
-        </w:rPr>
-        <w:t xml:space="preserve"> O contrato tem uma quantidade fechada. Para passar dela, a Risarte emite um </w:t>
-      </w:r>
-      <w:r>
-        <w:rPr>
-          <w:b/>
-          <w:bCs/>
-          <w:color w:val="23293D"/>
-          <w:sz w:val="21"/>
-          <w:szCs w:val="21"/>
-        </w:rPr>
-        <w:t xml:space="preserve">termo de inclusão</w:t>
-      </w:r>
-      <w:r>
-        <w:rPr>
-          <w:color w:val="23293D"/>
-          <w:sz w:val="21"/>
-          <w:szCs w:val="21"/>
-        </w:rPr>
-        <w:t xml:space="preserve">: um documento curto, referente ao acordo que já existe, com a diferença de valor. Assim que a empresa aceita, os cadastros são liberados.</w:t>
-      </w:r>
-    </w:p>
-    <w:p>
-      <w:pPr>
-        <w:spacing w:after="140" w:line="280"/>
-      </w:pPr>
-      <w:r>
-        <w:rPr>
-          <w:b/>
-          <w:bCs/>
-          <w:color w:val="23293D"/>
-          <w:sz w:val="21"/>
-          <w:szCs w:val="21"/>
-        </w:rPr>
-        <w:t xml:space="preserve">Se a mensalidade atrasar.</w:t>
-      </w:r>
-      <w:r>
-        <w:rPr>
-          <w:color w:val="23293D"/>
-          <w:sz w:val="21"/>
-          <w:szCs w:val="21"/>
-        </w:rPr>
-        <w:t xml:space="preserve"> Passado o prazo de tolerância, o programa é </w:t>
-      </w:r>
-      <w:r>
-        <w:rPr>
-          <w:b/>
-          <w:bCs/>
-          <w:color w:val="23293D"/>
-          <w:sz w:val="21"/>
-          <w:szCs w:val="21"/>
-        </w:rPr>
-        <w:t xml:space="preserve">suspenso</w:t>
-      </w:r>
-      <w:r>
-        <w:rPr>
-          <w:color w:val="23293D"/>
-          <w:sz w:val="21"/>
-          <w:szCs w:val="21"/>
-        </w:rPr>
-        <w:t xml:space="preserve"> e os benefícios ficam bloqueados até a regularização. A reativação é automática quando a pendência é resolvida.</w:t>
-      </w:r>
-    </w:p>
-    <w:p>
-      <w:pPr>
-        <w:spacing w:after="60" w:line="120"/>
-      </w:pPr>
-      <w:r>
-        <w:rPr>
-          <w:sz w:val="2"/>
-          <w:szCs w:val="2"/>
-        </w:rPr>
-        <w:t xml:space="preserve"/>
-      </w:r>
-    </w:p>
-    <w:p>
-      <w:pPr>
-        <w:pStyle w:val="Heading1"/>
-      </w:pPr>
-      <w:r>
-        <w:rPr>
-          <w:color w:val="1F3253"/>
-        </w:rPr>
-        <w:t xml:space="preserve">Documentos relacionados</w:t>
+        <w:t xml:space="preserve">19. Glossário</w:t>
       </w:r>
     </w:p>
     <w:p>
@@ -17117,21 +17387,21 @@
       </w:pPr>
       <w:r>
         <w:rPr>
-          <w:rFonts w:ascii="Consolas" w:cs="Consolas" w:eastAsia="Consolas" w:hAnsi="Consolas"/>
-          <w:color w:val="1F3253"/>
-          <w:sz w:val="19"/>
-          <w:szCs w:val="19"/>
-          <w:shd w:fill="EFEDE6" w:color="auto" w:val="clear"/>
-        </w:rPr>
-        <w:t xml:space="preserve">docs/risarte-empresarial/FUNIL-COMERCIAL.md</w:t>
-      </w:r>
-      <w:r>
-        <w:rPr>
-          <w:color w:val="23293D"/>
-          <w:sz w:val="21"/>
-          <w:szCs w:val="21"/>
-        </w:rPr>
-        <w:t xml:space="preserve"> — as decisões do funil, bloco a bloco, com a razão de cada uma.</w:t>
+          <w:b/>
+          <w:bCs/>
+          <w:color w:val="23293D"/>
+          <w:sz w:val="21"/>
+          <w:szCs w:val="21"/>
+        </w:rPr>
+        <w:t xml:space="preserve">Titular</w:t>
+      </w:r>
+      <w:r>
+        <w:rPr>
+          <w:color w:val="23293D"/>
+          <w:sz w:val="21"/>
+          <w:szCs w:val="21"/>
+        </w:rPr>
+        <w:t xml:space="preserve"> — a pessoa da empresa que entra no programa.</w:t>
       </w:r>
     </w:p>
     <w:p>
@@ -17145,21 +17415,21 @@
       </w:pPr>
       <w:r>
         <w:rPr>
-          <w:rFonts w:ascii="Consolas" w:cs="Consolas" w:eastAsia="Consolas" w:hAnsi="Consolas"/>
-          <w:color w:val="1F3253"/>
-          <w:sz w:val="19"/>
-          <w:szCs w:val="19"/>
-          <w:shd w:fill="EFEDE6" w:color="auto" w:val="clear"/>
-        </w:rPr>
-        <w:t xml:space="preserve">docs/risarte-empresarial/ROTEIRO-TESTE.md</w:t>
-      </w:r>
-      <w:r>
-        <w:rPr>
-          <w:color w:val="23293D"/>
-          <w:sz w:val="21"/>
-          <w:szCs w:val="21"/>
-        </w:rPr>
-        <w:t xml:space="preserve"> — o roteiro de teste, passo a passo.</w:t>
+          <w:b/>
+          <w:bCs/>
+          <w:color w:val="23293D"/>
+          <w:sz w:val="21"/>
+          <w:szCs w:val="21"/>
+        </w:rPr>
+        <w:t xml:space="preserve">Dependente</w:t>
+      </w:r>
+      <w:r>
+        <w:rPr>
+          <w:color w:val="23293D"/>
+          <w:sz w:val="21"/>
+          <w:szCs w:val="21"/>
+        </w:rPr>
+        <w:t xml:space="preserve"> — quem entra pendurado num titular.</w:t>
       </w:r>
     </w:p>
     <w:p>
@@ -17173,21 +17443,1226 @@
       </w:pPr>
       <w:r>
         <w:rPr>
+          <w:b/>
+          <w:bCs/>
+          <w:color w:val="23293D"/>
+          <w:sz w:val="21"/>
+          <w:szCs w:val="21"/>
+        </w:rPr>
+        <w:t xml:space="preserve">Lead</w:t>
+      </w:r>
+      <w:r>
+        <w:rPr>
+          <w:color w:val="23293D"/>
+          <w:sz w:val="21"/>
+          <w:szCs w:val="21"/>
+        </w:rPr>
+        <w:t xml:space="preserve"> — a empresa enquanto está no funil, antes de fechar.</w:t>
+      </w:r>
+    </w:p>
+    <w:p>
+      <w:pPr>
+        <w:pStyle w:val="ListParagraph"/>
+        <w:numPr>
+          <w:ilvl w:val="0"/>
+          <w:numId w:val="28"/>
+        </w:numPr>
+        <w:spacing w:after="80" w:line="270"/>
+      </w:pPr>
+      <w:r>
+        <w:rPr>
+          <w:b/>
+          <w:bCs/>
+          <w:color w:val="23293D"/>
+          <w:sz w:val="21"/>
+          <w:szCs w:val="21"/>
+        </w:rPr>
+        <w:t xml:space="preserve">Levantamento</w:t>
+      </w:r>
+      <w:r>
+        <w:rPr>
+          <w:color w:val="23293D"/>
+          <w:sz w:val="21"/>
+          <w:szCs w:val="21"/>
+        </w:rPr>
+        <w:t xml:space="preserve"> — o que a empresa tem hoje (convênio, quanto paga, quantas pessoas).</w:t>
+      </w:r>
+    </w:p>
+    <w:p>
+      <w:pPr>
+        <w:pStyle w:val="ListParagraph"/>
+        <w:numPr>
+          <w:ilvl w:val="0"/>
+          <w:numId w:val="28"/>
+        </w:numPr>
+        <w:spacing w:after="80" w:line="270"/>
+      </w:pPr>
+      <w:r>
+        <w:rPr>
+          <w:b/>
+          <w:bCs/>
+          <w:color w:val="23293D"/>
+          <w:sz w:val="21"/>
+          <w:szCs w:val="21"/>
+        </w:rPr>
+        <w:t xml:space="preserve">Proposta</w:t>
+      </w:r>
+      <w:r>
+        <w:rPr>
+          <w:color w:val="23293D"/>
+          <w:sz w:val="21"/>
+          <w:szCs w:val="21"/>
+        </w:rPr>
+        <w:t xml:space="preserve"> — o que a Risarte oferece: preços, benefícios, prazos, unidades.</w:t>
+      </w:r>
+    </w:p>
+    <w:p>
+      <w:pPr>
+        <w:pStyle w:val="ListParagraph"/>
+        <w:numPr>
+          <w:ilvl w:val="0"/>
+          <w:numId w:val="28"/>
+        </w:numPr>
+        <w:spacing w:after="80" w:line="270"/>
+      </w:pPr>
+      <w:r>
+        <w:rPr>
+          <w:b/>
+          <w:bCs/>
+          <w:color w:val="23293D"/>
+          <w:sz w:val="21"/>
+          <w:szCs w:val="21"/>
+        </w:rPr>
+        <w:t xml:space="preserve">Faixa</w:t>
+      </w:r>
+      <w:r>
+        <w:rPr>
+          <w:color w:val="23293D"/>
+          <w:sz w:val="21"/>
+          <w:szCs w:val="21"/>
+        </w:rPr>
+        <w:t xml:space="preserve"> — preço por quantidade de titulares. Vale para todos, não só para quem passou.</w:t>
+      </w:r>
+    </w:p>
+    <w:p>
+      <w:pPr>
+        <w:pStyle w:val="ListParagraph"/>
+        <w:numPr>
+          <w:ilvl w:val="0"/>
+          <w:numId w:val="28"/>
+        </w:numPr>
+        <w:spacing w:after="80" w:line="270"/>
+      </w:pPr>
+      <w:r>
+        <w:rPr>
+          <w:b/>
+          <w:bCs/>
+          <w:color w:val="23293D"/>
+          <w:sz w:val="21"/>
+          <w:szCs w:val="21"/>
+        </w:rPr>
+        <w:t xml:space="preserve">Carência</w:t>
+      </w:r>
+      <w:r>
+        <w:rPr>
+          <w:color w:val="23293D"/>
+          <w:sz w:val="21"/>
+          <w:szCs w:val="21"/>
+        </w:rPr>
+        <w:t xml:space="preserve"> — o tempo até o benefício começar a valer.</w:t>
+      </w:r>
+    </w:p>
+    <w:p>
+      <w:pPr>
+        <w:pStyle w:val="ListParagraph"/>
+        <w:numPr>
+          <w:ilvl w:val="0"/>
+          <w:numId w:val="28"/>
+        </w:numPr>
+        <w:spacing w:after="80" w:line="270"/>
+      </w:pPr>
+      <w:r>
+        <w:rPr>
+          <w:b/>
+          <w:bCs/>
+          <w:color w:val="23293D"/>
+          <w:sz w:val="21"/>
+          <w:szCs w:val="21"/>
+        </w:rPr>
+        <w:t xml:space="preserve">Benefício</w:t>
+      </w:r>
+      <w:r>
+        <w:rPr>
+          <w:color w:val="23293D"/>
+          <w:sz w:val="21"/>
+          <w:szCs w:val="21"/>
+        </w:rPr>
+        <w:t xml:space="preserve"> — o que o programa faz naquele procedimento.</w:t>
+      </w:r>
+    </w:p>
+    <w:p>
+      <w:pPr>
+        <w:pStyle w:val="ListParagraph"/>
+        <w:numPr>
+          <w:ilvl w:val="0"/>
+          <w:numId w:val="28"/>
+        </w:numPr>
+        <w:spacing w:after="80" w:line="270"/>
+      </w:pPr>
+      <w:r>
+        <w:rPr>
+          <w:b/>
+          <w:bCs/>
+          <w:color w:val="23293D"/>
+          <w:sz w:val="21"/>
+          <w:szCs w:val="21"/>
+        </w:rPr>
+        <w:t xml:space="preserve">Grupo de benefícios</w:t>
+      </w:r>
+      <w:r>
+        <w:rPr>
+          <w:color w:val="23293D"/>
+          <w:sz w:val="21"/>
+          <w:szCs w:val="21"/>
+        </w:rPr>
+        <w:t xml:space="preserve"> — combinação pronta, reaplicável em outras propostas.</w:t>
+      </w:r>
+    </w:p>
+    <w:p>
+      <w:pPr>
+        <w:pStyle w:val="ListParagraph"/>
+        <w:numPr>
+          <w:ilvl w:val="0"/>
+          <w:numId w:val="28"/>
+        </w:numPr>
+        <w:spacing w:after="80" w:line="270"/>
+      </w:pPr>
+      <w:r>
+        <w:rPr>
+          <w:b/>
+          <w:bCs/>
+          <w:color w:val="23293D"/>
+          <w:sz w:val="21"/>
+          <w:szCs w:val="21"/>
+        </w:rPr>
+        <w:t xml:space="preserve">Implantação</w:t>
+      </w:r>
+      <w:r>
+        <w:rPr>
+          <w:color w:val="23293D"/>
+          <w:sz w:val="21"/>
+          <w:szCs w:val="21"/>
+        </w:rPr>
+        <w:t xml:space="preserve"> — o primeiro pagamento e a entrada da empresa no ar.</w:t>
+      </w:r>
+    </w:p>
+    <w:p>
+      <w:pPr>
+        <w:pStyle w:val="ListParagraph"/>
+        <w:numPr>
+          <w:ilvl w:val="0"/>
+          <w:numId w:val="28"/>
+        </w:numPr>
+        <w:spacing w:after="80" w:line="270"/>
+      </w:pPr>
+      <w:r>
+        <w:rPr>
+          <w:b/>
+          <w:bCs/>
+          <w:color w:val="23293D"/>
+          <w:sz w:val="21"/>
+          <w:szCs w:val="21"/>
+        </w:rPr>
+        <w:t xml:space="preserve">Split</w:t>
+      </w:r>
+      <w:r>
+        <w:rPr>
+          <w:color w:val="23293D"/>
+          <w:sz w:val="21"/>
+          <w:szCs w:val="21"/>
+        </w:rPr>
+        <w:t xml:space="preserve"> — a divisão do pagamento entre Risarte e RisLife.</w:t>
+      </w:r>
+    </w:p>
+    <w:p>
+      <w:pPr>
+        <w:pStyle w:val="ListParagraph"/>
+        <w:numPr>
+          <w:ilvl w:val="0"/>
+          <w:numId w:val="28"/>
+        </w:numPr>
+        <w:spacing w:after="80" w:line="270"/>
+      </w:pPr>
+      <w:r>
+        <w:rPr>
+          <w:b/>
+          <w:bCs/>
+          <w:color w:val="23293D"/>
+          <w:sz w:val="21"/>
+          <w:szCs w:val="21"/>
+        </w:rPr>
+        <w:t xml:space="preserve">Termo de inclusão (</w:t>
+      </w:r>
+      <w:r>
+        <w:rPr>
+          <w:rFonts w:ascii="Consolas" w:cs="Consolas" w:eastAsia="Consolas" w:hAnsi="Consolas"/>
+          <w:b/>
+          <w:bCs/>
+          <w:color w:val="1F3253"/>
+          <w:sz w:val="19"/>
+          <w:szCs w:val="19"/>
+          <w:shd w:fill="EFEDE6" w:color="auto" w:val="clear"/>
+        </w:rPr>
+        <w:t xml:space="preserve">TI-</w:t>
+      </w:r>
+      <w:r>
+        <w:rPr>
+          <w:b/>
+          <w:bCs/>
+          <w:color w:val="23293D"/>
+          <w:sz w:val="21"/>
+          <w:szCs w:val="21"/>
+        </w:rPr>
+        <w:t xml:space="preserve">)</w:t>
+      </w:r>
+      <w:r>
+        <w:rPr>
+          <w:color w:val="23293D"/>
+          <w:sz w:val="21"/>
+          <w:szCs w:val="21"/>
+        </w:rPr>
+        <w:t xml:space="preserve"> — documento curto que acrescenta gente ao acordo existente.</w:t>
+      </w:r>
+    </w:p>
+    <w:p>
+      <w:pPr>
+        <w:pStyle w:val="ListParagraph"/>
+        <w:numPr>
+          <w:ilvl w:val="0"/>
+          <w:numId w:val="28"/>
+        </w:numPr>
+        <w:spacing w:after="80" w:line="270"/>
+      </w:pPr>
+      <w:r>
+        <w:rPr>
+          <w:b/>
+          <w:bCs/>
+          <w:color w:val="23293D"/>
+          <w:sz w:val="21"/>
+          <w:szCs w:val="21"/>
+        </w:rPr>
+        <w:t xml:space="preserve">Override</w:t>
+      </w:r>
+      <w:r>
+        <w:rPr>
+          <w:color w:val="23293D"/>
+          <w:sz w:val="21"/>
+          <w:szCs w:val="21"/>
+        </w:rPr>
+        <w:t xml:space="preserve"> — valor próprio da empresa, que substitui o padrão da rede.</w:t>
+      </w:r>
+    </w:p>
+    <w:p>
+      <w:pPr>
+        <w:pStyle w:val="ListParagraph"/>
+        <w:numPr>
+          <w:ilvl w:val="0"/>
+          <w:numId w:val="28"/>
+        </w:numPr>
+        <w:spacing w:after="80" w:line="270"/>
+      </w:pPr>
+      <w:r>
+        <w:rPr>
+          <w:b/>
+          <w:bCs/>
+          <w:color w:val="23293D"/>
+          <w:sz w:val="21"/>
+          <w:szCs w:val="21"/>
+        </w:rPr>
+        <w:t xml:space="preserve">MRR</w:t>
+      </w:r>
+      <w:r>
+        <w:rPr>
+          <w:color w:val="23293D"/>
+          <w:sz w:val="21"/>
+          <w:szCs w:val="21"/>
+        </w:rPr>
+        <w:t xml:space="preserve"> — a mensalidade recorrente somada.</w:t>
+      </w:r>
+    </w:p>
+    <w:p>
+      <w:pPr>
+        <w:spacing w:after="60" w:line="120"/>
+      </w:pPr>
+      <w:r>
+        <w:rPr>
+          <w:sz w:val="2"/>
+          <w:szCs w:val="2"/>
+        </w:rPr>
+        <w:t xml:space="preserve"/>
+      </w:r>
+    </w:p>
+    <w:p>
+      <w:pPr>
+        <w:pStyle w:val="Heading1"/>
+      </w:pPr>
+      <w:r>
+        <w:rPr>
+          <w:color w:val="1F3253"/>
+        </w:rPr>
+        <w:t xml:space="preserve">20. Checklists</w:t>
+      </w:r>
+    </w:p>
+    <w:p>
+      <w:pPr>
+        <w:pStyle w:val="Heading2"/>
+      </w:pPr>
+      <w:r>
+        <w:rPr>
+          <w:color w:val="1F3253"/>
+        </w:rPr>
+        <w:t xml:space="preserve">Antes de mandar a proposta</w:t>
+      </w:r>
+    </w:p>
+    <w:p>
+      <w:pPr>
+        <w:pStyle w:val="ListParagraph"/>
+        <w:numPr>
+          <w:ilvl w:val="0"/>
+          <w:numId w:val="29"/>
+        </w:numPr>
+        <w:spacing w:after="80" w:line="270"/>
+      </w:pPr>
+      <w:r>
+        <w:rPr>
+          <w:color w:val="23293D"/>
+          <w:sz w:val="21"/>
+          <w:szCs w:val="21"/>
+        </w:rPr>
+        <w:t xml:space="preserve">[ ] Levantamento preenchido (o documento depende dele)</w:t>
+      </w:r>
+    </w:p>
+    <w:p>
+      <w:pPr>
+        <w:pStyle w:val="ListParagraph"/>
+        <w:numPr>
+          <w:ilvl w:val="0"/>
+          <w:numId w:val="29"/>
+        </w:numPr>
+        <w:spacing w:after="80" w:line="270"/>
+      </w:pPr>
+      <w:r>
+        <w:rPr>
+          <w:color w:val="23293D"/>
+          <w:sz w:val="21"/>
+          <w:szCs w:val="21"/>
+        </w:rPr>
+        <w:t xml:space="preserve">[ ] Preço do titular e faixas conferidos</w:t>
+      </w:r>
+    </w:p>
+    <w:p>
+      <w:pPr>
+        <w:pStyle w:val="ListParagraph"/>
+        <w:numPr>
+          <w:ilvl w:val="0"/>
+          <w:numId w:val="29"/>
+        </w:numPr>
+        <w:spacing w:after="80" w:line="270"/>
+      </w:pPr>
+      <w:r>
+        <w:rPr>
+          <w:color w:val="23293D"/>
+          <w:sz w:val="21"/>
+          <w:szCs w:val="21"/>
+        </w:rPr>
+        <w:t xml:space="preserve">[ ] Dependentes: valores definidos</w:t>
+      </w:r>
+    </w:p>
+    <w:p>
+      <w:pPr>
+        <w:pStyle w:val="ListParagraph"/>
+        <w:numPr>
+          <w:ilvl w:val="0"/>
+          <w:numId w:val="29"/>
+        </w:numPr>
+        <w:spacing w:after="80" w:line="270"/>
+      </w:pPr>
+      <w:r>
+        <w:rPr>
+          <w:color w:val="23293D"/>
+          <w:sz w:val="21"/>
+          <w:szCs w:val="21"/>
+        </w:rPr>
+        <w:t xml:space="preserve">[ ] Valor fixo por empresa? Conferir o valor — é ele que a empresa paga, com qualquer número de titulares</w:t>
+      </w:r>
+    </w:p>
+    <w:p>
+      <w:pPr>
+        <w:pStyle w:val="ListParagraph"/>
+        <w:numPr>
+          <w:ilvl w:val="0"/>
+          <w:numId w:val="29"/>
+        </w:numPr>
+        <w:spacing w:after="80" w:line="270"/>
+      </w:pPr>
+      <w:r>
+        <w:rPr>
+          <w:color w:val="23293D"/>
+          <w:sz w:val="21"/>
+          <w:szCs w:val="21"/>
+        </w:rPr>
+        <w:t xml:space="preserve">[ ] </w:t>
+      </w:r>
+      <w:r>
+        <w:rPr>
+          <w:b/>
+          <w:bCs/>
+          <w:color w:val="23293D"/>
+          <w:sz w:val="21"/>
+          <w:szCs w:val="21"/>
+        </w:rPr>
+        <w:t xml:space="preserve">Valor fixo: se passar do contratado, combinado</w:t>
+      </w:r>
+      <w:r>
+        <w:rPr>
+          <w:color w:val="23293D"/>
+          <w:sz w:val="21"/>
+          <w:szCs w:val="21"/>
+        </w:rPr>
+        <w:t xml:space="preserve"> (senão o termo nasce sem valor; por titular, vale a tabela)</w:t>
+      </w:r>
+    </w:p>
+    <w:p>
+      <w:pPr>
+        <w:pStyle w:val="ListParagraph"/>
+        <w:numPr>
+          <w:ilvl w:val="0"/>
+          <w:numId w:val="29"/>
+        </w:numPr>
+        <w:spacing w:after="80" w:line="270"/>
+      </w:pPr>
+      <w:r>
+        <w:rPr>
+          <w:color w:val="23293D"/>
+          <w:sz w:val="21"/>
+          <w:szCs w:val="21"/>
+        </w:rPr>
+        <w:t xml:space="preserve">[ ] Benefícios com "vale para quem", frequência e carência</w:t>
+      </w:r>
+    </w:p>
+    <w:p>
+      <w:pPr>
+        <w:pStyle w:val="ListParagraph"/>
+        <w:numPr>
+          <w:ilvl w:val="0"/>
+          <w:numId w:val="29"/>
+        </w:numPr>
+        <w:spacing w:after="80" w:line="270"/>
+      </w:pPr>
+      <w:r>
+        <w:rPr>
+          <w:color w:val="23293D"/>
+          <w:sz w:val="21"/>
+          <w:szCs w:val="21"/>
+        </w:rPr>
+        <w:t xml:space="preserve">[ ] Unidades da parceria e restrições por benefício</w:t>
+      </w:r>
+    </w:p>
+    <w:p>
+      <w:pPr>
+        <w:pStyle w:val="ListParagraph"/>
+        <w:numPr>
+          <w:ilvl w:val="0"/>
+          <w:numId w:val="29"/>
+        </w:numPr>
+        <w:spacing w:after="80" w:line="270"/>
+      </w:pPr>
+      <w:r>
+        <w:rPr>
+          <w:color w:val="23293D"/>
+          <w:sz w:val="21"/>
+          <w:szCs w:val="21"/>
+        </w:rPr>
+        <w:t xml:space="preserve">[ ] Validade e carências</w:t>
+      </w:r>
+    </w:p>
+    <w:p>
+      <w:pPr>
+        <w:pStyle w:val="ListParagraph"/>
+        <w:numPr>
+          <w:ilvl w:val="0"/>
+          <w:numId w:val="29"/>
+        </w:numPr>
+        <w:spacing w:after="80" w:line="270"/>
+      </w:pPr>
+      <w:r>
+        <w:rPr>
+          <w:color w:val="23293D"/>
+          <w:sz w:val="21"/>
+          <w:szCs w:val="21"/>
+        </w:rPr>
+        <w:t xml:space="preserve">[ ] </w:t>
+      </w:r>
+      <w:r>
+        <w:rPr>
+          <w:b/>
+          <w:bCs/>
+          <w:color w:val="23293D"/>
+          <w:sz w:val="21"/>
+          <w:szCs w:val="21"/>
+        </w:rPr>
+        <w:t xml:space="preserve">Abriu o documento e leu</w:t>
+      </w:r>
+      <w:r>
+        <w:rPr>
+          <w:color w:val="23293D"/>
+          <w:sz w:val="21"/>
+          <w:szCs w:val="21"/>
+        </w:rPr>
+        <w:t xml:space="preserve"> — inclusive para conferir que nota interna não vazou</w:t>
+      </w:r>
+    </w:p>
+    <w:p>
+      <w:pPr>
+        <w:pStyle w:val="Heading2"/>
+      </w:pPr>
+      <w:r>
+        <w:rPr>
+          <w:color w:val="1F3253"/>
+        </w:rPr>
+        <w:t xml:space="preserve">Depois de fechar</w:t>
+      </w:r>
+    </w:p>
+    <w:p>
+      <w:pPr>
+        <w:pStyle w:val="ListParagraph"/>
+        <w:numPr>
+          <w:ilvl w:val="0"/>
+          <w:numId w:val="30"/>
+        </w:numPr>
+        <w:spacing w:after="80" w:line="270"/>
+      </w:pPr>
+      <w:r>
+        <w:rPr>
+          <w:color w:val="23293D"/>
+          <w:sz w:val="21"/>
+          <w:szCs w:val="21"/>
+        </w:rPr>
+        <w:t xml:space="preserve">[ ] Preços de adesão no cadastro são os da proposta</w:t>
+      </w:r>
+    </w:p>
+    <w:p>
+      <w:pPr>
+        <w:pStyle w:val="ListParagraph"/>
+        <w:numPr>
+          <w:ilvl w:val="0"/>
+          <w:numId w:val="30"/>
+        </w:numPr>
+        <w:spacing w:after="80" w:line="270"/>
+      </w:pPr>
+      <w:r>
+        <w:rPr>
+          <w:color w:val="23293D"/>
+          <w:sz w:val="21"/>
+          <w:szCs w:val="21"/>
+        </w:rPr>
+        <w:t xml:space="preserve">[ ] Benefícios chegaram, com o "só titular" preservado</w:t>
+      </w:r>
+    </w:p>
+    <w:p>
+      <w:pPr>
+        <w:pStyle w:val="ListParagraph"/>
+        <w:numPr>
+          <w:ilvl w:val="0"/>
+          <w:numId w:val="30"/>
+        </w:numPr>
+        <w:spacing w:after="80" w:line="270"/>
+      </w:pPr>
+      <w:r>
+        <w:rPr>
+          <w:color w:val="23293D"/>
+          <w:sz w:val="21"/>
+          <w:szCs w:val="21"/>
+        </w:rPr>
+        <w:t xml:space="preserve">[ ] Carência da empresa e do titular conferidas</w:t>
+      </w:r>
+    </w:p>
+    <w:p>
+      <w:pPr>
+        <w:pStyle w:val="ListParagraph"/>
+        <w:numPr>
+          <w:ilvl w:val="0"/>
+          <w:numId w:val="30"/>
+        </w:numPr>
+        <w:spacing w:after="80" w:line="270"/>
+      </w:pPr>
+      <w:r>
+        <w:rPr>
+          <w:color w:val="23293D"/>
+          <w:sz w:val="21"/>
+          <w:szCs w:val="21"/>
+        </w:rPr>
+        <w:t xml:space="preserve">[ ] Quantidade contratada conferida</w:t>
+      </w:r>
+    </w:p>
+    <w:p>
+      <w:pPr>
+        <w:pStyle w:val="ListParagraph"/>
+        <w:numPr>
+          <w:ilvl w:val="0"/>
+          <w:numId w:val="30"/>
+        </w:numPr>
+        <w:spacing w:after="80" w:line="270"/>
+      </w:pPr>
+      <w:r>
+        <w:rPr>
+          <w:color w:val="23293D"/>
+          <w:sz w:val="21"/>
+          <w:szCs w:val="21"/>
+        </w:rPr>
+        <w:t xml:space="preserve">[ ] Titulares cadastrados</w:t>
+      </w:r>
+    </w:p>
+    <w:p>
+      <w:pPr>
+        <w:pStyle w:val="ListParagraph"/>
+        <w:numPr>
+          <w:ilvl w:val="0"/>
+          <w:numId w:val="30"/>
+        </w:numPr>
+        <w:spacing w:after="80" w:line="270"/>
+      </w:pPr>
+      <w:r>
+        <w:rPr>
+          <w:color w:val="23293D"/>
+          <w:sz w:val="21"/>
+          <w:szCs w:val="21"/>
+        </w:rPr>
+        <w:t xml:space="preserve">[ ] </w:t>
+      </w:r>
+      <w:r>
+        <w:rPr>
+          <w:b/>
+          <w:bCs/>
+          <w:color w:val="23293D"/>
+          <w:sz w:val="21"/>
+          <w:szCs w:val="21"/>
+        </w:rPr>
+        <w:t xml:space="preserve">Completar cadastro</w:t>
+      </w:r>
+      <w:r>
+        <w:rPr>
+          <w:color w:val="23293D"/>
+          <w:sz w:val="21"/>
+          <w:szCs w:val="21"/>
+        </w:rPr>
+        <w:t xml:space="preserve"> feito (senão não há prontuário)</w:t>
+      </w:r>
+    </w:p>
+    <w:p>
+      <w:pPr>
+        <w:pStyle w:val="ListParagraph"/>
+        <w:numPr>
+          <w:ilvl w:val="0"/>
+          <w:numId w:val="30"/>
+        </w:numPr>
+        <w:spacing w:after="80" w:line="270"/>
+      </w:pPr>
+      <w:r>
+        <w:rPr>
+          <w:color w:val="23293D"/>
+          <w:sz w:val="21"/>
+          <w:szCs w:val="21"/>
+        </w:rPr>
+        <w:t xml:space="preserve">[ ] Fila de </w:t>
+      </w:r>
+      <w:r>
+        <w:rPr>
+          <w:b/>
+          <w:bCs/>
+          <w:color w:val="23293D"/>
+          <w:sz w:val="21"/>
+          <w:szCs w:val="21"/>
+        </w:rPr>
+        <w:t xml:space="preserve">Boas-vindas</w:t>
+      </w:r>
+      <w:r>
+        <w:rPr>
+          <w:color w:val="23293D"/>
+          <w:sz w:val="21"/>
+          <w:szCs w:val="21"/>
+        </w:rPr>
+        <w:t xml:space="preserve"> iniciada</w:t>
+      </w:r>
+    </w:p>
+    <w:p>
+      <w:pPr>
+        <w:pStyle w:val="ListParagraph"/>
+        <w:numPr>
+          <w:ilvl w:val="0"/>
+          <w:numId w:val="30"/>
+        </w:numPr>
+        <w:spacing w:after="80" w:line="270"/>
+      </w:pPr>
+      <w:r>
+        <w:rPr>
+          <w:color w:val="23293D"/>
+          <w:sz w:val="21"/>
+          <w:szCs w:val="21"/>
+        </w:rPr>
+        <w:t xml:space="preserve">[ ] Primeira cobrança gerada</w:t>
+      </w:r>
+    </w:p>
+    <w:p>
+      <w:pPr>
+        <w:pStyle w:val="Heading2"/>
+      </w:pPr>
+      <w:r>
+        <w:rPr>
+          <w:color w:val="1F3253"/>
+        </w:rPr>
+        <w:t xml:space="preserve">Toda semana</w:t>
+      </w:r>
+    </w:p>
+    <w:p>
+      <w:pPr>
+        <w:pStyle w:val="ListParagraph"/>
+        <w:numPr>
+          <w:ilvl w:val="0"/>
+          <w:numId w:val="31"/>
+        </w:numPr>
+        <w:spacing w:after="80" w:line="270"/>
+      </w:pPr>
+      <w:r>
+        <w:rPr>
+          <w:color w:val="23293D"/>
+          <w:sz w:val="21"/>
+          <w:szCs w:val="21"/>
+        </w:rPr>
+        <w:t xml:space="preserve">[ ] </w:t>
+      </w:r>
+      <w:r>
+        <w:rPr>
+          <w:b/>
+          <w:bCs/>
+          <w:color w:val="23293D"/>
+          <w:sz w:val="21"/>
+          <w:szCs w:val="21"/>
+        </w:rPr>
+        <w:t xml:space="preserve">★ Hoje do consultor</w:t>
+      </w:r>
+      <w:r>
+        <w:rPr>
+          <w:color w:val="23293D"/>
+          <w:sz w:val="21"/>
+          <w:szCs w:val="21"/>
+        </w:rPr>
+        <w:t xml:space="preserve"> zerado</w:t>
+      </w:r>
+    </w:p>
+    <w:p>
+      <w:pPr>
+        <w:pStyle w:val="ListParagraph"/>
+        <w:numPr>
+          <w:ilvl w:val="0"/>
+          <w:numId w:val="31"/>
+        </w:numPr>
+        <w:spacing w:after="80" w:line="270"/>
+      </w:pPr>
+      <w:r>
+        <w:rPr>
+          <w:color w:val="23293D"/>
+          <w:sz w:val="21"/>
+          <w:szCs w:val="21"/>
+        </w:rPr>
+        <w:t xml:space="preserve">[ ] Cobranças vencidas olhadas</w:t>
+      </w:r>
+    </w:p>
+    <w:p>
+      <w:pPr>
+        <w:pStyle w:val="ListParagraph"/>
+        <w:numPr>
+          <w:ilvl w:val="0"/>
+          <w:numId w:val="31"/>
+        </w:numPr>
+        <w:spacing w:after="80" w:line="270"/>
+      </w:pPr>
+      <w:r>
+        <w:rPr>
+          <w:color w:val="23293D"/>
+          <w:sz w:val="21"/>
+          <w:szCs w:val="21"/>
+        </w:rPr>
+        <w:t xml:space="preserve">[ ] Termos de inclusão em rascunho: aceitos ou cancelados</w:t>
+      </w:r>
+    </w:p>
+    <w:p>
+      <w:pPr>
+        <w:spacing w:after="60" w:line="120"/>
+      </w:pPr>
+      <w:r>
+        <w:rPr>
+          <w:sz w:val="2"/>
+          <w:szCs w:val="2"/>
+        </w:rPr>
+        <w:t xml:space="preserve"/>
+      </w:r>
+    </w:p>
+    <w:p>
+      <w:pPr>
+        <w:pStyle w:val="Heading1"/>
+      </w:pPr>
+      <w:r>
+        <w:rPr>
+          <w:color w:val="1F3253"/>
+        </w:rPr>
+        <w:t xml:space="preserve">21. O que explicar para a empresa parceira</w:t>
+      </w:r>
+    </w:p>
+    <w:p>
+      <w:pPr>
+        <w:spacing w:after="140" w:line="280"/>
+      </w:pPr>
+      <w:r>
+        <w:rPr>
+          <w:color w:val="23293D"/>
+          <w:sz w:val="21"/>
+          <w:szCs w:val="21"/>
+        </w:rPr>
+        <w:t xml:space="preserve">Este trecho é para ser </w:t>
+      </w:r>
+      <w:r>
+        <w:rPr>
+          <w:b/>
+          <w:bCs/>
+          <w:color w:val="23293D"/>
+          <w:sz w:val="21"/>
+          <w:szCs w:val="21"/>
+        </w:rPr>
+        <w:t xml:space="preserve">dito ou copiado</w:t>
+      </w:r>
+      <w:r>
+        <w:rPr>
+          <w:color w:val="23293D"/>
+          <w:sz w:val="21"/>
+          <w:szCs w:val="21"/>
+        </w:rPr>
+        <w:t xml:space="preserve"> para o RH da empresa. Ele não é a proposta — é o que evita as cinco dúvidas que sempre voltam.</w:t>
+      </w:r>
+    </w:p>
+    <w:p>
+      <w:pPr>
+        <w:spacing w:after="140" w:line="280"/>
+      </w:pPr>
+      <w:r>
+        <w:rPr>
+          <w:b/>
+          <w:bCs/>
+          <w:color w:val="23293D"/>
+          <w:sz w:val="21"/>
+          <w:szCs w:val="21"/>
+        </w:rPr>
+        <w:t xml:space="preserve">Como as pessoas entram.</w:t>
+      </w:r>
+      <w:r>
+        <w:rPr>
+          <w:color w:val="23293D"/>
+          <w:sz w:val="21"/>
+          <w:szCs w:val="21"/>
+        </w:rPr>
+        <w:t xml:space="preserve"> A empresa manda a lista. Cada pessoa é cadastrada como </w:t>
+      </w:r>
+      <w:r>
+        <w:rPr>
+          <w:b/>
+          <w:bCs/>
+          <w:color w:val="23293D"/>
+          <w:sz w:val="21"/>
+          <w:szCs w:val="21"/>
+        </w:rPr>
+        <w:t xml:space="preserve">titular</w:t>
+      </w:r>
+      <w:r>
+        <w:rPr>
+          <w:color w:val="23293D"/>
+          <w:sz w:val="21"/>
+          <w:szCs w:val="21"/>
+        </w:rPr>
+        <w:t xml:space="preserve">, e pode incluir </w:t>
+      </w:r>
+      <w:r>
+        <w:rPr>
+          <w:b/>
+          <w:bCs/>
+          <w:color w:val="23293D"/>
+          <w:sz w:val="21"/>
+          <w:szCs w:val="21"/>
+        </w:rPr>
+        <w:t xml:space="preserve">dependentes</w:t>
+      </w:r>
+      <w:r>
+        <w:rPr>
+          <w:color w:val="23293D"/>
+          <w:sz w:val="21"/>
+          <w:szCs w:val="21"/>
+        </w:rPr>
+        <w:t xml:space="preserve">. Depois disso a Risarte liga para cada uma para dar as boas-vindas e marcar a primeira consulta.</w:t>
+      </w:r>
+    </w:p>
+    <w:p>
+      <w:pPr>
+        <w:spacing w:after="140" w:line="280"/>
+      </w:pPr>
+      <w:r>
+        <w:rPr>
+          <w:b/>
+          <w:bCs/>
+          <w:color w:val="23293D"/>
+          <w:sz w:val="21"/>
+          <w:szCs w:val="21"/>
+        </w:rPr>
+        <w:t xml:space="preserve">Quando começa a valer.</w:t>
+      </w:r>
+      <w:r>
+        <w:rPr>
+          <w:color w:val="23293D"/>
+          <w:sz w:val="21"/>
+          <w:szCs w:val="21"/>
+        </w:rPr>
+        <w:t xml:space="preserve"> Existe </w:t>
+      </w:r>
+      <w:r>
+        <w:rPr>
+          <w:b/>
+          <w:bCs/>
+          <w:color w:val="23293D"/>
+          <w:sz w:val="21"/>
+          <w:szCs w:val="21"/>
+        </w:rPr>
+        <w:t xml:space="preserve">carência</w:t>
+      </w:r>
+      <w:r>
+        <w:rPr>
+          <w:color w:val="23293D"/>
+          <w:sz w:val="21"/>
+          <w:szCs w:val="21"/>
+        </w:rPr>
+        <w:t xml:space="preserve"> — combinada na proposta, contada do início do contrato e da entrada de cada pessoa. Alguns procedimentos podem ter prazo próprio. A pessoa é informada da data dela na ligação de boas-vindas.</w:t>
+      </w:r>
+    </w:p>
+    <w:p>
+      <w:pPr>
+        <w:spacing w:after="140" w:line="280"/>
+      </w:pPr>
+      <w:r>
+        <w:rPr>
+          <w:b/>
+          <w:bCs/>
+          <w:color w:val="23293D"/>
+          <w:sz w:val="21"/>
+          <w:szCs w:val="21"/>
+        </w:rPr>
+        <w:t xml:space="preserve">O que o programa cobre.</w:t>
+      </w:r>
+      <w:r>
+        <w:rPr>
+          <w:color w:val="23293D"/>
+          <w:sz w:val="21"/>
+          <w:szCs w:val="21"/>
+        </w:rPr>
+        <w:t xml:space="preserve"> O que está na proposta, procedimento a procedimento: sem custo, desconto, ou não coberto — e com </w:t>
+      </w:r>
+      <w:r>
+        <w:rPr>
+          <w:b/>
+          <w:bCs/>
+          <w:color w:val="23293D"/>
+          <w:sz w:val="21"/>
+          <w:szCs w:val="21"/>
+        </w:rPr>
+        <w:t xml:space="preserve">quantas vezes</w:t>
+      </w:r>
+      <w:r>
+        <w:rPr>
+          <w:color w:val="23293D"/>
+          <w:sz w:val="21"/>
+          <w:szCs w:val="21"/>
+        </w:rPr>
+        <w:t xml:space="preserve"> e </w:t>
+      </w:r>
+      <w:r>
+        <w:rPr>
+          <w:b/>
+          <w:bCs/>
+          <w:color w:val="23293D"/>
+          <w:sz w:val="21"/>
+          <w:szCs w:val="21"/>
+        </w:rPr>
+        <w:t xml:space="preserve">a cada quanto tempo</w:t>
+      </w:r>
+      <w:r>
+        <w:rPr>
+          <w:color w:val="23293D"/>
+          <w:sz w:val="21"/>
+          <w:szCs w:val="21"/>
+        </w:rPr>
+        <w:t xml:space="preserve">. Não é plano nem convênio: não há reembolso.</w:t>
+      </w:r>
+    </w:p>
+    <w:p>
+      <w:pPr>
+        <w:spacing w:after="140" w:line="280"/>
+      </w:pPr>
+      <w:r>
+        <w:rPr>
+          <w:b/>
+          <w:bCs/>
+          <w:color w:val="23293D"/>
+          <w:sz w:val="21"/>
+          <w:szCs w:val="21"/>
+        </w:rPr>
+        <w:t xml:space="preserve">Onde é atendido.</w:t>
+      </w:r>
+      <w:r>
+        <w:rPr>
+          <w:color w:val="23293D"/>
+          <w:sz w:val="21"/>
+          <w:szCs w:val="21"/>
+        </w:rPr>
+        <w:t xml:space="preserve"> Nas unidades da parceria, listadas na proposta. Alguns benefícios podem valer só na unidade principal — quando é o caso, está escrito.</w:t>
+      </w:r>
+    </w:p>
+    <w:p>
+      <w:pPr>
+        <w:spacing w:after="140" w:line="280"/>
+      </w:pPr>
+      <w:r>
+        <w:rPr>
+          <w:b/>
+          <w:bCs/>
+          <w:color w:val="23293D"/>
+          <w:sz w:val="21"/>
+          <w:szCs w:val="21"/>
+        </w:rPr>
+        <w:t xml:space="preserve">Para incluir mais gente depois.</w:t>
+      </w:r>
+      <w:r>
+        <w:rPr>
+          <w:color w:val="23293D"/>
+          <w:sz w:val="21"/>
+          <w:szCs w:val="21"/>
+        </w:rPr>
+        <w:t xml:space="preserve"> O contrato tem uma quantidade fechada. Para passar dela, a Risarte emite um </w:t>
+      </w:r>
+      <w:r>
+        <w:rPr>
+          <w:b/>
+          <w:bCs/>
+          <w:color w:val="23293D"/>
+          <w:sz w:val="21"/>
+          <w:szCs w:val="21"/>
+        </w:rPr>
+        <w:t xml:space="preserve">termo de inclusão</w:t>
+      </w:r>
+      <w:r>
+        <w:rPr>
+          <w:color w:val="23293D"/>
+          <w:sz w:val="21"/>
+          <w:szCs w:val="21"/>
+        </w:rPr>
+        <w:t xml:space="preserve">: um documento curto, referente ao acordo que já existe, com a diferença de valor. Assim que a empresa aceita, os cadastros são liberados.</w:t>
+      </w:r>
+    </w:p>
+    <w:p>
+      <w:pPr>
+        <w:spacing w:after="140" w:line="280"/>
+      </w:pPr>
+      <w:r>
+        <w:rPr>
+          <w:b/>
+          <w:bCs/>
+          <w:color w:val="23293D"/>
+          <w:sz w:val="21"/>
+          <w:szCs w:val="21"/>
+        </w:rPr>
+        <w:t xml:space="preserve">Se a mensalidade atrasar.</w:t>
+      </w:r>
+      <w:r>
+        <w:rPr>
+          <w:color w:val="23293D"/>
+          <w:sz w:val="21"/>
+          <w:szCs w:val="21"/>
+        </w:rPr>
+        <w:t xml:space="preserve"> Passado o prazo de tolerância, o programa é </w:t>
+      </w:r>
+      <w:r>
+        <w:rPr>
+          <w:b/>
+          <w:bCs/>
+          <w:color w:val="23293D"/>
+          <w:sz w:val="21"/>
+          <w:szCs w:val="21"/>
+        </w:rPr>
+        <w:t xml:space="preserve">suspenso</w:t>
+      </w:r>
+      <w:r>
+        <w:rPr>
+          <w:color w:val="23293D"/>
+          <w:sz w:val="21"/>
+          <w:szCs w:val="21"/>
+        </w:rPr>
+        <w:t xml:space="preserve"> e os benefícios ficam bloqueados até a regularização. A reativação é automática quando a pendência é resolvida.</w:t>
+      </w:r>
+    </w:p>
+    <w:p>
+      <w:pPr>
+        <w:spacing w:after="60" w:line="120"/>
+      </w:pPr>
+      <w:r>
+        <w:rPr>
+          <w:sz w:val="2"/>
+          <w:szCs w:val="2"/>
+        </w:rPr>
+        <w:t xml:space="preserve"/>
+      </w:r>
+    </w:p>
+    <w:p>
+      <w:pPr>
+        <w:pStyle w:val="Heading1"/>
+      </w:pPr>
+      <w:r>
+        <w:rPr>
+          <w:color w:val="1F3253"/>
+        </w:rPr>
+        <w:t xml:space="preserve">Documentos relacionados</w:t>
+      </w:r>
+    </w:p>
+    <w:p>
+      <w:pPr>
+        <w:pStyle w:val="ListParagraph"/>
+        <w:numPr>
+          <w:ilvl w:val="0"/>
+          <w:numId w:val="32"/>
+        </w:numPr>
+        <w:spacing w:after="80" w:line="270"/>
+      </w:pPr>
+      <w:r>
+        <w:rPr>
           <w:rFonts w:ascii="Consolas" w:cs="Consolas" w:eastAsia="Consolas" w:hAnsi="Consolas"/>
           <w:color w:val="1F3253"/>
           <w:sz w:val="19"/>
           <w:szCs w:val="19"/>
           <w:shd w:fill="EFEDE6" w:color="auto" w:val="clear"/>
         </w:rPr>
-        <w:t xml:space="preserve">docs/risarte-empresarial/Briefing_Executavel_Risarte_Empresarial.md</w:t>
-      </w:r>
-      <w:r>
-        <w:rPr>
-          <w:color w:val="23293D"/>
-          <w:sz w:val="21"/>
-          <w:szCs w:val="21"/>
-        </w:rPr>
-        <w:t xml:space="preserve"> — o briefing original.</w:t>
+        <w:t xml:space="preserve">docs/risarte-empresarial/FUNIL-COMERCIAL.md</w:t>
+      </w:r>
+      <w:r>
+        <w:rPr>
+          <w:color w:val="23293D"/>
+          <w:sz w:val="21"/>
+          <w:szCs w:val="21"/>
+        </w:rPr>
+        <w:t xml:space="preserve"> — as decisões do funil, bloco a bloco, com a razão de cada uma.</w:t>
       </w:r>
     </w:p>
     <w:p>
@@ -17195,7 +18670,63 @@
         <w:pStyle w:val="ListParagraph"/>
         <w:numPr>
           <w:ilvl w:val="0"/>
-          <w:numId w:val="28"/>
+          <w:numId w:val="32"/>
+        </w:numPr>
+        <w:spacing w:after="80" w:line="270"/>
+      </w:pPr>
+      <w:r>
+        <w:rPr>
+          <w:rFonts w:ascii="Consolas" w:cs="Consolas" w:eastAsia="Consolas" w:hAnsi="Consolas"/>
+          <w:color w:val="1F3253"/>
+          <w:sz w:val="19"/>
+          <w:szCs w:val="19"/>
+          <w:shd w:fill="EFEDE6" w:color="auto" w:val="clear"/>
+        </w:rPr>
+        <w:t xml:space="preserve">docs/risarte-empresarial/ROTEIRO-TESTE.md</w:t>
+      </w:r>
+      <w:r>
+        <w:rPr>
+          <w:color w:val="23293D"/>
+          <w:sz w:val="21"/>
+          <w:szCs w:val="21"/>
+        </w:rPr>
+        <w:t xml:space="preserve"> — o roteiro de teste, passo a passo.</w:t>
+      </w:r>
+    </w:p>
+    <w:p>
+      <w:pPr>
+        <w:pStyle w:val="ListParagraph"/>
+        <w:numPr>
+          <w:ilvl w:val="0"/>
+          <w:numId w:val="32"/>
+        </w:numPr>
+        <w:spacing w:after="80" w:line="270"/>
+      </w:pPr>
+      <w:r>
+        <w:rPr>
+          <w:rFonts w:ascii="Consolas" w:cs="Consolas" w:eastAsia="Consolas" w:hAnsi="Consolas"/>
+          <w:color w:val="1F3253"/>
+          <w:sz w:val="19"/>
+          <w:szCs w:val="19"/>
+          <w:shd w:fill="EFEDE6" w:color="auto" w:val="clear"/>
+        </w:rPr>
+        <w:t xml:space="preserve">docs/risarte-empresarial/Briefing_Executavel_Risarte_Empresarial.md</w:t>
+      </w:r>
+      <w:r>
+        <w:rPr>
+          <w:color w:val="23293D"/>
+          <w:sz w:val="21"/>
+          <w:szCs w:val="21"/>
+        </w:rPr>
+        <w:t xml:space="preserve"> — o briefing original.</w:t>
+      </w:r>
+    </w:p>
+    <w:p>
+      <w:pPr>
+        <w:pStyle w:val="ListParagraph"/>
+        <w:numPr>
+          <w:ilvl w:val="0"/>
+          <w:numId w:val="32"/>
         </w:numPr>
         <w:spacing w:after="80" w:line="270"/>
       </w:pPr>
@@ -17545,13 +19076,13 @@
     </w:lvlOverride>
   </w:num>
   <w:num w:numId="5">
-    <w:abstractNumId w:val="3"/>
+    <w:abstractNumId w:val="2"/>
     <w:lvlOverride w:ilvl="0">
       <w:startOverride w:val="1"/>
     </w:lvlOverride>
   </w:num>
   <w:num w:numId="6">
-    <w:abstractNumId w:val="3"/>
+    <w:abstractNumId w:val="2"/>
     <w:lvlOverride w:ilvl="0">
       <w:startOverride w:val="1"/>
     </w:lvlOverride>
@@ -17599,13 +19130,13 @@
     </w:lvlOverride>
   </w:num>
   <w:num w:numId="14">
-    <w:abstractNumId w:val="2"/>
+    <w:abstractNumId w:val="3"/>
     <w:lvlOverride w:ilvl="0">
       <w:startOverride w:val="1"/>
     </w:lvlOverride>
   </w:num>
   <w:num w:numId="15">
-    <w:abstractNumId w:val="2"/>
+    <w:abstractNumId w:val="3"/>
     <w:lvlOverride w:ilvl="0">
       <w:startOverride w:val="1"/>
     </w:lvlOverride>
@@ -17623,19 +19154,19 @@
     </w:lvlOverride>
   </w:num>
   <w:num w:numId="18">
-    <w:abstractNumId w:val="3"/>
+    <w:abstractNumId w:val="2"/>
     <w:lvlOverride w:ilvl="0">
       <w:startOverride w:val="1"/>
     </w:lvlOverride>
   </w:num>
   <w:num w:numId="19">
-    <w:abstractNumId w:val="3"/>
+    <w:abstractNumId w:val="2"/>
     <w:lvlOverride w:ilvl="0">
       <w:startOverride w:val="1"/>
     </w:lvlOverride>
   </w:num>
   <w:num w:numId="20">
-    <w:abstractNumId w:val="2"/>
+    <w:abstractNumId w:val="3"/>
     <w:lvlOverride w:ilvl="0">
       <w:startOverride w:val="1"/>
     </w:lvlOverride>
@@ -17659,7 +19190,7 @@
     </w:lvlOverride>
   </w:num>
   <w:num w:numId="24">
-    <w:abstractNumId w:val="3"/>
+    <w:abstractNumId w:val="2"/>
     <w:lvlOverride w:ilvl="0">
       <w:startOverride w:val="1"/>
     </w:lvlOverride>
@@ -17683,6 +19214,30 @@
     </w:lvlOverride>
   </w:num>
   <w:num w:numId="28">
+    <w:abstractNumId w:val="3"/>
+    <w:lvlOverride w:ilvl="0">
+      <w:startOverride w:val="1"/>
+    </w:lvlOverride>
+  </w:num>
+  <w:num w:numId="29">
+    <w:abstractNumId w:val="3"/>
+    <w:lvlOverride w:ilvl="0">
+      <w:startOverride w:val="1"/>
+    </w:lvlOverride>
+  </w:num>
+  <w:num w:numId="30">
+    <w:abstractNumId w:val="3"/>
+    <w:lvlOverride w:ilvl="0">
+      <w:startOverride w:val="1"/>
+    </w:lvlOverride>
+  </w:num>
+  <w:num w:numId="31">
+    <w:abstractNumId w:val="3"/>
+    <w:lvlOverride w:ilvl="0">
+      <w:startOverride w:val="1"/>
+    </w:lvlOverride>
+  </w:num>
+  <w:num w:numId="32">
     <w:abstractNumId w:val="3"/>
     <w:lvlOverride w:ilvl="0">
       <w:startOverride w:val="1"/>

--- a/docs/treinamento/Manual-Risarte-Empresarial.docx
+++ b/docs/treinamento/Manual-Risarte-Empresarial.docx
@@ -8385,7 +8385,616 @@
     </w:p>
     <w:p>
       <w:pPr>
-        <w:spacing w:after="60" w:line="120"/>
+        <w:pStyle w:val="Heading2"/>
+      </w:pPr>
+      <w:r>
+        <w:rPr>
+          <w:color w:val="1F3253"/>
+        </w:rPr>
+        <w:t xml:space="preserve">6.10. O contrato</w:t>
+      </w:r>
+    </w:p>
+    <w:p>
+      <w:pPr>
+        <w:spacing w:after="140" w:line="280"/>
+      </w:pPr>
+      <w:r>
+        <w:rPr>
+          <w:color w:val="23293D"/>
+          <w:sz w:val="21"/>
+          <w:szCs w:val="21"/>
+        </w:rPr>
+        <w:t xml:space="preserve">Botão </w:t>
+      </w:r>
+      <w:r>
+        <w:rPr>
+          <w:b/>
+          <w:bCs/>
+          <w:color w:val="23293D"/>
+          <w:sz w:val="21"/>
+          <w:szCs w:val="21"/>
+        </w:rPr>
+        <w:t xml:space="preserve">Ver o contrato</w:t>
+      </w:r>
+      <w:r>
+        <w:rPr>
+          <w:color w:val="23293D"/>
+          <w:sz w:val="21"/>
+          <w:szCs w:val="21"/>
+        </w:rPr>
+        <w:t xml:space="preserve">, ao lado de </w:t>
+      </w:r>
+      <w:r>
+        <w:rPr>
+          <w:i/>
+          <w:iCs/>
+          <w:color w:val="23293D"/>
+          <w:sz w:val="21"/>
+          <w:szCs w:val="21"/>
+        </w:rPr>
+        <w:t xml:space="preserve">Ver a proposta</w:t>
+      </w:r>
+      <w:r>
+        <w:rPr>
+          <w:color w:val="23293D"/>
+          <w:sz w:val="21"/>
+          <w:szCs w:val="21"/>
+        </w:rPr>
+        <w:t xml:space="preserve">. Abre em outra aba o </w:t>
+      </w:r>
+      <w:r>
+        <w:rPr>
+          <w:b/>
+          <w:bCs/>
+          <w:color w:val="23293D"/>
+          <w:sz w:val="21"/>
+          <w:szCs w:val="21"/>
+        </w:rPr>
+        <w:t xml:space="preserve">contrato do programa já preenchido</w:t>
+      </w:r>
+      <w:r>
+        <w:rPr>
+          <w:color w:val="23293D"/>
+          <w:sz w:val="21"/>
+          <w:szCs w:val="21"/>
+        </w:rPr>
+        <w:t xml:space="preserve"> com aquela empresa, pronto para imprimir ou salvar em PDF. O texto é o modelo da rede; o que muda de uma empresa para outra o sistema preenche sozinho:</w:t>
+      </w:r>
+    </w:p>
+    <w:tbl>
+      <w:tblPr>
+        <w:tblW w:type="dxa" w:w="9638"/>
+        <w:tblBorders>
+          <w:top w:val="single" w:color="D8D4C8" w:sz="2"/>
+          <w:left w:val="single" w:color="D8D4C8" w:sz="2"/>
+          <w:bottom w:val="single" w:color="D8D4C8" w:sz="2"/>
+          <w:right w:val="single" w:color="D8D4C8" w:sz="2"/>
+          <w:insideH w:val="single" w:color="D8D4C8" w:sz="2"/>
+          <w:insideV w:val="single" w:color="D8D4C8" w:sz="2"/>
+        </w:tblBorders>
+        <w:tblLayout w:type="fixed"/>
+      </w:tblPr>
+      <w:tblGrid>
+        <w:gridCol w:w="4872"/>
+        <w:gridCol w:w="4766"/>
+      </w:tblGrid>
+      <w:tr>
+        <w:trPr>
+          <w:tblHeader/>
+        </w:trPr>
+        <w:tc>
+          <w:tcPr>
+            <w:tcW w:type="dxa" w:w="4872"/>
+            <w:shd w:fill="1F3253" w:color="auto" w:val="clear"/>
+            <w:tcMar>
+              <w:top w:type="dxa" w:w="90"/>
+              <w:left w:type="dxa" w:w="110"/>
+              <w:bottom w:type="dxa" w:w="90"/>
+              <w:right w:type="dxa" w:w="110"/>
+            </w:tcMar>
+            <w:vAlign w:val="center"/>
+          </w:tcPr>
+          <w:p>
+            <w:pPr>
+              <w:spacing w:after="0" w:line="250"/>
+            </w:pPr>
+            <w:r>
+              <w:rPr>
+                <w:b/>
+                <w:bCs/>
+                <w:color w:val="FFFFFF"/>
+                <w:sz w:val="19"/>
+                <w:szCs w:val="19"/>
+              </w:rPr>
+              <w:t xml:space="preserve">No contrato</w:t>
+            </w:r>
+          </w:p>
+        </w:tc>
+        <w:tc>
+          <w:tcPr>
+            <w:tcW w:type="dxa" w:w="4766"/>
+            <w:shd w:fill="1F3253" w:color="auto" w:val="clear"/>
+            <w:tcMar>
+              <w:top w:type="dxa" w:w="90"/>
+              <w:left w:type="dxa" w:w="110"/>
+              <w:bottom w:type="dxa" w:w="90"/>
+              <w:right w:type="dxa" w:w="110"/>
+            </w:tcMar>
+            <w:vAlign w:val="center"/>
+          </w:tcPr>
+          <w:p>
+            <w:pPr>
+              <w:spacing w:after="0" w:line="250"/>
+            </w:pPr>
+            <w:r>
+              <w:rPr>
+                <w:b/>
+                <w:bCs/>
+                <w:color w:val="FFFFFF"/>
+                <w:sz w:val="19"/>
+                <w:szCs w:val="19"/>
+              </w:rPr>
+              <w:t xml:space="preserve">De onde vem</w:t>
+            </w:r>
+          </w:p>
+        </w:tc>
+      </w:tr>
+      <w:tr>
+        <w:tc>
+          <w:tcPr>
+            <w:tcW w:type="dxa" w:w="4872"/>
+            <w:tcMar>
+              <w:top w:type="dxa" w:w="90"/>
+              <w:left w:type="dxa" w:w="110"/>
+              <w:bottom w:type="dxa" w:w="90"/>
+              <w:right w:type="dxa" w:w="110"/>
+            </w:tcMar>
+            <w:vAlign w:val="center"/>
+          </w:tcPr>
+          <w:p>
+            <w:pPr>
+              <w:spacing w:after="0" w:line="250"/>
+            </w:pPr>
+            <w:r>
+              <w:rPr>
+                <w:color w:val="23293D"/>
+                <w:sz w:val="20"/>
+                <w:szCs w:val="20"/>
+              </w:rPr>
+              <w:t xml:space="preserve">Razão social, CNPJ/CAEPF, quem assina, cargo e CPF</w:t>
+            </w:r>
+          </w:p>
+        </w:tc>
+        <w:tc>
+          <w:tcPr>
+            <w:tcW w:type="dxa" w:w="4766"/>
+            <w:tcMar>
+              <w:top w:type="dxa" w:w="90"/>
+              <w:left w:type="dxa" w:w="110"/>
+              <w:bottom w:type="dxa" w:w="90"/>
+              <w:right w:type="dxa" w:w="110"/>
+            </w:tcMar>
+            <w:vAlign w:val="center"/>
+          </w:tcPr>
+          <w:p>
+            <w:pPr>
+              <w:spacing w:after="0" w:line="250"/>
+            </w:pPr>
+            <w:r>
+              <w:rPr>
+                <w:color w:val="23293D"/>
+                <w:sz w:val="20"/>
+                <w:szCs w:val="20"/>
+              </w:rPr>
+              <w:t xml:space="preserve">Passo 6 da proposta (</w:t>
+            </w:r>
+            <w:r>
+              <w:rPr>
+                <w:i/>
+                <w:iCs/>
+                <w:color w:val="23293D"/>
+                <w:sz w:val="20"/>
+                <w:szCs w:val="20"/>
+              </w:rPr>
+              <w:t xml:space="preserve">Dados do contrato</w:t>
+            </w:r>
+            <w:r>
+              <w:rPr>
+                <w:color w:val="23293D"/>
+                <w:sz w:val="20"/>
+                <w:szCs w:val="20"/>
+              </w:rPr>
+              <w:t xml:space="preserve">)</w:t>
+            </w:r>
+          </w:p>
+        </w:tc>
+      </w:tr>
+      <w:tr>
+        <w:tc>
+          <w:tcPr>
+            <w:tcW w:type="dxa" w:w="4872"/>
+            <w:shd w:fill="F7F6F2" w:color="auto" w:val="clear"/>
+            <w:tcMar>
+              <w:top w:type="dxa" w:w="90"/>
+              <w:left w:type="dxa" w:w="110"/>
+              <w:bottom w:type="dxa" w:w="90"/>
+              <w:right w:type="dxa" w:w="110"/>
+            </w:tcMar>
+            <w:vAlign w:val="center"/>
+          </w:tcPr>
+          <w:p>
+            <w:pPr>
+              <w:spacing w:after="0" w:line="250"/>
+            </w:pPr>
+            <w:r>
+              <w:rPr>
+                <w:color w:val="23293D"/>
+                <w:sz w:val="20"/>
+                <w:szCs w:val="20"/>
+              </w:rPr>
+              <w:t xml:space="preserve">Endereço da sede, RG, nacionalidade</w:t>
+            </w:r>
+          </w:p>
+        </w:tc>
+        <w:tc>
+          <w:tcPr>
+            <w:tcW w:type="dxa" w:w="4766"/>
+            <w:shd w:fill="F7F6F2" w:color="auto" w:val="clear"/>
+            <w:tcMar>
+              <w:top w:type="dxa" w:w="90"/>
+              <w:left w:type="dxa" w:w="110"/>
+              <w:bottom w:type="dxa" w:w="90"/>
+              <w:right w:type="dxa" w:w="110"/>
+            </w:tcMar>
+            <w:vAlign w:val="center"/>
+          </w:tcPr>
+          <w:p>
+            <w:pPr>
+              <w:spacing w:after="0" w:line="250"/>
+            </w:pPr>
+            <w:r>
+              <w:rPr>
+                <w:color w:val="23293D"/>
+                <w:sz w:val="20"/>
+                <w:szCs w:val="20"/>
+              </w:rPr>
+              <w:t xml:space="preserve">Na própria tela do contrato (abaixo)</w:t>
+            </w:r>
+          </w:p>
+        </w:tc>
+      </w:tr>
+      <w:tr>
+        <w:tc>
+          <w:tcPr>
+            <w:tcW w:type="dxa" w:w="4872"/>
+            <w:tcMar>
+              <w:top w:type="dxa" w:w="90"/>
+              <w:left w:type="dxa" w:w="110"/>
+              <w:bottom w:type="dxa" w:w="90"/>
+              <w:right w:type="dxa" w:w="110"/>
+            </w:tcMar>
+            <w:vAlign w:val="center"/>
+          </w:tcPr>
+          <w:p>
+            <w:pPr>
+              <w:spacing w:after="0" w:line="250"/>
+            </w:pPr>
+            <w:r>
+              <w:rPr>
+                <w:color w:val="23293D"/>
+                <w:sz w:val="20"/>
+                <w:szCs w:val="20"/>
+              </w:rPr>
+              <w:t xml:space="preserve">Valores da cláusula quarta (titular, dependente, pacote familiar, dependente extra)</w:t>
+            </w:r>
+          </w:p>
+        </w:tc>
+        <w:tc>
+          <w:tcPr>
+            <w:tcW w:type="dxa" w:w="4766"/>
+            <w:tcMar>
+              <w:top w:type="dxa" w:w="90"/>
+              <w:left w:type="dxa" w:w="110"/>
+              <w:bottom w:type="dxa" w:w="90"/>
+              <w:right w:type="dxa" w:w="110"/>
+            </w:tcMar>
+            <w:vAlign w:val="center"/>
+          </w:tcPr>
+          <w:p>
+            <w:pPr>
+              <w:spacing w:after="0" w:line="250"/>
+            </w:pPr>
+            <w:r>
+              <w:rPr>
+                <w:color w:val="23293D"/>
+                <w:sz w:val="20"/>
+                <w:szCs w:val="20"/>
+              </w:rPr>
+              <w:t xml:space="preserve">A proposta desta empresa, com o valor por extenso</w:t>
+            </w:r>
+          </w:p>
+        </w:tc>
+      </w:tr>
+      <w:tr>
+        <w:tc>
+          <w:tcPr>
+            <w:tcW w:type="dxa" w:w="4872"/>
+            <w:shd w:fill="F7F6F2" w:color="auto" w:val="clear"/>
+            <w:tcMar>
+              <w:top w:type="dxa" w:w="90"/>
+              <w:left w:type="dxa" w:w="110"/>
+              <w:bottom w:type="dxa" w:w="90"/>
+              <w:right w:type="dxa" w:w="110"/>
+            </w:tcMar>
+            <w:vAlign w:val="center"/>
+          </w:tcPr>
+          <w:p>
+            <w:pPr>
+              <w:spacing w:after="0" w:line="250"/>
+            </w:pPr>
+            <w:r>
+              <w:rPr>
+                <w:color w:val="23293D"/>
+                <w:sz w:val="20"/>
+                <w:szCs w:val="20"/>
+              </w:rPr>
+              <w:t xml:space="preserve">Dia de vencimento</w:t>
+            </w:r>
+          </w:p>
+        </w:tc>
+        <w:tc>
+          <w:tcPr>
+            <w:tcW w:type="dxa" w:w="4766"/>
+            <w:shd w:fill="F7F6F2" w:color="auto" w:val="clear"/>
+            <w:tcMar>
+              <w:top w:type="dxa" w:w="90"/>
+              <w:left w:type="dxa" w:w="110"/>
+              <w:bottom w:type="dxa" w:w="90"/>
+              <w:right w:type="dxa" w:w="110"/>
+            </w:tcMar>
+            <w:vAlign w:val="center"/>
+          </w:tcPr>
+          <w:p>
+            <w:pPr>
+              <w:spacing w:after="0" w:line="250"/>
+            </w:pPr>
+            <w:r>
+              <w:rPr>
+                <w:color w:val="23293D"/>
+                <w:sz w:val="20"/>
+                <w:szCs w:val="20"/>
+              </w:rPr>
+              <w:t xml:space="preserve">O dia combinado; sem combinado, dia 5</w:t>
+            </w:r>
+          </w:p>
+        </w:tc>
+      </w:tr>
+      <w:tr>
+        <w:tc>
+          <w:tcPr>
+            <w:tcW w:type="dxa" w:w="4872"/>
+            <w:tcMar>
+              <w:top w:type="dxa" w:w="90"/>
+              <w:left w:type="dxa" w:w="110"/>
+              <w:bottom w:type="dxa" w:w="90"/>
+              <w:right w:type="dxa" w:w="110"/>
+            </w:tcMar>
+            <w:vAlign w:val="center"/>
+          </w:tcPr>
+          <w:p>
+            <w:pPr>
+              <w:spacing w:after="0" w:line="250"/>
+            </w:pPr>
+            <w:r>
+              <w:rPr>
+                <w:color w:val="23293D"/>
+                <w:sz w:val="20"/>
+                <w:szCs w:val="20"/>
+              </w:rPr>
+              <w:t xml:space="preserve">Cidades de abrangência</w:t>
+            </w:r>
+          </w:p>
+        </w:tc>
+        <w:tc>
+          <w:tcPr>
+            <w:tcW w:type="dxa" w:w="4766"/>
+            <w:tcMar>
+              <w:top w:type="dxa" w:w="90"/>
+              <w:left w:type="dxa" w:w="110"/>
+              <w:bottom w:type="dxa" w:w="90"/>
+              <w:right w:type="dxa" w:w="110"/>
+            </w:tcMar>
+            <w:vAlign w:val="center"/>
+          </w:tcPr>
+          <w:p>
+            <w:pPr>
+              <w:spacing w:after="0" w:line="250"/>
+            </w:pPr>
+            <w:r>
+              <w:rPr>
+                <w:color w:val="23293D"/>
+                <w:sz w:val="20"/>
+                <w:szCs w:val="20"/>
+              </w:rPr>
+              <w:t xml:space="preserve">As unidades da parceria; sem parceria definida, todas as unidades da rede</w:t>
+            </w:r>
+          </w:p>
+        </w:tc>
+      </w:tr>
+      <w:tr>
+        <w:tc>
+          <w:tcPr>
+            <w:tcW w:type="dxa" w:w="4872"/>
+            <w:shd w:fill="F7F6F2" w:color="auto" w:val="clear"/>
+            <w:tcMar>
+              <w:top w:type="dxa" w:w="90"/>
+              <w:left w:type="dxa" w:w="110"/>
+              <w:bottom w:type="dxa" w:w="90"/>
+              <w:right w:type="dxa" w:w="110"/>
+            </w:tcMar>
+            <w:vAlign w:val="center"/>
+          </w:tcPr>
+          <w:p>
+            <w:pPr>
+              <w:spacing w:after="0" w:line="250"/>
+            </w:pPr>
+            <w:r>
+              <w:rPr>
+                <w:color w:val="23293D"/>
+                <w:sz w:val="20"/>
+                <w:szCs w:val="20"/>
+              </w:rPr>
+              <w:t xml:space="preserve">A Risarte (razão social, CNPJ, endereço, quem assina)</w:t>
+            </w:r>
+          </w:p>
+        </w:tc>
+        <w:tc>
+          <w:tcPr>
+            <w:tcW w:type="dxa" w:w="4766"/>
+            <w:shd w:fill="F7F6F2" w:color="auto" w:val="clear"/>
+            <w:tcMar>
+              <w:top w:type="dxa" w:w="90"/>
+              <w:left w:type="dxa" w:w="110"/>
+              <w:bottom w:type="dxa" w:w="90"/>
+              <w:right w:type="dxa" w:w="110"/>
+            </w:tcMar>
+            <w:vAlign w:val="center"/>
+          </w:tcPr>
+          <w:p>
+            <w:pPr>
+              <w:spacing w:after="0" w:line="250"/>
+            </w:pPr>
+            <w:r>
+              <w:rPr>
+                <w:color w:val="23293D"/>
+                <w:sz w:val="20"/>
+                <w:szCs w:val="20"/>
+              </w:rPr>
+              <w:t xml:space="preserve">Configurações → Contrato</w:t>
+            </w:r>
+          </w:p>
+        </w:tc>
+      </w:tr>
+      <w:tr>
+        <w:tc>
+          <w:tcPr>
+            <w:tcW w:type="dxa" w:w="4872"/>
+            <w:tcMar>
+              <w:top w:type="dxa" w:w="90"/>
+              <w:left w:type="dxa" w:w="110"/>
+              <w:bottom w:type="dxa" w:w="90"/>
+              <w:right w:type="dxa" w:w="110"/>
+            </w:tcMar>
+            <w:vAlign w:val="center"/>
+          </w:tcPr>
+          <w:p>
+            <w:pPr>
+              <w:spacing w:after="0" w:line="250"/>
+            </w:pPr>
+            <w:r>
+              <w:rPr>
+                <w:color w:val="23293D"/>
+                <w:sz w:val="20"/>
+                <w:szCs w:val="20"/>
+              </w:rPr>
+              <w:t xml:space="preserve">Data</w:t>
+            </w:r>
+          </w:p>
+        </w:tc>
+        <w:tc>
+          <w:tcPr>
+            <w:tcW w:type="dxa" w:w="4766"/>
+            <w:tcMar>
+              <w:top w:type="dxa" w:w="90"/>
+              <w:left w:type="dxa" w:w="110"/>
+              <w:bottom w:type="dxa" w:w="90"/>
+              <w:right w:type="dxa" w:w="110"/>
+            </w:tcMar>
+            <w:vAlign w:val="center"/>
+          </w:tcPr>
+          <w:p>
+            <w:pPr>
+              <w:spacing w:after="0" w:line="250"/>
+            </w:pPr>
+            <w:r>
+              <w:rPr>
+                <w:color w:val="23293D"/>
+                <w:sz w:val="20"/>
+                <w:szCs w:val="20"/>
+              </w:rPr>
+              <w:t xml:space="preserve">A de hoje</w:t>
+            </w:r>
+          </w:p>
+        </w:tc>
+      </w:tr>
+      <w:tr>
+        <w:tc>
+          <w:tcPr>
+            <w:tcW w:type="dxa" w:w="4872"/>
+            <w:shd w:fill="F7F6F2" w:color="auto" w:val="clear"/>
+            <w:tcMar>
+              <w:top w:type="dxa" w:w="90"/>
+              <w:left w:type="dxa" w:w="110"/>
+              <w:bottom w:type="dxa" w:w="90"/>
+              <w:right w:type="dxa" w:w="110"/>
+            </w:tcMar>
+            <w:vAlign w:val="center"/>
+          </w:tcPr>
+          <w:p>
+            <w:pPr>
+              <w:spacing w:after="0" w:line="250"/>
+            </w:pPr>
+            <w:r>
+              <w:rPr>
+                <w:b/>
+                <w:bCs/>
+                <w:color w:val="23293D"/>
+                <w:sz w:val="20"/>
+                <w:szCs w:val="20"/>
+              </w:rPr>
+              <w:t xml:space="preserve">Anexo I</w:t>
+            </w:r>
+            <w:r>
+              <w:rPr>
+                <w:color w:val="23293D"/>
+                <w:sz w:val="20"/>
+                <w:szCs w:val="20"/>
+              </w:rPr>
+              <w:t xml:space="preserve"> — procedimentos, cobertura, limite e carência</w:t>
+            </w:r>
+          </w:p>
+        </w:tc>
+        <w:tc>
+          <w:tcPr>
+            <w:tcW w:type="dxa" w:w="4766"/>
+            <w:shd w:fill="F7F6F2" w:color="auto" w:val="clear"/>
+            <w:tcMar>
+              <w:top w:type="dxa" w:w="90"/>
+              <w:left w:type="dxa" w:w="110"/>
+              <w:bottom w:type="dxa" w:w="90"/>
+              <w:right w:type="dxa" w:w="110"/>
+            </w:tcMar>
+            <w:vAlign w:val="center"/>
+          </w:tcPr>
+          <w:p>
+            <w:pPr>
+              <w:spacing w:after="0" w:line="250"/>
+            </w:pPr>
+            <w:r>
+              <w:rPr>
+                <w:color w:val="23293D"/>
+                <w:sz w:val="20"/>
+                <w:szCs w:val="20"/>
+              </w:rPr>
+              <w:t xml:space="preserve">Os benefícios salvos no passo 3 da proposta</w:t>
+            </w:r>
+          </w:p>
+        </w:tc>
+      </w:tr>
+    </w:tbl>
+    <w:p>
+      <w:pPr>
+        <w:spacing w:after="140" w:line="120"/>
       </w:pPr>
       <w:r>
         <w:rPr>
@@ -8397,134 +9006,25 @@
     </w:p>
     <w:p>
       <w:pPr>
-        <w:pStyle w:val="Heading1"/>
-      </w:pPr>
-      <w:r>
-        <w:rPr>
-          <w:color w:val="1F3253"/>
-        </w:rPr>
-        <w:t xml:space="preserve">7. Fechar o negócio</w:t>
-      </w:r>
-    </w:p>
-    <w:p>
-      <w:pPr>
         <w:spacing w:after="140" w:line="280"/>
       </w:pPr>
       <w:r>
         <w:rPr>
-          <w:color w:val="23293D"/>
-          <w:sz w:val="21"/>
-          <w:szCs w:val="21"/>
-        </w:rPr>
-        <w:t xml:space="preserve">Botão </w:t>
-      </w:r>
-      <w:r>
-        <w:rPr>
-          <w:b/>
-          <w:bCs/>
-          <w:color w:val="23293D"/>
-          <w:sz w:val="21"/>
-          <w:szCs w:val="21"/>
-        </w:rPr>
-        <w:t xml:space="preserve">Fechar — ganho</w:t>
-      </w:r>
-      <w:r>
-        <w:rPr>
-          <w:color w:val="23293D"/>
-          <w:sz w:val="21"/>
-          <w:szCs w:val="21"/>
-        </w:rPr>
-        <w:t xml:space="preserve">, na janela do card — ou </w:t>
-      </w:r>
-      <w:r>
-        <w:rPr>
-          <w:b/>
-          <w:bCs/>
-          <w:color w:val="23293D"/>
-          <w:sz w:val="21"/>
-          <w:szCs w:val="21"/>
-        </w:rPr>
-        <w:t xml:space="preserve">Criar empresa</w:t>
-      </w:r>
-      <w:r>
-        <w:rPr>
-          <w:color w:val="23293D"/>
-          <w:sz w:val="21"/>
-          <w:szCs w:val="21"/>
-        </w:rPr>
-        <w:t xml:space="preserve">, na aba </w:t>
-      </w:r>
-      <w:r>
-        <w:rPr>
-          <w:b/>
-          <w:bCs/>
-          <w:color w:val="23293D"/>
-          <w:sz w:val="21"/>
-          <w:szCs w:val="21"/>
-        </w:rPr>
-        <w:t xml:space="preserve">Fechamento</w:t>
-      </w:r>
-      <w:r>
-        <w:rPr>
-          <w:color w:val="23293D"/>
-          <w:sz w:val="21"/>
-          <w:szCs w:val="21"/>
-        </w:rPr>
-        <w:t xml:space="preserve"> da ficha, quando os dois selos já levaram a empresa para </w:t>
-      </w:r>
-      <w:r>
-        <w:rPr>
-          <w:i/>
-          <w:iCs/>
-          <w:color w:val="23293D"/>
-          <w:sz w:val="21"/>
-          <w:szCs w:val="21"/>
-        </w:rPr>
-        <w:t xml:space="preserve">Fechamento (ganho)</w:t>
-      </w:r>
-      <w:r>
-        <w:rPr>
-          <w:color w:val="23293D"/>
-          <w:sz w:val="21"/>
-          <w:szCs w:val="21"/>
-        </w:rPr>
-        <w:t xml:space="preserve">. O sistema </w:t>
-      </w:r>
-      <w:r>
-        <w:rPr>
-          <w:b/>
-          <w:bCs/>
-          <w:color w:val="23293D"/>
-          <w:sz w:val="21"/>
-          <w:szCs w:val="21"/>
-        </w:rPr>
-        <w:t xml:space="preserve">cria a empresa</w:t>
-      </w:r>
-      <w:r>
-        <w:rPr>
-          <w:color w:val="23293D"/>
-          <w:sz w:val="21"/>
-          <w:szCs w:val="21"/>
-        </w:rPr>
-        <w:t xml:space="preserve"> no cadastro e </w:t>
-      </w:r>
-      <w:r>
-        <w:rPr>
-          <w:b/>
-          <w:bCs/>
-          <w:color w:val="23293D"/>
-          <w:sz w:val="21"/>
-          <w:szCs w:val="21"/>
-        </w:rPr>
-        <w:t xml:space="preserve">leva a proposta junto</w:t>
-      </w:r>
-      <w:r>
-        <w:rPr>
-          <w:color w:val="23293D"/>
-          <w:sz w:val="21"/>
-          <w:szCs w:val="21"/>
-        </w:rPr>
-        <w:t xml:space="preserve">:</w:t>
+          <w:b/>
+          <w:bCs/>
+          <w:color w:val="23293D"/>
+          <w:sz w:val="21"/>
+          <w:szCs w:val="21"/>
+        </w:rPr>
+        <w:t xml:space="preserve">No alto da tela, antes do documento</w:t>
+      </w:r>
+      <w:r>
+        <w:rPr>
+          <w:color w:val="23293D"/>
+          <w:sz w:val="21"/>
+          <w:szCs w:val="21"/>
+        </w:rPr>
+        <w:t xml:space="preserve"> (não sai na impressão):</w:t>
       </w:r>
     </w:p>
     <w:p>
@@ -8544,15 +9044,33 @@
           <w:sz w:val="21"/>
           <w:szCs w:val="21"/>
         </w:rPr>
-        <w:t xml:space="preserve">Preços de adesão</w:t>
-      </w:r>
-      <w:r>
-        <w:rPr>
-          <w:color w:val="23293D"/>
-          <w:sz w:val="21"/>
-          <w:szCs w:val="21"/>
-        </w:rPr>
-        <w:t xml:space="preserve"> — os da proposta, não os da rede.</w:t>
+        <w:t xml:space="preserve">Falta preencher</w:t>
+      </w:r>
+      <w:r>
+        <w:rPr>
+          <w:color w:val="23293D"/>
+          <w:sz w:val="21"/>
+          <w:szCs w:val="21"/>
+        </w:rPr>
+        <w:t xml:space="preserve"> — em vermelho, o que ainda não tem valor. O contrato sai com uma </w:t>
+      </w:r>
+      <w:r>
+        <w:rPr>
+          <w:b/>
+          <w:bCs/>
+          <w:color w:val="23293D"/>
+          <w:sz w:val="21"/>
+          <w:szCs w:val="21"/>
+        </w:rPr>
+        <w:t xml:space="preserve">linha em branco</w:t>
+      </w:r>
+      <w:r>
+        <w:rPr>
+          <w:color w:val="23293D"/>
+          <w:sz w:val="21"/>
+          <w:szCs w:val="21"/>
+        </w:rPr>
+        <w:t xml:space="preserve"> nesses pontos, como o modelo em papel.</w:t>
       </w:r>
     </w:p>
     <w:p>
@@ -8572,15 +9090,33 @@
           <w:sz w:val="21"/>
           <w:szCs w:val="21"/>
         </w:rPr>
-        <w:t xml:space="preserve">Faixas por quantidade</w:t>
-      </w:r>
-      <w:r>
-        <w:rPr>
-          <w:color w:val="23293D"/>
-          <w:sz w:val="21"/>
-          <w:szCs w:val="21"/>
-        </w:rPr>
-        <w:t xml:space="preserve"> — continuam valendo no cadastro.</w:t>
+        <w:t xml:space="preserve">Leia antes de enviar</w:t>
+      </w:r>
+      <w:r>
+        <w:rPr>
+          <w:color w:val="23293D"/>
+          <w:sz w:val="21"/>
+          <w:szCs w:val="21"/>
+        </w:rPr>
+        <w:t xml:space="preserve"> — em âmbar, onde a proposta </w:t>
+      </w:r>
+      <w:r>
+        <w:rPr>
+          <w:b/>
+          <w:bCs/>
+          <w:color w:val="23293D"/>
+          <w:sz w:val="21"/>
+          <w:szCs w:val="21"/>
+        </w:rPr>
+        <w:t xml:space="preserve">não cabe</w:t>
+      </w:r>
+      <w:r>
+        <w:rPr>
+          <w:color w:val="23293D"/>
+          <w:sz w:val="21"/>
+          <w:szCs w:val="21"/>
+        </w:rPr>
+        <w:t xml:space="preserve"> no texto do modelo. O sistema avisa; ele não reescreve a cláusula.</w:t>
       </w:r>
     </w:p>
     <w:p>
@@ -8600,15 +9136,797 @@
           <w:sz w:val="21"/>
           <w:szCs w:val="21"/>
         </w:rPr>
-        <w:t xml:space="preserve">Benefícios</w:t>
-      </w:r>
-      <w:r>
-        <w:rPr>
-          <w:color w:val="23293D"/>
-          <w:sz w:val="21"/>
-          <w:szCs w:val="21"/>
-        </w:rPr>
-        <w:t xml:space="preserve"> — inclusive o "vale só para o titular".</w:t>
+        <w:t xml:space="preserve">Endereço da sede, RG e dia de vencimento</w:t>
+      </w:r>
+      <w:r>
+        <w:rPr>
+          <w:color w:val="23293D"/>
+          <w:sz w:val="21"/>
+          <w:szCs w:val="21"/>
+        </w:rPr>
+        <w:t xml:space="preserve"> — o que o contrato pede e a proposta não guardava. Salve ali mesmo.</w:t>
+      </w:r>
+    </w:p>
+    <w:tbl>
+      <w:tblPr>
+        <w:tblW w:type="dxa" w:w="9638"/>
+        <w:tblBorders>
+          <w:top w:val="single" w:color="F5F3EC" w:sz="2"/>
+          <w:left w:val="single" w:color="B98B2E" w:sz="18"/>
+          <w:bottom w:val="single" w:color="F5F3EC" w:sz="2"/>
+          <w:right w:val="single" w:color="F5F3EC" w:sz="2"/>
+          <w:insideH w:val="none" w:color="auto" w:sz="0"/>
+          <w:insideV w:val="none" w:color="auto" w:sz="0"/>
+        </w:tblBorders>
+      </w:tblPr>
+      <w:tblGrid>
+        <w:gridCol w:w="9638"/>
+      </w:tblGrid>
+      <w:tr>
+        <w:tc>
+          <w:tcPr>
+            <w:tcW w:type="dxa" w:w="9638"/>
+            <w:shd w:fill="F5F3EC" w:color="auto" w:val="clear"/>
+            <w:tcMar>
+              <w:top w:type="dxa" w:w="160"/>
+              <w:left w:type="dxa" w:w="220"/>
+              <w:bottom w:type="dxa" w:w="160"/>
+              <w:right w:type="dxa" w:w="200"/>
+            </w:tcMar>
+          </w:tcPr>
+          <w:p>
+            <w:pPr>
+              <w:spacing w:after="140" w:line="280"/>
+            </w:pPr>
+            <w:r>
+              <w:rPr>
+                <w:b/>
+                <w:bCs/>
+                <w:color w:val="23293D"/>
+                <w:sz w:val="21"/>
+                <w:szCs w:val="21"/>
+              </w:rPr>
+              <w:t xml:space="preserve">RG e nacionalidade são opcionais.</w:t>
+            </w:r>
+            <w:r>
+              <w:rPr>
+                <w:color w:val="23293D"/>
+                <w:sz w:val="21"/>
+                <w:szCs w:val="21"/>
+              </w:rPr>
+              <w:t xml:space="preserve"> Em branco, o contrato sai com a linha para preencher à mão.</w:t>
+            </w:r>
+          </w:p>
+        </w:tc>
+      </w:tr>
+    </w:tbl>
+    <w:p>
+      <w:pPr>
+        <w:spacing w:after="140" w:line="120"/>
+      </w:pPr>
+      <w:r>
+        <w:rPr>
+          <w:sz w:val="2"/>
+          <w:szCs w:val="2"/>
+        </w:rPr>
+        <w:t xml:space="preserve"/>
+      </w:r>
+    </w:p>
+    <w:tbl>
+      <w:tblPr>
+        <w:tblW w:type="dxa" w:w="9638"/>
+        <w:tblBorders>
+          <w:top w:val="single" w:color="F5F3EC" w:sz="2"/>
+          <w:left w:val="single" w:color="B98B2E" w:sz="18"/>
+          <w:bottom w:val="single" w:color="F5F3EC" w:sz="2"/>
+          <w:right w:val="single" w:color="F5F3EC" w:sz="2"/>
+          <w:insideH w:val="none" w:color="auto" w:sz="0"/>
+          <w:insideV w:val="none" w:color="auto" w:sz="0"/>
+        </w:tblBorders>
+      </w:tblPr>
+      <w:tblGrid>
+        <w:gridCol w:w="9638"/>
+      </w:tblGrid>
+      <w:tr>
+        <w:tc>
+          <w:tcPr>
+            <w:tcW w:type="dxa" w:w="9638"/>
+            <w:shd w:fill="F5F3EC" w:color="auto" w:val="clear"/>
+            <w:tcMar>
+              <w:top w:type="dxa" w:w="160"/>
+              <w:left w:type="dxa" w:w="220"/>
+              <w:bottom w:type="dxa" w:w="160"/>
+              <w:right w:type="dxa" w:w="200"/>
+            </w:tcMar>
+          </w:tcPr>
+          <w:p>
+            <w:pPr>
+              <w:spacing w:after="140" w:line="280"/>
+            </w:pPr>
+            <w:r>
+              <w:rPr>
+                <w:color w:val="23293D"/>
+                <w:sz w:val="21"/>
+                <w:szCs w:val="21"/>
+              </w:rPr>
+              <w:t xml:space="preserve">⚠️ </w:t>
+            </w:r>
+            <w:r>
+              <w:rPr>
+                <w:b/>
+                <w:bCs/>
+                <w:color w:val="23293D"/>
+                <w:sz w:val="21"/>
+                <w:szCs w:val="21"/>
+              </w:rPr>
+              <w:t xml:space="preserve">Proposta de VALOR FIXO ou com PREÇO POR QUANTIDADE.</w:t>
+            </w:r>
+            <w:r>
+              <w:rPr>
+                <w:color w:val="23293D"/>
+                <w:sz w:val="21"/>
+                <w:szCs w:val="21"/>
+              </w:rPr>
+              <w:t xml:space="preserve"> A cláusula quarta do modelo fala em valor por colaborador. O contrato avisa quando a proposta é diferente disso. Nesses casos use </w:t>
+            </w:r>
+            <w:r>
+              <w:rPr>
+                <w:b/>
+                <w:bCs/>
+                <w:color w:val="23293D"/>
+                <w:sz w:val="21"/>
+                <w:szCs w:val="21"/>
+              </w:rPr>
+              <w:t xml:space="preserve">Personalizar o texto</w:t>
+            </w:r>
+            <w:r>
+              <w:rPr>
+                <w:color w:val="23293D"/>
+                <w:sz w:val="21"/>
+                <w:szCs w:val="21"/>
+              </w:rPr>
+              <w:t xml:space="preserve"> (abaixo) e ajuste a cláusula daquela empresa — no valor fixo, o campo </w:t>
+            </w:r>
+            <w:r>
+              <w:rPr>
+                <w:rFonts w:ascii="Consolas" w:cs="Consolas" w:eastAsia="Consolas" w:hAnsi="Consolas"/>
+                <w:color w:val="1F3253"/>
+                <w:sz w:val="19"/>
+                <w:szCs w:val="19"/>
+                <w:shd w:fill="EFEDE6" w:color="auto" w:val="clear"/>
+              </w:rPr>
+              <w:t xml:space="preserve">{{valor_fixo_mensal}}</w:t>
+            </w:r>
+            <w:r>
+              <w:rPr>
+                <w:color w:val="23293D"/>
+                <w:sz w:val="21"/>
+                <w:szCs w:val="21"/>
+              </w:rPr>
+              <w:t xml:space="preserve"> traz o valor já por extenso.</w:t>
+            </w:r>
+          </w:p>
+        </w:tc>
+      </w:tr>
+    </w:tbl>
+    <w:p>
+      <w:pPr>
+        <w:spacing w:after="140" w:line="120"/>
+      </w:pPr>
+      <w:r>
+        <w:rPr>
+          <w:sz w:val="2"/>
+          <w:szCs w:val="2"/>
+        </w:rPr>
+        <w:t xml:space="preserve"/>
+      </w:r>
+    </w:p>
+    <w:tbl>
+      <w:tblPr>
+        <w:tblW w:type="dxa" w:w="9638"/>
+        <w:tblBorders>
+          <w:top w:val="single" w:color="F5F3EC" w:sz="2"/>
+          <w:left w:val="single" w:color="B98B2E" w:sz="18"/>
+          <w:bottom w:val="single" w:color="F5F3EC" w:sz="2"/>
+          <w:right w:val="single" w:color="F5F3EC" w:sz="2"/>
+          <w:insideH w:val="none" w:color="auto" w:sz="0"/>
+          <w:insideV w:val="none" w:color="auto" w:sz="0"/>
+        </w:tblBorders>
+      </w:tblPr>
+      <w:tblGrid>
+        <w:gridCol w:w="9638"/>
+      </w:tblGrid>
+      <w:tr>
+        <w:tc>
+          <w:tcPr>
+            <w:tcW w:type="dxa" w:w="9638"/>
+            <w:shd w:fill="F5F3EC" w:color="auto" w:val="clear"/>
+            <w:tcMar>
+              <w:top w:type="dxa" w:w="160"/>
+              <w:left w:type="dxa" w:w="220"/>
+              <w:bottom w:type="dxa" w:w="160"/>
+              <w:right w:type="dxa" w:w="200"/>
+            </w:tcMar>
+          </w:tcPr>
+          <w:p>
+            <w:pPr>
+              <w:spacing w:after="140" w:line="280"/>
+            </w:pPr>
+            <w:r>
+              <w:rPr>
+                <w:color w:val="23293D"/>
+                <w:sz w:val="21"/>
+                <w:szCs w:val="21"/>
+              </w:rPr>
+              <w:t xml:space="preserve">⚠️ </w:t>
+            </w:r>
+            <w:r>
+              <w:rPr>
+                <w:b/>
+                <w:bCs/>
+                <w:color w:val="23293D"/>
+                <w:sz w:val="21"/>
+                <w:szCs w:val="21"/>
+              </w:rPr>
+              <w:t xml:space="preserve">Sem benefícios salvos, o Anexo I sai vazio</w:t>
+            </w:r>
+            <w:r>
+              <w:rPr>
+                <w:color w:val="23293D"/>
+                <w:sz w:val="21"/>
+                <w:szCs w:val="21"/>
+              </w:rPr>
+              <w:t xml:space="preserve"> — e as cláusulas oitava, nona e décima apontam para ele. Salve os benefícios no passo 3 antes.</w:t>
+            </w:r>
+          </w:p>
+        </w:tc>
+      </w:tr>
+    </w:tbl>
+    <w:p>
+      <w:pPr>
+        <w:spacing w:after="140" w:line="120"/>
+      </w:pPr>
+      <w:r>
+        <w:rPr>
+          <w:sz w:val="2"/>
+          <w:szCs w:val="2"/>
+        </w:rPr>
+        <w:t xml:space="preserve"/>
+      </w:r>
+    </w:p>
+    <w:tbl>
+      <w:tblPr>
+        <w:tblW w:type="dxa" w:w="9638"/>
+        <w:tblBorders>
+          <w:top w:val="single" w:color="F5F3EC" w:sz="2"/>
+          <w:left w:val="single" w:color="B98B2E" w:sz="18"/>
+          <w:bottom w:val="single" w:color="F5F3EC" w:sz="2"/>
+          <w:right w:val="single" w:color="F5F3EC" w:sz="2"/>
+          <w:insideH w:val="none" w:color="auto" w:sz="0"/>
+          <w:insideV w:val="none" w:color="auto" w:sz="0"/>
+        </w:tblBorders>
+      </w:tblPr>
+      <w:tblGrid>
+        <w:gridCol w:w="9638"/>
+      </w:tblGrid>
+      <w:tr>
+        <w:tc>
+          <w:tcPr>
+            <w:tcW w:type="dxa" w:w="9638"/>
+            <w:shd w:fill="F5F3EC" w:color="auto" w:val="clear"/>
+            <w:tcMar>
+              <w:top w:type="dxa" w:w="160"/>
+              <w:left w:type="dxa" w:w="220"/>
+              <w:bottom w:type="dxa" w:w="160"/>
+              <w:right w:type="dxa" w:w="200"/>
+            </w:tcMar>
+          </w:tcPr>
+          <w:p>
+            <w:pPr>
+              <w:spacing w:after="140" w:line="280"/>
+            </w:pPr>
+            <w:r>
+              <w:rPr>
+                <w:b/>
+                <w:bCs/>
+                <w:color w:val="23293D"/>
+                <w:sz w:val="21"/>
+                <w:szCs w:val="21"/>
+              </w:rPr>
+              <w:t xml:space="preserve">O endereço e o dia de vencimento seguem para o cadastro da empresa</w:t>
+            </w:r>
+            <w:r>
+              <w:rPr>
+                <w:color w:val="23293D"/>
+                <w:sz w:val="21"/>
+                <w:szCs w:val="21"/>
+              </w:rPr>
+              <w:t xml:space="preserve"> no fechamento. Se o contrato diz "vencem todo dia 10", a cobrança nasce no dia 10.</w:t>
+            </w:r>
+          </w:p>
+        </w:tc>
+      </w:tr>
+    </w:tbl>
+    <w:p>
+      <w:pPr>
+        <w:spacing w:after="140" w:line="120"/>
+      </w:pPr>
+      <w:r>
+        <w:rPr>
+          <w:sz w:val="2"/>
+          <w:szCs w:val="2"/>
+        </w:rPr>
+        <w:t xml:space="preserve"/>
+      </w:r>
+    </w:p>
+    <w:tbl>
+      <w:tblPr>
+        <w:tblW w:type="dxa" w:w="9638"/>
+        <w:tblBorders>
+          <w:top w:val="single" w:color="F5F3EC" w:sz="2"/>
+          <w:left w:val="single" w:color="B98B2E" w:sz="18"/>
+          <w:bottom w:val="single" w:color="F5F3EC" w:sz="2"/>
+          <w:right w:val="single" w:color="F5F3EC" w:sz="2"/>
+          <w:insideH w:val="none" w:color="auto" w:sz="0"/>
+          <w:insideV w:val="none" w:color="auto" w:sz="0"/>
+        </w:tblBorders>
+      </w:tblPr>
+      <w:tblGrid>
+        <w:gridCol w:w="9638"/>
+      </w:tblGrid>
+      <w:tr>
+        <w:tc>
+          <w:tcPr>
+            <w:tcW w:type="dxa" w:w="9638"/>
+            <w:shd w:fill="F5F3EC" w:color="auto" w:val="clear"/>
+            <w:tcMar>
+              <w:top w:type="dxa" w:w="160"/>
+              <w:left w:type="dxa" w:w="220"/>
+              <w:bottom w:type="dxa" w:w="160"/>
+              <w:right w:type="dxa" w:w="200"/>
+            </w:tcMar>
+          </w:tcPr>
+          <w:p>
+            <w:pPr>
+              <w:spacing w:after="140" w:line="280"/>
+            </w:pPr>
+            <w:r>
+              <w:rPr>
+                <w:b/>
+                <w:bCs/>
+                <w:color w:val="23293D"/>
+                <w:sz w:val="21"/>
+                <w:szCs w:val="21"/>
+              </w:rPr>
+              <w:t xml:space="preserve">O sistema não guarda cópia do contrato impresso.</w:t>
+            </w:r>
+            <w:r>
+              <w:rPr>
+                <w:color w:val="23293D"/>
+                <w:sz w:val="21"/>
+                <w:szCs w:val="21"/>
+              </w:rPr>
+              <w:t xml:space="preserve"> Ele é montado na hora, com a proposta SALVA e a data do dia. O que vale é o PDF assinado — guarde-o nos documentos da empresa (tipo </w:t>
+            </w:r>
+            <w:r>
+              <w:rPr>
+                <w:i/>
+                <w:iCs/>
+                <w:color w:val="23293D"/>
+                <w:sz w:val="21"/>
+                <w:szCs w:val="21"/>
+              </w:rPr>
+              <w:t xml:space="preserve">Contrato do programa</w:t>
+            </w:r>
+            <w:r>
+              <w:rPr>
+                <w:color w:val="23293D"/>
+                <w:sz w:val="21"/>
+                <w:szCs w:val="21"/>
+              </w:rPr>
+              <w:t xml:space="preserve">).</w:t>
+            </w:r>
+          </w:p>
+        </w:tc>
+      </w:tr>
+    </w:tbl>
+    <w:p>
+      <w:pPr>
+        <w:spacing w:after="140" w:line="120"/>
+      </w:pPr>
+      <w:r>
+        <w:rPr>
+          <w:sz w:val="2"/>
+          <w:szCs w:val="2"/>
+        </w:rPr>
+        <w:t xml:space="preserve"/>
+      </w:r>
+    </w:p>
+    <w:p>
+      <w:pPr>
+        <w:spacing w:after="140" w:line="280"/>
+      </w:pPr>
+      <w:r>
+        <w:rPr>
+          <w:b/>
+          <w:bCs/>
+          <w:color w:val="23293D"/>
+          <w:sz w:val="21"/>
+          <w:szCs w:val="21"/>
+        </w:rPr>
+        <w:t xml:space="preserve">Personalizar o texto</w:t>
+      </w:r>
+      <w:r>
+        <w:rPr>
+          <w:color w:val="23293D"/>
+          <w:sz w:val="21"/>
+          <w:szCs w:val="21"/>
+        </w:rPr>
+        <w:t xml:space="preserve"> (botão no alto da tela do contrato) abre o texto inteiro para </w:t>
+      </w:r>
+      <w:r>
+        <w:rPr>
+          <w:b/>
+          <w:bCs/>
+          <w:color w:val="23293D"/>
+          <w:sz w:val="21"/>
+          <w:szCs w:val="21"/>
+        </w:rPr>
+        <w:t xml:space="preserve">esta empresa</w:t>
+      </w:r>
+      <w:r>
+        <w:rPr>
+          <w:color w:val="23293D"/>
+          <w:sz w:val="21"/>
+          <w:szCs w:val="21"/>
+        </w:rPr>
+        <w:t xml:space="preserve">: título, qualificação das partes, cada cláusula e o fecho. Salvar cria o texto próprio dela; as outras continuam com o modelo da rede. </w:t>
+      </w:r>
+      <w:r>
+        <w:rPr>
+          <w:b/>
+          <w:bCs/>
+          <w:color w:val="23293D"/>
+          <w:sz w:val="21"/>
+          <w:szCs w:val="21"/>
+        </w:rPr>
+        <w:t xml:space="preserve">Voltar ao modelo da rede</w:t>
+      </w:r>
+      <w:r>
+        <w:rPr>
+          <w:color w:val="23293D"/>
+          <w:sz w:val="21"/>
+          <w:szCs w:val="21"/>
+        </w:rPr>
+        <w:t xml:space="preserve"> desfaz a personalização.</w:t>
+      </w:r>
+    </w:p>
+    <w:tbl>
+      <w:tblPr>
+        <w:tblW w:type="dxa" w:w="9638"/>
+        <w:tblBorders>
+          <w:top w:val="single" w:color="F5F3EC" w:sz="2"/>
+          <w:left w:val="single" w:color="B98B2E" w:sz="18"/>
+          <w:bottom w:val="single" w:color="F5F3EC" w:sz="2"/>
+          <w:right w:val="single" w:color="F5F3EC" w:sz="2"/>
+          <w:insideH w:val="none" w:color="auto" w:sz="0"/>
+          <w:insideV w:val="none" w:color="auto" w:sz="0"/>
+        </w:tblBorders>
+      </w:tblPr>
+      <w:tblGrid>
+        <w:gridCol w:w="9638"/>
+      </w:tblGrid>
+      <w:tr>
+        <w:tc>
+          <w:tcPr>
+            <w:tcW w:type="dxa" w:w="9638"/>
+            <w:shd w:fill="F5F3EC" w:color="auto" w:val="clear"/>
+            <w:tcMar>
+              <w:top w:type="dxa" w:w="160"/>
+              <w:left w:type="dxa" w:w="220"/>
+              <w:bottom w:type="dxa" w:w="160"/>
+              <w:right w:type="dxa" w:w="200"/>
+            </w:tcMar>
+          </w:tcPr>
+          <w:p>
+            <w:pPr>
+              <w:spacing w:after="140" w:line="280"/>
+            </w:pPr>
+            <w:r>
+              <w:rPr>
+                <w:b/>
+                <w:bCs/>
+                <w:color w:val="23293D"/>
+                <w:sz w:val="21"/>
+                <w:szCs w:val="21"/>
+              </w:rPr>
+              <w:t xml:space="preserve">Os campos entre chaves duplas</w:t>
+            </w:r>
+            <w:r>
+              <w:rPr>
+                <w:color w:val="23293D"/>
+                <w:sz w:val="21"/>
+                <w:szCs w:val="21"/>
+              </w:rPr>
+              <w:t xml:space="preserve"> — </w:t>
+            </w:r>
+            <w:r>
+              <w:rPr>
+                <w:rFonts w:ascii="Consolas" w:cs="Consolas" w:eastAsia="Consolas" w:hAnsi="Consolas"/>
+                <w:color w:val="1F3253"/>
+                <w:sz w:val="19"/>
+                <w:szCs w:val="19"/>
+                <w:shd w:fill="EFEDE6" w:color="auto" w:val="clear"/>
+              </w:rPr>
+              <w:t xml:space="preserve">{{contratante_razao_social}}</w:t>
+            </w:r>
+            <w:r>
+              <w:rPr>
+                <w:color w:val="23293D"/>
+                <w:sz w:val="21"/>
+                <w:szCs w:val="21"/>
+              </w:rPr>
+              <w:t xml:space="preserve">, </w:t>
+            </w:r>
+            <w:r>
+              <w:rPr>
+                <w:rFonts w:ascii="Consolas" w:cs="Consolas" w:eastAsia="Consolas" w:hAnsi="Consolas"/>
+                <w:color w:val="1F3253"/>
+                <w:sz w:val="19"/>
+                <w:szCs w:val="19"/>
+                <w:shd w:fill="EFEDE6" w:color="auto" w:val="clear"/>
+              </w:rPr>
+              <w:t xml:space="preserve">{{valor_titular}}</w:t>
+            </w:r>
+            <w:r>
+              <w:rPr>
+                <w:color w:val="23293D"/>
+                <w:sz w:val="21"/>
+                <w:szCs w:val="21"/>
+              </w:rPr>
+              <w:t xml:space="preserve"> — são preenchidos pelo sistema. A lista completa está no alto do editor. </w:t>
+            </w:r>
+            <w:r>
+              <w:rPr>
+                <w:b/>
+                <w:bCs/>
+                <w:color w:val="23293D"/>
+                <w:sz w:val="21"/>
+                <w:szCs w:val="21"/>
+              </w:rPr>
+              <w:t xml:space="preserve">Campo escrito errado é recusado ao salvar</w:t>
+            </w:r>
+            <w:r>
+              <w:rPr>
+                <w:color w:val="23293D"/>
+                <w:sz w:val="21"/>
+                <w:szCs w:val="21"/>
+              </w:rPr>
+              <w:t xml:space="preserve">: ele sairia impresso com as chaves num documento que vai para assinatura.</w:t>
+            </w:r>
+          </w:p>
+        </w:tc>
+      </w:tr>
+    </w:tbl>
+    <w:p>
+      <w:pPr>
+        <w:spacing w:after="140" w:line="120"/>
+      </w:pPr>
+      <w:r>
+        <w:rPr>
+          <w:sz w:val="2"/>
+          <w:szCs w:val="2"/>
+        </w:rPr>
+        <w:t xml:space="preserve"/>
+      </w:r>
+    </w:p>
+    <w:tbl>
+      <w:tblPr>
+        <w:tblW w:type="dxa" w:w="9638"/>
+        <w:tblBorders>
+          <w:top w:val="single" w:color="F5F3EC" w:sz="2"/>
+          <w:left w:val="single" w:color="B98B2E" w:sz="18"/>
+          <w:bottom w:val="single" w:color="F5F3EC" w:sz="2"/>
+          <w:right w:val="single" w:color="F5F3EC" w:sz="2"/>
+          <w:insideH w:val="none" w:color="auto" w:sz="0"/>
+          <w:insideV w:val="none" w:color="auto" w:sz="0"/>
+        </w:tblBorders>
+      </w:tblPr>
+      <w:tblGrid>
+        <w:gridCol w:w="9638"/>
+      </w:tblGrid>
+      <w:tr>
+        <w:tc>
+          <w:tcPr>
+            <w:tcW w:type="dxa" w:w="9638"/>
+            <w:shd w:fill="F5F3EC" w:color="auto" w:val="clear"/>
+            <w:tcMar>
+              <w:top w:type="dxa" w:w="160"/>
+              <w:left w:type="dxa" w:w="220"/>
+              <w:bottom w:type="dxa" w:w="160"/>
+              <w:right w:type="dxa" w:w="200"/>
+            </w:tcMar>
+          </w:tcPr>
+          <w:p>
+            <w:pPr>
+              <w:spacing w:after="140" w:line="280"/>
+            </w:pPr>
+            <w:r>
+              <w:rPr>
+                <w:b/>
+                <w:bCs/>
+                <w:color w:val="23293D"/>
+                <w:sz w:val="21"/>
+                <w:szCs w:val="21"/>
+              </w:rPr>
+              <w:t xml:space="preserve">Empresa com texto próprio deixa de acompanhar o modelo da rede.</w:t>
+            </w:r>
+            <w:r>
+              <w:rPr>
+                <w:color w:val="23293D"/>
+                <w:sz w:val="21"/>
+                <w:szCs w:val="21"/>
+              </w:rPr>
+              <w:t xml:space="preserve"> Se o modelo mudar depois, o texto dela continua como foi salvo.</w:t>
+            </w:r>
+          </w:p>
+        </w:tc>
+      </w:tr>
+    </w:tbl>
+    <w:p>
+      <w:pPr>
+        <w:spacing w:after="140" w:line="120"/>
+      </w:pPr>
+      <w:r>
+        <w:rPr>
+          <w:sz w:val="2"/>
+          <w:szCs w:val="2"/>
+        </w:rPr>
+        <w:t xml:space="preserve"/>
+      </w:r>
+    </w:p>
+    <w:p>
+      <w:pPr>
+        <w:spacing w:after="60" w:line="120"/>
+      </w:pPr>
+      <w:r>
+        <w:rPr>
+          <w:sz w:val="2"/>
+          <w:szCs w:val="2"/>
+        </w:rPr>
+        <w:t xml:space="preserve"/>
+      </w:r>
+    </w:p>
+    <w:p>
+      <w:pPr>
+        <w:pStyle w:val="Heading1"/>
+      </w:pPr>
+      <w:r>
+        <w:rPr>
+          <w:color w:val="1F3253"/>
+        </w:rPr>
+        <w:t xml:space="preserve">7. Fechar o negócio</w:t>
+      </w:r>
+    </w:p>
+    <w:p>
+      <w:pPr>
+        <w:spacing w:after="140" w:line="280"/>
+      </w:pPr>
+      <w:r>
+        <w:rPr>
+          <w:color w:val="23293D"/>
+          <w:sz w:val="21"/>
+          <w:szCs w:val="21"/>
+        </w:rPr>
+        <w:t xml:space="preserve">Botão </w:t>
+      </w:r>
+      <w:r>
+        <w:rPr>
+          <w:b/>
+          <w:bCs/>
+          <w:color w:val="23293D"/>
+          <w:sz w:val="21"/>
+          <w:szCs w:val="21"/>
+        </w:rPr>
+        <w:t xml:space="preserve">Fechar — ganho</w:t>
+      </w:r>
+      <w:r>
+        <w:rPr>
+          <w:color w:val="23293D"/>
+          <w:sz w:val="21"/>
+          <w:szCs w:val="21"/>
+        </w:rPr>
+        <w:t xml:space="preserve">, na janela do card — ou </w:t>
+      </w:r>
+      <w:r>
+        <w:rPr>
+          <w:b/>
+          <w:bCs/>
+          <w:color w:val="23293D"/>
+          <w:sz w:val="21"/>
+          <w:szCs w:val="21"/>
+        </w:rPr>
+        <w:t xml:space="preserve">Criar empresa</w:t>
+      </w:r>
+      <w:r>
+        <w:rPr>
+          <w:color w:val="23293D"/>
+          <w:sz w:val="21"/>
+          <w:szCs w:val="21"/>
+        </w:rPr>
+        <w:t xml:space="preserve">, na aba </w:t>
+      </w:r>
+      <w:r>
+        <w:rPr>
+          <w:b/>
+          <w:bCs/>
+          <w:color w:val="23293D"/>
+          <w:sz w:val="21"/>
+          <w:szCs w:val="21"/>
+        </w:rPr>
+        <w:t xml:space="preserve">Fechamento</w:t>
+      </w:r>
+      <w:r>
+        <w:rPr>
+          <w:color w:val="23293D"/>
+          <w:sz w:val="21"/>
+          <w:szCs w:val="21"/>
+        </w:rPr>
+        <w:t xml:space="preserve"> da ficha, quando os dois selos já levaram a empresa para </w:t>
+      </w:r>
+      <w:r>
+        <w:rPr>
+          <w:i/>
+          <w:iCs/>
+          <w:color w:val="23293D"/>
+          <w:sz w:val="21"/>
+          <w:szCs w:val="21"/>
+        </w:rPr>
+        <w:t xml:space="preserve">Fechamento (ganho)</w:t>
+      </w:r>
+      <w:r>
+        <w:rPr>
+          <w:color w:val="23293D"/>
+          <w:sz w:val="21"/>
+          <w:szCs w:val="21"/>
+        </w:rPr>
+        <w:t xml:space="preserve">. O sistema </w:t>
+      </w:r>
+      <w:r>
+        <w:rPr>
+          <w:b/>
+          <w:bCs/>
+          <w:color w:val="23293D"/>
+          <w:sz w:val="21"/>
+          <w:szCs w:val="21"/>
+        </w:rPr>
+        <w:t xml:space="preserve">cria a empresa</w:t>
+      </w:r>
+      <w:r>
+        <w:rPr>
+          <w:color w:val="23293D"/>
+          <w:sz w:val="21"/>
+          <w:szCs w:val="21"/>
+        </w:rPr>
+        <w:t xml:space="preserve"> no cadastro e </w:t>
+      </w:r>
+      <w:r>
+        <w:rPr>
+          <w:b/>
+          <w:bCs/>
+          <w:color w:val="23293D"/>
+          <w:sz w:val="21"/>
+          <w:szCs w:val="21"/>
+        </w:rPr>
+        <w:t xml:space="preserve">leva a proposta junto</w:t>
+      </w:r>
+      <w:r>
+        <w:rPr>
+          <w:color w:val="23293D"/>
+          <w:sz w:val="21"/>
+          <w:szCs w:val="21"/>
+        </w:rPr>
+        <w:t xml:space="preserve">:</w:t>
       </w:r>
     </w:p>
     <w:p>
@@ -8616,7 +9934,7 @@
         <w:pStyle w:val="ListParagraph"/>
         <w:numPr>
           <w:ilvl w:val="0"/>
-          <w:numId w:val="14"/>
+          <w:numId w:val="15"/>
         </w:numPr>
         <w:spacing w:after="80" w:line="270"/>
       </w:pPr>
@@ -8628,15 +9946,15 @@
           <w:sz w:val="21"/>
           <w:szCs w:val="21"/>
         </w:rPr>
-        <w:t xml:space="preserve">Carência</w:t>
-      </w:r>
-      <w:r>
-        <w:rPr>
-          <w:color w:val="23293D"/>
-          <w:sz w:val="21"/>
-          <w:szCs w:val="21"/>
-        </w:rPr>
-        <w:t xml:space="preserve"> — a da empresa e a do titular.</w:t>
+        <w:t xml:space="preserve">Preços de adesão</w:t>
+      </w:r>
+      <w:r>
+        <w:rPr>
+          <w:color w:val="23293D"/>
+          <w:sz w:val="21"/>
+          <w:szCs w:val="21"/>
+        </w:rPr>
+        <w:t xml:space="preserve"> — os da proposta, não os da rede.</w:t>
       </w:r>
     </w:p>
     <w:p>
@@ -8644,7 +9962,7 @@
         <w:pStyle w:val="ListParagraph"/>
         <w:numPr>
           <w:ilvl w:val="0"/>
-          <w:numId w:val="14"/>
+          <w:numId w:val="15"/>
         </w:numPr>
         <w:spacing w:after="80" w:line="270"/>
       </w:pPr>
@@ -8656,15 +9974,15 @@
           <w:sz w:val="21"/>
           <w:szCs w:val="21"/>
         </w:rPr>
-        <w:t xml:space="preserve">Unidades da parceria</w:t>
-      </w:r>
-      <w:r>
-        <w:rPr>
-          <w:color w:val="23293D"/>
-          <w:sz w:val="21"/>
-          <w:szCs w:val="21"/>
-        </w:rPr>
-        <w:t xml:space="preserve"> e a restrição de cada benefício.</w:t>
+        <w:t xml:space="preserve">Faixas por quantidade</w:t>
+      </w:r>
+      <w:r>
+        <w:rPr>
+          <w:color w:val="23293D"/>
+          <w:sz w:val="21"/>
+          <w:szCs w:val="21"/>
+        </w:rPr>
+        <w:t xml:space="preserve"> — continuam valendo no cadastro.</w:t>
       </w:r>
     </w:p>
     <w:p>
@@ -8672,7 +9990,91 @@
         <w:pStyle w:val="ListParagraph"/>
         <w:numPr>
           <w:ilvl w:val="0"/>
-          <w:numId w:val="14"/>
+          <w:numId w:val="15"/>
+        </w:numPr>
+        <w:spacing w:after="80" w:line="270"/>
+      </w:pPr>
+      <w:r>
+        <w:rPr>
+          <w:b/>
+          <w:bCs/>
+          <w:color w:val="23293D"/>
+          <w:sz w:val="21"/>
+          <w:szCs w:val="21"/>
+        </w:rPr>
+        <w:t xml:space="preserve">Benefícios</w:t>
+      </w:r>
+      <w:r>
+        <w:rPr>
+          <w:color w:val="23293D"/>
+          <w:sz w:val="21"/>
+          <w:szCs w:val="21"/>
+        </w:rPr>
+        <w:t xml:space="preserve"> — inclusive o "vale só para o titular".</w:t>
+      </w:r>
+    </w:p>
+    <w:p>
+      <w:pPr>
+        <w:pStyle w:val="ListParagraph"/>
+        <w:numPr>
+          <w:ilvl w:val="0"/>
+          <w:numId w:val="15"/>
+        </w:numPr>
+        <w:spacing w:after="80" w:line="270"/>
+      </w:pPr>
+      <w:r>
+        <w:rPr>
+          <w:b/>
+          <w:bCs/>
+          <w:color w:val="23293D"/>
+          <w:sz w:val="21"/>
+          <w:szCs w:val="21"/>
+        </w:rPr>
+        <w:t xml:space="preserve">Carência</w:t>
+      </w:r>
+      <w:r>
+        <w:rPr>
+          <w:color w:val="23293D"/>
+          <w:sz w:val="21"/>
+          <w:szCs w:val="21"/>
+        </w:rPr>
+        <w:t xml:space="preserve"> — a da empresa e a do titular.</w:t>
+      </w:r>
+    </w:p>
+    <w:p>
+      <w:pPr>
+        <w:pStyle w:val="ListParagraph"/>
+        <w:numPr>
+          <w:ilvl w:val="0"/>
+          <w:numId w:val="15"/>
+        </w:numPr>
+        <w:spacing w:after="80" w:line="270"/>
+      </w:pPr>
+      <w:r>
+        <w:rPr>
+          <w:b/>
+          <w:bCs/>
+          <w:color w:val="23293D"/>
+          <w:sz w:val="21"/>
+          <w:szCs w:val="21"/>
+        </w:rPr>
+        <w:t xml:space="preserve">Unidades da parceria</w:t>
+      </w:r>
+      <w:r>
+        <w:rPr>
+          <w:color w:val="23293D"/>
+          <w:sz w:val="21"/>
+          <w:szCs w:val="21"/>
+        </w:rPr>
+        <w:t xml:space="preserve"> e a restrição de cada benefício.</w:t>
+      </w:r>
+    </w:p>
+    <w:p>
+      <w:pPr>
+        <w:pStyle w:val="ListParagraph"/>
+        <w:numPr>
+          <w:ilvl w:val="0"/>
+          <w:numId w:val="15"/>
         </w:numPr>
         <w:spacing w:after="80" w:line="270"/>
       </w:pPr>
@@ -9419,7 +10821,7 @@
         <w:pStyle w:val="ListParagraph"/>
         <w:numPr>
           <w:ilvl w:val="0"/>
-          <w:numId w:val="15"/>
+          <w:numId w:val="16"/>
         </w:numPr>
         <w:spacing w:after="80" w:line="270"/>
       </w:pPr>
@@ -9448,209 +10850,6 @@
           <w:szCs w:val="21"/>
         </w:rPr>
         <w:t xml:space="preserve"> (como toda empresa antiga).</w:t>
-      </w:r>
-    </w:p>
-    <w:p>
-      <w:pPr>
-        <w:pStyle w:val="ListParagraph"/>
-        <w:numPr>
-          <w:ilvl w:val="0"/>
-          <w:numId w:val="15"/>
-        </w:numPr>
-        <w:spacing w:after="80" w:line="270"/>
-      </w:pPr>
-      <w:r>
-        <w:rPr>
-          <w:color w:val="23293D"/>
-          <w:sz w:val="21"/>
-          <w:szCs w:val="21"/>
-        </w:rPr>
-        <w:t xml:space="preserve">No valor fixo, o </w:t>
-      </w:r>
-      <w:r>
-        <w:rPr>
-          <w:b/>
-          <w:bCs/>
-          <w:color w:val="23293D"/>
-          <w:sz w:val="21"/>
-          <w:szCs w:val="21"/>
-        </w:rPr>
-        <w:t xml:space="preserve">novo valor fixo do pacote</w:t>
-      </w:r>
-      <w:r>
-        <w:rPr>
-          <w:color w:val="23293D"/>
-          <w:sz w:val="21"/>
-          <w:szCs w:val="21"/>
-        </w:rPr>
-        <w:t xml:space="preserve"> tem de ser </w:t>
-      </w:r>
-      <w:r>
-        <w:rPr>
-          <w:b/>
-          <w:bCs/>
-          <w:color w:val="23293D"/>
-          <w:sz w:val="21"/>
-          <w:szCs w:val="21"/>
-        </w:rPr>
-        <w:t xml:space="preserve">maior</w:t>
-      </w:r>
-      <w:r>
-        <w:rPr>
-          <w:color w:val="23293D"/>
-          <w:sz w:val="21"/>
-          <w:szCs w:val="21"/>
-        </w:rPr>
-        <w:t xml:space="preserve"> que o atual — o termo cobra a diferença; se não for, o sistema recusa.</w:t>
-      </w:r>
-    </w:p>
-    <w:p>
-      <w:pPr>
-        <w:pStyle w:val="ListParagraph"/>
-        <w:numPr>
-          <w:ilvl w:val="0"/>
-          <w:numId w:val="15"/>
-        </w:numPr>
-        <w:spacing w:after="80" w:line="270"/>
-      </w:pPr>
-      <w:r>
-        <w:rPr>
-          <w:color w:val="23293D"/>
-          <w:sz w:val="21"/>
-          <w:szCs w:val="21"/>
-        </w:rPr>
-        <w:t xml:space="preserve">Na empresa por titular, o valor fixo e a regra do excedente </w:t>
-      </w:r>
-      <w:r>
-        <w:rPr>
-          <w:b/>
-          <w:bCs/>
-          <w:color w:val="23293D"/>
-          <w:sz w:val="21"/>
-          <w:szCs w:val="21"/>
-        </w:rPr>
-        <w:t xml:space="preserve">somem da tela</w:t>
-      </w:r>
-      <w:r>
-        <w:rPr>
-          <w:color w:val="23293D"/>
-          <w:sz w:val="21"/>
-          <w:szCs w:val="21"/>
-        </w:rPr>
-        <w:t xml:space="preserve"> e continuam guardados; voltar para valor fixo mostra o que estava lá.</w:t>
-      </w:r>
-    </w:p>
-    <w:p>
-      <w:pPr>
-        <w:pStyle w:val="ListParagraph"/>
-        <w:numPr>
-          <w:ilvl w:val="0"/>
-          <w:numId w:val="15"/>
-        </w:numPr>
-        <w:spacing w:after="80" w:line="270"/>
-      </w:pPr>
-      <w:r>
-        <w:rPr>
-          <w:color w:val="23293D"/>
-          <w:sz w:val="21"/>
-          <w:szCs w:val="21"/>
-        </w:rPr>
-        <w:t xml:space="preserve">Mudar o acordo vale para as </w:t>
-      </w:r>
-      <w:r>
-        <w:rPr>
-          <w:b/>
-          <w:bCs/>
-          <w:color w:val="23293D"/>
-          <w:sz w:val="21"/>
-          <w:szCs w:val="21"/>
-        </w:rPr>
-        <w:t xml:space="preserve">próximas</w:t>
-      </w:r>
-      <w:r>
-        <w:rPr>
-          <w:color w:val="23293D"/>
-          <w:sz w:val="21"/>
-          <w:szCs w:val="21"/>
-        </w:rPr>
-        <w:t xml:space="preserve"> cobranças — as já geradas não mudam — e fica registrado na </w:t>
-      </w:r>
-      <w:r>
-        <w:rPr>
-          <w:b/>
-          <w:bCs/>
-          <w:color w:val="23293D"/>
-          <w:sz w:val="21"/>
-          <w:szCs w:val="21"/>
-        </w:rPr>
-        <w:t xml:space="preserve">Auditoria</w:t>
-      </w:r>
-      <w:r>
-        <w:rPr>
-          <w:color w:val="23293D"/>
-          <w:sz w:val="21"/>
-          <w:szCs w:val="21"/>
-        </w:rPr>
-        <w:t xml:space="preserve">, com o antes e o depois.</w:t>
-      </w:r>
-    </w:p>
-    <w:p>
-      <w:pPr>
-        <w:pStyle w:val="ListParagraph"/>
-        <w:numPr>
-          <w:ilvl w:val="0"/>
-          <w:numId w:val="15"/>
-        </w:numPr>
-        <w:spacing w:after="80" w:line="270"/>
-      </w:pPr>
-      <w:r>
-        <w:rPr>
-          <w:color w:val="23293D"/>
-          <w:sz w:val="21"/>
-          <w:szCs w:val="21"/>
-        </w:rPr>
-        <w:t xml:space="preserve">Numa empresa que passou de por titular para valor fixo, os termos de inclusão da época "por titular" </w:t>
-      </w:r>
-      <w:r>
-        <w:rPr>
-          <w:b/>
-          <w:bCs/>
-          <w:color w:val="23293D"/>
-          <w:sz w:val="21"/>
-          <w:szCs w:val="21"/>
-        </w:rPr>
-        <w:t xml:space="preserve">não somam</w:t>
-      </w:r>
-      <w:r>
-        <w:rPr>
-          <w:color w:val="23293D"/>
-          <w:sz w:val="21"/>
-          <w:szCs w:val="21"/>
-        </w:rPr>
-        <w:t xml:space="preserve"> ao valor fixo: o valor fixo já cobre tudo o que foi combinado até ali.</w:t>
-      </w:r>
-    </w:p>
-    <w:p>
-      <w:pPr>
-        <w:spacing w:after="140" w:line="280"/>
-      </w:pPr>
-      <w:r>
-        <w:rPr>
-          <w:b/>
-          <w:bCs/>
-          <w:color w:val="23293D"/>
-          <w:sz w:val="21"/>
-          <w:szCs w:val="21"/>
-        </w:rPr>
-        <w:t xml:space="preserve">Modelo de pagamento</w:t>
-      </w:r>
-      <w:r>
-        <w:rPr>
-          <w:color w:val="23293D"/>
-          <w:sz w:val="21"/>
-          <w:szCs w:val="21"/>
-        </w:rPr>
-        <w:t xml:space="preserve"> — é a decisão que muda tudo o mais:</w:t>
       </w:r>
     </w:p>
     <w:p>
@@ -9664,21 +10863,47 @@
       </w:pPr>
       <w:r>
         <w:rPr>
-          <w:b/>
-          <w:bCs/>
-          <w:color w:val="23293D"/>
-          <w:sz w:val="21"/>
-          <w:szCs w:val="21"/>
-        </w:rPr>
-        <w:t xml:space="preserve">Empresa paga integral</w:t>
-      </w:r>
-      <w:r>
-        <w:rPr>
-          <w:color w:val="23293D"/>
-          <w:sz w:val="21"/>
-          <w:szCs w:val="21"/>
-        </w:rPr>
-        <w:t xml:space="preserve"> — a empresa paga a mensalidade de todos.</w:t>
+          <w:color w:val="23293D"/>
+          <w:sz w:val="21"/>
+          <w:szCs w:val="21"/>
+        </w:rPr>
+        <w:t xml:space="preserve">No valor fixo, o </w:t>
+      </w:r>
+      <w:r>
+        <w:rPr>
+          <w:b/>
+          <w:bCs/>
+          <w:color w:val="23293D"/>
+          <w:sz w:val="21"/>
+          <w:szCs w:val="21"/>
+        </w:rPr>
+        <w:t xml:space="preserve">novo valor fixo do pacote</w:t>
+      </w:r>
+      <w:r>
+        <w:rPr>
+          <w:color w:val="23293D"/>
+          <w:sz w:val="21"/>
+          <w:szCs w:val="21"/>
+        </w:rPr>
+        <w:t xml:space="preserve"> tem de ser </w:t>
+      </w:r>
+      <w:r>
+        <w:rPr>
+          <w:b/>
+          <w:bCs/>
+          <w:color w:val="23293D"/>
+          <w:sz w:val="21"/>
+          <w:szCs w:val="21"/>
+        </w:rPr>
+        <w:t xml:space="preserve">maior</w:t>
+      </w:r>
+      <w:r>
+        <w:rPr>
+          <w:color w:val="23293D"/>
+          <w:sz w:val="21"/>
+          <w:szCs w:val="21"/>
+        </w:rPr>
+        <w:t xml:space="preserve"> que o atual — o termo cobra a diferença; se não for, o sistema recusa.</w:t>
       </w:r>
     </w:p>
     <w:p>
@@ -9692,21 +10917,29 @@
       </w:pPr>
       <w:r>
         <w:rPr>
-          <w:b/>
-          <w:bCs/>
-          <w:color w:val="23293D"/>
-          <w:sz w:val="21"/>
-          <w:szCs w:val="21"/>
-        </w:rPr>
-        <w:t xml:space="preserve">Empresa paga parcial</w:t>
-      </w:r>
-      <w:r>
-        <w:rPr>
-          <w:color w:val="23293D"/>
-          <w:sz w:val="21"/>
-          <w:szCs w:val="21"/>
-        </w:rPr>
-        <w:t xml:space="preserve"> — divide com o titular.</w:t>
+          <w:color w:val="23293D"/>
+          <w:sz w:val="21"/>
+          <w:szCs w:val="21"/>
+        </w:rPr>
+        <w:t xml:space="preserve">Na empresa por titular, o valor fixo e a regra do excedente </w:t>
+      </w:r>
+      <w:r>
+        <w:rPr>
+          <w:b/>
+          <w:bCs/>
+          <w:color w:val="23293D"/>
+          <w:sz w:val="21"/>
+          <w:szCs w:val="21"/>
+        </w:rPr>
+        <w:t xml:space="preserve">somem da tela</w:t>
+      </w:r>
+      <w:r>
+        <w:rPr>
+          <w:color w:val="23293D"/>
+          <w:sz w:val="21"/>
+          <w:szCs w:val="21"/>
+        </w:rPr>
+        <w:t xml:space="preserve"> e continuam guardados; voltar para valor fixo mostra o que estava lá.</w:t>
       </w:r>
     </w:p>
     <w:p>
@@ -9715,6 +10948,175 @@
         <w:numPr>
           <w:ilvl w:val="0"/>
           <w:numId w:val="16"/>
+        </w:numPr>
+        <w:spacing w:after="80" w:line="270"/>
+      </w:pPr>
+      <w:r>
+        <w:rPr>
+          <w:color w:val="23293D"/>
+          <w:sz w:val="21"/>
+          <w:szCs w:val="21"/>
+        </w:rPr>
+        <w:t xml:space="preserve">Mudar o acordo vale para as </w:t>
+      </w:r>
+      <w:r>
+        <w:rPr>
+          <w:b/>
+          <w:bCs/>
+          <w:color w:val="23293D"/>
+          <w:sz w:val="21"/>
+          <w:szCs w:val="21"/>
+        </w:rPr>
+        <w:t xml:space="preserve">próximas</w:t>
+      </w:r>
+      <w:r>
+        <w:rPr>
+          <w:color w:val="23293D"/>
+          <w:sz w:val="21"/>
+          <w:szCs w:val="21"/>
+        </w:rPr>
+        <w:t xml:space="preserve"> cobranças — as já geradas não mudam — e fica registrado na </w:t>
+      </w:r>
+      <w:r>
+        <w:rPr>
+          <w:b/>
+          <w:bCs/>
+          <w:color w:val="23293D"/>
+          <w:sz w:val="21"/>
+          <w:szCs w:val="21"/>
+        </w:rPr>
+        <w:t xml:space="preserve">Auditoria</w:t>
+      </w:r>
+      <w:r>
+        <w:rPr>
+          <w:color w:val="23293D"/>
+          <w:sz w:val="21"/>
+          <w:szCs w:val="21"/>
+        </w:rPr>
+        <w:t xml:space="preserve">, com o antes e o depois.</w:t>
+      </w:r>
+    </w:p>
+    <w:p>
+      <w:pPr>
+        <w:pStyle w:val="ListParagraph"/>
+        <w:numPr>
+          <w:ilvl w:val="0"/>
+          <w:numId w:val="16"/>
+        </w:numPr>
+        <w:spacing w:after="80" w:line="270"/>
+      </w:pPr>
+      <w:r>
+        <w:rPr>
+          <w:color w:val="23293D"/>
+          <w:sz w:val="21"/>
+          <w:szCs w:val="21"/>
+        </w:rPr>
+        <w:t xml:space="preserve">Numa empresa que passou de por titular para valor fixo, os termos de inclusão da época "por titular" </w:t>
+      </w:r>
+      <w:r>
+        <w:rPr>
+          <w:b/>
+          <w:bCs/>
+          <w:color w:val="23293D"/>
+          <w:sz w:val="21"/>
+          <w:szCs w:val="21"/>
+        </w:rPr>
+        <w:t xml:space="preserve">não somam</w:t>
+      </w:r>
+      <w:r>
+        <w:rPr>
+          <w:color w:val="23293D"/>
+          <w:sz w:val="21"/>
+          <w:szCs w:val="21"/>
+        </w:rPr>
+        <w:t xml:space="preserve"> ao valor fixo: o valor fixo já cobre tudo o que foi combinado até ali.</w:t>
+      </w:r>
+    </w:p>
+    <w:p>
+      <w:pPr>
+        <w:spacing w:after="140" w:line="280"/>
+      </w:pPr>
+      <w:r>
+        <w:rPr>
+          <w:b/>
+          <w:bCs/>
+          <w:color w:val="23293D"/>
+          <w:sz w:val="21"/>
+          <w:szCs w:val="21"/>
+        </w:rPr>
+        <w:t xml:space="preserve">Modelo de pagamento</w:t>
+      </w:r>
+      <w:r>
+        <w:rPr>
+          <w:color w:val="23293D"/>
+          <w:sz w:val="21"/>
+          <w:szCs w:val="21"/>
+        </w:rPr>
+        <w:t xml:space="preserve"> — é a decisão que muda tudo o mais:</w:t>
+      </w:r>
+    </w:p>
+    <w:p>
+      <w:pPr>
+        <w:pStyle w:val="ListParagraph"/>
+        <w:numPr>
+          <w:ilvl w:val="0"/>
+          <w:numId w:val="17"/>
+        </w:numPr>
+        <w:spacing w:after="80" w:line="270"/>
+      </w:pPr>
+      <w:r>
+        <w:rPr>
+          <w:b/>
+          <w:bCs/>
+          <w:color w:val="23293D"/>
+          <w:sz w:val="21"/>
+          <w:szCs w:val="21"/>
+        </w:rPr>
+        <w:t xml:space="preserve">Empresa paga integral</w:t>
+      </w:r>
+      <w:r>
+        <w:rPr>
+          <w:color w:val="23293D"/>
+          <w:sz w:val="21"/>
+          <w:szCs w:val="21"/>
+        </w:rPr>
+        <w:t xml:space="preserve"> — a empresa paga a mensalidade de todos.</w:t>
+      </w:r>
+    </w:p>
+    <w:p>
+      <w:pPr>
+        <w:pStyle w:val="ListParagraph"/>
+        <w:numPr>
+          <w:ilvl w:val="0"/>
+          <w:numId w:val="17"/>
+        </w:numPr>
+        <w:spacing w:after="80" w:line="270"/>
+      </w:pPr>
+      <w:r>
+        <w:rPr>
+          <w:b/>
+          <w:bCs/>
+          <w:color w:val="23293D"/>
+          <w:sz w:val="21"/>
+          <w:szCs w:val="21"/>
+        </w:rPr>
+        <w:t xml:space="preserve">Empresa paga parcial</w:t>
+      </w:r>
+      <w:r>
+        <w:rPr>
+          <w:color w:val="23293D"/>
+          <w:sz w:val="21"/>
+          <w:szCs w:val="21"/>
+        </w:rPr>
+        <w:t xml:space="preserve"> — divide com o titular.</w:t>
+      </w:r>
+    </w:p>
+    <w:p>
+      <w:pPr>
+        <w:pStyle w:val="ListParagraph"/>
+        <w:numPr>
+          <w:ilvl w:val="0"/>
+          <w:numId w:val="17"/>
         </w:numPr>
         <w:spacing w:after="80" w:line="270"/>
       </w:pPr>
@@ -10287,7 +11689,7 @@
         <w:pStyle w:val="ListParagraph"/>
         <w:numPr>
           <w:ilvl w:val="0"/>
-          <w:numId w:val="17"/>
+          <w:numId w:val="18"/>
         </w:numPr>
         <w:spacing w:after="80" w:line="270"/>
       </w:pPr>
@@ -10333,7 +11735,7 @@
         <w:pStyle w:val="ListParagraph"/>
         <w:numPr>
           <w:ilvl w:val="0"/>
-          <w:numId w:val="17"/>
+          <w:numId w:val="18"/>
         </w:numPr>
         <w:spacing w:after="80" w:line="270"/>
       </w:pPr>
@@ -10387,7 +11789,7 @@
         <w:pStyle w:val="ListParagraph"/>
         <w:numPr>
           <w:ilvl w:val="0"/>
-          <w:numId w:val="17"/>
+          <w:numId w:val="18"/>
         </w:numPr>
         <w:spacing w:after="80" w:line="270"/>
       </w:pPr>
@@ -10559,7 +11961,7 @@
         <w:pStyle w:val="ListParagraph"/>
         <w:numPr>
           <w:ilvl w:val="0"/>
-          <w:numId w:val="17"/>
+          <w:numId w:val="18"/>
         </w:numPr>
         <w:spacing w:after="80" w:line="270"/>
       </w:pPr>
@@ -10972,7 +12374,7 @@
         <w:pStyle w:val="ListParagraph"/>
         <w:numPr>
           <w:ilvl w:val="0"/>
-          <w:numId w:val="18"/>
+          <w:numId w:val="19"/>
         </w:numPr>
         <w:spacing w:after="80" w:line="270"/>
       </w:pPr>
@@ -10983,289 +12385,6 @@
           <w:szCs w:val="21"/>
         </w:rPr>
         <w:t xml:space="preserve">Informe quantos titulares e dependentes entram.</w:t>
-      </w:r>
-    </w:p>
-    <w:p>
-      <w:pPr>
-        <w:pStyle w:val="ListParagraph"/>
-        <w:numPr>
-          <w:ilvl w:val="0"/>
-          <w:numId w:val="18"/>
-        </w:numPr>
-        <w:spacing w:after="80" w:line="270"/>
-      </w:pPr>
-      <w:r>
-        <w:rPr>
-          <w:color w:val="23293D"/>
-          <w:sz w:val="21"/>
-          <w:szCs w:val="21"/>
-        </w:rPr>
-        <w:t xml:space="preserve">O sistema calcula a diferença: - </w:t>
-      </w:r>
-      <w:r>
-        <w:rPr>
-          <w:b/>
-          <w:bCs/>
-          <w:color w:val="23293D"/>
-          <w:sz w:val="21"/>
-          <w:szCs w:val="21"/>
-        </w:rPr>
-        <w:t xml:space="preserve">Empresa por titular</w:t>
-      </w:r>
-      <w:r>
-        <w:rPr>
-          <w:color w:val="23293D"/>
-          <w:sz w:val="21"/>
-          <w:szCs w:val="21"/>
-        </w:rPr>
-        <w:t xml:space="preserve"> → pela </w:t>
-      </w:r>
-      <w:r>
-        <w:rPr>
-          <w:b/>
-          <w:bCs/>
-          <w:color w:val="23293D"/>
-          <w:sz w:val="21"/>
-          <w:szCs w:val="21"/>
-        </w:rPr>
-        <w:t xml:space="preserve">tabela da empresa</w:t>
-      </w:r>
-      <w:r>
-        <w:rPr>
-          <w:color w:val="23293D"/>
-          <w:sz w:val="21"/>
-          <w:szCs w:val="21"/>
-        </w:rPr>
-        <w:t xml:space="preserve">, com a faixa. O termo mostra a mensalidade dos titulares </w:t>
-      </w:r>
-      <w:r>
-        <w:rPr>
-          <w:b/>
-          <w:bCs/>
-          <w:color w:val="23293D"/>
-          <w:sz w:val="21"/>
-          <w:szCs w:val="21"/>
-        </w:rPr>
-        <w:t xml:space="preserve">antes e depois</w:t>
-      </w:r>
-      <w:r>
-        <w:rPr>
-          <w:color w:val="23293D"/>
-          <w:sz w:val="21"/>
-          <w:szCs w:val="21"/>
-        </w:rPr>
-        <w:t xml:space="preserve"> — por exemplo, </w:t>
-      </w:r>
-      <w:r>
-        <w:rPr>
-          <w:i/>
-          <w:iCs/>
-          <w:color w:val="23293D"/>
-          <w:sz w:val="21"/>
-          <w:szCs w:val="21"/>
-        </w:rPr>
-        <w:t xml:space="preserve">"passa de 3 × R$ 39,90 = R$ 119,70 para 5 × R$ 39,90 = R$ 199,50"</w:t>
-      </w:r>
-      <w:r>
-        <w:rPr>
-          <w:color w:val="23293D"/>
-          <w:sz w:val="21"/>
-          <w:szCs w:val="21"/>
-        </w:rPr>
-        <w:t xml:space="preserve">. Se a nova quantidade mudar a faixa, o preço novo vale para </w:t>
-      </w:r>
-      <w:r>
-        <w:rPr>
-          <w:b/>
-          <w:bCs/>
-          <w:color w:val="23293D"/>
-          <w:sz w:val="21"/>
-          <w:szCs w:val="21"/>
-        </w:rPr>
-        <w:t xml:space="preserve">todos</w:t>
-      </w:r>
-      <w:r>
-        <w:rPr>
-          <w:color w:val="23293D"/>
-          <w:sz w:val="21"/>
-          <w:szCs w:val="21"/>
-        </w:rPr>
-        <w:t xml:space="preserve">, e o termo diz isso; a diferença pode até ser </w:t>
-      </w:r>
-      <w:r>
-        <w:rPr>
-          <w:b/>
-          <w:bCs/>
-          <w:color w:val="23293D"/>
-          <w:sz w:val="21"/>
-          <w:szCs w:val="21"/>
-        </w:rPr>
-        <w:t xml:space="preserve">a menos</w:t>
-      </w:r>
-      <w:r>
-        <w:rPr>
-          <w:color w:val="23293D"/>
-          <w:sz w:val="21"/>
-          <w:szCs w:val="21"/>
-        </w:rPr>
-        <w:t xml:space="preserve">. Os </w:t>
-      </w:r>
-      <w:r>
-        <w:rPr>
-          <w:b/>
-          <w:bCs/>
-          <w:color w:val="23293D"/>
-          <w:sz w:val="21"/>
-          <w:szCs w:val="21"/>
-        </w:rPr>
-        <w:t xml:space="preserve">dependentes</w:t>
-      </w:r>
-      <w:r>
-        <w:rPr>
-          <w:color w:val="23293D"/>
-          <w:sz w:val="21"/>
-          <w:szCs w:val="21"/>
-        </w:rPr>
-        <w:t xml:space="preserve"> aparecem pela tabela de dependentes do contrato, conforme o plano de cada família — sem total estimado. - </w:t>
-      </w:r>
-      <w:r>
-        <w:rPr>
-          <w:b/>
-          <w:bCs/>
-          <w:color w:val="23293D"/>
-          <w:sz w:val="21"/>
-          <w:szCs w:val="21"/>
-        </w:rPr>
-        <w:t xml:space="preserve">Empresa de valor fixo</w:t>
-      </w:r>
-      <w:r>
-        <w:rPr>
-          <w:color w:val="23293D"/>
-          <w:sz w:val="21"/>
-          <w:szCs w:val="21"/>
-        </w:rPr>
-        <w:t xml:space="preserve"> → pela regra combinada (seção 6.6), partindo do que ela </w:t>
-      </w:r>
-      <w:r>
-        <w:rPr>
-          <w:b/>
-          <w:bCs/>
-          <w:color w:val="23293D"/>
-          <w:sz w:val="21"/>
-          <w:szCs w:val="21"/>
-        </w:rPr>
-        <w:t xml:space="preserve">paga de verdade hoje</w:t>
-      </w:r>
-      <w:r>
-        <w:rPr>
-          <w:color w:val="23293D"/>
-          <w:sz w:val="21"/>
-          <w:szCs w:val="21"/>
-        </w:rPr>
-        <w:t xml:space="preserve"> (o valor fixo + os termos já aceitos): </w:t>
-      </w:r>
-      <w:r>
-        <w:rPr>
-          <w:b/>
-          <w:bCs/>
-          <w:color w:val="23293D"/>
-          <w:sz w:val="21"/>
-          <w:szCs w:val="21"/>
-        </w:rPr>
-        <w:t xml:space="preserve">novo valor fixo</w:t>
-      </w:r>
-      <w:r>
-        <w:rPr>
-          <w:color w:val="23293D"/>
-          <w:sz w:val="21"/>
-          <w:szCs w:val="21"/>
-        </w:rPr>
-        <w:t xml:space="preserve"> cobra o novo fixo menos isso; </w:t>
-      </w:r>
-      <w:r>
-        <w:rPr>
-          <w:b/>
-          <w:bCs/>
-          <w:color w:val="23293D"/>
-          <w:sz w:val="21"/>
-          <w:szCs w:val="21"/>
-        </w:rPr>
-        <w:t xml:space="preserve">por adesão</w:t>
-      </w:r>
-      <w:r>
-        <w:rPr>
-          <w:color w:val="23293D"/>
-          <w:sz w:val="21"/>
-          <w:szCs w:val="21"/>
-        </w:rPr>
-        <w:t xml:space="preserve">, cada pessoa a mais pelo preço combinado.</w:t>
-      </w:r>
-    </w:p>
-    <w:p>
-      <w:pPr>
-        <w:spacing w:after="140" w:line="280"/>
-      </w:pPr>
-      <w:r>
-        <w:rPr>
-          <w:color w:val="23293D"/>
-          <w:sz w:val="21"/>
-          <w:szCs w:val="21"/>
-        </w:rPr>
-        <w:t xml:space="preserve">A </w:t>
-      </w:r>
-      <w:r>
-        <w:rPr>
-          <w:b/>
-          <w:bCs/>
-          <w:color w:val="23293D"/>
-          <w:sz w:val="21"/>
-          <w:szCs w:val="21"/>
-        </w:rPr>
-        <w:t xml:space="preserve">implantação</w:t>
-      </w:r>
-      <w:r>
-        <w:rPr>
-          <w:color w:val="23293D"/>
-          <w:sz w:val="21"/>
-          <w:szCs w:val="21"/>
-        </w:rPr>
-        <w:t xml:space="preserve"> dos que entram também aparece no termo — é o primeiro pagamento deles: na empresa por titular, cada titular novo pelo preço da tabela depois da inclusão; na de valor fixo, o </w:t>
-      </w:r>
-      <w:r>
-        <w:rPr>
-          <w:b/>
-          <w:bCs/>
-          <w:color w:val="23293D"/>
-          <w:sz w:val="21"/>
-          <w:szCs w:val="21"/>
-        </w:rPr>
-        <w:t xml:space="preserve">acréscimo mensal</w:t>
-      </w:r>
-      <w:r>
-        <w:rPr>
-          <w:color w:val="23293D"/>
-          <w:sz w:val="21"/>
-          <w:szCs w:val="21"/>
-        </w:rPr>
-        <w:t xml:space="preserve"> do termo. É o mesmo número que </w:t>
-      </w:r>
-      <w:r>
-        <w:rPr>
-          <w:b/>
-          <w:bCs/>
-          <w:color w:val="23293D"/>
-          <w:sz w:val="21"/>
-          <w:szCs w:val="21"/>
-        </w:rPr>
-        <w:t xml:space="preserve">Gerar implantação</w:t>
-      </w:r>
-      <w:r>
-        <w:rPr>
-          <w:color w:val="23293D"/>
-          <w:sz w:val="21"/>
-          <w:szCs w:val="21"/>
-        </w:rPr>
-        <w:t xml:space="preserve"> vai cobrar.</w:t>
       </w:r>
     </w:p>
     <w:p>
@@ -11279,21 +12398,276 @@
       </w:pPr>
       <w:r>
         <w:rPr>
-          <w:b/>
-          <w:bCs/>
-          <w:color w:val="23293D"/>
-          <w:sz w:val="21"/>
-          <w:szCs w:val="21"/>
-        </w:rPr>
-        <w:t xml:space="preserve">Abrir</w:t>
-      </w:r>
-      <w:r>
-        <w:rPr>
-          <w:color w:val="23293D"/>
-          <w:sz w:val="21"/>
-          <w:szCs w:val="21"/>
-        </w:rPr>
-        <w:t xml:space="preserve"> mostra o documento, curto, pronto para PDF.</w:t>
+          <w:color w:val="23293D"/>
+          <w:sz w:val="21"/>
+          <w:szCs w:val="21"/>
+        </w:rPr>
+        <w:t xml:space="preserve">O sistema calcula a diferença: - </w:t>
+      </w:r>
+      <w:r>
+        <w:rPr>
+          <w:b/>
+          <w:bCs/>
+          <w:color w:val="23293D"/>
+          <w:sz w:val="21"/>
+          <w:szCs w:val="21"/>
+        </w:rPr>
+        <w:t xml:space="preserve">Empresa por titular</w:t>
+      </w:r>
+      <w:r>
+        <w:rPr>
+          <w:color w:val="23293D"/>
+          <w:sz w:val="21"/>
+          <w:szCs w:val="21"/>
+        </w:rPr>
+        <w:t xml:space="preserve"> → pela </w:t>
+      </w:r>
+      <w:r>
+        <w:rPr>
+          <w:b/>
+          <w:bCs/>
+          <w:color w:val="23293D"/>
+          <w:sz w:val="21"/>
+          <w:szCs w:val="21"/>
+        </w:rPr>
+        <w:t xml:space="preserve">tabela da empresa</w:t>
+      </w:r>
+      <w:r>
+        <w:rPr>
+          <w:color w:val="23293D"/>
+          <w:sz w:val="21"/>
+          <w:szCs w:val="21"/>
+        </w:rPr>
+        <w:t xml:space="preserve">, com a faixa. O termo mostra a mensalidade dos titulares </w:t>
+      </w:r>
+      <w:r>
+        <w:rPr>
+          <w:b/>
+          <w:bCs/>
+          <w:color w:val="23293D"/>
+          <w:sz w:val="21"/>
+          <w:szCs w:val="21"/>
+        </w:rPr>
+        <w:t xml:space="preserve">antes e depois</w:t>
+      </w:r>
+      <w:r>
+        <w:rPr>
+          <w:color w:val="23293D"/>
+          <w:sz w:val="21"/>
+          <w:szCs w:val="21"/>
+        </w:rPr>
+        <w:t xml:space="preserve"> — por exemplo, </w:t>
+      </w:r>
+      <w:r>
+        <w:rPr>
+          <w:i/>
+          <w:iCs/>
+          <w:color w:val="23293D"/>
+          <w:sz w:val="21"/>
+          <w:szCs w:val="21"/>
+        </w:rPr>
+        <w:t xml:space="preserve">"passa de 3 × R$ 39,90 = R$ 119,70 para 5 × R$ 39,90 = R$ 199,50"</w:t>
+      </w:r>
+      <w:r>
+        <w:rPr>
+          <w:color w:val="23293D"/>
+          <w:sz w:val="21"/>
+          <w:szCs w:val="21"/>
+        </w:rPr>
+        <w:t xml:space="preserve">. Se a nova quantidade mudar a faixa, o preço novo vale para </w:t>
+      </w:r>
+      <w:r>
+        <w:rPr>
+          <w:b/>
+          <w:bCs/>
+          <w:color w:val="23293D"/>
+          <w:sz w:val="21"/>
+          <w:szCs w:val="21"/>
+        </w:rPr>
+        <w:t xml:space="preserve">todos</w:t>
+      </w:r>
+      <w:r>
+        <w:rPr>
+          <w:color w:val="23293D"/>
+          <w:sz w:val="21"/>
+          <w:szCs w:val="21"/>
+        </w:rPr>
+        <w:t xml:space="preserve">, e o termo diz isso; a diferença pode até ser </w:t>
+      </w:r>
+      <w:r>
+        <w:rPr>
+          <w:b/>
+          <w:bCs/>
+          <w:color w:val="23293D"/>
+          <w:sz w:val="21"/>
+          <w:szCs w:val="21"/>
+        </w:rPr>
+        <w:t xml:space="preserve">a menos</w:t>
+      </w:r>
+      <w:r>
+        <w:rPr>
+          <w:color w:val="23293D"/>
+          <w:sz w:val="21"/>
+          <w:szCs w:val="21"/>
+        </w:rPr>
+        <w:t xml:space="preserve">. Os </w:t>
+      </w:r>
+      <w:r>
+        <w:rPr>
+          <w:b/>
+          <w:bCs/>
+          <w:color w:val="23293D"/>
+          <w:sz w:val="21"/>
+          <w:szCs w:val="21"/>
+        </w:rPr>
+        <w:t xml:space="preserve">dependentes</w:t>
+      </w:r>
+      <w:r>
+        <w:rPr>
+          <w:color w:val="23293D"/>
+          <w:sz w:val="21"/>
+          <w:szCs w:val="21"/>
+        </w:rPr>
+        <w:t xml:space="preserve"> aparecem pela tabela de dependentes do contrato, conforme o plano de cada família — sem total estimado. - </w:t>
+      </w:r>
+      <w:r>
+        <w:rPr>
+          <w:b/>
+          <w:bCs/>
+          <w:color w:val="23293D"/>
+          <w:sz w:val="21"/>
+          <w:szCs w:val="21"/>
+        </w:rPr>
+        <w:t xml:space="preserve">Empresa de valor fixo</w:t>
+      </w:r>
+      <w:r>
+        <w:rPr>
+          <w:color w:val="23293D"/>
+          <w:sz w:val="21"/>
+          <w:szCs w:val="21"/>
+        </w:rPr>
+        <w:t xml:space="preserve"> → pela regra combinada (seção 6.6), partindo do que ela </w:t>
+      </w:r>
+      <w:r>
+        <w:rPr>
+          <w:b/>
+          <w:bCs/>
+          <w:color w:val="23293D"/>
+          <w:sz w:val="21"/>
+          <w:szCs w:val="21"/>
+        </w:rPr>
+        <w:t xml:space="preserve">paga de verdade hoje</w:t>
+      </w:r>
+      <w:r>
+        <w:rPr>
+          <w:color w:val="23293D"/>
+          <w:sz w:val="21"/>
+          <w:szCs w:val="21"/>
+        </w:rPr>
+        <w:t xml:space="preserve"> (o valor fixo + os termos já aceitos): </w:t>
+      </w:r>
+      <w:r>
+        <w:rPr>
+          <w:b/>
+          <w:bCs/>
+          <w:color w:val="23293D"/>
+          <w:sz w:val="21"/>
+          <w:szCs w:val="21"/>
+        </w:rPr>
+        <w:t xml:space="preserve">novo valor fixo</w:t>
+      </w:r>
+      <w:r>
+        <w:rPr>
+          <w:color w:val="23293D"/>
+          <w:sz w:val="21"/>
+          <w:szCs w:val="21"/>
+        </w:rPr>
+        <w:t xml:space="preserve"> cobra o novo fixo menos isso; </w:t>
+      </w:r>
+      <w:r>
+        <w:rPr>
+          <w:b/>
+          <w:bCs/>
+          <w:color w:val="23293D"/>
+          <w:sz w:val="21"/>
+          <w:szCs w:val="21"/>
+        </w:rPr>
+        <w:t xml:space="preserve">por adesão</w:t>
+      </w:r>
+      <w:r>
+        <w:rPr>
+          <w:color w:val="23293D"/>
+          <w:sz w:val="21"/>
+          <w:szCs w:val="21"/>
+        </w:rPr>
+        <w:t xml:space="preserve">, cada pessoa a mais pelo preço combinado.</w:t>
+      </w:r>
+    </w:p>
+    <w:p>
+      <w:pPr>
+        <w:spacing w:after="140" w:line="280"/>
+      </w:pPr>
+      <w:r>
+        <w:rPr>
+          <w:color w:val="23293D"/>
+          <w:sz w:val="21"/>
+          <w:szCs w:val="21"/>
+        </w:rPr>
+        <w:t xml:space="preserve">A </w:t>
+      </w:r>
+      <w:r>
+        <w:rPr>
+          <w:b/>
+          <w:bCs/>
+          <w:color w:val="23293D"/>
+          <w:sz w:val="21"/>
+          <w:szCs w:val="21"/>
+        </w:rPr>
+        <w:t xml:space="preserve">implantação</w:t>
+      </w:r>
+      <w:r>
+        <w:rPr>
+          <w:color w:val="23293D"/>
+          <w:sz w:val="21"/>
+          <w:szCs w:val="21"/>
+        </w:rPr>
+        <w:t xml:space="preserve"> dos que entram também aparece no termo — é o primeiro pagamento deles: na empresa por titular, cada titular novo pelo preço da tabela depois da inclusão; na de valor fixo, o </w:t>
+      </w:r>
+      <w:r>
+        <w:rPr>
+          <w:b/>
+          <w:bCs/>
+          <w:color w:val="23293D"/>
+          <w:sz w:val="21"/>
+          <w:szCs w:val="21"/>
+        </w:rPr>
+        <w:t xml:space="preserve">acréscimo mensal</w:t>
+      </w:r>
+      <w:r>
+        <w:rPr>
+          <w:color w:val="23293D"/>
+          <w:sz w:val="21"/>
+          <w:szCs w:val="21"/>
+        </w:rPr>
+        <w:t xml:space="preserve"> do termo. É o mesmo número que </w:t>
+      </w:r>
+      <w:r>
+        <w:rPr>
+          <w:b/>
+          <w:bCs/>
+          <w:color w:val="23293D"/>
+          <w:sz w:val="21"/>
+          <w:szCs w:val="21"/>
+        </w:rPr>
+        <w:t xml:space="preserve">Gerar implantação</w:t>
+      </w:r>
+      <w:r>
+        <w:rPr>
+          <w:color w:val="23293D"/>
+          <w:sz w:val="21"/>
+          <w:szCs w:val="21"/>
+        </w:rPr>
+        <w:t xml:space="preserve"> vai cobrar.</w:t>
       </w:r>
     </w:p>
     <w:p>
@@ -11301,7 +12675,35 @@
         <w:pStyle w:val="ListParagraph"/>
         <w:numPr>
           <w:ilvl w:val="0"/>
-          <w:numId w:val="19"/>
+          <w:numId w:val="20"/>
+        </w:numPr>
+        <w:spacing w:after="80" w:line="270"/>
+      </w:pPr>
+      <w:r>
+        <w:rPr>
+          <w:b/>
+          <w:bCs/>
+          <w:color w:val="23293D"/>
+          <w:sz w:val="21"/>
+          <w:szCs w:val="21"/>
+        </w:rPr>
+        <w:t xml:space="preserve">Abrir</w:t>
+      </w:r>
+      <w:r>
+        <w:rPr>
+          <w:color w:val="23293D"/>
+          <w:sz w:val="21"/>
+          <w:szCs w:val="21"/>
+        </w:rPr>
+        <w:t xml:space="preserve"> mostra o documento, curto, pronto para PDF.</w:t>
+      </w:r>
+    </w:p>
+    <w:p>
+      <w:pPr>
+        <w:pStyle w:val="ListParagraph"/>
+        <w:numPr>
+          <w:ilvl w:val="0"/>
+          <w:numId w:val="20"/>
         </w:numPr>
         <w:spacing w:after="80" w:line="270"/>
       </w:pPr>
@@ -13405,7 +14807,7 @@
         <w:pStyle w:val="ListParagraph"/>
         <w:numPr>
           <w:ilvl w:val="0"/>
-          <w:numId w:val="20"/>
+          <w:numId w:val="21"/>
         </w:numPr>
         <w:spacing w:after="80" w:line="270"/>
       </w:pPr>
@@ -13452,209 +14854,6 @@
           <w:szCs w:val="21"/>
         </w:rPr>
         <w:t xml:space="preserve">, mesmo que ainda haja menos gente cadastrada — e a tela diz isso, com os dois números.</w:t>
-      </w:r>
-    </w:p>
-    <w:p>
-      <w:pPr>
-        <w:pStyle w:val="ListParagraph"/>
-        <w:numPr>
-          <w:ilvl w:val="0"/>
-          <w:numId w:val="20"/>
-        </w:numPr>
-        <w:spacing w:after="80" w:line="270"/>
-      </w:pPr>
-      <w:r>
-        <w:rPr>
-          <w:color w:val="23293D"/>
-          <w:sz w:val="21"/>
-          <w:szCs w:val="21"/>
-        </w:rPr>
-        <w:t xml:space="preserve">Se </w:t>
-      </w:r>
-      <w:r>
-        <w:rPr>
-          <w:b/>
-          <w:bCs/>
-          <w:color w:val="23293D"/>
-          <w:sz w:val="21"/>
-          <w:szCs w:val="21"/>
-        </w:rPr>
-        <w:t xml:space="preserve">não há titulares nem quantidade contratada</w:t>
-      </w:r>
-      <w:r>
-        <w:rPr>
-          <w:color w:val="23293D"/>
-          <w:sz w:val="21"/>
-          <w:szCs w:val="21"/>
-        </w:rPr>
-        <w:t xml:space="preserve">, a tela </w:t>
-      </w:r>
-      <w:r>
-        <w:rPr>
-          <w:b/>
-          <w:bCs/>
-          <w:color w:val="23293D"/>
-          <w:sz w:val="21"/>
-          <w:szCs w:val="21"/>
-        </w:rPr>
-        <w:t xml:space="preserve">pede o valor</w:t>
-      </w:r>
-      <w:r>
-        <w:rPr>
-          <w:color w:val="23293D"/>
-          <w:sz w:val="21"/>
-          <w:szCs w:val="21"/>
-        </w:rPr>
-        <w:t xml:space="preserve">.</w:t>
-      </w:r>
-    </w:p>
-    <w:p>
-      <w:pPr>
-        <w:pStyle w:val="ListParagraph"/>
-        <w:numPr>
-          <w:ilvl w:val="0"/>
-          <w:numId w:val="20"/>
-        </w:numPr>
-        <w:spacing w:after="80" w:line="270"/>
-      </w:pPr>
-      <w:r>
-        <w:rPr>
-          <w:color w:val="23293D"/>
-          <w:sz w:val="21"/>
-          <w:szCs w:val="21"/>
-        </w:rPr>
-        <w:t xml:space="preserve">A </w:t>
-      </w:r>
-      <w:r>
-        <w:rPr>
-          <w:b/>
-          <w:bCs/>
-          <w:color w:val="23293D"/>
-          <w:sz w:val="21"/>
-          <w:szCs w:val="21"/>
-        </w:rPr>
-        <w:t xml:space="preserve">mensalidade</w:t>
-      </w:r>
-      <w:r>
-        <w:rPr>
-          <w:color w:val="23293D"/>
-          <w:sz w:val="21"/>
-          <w:szCs w:val="21"/>
-        </w:rPr>
-        <w:t xml:space="preserve"> segue a mesma base (o contratado é o mínimo). A diferença: sem titulares </w:t>
-      </w:r>
-      <w:r>
-        <w:rPr>
-          <w:b/>
-          <w:bCs/>
-          <w:color w:val="23293D"/>
-          <w:sz w:val="21"/>
-          <w:szCs w:val="21"/>
-        </w:rPr>
-        <w:t xml:space="preserve">e</w:t>
-      </w:r>
-      <w:r>
-        <w:rPr>
-          <w:color w:val="23293D"/>
-          <w:sz w:val="21"/>
-          <w:szCs w:val="21"/>
-        </w:rPr>
-        <w:t xml:space="preserve"> sem quantidade contratada, a mensalidade </w:t>
-      </w:r>
-      <w:r>
-        <w:rPr>
-          <w:b/>
-          <w:bCs/>
-          <w:color w:val="23293D"/>
-          <w:sz w:val="21"/>
-          <w:szCs w:val="21"/>
-        </w:rPr>
-        <w:t xml:space="preserve">não é gerada</w:t>
-      </w:r>
-      <w:r>
-        <w:rPr>
-          <w:color w:val="23293D"/>
-          <w:sz w:val="21"/>
-          <w:szCs w:val="21"/>
-        </w:rPr>
-        <w:t xml:space="preserve"> — não existe valor combinado — e o sistema diz o que fazer.</w:t>
-      </w:r>
-    </w:p>
-    <w:p>
-      <w:pPr>
-        <w:spacing w:after="140" w:line="280"/>
-      </w:pPr>
-      <w:r>
-        <w:rPr>
-          <w:b/>
-          <w:bCs/>
-          <w:color w:val="23293D"/>
-          <w:sz w:val="21"/>
-          <w:szCs w:val="21"/>
-        </w:rPr>
-        <w:t xml:space="preserve">Cada titular paga a implantação UMA vez — na etapa em que entra.</w:t>
-      </w:r>
-      <w:r>
-        <w:rPr>
-          <w:color w:val="23293D"/>
-          <w:sz w:val="21"/>
-          <w:szCs w:val="21"/>
-        </w:rPr>
-        <w:t xml:space="preserve"> Quando a empresa inclui titulares depois (pelo </w:t>
-      </w:r>
-      <w:r>
-        <w:rPr>
-          <w:b/>
-          <w:bCs/>
-          <w:color w:val="23293D"/>
-          <w:sz w:val="21"/>
-          <w:szCs w:val="21"/>
-        </w:rPr>
-        <w:t xml:space="preserve">termo de inclusão</w:t>
-      </w:r>
-      <w:r>
-        <w:rPr>
-          <w:color w:val="23293D"/>
-          <w:sz w:val="21"/>
-          <w:szCs w:val="21"/>
-        </w:rPr>
-        <w:t xml:space="preserve">), o primeiro pagamento desses titulares novos é a implantação deles. Exemplo: empresa de 100 colaboradores aderiu com 80 e, meses depois, incluiu os outros 20. A primeira implantação cobrou os 80; ao clicar de novo em </w:t>
-      </w:r>
-      <w:r>
-        <w:rPr>
-          <w:b/>
-          <w:bCs/>
-          <w:color w:val="23293D"/>
-          <w:sz w:val="21"/>
-          <w:szCs w:val="21"/>
-        </w:rPr>
-        <w:t xml:space="preserve">Gerar implantação</w:t>
-      </w:r>
-      <w:r>
-        <w:rPr>
-          <w:color w:val="23293D"/>
-          <w:sz w:val="21"/>
-          <w:szCs w:val="21"/>
-        </w:rPr>
-        <w:t xml:space="preserve">, a tela cobra </w:t>
-      </w:r>
-      <w:r>
-        <w:rPr>
-          <w:b/>
-          <w:bCs/>
-          <w:color w:val="23293D"/>
-          <w:sz w:val="21"/>
-          <w:szCs w:val="21"/>
-        </w:rPr>
-        <w:t xml:space="preserve">só os 20</w:t>
-      </w:r>
-      <w:r>
-        <w:rPr>
-          <w:color w:val="23293D"/>
-          <w:sz w:val="21"/>
-          <w:szCs w:val="21"/>
-        </w:rPr>
-        <w:t xml:space="preserve"> e mostra a conta: quantos a empresa tem hoje (contratados + termos aceitos), quantos já pagaram e a diferença.</w:t>
       </w:r>
     </w:p>
     <w:p>
@@ -13672,43 +14871,43 @@
           <w:sz w:val="21"/>
           <w:szCs w:val="21"/>
         </w:rPr>
-        <w:t xml:space="preserve">O </w:t>
-      </w:r>
-      <w:r>
-        <w:rPr>
-          <w:b/>
-          <w:bCs/>
-          <w:color w:val="23293D"/>
-          <w:sz w:val="21"/>
-          <w:szCs w:val="21"/>
-        </w:rPr>
-        <w:t xml:space="preserve">preço por titular</w:t>
-      </w:r>
-      <w:r>
-        <w:rPr>
-          <w:color w:val="23293D"/>
-          <w:sz w:val="21"/>
-          <w:szCs w:val="21"/>
-        </w:rPr>
-        <w:t xml:space="preserve"> é o da </w:t>
-      </w:r>
-      <w:r>
-        <w:rPr>
-          <w:b/>
-          <w:bCs/>
-          <w:color w:val="23293D"/>
-          <w:sz w:val="21"/>
-          <w:szCs w:val="21"/>
-        </w:rPr>
-        <w:t xml:space="preserve">faixa da empresa inteira</w:t>
-      </w:r>
-      <w:r>
-        <w:rPr>
-          <w:color w:val="23293D"/>
-          <w:sz w:val="21"/>
-          <w:szCs w:val="21"/>
-        </w:rPr>
-        <w:t xml:space="preserve"> (100, no exemplo), não a de 20 — quem entra depois não paga mais caro por isso.</w:t>
+        <w:t xml:space="preserve">Se </w:t>
+      </w:r>
+      <w:r>
+        <w:rPr>
+          <w:b/>
+          <w:bCs/>
+          <w:color w:val="23293D"/>
+          <w:sz w:val="21"/>
+          <w:szCs w:val="21"/>
+        </w:rPr>
+        <w:t xml:space="preserve">não há titulares nem quantidade contratada</w:t>
+      </w:r>
+      <w:r>
+        <w:rPr>
+          <w:color w:val="23293D"/>
+          <w:sz w:val="21"/>
+          <w:szCs w:val="21"/>
+        </w:rPr>
+        <w:t xml:space="preserve">, a tela </w:t>
+      </w:r>
+      <w:r>
+        <w:rPr>
+          <w:b/>
+          <w:bCs/>
+          <w:color w:val="23293D"/>
+          <w:sz w:val="21"/>
+          <w:szCs w:val="21"/>
+        </w:rPr>
+        <w:t xml:space="preserve">pede o valor</w:t>
+      </w:r>
+      <w:r>
+        <w:rPr>
+          <w:color w:val="23293D"/>
+          <w:sz w:val="21"/>
+          <w:szCs w:val="21"/>
+        </w:rPr>
+        <w:t xml:space="preserve">.</w:t>
       </w:r>
     </w:p>
     <w:p>
@@ -13726,43 +14925,138 @@
           <w:sz w:val="21"/>
           <w:szCs w:val="21"/>
         </w:rPr>
-        <w:t xml:space="preserve">Se </w:t>
-      </w:r>
-      <w:r>
-        <w:rPr>
-          <w:b/>
-          <w:bCs/>
-          <w:color w:val="23293D"/>
-          <w:sz w:val="21"/>
-          <w:szCs w:val="21"/>
-        </w:rPr>
-        <w:t xml:space="preserve">todos já pagaram</w:t>
-      </w:r>
-      <w:r>
-        <w:rPr>
-          <w:color w:val="23293D"/>
-          <w:sz w:val="21"/>
-          <w:szCs w:val="21"/>
-        </w:rPr>
-        <w:t xml:space="preserve">, o sistema </w:t>
-      </w:r>
-      <w:r>
-        <w:rPr>
-          <w:b/>
-          <w:bCs/>
-          <w:color w:val="23293D"/>
-          <w:sz w:val="21"/>
-          <w:szCs w:val="21"/>
-        </w:rPr>
-        <w:t xml:space="preserve">não gera</w:t>
-      </w:r>
-      <w:r>
-        <w:rPr>
-          <w:color w:val="23293D"/>
-          <w:sz w:val="21"/>
-          <w:szCs w:val="21"/>
-        </w:rPr>
-        <w:t xml:space="preserve"> e diz por quê. É também o que impede a mesma implantação de sair duas vezes por dois cliques.</w:t>
+        <w:t xml:space="preserve">A </w:t>
+      </w:r>
+      <w:r>
+        <w:rPr>
+          <w:b/>
+          <w:bCs/>
+          <w:color w:val="23293D"/>
+          <w:sz w:val="21"/>
+          <w:szCs w:val="21"/>
+        </w:rPr>
+        <w:t xml:space="preserve">mensalidade</w:t>
+      </w:r>
+      <w:r>
+        <w:rPr>
+          <w:color w:val="23293D"/>
+          <w:sz w:val="21"/>
+          <w:szCs w:val="21"/>
+        </w:rPr>
+        <w:t xml:space="preserve"> segue a mesma base (o contratado é o mínimo). A diferença: sem titulares </w:t>
+      </w:r>
+      <w:r>
+        <w:rPr>
+          <w:b/>
+          <w:bCs/>
+          <w:color w:val="23293D"/>
+          <w:sz w:val="21"/>
+          <w:szCs w:val="21"/>
+        </w:rPr>
+        <w:t xml:space="preserve">e</w:t>
+      </w:r>
+      <w:r>
+        <w:rPr>
+          <w:color w:val="23293D"/>
+          <w:sz w:val="21"/>
+          <w:szCs w:val="21"/>
+        </w:rPr>
+        <w:t xml:space="preserve"> sem quantidade contratada, a mensalidade </w:t>
+      </w:r>
+      <w:r>
+        <w:rPr>
+          <w:b/>
+          <w:bCs/>
+          <w:color w:val="23293D"/>
+          <w:sz w:val="21"/>
+          <w:szCs w:val="21"/>
+        </w:rPr>
+        <w:t xml:space="preserve">não é gerada</w:t>
+      </w:r>
+      <w:r>
+        <w:rPr>
+          <w:color w:val="23293D"/>
+          <w:sz w:val="21"/>
+          <w:szCs w:val="21"/>
+        </w:rPr>
+        <w:t xml:space="preserve"> — não existe valor combinado — e o sistema diz o que fazer.</w:t>
+      </w:r>
+    </w:p>
+    <w:p>
+      <w:pPr>
+        <w:spacing w:after="140" w:line="280"/>
+      </w:pPr>
+      <w:r>
+        <w:rPr>
+          <w:b/>
+          <w:bCs/>
+          <w:color w:val="23293D"/>
+          <w:sz w:val="21"/>
+          <w:szCs w:val="21"/>
+        </w:rPr>
+        <w:t xml:space="preserve">Cada titular paga a implantação UMA vez — na etapa em que entra.</w:t>
+      </w:r>
+      <w:r>
+        <w:rPr>
+          <w:color w:val="23293D"/>
+          <w:sz w:val="21"/>
+          <w:szCs w:val="21"/>
+        </w:rPr>
+        <w:t xml:space="preserve"> Quando a empresa inclui titulares depois (pelo </w:t>
+      </w:r>
+      <w:r>
+        <w:rPr>
+          <w:b/>
+          <w:bCs/>
+          <w:color w:val="23293D"/>
+          <w:sz w:val="21"/>
+          <w:szCs w:val="21"/>
+        </w:rPr>
+        <w:t xml:space="preserve">termo de inclusão</w:t>
+      </w:r>
+      <w:r>
+        <w:rPr>
+          <w:color w:val="23293D"/>
+          <w:sz w:val="21"/>
+          <w:szCs w:val="21"/>
+        </w:rPr>
+        <w:t xml:space="preserve">), o primeiro pagamento desses titulares novos é a implantação deles. Exemplo: empresa de 100 colaboradores aderiu com 80 e, meses depois, incluiu os outros 20. A primeira implantação cobrou os 80; ao clicar de novo em </w:t>
+      </w:r>
+      <w:r>
+        <w:rPr>
+          <w:b/>
+          <w:bCs/>
+          <w:color w:val="23293D"/>
+          <w:sz w:val="21"/>
+          <w:szCs w:val="21"/>
+        </w:rPr>
+        <w:t xml:space="preserve">Gerar implantação</w:t>
+      </w:r>
+      <w:r>
+        <w:rPr>
+          <w:color w:val="23293D"/>
+          <w:sz w:val="21"/>
+          <w:szCs w:val="21"/>
+        </w:rPr>
+        <w:t xml:space="preserve">, a tela cobra </w:t>
+      </w:r>
+      <w:r>
+        <w:rPr>
+          <w:b/>
+          <w:bCs/>
+          <w:color w:val="23293D"/>
+          <w:sz w:val="21"/>
+          <w:szCs w:val="21"/>
+        </w:rPr>
+        <w:t xml:space="preserve">só os 20</w:t>
+      </w:r>
+      <w:r>
+        <w:rPr>
+          <w:color w:val="23293D"/>
+          <w:sz w:val="21"/>
+          <w:szCs w:val="21"/>
+        </w:rPr>
+        <w:t xml:space="preserve"> e mostra a conta: quantos a empresa tem hoje (contratados + termos aceitos), quantos já pagaram e a diferença.</w:t>
       </w:r>
     </w:p>
     <w:p>
@@ -13770,27 +15064,53 @@
         <w:pStyle w:val="ListParagraph"/>
         <w:numPr>
           <w:ilvl w:val="0"/>
-          <w:numId w:val="21"/>
+          <w:numId w:val="22"/>
         </w:numPr>
         <w:spacing w:after="80" w:line="270"/>
       </w:pPr>
       <w:r>
         <w:rPr>
-          <w:b/>
-          <w:bCs/>
-          <w:color w:val="23293D"/>
-          <w:sz w:val="21"/>
-          <w:szCs w:val="21"/>
-        </w:rPr>
-        <w:t xml:space="preserve">Cobrança cancelada não conta</w:t>
-      </w:r>
-      <w:r>
-        <w:rPr>
-          <w:color w:val="23293D"/>
-          <w:sz w:val="21"/>
-          <w:szCs w:val="21"/>
-        </w:rPr>
-        <w:t xml:space="preserve"> como paga: se a implantação foi cancelada, a próxima cobra aqueles titulares de novo.</w:t>
+          <w:color w:val="23293D"/>
+          <w:sz w:val="21"/>
+          <w:szCs w:val="21"/>
+        </w:rPr>
+        <w:t xml:space="preserve">O </w:t>
+      </w:r>
+      <w:r>
+        <w:rPr>
+          <w:b/>
+          <w:bCs/>
+          <w:color w:val="23293D"/>
+          <w:sz w:val="21"/>
+          <w:szCs w:val="21"/>
+        </w:rPr>
+        <w:t xml:space="preserve">preço por titular</w:t>
+      </w:r>
+      <w:r>
+        <w:rPr>
+          <w:color w:val="23293D"/>
+          <w:sz w:val="21"/>
+          <w:szCs w:val="21"/>
+        </w:rPr>
+        <w:t xml:space="preserve"> é o da </w:t>
+      </w:r>
+      <w:r>
+        <w:rPr>
+          <w:b/>
+          <w:bCs/>
+          <w:color w:val="23293D"/>
+          <w:sz w:val="21"/>
+          <w:szCs w:val="21"/>
+        </w:rPr>
+        <w:t xml:space="preserve">faixa da empresa inteira</w:t>
+      </w:r>
+      <w:r>
+        <w:rPr>
+          <w:color w:val="23293D"/>
+          <w:sz w:val="21"/>
+          <w:szCs w:val="21"/>
+        </w:rPr>
+        <w:t xml:space="preserve"> (100, no exemplo), não a de 20 — quem entra depois não paga mais caro por isso.</w:t>
       </w:r>
     </w:p>
     <w:p>
@@ -13798,7 +15118,89 @@
         <w:pStyle w:val="ListParagraph"/>
         <w:numPr>
           <w:ilvl w:val="0"/>
-          <w:numId w:val="21"/>
+          <w:numId w:val="22"/>
+        </w:numPr>
+        <w:spacing w:after="80" w:line="270"/>
+      </w:pPr>
+      <w:r>
+        <w:rPr>
+          <w:color w:val="23293D"/>
+          <w:sz w:val="21"/>
+          <w:szCs w:val="21"/>
+        </w:rPr>
+        <w:t xml:space="preserve">Se </w:t>
+      </w:r>
+      <w:r>
+        <w:rPr>
+          <w:b/>
+          <w:bCs/>
+          <w:color w:val="23293D"/>
+          <w:sz w:val="21"/>
+          <w:szCs w:val="21"/>
+        </w:rPr>
+        <w:t xml:space="preserve">todos já pagaram</w:t>
+      </w:r>
+      <w:r>
+        <w:rPr>
+          <w:color w:val="23293D"/>
+          <w:sz w:val="21"/>
+          <w:szCs w:val="21"/>
+        </w:rPr>
+        <w:t xml:space="preserve">, o sistema </w:t>
+      </w:r>
+      <w:r>
+        <w:rPr>
+          <w:b/>
+          <w:bCs/>
+          <w:color w:val="23293D"/>
+          <w:sz w:val="21"/>
+          <w:szCs w:val="21"/>
+        </w:rPr>
+        <w:t xml:space="preserve">não gera</w:t>
+      </w:r>
+      <w:r>
+        <w:rPr>
+          <w:color w:val="23293D"/>
+          <w:sz w:val="21"/>
+          <w:szCs w:val="21"/>
+        </w:rPr>
+        <w:t xml:space="preserve"> e diz por quê. É também o que impede a mesma implantação de sair duas vezes por dois cliques.</w:t>
+      </w:r>
+    </w:p>
+    <w:p>
+      <w:pPr>
+        <w:pStyle w:val="ListParagraph"/>
+        <w:numPr>
+          <w:ilvl w:val="0"/>
+          <w:numId w:val="22"/>
+        </w:numPr>
+        <w:spacing w:after="80" w:line="270"/>
+      </w:pPr>
+      <w:r>
+        <w:rPr>
+          <w:b/>
+          <w:bCs/>
+          <w:color w:val="23293D"/>
+          <w:sz w:val="21"/>
+          <w:szCs w:val="21"/>
+        </w:rPr>
+        <w:t xml:space="preserve">Cobrança cancelada não conta</w:t>
+      </w:r>
+      <w:r>
+        <w:rPr>
+          <w:color w:val="23293D"/>
+          <w:sz w:val="21"/>
+          <w:szCs w:val="21"/>
+        </w:rPr>
+        <w:t xml:space="preserve"> como paga: se a implantação foi cancelada, a próxima cobra aqueles titulares de novo.</w:t>
+      </w:r>
+    </w:p>
+    <w:p>
+      <w:pPr>
+        <w:pStyle w:val="ListParagraph"/>
+        <w:numPr>
+          <w:ilvl w:val="0"/>
+          <w:numId w:val="22"/>
         </w:numPr>
         <w:spacing w:after="80" w:line="270"/>
       </w:pPr>
@@ -14167,7 +15569,7 @@
         <w:pStyle w:val="ListParagraph"/>
         <w:numPr>
           <w:ilvl w:val="0"/>
-          <w:numId w:val="22"/>
+          <w:numId w:val="23"/>
         </w:numPr>
         <w:spacing w:after="80" w:line="270"/>
       </w:pPr>
@@ -14206,218 +15608,6 @@
           <w:szCs w:val="21"/>
         </w:rPr>
         <w:t xml:space="preserve">. Cobrança já paga vem desabilitada.</w:t>
-      </w:r>
-    </w:p>
-    <w:p>
-      <w:pPr>
-        <w:pStyle w:val="ListParagraph"/>
-        <w:numPr>
-          <w:ilvl w:val="0"/>
-          <w:numId w:val="22"/>
-        </w:numPr>
-        <w:spacing w:after="80" w:line="270"/>
-      </w:pPr>
-      <w:r>
-        <w:rPr>
-          <w:b/>
-          <w:bCs/>
-          <w:color w:val="23293D"/>
-          <w:sz w:val="21"/>
-          <w:szCs w:val="21"/>
-        </w:rPr>
-        <w:t xml:space="preserve">Gerar mensalidades</w:t>
-      </w:r>
-      <w:r>
-        <w:rPr>
-          <w:color w:val="23293D"/>
-          <w:sz w:val="21"/>
-          <w:szCs w:val="21"/>
-        </w:rPr>
-        <w:t xml:space="preserve"> em lote: empresa que </w:t>
-      </w:r>
-      <w:r>
-        <w:rPr>
-          <w:b/>
-          <w:bCs/>
-          <w:color w:val="23293D"/>
-          <w:sz w:val="21"/>
-          <w:szCs w:val="21"/>
-        </w:rPr>
-        <w:t xml:space="preserve">já tem cobrança do mês é pulada</w:t>
-      </w:r>
-      <w:r>
-        <w:rPr>
-          <w:color w:val="23293D"/>
-          <w:sz w:val="21"/>
-          <w:szCs w:val="21"/>
-        </w:rPr>
-        <w:t xml:space="preserve">, e o aviso diz quais.</w:t>
-      </w:r>
-    </w:p>
-    <w:p>
-      <w:pPr>
-        <w:pStyle w:val="ListParagraph"/>
-        <w:numPr>
-          <w:ilvl w:val="0"/>
-          <w:numId w:val="22"/>
-        </w:numPr>
-        <w:spacing w:after="80" w:line="270"/>
-      </w:pPr>
-      <w:r>
-        <w:rPr>
-          <w:b/>
-          <w:bCs/>
-          <w:color w:val="23293D"/>
-          <w:sz w:val="21"/>
-          <w:szCs w:val="21"/>
-        </w:rPr>
-        <w:t xml:space="preserve">Imprimir a lista</w:t>
-      </w:r>
-      <w:r>
-        <w:rPr>
-          <w:color w:val="23293D"/>
-          <w:sz w:val="21"/>
-          <w:szCs w:val="21"/>
-        </w:rPr>
-        <w:t xml:space="preserve"> manda a tabela para o papel.</w:t>
-      </w:r>
-    </w:p>
-    <w:p>
-      <w:pPr>
-        <w:pStyle w:val="Heading2"/>
-      </w:pPr>
-      <w:r>
-        <w:rPr>
-          <w:color w:val="1F3253"/>
-        </w:rPr>
-        <w:t xml:space="preserve">O split</w:t>
-      </w:r>
-    </w:p>
-    <w:p>
-      <w:pPr>
-        <w:spacing w:after="140" w:line="280"/>
-      </w:pPr>
-      <w:r>
-        <w:rPr>
-          <w:color w:val="23293D"/>
-          <w:sz w:val="21"/>
-          <w:szCs w:val="21"/>
-        </w:rPr>
-        <w:t xml:space="preserve">Ao dar baixa, o pagamento é dividido </w:t>
-      </w:r>
-      <w:r>
-        <w:rPr>
-          <w:b/>
-          <w:bCs/>
-          <w:color w:val="23293D"/>
-          <w:sz w:val="21"/>
-          <w:szCs w:val="21"/>
-        </w:rPr>
-        <w:t xml:space="preserve">Risarte / RisLife</w:t>
-      </w:r>
-      <w:r>
-        <w:rPr>
-          <w:color w:val="23293D"/>
-          <w:sz w:val="21"/>
-          <w:szCs w:val="21"/>
-        </w:rPr>
-        <w:t xml:space="preserve">. O padrão da rede é </w:t>
-      </w:r>
-      <w:r>
-        <w:rPr>
-          <w:b/>
-          <w:bCs/>
-          <w:color w:val="23293D"/>
-          <w:sz w:val="21"/>
-          <w:szCs w:val="21"/>
-        </w:rPr>
-        <w:t xml:space="preserve">0% / 100% no primeiro pagamento</w:t>
-      </w:r>
-      <w:r>
-        <w:rPr>
-          <w:color w:val="23293D"/>
-          <w:sz w:val="21"/>
-          <w:szCs w:val="21"/>
-        </w:rPr>
-        <w:t xml:space="preserve"> e </w:t>
-      </w:r>
-      <w:r>
-        <w:rPr>
-          <w:b/>
-          <w:bCs/>
-          <w:color w:val="23293D"/>
-          <w:sz w:val="21"/>
-          <w:szCs w:val="21"/>
-        </w:rPr>
-        <w:t xml:space="preserve">50% / 50% nas mensalidades</w:t>
-      </w:r>
-      <w:r>
-        <w:rPr>
-          <w:color w:val="23293D"/>
-          <w:sz w:val="21"/>
-          <w:szCs w:val="21"/>
-        </w:rPr>
-        <w:t xml:space="preserve"> (Configurações → Split de pagamento).</w:t>
-      </w:r>
-    </w:p>
-    <w:p>
-      <w:pPr>
-        <w:pStyle w:val="Heading2"/>
-      </w:pPr>
-      <w:r>
-        <w:rPr>
-          <w:color w:val="1F3253"/>
-        </w:rPr>
-        <w:t xml:space="preserve">Estornar uma baixa</w:t>
-      </w:r>
-    </w:p>
-    <w:p>
-      <w:pPr>
-        <w:spacing w:after="140" w:line="280"/>
-      </w:pPr>
-      <w:r>
-        <w:rPr>
-          <w:color w:val="23293D"/>
-          <w:sz w:val="21"/>
-          <w:szCs w:val="21"/>
-        </w:rPr>
-        <w:t xml:space="preserve">Baixa errada acontece; o que não pode é ficar sem saída. Na linha </w:t>
-      </w:r>
-      <w:r>
-        <w:rPr>
-          <w:b/>
-          <w:bCs/>
-          <w:color w:val="23293D"/>
-          <w:sz w:val="21"/>
-          <w:szCs w:val="21"/>
-        </w:rPr>
-        <w:t xml:space="preserve">Paga</w:t>
-      </w:r>
-      <w:r>
-        <w:rPr>
-          <w:color w:val="23293D"/>
-          <w:sz w:val="21"/>
-          <w:szCs w:val="21"/>
-        </w:rPr>
-        <w:t xml:space="preserve">, botão </w:t>
-      </w:r>
-      <w:r>
-        <w:rPr>
-          <w:b/>
-          <w:bCs/>
-          <w:color w:val="23293D"/>
-          <w:sz w:val="21"/>
-          <w:szCs w:val="21"/>
-        </w:rPr>
-        <w:t xml:space="preserve">Estornar</w:t>
-      </w:r>
-      <w:r>
-        <w:rPr>
-          <w:color w:val="23293D"/>
-          <w:sz w:val="21"/>
-          <w:szCs w:val="21"/>
-        </w:rPr>
-        <w:t xml:space="preserve">:</w:t>
       </w:r>
     </w:p>
     <w:p>
@@ -14437,15 +15627,33 @@
           <w:sz w:val="21"/>
           <w:szCs w:val="21"/>
         </w:rPr>
-        <w:t xml:space="preserve">Motivo obrigatório</w:t>
-      </w:r>
-      <w:r>
-        <w:rPr>
-          <w:color w:val="23293D"/>
-          <w:sz w:val="21"/>
-          <w:szCs w:val="21"/>
-        </w:rPr>
-        <w:t xml:space="preserve"> (mínimo 5 letras), e o sistema avisa o que vai acontecer antes de confirmar.</w:t>
+        <w:t xml:space="preserve">Gerar mensalidades</w:t>
+      </w:r>
+      <w:r>
+        <w:rPr>
+          <w:color w:val="23293D"/>
+          <w:sz w:val="21"/>
+          <w:szCs w:val="21"/>
+        </w:rPr>
+        <w:t xml:space="preserve"> em lote: empresa que </w:t>
+      </w:r>
+      <w:r>
+        <w:rPr>
+          <w:b/>
+          <w:bCs/>
+          <w:color w:val="23293D"/>
+          <w:sz w:val="21"/>
+          <w:szCs w:val="21"/>
+        </w:rPr>
+        <w:t xml:space="preserve">já tem cobrança do mês é pulada</w:t>
+      </w:r>
+      <w:r>
+        <w:rPr>
+          <w:color w:val="23293D"/>
+          <w:sz w:val="21"/>
+          <w:szCs w:val="21"/>
+        </w:rPr>
+        <w:t xml:space="preserve">, e o aviso diz quais.</w:t>
       </w:r>
     </w:p>
     <w:p>
@@ -14459,147 +15667,21 @@
       </w:pPr>
       <w:r>
         <w:rPr>
-          <w:color w:val="23293D"/>
-          <w:sz w:val="21"/>
-          <w:szCs w:val="21"/>
-        </w:rPr>
-        <w:t xml:space="preserve">A cobrança volta à </w:t>
-      </w:r>
-      <w:r>
-        <w:rPr>
-          <w:b/>
-          <w:bCs/>
-          <w:color w:val="23293D"/>
-          <w:sz w:val="21"/>
-          <w:szCs w:val="21"/>
-        </w:rPr>
-        <w:t xml:space="preserve">situação do vencimento</w:t>
-      </w:r>
-      <w:r>
-        <w:rPr>
-          <w:color w:val="23293D"/>
-          <w:sz w:val="21"/>
-          <w:szCs w:val="21"/>
-        </w:rPr>
-        <w:t xml:space="preserve"> — </w:t>
-      </w:r>
-      <w:r>
-        <w:rPr>
-          <w:i/>
-          <w:iCs/>
-          <w:color w:val="23293D"/>
-          <w:sz w:val="21"/>
-          <w:szCs w:val="21"/>
-        </w:rPr>
-        <w:t xml:space="preserve">Em atraso</w:t>
-      </w:r>
-      <w:r>
-        <w:rPr>
-          <w:color w:val="23293D"/>
-          <w:sz w:val="21"/>
-          <w:szCs w:val="21"/>
-        </w:rPr>
-        <w:t xml:space="preserve"> se já venceu, </w:t>
-      </w:r>
-      <w:r>
-        <w:rPr>
-          <w:i/>
-          <w:iCs/>
-          <w:color w:val="23293D"/>
-          <w:sz w:val="21"/>
-          <w:szCs w:val="21"/>
-        </w:rPr>
-        <w:t xml:space="preserve">Pendente</w:t>
-      </w:r>
-      <w:r>
-        <w:rPr>
-          <w:color w:val="23293D"/>
-          <w:sz w:val="21"/>
-          <w:szCs w:val="21"/>
-        </w:rPr>
-        <w:t xml:space="preserve"> se não.</w:t>
-      </w:r>
-    </w:p>
-    <w:p>
-      <w:pPr>
-        <w:pStyle w:val="ListParagraph"/>
-        <w:numPr>
-          <w:ilvl w:val="0"/>
-          <w:numId w:val="23"/>
-        </w:numPr>
-        <w:spacing w:after="80" w:line="270"/>
-      </w:pPr>
-      <w:r>
-        <w:rPr>
-          <w:b/>
-          <w:bCs/>
-          <w:color w:val="23293D"/>
-          <w:sz w:val="21"/>
-          <w:szCs w:val="21"/>
-        </w:rPr>
-        <w:t xml:space="preserve">O pagamento e o split são apagados</w:t>
-      </w:r>
-      <w:r>
-        <w:rPr>
-          <w:color w:val="23293D"/>
-          <w:sz w:val="21"/>
-          <w:szCs w:val="21"/>
-        </w:rPr>
-        <w:t xml:space="preserve">, e o motivo fica gravado com o nome de quem estornou.</w:t>
-      </w:r>
-    </w:p>
-    <w:p>
-      <w:pPr>
-        <w:pStyle w:val="ListParagraph"/>
-        <w:numPr>
-          <w:ilvl w:val="0"/>
-          <w:numId w:val="23"/>
-        </w:numPr>
-        <w:spacing w:after="80" w:line="270"/>
-      </w:pPr>
-      <w:r>
-        <w:rPr>
-          <w:color w:val="23293D"/>
-          <w:sz w:val="21"/>
-          <w:szCs w:val="21"/>
-        </w:rPr>
-        <w:t xml:space="preserve">Se a empresa tinha sido reativada por aquela baixa e continua devendo, ela é </w:t>
-      </w:r>
-      <w:r>
-        <w:rPr>
-          <w:b/>
-          <w:bCs/>
-          <w:color w:val="23293D"/>
-          <w:sz w:val="21"/>
-          <w:szCs w:val="21"/>
-        </w:rPr>
-        <w:t xml:space="preserve">suspensa de novo</w:t>
-      </w:r>
-      <w:r>
-        <w:rPr>
-          <w:color w:val="23293D"/>
-          <w:sz w:val="21"/>
-          <w:szCs w:val="21"/>
-        </w:rPr>
-        <w:t xml:space="preserve"> — estornar não pode virar um jeito silencioso de manter ativa uma empresa inadimplente.</w:t>
-      </w:r>
-    </w:p>
-    <w:p>
-      <w:pPr>
-        <w:pStyle w:val="ListParagraph"/>
-        <w:numPr>
-          <w:ilvl w:val="0"/>
-          <w:numId w:val="23"/>
-        </w:numPr>
-        <w:spacing w:after="80" w:line="270"/>
-      </w:pPr>
-      <w:r>
-        <w:rPr>
-          <w:color w:val="23293D"/>
-          <w:sz w:val="21"/>
-          <w:szCs w:val="21"/>
-        </w:rPr>
-        <w:t xml:space="preserve">Estornar duas vezes a mesma cobrança é recusado.</w:t>
+          <w:b/>
+          <w:bCs/>
+          <w:color w:val="23293D"/>
+          <w:sz w:val="21"/>
+          <w:szCs w:val="21"/>
+        </w:rPr>
+        <w:t xml:space="preserve">Imprimir a lista</w:t>
+      </w:r>
+      <w:r>
+        <w:rPr>
+          <w:color w:val="23293D"/>
+          <w:sz w:val="21"/>
+          <w:szCs w:val="21"/>
+        </w:rPr>
+        <w:t xml:space="preserve"> manda a tabela para o papel.</w:t>
       </w:r>
     </w:p>
     <w:p>
@@ -14610,7 +15692,7 @@
         <w:rPr>
           <w:color w:val="1F3253"/>
         </w:rPr>
-        <w:t xml:space="preserve">Inadimplência</w:t>
+        <w:t xml:space="preserve">O split</w:t>
       </w:r>
     </w:p>
     <w:p>
@@ -14619,116 +15701,76 @@
       </w:pPr>
       <w:r>
         <w:rPr>
-          <w:b/>
-          <w:bCs/>
-          <w:color w:val="23293D"/>
-          <w:sz w:val="21"/>
-          <w:szCs w:val="21"/>
-        </w:rPr>
-        <w:t xml:space="preserve">Checar inadimplência</w:t>
-      </w:r>
-      <w:r>
-        <w:rPr>
-          <w:color w:val="23293D"/>
-          <w:sz w:val="21"/>
-          <w:szCs w:val="21"/>
-        </w:rPr>
-        <w:t xml:space="preserve"> marca as vencidas e, passada a carência, </w:t>
-      </w:r>
-      <w:r>
-        <w:rPr>
-          <w:b/>
-          <w:bCs/>
-          <w:color w:val="23293D"/>
-          <w:sz w:val="21"/>
-          <w:szCs w:val="21"/>
-        </w:rPr>
-        <w:t xml:space="preserve">suspende</w:t>
-      </w:r>
-      <w:r>
-        <w:rPr>
-          <w:color w:val="23293D"/>
-          <w:sz w:val="21"/>
-          <w:szCs w:val="21"/>
-        </w:rPr>
-        <w:t xml:space="preserve"> a empresa. Empresa </w:t>
-      </w:r>
-      <w:r>
-        <w:rPr>
-          <w:b/>
-          <w:bCs/>
-          <w:color w:val="23293D"/>
-          <w:sz w:val="21"/>
-          <w:szCs w:val="21"/>
-        </w:rPr>
-        <w:t xml:space="preserve">Suspensa</w:t>
-      </w:r>
-      <w:r>
-        <w:rPr>
-          <w:color w:val="23293D"/>
-          <w:sz w:val="21"/>
-          <w:szCs w:val="21"/>
-        </w:rPr>
-        <w:t xml:space="preserve"> tem os benefícios </w:t>
-      </w:r>
-      <w:r>
-        <w:rPr>
-          <w:b/>
-          <w:bCs/>
-          <w:color w:val="23293D"/>
-          <w:sz w:val="21"/>
-          <w:szCs w:val="21"/>
-        </w:rPr>
-        <w:t xml:space="preserve">bloqueados</w:t>
-      </w:r>
-      <w:r>
-        <w:rPr>
-          <w:color w:val="23293D"/>
-          <w:sz w:val="21"/>
-          <w:szCs w:val="21"/>
-        </w:rPr>
-        <w:t xml:space="preserve"> — e o aviso aparece na ficha do cliente e no orçamento. Quando a dívida some, a suspensão que o </w:t>
-      </w:r>
-      <w:r>
-        <w:rPr>
-          <w:b/>
-          <w:bCs/>
-          <w:color w:val="23293D"/>
-          <w:sz w:val="21"/>
-          <w:szCs w:val="21"/>
-        </w:rPr>
-        <w:t xml:space="preserve">sistema</w:t>
-      </w:r>
-      <w:r>
-        <w:rPr>
-          <w:color w:val="23293D"/>
-          <w:sz w:val="21"/>
-          <w:szCs w:val="21"/>
-        </w:rPr>
-        <w:t xml:space="preserve"> aplicou é desfeita sozinha.</w:t>
-      </w:r>
-    </w:p>
-    <w:p>
-      <w:pPr>
-        <w:spacing w:after="60" w:line="120"/>
-      </w:pPr>
-      <w:r>
-        <w:rPr>
-          <w:sz w:val="2"/>
-          <w:szCs w:val="2"/>
-        </w:rPr>
-        <w:t xml:space="preserve"/>
-      </w:r>
-    </w:p>
-    <w:p>
-      <w:pPr>
-        <w:pStyle w:val="Heading1"/>
+          <w:color w:val="23293D"/>
+          <w:sz w:val="21"/>
+          <w:szCs w:val="21"/>
+        </w:rPr>
+        <w:t xml:space="preserve">Ao dar baixa, o pagamento é dividido </w:t>
+      </w:r>
+      <w:r>
+        <w:rPr>
+          <w:b/>
+          <w:bCs/>
+          <w:color w:val="23293D"/>
+          <w:sz w:val="21"/>
+          <w:szCs w:val="21"/>
+        </w:rPr>
+        <w:t xml:space="preserve">Risarte / RisLife</w:t>
+      </w:r>
+      <w:r>
+        <w:rPr>
+          <w:color w:val="23293D"/>
+          <w:sz w:val="21"/>
+          <w:szCs w:val="21"/>
+        </w:rPr>
+        <w:t xml:space="preserve">. O padrão da rede é </w:t>
+      </w:r>
+      <w:r>
+        <w:rPr>
+          <w:b/>
+          <w:bCs/>
+          <w:color w:val="23293D"/>
+          <w:sz w:val="21"/>
+          <w:szCs w:val="21"/>
+        </w:rPr>
+        <w:t xml:space="preserve">0% / 100% no primeiro pagamento</w:t>
+      </w:r>
+      <w:r>
+        <w:rPr>
+          <w:color w:val="23293D"/>
+          <w:sz w:val="21"/>
+          <w:szCs w:val="21"/>
+        </w:rPr>
+        <w:t xml:space="preserve"> e </w:t>
+      </w:r>
+      <w:r>
+        <w:rPr>
+          <w:b/>
+          <w:bCs/>
+          <w:color w:val="23293D"/>
+          <w:sz w:val="21"/>
+          <w:szCs w:val="21"/>
+        </w:rPr>
+        <w:t xml:space="preserve">50% / 50% nas mensalidades</w:t>
+      </w:r>
+      <w:r>
+        <w:rPr>
+          <w:color w:val="23293D"/>
+          <w:sz w:val="21"/>
+          <w:szCs w:val="21"/>
+        </w:rPr>
+        <w:t xml:space="preserve"> (Configurações → Split de pagamento).</w:t>
+      </w:r>
+    </w:p>
+    <w:p>
+      <w:pPr>
+        <w:pStyle w:val="Heading2"/>
       </w:pPr>
       <w:r>
         <w:rPr>
           <w:color w:val="1F3253"/>
         </w:rPr>
-        <w:t xml:space="preserve">13. O benefício na hora do orçamento</w:t>
+        <w:t xml:space="preserve">Estornar uma baixa</w:t>
       </w:r>
     </w:p>
     <w:p>
@@ -14741,43 +15783,43 @@
           <w:sz w:val="21"/>
           <w:szCs w:val="21"/>
         </w:rPr>
-        <w:t xml:space="preserve">É aqui que o programa aparece para o paciente, e quem faz é o </w:t>
-      </w:r>
-      <w:r>
-        <w:rPr>
-          <w:b/>
-          <w:bCs/>
-          <w:color w:val="23293D"/>
-          <w:sz w:val="21"/>
-          <w:szCs w:val="21"/>
-        </w:rPr>
-        <w:t xml:space="preserve">Planner</w:t>
-      </w:r>
-      <w:r>
-        <w:rPr>
-          <w:color w:val="23293D"/>
-          <w:sz w:val="21"/>
-          <w:szCs w:val="21"/>
-        </w:rPr>
-        <w:t xml:space="preserve">, na ficha do cliente → </w:t>
-      </w:r>
-      <w:r>
-        <w:rPr>
-          <w:b/>
-          <w:bCs/>
-          <w:color w:val="23293D"/>
-          <w:sz w:val="21"/>
-          <w:szCs w:val="21"/>
-        </w:rPr>
-        <w:t xml:space="preserve">Plano de Tratamento</w:t>
-      </w:r>
-      <w:r>
-        <w:rPr>
-          <w:color w:val="23293D"/>
-          <w:sz w:val="21"/>
-          <w:szCs w:val="21"/>
-        </w:rPr>
-        <w:t xml:space="preserve">.</w:t>
+        <w:t xml:space="preserve">Baixa errada acontece; o que não pode é ficar sem saída. Na linha </w:t>
+      </w:r>
+      <w:r>
+        <w:rPr>
+          <w:b/>
+          <w:bCs/>
+          <w:color w:val="23293D"/>
+          <w:sz w:val="21"/>
+          <w:szCs w:val="21"/>
+        </w:rPr>
+        <w:t xml:space="preserve">Paga</w:t>
+      </w:r>
+      <w:r>
+        <w:rPr>
+          <w:color w:val="23293D"/>
+          <w:sz w:val="21"/>
+          <w:szCs w:val="21"/>
+        </w:rPr>
+        <w:t xml:space="preserve">, botão </w:t>
+      </w:r>
+      <w:r>
+        <w:rPr>
+          <w:b/>
+          <w:bCs/>
+          <w:color w:val="23293D"/>
+          <w:sz w:val="21"/>
+          <w:szCs w:val="21"/>
+        </w:rPr>
+        <w:t xml:space="preserve">Estornar</w:t>
+      </w:r>
+      <w:r>
+        <w:rPr>
+          <w:color w:val="23293D"/>
+          <w:sz w:val="21"/>
+          <w:szCs w:val="21"/>
+        </w:rPr>
+        <w:t xml:space="preserve">:</w:t>
       </w:r>
     </w:p>
     <w:p>
@@ -14791,11 +15833,21 @@
       </w:pPr>
       <w:r>
         <w:rPr>
-          <w:color w:val="23293D"/>
-          <w:sz w:val="21"/>
-          <w:szCs w:val="21"/>
-        </w:rPr>
-        <w:t xml:space="preserve">Crie a opção e lance o procedimento.</w:t>
+          <w:b/>
+          <w:bCs/>
+          <w:color w:val="23293D"/>
+          <w:sz w:val="21"/>
+          <w:szCs w:val="21"/>
+        </w:rPr>
+        <w:t xml:space="preserve">Motivo obrigatório</w:t>
+      </w:r>
+      <w:r>
+        <w:rPr>
+          <w:color w:val="23293D"/>
+          <w:sz w:val="21"/>
+          <w:szCs w:val="21"/>
+        </w:rPr>
+        <w:t xml:space="preserve"> (mínimo 5 letras), e o sistema avisa o que vai acontecer antes de confirmar.</w:t>
       </w:r>
     </w:p>
     <w:p>
@@ -14813,25 +15865,61 @@
           <w:sz w:val="21"/>
           <w:szCs w:val="21"/>
         </w:rPr>
-        <w:t xml:space="preserve">O banner </w:t>
-      </w:r>
-      <w:r>
-        <w:rPr>
-          <w:b/>
-          <w:bCs/>
-          <w:color w:val="23293D"/>
-          <w:sz w:val="21"/>
-          <w:szCs w:val="21"/>
-        </w:rPr>
-        <w:t xml:space="preserve">★ Risarte Empresarial</w:t>
-      </w:r>
-      <w:r>
-        <w:rPr>
-          <w:color w:val="23293D"/>
-          <w:sz w:val="21"/>
-          <w:szCs w:val="21"/>
-        </w:rPr>
-        <w:t xml:space="preserve"> aparece no alto.</w:t>
+        <w:t xml:space="preserve">A cobrança volta à </w:t>
+      </w:r>
+      <w:r>
+        <w:rPr>
+          <w:b/>
+          <w:bCs/>
+          <w:color w:val="23293D"/>
+          <w:sz w:val="21"/>
+          <w:szCs w:val="21"/>
+        </w:rPr>
+        <w:t xml:space="preserve">situação do vencimento</w:t>
+      </w:r>
+      <w:r>
+        <w:rPr>
+          <w:color w:val="23293D"/>
+          <w:sz w:val="21"/>
+          <w:szCs w:val="21"/>
+        </w:rPr>
+        <w:t xml:space="preserve"> — </w:t>
+      </w:r>
+      <w:r>
+        <w:rPr>
+          <w:i/>
+          <w:iCs/>
+          <w:color w:val="23293D"/>
+          <w:sz w:val="21"/>
+          <w:szCs w:val="21"/>
+        </w:rPr>
+        <w:t xml:space="preserve">Em atraso</w:t>
+      </w:r>
+      <w:r>
+        <w:rPr>
+          <w:color w:val="23293D"/>
+          <w:sz w:val="21"/>
+          <w:szCs w:val="21"/>
+        </w:rPr>
+        <w:t xml:space="preserve"> se já venceu, </w:t>
+      </w:r>
+      <w:r>
+        <w:rPr>
+          <w:i/>
+          <w:iCs/>
+          <w:color w:val="23293D"/>
+          <w:sz w:val="21"/>
+          <w:szCs w:val="21"/>
+        </w:rPr>
+        <w:t xml:space="preserve">Pendente</w:t>
+      </w:r>
+      <w:r>
+        <w:rPr>
+          <w:color w:val="23293D"/>
+          <w:sz w:val="21"/>
+          <w:szCs w:val="21"/>
+        </w:rPr>
+        <w:t xml:space="preserve"> se não.</w:t>
       </w:r>
     </w:p>
     <w:p>
@@ -14845,29 +15933,86 @@
       </w:pPr>
       <w:r>
         <w:rPr>
-          <w:color w:val="23293D"/>
-          <w:sz w:val="21"/>
-          <w:szCs w:val="21"/>
-        </w:rPr>
-        <w:t xml:space="preserve">Na opção, a linha </w:t>
-      </w:r>
-      <w:r>
-        <w:rPr>
-          <w:b/>
-          <w:bCs/>
-          <w:color w:val="23293D"/>
-          <w:sz w:val="21"/>
-          <w:szCs w:val="21"/>
-        </w:rPr>
-        <w:t xml:space="preserve">"Com Risarte Empresarial: R$ … · economia R$ …"</w:t>
-      </w:r>
-      <w:r>
-        <w:rPr>
-          <w:color w:val="23293D"/>
-          <w:sz w:val="21"/>
-          <w:szCs w:val="21"/>
-        </w:rPr>
-        <w:t xml:space="preserve"> mostra o valor cheio e o com programa.</w:t>
+          <w:b/>
+          <w:bCs/>
+          <w:color w:val="23293D"/>
+          <w:sz w:val="21"/>
+          <w:szCs w:val="21"/>
+        </w:rPr>
+        <w:t xml:space="preserve">O pagamento e o split são apagados</w:t>
+      </w:r>
+      <w:r>
+        <w:rPr>
+          <w:color w:val="23293D"/>
+          <w:sz w:val="21"/>
+          <w:szCs w:val="21"/>
+        </w:rPr>
+        <w:t xml:space="preserve">, e o motivo fica gravado com o nome de quem estornou.</w:t>
+      </w:r>
+    </w:p>
+    <w:p>
+      <w:pPr>
+        <w:pStyle w:val="ListParagraph"/>
+        <w:numPr>
+          <w:ilvl w:val="0"/>
+          <w:numId w:val="24"/>
+        </w:numPr>
+        <w:spacing w:after="80" w:line="270"/>
+      </w:pPr>
+      <w:r>
+        <w:rPr>
+          <w:color w:val="23293D"/>
+          <w:sz w:val="21"/>
+          <w:szCs w:val="21"/>
+        </w:rPr>
+        <w:t xml:space="preserve">Se a empresa tinha sido reativada por aquela baixa e continua devendo, ela é </w:t>
+      </w:r>
+      <w:r>
+        <w:rPr>
+          <w:b/>
+          <w:bCs/>
+          <w:color w:val="23293D"/>
+          <w:sz w:val="21"/>
+          <w:szCs w:val="21"/>
+        </w:rPr>
+        <w:t xml:space="preserve">suspensa de novo</w:t>
+      </w:r>
+      <w:r>
+        <w:rPr>
+          <w:color w:val="23293D"/>
+          <w:sz w:val="21"/>
+          <w:szCs w:val="21"/>
+        </w:rPr>
+        <w:t xml:space="preserve"> — estornar não pode virar um jeito silencioso de manter ativa uma empresa inadimplente.</w:t>
+      </w:r>
+    </w:p>
+    <w:p>
+      <w:pPr>
+        <w:pStyle w:val="ListParagraph"/>
+        <w:numPr>
+          <w:ilvl w:val="0"/>
+          <w:numId w:val="24"/>
+        </w:numPr>
+        <w:spacing w:after="80" w:line="270"/>
+      </w:pPr>
+      <w:r>
+        <w:rPr>
+          <w:color w:val="23293D"/>
+          <w:sz w:val="21"/>
+          <w:szCs w:val="21"/>
+        </w:rPr>
+        <w:t xml:space="preserve">Estornar duas vezes a mesma cobrança é recusado.</w:t>
+      </w:r>
+    </w:p>
+    <w:p>
+      <w:pPr>
+        <w:pStyle w:val="Heading2"/>
+      </w:pPr>
+      <w:r>
+        <w:rPr>
+          <w:color w:val="1F3253"/>
+        </w:rPr>
+        <w:t xml:space="preserve">Inadimplência</w:t>
       </w:r>
     </w:p>
     <w:p>
@@ -14882,187 +16027,87 @@
           <w:sz w:val="21"/>
           <w:szCs w:val="21"/>
         </w:rPr>
-        <w:t xml:space="preserve">O motor decide</w:t>
-      </w:r>
-      <w:r>
-        <w:rPr>
-          <w:color w:val="23293D"/>
-          <w:sz w:val="21"/>
-          <w:szCs w:val="21"/>
-        </w:rPr>
-        <w:t xml:space="preserve"> olhando, para cada procedimento: se há benefício, se vale para aquela pessoa (titular ou dependente), se a </w:t>
-      </w:r>
-      <w:r>
-        <w:rPr>
-          <w:b/>
-          <w:bCs/>
-          <w:color w:val="23293D"/>
-          <w:sz w:val="21"/>
-          <w:szCs w:val="21"/>
-        </w:rPr>
-        <w:t xml:space="preserve">carência</w:t>
-      </w:r>
-      <w:r>
-        <w:rPr>
-          <w:color w:val="23293D"/>
-          <w:sz w:val="21"/>
-          <w:szCs w:val="21"/>
-        </w:rPr>
-        <w:t xml:space="preserve"> já passou, se a </w:t>
-      </w:r>
-      <w:r>
-        <w:rPr>
-          <w:b/>
-          <w:bCs/>
-          <w:color w:val="23293D"/>
-          <w:sz w:val="21"/>
-          <w:szCs w:val="21"/>
-        </w:rPr>
-        <w:t xml:space="preserve">frequência</w:t>
-      </w:r>
-      <w:r>
-        <w:rPr>
-          <w:color w:val="23293D"/>
-          <w:sz w:val="21"/>
-          <w:szCs w:val="21"/>
-        </w:rPr>
-        <w:t xml:space="preserve"> permite (quantas vezes a cada quantos meses), se a </w:t>
-      </w:r>
-      <w:r>
-        <w:rPr>
-          <w:b/>
-          <w:bCs/>
-          <w:color w:val="23293D"/>
-          <w:sz w:val="21"/>
-          <w:szCs w:val="21"/>
-        </w:rPr>
-        <w:t xml:space="preserve">unidade</w:t>
-      </w:r>
-      <w:r>
-        <w:rPr>
-          <w:color w:val="23293D"/>
-          <w:sz w:val="21"/>
-          <w:szCs w:val="21"/>
-        </w:rPr>
-        <w:t xml:space="preserve"> está na parceria e se a empresa está </w:t>
-      </w:r>
-      <w:r>
-        <w:rPr>
-          <w:b/>
-          <w:bCs/>
-          <w:color w:val="23293D"/>
-          <w:sz w:val="21"/>
-          <w:szCs w:val="21"/>
-        </w:rPr>
-        <w:t xml:space="preserve">ativa</w:t>
-      </w:r>
-      <w:r>
-        <w:rPr>
-          <w:color w:val="23293D"/>
-          <w:sz w:val="21"/>
-          <w:szCs w:val="21"/>
-        </w:rPr>
-        <w:t xml:space="preserve">.</w:t>
-      </w:r>
-    </w:p>
-    <w:p>
-      <w:pPr>
-        <w:spacing w:after="140" w:line="280"/>
-      </w:pPr>
-      <w:r>
-        <w:rPr>
-          <w:b/>
-          <w:bCs/>
-          <w:color w:val="23293D"/>
-          <w:sz w:val="21"/>
-          <w:szCs w:val="21"/>
-        </w:rPr>
-        <w:t xml:space="preserve">A frequência é contada pelo uso de verdade:</w:t>
-      </w:r>
-      <w:r>
-        <w:rPr>
-          <w:color w:val="23293D"/>
-          <w:sz w:val="21"/>
-          <w:szCs w:val="21"/>
-        </w:rPr>
-        <w:t xml:space="preserve"> depois de </w:t>
-      </w:r>
-      <w:r>
-        <w:rPr>
-          <w:b/>
-          <w:bCs/>
-          <w:color w:val="23293D"/>
-          <w:sz w:val="21"/>
-          <w:szCs w:val="21"/>
-        </w:rPr>
-        <w:t xml:space="preserve">concluir</w:t>
-      </w:r>
-      <w:r>
-        <w:rPr>
-          <w:color w:val="23293D"/>
-          <w:sz w:val="21"/>
-          <w:szCs w:val="21"/>
-        </w:rPr>
-        <w:t xml:space="preserve"> o atendimento daquele procedimento, ele passa a contar como usado. Ao orçar de novo antes do prazo, o painel do cliente mostra </w:t>
-      </w:r>
-      <w:r>
-        <w:rPr>
-          <w:b/>
-          <w:bCs/>
-          <w:color w:val="23293D"/>
-          <w:sz w:val="21"/>
-          <w:szCs w:val="21"/>
-        </w:rPr>
-        <w:t xml:space="preserve">"aguardando liberação"</w:t>
-      </w:r>
-      <w:r>
-        <w:rPr>
-          <w:color w:val="23293D"/>
-          <w:sz w:val="21"/>
-          <w:szCs w:val="21"/>
-        </w:rPr>
-        <w:t xml:space="preserve"> com a data.</w:t>
-      </w:r>
-    </w:p>
-    <w:p>
-      <w:pPr>
-        <w:spacing w:after="140" w:line="280"/>
-      </w:pPr>
-      <w:r>
-        <w:rPr>
-          <w:b/>
-          <w:bCs/>
-          <w:color w:val="23293D"/>
-          <w:sz w:val="21"/>
-          <w:szCs w:val="21"/>
-        </w:rPr>
-        <w:t xml:space="preserve">O painel do cliente</w:t>
-      </w:r>
-      <w:r>
-        <w:rPr>
-          <w:color w:val="23293D"/>
-          <w:sz w:val="21"/>
-          <w:szCs w:val="21"/>
-        </w:rPr>
-        <w:t xml:space="preserve"> (card </w:t>
-      </w:r>
-      <w:r>
-        <w:rPr>
-          <w:b/>
-          <w:bCs/>
-          <w:color w:val="23293D"/>
-          <w:sz w:val="21"/>
-          <w:szCs w:val="21"/>
-        </w:rPr>
-        <w:t xml:space="preserve">★ Programa Empresarial</w:t>
-      </w:r>
-      <w:r>
-        <w:rPr>
-          <w:color w:val="23293D"/>
-          <w:sz w:val="21"/>
-          <w:szCs w:val="21"/>
-        </w:rPr>
-        <w:t xml:space="preserve"> na ficha) mostra economia acumulada, benefícios usados, disponíveis agora e histórico.</w:t>
+        <w:t xml:space="preserve">Checar inadimplência</w:t>
+      </w:r>
+      <w:r>
+        <w:rPr>
+          <w:color w:val="23293D"/>
+          <w:sz w:val="21"/>
+          <w:szCs w:val="21"/>
+        </w:rPr>
+        <w:t xml:space="preserve"> marca as vencidas e, passada a carência, </w:t>
+      </w:r>
+      <w:r>
+        <w:rPr>
+          <w:b/>
+          <w:bCs/>
+          <w:color w:val="23293D"/>
+          <w:sz w:val="21"/>
+          <w:szCs w:val="21"/>
+        </w:rPr>
+        <w:t xml:space="preserve">suspende</w:t>
+      </w:r>
+      <w:r>
+        <w:rPr>
+          <w:color w:val="23293D"/>
+          <w:sz w:val="21"/>
+          <w:szCs w:val="21"/>
+        </w:rPr>
+        <w:t xml:space="preserve"> a empresa. Empresa </w:t>
+      </w:r>
+      <w:r>
+        <w:rPr>
+          <w:b/>
+          <w:bCs/>
+          <w:color w:val="23293D"/>
+          <w:sz w:val="21"/>
+          <w:szCs w:val="21"/>
+        </w:rPr>
+        <w:t xml:space="preserve">Suspensa</w:t>
+      </w:r>
+      <w:r>
+        <w:rPr>
+          <w:color w:val="23293D"/>
+          <w:sz w:val="21"/>
+          <w:szCs w:val="21"/>
+        </w:rPr>
+        <w:t xml:space="preserve"> tem os benefícios </w:t>
+      </w:r>
+      <w:r>
+        <w:rPr>
+          <w:b/>
+          <w:bCs/>
+          <w:color w:val="23293D"/>
+          <w:sz w:val="21"/>
+          <w:szCs w:val="21"/>
+        </w:rPr>
+        <w:t xml:space="preserve">bloqueados</w:t>
+      </w:r>
+      <w:r>
+        <w:rPr>
+          <w:color w:val="23293D"/>
+          <w:sz w:val="21"/>
+          <w:szCs w:val="21"/>
+        </w:rPr>
+        <w:t xml:space="preserve"> — e o aviso aparece na ficha do cliente e no orçamento. Quando a dívida some, a suspensão que o </w:t>
+      </w:r>
+      <w:r>
+        <w:rPr>
+          <w:b/>
+          <w:bCs/>
+          <w:color w:val="23293D"/>
+          <w:sz w:val="21"/>
+          <w:szCs w:val="21"/>
+        </w:rPr>
+        <w:t xml:space="preserve">sistema</w:t>
+      </w:r>
+      <w:r>
+        <w:rPr>
+          <w:color w:val="23293D"/>
+          <w:sz w:val="21"/>
+          <w:szCs w:val="21"/>
+        </w:rPr>
+        <w:t xml:space="preserve"> aplicou é desfeita sozinha.</w:t>
       </w:r>
     </w:p>
     <w:p>
@@ -15085,7 +16130,7 @@
         <w:rPr>
           <w:color w:val="1F3253"/>
         </w:rPr>
-        <w:t xml:space="preserve">14. Riso+ Social</w:t>
+        <w:t xml:space="preserve">13. O benefício na hora do orçamento</w:t>
       </w:r>
     </w:p>
     <w:p>
@@ -15098,107 +16143,35 @@
           <w:sz w:val="21"/>
           <w:szCs w:val="21"/>
         </w:rPr>
-        <w:t xml:space="preserve">Aba </w:t>
-      </w:r>
-      <w:r>
-        <w:rPr>
-          <w:b/>
-          <w:bCs/>
-          <w:color w:val="23293D"/>
-          <w:sz w:val="21"/>
-          <w:szCs w:val="21"/>
-        </w:rPr>
-        <w:t xml:space="preserve">Riso+ Social</w:t>
-      </w:r>
-      <w:r>
-        <w:rPr>
-          <w:color w:val="23293D"/>
-          <w:sz w:val="21"/>
-          <w:szCs w:val="21"/>
-        </w:rPr>
-        <w:t xml:space="preserve"> da empresa. Nos modelos </w:t>
-      </w:r>
-      <w:r>
-        <w:rPr>
-          <w:b/>
-          <w:bCs/>
-          <w:color w:val="23293D"/>
-          <w:sz w:val="21"/>
-          <w:szCs w:val="21"/>
-        </w:rPr>
-        <w:t xml:space="preserve">integral</w:t>
-      </w:r>
-      <w:r>
-        <w:rPr>
-          <w:color w:val="23293D"/>
-          <w:sz w:val="21"/>
-          <w:szCs w:val="21"/>
-        </w:rPr>
-        <w:t xml:space="preserve"> e </w:t>
-      </w:r>
-      <w:r>
-        <w:rPr>
-          <w:b/>
-          <w:bCs/>
-          <w:color w:val="23293D"/>
-          <w:sz w:val="21"/>
-          <w:szCs w:val="21"/>
-        </w:rPr>
-        <w:t xml:space="preserve">parcial</w:t>
-      </w:r>
-      <w:r>
-        <w:rPr>
-          <w:color w:val="23293D"/>
-          <w:sz w:val="21"/>
-          <w:szCs w:val="21"/>
-        </w:rPr>
-        <w:t xml:space="preserve">, escolha um gatilho e </w:t>
-      </w:r>
-      <w:r>
-        <w:rPr>
-          <w:b/>
-          <w:bCs/>
-          <w:color w:val="23293D"/>
-          <w:sz w:val="21"/>
-          <w:szCs w:val="21"/>
-        </w:rPr>
-        <w:t xml:space="preserve">Gerar ficha social</w:t>
-      </w:r>
-      <w:r>
-        <w:rPr>
-          <w:color w:val="23293D"/>
-          <w:sz w:val="21"/>
-          <w:szCs w:val="21"/>
-        </w:rPr>
-        <w:t xml:space="preserve">; depois </w:t>
-      </w:r>
-      <w:r>
-        <w:rPr>
-          <w:b/>
-          <w:bCs/>
-          <w:color w:val="23293D"/>
-          <w:sz w:val="21"/>
-          <w:szCs w:val="21"/>
-        </w:rPr>
-        <w:t xml:space="preserve">Atribuir</w:t>
-      </w:r>
-      <w:r>
-        <w:rPr>
-          <w:color w:val="23293D"/>
-          <w:sz w:val="21"/>
-          <w:szCs w:val="21"/>
-        </w:rPr>
-        <w:t xml:space="preserve"> um beneficiário e </w:t>
-      </w:r>
-      <w:r>
-        <w:rPr>
-          <w:b/>
-          <w:bCs/>
-          <w:color w:val="23293D"/>
-          <w:sz w:val="21"/>
-          <w:szCs w:val="21"/>
-        </w:rPr>
-        <w:t xml:space="preserve">Marcar utilizada</w:t>
+        <w:t xml:space="preserve">É aqui que o programa aparece para o paciente, e quem faz é o </w:t>
+      </w:r>
+      <w:r>
+        <w:rPr>
+          <w:b/>
+          <w:bCs/>
+          <w:color w:val="23293D"/>
+          <w:sz w:val="21"/>
+          <w:szCs w:val="21"/>
+        </w:rPr>
+        <w:t xml:space="preserve">Planner</w:t>
+      </w:r>
+      <w:r>
+        <w:rPr>
+          <w:color w:val="23293D"/>
+          <w:sz w:val="21"/>
+          <w:szCs w:val="21"/>
+        </w:rPr>
+        <w:t xml:space="preserve">, na ficha do cliente → </w:t>
+      </w:r>
+      <w:r>
+        <w:rPr>
+          <w:b/>
+          <w:bCs/>
+          <w:color w:val="23293D"/>
+          <w:sz w:val="21"/>
+          <w:szCs w:val="21"/>
+        </w:rPr>
+        <w:t xml:space="preserve">Plano de Tratamento</w:t>
       </w:r>
       <w:r>
         <w:rPr>
@@ -15207,83 +16180,6 @@
           <w:szCs w:val="21"/>
         </w:rPr>
         <w:t xml:space="preserve">.</w:t>
-      </w:r>
-    </w:p>
-    <w:p>
-      <w:pPr>
-        <w:spacing w:after="140" w:line="280"/>
-      </w:pPr>
-      <w:r>
-        <w:rPr>
-          <w:color w:val="23293D"/>
-          <w:sz w:val="21"/>
-          <w:szCs w:val="21"/>
-        </w:rPr>
-        <w:t xml:space="preserve">No modelo </w:t>
-      </w:r>
-      <w:r>
-        <w:rPr>
-          <w:b/>
-          <w:bCs/>
-          <w:color w:val="23293D"/>
-          <w:sz w:val="21"/>
-          <w:szCs w:val="21"/>
-        </w:rPr>
-        <w:t xml:space="preserve">Titular paga</w:t>
-      </w:r>
-      <w:r>
-        <w:rPr>
-          <w:color w:val="23293D"/>
-          <w:sz w:val="21"/>
-          <w:szCs w:val="21"/>
-        </w:rPr>
-        <w:t xml:space="preserve">, o botão explica que a empresa não participa — e isso é regra, não defeito: não há parcela da empresa de onde tirar a ficha.</w:t>
-      </w:r>
-    </w:p>
-    <w:p>
-      <w:pPr>
-        <w:spacing w:after="60" w:line="120"/>
-      </w:pPr>
-      <w:r>
-        <w:rPr>
-          <w:sz w:val="2"/>
-          <w:szCs w:val="2"/>
-        </w:rPr>
-        <w:t xml:space="preserve"/>
-      </w:r>
-    </w:p>
-    <w:p>
-      <w:pPr>
-        <w:pStyle w:val="Heading1"/>
-      </w:pPr>
-      <w:r>
-        <w:rPr>
-          <w:color w:val="1F3253"/>
-        </w:rPr>
-        <w:t xml:space="preserve">15. Configurações da rede</w:t>
-      </w:r>
-    </w:p>
-    <w:p>
-      <w:pPr>
-        <w:spacing w:after="140" w:line="280"/>
-      </w:pPr>
-      <w:r>
-        <w:rPr>
-          <w:b/>
-          <w:bCs/>
-          <w:color w:val="23293D"/>
-          <w:sz w:val="21"/>
-          <w:szCs w:val="21"/>
-        </w:rPr>
-        <w:t xml:space="preserve">Empresarial → Configurações</w:t>
-      </w:r>
-      <w:r>
-        <w:rPr>
-          <w:color w:val="23293D"/>
-          <w:sz w:val="21"/>
-          <w:szCs w:val="21"/>
-        </w:rPr>
-        <w:t xml:space="preserve">. Cinco abas:</w:t>
       </w:r>
     </w:p>
     <w:p>
@@ -15297,21 +16193,11 @@
       </w:pPr>
       <w:r>
         <w:rPr>
-          <w:b/>
-          <w:bCs/>
-          <w:color w:val="23293D"/>
-          <w:sz w:val="21"/>
-          <w:szCs w:val="21"/>
-        </w:rPr>
-        <w:t xml:space="preserve">Preços de adesão</w:t>
-      </w:r>
-      <w:r>
-        <w:rPr>
-          <w:color w:val="23293D"/>
-          <w:sz w:val="21"/>
-          <w:szCs w:val="21"/>
-        </w:rPr>
-        <w:t xml:space="preserve"> — os padrões da rede (titular, dependente).</w:t>
+          <w:color w:val="23293D"/>
+          <w:sz w:val="21"/>
+          <w:szCs w:val="21"/>
+        </w:rPr>
+        <w:t xml:space="preserve">Crie a opção e lance o procedimento.</w:t>
       </w:r>
     </w:p>
     <w:p>
@@ -15325,21 +16211,29 @@
       </w:pPr>
       <w:r>
         <w:rPr>
-          <w:b/>
-          <w:bCs/>
-          <w:color w:val="23293D"/>
-          <w:sz w:val="21"/>
-          <w:szCs w:val="21"/>
-        </w:rPr>
-        <w:t xml:space="preserve">Split de pagamento</w:t>
-      </w:r>
-      <w:r>
-        <w:rPr>
-          <w:color w:val="23293D"/>
-          <w:sz w:val="21"/>
-          <w:szCs w:val="21"/>
-        </w:rPr>
-        <w:t xml:space="preserve"> — a divisão Risarte/RisLife.</w:t>
+          <w:color w:val="23293D"/>
+          <w:sz w:val="21"/>
+          <w:szCs w:val="21"/>
+        </w:rPr>
+        <w:t xml:space="preserve">O banner </w:t>
+      </w:r>
+      <w:r>
+        <w:rPr>
+          <w:b/>
+          <w:bCs/>
+          <w:color w:val="23293D"/>
+          <w:sz w:val="21"/>
+          <w:szCs w:val="21"/>
+        </w:rPr>
+        <w:t xml:space="preserve">★ Risarte Empresarial</w:t>
+      </w:r>
+      <w:r>
+        <w:rPr>
+          <w:color w:val="23293D"/>
+          <w:sz w:val="21"/>
+          <w:szCs w:val="21"/>
+        </w:rPr>
+        <w:t xml:space="preserve"> aparece no alto.</w:t>
       </w:r>
     </w:p>
     <w:p>
@@ -15353,49 +16247,116 @@
       </w:pPr>
       <w:r>
         <w:rPr>
-          <w:b/>
-          <w:bCs/>
-          <w:color w:val="23293D"/>
-          <w:sz w:val="21"/>
-          <w:szCs w:val="21"/>
-        </w:rPr>
-        <w:t xml:space="preserve">Benefícios</w:t>
-      </w:r>
-      <w:r>
-        <w:rPr>
-          <w:color w:val="23293D"/>
-          <w:sz w:val="21"/>
-          <w:szCs w:val="21"/>
-        </w:rPr>
-        <w:t xml:space="preserve"> — os benefícios </w:t>
-      </w:r>
-      <w:r>
-        <w:rPr>
-          <w:b/>
-          <w:bCs/>
-          <w:color w:val="23293D"/>
-          <w:sz w:val="21"/>
-          <w:szCs w:val="21"/>
-        </w:rPr>
-        <w:t xml:space="preserve">padrão da rede</w:t>
-      </w:r>
-      <w:r>
-        <w:rPr>
-          <w:color w:val="23293D"/>
-          <w:sz w:val="21"/>
-          <w:szCs w:val="21"/>
-        </w:rPr>
-        <w:t xml:space="preserve">, que chegam nas propostas novas. Tem a coluna </w:t>
-      </w:r>
-      <w:r>
-        <w:rPr>
-          <w:b/>
-          <w:bCs/>
-          <w:color w:val="23293D"/>
-          <w:sz w:val="21"/>
-          <w:szCs w:val="21"/>
-        </w:rPr>
-        <w:t xml:space="preserve">Margem (rede)</w:t>
+          <w:color w:val="23293D"/>
+          <w:sz w:val="21"/>
+          <w:szCs w:val="21"/>
+        </w:rPr>
+        <w:t xml:space="preserve">Na opção, a linha </w:t>
+      </w:r>
+      <w:r>
+        <w:rPr>
+          <w:b/>
+          <w:bCs/>
+          <w:color w:val="23293D"/>
+          <w:sz w:val="21"/>
+          <w:szCs w:val="21"/>
+        </w:rPr>
+        <w:t xml:space="preserve">"Com Risarte Empresarial: R$ … · economia R$ …"</w:t>
+      </w:r>
+      <w:r>
+        <w:rPr>
+          <w:color w:val="23293D"/>
+          <w:sz w:val="21"/>
+          <w:szCs w:val="21"/>
+        </w:rPr>
+        <w:t xml:space="preserve"> mostra o valor cheio e o com programa.</w:t>
+      </w:r>
+    </w:p>
+    <w:p>
+      <w:pPr>
+        <w:spacing w:after="140" w:line="280"/>
+      </w:pPr>
+      <w:r>
+        <w:rPr>
+          <w:b/>
+          <w:bCs/>
+          <w:color w:val="23293D"/>
+          <w:sz w:val="21"/>
+          <w:szCs w:val="21"/>
+        </w:rPr>
+        <w:t xml:space="preserve">O motor decide</w:t>
+      </w:r>
+      <w:r>
+        <w:rPr>
+          <w:color w:val="23293D"/>
+          <w:sz w:val="21"/>
+          <w:szCs w:val="21"/>
+        </w:rPr>
+        <w:t xml:space="preserve"> olhando, para cada procedimento: se há benefício, se vale para aquela pessoa (titular ou dependente), se a </w:t>
+      </w:r>
+      <w:r>
+        <w:rPr>
+          <w:b/>
+          <w:bCs/>
+          <w:color w:val="23293D"/>
+          <w:sz w:val="21"/>
+          <w:szCs w:val="21"/>
+        </w:rPr>
+        <w:t xml:space="preserve">carência</w:t>
+      </w:r>
+      <w:r>
+        <w:rPr>
+          <w:color w:val="23293D"/>
+          <w:sz w:val="21"/>
+          <w:szCs w:val="21"/>
+        </w:rPr>
+        <w:t xml:space="preserve"> já passou, se a </w:t>
+      </w:r>
+      <w:r>
+        <w:rPr>
+          <w:b/>
+          <w:bCs/>
+          <w:color w:val="23293D"/>
+          <w:sz w:val="21"/>
+          <w:szCs w:val="21"/>
+        </w:rPr>
+        <w:t xml:space="preserve">frequência</w:t>
+      </w:r>
+      <w:r>
+        <w:rPr>
+          <w:color w:val="23293D"/>
+          <w:sz w:val="21"/>
+          <w:szCs w:val="21"/>
+        </w:rPr>
+        <w:t xml:space="preserve"> permite (quantas vezes a cada quantos meses), se a </w:t>
+      </w:r>
+      <w:r>
+        <w:rPr>
+          <w:b/>
+          <w:bCs/>
+          <w:color w:val="23293D"/>
+          <w:sz w:val="21"/>
+          <w:szCs w:val="21"/>
+        </w:rPr>
+        <w:t xml:space="preserve">unidade</w:t>
+      </w:r>
+      <w:r>
+        <w:rPr>
+          <w:color w:val="23293D"/>
+          <w:sz w:val="21"/>
+          <w:szCs w:val="21"/>
+        </w:rPr>
+        <w:t xml:space="preserve"> está na parceria e se a empresa está </w:t>
+      </w:r>
+      <w:r>
+        <w:rPr>
+          <w:b/>
+          <w:bCs/>
+          <w:color w:val="23293D"/>
+          <w:sz w:val="21"/>
+          <w:szCs w:val="21"/>
+        </w:rPr>
+        <w:t xml:space="preserve">ativa</w:t>
       </w:r>
       <w:r>
         <w:rPr>
@@ -15408,87 +16369,125 @@
     </w:p>
     <w:p>
       <w:pPr>
-        <w:pStyle w:val="ListParagraph"/>
-        <w:numPr>
-          <w:ilvl w:val="0"/>
-          <w:numId w:val="25"/>
-        </w:numPr>
-        <w:spacing w:after="80" w:line="270"/>
-      </w:pPr>
-      <w:r>
-        <w:rPr>
-          <w:b/>
-          <w:bCs/>
-          <w:color w:val="23293D"/>
-          <w:sz w:val="21"/>
-          <w:szCs w:val="21"/>
-        </w:rPr>
-        <w:t xml:space="preserve">Proposta comercial</w:t>
-      </w:r>
-      <w:r>
-        <w:rPr>
-          <w:color w:val="23293D"/>
-          <w:sz w:val="21"/>
-          <w:szCs w:val="21"/>
-        </w:rPr>
-        <w:t xml:space="preserve"> — validade padrão e os </w:t>
-      </w:r>
-      <w:r>
-        <w:rPr>
-          <w:b/>
-          <w:bCs/>
-          <w:color w:val="23293D"/>
-          <w:sz w:val="21"/>
-          <w:szCs w:val="21"/>
-        </w:rPr>
-        <w:t xml:space="preserve">blocos de texto</w:t>
-      </w:r>
-      <w:r>
-        <w:rPr>
-          <w:color w:val="23293D"/>
-          <w:sz w:val="21"/>
-          <w:szCs w:val="21"/>
-        </w:rPr>
-        <w:t xml:space="preserve"> que saem em toda proposta sem texto próprio.</w:t>
-      </w:r>
-    </w:p>
-    <w:p>
-      <w:pPr>
-        <w:pStyle w:val="ListParagraph"/>
-        <w:numPr>
-          <w:ilvl w:val="0"/>
-          <w:numId w:val="25"/>
-        </w:numPr>
-        <w:spacing w:after="80" w:line="270"/>
-      </w:pPr>
-      <w:r>
-        <w:rPr>
-          <w:b/>
-          <w:bCs/>
-          <w:color w:val="23293D"/>
-          <w:sz w:val="21"/>
-          <w:szCs w:val="21"/>
-        </w:rPr>
-        <w:t xml:space="preserve">Grupos de benefícios</w:t>
-      </w:r>
-      <w:r>
-        <w:rPr>
-          <w:color w:val="23293D"/>
-          <w:sz w:val="21"/>
-          <w:szCs w:val="21"/>
-        </w:rPr>
-        <w:t xml:space="preserve"> — criar, editar e desligar grupos.</w:t>
-      </w:r>
-    </w:p>
-    <w:p>
-      <w:pPr>
-        <w:pStyle w:val="Heading2"/>
+        <w:spacing w:after="140" w:line="280"/>
+      </w:pPr>
+      <w:r>
+        <w:rPr>
+          <w:b/>
+          <w:bCs/>
+          <w:color w:val="23293D"/>
+          <w:sz w:val="21"/>
+          <w:szCs w:val="21"/>
+        </w:rPr>
+        <w:t xml:space="preserve">A frequência é contada pelo uso de verdade:</w:t>
+      </w:r>
+      <w:r>
+        <w:rPr>
+          <w:color w:val="23293D"/>
+          <w:sz w:val="21"/>
+          <w:szCs w:val="21"/>
+        </w:rPr>
+        <w:t xml:space="preserve"> depois de </w:t>
+      </w:r>
+      <w:r>
+        <w:rPr>
+          <w:b/>
+          <w:bCs/>
+          <w:color w:val="23293D"/>
+          <w:sz w:val="21"/>
+          <w:szCs w:val="21"/>
+        </w:rPr>
+        <w:t xml:space="preserve">concluir</w:t>
+      </w:r>
+      <w:r>
+        <w:rPr>
+          <w:color w:val="23293D"/>
+          <w:sz w:val="21"/>
+          <w:szCs w:val="21"/>
+        </w:rPr>
+        <w:t xml:space="preserve"> o atendimento daquele procedimento, ele passa a contar como usado. Ao orçar de novo antes do prazo, o painel do cliente mostra </w:t>
+      </w:r>
+      <w:r>
+        <w:rPr>
+          <w:b/>
+          <w:bCs/>
+          <w:color w:val="23293D"/>
+          <w:sz w:val="21"/>
+          <w:szCs w:val="21"/>
+        </w:rPr>
+        <w:t xml:space="preserve">"aguardando liberação"</w:t>
+      </w:r>
+      <w:r>
+        <w:rPr>
+          <w:color w:val="23293D"/>
+          <w:sz w:val="21"/>
+          <w:szCs w:val="21"/>
+        </w:rPr>
+        <w:t xml:space="preserve"> com a data.</w:t>
+      </w:r>
+    </w:p>
+    <w:p>
+      <w:pPr>
+        <w:spacing w:after="140" w:line="280"/>
+      </w:pPr>
+      <w:r>
+        <w:rPr>
+          <w:b/>
+          <w:bCs/>
+          <w:color w:val="23293D"/>
+          <w:sz w:val="21"/>
+          <w:szCs w:val="21"/>
+        </w:rPr>
+        <w:t xml:space="preserve">O painel do cliente</w:t>
+      </w:r>
+      <w:r>
+        <w:rPr>
+          <w:color w:val="23293D"/>
+          <w:sz w:val="21"/>
+          <w:szCs w:val="21"/>
+        </w:rPr>
+        <w:t xml:space="preserve"> (card </w:t>
+      </w:r>
+      <w:r>
+        <w:rPr>
+          <w:b/>
+          <w:bCs/>
+          <w:color w:val="23293D"/>
+          <w:sz w:val="21"/>
+          <w:szCs w:val="21"/>
+        </w:rPr>
+        <w:t xml:space="preserve">★ Programa Empresarial</w:t>
+      </w:r>
+      <w:r>
+        <w:rPr>
+          <w:color w:val="23293D"/>
+          <w:sz w:val="21"/>
+          <w:szCs w:val="21"/>
+        </w:rPr>
+        <w:t xml:space="preserve"> na ficha) mostra economia acumulada, benefícios usados, disponíveis agora e histórico.</w:t>
+      </w:r>
+    </w:p>
+    <w:p>
+      <w:pPr>
+        <w:spacing w:after="60" w:line="120"/>
+      </w:pPr>
+      <w:r>
+        <w:rPr>
+          <w:sz w:val="2"/>
+          <w:szCs w:val="2"/>
+        </w:rPr>
+        <w:t xml:space="preserve"/>
+      </w:r>
+    </w:p>
+    <w:p>
+      <w:pPr>
+        <w:pStyle w:val="Heading1"/>
       </w:pPr>
       <w:r>
         <w:rPr>
           <w:color w:val="1F3253"/>
         </w:rPr>
-        <w:t xml:space="preserve">A coluna Margem</w:t>
+        <w:t xml:space="preserve">14. Riso+ Social</w:t>
       </w:r>
     </w:p>
     <w:p>
@@ -15501,7 +16500,192 @@
           <w:sz w:val="21"/>
           <w:szCs w:val="21"/>
         </w:rPr>
-        <w:t xml:space="preserve">Mostra quanto sobra em cada procedimento depois do benefício, usando preço e repasse cadastrados.</w:t>
+        <w:t xml:space="preserve">Aba </w:t>
+      </w:r>
+      <w:r>
+        <w:rPr>
+          <w:b/>
+          <w:bCs/>
+          <w:color w:val="23293D"/>
+          <w:sz w:val="21"/>
+          <w:szCs w:val="21"/>
+        </w:rPr>
+        <w:t xml:space="preserve">Riso+ Social</w:t>
+      </w:r>
+      <w:r>
+        <w:rPr>
+          <w:color w:val="23293D"/>
+          <w:sz w:val="21"/>
+          <w:szCs w:val="21"/>
+        </w:rPr>
+        <w:t xml:space="preserve"> da empresa. Nos modelos </w:t>
+      </w:r>
+      <w:r>
+        <w:rPr>
+          <w:b/>
+          <w:bCs/>
+          <w:color w:val="23293D"/>
+          <w:sz w:val="21"/>
+          <w:szCs w:val="21"/>
+        </w:rPr>
+        <w:t xml:space="preserve">integral</w:t>
+      </w:r>
+      <w:r>
+        <w:rPr>
+          <w:color w:val="23293D"/>
+          <w:sz w:val="21"/>
+          <w:szCs w:val="21"/>
+        </w:rPr>
+        <w:t xml:space="preserve"> e </w:t>
+      </w:r>
+      <w:r>
+        <w:rPr>
+          <w:b/>
+          <w:bCs/>
+          <w:color w:val="23293D"/>
+          <w:sz w:val="21"/>
+          <w:szCs w:val="21"/>
+        </w:rPr>
+        <w:t xml:space="preserve">parcial</w:t>
+      </w:r>
+      <w:r>
+        <w:rPr>
+          <w:color w:val="23293D"/>
+          <w:sz w:val="21"/>
+          <w:szCs w:val="21"/>
+        </w:rPr>
+        <w:t xml:space="preserve">, escolha um gatilho e </w:t>
+      </w:r>
+      <w:r>
+        <w:rPr>
+          <w:b/>
+          <w:bCs/>
+          <w:color w:val="23293D"/>
+          <w:sz w:val="21"/>
+          <w:szCs w:val="21"/>
+        </w:rPr>
+        <w:t xml:space="preserve">Gerar ficha social</w:t>
+      </w:r>
+      <w:r>
+        <w:rPr>
+          <w:color w:val="23293D"/>
+          <w:sz w:val="21"/>
+          <w:szCs w:val="21"/>
+        </w:rPr>
+        <w:t xml:space="preserve">; depois </w:t>
+      </w:r>
+      <w:r>
+        <w:rPr>
+          <w:b/>
+          <w:bCs/>
+          <w:color w:val="23293D"/>
+          <w:sz w:val="21"/>
+          <w:szCs w:val="21"/>
+        </w:rPr>
+        <w:t xml:space="preserve">Atribuir</w:t>
+      </w:r>
+      <w:r>
+        <w:rPr>
+          <w:color w:val="23293D"/>
+          <w:sz w:val="21"/>
+          <w:szCs w:val="21"/>
+        </w:rPr>
+        <w:t xml:space="preserve"> um beneficiário e </w:t>
+      </w:r>
+      <w:r>
+        <w:rPr>
+          <w:b/>
+          <w:bCs/>
+          <w:color w:val="23293D"/>
+          <w:sz w:val="21"/>
+          <w:szCs w:val="21"/>
+        </w:rPr>
+        <w:t xml:space="preserve">Marcar utilizada</w:t>
+      </w:r>
+      <w:r>
+        <w:rPr>
+          <w:color w:val="23293D"/>
+          <w:sz w:val="21"/>
+          <w:szCs w:val="21"/>
+        </w:rPr>
+        <w:t xml:space="preserve">.</w:t>
+      </w:r>
+    </w:p>
+    <w:p>
+      <w:pPr>
+        <w:spacing w:after="140" w:line="280"/>
+      </w:pPr>
+      <w:r>
+        <w:rPr>
+          <w:color w:val="23293D"/>
+          <w:sz w:val="21"/>
+          <w:szCs w:val="21"/>
+        </w:rPr>
+        <w:t xml:space="preserve">No modelo </w:t>
+      </w:r>
+      <w:r>
+        <w:rPr>
+          <w:b/>
+          <w:bCs/>
+          <w:color w:val="23293D"/>
+          <w:sz w:val="21"/>
+          <w:szCs w:val="21"/>
+        </w:rPr>
+        <w:t xml:space="preserve">Titular paga</w:t>
+      </w:r>
+      <w:r>
+        <w:rPr>
+          <w:color w:val="23293D"/>
+          <w:sz w:val="21"/>
+          <w:szCs w:val="21"/>
+        </w:rPr>
+        <w:t xml:space="preserve">, o botão explica que a empresa não participa — e isso é regra, não defeito: não há parcela da empresa de onde tirar a ficha.</w:t>
+      </w:r>
+    </w:p>
+    <w:p>
+      <w:pPr>
+        <w:spacing w:after="60" w:line="120"/>
+      </w:pPr>
+      <w:r>
+        <w:rPr>
+          <w:sz w:val="2"/>
+          <w:szCs w:val="2"/>
+        </w:rPr>
+        <w:t xml:space="preserve"/>
+      </w:r>
+    </w:p>
+    <w:p>
+      <w:pPr>
+        <w:pStyle w:val="Heading1"/>
+      </w:pPr>
+      <w:r>
+        <w:rPr>
+          <w:color w:val="1F3253"/>
+        </w:rPr>
+        <w:t xml:space="preserve">15. Configurações da rede</w:t>
+      </w:r>
+    </w:p>
+    <w:p>
+      <w:pPr>
+        <w:spacing w:after="140" w:line="280"/>
+      </w:pPr>
+      <w:r>
+        <w:rPr>
+          <w:b/>
+          <w:bCs/>
+          <w:color w:val="23293D"/>
+          <w:sz w:val="21"/>
+          <w:szCs w:val="21"/>
+        </w:rPr>
+        <w:t xml:space="preserve">Empresarial → Configurações</w:t>
+      </w:r>
+      <w:r>
+        <w:rPr>
+          <w:color w:val="23293D"/>
+          <w:sz w:val="21"/>
+          <w:szCs w:val="21"/>
+        </w:rPr>
+        <w:t xml:space="preserve">. Seis abas:</w:t>
       </w:r>
     </w:p>
     <w:p>
@@ -15515,29 +16699,21 @@
       </w:pPr>
       <w:r>
         <w:rPr>
-          <w:color w:val="23293D"/>
-          <w:sz w:val="21"/>
-          <w:szCs w:val="21"/>
-        </w:rPr>
-        <w:t xml:space="preserve">Com desconto, mostra a margem que sobra </w:t>
-      </w:r>
-      <w:r>
-        <w:rPr>
-          <w:b/>
-          <w:bCs/>
-          <w:color w:val="23293D"/>
-          <w:sz w:val="21"/>
-          <w:szCs w:val="21"/>
-        </w:rPr>
-        <w:t xml:space="preserve">e</w:t>
-      </w:r>
-      <w:r>
-        <w:rPr>
-          <w:color w:val="23293D"/>
-          <w:sz w:val="21"/>
-          <w:szCs w:val="21"/>
-        </w:rPr>
-        <w:t xml:space="preserve"> quanto o benefício custou.</w:t>
+          <w:b/>
+          <w:bCs/>
+          <w:color w:val="23293D"/>
+          <w:sz w:val="21"/>
+          <w:szCs w:val="21"/>
+        </w:rPr>
+        <w:t xml:space="preserve">Preços de adesão</w:t>
+      </w:r>
+      <w:r>
+        <w:rPr>
+          <w:color w:val="23293D"/>
+          <w:sz w:val="21"/>
+          <w:szCs w:val="21"/>
+        </w:rPr>
+        <w:t xml:space="preserve"> — os padrões da rede (titular, dependente).</w:t>
       </w:r>
     </w:p>
     <w:p>
@@ -15551,47 +16727,21 @@
       </w:pPr>
       <w:r>
         <w:rPr>
-          <w:color w:val="23293D"/>
-          <w:sz w:val="21"/>
-          <w:szCs w:val="21"/>
-        </w:rPr>
-        <w:t xml:space="preserve">Em </w:t>
-      </w:r>
-      <w:r>
-        <w:rPr>
-          <w:b/>
-          <w:bCs/>
-          <w:color w:val="23293D"/>
-          <w:sz w:val="21"/>
-          <w:szCs w:val="21"/>
-        </w:rPr>
-        <w:t xml:space="preserve">Sem custo</w:t>
-      </w:r>
-      <w:r>
-        <w:rPr>
-          <w:color w:val="23293D"/>
-          <w:sz w:val="21"/>
-          <w:szCs w:val="21"/>
-        </w:rPr>
-        <w:t xml:space="preserve">, a margem fica </w:t>
-      </w:r>
-      <w:r>
-        <w:rPr>
-          <w:b/>
-          <w:bCs/>
-          <w:color w:val="23293D"/>
-          <w:sz w:val="21"/>
-          <w:szCs w:val="21"/>
-        </w:rPr>
-        <w:t xml:space="preserve">negativa</w:t>
-      </w:r>
-      <w:r>
-        <w:rPr>
-          <w:color w:val="23293D"/>
-          <w:sz w:val="21"/>
-          <w:szCs w:val="21"/>
-        </w:rPr>
-        <w:t xml:space="preserve"> e a tela diz que o procedimento fica no prejuízo — porque o repasse e o material continuam sendo pagos.</w:t>
+          <w:b/>
+          <w:bCs/>
+          <w:color w:val="23293D"/>
+          <w:sz w:val="21"/>
+          <w:szCs w:val="21"/>
+        </w:rPr>
+        <w:t xml:space="preserve">Split de pagamento</w:t>
+      </w:r>
+      <w:r>
+        <w:rPr>
+          <w:color w:val="23293D"/>
+          <w:sz w:val="21"/>
+          <w:szCs w:val="21"/>
+        </w:rPr>
+        <w:t xml:space="preserve"> — a divisão Risarte/RisLife.</w:t>
       </w:r>
     </w:p>
     <w:p>
@@ -15600,6 +16750,322 @@
         <w:numPr>
           <w:ilvl w:val="0"/>
           <w:numId w:val="26"/>
+        </w:numPr>
+        <w:spacing w:after="80" w:line="270"/>
+      </w:pPr>
+      <w:r>
+        <w:rPr>
+          <w:b/>
+          <w:bCs/>
+          <w:color w:val="23293D"/>
+          <w:sz w:val="21"/>
+          <w:szCs w:val="21"/>
+        </w:rPr>
+        <w:t xml:space="preserve">Benefícios</w:t>
+      </w:r>
+      <w:r>
+        <w:rPr>
+          <w:color w:val="23293D"/>
+          <w:sz w:val="21"/>
+          <w:szCs w:val="21"/>
+        </w:rPr>
+        <w:t xml:space="preserve"> — os benefícios </w:t>
+      </w:r>
+      <w:r>
+        <w:rPr>
+          <w:b/>
+          <w:bCs/>
+          <w:color w:val="23293D"/>
+          <w:sz w:val="21"/>
+          <w:szCs w:val="21"/>
+        </w:rPr>
+        <w:t xml:space="preserve">padrão da rede</w:t>
+      </w:r>
+      <w:r>
+        <w:rPr>
+          <w:color w:val="23293D"/>
+          <w:sz w:val="21"/>
+          <w:szCs w:val="21"/>
+        </w:rPr>
+        <w:t xml:space="preserve">, que chegam nas propostas novas. Tem a coluna </w:t>
+      </w:r>
+      <w:r>
+        <w:rPr>
+          <w:b/>
+          <w:bCs/>
+          <w:color w:val="23293D"/>
+          <w:sz w:val="21"/>
+          <w:szCs w:val="21"/>
+        </w:rPr>
+        <w:t xml:space="preserve">Margem (rede)</w:t>
+      </w:r>
+      <w:r>
+        <w:rPr>
+          <w:color w:val="23293D"/>
+          <w:sz w:val="21"/>
+          <w:szCs w:val="21"/>
+        </w:rPr>
+        <w:t xml:space="preserve">.</w:t>
+      </w:r>
+    </w:p>
+    <w:p>
+      <w:pPr>
+        <w:pStyle w:val="ListParagraph"/>
+        <w:numPr>
+          <w:ilvl w:val="0"/>
+          <w:numId w:val="26"/>
+        </w:numPr>
+        <w:spacing w:after="80" w:line="270"/>
+      </w:pPr>
+      <w:r>
+        <w:rPr>
+          <w:b/>
+          <w:bCs/>
+          <w:color w:val="23293D"/>
+          <w:sz w:val="21"/>
+          <w:szCs w:val="21"/>
+        </w:rPr>
+        <w:t xml:space="preserve">Proposta comercial</w:t>
+      </w:r>
+      <w:r>
+        <w:rPr>
+          <w:color w:val="23293D"/>
+          <w:sz w:val="21"/>
+          <w:szCs w:val="21"/>
+        </w:rPr>
+        <w:t xml:space="preserve"> — validade padrão e os </w:t>
+      </w:r>
+      <w:r>
+        <w:rPr>
+          <w:b/>
+          <w:bCs/>
+          <w:color w:val="23293D"/>
+          <w:sz w:val="21"/>
+          <w:szCs w:val="21"/>
+        </w:rPr>
+        <w:t xml:space="preserve">blocos de texto</w:t>
+      </w:r>
+      <w:r>
+        <w:rPr>
+          <w:color w:val="23293D"/>
+          <w:sz w:val="21"/>
+          <w:szCs w:val="21"/>
+        </w:rPr>
+        <w:t xml:space="preserve"> que saem em toda proposta sem texto próprio.</w:t>
+      </w:r>
+    </w:p>
+    <w:p>
+      <w:pPr>
+        <w:pStyle w:val="ListParagraph"/>
+        <w:numPr>
+          <w:ilvl w:val="0"/>
+          <w:numId w:val="26"/>
+        </w:numPr>
+        <w:spacing w:after="80" w:line="270"/>
+      </w:pPr>
+      <w:r>
+        <w:rPr>
+          <w:b/>
+          <w:bCs/>
+          <w:color w:val="23293D"/>
+          <w:sz w:val="21"/>
+          <w:szCs w:val="21"/>
+        </w:rPr>
+        <w:t xml:space="preserve">Contrato</w:t>
+      </w:r>
+      <w:r>
+        <w:rPr>
+          <w:color w:val="23293D"/>
+          <w:sz w:val="21"/>
+          <w:szCs w:val="21"/>
+        </w:rPr>
+        <w:t xml:space="preserve"> — </w:t>
+      </w:r>
+      <w:r>
+        <w:rPr>
+          <w:b/>
+          <w:bCs/>
+          <w:color w:val="23293D"/>
+          <w:sz w:val="21"/>
+          <w:szCs w:val="21"/>
+        </w:rPr>
+        <w:t xml:space="preserve">A Risarte no contrato</w:t>
+      </w:r>
+      <w:r>
+        <w:rPr>
+          <w:color w:val="23293D"/>
+          <w:sz w:val="21"/>
+          <w:szCs w:val="21"/>
+        </w:rPr>
+        <w:t xml:space="preserve"> (razão social, CNPJ, endereço, cidade da assinatura e quem assina pela Risarte: nome, cargo, nacionalidade, RG e CPF) e o </w:t>
+      </w:r>
+      <w:r>
+        <w:rPr>
+          <w:b/>
+          <w:bCs/>
+          <w:color w:val="23293D"/>
+          <w:sz w:val="21"/>
+          <w:szCs w:val="21"/>
+        </w:rPr>
+        <w:t xml:space="preserve">modelo de contrato da rede</w:t>
+      </w:r>
+      <w:r>
+        <w:rPr>
+          <w:color w:val="23293D"/>
+          <w:sz w:val="21"/>
+          <w:szCs w:val="21"/>
+        </w:rPr>
+        <w:t xml:space="preserve">, cláusula por cláusula. Mudar o modelo muda o contrato de toda empresa que não tem texto próprio. Enquanto faltar o nome, o RG ou o CPF de quem assina pela Risarte, todo contrato sai com essa linha em branco e a tela avisa.</w:t>
+      </w:r>
+    </w:p>
+    <w:p>
+      <w:pPr>
+        <w:pStyle w:val="ListParagraph"/>
+        <w:numPr>
+          <w:ilvl w:val="0"/>
+          <w:numId w:val="26"/>
+        </w:numPr>
+        <w:spacing w:after="80" w:line="270"/>
+      </w:pPr>
+      <w:r>
+        <w:rPr>
+          <w:b/>
+          <w:bCs/>
+          <w:color w:val="23293D"/>
+          <w:sz w:val="21"/>
+          <w:szCs w:val="21"/>
+        </w:rPr>
+        <w:t xml:space="preserve">Grupos de benefícios</w:t>
+      </w:r>
+      <w:r>
+        <w:rPr>
+          <w:color w:val="23293D"/>
+          <w:sz w:val="21"/>
+          <w:szCs w:val="21"/>
+        </w:rPr>
+        <w:t xml:space="preserve"> — criar, editar e desligar grupos.</w:t>
+      </w:r>
+    </w:p>
+    <w:p>
+      <w:pPr>
+        <w:pStyle w:val="Heading2"/>
+      </w:pPr>
+      <w:r>
+        <w:rPr>
+          <w:color w:val="1F3253"/>
+        </w:rPr>
+        <w:t xml:space="preserve">A coluna Margem</w:t>
+      </w:r>
+    </w:p>
+    <w:p>
+      <w:pPr>
+        <w:spacing w:after="140" w:line="280"/>
+      </w:pPr>
+      <w:r>
+        <w:rPr>
+          <w:color w:val="23293D"/>
+          <w:sz w:val="21"/>
+          <w:szCs w:val="21"/>
+        </w:rPr>
+        <w:t xml:space="preserve">Mostra quanto sobra em cada procedimento depois do benefício, usando preço e repasse cadastrados.</w:t>
+      </w:r>
+    </w:p>
+    <w:p>
+      <w:pPr>
+        <w:pStyle w:val="ListParagraph"/>
+        <w:numPr>
+          <w:ilvl w:val="0"/>
+          <w:numId w:val="27"/>
+        </w:numPr>
+        <w:spacing w:after="80" w:line="270"/>
+      </w:pPr>
+      <w:r>
+        <w:rPr>
+          <w:color w:val="23293D"/>
+          <w:sz w:val="21"/>
+          <w:szCs w:val="21"/>
+        </w:rPr>
+        <w:t xml:space="preserve">Com desconto, mostra a margem que sobra </w:t>
+      </w:r>
+      <w:r>
+        <w:rPr>
+          <w:b/>
+          <w:bCs/>
+          <w:color w:val="23293D"/>
+          <w:sz w:val="21"/>
+          <w:szCs w:val="21"/>
+        </w:rPr>
+        <w:t xml:space="preserve">e</w:t>
+      </w:r>
+      <w:r>
+        <w:rPr>
+          <w:color w:val="23293D"/>
+          <w:sz w:val="21"/>
+          <w:szCs w:val="21"/>
+        </w:rPr>
+        <w:t xml:space="preserve"> quanto o benefício custou.</w:t>
+      </w:r>
+    </w:p>
+    <w:p>
+      <w:pPr>
+        <w:pStyle w:val="ListParagraph"/>
+        <w:numPr>
+          <w:ilvl w:val="0"/>
+          <w:numId w:val="27"/>
+        </w:numPr>
+        <w:spacing w:after="80" w:line="270"/>
+      </w:pPr>
+      <w:r>
+        <w:rPr>
+          <w:color w:val="23293D"/>
+          <w:sz w:val="21"/>
+          <w:szCs w:val="21"/>
+        </w:rPr>
+        <w:t xml:space="preserve">Em </w:t>
+      </w:r>
+      <w:r>
+        <w:rPr>
+          <w:b/>
+          <w:bCs/>
+          <w:color w:val="23293D"/>
+          <w:sz w:val="21"/>
+          <w:szCs w:val="21"/>
+        </w:rPr>
+        <w:t xml:space="preserve">Sem custo</w:t>
+      </w:r>
+      <w:r>
+        <w:rPr>
+          <w:color w:val="23293D"/>
+          <w:sz w:val="21"/>
+          <w:szCs w:val="21"/>
+        </w:rPr>
+        <w:t xml:space="preserve">, a margem fica </w:t>
+      </w:r>
+      <w:r>
+        <w:rPr>
+          <w:b/>
+          <w:bCs/>
+          <w:color w:val="23293D"/>
+          <w:sz w:val="21"/>
+          <w:szCs w:val="21"/>
+        </w:rPr>
+        <w:t xml:space="preserve">negativa</w:t>
+      </w:r>
+      <w:r>
+        <w:rPr>
+          <w:color w:val="23293D"/>
+          <w:sz w:val="21"/>
+          <w:szCs w:val="21"/>
+        </w:rPr>
+        <w:t xml:space="preserve"> e a tela diz que o procedimento fica no prejuízo — porque o repasse e o material continuam sendo pagos.</w:t>
+      </w:r>
+    </w:p>
+    <w:p>
+      <w:pPr>
+        <w:pStyle w:val="ListParagraph"/>
+        <w:numPr>
+          <w:ilvl w:val="0"/>
+          <w:numId w:val="27"/>
         </w:numPr>
         <w:spacing w:after="80" w:line="270"/>
       </w:pPr>
@@ -17110,7 +18576,7 @@
         <w:pStyle w:val="ListParagraph"/>
         <w:numPr>
           <w:ilvl w:val="0"/>
-          <w:numId w:val="27"/>
+          <w:numId w:val="28"/>
         </w:numPr>
         <w:spacing w:after="80" w:line="270"/>
       </w:pPr>
@@ -17185,195 +18651,6 @@
           <w:szCs w:val="21"/>
         </w:rPr>
         <w:t xml:space="preserve">), depois de a cobrança ser conferida e, se preciso, editada — gerar a cobrança não vai emitir o boleto sozinho.</w:t>
-      </w:r>
-    </w:p>
-    <w:p>
-      <w:pPr>
-        <w:pStyle w:val="ListParagraph"/>
-        <w:numPr>
-          <w:ilvl w:val="0"/>
-          <w:numId w:val="27"/>
-        </w:numPr>
-        <w:spacing w:after="80" w:line="270"/>
-      </w:pPr>
-      <w:r>
-        <w:rPr>
-          <w:b/>
-          <w:bCs/>
-          <w:color w:val="23293D"/>
-          <w:sz w:val="21"/>
-          <w:szCs w:val="21"/>
-        </w:rPr>
-        <w:t xml:space="preserve">Assinatura pela ZapSign</w:t>
-      </w:r>
-      <w:r>
-        <w:rPr>
-          <w:color w:val="23293D"/>
-          <w:sz w:val="21"/>
-          <w:szCs w:val="21"/>
-        </w:rPr>
-        <w:t xml:space="preserve"> funciona por </w:t>
-      </w:r>
-      <w:r>
-        <w:rPr>
-          <w:b/>
-          <w:bCs/>
-          <w:color w:val="23293D"/>
-          <w:sz w:val="21"/>
-          <w:szCs w:val="21"/>
-        </w:rPr>
-        <w:t xml:space="preserve">Enviar</w:t>
-      </w:r>
-      <w:r>
-        <w:rPr>
-          <w:color w:val="23293D"/>
-          <w:sz w:val="21"/>
-          <w:szCs w:val="21"/>
-        </w:rPr>
-        <w:t xml:space="preserve"> → </w:t>
-      </w:r>
-      <w:r>
-        <w:rPr>
-          <w:b/>
-          <w:bCs/>
-          <w:color w:val="23293D"/>
-          <w:sz w:val="21"/>
-          <w:szCs w:val="21"/>
-        </w:rPr>
-        <w:t xml:space="preserve">Marcar assinado</w:t>
-      </w:r>
-      <w:r>
-        <w:rPr>
-          <w:color w:val="23293D"/>
-          <w:sz w:val="21"/>
-          <w:szCs w:val="21"/>
-        </w:rPr>
-        <w:t xml:space="preserve"> (simulação) enquanto as chaves não estiverem cadastradas.</w:t>
-      </w:r>
-    </w:p>
-    <w:p>
-      <w:pPr>
-        <w:pStyle w:val="ListParagraph"/>
-        <w:numPr>
-          <w:ilvl w:val="0"/>
-          <w:numId w:val="27"/>
-        </w:numPr>
-        <w:spacing w:after="80" w:line="270"/>
-      </w:pPr>
-      <w:r>
-        <w:rPr>
-          <w:b/>
-          <w:bCs/>
-          <w:color w:val="23293D"/>
-          <w:sz w:val="21"/>
-          <w:szCs w:val="21"/>
-        </w:rPr>
-        <w:t xml:space="preserve">Proposta no Gamma</w:t>
-      </w:r>
-      <w:r>
-        <w:rPr>
-          <w:color w:val="23293D"/>
-          <w:sz w:val="21"/>
-          <w:szCs w:val="21"/>
-        </w:rPr>
-        <w:t xml:space="preserve"> depende de chave configurada; sem ela, o cartão explica que está desativado.</w:t>
-      </w:r>
-    </w:p>
-    <w:p>
-      <w:pPr>
-        <w:pStyle w:val="ListParagraph"/>
-        <w:numPr>
-          <w:ilvl w:val="0"/>
-          <w:numId w:val="27"/>
-        </w:numPr>
-        <w:spacing w:after="80" w:line="270"/>
-      </w:pPr>
-      <w:r>
-        <w:rPr>
-          <w:b/>
-          <w:bCs/>
-          <w:color w:val="23293D"/>
-          <w:sz w:val="21"/>
-          <w:szCs w:val="21"/>
-        </w:rPr>
-        <w:t xml:space="preserve">A implantação não tem trava no banco</w:t>
-      </w:r>
-      <w:r>
-        <w:rPr>
-          <w:color w:val="23293D"/>
-          <w:sz w:val="21"/>
-          <w:szCs w:val="21"/>
-        </w:rPr>
-        <w:t xml:space="preserve"> (a mensalidade tem, desde a 0.71.0). Duas pessoas clicando em </w:t>
-      </w:r>
-      <w:r>
-        <w:rPr>
-          <w:b/>
-          <w:bCs/>
-          <w:color w:val="23293D"/>
-          <w:sz w:val="21"/>
-          <w:szCs w:val="21"/>
-        </w:rPr>
-        <w:t xml:space="preserve">Gerar implantação</w:t>
-      </w:r>
-      <w:r>
-        <w:rPr>
-          <w:color w:val="23293D"/>
-          <w:sz w:val="21"/>
-          <w:szCs w:val="21"/>
-        </w:rPr>
-        <w:t xml:space="preserve"> no MESMO instante ainda podem gerar duas; um clique depois do outro, não — o segundo é recusado. Se acontecer, cancele uma delas.</w:t>
-      </w:r>
-    </w:p>
-    <w:p>
-      <w:pPr>
-        <w:pStyle w:val="ListParagraph"/>
-        <w:numPr>
-          <w:ilvl w:val="0"/>
-          <w:numId w:val="27"/>
-        </w:numPr>
-        <w:spacing w:after="80" w:line="270"/>
-      </w:pPr>
-      <w:r>
-        <w:rPr>
-          <w:b/>
-          <w:bCs/>
-          <w:color w:val="23293D"/>
-          <w:sz w:val="21"/>
-          <w:szCs w:val="21"/>
-        </w:rPr>
-        <w:t xml:space="preserve">Controle por lote e baixa FIFO</w:t>
-      </w:r>
-      <w:r>
-        <w:rPr>
-          <w:color w:val="23293D"/>
-          <w:sz w:val="21"/>
-          <w:szCs w:val="21"/>
-        </w:rPr>
-        <w:t xml:space="preserve"> não fazem parte deste módulo.</w:t>
-      </w:r>
-    </w:p>
-    <w:p>
-      <w:pPr>
-        <w:spacing w:after="60" w:line="120"/>
-      </w:pPr>
-      <w:r>
-        <w:rPr>
-          <w:sz w:val="2"/>
-          <w:szCs w:val="2"/>
-        </w:rPr>
-        <w:t xml:space="preserve"/>
-      </w:r>
-    </w:p>
-    <w:p>
-      <w:pPr>
-        <w:pStyle w:val="Heading1"/>
-      </w:pPr>
-      <w:r>
-        <w:rPr>
-          <w:color w:val="1F3253"/>
-        </w:rPr>
-        <w:t xml:space="preserve">19. Glossário</w:t>
       </w:r>
     </w:p>
     <w:p>
@@ -17393,15 +18670,51 @@
           <w:sz w:val="21"/>
           <w:szCs w:val="21"/>
         </w:rPr>
-        <w:t xml:space="preserve">Titular</w:t>
-      </w:r>
-      <w:r>
-        <w:rPr>
-          <w:color w:val="23293D"/>
-          <w:sz w:val="21"/>
-          <w:szCs w:val="21"/>
-        </w:rPr>
-        <w:t xml:space="preserve"> — a pessoa da empresa que entra no programa.</w:t>
+        <w:t xml:space="preserve">Assinatura pela ZapSign</w:t>
+      </w:r>
+      <w:r>
+        <w:rPr>
+          <w:color w:val="23293D"/>
+          <w:sz w:val="21"/>
+          <w:szCs w:val="21"/>
+        </w:rPr>
+        <w:t xml:space="preserve"> funciona por </w:t>
+      </w:r>
+      <w:r>
+        <w:rPr>
+          <w:b/>
+          <w:bCs/>
+          <w:color w:val="23293D"/>
+          <w:sz w:val="21"/>
+          <w:szCs w:val="21"/>
+        </w:rPr>
+        <w:t xml:space="preserve">Enviar</w:t>
+      </w:r>
+      <w:r>
+        <w:rPr>
+          <w:color w:val="23293D"/>
+          <w:sz w:val="21"/>
+          <w:szCs w:val="21"/>
+        </w:rPr>
+        <w:t xml:space="preserve"> → </w:t>
+      </w:r>
+      <w:r>
+        <w:rPr>
+          <w:b/>
+          <w:bCs/>
+          <w:color w:val="23293D"/>
+          <w:sz w:val="21"/>
+          <w:szCs w:val="21"/>
+        </w:rPr>
+        <w:t xml:space="preserve">Marcar assinado</w:t>
+      </w:r>
+      <w:r>
+        <w:rPr>
+          <w:color w:val="23293D"/>
+          <w:sz w:val="21"/>
+          <w:szCs w:val="21"/>
+        </w:rPr>
+        <w:t xml:space="preserve"> (simulação) enquanto as chaves não estiverem cadastradas.</w:t>
       </w:r>
     </w:p>
     <w:p>
@@ -17421,15 +18734,15 @@
           <w:sz w:val="21"/>
           <w:szCs w:val="21"/>
         </w:rPr>
-        <w:t xml:space="preserve">Dependente</w:t>
-      </w:r>
-      <w:r>
-        <w:rPr>
-          <w:color w:val="23293D"/>
-          <w:sz w:val="21"/>
-          <w:szCs w:val="21"/>
-        </w:rPr>
-        <w:t xml:space="preserve"> — quem entra pendurado num titular.</w:t>
+        <w:t xml:space="preserve">Proposta no Gamma</w:t>
+      </w:r>
+      <w:r>
+        <w:rPr>
+          <w:color w:val="23293D"/>
+          <w:sz w:val="21"/>
+          <w:szCs w:val="21"/>
+        </w:rPr>
+        <w:t xml:space="preserve"> depende de chave configurada; sem ela, o cartão explica que está desativado.</w:t>
       </w:r>
     </w:p>
     <w:p>
@@ -17449,15 +18762,33 @@
           <w:sz w:val="21"/>
           <w:szCs w:val="21"/>
         </w:rPr>
-        <w:t xml:space="preserve">Lead</w:t>
-      </w:r>
-      <w:r>
-        <w:rPr>
-          <w:color w:val="23293D"/>
-          <w:sz w:val="21"/>
-          <w:szCs w:val="21"/>
-        </w:rPr>
-        <w:t xml:space="preserve"> — a empresa enquanto está no funil, antes de fechar.</w:t>
+        <w:t xml:space="preserve">A implantação não tem trava no banco</w:t>
+      </w:r>
+      <w:r>
+        <w:rPr>
+          <w:color w:val="23293D"/>
+          <w:sz w:val="21"/>
+          <w:szCs w:val="21"/>
+        </w:rPr>
+        <w:t xml:space="preserve"> (a mensalidade tem, desde a 0.71.0). Duas pessoas clicando em </w:t>
+      </w:r>
+      <w:r>
+        <w:rPr>
+          <w:b/>
+          <w:bCs/>
+          <w:color w:val="23293D"/>
+          <w:sz w:val="21"/>
+          <w:szCs w:val="21"/>
+        </w:rPr>
+        <w:t xml:space="preserve">Gerar implantação</w:t>
+      </w:r>
+      <w:r>
+        <w:rPr>
+          <w:color w:val="23293D"/>
+          <w:sz w:val="21"/>
+          <w:szCs w:val="21"/>
+        </w:rPr>
+        <w:t xml:space="preserve"> no MESMO instante ainda podem gerar duas; um clique depois do outro, não — o segundo é recusado. Se acontecer, cancele uma delas.</w:t>
       </w:r>
     </w:p>
     <w:p>
@@ -17477,317 +18808,15 @@
           <w:sz w:val="21"/>
           <w:szCs w:val="21"/>
         </w:rPr>
-        <w:t xml:space="preserve">Levantamento</w:t>
-      </w:r>
-      <w:r>
-        <w:rPr>
-          <w:color w:val="23293D"/>
-          <w:sz w:val="21"/>
-          <w:szCs w:val="21"/>
-        </w:rPr>
-        <w:t xml:space="preserve"> — o que a empresa tem hoje (convênio, quanto paga, quantas pessoas).</w:t>
-      </w:r>
-    </w:p>
-    <w:p>
-      <w:pPr>
-        <w:pStyle w:val="ListParagraph"/>
-        <w:numPr>
-          <w:ilvl w:val="0"/>
-          <w:numId w:val="28"/>
-        </w:numPr>
-        <w:spacing w:after="80" w:line="270"/>
-      </w:pPr>
-      <w:r>
-        <w:rPr>
-          <w:b/>
-          <w:bCs/>
-          <w:color w:val="23293D"/>
-          <w:sz w:val="21"/>
-          <w:szCs w:val="21"/>
-        </w:rPr>
-        <w:t xml:space="preserve">Proposta</w:t>
-      </w:r>
-      <w:r>
-        <w:rPr>
-          <w:color w:val="23293D"/>
-          <w:sz w:val="21"/>
-          <w:szCs w:val="21"/>
-        </w:rPr>
-        <w:t xml:space="preserve"> — o que a Risarte oferece: preços, benefícios, prazos, unidades.</w:t>
-      </w:r>
-    </w:p>
-    <w:p>
-      <w:pPr>
-        <w:pStyle w:val="ListParagraph"/>
-        <w:numPr>
-          <w:ilvl w:val="0"/>
-          <w:numId w:val="28"/>
-        </w:numPr>
-        <w:spacing w:after="80" w:line="270"/>
-      </w:pPr>
-      <w:r>
-        <w:rPr>
-          <w:b/>
-          <w:bCs/>
-          <w:color w:val="23293D"/>
-          <w:sz w:val="21"/>
-          <w:szCs w:val="21"/>
-        </w:rPr>
-        <w:t xml:space="preserve">Faixa</w:t>
-      </w:r>
-      <w:r>
-        <w:rPr>
-          <w:color w:val="23293D"/>
-          <w:sz w:val="21"/>
-          <w:szCs w:val="21"/>
-        </w:rPr>
-        <w:t xml:space="preserve"> — preço por quantidade de titulares. Vale para todos, não só para quem passou.</w:t>
-      </w:r>
-    </w:p>
-    <w:p>
-      <w:pPr>
-        <w:pStyle w:val="ListParagraph"/>
-        <w:numPr>
-          <w:ilvl w:val="0"/>
-          <w:numId w:val="28"/>
-        </w:numPr>
-        <w:spacing w:after="80" w:line="270"/>
-      </w:pPr>
-      <w:r>
-        <w:rPr>
-          <w:b/>
-          <w:bCs/>
-          <w:color w:val="23293D"/>
-          <w:sz w:val="21"/>
-          <w:szCs w:val="21"/>
-        </w:rPr>
-        <w:t xml:space="preserve">Carência</w:t>
-      </w:r>
-      <w:r>
-        <w:rPr>
-          <w:color w:val="23293D"/>
-          <w:sz w:val="21"/>
-          <w:szCs w:val="21"/>
-        </w:rPr>
-        <w:t xml:space="preserve"> — o tempo até o benefício começar a valer.</w:t>
-      </w:r>
-    </w:p>
-    <w:p>
-      <w:pPr>
-        <w:pStyle w:val="ListParagraph"/>
-        <w:numPr>
-          <w:ilvl w:val="0"/>
-          <w:numId w:val="28"/>
-        </w:numPr>
-        <w:spacing w:after="80" w:line="270"/>
-      </w:pPr>
-      <w:r>
-        <w:rPr>
-          <w:b/>
-          <w:bCs/>
-          <w:color w:val="23293D"/>
-          <w:sz w:val="21"/>
-          <w:szCs w:val="21"/>
-        </w:rPr>
-        <w:t xml:space="preserve">Benefício</w:t>
-      </w:r>
-      <w:r>
-        <w:rPr>
-          <w:color w:val="23293D"/>
-          <w:sz w:val="21"/>
-          <w:szCs w:val="21"/>
-        </w:rPr>
-        <w:t xml:space="preserve"> — o que o programa faz naquele procedimento.</w:t>
-      </w:r>
-    </w:p>
-    <w:p>
-      <w:pPr>
-        <w:pStyle w:val="ListParagraph"/>
-        <w:numPr>
-          <w:ilvl w:val="0"/>
-          <w:numId w:val="28"/>
-        </w:numPr>
-        <w:spacing w:after="80" w:line="270"/>
-      </w:pPr>
-      <w:r>
-        <w:rPr>
-          <w:b/>
-          <w:bCs/>
-          <w:color w:val="23293D"/>
-          <w:sz w:val="21"/>
-          <w:szCs w:val="21"/>
-        </w:rPr>
-        <w:t xml:space="preserve">Grupo de benefícios</w:t>
-      </w:r>
-      <w:r>
-        <w:rPr>
-          <w:color w:val="23293D"/>
-          <w:sz w:val="21"/>
-          <w:szCs w:val="21"/>
-        </w:rPr>
-        <w:t xml:space="preserve"> — combinação pronta, reaplicável em outras propostas.</w:t>
-      </w:r>
-    </w:p>
-    <w:p>
-      <w:pPr>
-        <w:pStyle w:val="ListParagraph"/>
-        <w:numPr>
-          <w:ilvl w:val="0"/>
-          <w:numId w:val="28"/>
-        </w:numPr>
-        <w:spacing w:after="80" w:line="270"/>
-      </w:pPr>
-      <w:r>
-        <w:rPr>
-          <w:b/>
-          <w:bCs/>
-          <w:color w:val="23293D"/>
-          <w:sz w:val="21"/>
-          <w:szCs w:val="21"/>
-        </w:rPr>
-        <w:t xml:space="preserve">Implantação</w:t>
-      </w:r>
-      <w:r>
-        <w:rPr>
-          <w:color w:val="23293D"/>
-          <w:sz w:val="21"/>
-          <w:szCs w:val="21"/>
-        </w:rPr>
-        <w:t xml:space="preserve"> — o primeiro pagamento e a entrada da empresa no ar.</w:t>
-      </w:r>
-    </w:p>
-    <w:p>
-      <w:pPr>
-        <w:pStyle w:val="ListParagraph"/>
-        <w:numPr>
-          <w:ilvl w:val="0"/>
-          <w:numId w:val="28"/>
-        </w:numPr>
-        <w:spacing w:after="80" w:line="270"/>
-      </w:pPr>
-      <w:r>
-        <w:rPr>
-          <w:b/>
-          <w:bCs/>
-          <w:color w:val="23293D"/>
-          <w:sz w:val="21"/>
-          <w:szCs w:val="21"/>
-        </w:rPr>
-        <w:t xml:space="preserve">Split</w:t>
-      </w:r>
-      <w:r>
-        <w:rPr>
-          <w:color w:val="23293D"/>
-          <w:sz w:val="21"/>
-          <w:szCs w:val="21"/>
-        </w:rPr>
-        <w:t xml:space="preserve"> — a divisão do pagamento entre Risarte e RisLife.</w:t>
-      </w:r>
-    </w:p>
-    <w:p>
-      <w:pPr>
-        <w:pStyle w:val="ListParagraph"/>
-        <w:numPr>
-          <w:ilvl w:val="0"/>
-          <w:numId w:val="28"/>
-        </w:numPr>
-        <w:spacing w:after="80" w:line="270"/>
-      </w:pPr>
-      <w:r>
-        <w:rPr>
-          <w:b/>
-          <w:bCs/>
-          <w:color w:val="23293D"/>
-          <w:sz w:val="21"/>
-          <w:szCs w:val="21"/>
-        </w:rPr>
-        <w:t xml:space="preserve">Termo de inclusão (</w:t>
-      </w:r>
-      <w:r>
-        <w:rPr>
-          <w:rFonts w:ascii="Consolas" w:cs="Consolas" w:eastAsia="Consolas" w:hAnsi="Consolas"/>
-          <w:b/>
-          <w:bCs/>
-          <w:color w:val="1F3253"/>
-          <w:sz w:val="19"/>
-          <w:szCs w:val="19"/>
-          <w:shd w:fill="EFEDE6" w:color="auto" w:val="clear"/>
-        </w:rPr>
-        <w:t xml:space="preserve">TI-</w:t>
-      </w:r>
-      <w:r>
-        <w:rPr>
-          <w:b/>
-          <w:bCs/>
-          <w:color w:val="23293D"/>
-          <w:sz w:val="21"/>
-          <w:szCs w:val="21"/>
-        </w:rPr>
-        <w:t xml:space="preserve">)</w:t>
-      </w:r>
-      <w:r>
-        <w:rPr>
-          <w:color w:val="23293D"/>
-          <w:sz w:val="21"/>
-          <w:szCs w:val="21"/>
-        </w:rPr>
-        <w:t xml:space="preserve"> — documento curto que acrescenta gente ao acordo existente.</w:t>
-      </w:r>
-    </w:p>
-    <w:p>
-      <w:pPr>
-        <w:pStyle w:val="ListParagraph"/>
-        <w:numPr>
-          <w:ilvl w:val="0"/>
-          <w:numId w:val="28"/>
-        </w:numPr>
-        <w:spacing w:after="80" w:line="270"/>
-      </w:pPr>
-      <w:r>
-        <w:rPr>
-          <w:b/>
-          <w:bCs/>
-          <w:color w:val="23293D"/>
-          <w:sz w:val="21"/>
-          <w:szCs w:val="21"/>
-        </w:rPr>
-        <w:t xml:space="preserve">Override</w:t>
-      </w:r>
-      <w:r>
-        <w:rPr>
-          <w:color w:val="23293D"/>
-          <w:sz w:val="21"/>
-          <w:szCs w:val="21"/>
-        </w:rPr>
-        <w:t xml:space="preserve"> — valor próprio da empresa, que substitui o padrão da rede.</w:t>
-      </w:r>
-    </w:p>
-    <w:p>
-      <w:pPr>
-        <w:pStyle w:val="ListParagraph"/>
-        <w:numPr>
-          <w:ilvl w:val="0"/>
-          <w:numId w:val="28"/>
-        </w:numPr>
-        <w:spacing w:after="80" w:line="270"/>
-      </w:pPr>
-      <w:r>
-        <w:rPr>
-          <w:b/>
-          <w:bCs/>
-          <w:color w:val="23293D"/>
-          <w:sz w:val="21"/>
-          <w:szCs w:val="21"/>
-        </w:rPr>
-        <w:t xml:space="preserve">MRR</w:t>
-      </w:r>
-      <w:r>
-        <w:rPr>
-          <w:color w:val="23293D"/>
-          <w:sz w:val="21"/>
-          <w:szCs w:val="21"/>
-        </w:rPr>
-        <w:t xml:space="preserve"> — a mensalidade recorrente somada.</w:t>
+        <w:t xml:space="preserve">Controle por lote e baixa FIFO</w:t>
+      </w:r>
+      <w:r>
+        <w:rPr>
+          <w:color w:val="23293D"/>
+          <w:sz w:val="21"/>
+          <w:szCs w:val="21"/>
+        </w:rPr>
+        <w:t xml:space="preserve"> não fazem parte deste módulo.</w:t>
       </w:r>
     </w:p>
     <w:p>
@@ -17810,18 +18839,7 @@
         <w:rPr>
           <w:color w:val="1F3253"/>
         </w:rPr>
-        <w:t xml:space="preserve">20. Checklists</w:t>
-      </w:r>
-    </w:p>
-    <w:p>
-      <w:pPr>
-        <w:pStyle w:val="Heading2"/>
-      </w:pPr>
-      <w:r>
-        <w:rPr>
-          <w:color w:val="1F3253"/>
-        </w:rPr>
-        <w:t xml:space="preserve">Antes de mandar a proposta</w:t>
+        <w:t xml:space="preserve">19. Glossário</w:t>
       </w:r>
     </w:p>
     <w:p>
@@ -17835,11 +18853,21 @@
       </w:pPr>
       <w:r>
         <w:rPr>
-          <w:color w:val="23293D"/>
-          <w:sz w:val="21"/>
-          <w:szCs w:val="21"/>
-        </w:rPr>
-        <w:t xml:space="preserve">[ ] Levantamento preenchido (o documento depende dele)</w:t>
+          <w:b/>
+          <w:bCs/>
+          <w:color w:val="23293D"/>
+          <w:sz w:val="21"/>
+          <w:szCs w:val="21"/>
+        </w:rPr>
+        <w:t xml:space="preserve">Titular</w:t>
+      </w:r>
+      <w:r>
+        <w:rPr>
+          <w:color w:val="23293D"/>
+          <w:sz w:val="21"/>
+          <w:szCs w:val="21"/>
+        </w:rPr>
+        <w:t xml:space="preserve"> — a pessoa da empresa que entra no programa.</w:t>
       </w:r>
     </w:p>
     <w:p>
@@ -17853,11 +18881,21 @@
       </w:pPr>
       <w:r>
         <w:rPr>
-          <w:color w:val="23293D"/>
-          <w:sz w:val="21"/>
-          <w:szCs w:val="21"/>
-        </w:rPr>
-        <w:t xml:space="preserve">[ ] Preço do titular e faixas conferidos</w:t>
+          <w:b/>
+          <w:bCs/>
+          <w:color w:val="23293D"/>
+          <w:sz w:val="21"/>
+          <w:szCs w:val="21"/>
+        </w:rPr>
+        <w:t xml:space="preserve">Dependente</w:t>
+      </w:r>
+      <w:r>
+        <w:rPr>
+          <w:color w:val="23293D"/>
+          <w:sz w:val="21"/>
+          <w:szCs w:val="21"/>
+        </w:rPr>
+        <w:t xml:space="preserve"> — quem entra pendurado num titular.</w:t>
       </w:r>
     </w:p>
     <w:p>
@@ -17871,11 +18909,21 @@
       </w:pPr>
       <w:r>
         <w:rPr>
-          <w:color w:val="23293D"/>
-          <w:sz w:val="21"/>
-          <w:szCs w:val="21"/>
-        </w:rPr>
-        <w:t xml:space="preserve">[ ] Dependentes: valores definidos</w:t>
+          <w:b/>
+          <w:bCs/>
+          <w:color w:val="23293D"/>
+          <w:sz w:val="21"/>
+          <w:szCs w:val="21"/>
+        </w:rPr>
+        <w:t xml:space="preserve">Lead</w:t>
+      </w:r>
+      <w:r>
+        <w:rPr>
+          <w:color w:val="23293D"/>
+          <w:sz w:val="21"/>
+          <w:szCs w:val="21"/>
+        </w:rPr>
+        <w:t xml:space="preserve"> — a empresa enquanto está no funil, antes de fechar.</w:t>
       </w:r>
     </w:p>
     <w:p>
@@ -17889,11 +18937,21 @@
       </w:pPr>
       <w:r>
         <w:rPr>
-          <w:color w:val="23293D"/>
-          <w:sz w:val="21"/>
-          <w:szCs w:val="21"/>
-        </w:rPr>
-        <w:t xml:space="preserve">[ ] Valor fixo por empresa? Conferir o valor — é ele que a empresa paga, com qualquer número de titulares</w:t>
+          <w:b/>
+          <w:bCs/>
+          <w:color w:val="23293D"/>
+          <w:sz w:val="21"/>
+          <w:szCs w:val="21"/>
+        </w:rPr>
+        <w:t xml:space="preserve">Levantamento</w:t>
+      </w:r>
+      <w:r>
+        <w:rPr>
+          <w:color w:val="23293D"/>
+          <w:sz w:val="21"/>
+          <w:szCs w:val="21"/>
+        </w:rPr>
+        <w:t xml:space="preserve"> — o que a empresa tem hoje (convênio, quanto paga, quantas pessoas).</w:t>
       </w:r>
     </w:p>
     <w:p>
@@ -17907,29 +18965,21 @@
       </w:pPr>
       <w:r>
         <w:rPr>
-          <w:color w:val="23293D"/>
-          <w:sz w:val="21"/>
-          <w:szCs w:val="21"/>
-        </w:rPr>
-        <w:t xml:space="preserve">[ ] </w:t>
-      </w:r>
-      <w:r>
-        <w:rPr>
-          <w:b/>
-          <w:bCs/>
-          <w:color w:val="23293D"/>
-          <w:sz w:val="21"/>
-          <w:szCs w:val="21"/>
-        </w:rPr>
-        <w:t xml:space="preserve">Valor fixo: se passar do contratado, combinado</w:t>
-      </w:r>
-      <w:r>
-        <w:rPr>
-          <w:color w:val="23293D"/>
-          <w:sz w:val="21"/>
-          <w:szCs w:val="21"/>
-        </w:rPr>
-        <w:t xml:space="preserve"> (senão o termo nasce sem valor; por titular, vale a tabela)</w:t>
+          <w:b/>
+          <w:bCs/>
+          <w:color w:val="23293D"/>
+          <w:sz w:val="21"/>
+          <w:szCs w:val="21"/>
+        </w:rPr>
+        <w:t xml:space="preserve">Proposta</w:t>
+      </w:r>
+      <w:r>
+        <w:rPr>
+          <w:color w:val="23293D"/>
+          <w:sz w:val="21"/>
+          <w:szCs w:val="21"/>
+        </w:rPr>
+        <w:t xml:space="preserve"> — o que a Risarte oferece: preços, benefícios, prazos, unidades.</w:t>
       </w:r>
     </w:p>
     <w:p>
@@ -17943,11 +18993,21 @@
       </w:pPr>
       <w:r>
         <w:rPr>
-          <w:color w:val="23293D"/>
-          <w:sz w:val="21"/>
-          <w:szCs w:val="21"/>
-        </w:rPr>
-        <w:t xml:space="preserve">[ ] Benefícios com "vale para quem", frequência e carência</w:t>
+          <w:b/>
+          <w:bCs/>
+          <w:color w:val="23293D"/>
+          <w:sz w:val="21"/>
+          <w:szCs w:val="21"/>
+        </w:rPr>
+        <w:t xml:space="preserve">Faixa</w:t>
+      </w:r>
+      <w:r>
+        <w:rPr>
+          <w:color w:val="23293D"/>
+          <w:sz w:val="21"/>
+          <w:szCs w:val="21"/>
+        </w:rPr>
+        <w:t xml:space="preserve"> — preço por quantidade de titulares. Vale para todos, não só para quem passou.</w:t>
       </w:r>
     </w:p>
     <w:p>
@@ -17961,11 +19021,21 @@
       </w:pPr>
       <w:r>
         <w:rPr>
-          <w:color w:val="23293D"/>
-          <w:sz w:val="21"/>
-          <w:szCs w:val="21"/>
-        </w:rPr>
-        <w:t xml:space="preserve">[ ] Unidades da parceria e restrições por benefício</w:t>
+          <w:b/>
+          <w:bCs/>
+          <w:color w:val="23293D"/>
+          <w:sz w:val="21"/>
+          <w:szCs w:val="21"/>
+        </w:rPr>
+        <w:t xml:space="preserve">Carência</w:t>
+      </w:r>
+      <w:r>
+        <w:rPr>
+          <w:color w:val="23293D"/>
+          <w:sz w:val="21"/>
+          <w:szCs w:val="21"/>
+        </w:rPr>
+        <w:t xml:space="preserve"> — o tempo até o benefício começar a valer.</w:t>
       </w:r>
     </w:p>
     <w:p>
@@ -17979,11 +19049,21 @@
       </w:pPr>
       <w:r>
         <w:rPr>
-          <w:color w:val="23293D"/>
-          <w:sz w:val="21"/>
-          <w:szCs w:val="21"/>
-        </w:rPr>
-        <w:t xml:space="preserve">[ ] Validade e carências</w:t>
+          <w:b/>
+          <w:bCs/>
+          <w:color w:val="23293D"/>
+          <w:sz w:val="21"/>
+          <w:szCs w:val="21"/>
+        </w:rPr>
+        <w:t xml:space="preserve">Benefício</w:t>
+      </w:r>
+      <w:r>
+        <w:rPr>
+          <w:color w:val="23293D"/>
+          <w:sz w:val="21"/>
+          <w:szCs w:val="21"/>
+        </w:rPr>
+        <w:t xml:space="preserve"> — o que o programa faz naquele procedimento.</w:t>
       </w:r>
     </w:p>
     <w:p>
@@ -17997,29 +19077,206 @@
       </w:pPr>
       <w:r>
         <w:rPr>
-          <w:color w:val="23293D"/>
-          <w:sz w:val="21"/>
-          <w:szCs w:val="21"/>
-        </w:rPr>
-        <w:t xml:space="preserve">[ ] </w:t>
-      </w:r>
-      <w:r>
-        <w:rPr>
-          <w:b/>
-          <w:bCs/>
-          <w:color w:val="23293D"/>
-          <w:sz w:val="21"/>
-          <w:szCs w:val="21"/>
-        </w:rPr>
-        <w:t xml:space="preserve">Abriu o documento e leu</w:t>
-      </w:r>
-      <w:r>
-        <w:rPr>
-          <w:color w:val="23293D"/>
-          <w:sz w:val="21"/>
-          <w:szCs w:val="21"/>
-        </w:rPr>
-        <w:t xml:space="preserve"> — inclusive para conferir que nota interna não vazou</w:t>
+          <w:b/>
+          <w:bCs/>
+          <w:color w:val="23293D"/>
+          <w:sz w:val="21"/>
+          <w:szCs w:val="21"/>
+        </w:rPr>
+        <w:t xml:space="preserve">Grupo de benefícios</w:t>
+      </w:r>
+      <w:r>
+        <w:rPr>
+          <w:color w:val="23293D"/>
+          <w:sz w:val="21"/>
+          <w:szCs w:val="21"/>
+        </w:rPr>
+        <w:t xml:space="preserve"> — combinação pronta, reaplicável em outras propostas.</w:t>
+      </w:r>
+    </w:p>
+    <w:p>
+      <w:pPr>
+        <w:pStyle w:val="ListParagraph"/>
+        <w:numPr>
+          <w:ilvl w:val="0"/>
+          <w:numId w:val="29"/>
+        </w:numPr>
+        <w:spacing w:after="80" w:line="270"/>
+      </w:pPr>
+      <w:r>
+        <w:rPr>
+          <w:b/>
+          <w:bCs/>
+          <w:color w:val="23293D"/>
+          <w:sz w:val="21"/>
+          <w:szCs w:val="21"/>
+        </w:rPr>
+        <w:t xml:space="preserve">Implantação</w:t>
+      </w:r>
+      <w:r>
+        <w:rPr>
+          <w:color w:val="23293D"/>
+          <w:sz w:val="21"/>
+          <w:szCs w:val="21"/>
+        </w:rPr>
+        <w:t xml:space="preserve"> — o primeiro pagamento e a entrada da empresa no ar.</w:t>
+      </w:r>
+    </w:p>
+    <w:p>
+      <w:pPr>
+        <w:pStyle w:val="ListParagraph"/>
+        <w:numPr>
+          <w:ilvl w:val="0"/>
+          <w:numId w:val="29"/>
+        </w:numPr>
+        <w:spacing w:after="80" w:line="270"/>
+      </w:pPr>
+      <w:r>
+        <w:rPr>
+          <w:b/>
+          <w:bCs/>
+          <w:color w:val="23293D"/>
+          <w:sz w:val="21"/>
+          <w:szCs w:val="21"/>
+        </w:rPr>
+        <w:t xml:space="preserve">Split</w:t>
+      </w:r>
+      <w:r>
+        <w:rPr>
+          <w:color w:val="23293D"/>
+          <w:sz w:val="21"/>
+          <w:szCs w:val="21"/>
+        </w:rPr>
+        <w:t xml:space="preserve"> — a divisão do pagamento entre Risarte e RisLife.</w:t>
+      </w:r>
+    </w:p>
+    <w:p>
+      <w:pPr>
+        <w:pStyle w:val="ListParagraph"/>
+        <w:numPr>
+          <w:ilvl w:val="0"/>
+          <w:numId w:val="29"/>
+        </w:numPr>
+        <w:spacing w:after="80" w:line="270"/>
+      </w:pPr>
+      <w:r>
+        <w:rPr>
+          <w:b/>
+          <w:bCs/>
+          <w:color w:val="23293D"/>
+          <w:sz w:val="21"/>
+          <w:szCs w:val="21"/>
+        </w:rPr>
+        <w:t xml:space="preserve">Termo de inclusão (</w:t>
+      </w:r>
+      <w:r>
+        <w:rPr>
+          <w:rFonts w:ascii="Consolas" w:cs="Consolas" w:eastAsia="Consolas" w:hAnsi="Consolas"/>
+          <w:b/>
+          <w:bCs/>
+          <w:color w:val="1F3253"/>
+          <w:sz w:val="19"/>
+          <w:szCs w:val="19"/>
+          <w:shd w:fill="EFEDE6" w:color="auto" w:val="clear"/>
+        </w:rPr>
+        <w:t xml:space="preserve">TI-</w:t>
+      </w:r>
+      <w:r>
+        <w:rPr>
+          <w:b/>
+          <w:bCs/>
+          <w:color w:val="23293D"/>
+          <w:sz w:val="21"/>
+          <w:szCs w:val="21"/>
+        </w:rPr>
+        <w:t xml:space="preserve">)</w:t>
+      </w:r>
+      <w:r>
+        <w:rPr>
+          <w:color w:val="23293D"/>
+          <w:sz w:val="21"/>
+          <w:szCs w:val="21"/>
+        </w:rPr>
+        <w:t xml:space="preserve"> — documento curto que acrescenta gente ao acordo existente.</w:t>
+      </w:r>
+    </w:p>
+    <w:p>
+      <w:pPr>
+        <w:pStyle w:val="ListParagraph"/>
+        <w:numPr>
+          <w:ilvl w:val="0"/>
+          <w:numId w:val="29"/>
+        </w:numPr>
+        <w:spacing w:after="80" w:line="270"/>
+      </w:pPr>
+      <w:r>
+        <w:rPr>
+          <w:b/>
+          <w:bCs/>
+          <w:color w:val="23293D"/>
+          <w:sz w:val="21"/>
+          <w:szCs w:val="21"/>
+        </w:rPr>
+        <w:t xml:space="preserve">Override</w:t>
+      </w:r>
+      <w:r>
+        <w:rPr>
+          <w:color w:val="23293D"/>
+          <w:sz w:val="21"/>
+          <w:szCs w:val="21"/>
+        </w:rPr>
+        <w:t xml:space="preserve"> — valor próprio da empresa, que substitui o padrão da rede.</w:t>
+      </w:r>
+    </w:p>
+    <w:p>
+      <w:pPr>
+        <w:pStyle w:val="ListParagraph"/>
+        <w:numPr>
+          <w:ilvl w:val="0"/>
+          <w:numId w:val="29"/>
+        </w:numPr>
+        <w:spacing w:after="80" w:line="270"/>
+      </w:pPr>
+      <w:r>
+        <w:rPr>
+          <w:b/>
+          <w:bCs/>
+          <w:color w:val="23293D"/>
+          <w:sz w:val="21"/>
+          <w:szCs w:val="21"/>
+        </w:rPr>
+        <w:t xml:space="preserve">MRR</w:t>
+      </w:r>
+      <w:r>
+        <w:rPr>
+          <w:color w:val="23293D"/>
+          <w:sz w:val="21"/>
+          <w:szCs w:val="21"/>
+        </w:rPr>
+        <w:t xml:space="preserve"> — a mensalidade recorrente somada.</w:t>
+      </w:r>
+    </w:p>
+    <w:p>
+      <w:pPr>
+        <w:spacing w:after="60" w:line="120"/>
+      </w:pPr>
+      <w:r>
+        <w:rPr>
+          <w:sz w:val="2"/>
+          <w:szCs w:val="2"/>
+        </w:rPr>
+        <w:t xml:space="preserve"/>
+      </w:r>
+    </w:p>
+    <w:p>
+      <w:pPr>
+        <w:pStyle w:val="Heading1"/>
+      </w:pPr>
+      <w:r>
+        <w:rPr>
+          <w:color w:val="1F3253"/>
+        </w:rPr>
+        <w:t xml:space="preserve">20. Checklists</w:t>
       </w:r>
     </w:p>
     <w:p>
@@ -18030,7 +19287,7 @@
         <w:rPr>
           <w:color w:val="1F3253"/>
         </w:rPr>
-        <w:t xml:space="preserve">Depois de fechar</w:t>
+        <w:t xml:space="preserve">Antes de mandar a proposta</w:t>
       </w:r>
     </w:p>
     <w:p>
@@ -18048,7 +19305,7 @@
           <w:sz w:val="21"/>
           <w:szCs w:val="21"/>
         </w:rPr>
-        <w:t xml:space="preserve">[ ] Preços de adesão no cadastro são os da proposta</w:t>
+        <w:t xml:space="preserve">[ ] Levantamento preenchido (o documento depende dele)</w:t>
       </w:r>
     </w:p>
     <w:p>
@@ -18066,7 +19323,7 @@
           <w:sz w:val="21"/>
           <w:szCs w:val="21"/>
         </w:rPr>
-        <w:t xml:space="preserve">[ ] Benefícios chegaram, com o "só titular" preservado</w:t>
+        <w:t xml:space="preserve">[ ] Preço do titular e faixas conferidos</w:t>
       </w:r>
     </w:p>
     <w:p>
@@ -18084,7 +19341,7 @@
           <w:sz w:val="21"/>
           <w:szCs w:val="21"/>
         </w:rPr>
-        <w:t xml:space="preserve">[ ] Carência da empresa e do titular conferidas</w:t>
+        <w:t xml:space="preserve">[ ] Dependentes: valores definidos</w:t>
       </w:r>
     </w:p>
     <w:p>
@@ -18102,7 +19359,7 @@
           <w:sz w:val="21"/>
           <w:szCs w:val="21"/>
         </w:rPr>
-        <w:t xml:space="preserve">[ ] Quantidade contratada conferida</w:t>
+        <w:t xml:space="preserve">[ ] Valor fixo por empresa? Conferir o valor — é ele que a empresa paga, com qualquer número de titulares</w:t>
       </w:r>
     </w:p>
     <w:p>
@@ -18120,7 +19377,25 @@
           <w:sz w:val="21"/>
           <w:szCs w:val="21"/>
         </w:rPr>
-        <w:t xml:space="preserve">[ ] Titulares cadastrados</w:t>
+        <w:t xml:space="preserve">[ ] </w:t>
+      </w:r>
+      <w:r>
+        <w:rPr>
+          <w:b/>
+          <w:bCs/>
+          <w:color w:val="23293D"/>
+          <w:sz w:val="21"/>
+          <w:szCs w:val="21"/>
+        </w:rPr>
+        <w:t xml:space="preserve">Valor fixo: se passar do contratado, combinado</w:t>
+      </w:r>
+      <w:r>
+        <w:rPr>
+          <w:color w:val="23293D"/>
+          <w:sz w:val="21"/>
+          <w:szCs w:val="21"/>
+        </w:rPr>
+        <w:t xml:space="preserve"> (senão o termo nasce sem valor; por titular, vale a tabela)</w:t>
       </w:r>
     </w:p>
     <w:p>
@@ -18138,25 +19413,7 @@
           <w:sz w:val="21"/>
           <w:szCs w:val="21"/>
         </w:rPr>
-        <w:t xml:space="preserve">[ ] </w:t>
-      </w:r>
-      <w:r>
-        <w:rPr>
-          <w:b/>
-          <w:bCs/>
-          <w:color w:val="23293D"/>
-          <w:sz w:val="21"/>
-          <w:szCs w:val="21"/>
-        </w:rPr>
-        <w:t xml:space="preserve">Completar cadastro</w:t>
-      </w:r>
-      <w:r>
-        <w:rPr>
-          <w:color w:val="23293D"/>
-          <w:sz w:val="21"/>
-          <w:szCs w:val="21"/>
-        </w:rPr>
-        <w:t xml:space="preserve"> feito (senão não há prontuário)</w:t>
+        <w:t xml:space="preserve">[ ] Benefícios com "vale para quem", frequência e carência</w:t>
       </w:r>
     </w:p>
     <w:p>
@@ -18174,25 +19431,7 @@
           <w:sz w:val="21"/>
           <w:szCs w:val="21"/>
         </w:rPr>
-        <w:t xml:space="preserve">[ ] Fila de </w:t>
-      </w:r>
-      <w:r>
-        <w:rPr>
-          <w:b/>
-          <w:bCs/>
-          <w:color w:val="23293D"/>
-          <w:sz w:val="21"/>
-          <w:szCs w:val="21"/>
-        </w:rPr>
-        <w:t xml:space="preserve">Boas-vindas</w:t>
-      </w:r>
-      <w:r>
-        <w:rPr>
-          <w:color w:val="23293D"/>
-          <w:sz w:val="21"/>
-          <w:szCs w:val="21"/>
-        </w:rPr>
-        <w:t xml:space="preserve"> iniciada</w:t>
+        <w:t xml:space="preserve">[ ] Unidades da parceria e restrições por benefício</w:t>
       </w:r>
     </w:p>
     <w:p>
@@ -18210,7 +19449,43 @@
           <w:sz w:val="21"/>
           <w:szCs w:val="21"/>
         </w:rPr>
-        <w:t xml:space="preserve">[ ] Primeira cobrança gerada</w:t>
+        <w:t xml:space="preserve">[ ] Validade e carências</w:t>
+      </w:r>
+    </w:p>
+    <w:p>
+      <w:pPr>
+        <w:pStyle w:val="ListParagraph"/>
+        <w:numPr>
+          <w:ilvl w:val="0"/>
+          <w:numId w:val="30"/>
+        </w:numPr>
+        <w:spacing w:after="80" w:line="270"/>
+      </w:pPr>
+      <w:r>
+        <w:rPr>
+          <w:color w:val="23293D"/>
+          <w:sz w:val="21"/>
+          <w:szCs w:val="21"/>
+        </w:rPr>
+        <w:t xml:space="preserve">[ ] </w:t>
+      </w:r>
+      <w:r>
+        <w:rPr>
+          <w:b/>
+          <w:bCs/>
+          <w:color w:val="23293D"/>
+          <w:sz w:val="21"/>
+          <w:szCs w:val="21"/>
+        </w:rPr>
+        <w:t xml:space="preserve">Abriu o documento e leu</w:t>
+      </w:r>
+      <w:r>
+        <w:rPr>
+          <w:color w:val="23293D"/>
+          <w:sz w:val="21"/>
+          <w:szCs w:val="21"/>
+        </w:rPr>
+        <w:t xml:space="preserve"> — inclusive para conferir que nota interna não vazou</w:t>
       </w:r>
     </w:p>
     <w:p>
@@ -18221,7 +19496,7 @@
         <w:rPr>
           <w:color w:val="1F3253"/>
         </w:rPr>
-        <w:t xml:space="preserve">Toda semana</w:t>
+        <w:t xml:space="preserve">Depois de fechar</w:t>
       </w:r>
     </w:p>
     <w:p>
@@ -18239,25 +19514,7 @@
           <w:sz w:val="21"/>
           <w:szCs w:val="21"/>
         </w:rPr>
-        <w:t xml:space="preserve">[ ] </w:t>
-      </w:r>
-      <w:r>
-        <w:rPr>
-          <w:b/>
-          <w:bCs/>
-          <w:color w:val="23293D"/>
-          <w:sz w:val="21"/>
-          <w:szCs w:val="21"/>
-        </w:rPr>
-        <w:t xml:space="preserve">★ Hoje do consultor</w:t>
-      </w:r>
-      <w:r>
-        <w:rPr>
-          <w:color w:val="23293D"/>
-          <w:sz w:val="21"/>
-          <w:szCs w:val="21"/>
-        </w:rPr>
-        <w:t xml:space="preserve"> zerado</w:t>
+        <w:t xml:space="preserve">[ ] Preços de adesão no cadastro são os da proposta</w:t>
       </w:r>
     </w:p>
     <w:p>
@@ -18275,7 +19532,7 @@
           <w:sz w:val="21"/>
           <w:szCs w:val="21"/>
         </w:rPr>
-        <w:t xml:space="preserve">[ ] Cobranças vencidas olhadas</w:t>
+        <w:t xml:space="preserve">[ ] Benefícios chegaram, com o "só titular" preservado</w:t>
       </w:r>
     </w:p>
     <w:p>
@@ -18293,348 +19550,144 @@
           <w:sz w:val="21"/>
           <w:szCs w:val="21"/>
         </w:rPr>
-        <w:t xml:space="preserve">[ ] Termos de inclusão em rascunho: aceitos ou cancelados</w:t>
-      </w:r>
-    </w:p>
-    <w:p>
-      <w:pPr>
-        <w:spacing w:after="60" w:line="120"/>
-      </w:pPr>
-      <w:r>
-        <w:rPr>
-          <w:sz w:val="2"/>
-          <w:szCs w:val="2"/>
-        </w:rPr>
-        <w:t xml:space="preserve"/>
-      </w:r>
-    </w:p>
-    <w:p>
-      <w:pPr>
-        <w:pStyle w:val="Heading1"/>
+        <w:t xml:space="preserve">[ ] Carência da empresa e do titular conferidas</w:t>
+      </w:r>
+    </w:p>
+    <w:p>
+      <w:pPr>
+        <w:pStyle w:val="ListParagraph"/>
+        <w:numPr>
+          <w:ilvl w:val="0"/>
+          <w:numId w:val="31"/>
+        </w:numPr>
+        <w:spacing w:after="80" w:line="270"/>
+      </w:pPr>
+      <w:r>
+        <w:rPr>
+          <w:color w:val="23293D"/>
+          <w:sz w:val="21"/>
+          <w:szCs w:val="21"/>
+        </w:rPr>
+        <w:t xml:space="preserve">[ ] Quantidade contratada conferida</w:t>
+      </w:r>
+    </w:p>
+    <w:p>
+      <w:pPr>
+        <w:pStyle w:val="ListParagraph"/>
+        <w:numPr>
+          <w:ilvl w:val="0"/>
+          <w:numId w:val="31"/>
+        </w:numPr>
+        <w:spacing w:after="80" w:line="270"/>
+      </w:pPr>
+      <w:r>
+        <w:rPr>
+          <w:color w:val="23293D"/>
+          <w:sz w:val="21"/>
+          <w:szCs w:val="21"/>
+        </w:rPr>
+        <w:t xml:space="preserve">[ ] Titulares cadastrados</w:t>
+      </w:r>
+    </w:p>
+    <w:p>
+      <w:pPr>
+        <w:pStyle w:val="ListParagraph"/>
+        <w:numPr>
+          <w:ilvl w:val="0"/>
+          <w:numId w:val="31"/>
+        </w:numPr>
+        <w:spacing w:after="80" w:line="270"/>
+      </w:pPr>
+      <w:r>
+        <w:rPr>
+          <w:color w:val="23293D"/>
+          <w:sz w:val="21"/>
+          <w:szCs w:val="21"/>
+        </w:rPr>
+        <w:t xml:space="preserve">[ ] </w:t>
+      </w:r>
+      <w:r>
+        <w:rPr>
+          <w:b/>
+          <w:bCs/>
+          <w:color w:val="23293D"/>
+          <w:sz w:val="21"/>
+          <w:szCs w:val="21"/>
+        </w:rPr>
+        <w:t xml:space="preserve">Completar cadastro</w:t>
+      </w:r>
+      <w:r>
+        <w:rPr>
+          <w:color w:val="23293D"/>
+          <w:sz w:val="21"/>
+          <w:szCs w:val="21"/>
+        </w:rPr>
+        <w:t xml:space="preserve"> feito (senão não há prontuário)</w:t>
+      </w:r>
+    </w:p>
+    <w:p>
+      <w:pPr>
+        <w:pStyle w:val="ListParagraph"/>
+        <w:numPr>
+          <w:ilvl w:val="0"/>
+          <w:numId w:val="31"/>
+        </w:numPr>
+        <w:spacing w:after="80" w:line="270"/>
+      </w:pPr>
+      <w:r>
+        <w:rPr>
+          <w:color w:val="23293D"/>
+          <w:sz w:val="21"/>
+          <w:szCs w:val="21"/>
+        </w:rPr>
+        <w:t xml:space="preserve">[ ] Fila de </w:t>
+      </w:r>
+      <w:r>
+        <w:rPr>
+          <w:b/>
+          <w:bCs/>
+          <w:color w:val="23293D"/>
+          <w:sz w:val="21"/>
+          <w:szCs w:val="21"/>
+        </w:rPr>
+        <w:t xml:space="preserve">Boas-vindas</w:t>
+      </w:r>
+      <w:r>
+        <w:rPr>
+          <w:color w:val="23293D"/>
+          <w:sz w:val="21"/>
+          <w:szCs w:val="21"/>
+        </w:rPr>
+        <w:t xml:space="preserve"> iniciada</w:t>
+      </w:r>
+    </w:p>
+    <w:p>
+      <w:pPr>
+        <w:pStyle w:val="ListParagraph"/>
+        <w:numPr>
+          <w:ilvl w:val="0"/>
+          <w:numId w:val="31"/>
+        </w:numPr>
+        <w:spacing w:after="80" w:line="270"/>
+      </w:pPr>
+      <w:r>
+        <w:rPr>
+          <w:color w:val="23293D"/>
+          <w:sz w:val="21"/>
+          <w:szCs w:val="21"/>
+        </w:rPr>
+        <w:t xml:space="preserve">[ ] Primeira cobrança gerada</w:t>
+      </w:r>
+    </w:p>
+    <w:p>
+      <w:pPr>
+        <w:pStyle w:val="Heading2"/>
       </w:pPr>
       <w:r>
         <w:rPr>
           <w:color w:val="1F3253"/>
         </w:rPr>
-        <w:t xml:space="preserve">21. O que explicar para a empresa parceira</w:t>
-      </w:r>
-    </w:p>
-    <w:p>
-      <w:pPr>
-        <w:spacing w:after="140" w:line="280"/>
-      </w:pPr>
-      <w:r>
-        <w:rPr>
-          <w:color w:val="23293D"/>
-          <w:sz w:val="21"/>
-          <w:szCs w:val="21"/>
-        </w:rPr>
-        <w:t xml:space="preserve">Este trecho é para ser </w:t>
-      </w:r>
-      <w:r>
-        <w:rPr>
-          <w:b/>
-          <w:bCs/>
-          <w:color w:val="23293D"/>
-          <w:sz w:val="21"/>
-          <w:szCs w:val="21"/>
-        </w:rPr>
-        <w:t xml:space="preserve">dito ou copiado</w:t>
-      </w:r>
-      <w:r>
-        <w:rPr>
-          <w:color w:val="23293D"/>
-          <w:sz w:val="21"/>
-          <w:szCs w:val="21"/>
-        </w:rPr>
-        <w:t xml:space="preserve"> para o RH da empresa. Ele não é a proposta — é o que evita as cinco dúvidas que sempre voltam.</w:t>
-      </w:r>
-    </w:p>
-    <w:p>
-      <w:pPr>
-        <w:spacing w:after="140" w:line="280"/>
-      </w:pPr>
-      <w:r>
-        <w:rPr>
-          <w:b/>
-          <w:bCs/>
-          <w:color w:val="23293D"/>
-          <w:sz w:val="21"/>
-          <w:szCs w:val="21"/>
-        </w:rPr>
-        <w:t xml:space="preserve">Como as pessoas entram.</w:t>
-      </w:r>
-      <w:r>
-        <w:rPr>
-          <w:color w:val="23293D"/>
-          <w:sz w:val="21"/>
-          <w:szCs w:val="21"/>
-        </w:rPr>
-        <w:t xml:space="preserve"> A empresa manda a lista. Cada pessoa é cadastrada como </w:t>
-      </w:r>
-      <w:r>
-        <w:rPr>
-          <w:b/>
-          <w:bCs/>
-          <w:color w:val="23293D"/>
-          <w:sz w:val="21"/>
-          <w:szCs w:val="21"/>
-        </w:rPr>
-        <w:t xml:space="preserve">titular</w:t>
-      </w:r>
-      <w:r>
-        <w:rPr>
-          <w:color w:val="23293D"/>
-          <w:sz w:val="21"/>
-          <w:szCs w:val="21"/>
-        </w:rPr>
-        <w:t xml:space="preserve">, e pode incluir </w:t>
-      </w:r>
-      <w:r>
-        <w:rPr>
-          <w:b/>
-          <w:bCs/>
-          <w:color w:val="23293D"/>
-          <w:sz w:val="21"/>
-          <w:szCs w:val="21"/>
-        </w:rPr>
-        <w:t xml:space="preserve">dependentes</w:t>
-      </w:r>
-      <w:r>
-        <w:rPr>
-          <w:color w:val="23293D"/>
-          <w:sz w:val="21"/>
-          <w:szCs w:val="21"/>
-        </w:rPr>
-        <w:t xml:space="preserve">. Depois disso a Risarte liga para cada uma para dar as boas-vindas e marcar a primeira consulta.</w:t>
-      </w:r>
-    </w:p>
-    <w:p>
-      <w:pPr>
-        <w:spacing w:after="140" w:line="280"/>
-      </w:pPr>
-      <w:r>
-        <w:rPr>
-          <w:b/>
-          <w:bCs/>
-          <w:color w:val="23293D"/>
-          <w:sz w:val="21"/>
-          <w:szCs w:val="21"/>
-        </w:rPr>
-        <w:t xml:space="preserve">Quando começa a valer.</w:t>
-      </w:r>
-      <w:r>
-        <w:rPr>
-          <w:color w:val="23293D"/>
-          <w:sz w:val="21"/>
-          <w:szCs w:val="21"/>
-        </w:rPr>
-        <w:t xml:space="preserve"> Existe </w:t>
-      </w:r>
-      <w:r>
-        <w:rPr>
-          <w:b/>
-          <w:bCs/>
-          <w:color w:val="23293D"/>
-          <w:sz w:val="21"/>
-          <w:szCs w:val="21"/>
-        </w:rPr>
-        <w:t xml:space="preserve">carência</w:t>
-      </w:r>
-      <w:r>
-        <w:rPr>
-          <w:color w:val="23293D"/>
-          <w:sz w:val="21"/>
-          <w:szCs w:val="21"/>
-        </w:rPr>
-        <w:t xml:space="preserve"> — combinada na proposta, contada do início do contrato e da entrada de cada pessoa. Alguns procedimentos podem ter prazo próprio. A pessoa é informada da data dela na ligação de boas-vindas.</w:t>
-      </w:r>
-    </w:p>
-    <w:p>
-      <w:pPr>
-        <w:spacing w:after="140" w:line="280"/>
-      </w:pPr>
-      <w:r>
-        <w:rPr>
-          <w:b/>
-          <w:bCs/>
-          <w:color w:val="23293D"/>
-          <w:sz w:val="21"/>
-          <w:szCs w:val="21"/>
-        </w:rPr>
-        <w:t xml:space="preserve">O que o programa cobre.</w:t>
-      </w:r>
-      <w:r>
-        <w:rPr>
-          <w:color w:val="23293D"/>
-          <w:sz w:val="21"/>
-          <w:szCs w:val="21"/>
-        </w:rPr>
-        <w:t xml:space="preserve"> O que está na proposta, procedimento a procedimento: sem custo, desconto, ou não coberto — e com </w:t>
-      </w:r>
-      <w:r>
-        <w:rPr>
-          <w:b/>
-          <w:bCs/>
-          <w:color w:val="23293D"/>
-          <w:sz w:val="21"/>
-          <w:szCs w:val="21"/>
-        </w:rPr>
-        <w:t xml:space="preserve">quantas vezes</w:t>
-      </w:r>
-      <w:r>
-        <w:rPr>
-          <w:color w:val="23293D"/>
-          <w:sz w:val="21"/>
-          <w:szCs w:val="21"/>
-        </w:rPr>
-        <w:t xml:space="preserve"> e </w:t>
-      </w:r>
-      <w:r>
-        <w:rPr>
-          <w:b/>
-          <w:bCs/>
-          <w:color w:val="23293D"/>
-          <w:sz w:val="21"/>
-          <w:szCs w:val="21"/>
-        </w:rPr>
-        <w:t xml:space="preserve">a cada quanto tempo</w:t>
-      </w:r>
-      <w:r>
-        <w:rPr>
-          <w:color w:val="23293D"/>
-          <w:sz w:val="21"/>
-          <w:szCs w:val="21"/>
-        </w:rPr>
-        <w:t xml:space="preserve">. Não é plano nem convênio: não há reembolso.</w:t>
-      </w:r>
-    </w:p>
-    <w:p>
-      <w:pPr>
-        <w:spacing w:after="140" w:line="280"/>
-      </w:pPr>
-      <w:r>
-        <w:rPr>
-          <w:b/>
-          <w:bCs/>
-          <w:color w:val="23293D"/>
-          <w:sz w:val="21"/>
-          <w:szCs w:val="21"/>
-        </w:rPr>
-        <w:t xml:space="preserve">Onde é atendido.</w:t>
-      </w:r>
-      <w:r>
-        <w:rPr>
-          <w:color w:val="23293D"/>
-          <w:sz w:val="21"/>
-          <w:szCs w:val="21"/>
-        </w:rPr>
-        <w:t xml:space="preserve"> Nas unidades da parceria, listadas na proposta. Alguns benefícios podem valer só na unidade principal — quando é o caso, está escrito.</w:t>
-      </w:r>
-    </w:p>
-    <w:p>
-      <w:pPr>
-        <w:spacing w:after="140" w:line="280"/>
-      </w:pPr>
-      <w:r>
-        <w:rPr>
-          <w:b/>
-          <w:bCs/>
-          <w:color w:val="23293D"/>
-          <w:sz w:val="21"/>
-          <w:szCs w:val="21"/>
-        </w:rPr>
-        <w:t xml:space="preserve">Para incluir mais gente depois.</w:t>
-      </w:r>
-      <w:r>
-        <w:rPr>
-          <w:color w:val="23293D"/>
-          <w:sz w:val="21"/>
-          <w:szCs w:val="21"/>
-        </w:rPr>
-        <w:t xml:space="preserve"> O contrato tem uma quantidade fechada. Para passar dela, a Risarte emite um </w:t>
-      </w:r>
-      <w:r>
-        <w:rPr>
-          <w:b/>
-          <w:bCs/>
-          <w:color w:val="23293D"/>
-          <w:sz w:val="21"/>
-          <w:szCs w:val="21"/>
-        </w:rPr>
-        <w:t xml:space="preserve">termo de inclusão</w:t>
-      </w:r>
-      <w:r>
-        <w:rPr>
-          <w:color w:val="23293D"/>
-          <w:sz w:val="21"/>
-          <w:szCs w:val="21"/>
-        </w:rPr>
-        <w:t xml:space="preserve">: um documento curto, referente ao acordo que já existe, com a diferença de valor. Assim que a empresa aceita, os cadastros são liberados.</w:t>
-      </w:r>
-    </w:p>
-    <w:p>
-      <w:pPr>
-        <w:spacing w:after="140" w:line="280"/>
-      </w:pPr>
-      <w:r>
-        <w:rPr>
-          <w:b/>
-          <w:bCs/>
-          <w:color w:val="23293D"/>
-          <w:sz w:val="21"/>
-          <w:szCs w:val="21"/>
-        </w:rPr>
-        <w:t xml:space="preserve">Se a mensalidade atrasar.</w:t>
-      </w:r>
-      <w:r>
-        <w:rPr>
-          <w:color w:val="23293D"/>
-          <w:sz w:val="21"/>
-          <w:szCs w:val="21"/>
-        </w:rPr>
-        <w:t xml:space="preserve"> Passado o prazo de tolerância, o programa é </w:t>
-      </w:r>
-      <w:r>
-        <w:rPr>
-          <w:b/>
-          <w:bCs/>
-          <w:color w:val="23293D"/>
-          <w:sz w:val="21"/>
-          <w:szCs w:val="21"/>
-        </w:rPr>
-        <w:t xml:space="preserve">suspenso</w:t>
-      </w:r>
-      <w:r>
-        <w:rPr>
-          <w:color w:val="23293D"/>
-          <w:sz w:val="21"/>
-          <w:szCs w:val="21"/>
-        </w:rPr>
-        <w:t xml:space="preserve"> e os benefícios ficam bloqueados até a regularização. A reativação é automática quando a pendência é resolvida.</w:t>
-      </w:r>
-    </w:p>
-    <w:p>
-      <w:pPr>
-        <w:spacing w:after="60" w:line="120"/>
-      </w:pPr>
-      <w:r>
-        <w:rPr>
-          <w:sz w:val="2"/>
-          <w:szCs w:val="2"/>
-        </w:rPr>
-        <w:t xml:space="preserve"/>
-      </w:r>
-    </w:p>
-    <w:p>
-      <w:pPr>
-        <w:pStyle w:val="Heading1"/>
-      </w:pPr>
-      <w:r>
-        <w:rPr>
-          <w:color w:val="1F3253"/>
-        </w:rPr>
-        <w:t xml:space="preserve">Documentos relacionados</w:t>
+        <w:t xml:space="preserve">Toda semana</w:t>
       </w:r>
     </w:p>
     <w:p>
@@ -18648,21 +19701,29 @@
       </w:pPr>
       <w:r>
         <w:rPr>
-          <w:rFonts w:ascii="Consolas" w:cs="Consolas" w:eastAsia="Consolas" w:hAnsi="Consolas"/>
-          <w:color w:val="1F3253"/>
-          <w:sz w:val="19"/>
-          <w:szCs w:val="19"/>
-          <w:shd w:fill="EFEDE6" w:color="auto" w:val="clear"/>
-        </w:rPr>
-        <w:t xml:space="preserve">docs/risarte-empresarial/FUNIL-COMERCIAL.md</w:t>
-      </w:r>
-      <w:r>
-        <w:rPr>
-          <w:color w:val="23293D"/>
-          <w:sz w:val="21"/>
-          <w:szCs w:val="21"/>
-        </w:rPr>
-        <w:t xml:space="preserve"> — as decisões do funil, bloco a bloco, com a razão de cada uma.</w:t>
+          <w:color w:val="23293D"/>
+          <w:sz w:val="21"/>
+          <w:szCs w:val="21"/>
+        </w:rPr>
+        <w:t xml:space="preserve">[ ] </w:t>
+      </w:r>
+      <w:r>
+        <w:rPr>
+          <w:b/>
+          <w:bCs/>
+          <w:color w:val="23293D"/>
+          <w:sz w:val="21"/>
+          <w:szCs w:val="21"/>
+        </w:rPr>
+        <w:t xml:space="preserve">★ Hoje do consultor</w:t>
+      </w:r>
+      <w:r>
+        <w:rPr>
+          <w:color w:val="23293D"/>
+          <w:sz w:val="21"/>
+          <w:szCs w:val="21"/>
+        </w:rPr>
+        <w:t xml:space="preserve"> zerado</w:t>
       </w:r>
     </w:p>
     <w:p>
@@ -18676,21 +19737,11 @@
       </w:pPr>
       <w:r>
         <w:rPr>
-          <w:rFonts w:ascii="Consolas" w:cs="Consolas" w:eastAsia="Consolas" w:hAnsi="Consolas"/>
-          <w:color w:val="1F3253"/>
-          <w:sz w:val="19"/>
-          <w:szCs w:val="19"/>
-          <w:shd w:fill="EFEDE6" w:color="auto" w:val="clear"/>
-        </w:rPr>
-        <w:t xml:space="preserve">docs/risarte-empresarial/ROTEIRO-TESTE.md</w:t>
-      </w:r>
-      <w:r>
-        <w:rPr>
-          <w:color w:val="23293D"/>
-          <w:sz w:val="21"/>
-          <w:szCs w:val="21"/>
-        </w:rPr>
-        <w:t xml:space="preserve"> — o roteiro de teste, passo a passo.</w:t>
+          <w:color w:val="23293D"/>
+          <w:sz w:val="21"/>
+          <w:szCs w:val="21"/>
+        </w:rPr>
+        <w:t xml:space="preserve">[ ] Cobranças vencidas olhadas</w:t>
       </w:r>
     </w:p>
     <w:p>
@@ -18704,21 +19755,380 @@
       </w:pPr>
       <w:r>
         <w:rPr>
+          <w:color w:val="23293D"/>
+          <w:sz w:val="21"/>
+          <w:szCs w:val="21"/>
+        </w:rPr>
+        <w:t xml:space="preserve">[ ] Termos de inclusão em rascunho: aceitos ou cancelados</w:t>
+      </w:r>
+    </w:p>
+    <w:p>
+      <w:pPr>
+        <w:spacing w:after="60" w:line="120"/>
+      </w:pPr>
+      <w:r>
+        <w:rPr>
+          <w:sz w:val="2"/>
+          <w:szCs w:val="2"/>
+        </w:rPr>
+        <w:t xml:space="preserve"/>
+      </w:r>
+    </w:p>
+    <w:p>
+      <w:pPr>
+        <w:pStyle w:val="Heading1"/>
+      </w:pPr>
+      <w:r>
+        <w:rPr>
+          <w:color w:val="1F3253"/>
+        </w:rPr>
+        <w:t xml:space="preserve">21. O que explicar para a empresa parceira</w:t>
+      </w:r>
+    </w:p>
+    <w:p>
+      <w:pPr>
+        <w:spacing w:after="140" w:line="280"/>
+      </w:pPr>
+      <w:r>
+        <w:rPr>
+          <w:color w:val="23293D"/>
+          <w:sz w:val="21"/>
+          <w:szCs w:val="21"/>
+        </w:rPr>
+        <w:t xml:space="preserve">Este trecho é para ser </w:t>
+      </w:r>
+      <w:r>
+        <w:rPr>
+          <w:b/>
+          <w:bCs/>
+          <w:color w:val="23293D"/>
+          <w:sz w:val="21"/>
+          <w:szCs w:val="21"/>
+        </w:rPr>
+        <w:t xml:space="preserve">dito ou copiado</w:t>
+      </w:r>
+      <w:r>
+        <w:rPr>
+          <w:color w:val="23293D"/>
+          <w:sz w:val="21"/>
+          <w:szCs w:val="21"/>
+        </w:rPr>
+        <w:t xml:space="preserve"> para o RH da empresa. Ele não é a proposta — é o que evita as cinco dúvidas que sempre voltam.</w:t>
+      </w:r>
+    </w:p>
+    <w:p>
+      <w:pPr>
+        <w:spacing w:after="140" w:line="280"/>
+      </w:pPr>
+      <w:r>
+        <w:rPr>
+          <w:b/>
+          <w:bCs/>
+          <w:color w:val="23293D"/>
+          <w:sz w:val="21"/>
+          <w:szCs w:val="21"/>
+        </w:rPr>
+        <w:t xml:space="preserve">Como as pessoas entram.</w:t>
+      </w:r>
+      <w:r>
+        <w:rPr>
+          <w:color w:val="23293D"/>
+          <w:sz w:val="21"/>
+          <w:szCs w:val="21"/>
+        </w:rPr>
+        <w:t xml:space="preserve"> A empresa manda a lista. Cada pessoa é cadastrada como </w:t>
+      </w:r>
+      <w:r>
+        <w:rPr>
+          <w:b/>
+          <w:bCs/>
+          <w:color w:val="23293D"/>
+          <w:sz w:val="21"/>
+          <w:szCs w:val="21"/>
+        </w:rPr>
+        <w:t xml:space="preserve">titular</w:t>
+      </w:r>
+      <w:r>
+        <w:rPr>
+          <w:color w:val="23293D"/>
+          <w:sz w:val="21"/>
+          <w:szCs w:val="21"/>
+        </w:rPr>
+        <w:t xml:space="preserve">, e pode incluir </w:t>
+      </w:r>
+      <w:r>
+        <w:rPr>
+          <w:b/>
+          <w:bCs/>
+          <w:color w:val="23293D"/>
+          <w:sz w:val="21"/>
+          <w:szCs w:val="21"/>
+        </w:rPr>
+        <w:t xml:space="preserve">dependentes</w:t>
+      </w:r>
+      <w:r>
+        <w:rPr>
+          <w:color w:val="23293D"/>
+          <w:sz w:val="21"/>
+          <w:szCs w:val="21"/>
+        </w:rPr>
+        <w:t xml:space="preserve">. Depois disso a Risarte liga para cada uma para dar as boas-vindas e marcar a primeira consulta.</w:t>
+      </w:r>
+    </w:p>
+    <w:p>
+      <w:pPr>
+        <w:spacing w:after="140" w:line="280"/>
+      </w:pPr>
+      <w:r>
+        <w:rPr>
+          <w:b/>
+          <w:bCs/>
+          <w:color w:val="23293D"/>
+          <w:sz w:val="21"/>
+          <w:szCs w:val="21"/>
+        </w:rPr>
+        <w:t xml:space="preserve">Quando começa a valer.</w:t>
+      </w:r>
+      <w:r>
+        <w:rPr>
+          <w:color w:val="23293D"/>
+          <w:sz w:val="21"/>
+          <w:szCs w:val="21"/>
+        </w:rPr>
+        <w:t xml:space="preserve"> Existe </w:t>
+      </w:r>
+      <w:r>
+        <w:rPr>
+          <w:b/>
+          <w:bCs/>
+          <w:color w:val="23293D"/>
+          <w:sz w:val="21"/>
+          <w:szCs w:val="21"/>
+        </w:rPr>
+        <w:t xml:space="preserve">carência</w:t>
+      </w:r>
+      <w:r>
+        <w:rPr>
+          <w:color w:val="23293D"/>
+          <w:sz w:val="21"/>
+          <w:szCs w:val="21"/>
+        </w:rPr>
+        <w:t xml:space="preserve"> — combinada na proposta, contada do início do contrato e da entrada de cada pessoa. Alguns procedimentos podem ter prazo próprio. A pessoa é informada da data dela na ligação de boas-vindas.</w:t>
+      </w:r>
+    </w:p>
+    <w:p>
+      <w:pPr>
+        <w:spacing w:after="140" w:line="280"/>
+      </w:pPr>
+      <w:r>
+        <w:rPr>
+          <w:b/>
+          <w:bCs/>
+          <w:color w:val="23293D"/>
+          <w:sz w:val="21"/>
+          <w:szCs w:val="21"/>
+        </w:rPr>
+        <w:t xml:space="preserve">O que o programa cobre.</w:t>
+      </w:r>
+      <w:r>
+        <w:rPr>
+          <w:color w:val="23293D"/>
+          <w:sz w:val="21"/>
+          <w:szCs w:val="21"/>
+        </w:rPr>
+        <w:t xml:space="preserve"> O que está na proposta, procedimento a procedimento: sem custo, desconto, ou não coberto — e com </w:t>
+      </w:r>
+      <w:r>
+        <w:rPr>
+          <w:b/>
+          <w:bCs/>
+          <w:color w:val="23293D"/>
+          <w:sz w:val="21"/>
+          <w:szCs w:val="21"/>
+        </w:rPr>
+        <w:t xml:space="preserve">quantas vezes</w:t>
+      </w:r>
+      <w:r>
+        <w:rPr>
+          <w:color w:val="23293D"/>
+          <w:sz w:val="21"/>
+          <w:szCs w:val="21"/>
+        </w:rPr>
+        <w:t xml:space="preserve"> e </w:t>
+      </w:r>
+      <w:r>
+        <w:rPr>
+          <w:b/>
+          <w:bCs/>
+          <w:color w:val="23293D"/>
+          <w:sz w:val="21"/>
+          <w:szCs w:val="21"/>
+        </w:rPr>
+        <w:t xml:space="preserve">a cada quanto tempo</w:t>
+      </w:r>
+      <w:r>
+        <w:rPr>
+          <w:color w:val="23293D"/>
+          <w:sz w:val="21"/>
+          <w:szCs w:val="21"/>
+        </w:rPr>
+        <w:t xml:space="preserve">. Não é plano nem convênio: não há reembolso.</w:t>
+      </w:r>
+    </w:p>
+    <w:p>
+      <w:pPr>
+        <w:spacing w:after="140" w:line="280"/>
+      </w:pPr>
+      <w:r>
+        <w:rPr>
+          <w:b/>
+          <w:bCs/>
+          <w:color w:val="23293D"/>
+          <w:sz w:val="21"/>
+          <w:szCs w:val="21"/>
+        </w:rPr>
+        <w:t xml:space="preserve">Onde é atendido.</w:t>
+      </w:r>
+      <w:r>
+        <w:rPr>
+          <w:color w:val="23293D"/>
+          <w:sz w:val="21"/>
+          <w:szCs w:val="21"/>
+        </w:rPr>
+        <w:t xml:space="preserve"> Nas unidades da parceria, listadas na proposta. Alguns benefícios podem valer só na unidade principal — quando é o caso, está escrito.</w:t>
+      </w:r>
+    </w:p>
+    <w:p>
+      <w:pPr>
+        <w:spacing w:after="140" w:line="280"/>
+      </w:pPr>
+      <w:r>
+        <w:rPr>
+          <w:b/>
+          <w:bCs/>
+          <w:color w:val="23293D"/>
+          <w:sz w:val="21"/>
+          <w:szCs w:val="21"/>
+        </w:rPr>
+        <w:t xml:space="preserve">Para incluir mais gente depois.</w:t>
+      </w:r>
+      <w:r>
+        <w:rPr>
+          <w:color w:val="23293D"/>
+          <w:sz w:val="21"/>
+          <w:szCs w:val="21"/>
+        </w:rPr>
+        <w:t xml:space="preserve"> O contrato tem uma quantidade fechada. Para passar dela, a Risarte emite um </w:t>
+      </w:r>
+      <w:r>
+        <w:rPr>
+          <w:b/>
+          <w:bCs/>
+          <w:color w:val="23293D"/>
+          <w:sz w:val="21"/>
+          <w:szCs w:val="21"/>
+        </w:rPr>
+        <w:t xml:space="preserve">termo de inclusão</w:t>
+      </w:r>
+      <w:r>
+        <w:rPr>
+          <w:color w:val="23293D"/>
+          <w:sz w:val="21"/>
+          <w:szCs w:val="21"/>
+        </w:rPr>
+        <w:t xml:space="preserve">: um documento curto, referente ao acordo que já existe, com a diferença de valor. Assim que a empresa aceita, os cadastros são liberados.</w:t>
+      </w:r>
+    </w:p>
+    <w:p>
+      <w:pPr>
+        <w:spacing w:after="140" w:line="280"/>
+      </w:pPr>
+      <w:r>
+        <w:rPr>
+          <w:b/>
+          <w:bCs/>
+          <w:color w:val="23293D"/>
+          <w:sz w:val="21"/>
+          <w:szCs w:val="21"/>
+        </w:rPr>
+        <w:t xml:space="preserve">Se a mensalidade atrasar.</w:t>
+      </w:r>
+      <w:r>
+        <w:rPr>
+          <w:color w:val="23293D"/>
+          <w:sz w:val="21"/>
+          <w:szCs w:val="21"/>
+        </w:rPr>
+        <w:t xml:space="preserve"> Passado o prazo de tolerância, o programa é </w:t>
+      </w:r>
+      <w:r>
+        <w:rPr>
+          <w:b/>
+          <w:bCs/>
+          <w:color w:val="23293D"/>
+          <w:sz w:val="21"/>
+          <w:szCs w:val="21"/>
+        </w:rPr>
+        <w:t xml:space="preserve">suspenso</w:t>
+      </w:r>
+      <w:r>
+        <w:rPr>
+          <w:color w:val="23293D"/>
+          <w:sz w:val="21"/>
+          <w:szCs w:val="21"/>
+        </w:rPr>
+        <w:t xml:space="preserve"> e os benefícios ficam bloqueados até a regularização. A reativação é automática quando a pendência é resolvida.</w:t>
+      </w:r>
+    </w:p>
+    <w:p>
+      <w:pPr>
+        <w:spacing w:after="60" w:line="120"/>
+      </w:pPr>
+      <w:r>
+        <w:rPr>
+          <w:sz w:val="2"/>
+          <w:szCs w:val="2"/>
+        </w:rPr>
+        <w:t xml:space="preserve"/>
+      </w:r>
+    </w:p>
+    <w:p>
+      <w:pPr>
+        <w:pStyle w:val="Heading1"/>
+      </w:pPr>
+      <w:r>
+        <w:rPr>
+          <w:color w:val="1F3253"/>
+        </w:rPr>
+        <w:t xml:space="preserve">Documentos relacionados</w:t>
+      </w:r>
+    </w:p>
+    <w:p>
+      <w:pPr>
+        <w:pStyle w:val="ListParagraph"/>
+        <w:numPr>
+          <w:ilvl w:val="0"/>
+          <w:numId w:val="33"/>
+        </w:numPr>
+        <w:spacing w:after="80" w:line="270"/>
+      </w:pPr>
+      <w:r>
+        <w:rPr>
           <w:rFonts w:ascii="Consolas" w:cs="Consolas" w:eastAsia="Consolas" w:hAnsi="Consolas"/>
           <w:color w:val="1F3253"/>
           <w:sz w:val="19"/>
           <w:szCs w:val="19"/>
           <w:shd w:fill="EFEDE6" w:color="auto" w:val="clear"/>
         </w:rPr>
-        <w:t xml:space="preserve">docs/risarte-empresarial/Briefing_Executavel_Risarte_Empresarial.md</w:t>
-      </w:r>
-      <w:r>
-        <w:rPr>
-          <w:color w:val="23293D"/>
-          <w:sz w:val="21"/>
-          <w:szCs w:val="21"/>
-        </w:rPr>
-        <w:t xml:space="preserve"> — o briefing original.</w:t>
+        <w:t xml:space="preserve">docs/risarte-empresarial/FUNIL-COMERCIAL.md</w:t>
+      </w:r>
+      <w:r>
+        <w:rPr>
+          <w:color w:val="23293D"/>
+          <w:sz w:val="21"/>
+          <w:szCs w:val="21"/>
+        </w:rPr>
+        <w:t xml:space="preserve"> — as decisões do funil, bloco a bloco, com a razão de cada uma.</w:t>
       </w:r>
     </w:p>
     <w:p>
@@ -18726,7 +20136,63 @@
         <w:pStyle w:val="ListParagraph"/>
         <w:numPr>
           <w:ilvl w:val="0"/>
-          <w:numId w:val="32"/>
+          <w:numId w:val="33"/>
+        </w:numPr>
+        <w:spacing w:after="80" w:line="270"/>
+      </w:pPr>
+      <w:r>
+        <w:rPr>
+          <w:rFonts w:ascii="Consolas" w:cs="Consolas" w:eastAsia="Consolas" w:hAnsi="Consolas"/>
+          <w:color w:val="1F3253"/>
+          <w:sz w:val="19"/>
+          <w:szCs w:val="19"/>
+          <w:shd w:fill="EFEDE6" w:color="auto" w:val="clear"/>
+        </w:rPr>
+        <w:t xml:space="preserve">docs/risarte-empresarial/ROTEIRO-TESTE.md</w:t>
+      </w:r>
+      <w:r>
+        <w:rPr>
+          <w:color w:val="23293D"/>
+          <w:sz w:val="21"/>
+          <w:szCs w:val="21"/>
+        </w:rPr>
+        <w:t xml:space="preserve"> — o roteiro de teste, passo a passo.</w:t>
+      </w:r>
+    </w:p>
+    <w:p>
+      <w:pPr>
+        <w:pStyle w:val="ListParagraph"/>
+        <w:numPr>
+          <w:ilvl w:val="0"/>
+          <w:numId w:val="33"/>
+        </w:numPr>
+        <w:spacing w:after="80" w:line="270"/>
+      </w:pPr>
+      <w:r>
+        <w:rPr>
+          <w:rFonts w:ascii="Consolas" w:cs="Consolas" w:eastAsia="Consolas" w:hAnsi="Consolas"/>
+          <w:color w:val="1F3253"/>
+          <w:sz w:val="19"/>
+          <w:szCs w:val="19"/>
+          <w:shd w:fill="EFEDE6" w:color="auto" w:val="clear"/>
+        </w:rPr>
+        <w:t xml:space="preserve">docs/risarte-empresarial/Briefing_Executavel_Risarte_Empresarial.md</w:t>
+      </w:r>
+      <w:r>
+        <w:rPr>
+          <w:color w:val="23293D"/>
+          <w:sz w:val="21"/>
+          <w:szCs w:val="21"/>
+        </w:rPr>
+        <w:t xml:space="preserve"> — o briefing original.</w:t>
+      </w:r>
+    </w:p>
+    <w:p>
+      <w:pPr>
+        <w:pStyle w:val="ListParagraph"/>
+        <w:numPr>
+          <w:ilvl w:val="0"/>
+          <w:numId w:val="33"/>
         </w:numPr>
         <w:spacing w:after="80" w:line="270"/>
       </w:pPr>
@@ -19154,7 +20620,7 @@
     </w:lvlOverride>
   </w:num>
   <w:num w:numId="18">
-    <w:abstractNumId w:val="2"/>
+    <w:abstractNumId w:val="3"/>
     <w:lvlOverride w:ilvl="0">
       <w:startOverride w:val="1"/>
     </w:lvlOverride>
@@ -19166,7 +20632,7 @@
     </w:lvlOverride>
   </w:num>
   <w:num w:numId="20">
-    <w:abstractNumId w:val="3"/>
+    <w:abstractNumId w:val="2"/>
     <w:lvlOverride w:ilvl="0">
       <w:startOverride w:val="1"/>
     </w:lvlOverride>
@@ -19190,13 +20656,13 @@
     </w:lvlOverride>
   </w:num>
   <w:num w:numId="24">
-    <w:abstractNumId w:val="2"/>
+    <w:abstractNumId w:val="3"/>
     <w:lvlOverride w:ilvl="0">
       <w:startOverride w:val="1"/>
     </w:lvlOverride>
   </w:num>
   <w:num w:numId="25">
-    <w:abstractNumId w:val="3"/>
+    <w:abstractNumId w:val="2"/>
     <w:lvlOverride w:ilvl="0">
       <w:startOverride w:val="1"/>
     </w:lvlOverride>
@@ -19238,6 +20704,12 @@
     </w:lvlOverride>
   </w:num>
   <w:num w:numId="32">
+    <w:abstractNumId w:val="3"/>
+    <w:lvlOverride w:ilvl="0">
+      <w:startOverride w:val="1"/>
+    </w:lvlOverride>
+  </w:num>
+  <w:num w:numId="33">
     <w:abstractNumId w:val="3"/>
     <w:lvlOverride w:ilvl="0">
       <w:startOverride w:val="1"/>

--- a/docs/treinamento/Manual-Risarte-Empresarial.docx
+++ b/docs/treinamento/Manual-Risarte-Empresarial.docx
@@ -2382,6 +2382,107 @@
         <w:t xml:space="preserve">, no topo, junta o que tem próxima ação para hoje. É por onde o dia começa.</w:t>
       </w:r>
     </w:p>
+    <w:tbl>
+      <w:tblPr>
+        <w:tblW w:type="dxa" w:w="9638"/>
+        <w:tblBorders>
+          <w:top w:val="single" w:color="F5F3EC" w:sz="2"/>
+          <w:left w:val="single" w:color="B98B2E" w:sz="18"/>
+          <w:bottom w:val="single" w:color="F5F3EC" w:sz="2"/>
+          <w:right w:val="single" w:color="F5F3EC" w:sz="2"/>
+          <w:insideH w:val="none" w:color="auto" w:sz="0"/>
+          <w:insideV w:val="none" w:color="auto" w:sz="0"/>
+        </w:tblBorders>
+      </w:tblPr>
+      <w:tblGrid>
+        <w:gridCol w:w="9638"/>
+      </w:tblGrid>
+      <w:tr>
+        <w:tc>
+          <w:tcPr>
+            <w:tcW w:type="dxa" w:w="9638"/>
+            <w:shd w:fill="F5F3EC" w:color="auto" w:val="clear"/>
+            <w:tcMar>
+              <w:top w:type="dxa" w:w="160"/>
+              <w:left w:type="dxa" w:w="220"/>
+              <w:bottom w:type="dxa" w:w="160"/>
+              <w:right w:type="dxa" w:w="200"/>
+            </w:tcMar>
+          </w:tcPr>
+          <w:p>
+            <w:pPr>
+              <w:spacing w:after="140" w:line="280"/>
+            </w:pPr>
+            <w:r>
+              <w:rPr>
+                <w:b/>
+                <w:bCs/>
+                <w:color w:val="23293D"/>
+                <w:sz w:val="21"/>
+                <w:szCs w:val="21"/>
+              </w:rPr>
+              <w:t xml:space="preserve">O seletor do card só oferece as fases em aberto.</w:t>
+            </w:r>
+            <w:r>
+              <w:rPr>
+                <w:color w:val="23293D"/>
+                <w:sz w:val="21"/>
+                <w:szCs w:val="21"/>
+              </w:rPr>
+              <w:t xml:space="preserve"> Fechamento (ganho) e Implantação não se escolhem: a empresa chega ao ganho pelos </w:t>
+            </w:r>
+            <w:r>
+              <w:rPr>
+                <w:b/>
+                <w:bCs/>
+                <w:color w:val="23293D"/>
+                <w:sz w:val="21"/>
+                <w:szCs w:val="21"/>
+              </w:rPr>
+              <w:t xml:space="preserve">dois selos</w:t>
+            </w:r>
+            <w:r>
+              <w:rPr>
+                <w:color w:val="23293D"/>
+                <w:sz w:val="21"/>
+                <w:szCs w:val="21"/>
+              </w:rPr>
+              <w:t xml:space="preserve"> e à implantação pela </w:t>
+            </w:r>
+            <w:r>
+              <w:rPr>
+                <w:b/>
+                <w:bCs/>
+                <w:color w:val="23293D"/>
+                <w:sz w:val="21"/>
+                <w:szCs w:val="21"/>
+              </w:rPr>
+              <w:t xml:space="preserve">conferência</w:t>
+            </w:r>
+            <w:r>
+              <w:rPr>
+                <w:color w:val="23293D"/>
+                <w:sz w:val="21"/>
+                <w:szCs w:val="21"/>
+              </w:rPr>
+              <w:t xml:space="preserve"> (seção 7). O sistema recusa qualquer outro caminho.</w:t>
+            </w:r>
+          </w:p>
+        </w:tc>
+      </w:tr>
+    </w:tbl>
+    <w:p>
+      <w:pPr>
+        <w:spacing w:after="140" w:line="120"/>
+      </w:pPr>
+      <w:r>
+        <w:rPr>
+          <w:sz w:val="2"/>
+          <w:szCs w:val="2"/>
+        </w:rPr>
+        <w:t xml:space="preserve"/>
+      </w:r>
+    </w:p>
     <w:p>
       <w:pPr>
         <w:spacing w:after="140" w:line="280"/>
@@ -4091,15 +4192,33 @@
           <w:sz w:val="21"/>
           <w:szCs w:val="21"/>
         </w:rPr>
-        <w:t xml:space="preserve">Marcar como perdido não tem volta pela tela.</w:t>
-      </w:r>
-      <w:r>
-        <w:rPr>
-          <w:color w:val="23293D"/>
-          <w:sz w:val="21"/>
-          <w:szCs w:val="21"/>
-        </w:rPr>
-        <w:t xml:space="preserve"> A empresa sai do funil e &gt; não há botão para trazê-la de novo. O motivo é obrigatório — é essa lista &gt; que mostra o que corrigir na oferta.</w:t>
+        <w:t xml:space="preserve">O motivo da perda é obrigatório</w:t>
+      </w:r>
+      <w:r>
+        <w:rPr>
+          <w:color w:val="23293D"/>
+          <w:sz w:val="21"/>
+          <w:szCs w:val="21"/>
+        </w:rPr>
+        <w:t xml:space="preserve"> — é essa lista que mostra o que &gt; corrigir na oferta. Se a empresa voltar a procurar, a negociação pode ser &gt; </w:t>
+      </w:r>
+      <w:r>
+        <w:rPr>
+          <w:b/>
+          <w:bCs/>
+          <w:color w:val="23293D"/>
+          <w:sz w:val="21"/>
+          <w:szCs w:val="21"/>
+        </w:rPr>
+        <w:t xml:space="preserve">reaberta</w:t>
+      </w:r>
+      <w:r>
+        <w:rPr>
+          <w:color w:val="23293D"/>
+          <w:sz w:val="21"/>
+          <w:szCs w:val="21"/>
+        </w:rPr>
+        <w:t xml:space="preserve"> (abaixo).</w:t>
       </w:r>
     </w:p>
     <w:p>
@@ -4145,7 +4264,25 @@
           <w:sz w:val="21"/>
           <w:szCs w:val="21"/>
         </w:rPr>
-        <w:t xml:space="preserve"> (o mesmo do card do funil). A conferência só é aceita depois dele.</w:t>
+        <w:t xml:space="preserve"> (o mesmo do card do funil). Ele exige os </w:t>
+      </w:r>
+      <w:r>
+        <w:rPr>
+          <w:b/>
+          <w:bCs/>
+          <w:color w:val="23293D"/>
+          <w:sz w:val="21"/>
+          <w:szCs w:val="21"/>
+        </w:rPr>
+        <w:t xml:space="preserve">dois selos</w:t>
+      </w:r>
+      <w:r>
+        <w:rPr>
+          <w:color w:val="23293D"/>
+          <w:sz w:val="21"/>
+          <w:szCs w:val="21"/>
+        </w:rPr>
+        <w:t xml:space="preserve"> e o CNPJ completo. A conferência só é aceita depois dele.</w:t>
       </w:r>
     </w:p>
     <w:p>
@@ -4283,7 +4420,92 @@
           <w:sz w:val="21"/>
           <w:szCs w:val="21"/>
         </w:rPr>
-        <w:t xml:space="preserve">, com o motivo registrado. A ficha de uma empresa perdida abre nesta aba: é onde está a resposta.</w:t>
+        <w:t xml:space="preserve">, com o motivo registrado. A ficha de uma empresa perdida abre nesta aba: é onde está a resposta. Logo abaixo, </w:t>
+      </w:r>
+      <w:r>
+        <w:rPr>
+          <w:b/>
+          <w:bCs/>
+          <w:color w:val="23293D"/>
+          <w:sz w:val="21"/>
+          <w:szCs w:val="21"/>
+        </w:rPr>
+        <w:t xml:space="preserve">A empresa voltou a procurar?</w:t>
+      </w:r>
+      <w:r>
+        <w:rPr>
+          <w:color w:val="23293D"/>
+          <w:sz w:val="21"/>
+          <w:szCs w:val="21"/>
+        </w:rPr>
+        <w:t xml:space="preserve">: escolha a fase em que a negociação recomeça, escreva por que foi retomada e clique em </w:t>
+      </w:r>
+      <w:r>
+        <w:rPr>
+          <w:b/>
+          <w:bCs/>
+          <w:color w:val="23293D"/>
+          <w:sz w:val="21"/>
+          <w:szCs w:val="21"/>
+        </w:rPr>
+        <w:t xml:space="preserve">Reabrir negociação</w:t>
+      </w:r>
+      <w:r>
+        <w:rPr>
+          <w:color w:val="23293D"/>
+          <w:sz w:val="21"/>
+          <w:szCs w:val="21"/>
+        </w:rPr>
+        <w:t xml:space="preserve">.</w:t>
+      </w:r>
+    </w:p>
+    <w:p>
+      <w:pPr>
+        <w:spacing w:after="140" w:line="280"/>
+      </w:pPr>
+      <w:r>
+        <w:rPr>
+          <w:color w:val="23293D"/>
+          <w:sz w:val="21"/>
+          <w:szCs w:val="21"/>
+        </w:rPr>
+        <w:t xml:space="preserve">&gt; </w:t>
+      </w:r>
+      <w:r>
+        <w:rPr>
+          <w:b/>
+          <w:bCs/>
+          <w:color w:val="23293D"/>
+          <w:sz w:val="21"/>
+          <w:szCs w:val="21"/>
+        </w:rPr>
+        <w:t xml:space="preserve">Reabrir traz a mesma ficha de volta</w:t>
+      </w:r>
+      <w:r>
+        <w:rPr>
+          <w:color w:val="23293D"/>
+          <w:sz w:val="21"/>
+          <w:szCs w:val="21"/>
+        </w:rPr>
+        <w:t xml:space="preserve">, com o levantamento, a proposta e &gt; o histórico — inclusive o motivo da perda, que é o que mais vale numa &gt; retomada. </w:t>
+      </w:r>
+      <w:r>
+        <w:rPr>
+          <w:b/>
+          <w:bCs/>
+          <w:color w:val="23293D"/>
+          <w:sz w:val="21"/>
+          <w:szCs w:val="21"/>
+        </w:rPr>
+        <w:t xml:space="preserve">A perda continua contando no painel</w:t>
+      </w:r>
+      <w:r>
+        <w:rPr>
+          <w:color w:val="23293D"/>
+          <w:sz w:val="21"/>
+          <w:szCs w:val="21"/>
+        </w:rPr>
+        <w:t xml:space="preserve">: reabrir não melhora a &gt; taxa de ganho de ninguém.</w:t>
       </w:r>
     </w:p>
     <w:p>
@@ -9814,119 +10036,13 @@
       </w:pPr>
       <w:r>
         <w:rPr>
-          <w:color w:val="23293D"/>
-          <w:sz w:val="21"/>
-          <w:szCs w:val="21"/>
-        </w:rPr>
-        <w:t xml:space="preserve">Botão </w:t>
-      </w:r>
-      <w:r>
-        <w:rPr>
-          <w:b/>
-          <w:bCs/>
-          <w:color w:val="23293D"/>
-          <w:sz w:val="21"/>
-          <w:szCs w:val="21"/>
-        </w:rPr>
-        <w:t xml:space="preserve">Fechar — ganho</w:t>
-      </w:r>
-      <w:r>
-        <w:rPr>
-          <w:color w:val="23293D"/>
-          <w:sz w:val="21"/>
-          <w:szCs w:val="21"/>
-        </w:rPr>
-        <w:t xml:space="preserve">, na janela do card — ou </w:t>
-      </w:r>
-      <w:r>
-        <w:rPr>
-          <w:b/>
-          <w:bCs/>
-          <w:color w:val="23293D"/>
-          <w:sz w:val="21"/>
-          <w:szCs w:val="21"/>
-        </w:rPr>
-        <w:t xml:space="preserve">Criar empresa</w:t>
-      </w:r>
-      <w:r>
-        <w:rPr>
-          <w:color w:val="23293D"/>
-          <w:sz w:val="21"/>
-          <w:szCs w:val="21"/>
-        </w:rPr>
-        <w:t xml:space="preserve">, na aba </w:t>
-      </w:r>
-      <w:r>
-        <w:rPr>
-          <w:b/>
-          <w:bCs/>
-          <w:color w:val="23293D"/>
-          <w:sz w:val="21"/>
-          <w:szCs w:val="21"/>
-        </w:rPr>
-        <w:t xml:space="preserve">Fechamento</w:t>
-      </w:r>
-      <w:r>
-        <w:rPr>
-          <w:color w:val="23293D"/>
-          <w:sz w:val="21"/>
-          <w:szCs w:val="21"/>
-        </w:rPr>
-        <w:t xml:space="preserve"> da ficha, quando os dois selos já levaram a empresa para </w:t>
-      </w:r>
-      <w:r>
-        <w:rPr>
-          <w:i/>
-          <w:iCs/>
-          <w:color w:val="23293D"/>
-          <w:sz w:val="21"/>
-          <w:szCs w:val="21"/>
-        </w:rPr>
-        <w:t xml:space="preserve">Fechamento (ganho)</w:t>
-      </w:r>
-      <w:r>
-        <w:rPr>
-          <w:color w:val="23293D"/>
-          <w:sz w:val="21"/>
-          <w:szCs w:val="21"/>
-        </w:rPr>
-        <w:t xml:space="preserve">. O sistema </w:t>
-      </w:r>
-      <w:r>
-        <w:rPr>
-          <w:b/>
-          <w:bCs/>
-          <w:color w:val="23293D"/>
-          <w:sz w:val="21"/>
-          <w:szCs w:val="21"/>
-        </w:rPr>
-        <w:t xml:space="preserve">cria a empresa</w:t>
-      </w:r>
-      <w:r>
-        <w:rPr>
-          <w:color w:val="23293D"/>
-          <w:sz w:val="21"/>
-          <w:szCs w:val="21"/>
-        </w:rPr>
-        <w:t xml:space="preserve"> no cadastro e </w:t>
-      </w:r>
-      <w:r>
-        <w:rPr>
-          <w:b/>
-          <w:bCs/>
-          <w:color w:val="23293D"/>
-          <w:sz w:val="21"/>
-          <w:szCs w:val="21"/>
-        </w:rPr>
-        <w:t xml:space="preserve">leva a proposta junto</w:t>
-      </w:r>
-      <w:r>
-        <w:rPr>
-          <w:color w:val="23293D"/>
-          <w:sz w:val="21"/>
-          <w:szCs w:val="21"/>
-        </w:rPr>
-        <w:t xml:space="preserve">:</w:t>
+          <w:b/>
+          <w:bCs/>
+          <w:color w:val="23293D"/>
+          <w:sz w:val="21"/>
+          <w:szCs w:val="21"/>
+        </w:rPr>
+        <w:t xml:space="preserve">O caminho é um só, e nesta ordem:</w:t>
       </w:r>
     </w:p>
     <w:p>
@@ -9946,15 +10062,141 @@
           <w:sz w:val="21"/>
           <w:szCs w:val="21"/>
         </w:rPr>
-        <w:t xml:space="preserve">Preços de adesão</w:t>
-      </w:r>
-      <w:r>
-        <w:rPr>
-          <w:color w:val="23293D"/>
-          <w:sz w:val="21"/>
-          <w:szCs w:val="21"/>
-        </w:rPr>
-        <w:t xml:space="preserve"> — os da proposta, não os da rede.</w:t>
+        <w:t xml:space="preserve">Os dois selos</w:t>
+      </w:r>
+      <w:r>
+        <w:rPr>
+          <w:color w:val="23293D"/>
+          <w:sz w:val="21"/>
+          <w:szCs w:val="21"/>
+        </w:rPr>
+        <w:t xml:space="preserve"> — na aba </w:t>
+      </w:r>
+      <w:r>
+        <w:rPr>
+          <w:i/>
+          <w:iCs/>
+          <w:color w:val="23293D"/>
+          <w:sz w:val="21"/>
+          <w:szCs w:val="21"/>
+        </w:rPr>
+        <w:t xml:space="preserve">Envio e selos</w:t>
+      </w:r>
+      <w:r>
+        <w:rPr>
+          <w:color w:val="23293D"/>
+          <w:sz w:val="21"/>
+          <w:szCs w:val="21"/>
+        </w:rPr>
+        <w:t xml:space="preserve"> da ficha, marque </w:t>
+      </w:r>
+      <w:r>
+        <w:rPr>
+          <w:b/>
+          <w:bCs/>
+          <w:color w:val="23293D"/>
+          <w:sz w:val="21"/>
+          <w:szCs w:val="21"/>
+        </w:rPr>
+        <w:t xml:space="preserve">Contrato assinado</w:t>
+      </w:r>
+      <w:r>
+        <w:rPr>
+          <w:color w:val="23293D"/>
+          <w:sz w:val="21"/>
+          <w:szCs w:val="21"/>
+        </w:rPr>
+        <w:t xml:space="preserve"> e </w:t>
+      </w:r>
+      <w:r>
+        <w:rPr>
+          <w:b/>
+          <w:bCs/>
+          <w:color w:val="23293D"/>
+          <w:sz w:val="21"/>
+          <w:szCs w:val="21"/>
+        </w:rPr>
+        <w:t xml:space="preserve">Boleto da implantação pago</w:t>
+      </w:r>
+      <w:r>
+        <w:rPr>
+          <w:color w:val="23293D"/>
+          <w:sz w:val="21"/>
+          <w:szCs w:val="21"/>
+        </w:rPr>
+        <w:t xml:space="preserve">. Com a empresa em </w:t>
+      </w:r>
+      <w:r>
+        <w:rPr>
+          <w:i/>
+          <w:iCs/>
+          <w:color w:val="23293D"/>
+          <w:sz w:val="21"/>
+          <w:szCs w:val="21"/>
+        </w:rPr>
+        <w:t xml:space="preserve">Proposta enviada</w:t>
+      </w:r>
+      <w:r>
+        <w:rPr>
+          <w:color w:val="23293D"/>
+          <w:sz w:val="21"/>
+          <w:szCs w:val="21"/>
+        </w:rPr>
+        <w:t xml:space="preserve"> ou </w:t>
+      </w:r>
+      <w:r>
+        <w:rPr>
+          <w:i/>
+          <w:iCs/>
+          <w:color w:val="23293D"/>
+          <w:sz w:val="21"/>
+          <w:szCs w:val="21"/>
+        </w:rPr>
+        <w:t xml:space="preserve">Follow-up</w:t>
+      </w:r>
+      <w:r>
+        <w:rPr>
+          <w:color w:val="23293D"/>
+          <w:sz w:val="21"/>
+          <w:szCs w:val="21"/>
+        </w:rPr>
+        <w:t xml:space="preserve">, ela passa </w:t>
+      </w:r>
+      <w:r>
+        <w:rPr>
+          <w:b/>
+          <w:bCs/>
+          <w:color w:val="23293D"/>
+          <w:sz w:val="21"/>
+          <w:szCs w:val="21"/>
+        </w:rPr>
+        <w:t xml:space="preserve">sozinha</w:t>
+      </w:r>
+      <w:r>
+        <w:rPr>
+          <w:color w:val="23293D"/>
+          <w:sz w:val="21"/>
+          <w:szCs w:val="21"/>
+        </w:rPr>
+        <w:t xml:space="preserve"> para </w:t>
+      </w:r>
+      <w:r>
+        <w:rPr>
+          <w:i/>
+          <w:iCs/>
+          <w:color w:val="23293D"/>
+          <w:sz w:val="21"/>
+          <w:szCs w:val="21"/>
+        </w:rPr>
+        <w:t xml:space="preserve">Fechamento (ganho)</w:t>
+      </w:r>
+      <w:r>
+        <w:rPr>
+          <w:color w:val="23293D"/>
+          <w:sz w:val="21"/>
+          <w:szCs w:val="21"/>
+        </w:rPr>
+        <w:t xml:space="preserve">.</w:t>
       </w:r>
     </w:p>
     <w:p>
@@ -9974,15 +10216,33 @@
           <w:sz w:val="21"/>
           <w:szCs w:val="21"/>
         </w:rPr>
-        <w:t xml:space="preserve">Faixas por quantidade</w:t>
-      </w:r>
-      <w:r>
-        <w:rPr>
-          <w:color w:val="23293D"/>
-          <w:sz w:val="21"/>
-          <w:szCs w:val="21"/>
-        </w:rPr>
-        <w:t xml:space="preserve"> — continuam valendo no cadastro.</w:t>
+        <w:t xml:space="preserve">Criar empresa</w:t>
+      </w:r>
+      <w:r>
+        <w:rPr>
+          <w:color w:val="23293D"/>
+          <w:sz w:val="21"/>
+          <w:szCs w:val="21"/>
+        </w:rPr>
+        <w:t xml:space="preserve"> — na aba </w:t>
+      </w:r>
+      <w:r>
+        <w:rPr>
+          <w:i/>
+          <w:iCs/>
+          <w:color w:val="23293D"/>
+          <w:sz w:val="21"/>
+          <w:szCs w:val="21"/>
+        </w:rPr>
+        <w:t xml:space="preserve">Fechamento</w:t>
+      </w:r>
+      <w:r>
+        <w:rPr>
+          <w:color w:val="23293D"/>
+          <w:sz w:val="21"/>
+          <w:szCs w:val="21"/>
+        </w:rPr>
+        <w:t xml:space="preserve"> da ficha (ou no card).</w:t>
       </w:r>
     </w:p>
     <w:p>
@@ -10002,15 +10262,541 @@
           <w:sz w:val="21"/>
           <w:szCs w:val="21"/>
         </w:rPr>
-        <w:t xml:space="preserve">Benefícios</w:t>
-      </w:r>
-      <w:r>
-        <w:rPr>
-          <w:color w:val="23293D"/>
-          <w:sz w:val="21"/>
-          <w:szCs w:val="21"/>
-        </w:rPr>
-        <w:t xml:space="preserve"> — inclusive o "vale só para o titular".</w:t>
+        <w:t xml:space="preserve">A conferência do consultor</w:t>
+      </w:r>
+      <w:r>
+        <w:rPr>
+          <w:color w:val="23293D"/>
+          <w:sz w:val="21"/>
+          <w:szCs w:val="21"/>
+        </w:rPr>
+        <w:t xml:space="preserve"> — na aba </w:t>
+      </w:r>
+      <w:r>
+        <w:rPr>
+          <w:i/>
+          <w:iCs/>
+          <w:color w:val="23293D"/>
+          <w:sz w:val="21"/>
+          <w:szCs w:val="21"/>
+        </w:rPr>
+        <w:t xml:space="preserve">Fechamento</w:t>
+      </w:r>
+      <w:r>
+        <w:rPr>
+          <w:color w:val="23293D"/>
+          <w:sz w:val="21"/>
+          <w:szCs w:val="21"/>
+        </w:rPr>
+        <w:t xml:space="preserve">. Confirmada com "está tudo certo", a empresa passa </w:t>
+      </w:r>
+      <w:r>
+        <w:rPr>
+          <w:b/>
+          <w:bCs/>
+          <w:color w:val="23293D"/>
+          <w:sz w:val="21"/>
+          <w:szCs w:val="21"/>
+        </w:rPr>
+        <w:t xml:space="preserve">sozinha</w:t>
+      </w:r>
+      <w:r>
+        <w:rPr>
+          <w:color w:val="23293D"/>
+          <w:sz w:val="21"/>
+          <w:szCs w:val="21"/>
+        </w:rPr>
+        <w:t xml:space="preserve"> para </w:t>
+      </w:r>
+      <w:r>
+        <w:rPr>
+          <w:i/>
+          <w:iCs/>
+          <w:color w:val="23293D"/>
+          <w:sz w:val="21"/>
+          <w:szCs w:val="21"/>
+        </w:rPr>
+        <w:t xml:space="preserve">Implantação</w:t>
+      </w:r>
+      <w:r>
+        <w:rPr>
+          <w:color w:val="23293D"/>
+          <w:sz w:val="21"/>
+          <w:szCs w:val="21"/>
+        </w:rPr>
+        <w:t xml:space="preserve">.</w:t>
+      </w:r>
+    </w:p>
+    <w:tbl>
+      <w:tblPr>
+        <w:tblW w:type="dxa" w:w="9638"/>
+        <w:tblBorders>
+          <w:top w:val="single" w:color="F5F3EC" w:sz="2"/>
+          <w:left w:val="single" w:color="B98B2E" w:sz="18"/>
+          <w:bottom w:val="single" w:color="F5F3EC" w:sz="2"/>
+          <w:right w:val="single" w:color="F5F3EC" w:sz="2"/>
+          <w:insideH w:val="none" w:color="auto" w:sz="0"/>
+          <w:insideV w:val="none" w:color="auto" w:sz="0"/>
+        </w:tblBorders>
+      </w:tblPr>
+      <w:tblGrid>
+        <w:gridCol w:w="9638"/>
+      </w:tblGrid>
+      <w:tr>
+        <w:tc>
+          <w:tcPr>
+            <w:tcW w:type="dxa" w:w="9638"/>
+            <w:shd w:fill="F5F3EC" w:color="auto" w:val="clear"/>
+            <w:tcMar>
+              <w:top w:type="dxa" w:w="160"/>
+              <w:left w:type="dxa" w:w="220"/>
+              <w:bottom w:type="dxa" w:w="160"/>
+              <w:right w:type="dxa" w:w="200"/>
+            </w:tcMar>
+          </w:tcPr>
+          <w:p>
+            <w:pPr>
+              <w:spacing w:after="140" w:line="280"/>
+            </w:pPr>
+            <w:r>
+              <w:rPr>
+                <w:color w:val="23293D"/>
+                <w:sz w:val="21"/>
+                <w:szCs w:val="21"/>
+              </w:rPr>
+              <w:t xml:space="preserve">⚠️ </w:t>
+            </w:r>
+            <w:r>
+              <w:rPr>
+                <w:b/>
+                <w:bCs/>
+                <w:color w:val="23293D"/>
+                <w:sz w:val="21"/>
+                <w:szCs w:val="21"/>
+              </w:rPr>
+              <w:t xml:space="preserve">Só é ganho com contrato assinado E implantação paga</w:t>
+            </w:r>
+            <w:r>
+              <w:rPr>
+                <w:color w:val="23293D"/>
+                <w:sz w:val="21"/>
+                <w:szCs w:val="21"/>
+              </w:rPr>
+              <w:t xml:space="preserve"> (regra do dono, 13/10/2026). O botão "Fechar (ganho)" que existia na janela do card saiu, e o "Mover para Implantação" também: os dois passavam por fora dos selos e da conferência. Hoje </w:t>
+            </w:r>
+            <w:r>
+              <w:rPr>
+                <w:b/>
+                <w:bCs/>
+                <w:color w:val="23293D"/>
+                <w:sz w:val="21"/>
+                <w:szCs w:val="21"/>
+              </w:rPr>
+              <w:t xml:space="preserve">o próprio banco recusa</w:t>
+            </w:r>
+            <w:r>
+              <w:rPr>
+                <w:color w:val="23293D"/>
+                <w:sz w:val="21"/>
+                <w:szCs w:val="21"/>
+              </w:rPr>
+              <w:t xml:space="preserve"> ganho sem os dois selos e implantação sem conferência — por qualquer caminho.</w:t>
+            </w:r>
+          </w:p>
+        </w:tc>
+      </w:tr>
+    </w:tbl>
+    <w:p>
+      <w:pPr>
+        <w:spacing w:after="140" w:line="120"/>
+      </w:pPr>
+      <w:r>
+        <w:rPr>
+          <w:sz w:val="2"/>
+          <w:szCs w:val="2"/>
+        </w:rPr>
+        <w:t xml:space="preserve"/>
+      </w:r>
+    </w:p>
+    <w:tbl>
+      <w:tblPr>
+        <w:tblW w:type="dxa" w:w="9638"/>
+        <w:tblBorders>
+          <w:top w:val="single" w:color="F5F3EC" w:sz="2"/>
+          <w:left w:val="single" w:color="B98B2E" w:sz="18"/>
+          <w:bottom w:val="single" w:color="F5F3EC" w:sz="2"/>
+          <w:right w:val="single" w:color="F5F3EC" w:sz="2"/>
+          <w:insideH w:val="none" w:color="auto" w:sz="0"/>
+          <w:insideV w:val="none" w:color="auto" w:sz="0"/>
+        </w:tblBorders>
+      </w:tblPr>
+      <w:tblGrid>
+        <w:gridCol w:w="9638"/>
+      </w:tblGrid>
+      <w:tr>
+        <w:tc>
+          <w:tcPr>
+            <w:tcW w:type="dxa" w:w="9638"/>
+            <w:shd w:fill="F5F3EC" w:color="auto" w:val="clear"/>
+            <w:tcMar>
+              <w:top w:type="dxa" w:w="160"/>
+              <w:left w:type="dxa" w:w="220"/>
+              <w:bottom w:type="dxa" w:w="160"/>
+              <w:right w:type="dxa" w:w="200"/>
+            </w:tcMar>
+          </w:tcPr>
+          <w:p>
+            <w:pPr>
+              <w:spacing w:after="140" w:line="280"/>
+            </w:pPr>
+            <w:r>
+              <w:rPr>
+                <w:b/>
+                <w:bCs/>
+                <w:color w:val="23293D"/>
+                <w:sz w:val="21"/>
+                <w:szCs w:val="21"/>
+              </w:rPr>
+              <w:t xml:space="preserve">Marcou os selos cedo demais?</w:t>
+            </w:r>
+            <w:r>
+              <w:rPr>
+                <w:color w:val="23293D"/>
+                <w:sz w:val="21"/>
+                <w:szCs w:val="21"/>
+              </w:rPr>
+              <w:t xml:space="preserve"> Com a empresa ainda em </w:t>
+            </w:r>
+            <w:r>
+              <w:rPr>
+                <w:i/>
+                <w:iCs/>
+                <w:color w:val="23293D"/>
+                <w:sz w:val="21"/>
+                <w:szCs w:val="21"/>
+              </w:rPr>
+              <w:t xml:space="preserve">Apresentado</w:t>
+            </w:r>
+            <w:r>
+              <w:rPr>
+                <w:color w:val="23293D"/>
+                <w:sz w:val="21"/>
+                <w:szCs w:val="21"/>
+              </w:rPr>
+              <w:t xml:space="preserve">, os selos ficam marcados e ela não fecha. Fecha ao chegar em </w:t>
+            </w:r>
+            <w:r>
+              <w:rPr>
+                <w:i/>
+                <w:iCs/>
+                <w:color w:val="23293D"/>
+                <w:sz w:val="21"/>
+                <w:szCs w:val="21"/>
+              </w:rPr>
+              <w:t xml:space="preserve">Proposta enviada</w:t>
+            </w:r>
+            <w:r>
+              <w:rPr>
+                <w:color w:val="23293D"/>
+                <w:sz w:val="21"/>
+                <w:szCs w:val="21"/>
+              </w:rPr>
+              <w:t xml:space="preserve"> — registre o envio da proposta.</w:t>
+            </w:r>
+          </w:p>
+        </w:tc>
+      </w:tr>
+    </w:tbl>
+    <w:p>
+      <w:pPr>
+        <w:spacing w:after="140" w:line="120"/>
+      </w:pPr>
+      <w:r>
+        <w:rPr>
+          <w:sz w:val="2"/>
+          <w:szCs w:val="2"/>
+        </w:rPr>
+        <w:t xml:space="preserve"/>
+      </w:r>
+    </w:p>
+    <w:tbl>
+      <w:tblPr>
+        <w:tblW w:type="dxa" w:w="9638"/>
+        <w:tblBorders>
+          <w:top w:val="single" w:color="F5F3EC" w:sz="2"/>
+          <w:left w:val="single" w:color="B98B2E" w:sz="18"/>
+          <w:bottom w:val="single" w:color="F5F3EC" w:sz="2"/>
+          <w:right w:val="single" w:color="F5F3EC" w:sz="2"/>
+          <w:insideH w:val="none" w:color="auto" w:sz="0"/>
+          <w:insideV w:val="none" w:color="auto" w:sz="0"/>
+        </w:tblBorders>
+      </w:tblPr>
+      <w:tblGrid>
+        <w:gridCol w:w="9638"/>
+      </w:tblGrid>
+      <w:tr>
+        <w:tc>
+          <w:tcPr>
+            <w:tcW w:type="dxa" w:w="9638"/>
+            <w:shd w:fill="F5F3EC" w:color="auto" w:val="clear"/>
+            <w:tcMar>
+              <w:top w:type="dxa" w:w="160"/>
+              <w:left w:type="dxa" w:w="220"/>
+              <w:bottom w:type="dxa" w:w="160"/>
+              <w:right w:type="dxa" w:w="200"/>
+            </w:tcMar>
+          </w:tcPr>
+          <w:p>
+            <w:pPr>
+              <w:spacing w:after="140" w:line="280"/>
+            </w:pPr>
+            <w:r>
+              <w:rPr>
+                <w:b/>
+                <w:bCs/>
+                <w:color w:val="23293D"/>
+                <w:sz w:val="21"/>
+                <w:szCs w:val="21"/>
+              </w:rPr>
+              <w:t xml:space="preserve">Desmarcou um selo de uma empresa ganha?</w:t>
+            </w:r>
+            <w:r>
+              <w:rPr>
+                <w:color w:val="23293D"/>
+                <w:sz w:val="21"/>
+                <w:szCs w:val="21"/>
+              </w:rPr>
+              <w:t xml:space="preserve"> Sem cadastro criado, ela volta para </w:t>
+            </w:r>
+            <w:r>
+              <w:rPr>
+                <w:i/>
+                <w:iCs/>
+                <w:color w:val="23293D"/>
+                <w:sz w:val="21"/>
+                <w:szCs w:val="21"/>
+              </w:rPr>
+              <w:t xml:space="preserve">Follow-up</w:t>
+            </w:r>
+            <w:r>
+              <w:rPr>
+                <w:color w:val="23293D"/>
+                <w:sz w:val="21"/>
+                <w:szCs w:val="21"/>
+              </w:rPr>
+              <w:t xml:space="preserve">. Com o cadastro já criado, o selo é desmarcado e a fase não muda (o fato fica registrado no Histórico).</w:t>
+            </w:r>
+          </w:p>
+        </w:tc>
+      </w:tr>
+    </w:tbl>
+    <w:p>
+      <w:pPr>
+        <w:spacing w:after="140" w:line="120"/>
+      </w:pPr>
+      <w:r>
+        <w:rPr>
+          <w:sz w:val="2"/>
+          <w:szCs w:val="2"/>
+        </w:rPr>
+        <w:t xml:space="preserve"/>
+      </w:r>
+    </w:p>
+    <w:tbl>
+      <w:tblPr>
+        <w:tblW w:type="dxa" w:w="9638"/>
+        <w:tblBorders>
+          <w:top w:val="single" w:color="F5F3EC" w:sz="2"/>
+          <w:left w:val="single" w:color="B98B2E" w:sz="18"/>
+          <w:bottom w:val="single" w:color="F5F3EC" w:sz="2"/>
+          <w:right w:val="single" w:color="F5F3EC" w:sz="2"/>
+          <w:insideH w:val="none" w:color="auto" w:sz="0"/>
+          <w:insideV w:val="none" w:color="auto" w:sz="0"/>
+        </w:tblBorders>
+      </w:tblPr>
+      <w:tblGrid>
+        <w:gridCol w:w="9638"/>
+      </w:tblGrid>
+      <w:tr>
+        <w:tc>
+          <w:tcPr>
+            <w:tcW w:type="dxa" w:w="9638"/>
+            <w:shd w:fill="F5F3EC" w:color="auto" w:val="clear"/>
+            <w:tcMar>
+              <w:top w:type="dxa" w:w="160"/>
+              <w:left w:type="dxa" w:w="220"/>
+              <w:bottom w:type="dxa" w:w="160"/>
+              <w:right w:type="dxa" w:w="200"/>
+            </w:tcMar>
+          </w:tcPr>
+          <w:p>
+            <w:pPr>
+              <w:spacing w:after="140" w:line="280"/>
+            </w:pPr>
+            <w:r>
+              <w:rPr>
+                <w:b/>
+                <w:bCs/>
+                <w:color w:val="23293D"/>
+                <w:sz w:val="21"/>
+                <w:szCs w:val="21"/>
+              </w:rPr>
+              <w:t xml:space="preserve">Empresas que já estavam em Fechamento ou Implantação antes desta regra</w:t>
+            </w:r>
+            <w:r>
+              <w:rPr>
+                <w:color w:val="23293D"/>
+                <w:sz w:val="21"/>
+                <w:szCs w:val="21"/>
+              </w:rPr>
+              <w:t xml:space="preserve"> continuam onde estão. A ficha de uma ganha sem selos pede os selos antes de criar o cadastro.</w:t>
+            </w:r>
+          </w:p>
+        </w:tc>
+      </w:tr>
+    </w:tbl>
+    <w:p>
+      <w:pPr>
+        <w:spacing w:after="140" w:line="120"/>
+      </w:pPr>
+      <w:r>
+        <w:rPr>
+          <w:sz w:val="2"/>
+          <w:szCs w:val="2"/>
+        </w:rPr>
+        <w:t xml:space="preserve"/>
+      </w:r>
+    </w:p>
+    <w:tbl>
+      <w:tblPr>
+        <w:tblW w:type="dxa" w:w="9638"/>
+        <w:tblBorders>
+          <w:top w:val="single" w:color="F5F3EC" w:sz="2"/>
+          <w:left w:val="single" w:color="B98B2E" w:sz="18"/>
+          <w:bottom w:val="single" w:color="F5F3EC" w:sz="2"/>
+          <w:right w:val="single" w:color="F5F3EC" w:sz="2"/>
+          <w:insideH w:val="none" w:color="auto" w:sz="0"/>
+          <w:insideV w:val="none" w:color="auto" w:sz="0"/>
+        </w:tblBorders>
+      </w:tblPr>
+      <w:tblGrid>
+        <w:gridCol w:w="9638"/>
+      </w:tblGrid>
+      <w:tr>
+        <w:tc>
+          <w:tcPr>
+            <w:tcW w:type="dxa" w:w="9638"/>
+            <w:shd w:fill="F5F3EC" w:color="auto" w:val="clear"/>
+            <w:tcMar>
+              <w:top w:type="dxa" w:w="160"/>
+              <w:left w:type="dxa" w:w="220"/>
+              <w:bottom w:type="dxa" w:w="160"/>
+              <w:right w:type="dxa" w:w="200"/>
+            </w:tcMar>
+          </w:tcPr>
+          <w:p>
+            <w:pPr>
+              <w:spacing w:after="140" w:line="280"/>
+            </w:pPr>
+            <w:r>
+              <w:rPr>
+                <w:b/>
+                <w:bCs/>
+                <w:color w:val="23293D"/>
+                <w:sz w:val="21"/>
+                <w:szCs w:val="21"/>
+              </w:rPr>
+              <w:t xml:space="preserve">Empresa que não passou pelo funil</w:t>
+            </w:r>
+            <w:r>
+              <w:rPr>
+                <w:color w:val="23293D"/>
+                <w:sz w:val="21"/>
+                <w:szCs w:val="21"/>
+              </w:rPr>
+              <w:t xml:space="preserve"> continua podendo ser cadastrada direto em </w:t>
+            </w:r>
+            <w:r>
+              <w:rPr>
+                <w:i/>
+                <w:iCs/>
+                <w:color w:val="23293D"/>
+                <w:sz w:val="21"/>
+                <w:szCs w:val="21"/>
+              </w:rPr>
+              <w:t xml:space="preserve">Empresarial → Nova empresa</w:t>
+            </w:r>
+            <w:r>
+              <w:rPr>
+                <w:color w:val="23293D"/>
+                <w:sz w:val="21"/>
+                <w:szCs w:val="21"/>
+              </w:rPr>
+              <w:t xml:space="preserve"> — só pelo gestor do programa. A regra dos selos é do funil.</w:t>
+            </w:r>
+          </w:p>
+        </w:tc>
+      </w:tr>
+    </w:tbl>
+    <w:p>
+      <w:pPr>
+        <w:spacing w:after="140" w:line="120"/>
+      </w:pPr>
+      <w:r>
+        <w:rPr>
+          <w:sz w:val="2"/>
+          <w:szCs w:val="2"/>
+        </w:rPr>
+        <w:t xml:space="preserve"/>
+      </w:r>
+    </w:p>
+    <w:p>
+      <w:pPr>
+        <w:spacing w:after="140" w:line="280"/>
+      </w:pPr>
+      <w:r>
+        <w:rPr>
+          <w:color w:val="23293D"/>
+          <w:sz w:val="21"/>
+          <w:szCs w:val="21"/>
+        </w:rPr>
+        <w:t xml:space="preserve">Ao </w:t>
+      </w:r>
+      <w:r>
+        <w:rPr>
+          <w:b/>
+          <w:bCs/>
+          <w:color w:val="23293D"/>
+          <w:sz w:val="21"/>
+          <w:szCs w:val="21"/>
+        </w:rPr>
+        <w:t xml:space="preserve">criar a empresa</w:t>
+      </w:r>
+      <w:r>
+        <w:rPr>
+          <w:color w:val="23293D"/>
+          <w:sz w:val="21"/>
+          <w:szCs w:val="21"/>
+        </w:rPr>
+        <w:t xml:space="preserve">, o sistema </w:t>
+      </w:r>
+      <w:r>
+        <w:rPr>
+          <w:b/>
+          <w:bCs/>
+          <w:color w:val="23293D"/>
+          <w:sz w:val="21"/>
+          <w:szCs w:val="21"/>
+        </w:rPr>
+        <w:t xml:space="preserve">leva a proposta junto</w:t>
+      </w:r>
+      <w:r>
+        <w:rPr>
+          <w:color w:val="23293D"/>
+          <w:sz w:val="21"/>
+          <w:szCs w:val="21"/>
+        </w:rPr>
+        <w:t xml:space="preserve">:</w:t>
       </w:r>
     </w:p>
     <w:p>
@@ -10018,7 +10804,7 @@
         <w:pStyle w:val="ListParagraph"/>
         <w:numPr>
           <w:ilvl w:val="0"/>
-          <w:numId w:val="15"/>
+          <w:numId w:val="16"/>
         </w:numPr>
         <w:spacing w:after="80" w:line="270"/>
       </w:pPr>
@@ -10030,15 +10816,15 @@
           <w:sz w:val="21"/>
           <w:szCs w:val="21"/>
         </w:rPr>
-        <w:t xml:space="preserve">Carência</w:t>
-      </w:r>
-      <w:r>
-        <w:rPr>
-          <w:color w:val="23293D"/>
-          <w:sz w:val="21"/>
-          <w:szCs w:val="21"/>
-        </w:rPr>
-        <w:t xml:space="preserve"> — a da empresa e a do titular.</w:t>
+        <w:t xml:space="preserve">Preços de adesão</w:t>
+      </w:r>
+      <w:r>
+        <w:rPr>
+          <w:color w:val="23293D"/>
+          <w:sz w:val="21"/>
+          <w:szCs w:val="21"/>
+        </w:rPr>
+        <w:t xml:space="preserve"> — os da proposta, não os da rede.</w:t>
       </w:r>
     </w:p>
     <w:p>
@@ -10046,7 +10832,7 @@
         <w:pStyle w:val="ListParagraph"/>
         <w:numPr>
           <w:ilvl w:val="0"/>
-          <w:numId w:val="15"/>
+          <w:numId w:val="16"/>
         </w:numPr>
         <w:spacing w:after="80" w:line="270"/>
       </w:pPr>
@@ -10058,15 +10844,15 @@
           <w:sz w:val="21"/>
           <w:szCs w:val="21"/>
         </w:rPr>
-        <w:t xml:space="preserve">Unidades da parceria</w:t>
-      </w:r>
-      <w:r>
-        <w:rPr>
-          <w:color w:val="23293D"/>
-          <w:sz w:val="21"/>
-          <w:szCs w:val="21"/>
-        </w:rPr>
-        <w:t xml:space="preserve"> e a restrição de cada benefício.</w:t>
+        <w:t xml:space="preserve">Faixas por quantidade</w:t>
+      </w:r>
+      <w:r>
+        <w:rPr>
+          <w:color w:val="23293D"/>
+          <w:sz w:val="21"/>
+          <w:szCs w:val="21"/>
+        </w:rPr>
+        <w:t xml:space="preserve"> — continuam valendo no cadastro.</w:t>
       </w:r>
     </w:p>
     <w:p>
@@ -10074,7 +10860,91 @@
         <w:pStyle w:val="ListParagraph"/>
         <w:numPr>
           <w:ilvl w:val="0"/>
-          <w:numId w:val="15"/>
+          <w:numId w:val="16"/>
+        </w:numPr>
+        <w:spacing w:after="80" w:line="270"/>
+      </w:pPr>
+      <w:r>
+        <w:rPr>
+          <w:b/>
+          <w:bCs/>
+          <w:color w:val="23293D"/>
+          <w:sz w:val="21"/>
+          <w:szCs w:val="21"/>
+        </w:rPr>
+        <w:t xml:space="preserve">Benefícios</w:t>
+      </w:r>
+      <w:r>
+        <w:rPr>
+          <w:color w:val="23293D"/>
+          <w:sz w:val="21"/>
+          <w:szCs w:val="21"/>
+        </w:rPr>
+        <w:t xml:space="preserve"> — inclusive o "vale só para o titular".</w:t>
+      </w:r>
+    </w:p>
+    <w:p>
+      <w:pPr>
+        <w:pStyle w:val="ListParagraph"/>
+        <w:numPr>
+          <w:ilvl w:val="0"/>
+          <w:numId w:val="16"/>
+        </w:numPr>
+        <w:spacing w:after="80" w:line="270"/>
+      </w:pPr>
+      <w:r>
+        <w:rPr>
+          <w:b/>
+          <w:bCs/>
+          <w:color w:val="23293D"/>
+          <w:sz w:val="21"/>
+          <w:szCs w:val="21"/>
+        </w:rPr>
+        <w:t xml:space="preserve">Carência</w:t>
+      </w:r>
+      <w:r>
+        <w:rPr>
+          <w:color w:val="23293D"/>
+          <w:sz w:val="21"/>
+          <w:szCs w:val="21"/>
+        </w:rPr>
+        <w:t xml:space="preserve"> — a da empresa e a do titular.</w:t>
+      </w:r>
+    </w:p>
+    <w:p>
+      <w:pPr>
+        <w:pStyle w:val="ListParagraph"/>
+        <w:numPr>
+          <w:ilvl w:val="0"/>
+          <w:numId w:val="16"/>
+        </w:numPr>
+        <w:spacing w:after="80" w:line="270"/>
+      </w:pPr>
+      <w:r>
+        <w:rPr>
+          <w:b/>
+          <w:bCs/>
+          <w:color w:val="23293D"/>
+          <w:sz w:val="21"/>
+          <w:szCs w:val="21"/>
+        </w:rPr>
+        <w:t xml:space="preserve">Unidades da parceria</w:t>
+      </w:r>
+      <w:r>
+        <w:rPr>
+          <w:color w:val="23293D"/>
+          <w:sz w:val="21"/>
+          <w:szCs w:val="21"/>
+        </w:rPr>
+        <w:t xml:space="preserve"> e a restrição de cada benefício.</w:t>
+      </w:r>
+    </w:p>
+    <w:p>
+      <w:pPr>
+        <w:pStyle w:val="ListParagraph"/>
+        <w:numPr>
+          <w:ilvl w:val="0"/>
+          <w:numId w:val="16"/>
         </w:numPr>
         <w:spacing w:after="80" w:line="270"/>
       </w:pPr>
@@ -10821,7 +11691,7 @@
         <w:pStyle w:val="ListParagraph"/>
         <w:numPr>
           <w:ilvl w:val="0"/>
-          <w:numId w:val="16"/>
+          <w:numId w:val="17"/>
         </w:numPr>
         <w:spacing w:after="80" w:line="270"/>
       </w:pPr>
@@ -10850,209 +11720,6 @@
           <w:szCs w:val="21"/>
         </w:rPr>
         <w:t xml:space="preserve"> (como toda empresa antiga).</w:t>
-      </w:r>
-    </w:p>
-    <w:p>
-      <w:pPr>
-        <w:pStyle w:val="ListParagraph"/>
-        <w:numPr>
-          <w:ilvl w:val="0"/>
-          <w:numId w:val="16"/>
-        </w:numPr>
-        <w:spacing w:after="80" w:line="270"/>
-      </w:pPr>
-      <w:r>
-        <w:rPr>
-          <w:color w:val="23293D"/>
-          <w:sz w:val="21"/>
-          <w:szCs w:val="21"/>
-        </w:rPr>
-        <w:t xml:space="preserve">No valor fixo, o </w:t>
-      </w:r>
-      <w:r>
-        <w:rPr>
-          <w:b/>
-          <w:bCs/>
-          <w:color w:val="23293D"/>
-          <w:sz w:val="21"/>
-          <w:szCs w:val="21"/>
-        </w:rPr>
-        <w:t xml:space="preserve">novo valor fixo do pacote</w:t>
-      </w:r>
-      <w:r>
-        <w:rPr>
-          <w:color w:val="23293D"/>
-          <w:sz w:val="21"/>
-          <w:szCs w:val="21"/>
-        </w:rPr>
-        <w:t xml:space="preserve"> tem de ser </w:t>
-      </w:r>
-      <w:r>
-        <w:rPr>
-          <w:b/>
-          <w:bCs/>
-          <w:color w:val="23293D"/>
-          <w:sz w:val="21"/>
-          <w:szCs w:val="21"/>
-        </w:rPr>
-        <w:t xml:space="preserve">maior</w:t>
-      </w:r>
-      <w:r>
-        <w:rPr>
-          <w:color w:val="23293D"/>
-          <w:sz w:val="21"/>
-          <w:szCs w:val="21"/>
-        </w:rPr>
-        <w:t xml:space="preserve"> que o atual — o termo cobra a diferença; se não for, o sistema recusa.</w:t>
-      </w:r>
-    </w:p>
-    <w:p>
-      <w:pPr>
-        <w:pStyle w:val="ListParagraph"/>
-        <w:numPr>
-          <w:ilvl w:val="0"/>
-          <w:numId w:val="16"/>
-        </w:numPr>
-        <w:spacing w:after="80" w:line="270"/>
-      </w:pPr>
-      <w:r>
-        <w:rPr>
-          <w:color w:val="23293D"/>
-          <w:sz w:val="21"/>
-          <w:szCs w:val="21"/>
-        </w:rPr>
-        <w:t xml:space="preserve">Na empresa por titular, o valor fixo e a regra do excedente </w:t>
-      </w:r>
-      <w:r>
-        <w:rPr>
-          <w:b/>
-          <w:bCs/>
-          <w:color w:val="23293D"/>
-          <w:sz w:val="21"/>
-          <w:szCs w:val="21"/>
-        </w:rPr>
-        <w:t xml:space="preserve">somem da tela</w:t>
-      </w:r>
-      <w:r>
-        <w:rPr>
-          <w:color w:val="23293D"/>
-          <w:sz w:val="21"/>
-          <w:szCs w:val="21"/>
-        </w:rPr>
-        <w:t xml:space="preserve"> e continuam guardados; voltar para valor fixo mostra o que estava lá.</w:t>
-      </w:r>
-    </w:p>
-    <w:p>
-      <w:pPr>
-        <w:pStyle w:val="ListParagraph"/>
-        <w:numPr>
-          <w:ilvl w:val="0"/>
-          <w:numId w:val="16"/>
-        </w:numPr>
-        <w:spacing w:after="80" w:line="270"/>
-      </w:pPr>
-      <w:r>
-        <w:rPr>
-          <w:color w:val="23293D"/>
-          <w:sz w:val="21"/>
-          <w:szCs w:val="21"/>
-        </w:rPr>
-        <w:t xml:space="preserve">Mudar o acordo vale para as </w:t>
-      </w:r>
-      <w:r>
-        <w:rPr>
-          <w:b/>
-          <w:bCs/>
-          <w:color w:val="23293D"/>
-          <w:sz w:val="21"/>
-          <w:szCs w:val="21"/>
-        </w:rPr>
-        <w:t xml:space="preserve">próximas</w:t>
-      </w:r>
-      <w:r>
-        <w:rPr>
-          <w:color w:val="23293D"/>
-          <w:sz w:val="21"/>
-          <w:szCs w:val="21"/>
-        </w:rPr>
-        <w:t xml:space="preserve"> cobranças — as já geradas não mudam — e fica registrado na </w:t>
-      </w:r>
-      <w:r>
-        <w:rPr>
-          <w:b/>
-          <w:bCs/>
-          <w:color w:val="23293D"/>
-          <w:sz w:val="21"/>
-          <w:szCs w:val="21"/>
-        </w:rPr>
-        <w:t xml:space="preserve">Auditoria</w:t>
-      </w:r>
-      <w:r>
-        <w:rPr>
-          <w:color w:val="23293D"/>
-          <w:sz w:val="21"/>
-          <w:szCs w:val="21"/>
-        </w:rPr>
-        <w:t xml:space="preserve">, com o antes e o depois.</w:t>
-      </w:r>
-    </w:p>
-    <w:p>
-      <w:pPr>
-        <w:pStyle w:val="ListParagraph"/>
-        <w:numPr>
-          <w:ilvl w:val="0"/>
-          <w:numId w:val="16"/>
-        </w:numPr>
-        <w:spacing w:after="80" w:line="270"/>
-      </w:pPr>
-      <w:r>
-        <w:rPr>
-          <w:color w:val="23293D"/>
-          <w:sz w:val="21"/>
-          <w:szCs w:val="21"/>
-        </w:rPr>
-        <w:t xml:space="preserve">Numa empresa que passou de por titular para valor fixo, os termos de inclusão da época "por titular" </w:t>
-      </w:r>
-      <w:r>
-        <w:rPr>
-          <w:b/>
-          <w:bCs/>
-          <w:color w:val="23293D"/>
-          <w:sz w:val="21"/>
-          <w:szCs w:val="21"/>
-        </w:rPr>
-        <w:t xml:space="preserve">não somam</w:t>
-      </w:r>
-      <w:r>
-        <w:rPr>
-          <w:color w:val="23293D"/>
-          <w:sz w:val="21"/>
-          <w:szCs w:val="21"/>
-        </w:rPr>
-        <w:t xml:space="preserve"> ao valor fixo: o valor fixo já cobre tudo o que foi combinado até ali.</w:t>
-      </w:r>
-    </w:p>
-    <w:p>
-      <w:pPr>
-        <w:spacing w:after="140" w:line="280"/>
-      </w:pPr>
-      <w:r>
-        <w:rPr>
-          <w:b/>
-          <w:bCs/>
-          <w:color w:val="23293D"/>
-          <w:sz w:val="21"/>
-          <w:szCs w:val="21"/>
-        </w:rPr>
-        <w:t xml:space="preserve">Modelo de pagamento</w:t>
-      </w:r>
-      <w:r>
-        <w:rPr>
-          <w:color w:val="23293D"/>
-          <w:sz w:val="21"/>
-          <w:szCs w:val="21"/>
-        </w:rPr>
-        <w:t xml:space="preserve"> — é a decisão que muda tudo o mais:</w:t>
       </w:r>
     </w:p>
     <w:p>
@@ -11066,21 +11733,47 @@
       </w:pPr>
       <w:r>
         <w:rPr>
-          <w:b/>
-          <w:bCs/>
-          <w:color w:val="23293D"/>
-          <w:sz w:val="21"/>
-          <w:szCs w:val="21"/>
-        </w:rPr>
-        <w:t xml:space="preserve">Empresa paga integral</w:t>
-      </w:r>
-      <w:r>
-        <w:rPr>
-          <w:color w:val="23293D"/>
-          <w:sz w:val="21"/>
-          <w:szCs w:val="21"/>
-        </w:rPr>
-        <w:t xml:space="preserve"> — a empresa paga a mensalidade de todos.</w:t>
+          <w:color w:val="23293D"/>
+          <w:sz w:val="21"/>
+          <w:szCs w:val="21"/>
+        </w:rPr>
+        <w:t xml:space="preserve">No valor fixo, o </w:t>
+      </w:r>
+      <w:r>
+        <w:rPr>
+          <w:b/>
+          <w:bCs/>
+          <w:color w:val="23293D"/>
+          <w:sz w:val="21"/>
+          <w:szCs w:val="21"/>
+        </w:rPr>
+        <w:t xml:space="preserve">novo valor fixo do pacote</w:t>
+      </w:r>
+      <w:r>
+        <w:rPr>
+          <w:color w:val="23293D"/>
+          <w:sz w:val="21"/>
+          <w:szCs w:val="21"/>
+        </w:rPr>
+        <w:t xml:space="preserve"> tem de ser </w:t>
+      </w:r>
+      <w:r>
+        <w:rPr>
+          <w:b/>
+          <w:bCs/>
+          <w:color w:val="23293D"/>
+          <w:sz w:val="21"/>
+          <w:szCs w:val="21"/>
+        </w:rPr>
+        <w:t xml:space="preserve">maior</w:t>
+      </w:r>
+      <w:r>
+        <w:rPr>
+          <w:color w:val="23293D"/>
+          <w:sz w:val="21"/>
+          <w:szCs w:val="21"/>
+        </w:rPr>
+        <w:t xml:space="preserve"> que o atual — o termo cobra a diferença; se não for, o sistema recusa.</w:t>
       </w:r>
     </w:p>
     <w:p>
@@ -11094,21 +11787,29 @@
       </w:pPr>
       <w:r>
         <w:rPr>
-          <w:b/>
-          <w:bCs/>
-          <w:color w:val="23293D"/>
-          <w:sz w:val="21"/>
-          <w:szCs w:val="21"/>
-        </w:rPr>
-        <w:t xml:space="preserve">Empresa paga parcial</w:t>
-      </w:r>
-      <w:r>
-        <w:rPr>
-          <w:color w:val="23293D"/>
-          <w:sz w:val="21"/>
-          <w:szCs w:val="21"/>
-        </w:rPr>
-        <w:t xml:space="preserve"> — divide com o titular.</w:t>
+          <w:color w:val="23293D"/>
+          <w:sz w:val="21"/>
+          <w:szCs w:val="21"/>
+        </w:rPr>
+        <w:t xml:space="preserve">Na empresa por titular, o valor fixo e a regra do excedente </w:t>
+      </w:r>
+      <w:r>
+        <w:rPr>
+          <w:b/>
+          <w:bCs/>
+          <w:color w:val="23293D"/>
+          <w:sz w:val="21"/>
+          <w:szCs w:val="21"/>
+        </w:rPr>
+        <w:t xml:space="preserve">somem da tela</w:t>
+      </w:r>
+      <w:r>
+        <w:rPr>
+          <w:color w:val="23293D"/>
+          <w:sz w:val="21"/>
+          <w:szCs w:val="21"/>
+        </w:rPr>
+        <w:t xml:space="preserve"> e continuam guardados; voltar para valor fixo mostra o que estava lá.</w:t>
       </w:r>
     </w:p>
     <w:p>
@@ -11117,6 +11818,175 @@
         <w:numPr>
           <w:ilvl w:val="0"/>
           <w:numId w:val="17"/>
+        </w:numPr>
+        <w:spacing w:after="80" w:line="270"/>
+      </w:pPr>
+      <w:r>
+        <w:rPr>
+          <w:color w:val="23293D"/>
+          <w:sz w:val="21"/>
+          <w:szCs w:val="21"/>
+        </w:rPr>
+        <w:t xml:space="preserve">Mudar o acordo vale para as </w:t>
+      </w:r>
+      <w:r>
+        <w:rPr>
+          <w:b/>
+          <w:bCs/>
+          <w:color w:val="23293D"/>
+          <w:sz w:val="21"/>
+          <w:szCs w:val="21"/>
+        </w:rPr>
+        <w:t xml:space="preserve">próximas</w:t>
+      </w:r>
+      <w:r>
+        <w:rPr>
+          <w:color w:val="23293D"/>
+          <w:sz w:val="21"/>
+          <w:szCs w:val="21"/>
+        </w:rPr>
+        <w:t xml:space="preserve"> cobranças — as já geradas não mudam — e fica registrado na </w:t>
+      </w:r>
+      <w:r>
+        <w:rPr>
+          <w:b/>
+          <w:bCs/>
+          <w:color w:val="23293D"/>
+          <w:sz w:val="21"/>
+          <w:szCs w:val="21"/>
+        </w:rPr>
+        <w:t xml:space="preserve">Auditoria</w:t>
+      </w:r>
+      <w:r>
+        <w:rPr>
+          <w:color w:val="23293D"/>
+          <w:sz w:val="21"/>
+          <w:szCs w:val="21"/>
+        </w:rPr>
+        <w:t xml:space="preserve">, com o antes e o depois.</w:t>
+      </w:r>
+    </w:p>
+    <w:p>
+      <w:pPr>
+        <w:pStyle w:val="ListParagraph"/>
+        <w:numPr>
+          <w:ilvl w:val="0"/>
+          <w:numId w:val="17"/>
+        </w:numPr>
+        <w:spacing w:after="80" w:line="270"/>
+      </w:pPr>
+      <w:r>
+        <w:rPr>
+          <w:color w:val="23293D"/>
+          <w:sz w:val="21"/>
+          <w:szCs w:val="21"/>
+        </w:rPr>
+        <w:t xml:space="preserve">Numa empresa que passou de por titular para valor fixo, os termos de inclusão da época "por titular" </w:t>
+      </w:r>
+      <w:r>
+        <w:rPr>
+          <w:b/>
+          <w:bCs/>
+          <w:color w:val="23293D"/>
+          <w:sz w:val="21"/>
+          <w:szCs w:val="21"/>
+        </w:rPr>
+        <w:t xml:space="preserve">não somam</w:t>
+      </w:r>
+      <w:r>
+        <w:rPr>
+          <w:color w:val="23293D"/>
+          <w:sz w:val="21"/>
+          <w:szCs w:val="21"/>
+        </w:rPr>
+        <w:t xml:space="preserve"> ao valor fixo: o valor fixo já cobre tudo o que foi combinado até ali.</w:t>
+      </w:r>
+    </w:p>
+    <w:p>
+      <w:pPr>
+        <w:spacing w:after="140" w:line="280"/>
+      </w:pPr>
+      <w:r>
+        <w:rPr>
+          <w:b/>
+          <w:bCs/>
+          <w:color w:val="23293D"/>
+          <w:sz w:val="21"/>
+          <w:szCs w:val="21"/>
+        </w:rPr>
+        <w:t xml:space="preserve">Modelo de pagamento</w:t>
+      </w:r>
+      <w:r>
+        <w:rPr>
+          <w:color w:val="23293D"/>
+          <w:sz w:val="21"/>
+          <w:szCs w:val="21"/>
+        </w:rPr>
+        <w:t xml:space="preserve"> — é a decisão que muda tudo o mais:</w:t>
+      </w:r>
+    </w:p>
+    <w:p>
+      <w:pPr>
+        <w:pStyle w:val="ListParagraph"/>
+        <w:numPr>
+          <w:ilvl w:val="0"/>
+          <w:numId w:val="18"/>
+        </w:numPr>
+        <w:spacing w:after="80" w:line="270"/>
+      </w:pPr>
+      <w:r>
+        <w:rPr>
+          <w:b/>
+          <w:bCs/>
+          <w:color w:val="23293D"/>
+          <w:sz w:val="21"/>
+          <w:szCs w:val="21"/>
+        </w:rPr>
+        <w:t xml:space="preserve">Empresa paga integral</w:t>
+      </w:r>
+      <w:r>
+        <w:rPr>
+          <w:color w:val="23293D"/>
+          <w:sz w:val="21"/>
+          <w:szCs w:val="21"/>
+        </w:rPr>
+        <w:t xml:space="preserve"> — a empresa paga a mensalidade de todos.</w:t>
+      </w:r>
+    </w:p>
+    <w:p>
+      <w:pPr>
+        <w:pStyle w:val="ListParagraph"/>
+        <w:numPr>
+          <w:ilvl w:val="0"/>
+          <w:numId w:val="18"/>
+        </w:numPr>
+        <w:spacing w:after="80" w:line="270"/>
+      </w:pPr>
+      <w:r>
+        <w:rPr>
+          <w:b/>
+          <w:bCs/>
+          <w:color w:val="23293D"/>
+          <w:sz w:val="21"/>
+          <w:szCs w:val="21"/>
+        </w:rPr>
+        <w:t xml:space="preserve">Empresa paga parcial</w:t>
+      </w:r>
+      <w:r>
+        <w:rPr>
+          <w:color w:val="23293D"/>
+          <w:sz w:val="21"/>
+          <w:szCs w:val="21"/>
+        </w:rPr>
+        <w:t xml:space="preserve"> — divide com o titular.</w:t>
+      </w:r>
+    </w:p>
+    <w:p>
+      <w:pPr>
+        <w:pStyle w:val="ListParagraph"/>
+        <w:numPr>
+          <w:ilvl w:val="0"/>
+          <w:numId w:val="18"/>
         </w:numPr>
         <w:spacing w:after="80" w:line="270"/>
       </w:pPr>
@@ -11689,7 +12559,7 @@
         <w:pStyle w:val="ListParagraph"/>
         <w:numPr>
           <w:ilvl w:val="0"/>
-          <w:numId w:val="18"/>
+          <w:numId w:val="19"/>
         </w:numPr>
         <w:spacing w:after="80" w:line="270"/>
       </w:pPr>
@@ -11735,7 +12605,7 @@
         <w:pStyle w:val="ListParagraph"/>
         <w:numPr>
           <w:ilvl w:val="0"/>
-          <w:numId w:val="18"/>
+          <w:numId w:val="19"/>
         </w:numPr>
         <w:spacing w:after="80" w:line="270"/>
       </w:pPr>
@@ -11789,7 +12659,7 @@
         <w:pStyle w:val="ListParagraph"/>
         <w:numPr>
           <w:ilvl w:val="0"/>
-          <w:numId w:val="18"/>
+          <w:numId w:val="19"/>
         </w:numPr>
         <w:spacing w:after="80" w:line="270"/>
       </w:pPr>
@@ -11961,7 +12831,7 @@
         <w:pStyle w:val="ListParagraph"/>
         <w:numPr>
           <w:ilvl w:val="0"/>
-          <w:numId w:val="18"/>
+          <w:numId w:val="19"/>
         </w:numPr>
         <w:spacing w:after="80" w:line="270"/>
       </w:pPr>
@@ -12374,7 +13244,7 @@
         <w:pStyle w:val="ListParagraph"/>
         <w:numPr>
           <w:ilvl w:val="0"/>
-          <w:numId w:val="19"/>
+          <w:numId w:val="20"/>
         </w:numPr>
         <w:spacing w:after="80" w:line="270"/>
       </w:pPr>
@@ -12385,289 +13255,6 @@
           <w:szCs w:val="21"/>
         </w:rPr>
         <w:t xml:space="preserve">Informe quantos titulares e dependentes entram.</w:t>
-      </w:r>
-    </w:p>
-    <w:p>
-      <w:pPr>
-        <w:pStyle w:val="ListParagraph"/>
-        <w:numPr>
-          <w:ilvl w:val="0"/>
-          <w:numId w:val="19"/>
-        </w:numPr>
-        <w:spacing w:after="80" w:line="270"/>
-      </w:pPr>
-      <w:r>
-        <w:rPr>
-          <w:color w:val="23293D"/>
-          <w:sz w:val="21"/>
-          <w:szCs w:val="21"/>
-        </w:rPr>
-        <w:t xml:space="preserve">O sistema calcula a diferença: - </w:t>
-      </w:r>
-      <w:r>
-        <w:rPr>
-          <w:b/>
-          <w:bCs/>
-          <w:color w:val="23293D"/>
-          <w:sz w:val="21"/>
-          <w:szCs w:val="21"/>
-        </w:rPr>
-        <w:t xml:space="preserve">Empresa por titular</w:t>
-      </w:r>
-      <w:r>
-        <w:rPr>
-          <w:color w:val="23293D"/>
-          <w:sz w:val="21"/>
-          <w:szCs w:val="21"/>
-        </w:rPr>
-        <w:t xml:space="preserve"> → pela </w:t>
-      </w:r>
-      <w:r>
-        <w:rPr>
-          <w:b/>
-          <w:bCs/>
-          <w:color w:val="23293D"/>
-          <w:sz w:val="21"/>
-          <w:szCs w:val="21"/>
-        </w:rPr>
-        <w:t xml:space="preserve">tabela da empresa</w:t>
-      </w:r>
-      <w:r>
-        <w:rPr>
-          <w:color w:val="23293D"/>
-          <w:sz w:val="21"/>
-          <w:szCs w:val="21"/>
-        </w:rPr>
-        <w:t xml:space="preserve">, com a faixa. O termo mostra a mensalidade dos titulares </w:t>
-      </w:r>
-      <w:r>
-        <w:rPr>
-          <w:b/>
-          <w:bCs/>
-          <w:color w:val="23293D"/>
-          <w:sz w:val="21"/>
-          <w:szCs w:val="21"/>
-        </w:rPr>
-        <w:t xml:space="preserve">antes e depois</w:t>
-      </w:r>
-      <w:r>
-        <w:rPr>
-          <w:color w:val="23293D"/>
-          <w:sz w:val="21"/>
-          <w:szCs w:val="21"/>
-        </w:rPr>
-        <w:t xml:space="preserve"> — por exemplo, </w:t>
-      </w:r>
-      <w:r>
-        <w:rPr>
-          <w:i/>
-          <w:iCs/>
-          <w:color w:val="23293D"/>
-          <w:sz w:val="21"/>
-          <w:szCs w:val="21"/>
-        </w:rPr>
-        <w:t xml:space="preserve">"passa de 3 × R$ 39,90 = R$ 119,70 para 5 × R$ 39,90 = R$ 199,50"</w:t>
-      </w:r>
-      <w:r>
-        <w:rPr>
-          <w:color w:val="23293D"/>
-          <w:sz w:val="21"/>
-          <w:szCs w:val="21"/>
-        </w:rPr>
-        <w:t xml:space="preserve">. Se a nova quantidade mudar a faixa, o preço novo vale para </w:t>
-      </w:r>
-      <w:r>
-        <w:rPr>
-          <w:b/>
-          <w:bCs/>
-          <w:color w:val="23293D"/>
-          <w:sz w:val="21"/>
-          <w:szCs w:val="21"/>
-        </w:rPr>
-        <w:t xml:space="preserve">todos</w:t>
-      </w:r>
-      <w:r>
-        <w:rPr>
-          <w:color w:val="23293D"/>
-          <w:sz w:val="21"/>
-          <w:szCs w:val="21"/>
-        </w:rPr>
-        <w:t xml:space="preserve">, e o termo diz isso; a diferença pode até ser </w:t>
-      </w:r>
-      <w:r>
-        <w:rPr>
-          <w:b/>
-          <w:bCs/>
-          <w:color w:val="23293D"/>
-          <w:sz w:val="21"/>
-          <w:szCs w:val="21"/>
-        </w:rPr>
-        <w:t xml:space="preserve">a menos</w:t>
-      </w:r>
-      <w:r>
-        <w:rPr>
-          <w:color w:val="23293D"/>
-          <w:sz w:val="21"/>
-          <w:szCs w:val="21"/>
-        </w:rPr>
-        <w:t xml:space="preserve">. Os </w:t>
-      </w:r>
-      <w:r>
-        <w:rPr>
-          <w:b/>
-          <w:bCs/>
-          <w:color w:val="23293D"/>
-          <w:sz w:val="21"/>
-          <w:szCs w:val="21"/>
-        </w:rPr>
-        <w:t xml:space="preserve">dependentes</w:t>
-      </w:r>
-      <w:r>
-        <w:rPr>
-          <w:color w:val="23293D"/>
-          <w:sz w:val="21"/>
-          <w:szCs w:val="21"/>
-        </w:rPr>
-        <w:t xml:space="preserve"> aparecem pela tabela de dependentes do contrato, conforme o plano de cada família — sem total estimado. - </w:t>
-      </w:r>
-      <w:r>
-        <w:rPr>
-          <w:b/>
-          <w:bCs/>
-          <w:color w:val="23293D"/>
-          <w:sz w:val="21"/>
-          <w:szCs w:val="21"/>
-        </w:rPr>
-        <w:t xml:space="preserve">Empresa de valor fixo</w:t>
-      </w:r>
-      <w:r>
-        <w:rPr>
-          <w:color w:val="23293D"/>
-          <w:sz w:val="21"/>
-          <w:szCs w:val="21"/>
-        </w:rPr>
-        <w:t xml:space="preserve"> → pela regra combinada (seção 6.6), partindo do que ela </w:t>
-      </w:r>
-      <w:r>
-        <w:rPr>
-          <w:b/>
-          <w:bCs/>
-          <w:color w:val="23293D"/>
-          <w:sz w:val="21"/>
-          <w:szCs w:val="21"/>
-        </w:rPr>
-        <w:t xml:space="preserve">paga de verdade hoje</w:t>
-      </w:r>
-      <w:r>
-        <w:rPr>
-          <w:color w:val="23293D"/>
-          <w:sz w:val="21"/>
-          <w:szCs w:val="21"/>
-        </w:rPr>
-        <w:t xml:space="preserve"> (o valor fixo + os termos já aceitos): </w:t>
-      </w:r>
-      <w:r>
-        <w:rPr>
-          <w:b/>
-          <w:bCs/>
-          <w:color w:val="23293D"/>
-          <w:sz w:val="21"/>
-          <w:szCs w:val="21"/>
-        </w:rPr>
-        <w:t xml:space="preserve">novo valor fixo</w:t>
-      </w:r>
-      <w:r>
-        <w:rPr>
-          <w:color w:val="23293D"/>
-          <w:sz w:val="21"/>
-          <w:szCs w:val="21"/>
-        </w:rPr>
-        <w:t xml:space="preserve"> cobra o novo fixo menos isso; </w:t>
-      </w:r>
-      <w:r>
-        <w:rPr>
-          <w:b/>
-          <w:bCs/>
-          <w:color w:val="23293D"/>
-          <w:sz w:val="21"/>
-          <w:szCs w:val="21"/>
-        </w:rPr>
-        <w:t xml:space="preserve">por adesão</w:t>
-      </w:r>
-      <w:r>
-        <w:rPr>
-          <w:color w:val="23293D"/>
-          <w:sz w:val="21"/>
-          <w:szCs w:val="21"/>
-        </w:rPr>
-        <w:t xml:space="preserve">, cada pessoa a mais pelo preço combinado.</w:t>
-      </w:r>
-    </w:p>
-    <w:p>
-      <w:pPr>
-        <w:spacing w:after="140" w:line="280"/>
-      </w:pPr>
-      <w:r>
-        <w:rPr>
-          <w:color w:val="23293D"/>
-          <w:sz w:val="21"/>
-          <w:szCs w:val="21"/>
-        </w:rPr>
-        <w:t xml:space="preserve">A </w:t>
-      </w:r>
-      <w:r>
-        <w:rPr>
-          <w:b/>
-          <w:bCs/>
-          <w:color w:val="23293D"/>
-          <w:sz w:val="21"/>
-          <w:szCs w:val="21"/>
-        </w:rPr>
-        <w:t xml:space="preserve">implantação</w:t>
-      </w:r>
-      <w:r>
-        <w:rPr>
-          <w:color w:val="23293D"/>
-          <w:sz w:val="21"/>
-          <w:szCs w:val="21"/>
-        </w:rPr>
-        <w:t xml:space="preserve"> dos que entram também aparece no termo — é o primeiro pagamento deles: na empresa por titular, cada titular novo pelo preço da tabela depois da inclusão; na de valor fixo, o </w:t>
-      </w:r>
-      <w:r>
-        <w:rPr>
-          <w:b/>
-          <w:bCs/>
-          <w:color w:val="23293D"/>
-          <w:sz w:val="21"/>
-          <w:szCs w:val="21"/>
-        </w:rPr>
-        <w:t xml:space="preserve">acréscimo mensal</w:t>
-      </w:r>
-      <w:r>
-        <w:rPr>
-          <w:color w:val="23293D"/>
-          <w:sz w:val="21"/>
-          <w:szCs w:val="21"/>
-        </w:rPr>
-        <w:t xml:space="preserve"> do termo. É o mesmo número que </w:t>
-      </w:r>
-      <w:r>
-        <w:rPr>
-          <w:b/>
-          <w:bCs/>
-          <w:color w:val="23293D"/>
-          <w:sz w:val="21"/>
-          <w:szCs w:val="21"/>
-        </w:rPr>
-        <w:t xml:space="preserve">Gerar implantação</w:t>
-      </w:r>
-      <w:r>
-        <w:rPr>
-          <w:color w:val="23293D"/>
-          <w:sz w:val="21"/>
-          <w:szCs w:val="21"/>
-        </w:rPr>
-        <w:t xml:space="preserve"> vai cobrar.</w:t>
       </w:r>
     </w:p>
     <w:p>
@@ -12681,21 +13268,276 @@
       </w:pPr>
       <w:r>
         <w:rPr>
-          <w:b/>
-          <w:bCs/>
-          <w:color w:val="23293D"/>
-          <w:sz w:val="21"/>
-          <w:szCs w:val="21"/>
-        </w:rPr>
-        <w:t xml:space="preserve">Abrir</w:t>
-      </w:r>
-      <w:r>
-        <w:rPr>
-          <w:color w:val="23293D"/>
-          <w:sz w:val="21"/>
-          <w:szCs w:val="21"/>
-        </w:rPr>
-        <w:t xml:space="preserve"> mostra o documento, curto, pronto para PDF.</w:t>
+          <w:color w:val="23293D"/>
+          <w:sz w:val="21"/>
+          <w:szCs w:val="21"/>
+        </w:rPr>
+        <w:t xml:space="preserve">O sistema calcula a diferença: - </w:t>
+      </w:r>
+      <w:r>
+        <w:rPr>
+          <w:b/>
+          <w:bCs/>
+          <w:color w:val="23293D"/>
+          <w:sz w:val="21"/>
+          <w:szCs w:val="21"/>
+        </w:rPr>
+        <w:t xml:space="preserve">Empresa por titular</w:t>
+      </w:r>
+      <w:r>
+        <w:rPr>
+          <w:color w:val="23293D"/>
+          <w:sz w:val="21"/>
+          <w:szCs w:val="21"/>
+        </w:rPr>
+        <w:t xml:space="preserve"> → pela </w:t>
+      </w:r>
+      <w:r>
+        <w:rPr>
+          <w:b/>
+          <w:bCs/>
+          <w:color w:val="23293D"/>
+          <w:sz w:val="21"/>
+          <w:szCs w:val="21"/>
+        </w:rPr>
+        <w:t xml:space="preserve">tabela da empresa</w:t>
+      </w:r>
+      <w:r>
+        <w:rPr>
+          <w:color w:val="23293D"/>
+          <w:sz w:val="21"/>
+          <w:szCs w:val="21"/>
+        </w:rPr>
+        <w:t xml:space="preserve">, com a faixa. O termo mostra a mensalidade dos titulares </w:t>
+      </w:r>
+      <w:r>
+        <w:rPr>
+          <w:b/>
+          <w:bCs/>
+          <w:color w:val="23293D"/>
+          <w:sz w:val="21"/>
+          <w:szCs w:val="21"/>
+        </w:rPr>
+        <w:t xml:space="preserve">antes e depois</w:t>
+      </w:r>
+      <w:r>
+        <w:rPr>
+          <w:color w:val="23293D"/>
+          <w:sz w:val="21"/>
+          <w:szCs w:val="21"/>
+        </w:rPr>
+        <w:t xml:space="preserve"> — por exemplo, </w:t>
+      </w:r>
+      <w:r>
+        <w:rPr>
+          <w:i/>
+          <w:iCs/>
+          <w:color w:val="23293D"/>
+          <w:sz w:val="21"/>
+          <w:szCs w:val="21"/>
+        </w:rPr>
+        <w:t xml:space="preserve">"passa de 3 × R$ 39,90 = R$ 119,70 para 5 × R$ 39,90 = R$ 199,50"</w:t>
+      </w:r>
+      <w:r>
+        <w:rPr>
+          <w:color w:val="23293D"/>
+          <w:sz w:val="21"/>
+          <w:szCs w:val="21"/>
+        </w:rPr>
+        <w:t xml:space="preserve">. Se a nova quantidade mudar a faixa, o preço novo vale para </w:t>
+      </w:r>
+      <w:r>
+        <w:rPr>
+          <w:b/>
+          <w:bCs/>
+          <w:color w:val="23293D"/>
+          <w:sz w:val="21"/>
+          <w:szCs w:val="21"/>
+        </w:rPr>
+        <w:t xml:space="preserve">todos</w:t>
+      </w:r>
+      <w:r>
+        <w:rPr>
+          <w:color w:val="23293D"/>
+          <w:sz w:val="21"/>
+          <w:szCs w:val="21"/>
+        </w:rPr>
+        <w:t xml:space="preserve">, e o termo diz isso; a diferença pode até ser </w:t>
+      </w:r>
+      <w:r>
+        <w:rPr>
+          <w:b/>
+          <w:bCs/>
+          <w:color w:val="23293D"/>
+          <w:sz w:val="21"/>
+          <w:szCs w:val="21"/>
+        </w:rPr>
+        <w:t xml:space="preserve">a menos</w:t>
+      </w:r>
+      <w:r>
+        <w:rPr>
+          <w:color w:val="23293D"/>
+          <w:sz w:val="21"/>
+          <w:szCs w:val="21"/>
+        </w:rPr>
+        <w:t xml:space="preserve">. Os </w:t>
+      </w:r>
+      <w:r>
+        <w:rPr>
+          <w:b/>
+          <w:bCs/>
+          <w:color w:val="23293D"/>
+          <w:sz w:val="21"/>
+          <w:szCs w:val="21"/>
+        </w:rPr>
+        <w:t xml:space="preserve">dependentes</w:t>
+      </w:r>
+      <w:r>
+        <w:rPr>
+          <w:color w:val="23293D"/>
+          <w:sz w:val="21"/>
+          <w:szCs w:val="21"/>
+        </w:rPr>
+        <w:t xml:space="preserve"> aparecem pela tabela de dependentes do contrato, conforme o plano de cada família — sem total estimado. - </w:t>
+      </w:r>
+      <w:r>
+        <w:rPr>
+          <w:b/>
+          <w:bCs/>
+          <w:color w:val="23293D"/>
+          <w:sz w:val="21"/>
+          <w:szCs w:val="21"/>
+        </w:rPr>
+        <w:t xml:space="preserve">Empresa de valor fixo</w:t>
+      </w:r>
+      <w:r>
+        <w:rPr>
+          <w:color w:val="23293D"/>
+          <w:sz w:val="21"/>
+          <w:szCs w:val="21"/>
+        </w:rPr>
+        <w:t xml:space="preserve"> → pela regra combinada (seção 6.6), partindo do que ela </w:t>
+      </w:r>
+      <w:r>
+        <w:rPr>
+          <w:b/>
+          <w:bCs/>
+          <w:color w:val="23293D"/>
+          <w:sz w:val="21"/>
+          <w:szCs w:val="21"/>
+        </w:rPr>
+        <w:t xml:space="preserve">paga de verdade hoje</w:t>
+      </w:r>
+      <w:r>
+        <w:rPr>
+          <w:color w:val="23293D"/>
+          <w:sz w:val="21"/>
+          <w:szCs w:val="21"/>
+        </w:rPr>
+        <w:t xml:space="preserve"> (o valor fixo + os termos já aceitos): </w:t>
+      </w:r>
+      <w:r>
+        <w:rPr>
+          <w:b/>
+          <w:bCs/>
+          <w:color w:val="23293D"/>
+          <w:sz w:val="21"/>
+          <w:szCs w:val="21"/>
+        </w:rPr>
+        <w:t xml:space="preserve">novo valor fixo</w:t>
+      </w:r>
+      <w:r>
+        <w:rPr>
+          <w:color w:val="23293D"/>
+          <w:sz w:val="21"/>
+          <w:szCs w:val="21"/>
+        </w:rPr>
+        <w:t xml:space="preserve"> cobra o novo fixo menos isso; </w:t>
+      </w:r>
+      <w:r>
+        <w:rPr>
+          <w:b/>
+          <w:bCs/>
+          <w:color w:val="23293D"/>
+          <w:sz w:val="21"/>
+          <w:szCs w:val="21"/>
+        </w:rPr>
+        <w:t xml:space="preserve">por adesão</w:t>
+      </w:r>
+      <w:r>
+        <w:rPr>
+          <w:color w:val="23293D"/>
+          <w:sz w:val="21"/>
+          <w:szCs w:val="21"/>
+        </w:rPr>
+        <w:t xml:space="preserve">, cada pessoa a mais pelo preço combinado.</w:t>
+      </w:r>
+    </w:p>
+    <w:p>
+      <w:pPr>
+        <w:spacing w:after="140" w:line="280"/>
+      </w:pPr>
+      <w:r>
+        <w:rPr>
+          <w:color w:val="23293D"/>
+          <w:sz w:val="21"/>
+          <w:szCs w:val="21"/>
+        </w:rPr>
+        <w:t xml:space="preserve">A </w:t>
+      </w:r>
+      <w:r>
+        <w:rPr>
+          <w:b/>
+          <w:bCs/>
+          <w:color w:val="23293D"/>
+          <w:sz w:val="21"/>
+          <w:szCs w:val="21"/>
+        </w:rPr>
+        <w:t xml:space="preserve">implantação</w:t>
+      </w:r>
+      <w:r>
+        <w:rPr>
+          <w:color w:val="23293D"/>
+          <w:sz w:val="21"/>
+          <w:szCs w:val="21"/>
+        </w:rPr>
+        <w:t xml:space="preserve"> dos que entram também aparece no termo — é o primeiro pagamento deles: na empresa por titular, cada titular novo pelo preço da tabela depois da inclusão; na de valor fixo, o </w:t>
+      </w:r>
+      <w:r>
+        <w:rPr>
+          <w:b/>
+          <w:bCs/>
+          <w:color w:val="23293D"/>
+          <w:sz w:val="21"/>
+          <w:szCs w:val="21"/>
+        </w:rPr>
+        <w:t xml:space="preserve">acréscimo mensal</w:t>
+      </w:r>
+      <w:r>
+        <w:rPr>
+          <w:color w:val="23293D"/>
+          <w:sz w:val="21"/>
+          <w:szCs w:val="21"/>
+        </w:rPr>
+        <w:t xml:space="preserve"> do termo. É o mesmo número que </w:t>
+      </w:r>
+      <w:r>
+        <w:rPr>
+          <w:b/>
+          <w:bCs/>
+          <w:color w:val="23293D"/>
+          <w:sz w:val="21"/>
+          <w:szCs w:val="21"/>
+        </w:rPr>
+        <w:t xml:space="preserve">Gerar implantação</w:t>
+      </w:r>
+      <w:r>
+        <w:rPr>
+          <w:color w:val="23293D"/>
+          <w:sz w:val="21"/>
+          <w:szCs w:val="21"/>
+        </w:rPr>
+        <w:t xml:space="preserve"> vai cobrar.</w:t>
       </w:r>
     </w:p>
     <w:p>
@@ -12703,7 +13545,35 @@
         <w:pStyle w:val="ListParagraph"/>
         <w:numPr>
           <w:ilvl w:val="0"/>
-          <w:numId w:val="20"/>
+          <w:numId w:val="21"/>
+        </w:numPr>
+        <w:spacing w:after="80" w:line="270"/>
+      </w:pPr>
+      <w:r>
+        <w:rPr>
+          <w:b/>
+          <w:bCs/>
+          <w:color w:val="23293D"/>
+          <w:sz w:val="21"/>
+          <w:szCs w:val="21"/>
+        </w:rPr>
+        <w:t xml:space="preserve">Abrir</w:t>
+      </w:r>
+      <w:r>
+        <w:rPr>
+          <w:color w:val="23293D"/>
+          <w:sz w:val="21"/>
+          <w:szCs w:val="21"/>
+        </w:rPr>
+        <w:t xml:space="preserve"> mostra o documento, curto, pronto para PDF.</w:t>
+      </w:r>
+    </w:p>
+    <w:p>
+      <w:pPr>
+        <w:pStyle w:val="ListParagraph"/>
+        <w:numPr>
+          <w:ilvl w:val="0"/>
+          <w:numId w:val="21"/>
         </w:numPr>
         <w:spacing w:after="80" w:line="270"/>
       </w:pPr>
@@ -14807,7 +15677,7 @@
         <w:pStyle w:val="ListParagraph"/>
         <w:numPr>
           <w:ilvl w:val="0"/>
-          <w:numId w:val="21"/>
+          <w:numId w:val="22"/>
         </w:numPr>
         <w:spacing w:after="80" w:line="270"/>
       </w:pPr>
@@ -14854,209 +15724,6 @@
           <w:szCs w:val="21"/>
         </w:rPr>
         <w:t xml:space="preserve">, mesmo que ainda haja menos gente cadastrada — e a tela diz isso, com os dois números.</w:t>
-      </w:r>
-    </w:p>
-    <w:p>
-      <w:pPr>
-        <w:pStyle w:val="ListParagraph"/>
-        <w:numPr>
-          <w:ilvl w:val="0"/>
-          <w:numId w:val="21"/>
-        </w:numPr>
-        <w:spacing w:after="80" w:line="270"/>
-      </w:pPr>
-      <w:r>
-        <w:rPr>
-          <w:color w:val="23293D"/>
-          <w:sz w:val="21"/>
-          <w:szCs w:val="21"/>
-        </w:rPr>
-        <w:t xml:space="preserve">Se </w:t>
-      </w:r>
-      <w:r>
-        <w:rPr>
-          <w:b/>
-          <w:bCs/>
-          <w:color w:val="23293D"/>
-          <w:sz w:val="21"/>
-          <w:szCs w:val="21"/>
-        </w:rPr>
-        <w:t xml:space="preserve">não há titulares nem quantidade contratada</w:t>
-      </w:r>
-      <w:r>
-        <w:rPr>
-          <w:color w:val="23293D"/>
-          <w:sz w:val="21"/>
-          <w:szCs w:val="21"/>
-        </w:rPr>
-        <w:t xml:space="preserve">, a tela </w:t>
-      </w:r>
-      <w:r>
-        <w:rPr>
-          <w:b/>
-          <w:bCs/>
-          <w:color w:val="23293D"/>
-          <w:sz w:val="21"/>
-          <w:szCs w:val="21"/>
-        </w:rPr>
-        <w:t xml:space="preserve">pede o valor</w:t>
-      </w:r>
-      <w:r>
-        <w:rPr>
-          <w:color w:val="23293D"/>
-          <w:sz w:val="21"/>
-          <w:szCs w:val="21"/>
-        </w:rPr>
-        <w:t xml:space="preserve">.</w:t>
-      </w:r>
-    </w:p>
-    <w:p>
-      <w:pPr>
-        <w:pStyle w:val="ListParagraph"/>
-        <w:numPr>
-          <w:ilvl w:val="0"/>
-          <w:numId w:val="21"/>
-        </w:numPr>
-        <w:spacing w:after="80" w:line="270"/>
-      </w:pPr>
-      <w:r>
-        <w:rPr>
-          <w:color w:val="23293D"/>
-          <w:sz w:val="21"/>
-          <w:szCs w:val="21"/>
-        </w:rPr>
-        <w:t xml:space="preserve">A </w:t>
-      </w:r>
-      <w:r>
-        <w:rPr>
-          <w:b/>
-          <w:bCs/>
-          <w:color w:val="23293D"/>
-          <w:sz w:val="21"/>
-          <w:szCs w:val="21"/>
-        </w:rPr>
-        <w:t xml:space="preserve">mensalidade</w:t>
-      </w:r>
-      <w:r>
-        <w:rPr>
-          <w:color w:val="23293D"/>
-          <w:sz w:val="21"/>
-          <w:szCs w:val="21"/>
-        </w:rPr>
-        <w:t xml:space="preserve"> segue a mesma base (o contratado é o mínimo). A diferença: sem titulares </w:t>
-      </w:r>
-      <w:r>
-        <w:rPr>
-          <w:b/>
-          <w:bCs/>
-          <w:color w:val="23293D"/>
-          <w:sz w:val="21"/>
-          <w:szCs w:val="21"/>
-        </w:rPr>
-        <w:t xml:space="preserve">e</w:t>
-      </w:r>
-      <w:r>
-        <w:rPr>
-          <w:color w:val="23293D"/>
-          <w:sz w:val="21"/>
-          <w:szCs w:val="21"/>
-        </w:rPr>
-        <w:t xml:space="preserve"> sem quantidade contratada, a mensalidade </w:t>
-      </w:r>
-      <w:r>
-        <w:rPr>
-          <w:b/>
-          <w:bCs/>
-          <w:color w:val="23293D"/>
-          <w:sz w:val="21"/>
-          <w:szCs w:val="21"/>
-        </w:rPr>
-        <w:t xml:space="preserve">não é gerada</w:t>
-      </w:r>
-      <w:r>
-        <w:rPr>
-          <w:color w:val="23293D"/>
-          <w:sz w:val="21"/>
-          <w:szCs w:val="21"/>
-        </w:rPr>
-        <w:t xml:space="preserve"> — não existe valor combinado — e o sistema diz o que fazer.</w:t>
-      </w:r>
-    </w:p>
-    <w:p>
-      <w:pPr>
-        <w:spacing w:after="140" w:line="280"/>
-      </w:pPr>
-      <w:r>
-        <w:rPr>
-          <w:b/>
-          <w:bCs/>
-          <w:color w:val="23293D"/>
-          <w:sz w:val="21"/>
-          <w:szCs w:val="21"/>
-        </w:rPr>
-        <w:t xml:space="preserve">Cada titular paga a implantação UMA vez — na etapa em que entra.</w:t>
-      </w:r>
-      <w:r>
-        <w:rPr>
-          <w:color w:val="23293D"/>
-          <w:sz w:val="21"/>
-          <w:szCs w:val="21"/>
-        </w:rPr>
-        <w:t xml:space="preserve"> Quando a empresa inclui titulares depois (pelo </w:t>
-      </w:r>
-      <w:r>
-        <w:rPr>
-          <w:b/>
-          <w:bCs/>
-          <w:color w:val="23293D"/>
-          <w:sz w:val="21"/>
-          <w:szCs w:val="21"/>
-        </w:rPr>
-        <w:t xml:space="preserve">termo de inclusão</w:t>
-      </w:r>
-      <w:r>
-        <w:rPr>
-          <w:color w:val="23293D"/>
-          <w:sz w:val="21"/>
-          <w:szCs w:val="21"/>
-        </w:rPr>
-        <w:t xml:space="preserve">), o primeiro pagamento desses titulares novos é a implantação deles. Exemplo: empresa de 100 colaboradores aderiu com 80 e, meses depois, incluiu os outros 20. A primeira implantação cobrou os 80; ao clicar de novo em </w:t>
-      </w:r>
-      <w:r>
-        <w:rPr>
-          <w:b/>
-          <w:bCs/>
-          <w:color w:val="23293D"/>
-          <w:sz w:val="21"/>
-          <w:szCs w:val="21"/>
-        </w:rPr>
-        <w:t xml:space="preserve">Gerar implantação</w:t>
-      </w:r>
-      <w:r>
-        <w:rPr>
-          <w:color w:val="23293D"/>
-          <w:sz w:val="21"/>
-          <w:szCs w:val="21"/>
-        </w:rPr>
-        <w:t xml:space="preserve">, a tela cobra </w:t>
-      </w:r>
-      <w:r>
-        <w:rPr>
-          <w:b/>
-          <w:bCs/>
-          <w:color w:val="23293D"/>
-          <w:sz w:val="21"/>
-          <w:szCs w:val="21"/>
-        </w:rPr>
-        <w:t xml:space="preserve">só os 20</w:t>
-      </w:r>
-      <w:r>
-        <w:rPr>
-          <w:color w:val="23293D"/>
-          <w:sz w:val="21"/>
-          <w:szCs w:val="21"/>
-        </w:rPr>
-        <w:t xml:space="preserve"> e mostra a conta: quantos a empresa tem hoje (contratados + termos aceitos), quantos já pagaram e a diferença.</w:t>
       </w:r>
     </w:p>
     <w:p>
@@ -15074,43 +15741,43 @@
           <w:sz w:val="21"/>
           <w:szCs w:val="21"/>
         </w:rPr>
-        <w:t xml:space="preserve">O </w:t>
-      </w:r>
-      <w:r>
-        <w:rPr>
-          <w:b/>
-          <w:bCs/>
-          <w:color w:val="23293D"/>
-          <w:sz w:val="21"/>
-          <w:szCs w:val="21"/>
-        </w:rPr>
-        <w:t xml:space="preserve">preço por titular</w:t>
-      </w:r>
-      <w:r>
-        <w:rPr>
-          <w:color w:val="23293D"/>
-          <w:sz w:val="21"/>
-          <w:szCs w:val="21"/>
-        </w:rPr>
-        <w:t xml:space="preserve"> é o da </w:t>
-      </w:r>
-      <w:r>
-        <w:rPr>
-          <w:b/>
-          <w:bCs/>
-          <w:color w:val="23293D"/>
-          <w:sz w:val="21"/>
-          <w:szCs w:val="21"/>
-        </w:rPr>
-        <w:t xml:space="preserve">faixa da empresa inteira</w:t>
-      </w:r>
-      <w:r>
-        <w:rPr>
-          <w:color w:val="23293D"/>
-          <w:sz w:val="21"/>
-          <w:szCs w:val="21"/>
-        </w:rPr>
-        <w:t xml:space="preserve"> (100, no exemplo), não a de 20 — quem entra depois não paga mais caro por isso.</w:t>
+        <w:t xml:space="preserve">Se </w:t>
+      </w:r>
+      <w:r>
+        <w:rPr>
+          <w:b/>
+          <w:bCs/>
+          <w:color w:val="23293D"/>
+          <w:sz w:val="21"/>
+          <w:szCs w:val="21"/>
+        </w:rPr>
+        <w:t xml:space="preserve">não há titulares nem quantidade contratada</w:t>
+      </w:r>
+      <w:r>
+        <w:rPr>
+          <w:color w:val="23293D"/>
+          <w:sz w:val="21"/>
+          <w:szCs w:val="21"/>
+        </w:rPr>
+        <w:t xml:space="preserve">, a tela </w:t>
+      </w:r>
+      <w:r>
+        <w:rPr>
+          <w:b/>
+          <w:bCs/>
+          <w:color w:val="23293D"/>
+          <w:sz w:val="21"/>
+          <w:szCs w:val="21"/>
+        </w:rPr>
+        <w:t xml:space="preserve">pede o valor</w:t>
+      </w:r>
+      <w:r>
+        <w:rPr>
+          <w:color w:val="23293D"/>
+          <w:sz w:val="21"/>
+          <w:szCs w:val="21"/>
+        </w:rPr>
+        <w:t xml:space="preserve">.</w:t>
       </w:r>
     </w:p>
     <w:p>
@@ -15128,43 +15795,138 @@
           <w:sz w:val="21"/>
           <w:szCs w:val="21"/>
         </w:rPr>
-        <w:t xml:space="preserve">Se </w:t>
-      </w:r>
-      <w:r>
-        <w:rPr>
-          <w:b/>
-          <w:bCs/>
-          <w:color w:val="23293D"/>
-          <w:sz w:val="21"/>
-          <w:szCs w:val="21"/>
-        </w:rPr>
-        <w:t xml:space="preserve">todos já pagaram</w:t>
-      </w:r>
-      <w:r>
-        <w:rPr>
-          <w:color w:val="23293D"/>
-          <w:sz w:val="21"/>
-          <w:szCs w:val="21"/>
-        </w:rPr>
-        <w:t xml:space="preserve">, o sistema </w:t>
-      </w:r>
-      <w:r>
-        <w:rPr>
-          <w:b/>
-          <w:bCs/>
-          <w:color w:val="23293D"/>
-          <w:sz w:val="21"/>
-          <w:szCs w:val="21"/>
-        </w:rPr>
-        <w:t xml:space="preserve">não gera</w:t>
-      </w:r>
-      <w:r>
-        <w:rPr>
-          <w:color w:val="23293D"/>
-          <w:sz w:val="21"/>
-          <w:szCs w:val="21"/>
-        </w:rPr>
-        <w:t xml:space="preserve"> e diz por quê. É também o que impede a mesma implantação de sair duas vezes por dois cliques.</w:t>
+        <w:t xml:space="preserve">A </w:t>
+      </w:r>
+      <w:r>
+        <w:rPr>
+          <w:b/>
+          <w:bCs/>
+          <w:color w:val="23293D"/>
+          <w:sz w:val="21"/>
+          <w:szCs w:val="21"/>
+        </w:rPr>
+        <w:t xml:space="preserve">mensalidade</w:t>
+      </w:r>
+      <w:r>
+        <w:rPr>
+          <w:color w:val="23293D"/>
+          <w:sz w:val="21"/>
+          <w:szCs w:val="21"/>
+        </w:rPr>
+        <w:t xml:space="preserve"> segue a mesma base (o contratado é o mínimo). A diferença: sem titulares </w:t>
+      </w:r>
+      <w:r>
+        <w:rPr>
+          <w:b/>
+          <w:bCs/>
+          <w:color w:val="23293D"/>
+          <w:sz w:val="21"/>
+          <w:szCs w:val="21"/>
+        </w:rPr>
+        <w:t xml:space="preserve">e</w:t>
+      </w:r>
+      <w:r>
+        <w:rPr>
+          <w:color w:val="23293D"/>
+          <w:sz w:val="21"/>
+          <w:szCs w:val="21"/>
+        </w:rPr>
+        <w:t xml:space="preserve"> sem quantidade contratada, a mensalidade </w:t>
+      </w:r>
+      <w:r>
+        <w:rPr>
+          <w:b/>
+          <w:bCs/>
+          <w:color w:val="23293D"/>
+          <w:sz w:val="21"/>
+          <w:szCs w:val="21"/>
+        </w:rPr>
+        <w:t xml:space="preserve">não é gerada</w:t>
+      </w:r>
+      <w:r>
+        <w:rPr>
+          <w:color w:val="23293D"/>
+          <w:sz w:val="21"/>
+          <w:szCs w:val="21"/>
+        </w:rPr>
+        <w:t xml:space="preserve"> — não existe valor combinado — e o sistema diz o que fazer.</w:t>
+      </w:r>
+    </w:p>
+    <w:p>
+      <w:pPr>
+        <w:spacing w:after="140" w:line="280"/>
+      </w:pPr>
+      <w:r>
+        <w:rPr>
+          <w:b/>
+          <w:bCs/>
+          <w:color w:val="23293D"/>
+          <w:sz w:val="21"/>
+          <w:szCs w:val="21"/>
+        </w:rPr>
+        <w:t xml:space="preserve">Cada titular paga a implantação UMA vez — na etapa em que entra.</w:t>
+      </w:r>
+      <w:r>
+        <w:rPr>
+          <w:color w:val="23293D"/>
+          <w:sz w:val="21"/>
+          <w:szCs w:val="21"/>
+        </w:rPr>
+        <w:t xml:space="preserve"> Quando a empresa inclui titulares depois (pelo </w:t>
+      </w:r>
+      <w:r>
+        <w:rPr>
+          <w:b/>
+          <w:bCs/>
+          <w:color w:val="23293D"/>
+          <w:sz w:val="21"/>
+          <w:szCs w:val="21"/>
+        </w:rPr>
+        <w:t xml:space="preserve">termo de inclusão</w:t>
+      </w:r>
+      <w:r>
+        <w:rPr>
+          <w:color w:val="23293D"/>
+          <w:sz w:val="21"/>
+          <w:szCs w:val="21"/>
+        </w:rPr>
+        <w:t xml:space="preserve">), o primeiro pagamento desses titulares novos é a implantação deles. Exemplo: empresa de 100 colaboradores aderiu com 80 e, meses depois, incluiu os outros 20. A primeira implantação cobrou os 80; ao clicar de novo em </w:t>
+      </w:r>
+      <w:r>
+        <w:rPr>
+          <w:b/>
+          <w:bCs/>
+          <w:color w:val="23293D"/>
+          <w:sz w:val="21"/>
+          <w:szCs w:val="21"/>
+        </w:rPr>
+        <w:t xml:space="preserve">Gerar implantação</w:t>
+      </w:r>
+      <w:r>
+        <w:rPr>
+          <w:color w:val="23293D"/>
+          <w:sz w:val="21"/>
+          <w:szCs w:val="21"/>
+        </w:rPr>
+        <w:t xml:space="preserve">, a tela cobra </w:t>
+      </w:r>
+      <w:r>
+        <w:rPr>
+          <w:b/>
+          <w:bCs/>
+          <w:color w:val="23293D"/>
+          <w:sz w:val="21"/>
+          <w:szCs w:val="21"/>
+        </w:rPr>
+        <w:t xml:space="preserve">só os 20</w:t>
+      </w:r>
+      <w:r>
+        <w:rPr>
+          <w:color w:val="23293D"/>
+          <w:sz w:val="21"/>
+          <w:szCs w:val="21"/>
+        </w:rPr>
+        <w:t xml:space="preserve"> e mostra a conta: quantos a empresa tem hoje (contratados + termos aceitos), quantos já pagaram e a diferença.</w:t>
       </w:r>
     </w:p>
     <w:p>
@@ -15172,27 +15934,53 @@
         <w:pStyle w:val="ListParagraph"/>
         <w:numPr>
           <w:ilvl w:val="0"/>
-          <w:numId w:val="22"/>
+          <w:numId w:val="23"/>
         </w:numPr>
         <w:spacing w:after="80" w:line="270"/>
       </w:pPr>
       <w:r>
         <w:rPr>
-          <w:b/>
-          <w:bCs/>
-          <w:color w:val="23293D"/>
-          <w:sz w:val="21"/>
-          <w:szCs w:val="21"/>
-        </w:rPr>
-        <w:t xml:space="preserve">Cobrança cancelada não conta</w:t>
-      </w:r>
-      <w:r>
-        <w:rPr>
-          <w:color w:val="23293D"/>
-          <w:sz w:val="21"/>
-          <w:szCs w:val="21"/>
-        </w:rPr>
-        <w:t xml:space="preserve"> como paga: se a implantação foi cancelada, a próxima cobra aqueles titulares de novo.</w:t>
+          <w:color w:val="23293D"/>
+          <w:sz w:val="21"/>
+          <w:szCs w:val="21"/>
+        </w:rPr>
+        <w:t xml:space="preserve">O </w:t>
+      </w:r>
+      <w:r>
+        <w:rPr>
+          <w:b/>
+          <w:bCs/>
+          <w:color w:val="23293D"/>
+          <w:sz w:val="21"/>
+          <w:szCs w:val="21"/>
+        </w:rPr>
+        <w:t xml:space="preserve">preço por titular</w:t>
+      </w:r>
+      <w:r>
+        <w:rPr>
+          <w:color w:val="23293D"/>
+          <w:sz w:val="21"/>
+          <w:szCs w:val="21"/>
+        </w:rPr>
+        <w:t xml:space="preserve"> é o da </w:t>
+      </w:r>
+      <w:r>
+        <w:rPr>
+          <w:b/>
+          <w:bCs/>
+          <w:color w:val="23293D"/>
+          <w:sz w:val="21"/>
+          <w:szCs w:val="21"/>
+        </w:rPr>
+        <w:t xml:space="preserve">faixa da empresa inteira</w:t>
+      </w:r>
+      <w:r>
+        <w:rPr>
+          <w:color w:val="23293D"/>
+          <w:sz w:val="21"/>
+          <w:szCs w:val="21"/>
+        </w:rPr>
+        <w:t xml:space="preserve"> (100, no exemplo), não a de 20 — quem entra depois não paga mais caro por isso.</w:t>
       </w:r>
     </w:p>
     <w:p>
@@ -15200,7 +15988,89 @@
         <w:pStyle w:val="ListParagraph"/>
         <w:numPr>
           <w:ilvl w:val="0"/>
-          <w:numId w:val="22"/>
+          <w:numId w:val="23"/>
+        </w:numPr>
+        <w:spacing w:after="80" w:line="270"/>
+      </w:pPr>
+      <w:r>
+        <w:rPr>
+          <w:color w:val="23293D"/>
+          <w:sz w:val="21"/>
+          <w:szCs w:val="21"/>
+        </w:rPr>
+        <w:t xml:space="preserve">Se </w:t>
+      </w:r>
+      <w:r>
+        <w:rPr>
+          <w:b/>
+          <w:bCs/>
+          <w:color w:val="23293D"/>
+          <w:sz w:val="21"/>
+          <w:szCs w:val="21"/>
+        </w:rPr>
+        <w:t xml:space="preserve">todos já pagaram</w:t>
+      </w:r>
+      <w:r>
+        <w:rPr>
+          <w:color w:val="23293D"/>
+          <w:sz w:val="21"/>
+          <w:szCs w:val="21"/>
+        </w:rPr>
+        <w:t xml:space="preserve">, o sistema </w:t>
+      </w:r>
+      <w:r>
+        <w:rPr>
+          <w:b/>
+          <w:bCs/>
+          <w:color w:val="23293D"/>
+          <w:sz w:val="21"/>
+          <w:szCs w:val="21"/>
+        </w:rPr>
+        <w:t xml:space="preserve">não gera</w:t>
+      </w:r>
+      <w:r>
+        <w:rPr>
+          <w:color w:val="23293D"/>
+          <w:sz w:val="21"/>
+          <w:szCs w:val="21"/>
+        </w:rPr>
+        <w:t xml:space="preserve"> e diz por quê. É também o que impede a mesma implantação de sair duas vezes por dois cliques.</w:t>
+      </w:r>
+    </w:p>
+    <w:p>
+      <w:pPr>
+        <w:pStyle w:val="ListParagraph"/>
+        <w:numPr>
+          <w:ilvl w:val="0"/>
+          <w:numId w:val="23"/>
+        </w:numPr>
+        <w:spacing w:after="80" w:line="270"/>
+      </w:pPr>
+      <w:r>
+        <w:rPr>
+          <w:b/>
+          <w:bCs/>
+          <w:color w:val="23293D"/>
+          <w:sz w:val="21"/>
+          <w:szCs w:val="21"/>
+        </w:rPr>
+        <w:t xml:space="preserve">Cobrança cancelada não conta</w:t>
+      </w:r>
+      <w:r>
+        <w:rPr>
+          <w:color w:val="23293D"/>
+          <w:sz w:val="21"/>
+          <w:szCs w:val="21"/>
+        </w:rPr>
+        <w:t xml:space="preserve"> como paga: se a implantação foi cancelada, a próxima cobra aqueles titulares de novo.</w:t>
+      </w:r>
+    </w:p>
+    <w:p>
+      <w:pPr>
+        <w:pStyle w:val="ListParagraph"/>
+        <w:numPr>
+          <w:ilvl w:val="0"/>
+          <w:numId w:val="23"/>
         </w:numPr>
         <w:spacing w:after="80" w:line="270"/>
       </w:pPr>
@@ -15569,7 +16439,7 @@
         <w:pStyle w:val="ListParagraph"/>
         <w:numPr>
           <w:ilvl w:val="0"/>
-          <w:numId w:val="23"/>
+          <w:numId w:val="24"/>
         </w:numPr>
         <w:spacing w:after="80" w:line="270"/>
       </w:pPr>
@@ -15608,218 +16478,6 @@
           <w:szCs w:val="21"/>
         </w:rPr>
         <w:t xml:space="preserve">. Cobrança já paga vem desabilitada.</w:t>
-      </w:r>
-    </w:p>
-    <w:p>
-      <w:pPr>
-        <w:pStyle w:val="ListParagraph"/>
-        <w:numPr>
-          <w:ilvl w:val="0"/>
-          <w:numId w:val="23"/>
-        </w:numPr>
-        <w:spacing w:after="80" w:line="270"/>
-      </w:pPr>
-      <w:r>
-        <w:rPr>
-          <w:b/>
-          <w:bCs/>
-          <w:color w:val="23293D"/>
-          <w:sz w:val="21"/>
-          <w:szCs w:val="21"/>
-        </w:rPr>
-        <w:t xml:space="preserve">Gerar mensalidades</w:t>
-      </w:r>
-      <w:r>
-        <w:rPr>
-          <w:color w:val="23293D"/>
-          <w:sz w:val="21"/>
-          <w:szCs w:val="21"/>
-        </w:rPr>
-        <w:t xml:space="preserve"> em lote: empresa que </w:t>
-      </w:r>
-      <w:r>
-        <w:rPr>
-          <w:b/>
-          <w:bCs/>
-          <w:color w:val="23293D"/>
-          <w:sz w:val="21"/>
-          <w:szCs w:val="21"/>
-        </w:rPr>
-        <w:t xml:space="preserve">já tem cobrança do mês é pulada</w:t>
-      </w:r>
-      <w:r>
-        <w:rPr>
-          <w:color w:val="23293D"/>
-          <w:sz w:val="21"/>
-          <w:szCs w:val="21"/>
-        </w:rPr>
-        <w:t xml:space="preserve">, e o aviso diz quais.</w:t>
-      </w:r>
-    </w:p>
-    <w:p>
-      <w:pPr>
-        <w:pStyle w:val="ListParagraph"/>
-        <w:numPr>
-          <w:ilvl w:val="0"/>
-          <w:numId w:val="23"/>
-        </w:numPr>
-        <w:spacing w:after="80" w:line="270"/>
-      </w:pPr>
-      <w:r>
-        <w:rPr>
-          <w:b/>
-          <w:bCs/>
-          <w:color w:val="23293D"/>
-          <w:sz w:val="21"/>
-          <w:szCs w:val="21"/>
-        </w:rPr>
-        <w:t xml:space="preserve">Imprimir a lista</w:t>
-      </w:r>
-      <w:r>
-        <w:rPr>
-          <w:color w:val="23293D"/>
-          <w:sz w:val="21"/>
-          <w:szCs w:val="21"/>
-        </w:rPr>
-        <w:t xml:space="preserve"> manda a tabela para o papel.</w:t>
-      </w:r>
-    </w:p>
-    <w:p>
-      <w:pPr>
-        <w:pStyle w:val="Heading2"/>
-      </w:pPr>
-      <w:r>
-        <w:rPr>
-          <w:color w:val="1F3253"/>
-        </w:rPr>
-        <w:t xml:space="preserve">O split</w:t>
-      </w:r>
-    </w:p>
-    <w:p>
-      <w:pPr>
-        <w:spacing w:after="140" w:line="280"/>
-      </w:pPr>
-      <w:r>
-        <w:rPr>
-          <w:color w:val="23293D"/>
-          <w:sz w:val="21"/>
-          <w:szCs w:val="21"/>
-        </w:rPr>
-        <w:t xml:space="preserve">Ao dar baixa, o pagamento é dividido </w:t>
-      </w:r>
-      <w:r>
-        <w:rPr>
-          <w:b/>
-          <w:bCs/>
-          <w:color w:val="23293D"/>
-          <w:sz w:val="21"/>
-          <w:szCs w:val="21"/>
-        </w:rPr>
-        <w:t xml:space="preserve">Risarte / RisLife</w:t>
-      </w:r>
-      <w:r>
-        <w:rPr>
-          <w:color w:val="23293D"/>
-          <w:sz w:val="21"/>
-          <w:szCs w:val="21"/>
-        </w:rPr>
-        <w:t xml:space="preserve">. O padrão da rede é </w:t>
-      </w:r>
-      <w:r>
-        <w:rPr>
-          <w:b/>
-          <w:bCs/>
-          <w:color w:val="23293D"/>
-          <w:sz w:val="21"/>
-          <w:szCs w:val="21"/>
-        </w:rPr>
-        <w:t xml:space="preserve">0% / 100% no primeiro pagamento</w:t>
-      </w:r>
-      <w:r>
-        <w:rPr>
-          <w:color w:val="23293D"/>
-          <w:sz w:val="21"/>
-          <w:szCs w:val="21"/>
-        </w:rPr>
-        <w:t xml:space="preserve"> e </w:t>
-      </w:r>
-      <w:r>
-        <w:rPr>
-          <w:b/>
-          <w:bCs/>
-          <w:color w:val="23293D"/>
-          <w:sz w:val="21"/>
-          <w:szCs w:val="21"/>
-        </w:rPr>
-        <w:t xml:space="preserve">50% / 50% nas mensalidades</w:t>
-      </w:r>
-      <w:r>
-        <w:rPr>
-          <w:color w:val="23293D"/>
-          <w:sz w:val="21"/>
-          <w:szCs w:val="21"/>
-        </w:rPr>
-        <w:t xml:space="preserve"> (Configurações → Split de pagamento).</w:t>
-      </w:r>
-    </w:p>
-    <w:p>
-      <w:pPr>
-        <w:pStyle w:val="Heading2"/>
-      </w:pPr>
-      <w:r>
-        <w:rPr>
-          <w:color w:val="1F3253"/>
-        </w:rPr>
-        <w:t xml:space="preserve">Estornar uma baixa</w:t>
-      </w:r>
-    </w:p>
-    <w:p>
-      <w:pPr>
-        <w:spacing w:after="140" w:line="280"/>
-      </w:pPr>
-      <w:r>
-        <w:rPr>
-          <w:color w:val="23293D"/>
-          <w:sz w:val="21"/>
-          <w:szCs w:val="21"/>
-        </w:rPr>
-        <w:t xml:space="preserve">Baixa errada acontece; o que não pode é ficar sem saída. Na linha </w:t>
-      </w:r>
-      <w:r>
-        <w:rPr>
-          <w:b/>
-          <w:bCs/>
-          <w:color w:val="23293D"/>
-          <w:sz w:val="21"/>
-          <w:szCs w:val="21"/>
-        </w:rPr>
-        <w:t xml:space="preserve">Paga</w:t>
-      </w:r>
-      <w:r>
-        <w:rPr>
-          <w:color w:val="23293D"/>
-          <w:sz w:val="21"/>
-          <w:szCs w:val="21"/>
-        </w:rPr>
-        <w:t xml:space="preserve">, botão </w:t>
-      </w:r>
-      <w:r>
-        <w:rPr>
-          <w:b/>
-          <w:bCs/>
-          <w:color w:val="23293D"/>
-          <w:sz w:val="21"/>
-          <w:szCs w:val="21"/>
-        </w:rPr>
-        <w:t xml:space="preserve">Estornar</w:t>
-      </w:r>
-      <w:r>
-        <w:rPr>
-          <w:color w:val="23293D"/>
-          <w:sz w:val="21"/>
-          <w:szCs w:val="21"/>
-        </w:rPr>
-        <w:t xml:space="preserve">:</w:t>
       </w:r>
     </w:p>
     <w:p>
@@ -15839,15 +16497,33 @@
           <w:sz w:val="21"/>
           <w:szCs w:val="21"/>
         </w:rPr>
-        <w:t xml:space="preserve">Motivo obrigatório</w:t>
-      </w:r>
-      <w:r>
-        <w:rPr>
-          <w:color w:val="23293D"/>
-          <w:sz w:val="21"/>
-          <w:szCs w:val="21"/>
-        </w:rPr>
-        <w:t xml:space="preserve"> (mínimo 5 letras), e o sistema avisa o que vai acontecer antes de confirmar.</w:t>
+        <w:t xml:space="preserve">Gerar mensalidades</w:t>
+      </w:r>
+      <w:r>
+        <w:rPr>
+          <w:color w:val="23293D"/>
+          <w:sz w:val="21"/>
+          <w:szCs w:val="21"/>
+        </w:rPr>
+        <w:t xml:space="preserve"> em lote: empresa que </w:t>
+      </w:r>
+      <w:r>
+        <w:rPr>
+          <w:b/>
+          <w:bCs/>
+          <w:color w:val="23293D"/>
+          <w:sz w:val="21"/>
+          <w:szCs w:val="21"/>
+        </w:rPr>
+        <w:t xml:space="preserve">já tem cobrança do mês é pulada</w:t>
+      </w:r>
+      <w:r>
+        <w:rPr>
+          <w:color w:val="23293D"/>
+          <w:sz w:val="21"/>
+          <w:szCs w:val="21"/>
+        </w:rPr>
+        <w:t xml:space="preserve">, e o aviso diz quais.</w:t>
       </w:r>
     </w:p>
     <w:p>
@@ -15861,147 +16537,21 @@
       </w:pPr>
       <w:r>
         <w:rPr>
-          <w:color w:val="23293D"/>
-          <w:sz w:val="21"/>
-          <w:szCs w:val="21"/>
-        </w:rPr>
-        <w:t xml:space="preserve">A cobrança volta à </w:t>
-      </w:r>
-      <w:r>
-        <w:rPr>
-          <w:b/>
-          <w:bCs/>
-          <w:color w:val="23293D"/>
-          <w:sz w:val="21"/>
-          <w:szCs w:val="21"/>
-        </w:rPr>
-        <w:t xml:space="preserve">situação do vencimento</w:t>
-      </w:r>
-      <w:r>
-        <w:rPr>
-          <w:color w:val="23293D"/>
-          <w:sz w:val="21"/>
-          <w:szCs w:val="21"/>
-        </w:rPr>
-        <w:t xml:space="preserve"> — </w:t>
-      </w:r>
-      <w:r>
-        <w:rPr>
-          <w:i/>
-          <w:iCs/>
-          <w:color w:val="23293D"/>
-          <w:sz w:val="21"/>
-          <w:szCs w:val="21"/>
-        </w:rPr>
-        <w:t xml:space="preserve">Em atraso</w:t>
-      </w:r>
-      <w:r>
-        <w:rPr>
-          <w:color w:val="23293D"/>
-          <w:sz w:val="21"/>
-          <w:szCs w:val="21"/>
-        </w:rPr>
-        <w:t xml:space="preserve"> se já venceu, </w:t>
-      </w:r>
-      <w:r>
-        <w:rPr>
-          <w:i/>
-          <w:iCs/>
-          <w:color w:val="23293D"/>
-          <w:sz w:val="21"/>
-          <w:szCs w:val="21"/>
-        </w:rPr>
-        <w:t xml:space="preserve">Pendente</w:t>
-      </w:r>
-      <w:r>
-        <w:rPr>
-          <w:color w:val="23293D"/>
-          <w:sz w:val="21"/>
-          <w:szCs w:val="21"/>
-        </w:rPr>
-        <w:t xml:space="preserve"> se não.</w:t>
-      </w:r>
-    </w:p>
-    <w:p>
-      <w:pPr>
-        <w:pStyle w:val="ListParagraph"/>
-        <w:numPr>
-          <w:ilvl w:val="0"/>
-          <w:numId w:val="24"/>
-        </w:numPr>
-        <w:spacing w:after="80" w:line="270"/>
-      </w:pPr>
-      <w:r>
-        <w:rPr>
-          <w:b/>
-          <w:bCs/>
-          <w:color w:val="23293D"/>
-          <w:sz w:val="21"/>
-          <w:szCs w:val="21"/>
-        </w:rPr>
-        <w:t xml:space="preserve">O pagamento e o split são apagados</w:t>
-      </w:r>
-      <w:r>
-        <w:rPr>
-          <w:color w:val="23293D"/>
-          <w:sz w:val="21"/>
-          <w:szCs w:val="21"/>
-        </w:rPr>
-        <w:t xml:space="preserve">, e o motivo fica gravado com o nome de quem estornou.</w:t>
-      </w:r>
-    </w:p>
-    <w:p>
-      <w:pPr>
-        <w:pStyle w:val="ListParagraph"/>
-        <w:numPr>
-          <w:ilvl w:val="0"/>
-          <w:numId w:val="24"/>
-        </w:numPr>
-        <w:spacing w:after="80" w:line="270"/>
-      </w:pPr>
-      <w:r>
-        <w:rPr>
-          <w:color w:val="23293D"/>
-          <w:sz w:val="21"/>
-          <w:szCs w:val="21"/>
-        </w:rPr>
-        <w:t xml:space="preserve">Se a empresa tinha sido reativada por aquela baixa e continua devendo, ela é </w:t>
-      </w:r>
-      <w:r>
-        <w:rPr>
-          <w:b/>
-          <w:bCs/>
-          <w:color w:val="23293D"/>
-          <w:sz w:val="21"/>
-          <w:szCs w:val="21"/>
-        </w:rPr>
-        <w:t xml:space="preserve">suspensa de novo</w:t>
-      </w:r>
-      <w:r>
-        <w:rPr>
-          <w:color w:val="23293D"/>
-          <w:sz w:val="21"/>
-          <w:szCs w:val="21"/>
-        </w:rPr>
-        <w:t xml:space="preserve"> — estornar não pode virar um jeito silencioso de manter ativa uma empresa inadimplente.</w:t>
-      </w:r>
-    </w:p>
-    <w:p>
-      <w:pPr>
-        <w:pStyle w:val="ListParagraph"/>
-        <w:numPr>
-          <w:ilvl w:val="0"/>
-          <w:numId w:val="24"/>
-        </w:numPr>
-        <w:spacing w:after="80" w:line="270"/>
-      </w:pPr>
-      <w:r>
-        <w:rPr>
-          <w:color w:val="23293D"/>
-          <w:sz w:val="21"/>
-          <w:szCs w:val="21"/>
-        </w:rPr>
-        <w:t xml:space="preserve">Estornar duas vezes a mesma cobrança é recusado.</w:t>
+          <w:b/>
+          <w:bCs/>
+          <w:color w:val="23293D"/>
+          <w:sz w:val="21"/>
+          <w:szCs w:val="21"/>
+        </w:rPr>
+        <w:t xml:space="preserve">Imprimir a lista</w:t>
+      </w:r>
+      <w:r>
+        <w:rPr>
+          <w:color w:val="23293D"/>
+          <w:sz w:val="21"/>
+          <w:szCs w:val="21"/>
+        </w:rPr>
+        <w:t xml:space="preserve"> manda a tabela para o papel.</w:t>
       </w:r>
     </w:p>
     <w:p>
@@ -16012,7 +16562,7 @@
         <w:rPr>
           <w:color w:val="1F3253"/>
         </w:rPr>
-        <w:t xml:space="preserve">Inadimplência</w:t>
+        <w:t xml:space="preserve">O split</w:t>
       </w:r>
     </w:p>
     <w:p>
@@ -16021,116 +16571,76 @@
       </w:pPr>
       <w:r>
         <w:rPr>
-          <w:b/>
-          <w:bCs/>
-          <w:color w:val="23293D"/>
-          <w:sz w:val="21"/>
-          <w:szCs w:val="21"/>
-        </w:rPr>
-        <w:t xml:space="preserve">Checar inadimplência</w:t>
-      </w:r>
-      <w:r>
-        <w:rPr>
-          <w:color w:val="23293D"/>
-          <w:sz w:val="21"/>
-          <w:szCs w:val="21"/>
-        </w:rPr>
-        <w:t xml:space="preserve"> marca as vencidas e, passada a carência, </w:t>
-      </w:r>
-      <w:r>
-        <w:rPr>
-          <w:b/>
-          <w:bCs/>
-          <w:color w:val="23293D"/>
-          <w:sz w:val="21"/>
-          <w:szCs w:val="21"/>
-        </w:rPr>
-        <w:t xml:space="preserve">suspende</w:t>
-      </w:r>
-      <w:r>
-        <w:rPr>
-          <w:color w:val="23293D"/>
-          <w:sz w:val="21"/>
-          <w:szCs w:val="21"/>
-        </w:rPr>
-        <w:t xml:space="preserve"> a empresa. Empresa </w:t>
-      </w:r>
-      <w:r>
-        <w:rPr>
-          <w:b/>
-          <w:bCs/>
-          <w:color w:val="23293D"/>
-          <w:sz w:val="21"/>
-          <w:szCs w:val="21"/>
-        </w:rPr>
-        <w:t xml:space="preserve">Suspensa</w:t>
-      </w:r>
-      <w:r>
-        <w:rPr>
-          <w:color w:val="23293D"/>
-          <w:sz w:val="21"/>
-          <w:szCs w:val="21"/>
-        </w:rPr>
-        <w:t xml:space="preserve"> tem os benefícios </w:t>
-      </w:r>
-      <w:r>
-        <w:rPr>
-          <w:b/>
-          <w:bCs/>
-          <w:color w:val="23293D"/>
-          <w:sz w:val="21"/>
-          <w:szCs w:val="21"/>
-        </w:rPr>
-        <w:t xml:space="preserve">bloqueados</w:t>
-      </w:r>
-      <w:r>
-        <w:rPr>
-          <w:color w:val="23293D"/>
-          <w:sz w:val="21"/>
-          <w:szCs w:val="21"/>
-        </w:rPr>
-        <w:t xml:space="preserve"> — e o aviso aparece na ficha do cliente e no orçamento. Quando a dívida some, a suspensão que o </w:t>
-      </w:r>
-      <w:r>
-        <w:rPr>
-          <w:b/>
-          <w:bCs/>
-          <w:color w:val="23293D"/>
-          <w:sz w:val="21"/>
-          <w:szCs w:val="21"/>
-        </w:rPr>
-        <w:t xml:space="preserve">sistema</w:t>
-      </w:r>
-      <w:r>
-        <w:rPr>
-          <w:color w:val="23293D"/>
-          <w:sz w:val="21"/>
-          <w:szCs w:val="21"/>
-        </w:rPr>
-        <w:t xml:space="preserve"> aplicou é desfeita sozinha.</w:t>
-      </w:r>
-    </w:p>
-    <w:p>
-      <w:pPr>
-        <w:spacing w:after="60" w:line="120"/>
-      </w:pPr>
-      <w:r>
-        <w:rPr>
-          <w:sz w:val="2"/>
-          <w:szCs w:val="2"/>
-        </w:rPr>
-        <w:t xml:space="preserve"/>
-      </w:r>
-    </w:p>
-    <w:p>
-      <w:pPr>
-        <w:pStyle w:val="Heading1"/>
+          <w:color w:val="23293D"/>
+          <w:sz w:val="21"/>
+          <w:szCs w:val="21"/>
+        </w:rPr>
+        <w:t xml:space="preserve">Ao dar baixa, o pagamento é dividido </w:t>
+      </w:r>
+      <w:r>
+        <w:rPr>
+          <w:b/>
+          <w:bCs/>
+          <w:color w:val="23293D"/>
+          <w:sz w:val="21"/>
+          <w:szCs w:val="21"/>
+        </w:rPr>
+        <w:t xml:space="preserve">Risarte / RisLife</w:t>
+      </w:r>
+      <w:r>
+        <w:rPr>
+          <w:color w:val="23293D"/>
+          <w:sz w:val="21"/>
+          <w:szCs w:val="21"/>
+        </w:rPr>
+        <w:t xml:space="preserve">. O padrão da rede é </w:t>
+      </w:r>
+      <w:r>
+        <w:rPr>
+          <w:b/>
+          <w:bCs/>
+          <w:color w:val="23293D"/>
+          <w:sz w:val="21"/>
+          <w:szCs w:val="21"/>
+        </w:rPr>
+        <w:t xml:space="preserve">0% / 100% no primeiro pagamento</w:t>
+      </w:r>
+      <w:r>
+        <w:rPr>
+          <w:color w:val="23293D"/>
+          <w:sz w:val="21"/>
+          <w:szCs w:val="21"/>
+        </w:rPr>
+        <w:t xml:space="preserve"> e </w:t>
+      </w:r>
+      <w:r>
+        <w:rPr>
+          <w:b/>
+          <w:bCs/>
+          <w:color w:val="23293D"/>
+          <w:sz w:val="21"/>
+          <w:szCs w:val="21"/>
+        </w:rPr>
+        <w:t xml:space="preserve">50% / 50% nas mensalidades</w:t>
+      </w:r>
+      <w:r>
+        <w:rPr>
+          <w:color w:val="23293D"/>
+          <w:sz w:val="21"/>
+          <w:szCs w:val="21"/>
+        </w:rPr>
+        <w:t xml:space="preserve"> (Configurações → Split de pagamento).</w:t>
+      </w:r>
+    </w:p>
+    <w:p>
+      <w:pPr>
+        <w:pStyle w:val="Heading2"/>
       </w:pPr>
       <w:r>
         <w:rPr>
           <w:color w:val="1F3253"/>
         </w:rPr>
-        <w:t xml:space="preserve">13. O benefício na hora do orçamento</w:t>
+        <w:t xml:space="preserve">Estornar uma baixa</w:t>
       </w:r>
     </w:p>
     <w:p>
@@ -16143,43 +16653,43 @@
           <w:sz w:val="21"/>
           <w:szCs w:val="21"/>
         </w:rPr>
-        <w:t xml:space="preserve">É aqui que o programa aparece para o paciente, e quem faz é o </w:t>
-      </w:r>
-      <w:r>
-        <w:rPr>
-          <w:b/>
-          <w:bCs/>
-          <w:color w:val="23293D"/>
-          <w:sz w:val="21"/>
-          <w:szCs w:val="21"/>
-        </w:rPr>
-        <w:t xml:space="preserve">Planner</w:t>
-      </w:r>
-      <w:r>
-        <w:rPr>
-          <w:color w:val="23293D"/>
-          <w:sz w:val="21"/>
-          <w:szCs w:val="21"/>
-        </w:rPr>
-        <w:t xml:space="preserve">, na ficha do cliente → </w:t>
-      </w:r>
-      <w:r>
-        <w:rPr>
-          <w:b/>
-          <w:bCs/>
-          <w:color w:val="23293D"/>
-          <w:sz w:val="21"/>
-          <w:szCs w:val="21"/>
-        </w:rPr>
-        <w:t xml:space="preserve">Plano de Tratamento</w:t>
-      </w:r>
-      <w:r>
-        <w:rPr>
-          <w:color w:val="23293D"/>
-          <w:sz w:val="21"/>
-          <w:szCs w:val="21"/>
-        </w:rPr>
-        <w:t xml:space="preserve">.</w:t>
+        <w:t xml:space="preserve">Baixa errada acontece; o que não pode é ficar sem saída. Na linha </w:t>
+      </w:r>
+      <w:r>
+        <w:rPr>
+          <w:b/>
+          <w:bCs/>
+          <w:color w:val="23293D"/>
+          <w:sz w:val="21"/>
+          <w:szCs w:val="21"/>
+        </w:rPr>
+        <w:t xml:space="preserve">Paga</w:t>
+      </w:r>
+      <w:r>
+        <w:rPr>
+          <w:color w:val="23293D"/>
+          <w:sz w:val="21"/>
+          <w:szCs w:val="21"/>
+        </w:rPr>
+        <w:t xml:space="preserve">, botão </w:t>
+      </w:r>
+      <w:r>
+        <w:rPr>
+          <w:b/>
+          <w:bCs/>
+          <w:color w:val="23293D"/>
+          <w:sz w:val="21"/>
+          <w:szCs w:val="21"/>
+        </w:rPr>
+        <w:t xml:space="preserve">Estornar</w:t>
+      </w:r>
+      <w:r>
+        <w:rPr>
+          <w:color w:val="23293D"/>
+          <w:sz w:val="21"/>
+          <w:szCs w:val="21"/>
+        </w:rPr>
+        <w:t xml:space="preserve">:</w:t>
       </w:r>
     </w:p>
     <w:p>
@@ -16193,11 +16703,21 @@
       </w:pPr>
       <w:r>
         <w:rPr>
-          <w:color w:val="23293D"/>
-          <w:sz w:val="21"/>
-          <w:szCs w:val="21"/>
-        </w:rPr>
-        <w:t xml:space="preserve">Crie a opção e lance o procedimento.</w:t>
+          <w:b/>
+          <w:bCs/>
+          <w:color w:val="23293D"/>
+          <w:sz w:val="21"/>
+          <w:szCs w:val="21"/>
+        </w:rPr>
+        <w:t xml:space="preserve">Motivo obrigatório</w:t>
+      </w:r>
+      <w:r>
+        <w:rPr>
+          <w:color w:val="23293D"/>
+          <w:sz w:val="21"/>
+          <w:szCs w:val="21"/>
+        </w:rPr>
+        <w:t xml:space="preserve"> (mínimo 5 letras), e o sistema avisa o que vai acontecer antes de confirmar.</w:t>
       </w:r>
     </w:p>
     <w:p>
@@ -16215,25 +16735,61 @@
           <w:sz w:val="21"/>
           <w:szCs w:val="21"/>
         </w:rPr>
-        <w:t xml:space="preserve">O banner </w:t>
-      </w:r>
-      <w:r>
-        <w:rPr>
-          <w:b/>
-          <w:bCs/>
-          <w:color w:val="23293D"/>
-          <w:sz w:val="21"/>
-          <w:szCs w:val="21"/>
-        </w:rPr>
-        <w:t xml:space="preserve">★ Risarte Empresarial</w:t>
-      </w:r>
-      <w:r>
-        <w:rPr>
-          <w:color w:val="23293D"/>
-          <w:sz w:val="21"/>
-          <w:szCs w:val="21"/>
-        </w:rPr>
-        <w:t xml:space="preserve"> aparece no alto.</w:t>
+        <w:t xml:space="preserve">A cobrança volta à </w:t>
+      </w:r>
+      <w:r>
+        <w:rPr>
+          <w:b/>
+          <w:bCs/>
+          <w:color w:val="23293D"/>
+          <w:sz w:val="21"/>
+          <w:szCs w:val="21"/>
+        </w:rPr>
+        <w:t xml:space="preserve">situação do vencimento</w:t>
+      </w:r>
+      <w:r>
+        <w:rPr>
+          <w:color w:val="23293D"/>
+          <w:sz w:val="21"/>
+          <w:szCs w:val="21"/>
+        </w:rPr>
+        <w:t xml:space="preserve"> — </w:t>
+      </w:r>
+      <w:r>
+        <w:rPr>
+          <w:i/>
+          <w:iCs/>
+          <w:color w:val="23293D"/>
+          <w:sz w:val="21"/>
+          <w:szCs w:val="21"/>
+        </w:rPr>
+        <w:t xml:space="preserve">Em atraso</w:t>
+      </w:r>
+      <w:r>
+        <w:rPr>
+          <w:color w:val="23293D"/>
+          <w:sz w:val="21"/>
+          <w:szCs w:val="21"/>
+        </w:rPr>
+        <w:t xml:space="preserve"> se já venceu, </w:t>
+      </w:r>
+      <w:r>
+        <w:rPr>
+          <w:i/>
+          <w:iCs/>
+          <w:color w:val="23293D"/>
+          <w:sz w:val="21"/>
+          <w:szCs w:val="21"/>
+        </w:rPr>
+        <w:t xml:space="preserve">Pendente</w:t>
+      </w:r>
+      <w:r>
+        <w:rPr>
+          <w:color w:val="23293D"/>
+          <w:sz w:val="21"/>
+          <w:szCs w:val="21"/>
+        </w:rPr>
+        <w:t xml:space="preserve"> se não.</w:t>
       </w:r>
     </w:p>
     <w:p>
@@ -16247,29 +16803,86 @@
       </w:pPr>
       <w:r>
         <w:rPr>
-          <w:color w:val="23293D"/>
-          <w:sz w:val="21"/>
-          <w:szCs w:val="21"/>
-        </w:rPr>
-        <w:t xml:space="preserve">Na opção, a linha </w:t>
-      </w:r>
-      <w:r>
-        <w:rPr>
-          <w:b/>
-          <w:bCs/>
-          <w:color w:val="23293D"/>
-          <w:sz w:val="21"/>
-          <w:szCs w:val="21"/>
-        </w:rPr>
-        <w:t xml:space="preserve">"Com Risarte Empresarial: R$ … · economia R$ …"</w:t>
-      </w:r>
-      <w:r>
-        <w:rPr>
-          <w:color w:val="23293D"/>
-          <w:sz w:val="21"/>
-          <w:szCs w:val="21"/>
-        </w:rPr>
-        <w:t xml:space="preserve"> mostra o valor cheio e o com programa.</w:t>
+          <w:b/>
+          <w:bCs/>
+          <w:color w:val="23293D"/>
+          <w:sz w:val="21"/>
+          <w:szCs w:val="21"/>
+        </w:rPr>
+        <w:t xml:space="preserve">O pagamento e o split são apagados</w:t>
+      </w:r>
+      <w:r>
+        <w:rPr>
+          <w:color w:val="23293D"/>
+          <w:sz w:val="21"/>
+          <w:szCs w:val="21"/>
+        </w:rPr>
+        <w:t xml:space="preserve">, e o motivo fica gravado com o nome de quem estornou.</w:t>
+      </w:r>
+    </w:p>
+    <w:p>
+      <w:pPr>
+        <w:pStyle w:val="ListParagraph"/>
+        <w:numPr>
+          <w:ilvl w:val="0"/>
+          <w:numId w:val="25"/>
+        </w:numPr>
+        <w:spacing w:after="80" w:line="270"/>
+      </w:pPr>
+      <w:r>
+        <w:rPr>
+          <w:color w:val="23293D"/>
+          <w:sz w:val="21"/>
+          <w:szCs w:val="21"/>
+        </w:rPr>
+        <w:t xml:space="preserve">Se a empresa tinha sido reativada por aquela baixa e continua devendo, ela é </w:t>
+      </w:r>
+      <w:r>
+        <w:rPr>
+          <w:b/>
+          <w:bCs/>
+          <w:color w:val="23293D"/>
+          <w:sz w:val="21"/>
+          <w:szCs w:val="21"/>
+        </w:rPr>
+        <w:t xml:space="preserve">suspensa de novo</w:t>
+      </w:r>
+      <w:r>
+        <w:rPr>
+          <w:color w:val="23293D"/>
+          <w:sz w:val="21"/>
+          <w:szCs w:val="21"/>
+        </w:rPr>
+        <w:t xml:space="preserve"> — estornar não pode virar um jeito silencioso de manter ativa uma empresa inadimplente.</w:t>
+      </w:r>
+    </w:p>
+    <w:p>
+      <w:pPr>
+        <w:pStyle w:val="ListParagraph"/>
+        <w:numPr>
+          <w:ilvl w:val="0"/>
+          <w:numId w:val="25"/>
+        </w:numPr>
+        <w:spacing w:after="80" w:line="270"/>
+      </w:pPr>
+      <w:r>
+        <w:rPr>
+          <w:color w:val="23293D"/>
+          <w:sz w:val="21"/>
+          <w:szCs w:val="21"/>
+        </w:rPr>
+        <w:t xml:space="preserve">Estornar duas vezes a mesma cobrança é recusado.</w:t>
+      </w:r>
+    </w:p>
+    <w:p>
+      <w:pPr>
+        <w:pStyle w:val="Heading2"/>
+      </w:pPr>
+      <w:r>
+        <w:rPr>
+          <w:color w:val="1F3253"/>
+        </w:rPr>
+        <w:t xml:space="preserve">Inadimplência</w:t>
       </w:r>
     </w:p>
     <w:p>
@@ -16284,187 +16897,87 @@
           <w:sz w:val="21"/>
           <w:szCs w:val="21"/>
         </w:rPr>
-        <w:t xml:space="preserve">O motor decide</w:t>
-      </w:r>
-      <w:r>
-        <w:rPr>
-          <w:color w:val="23293D"/>
-          <w:sz w:val="21"/>
-          <w:szCs w:val="21"/>
-        </w:rPr>
-        <w:t xml:space="preserve"> olhando, para cada procedimento: se há benefício, se vale para aquela pessoa (titular ou dependente), se a </w:t>
-      </w:r>
-      <w:r>
-        <w:rPr>
-          <w:b/>
-          <w:bCs/>
-          <w:color w:val="23293D"/>
-          <w:sz w:val="21"/>
-          <w:szCs w:val="21"/>
-        </w:rPr>
-        <w:t xml:space="preserve">carência</w:t>
-      </w:r>
-      <w:r>
-        <w:rPr>
-          <w:color w:val="23293D"/>
-          <w:sz w:val="21"/>
-          <w:szCs w:val="21"/>
-        </w:rPr>
-        <w:t xml:space="preserve"> já passou, se a </w:t>
-      </w:r>
-      <w:r>
-        <w:rPr>
-          <w:b/>
-          <w:bCs/>
-          <w:color w:val="23293D"/>
-          <w:sz w:val="21"/>
-          <w:szCs w:val="21"/>
-        </w:rPr>
-        <w:t xml:space="preserve">frequência</w:t>
-      </w:r>
-      <w:r>
-        <w:rPr>
-          <w:color w:val="23293D"/>
-          <w:sz w:val="21"/>
-          <w:szCs w:val="21"/>
-        </w:rPr>
-        <w:t xml:space="preserve"> permite (quantas vezes a cada quantos meses), se a </w:t>
-      </w:r>
-      <w:r>
-        <w:rPr>
-          <w:b/>
-          <w:bCs/>
-          <w:color w:val="23293D"/>
-          <w:sz w:val="21"/>
-          <w:szCs w:val="21"/>
-        </w:rPr>
-        <w:t xml:space="preserve">unidade</w:t>
-      </w:r>
-      <w:r>
-        <w:rPr>
-          <w:color w:val="23293D"/>
-          <w:sz w:val="21"/>
-          <w:szCs w:val="21"/>
-        </w:rPr>
-        <w:t xml:space="preserve"> está na parceria e se a empresa está </w:t>
-      </w:r>
-      <w:r>
-        <w:rPr>
-          <w:b/>
-          <w:bCs/>
-          <w:color w:val="23293D"/>
-          <w:sz w:val="21"/>
-          <w:szCs w:val="21"/>
-        </w:rPr>
-        <w:t xml:space="preserve">ativa</w:t>
-      </w:r>
-      <w:r>
-        <w:rPr>
-          <w:color w:val="23293D"/>
-          <w:sz w:val="21"/>
-          <w:szCs w:val="21"/>
-        </w:rPr>
-        <w:t xml:space="preserve">.</w:t>
-      </w:r>
-    </w:p>
-    <w:p>
-      <w:pPr>
-        <w:spacing w:after="140" w:line="280"/>
-      </w:pPr>
-      <w:r>
-        <w:rPr>
-          <w:b/>
-          <w:bCs/>
-          <w:color w:val="23293D"/>
-          <w:sz w:val="21"/>
-          <w:szCs w:val="21"/>
-        </w:rPr>
-        <w:t xml:space="preserve">A frequência é contada pelo uso de verdade:</w:t>
-      </w:r>
-      <w:r>
-        <w:rPr>
-          <w:color w:val="23293D"/>
-          <w:sz w:val="21"/>
-          <w:szCs w:val="21"/>
-        </w:rPr>
-        <w:t xml:space="preserve"> depois de </w:t>
-      </w:r>
-      <w:r>
-        <w:rPr>
-          <w:b/>
-          <w:bCs/>
-          <w:color w:val="23293D"/>
-          <w:sz w:val="21"/>
-          <w:szCs w:val="21"/>
-        </w:rPr>
-        <w:t xml:space="preserve">concluir</w:t>
-      </w:r>
-      <w:r>
-        <w:rPr>
-          <w:color w:val="23293D"/>
-          <w:sz w:val="21"/>
-          <w:szCs w:val="21"/>
-        </w:rPr>
-        <w:t xml:space="preserve"> o atendimento daquele procedimento, ele passa a contar como usado. Ao orçar de novo antes do prazo, o painel do cliente mostra </w:t>
-      </w:r>
-      <w:r>
-        <w:rPr>
-          <w:b/>
-          <w:bCs/>
-          <w:color w:val="23293D"/>
-          <w:sz w:val="21"/>
-          <w:szCs w:val="21"/>
-        </w:rPr>
-        <w:t xml:space="preserve">"aguardando liberação"</w:t>
-      </w:r>
-      <w:r>
-        <w:rPr>
-          <w:color w:val="23293D"/>
-          <w:sz w:val="21"/>
-          <w:szCs w:val="21"/>
-        </w:rPr>
-        <w:t xml:space="preserve"> com a data.</w:t>
-      </w:r>
-    </w:p>
-    <w:p>
-      <w:pPr>
-        <w:spacing w:after="140" w:line="280"/>
-      </w:pPr>
-      <w:r>
-        <w:rPr>
-          <w:b/>
-          <w:bCs/>
-          <w:color w:val="23293D"/>
-          <w:sz w:val="21"/>
-          <w:szCs w:val="21"/>
-        </w:rPr>
-        <w:t xml:space="preserve">O painel do cliente</w:t>
-      </w:r>
-      <w:r>
-        <w:rPr>
-          <w:color w:val="23293D"/>
-          <w:sz w:val="21"/>
-          <w:szCs w:val="21"/>
-        </w:rPr>
-        <w:t xml:space="preserve"> (card </w:t>
-      </w:r>
-      <w:r>
-        <w:rPr>
-          <w:b/>
-          <w:bCs/>
-          <w:color w:val="23293D"/>
-          <w:sz w:val="21"/>
-          <w:szCs w:val="21"/>
-        </w:rPr>
-        <w:t xml:space="preserve">★ Programa Empresarial</w:t>
-      </w:r>
-      <w:r>
-        <w:rPr>
-          <w:color w:val="23293D"/>
-          <w:sz w:val="21"/>
-          <w:szCs w:val="21"/>
-        </w:rPr>
-        <w:t xml:space="preserve"> na ficha) mostra economia acumulada, benefícios usados, disponíveis agora e histórico.</w:t>
+        <w:t xml:space="preserve">Checar inadimplência</w:t>
+      </w:r>
+      <w:r>
+        <w:rPr>
+          <w:color w:val="23293D"/>
+          <w:sz w:val="21"/>
+          <w:szCs w:val="21"/>
+        </w:rPr>
+        <w:t xml:space="preserve"> marca as vencidas e, passada a carência, </w:t>
+      </w:r>
+      <w:r>
+        <w:rPr>
+          <w:b/>
+          <w:bCs/>
+          <w:color w:val="23293D"/>
+          <w:sz w:val="21"/>
+          <w:szCs w:val="21"/>
+        </w:rPr>
+        <w:t xml:space="preserve">suspende</w:t>
+      </w:r>
+      <w:r>
+        <w:rPr>
+          <w:color w:val="23293D"/>
+          <w:sz w:val="21"/>
+          <w:szCs w:val="21"/>
+        </w:rPr>
+        <w:t xml:space="preserve"> a empresa. Empresa </w:t>
+      </w:r>
+      <w:r>
+        <w:rPr>
+          <w:b/>
+          <w:bCs/>
+          <w:color w:val="23293D"/>
+          <w:sz w:val="21"/>
+          <w:szCs w:val="21"/>
+        </w:rPr>
+        <w:t xml:space="preserve">Suspensa</w:t>
+      </w:r>
+      <w:r>
+        <w:rPr>
+          <w:color w:val="23293D"/>
+          <w:sz w:val="21"/>
+          <w:szCs w:val="21"/>
+        </w:rPr>
+        <w:t xml:space="preserve"> tem os benefícios </w:t>
+      </w:r>
+      <w:r>
+        <w:rPr>
+          <w:b/>
+          <w:bCs/>
+          <w:color w:val="23293D"/>
+          <w:sz w:val="21"/>
+          <w:szCs w:val="21"/>
+        </w:rPr>
+        <w:t xml:space="preserve">bloqueados</w:t>
+      </w:r>
+      <w:r>
+        <w:rPr>
+          <w:color w:val="23293D"/>
+          <w:sz w:val="21"/>
+          <w:szCs w:val="21"/>
+        </w:rPr>
+        <w:t xml:space="preserve"> — e o aviso aparece na ficha do cliente e no orçamento. Quando a dívida some, a suspensão que o </w:t>
+      </w:r>
+      <w:r>
+        <w:rPr>
+          <w:b/>
+          <w:bCs/>
+          <w:color w:val="23293D"/>
+          <w:sz w:val="21"/>
+          <w:szCs w:val="21"/>
+        </w:rPr>
+        <w:t xml:space="preserve">sistema</w:t>
+      </w:r>
+      <w:r>
+        <w:rPr>
+          <w:color w:val="23293D"/>
+          <w:sz w:val="21"/>
+          <w:szCs w:val="21"/>
+        </w:rPr>
+        <w:t xml:space="preserve"> aplicou é desfeita sozinha.</w:t>
       </w:r>
     </w:p>
     <w:p>
@@ -16487,7 +17000,7 @@
         <w:rPr>
           <w:color w:val="1F3253"/>
         </w:rPr>
-        <w:t xml:space="preserve">14. Riso+ Social</w:t>
+        <w:t xml:space="preserve">13. O benefício na hora do orçamento</w:t>
       </w:r>
     </w:p>
     <w:p>
@@ -16500,107 +17013,35 @@
           <w:sz w:val="21"/>
           <w:szCs w:val="21"/>
         </w:rPr>
-        <w:t xml:space="preserve">Aba </w:t>
-      </w:r>
-      <w:r>
-        <w:rPr>
-          <w:b/>
-          <w:bCs/>
-          <w:color w:val="23293D"/>
-          <w:sz w:val="21"/>
-          <w:szCs w:val="21"/>
-        </w:rPr>
-        <w:t xml:space="preserve">Riso+ Social</w:t>
-      </w:r>
-      <w:r>
-        <w:rPr>
-          <w:color w:val="23293D"/>
-          <w:sz w:val="21"/>
-          <w:szCs w:val="21"/>
-        </w:rPr>
-        <w:t xml:space="preserve"> da empresa. Nos modelos </w:t>
-      </w:r>
-      <w:r>
-        <w:rPr>
-          <w:b/>
-          <w:bCs/>
-          <w:color w:val="23293D"/>
-          <w:sz w:val="21"/>
-          <w:szCs w:val="21"/>
-        </w:rPr>
-        <w:t xml:space="preserve">integral</w:t>
-      </w:r>
-      <w:r>
-        <w:rPr>
-          <w:color w:val="23293D"/>
-          <w:sz w:val="21"/>
-          <w:szCs w:val="21"/>
-        </w:rPr>
-        <w:t xml:space="preserve"> e </w:t>
-      </w:r>
-      <w:r>
-        <w:rPr>
-          <w:b/>
-          <w:bCs/>
-          <w:color w:val="23293D"/>
-          <w:sz w:val="21"/>
-          <w:szCs w:val="21"/>
-        </w:rPr>
-        <w:t xml:space="preserve">parcial</w:t>
-      </w:r>
-      <w:r>
-        <w:rPr>
-          <w:color w:val="23293D"/>
-          <w:sz w:val="21"/>
-          <w:szCs w:val="21"/>
-        </w:rPr>
-        <w:t xml:space="preserve">, escolha um gatilho e </w:t>
-      </w:r>
-      <w:r>
-        <w:rPr>
-          <w:b/>
-          <w:bCs/>
-          <w:color w:val="23293D"/>
-          <w:sz w:val="21"/>
-          <w:szCs w:val="21"/>
-        </w:rPr>
-        <w:t xml:space="preserve">Gerar ficha social</w:t>
-      </w:r>
-      <w:r>
-        <w:rPr>
-          <w:color w:val="23293D"/>
-          <w:sz w:val="21"/>
-          <w:szCs w:val="21"/>
-        </w:rPr>
-        <w:t xml:space="preserve">; depois </w:t>
-      </w:r>
-      <w:r>
-        <w:rPr>
-          <w:b/>
-          <w:bCs/>
-          <w:color w:val="23293D"/>
-          <w:sz w:val="21"/>
-          <w:szCs w:val="21"/>
-        </w:rPr>
-        <w:t xml:space="preserve">Atribuir</w:t>
-      </w:r>
-      <w:r>
-        <w:rPr>
-          <w:color w:val="23293D"/>
-          <w:sz w:val="21"/>
-          <w:szCs w:val="21"/>
-        </w:rPr>
-        <w:t xml:space="preserve"> um beneficiário e </w:t>
-      </w:r>
-      <w:r>
-        <w:rPr>
-          <w:b/>
-          <w:bCs/>
-          <w:color w:val="23293D"/>
-          <w:sz w:val="21"/>
-          <w:szCs w:val="21"/>
-        </w:rPr>
-        <w:t xml:space="preserve">Marcar utilizada</w:t>
+        <w:t xml:space="preserve">É aqui que o programa aparece para o paciente, e quem faz é o </w:t>
+      </w:r>
+      <w:r>
+        <w:rPr>
+          <w:b/>
+          <w:bCs/>
+          <w:color w:val="23293D"/>
+          <w:sz w:val="21"/>
+          <w:szCs w:val="21"/>
+        </w:rPr>
+        <w:t xml:space="preserve">Planner</w:t>
+      </w:r>
+      <w:r>
+        <w:rPr>
+          <w:color w:val="23293D"/>
+          <w:sz w:val="21"/>
+          <w:szCs w:val="21"/>
+        </w:rPr>
+        <w:t xml:space="preserve">, na ficha do cliente → </w:t>
+      </w:r>
+      <w:r>
+        <w:rPr>
+          <w:b/>
+          <w:bCs/>
+          <w:color w:val="23293D"/>
+          <w:sz w:val="21"/>
+          <w:szCs w:val="21"/>
+        </w:rPr>
+        <w:t xml:space="preserve">Plano de Tratamento</w:t>
       </w:r>
       <w:r>
         <w:rPr>
@@ -16609,83 +17050,6 @@
           <w:szCs w:val="21"/>
         </w:rPr>
         <w:t xml:space="preserve">.</w:t>
-      </w:r>
-    </w:p>
-    <w:p>
-      <w:pPr>
-        <w:spacing w:after="140" w:line="280"/>
-      </w:pPr>
-      <w:r>
-        <w:rPr>
-          <w:color w:val="23293D"/>
-          <w:sz w:val="21"/>
-          <w:szCs w:val="21"/>
-        </w:rPr>
-        <w:t xml:space="preserve">No modelo </w:t>
-      </w:r>
-      <w:r>
-        <w:rPr>
-          <w:b/>
-          <w:bCs/>
-          <w:color w:val="23293D"/>
-          <w:sz w:val="21"/>
-          <w:szCs w:val="21"/>
-        </w:rPr>
-        <w:t xml:space="preserve">Titular paga</w:t>
-      </w:r>
-      <w:r>
-        <w:rPr>
-          <w:color w:val="23293D"/>
-          <w:sz w:val="21"/>
-          <w:szCs w:val="21"/>
-        </w:rPr>
-        <w:t xml:space="preserve">, o botão explica que a empresa não participa — e isso é regra, não defeito: não há parcela da empresa de onde tirar a ficha.</w:t>
-      </w:r>
-    </w:p>
-    <w:p>
-      <w:pPr>
-        <w:spacing w:after="60" w:line="120"/>
-      </w:pPr>
-      <w:r>
-        <w:rPr>
-          <w:sz w:val="2"/>
-          <w:szCs w:val="2"/>
-        </w:rPr>
-        <w:t xml:space="preserve"/>
-      </w:r>
-    </w:p>
-    <w:p>
-      <w:pPr>
-        <w:pStyle w:val="Heading1"/>
-      </w:pPr>
-      <w:r>
-        <w:rPr>
-          <w:color w:val="1F3253"/>
-        </w:rPr>
-        <w:t xml:space="preserve">15. Configurações da rede</w:t>
-      </w:r>
-    </w:p>
-    <w:p>
-      <w:pPr>
-        <w:spacing w:after="140" w:line="280"/>
-      </w:pPr>
-      <w:r>
-        <w:rPr>
-          <w:b/>
-          <w:bCs/>
-          <w:color w:val="23293D"/>
-          <w:sz w:val="21"/>
-          <w:szCs w:val="21"/>
-        </w:rPr>
-        <w:t xml:space="preserve">Empresarial → Configurações</w:t>
-      </w:r>
-      <w:r>
-        <w:rPr>
-          <w:color w:val="23293D"/>
-          <w:sz w:val="21"/>
-          <w:szCs w:val="21"/>
-        </w:rPr>
-        <w:t xml:space="preserve">. Seis abas:</w:t>
       </w:r>
     </w:p>
     <w:p>
@@ -16699,21 +17063,11 @@
       </w:pPr>
       <w:r>
         <w:rPr>
-          <w:b/>
-          <w:bCs/>
-          <w:color w:val="23293D"/>
-          <w:sz w:val="21"/>
-          <w:szCs w:val="21"/>
-        </w:rPr>
-        <w:t xml:space="preserve">Preços de adesão</w:t>
-      </w:r>
-      <w:r>
-        <w:rPr>
-          <w:color w:val="23293D"/>
-          <w:sz w:val="21"/>
-          <w:szCs w:val="21"/>
-        </w:rPr>
-        <w:t xml:space="preserve"> — os padrões da rede (titular, dependente).</w:t>
+          <w:color w:val="23293D"/>
+          <w:sz w:val="21"/>
+          <w:szCs w:val="21"/>
+        </w:rPr>
+        <w:t xml:space="preserve">Crie a opção e lance o procedimento.</w:t>
       </w:r>
     </w:p>
     <w:p>
@@ -16727,21 +17081,29 @@
       </w:pPr>
       <w:r>
         <w:rPr>
-          <w:b/>
-          <w:bCs/>
-          <w:color w:val="23293D"/>
-          <w:sz w:val="21"/>
-          <w:szCs w:val="21"/>
-        </w:rPr>
-        <w:t xml:space="preserve">Split de pagamento</w:t>
-      </w:r>
-      <w:r>
-        <w:rPr>
-          <w:color w:val="23293D"/>
-          <w:sz w:val="21"/>
-          <w:szCs w:val="21"/>
-        </w:rPr>
-        <w:t xml:space="preserve"> — a divisão Risarte/RisLife.</w:t>
+          <w:color w:val="23293D"/>
+          <w:sz w:val="21"/>
+          <w:szCs w:val="21"/>
+        </w:rPr>
+        <w:t xml:space="preserve">O banner </w:t>
+      </w:r>
+      <w:r>
+        <w:rPr>
+          <w:b/>
+          <w:bCs/>
+          <w:color w:val="23293D"/>
+          <w:sz w:val="21"/>
+          <w:szCs w:val="21"/>
+        </w:rPr>
+        <w:t xml:space="preserve">★ Risarte Empresarial</w:t>
+      </w:r>
+      <w:r>
+        <w:rPr>
+          <w:color w:val="23293D"/>
+          <w:sz w:val="21"/>
+          <w:szCs w:val="21"/>
+        </w:rPr>
+        <w:t xml:space="preserve"> aparece no alto.</w:t>
       </w:r>
     </w:p>
     <w:p>
@@ -16755,49 +17117,116 @@
       </w:pPr>
       <w:r>
         <w:rPr>
-          <w:b/>
-          <w:bCs/>
-          <w:color w:val="23293D"/>
-          <w:sz w:val="21"/>
-          <w:szCs w:val="21"/>
-        </w:rPr>
-        <w:t xml:space="preserve">Benefícios</w:t>
-      </w:r>
-      <w:r>
-        <w:rPr>
-          <w:color w:val="23293D"/>
-          <w:sz w:val="21"/>
-          <w:szCs w:val="21"/>
-        </w:rPr>
-        <w:t xml:space="preserve"> — os benefícios </w:t>
-      </w:r>
-      <w:r>
-        <w:rPr>
-          <w:b/>
-          <w:bCs/>
-          <w:color w:val="23293D"/>
-          <w:sz w:val="21"/>
-          <w:szCs w:val="21"/>
-        </w:rPr>
-        <w:t xml:space="preserve">padrão da rede</w:t>
-      </w:r>
-      <w:r>
-        <w:rPr>
-          <w:color w:val="23293D"/>
-          <w:sz w:val="21"/>
-          <w:szCs w:val="21"/>
-        </w:rPr>
-        <w:t xml:space="preserve">, que chegam nas propostas novas. Tem a coluna </w:t>
-      </w:r>
-      <w:r>
-        <w:rPr>
-          <w:b/>
-          <w:bCs/>
-          <w:color w:val="23293D"/>
-          <w:sz w:val="21"/>
-          <w:szCs w:val="21"/>
-        </w:rPr>
-        <w:t xml:space="preserve">Margem (rede)</w:t>
+          <w:color w:val="23293D"/>
+          <w:sz w:val="21"/>
+          <w:szCs w:val="21"/>
+        </w:rPr>
+        <w:t xml:space="preserve">Na opção, a linha </w:t>
+      </w:r>
+      <w:r>
+        <w:rPr>
+          <w:b/>
+          <w:bCs/>
+          <w:color w:val="23293D"/>
+          <w:sz w:val="21"/>
+          <w:szCs w:val="21"/>
+        </w:rPr>
+        <w:t xml:space="preserve">"Com Risarte Empresarial: R$ … · economia R$ …"</w:t>
+      </w:r>
+      <w:r>
+        <w:rPr>
+          <w:color w:val="23293D"/>
+          <w:sz w:val="21"/>
+          <w:szCs w:val="21"/>
+        </w:rPr>
+        <w:t xml:space="preserve"> mostra o valor cheio e o com programa.</w:t>
+      </w:r>
+    </w:p>
+    <w:p>
+      <w:pPr>
+        <w:spacing w:after="140" w:line="280"/>
+      </w:pPr>
+      <w:r>
+        <w:rPr>
+          <w:b/>
+          <w:bCs/>
+          <w:color w:val="23293D"/>
+          <w:sz w:val="21"/>
+          <w:szCs w:val="21"/>
+        </w:rPr>
+        <w:t xml:space="preserve">O motor decide</w:t>
+      </w:r>
+      <w:r>
+        <w:rPr>
+          <w:color w:val="23293D"/>
+          <w:sz w:val="21"/>
+          <w:szCs w:val="21"/>
+        </w:rPr>
+        <w:t xml:space="preserve"> olhando, para cada procedimento: se há benefício, se vale para aquela pessoa (titular ou dependente), se a </w:t>
+      </w:r>
+      <w:r>
+        <w:rPr>
+          <w:b/>
+          <w:bCs/>
+          <w:color w:val="23293D"/>
+          <w:sz w:val="21"/>
+          <w:szCs w:val="21"/>
+        </w:rPr>
+        <w:t xml:space="preserve">carência</w:t>
+      </w:r>
+      <w:r>
+        <w:rPr>
+          <w:color w:val="23293D"/>
+          <w:sz w:val="21"/>
+          <w:szCs w:val="21"/>
+        </w:rPr>
+        <w:t xml:space="preserve"> já passou, se a </w:t>
+      </w:r>
+      <w:r>
+        <w:rPr>
+          <w:b/>
+          <w:bCs/>
+          <w:color w:val="23293D"/>
+          <w:sz w:val="21"/>
+          <w:szCs w:val="21"/>
+        </w:rPr>
+        <w:t xml:space="preserve">frequência</w:t>
+      </w:r>
+      <w:r>
+        <w:rPr>
+          <w:color w:val="23293D"/>
+          <w:sz w:val="21"/>
+          <w:szCs w:val="21"/>
+        </w:rPr>
+        <w:t xml:space="preserve"> permite (quantas vezes a cada quantos meses), se a </w:t>
+      </w:r>
+      <w:r>
+        <w:rPr>
+          <w:b/>
+          <w:bCs/>
+          <w:color w:val="23293D"/>
+          <w:sz w:val="21"/>
+          <w:szCs w:val="21"/>
+        </w:rPr>
+        <w:t xml:space="preserve">unidade</w:t>
+      </w:r>
+      <w:r>
+        <w:rPr>
+          <w:color w:val="23293D"/>
+          <w:sz w:val="21"/>
+          <w:szCs w:val="21"/>
+        </w:rPr>
+        <w:t xml:space="preserve"> está na parceria e se a empresa está </w:t>
+      </w:r>
+      <w:r>
+        <w:rPr>
+          <w:b/>
+          <w:bCs/>
+          <w:color w:val="23293D"/>
+          <w:sz w:val="21"/>
+          <w:szCs w:val="21"/>
+        </w:rPr>
+        <w:t xml:space="preserve">ativa</w:t>
       </w:r>
       <w:r>
         <w:rPr>
@@ -16810,151 +17239,125 @@
     </w:p>
     <w:p>
       <w:pPr>
-        <w:pStyle w:val="ListParagraph"/>
-        <w:numPr>
-          <w:ilvl w:val="0"/>
-          <w:numId w:val="26"/>
-        </w:numPr>
-        <w:spacing w:after="80" w:line="270"/>
-      </w:pPr>
-      <w:r>
-        <w:rPr>
-          <w:b/>
-          <w:bCs/>
-          <w:color w:val="23293D"/>
-          <w:sz w:val="21"/>
-          <w:szCs w:val="21"/>
-        </w:rPr>
-        <w:t xml:space="preserve">Proposta comercial</w:t>
-      </w:r>
-      <w:r>
-        <w:rPr>
-          <w:color w:val="23293D"/>
-          <w:sz w:val="21"/>
-          <w:szCs w:val="21"/>
-        </w:rPr>
-        <w:t xml:space="preserve"> — validade padrão e os </w:t>
-      </w:r>
-      <w:r>
-        <w:rPr>
-          <w:b/>
-          <w:bCs/>
-          <w:color w:val="23293D"/>
-          <w:sz w:val="21"/>
-          <w:szCs w:val="21"/>
-        </w:rPr>
-        <w:t xml:space="preserve">blocos de texto</w:t>
-      </w:r>
-      <w:r>
-        <w:rPr>
-          <w:color w:val="23293D"/>
-          <w:sz w:val="21"/>
-          <w:szCs w:val="21"/>
-        </w:rPr>
-        <w:t xml:space="preserve"> que saem em toda proposta sem texto próprio.</w:t>
-      </w:r>
-    </w:p>
-    <w:p>
-      <w:pPr>
-        <w:pStyle w:val="ListParagraph"/>
-        <w:numPr>
-          <w:ilvl w:val="0"/>
-          <w:numId w:val="26"/>
-        </w:numPr>
-        <w:spacing w:after="80" w:line="270"/>
-      </w:pPr>
-      <w:r>
-        <w:rPr>
-          <w:b/>
-          <w:bCs/>
-          <w:color w:val="23293D"/>
-          <w:sz w:val="21"/>
-          <w:szCs w:val="21"/>
-        </w:rPr>
-        <w:t xml:space="preserve">Contrato</w:t>
-      </w:r>
-      <w:r>
-        <w:rPr>
-          <w:color w:val="23293D"/>
-          <w:sz w:val="21"/>
-          <w:szCs w:val="21"/>
-        </w:rPr>
-        <w:t xml:space="preserve"> — </w:t>
-      </w:r>
-      <w:r>
-        <w:rPr>
-          <w:b/>
-          <w:bCs/>
-          <w:color w:val="23293D"/>
-          <w:sz w:val="21"/>
-          <w:szCs w:val="21"/>
-        </w:rPr>
-        <w:t xml:space="preserve">A Risarte no contrato</w:t>
-      </w:r>
-      <w:r>
-        <w:rPr>
-          <w:color w:val="23293D"/>
-          <w:sz w:val="21"/>
-          <w:szCs w:val="21"/>
-        </w:rPr>
-        <w:t xml:space="preserve"> (razão social, CNPJ, endereço, cidade da assinatura e quem assina pela Risarte: nome, cargo, nacionalidade, RG e CPF) e o </w:t>
-      </w:r>
-      <w:r>
-        <w:rPr>
-          <w:b/>
-          <w:bCs/>
-          <w:color w:val="23293D"/>
-          <w:sz w:val="21"/>
-          <w:szCs w:val="21"/>
-        </w:rPr>
-        <w:t xml:space="preserve">modelo de contrato da rede</w:t>
-      </w:r>
-      <w:r>
-        <w:rPr>
-          <w:color w:val="23293D"/>
-          <w:sz w:val="21"/>
-          <w:szCs w:val="21"/>
-        </w:rPr>
-        <w:t xml:space="preserve">, cláusula por cláusula. Mudar o modelo muda o contrato de toda empresa que não tem texto próprio. Enquanto faltar o nome, o RG ou o CPF de quem assina pela Risarte, todo contrato sai com essa linha em branco e a tela avisa.</w:t>
-      </w:r>
-    </w:p>
-    <w:p>
-      <w:pPr>
-        <w:pStyle w:val="ListParagraph"/>
-        <w:numPr>
-          <w:ilvl w:val="0"/>
-          <w:numId w:val="26"/>
-        </w:numPr>
-        <w:spacing w:after="80" w:line="270"/>
-      </w:pPr>
-      <w:r>
-        <w:rPr>
-          <w:b/>
-          <w:bCs/>
-          <w:color w:val="23293D"/>
-          <w:sz w:val="21"/>
-          <w:szCs w:val="21"/>
-        </w:rPr>
-        <w:t xml:space="preserve">Grupos de benefícios</w:t>
-      </w:r>
-      <w:r>
-        <w:rPr>
-          <w:color w:val="23293D"/>
-          <w:sz w:val="21"/>
-          <w:szCs w:val="21"/>
-        </w:rPr>
-        <w:t xml:space="preserve"> — criar, editar e desligar grupos.</w:t>
-      </w:r>
-    </w:p>
-    <w:p>
-      <w:pPr>
-        <w:pStyle w:val="Heading2"/>
+        <w:spacing w:after="140" w:line="280"/>
+      </w:pPr>
+      <w:r>
+        <w:rPr>
+          <w:b/>
+          <w:bCs/>
+          <w:color w:val="23293D"/>
+          <w:sz w:val="21"/>
+          <w:szCs w:val="21"/>
+        </w:rPr>
+        <w:t xml:space="preserve">A frequência é contada pelo uso de verdade:</w:t>
+      </w:r>
+      <w:r>
+        <w:rPr>
+          <w:color w:val="23293D"/>
+          <w:sz w:val="21"/>
+          <w:szCs w:val="21"/>
+        </w:rPr>
+        <w:t xml:space="preserve"> depois de </w:t>
+      </w:r>
+      <w:r>
+        <w:rPr>
+          <w:b/>
+          <w:bCs/>
+          <w:color w:val="23293D"/>
+          <w:sz w:val="21"/>
+          <w:szCs w:val="21"/>
+        </w:rPr>
+        <w:t xml:space="preserve">concluir</w:t>
+      </w:r>
+      <w:r>
+        <w:rPr>
+          <w:color w:val="23293D"/>
+          <w:sz w:val="21"/>
+          <w:szCs w:val="21"/>
+        </w:rPr>
+        <w:t xml:space="preserve"> o atendimento daquele procedimento, ele passa a contar como usado. Ao orçar de novo antes do prazo, o painel do cliente mostra </w:t>
+      </w:r>
+      <w:r>
+        <w:rPr>
+          <w:b/>
+          <w:bCs/>
+          <w:color w:val="23293D"/>
+          <w:sz w:val="21"/>
+          <w:szCs w:val="21"/>
+        </w:rPr>
+        <w:t xml:space="preserve">"aguardando liberação"</w:t>
+      </w:r>
+      <w:r>
+        <w:rPr>
+          <w:color w:val="23293D"/>
+          <w:sz w:val="21"/>
+          <w:szCs w:val="21"/>
+        </w:rPr>
+        <w:t xml:space="preserve"> com a data.</w:t>
+      </w:r>
+    </w:p>
+    <w:p>
+      <w:pPr>
+        <w:spacing w:after="140" w:line="280"/>
+      </w:pPr>
+      <w:r>
+        <w:rPr>
+          <w:b/>
+          <w:bCs/>
+          <w:color w:val="23293D"/>
+          <w:sz w:val="21"/>
+          <w:szCs w:val="21"/>
+        </w:rPr>
+        <w:t xml:space="preserve">O painel do cliente</w:t>
+      </w:r>
+      <w:r>
+        <w:rPr>
+          <w:color w:val="23293D"/>
+          <w:sz w:val="21"/>
+          <w:szCs w:val="21"/>
+        </w:rPr>
+        <w:t xml:space="preserve"> (card </w:t>
+      </w:r>
+      <w:r>
+        <w:rPr>
+          <w:b/>
+          <w:bCs/>
+          <w:color w:val="23293D"/>
+          <w:sz w:val="21"/>
+          <w:szCs w:val="21"/>
+        </w:rPr>
+        <w:t xml:space="preserve">★ Programa Empresarial</w:t>
+      </w:r>
+      <w:r>
+        <w:rPr>
+          <w:color w:val="23293D"/>
+          <w:sz w:val="21"/>
+          <w:szCs w:val="21"/>
+        </w:rPr>
+        <w:t xml:space="preserve"> na ficha) mostra economia acumulada, benefícios usados, disponíveis agora e histórico.</w:t>
+      </w:r>
+    </w:p>
+    <w:p>
+      <w:pPr>
+        <w:spacing w:after="60" w:line="120"/>
+      </w:pPr>
+      <w:r>
+        <w:rPr>
+          <w:sz w:val="2"/>
+          <w:szCs w:val="2"/>
+        </w:rPr>
+        <w:t xml:space="preserve"/>
+      </w:r>
+    </w:p>
+    <w:p>
+      <w:pPr>
+        <w:pStyle w:val="Heading1"/>
       </w:pPr>
       <w:r>
         <w:rPr>
           <w:color w:val="1F3253"/>
         </w:rPr>
-        <w:t xml:space="preserve">A coluna Margem</w:t>
+        <w:t xml:space="preserve">14. Riso+ Social</w:t>
       </w:r>
     </w:p>
     <w:p>
@@ -16967,7 +17370,192 @@
           <w:sz w:val="21"/>
           <w:szCs w:val="21"/>
         </w:rPr>
-        <w:t xml:space="preserve">Mostra quanto sobra em cada procedimento depois do benefício, usando preço e repasse cadastrados.</w:t>
+        <w:t xml:space="preserve">Aba </w:t>
+      </w:r>
+      <w:r>
+        <w:rPr>
+          <w:b/>
+          <w:bCs/>
+          <w:color w:val="23293D"/>
+          <w:sz w:val="21"/>
+          <w:szCs w:val="21"/>
+        </w:rPr>
+        <w:t xml:space="preserve">Riso+ Social</w:t>
+      </w:r>
+      <w:r>
+        <w:rPr>
+          <w:color w:val="23293D"/>
+          <w:sz w:val="21"/>
+          <w:szCs w:val="21"/>
+        </w:rPr>
+        <w:t xml:space="preserve"> da empresa. Nos modelos </w:t>
+      </w:r>
+      <w:r>
+        <w:rPr>
+          <w:b/>
+          <w:bCs/>
+          <w:color w:val="23293D"/>
+          <w:sz w:val="21"/>
+          <w:szCs w:val="21"/>
+        </w:rPr>
+        <w:t xml:space="preserve">integral</w:t>
+      </w:r>
+      <w:r>
+        <w:rPr>
+          <w:color w:val="23293D"/>
+          <w:sz w:val="21"/>
+          <w:szCs w:val="21"/>
+        </w:rPr>
+        <w:t xml:space="preserve"> e </w:t>
+      </w:r>
+      <w:r>
+        <w:rPr>
+          <w:b/>
+          <w:bCs/>
+          <w:color w:val="23293D"/>
+          <w:sz w:val="21"/>
+          <w:szCs w:val="21"/>
+        </w:rPr>
+        <w:t xml:space="preserve">parcial</w:t>
+      </w:r>
+      <w:r>
+        <w:rPr>
+          <w:color w:val="23293D"/>
+          <w:sz w:val="21"/>
+          <w:szCs w:val="21"/>
+        </w:rPr>
+        <w:t xml:space="preserve">, escolha um gatilho e </w:t>
+      </w:r>
+      <w:r>
+        <w:rPr>
+          <w:b/>
+          <w:bCs/>
+          <w:color w:val="23293D"/>
+          <w:sz w:val="21"/>
+          <w:szCs w:val="21"/>
+        </w:rPr>
+        <w:t xml:space="preserve">Gerar ficha social</w:t>
+      </w:r>
+      <w:r>
+        <w:rPr>
+          <w:color w:val="23293D"/>
+          <w:sz w:val="21"/>
+          <w:szCs w:val="21"/>
+        </w:rPr>
+        <w:t xml:space="preserve">; depois </w:t>
+      </w:r>
+      <w:r>
+        <w:rPr>
+          <w:b/>
+          <w:bCs/>
+          <w:color w:val="23293D"/>
+          <w:sz w:val="21"/>
+          <w:szCs w:val="21"/>
+        </w:rPr>
+        <w:t xml:space="preserve">Atribuir</w:t>
+      </w:r>
+      <w:r>
+        <w:rPr>
+          <w:color w:val="23293D"/>
+          <w:sz w:val="21"/>
+          <w:szCs w:val="21"/>
+        </w:rPr>
+        <w:t xml:space="preserve"> um beneficiário e </w:t>
+      </w:r>
+      <w:r>
+        <w:rPr>
+          <w:b/>
+          <w:bCs/>
+          <w:color w:val="23293D"/>
+          <w:sz w:val="21"/>
+          <w:szCs w:val="21"/>
+        </w:rPr>
+        <w:t xml:space="preserve">Marcar utilizada</w:t>
+      </w:r>
+      <w:r>
+        <w:rPr>
+          <w:color w:val="23293D"/>
+          <w:sz w:val="21"/>
+          <w:szCs w:val="21"/>
+        </w:rPr>
+        <w:t xml:space="preserve">.</w:t>
+      </w:r>
+    </w:p>
+    <w:p>
+      <w:pPr>
+        <w:spacing w:after="140" w:line="280"/>
+      </w:pPr>
+      <w:r>
+        <w:rPr>
+          <w:color w:val="23293D"/>
+          <w:sz w:val="21"/>
+          <w:szCs w:val="21"/>
+        </w:rPr>
+        <w:t xml:space="preserve">No modelo </w:t>
+      </w:r>
+      <w:r>
+        <w:rPr>
+          <w:b/>
+          <w:bCs/>
+          <w:color w:val="23293D"/>
+          <w:sz w:val="21"/>
+          <w:szCs w:val="21"/>
+        </w:rPr>
+        <w:t xml:space="preserve">Titular paga</w:t>
+      </w:r>
+      <w:r>
+        <w:rPr>
+          <w:color w:val="23293D"/>
+          <w:sz w:val="21"/>
+          <w:szCs w:val="21"/>
+        </w:rPr>
+        <w:t xml:space="preserve">, o botão explica que a empresa não participa — e isso é regra, não defeito: não há parcela da empresa de onde tirar a ficha.</w:t>
+      </w:r>
+    </w:p>
+    <w:p>
+      <w:pPr>
+        <w:spacing w:after="60" w:line="120"/>
+      </w:pPr>
+      <w:r>
+        <w:rPr>
+          <w:sz w:val="2"/>
+          <w:szCs w:val="2"/>
+        </w:rPr>
+        <w:t xml:space="preserve"/>
+      </w:r>
+    </w:p>
+    <w:p>
+      <w:pPr>
+        <w:pStyle w:val="Heading1"/>
+      </w:pPr>
+      <w:r>
+        <w:rPr>
+          <w:color w:val="1F3253"/>
+        </w:rPr>
+        <w:t xml:space="preserve">15. Configurações da rede</w:t>
+      </w:r>
+    </w:p>
+    <w:p>
+      <w:pPr>
+        <w:spacing w:after="140" w:line="280"/>
+      </w:pPr>
+      <w:r>
+        <w:rPr>
+          <w:b/>
+          <w:bCs/>
+          <w:color w:val="23293D"/>
+          <w:sz w:val="21"/>
+          <w:szCs w:val="21"/>
+        </w:rPr>
+        <w:t xml:space="preserve">Empresarial → Configurações</w:t>
+      </w:r>
+      <w:r>
+        <w:rPr>
+          <w:color w:val="23293D"/>
+          <w:sz w:val="21"/>
+          <w:szCs w:val="21"/>
+        </w:rPr>
+        <w:t xml:space="preserve">. Seis abas:</w:t>
       </w:r>
     </w:p>
     <w:p>
@@ -16981,29 +17569,21 @@
       </w:pPr>
       <w:r>
         <w:rPr>
-          <w:color w:val="23293D"/>
-          <w:sz w:val="21"/>
-          <w:szCs w:val="21"/>
-        </w:rPr>
-        <w:t xml:space="preserve">Com desconto, mostra a margem que sobra </w:t>
-      </w:r>
-      <w:r>
-        <w:rPr>
-          <w:b/>
-          <w:bCs/>
-          <w:color w:val="23293D"/>
-          <w:sz w:val="21"/>
-          <w:szCs w:val="21"/>
-        </w:rPr>
-        <w:t xml:space="preserve">e</w:t>
-      </w:r>
-      <w:r>
-        <w:rPr>
-          <w:color w:val="23293D"/>
-          <w:sz w:val="21"/>
-          <w:szCs w:val="21"/>
-        </w:rPr>
-        <w:t xml:space="preserve"> quanto o benefício custou.</w:t>
+          <w:b/>
+          <w:bCs/>
+          <w:color w:val="23293D"/>
+          <w:sz w:val="21"/>
+          <w:szCs w:val="21"/>
+        </w:rPr>
+        <w:t xml:space="preserve">Preços de adesão</w:t>
+      </w:r>
+      <w:r>
+        <w:rPr>
+          <w:color w:val="23293D"/>
+          <w:sz w:val="21"/>
+          <w:szCs w:val="21"/>
+        </w:rPr>
+        <w:t xml:space="preserve"> — os padrões da rede (titular, dependente).</w:t>
       </w:r>
     </w:p>
     <w:p>
@@ -17017,47 +17597,21 @@
       </w:pPr>
       <w:r>
         <w:rPr>
-          <w:color w:val="23293D"/>
-          <w:sz w:val="21"/>
-          <w:szCs w:val="21"/>
-        </w:rPr>
-        <w:t xml:space="preserve">Em </w:t>
-      </w:r>
-      <w:r>
-        <w:rPr>
-          <w:b/>
-          <w:bCs/>
-          <w:color w:val="23293D"/>
-          <w:sz w:val="21"/>
-          <w:szCs w:val="21"/>
-        </w:rPr>
-        <w:t xml:space="preserve">Sem custo</w:t>
-      </w:r>
-      <w:r>
-        <w:rPr>
-          <w:color w:val="23293D"/>
-          <w:sz w:val="21"/>
-          <w:szCs w:val="21"/>
-        </w:rPr>
-        <w:t xml:space="preserve">, a margem fica </w:t>
-      </w:r>
-      <w:r>
-        <w:rPr>
-          <w:b/>
-          <w:bCs/>
-          <w:color w:val="23293D"/>
-          <w:sz w:val="21"/>
-          <w:szCs w:val="21"/>
-        </w:rPr>
-        <w:t xml:space="preserve">negativa</w:t>
-      </w:r>
-      <w:r>
-        <w:rPr>
-          <w:color w:val="23293D"/>
-          <w:sz w:val="21"/>
-          <w:szCs w:val="21"/>
-        </w:rPr>
-        <w:t xml:space="preserve"> e a tela diz que o procedimento fica no prejuízo — porque o repasse e o material continuam sendo pagos.</w:t>
+          <w:b/>
+          <w:bCs/>
+          <w:color w:val="23293D"/>
+          <w:sz w:val="21"/>
+          <w:szCs w:val="21"/>
+        </w:rPr>
+        <w:t xml:space="preserve">Split de pagamento</w:t>
+      </w:r>
+      <w:r>
+        <w:rPr>
+          <w:color w:val="23293D"/>
+          <w:sz w:val="21"/>
+          <w:szCs w:val="21"/>
+        </w:rPr>
+        <w:t xml:space="preserve"> — a divisão Risarte/RisLife.</w:t>
       </w:r>
     </w:p>
     <w:p>
@@ -17066,6 +17620,322 @@
         <w:numPr>
           <w:ilvl w:val="0"/>
           <w:numId w:val="27"/>
+        </w:numPr>
+        <w:spacing w:after="80" w:line="270"/>
+      </w:pPr>
+      <w:r>
+        <w:rPr>
+          <w:b/>
+          <w:bCs/>
+          <w:color w:val="23293D"/>
+          <w:sz w:val="21"/>
+          <w:szCs w:val="21"/>
+        </w:rPr>
+        <w:t xml:space="preserve">Benefícios</w:t>
+      </w:r>
+      <w:r>
+        <w:rPr>
+          <w:color w:val="23293D"/>
+          <w:sz w:val="21"/>
+          <w:szCs w:val="21"/>
+        </w:rPr>
+        <w:t xml:space="preserve"> — os benefícios </w:t>
+      </w:r>
+      <w:r>
+        <w:rPr>
+          <w:b/>
+          <w:bCs/>
+          <w:color w:val="23293D"/>
+          <w:sz w:val="21"/>
+          <w:szCs w:val="21"/>
+        </w:rPr>
+        <w:t xml:space="preserve">padrão da rede</w:t>
+      </w:r>
+      <w:r>
+        <w:rPr>
+          <w:color w:val="23293D"/>
+          <w:sz w:val="21"/>
+          <w:szCs w:val="21"/>
+        </w:rPr>
+        <w:t xml:space="preserve">, que chegam nas propostas novas. Tem a coluna </w:t>
+      </w:r>
+      <w:r>
+        <w:rPr>
+          <w:b/>
+          <w:bCs/>
+          <w:color w:val="23293D"/>
+          <w:sz w:val="21"/>
+          <w:szCs w:val="21"/>
+        </w:rPr>
+        <w:t xml:space="preserve">Margem (rede)</w:t>
+      </w:r>
+      <w:r>
+        <w:rPr>
+          <w:color w:val="23293D"/>
+          <w:sz w:val="21"/>
+          <w:szCs w:val="21"/>
+        </w:rPr>
+        <w:t xml:space="preserve">.</w:t>
+      </w:r>
+    </w:p>
+    <w:p>
+      <w:pPr>
+        <w:pStyle w:val="ListParagraph"/>
+        <w:numPr>
+          <w:ilvl w:val="0"/>
+          <w:numId w:val="27"/>
+        </w:numPr>
+        <w:spacing w:after="80" w:line="270"/>
+      </w:pPr>
+      <w:r>
+        <w:rPr>
+          <w:b/>
+          <w:bCs/>
+          <w:color w:val="23293D"/>
+          <w:sz w:val="21"/>
+          <w:szCs w:val="21"/>
+        </w:rPr>
+        <w:t xml:space="preserve">Proposta comercial</w:t>
+      </w:r>
+      <w:r>
+        <w:rPr>
+          <w:color w:val="23293D"/>
+          <w:sz w:val="21"/>
+          <w:szCs w:val="21"/>
+        </w:rPr>
+        <w:t xml:space="preserve"> — validade padrão e os </w:t>
+      </w:r>
+      <w:r>
+        <w:rPr>
+          <w:b/>
+          <w:bCs/>
+          <w:color w:val="23293D"/>
+          <w:sz w:val="21"/>
+          <w:szCs w:val="21"/>
+        </w:rPr>
+        <w:t xml:space="preserve">blocos de texto</w:t>
+      </w:r>
+      <w:r>
+        <w:rPr>
+          <w:color w:val="23293D"/>
+          <w:sz w:val="21"/>
+          <w:szCs w:val="21"/>
+        </w:rPr>
+        <w:t xml:space="preserve"> que saem em toda proposta sem texto próprio.</w:t>
+      </w:r>
+    </w:p>
+    <w:p>
+      <w:pPr>
+        <w:pStyle w:val="ListParagraph"/>
+        <w:numPr>
+          <w:ilvl w:val="0"/>
+          <w:numId w:val="27"/>
+        </w:numPr>
+        <w:spacing w:after="80" w:line="270"/>
+      </w:pPr>
+      <w:r>
+        <w:rPr>
+          <w:b/>
+          <w:bCs/>
+          <w:color w:val="23293D"/>
+          <w:sz w:val="21"/>
+          <w:szCs w:val="21"/>
+        </w:rPr>
+        <w:t xml:space="preserve">Contrato</w:t>
+      </w:r>
+      <w:r>
+        <w:rPr>
+          <w:color w:val="23293D"/>
+          <w:sz w:val="21"/>
+          <w:szCs w:val="21"/>
+        </w:rPr>
+        <w:t xml:space="preserve"> — </w:t>
+      </w:r>
+      <w:r>
+        <w:rPr>
+          <w:b/>
+          <w:bCs/>
+          <w:color w:val="23293D"/>
+          <w:sz w:val="21"/>
+          <w:szCs w:val="21"/>
+        </w:rPr>
+        <w:t xml:space="preserve">A Risarte no contrato</w:t>
+      </w:r>
+      <w:r>
+        <w:rPr>
+          <w:color w:val="23293D"/>
+          <w:sz w:val="21"/>
+          <w:szCs w:val="21"/>
+        </w:rPr>
+        <w:t xml:space="preserve"> (razão social, CNPJ, endereço, cidade da assinatura e quem assina pela Risarte: nome, cargo, nacionalidade, RG e CPF) e o </w:t>
+      </w:r>
+      <w:r>
+        <w:rPr>
+          <w:b/>
+          <w:bCs/>
+          <w:color w:val="23293D"/>
+          <w:sz w:val="21"/>
+          <w:szCs w:val="21"/>
+        </w:rPr>
+        <w:t xml:space="preserve">modelo de contrato da rede</w:t>
+      </w:r>
+      <w:r>
+        <w:rPr>
+          <w:color w:val="23293D"/>
+          <w:sz w:val="21"/>
+          <w:szCs w:val="21"/>
+        </w:rPr>
+        <w:t xml:space="preserve">, cláusula por cláusula. Mudar o modelo muda o contrato de toda empresa que não tem texto próprio. Enquanto faltar o nome, o RG ou o CPF de quem assina pela Risarte, todo contrato sai com essa linha em branco e a tela avisa.</w:t>
+      </w:r>
+    </w:p>
+    <w:p>
+      <w:pPr>
+        <w:pStyle w:val="ListParagraph"/>
+        <w:numPr>
+          <w:ilvl w:val="0"/>
+          <w:numId w:val="27"/>
+        </w:numPr>
+        <w:spacing w:after="80" w:line="270"/>
+      </w:pPr>
+      <w:r>
+        <w:rPr>
+          <w:b/>
+          <w:bCs/>
+          <w:color w:val="23293D"/>
+          <w:sz w:val="21"/>
+          <w:szCs w:val="21"/>
+        </w:rPr>
+        <w:t xml:space="preserve">Grupos de benefícios</w:t>
+      </w:r>
+      <w:r>
+        <w:rPr>
+          <w:color w:val="23293D"/>
+          <w:sz w:val="21"/>
+          <w:szCs w:val="21"/>
+        </w:rPr>
+        <w:t xml:space="preserve"> — criar, editar e desligar grupos.</w:t>
+      </w:r>
+    </w:p>
+    <w:p>
+      <w:pPr>
+        <w:pStyle w:val="Heading2"/>
+      </w:pPr>
+      <w:r>
+        <w:rPr>
+          <w:color w:val="1F3253"/>
+        </w:rPr>
+        <w:t xml:space="preserve">A coluna Margem</w:t>
+      </w:r>
+    </w:p>
+    <w:p>
+      <w:pPr>
+        <w:spacing w:after="140" w:line="280"/>
+      </w:pPr>
+      <w:r>
+        <w:rPr>
+          <w:color w:val="23293D"/>
+          <w:sz w:val="21"/>
+          <w:szCs w:val="21"/>
+        </w:rPr>
+        <w:t xml:space="preserve">Mostra quanto sobra em cada procedimento depois do benefício, usando preço e repasse cadastrados.</w:t>
+      </w:r>
+    </w:p>
+    <w:p>
+      <w:pPr>
+        <w:pStyle w:val="ListParagraph"/>
+        <w:numPr>
+          <w:ilvl w:val="0"/>
+          <w:numId w:val="28"/>
+        </w:numPr>
+        <w:spacing w:after="80" w:line="270"/>
+      </w:pPr>
+      <w:r>
+        <w:rPr>
+          <w:color w:val="23293D"/>
+          <w:sz w:val="21"/>
+          <w:szCs w:val="21"/>
+        </w:rPr>
+        <w:t xml:space="preserve">Com desconto, mostra a margem que sobra </w:t>
+      </w:r>
+      <w:r>
+        <w:rPr>
+          <w:b/>
+          <w:bCs/>
+          <w:color w:val="23293D"/>
+          <w:sz w:val="21"/>
+          <w:szCs w:val="21"/>
+        </w:rPr>
+        <w:t xml:space="preserve">e</w:t>
+      </w:r>
+      <w:r>
+        <w:rPr>
+          <w:color w:val="23293D"/>
+          <w:sz w:val="21"/>
+          <w:szCs w:val="21"/>
+        </w:rPr>
+        <w:t xml:space="preserve"> quanto o benefício custou.</w:t>
+      </w:r>
+    </w:p>
+    <w:p>
+      <w:pPr>
+        <w:pStyle w:val="ListParagraph"/>
+        <w:numPr>
+          <w:ilvl w:val="0"/>
+          <w:numId w:val="28"/>
+        </w:numPr>
+        <w:spacing w:after="80" w:line="270"/>
+      </w:pPr>
+      <w:r>
+        <w:rPr>
+          <w:color w:val="23293D"/>
+          <w:sz w:val="21"/>
+          <w:szCs w:val="21"/>
+        </w:rPr>
+        <w:t xml:space="preserve">Em </w:t>
+      </w:r>
+      <w:r>
+        <w:rPr>
+          <w:b/>
+          <w:bCs/>
+          <w:color w:val="23293D"/>
+          <w:sz w:val="21"/>
+          <w:szCs w:val="21"/>
+        </w:rPr>
+        <w:t xml:space="preserve">Sem custo</w:t>
+      </w:r>
+      <w:r>
+        <w:rPr>
+          <w:color w:val="23293D"/>
+          <w:sz w:val="21"/>
+          <w:szCs w:val="21"/>
+        </w:rPr>
+        <w:t xml:space="preserve">, a margem fica </w:t>
+      </w:r>
+      <w:r>
+        <w:rPr>
+          <w:b/>
+          <w:bCs/>
+          <w:color w:val="23293D"/>
+          <w:sz w:val="21"/>
+          <w:szCs w:val="21"/>
+        </w:rPr>
+        <w:t xml:space="preserve">negativa</w:t>
+      </w:r>
+      <w:r>
+        <w:rPr>
+          <w:color w:val="23293D"/>
+          <w:sz w:val="21"/>
+          <w:szCs w:val="21"/>
+        </w:rPr>
+        <w:t xml:space="preserve"> e a tela diz que o procedimento fica no prejuízo — porque o repasse e o material continuam sendo pagos.</w:t>
+      </w:r>
+    </w:p>
+    <w:p>
+      <w:pPr>
+        <w:pStyle w:val="ListParagraph"/>
+        <w:numPr>
+          <w:ilvl w:val="0"/>
+          <w:numId w:val="28"/>
         </w:numPr>
         <w:spacing w:after="80" w:line="270"/>
       </w:pPr>
@@ -17342,6 +18212,71 @@
           <w:szCs w:val="21"/>
         </w:rPr>
         <w:t xml:space="preserve"> — os indicadores e alertas da parte comercial.</w:t>
+      </w:r>
+    </w:p>
+    <w:tbl>
+      <w:tblPr>
+        <w:tblW w:type="dxa" w:w="9638"/>
+        <w:tblBorders>
+          <w:top w:val="single" w:color="F5F3EC" w:sz="2"/>
+          <w:left w:val="single" w:color="B98B2E" w:sz="18"/>
+          <w:bottom w:val="single" w:color="F5F3EC" w:sz="2"/>
+          <w:right w:val="single" w:color="F5F3EC" w:sz="2"/>
+          <w:insideH w:val="none" w:color="auto" w:sz="0"/>
+          <w:insideV w:val="none" w:color="auto" w:sz="0"/>
+        </w:tblBorders>
+      </w:tblPr>
+      <w:tblGrid>
+        <w:gridCol w:w="9638"/>
+      </w:tblGrid>
+      <w:tr>
+        <w:tc>
+          <w:tcPr>
+            <w:tcW w:type="dxa" w:w="9638"/>
+            <w:shd w:fill="F5F3EC" w:color="auto" w:val="clear"/>
+            <w:tcMar>
+              <w:top w:type="dxa" w:w="160"/>
+              <w:left w:type="dxa" w:w="220"/>
+              <w:bottom w:type="dxa" w:w="160"/>
+              <w:right w:type="dxa" w:w="200"/>
+            </w:tcMar>
+          </w:tcPr>
+          <w:p>
+            <w:pPr>
+              <w:spacing w:after="140" w:line="280"/>
+            </w:pPr>
+            <w:r>
+              <w:rPr>
+                <w:b/>
+                <w:bCs/>
+                <w:color w:val="23293D"/>
+                <w:sz w:val="21"/>
+                <w:szCs w:val="21"/>
+              </w:rPr>
+              <w:t xml:space="preserve">As perdas são contadas pelo histórico.</w:t>
+            </w:r>
+            <w:r>
+              <w:rPr>
+                <w:color w:val="23293D"/>
+                <w:sz w:val="21"/>
+                <w:szCs w:val="21"/>
+              </w:rPr>
+              <w:t xml:space="preserve"> Empresa perdida e depois reaberta continua valendo uma perda para o consultor e para o canal — e, se depois for ganha, vale também um ganho. A taxa de ganho é ganhos ÷ (ganhos + perdas).</w:t>
+            </w:r>
+          </w:p>
+        </w:tc>
+      </w:tr>
+    </w:tbl>
+    <w:p>
+      <w:pPr>
+        <w:spacing w:after="140" w:line="120"/>
+      </w:pPr>
+      <w:r>
+        <w:rPr>
+          <w:sz w:val="2"/>
+          <w:szCs w:val="2"/>
+        </w:rPr>
+        <w:t xml:space="preserve"/>
       </w:r>
     </w:p>
     <w:p>
@@ -18576,7 +19511,7 @@
         <w:pStyle w:val="ListParagraph"/>
         <w:numPr>
           <w:ilvl w:val="0"/>
-          <w:numId w:val="28"/>
+          <w:numId w:val="29"/>
         </w:numPr>
         <w:spacing w:after="80" w:line="270"/>
       </w:pPr>
@@ -18651,195 +19586,6 @@
           <w:szCs w:val="21"/>
         </w:rPr>
         <w:t xml:space="preserve">), depois de a cobrança ser conferida e, se preciso, editada — gerar a cobrança não vai emitir o boleto sozinho.</w:t>
-      </w:r>
-    </w:p>
-    <w:p>
-      <w:pPr>
-        <w:pStyle w:val="ListParagraph"/>
-        <w:numPr>
-          <w:ilvl w:val="0"/>
-          <w:numId w:val="28"/>
-        </w:numPr>
-        <w:spacing w:after="80" w:line="270"/>
-      </w:pPr>
-      <w:r>
-        <w:rPr>
-          <w:b/>
-          <w:bCs/>
-          <w:color w:val="23293D"/>
-          <w:sz w:val="21"/>
-          <w:szCs w:val="21"/>
-        </w:rPr>
-        <w:t xml:space="preserve">Assinatura pela ZapSign</w:t>
-      </w:r>
-      <w:r>
-        <w:rPr>
-          <w:color w:val="23293D"/>
-          <w:sz w:val="21"/>
-          <w:szCs w:val="21"/>
-        </w:rPr>
-        <w:t xml:space="preserve"> funciona por </w:t>
-      </w:r>
-      <w:r>
-        <w:rPr>
-          <w:b/>
-          <w:bCs/>
-          <w:color w:val="23293D"/>
-          <w:sz w:val="21"/>
-          <w:szCs w:val="21"/>
-        </w:rPr>
-        <w:t xml:space="preserve">Enviar</w:t>
-      </w:r>
-      <w:r>
-        <w:rPr>
-          <w:color w:val="23293D"/>
-          <w:sz w:val="21"/>
-          <w:szCs w:val="21"/>
-        </w:rPr>
-        <w:t xml:space="preserve"> → </w:t>
-      </w:r>
-      <w:r>
-        <w:rPr>
-          <w:b/>
-          <w:bCs/>
-          <w:color w:val="23293D"/>
-          <w:sz w:val="21"/>
-          <w:szCs w:val="21"/>
-        </w:rPr>
-        <w:t xml:space="preserve">Marcar assinado</w:t>
-      </w:r>
-      <w:r>
-        <w:rPr>
-          <w:color w:val="23293D"/>
-          <w:sz w:val="21"/>
-          <w:szCs w:val="21"/>
-        </w:rPr>
-        <w:t xml:space="preserve"> (simulação) enquanto as chaves não estiverem cadastradas.</w:t>
-      </w:r>
-    </w:p>
-    <w:p>
-      <w:pPr>
-        <w:pStyle w:val="ListParagraph"/>
-        <w:numPr>
-          <w:ilvl w:val="0"/>
-          <w:numId w:val="28"/>
-        </w:numPr>
-        <w:spacing w:after="80" w:line="270"/>
-      </w:pPr>
-      <w:r>
-        <w:rPr>
-          <w:b/>
-          <w:bCs/>
-          <w:color w:val="23293D"/>
-          <w:sz w:val="21"/>
-          <w:szCs w:val="21"/>
-        </w:rPr>
-        <w:t xml:space="preserve">Proposta no Gamma</w:t>
-      </w:r>
-      <w:r>
-        <w:rPr>
-          <w:color w:val="23293D"/>
-          <w:sz w:val="21"/>
-          <w:szCs w:val="21"/>
-        </w:rPr>
-        <w:t xml:space="preserve"> depende de chave configurada; sem ela, o cartão explica que está desativado.</w:t>
-      </w:r>
-    </w:p>
-    <w:p>
-      <w:pPr>
-        <w:pStyle w:val="ListParagraph"/>
-        <w:numPr>
-          <w:ilvl w:val="0"/>
-          <w:numId w:val="28"/>
-        </w:numPr>
-        <w:spacing w:after="80" w:line="270"/>
-      </w:pPr>
-      <w:r>
-        <w:rPr>
-          <w:b/>
-          <w:bCs/>
-          <w:color w:val="23293D"/>
-          <w:sz w:val="21"/>
-          <w:szCs w:val="21"/>
-        </w:rPr>
-        <w:t xml:space="preserve">A implantação não tem trava no banco</w:t>
-      </w:r>
-      <w:r>
-        <w:rPr>
-          <w:color w:val="23293D"/>
-          <w:sz w:val="21"/>
-          <w:szCs w:val="21"/>
-        </w:rPr>
-        <w:t xml:space="preserve"> (a mensalidade tem, desde a 0.71.0). Duas pessoas clicando em </w:t>
-      </w:r>
-      <w:r>
-        <w:rPr>
-          <w:b/>
-          <w:bCs/>
-          <w:color w:val="23293D"/>
-          <w:sz w:val="21"/>
-          <w:szCs w:val="21"/>
-        </w:rPr>
-        <w:t xml:space="preserve">Gerar implantação</w:t>
-      </w:r>
-      <w:r>
-        <w:rPr>
-          <w:color w:val="23293D"/>
-          <w:sz w:val="21"/>
-          <w:szCs w:val="21"/>
-        </w:rPr>
-        <w:t xml:space="preserve"> no MESMO instante ainda podem gerar duas; um clique depois do outro, não — o segundo é recusado. Se acontecer, cancele uma delas.</w:t>
-      </w:r>
-    </w:p>
-    <w:p>
-      <w:pPr>
-        <w:pStyle w:val="ListParagraph"/>
-        <w:numPr>
-          <w:ilvl w:val="0"/>
-          <w:numId w:val="28"/>
-        </w:numPr>
-        <w:spacing w:after="80" w:line="270"/>
-      </w:pPr>
-      <w:r>
-        <w:rPr>
-          <w:b/>
-          <w:bCs/>
-          <w:color w:val="23293D"/>
-          <w:sz w:val="21"/>
-          <w:szCs w:val="21"/>
-        </w:rPr>
-        <w:t xml:space="preserve">Controle por lote e baixa FIFO</w:t>
-      </w:r>
-      <w:r>
-        <w:rPr>
-          <w:color w:val="23293D"/>
-          <w:sz w:val="21"/>
-          <w:szCs w:val="21"/>
-        </w:rPr>
-        <w:t xml:space="preserve"> não fazem parte deste módulo.</w:t>
-      </w:r>
-    </w:p>
-    <w:p>
-      <w:pPr>
-        <w:spacing w:after="60" w:line="120"/>
-      </w:pPr>
-      <w:r>
-        <w:rPr>
-          <w:sz w:val="2"/>
-          <w:szCs w:val="2"/>
-        </w:rPr>
-        <w:t xml:space="preserve"/>
-      </w:r>
-    </w:p>
-    <w:p>
-      <w:pPr>
-        <w:pStyle w:val="Heading1"/>
-      </w:pPr>
-      <w:r>
-        <w:rPr>
-          <w:color w:val="1F3253"/>
-        </w:rPr>
-        <w:t xml:space="preserve">19. Glossário</w:t>
       </w:r>
     </w:p>
     <w:p>
@@ -18859,15 +19605,51 @@
           <w:sz w:val="21"/>
           <w:szCs w:val="21"/>
         </w:rPr>
-        <w:t xml:space="preserve">Titular</w:t>
-      </w:r>
-      <w:r>
-        <w:rPr>
-          <w:color w:val="23293D"/>
-          <w:sz w:val="21"/>
-          <w:szCs w:val="21"/>
-        </w:rPr>
-        <w:t xml:space="preserve"> — a pessoa da empresa que entra no programa.</w:t>
+        <w:t xml:space="preserve">Assinatura pela ZapSign</w:t>
+      </w:r>
+      <w:r>
+        <w:rPr>
+          <w:color w:val="23293D"/>
+          <w:sz w:val="21"/>
+          <w:szCs w:val="21"/>
+        </w:rPr>
+        <w:t xml:space="preserve"> funciona por </w:t>
+      </w:r>
+      <w:r>
+        <w:rPr>
+          <w:b/>
+          <w:bCs/>
+          <w:color w:val="23293D"/>
+          <w:sz w:val="21"/>
+          <w:szCs w:val="21"/>
+        </w:rPr>
+        <w:t xml:space="preserve">Enviar</w:t>
+      </w:r>
+      <w:r>
+        <w:rPr>
+          <w:color w:val="23293D"/>
+          <w:sz w:val="21"/>
+          <w:szCs w:val="21"/>
+        </w:rPr>
+        <w:t xml:space="preserve"> → </w:t>
+      </w:r>
+      <w:r>
+        <w:rPr>
+          <w:b/>
+          <w:bCs/>
+          <w:color w:val="23293D"/>
+          <w:sz w:val="21"/>
+          <w:szCs w:val="21"/>
+        </w:rPr>
+        <w:t xml:space="preserve">Marcar assinado</w:t>
+      </w:r>
+      <w:r>
+        <w:rPr>
+          <w:color w:val="23293D"/>
+          <w:sz w:val="21"/>
+          <w:szCs w:val="21"/>
+        </w:rPr>
+        <w:t xml:space="preserve"> (simulação) enquanto as chaves não estiverem cadastradas.</w:t>
       </w:r>
     </w:p>
     <w:p>
@@ -18887,15 +19669,15 @@
           <w:sz w:val="21"/>
           <w:szCs w:val="21"/>
         </w:rPr>
-        <w:t xml:space="preserve">Dependente</w:t>
-      </w:r>
-      <w:r>
-        <w:rPr>
-          <w:color w:val="23293D"/>
-          <w:sz w:val="21"/>
-          <w:szCs w:val="21"/>
-        </w:rPr>
-        <w:t xml:space="preserve"> — quem entra pendurado num titular.</w:t>
+        <w:t xml:space="preserve">Proposta no Gamma</w:t>
+      </w:r>
+      <w:r>
+        <w:rPr>
+          <w:color w:val="23293D"/>
+          <w:sz w:val="21"/>
+          <w:szCs w:val="21"/>
+        </w:rPr>
+        <w:t xml:space="preserve"> depende de chave configurada; sem ela, o cartão explica que está desativado.</w:t>
       </w:r>
     </w:p>
     <w:p>
@@ -18915,15 +19697,33 @@
           <w:sz w:val="21"/>
           <w:szCs w:val="21"/>
         </w:rPr>
-        <w:t xml:space="preserve">Lead</w:t>
-      </w:r>
-      <w:r>
-        <w:rPr>
-          <w:color w:val="23293D"/>
-          <w:sz w:val="21"/>
-          <w:szCs w:val="21"/>
-        </w:rPr>
-        <w:t xml:space="preserve"> — a empresa enquanto está no funil, antes de fechar.</w:t>
+        <w:t xml:space="preserve">A implantação não tem trava no banco</w:t>
+      </w:r>
+      <w:r>
+        <w:rPr>
+          <w:color w:val="23293D"/>
+          <w:sz w:val="21"/>
+          <w:szCs w:val="21"/>
+        </w:rPr>
+        <w:t xml:space="preserve"> (a mensalidade tem, desde a 0.71.0). Duas pessoas clicando em </w:t>
+      </w:r>
+      <w:r>
+        <w:rPr>
+          <w:b/>
+          <w:bCs/>
+          <w:color w:val="23293D"/>
+          <w:sz w:val="21"/>
+          <w:szCs w:val="21"/>
+        </w:rPr>
+        <w:t xml:space="preserve">Gerar implantação</w:t>
+      </w:r>
+      <w:r>
+        <w:rPr>
+          <w:color w:val="23293D"/>
+          <w:sz w:val="21"/>
+          <w:szCs w:val="21"/>
+        </w:rPr>
+        <w:t xml:space="preserve"> no MESMO instante ainda podem gerar duas; um clique depois do outro, não — o segundo é recusado. Se acontecer, cancele uma delas.</w:t>
       </w:r>
     </w:p>
     <w:p>
@@ -18943,317 +19743,15 @@
           <w:sz w:val="21"/>
           <w:szCs w:val="21"/>
         </w:rPr>
-        <w:t xml:space="preserve">Levantamento</w:t>
-      </w:r>
-      <w:r>
-        <w:rPr>
-          <w:color w:val="23293D"/>
-          <w:sz w:val="21"/>
-          <w:szCs w:val="21"/>
-        </w:rPr>
-        <w:t xml:space="preserve"> — o que a empresa tem hoje (convênio, quanto paga, quantas pessoas).</w:t>
-      </w:r>
-    </w:p>
-    <w:p>
-      <w:pPr>
-        <w:pStyle w:val="ListParagraph"/>
-        <w:numPr>
-          <w:ilvl w:val="0"/>
-          <w:numId w:val="29"/>
-        </w:numPr>
-        <w:spacing w:after="80" w:line="270"/>
-      </w:pPr>
-      <w:r>
-        <w:rPr>
-          <w:b/>
-          <w:bCs/>
-          <w:color w:val="23293D"/>
-          <w:sz w:val="21"/>
-          <w:szCs w:val="21"/>
-        </w:rPr>
-        <w:t xml:space="preserve">Proposta</w:t>
-      </w:r>
-      <w:r>
-        <w:rPr>
-          <w:color w:val="23293D"/>
-          <w:sz w:val="21"/>
-          <w:szCs w:val="21"/>
-        </w:rPr>
-        <w:t xml:space="preserve"> — o que a Risarte oferece: preços, benefícios, prazos, unidades.</w:t>
-      </w:r>
-    </w:p>
-    <w:p>
-      <w:pPr>
-        <w:pStyle w:val="ListParagraph"/>
-        <w:numPr>
-          <w:ilvl w:val="0"/>
-          <w:numId w:val="29"/>
-        </w:numPr>
-        <w:spacing w:after="80" w:line="270"/>
-      </w:pPr>
-      <w:r>
-        <w:rPr>
-          <w:b/>
-          <w:bCs/>
-          <w:color w:val="23293D"/>
-          <w:sz w:val="21"/>
-          <w:szCs w:val="21"/>
-        </w:rPr>
-        <w:t xml:space="preserve">Faixa</w:t>
-      </w:r>
-      <w:r>
-        <w:rPr>
-          <w:color w:val="23293D"/>
-          <w:sz w:val="21"/>
-          <w:szCs w:val="21"/>
-        </w:rPr>
-        <w:t xml:space="preserve"> — preço por quantidade de titulares. Vale para todos, não só para quem passou.</w:t>
-      </w:r>
-    </w:p>
-    <w:p>
-      <w:pPr>
-        <w:pStyle w:val="ListParagraph"/>
-        <w:numPr>
-          <w:ilvl w:val="0"/>
-          <w:numId w:val="29"/>
-        </w:numPr>
-        <w:spacing w:after="80" w:line="270"/>
-      </w:pPr>
-      <w:r>
-        <w:rPr>
-          <w:b/>
-          <w:bCs/>
-          <w:color w:val="23293D"/>
-          <w:sz w:val="21"/>
-          <w:szCs w:val="21"/>
-        </w:rPr>
-        <w:t xml:space="preserve">Carência</w:t>
-      </w:r>
-      <w:r>
-        <w:rPr>
-          <w:color w:val="23293D"/>
-          <w:sz w:val="21"/>
-          <w:szCs w:val="21"/>
-        </w:rPr>
-        <w:t xml:space="preserve"> — o tempo até o benefício começar a valer.</w:t>
-      </w:r>
-    </w:p>
-    <w:p>
-      <w:pPr>
-        <w:pStyle w:val="ListParagraph"/>
-        <w:numPr>
-          <w:ilvl w:val="0"/>
-          <w:numId w:val="29"/>
-        </w:numPr>
-        <w:spacing w:after="80" w:line="270"/>
-      </w:pPr>
-      <w:r>
-        <w:rPr>
-          <w:b/>
-          <w:bCs/>
-          <w:color w:val="23293D"/>
-          <w:sz w:val="21"/>
-          <w:szCs w:val="21"/>
-        </w:rPr>
-        <w:t xml:space="preserve">Benefício</w:t>
-      </w:r>
-      <w:r>
-        <w:rPr>
-          <w:color w:val="23293D"/>
-          <w:sz w:val="21"/>
-          <w:szCs w:val="21"/>
-        </w:rPr>
-        <w:t xml:space="preserve"> — o que o programa faz naquele procedimento.</w:t>
-      </w:r>
-    </w:p>
-    <w:p>
-      <w:pPr>
-        <w:pStyle w:val="ListParagraph"/>
-        <w:numPr>
-          <w:ilvl w:val="0"/>
-          <w:numId w:val="29"/>
-        </w:numPr>
-        <w:spacing w:after="80" w:line="270"/>
-      </w:pPr>
-      <w:r>
-        <w:rPr>
-          <w:b/>
-          <w:bCs/>
-          <w:color w:val="23293D"/>
-          <w:sz w:val="21"/>
-          <w:szCs w:val="21"/>
-        </w:rPr>
-        <w:t xml:space="preserve">Grupo de benefícios</w:t>
-      </w:r>
-      <w:r>
-        <w:rPr>
-          <w:color w:val="23293D"/>
-          <w:sz w:val="21"/>
-          <w:szCs w:val="21"/>
-        </w:rPr>
-        <w:t xml:space="preserve"> — combinação pronta, reaplicável em outras propostas.</w:t>
-      </w:r>
-    </w:p>
-    <w:p>
-      <w:pPr>
-        <w:pStyle w:val="ListParagraph"/>
-        <w:numPr>
-          <w:ilvl w:val="0"/>
-          <w:numId w:val="29"/>
-        </w:numPr>
-        <w:spacing w:after="80" w:line="270"/>
-      </w:pPr>
-      <w:r>
-        <w:rPr>
-          <w:b/>
-          <w:bCs/>
-          <w:color w:val="23293D"/>
-          <w:sz w:val="21"/>
-          <w:szCs w:val="21"/>
-        </w:rPr>
-        <w:t xml:space="preserve">Implantação</w:t>
-      </w:r>
-      <w:r>
-        <w:rPr>
-          <w:color w:val="23293D"/>
-          <w:sz w:val="21"/>
-          <w:szCs w:val="21"/>
-        </w:rPr>
-        <w:t xml:space="preserve"> — o primeiro pagamento e a entrada da empresa no ar.</w:t>
-      </w:r>
-    </w:p>
-    <w:p>
-      <w:pPr>
-        <w:pStyle w:val="ListParagraph"/>
-        <w:numPr>
-          <w:ilvl w:val="0"/>
-          <w:numId w:val="29"/>
-        </w:numPr>
-        <w:spacing w:after="80" w:line="270"/>
-      </w:pPr>
-      <w:r>
-        <w:rPr>
-          <w:b/>
-          <w:bCs/>
-          <w:color w:val="23293D"/>
-          <w:sz w:val="21"/>
-          <w:szCs w:val="21"/>
-        </w:rPr>
-        <w:t xml:space="preserve">Split</w:t>
-      </w:r>
-      <w:r>
-        <w:rPr>
-          <w:color w:val="23293D"/>
-          <w:sz w:val="21"/>
-          <w:szCs w:val="21"/>
-        </w:rPr>
-        <w:t xml:space="preserve"> — a divisão do pagamento entre Risarte e RisLife.</w:t>
-      </w:r>
-    </w:p>
-    <w:p>
-      <w:pPr>
-        <w:pStyle w:val="ListParagraph"/>
-        <w:numPr>
-          <w:ilvl w:val="0"/>
-          <w:numId w:val="29"/>
-        </w:numPr>
-        <w:spacing w:after="80" w:line="270"/>
-      </w:pPr>
-      <w:r>
-        <w:rPr>
-          <w:b/>
-          <w:bCs/>
-          <w:color w:val="23293D"/>
-          <w:sz w:val="21"/>
-          <w:szCs w:val="21"/>
-        </w:rPr>
-        <w:t xml:space="preserve">Termo de inclusão (</w:t>
-      </w:r>
-      <w:r>
-        <w:rPr>
-          <w:rFonts w:ascii="Consolas" w:cs="Consolas" w:eastAsia="Consolas" w:hAnsi="Consolas"/>
-          <w:b/>
-          <w:bCs/>
-          <w:color w:val="1F3253"/>
-          <w:sz w:val="19"/>
-          <w:szCs w:val="19"/>
-          <w:shd w:fill="EFEDE6" w:color="auto" w:val="clear"/>
-        </w:rPr>
-        <w:t xml:space="preserve">TI-</w:t>
-      </w:r>
-      <w:r>
-        <w:rPr>
-          <w:b/>
-          <w:bCs/>
-          <w:color w:val="23293D"/>
-          <w:sz w:val="21"/>
-          <w:szCs w:val="21"/>
-        </w:rPr>
-        <w:t xml:space="preserve">)</w:t>
-      </w:r>
-      <w:r>
-        <w:rPr>
-          <w:color w:val="23293D"/>
-          <w:sz w:val="21"/>
-          <w:szCs w:val="21"/>
-        </w:rPr>
-        <w:t xml:space="preserve"> — documento curto que acrescenta gente ao acordo existente.</w:t>
-      </w:r>
-    </w:p>
-    <w:p>
-      <w:pPr>
-        <w:pStyle w:val="ListParagraph"/>
-        <w:numPr>
-          <w:ilvl w:val="0"/>
-          <w:numId w:val="29"/>
-        </w:numPr>
-        <w:spacing w:after="80" w:line="270"/>
-      </w:pPr>
-      <w:r>
-        <w:rPr>
-          <w:b/>
-          <w:bCs/>
-          <w:color w:val="23293D"/>
-          <w:sz w:val="21"/>
-          <w:szCs w:val="21"/>
-        </w:rPr>
-        <w:t xml:space="preserve">Override</w:t>
-      </w:r>
-      <w:r>
-        <w:rPr>
-          <w:color w:val="23293D"/>
-          <w:sz w:val="21"/>
-          <w:szCs w:val="21"/>
-        </w:rPr>
-        <w:t xml:space="preserve"> — valor próprio da empresa, que substitui o padrão da rede.</w:t>
-      </w:r>
-    </w:p>
-    <w:p>
-      <w:pPr>
-        <w:pStyle w:val="ListParagraph"/>
-        <w:numPr>
-          <w:ilvl w:val="0"/>
-          <w:numId w:val="29"/>
-        </w:numPr>
-        <w:spacing w:after="80" w:line="270"/>
-      </w:pPr>
-      <w:r>
-        <w:rPr>
-          <w:b/>
-          <w:bCs/>
-          <w:color w:val="23293D"/>
-          <w:sz w:val="21"/>
-          <w:szCs w:val="21"/>
-        </w:rPr>
-        <w:t xml:space="preserve">MRR</w:t>
-      </w:r>
-      <w:r>
-        <w:rPr>
-          <w:color w:val="23293D"/>
-          <w:sz w:val="21"/>
-          <w:szCs w:val="21"/>
-        </w:rPr>
-        <w:t xml:space="preserve"> — a mensalidade recorrente somada.</w:t>
+        <w:t xml:space="preserve">Controle por lote e baixa FIFO</w:t>
+      </w:r>
+      <w:r>
+        <w:rPr>
+          <w:color w:val="23293D"/>
+          <w:sz w:val="21"/>
+          <w:szCs w:val="21"/>
+        </w:rPr>
+        <w:t xml:space="preserve"> não fazem parte deste módulo.</w:t>
       </w:r>
     </w:p>
     <w:p>
@@ -19276,18 +19774,7 @@
         <w:rPr>
           <w:color w:val="1F3253"/>
         </w:rPr>
-        <w:t xml:space="preserve">20. Checklists</w:t>
-      </w:r>
-    </w:p>
-    <w:p>
-      <w:pPr>
-        <w:pStyle w:val="Heading2"/>
-      </w:pPr>
-      <w:r>
-        <w:rPr>
-          <w:color w:val="1F3253"/>
-        </w:rPr>
-        <w:t xml:space="preserve">Antes de mandar a proposta</w:t>
+        <w:t xml:space="preserve">19. Glossário</w:t>
       </w:r>
     </w:p>
     <w:p>
@@ -19301,11 +19788,21 @@
       </w:pPr>
       <w:r>
         <w:rPr>
-          <w:color w:val="23293D"/>
-          <w:sz w:val="21"/>
-          <w:szCs w:val="21"/>
-        </w:rPr>
-        <w:t xml:space="preserve">[ ] Levantamento preenchido (o documento depende dele)</w:t>
+          <w:b/>
+          <w:bCs/>
+          <w:color w:val="23293D"/>
+          <w:sz w:val="21"/>
+          <w:szCs w:val="21"/>
+        </w:rPr>
+        <w:t xml:space="preserve">Titular</w:t>
+      </w:r>
+      <w:r>
+        <w:rPr>
+          <w:color w:val="23293D"/>
+          <w:sz w:val="21"/>
+          <w:szCs w:val="21"/>
+        </w:rPr>
+        <w:t xml:space="preserve"> — a pessoa da empresa que entra no programa.</w:t>
       </w:r>
     </w:p>
     <w:p>
@@ -19319,11 +19816,21 @@
       </w:pPr>
       <w:r>
         <w:rPr>
-          <w:color w:val="23293D"/>
-          <w:sz w:val="21"/>
-          <w:szCs w:val="21"/>
-        </w:rPr>
-        <w:t xml:space="preserve">[ ] Preço do titular e faixas conferidos</w:t>
+          <w:b/>
+          <w:bCs/>
+          <w:color w:val="23293D"/>
+          <w:sz w:val="21"/>
+          <w:szCs w:val="21"/>
+        </w:rPr>
+        <w:t xml:space="preserve">Dependente</w:t>
+      </w:r>
+      <w:r>
+        <w:rPr>
+          <w:color w:val="23293D"/>
+          <w:sz w:val="21"/>
+          <w:szCs w:val="21"/>
+        </w:rPr>
+        <w:t xml:space="preserve"> — quem entra pendurado num titular.</w:t>
       </w:r>
     </w:p>
     <w:p>
@@ -19337,11 +19844,21 @@
       </w:pPr>
       <w:r>
         <w:rPr>
-          <w:color w:val="23293D"/>
-          <w:sz w:val="21"/>
-          <w:szCs w:val="21"/>
-        </w:rPr>
-        <w:t xml:space="preserve">[ ] Dependentes: valores definidos</w:t>
+          <w:b/>
+          <w:bCs/>
+          <w:color w:val="23293D"/>
+          <w:sz w:val="21"/>
+          <w:szCs w:val="21"/>
+        </w:rPr>
+        <w:t xml:space="preserve">Lead</w:t>
+      </w:r>
+      <w:r>
+        <w:rPr>
+          <w:color w:val="23293D"/>
+          <w:sz w:val="21"/>
+          <w:szCs w:val="21"/>
+        </w:rPr>
+        <w:t xml:space="preserve"> — a empresa enquanto está no funil, antes de fechar.</w:t>
       </w:r>
     </w:p>
     <w:p>
@@ -19355,11 +19872,21 @@
       </w:pPr>
       <w:r>
         <w:rPr>
-          <w:color w:val="23293D"/>
-          <w:sz w:val="21"/>
-          <w:szCs w:val="21"/>
-        </w:rPr>
-        <w:t xml:space="preserve">[ ] Valor fixo por empresa? Conferir o valor — é ele que a empresa paga, com qualquer número de titulares</w:t>
+          <w:b/>
+          <w:bCs/>
+          <w:color w:val="23293D"/>
+          <w:sz w:val="21"/>
+          <w:szCs w:val="21"/>
+        </w:rPr>
+        <w:t xml:space="preserve">Levantamento</w:t>
+      </w:r>
+      <w:r>
+        <w:rPr>
+          <w:color w:val="23293D"/>
+          <w:sz w:val="21"/>
+          <w:szCs w:val="21"/>
+        </w:rPr>
+        <w:t xml:space="preserve"> — o que a empresa tem hoje (convênio, quanto paga, quantas pessoas).</w:t>
       </w:r>
     </w:p>
     <w:p>
@@ -19373,29 +19900,21 @@
       </w:pPr>
       <w:r>
         <w:rPr>
-          <w:color w:val="23293D"/>
-          <w:sz w:val="21"/>
-          <w:szCs w:val="21"/>
-        </w:rPr>
-        <w:t xml:space="preserve">[ ] </w:t>
-      </w:r>
-      <w:r>
-        <w:rPr>
-          <w:b/>
-          <w:bCs/>
-          <w:color w:val="23293D"/>
-          <w:sz w:val="21"/>
-          <w:szCs w:val="21"/>
-        </w:rPr>
-        <w:t xml:space="preserve">Valor fixo: se passar do contratado, combinado</w:t>
-      </w:r>
-      <w:r>
-        <w:rPr>
-          <w:color w:val="23293D"/>
-          <w:sz w:val="21"/>
-          <w:szCs w:val="21"/>
-        </w:rPr>
-        <w:t xml:space="preserve"> (senão o termo nasce sem valor; por titular, vale a tabela)</w:t>
+          <w:b/>
+          <w:bCs/>
+          <w:color w:val="23293D"/>
+          <w:sz w:val="21"/>
+          <w:szCs w:val="21"/>
+        </w:rPr>
+        <w:t xml:space="preserve">Proposta</w:t>
+      </w:r>
+      <w:r>
+        <w:rPr>
+          <w:color w:val="23293D"/>
+          <w:sz w:val="21"/>
+          <w:szCs w:val="21"/>
+        </w:rPr>
+        <w:t xml:space="preserve"> — o que a Risarte oferece: preços, benefícios, prazos, unidades.</w:t>
       </w:r>
     </w:p>
     <w:p>
@@ -19409,11 +19928,21 @@
       </w:pPr>
       <w:r>
         <w:rPr>
-          <w:color w:val="23293D"/>
-          <w:sz w:val="21"/>
-          <w:szCs w:val="21"/>
-        </w:rPr>
-        <w:t xml:space="preserve">[ ] Benefícios com "vale para quem", frequência e carência</w:t>
+          <w:b/>
+          <w:bCs/>
+          <w:color w:val="23293D"/>
+          <w:sz w:val="21"/>
+          <w:szCs w:val="21"/>
+        </w:rPr>
+        <w:t xml:space="preserve">Faixa</w:t>
+      </w:r>
+      <w:r>
+        <w:rPr>
+          <w:color w:val="23293D"/>
+          <w:sz w:val="21"/>
+          <w:szCs w:val="21"/>
+        </w:rPr>
+        <w:t xml:space="preserve"> — preço por quantidade de titulares. Vale para todos, não só para quem passou.</w:t>
       </w:r>
     </w:p>
     <w:p>
@@ -19427,11 +19956,21 @@
       </w:pPr>
       <w:r>
         <w:rPr>
-          <w:color w:val="23293D"/>
-          <w:sz w:val="21"/>
-          <w:szCs w:val="21"/>
-        </w:rPr>
-        <w:t xml:space="preserve">[ ] Unidades da parceria e restrições por benefício</w:t>
+          <w:b/>
+          <w:bCs/>
+          <w:color w:val="23293D"/>
+          <w:sz w:val="21"/>
+          <w:szCs w:val="21"/>
+        </w:rPr>
+        <w:t xml:space="preserve">Carência</w:t>
+      </w:r>
+      <w:r>
+        <w:rPr>
+          <w:color w:val="23293D"/>
+          <w:sz w:val="21"/>
+          <w:szCs w:val="21"/>
+        </w:rPr>
+        <w:t xml:space="preserve"> — o tempo até o benefício começar a valer.</w:t>
       </w:r>
     </w:p>
     <w:p>
@@ -19445,11 +19984,21 @@
       </w:pPr>
       <w:r>
         <w:rPr>
-          <w:color w:val="23293D"/>
-          <w:sz w:val="21"/>
-          <w:szCs w:val="21"/>
-        </w:rPr>
-        <w:t xml:space="preserve">[ ] Validade e carências</w:t>
+          <w:b/>
+          <w:bCs/>
+          <w:color w:val="23293D"/>
+          <w:sz w:val="21"/>
+          <w:szCs w:val="21"/>
+        </w:rPr>
+        <w:t xml:space="preserve">Benefício</w:t>
+      </w:r>
+      <w:r>
+        <w:rPr>
+          <w:color w:val="23293D"/>
+          <w:sz w:val="21"/>
+          <w:szCs w:val="21"/>
+        </w:rPr>
+        <w:t xml:space="preserve"> — o que o programa faz naquele procedimento.</w:t>
       </w:r>
     </w:p>
     <w:p>
@@ -19463,29 +20012,206 @@
       </w:pPr>
       <w:r>
         <w:rPr>
-          <w:color w:val="23293D"/>
-          <w:sz w:val="21"/>
-          <w:szCs w:val="21"/>
-        </w:rPr>
-        <w:t xml:space="preserve">[ ] </w:t>
-      </w:r>
-      <w:r>
-        <w:rPr>
-          <w:b/>
-          <w:bCs/>
-          <w:color w:val="23293D"/>
-          <w:sz w:val="21"/>
-          <w:szCs w:val="21"/>
-        </w:rPr>
-        <w:t xml:space="preserve">Abriu o documento e leu</w:t>
-      </w:r>
-      <w:r>
-        <w:rPr>
-          <w:color w:val="23293D"/>
-          <w:sz w:val="21"/>
-          <w:szCs w:val="21"/>
-        </w:rPr>
-        <w:t xml:space="preserve"> — inclusive para conferir que nota interna não vazou</w:t>
+          <w:b/>
+          <w:bCs/>
+          <w:color w:val="23293D"/>
+          <w:sz w:val="21"/>
+          <w:szCs w:val="21"/>
+        </w:rPr>
+        <w:t xml:space="preserve">Grupo de benefícios</w:t>
+      </w:r>
+      <w:r>
+        <w:rPr>
+          <w:color w:val="23293D"/>
+          <w:sz w:val="21"/>
+          <w:szCs w:val="21"/>
+        </w:rPr>
+        <w:t xml:space="preserve"> — combinação pronta, reaplicável em outras propostas.</w:t>
+      </w:r>
+    </w:p>
+    <w:p>
+      <w:pPr>
+        <w:pStyle w:val="ListParagraph"/>
+        <w:numPr>
+          <w:ilvl w:val="0"/>
+          <w:numId w:val="30"/>
+        </w:numPr>
+        <w:spacing w:after="80" w:line="270"/>
+      </w:pPr>
+      <w:r>
+        <w:rPr>
+          <w:b/>
+          <w:bCs/>
+          <w:color w:val="23293D"/>
+          <w:sz w:val="21"/>
+          <w:szCs w:val="21"/>
+        </w:rPr>
+        <w:t xml:space="preserve">Implantação</w:t>
+      </w:r>
+      <w:r>
+        <w:rPr>
+          <w:color w:val="23293D"/>
+          <w:sz w:val="21"/>
+          <w:szCs w:val="21"/>
+        </w:rPr>
+        <w:t xml:space="preserve"> — o primeiro pagamento e a entrada da empresa no ar.</w:t>
+      </w:r>
+    </w:p>
+    <w:p>
+      <w:pPr>
+        <w:pStyle w:val="ListParagraph"/>
+        <w:numPr>
+          <w:ilvl w:val="0"/>
+          <w:numId w:val="30"/>
+        </w:numPr>
+        <w:spacing w:after="80" w:line="270"/>
+      </w:pPr>
+      <w:r>
+        <w:rPr>
+          <w:b/>
+          <w:bCs/>
+          <w:color w:val="23293D"/>
+          <w:sz w:val="21"/>
+          <w:szCs w:val="21"/>
+        </w:rPr>
+        <w:t xml:space="preserve">Split</w:t>
+      </w:r>
+      <w:r>
+        <w:rPr>
+          <w:color w:val="23293D"/>
+          <w:sz w:val="21"/>
+          <w:szCs w:val="21"/>
+        </w:rPr>
+        <w:t xml:space="preserve"> — a divisão do pagamento entre Risarte e RisLife.</w:t>
+      </w:r>
+    </w:p>
+    <w:p>
+      <w:pPr>
+        <w:pStyle w:val="ListParagraph"/>
+        <w:numPr>
+          <w:ilvl w:val="0"/>
+          <w:numId w:val="30"/>
+        </w:numPr>
+        <w:spacing w:after="80" w:line="270"/>
+      </w:pPr>
+      <w:r>
+        <w:rPr>
+          <w:b/>
+          <w:bCs/>
+          <w:color w:val="23293D"/>
+          <w:sz w:val="21"/>
+          <w:szCs w:val="21"/>
+        </w:rPr>
+        <w:t xml:space="preserve">Termo de inclusão (</w:t>
+      </w:r>
+      <w:r>
+        <w:rPr>
+          <w:rFonts w:ascii="Consolas" w:cs="Consolas" w:eastAsia="Consolas" w:hAnsi="Consolas"/>
+          <w:b/>
+          <w:bCs/>
+          <w:color w:val="1F3253"/>
+          <w:sz w:val="19"/>
+          <w:szCs w:val="19"/>
+          <w:shd w:fill="EFEDE6" w:color="auto" w:val="clear"/>
+        </w:rPr>
+        <w:t xml:space="preserve">TI-</w:t>
+      </w:r>
+      <w:r>
+        <w:rPr>
+          <w:b/>
+          <w:bCs/>
+          <w:color w:val="23293D"/>
+          <w:sz w:val="21"/>
+          <w:szCs w:val="21"/>
+        </w:rPr>
+        <w:t xml:space="preserve">)</w:t>
+      </w:r>
+      <w:r>
+        <w:rPr>
+          <w:color w:val="23293D"/>
+          <w:sz w:val="21"/>
+          <w:szCs w:val="21"/>
+        </w:rPr>
+        <w:t xml:space="preserve"> — documento curto que acrescenta gente ao acordo existente.</w:t>
+      </w:r>
+    </w:p>
+    <w:p>
+      <w:pPr>
+        <w:pStyle w:val="ListParagraph"/>
+        <w:numPr>
+          <w:ilvl w:val="0"/>
+          <w:numId w:val="30"/>
+        </w:numPr>
+        <w:spacing w:after="80" w:line="270"/>
+      </w:pPr>
+      <w:r>
+        <w:rPr>
+          <w:b/>
+          <w:bCs/>
+          <w:color w:val="23293D"/>
+          <w:sz w:val="21"/>
+          <w:szCs w:val="21"/>
+        </w:rPr>
+        <w:t xml:space="preserve">Override</w:t>
+      </w:r>
+      <w:r>
+        <w:rPr>
+          <w:color w:val="23293D"/>
+          <w:sz w:val="21"/>
+          <w:szCs w:val="21"/>
+        </w:rPr>
+        <w:t xml:space="preserve"> — valor próprio da empresa, que substitui o padrão da rede.</w:t>
+      </w:r>
+    </w:p>
+    <w:p>
+      <w:pPr>
+        <w:pStyle w:val="ListParagraph"/>
+        <w:numPr>
+          <w:ilvl w:val="0"/>
+          <w:numId w:val="30"/>
+        </w:numPr>
+        <w:spacing w:after="80" w:line="270"/>
+      </w:pPr>
+      <w:r>
+        <w:rPr>
+          <w:b/>
+          <w:bCs/>
+          <w:color w:val="23293D"/>
+          <w:sz w:val="21"/>
+          <w:szCs w:val="21"/>
+        </w:rPr>
+        <w:t xml:space="preserve">MRR</w:t>
+      </w:r>
+      <w:r>
+        <w:rPr>
+          <w:color w:val="23293D"/>
+          <w:sz w:val="21"/>
+          <w:szCs w:val="21"/>
+        </w:rPr>
+        <w:t xml:space="preserve"> — a mensalidade recorrente somada.</w:t>
+      </w:r>
+    </w:p>
+    <w:p>
+      <w:pPr>
+        <w:spacing w:after="60" w:line="120"/>
+      </w:pPr>
+      <w:r>
+        <w:rPr>
+          <w:sz w:val="2"/>
+          <w:szCs w:val="2"/>
+        </w:rPr>
+        <w:t xml:space="preserve"/>
+      </w:r>
+    </w:p>
+    <w:p>
+      <w:pPr>
+        <w:pStyle w:val="Heading1"/>
+      </w:pPr>
+      <w:r>
+        <w:rPr>
+          <w:color w:val="1F3253"/>
+        </w:rPr>
+        <w:t xml:space="preserve">20. Checklists</w:t>
       </w:r>
     </w:p>
     <w:p>
@@ -19496,7 +20222,7 @@
         <w:rPr>
           <w:color w:val="1F3253"/>
         </w:rPr>
-        <w:t xml:space="preserve">Depois de fechar</w:t>
+        <w:t xml:space="preserve">Antes de mandar a proposta</w:t>
       </w:r>
     </w:p>
     <w:p>
@@ -19514,7 +20240,7 @@
           <w:sz w:val="21"/>
           <w:szCs w:val="21"/>
         </w:rPr>
-        <w:t xml:space="preserve">[ ] Preços de adesão no cadastro são os da proposta</w:t>
+        <w:t xml:space="preserve">[ ] Levantamento preenchido (o documento depende dele)</w:t>
       </w:r>
     </w:p>
     <w:p>
@@ -19532,7 +20258,7 @@
           <w:sz w:val="21"/>
           <w:szCs w:val="21"/>
         </w:rPr>
-        <w:t xml:space="preserve">[ ] Benefícios chegaram, com o "só titular" preservado</w:t>
+        <w:t xml:space="preserve">[ ] Preço do titular e faixas conferidos</w:t>
       </w:r>
     </w:p>
     <w:p>
@@ -19550,7 +20276,7 @@
           <w:sz w:val="21"/>
           <w:szCs w:val="21"/>
         </w:rPr>
-        <w:t xml:space="preserve">[ ] Carência da empresa e do titular conferidas</w:t>
+        <w:t xml:space="preserve">[ ] Dependentes: valores definidos</w:t>
       </w:r>
     </w:p>
     <w:p>
@@ -19568,7 +20294,7 @@
           <w:sz w:val="21"/>
           <w:szCs w:val="21"/>
         </w:rPr>
-        <w:t xml:space="preserve">[ ] Quantidade contratada conferida</w:t>
+        <w:t xml:space="preserve">[ ] Valor fixo por empresa? Conferir o valor — é ele que a empresa paga, com qualquer número de titulares</w:t>
       </w:r>
     </w:p>
     <w:p>
@@ -19586,7 +20312,25 @@
           <w:sz w:val="21"/>
           <w:szCs w:val="21"/>
         </w:rPr>
-        <w:t xml:space="preserve">[ ] Titulares cadastrados</w:t>
+        <w:t xml:space="preserve">[ ] </w:t>
+      </w:r>
+      <w:r>
+        <w:rPr>
+          <w:b/>
+          <w:bCs/>
+          <w:color w:val="23293D"/>
+          <w:sz w:val="21"/>
+          <w:szCs w:val="21"/>
+        </w:rPr>
+        <w:t xml:space="preserve">Valor fixo: se passar do contratado, combinado</w:t>
+      </w:r>
+      <w:r>
+        <w:rPr>
+          <w:color w:val="23293D"/>
+          <w:sz w:val="21"/>
+          <w:szCs w:val="21"/>
+        </w:rPr>
+        <w:t xml:space="preserve"> (senão o termo nasce sem valor; por titular, vale a tabela)</w:t>
       </w:r>
     </w:p>
     <w:p>
@@ -19604,25 +20348,7 @@
           <w:sz w:val="21"/>
           <w:szCs w:val="21"/>
         </w:rPr>
-        <w:t xml:space="preserve">[ ] </w:t>
-      </w:r>
-      <w:r>
-        <w:rPr>
-          <w:b/>
-          <w:bCs/>
-          <w:color w:val="23293D"/>
-          <w:sz w:val="21"/>
-          <w:szCs w:val="21"/>
-        </w:rPr>
-        <w:t xml:space="preserve">Completar cadastro</w:t>
-      </w:r>
-      <w:r>
-        <w:rPr>
-          <w:color w:val="23293D"/>
-          <w:sz w:val="21"/>
-          <w:szCs w:val="21"/>
-        </w:rPr>
-        <w:t xml:space="preserve"> feito (senão não há prontuário)</w:t>
+        <w:t xml:space="preserve">[ ] Benefícios com "vale para quem", frequência e carência</w:t>
       </w:r>
     </w:p>
     <w:p>
@@ -19640,25 +20366,7 @@
           <w:sz w:val="21"/>
           <w:szCs w:val="21"/>
         </w:rPr>
-        <w:t xml:space="preserve">[ ] Fila de </w:t>
-      </w:r>
-      <w:r>
-        <w:rPr>
-          <w:b/>
-          <w:bCs/>
-          <w:color w:val="23293D"/>
-          <w:sz w:val="21"/>
-          <w:szCs w:val="21"/>
-        </w:rPr>
-        <w:t xml:space="preserve">Boas-vindas</w:t>
-      </w:r>
-      <w:r>
-        <w:rPr>
-          <w:color w:val="23293D"/>
-          <w:sz w:val="21"/>
-          <w:szCs w:val="21"/>
-        </w:rPr>
-        <w:t xml:space="preserve"> iniciada</w:t>
+        <w:t xml:space="preserve">[ ] Unidades da parceria e restrições por benefício</w:t>
       </w:r>
     </w:p>
     <w:p>
@@ -19676,7 +20384,43 @@
           <w:sz w:val="21"/>
           <w:szCs w:val="21"/>
         </w:rPr>
-        <w:t xml:space="preserve">[ ] Primeira cobrança gerada</w:t>
+        <w:t xml:space="preserve">[ ] Validade e carências</w:t>
+      </w:r>
+    </w:p>
+    <w:p>
+      <w:pPr>
+        <w:pStyle w:val="ListParagraph"/>
+        <w:numPr>
+          <w:ilvl w:val="0"/>
+          <w:numId w:val="31"/>
+        </w:numPr>
+        <w:spacing w:after="80" w:line="270"/>
+      </w:pPr>
+      <w:r>
+        <w:rPr>
+          <w:color w:val="23293D"/>
+          <w:sz w:val="21"/>
+          <w:szCs w:val="21"/>
+        </w:rPr>
+        <w:t xml:space="preserve">[ ] </w:t>
+      </w:r>
+      <w:r>
+        <w:rPr>
+          <w:b/>
+          <w:bCs/>
+          <w:color w:val="23293D"/>
+          <w:sz w:val="21"/>
+          <w:szCs w:val="21"/>
+        </w:rPr>
+        <w:t xml:space="preserve">Abriu o documento e leu</w:t>
+      </w:r>
+      <w:r>
+        <w:rPr>
+          <w:color w:val="23293D"/>
+          <w:sz w:val="21"/>
+          <w:szCs w:val="21"/>
+        </w:rPr>
+        <w:t xml:space="preserve"> — inclusive para conferir que nota interna não vazou</w:t>
       </w:r>
     </w:p>
     <w:p>
@@ -19687,7 +20431,7 @@
         <w:rPr>
           <w:color w:val="1F3253"/>
         </w:rPr>
-        <w:t xml:space="preserve">Toda semana</w:t>
+        <w:t xml:space="preserve">Depois de fechar</w:t>
       </w:r>
     </w:p>
     <w:p>
@@ -19705,25 +20449,7 @@
           <w:sz w:val="21"/>
           <w:szCs w:val="21"/>
         </w:rPr>
-        <w:t xml:space="preserve">[ ] </w:t>
-      </w:r>
-      <w:r>
-        <w:rPr>
-          <w:b/>
-          <w:bCs/>
-          <w:color w:val="23293D"/>
-          <w:sz w:val="21"/>
-          <w:szCs w:val="21"/>
-        </w:rPr>
-        <w:t xml:space="preserve">★ Hoje do consultor</w:t>
-      </w:r>
-      <w:r>
-        <w:rPr>
-          <w:color w:val="23293D"/>
-          <w:sz w:val="21"/>
-          <w:szCs w:val="21"/>
-        </w:rPr>
-        <w:t xml:space="preserve"> zerado</w:t>
+        <w:t xml:space="preserve">[ ] Preços de adesão no cadastro são os da proposta</w:t>
       </w:r>
     </w:p>
     <w:p>
@@ -19741,7 +20467,7 @@
           <w:sz w:val="21"/>
           <w:szCs w:val="21"/>
         </w:rPr>
-        <w:t xml:space="preserve">[ ] Cobranças vencidas olhadas</w:t>
+        <w:t xml:space="preserve">[ ] Benefícios chegaram, com o "só titular" preservado</w:t>
       </w:r>
     </w:p>
     <w:p>
@@ -19759,348 +20485,144 @@
           <w:sz w:val="21"/>
           <w:szCs w:val="21"/>
         </w:rPr>
-        <w:t xml:space="preserve">[ ] Termos de inclusão em rascunho: aceitos ou cancelados</w:t>
-      </w:r>
-    </w:p>
-    <w:p>
-      <w:pPr>
-        <w:spacing w:after="60" w:line="120"/>
-      </w:pPr>
-      <w:r>
-        <w:rPr>
-          <w:sz w:val="2"/>
-          <w:szCs w:val="2"/>
-        </w:rPr>
-        <w:t xml:space="preserve"/>
-      </w:r>
-    </w:p>
-    <w:p>
-      <w:pPr>
-        <w:pStyle w:val="Heading1"/>
+        <w:t xml:space="preserve">[ ] Carência da empresa e do titular conferidas</w:t>
+      </w:r>
+    </w:p>
+    <w:p>
+      <w:pPr>
+        <w:pStyle w:val="ListParagraph"/>
+        <w:numPr>
+          <w:ilvl w:val="0"/>
+          <w:numId w:val="32"/>
+        </w:numPr>
+        <w:spacing w:after="80" w:line="270"/>
+      </w:pPr>
+      <w:r>
+        <w:rPr>
+          <w:color w:val="23293D"/>
+          <w:sz w:val="21"/>
+          <w:szCs w:val="21"/>
+        </w:rPr>
+        <w:t xml:space="preserve">[ ] Quantidade contratada conferida</w:t>
+      </w:r>
+    </w:p>
+    <w:p>
+      <w:pPr>
+        <w:pStyle w:val="ListParagraph"/>
+        <w:numPr>
+          <w:ilvl w:val="0"/>
+          <w:numId w:val="32"/>
+        </w:numPr>
+        <w:spacing w:after="80" w:line="270"/>
+      </w:pPr>
+      <w:r>
+        <w:rPr>
+          <w:color w:val="23293D"/>
+          <w:sz w:val="21"/>
+          <w:szCs w:val="21"/>
+        </w:rPr>
+        <w:t xml:space="preserve">[ ] Titulares cadastrados</w:t>
+      </w:r>
+    </w:p>
+    <w:p>
+      <w:pPr>
+        <w:pStyle w:val="ListParagraph"/>
+        <w:numPr>
+          <w:ilvl w:val="0"/>
+          <w:numId w:val="32"/>
+        </w:numPr>
+        <w:spacing w:after="80" w:line="270"/>
+      </w:pPr>
+      <w:r>
+        <w:rPr>
+          <w:color w:val="23293D"/>
+          <w:sz w:val="21"/>
+          <w:szCs w:val="21"/>
+        </w:rPr>
+        <w:t xml:space="preserve">[ ] </w:t>
+      </w:r>
+      <w:r>
+        <w:rPr>
+          <w:b/>
+          <w:bCs/>
+          <w:color w:val="23293D"/>
+          <w:sz w:val="21"/>
+          <w:szCs w:val="21"/>
+        </w:rPr>
+        <w:t xml:space="preserve">Completar cadastro</w:t>
+      </w:r>
+      <w:r>
+        <w:rPr>
+          <w:color w:val="23293D"/>
+          <w:sz w:val="21"/>
+          <w:szCs w:val="21"/>
+        </w:rPr>
+        <w:t xml:space="preserve"> feito (senão não há prontuário)</w:t>
+      </w:r>
+    </w:p>
+    <w:p>
+      <w:pPr>
+        <w:pStyle w:val="ListParagraph"/>
+        <w:numPr>
+          <w:ilvl w:val="0"/>
+          <w:numId w:val="32"/>
+        </w:numPr>
+        <w:spacing w:after="80" w:line="270"/>
+      </w:pPr>
+      <w:r>
+        <w:rPr>
+          <w:color w:val="23293D"/>
+          <w:sz w:val="21"/>
+          <w:szCs w:val="21"/>
+        </w:rPr>
+        <w:t xml:space="preserve">[ ] Fila de </w:t>
+      </w:r>
+      <w:r>
+        <w:rPr>
+          <w:b/>
+          <w:bCs/>
+          <w:color w:val="23293D"/>
+          <w:sz w:val="21"/>
+          <w:szCs w:val="21"/>
+        </w:rPr>
+        <w:t xml:space="preserve">Boas-vindas</w:t>
+      </w:r>
+      <w:r>
+        <w:rPr>
+          <w:color w:val="23293D"/>
+          <w:sz w:val="21"/>
+          <w:szCs w:val="21"/>
+        </w:rPr>
+        <w:t xml:space="preserve"> iniciada</w:t>
+      </w:r>
+    </w:p>
+    <w:p>
+      <w:pPr>
+        <w:pStyle w:val="ListParagraph"/>
+        <w:numPr>
+          <w:ilvl w:val="0"/>
+          <w:numId w:val="32"/>
+        </w:numPr>
+        <w:spacing w:after="80" w:line="270"/>
+      </w:pPr>
+      <w:r>
+        <w:rPr>
+          <w:color w:val="23293D"/>
+          <w:sz w:val="21"/>
+          <w:szCs w:val="21"/>
+        </w:rPr>
+        <w:t xml:space="preserve">[ ] Primeira cobrança gerada</w:t>
+      </w:r>
+    </w:p>
+    <w:p>
+      <w:pPr>
+        <w:pStyle w:val="Heading2"/>
       </w:pPr>
       <w:r>
         <w:rPr>
           <w:color w:val="1F3253"/>
         </w:rPr>
-        <w:t xml:space="preserve">21. O que explicar para a empresa parceira</w:t>
-      </w:r>
-    </w:p>
-    <w:p>
-      <w:pPr>
-        <w:spacing w:after="140" w:line="280"/>
-      </w:pPr>
-      <w:r>
-        <w:rPr>
-          <w:color w:val="23293D"/>
-          <w:sz w:val="21"/>
-          <w:szCs w:val="21"/>
-        </w:rPr>
-        <w:t xml:space="preserve">Este trecho é para ser </w:t>
-      </w:r>
-      <w:r>
-        <w:rPr>
-          <w:b/>
-          <w:bCs/>
-          <w:color w:val="23293D"/>
-          <w:sz w:val="21"/>
-          <w:szCs w:val="21"/>
-        </w:rPr>
-        <w:t xml:space="preserve">dito ou copiado</w:t>
-      </w:r>
-      <w:r>
-        <w:rPr>
-          <w:color w:val="23293D"/>
-          <w:sz w:val="21"/>
-          <w:szCs w:val="21"/>
-        </w:rPr>
-        <w:t xml:space="preserve"> para o RH da empresa. Ele não é a proposta — é o que evita as cinco dúvidas que sempre voltam.</w:t>
-      </w:r>
-    </w:p>
-    <w:p>
-      <w:pPr>
-        <w:spacing w:after="140" w:line="280"/>
-      </w:pPr>
-      <w:r>
-        <w:rPr>
-          <w:b/>
-          <w:bCs/>
-          <w:color w:val="23293D"/>
-          <w:sz w:val="21"/>
-          <w:szCs w:val="21"/>
-        </w:rPr>
-        <w:t xml:space="preserve">Como as pessoas entram.</w:t>
-      </w:r>
-      <w:r>
-        <w:rPr>
-          <w:color w:val="23293D"/>
-          <w:sz w:val="21"/>
-          <w:szCs w:val="21"/>
-        </w:rPr>
-        <w:t xml:space="preserve"> A empresa manda a lista. Cada pessoa é cadastrada como </w:t>
-      </w:r>
-      <w:r>
-        <w:rPr>
-          <w:b/>
-          <w:bCs/>
-          <w:color w:val="23293D"/>
-          <w:sz w:val="21"/>
-          <w:szCs w:val="21"/>
-        </w:rPr>
-        <w:t xml:space="preserve">titular</w:t>
-      </w:r>
-      <w:r>
-        <w:rPr>
-          <w:color w:val="23293D"/>
-          <w:sz w:val="21"/>
-          <w:szCs w:val="21"/>
-        </w:rPr>
-        <w:t xml:space="preserve">, e pode incluir </w:t>
-      </w:r>
-      <w:r>
-        <w:rPr>
-          <w:b/>
-          <w:bCs/>
-          <w:color w:val="23293D"/>
-          <w:sz w:val="21"/>
-          <w:szCs w:val="21"/>
-        </w:rPr>
-        <w:t xml:space="preserve">dependentes</w:t>
-      </w:r>
-      <w:r>
-        <w:rPr>
-          <w:color w:val="23293D"/>
-          <w:sz w:val="21"/>
-          <w:szCs w:val="21"/>
-        </w:rPr>
-        <w:t xml:space="preserve">. Depois disso a Risarte liga para cada uma para dar as boas-vindas e marcar a primeira consulta.</w:t>
-      </w:r>
-    </w:p>
-    <w:p>
-      <w:pPr>
-        <w:spacing w:after="140" w:line="280"/>
-      </w:pPr>
-      <w:r>
-        <w:rPr>
-          <w:b/>
-          <w:bCs/>
-          <w:color w:val="23293D"/>
-          <w:sz w:val="21"/>
-          <w:szCs w:val="21"/>
-        </w:rPr>
-        <w:t xml:space="preserve">Quando começa a valer.</w:t>
-      </w:r>
-      <w:r>
-        <w:rPr>
-          <w:color w:val="23293D"/>
-          <w:sz w:val="21"/>
-          <w:szCs w:val="21"/>
-        </w:rPr>
-        <w:t xml:space="preserve"> Existe </w:t>
-      </w:r>
-      <w:r>
-        <w:rPr>
-          <w:b/>
-          <w:bCs/>
-          <w:color w:val="23293D"/>
-          <w:sz w:val="21"/>
-          <w:szCs w:val="21"/>
-        </w:rPr>
-        <w:t xml:space="preserve">carência</w:t>
-      </w:r>
-      <w:r>
-        <w:rPr>
-          <w:color w:val="23293D"/>
-          <w:sz w:val="21"/>
-          <w:szCs w:val="21"/>
-        </w:rPr>
-        <w:t xml:space="preserve"> — combinada na proposta, contada do início do contrato e da entrada de cada pessoa. Alguns procedimentos podem ter prazo próprio. A pessoa é informada da data dela na ligação de boas-vindas.</w:t>
-      </w:r>
-    </w:p>
-    <w:p>
-      <w:pPr>
-        <w:spacing w:after="140" w:line="280"/>
-      </w:pPr>
-      <w:r>
-        <w:rPr>
-          <w:b/>
-          <w:bCs/>
-          <w:color w:val="23293D"/>
-          <w:sz w:val="21"/>
-          <w:szCs w:val="21"/>
-        </w:rPr>
-        <w:t xml:space="preserve">O que o programa cobre.</w:t>
-      </w:r>
-      <w:r>
-        <w:rPr>
-          <w:color w:val="23293D"/>
-          <w:sz w:val="21"/>
-          <w:szCs w:val="21"/>
-        </w:rPr>
-        <w:t xml:space="preserve"> O que está na proposta, procedimento a procedimento: sem custo, desconto, ou não coberto — e com </w:t>
-      </w:r>
-      <w:r>
-        <w:rPr>
-          <w:b/>
-          <w:bCs/>
-          <w:color w:val="23293D"/>
-          <w:sz w:val="21"/>
-          <w:szCs w:val="21"/>
-        </w:rPr>
-        <w:t xml:space="preserve">quantas vezes</w:t>
-      </w:r>
-      <w:r>
-        <w:rPr>
-          <w:color w:val="23293D"/>
-          <w:sz w:val="21"/>
-          <w:szCs w:val="21"/>
-        </w:rPr>
-        <w:t xml:space="preserve"> e </w:t>
-      </w:r>
-      <w:r>
-        <w:rPr>
-          <w:b/>
-          <w:bCs/>
-          <w:color w:val="23293D"/>
-          <w:sz w:val="21"/>
-          <w:szCs w:val="21"/>
-        </w:rPr>
-        <w:t xml:space="preserve">a cada quanto tempo</w:t>
-      </w:r>
-      <w:r>
-        <w:rPr>
-          <w:color w:val="23293D"/>
-          <w:sz w:val="21"/>
-          <w:szCs w:val="21"/>
-        </w:rPr>
-        <w:t xml:space="preserve">. Não é plano nem convênio: não há reembolso.</w:t>
-      </w:r>
-    </w:p>
-    <w:p>
-      <w:pPr>
-        <w:spacing w:after="140" w:line="280"/>
-      </w:pPr>
-      <w:r>
-        <w:rPr>
-          <w:b/>
-          <w:bCs/>
-          <w:color w:val="23293D"/>
-          <w:sz w:val="21"/>
-          <w:szCs w:val="21"/>
-        </w:rPr>
-        <w:t xml:space="preserve">Onde é atendido.</w:t>
-      </w:r>
-      <w:r>
-        <w:rPr>
-          <w:color w:val="23293D"/>
-          <w:sz w:val="21"/>
-          <w:szCs w:val="21"/>
-        </w:rPr>
-        <w:t xml:space="preserve"> Nas unidades da parceria, listadas na proposta. Alguns benefícios podem valer só na unidade principal — quando é o caso, está escrito.</w:t>
-      </w:r>
-    </w:p>
-    <w:p>
-      <w:pPr>
-        <w:spacing w:after="140" w:line="280"/>
-      </w:pPr>
-      <w:r>
-        <w:rPr>
-          <w:b/>
-          <w:bCs/>
-          <w:color w:val="23293D"/>
-          <w:sz w:val="21"/>
-          <w:szCs w:val="21"/>
-        </w:rPr>
-        <w:t xml:space="preserve">Para incluir mais gente depois.</w:t>
-      </w:r>
-      <w:r>
-        <w:rPr>
-          <w:color w:val="23293D"/>
-          <w:sz w:val="21"/>
-          <w:szCs w:val="21"/>
-        </w:rPr>
-        <w:t xml:space="preserve"> O contrato tem uma quantidade fechada. Para passar dela, a Risarte emite um </w:t>
-      </w:r>
-      <w:r>
-        <w:rPr>
-          <w:b/>
-          <w:bCs/>
-          <w:color w:val="23293D"/>
-          <w:sz w:val="21"/>
-          <w:szCs w:val="21"/>
-        </w:rPr>
-        <w:t xml:space="preserve">termo de inclusão</w:t>
-      </w:r>
-      <w:r>
-        <w:rPr>
-          <w:color w:val="23293D"/>
-          <w:sz w:val="21"/>
-          <w:szCs w:val="21"/>
-        </w:rPr>
-        <w:t xml:space="preserve">: um documento curto, referente ao acordo que já existe, com a diferença de valor. Assim que a empresa aceita, os cadastros são liberados.</w:t>
-      </w:r>
-    </w:p>
-    <w:p>
-      <w:pPr>
-        <w:spacing w:after="140" w:line="280"/>
-      </w:pPr>
-      <w:r>
-        <w:rPr>
-          <w:b/>
-          <w:bCs/>
-          <w:color w:val="23293D"/>
-          <w:sz w:val="21"/>
-          <w:szCs w:val="21"/>
-        </w:rPr>
-        <w:t xml:space="preserve">Se a mensalidade atrasar.</w:t>
-      </w:r>
-      <w:r>
-        <w:rPr>
-          <w:color w:val="23293D"/>
-          <w:sz w:val="21"/>
-          <w:szCs w:val="21"/>
-        </w:rPr>
-        <w:t xml:space="preserve"> Passado o prazo de tolerância, o programa é </w:t>
-      </w:r>
-      <w:r>
-        <w:rPr>
-          <w:b/>
-          <w:bCs/>
-          <w:color w:val="23293D"/>
-          <w:sz w:val="21"/>
-          <w:szCs w:val="21"/>
-        </w:rPr>
-        <w:t xml:space="preserve">suspenso</w:t>
-      </w:r>
-      <w:r>
-        <w:rPr>
-          <w:color w:val="23293D"/>
-          <w:sz w:val="21"/>
-          <w:szCs w:val="21"/>
-        </w:rPr>
-        <w:t xml:space="preserve"> e os benefícios ficam bloqueados até a regularização. A reativação é automática quando a pendência é resolvida.</w:t>
-      </w:r>
-    </w:p>
-    <w:p>
-      <w:pPr>
-        <w:spacing w:after="60" w:line="120"/>
-      </w:pPr>
-      <w:r>
-        <w:rPr>
-          <w:sz w:val="2"/>
-          <w:szCs w:val="2"/>
-        </w:rPr>
-        <w:t xml:space="preserve"/>
-      </w:r>
-    </w:p>
-    <w:p>
-      <w:pPr>
-        <w:pStyle w:val="Heading1"/>
-      </w:pPr>
-      <w:r>
-        <w:rPr>
-          <w:color w:val="1F3253"/>
-        </w:rPr>
-        <w:t xml:space="preserve">Documentos relacionados</w:t>
+        <w:t xml:space="preserve">Toda semana</w:t>
       </w:r>
     </w:p>
     <w:p>
@@ -20114,21 +20636,29 @@
       </w:pPr>
       <w:r>
         <w:rPr>
-          <w:rFonts w:ascii="Consolas" w:cs="Consolas" w:eastAsia="Consolas" w:hAnsi="Consolas"/>
-          <w:color w:val="1F3253"/>
-          <w:sz w:val="19"/>
-          <w:szCs w:val="19"/>
-          <w:shd w:fill="EFEDE6" w:color="auto" w:val="clear"/>
-        </w:rPr>
-        <w:t xml:space="preserve">docs/risarte-empresarial/FUNIL-COMERCIAL.md</w:t>
-      </w:r>
-      <w:r>
-        <w:rPr>
-          <w:color w:val="23293D"/>
-          <w:sz w:val="21"/>
-          <w:szCs w:val="21"/>
-        </w:rPr>
-        <w:t xml:space="preserve"> — as decisões do funil, bloco a bloco, com a razão de cada uma.</w:t>
+          <w:color w:val="23293D"/>
+          <w:sz w:val="21"/>
+          <w:szCs w:val="21"/>
+        </w:rPr>
+        <w:t xml:space="preserve">[ ] </w:t>
+      </w:r>
+      <w:r>
+        <w:rPr>
+          <w:b/>
+          <w:bCs/>
+          <w:color w:val="23293D"/>
+          <w:sz w:val="21"/>
+          <w:szCs w:val="21"/>
+        </w:rPr>
+        <w:t xml:space="preserve">★ Hoje do consultor</w:t>
+      </w:r>
+      <w:r>
+        <w:rPr>
+          <w:color w:val="23293D"/>
+          <w:sz w:val="21"/>
+          <w:szCs w:val="21"/>
+        </w:rPr>
+        <w:t xml:space="preserve"> zerado</w:t>
       </w:r>
     </w:p>
     <w:p>
@@ -20142,21 +20672,11 @@
       </w:pPr>
       <w:r>
         <w:rPr>
-          <w:rFonts w:ascii="Consolas" w:cs="Consolas" w:eastAsia="Consolas" w:hAnsi="Consolas"/>
-          <w:color w:val="1F3253"/>
-          <w:sz w:val="19"/>
-          <w:szCs w:val="19"/>
-          <w:shd w:fill="EFEDE6" w:color="auto" w:val="clear"/>
-        </w:rPr>
-        <w:t xml:space="preserve">docs/risarte-empresarial/ROTEIRO-TESTE.md</w:t>
-      </w:r>
-      <w:r>
-        <w:rPr>
-          <w:color w:val="23293D"/>
-          <w:sz w:val="21"/>
-          <w:szCs w:val="21"/>
-        </w:rPr>
-        <w:t xml:space="preserve"> — o roteiro de teste, passo a passo.</w:t>
+          <w:color w:val="23293D"/>
+          <w:sz w:val="21"/>
+          <w:szCs w:val="21"/>
+        </w:rPr>
+        <w:t xml:space="preserve">[ ] Cobranças vencidas olhadas</w:t>
       </w:r>
     </w:p>
     <w:p>
@@ -20170,21 +20690,380 @@
       </w:pPr>
       <w:r>
         <w:rPr>
+          <w:color w:val="23293D"/>
+          <w:sz w:val="21"/>
+          <w:szCs w:val="21"/>
+        </w:rPr>
+        <w:t xml:space="preserve">[ ] Termos de inclusão em rascunho: aceitos ou cancelados</w:t>
+      </w:r>
+    </w:p>
+    <w:p>
+      <w:pPr>
+        <w:spacing w:after="60" w:line="120"/>
+      </w:pPr>
+      <w:r>
+        <w:rPr>
+          <w:sz w:val="2"/>
+          <w:szCs w:val="2"/>
+        </w:rPr>
+        <w:t xml:space="preserve"/>
+      </w:r>
+    </w:p>
+    <w:p>
+      <w:pPr>
+        <w:pStyle w:val="Heading1"/>
+      </w:pPr>
+      <w:r>
+        <w:rPr>
+          <w:color w:val="1F3253"/>
+        </w:rPr>
+        <w:t xml:space="preserve">21. O que explicar para a empresa parceira</w:t>
+      </w:r>
+    </w:p>
+    <w:p>
+      <w:pPr>
+        <w:spacing w:after="140" w:line="280"/>
+      </w:pPr>
+      <w:r>
+        <w:rPr>
+          <w:color w:val="23293D"/>
+          <w:sz w:val="21"/>
+          <w:szCs w:val="21"/>
+        </w:rPr>
+        <w:t xml:space="preserve">Este trecho é para ser </w:t>
+      </w:r>
+      <w:r>
+        <w:rPr>
+          <w:b/>
+          <w:bCs/>
+          <w:color w:val="23293D"/>
+          <w:sz w:val="21"/>
+          <w:szCs w:val="21"/>
+        </w:rPr>
+        <w:t xml:space="preserve">dito ou copiado</w:t>
+      </w:r>
+      <w:r>
+        <w:rPr>
+          <w:color w:val="23293D"/>
+          <w:sz w:val="21"/>
+          <w:szCs w:val="21"/>
+        </w:rPr>
+        <w:t xml:space="preserve"> para o RH da empresa. Ele não é a proposta — é o que evita as cinco dúvidas que sempre voltam.</w:t>
+      </w:r>
+    </w:p>
+    <w:p>
+      <w:pPr>
+        <w:spacing w:after="140" w:line="280"/>
+      </w:pPr>
+      <w:r>
+        <w:rPr>
+          <w:b/>
+          <w:bCs/>
+          <w:color w:val="23293D"/>
+          <w:sz w:val="21"/>
+          <w:szCs w:val="21"/>
+        </w:rPr>
+        <w:t xml:space="preserve">Como as pessoas entram.</w:t>
+      </w:r>
+      <w:r>
+        <w:rPr>
+          <w:color w:val="23293D"/>
+          <w:sz w:val="21"/>
+          <w:szCs w:val="21"/>
+        </w:rPr>
+        <w:t xml:space="preserve"> A empresa manda a lista. Cada pessoa é cadastrada como </w:t>
+      </w:r>
+      <w:r>
+        <w:rPr>
+          <w:b/>
+          <w:bCs/>
+          <w:color w:val="23293D"/>
+          <w:sz w:val="21"/>
+          <w:szCs w:val="21"/>
+        </w:rPr>
+        <w:t xml:space="preserve">titular</w:t>
+      </w:r>
+      <w:r>
+        <w:rPr>
+          <w:color w:val="23293D"/>
+          <w:sz w:val="21"/>
+          <w:szCs w:val="21"/>
+        </w:rPr>
+        <w:t xml:space="preserve">, e pode incluir </w:t>
+      </w:r>
+      <w:r>
+        <w:rPr>
+          <w:b/>
+          <w:bCs/>
+          <w:color w:val="23293D"/>
+          <w:sz w:val="21"/>
+          <w:szCs w:val="21"/>
+        </w:rPr>
+        <w:t xml:space="preserve">dependentes</w:t>
+      </w:r>
+      <w:r>
+        <w:rPr>
+          <w:color w:val="23293D"/>
+          <w:sz w:val="21"/>
+          <w:szCs w:val="21"/>
+        </w:rPr>
+        <w:t xml:space="preserve">. Depois disso a Risarte liga para cada uma para dar as boas-vindas e marcar a primeira consulta.</w:t>
+      </w:r>
+    </w:p>
+    <w:p>
+      <w:pPr>
+        <w:spacing w:after="140" w:line="280"/>
+      </w:pPr>
+      <w:r>
+        <w:rPr>
+          <w:b/>
+          <w:bCs/>
+          <w:color w:val="23293D"/>
+          <w:sz w:val="21"/>
+          <w:szCs w:val="21"/>
+        </w:rPr>
+        <w:t xml:space="preserve">Quando começa a valer.</w:t>
+      </w:r>
+      <w:r>
+        <w:rPr>
+          <w:color w:val="23293D"/>
+          <w:sz w:val="21"/>
+          <w:szCs w:val="21"/>
+        </w:rPr>
+        <w:t xml:space="preserve"> Existe </w:t>
+      </w:r>
+      <w:r>
+        <w:rPr>
+          <w:b/>
+          <w:bCs/>
+          <w:color w:val="23293D"/>
+          <w:sz w:val="21"/>
+          <w:szCs w:val="21"/>
+        </w:rPr>
+        <w:t xml:space="preserve">carência</w:t>
+      </w:r>
+      <w:r>
+        <w:rPr>
+          <w:color w:val="23293D"/>
+          <w:sz w:val="21"/>
+          <w:szCs w:val="21"/>
+        </w:rPr>
+        <w:t xml:space="preserve"> — combinada na proposta, contada do início do contrato e da entrada de cada pessoa. Alguns procedimentos podem ter prazo próprio. A pessoa é informada da data dela na ligação de boas-vindas.</w:t>
+      </w:r>
+    </w:p>
+    <w:p>
+      <w:pPr>
+        <w:spacing w:after="140" w:line="280"/>
+      </w:pPr>
+      <w:r>
+        <w:rPr>
+          <w:b/>
+          <w:bCs/>
+          <w:color w:val="23293D"/>
+          <w:sz w:val="21"/>
+          <w:szCs w:val="21"/>
+        </w:rPr>
+        <w:t xml:space="preserve">O que o programa cobre.</w:t>
+      </w:r>
+      <w:r>
+        <w:rPr>
+          <w:color w:val="23293D"/>
+          <w:sz w:val="21"/>
+          <w:szCs w:val="21"/>
+        </w:rPr>
+        <w:t xml:space="preserve"> O que está na proposta, procedimento a procedimento: sem custo, desconto, ou não coberto — e com </w:t>
+      </w:r>
+      <w:r>
+        <w:rPr>
+          <w:b/>
+          <w:bCs/>
+          <w:color w:val="23293D"/>
+          <w:sz w:val="21"/>
+          <w:szCs w:val="21"/>
+        </w:rPr>
+        <w:t xml:space="preserve">quantas vezes</w:t>
+      </w:r>
+      <w:r>
+        <w:rPr>
+          <w:color w:val="23293D"/>
+          <w:sz w:val="21"/>
+          <w:szCs w:val="21"/>
+        </w:rPr>
+        <w:t xml:space="preserve"> e </w:t>
+      </w:r>
+      <w:r>
+        <w:rPr>
+          <w:b/>
+          <w:bCs/>
+          <w:color w:val="23293D"/>
+          <w:sz w:val="21"/>
+          <w:szCs w:val="21"/>
+        </w:rPr>
+        <w:t xml:space="preserve">a cada quanto tempo</w:t>
+      </w:r>
+      <w:r>
+        <w:rPr>
+          <w:color w:val="23293D"/>
+          <w:sz w:val="21"/>
+          <w:szCs w:val="21"/>
+        </w:rPr>
+        <w:t xml:space="preserve">. Não é plano nem convênio: não há reembolso.</w:t>
+      </w:r>
+    </w:p>
+    <w:p>
+      <w:pPr>
+        <w:spacing w:after="140" w:line="280"/>
+      </w:pPr>
+      <w:r>
+        <w:rPr>
+          <w:b/>
+          <w:bCs/>
+          <w:color w:val="23293D"/>
+          <w:sz w:val="21"/>
+          <w:szCs w:val="21"/>
+        </w:rPr>
+        <w:t xml:space="preserve">Onde é atendido.</w:t>
+      </w:r>
+      <w:r>
+        <w:rPr>
+          <w:color w:val="23293D"/>
+          <w:sz w:val="21"/>
+          <w:szCs w:val="21"/>
+        </w:rPr>
+        <w:t xml:space="preserve"> Nas unidades da parceria, listadas na proposta. Alguns benefícios podem valer só na unidade principal — quando é o caso, está escrito.</w:t>
+      </w:r>
+    </w:p>
+    <w:p>
+      <w:pPr>
+        <w:spacing w:after="140" w:line="280"/>
+      </w:pPr>
+      <w:r>
+        <w:rPr>
+          <w:b/>
+          <w:bCs/>
+          <w:color w:val="23293D"/>
+          <w:sz w:val="21"/>
+          <w:szCs w:val="21"/>
+        </w:rPr>
+        <w:t xml:space="preserve">Para incluir mais gente depois.</w:t>
+      </w:r>
+      <w:r>
+        <w:rPr>
+          <w:color w:val="23293D"/>
+          <w:sz w:val="21"/>
+          <w:szCs w:val="21"/>
+        </w:rPr>
+        <w:t xml:space="preserve"> O contrato tem uma quantidade fechada. Para passar dela, a Risarte emite um </w:t>
+      </w:r>
+      <w:r>
+        <w:rPr>
+          <w:b/>
+          <w:bCs/>
+          <w:color w:val="23293D"/>
+          <w:sz w:val="21"/>
+          <w:szCs w:val="21"/>
+        </w:rPr>
+        <w:t xml:space="preserve">termo de inclusão</w:t>
+      </w:r>
+      <w:r>
+        <w:rPr>
+          <w:color w:val="23293D"/>
+          <w:sz w:val="21"/>
+          <w:szCs w:val="21"/>
+        </w:rPr>
+        <w:t xml:space="preserve">: um documento curto, referente ao acordo que já existe, com a diferença de valor. Assim que a empresa aceita, os cadastros são liberados.</w:t>
+      </w:r>
+    </w:p>
+    <w:p>
+      <w:pPr>
+        <w:spacing w:after="140" w:line="280"/>
+      </w:pPr>
+      <w:r>
+        <w:rPr>
+          <w:b/>
+          <w:bCs/>
+          <w:color w:val="23293D"/>
+          <w:sz w:val="21"/>
+          <w:szCs w:val="21"/>
+        </w:rPr>
+        <w:t xml:space="preserve">Se a mensalidade atrasar.</w:t>
+      </w:r>
+      <w:r>
+        <w:rPr>
+          <w:color w:val="23293D"/>
+          <w:sz w:val="21"/>
+          <w:szCs w:val="21"/>
+        </w:rPr>
+        <w:t xml:space="preserve"> Passado o prazo de tolerância, o programa é </w:t>
+      </w:r>
+      <w:r>
+        <w:rPr>
+          <w:b/>
+          <w:bCs/>
+          <w:color w:val="23293D"/>
+          <w:sz w:val="21"/>
+          <w:szCs w:val="21"/>
+        </w:rPr>
+        <w:t xml:space="preserve">suspenso</w:t>
+      </w:r>
+      <w:r>
+        <w:rPr>
+          <w:color w:val="23293D"/>
+          <w:sz w:val="21"/>
+          <w:szCs w:val="21"/>
+        </w:rPr>
+        <w:t xml:space="preserve"> e os benefícios ficam bloqueados até a regularização. A reativação é automática quando a pendência é resolvida.</w:t>
+      </w:r>
+    </w:p>
+    <w:p>
+      <w:pPr>
+        <w:spacing w:after="60" w:line="120"/>
+      </w:pPr>
+      <w:r>
+        <w:rPr>
+          <w:sz w:val="2"/>
+          <w:szCs w:val="2"/>
+        </w:rPr>
+        <w:t xml:space="preserve"/>
+      </w:r>
+    </w:p>
+    <w:p>
+      <w:pPr>
+        <w:pStyle w:val="Heading1"/>
+      </w:pPr>
+      <w:r>
+        <w:rPr>
+          <w:color w:val="1F3253"/>
+        </w:rPr>
+        <w:t xml:space="preserve">Documentos relacionados</w:t>
+      </w:r>
+    </w:p>
+    <w:p>
+      <w:pPr>
+        <w:pStyle w:val="ListParagraph"/>
+        <w:numPr>
+          <w:ilvl w:val="0"/>
+          <w:numId w:val="34"/>
+        </w:numPr>
+        <w:spacing w:after="80" w:line="270"/>
+      </w:pPr>
+      <w:r>
+        <w:rPr>
           <w:rFonts w:ascii="Consolas" w:cs="Consolas" w:eastAsia="Consolas" w:hAnsi="Consolas"/>
           <w:color w:val="1F3253"/>
           <w:sz w:val="19"/>
           <w:szCs w:val="19"/>
           <w:shd w:fill="EFEDE6" w:color="auto" w:val="clear"/>
         </w:rPr>
-        <w:t xml:space="preserve">docs/risarte-empresarial/Briefing_Executavel_Risarte_Empresarial.md</w:t>
-      </w:r>
-      <w:r>
-        <w:rPr>
-          <w:color w:val="23293D"/>
-          <w:sz w:val="21"/>
-          <w:szCs w:val="21"/>
-        </w:rPr>
-        <w:t xml:space="preserve"> — o briefing original.</w:t>
+        <w:t xml:space="preserve">docs/risarte-empresarial/FUNIL-COMERCIAL.md</w:t>
+      </w:r>
+      <w:r>
+        <w:rPr>
+          <w:color w:val="23293D"/>
+          <w:sz w:val="21"/>
+          <w:szCs w:val="21"/>
+        </w:rPr>
+        <w:t xml:space="preserve"> — as decisões do funil, bloco a bloco, com a razão de cada uma.</w:t>
       </w:r>
     </w:p>
     <w:p>
@@ -20192,7 +21071,63 @@
         <w:pStyle w:val="ListParagraph"/>
         <w:numPr>
           <w:ilvl w:val="0"/>
-          <w:numId w:val="33"/>
+          <w:numId w:val="34"/>
+        </w:numPr>
+        <w:spacing w:after="80" w:line="270"/>
+      </w:pPr>
+      <w:r>
+        <w:rPr>
+          <w:rFonts w:ascii="Consolas" w:cs="Consolas" w:eastAsia="Consolas" w:hAnsi="Consolas"/>
+          <w:color w:val="1F3253"/>
+          <w:sz w:val="19"/>
+          <w:szCs w:val="19"/>
+          <w:shd w:fill="EFEDE6" w:color="auto" w:val="clear"/>
+        </w:rPr>
+        <w:t xml:space="preserve">docs/risarte-empresarial/ROTEIRO-TESTE.md</w:t>
+      </w:r>
+      <w:r>
+        <w:rPr>
+          <w:color w:val="23293D"/>
+          <w:sz w:val="21"/>
+          <w:szCs w:val="21"/>
+        </w:rPr>
+        <w:t xml:space="preserve"> — o roteiro de teste, passo a passo.</w:t>
+      </w:r>
+    </w:p>
+    <w:p>
+      <w:pPr>
+        <w:pStyle w:val="ListParagraph"/>
+        <w:numPr>
+          <w:ilvl w:val="0"/>
+          <w:numId w:val="34"/>
+        </w:numPr>
+        <w:spacing w:after="80" w:line="270"/>
+      </w:pPr>
+      <w:r>
+        <w:rPr>
+          <w:rFonts w:ascii="Consolas" w:cs="Consolas" w:eastAsia="Consolas" w:hAnsi="Consolas"/>
+          <w:color w:val="1F3253"/>
+          <w:sz w:val="19"/>
+          <w:szCs w:val="19"/>
+          <w:shd w:fill="EFEDE6" w:color="auto" w:val="clear"/>
+        </w:rPr>
+        <w:t xml:space="preserve">docs/risarte-empresarial/Briefing_Executavel_Risarte_Empresarial.md</w:t>
+      </w:r>
+      <w:r>
+        <w:rPr>
+          <w:color w:val="23293D"/>
+          <w:sz w:val="21"/>
+          <w:szCs w:val="21"/>
+        </w:rPr>
+        <w:t xml:space="preserve"> — o briefing original.</w:t>
+      </w:r>
+    </w:p>
+    <w:p>
+      <w:pPr>
+        <w:pStyle w:val="ListParagraph"/>
+        <w:numPr>
+          <w:ilvl w:val="0"/>
+          <w:numId w:val="34"/>
         </w:numPr>
         <w:spacing w:after="80" w:line="270"/>
       </w:pPr>
@@ -20602,7 +21537,7 @@
     </w:lvlOverride>
   </w:num>
   <w:num w:numId="15">
-    <w:abstractNumId w:val="3"/>
+    <w:abstractNumId w:val="2"/>
     <w:lvlOverride w:ilvl="0">
       <w:startOverride w:val="1"/>
     </w:lvlOverride>
@@ -20626,7 +21561,7 @@
     </w:lvlOverride>
   </w:num>
   <w:num w:numId="19">
-    <w:abstractNumId w:val="2"/>
+    <w:abstractNumId w:val="3"/>
     <w:lvlOverride w:ilvl="0">
       <w:startOverride w:val="1"/>
     </w:lvlOverride>
@@ -20638,7 +21573,7 @@
     </w:lvlOverride>
   </w:num>
   <w:num w:numId="21">
-    <w:abstractNumId w:val="3"/>
+    <w:abstractNumId w:val="2"/>
     <w:lvlOverride w:ilvl="0">
       <w:startOverride w:val="1"/>
     </w:lvlOverride>
@@ -20662,13 +21597,13 @@
     </w:lvlOverride>
   </w:num>
   <w:num w:numId="25">
-    <w:abstractNumId w:val="2"/>
+    <w:abstractNumId w:val="3"/>
     <w:lvlOverride w:ilvl="0">
       <w:startOverride w:val="1"/>
     </w:lvlOverride>
   </w:num>
   <w:num w:numId="26">
-    <w:abstractNumId w:val="3"/>
+    <w:abstractNumId w:val="2"/>
     <w:lvlOverride w:ilvl="0">
       <w:startOverride w:val="1"/>
     </w:lvlOverride>
@@ -20710,6 +21645,12 @@
     </w:lvlOverride>
   </w:num>
   <w:num w:numId="33">
+    <w:abstractNumId w:val="3"/>
+    <w:lvlOverride w:ilvl="0">
+      <w:startOverride w:val="1"/>
+    </w:lvlOverride>
+  </w:num>
+  <w:num w:numId="34">
     <w:abstractNumId w:val="3"/>
     <w:lvlOverride w:ilvl="0">
       <w:startOverride w:val="1"/>

--- a/docs/treinamento/Manual-Risarte-Empresarial.docx
+++ b/docs/treinamento/Manual-Risarte-Empresarial.docx
@@ -180,7 +180,7 @@
           <w:sz w:val="20"/>
           <w:szCs w:val="20"/>
         </w:rPr>
-        <w:t xml:space="preserve">13 de outubro de 2026</w:t>
+        <w:t xml:space="preserve">16 de outubro de 2026</w:t>
       </w:r>
     </w:p>
     <w:p>
@@ -1422,6 +1422,292 @@
           <w:szCs w:val="21"/>
         </w:rPr>
         <w:t xml:space="preserve">Consultor Comercial Empresarial (RisLife)</w:t>
+      </w:r>
+    </w:p>
+    <w:p>
+      <w:pPr>
+        <w:spacing w:after="140" w:line="280"/>
+      </w:pPr>
+      <w:r>
+        <w:rPr>
+          <w:b/>
+          <w:bCs/>
+          <w:color w:val="23293D"/>
+          <w:sz w:val="21"/>
+          <w:szCs w:val="21"/>
+        </w:rPr>
+        <w:t xml:space="preserve">Financeiro da Franqueadora</w:t>
+      </w:r>
+      <w:r>
+        <w:rPr>
+          <w:color w:val="23293D"/>
+          <w:sz w:val="21"/>
+          <w:szCs w:val="21"/>
+        </w:rPr>
+        <w:t xml:space="preserve"> — cuida do </w:t>
+      </w:r>
+      <w:r>
+        <w:rPr>
+          <w:b/>
+          <w:bCs/>
+          <w:color w:val="23293D"/>
+          <w:sz w:val="21"/>
+          <w:szCs w:val="21"/>
+        </w:rPr>
+        <w:t xml:space="preserve">financeiro do programa</w:t>
+      </w:r>
+      <w:r>
+        <w:rPr>
+          <w:color w:val="23293D"/>
+          <w:sz w:val="21"/>
+          <w:szCs w:val="21"/>
+        </w:rPr>
+        <w:t xml:space="preserve">, e só dele (desde a versão 0.80.0, relato OC-00105): na aba </w:t>
+      </w:r>
+      <w:r>
+        <w:rPr>
+          <w:b/>
+          <w:bCs/>
+          <w:color w:val="23293D"/>
+          <w:sz w:val="21"/>
+          <w:szCs w:val="21"/>
+        </w:rPr>
+        <w:t xml:space="preserve">Financeiro</w:t>
+      </w:r>
+      <w:r>
+        <w:rPr>
+          <w:color w:val="23293D"/>
+          <w:sz w:val="21"/>
+          <w:szCs w:val="21"/>
+        </w:rPr>
+        <w:t xml:space="preserve"> da empresa, </w:t>
+      </w:r>
+      <w:r>
+        <w:rPr>
+          <w:b/>
+          <w:bCs/>
+          <w:color w:val="23293D"/>
+          <w:sz w:val="21"/>
+          <w:szCs w:val="21"/>
+        </w:rPr>
+        <w:t xml:space="preserve">Gerar cobrança mensal</w:t>
+      </w:r>
+      <w:r>
+        <w:rPr>
+          <w:color w:val="23293D"/>
+          <w:sz w:val="21"/>
+          <w:szCs w:val="21"/>
+        </w:rPr>
+        <w:t xml:space="preserve">, </w:t>
+      </w:r>
+      <w:r>
+        <w:rPr>
+          <w:b/>
+          <w:bCs/>
+          <w:color w:val="23293D"/>
+          <w:sz w:val="21"/>
+          <w:szCs w:val="21"/>
+        </w:rPr>
+        <w:t xml:space="preserve">Gerar implantação</w:t>
+      </w:r>
+      <w:r>
+        <w:rPr>
+          <w:color w:val="23293D"/>
+          <w:sz w:val="21"/>
+          <w:szCs w:val="21"/>
+        </w:rPr>
+        <w:t xml:space="preserve">, </w:t>
+      </w:r>
+      <w:r>
+        <w:rPr>
+          <w:b/>
+          <w:bCs/>
+          <w:color w:val="23293D"/>
+          <w:sz w:val="21"/>
+          <w:szCs w:val="21"/>
+        </w:rPr>
+        <w:t xml:space="preserve">Checar inadimplência</w:t>
+      </w:r>
+      <w:r>
+        <w:rPr>
+          <w:color w:val="23293D"/>
+          <w:sz w:val="21"/>
+          <w:szCs w:val="21"/>
+        </w:rPr>
+        <w:t xml:space="preserve">, </w:t>
+      </w:r>
+      <w:r>
+        <w:rPr>
+          <w:b/>
+          <w:bCs/>
+          <w:color w:val="23293D"/>
+          <w:sz w:val="21"/>
+          <w:szCs w:val="21"/>
+        </w:rPr>
+        <w:t xml:space="preserve">Marcar pago</w:t>
+      </w:r>
+      <w:r>
+        <w:rPr>
+          <w:color w:val="23293D"/>
+          <w:sz w:val="21"/>
+          <w:szCs w:val="21"/>
+        </w:rPr>
+        <w:t xml:space="preserve">, </w:t>
+      </w:r>
+      <w:r>
+        <w:rPr>
+          <w:b/>
+          <w:bCs/>
+          <w:color w:val="23293D"/>
+          <w:sz w:val="21"/>
+          <w:szCs w:val="21"/>
+        </w:rPr>
+        <w:t xml:space="preserve">Editar</w:t>
+      </w:r>
+      <w:r>
+        <w:rPr>
+          <w:color w:val="23293D"/>
+          <w:sz w:val="21"/>
+          <w:szCs w:val="21"/>
+        </w:rPr>
+        <w:t xml:space="preserve"> e </w:t>
+      </w:r>
+      <w:r>
+        <w:rPr>
+          <w:b/>
+          <w:bCs/>
+          <w:color w:val="23293D"/>
+          <w:sz w:val="21"/>
+          <w:szCs w:val="21"/>
+        </w:rPr>
+        <w:t xml:space="preserve">Cancelar</w:t>
+      </w:r>
+      <w:r>
+        <w:rPr>
+          <w:color w:val="23293D"/>
+          <w:sz w:val="21"/>
+          <w:szCs w:val="21"/>
+        </w:rPr>
+        <w:t xml:space="preserve">; na tela </w:t>
+      </w:r>
+      <w:r>
+        <w:rPr>
+          <w:b/>
+          <w:bCs/>
+          <w:color w:val="23293D"/>
+          <w:sz w:val="21"/>
+          <w:szCs w:val="21"/>
+        </w:rPr>
+        <w:t xml:space="preserve">Cobranças</w:t>
+      </w:r>
+      <w:r>
+        <w:rPr>
+          <w:color w:val="23293D"/>
+          <w:sz w:val="21"/>
+          <w:szCs w:val="21"/>
+        </w:rPr>
+        <w:t xml:space="preserve">, as mensalidades e as baixas em lote e o estorno; e o </w:t>
+      </w:r>
+      <w:r>
+        <w:rPr>
+          <w:b/>
+          <w:bCs/>
+          <w:color w:val="23293D"/>
+          <w:sz w:val="21"/>
+          <w:szCs w:val="21"/>
+        </w:rPr>
+        <w:t xml:space="preserve">Acordo de cobrança</w:t>
+      </w:r>
+      <w:r>
+        <w:rPr>
+          <w:color w:val="23293D"/>
+          <w:sz w:val="21"/>
+          <w:szCs w:val="21"/>
+        </w:rPr>
+        <w:t xml:space="preserve"> em Dados Gerais. Vê todas as empresas do programa para poder cobrá-las. </w:t>
+      </w:r>
+      <w:r>
+        <w:rPr>
+          <w:b/>
+          <w:bCs/>
+          <w:color w:val="23293D"/>
+          <w:sz w:val="21"/>
+          <w:szCs w:val="21"/>
+        </w:rPr>
+        <w:t xml:space="preserve">Não</w:t>
+      </w:r>
+      <w:r>
+        <w:rPr>
+          <w:color w:val="23293D"/>
+          <w:sz w:val="21"/>
+          <w:szCs w:val="21"/>
+        </w:rPr>
+        <w:t xml:space="preserve"> mexe no funil, na proposta, no contrato, nos termos de inclusão nem nas configurações — isso continua com o gestor do programa. Separar quem vende de quem cobra é de propósito.</w:t>
+      </w:r>
+    </w:p>
+    <w:tbl>
+      <w:tblPr>
+        <w:tblW w:type="dxa" w:w="9638"/>
+        <w:tblBorders>
+          <w:top w:val="single" w:color="F5F3EC" w:sz="2"/>
+          <w:left w:val="single" w:color="B98B2E" w:sz="18"/>
+          <w:bottom w:val="single" w:color="F5F3EC" w:sz="2"/>
+          <w:right w:val="single" w:color="F5F3EC" w:sz="2"/>
+          <w:insideH w:val="none" w:color="auto" w:sz="0"/>
+          <w:insideV w:val="none" w:color="auto" w:sz="0"/>
+        </w:tblBorders>
+      </w:tblPr>
+      <w:tblGrid>
+        <w:gridCol w:w="9638"/>
+      </w:tblGrid>
+      <w:tr>
+        <w:tc>
+          <w:tcPr>
+            <w:tcW w:type="dxa" w:w="9638"/>
+            <w:shd w:fill="F5F3EC" w:color="auto" w:val="clear"/>
+            <w:tcMar>
+              <w:top w:type="dxa" w:w="160"/>
+              <w:left w:type="dxa" w:w="220"/>
+              <w:bottom w:type="dxa" w:w="160"/>
+              <w:right w:type="dxa" w:w="200"/>
+            </w:tcMar>
+          </w:tcPr>
+          <w:p>
+            <w:pPr>
+              <w:spacing w:after="140" w:line="280"/>
+            </w:pPr>
+            <w:r>
+              <w:rPr>
+                <w:b/>
+                <w:bCs/>
+                <w:color w:val="23293D"/>
+                <w:sz w:val="21"/>
+                <w:szCs w:val="21"/>
+              </w:rPr>
+              <w:t xml:space="preserve">Os botões de cobrança só aparecem para quem pode cobrar.</w:t>
+            </w:r>
+            <w:r>
+              <w:rPr>
+                <w:color w:val="23293D"/>
+                <w:sz w:val="21"/>
+                <w:szCs w:val="21"/>
+              </w:rPr>
+              <w:t xml:space="preserve"> Antes eles apareciam para todo mundo que abria a ficha, e quem não podia recebia "Sem permissão" no clique.</w:t>
+            </w:r>
+          </w:p>
+        </w:tc>
+      </w:tr>
+    </w:tbl>
+    <w:p>
+      <w:pPr>
+        <w:spacing w:after="140" w:line="120"/>
+      </w:pPr>
+      <w:r>
+        <w:rPr>
+          <w:sz w:val="2"/>
+          <w:szCs w:val="2"/>
+        </w:rPr>
+        <w:t xml:space="preserve"/>
       </w:r>
     </w:p>
     <w:p>

--- a/docs/treinamento/Manual-Risarte-Empresarial.docx
+++ b/docs/treinamento/Manual-Risarte-Empresarial.docx
@@ -180,7 +180,7 @@
           <w:sz w:val="20"/>
           <w:szCs w:val="20"/>
         </w:rPr>
-        <w:t xml:space="preserve">16 de outubro de 2026</w:t>
+        <w:t xml:space="preserve">26 de outubro de 2026</w:t>
       </w:r>
     </w:p>
     <w:p>
@@ -5226,9 +5226,9 @@
         <w:tblLayout w:type="fixed"/>
       </w:tblPr>
       <w:tblGrid>
-        <w:gridCol w:w="904"/>
-        <w:gridCol w:w="3147"/>
-        <w:gridCol w:w="5587"/>
+        <w:gridCol w:w="825"/>
+        <w:gridCol w:w="2871"/>
+        <w:gridCol w:w="5942"/>
       </w:tblGrid>
       <w:tr>
         <w:trPr>
@@ -5236,7 +5236,7 @@
         </w:trPr>
         <w:tc>
           <w:tcPr>
-            <w:tcW w:type="dxa" w:w="904"/>
+            <w:tcW w:type="dxa" w:w="825"/>
             <w:shd w:fill="1F3253" w:color="auto" w:val="clear"/>
             <w:tcMar>
               <w:top w:type="dxa" w:w="90"/>
@@ -5264,7 +5264,7 @@
         </w:tc>
         <w:tc>
           <w:tcPr>
-            <w:tcW w:type="dxa" w:w="3147"/>
+            <w:tcW w:type="dxa" w:w="2871"/>
             <w:shd w:fill="1F3253" w:color="auto" w:val="clear"/>
             <w:tcMar>
               <w:top w:type="dxa" w:w="90"/>
@@ -5292,7 +5292,7 @@
         </w:tc>
         <w:tc>
           <w:tcPr>
-            <w:tcW w:type="dxa" w:w="5587"/>
+            <w:tcW w:type="dxa" w:w="5942"/>
             <w:shd w:fill="1F3253" w:color="auto" w:val="clear"/>
             <w:tcMar>
               <w:top w:type="dxa" w:w="90"/>
@@ -5322,7 +5322,7 @@
       <w:tr>
         <w:tc>
           <w:tcPr>
-            <w:tcW w:type="dxa" w:w="904"/>
+            <w:tcW w:type="dxa" w:w="825"/>
             <w:tcMar>
               <w:top w:type="dxa" w:w="90"/>
               <w:left w:type="dxa" w:w="110"/>
@@ -5347,7 +5347,7 @@
         </w:tc>
         <w:tc>
           <w:tcPr>
-            <w:tcW w:type="dxa" w:w="3147"/>
+            <w:tcW w:type="dxa" w:w="2871"/>
             <w:tcMar>
               <w:top w:type="dxa" w:w="90"/>
               <w:left w:type="dxa" w:w="110"/>
@@ -5374,7 +5374,7 @@
         </w:tc>
         <w:tc>
           <w:tcPr>
-            <w:tcW w:type="dxa" w:w="5587"/>
+            <w:tcW w:type="dxa" w:w="5942"/>
             <w:tcMar>
               <w:top w:type="dxa" w:w="90"/>
               <w:left w:type="dxa" w:w="110"/>
@@ -5393,7 +5393,7 @@
                 <w:sz w:val="20"/>
                 <w:szCs w:val="20"/>
               </w:rPr>
-              <w:t xml:space="preserve">modelo de pagamento, quantos entram, mensalidade</w:t>
+              <w:t xml:space="preserve">modelo de pagamento, quantos entram, mensalidade, valores dos dependentes</w:t>
             </w:r>
           </w:p>
         </w:tc>
@@ -5401,7 +5401,7 @@
       <w:tr>
         <w:tc>
           <w:tcPr>
-            <w:tcW w:type="dxa" w:w="904"/>
+            <w:tcW w:type="dxa" w:w="825"/>
             <w:shd w:fill="F7F6F2" w:color="auto" w:val="clear"/>
             <w:tcMar>
               <w:top w:type="dxa" w:w="90"/>
@@ -5427,7 +5427,7 @@
         </w:tc>
         <w:tc>
           <w:tcPr>
-            <w:tcW w:type="dxa" w:w="3147"/>
+            <w:tcW w:type="dxa" w:w="2871"/>
             <w:shd w:fill="F7F6F2" w:color="auto" w:val="clear"/>
             <w:tcMar>
               <w:top w:type="dxa" w:w="90"/>
@@ -5455,7 +5455,7 @@
         </w:tc>
         <w:tc>
           <w:tcPr>
-            <w:tcW w:type="dxa" w:w="5587"/>
+            <w:tcW w:type="dxa" w:w="5942"/>
             <w:shd w:fill="F7F6F2" w:color="auto" w:val="clear"/>
             <w:tcMar>
               <w:top w:type="dxa" w:w="90"/>
@@ -5475,7 +5475,7 @@
                 <w:sz w:val="20"/>
                 <w:szCs w:val="20"/>
               </w:rPr>
-              <w:t xml:space="preserve">faixas por quantidade, mínimo, máximo, excedente</w:t>
+              <w:t xml:space="preserve">faixas por quantidade (com o total de cada uma), mínimo, máximo, excedente</w:t>
             </w:r>
           </w:p>
         </w:tc>
@@ -5483,7 +5483,7 @@
       <w:tr>
         <w:tc>
           <w:tcPr>
-            <w:tcW w:type="dxa" w:w="904"/>
+            <w:tcW w:type="dxa" w:w="825"/>
             <w:tcMar>
               <w:top w:type="dxa" w:w="90"/>
               <w:left w:type="dxa" w:w="110"/>
@@ -5508,7 +5508,7 @@
         </w:tc>
         <w:tc>
           <w:tcPr>
-            <w:tcW w:type="dxa" w:w="3147"/>
+            <w:tcW w:type="dxa" w:w="2871"/>
             <w:tcMar>
               <w:top w:type="dxa" w:w="90"/>
               <w:left w:type="dxa" w:w="110"/>
@@ -5535,7 +5535,7 @@
         </w:tc>
         <w:tc>
           <w:tcPr>
-            <w:tcW w:type="dxa" w:w="5587"/>
+            <w:tcW w:type="dxa" w:w="5942"/>
             <w:tcMar>
               <w:top w:type="dxa" w:w="90"/>
               <w:left w:type="dxa" w:w="110"/>
@@ -5562,7 +5562,7 @@
       <w:tr>
         <w:tc>
           <w:tcPr>
-            <w:tcW w:type="dxa" w:w="904"/>
+            <w:tcW w:type="dxa" w:w="825"/>
             <w:shd w:fill="F7F6F2" w:color="auto" w:val="clear"/>
             <w:tcMar>
               <w:top w:type="dxa" w:w="90"/>
@@ -5588,7 +5588,7 @@
         </w:tc>
         <w:tc>
           <w:tcPr>
-            <w:tcW w:type="dxa" w:w="3147"/>
+            <w:tcW w:type="dxa" w:w="2871"/>
             <w:shd w:fill="F7F6F2" w:color="auto" w:val="clear"/>
             <w:tcMar>
               <w:top w:type="dxa" w:w="90"/>
@@ -5616,7 +5616,7 @@
         </w:tc>
         <w:tc>
           <w:tcPr>
-            <w:tcW w:type="dxa" w:w="5587"/>
+            <w:tcW w:type="dxa" w:w="5942"/>
             <w:shd w:fill="F7F6F2" w:color="auto" w:val="clear"/>
             <w:tcMar>
               <w:top w:type="dxa" w:w="90"/>
@@ -5644,7 +5644,7 @@
       <w:tr>
         <w:tc>
           <w:tcPr>
-            <w:tcW w:type="dxa" w:w="904"/>
+            <w:tcW w:type="dxa" w:w="825"/>
             <w:tcMar>
               <w:top w:type="dxa" w:w="90"/>
               <w:left w:type="dxa" w:w="110"/>
@@ -5669,7 +5669,7 @@
         </w:tc>
         <w:tc>
           <w:tcPr>
-            <w:tcW w:type="dxa" w:w="3147"/>
+            <w:tcW w:type="dxa" w:w="2871"/>
             <w:tcMar>
               <w:top w:type="dxa" w:w="90"/>
               <w:left w:type="dxa" w:w="110"/>
@@ -5696,7 +5696,7 @@
         </w:tc>
         <w:tc>
           <w:tcPr>
-            <w:tcW w:type="dxa" w:w="5587"/>
+            <w:tcW w:type="dxa" w:w="5942"/>
             <w:tcMar>
               <w:top w:type="dxa" w:w="90"/>
               <w:left w:type="dxa" w:w="110"/>
@@ -5723,7 +5723,7 @@
       <w:tr>
         <w:tc>
           <w:tcPr>
-            <w:tcW w:type="dxa" w:w="904"/>
+            <w:tcW w:type="dxa" w:w="825"/>
             <w:shd w:fill="F7F6F2" w:color="auto" w:val="clear"/>
             <w:tcMar>
               <w:top w:type="dxa" w:w="90"/>
@@ -5749,7 +5749,7 @@
         </w:tc>
         <w:tc>
           <w:tcPr>
-            <w:tcW w:type="dxa" w:w="3147"/>
+            <w:tcW w:type="dxa" w:w="2871"/>
             <w:shd w:fill="F7F6F2" w:color="auto" w:val="clear"/>
             <w:tcMar>
               <w:top w:type="dxa" w:w="90"/>
@@ -5777,7 +5777,7 @@
         </w:tc>
         <w:tc>
           <w:tcPr>
-            <w:tcW w:type="dxa" w:w="5587"/>
+            <w:tcW w:type="dxa" w:w="5942"/>
             <w:shd w:fill="F7F6F2" w:color="auto" w:val="clear"/>
             <w:tcMar>
               <w:top w:type="dxa" w:w="90"/>
@@ -6698,79 +6698,66 @@
     </w:p>
     <w:p>
       <w:pPr>
-        <w:spacing w:after="140" w:line="280"/>
-      </w:pPr>
-      <w:r>
-        <w:rPr>
-          <w:b/>
-          <w:bCs/>
-          <w:color w:val="23293D"/>
-          <w:sz w:val="21"/>
-          <w:szCs w:val="21"/>
-        </w:rPr>
-        <w:t xml:space="preserve">Valor fixo por empresa.</w:t>
-      </w:r>
-      <w:r>
-        <w:rPr>
-          <w:color w:val="23293D"/>
-          <w:sz w:val="21"/>
-          <w:szCs w:val="21"/>
-        </w:rPr>
-        <w:t xml:space="preserve"> Em vez de preço por titular, a proposta pode combinar </w:t>
-      </w:r>
-      <w:r>
-        <w:rPr>
-          <w:b/>
-          <w:bCs/>
-          <w:color w:val="23293D"/>
-          <w:sz w:val="21"/>
-          <w:szCs w:val="21"/>
-        </w:rPr>
-        <w:t xml:space="preserve">um valor só pela empresa</w:t>
-      </w:r>
-      <w:r>
-        <w:rPr>
-          <w:color w:val="23293D"/>
-          <w:sz w:val="21"/>
-          <w:szCs w:val="21"/>
-        </w:rPr>
-        <w:t xml:space="preserve">. É esse valor que ela paga todo mês, </w:t>
-      </w:r>
-      <w:r>
-        <w:rPr>
-          <w:b/>
-          <w:bCs/>
-          <w:color w:val="23293D"/>
-          <w:sz w:val="21"/>
-          <w:szCs w:val="21"/>
-        </w:rPr>
-        <w:t xml:space="preserve">com qualquer número de titulares cadastrados</w:t>
-      </w:r>
-      <w:r>
-        <w:rPr>
-          <w:color w:val="23293D"/>
-          <w:sz w:val="21"/>
-          <w:szCs w:val="21"/>
-        </w:rPr>
-        <w:t xml:space="preserve"> — as faixas, se houver, escolhem o valor pelo tamanho da empresa. No fechamento, o acordo </w:t>
-      </w:r>
-      <w:r>
-        <w:rPr>
-          <w:b/>
-          <w:bCs/>
-          <w:color w:val="23293D"/>
-          <w:sz w:val="21"/>
-          <w:szCs w:val="21"/>
-        </w:rPr>
-        <w:t xml:space="preserve">viaja para o cadastro da empresa</w:t>
-      </w:r>
-      <w:r>
-        <w:rPr>
-          <w:color w:val="23293D"/>
-          <w:sz w:val="21"/>
-          <w:szCs w:val="21"/>
-        </w:rPr>
-        <w:t xml:space="preserve"> (valor fixo já com a faixa aplicada) e passa a mandar na mensalidade, na ficha, no painel e na cobrança.</w:t>
+        <w:pStyle w:val="ListParagraph"/>
+        <w:numPr>
+          <w:ilvl w:val="0"/>
+          <w:numId w:val="11"/>
+        </w:numPr>
+        <w:spacing w:after="80" w:line="270"/>
+      </w:pPr>
+      <w:r>
+        <w:rPr>
+          <w:b/>
+          <w:bCs/>
+          <w:color w:val="23293D"/>
+          <w:sz w:val="21"/>
+          <w:szCs w:val="21"/>
+        </w:rPr>
+        <w:t xml:space="preserve">O total de cada faixa aparece embaixo dela</w:t>
+      </w:r>
+      <w:r>
+        <w:rPr>
+          <w:color w:val="23293D"/>
+          <w:sz w:val="21"/>
+          <w:szCs w:val="21"/>
+        </w:rPr>
+        <w:t xml:space="preserve">, enquanto você digita — por exemplo, </w:t>
+      </w:r>
+      <w:r>
+        <w:rPr>
+          <w:i/>
+          <w:iCs/>
+          <w:color w:val="23293D"/>
+          <w:sz w:val="21"/>
+          <w:szCs w:val="21"/>
+        </w:rPr>
+        <w:t xml:space="preserve">"Total no início da faixa: 50 × R$ 34,90 = R$ 1.745,00/mês"</w:t>
+      </w:r>
+      <w:r>
+        <w:rPr>
+          <w:color w:val="23293D"/>
+          <w:sz w:val="21"/>
+          <w:szCs w:val="21"/>
+        </w:rPr>
+        <w:t xml:space="preserve">. A faixa que vale para os titulares desta proposta ganha um </w:t>
+      </w:r>
+      <w:r>
+        <w:rPr>
+          <w:b/>
+          <w:bCs/>
+          <w:color w:val="23293D"/>
+          <w:sz w:val="21"/>
+          <w:szCs w:val="21"/>
+        </w:rPr>
+        <w:t xml:space="preserve">✓</w:t>
+      </w:r>
+      <w:r>
+        <w:rPr>
+          <w:color w:val="23293D"/>
+          <w:sz w:val="21"/>
+          <w:szCs w:val="21"/>
+        </w:rPr>
+        <w:t xml:space="preserve"> com o total para essa quantidade. No valor fixo por empresa, o total é o próprio valor da faixa.</w:t>
       </w:r>
     </w:p>
     <w:tbl>
@@ -6806,29 +6793,21 @@
             </w:pPr>
             <w:r>
               <w:rPr>
-                <w:color w:val="23293D"/>
-                <w:sz w:val="21"/>
-                <w:szCs w:val="21"/>
-              </w:rPr>
-              <w:t xml:space="preserve">Fechar uma proposta de valor fixo </w:t>
-            </w:r>
-            <w:r>
-              <w:rPr>
                 <w:b/>
                 <w:bCs/>
                 <w:color w:val="23293D"/>
                 <w:sz w:val="21"/>
                 <w:szCs w:val="21"/>
               </w:rPr>
-              <w:t xml:space="preserve">sem o valor preenchido</w:t>
-            </w:r>
-            <w:r>
-              <w:rPr>
-                <w:color w:val="23293D"/>
-                <w:sz w:val="21"/>
-                <w:szCs w:val="21"/>
-              </w:rPr>
-              <w:t xml:space="preserve"> é recusado: não existe mensalidade sem o número combinado.</w:t>
+              <w:t xml:space="preserve">O total da faixa é só para quem monta a proposta.</w:t>
+            </w:r>
+            <w:r>
+              <w:rPr>
+                <w:color w:val="23293D"/>
+                <w:sz w:val="21"/>
+                <w:szCs w:val="21"/>
+              </w:rPr>
+              <w:t xml:space="preserve"> O documento que vai para a empresa continua mostrando o preço por titular de cada faixa.</w:t>
             </w:r>
           </w:p>
         </w:tc>
@@ -6848,62 +6827,79 @@
     </w:p>
     <w:p>
       <w:pPr>
-        <w:pStyle w:val="Heading2"/>
-      </w:pPr>
-      <w:r>
-        <w:rPr>
-          <w:color w:val="1F3253"/>
-        </w:rPr>
-        <w:t xml:space="preserve">6.3. Dependentes</w:t>
-      </w:r>
-    </w:p>
-    <w:p>
-      <w:pPr>
         <w:spacing w:after="140" w:line="280"/>
       </w:pPr>
       <w:r>
         <w:rPr>
-          <w:color w:val="23293D"/>
-          <w:sz w:val="21"/>
-          <w:szCs w:val="21"/>
-        </w:rPr>
-        <w:t xml:space="preserve">Três formas: </w:t>
-      </w:r>
-      <w:r>
-        <w:rPr>
-          <w:b/>
-          <w:bCs/>
-          <w:color w:val="23293D"/>
-          <w:sz w:val="21"/>
-          <w:szCs w:val="21"/>
-        </w:rPr>
-        <w:t xml:space="preserve">individual</w:t>
-      </w:r>
-      <w:r>
-        <w:rPr>
-          <w:color w:val="23293D"/>
-          <w:sz w:val="21"/>
-          <w:szCs w:val="21"/>
-        </w:rPr>
-        <w:t xml:space="preserve">, </w:t>
-      </w:r>
-      <w:r>
-        <w:rPr>
-          <w:b/>
-          <w:bCs/>
-          <w:color w:val="23293D"/>
-          <w:sz w:val="21"/>
-          <w:szCs w:val="21"/>
-        </w:rPr>
-        <w:t xml:space="preserve">pacote familiar</w:t>
-      </w:r>
-      <w:r>
-        <w:rPr>
-          <w:color w:val="23293D"/>
-          <w:sz w:val="21"/>
-          <w:szCs w:val="21"/>
-        </w:rPr>
-        <w:t xml:space="preserve"> (um valor cobrindo até N pessoas, com preço do extra) e o que a negociação combinar.</w:t>
+          <w:b/>
+          <w:bCs/>
+          <w:color w:val="23293D"/>
+          <w:sz w:val="21"/>
+          <w:szCs w:val="21"/>
+        </w:rPr>
+        <w:t xml:space="preserve">Valor fixo por empresa.</w:t>
+      </w:r>
+      <w:r>
+        <w:rPr>
+          <w:color w:val="23293D"/>
+          <w:sz w:val="21"/>
+          <w:szCs w:val="21"/>
+        </w:rPr>
+        <w:t xml:space="preserve"> Em vez de preço por titular, a proposta pode combinar </w:t>
+      </w:r>
+      <w:r>
+        <w:rPr>
+          <w:b/>
+          <w:bCs/>
+          <w:color w:val="23293D"/>
+          <w:sz w:val="21"/>
+          <w:szCs w:val="21"/>
+        </w:rPr>
+        <w:t xml:space="preserve">um valor só pela empresa</w:t>
+      </w:r>
+      <w:r>
+        <w:rPr>
+          <w:color w:val="23293D"/>
+          <w:sz w:val="21"/>
+          <w:szCs w:val="21"/>
+        </w:rPr>
+        <w:t xml:space="preserve">. É esse valor que ela paga todo mês, </w:t>
+      </w:r>
+      <w:r>
+        <w:rPr>
+          <w:b/>
+          <w:bCs/>
+          <w:color w:val="23293D"/>
+          <w:sz w:val="21"/>
+          <w:szCs w:val="21"/>
+        </w:rPr>
+        <w:t xml:space="preserve">com qualquer número de titulares cadastrados</w:t>
+      </w:r>
+      <w:r>
+        <w:rPr>
+          <w:color w:val="23293D"/>
+          <w:sz w:val="21"/>
+          <w:szCs w:val="21"/>
+        </w:rPr>
+        <w:t xml:space="preserve"> — as faixas, se houver, escolhem o valor pelo tamanho da empresa. No fechamento, o acordo </w:t>
+      </w:r>
+      <w:r>
+        <w:rPr>
+          <w:b/>
+          <w:bCs/>
+          <w:color w:val="23293D"/>
+          <w:sz w:val="21"/>
+          <w:szCs w:val="21"/>
+        </w:rPr>
+        <w:t xml:space="preserve">viaja para o cadastro da empresa</w:t>
+      </w:r>
+      <w:r>
+        <w:rPr>
+          <w:color w:val="23293D"/>
+          <w:sz w:val="21"/>
+          <w:szCs w:val="21"/>
+        </w:rPr>
+        <w:t xml:space="preserve"> (valor fixo já com a faixa aplicada) e passa a mandar na mensalidade, na ficha, no painel e na cobrança.</w:t>
       </w:r>
     </w:p>
     <w:tbl>
@@ -6943,7 +6939,7 @@
                 <w:sz w:val="21"/>
                 <w:szCs w:val="21"/>
               </w:rPr>
-              <w:t xml:space="preserve">⚠️ </w:t>
+              <w:t xml:space="preserve">Fechar uma proposta de valor fixo </w:t>
             </w:r>
             <w:r>
               <w:rPr>
@@ -6953,33 +6949,15 @@
                 <w:sz w:val="21"/>
                 <w:szCs w:val="21"/>
               </w:rPr>
-              <w:t xml:space="preserve">A proposta NÃO soma o total dos dependentes</w:t>
-            </w:r>
-            <w:r>
-              <w:rPr>
-                <w:color w:val="23293D"/>
-                <w:sz w:val="21"/>
-                <w:szCs w:val="21"/>
-              </w:rPr>
-              <w:t xml:space="preserve">, de propósito. Ninguém sabe quantos dependentes cada família tem antes da implantação; um total estimado viraria promessa. O documento mostra a </w:t>
-            </w:r>
-            <w:r>
-              <w:rPr>
-                <w:b/>
-                <w:bCs/>
-                <w:color w:val="23293D"/>
-                <w:sz w:val="21"/>
-                <w:szCs w:val="21"/>
-              </w:rPr>
-              <w:t xml:space="preserve">tabela de valores</w:t>
-            </w:r>
-            <w:r>
-              <w:rPr>
-                <w:color w:val="23293D"/>
-                <w:sz w:val="21"/>
-                <w:szCs w:val="21"/>
-              </w:rPr>
-              <w:t xml:space="preserve"> e diz que o total sai na implantação.</w:t>
+              <w:t xml:space="preserve">sem o valor preenchido</w:t>
+            </w:r>
+            <w:r>
+              <w:rPr>
+                <w:color w:val="23293D"/>
+                <w:sz w:val="21"/>
+                <w:szCs w:val="21"/>
+              </w:rPr>
+              <w:t xml:space="preserve"> é recusado: não existe mensalidade sem o número combinado.</w:t>
             </w:r>
           </w:p>
         </w:tc>
@@ -7005,7 +6983,7 @@
         <w:rPr>
           <w:color w:val="1F3253"/>
         </w:rPr>
-        <w:t xml:space="preserve">6.4. Implantação</w:t>
+        <w:t xml:space="preserve">6.3. Dependentes</w:t>
       </w:r>
     </w:p>
     <w:p>
@@ -7014,21 +6992,404 @@
       </w:pPr>
       <w:r>
         <w:rPr>
-          <w:b/>
-          <w:bCs/>
-          <w:color w:val="23293D"/>
-          <w:sz w:val="21"/>
-          <w:szCs w:val="21"/>
-        </w:rPr>
-        <w:t xml:space="preserve">A implantação é o primeiro pagamento</w:t>
-      </w:r>
-      <w:r>
-        <w:rPr>
-          <w:color w:val="23293D"/>
-          <w:sz w:val="21"/>
-          <w:szCs w:val="21"/>
-        </w:rPr>
-        <w:t xml:space="preserve"> — o mesmo valor da mensalidade, cobrado ao iniciar o programa. Não se negocia à parte, e a proposta não tem mais campo para isso (decisão da direção, 27/09/2026).</w:t>
+          <w:color w:val="23293D"/>
+          <w:sz w:val="21"/>
+          <w:szCs w:val="21"/>
+        </w:rPr>
+        <w:t xml:space="preserve">Os valores dos dependentes ficam no passo </w:t>
+      </w:r>
+      <w:r>
+        <w:rPr>
+          <w:b/>
+          <w:bCs/>
+          <w:color w:val="23293D"/>
+          <w:sz w:val="21"/>
+          <w:szCs w:val="21"/>
+        </w:rPr>
+        <w:t xml:space="preserve">Quem paga e quanto</w:t>
+      </w:r>
+      <w:r>
+        <w:rPr>
+          <w:color w:val="23293D"/>
+          <w:sz w:val="21"/>
+          <w:szCs w:val="21"/>
+        </w:rPr>
+        <w:t xml:space="preserve">. Ao responder </w:t>
+      </w:r>
+      <w:r>
+        <w:rPr>
+          <w:b/>
+          <w:bCs/>
+          <w:color w:val="23293D"/>
+          <w:sz w:val="21"/>
+          <w:szCs w:val="21"/>
+        </w:rPr>
+        <w:t xml:space="preserve">"Dependentes entram nesta fase?" → Sim</w:t>
+      </w:r>
+      <w:r>
+        <w:rPr>
+          <w:color w:val="23293D"/>
+          <w:sz w:val="21"/>
+          <w:szCs w:val="21"/>
+        </w:rPr>
+        <w:t xml:space="preserve">, abre o quadro </w:t>
+      </w:r>
+      <w:r>
+        <w:rPr>
+          <w:b/>
+          <w:bCs/>
+          <w:color w:val="23293D"/>
+          <w:sz w:val="21"/>
+          <w:szCs w:val="21"/>
+        </w:rPr>
+        <w:t xml:space="preserve">Valores dos dependentes</w:t>
+      </w:r>
+      <w:r>
+        <w:rPr>
+          <w:color w:val="23293D"/>
+          <w:sz w:val="21"/>
+          <w:szCs w:val="21"/>
+        </w:rPr>
+        <w:t xml:space="preserve">, com duas opções:</w:t>
+      </w:r>
+    </w:p>
+    <w:p>
+      <w:pPr>
+        <w:pStyle w:val="ListParagraph"/>
+        <w:numPr>
+          <w:ilvl w:val="0"/>
+          <w:numId w:val="12"/>
+        </w:numPr>
+        <w:spacing w:after="80" w:line="270"/>
+      </w:pPr>
+      <w:r>
+        <w:rPr>
+          <w:b/>
+          <w:bCs/>
+          <w:color w:val="23293D"/>
+          <w:sz w:val="21"/>
+          <w:szCs w:val="21"/>
+        </w:rPr>
+        <w:t xml:space="preserve">Individual</w:t>
+      </w:r>
+      <w:r>
+        <w:rPr>
+          <w:color w:val="23293D"/>
+          <w:sz w:val="21"/>
+          <w:szCs w:val="21"/>
+        </w:rPr>
+        <w:t xml:space="preserve"> — cada dependente paga o mesmo valor. Um campo só: </w:t>
+      </w:r>
+      <w:r>
+        <w:rPr>
+          <w:b/>
+          <w:bCs/>
+          <w:color w:val="23293D"/>
+          <w:sz w:val="21"/>
+          <w:szCs w:val="21"/>
+        </w:rPr>
+        <w:t xml:space="preserve">Valor por dependente</w:t>
+      </w:r>
+      <w:r>
+        <w:rPr>
+          <w:color w:val="23293D"/>
+          <w:sz w:val="21"/>
+          <w:szCs w:val="21"/>
+        </w:rPr>
+        <w:t xml:space="preserve">.</w:t>
+      </w:r>
+    </w:p>
+    <w:p>
+      <w:pPr>
+        <w:pStyle w:val="ListParagraph"/>
+        <w:numPr>
+          <w:ilvl w:val="0"/>
+          <w:numId w:val="12"/>
+        </w:numPr>
+        <w:spacing w:after="80" w:line="270"/>
+      </w:pPr>
+      <w:r>
+        <w:rPr>
+          <w:b/>
+          <w:bCs/>
+          <w:color w:val="23293D"/>
+          <w:sz w:val="21"/>
+          <w:szCs w:val="21"/>
+        </w:rPr>
+        <w:t xml:space="preserve">Plano familiar</w:t>
+      </w:r>
+      <w:r>
+        <w:rPr>
+          <w:color w:val="23293D"/>
+          <w:sz w:val="21"/>
+          <w:szCs w:val="21"/>
+        </w:rPr>
+        <w:t xml:space="preserve"> — um pacote por titular cobre vários dependentes. Campos: </w:t>
+      </w:r>
+      <w:r>
+        <w:rPr>
+          <w:b/>
+          <w:bCs/>
+          <w:color w:val="23293D"/>
+          <w:sz w:val="21"/>
+          <w:szCs w:val="21"/>
+        </w:rPr>
+        <w:t xml:space="preserve">valor do pacote</w:t>
+      </w:r>
+      <w:r>
+        <w:rPr>
+          <w:color w:val="23293D"/>
+          <w:sz w:val="21"/>
+          <w:szCs w:val="21"/>
+        </w:rPr>
+        <w:t xml:space="preserve">, </w:t>
+      </w:r>
+      <w:r>
+        <w:rPr>
+          <w:b/>
+          <w:bCs/>
+          <w:color w:val="23293D"/>
+          <w:sz w:val="21"/>
+          <w:szCs w:val="21"/>
+        </w:rPr>
+        <w:t xml:space="preserve">até quantos dependentes ele cobre</w:t>
+      </w:r>
+      <w:r>
+        <w:rPr>
+          <w:color w:val="23293D"/>
+          <w:sz w:val="21"/>
+          <w:szCs w:val="21"/>
+        </w:rPr>
+        <w:t xml:space="preserve">, </w:t>
+      </w:r>
+      <w:r>
+        <w:rPr>
+          <w:b/>
+          <w:bCs/>
+          <w:color w:val="23293D"/>
+          <w:sz w:val="21"/>
+          <w:szCs w:val="21"/>
+        </w:rPr>
+        <w:t xml:space="preserve">cada dependente além do pacote</w:t>
+      </w:r>
+      <w:r>
+        <w:rPr>
+          <w:color w:val="23293D"/>
+          <w:sz w:val="21"/>
+          <w:szCs w:val="21"/>
+        </w:rPr>
+        <w:t xml:space="preserve"> e </w:t>
+      </w:r>
+      <w:r>
+        <w:rPr>
+          <w:b/>
+          <w:bCs/>
+          <w:color w:val="23293D"/>
+          <w:sz w:val="21"/>
+          <w:szCs w:val="21"/>
+        </w:rPr>
+        <w:t xml:space="preserve">dependente avulso</w:t>
+      </w:r>
+      <w:r>
+        <w:rPr>
+          <w:color w:val="23293D"/>
+          <w:sz w:val="21"/>
+          <w:szCs w:val="21"/>
+        </w:rPr>
+        <w:t xml:space="preserve"> (para o titular que leva um só e não precisa do pacote). Há ainda </w:t>
+      </w:r>
+      <w:r>
+        <w:rPr>
+          <w:b/>
+          <w:bCs/>
+          <w:color w:val="23293D"/>
+          <w:sz w:val="21"/>
+          <w:szCs w:val="21"/>
+        </w:rPr>
+        <w:t xml:space="preserve">quantos titulares têm dependentes</w:t>
+      </w:r>
+      <w:r>
+        <w:rPr>
+          <w:color w:val="23293D"/>
+          <w:sz w:val="21"/>
+          <w:szCs w:val="21"/>
+        </w:rPr>
+        <w:t xml:space="preserve">, que só a simulação usa.</w:t>
+      </w:r>
+    </w:p>
+    <w:p>
+      <w:pPr>
+        <w:spacing w:after="140" w:line="280"/>
+      </w:pPr>
+      <w:r>
+        <w:rPr>
+          <w:color w:val="23293D"/>
+          <w:sz w:val="21"/>
+          <w:szCs w:val="21"/>
+        </w:rPr>
+        <w:t xml:space="preserve">Os valores são gravados no botão </w:t>
+      </w:r>
+      <w:r>
+        <w:rPr>
+          <w:b/>
+          <w:bCs/>
+          <w:color w:val="23293D"/>
+          <w:sz w:val="21"/>
+          <w:szCs w:val="21"/>
+        </w:rPr>
+        <w:t xml:space="preserve">Salvar proposta</w:t>
+      </w:r>
+      <w:r>
+        <w:rPr>
+          <w:color w:val="23293D"/>
+          <w:sz w:val="21"/>
+          <w:szCs w:val="21"/>
+        </w:rPr>
+        <w:t xml:space="preserve">, junto com o resto do passo. Responder "Não" depois </w:t>
+      </w:r>
+      <w:r>
+        <w:rPr>
+          <w:b/>
+          <w:bCs/>
+          <w:color w:val="23293D"/>
+          <w:sz w:val="21"/>
+          <w:szCs w:val="21"/>
+        </w:rPr>
+        <w:t xml:space="preserve">não apaga</w:t>
+      </w:r>
+      <w:r>
+        <w:rPr>
+          <w:color w:val="23293D"/>
+          <w:sz w:val="21"/>
+          <w:szCs w:val="21"/>
+        </w:rPr>
+        <w:t xml:space="preserve"> os valores já salvos. Em </w:t>
+      </w:r>
+      <w:r>
+        <w:rPr>
+          <w:b/>
+          <w:bCs/>
+          <w:color w:val="23293D"/>
+          <w:sz w:val="21"/>
+          <w:szCs w:val="21"/>
+        </w:rPr>
+        <w:t xml:space="preserve">Condições comerciais</w:t>
+      </w:r>
+      <w:r>
+        <w:rPr>
+          <w:color w:val="23293D"/>
+          <w:sz w:val="21"/>
+          <w:szCs w:val="21"/>
+        </w:rPr>
+        <w:t xml:space="preserve"> fica só um atalho, </w:t>
+      </w:r>
+      <w:r>
+        <w:rPr>
+          <w:b/>
+          <w:bCs/>
+          <w:color w:val="23293D"/>
+          <w:sz w:val="21"/>
+          <w:szCs w:val="21"/>
+        </w:rPr>
+        <w:t xml:space="preserve">Configurar dependentes</w:t>
+      </w:r>
+      <w:r>
+        <w:rPr>
+          <w:color w:val="23293D"/>
+          <w:sz w:val="21"/>
+          <w:szCs w:val="21"/>
+        </w:rPr>
+        <w:t xml:space="preserve">, que leva até este quadro.</w:t>
+      </w:r>
+    </w:p>
+    <w:p>
+      <w:pPr>
+        <w:spacing w:after="140" w:line="280"/>
+      </w:pPr>
+      <w:r>
+        <w:rPr>
+          <w:color w:val="23293D"/>
+          <w:sz w:val="21"/>
+          <w:szCs w:val="21"/>
+        </w:rPr>
+        <w:t xml:space="preserve">Na proposta de </w:t>
+      </w:r>
+      <w:r>
+        <w:rPr>
+          <w:b/>
+          <w:bCs/>
+          <w:color w:val="23293D"/>
+          <w:sz w:val="21"/>
+          <w:szCs w:val="21"/>
+        </w:rPr>
+        <w:t xml:space="preserve">valor fixo por empresa</w:t>
+      </w:r>
+      <w:r>
+        <w:rPr>
+          <w:color w:val="23293D"/>
+          <w:sz w:val="21"/>
+          <w:szCs w:val="21"/>
+        </w:rPr>
+        <w:t xml:space="preserve"> não há preço de dependente: eles já estão dentro do valor combinado, e a tela diz isso.</w:t>
+      </w:r>
+    </w:p>
+    <w:p>
+      <w:pPr>
+        <w:spacing w:after="140" w:line="280"/>
+      </w:pPr>
+      <w:r>
+        <w:rPr>
+          <w:b/>
+          <w:bCs/>
+          <w:color w:val="23293D"/>
+          <w:sz w:val="21"/>
+          <w:szCs w:val="21"/>
+        </w:rPr>
+        <w:t xml:space="preserve">A simulação mostra a estimativa dos dependentes.</w:t>
+      </w:r>
+      <w:r>
+        <w:rPr>
+          <w:color w:val="23293D"/>
+          <w:sz w:val="21"/>
+          <w:szCs w:val="21"/>
+        </w:rPr>
+        <w:t xml:space="preserve"> Ao lado, o quadro </w:t>
+      </w:r>
+      <w:r>
+        <w:rPr>
+          <w:b/>
+          <w:bCs/>
+          <w:color w:val="23293D"/>
+          <w:sz w:val="21"/>
+          <w:szCs w:val="21"/>
+        </w:rPr>
+        <w:t xml:space="preserve">Dependentes (estimativa)</w:t>
+      </w:r>
+      <w:r>
+        <w:rPr>
+          <w:color w:val="23293D"/>
+          <w:sz w:val="21"/>
+          <w:szCs w:val="21"/>
+        </w:rPr>
+        <w:t xml:space="preserve"> dá o valor por mês, como a conta foi feita e o total </w:t>
+      </w:r>
+      <w:r>
+        <w:rPr>
+          <w:b/>
+          <w:bCs/>
+          <w:color w:val="23293D"/>
+          <w:sz w:val="21"/>
+          <w:szCs w:val="21"/>
+        </w:rPr>
+        <w:t xml:space="preserve">Titulares + dependentes</w:t>
+      </w:r>
+      <w:r>
+        <w:rPr>
+          <w:color w:val="23293D"/>
+          <w:sz w:val="21"/>
+          <w:szCs w:val="21"/>
+        </w:rPr>
+        <w:t xml:space="preserve">. No plano familiar, a conta supõe que os dependentes se dividem por igual entre os titulares que têm dependentes, e que cada família fica com a opção mais barata (quem leva um só dependente paga o avulso). Sem a quantidade de titulares com dependentes, a conta usa o valor individual e avisa em amarelo.</w:t>
       </w:r>
     </w:p>
     <w:tbl>
@@ -7064,6 +7425,131 @@
             </w:pPr>
             <w:r>
               <w:rPr>
+                <w:color w:val="23293D"/>
+                <w:sz w:val="21"/>
+                <w:szCs w:val="21"/>
+              </w:rPr>
+              <w:t xml:space="preserve">⚠️ </w:t>
+            </w:r>
+            <w:r>
+              <w:rPr>
+                <w:b/>
+                <w:bCs/>
+                <w:color w:val="23293D"/>
+                <w:sz w:val="21"/>
+                <w:szCs w:val="21"/>
+              </w:rPr>
+              <w:t xml:space="preserve">A estimativa é só para quem monta a proposta — o documento NÃO soma o total dos dependentes</w:t>
+            </w:r>
+            <w:r>
+              <w:rPr>
+                <w:color w:val="23293D"/>
+                <w:sz w:val="21"/>
+                <w:szCs w:val="21"/>
+              </w:rPr>
+              <w:t xml:space="preserve">, de propósito. Ninguém sabe quantos dependentes cada família tem antes da implantação; um total estimado no papel viraria promessa. O documento mostra a </w:t>
+            </w:r>
+            <w:r>
+              <w:rPr>
+                <w:b/>
+                <w:bCs/>
+                <w:color w:val="23293D"/>
+                <w:sz w:val="21"/>
+                <w:szCs w:val="21"/>
+              </w:rPr>
+              <w:t xml:space="preserve">tabela de valores</w:t>
+            </w:r>
+            <w:r>
+              <w:rPr>
+                <w:color w:val="23293D"/>
+                <w:sz w:val="21"/>
+                <w:szCs w:val="21"/>
+              </w:rPr>
+              <w:t xml:space="preserve"> e diz que o total sai na implantação.</w:t>
+            </w:r>
+          </w:p>
+        </w:tc>
+      </w:tr>
+    </w:tbl>
+    <w:p>
+      <w:pPr>
+        <w:spacing w:after="140" w:line="120"/>
+      </w:pPr>
+      <w:r>
+        <w:rPr>
+          <w:sz w:val="2"/>
+          <w:szCs w:val="2"/>
+        </w:rPr>
+        <w:t xml:space="preserve"/>
+      </w:r>
+    </w:p>
+    <w:p>
+      <w:pPr>
+        <w:pStyle w:val="Heading2"/>
+      </w:pPr>
+      <w:r>
+        <w:rPr>
+          <w:color w:val="1F3253"/>
+        </w:rPr>
+        <w:t xml:space="preserve">6.4. Implantação</w:t>
+      </w:r>
+    </w:p>
+    <w:p>
+      <w:pPr>
+        <w:spacing w:after="140" w:line="280"/>
+      </w:pPr>
+      <w:r>
+        <w:rPr>
+          <w:b/>
+          <w:bCs/>
+          <w:color w:val="23293D"/>
+          <w:sz w:val="21"/>
+          <w:szCs w:val="21"/>
+        </w:rPr>
+        <w:t xml:space="preserve">A implantação é o primeiro pagamento</w:t>
+      </w:r>
+      <w:r>
+        <w:rPr>
+          <w:color w:val="23293D"/>
+          <w:sz w:val="21"/>
+          <w:szCs w:val="21"/>
+        </w:rPr>
+        <w:t xml:space="preserve"> — o mesmo valor da mensalidade, cobrado ao iniciar o programa. Não se negocia à parte, e a proposta não tem mais campo para isso (decisão da direção, 27/09/2026).</w:t>
+      </w:r>
+    </w:p>
+    <w:tbl>
+      <w:tblPr>
+        <w:tblW w:type="dxa" w:w="9638"/>
+        <w:tblBorders>
+          <w:top w:val="single" w:color="F5F3EC" w:sz="2"/>
+          <w:left w:val="single" w:color="B98B2E" w:sz="18"/>
+          <w:bottom w:val="single" w:color="F5F3EC" w:sz="2"/>
+          <w:right w:val="single" w:color="F5F3EC" w:sz="2"/>
+          <w:insideH w:val="none" w:color="auto" w:sz="0"/>
+          <w:insideV w:val="none" w:color="auto" w:sz="0"/>
+        </w:tblBorders>
+      </w:tblPr>
+      <w:tblGrid>
+        <w:gridCol w:w="9638"/>
+      </w:tblGrid>
+      <w:tr>
+        <w:tc>
+          <w:tcPr>
+            <w:tcW w:type="dxa" w:w="9638"/>
+            <w:shd w:fill="F5F3EC" w:color="auto" w:val="clear"/>
+            <w:tcMar>
+              <w:top w:type="dxa" w:w="160"/>
+              <w:left w:type="dxa" w:w="220"/>
+              <w:bottom w:type="dxa" w:w="160"/>
+              <w:right w:type="dxa" w:w="200"/>
+            </w:tcMar>
+          </w:tcPr>
+          <w:p>
+            <w:pPr>
+              <w:spacing w:after="140" w:line="280"/>
+            </w:pPr>
+            <w:r>
+              <w:rPr>
                 <w:b/>
                 <w:bCs/>
                 <w:color w:val="23293D"/>
@@ -7146,204 +7632,6 @@
           <w:color w:val="1F3253"/>
         </w:rPr>
         <w:t xml:space="preserve">6.5. Limites: mínimo e máximo</w:t>
-      </w:r>
-    </w:p>
-    <w:p>
-      <w:pPr>
-        <w:pStyle w:val="ListParagraph"/>
-        <w:numPr>
-          <w:ilvl w:val="0"/>
-          <w:numId w:val="12"/>
-        </w:numPr>
-        <w:spacing w:after="80" w:line="270"/>
-      </w:pPr>
-      <w:r>
-        <w:rPr>
-          <w:b/>
-          <w:bCs/>
-          <w:color w:val="23293D"/>
-          <w:sz w:val="21"/>
-          <w:szCs w:val="21"/>
-        </w:rPr>
-        <w:t xml:space="preserve">Mínimo</w:t>
-      </w:r>
-      <w:r>
-        <w:rPr>
-          <w:color w:val="23293D"/>
-          <w:sz w:val="21"/>
-          <w:szCs w:val="21"/>
-        </w:rPr>
-        <w:t xml:space="preserve"> — abaixo dele a aba </w:t>
-      </w:r>
-      <w:r>
-        <w:rPr>
-          <w:b/>
-          <w:bCs/>
-          <w:color w:val="23293D"/>
-          <w:sz w:val="21"/>
-          <w:szCs w:val="21"/>
-        </w:rPr>
-        <w:t xml:space="preserve">avisa</w:t>
-      </w:r>
-      <w:r>
-        <w:rPr>
-          <w:color w:val="23293D"/>
-          <w:sz w:val="21"/>
-          <w:szCs w:val="21"/>
-        </w:rPr>
-        <w:t xml:space="preserve"> (⚠️), mas </w:t>
-      </w:r>
-      <w:r>
-        <w:rPr>
-          <w:b/>
-          <w:bCs/>
-          <w:color w:val="23293D"/>
-          <w:sz w:val="21"/>
-          <w:szCs w:val="21"/>
-        </w:rPr>
-        <w:t xml:space="preserve">não trava</w:t>
-      </w:r>
-      <w:r>
-        <w:rPr>
-          <w:color w:val="23293D"/>
-          <w:sz w:val="21"/>
-          <w:szCs w:val="21"/>
-        </w:rPr>
-        <w:t xml:space="preserve">: negociação pode fechar abaixo, é decisão de quem vende.</w:t>
-      </w:r>
-    </w:p>
-    <w:p>
-      <w:pPr>
-        <w:pStyle w:val="ListParagraph"/>
-        <w:numPr>
-          <w:ilvl w:val="0"/>
-          <w:numId w:val="12"/>
-        </w:numPr>
-        <w:spacing w:after="80" w:line="270"/>
-      </w:pPr>
-      <w:r>
-        <w:rPr>
-          <w:b/>
-          <w:bCs/>
-          <w:color w:val="23293D"/>
-          <w:sz w:val="21"/>
-          <w:szCs w:val="21"/>
-        </w:rPr>
-        <w:t xml:space="preserve">Máximo</w:t>
-      </w:r>
-      <w:r>
-        <w:rPr>
-          <w:color w:val="23293D"/>
-          <w:sz w:val="21"/>
-          <w:szCs w:val="21"/>
-        </w:rPr>
-        <w:t xml:space="preserve"> — acima dele a aba </w:t>
-      </w:r>
-      <w:r>
-        <w:rPr>
-          <w:b/>
-          <w:bCs/>
-          <w:color w:val="23293D"/>
-          <w:sz w:val="21"/>
-          <w:szCs w:val="21"/>
-        </w:rPr>
-        <w:t xml:space="preserve">impede</w:t>
-      </w:r>
-      <w:r>
-        <w:rPr>
-          <w:color w:val="23293D"/>
-          <w:sz w:val="21"/>
-          <w:szCs w:val="21"/>
-        </w:rPr>
-        <w:t xml:space="preserve"> (⛔).</w:t>
-      </w:r>
-    </w:p>
-    <w:p>
-      <w:pPr>
-        <w:pStyle w:val="ListParagraph"/>
-        <w:numPr>
-          <w:ilvl w:val="0"/>
-          <w:numId w:val="12"/>
-        </w:numPr>
-        <w:spacing w:after="80" w:line="270"/>
-      </w:pPr>
-      <w:r>
-        <w:rPr>
-          <w:b/>
-          <w:bCs/>
-          <w:color w:val="23293D"/>
-          <w:sz w:val="21"/>
-          <w:szCs w:val="21"/>
-        </w:rPr>
-        <w:t xml:space="preserve">Valor mínimo da proposta</w:t>
-      </w:r>
-      <w:r>
-        <w:rPr>
-          <w:color w:val="23293D"/>
-          <w:sz w:val="21"/>
-          <w:szCs w:val="21"/>
-        </w:rPr>
-        <w:t xml:space="preserve"> — avisa quanto falta, e </w:t>
-      </w:r>
-      <w:r>
-        <w:rPr>
-          <w:b/>
-          <w:bCs/>
-          <w:color w:val="23293D"/>
-          <w:sz w:val="21"/>
-          <w:szCs w:val="21"/>
-        </w:rPr>
-        <w:t xml:space="preserve">não trava</w:t>
-      </w:r>
-      <w:r>
-        <w:rPr>
-          <w:color w:val="23293D"/>
-          <w:sz w:val="21"/>
-          <w:szCs w:val="21"/>
-        </w:rPr>
-        <w:t xml:space="preserve">.</w:t>
-      </w:r>
-    </w:p>
-    <w:p>
-      <w:pPr>
-        <w:pStyle w:val="Heading2"/>
-      </w:pPr>
-      <w:r>
-        <w:rPr>
-          <w:color w:val="1F3253"/>
-        </w:rPr>
-        <w:t xml:space="preserve">6.6. Se passar do contratado</w:t>
-      </w:r>
-    </w:p>
-    <w:p>
-      <w:pPr>
-        <w:spacing w:after="140" w:line="280"/>
-      </w:pPr>
-      <w:r>
-        <w:rPr>
-          <w:color w:val="23293D"/>
-          <w:sz w:val="21"/>
-          <w:szCs w:val="21"/>
-        </w:rPr>
-        <w:t xml:space="preserve">O que acontece quando a empresa quiser incluir mais gente depois </w:t>
-      </w:r>
-      <w:r>
-        <w:rPr>
-          <w:b/>
-          <w:bCs/>
-          <w:color w:val="23293D"/>
-          <w:sz w:val="21"/>
-          <w:szCs w:val="21"/>
-        </w:rPr>
-        <w:t xml:space="preserve">depende de como ela paga</w:t>
-      </w:r>
-      <w:r>
-        <w:rPr>
-          <w:color w:val="23293D"/>
-          <w:sz w:val="21"/>
-          <w:szCs w:val="21"/>
-        </w:rPr>
-        <w:t xml:space="preserve">:</w:t>
       </w:r>
     </w:p>
     <w:p>
@@ -7363,51 +7651,51 @@
           <w:sz w:val="21"/>
           <w:szCs w:val="21"/>
         </w:rPr>
-        <w:t xml:space="preserve">Proposta por titular</w:t>
-      </w:r>
-      <w:r>
-        <w:rPr>
-          <w:color w:val="23293D"/>
-          <w:sz w:val="21"/>
-          <w:szCs w:val="21"/>
-        </w:rPr>
-        <w:t xml:space="preserve"> — </w:t>
-      </w:r>
-      <w:r>
-        <w:rPr>
-          <w:b/>
-          <w:bCs/>
-          <w:color w:val="23293D"/>
-          <w:sz w:val="21"/>
-          <w:szCs w:val="21"/>
-        </w:rPr>
-        <w:t xml:space="preserve">não há nada a combinar.</w:t>
-      </w:r>
-      <w:r>
-        <w:rPr>
-          <w:color w:val="23293D"/>
-          <w:sz w:val="21"/>
-          <w:szCs w:val="21"/>
-        </w:rPr>
-        <w:t xml:space="preserve"> Quem passa do contratado entra pelo </w:t>
-      </w:r>
-      <w:r>
-        <w:rPr>
-          <w:b/>
-          <w:bCs/>
-          <w:color w:val="23293D"/>
-          <w:sz w:val="21"/>
-          <w:szCs w:val="21"/>
-        </w:rPr>
-        <w:t xml:space="preserve">preço da tabela</w:t>
-      </w:r>
-      <w:r>
-        <w:rPr>
-          <w:color w:val="23293D"/>
-          <w:sz w:val="21"/>
-          <w:szCs w:val="21"/>
-        </w:rPr>
-        <w:t xml:space="preserve"> da empresa, com a faixa — o mesmo preço dos outros titulares. O passo mostra só essa explicação.</w:t>
+        <w:t xml:space="preserve">Mínimo</w:t>
+      </w:r>
+      <w:r>
+        <w:rPr>
+          <w:color w:val="23293D"/>
+          <w:sz w:val="21"/>
+          <w:szCs w:val="21"/>
+        </w:rPr>
+        <w:t xml:space="preserve"> — abaixo dele a aba </w:t>
+      </w:r>
+      <w:r>
+        <w:rPr>
+          <w:b/>
+          <w:bCs/>
+          <w:color w:val="23293D"/>
+          <w:sz w:val="21"/>
+          <w:szCs w:val="21"/>
+        </w:rPr>
+        <w:t xml:space="preserve">avisa</w:t>
+      </w:r>
+      <w:r>
+        <w:rPr>
+          <w:color w:val="23293D"/>
+          <w:sz w:val="21"/>
+          <w:szCs w:val="21"/>
+        </w:rPr>
+        <w:t xml:space="preserve"> (⚠️), mas </w:t>
+      </w:r>
+      <w:r>
+        <w:rPr>
+          <w:b/>
+          <w:bCs/>
+          <w:color w:val="23293D"/>
+          <w:sz w:val="21"/>
+          <w:szCs w:val="21"/>
+        </w:rPr>
+        <w:t xml:space="preserve">não trava</w:t>
+      </w:r>
+      <w:r>
+        <w:rPr>
+          <w:color w:val="23293D"/>
+          <w:sz w:val="21"/>
+          <w:szCs w:val="21"/>
+        </w:rPr>
+        <w:t xml:space="preserve">: negociação pode fechar abaixo, é decisão de quem vende.</w:t>
       </w:r>
     </w:p>
     <w:p>
@@ -7416,6 +7704,204 @@
         <w:numPr>
           <w:ilvl w:val="0"/>
           <w:numId w:val="13"/>
+        </w:numPr>
+        <w:spacing w:after="80" w:line="270"/>
+      </w:pPr>
+      <w:r>
+        <w:rPr>
+          <w:b/>
+          <w:bCs/>
+          <w:color w:val="23293D"/>
+          <w:sz w:val="21"/>
+          <w:szCs w:val="21"/>
+        </w:rPr>
+        <w:t xml:space="preserve">Máximo</w:t>
+      </w:r>
+      <w:r>
+        <w:rPr>
+          <w:color w:val="23293D"/>
+          <w:sz w:val="21"/>
+          <w:szCs w:val="21"/>
+        </w:rPr>
+        <w:t xml:space="preserve"> — acima dele a aba </w:t>
+      </w:r>
+      <w:r>
+        <w:rPr>
+          <w:b/>
+          <w:bCs/>
+          <w:color w:val="23293D"/>
+          <w:sz w:val="21"/>
+          <w:szCs w:val="21"/>
+        </w:rPr>
+        <w:t xml:space="preserve">impede</w:t>
+      </w:r>
+      <w:r>
+        <w:rPr>
+          <w:color w:val="23293D"/>
+          <w:sz w:val="21"/>
+          <w:szCs w:val="21"/>
+        </w:rPr>
+        <w:t xml:space="preserve"> (⛔).</w:t>
+      </w:r>
+    </w:p>
+    <w:p>
+      <w:pPr>
+        <w:pStyle w:val="ListParagraph"/>
+        <w:numPr>
+          <w:ilvl w:val="0"/>
+          <w:numId w:val="13"/>
+        </w:numPr>
+        <w:spacing w:after="80" w:line="270"/>
+      </w:pPr>
+      <w:r>
+        <w:rPr>
+          <w:b/>
+          <w:bCs/>
+          <w:color w:val="23293D"/>
+          <w:sz w:val="21"/>
+          <w:szCs w:val="21"/>
+        </w:rPr>
+        <w:t xml:space="preserve">Valor mínimo da proposta</w:t>
+      </w:r>
+      <w:r>
+        <w:rPr>
+          <w:color w:val="23293D"/>
+          <w:sz w:val="21"/>
+          <w:szCs w:val="21"/>
+        </w:rPr>
+        <w:t xml:space="preserve"> — avisa quanto falta, e </w:t>
+      </w:r>
+      <w:r>
+        <w:rPr>
+          <w:b/>
+          <w:bCs/>
+          <w:color w:val="23293D"/>
+          <w:sz w:val="21"/>
+          <w:szCs w:val="21"/>
+        </w:rPr>
+        <w:t xml:space="preserve">não trava</w:t>
+      </w:r>
+      <w:r>
+        <w:rPr>
+          <w:color w:val="23293D"/>
+          <w:sz w:val="21"/>
+          <w:szCs w:val="21"/>
+        </w:rPr>
+        <w:t xml:space="preserve">.</w:t>
+      </w:r>
+    </w:p>
+    <w:p>
+      <w:pPr>
+        <w:pStyle w:val="Heading2"/>
+      </w:pPr>
+      <w:r>
+        <w:rPr>
+          <w:color w:val="1F3253"/>
+        </w:rPr>
+        <w:t xml:space="preserve">6.6. Se passar do contratado</w:t>
+      </w:r>
+    </w:p>
+    <w:p>
+      <w:pPr>
+        <w:spacing w:after="140" w:line="280"/>
+      </w:pPr>
+      <w:r>
+        <w:rPr>
+          <w:color w:val="23293D"/>
+          <w:sz w:val="21"/>
+          <w:szCs w:val="21"/>
+        </w:rPr>
+        <w:t xml:space="preserve">O que acontece quando a empresa quiser incluir mais gente depois </w:t>
+      </w:r>
+      <w:r>
+        <w:rPr>
+          <w:b/>
+          <w:bCs/>
+          <w:color w:val="23293D"/>
+          <w:sz w:val="21"/>
+          <w:szCs w:val="21"/>
+        </w:rPr>
+        <w:t xml:space="preserve">depende de como ela paga</w:t>
+      </w:r>
+      <w:r>
+        <w:rPr>
+          <w:color w:val="23293D"/>
+          <w:sz w:val="21"/>
+          <w:szCs w:val="21"/>
+        </w:rPr>
+        <w:t xml:space="preserve">:</w:t>
+      </w:r>
+    </w:p>
+    <w:p>
+      <w:pPr>
+        <w:pStyle w:val="ListParagraph"/>
+        <w:numPr>
+          <w:ilvl w:val="0"/>
+          <w:numId w:val="14"/>
+        </w:numPr>
+        <w:spacing w:after="80" w:line="270"/>
+      </w:pPr>
+      <w:r>
+        <w:rPr>
+          <w:b/>
+          <w:bCs/>
+          <w:color w:val="23293D"/>
+          <w:sz w:val="21"/>
+          <w:szCs w:val="21"/>
+        </w:rPr>
+        <w:t xml:space="preserve">Proposta por titular</w:t>
+      </w:r>
+      <w:r>
+        <w:rPr>
+          <w:color w:val="23293D"/>
+          <w:sz w:val="21"/>
+          <w:szCs w:val="21"/>
+        </w:rPr>
+        <w:t xml:space="preserve"> — </w:t>
+      </w:r>
+      <w:r>
+        <w:rPr>
+          <w:b/>
+          <w:bCs/>
+          <w:color w:val="23293D"/>
+          <w:sz w:val="21"/>
+          <w:szCs w:val="21"/>
+        </w:rPr>
+        <w:t xml:space="preserve">não há nada a combinar.</w:t>
+      </w:r>
+      <w:r>
+        <w:rPr>
+          <w:color w:val="23293D"/>
+          <w:sz w:val="21"/>
+          <w:szCs w:val="21"/>
+        </w:rPr>
+        <w:t xml:space="preserve"> Quem passa do contratado entra pelo </w:t>
+      </w:r>
+      <w:r>
+        <w:rPr>
+          <w:b/>
+          <w:bCs/>
+          <w:color w:val="23293D"/>
+          <w:sz w:val="21"/>
+          <w:szCs w:val="21"/>
+        </w:rPr>
+        <w:t xml:space="preserve">preço da tabela</w:t>
+      </w:r>
+      <w:r>
+        <w:rPr>
+          <w:color w:val="23293D"/>
+          <w:sz w:val="21"/>
+          <w:szCs w:val="21"/>
+        </w:rPr>
+        <w:t xml:space="preserve"> da empresa, com a faixa — o mesmo preço dos outros titulares. O passo mostra só essa explicação.</w:t>
+      </w:r>
+    </w:p>
+    <w:p>
+      <w:pPr>
+        <w:pStyle w:val="ListParagraph"/>
+        <w:numPr>
+          <w:ilvl w:val="0"/>
+          <w:numId w:val="14"/>
         </w:numPr>
         <w:spacing w:after="80" w:line="270"/>
       </w:pPr>
@@ -9540,7 +10026,7 @@
         <w:pStyle w:val="ListParagraph"/>
         <w:numPr>
           <w:ilvl w:val="0"/>
-          <w:numId w:val="14"/>
+          <w:numId w:val="15"/>
         </w:numPr>
         <w:spacing w:after="80" w:line="270"/>
       </w:pPr>
@@ -9586,7 +10072,7 @@
         <w:pStyle w:val="ListParagraph"/>
         <w:numPr>
           <w:ilvl w:val="0"/>
-          <w:numId w:val="14"/>
+          <w:numId w:val="15"/>
         </w:numPr>
         <w:spacing w:after="80" w:line="270"/>
       </w:pPr>
@@ -9632,7 +10118,7 @@
         <w:pStyle w:val="ListParagraph"/>
         <w:numPr>
           <w:ilvl w:val="0"/>
-          <w:numId w:val="14"/>
+          <w:numId w:val="15"/>
         </w:numPr>
         <w:spacing w:after="80" w:line="270"/>
       </w:pPr>
@@ -10336,7 +10822,7 @@
         <w:pStyle w:val="ListParagraph"/>
         <w:numPr>
           <w:ilvl w:val="0"/>
-          <w:numId w:val="15"/>
+          <w:numId w:val="16"/>
         </w:numPr>
         <w:spacing w:after="80" w:line="270"/>
       </w:pPr>
@@ -10490,7 +10976,7 @@
         <w:pStyle w:val="ListParagraph"/>
         <w:numPr>
           <w:ilvl w:val="0"/>
-          <w:numId w:val="15"/>
+          <w:numId w:val="16"/>
         </w:numPr>
         <w:spacing w:after="80" w:line="270"/>
       </w:pPr>
@@ -10536,7 +11022,7 @@
         <w:pStyle w:val="ListParagraph"/>
         <w:numPr>
           <w:ilvl w:val="0"/>
-          <w:numId w:val="15"/>
+          <w:numId w:val="16"/>
         </w:numPr>
         <w:spacing w:after="80" w:line="270"/>
       </w:pPr>
@@ -11090,7 +11576,7 @@
         <w:pStyle w:val="ListParagraph"/>
         <w:numPr>
           <w:ilvl w:val="0"/>
-          <w:numId w:val="16"/>
+          <w:numId w:val="17"/>
         </w:numPr>
         <w:spacing w:after="80" w:line="270"/>
       </w:pPr>
@@ -11118,7 +11604,7 @@
         <w:pStyle w:val="ListParagraph"/>
         <w:numPr>
           <w:ilvl w:val="0"/>
-          <w:numId w:val="16"/>
+          <w:numId w:val="17"/>
         </w:numPr>
         <w:spacing w:after="80" w:line="270"/>
       </w:pPr>
@@ -11146,7 +11632,7 @@
         <w:pStyle w:val="ListParagraph"/>
         <w:numPr>
           <w:ilvl w:val="0"/>
-          <w:numId w:val="16"/>
+          <w:numId w:val="17"/>
         </w:numPr>
         <w:spacing w:after="80" w:line="270"/>
       </w:pPr>
@@ -11174,7 +11660,7 @@
         <w:pStyle w:val="ListParagraph"/>
         <w:numPr>
           <w:ilvl w:val="0"/>
-          <w:numId w:val="16"/>
+          <w:numId w:val="17"/>
         </w:numPr>
         <w:spacing w:after="80" w:line="270"/>
       </w:pPr>
@@ -11202,7 +11688,7 @@
         <w:pStyle w:val="ListParagraph"/>
         <w:numPr>
           <w:ilvl w:val="0"/>
-          <w:numId w:val="16"/>
+          <w:numId w:val="17"/>
         </w:numPr>
         <w:spacing w:after="80" w:line="270"/>
       </w:pPr>
@@ -11230,7 +11716,7 @@
         <w:pStyle w:val="ListParagraph"/>
         <w:numPr>
           <w:ilvl w:val="0"/>
-          <w:numId w:val="16"/>
+          <w:numId w:val="17"/>
         </w:numPr>
         <w:spacing w:after="80" w:line="270"/>
       </w:pPr>
@@ -11977,7 +12463,7 @@
         <w:pStyle w:val="ListParagraph"/>
         <w:numPr>
           <w:ilvl w:val="0"/>
-          <w:numId w:val="17"/>
+          <w:numId w:val="18"/>
         </w:numPr>
         <w:spacing w:after="80" w:line="270"/>
       </w:pPr>
@@ -12006,209 +12492,6 @@
           <w:szCs w:val="21"/>
         </w:rPr>
         <w:t xml:space="preserve"> (como toda empresa antiga).</w:t>
-      </w:r>
-    </w:p>
-    <w:p>
-      <w:pPr>
-        <w:pStyle w:val="ListParagraph"/>
-        <w:numPr>
-          <w:ilvl w:val="0"/>
-          <w:numId w:val="17"/>
-        </w:numPr>
-        <w:spacing w:after="80" w:line="270"/>
-      </w:pPr>
-      <w:r>
-        <w:rPr>
-          <w:color w:val="23293D"/>
-          <w:sz w:val="21"/>
-          <w:szCs w:val="21"/>
-        </w:rPr>
-        <w:t xml:space="preserve">No valor fixo, o </w:t>
-      </w:r>
-      <w:r>
-        <w:rPr>
-          <w:b/>
-          <w:bCs/>
-          <w:color w:val="23293D"/>
-          <w:sz w:val="21"/>
-          <w:szCs w:val="21"/>
-        </w:rPr>
-        <w:t xml:space="preserve">novo valor fixo do pacote</w:t>
-      </w:r>
-      <w:r>
-        <w:rPr>
-          <w:color w:val="23293D"/>
-          <w:sz w:val="21"/>
-          <w:szCs w:val="21"/>
-        </w:rPr>
-        <w:t xml:space="preserve"> tem de ser </w:t>
-      </w:r>
-      <w:r>
-        <w:rPr>
-          <w:b/>
-          <w:bCs/>
-          <w:color w:val="23293D"/>
-          <w:sz w:val="21"/>
-          <w:szCs w:val="21"/>
-        </w:rPr>
-        <w:t xml:space="preserve">maior</w:t>
-      </w:r>
-      <w:r>
-        <w:rPr>
-          <w:color w:val="23293D"/>
-          <w:sz w:val="21"/>
-          <w:szCs w:val="21"/>
-        </w:rPr>
-        <w:t xml:space="preserve"> que o atual — o termo cobra a diferença; se não for, o sistema recusa.</w:t>
-      </w:r>
-    </w:p>
-    <w:p>
-      <w:pPr>
-        <w:pStyle w:val="ListParagraph"/>
-        <w:numPr>
-          <w:ilvl w:val="0"/>
-          <w:numId w:val="17"/>
-        </w:numPr>
-        <w:spacing w:after="80" w:line="270"/>
-      </w:pPr>
-      <w:r>
-        <w:rPr>
-          <w:color w:val="23293D"/>
-          <w:sz w:val="21"/>
-          <w:szCs w:val="21"/>
-        </w:rPr>
-        <w:t xml:space="preserve">Na empresa por titular, o valor fixo e a regra do excedente </w:t>
-      </w:r>
-      <w:r>
-        <w:rPr>
-          <w:b/>
-          <w:bCs/>
-          <w:color w:val="23293D"/>
-          <w:sz w:val="21"/>
-          <w:szCs w:val="21"/>
-        </w:rPr>
-        <w:t xml:space="preserve">somem da tela</w:t>
-      </w:r>
-      <w:r>
-        <w:rPr>
-          <w:color w:val="23293D"/>
-          <w:sz w:val="21"/>
-          <w:szCs w:val="21"/>
-        </w:rPr>
-        <w:t xml:space="preserve"> e continuam guardados; voltar para valor fixo mostra o que estava lá.</w:t>
-      </w:r>
-    </w:p>
-    <w:p>
-      <w:pPr>
-        <w:pStyle w:val="ListParagraph"/>
-        <w:numPr>
-          <w:ilvl w:val="0"/>
-          <w:numId w:val="17"/>
-        </w:numPr>
-        <w:spacing w:after="80" w:line="270"/>
-      </w:pPr>
-      <w:r>
-        <w:rPr>
-          <w:color w:val="23293D"/>
-          <w:sz w:val="21"/>
-          <w:szCs w:val="21"/>
-        </w:rPr>
-        <w:t xml:space="preserve">Mudar o acordo vale para as </w:t>
-      </w:r>
-      <w:r>
-        <w:rPr>
-          <w:b/>
-          <w:bCs/>
-          <w:color w:val="23293D"/>
-          <w:sz w:val="21"/>
-          <w:szCs w:val="21"/>
-        </w:rPr>
-        <w:t xml:space="preserve">próximas</w:t>
-      </w:r>
-      <w:r>
-        <w:rPr>
-          <w:color w:val="23293D"/>
-          <w:sz w:val="21"/>
-          <w:szCs w:val="21"/>
-        </w:rPr>
-        <w:t xml:space="preserve"> cobranças — as já geradas não mudam — e fica registrado na </w:t>
-      </w:r>
-      <w:r>
-        <w:rPr>
-          <w:b/>
-          <w:bCs/>
-          <w:color w:val="23293D"/>
-          <w:sz w:val="21"/>
-          <w:szCs w:val="21"/>
-        </w:rPr>
-        <w:t xml:space="preserve">Auditoria</w:t>
-      </w:r>
-      <w:r>
-        <w:rPr>
-          <w:color w:val="23293D"/>
-          <w:sz w:val="21"/>
-          <w:szCs w:val="21"/>
-        </w:rPr>
-        <w:t xml:space="preserve">, com o antes e o depois.</w:t>
-      </w:r>
-    </w:p>
-    <w:p>
-      <w:pPr>
-        <w:pStyle w:val="ListParagraph"/>
-        <w:numPr>
-          <w:ilvl w:val="0"/>
-          <w:numId w:val="17"/>
-        </w:numPr>
-        <w:spacing w:after="80" w:line="270"/>
-      </w:pPr>
-      <w:r>
-        <w:rPr>
-          <w:color w:val="23293D"/>
-          <w:sz w:val="21"/>
-          <w:szCs w:val="21"/>
-        </w:rPr>
-        <w:t xml:space="preserve">Numa empresa que passou de por titular para valor fixo, os termos de inclusão da época "por titular" </w:t>
-      </w:r>
-      <w:r>
-        <w:rPr>
-          <w:b/>
-          <w:bCs/>
-          <w:color w:val="23293D"/>
-          <w:sz w:val="21"/>
-          <w:szCs w:val="21"/>
-        </w:rPr>
-        <w:t xml:space="preserve">não somam</w:t>
-      </w:r>
-      <w:r>
-        <w:rPr>
-          <w:color w:val="23293D"/>
-          <w:sz w:val="21"/>
-          <w:szCs w:val="21"/>
-        </w:rPr>
-        <w:t xml:space="preserve"> ao valor fixo: o valor fixo já cobre tudo o que foi combinado até ali.</w:t>
-      </w:r>
-    </w:p>
-    <w:p>
-      <w:pPr>
-        <w:spacing w:after="140" w:line="280"/>
-      </w:pPr>
-      <w:r>
-        <w:rPr>
-          <w:b/>
-          <w:bCs/>
-          <w:color w:val="23293D"/>
-          <w:sz w:val="21"/>
-          <w:szCs w:val="21"/>
-        </w:rPr>
-        <w:t xml:space="preserve">Modelo de pagamento</w:t>
-      </w:r>
-      <w:r>
-        <w:rPr>
-          <w:color w:val="23293D"/>
-          <w:sz w:val="21"/>
-          <w:szCs w:val="21"/>
-        </w:rPr>
-        <w:t xml:space="preserve"> — é a decisão que muda tudo o mais:</w:t>
       </w:r>
     </w:p>
     <w:p>
@@ -12222,21 +12505,47 @@
       </w:pPr>
       <w:r>
         <w:rPr>
-          <w:b/>
-          <w:bCs/>
-          <w:color w:val="23293D"/>
-          <w:sz w:val="21"/>
-          <w:szCs w:val="21"/>
-        </w:rPr>
-        <w:t xml:space="preserve">Empresa paga integral</w:t>
-      </w:r>
-      <w:r>
-        <w:rPr>
-          <w:color w:val="23293D"/>
-          <w:sz w:val="21"/>
-          <w:szCs w:val="21"/>
-        </w:rPr>
-        <w:t xml:space="preserve"> — a empresa paga a mensalidade de todos.</w:t>
+          <w:color w:val="23293D"/>
+          <w:sz w:val="21"/>
+          <w:szCs w:val="21"/>
+        </w:rPr>
+        <w:t xml:space="preserve">No valor fixo, o </w:t>
+      </w:r>
+      <w:r>
+        <w:rPr>
+          <w:b/>
+          <w:bCs/>
+          <w:color w:val="23293D"/>
+          <w:sz w:val="21"/>
+          <w:szCs w:val="21"/>
+        </w:rPr>
+        <w:t xml:space="preserve">novo valor fixo do pacote</w:t>
+      </w:r>
+      <w:r>
+        <w:rPr>
+          <w:color w:val="23293D"/>
+          <w:sz w:val="21"/>
+          <w:szCs w:val="21"/>
+        </w:rPr>
+        <w:t xml:space="preserve"> tem de ser </w:t>
+      </w:r>
+      <w:r>
+        <w:rPr>
+          <w:b/>
+          <w:bCs/>
+          <w:color w:val="23293D"/>
+          <w:sz w:val="21"/>
+          <w:szCs w:val="21"/>
+        </w:rPr>
+        <w:t xml:space="preserve">maior</w:t>
+      </w:r>
+      <w:r>
+        <w:rPr>
+          <w:color w:val="23293D"/>
+          <w:sz w:val="21"/>
+          <w:szCs w:val="21"/>
+        </w:rPr>
+        <w:t xml:space="preserve"> que o atual — o termo cobra a diferença; se não for, o sistema recusa.</w:t>
       </w:r>
     </w:p>
     <w:p>
@@ -12250,21 +12559,29 @@
       </w:pPr>
       <w:r>
         <w:rPr>
-          <w:b/>
-          <w:bCs/>
-          <w:color w:val="23293D"/>
-          <w:sz w:val="21"/>
-          <w:szCs w:val="21"/>
-        </w:rPr>
-        <w:t xml:space="preserve">Empresa paga parcial</w:t>
-      </w:r>
-      <w:r>
-        <w:rPr>
-          <w:color w:val="23293D"/>
-          <w:sz w:val="21"/>
-          <w:szCs w:val="21"/>
-        </w:rPr>
-        <w:t xml:space="preserve"> — divide com o titular.</w:t>
+          <w:color w:val="23293D"/>
+          <w:sz w:val="21"/>
+          <w:szCs w:val="21"/>
+        </w:rPr>
+        <w:t xml:space="preserve">Na empresa por titular, o valor fixo e a regra do excedente </w:t>
+      </w:r>
+      <w:r>
+        <w:rPr>
+          <w:b/>
+          <w:bCs/>
+          <w:color w:val="23293D"/>
+          <w:sz w:val="21"/>
+          <w:szCs w:val="21"/>
+        </w:rPr>
+        <w:t xml:space="preserve">somem da tela</w:t>
+      </w:r>
+      <w:r>
+        <w:rPr>
+          <w:color w:val="23293D"/>
+          <w:sz w:val="21"/>
+          <w:szCs w:val="21"/>
+        </w:rPr>
+        <w:t xml:space="preserve"> e continuam guardados; voltar para valor fixo mostra o que estava lá.</w:t>
       </w:r>
     </w:p>
     <w:p>
@@ -12273,6 +12590,175 @@
         <w:numPr>
           <w:ilvl w:val="0"/>
           <w:numId w:val="18"/>
+        </w:numPr>
+        <w:spacing w:after="80" w:line="270"/>
+      </w:pPr>
+      <w:r>
+        <w:rPr>
+          <w:color w:val="23293D"/>
+          <w:sz w:val="21"/>
+          <w:szCs w:val="21"/>
+        </w:rPr>
+        <w:t xml:space="preserve">Mudar o acordo vale para as </w:t>
+      </w:r>
+      <w:r>
+        <w:rPr>
+          <w:b/>
+          <w:bCs/>
+          <w:color w:val="23293D"/>
+          <w:sz w:val="21"/>
+          <w:szCs w:val="21"/>
+        </w:rPr>
+        <w:t xml:space="preserve">próximas</w:t>
+      </w:r>
+      <w:r>
+        <w:rPr>
+          <w:color w:val="23293D"/>
+          <w:sz w:val="21"/>
+          <w:szCs w:val="21"/>
+        </w:rPr>
+        <w:t xml:space="preserve"> cobranças — as já geradas não mudam — e fica registrado na </w:t>
+      </w:r>
+      <w:r>
+        <w:rPr>
+          <w:b/>
+          <w:bCs/>
+          <w:color w:val="23293D"/>
+          <w:sz w:val="21"/>
+          <w:szCs w:val="21"/>
+        </w:rPr>
+        <w:t xml:space="preserve">Auditoria</w:t>
+      </w:r>
+      <w:r>
+        <w:rPr>
+          <w:color w:val="23293D"/>
+          <w:sz w:val="21"/>
+          <w:szCs w:val="21"/>
+        </w:rPr>
+        <w:t xml:space="preserve">, com o antes e o depois.</w:t>
+      </w:r>
+    </w:p>
+    <w:p>
+      <w:pPr>
+        <w:pStyle w:val="ListParagraph"/>
+        <w:numPr>
+          <w:ilvl w:val="0"/>
+          <w:numId w:val="18"/>
+        </w:numPr>
+        <w:spacing w:after="80" w:line="270"/>
+      </w:pPr>
+      <w:r>
+        <w:rPr>
+          <w:color w:val="23293D"/>
+          <w:sz w:val="21"/>
+          <w:szCs w:val="21"/>
+        </w:rPr>
+        <w:t xml:space="preserve">Numa empresa que passou de por titular para valor fixo, os termos de inclusão da época "por titular" </w:t>
+      </w:r>
+      <w:r>
+        <w:rPr>
+          <w:b/>
+          <w:bCs/>
+          <w:color w:val="23293D"/>
+          <w:sz w:val="21"/>
+          <w:szCs w:val="21"/>
+        </w:rPr>
+        <w:t xml:space="preserve">não somam</w:t>
+      </w:r>
+      <w:r>
+        <w:rPr>
+          <w:color w:val="23293D"/>
+          <w:sz w:val="21"/>
+          <w:szCs w:val="21"/>
+        </w:rPr>
+        <w:t xml:space="preserve"> ao valor fixo: o valor fixo já cobre tudo o que foi combinado até ali.</w:t>
+      </w:r>
+    </w:p>
+    <w:p>
+      <w:pPr>
+        <w:spacing w:after="140" w:line="280"/>
+      </w:pPr>
+      <w:r>
+        <w:rPr>
+          <w:b/>
+          <w:bCs/>
+          <w:color w:val="23293D"/>
+          <w:sz w:val="21"/>
+          <w:szCs w:val="21"/>
+        </w:rPr>
+        <w:t xml:space="preserve">Modelo de pagamento</w:t>
+      </w:r>
+      <w:r>
+        <w:rPr>
+          <w:color w:val="23293D"/>
+          <w:sz w:val="21"/>
+          <w:szCs w:val="21"/>
+        </w:rPr>
+        <w:t xml:space="preserve"> — é a decisão que muda tudo o mais:</w:t>
+      </w:r>
+    </w:p>
+    <w:p>
+      <w:pPr>
+        <w:pStyle w:val="ListParagraph"/>
+        <w:numPr>
+          <w:ilvl w:val="0"/>
+          <w:numId w:val="19"/>
+        </w:numPr>
+        <w:spacing w:after="80" w:line="270"/>
+      </w:pPr>
+      <w:r>
+        <w:rPr>
+          <w:b/>
+          <w:bCs/>
+          <w:color w:val="23293D"/>
+          <w:sz w:val="21"/>
+          <w:szCs w:val="21"/>
+        </w:rPr>
+        <w:t xml:space="preserve">Empresa paga integral</w:t>
+      </w:r>
+      <w:r>
+        <w:rPr>
+          <w:color w:val="23293D"/>
+          <w:sz w:val="21"/>
+          <w:szCs w:val="21"/>
+        </w:rPr>
+        <w:t xml:space="preserve"> — a empresa paga a mensalidade de todos.</w:t>
+      </w:r>
+    </w:p>
+    <w:p>
+      <w:pPr>
+        <w:pStyle w:val="ListParagraph"/>
+        <w:numPr>
+          <w:ilvl w:val="0"/>
+          <w:numId w:val="19"/>
+        </w:numPr>
+        <w:spacing w:after="80" w:line="270"/>
+      </w:pPr>
+      <w:r>
+        <w:rPr>
+          <w:b/>
+          <w:bCs/>
+          <w:color w:val="23293D"/>
+          <w:sz w:val="21"/>
+          <w:szCs w:val="21"/>
+        </w:rPr>
+        <w:t xml:space="preserve">Empresa paga parcial</w:t>
+      </w:r>
+      <w:r>
+        <w:rPr>
+          <w:color w:val="23293D"/>
+          <w:sz w:val="21"/>
+          <w:szCs w:val="21"/>
+        </w:rPr>
+        <w:t xml:space="preserve"> — divide com o titular.</w:t>
+      </w:r>
+    </w:p>
+    <w:p>
+      <w:pPr>
+        <w:pStyle w:val="ListParagraph"/>
+        <w:numPr>
+          <w:ilvl w:val="0"/>
+          <w:numId w:val="19"/>
         </w:numPr>
         <w:spacing w:after="80" w:line="270"/>
       </w:pPr>
@@ -12845,7 +13331,7 @@
         <w:pStyle w:val="ListParagraph"/>
         <w:numPr>
           <w:ilvl w:val="0"/>
-          <w:numId w:val="19"/>
+          <w:numId w:val="20"/>
         </w:numPr>
         <w:spacing w:after="80" w:line="270"/>
       </w:pPr>
@@ -12891,7 +13377,7 @@
         <w:pStyle w:val="ListParagraph"/>
         <w:numPr>
           <w:ilvl w:val="0"/>
-          <w:numId w:val="19"/>
+          <w:numId w:val="20"/>
         </w:numPr>
         <w:spacing w:after="80" w:line="270"/>
       </w:pPr>
@@ -12945,7 +13431,7 @@
         <w:pStyle w:val="ListParagraph"/>
         <w:numPr>
           <w:ilvl w:val="0"/>
-          <w:numId w:val="19"/>
+          <w:numId w:val="20"/>
         </w:numPr>
         <w:spacing w:after="80" w:line="270"/>
       </w:pPr>
@@ -13117,7 +13603,7 @@
         <w:pStyle w:val="ListParagraph"/>
         <w:numPr>
           <w:ilvl w:val="0"/>
-          <w:numId w:val="19"/>
+          <w:numId w:val="20"/>
         </w:numPr>
         <w:spacing w:after="80" w:line="270"/>
       </w:pPr>
@@ -13530,7 +14016,7 @@
         <w:pStyle w:val="ListParagraph"/>
         <w:numPr>
           <w:ilvl w:val="0"/>
-          <w:numId w:val="20"/>
+          <w:numId w:val="21"/>
         </w:numPr>
         <w:spacing w:after="80" w:line="270"/>
       </w:pPr>
@@ -13541,289 +14027,6 @@
           <w:szCs w:val="21"/>
         </w:rPr>
         <w:t xml:space="preserve">Informe quantos titulares e dependentes entram.</w:t>
-      </w:r>
-    </w:p>
-    <w:p>
-      <w:pPr>
-        <w:pStyle w:val="ListParagraph"/>
-        <w:numPr>
-          <w:ilvl w:val="0"/>
-          <w:numId w:val="20"/>
-        </w:numPr>
-        <w:spacing w:after="80" w:line="270"/>
-      </w:pPr>
-      <w:r>
-        <w:rPr>
-          <w:color w:val="23293D"/>
-          <w:sz w:val="21"/>
-          <w:szCs w:val="21"/>
-        </w:rPr>
-        <w:t xml:space="preserve">O sistema calcula a diferença: - </w:t>
-      </w:r>
-      <w:r>
-        <w:rPr>
-          <w:b/>
-          <w:bCs/>
-          <w:color w:val="23293D"/>
-          <w:sz w:val="21"/>
-          <w:szCs w:val="21"/>
-        </w:rPr>
-        <w:t xml:space="preserve">Empresa por titular</w:t>
-      </w:r>
-      <w:r>
-        <w:rPr>
-          <w:color w:val="23293D"/>
-          <w:sz w:val="21"/>
-          <w:szCs w:val="21"/>
-        </w:rPr>
-        <w:t xml:space="preserve"> → pela </w:t>
-      </w:r>
-      <w:r>
-        <w:rPr>
-          <w:b/>
-          <w:bCs/>
-          <w:color w:val="23293D"/>
-          <w:sz w:val="21"/>
-          <w:szCs w:val="21"/>
-        </w:rPr>
-        <w:t xml:space="preserve">tabela da empresa</w:t>
-      </w:r>
-      <w:r>
-        <w:rPr>
-          <w:color w:val="23293D"/>
-          <w:sz w:val="21"/>
-          <w:szCs w:val="21"/>
-        </w:rPr>
-        <w:t xml:space="preserve">, com a faixa. O termo mostra a mensalidade dos titulares </w:t>
-      </w:r>
-      <w:r>
-        <w:rPr>
-          <w:b/>
-          <w:bCs/>
-          <w:color w:val="23293D"/>
-          <w:sz w:val="21"/>
-          <w:szCs w:val="21"/>
-        </w:rPr>
-        <w:t xml:space="preserve">antes e depois</w:t>
-      </w:r>
-      <w:r>
-        <w:rPr>
-          <w:color w:val="23293D"/>
-          <w:sz w:val="21"/>
-          <w:szCs w:val="21"/>
-        </w:rPr>
-        <w:t xml:space="preserve"> — por exemplo, </w:t>
-      </w:r>
-      <w:r>
-        <w:rPr>
-          <w:i/>
-          <w:iCs/>
-          <w:color w:val="23293D"/>
-          <w:sz w:val="21"/>
-          <w:szCs w:val="21"/>
-        </w:rPr>
-        <w:t xml:space="preserve">"passa de 3 × R$ 39,90 = R$ 119,70 para 5 × R$ 39,90 = R$ 199,50"</w:t>
-      </w:r>
-      <w:r>
-        <w:rPr>
-          <w:color w:val="23293D"/>
-          <w:sz w:val="21"/>
-          <w:szCs w:val="21"/>
-        </w:rPr>
-        <w:t xml:space="preserve">. Se a nova quantidade mudar a faixa, o preço novo vale para </w:t>
-      </w:r>
-      <w:r>
-        <w:rPr>
-          <w:b/>
-          <w:bCs/>
-          <w:color w:val="23293D"/>
-          <w:sz w:val="21"/>
-          <w:szCs w:val="21"/>
-        </w:rPr>
-        <w:t xml:space="preserve">todos</w:t>
-      </w:r>
-      <w:r>
-        <w:rPr>
-          <w:color w:val="23293D"/>
-          <w:sz w:val="21"/>
-          <w:szCs w:val="21"/>
-        </w:rPr>
-        <w:t xml:space="preserve">, e o termo diz isso; a diferença pode até ser </w:t>
-      </w:r>
-      <w:r>
-        <w:rPr>
-          <w:b/>
-          <w:bCs/>
-          <w:color w:val="23293D"/>
-          <w:sz w:val="21"/>
-          <w:szCs w:val="21"/>
-        </w:rPr>
-        <w:t xml:space="preserve">a menos</w:t>
-      </w:r>
-      <w:r>
-        <w:rPr>
-          <w:color w:val="23293D"/>
-          <w:sz w:val="21"/>
-          <w:szCs w:val="21"/>
-        </w:rPr>
-        <w:t xml:space="preserve">. Os </w:t>
-      </w:r>
-      <w:r>
-        <w:rPr>
-          <w:b/>
-          <w:bCs/>
-          <w:color w:val="23293D"/>
-          <w:sz w:val="21"/>
-          <w:szCs w:val="21"/>
-        </w:rPr>
-        <w:t xml:space="preserve">dependentes</w:t>
-      </w:r>
-      <w:r>
-        <w:rPr>
-          <w:color w:val="23293D"/>
-          <w:sz w:val="21"/>
-          <w:szCs w:val="21"/>
-        </w:rPr>
-        <w:t xml:space="preserve"> aparecem pela tabela de dependentes do contrato, conforme o plano de cada família — sem total estimado. - </w:t>
-      </w:r>
-      <w:r>
-        <w:rPr>
-          <w:b/>
-          <w:bCs/>
-          <w:color w:val="23293D"/>
-          <w:sz w:val="21"/>
-          <w:szCs w:val="21"/>
-        </w:rPr>
-        <w:t xml:space="preserve">Empresa de valor fixo</w:t>
-      </w:r>
-      <w:r>
-        <w:rPr>
-          <w:color w:val="23293D"/>
-          <w:sz w:val="21"/>
-          <w:szCs w:val="21"/>
-        </w:rPr>
-        <w:t xml:space="preserve"> → pela regra combinada (seção 6.6), partindo do que ela </w:t>
-      </w:r>
-      <w:r>
-        <w:rPr>
-          <w:b/>
-          <w:bCs/>
-          <w:color w:val="23293D"/>
-          <w:sz w:val="21"/>
-          <w:szCs w:val="21"/>
-        </w:rPr>
-        <w:t xml:space="preserve">paga de verdade hoje</w:t>
-      </w:r>
-      <w:r>
-        <w:rPr>
-          <w:color w:val="23293D"/>
-          <w:sz w:val="21"/>
-          <w:szCs w:val="21"/>
-        </w:rPr>
-        <w:t xml:space="preserve"> (o valor fixo + os termos já aceitos): </w:t>
-      </w:r>
-      <w:r>
-        <w:rPr>
-          <w:b/>
-          <w:bCs/>
-          <w:color w:val="23293D"/>
-          <w:sz w:val="21"/>
-          <w:szCs w:val="21"/>
-        </w:rPr>
-        <w:t xml:space="preserve">novo valor fixo</w:t>
-      </w:r>
-      <w:r>
-        <w:rPr>
-          <w:color w:val="23293D"/>
-          <w:sz w:val="21"/>
-          <w:szCs w:val="21"/>
-        </w:rPr>
-        <w:t xml:space="preserve"> cobra o novo fixo menos isso; </w:t>
-      </w:r>
-      <w:r>
-        <w:rPr>
-          <w:b/>
-          <w:bCs/>
-          <w:color w:val="23293D"/>
-          <w:sz w:val="21"/>
-          <w:szCs w:val="21"/>
-        </w:rPr>
-        <w:t xml:space="preserve">por adesão</w:t>
-      </w:r>
-      <w:r>
-        <w:rPr>
-          <w:color w:val="23293D"/>
-          <w:sz w:val="21"/>
-          <w:szCs w:val="21"/>
-        </w:rPr>
-        <w:t xml:space="preserve">, cada pessoa a mais pelo preço combinado.</w:t>
-      </w:r>
-    </w:p>
-    <w:p>
-      <w:pPr>
-        <w:spacing w:after="140" w:line="280"/>
-      </w:pPr>
-      <w:r>
-        <w:rPr>
-          <w:color w:val="23293D"/>
-          <w:sz w:val="21"/>
-          <w:szCs w:val="21"/>
-        </w:rPr>
-        <w:t xml:space="preserve">A </w:t>
-      </w:r>
-      <w:r>
-        <w:rPr>
-          <w:b/>
-          <w:bCs/>
-          <w:color w:val="23293D"/>
-          <w:sz w:val="21"/>
-          <w:szCs w:val="21"/>
-        </w:rPr>
-        <w:t xml:space="preserve">implantação</w:t>
-      </w:r>
-      <w:r>
-        <w:rPr>
-          <w:color w:val="23293D"/>
-          <w:sz w:val="21"/>
-          <w:szCs w:val="21"/>
-        </w:rPr>
-        <w:t xml:space="preserve"> dos que entram também aparece no termo — é o primeiro pagamento deles: na empresa por titular, cada titular novo pelo preço da tabela depois da inclusão; na de valor fixo, o </w:t>
-      </w:r>
-      <w:r>
-        <w:rPr>
-          <w:b/>
-          <w:bCs/>
-          <w:color w:val="23293D"/>
-          <w:sz w:val="21"/>
-          <w:szCs w:val="21"/>
-        </w:rPr>
-        <w:t xml:space="preserve">acréscimo mensal</w:t>
-      </w:r>
-      <w:r>
-        <w:rPr>
-          <w:color w:val="23293D"/>
-          <w:sz w:val="21"/>
-          <w:szCs w:val="21"/>
-        </w:rPr>
-        <w:t xml:space="preserve"> do termo. É o mesmo número que </w:t>
-      </w:r>
-      <w:r>
-        <w:rPr>
-          <w:b/>
-          <w:bCs/>
-          <w:color w:val="23293D"/>
-          <w:sz w:val="21"/>
-          <w:szCs w:val="21"/>
-        </w:rPr>
-        <w:t xml:space="preserve">Gerar implantação</w:t>
-      </w:r>
-      <w:r>
-        <w:rPr>
-          <w:color w:val="23293D"/>
-          <w:sz w:val="21"/>
-          <w:szCs w:val="21"/>
-        </w:rPr>
-        <w:t xml:space="preserve"> vai cobrar.</w:t>
       </w:r>
     </w:p>
     <w:p>
@@ -13837,21 +14040,276 @@
       </w:pPr>
       <w:r>
         <w:rPr>
-          <w:b/>
-          <w:bCs/>
-          <w:color w:val="23293D"/>
-          <w:sz w:val="21"/>
-          <w:szCs w:val="21"/>
-        </w:rPr>
-        <w:t xml:space="preserve">Abrir</w:t>
-      </w:r>
-      <w:r>
-        <w:rPr>
-          <w:color w:val="23293D"/>
-          <w:sz w:val="21"/>
-          <w:szCs w:val="21"/>
-        </w:rPr>
-        <w:t xml:space="preserve"> mostra o documento, curto, pronto para PDF.</w:t>
+          <w:color w:val="23293D"/>
+          <w:sz w:val="21"/>
+          <w:szCs w:val="21"/>
+        </w:rPr>
+        <w:t xml:space="preserve">O sistema calcula a diferença: - </w:t>
+      </w:r>
+      <w:r>
+        <w:rPr>
+          <w:b/>
+          <w:bCs/>
+          <w:color w:val="23293D"/>
+          <w:sz w:val="21"/>
+          <w:szCs w:val="21"/>
+        </w:rPr>
+        <w:t xml:space="preserve">Empresa por titular</w:t>
+      </w:r>
+      <w:r>
+        <w:rPr>
+          <w:color w:val="23293D"/>
+          <w:sz w:val="21"/>
+          <w:szCs w:val="21"/>
+        </w:rPr>
+        <w:t xml:space="preserve"> → pela </w:t>
+      </w:r>
+      <w:r>
+        <w:rPr>
+          <w:b/>
+          <w:bCs/>
+          <w:color w:val="23293D"/>
+          <w:sz w:val="21"/>
+          <w:szCs w:val="21"/>
+        </w:rPr>
+        <w:t xml:space="preserve">tabela da empresa</w:t>
+      </w:r>
+      <w:r>
+        <w:rPr>
+          <w:color w:val="23293D"/>
+          <w:sz w:val="21"/>
+          <w:szCs w:val="21"/>
+        </w:rPr>
+        <w:t xml:space="preserve">, com a faixa. O termo mostra a mensalidade dos titulares </w:t>
+      </w:r>
+      <w:r>
+        <w:rPr>
+          <w:b/>
+          <w:bCs/>
+          <w:color w:val="23293D"/>
+          <w:sz w:val="21"/>
+          <w:szCs w:val="21"/>
+        </w:rPr>
+        <w:t xml:space="preserve">antes e depois</w:t>
+      </w:r>
+      <w:r>
+        <w:rPr>
+          <w:color w:val="23293D"/>
+          <w:sz w:val="21"/>
+          <w:szCs w:val="21"/>
+        </w:rPr>
+        <w:t xml:space="preserve"> — por exemplo, </w:t>
+      </w:r>
+      <w:r>
+        <w:rPr>
+          <w:i/>
+          <w:iCs/>
+          <w:color w:val="23293D"/>
+          <w:sz w:val="21"/>
+          <w:szCs w:val="21"/>
+        </w:rPr>
+        <w:t xml:space="preserve">"passa de 3 × R$ 39,90 = R$ 119,70 para 5 × R$ 39,90 = R$ 199,50"</w:t>
+      </w:r>
+      <w:r>
+        <w:rPr>
+          <w:color w:val="23293D"/>
+          <w:sz w:val="21"/>
+          <w:szCs w:val="21"/>
+        </w:rPr>
+        <w:t xml:space="preserve">. Se a nova quantidade mudar a faixa, o preço novo vale para </w:t>
+      </w:r>
+      <w:r>
+        <w:rPr>
+          <w:b/>
+          <w:bCs/>
+          <w:color w:val="23293D"/>
+          <w:sz w:val="21"/>
+          <w:szCs w:val="21"/>
+        </w:rPr>
+        <w:t xml:space="preserve">todos</w:t>
+      </w:r>
+      <w:r>
+        <w:rPr>
+          <w:color w:val="23293D"/>
+          <w:sz w:val="21"/>
+          <w:szCs w:val="21"/>
+        </w:rPr>
+        <w:t xml:space="preserve">, e o termo diz isso; a diferença pode até ser </w:t>
+      </w:r>
+      <w:r>
+        <w:rPr>
+          <w:b/>
+          <w:bCs/>
+          <w:color w:val="23293D"/>
+          <w:sz w:val="21"/>
+          <w:szCs w:val="21"/>
+        </w:rPr>
+        <w:t xml:space="preserve">a menos</w:t>
+      </w:r>
+      <w:r>
+        <w:rPr>
+          <w:color w:val="23293D"/>
+          <w:sz w:val="21"/>
+          <w:szCs w:val="21"/>
+        </w:rPr>
+        <w:t xml:space="preserve">. Os </w:t>
+      </w:r>
+      <w:r>
+        <w:rPr>
+          <w:b/>
+          <w:bCs/>
+          <w:color w:val="23293D"/>
+          <w:sz w:val="21"/>
+          <w:szCs w:val="21"/>
+        </w:rPr>
+        <w:t xml:space="preserve">dependentes</w:t>
+      </w:r>
+      <w:r>
+        <w:rPr>
+          <w:color w:val="23293D"/>
+          <w:sz w:val="21"/>
+          <w:szCs w:val="21"/>
+        </w:rPr>
+        <w:t xml:space="preserve"> aparecem pela tabela de dependentes do contrato, conforme o plano de cada família — sem total estimado. - </w:t>
+      </w:r>
+      <w:r>
+        <w:rPr>
+          <w:b/>
+          <w:bCs/>
+          <w:color w:val="23293D"/>
+          <w:sz w:val="21"/>
+          <w:szCs w:val="21"/>
+        </w:rPr>
+        <w:t xml:space="preserve">Empresa de valor fixo</w:t>
+      </w:r>
+      <w:r>
+        <w:rPr>
+          <w:color w:val="23293D"/>
+          <w:sz w:val="21"/>
+          <w:szCs w:val="21"/>
+        </w:rPr>
+        <w:t xml:space="preserve"> → pela regra combinada (seção 6.6), partindo do que ela </w:t>
+      </w:r>
+      <w:r>
+        <w:rPr>
+          <w:b/>
+          <w:bCs/>
+          <w:color w:val="23293D"/>
+          <w:sz w:val="21"/>
+          <w:szCs w:val="21"/>
+        </w:rPr>
+        <w:t xml:space="preserve">paga de verdade hoje</w:t>
+      </w:r>
+      <w:r>
+        <w:rPr>
+          <w:color w:val="23293D"/>
+          <w:sz w:val="21"/>
+          <w:szCs w:val="21"/>
+        </w:rPr>
+        <w:t xml:space="preserve"> (o valor fixo + os termos já aceitos): </w:t>
+      </w:r>
+      <w:r>
+        <w:rPr>
+          <w:b/>
+          <w:bCs/>
+          <w:color w:val="23293D"/>
+          <w:sz w:val="21"/>
+          <w:szCs w:val="21"/>
+        </w:rPr>
+        <w:t xml:space="preserve">novo valor fixo</w:t>
+      </w:r>
+      <w:r>
+        <w:rPr>
+          <w:color w:val="23293D"/>
+          <w:sz w:val="21"/>
+          <w:szCs w:val="21"/>
+        </w:rPr>
+        <w:t xml:space="preserve"> cobra o novo fixo menos isso; </w:t>
+      </w:r>
+      <w:r>
+        <w:rPr>
+          <w:b/>
+          <w:bCs/>
+          <w:color w:val="23293D"/>
+          <w:sz w:val="21"/>
+          <w:szCs w:val="21"/>
+        </w:rPr>
+        <w:t xml:space="preserve">por adesão</w:t>
+      </w:r>
+      <w:r>
+        <w:rPr>
+          <w:color w:val="23293D"/>
+          <w:sz w:val="21"/>
+          <w:szCs w:val="21"/>
+        </w:rPr>
+        <w:t xml:space="preserve">, cada pessoa a mais pelo preço combinado.</w:t>
+      </w:r>
+    </w:p>
+    <w:p>
+      <w:pPr>
+        <w:spacing w:after="140" w:line="280"/>
+      </w:pPr>
+      <w:r>
+        <w:rPr>
+          <w:color w:val="23293D"/>
+          <w:sz w:val="21"/>
+          <w:szCs w:val="21"/>
+        </w:rPr>
+        <w:t xml:space="preserve">A </w:t>
+      </w:r>
+      <w:r>
+        <w:rPr>
+          <w:b/>
+          <w:bCs/>
+          <w:color w:val="23293D"/>
+          <w:sz w:val="21"/>
+          <w:szCs w:val="21"/>
+        </w:rPr>
+        <w:t xml:space="preserve">implantação</w:t>
+      </w:r>
+      <w:r>
+        <w:rPr>
+          <w:color w:val="23293D"/>
+          <w:sz w:val="21"/>
+          <w:szCs w:val="21"/>
+        </w:rPr>
+        <w:t xml:space="preserve"> dos que entram também aparece no termo — é o primeiro pagamento deles: na empresa por titular, cada titular novo pelo preço da tabela depois da inclusão; na de valor fixo, o </w:t>
+      </w:r>
+      <w:r>
+        <w:rPr>
+          <w:b/>
+          <w:bCs/>
+          <w:color w:val="23293D"/>
+          <w:sz w:val="21"/>
+          <w:szCs w:val="21"/>
+        </w:rPr>
+        <w:t xml:space="preserve">acréscimo mensal</w:t>
+      </w:r>
+      <w:r>
+        <w:rPr>
+          <w:color w:val="23293D"/>
+          <w:sz w:val="21"/>
+          <w:szCs w:val="21"/>
+        </w:rPr>
+        <w:t xml:space="preserve"> do termo. É o mesmo número que </w:t>
+      </w:r>
+      <w:r>
+        <w:rPr>
+          <w:b/>
+          <w:bCs/>
+          <w:color w:val="23293D"/>
+          <w:sz w:val="21"/>
+          <w:szCs w:val="21"/>
+        </w:rPr>
+        <w:t xml:space="preserve">Gerar implantação</w:t>
+      </w:r>
+      <w:r>
+        <w:rPr>
+          <w:color w:val="23293D"/>
+          <w:sz w:val="21"/>
+          <w:szCs w:val="21"/>
+        </w:rPr>
+        <w:t xml:space="preserve"> vai cobrar.</w:t>
       </w:r>
     </w:p>
     <w:p>
@@ -13859,7 +14317,35 @@
         <w:pStyle w:val="ListParagraph"/>
         <w:numPr>
           <w:ilvl w:val="0"/>
-          <w:numId w:val="21"/>
+          <w:numId w:val="22"/>
+        </w:numPr>
+        <w:spacing w:after="80" w:line="270"/>
+      </w:pPr>
+      <w:r>
+        <w:rPr>
+          <w:b/>
+          <w:bCs/>
+          <w:color w:val="23293D"/>
+          <w:sz w:val="21"/>
+          <w:szCs w:val="21"/>
+        </w:rPr>
+        <w:t xml:space="preserve">Abrir</w:t>
+      </w:r>
+      <w:r>
+        <w:rPr>
+          <w:color w:val="23293D"/>
+          <w:sz w:val="21"/>
+          <w:szCs w:val="21"/>
+        </w:rPr>
+        <w:t xml:space="preserve"> mostra o documento, curto, pronto para PDF.</w:t>
+      </w:r>
+    </w:p>
+    <w:p>
+      <w:pPr>
+        <w:pStyle w:val="ListParagraph"/>
+        <w:numPr>
+          <w:ilvl w:val="0"/>
+          <w:numId w:val="22"/>
         </w:numPr>
         <w:spacing w:after="80" w:line="270"/>
       </w:pPr>
@@ -15963,7 +16449,7 @@
         <w:pStyle w:val="ListParagraph"/>
         <w:numPr>
           <w:ilvl w:val="0"/>
-          <w:numId w:val="22"/>
+          <w:numId w:val="23"/>
         </w:numPr>
         <w:spacing w:after="80" w:line="270"/>
       </w:pPr>
@@ -16010,209 +16496,6 @@
           <w:szCs w:val="21"/>
         </w:rPr>
         <w:t xml:space="preserve">, mesmo que ainda haja menos gente cadastrada — e a tela diz isso, com os dois números.</w:t>
-      </w:r>
-    </w:p>
-    <w:p>
-      <w:pPr>
-        <w:pStyle w:val="ListParagraph"/>
-        <w:numPr>
-          <w:ilvl w:val="0"/>
-          <w:numId w:val="22"/>
-        </w:numPr>
-        <w:spacing w:after="80" w:line="270"/>
-      </w:pPr>
-      <w:r>
-        <w:rPr>
-          <w:color w:val="23293D"/>
-          <w:sz w:val="21"/>
-          <w:szCs w:val="21"/>
-        </w:rPr>
-        <w:t xml:space="preserve">Se </w:t>
-      </w:r>
-      <w:r>
-        <w:rPr>
-          <w:b/>
-          <w:bCs/>
-          <w:color w:val="23293D"/>
-          <w:sz w:val="21"/>
-          <w:szCs w:val="21"/>
-        </w:rPr>
-        <w:t xml:space="preserve">não há titulares nem quantidade contratada</w:t>
-      </w:r>
-      <w:r>
-        <w:rPr>
-          <w:color w:val="23293D"/>
-          <w:sz w:val="21"/>
-          <w:szCs w:val="21"/>
-        </w:rPr>
-        <w:t xml:space="preserve">, a tela </w:t>
-      </w:r>
-      <w:r>
-        <w:rPr>
-          <w:b/>
-          <w:bCs/>
-          <w:color w:val="23293D"/>
-          <w:sz w:val="21"/>
-          <w:szCs w:val="21"/>
-        </w:rPr>
-        <w:t xml:space="preserve">pede o valor</w:t>
-      </w:r>
-      <w:r>
-        <w:rPr>
-          <w:color w:val="23293D"/>
-          <w:sz w:val="21"/>
-          <w:szCs w:val="21"/>
-        </w:rPr>
-        <w:t xml:space="preserve">.</w:t>
-      </w:r>
-    </w:p>
-    <w:p>
-      <w:pPr>
-        <w:pStyle w:val="ListParagraph"/>
-        <w:numPr>
-          <w:ilvl w:val="0"/>
-          <w:numId w:val="22"/>
-        </w:numPr>
-        <w:spacing w:after="80" w:line="270"/>
-      </w:pPr>
-      <w:r>
-        <w:rPr>
-          <w:color w:val="23293D"/>
-          <w:sz w:val="21"/>
-          <w:szCs w:val="21"/>
-        </w:rPr>
-        <w:t xml:space="preserve">A </w:t>
-      </w:r>
-      <w:r>
-        <w:rPr>
-          <w:b/>
-          <w:bCs/>
-          <w:color w:val="23293D"/>
-          <w:sz w:val="21"/>
-          <w:szCs w:val="21"/>
-        </w:rPr>
-        <w:t xml:space="preserve">mensalidade</w:t>
-      </w:r>
-      <w:r>
-        <w:rPr>
-          <w:color w:val="23293D"/>
-          <w:sz w:val="21"/>
-          <w:szCs w:val="21"/>
-        </w:rPr>
-        <w:t xml:space="preserve"> segue a mesma base (o contratado é o mínimo). A diferença: sem titulares </w:t>
-      </w:r>
-      <w:r>
-        <w:rPr>
-          <w:b/>
-          <w:bCs/>
-          <w:color w:val="23293D"/>
-          <w:sz w:val="21"/>
-          <w:szCs w:val="21"/>
-        </w:rPr>
-        <w:t xml:space="preserve">e</w:t>
-      </w:r>
-      <w:r>
-        <w:rPr>
-          <w:color w:val="23293D"/>
-          <w:sz w:val="21"/>
-          <w:szCs w:val="21"/>
-        </w:rPr>
-        <w:t xml:space="preserve"> sem quantidade contratada, a mensalidade </w:t>
-      </w:r>
-      <w:r>
-        <w:rPr>
-          <w:b/>
-          <w:bCs/>
-          <w:color w:val="23293D"/>
-          <w:sz w:val="21"/>
-          <w:szCs w:val="21"/>
-        </w:rPr>
-        <w:t xml:space="preserve">não é gerada</w:t>
-      </w:r>
-      <w:r>
-        <w:rPr>
-          <w:color w:val="23293D"/>
-          <w:sz w:val="21"/>
-          <w:szCs w:val="21"/>
-        </w:rPr>
-        <w:t xml:space="preserve"> — não existe valor combinado — e o sistema diz o que fazer.</w:t>
-      </w:r>
-    </w:p>
-    <w:p>
-      <w:pPr>
-        <w:spacing w:after="140" w:line="280"/>
-      </w:pPr>
-      <w:r>
-        <w:rPr>
-          <w:b/>
-          <w:bCs/>
-          <w:color w:val="23293D"/>
-          <w:sz w:val="21"/>
-          <w:szCs w:val="21"/>
-        </w:rPr>
-        <w:t xml:space="preserve">Cada titular paga a implantação UMA vez — na etapa em que entra.</w:t>
-      </w:r>
-      <w:r>
-        <w:rPr>
-          <w:color w:val="23293D"/>
-          <w:sz w:val="21"/>
-          <w:szCs w:val="21"/>
-        </w:rPr>
-        <w:t xml:space="preserve"> Quando a empresa inclui titulares depois (pelo </w:t>
-      </w:r>
-      <w:r>
-        <w:rPr>
-          <w:b/>
-          <w:bCs/>
-          <w:color w:val="23293D"/>
-          <w:sz w:val="21"/>
-          <w:szCs w:val="21"/>
-        </w:rPr>
-        <w:t xml:space="preserve">termo de inclusão</w:t>
-      </w:r>
-      <w:r>
-        <w:rPr>
-          <w:color w:val="23293D"/>
-          <w:sz w:val="21"/>
-          <w:szCs w:val="21"/>
-        </w:rPr>
-        <w:t xml:space="preserve">), o primeiro pagamento desses titulares novos é a implantação deles. Exemplo: empresa de 100 colaboradores aderiu com 80 e, meses depois, incluiu os outros 20. A primeira implantação cobrou os 80; ao clicar de novo em </w:t>
-      </w:r>
-      <w:r>
-        <w:rPr>
-          <w:b/>
-          <w:bCs/>
-          <w:color w:val="23293D"/>
-          <w:sz w:val="21"/>
-          <w:szCs w:val="21"/>
-        </w:rPr>
-        <w:t xml:space="preserve">Gerar implantação</w:t>
-      </w:r>
-      <w:r>
-        <w:rPr>
-          <w:color w:val="23293D"/>
-          <w:sz w:val="21"/>
-          <w:szCs w:val="21"/>
-        </w:rPr>
-        <w:t xml:space="preserve">, a tela cobra </w:t>
-      </w:r>
-      <w:r>
-        <w:rPr>
-          <w:b/>
-          <w:bCs/>
-          <w:color w:val="23293D"/>
-          <w:sz w:val="21"/>
-          <w:szCs w:val="21"/>
-        </w:rPr>
-        <w:t xml:space="preserve">só os 20</w:t>
-      </w:r>
-      <w:r>
-        <w:rPr>
-          <w:color w:val="23293D"/>
-          <w:sz w:val="21"/>
-          <w:szCs w:val="21"/>
-        </w:rPr>
-        <w:t xml:space="preserve"> e mostra a conta: quantos a empresa tem hoje (contratados + termos aceitos), quantos já pagaram e a diferença.</w:t>
       </w:r>
     </w:p>
     <w:p>
@@ -16230,43 +16513,43 @@
           <w:sz w:val="21"/>
           <w:szCs w:val="21"/>
         </w:rPr>
-        <w:t xml:space="preserve">O </w:t>
-      </w:r>
-      <w:r>
-        <w:rPr>
-          <w:b/>
-          <w:bCs/>
-          <w:color w:val="23293D"/>
-          <w:sz w:val="21"/>
-          <w:szCs w:val="21"/>
-        </w:rPr>
-        <w:t xml:space="preserve">preço por titular</w:t>
-      </w:r>
-      <w:r>
-        <w:rPr>
-          <w:color w:val="23293D"/>
-          <w:sz w:val="21"/>
-          <w:szCs w:val="21"/>
-        </w:rPr>
-        <w:t xml:space="preserve"> é o da </w:t>
-      </w:r>
-      <w:r>
-        <w:rPr>
-          <w:b/>
-          <w:bCs/>
-          <w:color w:val="23293D"/>
-          <w:sz w:val="21"/>
-          <w:szCs w:val="21"/>
-        </w:rPr>
-        <w:t xml:space="preserve">faixa da empresa inteira</w:t>
-      </w:r>
-      <w:r>
-        <w:rPr>
-          <w:color w:val="23293D"/>
-          <w:sz w:val="21"/>
-          <w:szCs w:val="21"/>
-        </w:rPr>
-        <w:t xml:space="preserve"> (100, no exemplo), não a de 20 — quem entra depois não paga mais caro por isso.</w:t>
+        <w:t xml:space="preserve">Se </w:t>
+      </w:r>
+      <w:r>
+        <w:rPr>
+          <w:b/>
+          <w:bCs/>
+          <w:color w:val="23293D"/>
+          <w:sz w:val="21"/>
+          <w:szCs w:val="21"/>
+        </w:rPr>
+        <w:t xml:space="preserve">não há titulares nem quantidade contratada</w:t>
+      </w:r>
+      <w:r>
+        <w:rPr>
+          <w:color w:val="23293D"/>
+          <w:sz w:val="21"/>
+          <w:szCs w:val="21"/>
+        </w:rPr>
+        <w:t xml:space="preserve">, a tela </w:t>
+      </w:r>
+      <w:r>
+        <w:rPr>
+          <w:b/>
+          <w:bCs/>
+          <w:color w:val="23293D"/>
+          <w:sz w:val="21"/>
+          <w:szCs w:val="21"/>
+        </w:rPr>
+        <w:t xml:space="preserve">pede o valor</w:t>
+      </w:r>
+      <w:r>
+        <w:rPr>
+          <w:color w:val="23293D"/>
+          <w:sz w:val="21"/>
+          <w:szCs w:val="21"/>
+        </w:rPr>
+        <w:t xml:space="preserve">.</w:t>
       </w:r>
     </w:p>
     <w:p>
@@ -16284,43 +16567,138 @@
           <w:sz w:val="21"/>
           <w:szCs w:val="21"/>
         </w:rPr>
-        <w:t xml:space="preserve">Se </w:t>
-      </w:r>
-      <w:r>
-        <w:rPr>
-          <w:b/>
-          <w:bCs/>
-          <w:color w:val="23293D"/>
-          <w:sz w:val="21"/>
-          <w:szCs w:val="21"/>
-        </w:rPr>
-        <w:t xml:space="preserve">todos já pagaram</w:t>
-      </w:r>
-      <w:r>
-        <w:rPr>
-          <w:color w:val="23293D"/>
-          <w:sz w:val="21"/>
-          <w:szCs w:val="21"/>
-        </w:rPr>
-        <w:t xml:space="preserve">, o sistema </w:t>
-      </w:r>
-      <w:r>
-        <w:rPr>
-          <w:b/>
-          <w:bCs/>
-          <w:color w:val="23293D"/>
-          <w:sz w:val="21"/>
-          <w:szCs w:val="21"/>
-        </w:rPr>
-        <w:t xml:space="preserve">não gera</w:t>
-      </w:r>
-      <w:r>
-        <w:rPr>
-          <w:color w:val="23293D"/>
-          <w:sz w:val="21"/>
-          <w:szCs w:val="21"/>
-        </w:rPr>
-        <w:t xml:space="preserve"> e diz por quê. É também o que impede a mesma implantação de sair duas vezes por dois cliques.</w:t>
+        <w:t xml:space="preserve">A </w:t>
+      </w:r>
+      <w:r>
+        <w:rPr>
+          <w:b/>
+          <w:bCs/>
+          <w:color w:val="23293D"/>
+          <w:sz w:val="21"/>
+          <w:szCs w:val="21"/>
+        </w:rPr>
+        <w:t xml:space="preserve">mensalidade</w:t>
+      </w:r>
+      <w:r>
+        <w:rPr>
+          <w:color w:val="23293D"/>
+          <w:sz w:val="21"/>
+          <w:szCs w:val="21"/>
+        </w:rPr>
+        <w:t xml:space="preserve"> segue a mesma base (o contratado é o mínimo). A diferença: sem titulares </w:t>
+      </w:r>
+      <w:r>
+        <w:rPr>
+          <w:b/>
+          <w:bCs/>
+          <w:color w:val="23293D"/>
+          <w:sz w:val="21"/>
+          <w:szCs w:val="21"/>
+        </w:rPr>
+        <w:t xml:space="preserve">e</w:t>
+      </w:r>
+      <w:r>
+        <w:rPr>
+          <w:color w:val="23293D"/>
+          <w:sz w:val="21"/>
+          <w:szCs w:val="21"/>
+        </w:rPr>
+        <w:t xml:space="preserve"> sem quantidade contratada, a mensalidade </w:t>
+      </w:r>
+      <w:r>
+        <w:rPr>
+          <w:b/>
+          <w:bCs/>
+          <w:color w:val="23293D"/>
+          <w:sz w:val="21"/>
+          <w:szCs w:val="21"/>
+        </w:rPr>
+        <w:t xml:space="preserve">não é gerada</w:t>
+      </w:r>
+      <w:r>
+        <w:rPr>
+          <w:color w:val="23293D"/>
+          <w:sz w:val="21"/>
+          <w:szCs w:val="21"/>
+        </w:rPr>
+        <w:t xml:space="preserve"> — não existe valor combinado — e o sistema diz o que fazer.</w:t>
+      </w:r>
+    </w:p>
+    <w:p>
+      <w:pPr>
+        <w:spacing w:after="140" w:line="280"/>
+      </w:pPr>
+      <w:r>
+        <w:rPr>
+          <w:b/>
+          <w:bCs/>
+          <w:color w:val="23293D"/>
+          <w:sz w:val="21"/>
+          <w:szCs w:val="21"/>
+        </w:rPr>
+        <w:t xml:space="preserve">Cada titular paga a implantação UMA vez — na etapa em que entra.</w:t>
+      </w:r>
+      <w:r>
+        <w:rPr>
+          <w:color w:val="23293D"/>
+          <w:sz w:val="21"/>
+          <w:szCs w:val="21"/>
+        </w:rPr>
+        <w:t xml:space="preserve"> Quando a empresa inclui titulares depois (pelo </w:t>
+      </w:r>
+      <w:r>
+        <w:rPr>
+          <w:b/>
+          <w:bCs/>
+          <w:color w:val="23293D"/>
+          <w:sz w:val="21"/>
+          <w:szCs w:val="21"/>
+        </w:rPr>
+        <w:t xml:space="preserve">termo de inclusão</w:t>
+      </w:r>
+      <w:r>
+        <w:rPr>
+          <w:color w:val="23293D"/>
+          <w:sz w:val="21"/>
+          <w:szCs w:val="21"/>
+        </w:rPr>
+        <w:t xml:space="preserve">), o primeiro pagamento desses titulares novos é a implantação deles. Exemplo: empresa de 100 colaboradores aderiu com 80 e, meses depois, incluiu os outros 20. A primeira implantação cobrou os 80; ao clicar de novo em </w:t>
+      </w:r>
+      <w:r>
+        <w:rPr>
+          <w:b/>
+          <w:bCs/>
+          <w:color w:val="23293D"/>
+          <w:sz w:val="21"/>
+          <w:szCs w:val="21"/>
+        </w:rPr>
+        <w:t xml:space="preserve">Gerar implantação</w:t>
+      </w:r>
+      <w:r>
+        <w:rPr>
+          <w:color w:val="23293D"/>
+          <w:sz w:val="21"/>
+          <w:szCs w:val="21"/>
+        </w:rPr>
+        <w:t xml:space="preserve">, a tela cobra </w:t>
+      </w:r>
+      <w:r>
+        <w:rPr>
+          <w:b/>
+          <w:bCs/>
+          <w:color w:val="23293D"/>
+          <w:sz w:val="21"/>
+          <w:szCs w:val="21"/>
+        </w:rPr>
+        <w:t xml:space="preserve">só os 20</w:t>
+      </w:r>
+      <w:r>
+        <w:rPr>
+          <w:color w:val="23293D"/>
+          <w:sz w:val="21"/>
+          <w:szCs w:val="21"/>
+        </w:rPr>
+        <w:t xml:space="preserve"> e mostra a conta: quantos a empresa tem hoje (contratados + termos aceitos), quantos já pagaram e a diferença.</w:t>
       </w:r>
     </w:p>
     <w:p>
@@ -16328,27 +16706,53 @@
         <w:pStyle w:val="ListParagraph"/>
         <w:numPr>
           <w:ilvl w:val="0"/>
-          <w:numId w:val="23"/>
+          <w:numId w:val="24"/>
         </w:numPr>
         <w:spacing w:after="80" w:line="270"/>
       </w:pPr>
       <w:r>
         <w:rPr>
-          <w:b/>
-          <w:bCs/>
-          <w:color w:val="23293D"/>
-          <w:sz w:val="21"/>
-          <w:szCs w:val="21"/>
-        </w:rPr>
-        <w:t xml:space="preserve">Cobrança cancelada não conta</w:t>
-      </w:r>
-      <w:r>
-        <w:rPr>
-          <w:color w:val="23293D"/>
-          <w:sz w:val="21"/>
-          <w:szCs w:val="21"/>
-        </w:rPr>
-        <w:t xml:space="preserve"> como paga: se a implantação foi cancelada, a próxima cobra aqueles titulares de novo.</w:t>
+          <w:color w:val="23293D"/>
+          <w:sz w:val="21"/>
+          <w:szCs w:val="21"/>
+        </w:rPr>
+        <w:t xml:space="preserve">O </w:t>
+      </w:r>
+      <w:r>
+        <w:rPr>
+          <w:b/>
+          <w:bCs/>
+          <w:color w:val="23293D"/>
+          <w:sz w:val="21"/>
+          <w:szCs w:val="21"/>
+        </w:rPr>
+        <w:t xml:space="preserve">preço por titular</w:t>
+      </w:r>
+      <w:r>
+        <w:rPr>
+          <w:color w:val="23293D"/>
+          <w:sz w:val="21"/>
+          <w:szCs w:val="21"/>
+        </w:rPr>
+        <w:t xml:space="preserve"> é o da </w:t>
+      </w:r>
+      <w:r>
+        <w:rPr>
+          <w:b/>
+          <w:bCs/>
+          <w:color w:val="23293D"/>
+          <w:sz w:val="21"/>
+          <w:szCs w:val="21"/>
+        </w:rPr>
+        <w:t xml:space="preserve">faixa da empresa inteira</w:t>
+      </w:r>
+      <w:r>
+        <w:rPr>
+          <w:color w:val="23293D"/>
+          <w:sz w:val="21"/>
+          <w:szCs w:val="21"/>
+        </w:rPr>
+        <w:t xml:space="preserve"> (100, no exemplo), não a de 20 — quem entra depois não paga mais caro por isso.</w:t>
       </w:r>
     </w:p>
     <w:p>
@@ -16356,7 +16760,89 @@
         <w:pStyle w:val="ListParagraph"/>
         <w:numPr>
           <w:ilvl w:val="0"/>
-          <w:numId w:val="23"/>
+          <w:numId w:val="24"/>
+        </w:numPr>
+        <w:spacing w:after="80" w:line="270"/>
+      </w:pPr>
+      <w:r>
+        <w:rPr>
+          <w:color w:val="23293D"/>
+          <w:sz w:val="21"/>
+          <w:szCs w:val="21"/>
+        </w:rPr>
+        <w:t xml:space="preserve">Se </w:t>
+      </w:r>
+      <w:r>
+        <w:rPr>
+          <w:b/>
+          <w:bCs/>
+          <w:color w:val="23293D"/>
+          <w:sz w:val="21"/>
+          <w:szCs w:val="21"/>
+        </w:rPr>
+        <w:t xml:space="preserve">todos já pagaram</w:t>
+      </w:r>
+      <w:r>
+        <w:rPr>
+          <w:color w:val="23293D"/>
+          <w:sz w:val="21"/>
+          <w:szCs w:val="21"/>
+        </w:rPr>
+        <w:t xml:space="preserve">, o sistema </w:t>
+      </w:r>
+      <w:r>
+        <w:rPr>
+          <w:b/>
+          <w:bCs/>
+          <w:color w:val="23293D"/>
+          <w:sz w:val="21"/>
+          <w:szCs w:val="21"/>
+        </w:rPr>
+        <w:t xml:space="preserve">não gera</w:t>
+      </w:r>
+      <w:r>
+        <w:rPr>
+          <w:color w:val="23293D"/>
+          <w:sz w:val="21"/>
+          <w:szCs w:val="21"/>
+        </w:rPr>
+        <w:t xml:space="preserve"> e diz por quê. É também o que impede a mesma implantação de sair duas vezes por dois cliques.</w:t>
+      </w:r>
+    </w:p>
+    <w:p>
+      <w:pPr>
+        <w:pStyle w:val="ListParagraph"/>
+        <w:numPr>
+          <w:ilvl w:val="0"/>
+          <w:numId w:val="24"/>
+        </w:numPr>
+        <w:spacing w:after="80" w:line="270"/>
+      </w:pPr>
+      <w:r>
+        <w:rPr>
+          <w:b/>
+          <w:bCs/>
+          <w:color w:val="23293D"/>
+          <w:sz w:val="21"/>
+          <w:szCs w:val="21"/>
+        </w:rPr>
+        <w:t xml:space="preserve">Cobrança cancelada não conta</w:t>
+      </w:r>
+      <w:r>
+        <w:rPr>
+          <w:color w:val="23293D"/>
+          <w:sz w:val="21"/>
+          <w:szCs w:val="21"/>
+        </w:rPr>
+        <w:t xml:space="preserve"> como paga: se a implantação foi cancelada, a próxima cobra aqueles titulares de novo.</w:t>
+      </w:r>
+    </w:p>
+    <w:p>
+      <w:pPr>
+        <w:pStyle w:val="ListParagraph"/>
+        <w:numPr>
+          <w:ilvl w:val="0"/>
+          <w:numId w:val="24"/>
         </w:numPr>
         <w:spacing w:after="80" w:line="270"/>
       </w:pPr>
@@ -16725,7 +17211,7 @@
         <w:pStyle w:val="ListParagraph"/>
         <w:numPr>
           <w:ilvl w:val="0"/>
-          <w:numId w:val="24"/>
+          <w:numId w:val="25"/>
         </w:numPr>
         <w:spacing w:after="80" w:line="270"/>
       </w:pPr>
@@ -16764,218 +17250,6 @@
           <w:szCs w:val="21"/>
         </w:rPr>
         <w:t xml:space="preserve">. Cobrança já paga vem desabilitada.</w:t>
-      </w:r>
-    </w:p>
-    <w:p>
-      <w:pPr>
-        <w:pStyle w:val="ListParagraph"/>
-        <w:numPr>
-          <w:ilvl w:val="0"/>
-          <w:numId w:val="24"/>
-        </w:numPr>
-        <w:spacing w:after="80" w:line="270"/>
-      </w:pPr>
-      <w:r>
-        <w:rPr>
-          <w:b/>
-          <w:bCs/>
-          <w:color w:val="23293D"/>
-          <w:sz w:val="21"/>
-          <w:szCs w:val="21"/>
-        </w:rPr>
-        <w:t xml:space="preserve">Gerar mensalidades</w:t>
-      </w:r>
-      <w:r>
-        <w:rPr>
-          <w:color w:val="23293D"/>
-          <w:sz w:val="21"/>
-          <w:szCs w:val="21"/>
-        </w:rPr>
-        <w:t xml:space="preserve"> em lote: empresa que </w:t>
-      </w:r>
-      <w:r>
-        <w:rPr>
-          <w:b/>
-          <w:bCs/>
-          <w:color w:val="23293D"/>
-          <w:sz w:val="21"/>
-          <w:szCs w:val="21"/>
-        </w:rPr>
-        <w:t xml:space="preserve">já tem cobrança do mês é pulada</w:t>
-      </w:r>
-      <w:r>
-        <w:rPr>
-          <w:color w:val="23293D"/>
-          <w:sz w:val="21"/>
-          <w:szCs w:val="21"/>
-        </w:rPr>
-        <w:t xml:space="preserve">, e o aviso diz quais.</w:t>
-      </w:r>
-    </w:p>
-    <w:p>
-      <w:pPr>
-        <w:pStyle w:val="ListParagraph"/>
-        <w:numPr>
-          <w:ilvl w:val="0"/>
-          <w:numId w:val="24"/>
-        </w:numPr>
-        <w:spacing w:after="80" w:line="270"/>
-      </w:pPr>
-      <w:r>
-        <w:rPr>
-          <w:b/>
-          <w:bCs/>
-          <w:color w:val="23293D"/>
-          <w:sz w:val="21"/>
-          <w:szCs w:val="21"/>
-        </w:rPr>
-        <w:t xml:space="preserve">Imprimir a lista</w:t>
-      </w:r>
-      <w:r>
-        <w:rPr>
-          <w:color w:val="23293D"/>
-          <w:sz w:val="21"/>
-          <w:szCs w:val="21"/>
-        </w:rPr>
-        <w:t xml:space="preserve"> manda a tabela para o papel.</w:t>
-      </w:r>
-    </w:p>
-    <w:p>
-      <w:pPr>
-        <w:pStyle w:val="Heading2"/>
-      </w:pPr>
-      <w:r>
-        <w:rPr>
-          <w:color w:val="1F3253"/>
-        </w:rPr>
-        <w:t xml:space="preserve">O split</w:t>
-      </w:r>
-    </w:p>
-    <w:p>
-      <w:pPr>
-        <w:spacing w:after="140" w:line="280"/>
-      </w:pPr>
-      <w:r>
-        <w:rPr>
-          <w:color w:val="23293D"/>
-          <w:sz w:val="21"/>
-          <w:szCs w:val="21"/>
-        </w:rPr>
-        <w:t xml:space="preserve">Ao dar baixa, o pagamento é dividido </w:t>
-      </w:r>
-      <w:r>
-        <w:rPr>
-          <w:b/>
-          <w:bCs/>
-          <w:color w:val="23293D"/>
-          <w:sz w:val="21"/>
-          <w:szCs w:val="21"/>
-        </w:rPr>
-        <w:t xml:space="preserve">Risarte / RisLife</w:t>
-      </w:r>
-      <w:r>
-        <w:rPr>
-          <w:color w:val="23293D"/>
-          <w:sz w:val="21"/>
-          <w:szCs w:val="21"/>
-        </w:rPr>
-        <w:t xml:space="preserve">. O padrão da rede é </w:t>
-      </w:r>
-      <w:r>
-        <w:rPr>
-          <w:b/>
-          <w:bCs/>
-          <w:color w:val="23293D"/>
-          <w:sz w:val="21"/>
-          <w:szCs w:val="21"/>
-        </w:rPr>
-        <w:t xml:space="preserve">0% / 100% no primeiro pagamento</w:t>
-      </w:r>
-      <w:r>
-        <w:rPr>
-          <w:color w:val="23293D"/>
-          <w:sz w:val="21"/>
-          <w:szCs w:val="21"/>
-        </w:rPr>
-        <w:t xml:space="preserve"> e </w:t>
-      </w:r>
-      <w:r>
-        <w:rPr>
-          <w:b/>
-          <w:bCs/>
-          <w:color w:val="23293D"/>
-          <w:sz w:val="21"/>
-          <w:szCs w:val="21"/>
-        </w:rPr>
-        <w:t xml:space="preserve">50% / 50% nas mensalidades</w:t>
-      </w:r>
-      <w:r>
-        <w:rPr>
-          <w:color w:val="23293D"/>
-          <w:sz w:val="21"/>
-          <w:szCs w:val="21"/>
-        </w:rPr>
-        <w:t xml:space="preserve"> (Configurações → Split de pagamento).</w:t>
-      </w:r>
-    </w:p>
-    <w:p>
-      <w:pPr>
-        <w:pStyle w:val="Heading2"/>
-      </w:pPr>
-      <w:r>
-        <w:rPr>
-          <w:color w:val="1F3253"/>
-        </w:rPr>
-        <w:t xml:space="preserve">Estornar uma baixa</w:t>
-      </w:r>
-    </w:p>
-    <w:p>
-      <w:pPr>
-        <w:spacing w:after="140" w:line="280"/>
-      </w:pPr>
-      <w:r>
-        <w:rPr>
-          <w:color w:val="23293D"/>
-          <w:sz w:val="21"/>
-          <w:szCs w:val="21"/>
-        </w:rPr>
-        <w:t xml:space="preserve">Baixa errada acontece; o que não pode é ficar sem saída. Na linha </w:t>
-      </w:r>
-      <w:r>
-        <w:rPr>
-          <w:b/>
-          <w:bCs/>
-          <w:color w:val="23293D"/>
-          <w:sz w:val="21"/>
-          <w:szCs w:val="21"/>
-        </w:rPr>
-        <w:t xml:space="preserve">Paga</w:t>
-      </w:r>
-      <w:r>
-        <w:rPr>
-          <w:color w:val="23293D"/>
-          <w:sz w:val="21"/>
-          <w:szCs w:val="21"/>
-        </w:rPr>
-        <w:t xml:space="preserve">, botão </w:t>
-      </w:r>
-      <w:r>
-        <w:rPr>
-          <w:b/>
-          <w:bCs/>
-          <w:color w:val="23293D"/>
-          <w:sz w:val="21"/>
-          <w:szCs w:val="21"/>
-        </w:rPr>
-        <w:t xml:space="preserve">Estornar</w:t>
-      </w:r>
-      <w:r>
-        <w:rPr>
-          <w:color w:val="23293D"/>
-          <w:sz w:val="21"/>
-          <w:szCs w:val="21"/>
-        </w:rPr>
-        <w:t xml:space="preserve">:</w:t>
       </w:r>
     </w:p>
     <w:p>
@@ -16995,15 +17269,33 @@
           <w:sz w:val="21"/>
           <w:szCs w:val="21"/>
         </w:rPr>
-        <w:t xml:space="preserve">Motivo obrigatório</w:t>
-      </w:r>
-      <w:r>
-        <w:rPr>
-          <w:color w:val="23293D"/>
-          <w:sz w:val="21"/>
-          <w:szCs w:val="21"/>
-        </w:rPr>
-        <w:t xml:space="preserve"> (mínimo 5 letras), e o sistema avisa o que vai acontecer antes de confirmar.</w:t>
+        <w:t xml:space="preserve">Gerar mensalidades</w:t>
+      </w:r>
+      <w:r>
+        <w:rPr>
+          <w:color w:val="23293D"/>
+          <w:sz w:val="21"/>
+          <w:szCs w:val="21"/>
+        </w:rPr>
+        <w:t xml:space="preserve"> em lote: empresa que </w:t>
+      </w:r>
+      <w:r>
+        <w:rPr>
+          <w:b/>
+          <w:bCs/>
+          <w:color w:val="23293D"/>
+          <w:sz w:val="21"/>
+          <w:szCs w:val="21"/>
+        </w:rPr>
+        <w:t xml:space="preserve">já tem cobrança do mês é pulada</w:t>
+      </w:r>
+      <w:r>
+        <w:rPr>
+          <w:color w:val="23293D"/>
+          <w:sz w:val="21"/>
+          <w:szCs w:val="21"/>
+        </w:rPr>
+        <w:t xml:space="preserve">, e o aviso diz quais.</w:t>
       </w:r>
     </w:p>
     <w:p>
@@ -17017,147 +17309,21 @@
       </w:pPr>
       <w:r>
         <w:rPr>
-          <w:color w:val="23293D"/>
-          <w:sz w:val="21"/>
-          <w:szCs w:val="21"/>
-        </w:rPr>
-        <w:t xml:space="preserve">A cobrança volta à </w:t>
-      </w:r>
-      <w:r>
-        <w:rPr>
-          <w:b/>
-          <w:bCs/>
-          <w:color w:val="23293D"/>
-          <w:sz w:val="21"/>
-          <w:szCs w:val="21"/>
-        </w:rPr>
-        <w:t xml:space="preserve">situação do vencimento</w:t>
-      </w:r>
-      <w:r>
-        <w:rPr>
-          <w:color w:val="23293D"/>
-          <w:sz w:val="21"/>
-          <w:szCs w:val="21"/>
-        </w:rPr>
-        <w:t xml:space="preserve"> — </w:t>
-      </w:r>
-      <w:r>
-        <w:rPr>
-          <w:i/>
-          <w:iCs/>
-          <w:color w:val="23293D"/>
-          <w:sz w:val="21"/>
-          <w:szCs w:val="21"/>
-        </w:rPr>
-        <w:t xml:space="preserve">Em atraso</w:t>
-      </w:r>
-      <w:r>
-        <w:rPr>
-          <w:color w:val="23293D"/>
-          <w:sz w:val="21"/>
-          <w:szCs w:val="21"/>
-        </w:rPr>
-        <w:t xml:space="preserve"> se já venceu, </w:t>
-      </w:r>
-      <w:r>
-        <w:rPr>
-          <w:i/>
-          <w:iCs/>
-          <w:color w:val="23293D"/>
-          <w:sz w:val="21"/>
-          <w:szCs w:val="21"/>
-        </w:rPr>
-        <w:t xml:space="preserve">Pendente</w:t>
-      </w:r>
-      <w:r>
-        <w:rPr>
-          <w:color w:val="23293D"/>
-          <w:sz w:val="21"/>
-          <w:szCs w:val="21"/>
-        </w:rPr>
-        <w:t xml:space="preserve"> se não.</w:t>
-      </w:r>
-    </w:p>
-    <w:p>
-      <w:pPr>
-        <w:pStyle w:val="ListParagraph"/>
-        <w:numPr>
-          <w:ilvl w:val="0"/>
-          <w:numId w:val="25"/>
-        </w:numPr>
-        <w:spacing w:after="80" w:line="270"/>
-      </w:pPr>
-      <w:r>
-        <w:rPr>
-          <w:b/>
-          <w:bCs/>
-          <w:color w:val="23293D"/>
-          <w:sz w:val="21"/>
-          <w:szCs w:val="21"/>
-        </w:rPr>
-        <w:t xml:space="preserve">O pagamento e o split são apagados</w:t>
-      </w:r>
-      <w:r>
-        <w:rPr>
-          <w:color w:val="23293D"/>
-          <w:sz w:val="21"/>
-          <w:szCs w:val="21"/>
-        </w:rPr>
-        <w:t xml:space="preserve">, e o motivo fica gravado com o nome de quem estornou.</w:t>
-      </w:r>
-    </w:p>
-    <w:p>
-      <w:pPr>
-        <w:pStyle w:val="ListParagraph"/>
-        <w:numPr>
-          <w:ilvl w:val="0"/>
-          <w:numId w:val="25"/>
-        </w:numPr>
-        <w:spacing w:after="80" w:line="270"/>
-      </w:pPr>
-      <w:r>
-        <w:rPr>
-          <w:color w:val="23293D"/>
-          <w:sz w:val="21"/>
-          <w:szCs w:val="21"/>
-        </w:rPr>
-        <w:t xml:space="preserve">Se a empresa tinha sido reativada por aquela baixa e continua devendo, ela é </w:t>
-      </w:r>
-      <w:r>
-        <w:rPr>
-          <w:b/>
-          <w:bCs/>
-          <w:color w:val="23293D"/>
-          <w:sz w:val="21"/>
-          <w:szCs w:val="21"/>
-        </w:rPr>
-        <w:t xml:space="preserve">suspensa de novo</w:t>
-      </w:r>
-      <w:r>
-        <w:rPr>
-          <w:color w:val="23293D"/>
-          <w:sz w:val="21"/>
-          <w:szCs w:val="21"/>
-        </w:rPr>
-        <w:t xml:space="preserve"> — estornar não pode virar um jeito silencioso de manter ativa uma empresa inadimplente.</w:t>
-      </w:r>
-    </w:p>
-    <w:p>
-      <w:pPr>
-        <w:pStyle w:val="ListParagraph"/>
-        <w:numPr>
-          <w:ilvl w:val="0"/>
-          <w:numId w:val="25"/>
-        </w:numPr>
-        <w:spacing w:after="80" w:line="270"/>
-      </w:pPr>
-      <w:r>
-        <w:rPr>
-          <w:color w:val="23293D"/>
-          <w:sz w:val="21"/>
-          <w:szCs w:val="21"/>
-        </w:rPr>
-        <w:t xml:space="preserve">Estornar duas vezes a mesma cobrança é recusado.</w:t>
+          <w:b/>
+          <w:bCs/>
+          <w:color w:val="23293D"/>
+          <w:sz w:val="21"/>
+          <w:szCs w:val="21"/>
+        </w:rPr>
+        <w:t xml:space="preserve">Imprimir a lista</w:t>
+      </w:r>
+      <w:r>
+        <w:rPr>
+          <w:color w:val="23293D"/>
+          <w:sz w:val="21"/>
+          <w:szCs w:val="21"/>
+        </w:rPr>
+        <w:t xml:space="preserve"> manda a tabela para o papel.</w:t>
       </w:r>
     </w:p>
     <w:p>
@@ -17168,7 +17334,7 @@
         <w:rPr>
           <w:color w:val="1F3253"/>
         </w:rPr>
-        <w:t xml:space="preserve">Inadimplência</w:t>
+        <w:t xml:space="preserve">O split</w:t>
       </w:r>
     </w:p>
     <w:p>
@@ -17177,116 +17343,76 @@
       </w:pPr>
       <w:r>
         <w:rPr>
-          <w:b/>
-          <w:bCs/>
-          <w:color w:val="23293D"/>
-          <w:sz w:val="21"/>
-          <w:szCs w:val="21"/>
-        </w:rPr>
-        <w:t xml:space="preserve">Checar inadimplência</w:t>
-      </w:r>
-      <w:r>
-        <w:rPr>
-          <w:color w:val="23293D"/>
-          <w:sz w:val="21"/>
-          <w:szCs w:val="21"/>
-        </w:rPr>
-        <w:t xml:space="preserve"> marca as vencidas e, passada a carência, </w:t>
-      </w:r>
-      <w:r>
-        <w:rPr>
-          <w:b/>
-          <w:bCs/>
-          <w:color w:val="23293D"/>
-          <w:sz w:val="21"/>
-          <w:szCs w:val="21"/>
-        </w:rPr>
-        <w:t xml:space="preserve">suspende</w:t>
-      </w:r>
-      <w:r>
-        <w:rPr>
-          <w:color w:val="23293D"/>
-          <w:sz w:val="21"/>
-          <w:szCs w:val="21"/>
-        </w:rPr>
-        <w:t xml:space="preserve"> a empresa. Empresa </w:t>
-      </w:r>
-      <w:r>
-        <w:rPr>
-          <w:b/>
-          <w:bCs/>
-          <w:color w:val="23293D"/>
-          <w:sz w:val="21"/>
-          <w:szCs w:val="21"/>
-        </w:rPr>
-        <w:t xml:space="preserve">Suspensa</w:t>
-      </w:r>
-      <w:r>
-        <w:rPr>
-          <w:color w:val="23293D"/>
-          <w:sz w:val="21"/>
-          <w:szCs w:val="21"/>
-        </w:rPr>
-        <w:t xml:space="preserve"> tem os benefícios </w:t>
-      </w:r>
-      <w:r>
-        <w:rPr>
-          <w:b/>
-          <w:bCs/>
-          <w:color w:val="23293D"/>
-          <w:sz w:val="21"/>
-          <w:szCs w:val="21"/>
-        </w:rPr>
-        <w:t xml:space="preserve">bloqueados</w:t>
-      </w:r>
-      <w:r>
-        <w:rPr>
-          <w:color w:val="23293D"/>
-          <w:sz w:val="21"/>
-          <w:szCs w:val="21"/>
-        </w:rPr>
-        <w:t xml:space="preserve"> — e o aviso aparece na ficha do cliente e no orçamento. Quando a dívida some, a suspensão que o </w:t>
-      </w:r>
-      <w:r>
-        <w:rPr>
-          <w:b/>
-          <w:bCs/>
-          <w:color w:val="23293D"/>
-          <w:sz w:val="21"/>
-          <w:szCs w:val="21"/>
-        </w:rPr>
-        <w:t xml:space="preserve">sistema</w:t>
-      </w:r>
-      <w:r>
-        <w:rPr>
-          <w:color w:val="23293D"/>
-          <w:sz w:val="21"/>
-          <w:szCs w:val="21"/>
-        </w:rPr>
-        <w:t xml:space="preserve"> aplicou é desfeita sozinha.</w:t>
-      </w:r>
-    </w:p>
-    <w:p>
-      <w:pPr>
-        <w:spacing w:after="60" w:line="120"/>
-      </w:pPr>
-      <w:r>
-        <w:rPr>
-          <w:sz w:val="2"/>
-          <w:szCs w:val="2"/>
-        </w:rPr>
-        <w:t xml:space="preserve"/>
-      </w:r>
-    </w:p>
-    <w:p>
-      <w:pPr>
-        <w:pStyle w:val="Heading1"/>
+          <w:color w:val="23293D"/>
+          <w:sz w:val="21"/>
+          <w:szCs w:val="21"/>
+        </w:rPr>
+        <w:t xml:space="preserve">Ao dar baixa, o pagamento é dividido </w:t>
+      </w:r>
+      <w:r>
+        <w:rPr>
+          <w:b/>
+          <w:bCs/>
+          <w:color w:val="23293D"/>
+          <w:sz w:val="21"/>
+          <w:szCs w:val="21"/>
+        </w:rPr>
+        <w:t xml:space="preserve">Risarte / RisLife</w:t>
+      </w:r>
+      <w:r>
+        <w:rPr>
+          <w:color w:val="23293D"/>
+          <w:sz w:val="21"/>
+          <w:szCs w:val="21"/>
+        </w:rPr>
+        <w:t xml:space="preserve">. O padrão da rede é </w:t>
+      </w:r>
+      <w:r>
+        <w:rPr>
+          <w:b/>
+          <w:bCs/>
+          <w:color w:val="23293D"/>
+          <w:sz w:val="21"/>
+          <w:szCs w:val="21"/>
+        </w:rPr>
+        <w:t xml:space="preserve">0% / 100% no primeiro pagamento</w:t>
+      </w:r>
+      <w:r>
+        <w:rPr>
+          <w:color w:val="23293D"/>
+          <w:sz w:val="21"/>
+          <w:szCs w:val="21"/>
+        </w:rPr>
+        <w:t xml:space="preserve"> e </w:t>
+      </w:r>
+      <w:r>
+        <w:rPr>
+          <w:b/>
+          <w:bCs/>
+          <w:color w:val="23293D"/>
+          <w:sz w:val="21"/>
+          <w:szCs w:val="21"/>
+        </w:rPr>
+        <w:t xml:space="preserve">50% / 50% nas mensalidades</w:t>
+      </w:r>
+      <w:r>
+        <w:rPr>
+          <w:color w:val="23293D"/>
+          <w:sz w:val="21"/>
+          <w:szCs w:val="21"/>
+        </w:rPr>
+        <w:t xml:space="preserve"> (Configurações → Split de pagamento).</w:t>
+      </w:r>
+    </w:p>
+    <w:p>
+      <w:pPr>
+        <w:pStyle w:val="Heading2"/>
       </w:pPr>
       <w:r>
         <w:rPr>
           <w:color w:val="1F3253"/>
         </w:rPr>
-        <w:t xml:space="preserve">13. O benefício na hora do orçamento</w:t>
+        <w:t xml:space="preserve">Estornar uma baixa</w:t>
       </w:r>
     </w:p>
     <w:p>
@@ -17299,43 +17425,43 @@
           <w:sz w:val="21"/>
           <w:szCs w:val="21"/>
         </w:rPr>
-        <w:t xml:space="preserve">É aqui que o programa aparece para o paciente, e quem faz é o </w:t>
-      </w:r>
-      <w:r>
-        <w:rPr>
-          <w:b/>
-          <w:bCs/>
-          <w:color w:val="23293D"/>
-          <w:sz w:val="21"/>
-          <w:szCs w:val="21"/>
-        </w:rPr>
-        <w:t xml:space="preserve">Planner</w:t>
-      </w:r>
-      <w:r>
-        <w:rPr>
-          <w:color w:val="23293D"/>
-          <w:sz w:val="21"/>
-          <w:szCs w:val="21"/>
-        </w:rPr>
-        <w:t xml:space="preserve">, na ficha do cliente → </w:t>
-      </w:r>
-      <w:r>
-        <w:rPr>
-          <w:b/>
-          <w:bCs/>
-          <w:color w:val="23293D"/>
-          <w:sz w:val="21"/>
-          <w:szCs w:val="21"/>
-        </w:rPr>
-        <w:t xml:space="preserve">Plano de Tratamento</w:t>
-      </w:r>
-      <w:r>
-        <w:rPr>
-          <w:color w:val="23293D"/>
-          <w:sz w:val="21"/>
-          <w:szCs w:val="21"/>
-        </w:rPr>
-        <w:t xml:space="preserve">.</w:t>
+        <w:t xml:space="preserve">Baixa errada acontece; o que não pode é ficar sem saída. Na linha </w:t>
+      </w:r>
+      <w:r>
+        <w:rPr>
+          <w:b/>
+          <w:bCs/>
+          <w:color w:val="23293D"/>
+          <w:sz w:val="21"/>
+          <w:szCs w:val="21"/>
+        </w:rPr>
+        <w:t xml:space="preserve">Paga</w:t>
+      </w:r>
+      <w:r>
+        <w:rPr>
+          <w:color w:val="23293D"/>
+          <w:sz w:val="21"/>
+          <w:szCs w:val="21"/>
+        </w:rPr>
+        <w:t xml:space="preserve">, botão </w:t>
+      </w:r>
+      <w:r>
+        <w:rPr>
+          <w:b/>
+          <w:bCs/>
+          <w:color w:val="23293D"/>
+          <w:sz w:val="21"/>
+          <w:szCs w:val="21"/>
+        </w:rPr>
+        <w:t xml:space="preserve">Estornar</w:t>
+      </w:r>
+      <w:r>
+        <w:rPr>
+          <w:color w:val="23293D"/>
+          <w:sz w:val="21"/>
+          <w:szCs w:val="21"/>
+        </w:rPr>
+        <w:t xml:space="preserve">:</w:t>
       </w:r>
     </w:p>
     <w:p>
@@ -17349,11 +17475,21 @@
       </w:pPr>
       <w:r>
         <w:rPr>
-          <w:color w:val="23293D"/>
-          <w:sz w:val="21"/>
-          <w:szCs w:val="21"/>
-        </w:rPr>
-        <w:t xml:space="preserve">Crie a opção e lance o procedimento.</w:t>
+          <w:b/>
+          <w:bCs/>
+          <w:color w:val="23293D"/>
+          <w:sz w:val="21"/>
+          <w:szCs w:val="21"/>
+        </w:rPr>
+        <w:t xml:space="preserve">Motivo obrigatório</w:t>
+      </w:r>
+      <w:r>
+        <w:rPr>
+          <w:color w:val="23293D"/>
+          <w:sz w:val="21"/>
+          <w:szCs w:val="21"/>
+        </w:rPr>
+        <w:t xml:space="preserve"> (mínimo 5 letras), e o sistema avisa o que vai acontecer antes de confirmar.</w:t>
       </w:r>
     </w:p>
     <w:p>
@@ -17371,25 +17507,61 @@
           <w:sz w:val="21"/>
           <w:szCs w:val="21"/>
         </w:rPr>
-        <w:t xml:space="preserve">O banner </w:t>
-      </w:r>
-      <w:r>
-        <w:rPr>
-          <w:b/>
-          <w:bCs/>
-          <w:color w:val="23293D"/>
-          <w:sz w:val="21"/>
-          <w:szCs w:val="21"/>
-        </w:rPr>
-        <w:t xml:space="preserve">★ Risarte Empresarial</w:t>
-      </w:r>
-      <w:r>
-        <w:rPr>
-          <w:color w:val="23293D"/>
-          <w:sz w:val="21"/>
-          <w:szCs w:val="21"/>
-        </w:rPr>
-        <w:t xml:space="preserve"> aparece no alto.</w:t>
+        <w:t xml:space="preserve">A cobrança volta à </w:t>
+      </w:r>
+      <w:r>
+        <w:rPr>
+          <w:b/>
+          <w:bCs/>
+          <w:color w:val="23293D"/>
+          <w:sz w:val="21"/>
+          <w:szCs w:val="21"/>
+        </w:rPr>
+        <w:t xml:space="preserve">situação do vencimento</w:t>
+      </w:r>
+      <w:r>
+        <w:rPr>
+          <w:color w:val="23293D"/>
+          <w:sz w:val="21"/>
+          <w:szCs w:val="21"/>
+        </w:rPr>
+        <w:t xml:space="preserve"> — </w:t>
+      </w:r>
+      <w:r>
+        <w:rPr>
+          <w:i/>
+          <w:iCs/>
+          <w:color w:val="23293D"/>
+          <w:sz w:val="21"/>
+          <w:szCs w:val="21"/>
+        </w:rPr>
+        <w:t xml:space="preserve">Em atraso</w:t>
+      </w:r>
+      <w:r>
+        <w:rPr>
+          <w:color w:val="23293D"/>
+          <w:sz w:val="21"/>
+          <w:szCs w:val="21"/>
+        </w:rPr>
+        <w:t xml:space="preserve"> se já venceu, </w:t>
+      </w:r>
+      <w:r>
+        <w:rPr>
+          <w:i/>
+          <w:iCs/>
+          <w:color w:val="23293D"/>
+          <w:sz w:val="21"/>
+          <w:szCs w:val="21"/>
+        </w:rPr>
+        <w:t xml:space="preserve">Pendente</w:t>
+      </w:r>
+      <w:r>
+        <w:rPr>
+          <w:color w:val="23293D"/>
+          <w:sz w:val="21"/>
+          <w:szCs w:val="21"/>
+        </w:rPr>
+        <w:t xml:space="preserve"> se não.</w:t>
       </w:r>
     </w:p>
     <w:p>
@@ -17403,29 +17575,86 @@
       </w:pPr>
       <w:r>
         <w:rPr>
-          <w:color w:val="23293D"/>
-          <w:sz w:val="21"/>
-          <w:szCs w:val="21"/>
-        </w:rPr>
-        <w:t xml:space="preserve">Na opção, a linha </w:t>
-      </w:r>
-      <w:r>
-        <w:rPr>
-          <w:b/>
-          <w:bCs/>
-          <w:color w:val="23293D"/>
-          <w:sz w:val="21"/>
-          <w:szCs w:val="21"/>
-        </w:rPr>
-        <w:t xml:space="preserve">"Com Risarte Empresarial: R$ … · economia R$ …"</w:t>
-      </w:r>
-      <w:r>
-        <w:rPr>
-          <w:color w:val="23293D"/>
-          <w:sz w:val="21"/>
-          <w:szCs w:val="21"/>
-        </w:rPr>
-        <w:t xml:space="preserve"> mostra o valor cheio e o com programa.</w:t>
+          <w:b/>
+          <w:bCs/>
+          <w:color w:val="23293D"/>
+          <w:sz w:val="21"/>
+          <w:szCs w:val="21"/>
+        </w:rPr>
+        <w:t xml:space="preserve">O pagamento e o split são apagados</w:t>
+      </w:r>
+      <w:r>
+        <w:rPr>
+          <w:color w:val="23293D"/>
+          <w:sz w:val="21"/>
+          <w:szCs w:val="21"/>
+        </w:rPr>
+        <w:t xml:space="preserve">, e o motivo fica gravado com o nome de quem estornou.</w:t>
+      </w:r>
+    </w:p>
+    <w:p>
+      <w:pPr>
+        <w:pStyle w:val="ListParagraph"/>
+        <w:numPr>
+          <w:ilvl w:val="0"/>
+          <w:numId w:val="26"/>
+        </w:numPr>
+        <w:spacing w:after="80" w:line="270"/>
+      </w:pPr>
+      <w:r>
+        <w:rPr>
+          <w:color w:val="23293D"/>
+          <w:sz w:val="21"/>
+          <w:szCs w:val="21"/>
+        </w:rPr>
+        <w:t xml:space="preserve">Se a empresa tinha sido reativada por aquela baixa e continua devendo, ela é </w:t>
+      </w:r>
+      <w:r>
+        <w:rPr>
+          <w:b/>
+          <w:bCs/>
+          <w:color w:val="23293D"/>
+          <w:sz w:val="21"/>
+          <w:szCs w:val="21"/>
+        </w:rPr>
+        <w:t xml:space="preserve">suspensa de novo</w:t>
+      </w:r>
+      <w:r>
+        <w:rPr>
+          <w:color w:val="23293D"/>
+          <w:sz w:val="21"/>
+          <w:szCs w:val="21"/>
+        </w:rPr>
+        <w:t xml:space="preserve"> — estornar não pode virar um jeito silencioso de manter ativa uma empresa inadimplente.</w:t>
+      </w:r>
+    </w:p>
+    <w:p>
+      <w:pPr>
+        <w:pStyle w:val="ListParagraph"/>
+        <w:numPr>
+          <w:ilvl w:val="0"/>
+          <w:numId w:val="26"/>
+        </w:numPr>
+        <w:spacing w:after="80" w:line="270"/>
+      </w:pPr>
+      <w:r>
+        <w:rPr>
+          <w:color w:val="23293D"/>
+          <w:sz w:val="21"/>
+          <w:szCs w:val="21"/>
+        </w:rPr>
+        <w:t xml:space="preserve">Estornar duas vezes a mesma cobrança é recusado.</w:t>
+      </w:r>
+    </w:p>
+    <w:p>
+      <w:pPr>
+        <w:pStyle w:val="Heading2"/>
+      </w:pPr>
+      <w:r>
+        <w:rPr>
+          <w:color w:val="1F3253"/>
+        </w:rPr>
+        <w:t xml:space="preserve">Inadimplência</w:t>
       </w:r>
     </w:p>
     <w:p>
@@ -17440,187 +17669,87 @@
           <w:sz w:val="21"/>
           <w:szCs w:val="21"/>
         </w:rPr>
-        <w:t xml:space="preserve">O motor decide</w:t>
-      </w:r>
-      <w:r>
-        <w:rPr>
-          <w:color w:val="23293D"/>
-          <w:sz w:val="21"/>
-          <w:szCs w:val="21"/>
-        </w:rPr>
-        <w:t xml:space="preserve"> olhando, para cada procedimento: se há benefício, se vale para aquela pessoa (titular ou dependente), se a </w:t>
-      </w:r>
-      <w:r>
-        <w:rPr>
-          <w:b/>
-          <w:bCs/>
-          <w:color w:val="23293D"/>
-          <w:sz w:val="21"/>
-          <w:szCs w:val="21"/>
-        </w:rPr>
-        <w:t xml:space="preserve">carência</w:t>
-      </w:r>
-      <w:r>
-        <w:rPr>
-          <w:color w:val="23293D"/>
-          <w:sz w:val="21"/>
-          <w:szCs w:val="21"/>
-        </w:rPr>
-        <w:t xml:space="preserve"> já passou, se a </w:t>
-      </w:r>
-      <w:r>
-        <w:rPr>
-          <w:b/>
-          <w:bCs/>
-          <w:color w:val="23293D"/>
-          <w:sz w:val="21"/>
-          <w:szCs w:val="21"/>
-        </w:rPr>
-        <w:t xml:space="preserve">frequência</w:t>
-      </w:r>
-      <w:r>
-        <w:rPr>
-          <w:color w:val="23293D"/>
-          <w:sz w:val="21"/>
-          <w:szCs w:val="21"/>
-        </w:rPr>
-        <w:t xml:space="preserve"> permite (quantas vezes a cada quantos meses), se a </w:t>
-      </w:r>
-      <w:r>
-        <w:rPr>
-          <w:b/>
-          <w:bCs/>
-          <w:color w:val="23293D"/>
-          <w:sz w:val="21"/>
-          <w:szCs w:val="21"/>
-        </w:rPr>
-        <w:t xml:space="preserve">unidade</w:t>
-      </w:r>
-      <w:r>
-        <w:rPr>
-          <w:color w:val="23293D"/>
-          <w:sz w:val="21"/>
-          <w:szCs w:val="21"/>
-        </w:rPr>
-        <w:t xml:space="preserve"> está na parceria e se a empresa está </w:t>
-      </w:r>
-      <w:r>
-        <w:rPr>
-          <w:b/>
-          <w:bCs/>
-          <w:color w:val="23293D"/>
-          <w:sz w:val="21"/>
-          <w:szCs w:val="21"/>
-        </w:rPr>
-        <w:t xml:space="preserve">ativa</w:t>
-      </w:r>
-      <w:r>
-        <w:rPr>
-          <w:color w:val="23293D"/>
-          <w:sz w:val="21"/>
-          <w:szCs w:val="21"/>
-        </w:rPr>
-        <w:t xml:space="preserve">.</w:t>
-      </w:r>
-    </w:p>
-    <w:p>
-      <w:pPr>
-        <w:spacing w:after="140" w:line="280"/>
-      </w:pPr>
-      <w:r>
-        <w:rPr>
-          <w:b/>
-          <w:bCs/>
-          <w:color w:val="23293D"/>
-          <w:sz w:val="21"/>
-          <w:szCs w:val="21"/>
-        </w:rPr>
-        <w:t xml:space="preserve">A frequência é contada pelo uso de verdade:</w:t>
-      </w:r>
-      <w:r>
-        <w:rPr>
-          <w:color w:val="23293D"/>
-          <w:sz w:val="21"/>
-          <w:szCs w:val="21"/>
-        </w:rPr>
-        <w:t xml:space="preserve"> depois de </w:t>
-      </w:r>
-      <w:r>
-        <w:rPr>
-          <w:b/>
-          <w:bCs/>
-          <w:color w:val="23293D"/>
-          <w:sz w:val="21"/>
-          <w:szCs w:val="21"/>
-        </w:rPr>
-        <w:t xml:space="preserve">concluir</w:t>
-      </w:r>
-      <w:r>
-        <w:rPr>
-          <w:color w:val="23293D"/>
-          <w:sz w:val="21"/>
-          <w:szCs w:val="21"/>
-        </w:rPr>
-        <w:t xml:space="preserve"> o atendimento daquele procedimento, ele passa a contar como usado. Ao orçar de novo antes do prazo, o painel do cliente mostra </w:t>
-      </w:r>
-      <w:r>
-        <w:rPr>
-          <w:b/>
-          <w:bCs/>
-          <w:color w:val="23293D"/>
-          <w:sz w:val="21"/>
-          <w:szCs w:val="21"/>
-        </w:rPr>
-        <w:t xml:space="preserve">"aguardando liberação"</w:t>
-      </w:r>
-      <w:r>
-        <w:rPr>
-          <w:color w:val="23293D"/>
-          <w:sz w:val="21"/>
-          <w:szCs w:val="21"/>
-        </w:rPr>
-        <w:t xml:space="preserve"> com a data.</w:t>
-      </w:r>
-    </w:p>
-    <w:p>
-      <w:pPr>
-        <w:spacing w:after="140" w:line="280"/>
-      </w:pPr>
-      <w:r>
-        <w:rPr>
-          <w:b/>
-          <w:bCs/>
-          <w:color w:val="23293D"/>
-          <w:sz w:val="21"/>
-          <w:szCs w:val="21"/>
-        </w:rPr>
-        <w:t xml:space="preserve">O painel do cliente</w:t>
-      </w:r>
-      <w:r>
-        <w:rPr>
-          <w:color w:val="23293D"/>
-          <w:sz w:val="21"/>
-          <w:szCs w:val="21"/>
-        </w:rPr>
-        <w:t xml:space="preserve"> (card </w:t>
-      </w:r>
-      <w:r>
-        <w:rPr>
-          <w:b/>
-          <w:bCs/>
-          <w:color w:val="23293D"/>
-          <w:sz w:val="21"/>
-          <w:szCs w:val="21"/>
-        </w:rPr>
-        <w:t xml:space="preserve">★ Programa Empresarial</w:t>
-      </w:r>
-      <w:r>
-        <w:rPr>
-          <w:color w:val="23293D"/>
-          <w:sz w:val="21"/>
-          <w:szCs w:val="21"/>
-        </w:rPr>
-        <w:t xml:space="preserve"> na ficha) mostra economia acumulada, benefícios usados, disponíveis agora e histórico.</w:t>
+        <w:t xml:space="preserve">Checar inadimplência</w:t>
+      </w:r>
+      <w:r>
+        <w:rPr>
+          <w:color w:val="23293D"/>
+          <w:sz w:val="21"/>
+          <w:szCs w:val="21"/>
+        </w:rPr>
+        <w:t xml:space="preserve"> marca as vencidas e, passada a carência, </w:t>
+      </w:r>
+      <w:r>
+        <w:rPr>
+          <w:b/>
+          <w:bCs/>
+          <w:color w:val="23293D"/>
+          <w:sz w:val="21"/>
+          <w:szCs w:val="21"/>
+        </w:rPr>
+        <w:t xml:space="preserve">suspende</w:t>
+      </w:r>
+      <w:r>
+        <w:rPr>
+          <w:color w:val="23293D"/>
+          <w:sz w:val="21"/>
+          <w:szCs w:val="21"/>
+        </w:rPr>
+        <w:t xml:space="preserve"> a empresa. Empresa </w:t>
+      </w:r>
+      <w:r>
+        <w:rPr>
+          <w:b/>
+          <w:bCs/>
+          <w:color w:val="23293D"/>
+          <w:sz w:val="21"/>
+          <w:szCs w:val="21"/>
+        </w:rPr>
+        <w:t xml:space="preserve">Suspensa</w:t>
+      </w:r>
+      <w:r>
+        <w:rPr>
+          <w:color w:val="23293D"/>
+          <w:sz w:val="21"/>
+          <w:szCs w:val="21"/>
+        </w:rPr>
+        <w:t xml:space="preserve"> tem os benefícios </w:t>
+      </w:r>
+      <w:r>
+        <w:rPr>
+          <w:b/>
+          <w:bCs/>
+          <w:color w:val="23293D"/>
+          <w:sz w:val="21"/>
+          <w:szCs w:val="21"/>
+        </w:rPr>
+        <w:t xml:space="preserve">bloqueados</w:t>
+      </w:r>
+      <w:r>
+        <w:rPr>
+          <w:color w:val="23293D"/>
+          <w:sz w:val="21"/>
+          <w:szCs w:val="21"/>
+        </w:rPr>
+        <w:t xml:space="preserve"> — e o aviso aparece na ficha do cliente e no orçamento. Quando a dívida some, a suspensão que o </w:t>
+      </w:r>
+      <w:r>
+        <w:rPr>
+          <w:b/>
+          <w:bCs/>
+          <w:color w:val="23293D"/>
+          <w:sz w:val="21"/>
+          <w:szCs w:val="21"/>
+        </w:rPr>
+        <w:t xml:space="preserve">sistema</w:t>
+      </w:r>
+      <w:r>
+        <w:rPr>
+          <w:color w:val="23293D"/>
+          <w:sz w:val="21"/>
+          <w:szCs w:val="21"/>
+        </w:rPr>
+        <w:t xml:space="preserve"> aplicou é desfeita sozinha.</w:t>
       </w:r>
     </w:p>
     <w:p>
@@ -17643,7 +17772,7 @@
         <w:rPr>
           <w:color w:val="1F3253"/>
         </w:rPr>
-        <w:t xml:space="preserve">14. Riso+ Social</w:t>
+        <w:t xml:space="preserve">13. O benefício na hora do orçamento</w:t>
       </w:r>
     </w:p>
     <w:p>
@@ -17656,107 +17785,35 @@
           <w:sz w:val="21"/>
           <w:szCs w:val="21"/>
         </w:rPr>
-        <w:t xml:space="preserve">Aba </w:t>
-      </w:r>
-      <w:r>
-        <w:rPr>
-          <w:b/>
-          <w:bCs/>
-          <w:color w:val="23293D"/>
-          <w:sz w:val="21"/>
-          <w:szCs w:val="21"/>
-        </w:rPr>
-        <w:t xml:space="preserve">Riso+ Social</w:t>
-      </w:r>
-      <w:r>
-        <w:rPr>
-          <w:color w:val="23293D"/>
-          <w:sz w:val="21"/>
-          <w:szCs w:val="21"/>
-        </w:rPr>
-        <w:t xml:space="preserve"> da empresa. Nos modelos </w:t>
-      </w:r>
-      <w:r>
-        <w:rPr>
-          <w:b/>
-          <w:bCs/>
-          <w:color w:val="23293D"/>
-          <w:sz w:val="21"/>
-          <w:szCs w:val="21"/>
-        </w:rPr>
-        <w:t xml:space="preserve">integral</w:t>
-      </w:r>
-      <w:r>
-        <w:rPr>
-          <w:color w:val="23293D"/>
-          <w:sz w:val="21"/>
-          <w:szCs w:val="21"/>
-        </w:rPr>
-        <w:t xml:space="preserve"> e </w:t>
-      </w:r>
-      <w:r>
-        <w:rPr>
-          <w:b/>
-          <w:bCs/>
-          <w:color w:val="23293D"/>
-          <w:sz w:val="21"/>
-          <w:szCs w:val="21"/>
-        </w:rPr>
-        <w:t xml:space="preserve">parcial</w:t>
-      </w:r>
-      <w:r>
-        <w:rPr>
-          <w:color w:val="23293D"/>
-          <w:sz w:val="21"/>
-          <w:szCs w:val="21"/>
-        </w:rPr>
-        <w:t xml:space="preserve">, escolha um gatilho e </w:t>
-      </w:r>
-      <w:r>
-        <w:rPr>
-          <w:b/>
-          <w:bCs/>
-          <w:color w:val="23293D"/>
-          <w:sz w:val="21"/>
-          <w:szCs w:val="21"/>
-        </w:rPr>
-        <w:t xml:space="preserve">Gerar ficha social</w:t>
-      </w:r>
-      <w:r>
-        <w:rPr>
-          <w:color w:val="23293D"/>
-          <w:sz w:val="21"/>
-          <w:szCs w:val="21"/>
-        </w:rPr>
-        <w:t xml:space="preserve">; depois </w:t>
-      </w:r>
-      <w:r>
-        <w:rPr>
-          <w:b/>
-          <w:bCs/>
-          <w:color w:val="23293D"/>
-          <w:sz w:val="21"/>
-          <w:szCs w:val="21"/>
-        </w:rPr>
-        <w:t xml:space="preserve">Atribuir</w:t>
-      </w:r>
-      <w:r>
-        <w:rPr>
-          <w:color w:val="23293D"/>
-          <w:sz w:val="21"/>
-          <w:szCs w:val="21"/>
-        </w:rPr>
-        <w:t xml:space="preserve"> um beneficiário e </w:t>
-      </w:r>
-      <w:r>
-        <w:rPr>
-          <w:b/>
-          <w:bCs/>
-          <w:color w:val="23293D"/>
-          <w:sz w:val="21"/>
-          <w:szCs w:val="21"/>
-        </w:rPr>
-        <w:t xml:space="preserve">Marcar utilizada</w:t>
+        <w:t xml:space="preserve">É aqui que o programa aparece para o paciente, e quem faz é o </w:t>
+      </w:r>
+      <w:r>
+        <w:rPr>
+          <w:b/>
+          <w:bCs/>
+          <w:color w:val="23293D"/>
+          <w:sz w:val="21"/>
+          <w:szCs w:val="21"/>
+        </w:rPr>
+        <w:t xml:space="preserve">Planner</w:t>
+      </w:r>
+      <w:r>
+        <w:rPr>
+          <w:color w:val="23293D"/>
+          <w:sz w:val="21"/>
+          <w:szCs w:val="21"/>
+        </w:rPr>
+        <w:t xml:space="preserve">, na ficha do cliente → </w:t>
+      </w:r>
+      <w:r>
+        <w:rPr>
+          <w:b/>
+          <w:bCs/>
+          <w:color w:val="23293D"/>
+          <w:sz w:val="21"/>
+          <w:szCs w:val="21"/>
+        </w:rPr>
+        <w:t xml:space="preserve">Plano de Tratamento</w:t>
       </w:r>
       <w:r>
         <w:rPr>
@@ -17765,83 +17822,6 @@
           <w:szCs w:val="21"/>
         </w:rPr>
         <w:t xml:space="preserve">.</w:t>
-      </w:r>
-    </w:p>
-    <w:p>
-      <w:pPr>
-        <w:spacing w:after="140" w:line="280"/>
-      </w:pPr>
-      <w:r>
-        <w:rPr>
-          <w:color w:val="23293D"/>
-          <w:sz w:val="21"/>
-          <w:szCs w:val="21"/>
-        </w:rPr>
-        <w:t xml:space="preserve">No modelo </w:t>
-      </w:r>
-      <w:r>
-        <w:rPr>
-          <w:b/>
-          <w:bCs/>
-          <w:color w:val="23293D"/>
-          <w:sz w:val="21"/>
-          <w:szCs w:val="21"/>
-        </w:rPr>
-        <w:t xml:space="preserve">Titular paga</w:t>
-      </w:r>
-      <w:r>
-        <w:rPr>
-          <w:color w:val="23293D"/>
-          <w:sz w:val="21"/>
-          <w:szCs w:val="21"/>
-        </w:rPr>
-        <w:t xml:space="preserve">, o botão explica que a empresa não participa — e isso é regra, não defeito: não há parcela da empresa de onde tirar a ficha.</w:t>
-      </w:r>
-    </w:p>
-    <w:p>
-      <w:pPr>
-        <w:spacing w:after="60" w:line="120"/>
-      </w:pPr>
-      <w:r>
-        <w:rPr>
-          <w:sz w:val="2"/>
-          <w:szCs w:val="2"/>
-        </w:rPr>
-        <w:t xml:space="preserve"/>
-      </w:r>
-    </w:p>
-    <w:p>
-      <w:pPr>
-        <w:pStyle w:val="Heading1"/>
-      </w:pPr>
-      <w:r>
-        <w:rPr>
-          <w:color w:val="1F3253"/>
-        </w:rPr>
-        <w:t xml:space="preserve">15. Configurações da rede</w:t>
-      </w:r>
-    </w:p>
-    <w:p>
-      <w:pPr>
-        <w:spacing w:after="140" w:line="280"/>
-      </w:pPr>
-      <w:r>
-        <w:rPr>
-          <w:b/>
-          <w:bCs/>
-          <w:color w:val="23293D"/>
-          <w:sz w:val="21"/>
-          <w:szCs w:val="21"/>
-        </w:rPr>
-        <w:t xml:space="preserve">Empresarial → Configurações</w:t>
-      </w:r>
-      <w:r>
-        <w:rPr>
-          <w:color w:val="23293D"/>
-          <w:sz w:val="21"/>
-          <w:szCs w:val="21"/>
-        </w:rPr>
-        <w:t xml:space="preserve">. Seis abas:</w:t>
       </w:r>
     </w:p>
     <w:p>
@@ -17855,21 +17835,11 @@
       </w:pPr>
       <w:r>
         <w:rPr>
-          <w:b/>
-          <w:bCs/>
-          <w:color w:val="23293D"/>
-          <w:sz w:val="21"/>
-          <w:szCs w:val="21"/>
-        </w:rPr>
-        <w:t xml:space="preserve">Preços de adesão</w:t>
-      </w:r>
-      <w:r>
-        <w:rPr>
-          <w:color w:val="23293D"/>
-          <w:sz w:val="21"/>
-          <w:szCs w:val="21"/>
-        </w:rPr>
-        <w:t xml:space="preserve"> — os padrões da rede (titular, dependente).</w:t>
+          <w:color w:val="23293D"/>
+          <w:sz w:val="21"/>
+          <w:szCs w:val="21"/>
+        </w:rPr>
+        <w:t xml:space="preserve">Crie a opção e lance o procedimento.</w:t>
       </w:r>
     </w:p>
     <w:p>
@@ -17883,21 +17853,29 @@
       </w:pPr>
       <w:r>
         <w:rPr>
-          <w:b/>
-          <w:bCs/>
-          <w:color w:val="23293D"/>
-          <w:sz w:val="21"/>
-          <w:szCs w:val="21"/>
-        </w:rPr>
-        <w:t xml:space="preserve">Split de pagamento</w:t>
-      </w:r>
-      <w:r>
-        <w:rPr>
-          <w:color w:val="23293D"/>
-          <w:sz w:val="21"/>
-          <w:szCs w:val="21"/>
-        </w:rPr>
-        <w:t xml:space="preserve"> — a divisão Risarte/RisLife.</w:t>
+          <w:color w:val="23293D"/>
+          <w:sz w:val="21"/>
+          <w:szCs w:val="21"/>
+        </w:rPr>
+        <w:t xml:space="preserve">O banner </w:t>
+      </w:r>
+      <w:r>
+        <w:rPr>
+          <w:b/>
+          <w:bCs/>
+          <w:color w:val="23293D"/>
+          <w:sz w:val="21"/>
+          <w:szCs w:val="21"/>
+        </w:rPr>
+        <w:t xml:space="preserve">★ Risarte Empresarial</w:t>
+      </w:r>
+      <w:r>
+        <w:rPr>
+          <w:color w:val="23293D"/>
+          <w:sz w:val="21"/>
+          <w:szCs w:val="21"/>
+        </w:rPr>
+        <w:t xml:space="preserve"> aparece no alto.</w:t>
       </w:r>
     </w:p>
     <w:p>
@@ -17911,49 +17889,116 @@
       </w:pPr>
       <w:r>
         <w:rPr>
-          <w:b/>
-          <w:bCs/>
-          <w:color w:val="23293D"/>
-          <w:sz w:val="21"/>
-          <w:szCs w:val="21"/>
-        </w:rPr>
-        <w:t xml:space="preserve">Benefícios</w:t>
-      </w:r>
-      <w:r>
-        <w:rPr>
-          <w:color w:val="23293D"/>
-          <w:sz w:val="21"/>
-          <w:szCs w:val="21"/>
-        </w:rPr>
-        <w:t xml:space="preserve"> — os benefícios </w:t>
-      </w:r>
-      <w:r>
-        <w:rPr>
-          <w:b/>
-          <w:bCs/>
-          <w:color w:val="23293D"/>
-          <w:sz w:val="21"/>
-          <w:szCs w:val="21"/>
-        </w:rPr>
-        <w:t xml:space="preserve">padrão da rede</w:t>
-      </w:r>
-      <w:r>
-        <w:rPr>
-          <w:color w:val="23293D"/>
-          <w:sz w:val="21"/>
-          <w:szCs w:val="21"/>
-        </w:rPr>
-        <w:t xml:space="preserve">, que chegam nas propostas novas. Tem a coluna </w:t>
-      </w:r>
-      <w:r>
-        <w:rPr>
-          <w:b/>
-          <w:bCs/>
-          <w:color w:val="23293D"/>
-          <w:sz w:val="21"/>
-          <w:szCs w:val="21"/>
-        </w:rPr>
-        <w:t xml:space="preserve">Margem (rede)</w:t>
+          <w:color w:val="23293D"/>
+          <w:sz w:val="21"/>
+          <w:szCs w:val="21"/>
+        </w:rPr>
+        <w:t xml:space="preserve">Na opção, a linha </w:t>
+      </w:r>
+      <w:r>
+        <w:rPr>
+          <w:b/>
+          <w:bCs/>
+          <w:color w:val="23293D"/>
+          <w:sz w:val="21"/>
+          <w:szCs w:val="21"/>
+        </w:rPr>
+        <w:t xml:space="preserve">"Com Risarte Empresarial: R$ … · economia R$ …"</w:t>
+      </w:r>
+      <w:r>
+        <w:rPr>
+          <w:color w:val="23293D"/>
+          <w:sz w:val="21"/>
+          <w:szCs w:val="21"/>
+        </w:rPr>
+        <w:t xml:space="preserve"> mostra o valor cheio e o com programa.</w:t>
+      </w:r>
+    </w:p>
+    <w:p>
+      <w:pPr>
+        <w:spacing w:after="140" w:line="280"/>
+      </w:pPr>
+      <w:r>
+        <w:rPr>
+          <w:b/>
+          <w:bCs/>
+          <w:color w:val="23293D"/>
+          <w:sz w:val="21"/>
+          <w:szCs w:val="21"/>
+        </w:rPr>
+        <w:t xml:space="preserve">O motor decide</w:t>
+      </w:r>
+      <w:r>
+        <w:rPr>
+          <w:color w:val="23293D"/>
+          <w:sz w:val="21"/>
+          <w:szCs w:val="21"/>
+        </w:rPr>
+        <w:t xml:space="preserve"> olhando, para cada procedimento: se há benefício, se vale para aquela pessoa (titular ou dependente), se a </w:t>
+      </w:r>
+      <w:r>
+        <w:rPr>
+          <w:b/>
+          <w:bCs/>
+          <w:color w:val="23293D"/>
+          <w:sz w:val="21"/>
+          <w:szCs w:val="21"/>
+        </w:rPr>
+        <w:t xml:space="preserve">carência</w:t>
+      </w:r>
+      <w:r>
+        <w:rPr>
+          <w:color w:val="23293D"/>
+          <w:sz w:val="21"/>
+          <w:szCs w:val="21"/>
+        </w:rPr>
+        <w:t xml:space="preserve"> já passou, se a </w:t>
+      </w:r>
+      <w:r>
+        <w:rPr>
+          <w:b/>
+          <w:bCs/>
+          <w:color w:val="23293D"/>
+          <w:sz w:val="21"/>
+          <w:szCs w:val="21"/>
+        </w:rPr>
+        <w:t xml:space="preserve">frequência</w:t>
+      </w:r>
+      <w:r>
+        <w:rPr>
+          <w:color w:val="23293D"/>
+          <w:sz w:val="21"/>
+          <w:szCs w:val="21"/>
+        </w:rPr>
+        <w:t xml:space="preserve"> permite (quantas vezes a cada quantos meses), se a </w:t>
+      </w:r>
+      <w:r>
+        <w:rPr>
+          <w:b/>
+          <w:bCs/>
+          <w:color w:val="23293D"/>
+          <w:sz w:val="21"/>
+          <w:szCs w:val="21"/>
+        </w:rPr>
+        <w:t xml:space="preserve">unidade</w:t>
+      </w:r>
+      <w:r>
+        <w:rPr>
+          <w:color w:val="23293D"/>
+          <w:sz w:val="21"/>
+          <w:szCs w:val="21"/>
+        </w:rPr>
+        <w:t xml:space="preserve"> está na parceria e se a empresa está </w:t>
+      </w:r>
+      <w:r>
+        <w:rPr>
+          <w:b/>
+          <w:bCs/>
+          <w:color w:val="23293D"/>
+          <w:sz w:val="21"/>
+          <w:szCs w:val="21"/>
+        </w:rPr>
+        <w:t xml:space="preserve">ativa</w:t>
       </w:r>
       <w:r>
         <w:rPr>
@@ -17966,151 +18011,125 @@
     </w:p>
     <w:p>
       <w:pPr>
-        <w:pStyle w:val="ListParagraph"/>
-        <w:numPr>
-          <w:ilvl w:val="0"/>
-          <w:numId w:val="27"/>
-        </w:numPr>
-        <w:spacing w:after="80" w:line="270"/>
-      </w:pPr>
-      <w:r>
-        <w:rPr>
-          <w:b/>
-          <w:bCs/>
-          <w:color w:val="23293D"/>
-          <w:sz w:val="21"/>
-          <w:szCs w:val="21"/>
-        </w:rPr>
-        <w:t xml:space="preserve">Proposta comercial</w:t>
-      </w:r>
-      <w:r>
-        <w:rPr>
-          <w:color w:val="23293D"/>
-          <w:sz w:val="21"/>
-          <w:szCs w:val="21"/>
-        </w:rPr>
-        <w:t xml:space="preserve"> — validade padrão e os </w:t>
-      </w:r>
-      <w:r>
-        <w:rPr>
-          <w:b/>
-          <w:bCs/>
-          <w:color w:val="23293D"/>
-          <w:sz w:val="21"/>
-          <w:szCs w:val="21"/>
-        </w:rPr>
-        <w:t xml:space="preserve">blocos de texto</w:t>
-      </w:r>
-      <w:r>
-        <w:rPr>
-          <w:color w:val="23293D"/>
-          <w:sz w:val="21"/>
-          <w:szCs w:val="21"/>
-        </w:rPr>
-        <w:t xml:space="preserve"> que saem em toda proposta sem texto próprio.</w:t>
-      </w:r>
-    </w:p>
-    <w:p>
-      <w:pPr>
-        <w:pStyle w:val="ListParagraph"/>
-        <w:numPr>
-          <w:ilvl w:val="0"/>
-          <w:numId w:val="27"/>
-        </w:numPr>
-        <w:spacing w:after="80" w:line="270"/>
-      </w:pPr>
-      <w:r>
-        <w:rPr>
-          <w:b/>
-          <w:bCs/>
-          <w:color w:val="23293D"/>
-          <w:sz w:val="21"/>
-          <w:szCs w:val="21"/>
-        </w:rPr>
-        <w:t xml:space="preserve">Contrato</w:t>
-      </w:r>
-      <w:r>
-        <w:rPr>
-          <w:color w:val="23293D"/>
-          <w:sz w:val="21"/>
-          <w:szCs w:val="21"/>
-        </w:rPr>
-        <w:t xml:space="preserve"> — </w:t>
-      </w:r>
-      <w:r>
-        <w:rPr>
-          <w:b/>
-          <w:bCs/>
-          <w:color w:val="23293D"/>
-          <w:sz w:val="21"/>
-          <w:szCs w:val="21"/>
-        </w:rPr>
-        <w:t xml:space="preserve">A Risarte no contrato</w:t>
-      </w:r>
-      <w:r>
-        <w:rPr>
-          <w:color w:val="23293D"/>
-          <w:sz w:val="21"/>
-          <w:szCs w:val="21"/>
-        </w:rPr>
-        <w:t xml:space="preserve"> (razão social, CNPJ, endereço, cidade da assinatura e quem assina pela Risarte: nome, cargo, nacionalidade, RG e CPF) e o </w:t>
-      </w:r>
-      <w:r>
-        <w:rPr>
-          <w:b/>
-          <w:bCs/>
-          <w:color w:val="23293D"/>
-          <w:sz w:val="21"/>
-          <w:szCs w:val="21"/>
-        </w:rPr>
-        <w:t xml:space="preserve">modelo de contrato da rede</w:t>
-      </w:r>
-      <w:r>
-        <w:rPr>
-          <w:color w:val="23293D"/>
-          <w:sz w:val="21"/>
-          <w:szCs w:val="21"/>
-        </w:rPr>
-        <w:t xml:space="preserve">, cláusula por cláusula. Mudar o modelo muda o contrato de toda empresa que não tem texto próprio. Enquanto faltar o nome, o RG ou o CPF de quem assina pela Risarte, todo contrato sai com essa linha em branco e a tela avisa.</w:t>
-      </w:r>
-    </w:p>
-    <w:p>
-      <w:pPr>
-        <w:pStyle w:val="ListParagraph"/>
-        <w:numPr>
-          <w:ilvl w:val="0"/>
-          <w:numId w:val="27"/>
-        </w:numPr>
-        <w:spacing w:after="80" w:line="270"/>
-      </w:pPr>
-      <w:r>
-        <w:rPr>
-          <w:b/>
-          <w:bCs/>
-          <w:color w:val="23293D"/>
-          <w:sz w:val="21"/>
-          <w:szCs w:val="21"/>
-        </w:rPr>
-        <w:t xml:space="preserve">Grupos de benefícios</w:t>
-      </w:r>
-      <w:r>
-        <w:rPr>
-          <w:color w:val="23293D"/>
-          <w:sz w:val="21"/>
-          <w:szCs w:val="21"/>
-        </w:rPr>
-        <w:t xml:space="preserve"> — criar, editar e desligar grupos.</w:t>
-      </w:r>
-    </w:p>
-    <w:p>
-      <w:pPr>
-        <w:pStyle w:val="Heading2"/>
+        <w:spacing w:after="140" w:line="280"/>
+      </w:pPr>
+      <w:r>
+        <w:rPr>
+          <w:b/>
+          <w:bCs/>
+          <w:color w:val="23293D"/>
+          <w:sz w:val="21"/>
+          <w:szCs w:val="21"/>
+        </w:rPr>
+        <w:t xml:space="preserve">A frequência é contada pelo uso de verdade:</w:t>
+      </w:r>
+      <w:r>
+        <w:rPr>
+          <w:color w:val="23293D"/>
+          <w:sz w:val="21"/>
+          <w:szCs w:val="21"/>
+        </w:rPr>
+        <w:t xml:space="preserve"> depois de </w:t>
+      </w:r>
+      <w:r>
+        <w:rPr>
+          <w:b/>
+          <w:bCs/>
+          <w:color w:val="23293D"/>
+          <w:sz w:val="21"/>
+          <w:szCs w:val="21"/>
+        </w:rPr>
+        <w:t xml:space="preserve">concluir</w:t>
+      </w:r>
+      <w:r>
+        <w:rPr>
+          <w:color w:val="23293D"/>
+          <w:sz w:val="21"/>
+          <w:szCs w:val="21"/>
+        </w:rPr>
+        <w:t xml:space="preserve"> o atendimento daquele procedimento, ele passa a contar como usado. Ao orçar de novo antes do prazo, o painel do cliente mostra </w:t>
+      </w:r>
+      <w:r>
+        <w:rPr>
+          <w:b/>
+          <w:bCs/>
+          <w:color w:val="23293D"/>
+          <w:sz w:val="21"/>
+          <w:szCs w:val="21"/>
+        </w:rPr>
+        <w:t xml:space="preserve">"aguardando liberação"</w:t>
+      </w:r>
+      <w:r>
+        <w:rPr>
+          <w:color w:val="23293D"/>
+          <w:sz w:val="21"/>
+          <w:szCs w:val="21"/>
+        </w:rPr>
+        <w:t xml:space="preserve"> com a data.</w:t>
+      </w:r>
+    </w:p>
+    <w:p>
+      <w:pPr>
+        <w:spacing w:after="140" w:line="280"/>
+      </w:pPr>
+      <w:r>
+        <w:rPr>
+          <w:b/>
+          <w:bCs/>
+          <w:color w:val="23293D"/>
+          <w:sz w:val="21"/>
+          <w:szCs w:val="21"/>
+        </w:rPr>
+        <w:t xml:space="preserve">O painel do cliente</w:t>
+      </w:r>
+      <w:r>
+        <w:rPr>
+          <w:color w:val="23293D"/>
+          <w:sz w:val="21"/>
+          <w:szCs w:val="21"/>
+        </w:rPr>
+        <w:t xml:space="preserve"> (card </w:t>
+      </w:r>
+      <w:r>
+        <w:rPr>
+          <w:b/>
+          <w:bCs/>
+          <w:color w:val="23293D"/>
+          <w:sz w:val="21"/>
+          <w:szCs w:val="21"/>
+        </w:rPr>
+        <w:t xml:space="preserve">★ Programa Empresarial</w:t>
+      </w:r>
+      <w:r>
+        <w:rPr>
+          <w:color w:val="23293D"/>
+          <w:sz w:val="21"/>
+          <w:szCs w:val="21"/>
+        </w:rPr>
+        <w:t xml:space="preserve"> na ficha) mostra economia acumulada, benefícios usados, disponíveis agora e histórico.</w:t>
+      </w:r>
+    </w:p>
+    <w:p>
+      <w:pPr>
+        <w:spacing w:after="60" w:line="120"/>
+      </w:pPr>
+      <w:r>
+        <w:rPr>
+          <w:sz w:val="2"/>
+          <w:szCs w:val="2"/>
+        </w:rPr>
+        <w:t xml:space="preserve"/>
+      </w:r>
+    </w:p>
+    <w:p>
+      <w:pPr>
+        <w:pStyle w:val="Heading1"/>
       </w:pPr>
       <w:r>
         <w:rPr>
           <w:color w:val="1F3253"/>
         </w:rPr>
-        <w:t xml:space="preserve">A coluna Margem</w:t>
+        <w:t xml:space="preserve">14. Riso+ Social</w:t>
       </w:r>
     </w:p>
     <w:p>
@@ -18123,7 +18142,192 @@
           <w:sz w:val="21"/>
           <w:szCs w:val="21"/>
         </w:rPr>
-        <w:t xml:space="preserve">Mostra quanto sobra em cada procedimento depois do benefício, usando preço e repasse cadastrados.</w:t>
+        <w:t xml:space="preserve">Aba </w:t>
+      </w:r>
+      <w:r>
+        <w:rPr>
+          <w:b/>
+          <w:bCs/>
+          <w:color w:val="23293D"/>
+          <w:sz w:val="21"/>
+          <w:szCs w:val="21"/>
+        </w:rPr>
+        <w:t xml:space="preserve">Riso+ Social</w:t>
+      </w:r>
+      <w:r>
+        <w:rPr>
+          <w:color w:val="23293D"/>
+          <w:sz w:val="21"/>
+          <w:szCs w:val="21"/>
+        </w:rPr>
+        <w:t xml:space="preserve"> da empresa. Nos modelos </w:t>
+      </w:r>
+      <w:r>
+        <w:rPr>
+          <w:b/>
+          <w:bCs/>
+          <w:color w:val="23293D"/>
+          <w:sz w:val="21"/>
+          <w:szCs w:val="21"/>
+        </w:rPr>
+        <w:t xml:space="preserve">integral</w:t>
+      </w:r>
+      <w:r>
+        <w:rPr>
+          <w:color w:val="23293D"/>
+          <w:sz w:val="21"/>
+          <w:szCs w:val="21"/>
+        </w:rPr>
+        <w:t xml:space="preserve"> e </w:t>
+      </w:r>
+      <w:r>
+        <w:rPr>
+          <w:b/>
+          <w:bCs/>
+          <w:color w:val="23293D"/>
+          <w:sz w:val="21"/>
+          <w:szCs w:val="21"/>
+        </w:rPr>
+        <w:t xml:space="preserve">parcial</w:t>
+      </w:r>
+      <w:r>
+        <w:rPr>
+          <w:color w:val="23293D"/>
+          <w:sz w:val="21"/>
+          <w:szCs w:val="21"/>
+        </w:rPr>
+        <w:t xml:space="preserve">, escolha um gatilho e </w:t>
+      </w:r>
+      <w:r>
+        <w:rPr>
+          <w:b/>
+          <w:bCs/>
+          <w:color w:val="23293D"/>
+          <w:sz w:val="21"/>
+          <w:szCs w:val="21"/>
+        </w:rPr>
+        <w:t xml:space="preserve">Gerar ficha social</w:t>
+      </w:r>
+      <w:r>
+        <w:rPr>
+          <w:color w:val="23293D"/>
+          <w:sz w:val="21"/>
+          <w:szCs w:val="21"/>
+        </w:rPr>
+        <w:t xml:space="preserve">; depois </w:t>
+      </w:r>
+      <w:r>
+        <w:rPr>
+          <w:b/>
+          <w:bCs/>
+          <w:color w:val="23293D"/>
+          <w:sz w:val="21"/>
+          <w:szCs w:val="21"/>
+        </w:rPr>
+        <w:t xml:space="preserve">Atribuir</w:t>
+      </w:r>
+      <w:r>
+        <w:rPr>
+          <w:color w:val="23293D"/>
+          <w:sz w:val="21"/>
+          <w:szCs w:val="21"/>
+        </w:rPr>
+        <w:t xml:space="preserve"> um beneficiário e </w:t>
+      </w:r>
+      <w:r>
+        <w:rPr>
+          <w:b/>
+          <w:bCs/>
+          <w:color w:val="23293D"/>
+          <w:sz w:val="21"/>
+          <w:szCs w:val="21"/>
+        </w:rPr>
+        <w:t xml:space="preserve">Marcar utilizada</w:t>
+      </w:r>
+      <w:r>
+        <w:rPr>
+          <w:color w:val="23293D"/>
+          <w:sz w:val="21"/>
+          <w:szCs w:val="21"/>
+        </w:rPr>
+        <w:t xml:space="preserve">.</w:t>
+      </w:r>
+    </w:p>
+    <w:p>
+      <w:pPr>
+        <w:spacing w:after="140" w:line="280"/>
+      </w:pPr>
+      <w:r>
+        <w:rPr>
+          <w:color w:val="23293D"/>
+          <w:sz w:val="21"/>
+          <w:szCs w:val="21"/>
+        </w:rPr>
+        <w:t xml:space="preserve">No modelo </w:t>
+      </w:r>
+      <w:r>
+        <w:rPr>
+          <w:b/>
+          <w:bCs/>
+          <w:color w:val="23293D"/>
+          <w:sz w:val="21"/>
+          <w:szCs w:val="21"/>
+        </w:rPr>
+        <w:t xml:space="preserve">Titular paga</w:t>
+      </w:r>
+      <w:r>
+        <w:rPr>
+          <w:color w:val="23293D"/>
+          <w:sz w:val="21"/>
+          <w:szCs w:val="21"/>
+        </w:rPr>
+        <w:t xml:space="preserve">, o botão explica que a empresa não participa — e isso é regra, não defeito: não há parcela da empresa de onde tirar a ficha.</w:t>
+      </w:r>
+    </w:p>
+    <w:p>
+      <w:pPr>
+        <w:spacing w:after="60" w:line="120"/>
+      </w:pPr>
+      <w:r>
+        <w:rPr>
+          <w:sz w:val="2"/>
+          <w:szCs w:val="2"/>
+        </w:rPr>
+        <w:t xml:space="preserve"/>
+      </w:r>
+    </w:p>
+    <w:p>
+      <w:pPr>
+        <w:pStyle w:val="Heading1"/>
+      </w:pPr>
+      <w:r>
+        <w:rPr>
+          <w:color w:val="1F3253"/>
+        </w:rPr>
+        <w:t xml:space="preserve">15. Configurações da rede</w:t>
+      </w:r>
+    </w:p>
+    <w:p>
+      <w:pPr>
+        <w:spacing w:after="140" w:line="280"/>
+      </w:pPr>
+      <w:r>
+        <w:rPr>
+          <w:b/>
+          <w:bCs/>
+          <w:color w:val="23293D"/>
+          <w:sz w:val="21"/>
+          <w:szCs w:val="21"/>
+        </w:rPr>
+        <w:t xml:space="preserve">Empresarial → Configurações</w:t>
+      </w:r>
+      <w:r>
+        <w:rPr>
+          <w:color w:val="23293D"/>
+          <w:sz w:val="21"/>
+          <w:szCs w:val="21"/>
+        </w:rPr>
+        <w:t xml:space="preserve">. Seis abas:</w:t>
       </w:r>
     </w:p>
     <w:p>
@@ -18137,29 +18341,21 @@
       </w:pPr>
       <w:r>
         <w:rPr>
-          <w:color w:val="23293D"/>
-          <w:sz w:val="21"/>
-          <w:szCs w:val="21"/>
-        </w:rPr>
-        <w:t xml:space="preserve">Com desconto, mostra a margem que sobra </w:t>
-      </w:r>
-      <w:r>
-        <w:rPr>
-          <w:b/>
-          <w:bCs/>
-          <w:color w:val="23293D"/>
-          <w:sz w:val="21"/>
-          <w:szCs w:val="21"/>
-        </w:rPr>
-        <w:t xml:space="preserve">e</w:t>
-      </w:r>
-      <w:r>
-        <w:rPr>
-          <w:color w:val="23293D"/>
-          <w:sz w:val="21"/>
-          <w:szCs w:val="21"/>
-        </w:rPr>
-        <w:t xml:space="preserve"> quanto o benefício custou.</w:t>
+          <w:b/>
+          <w:bCs/>
+          <w:color w:val="23293D"/>
+          <w:sz w:val="21"/>
+          <w:szCs w:val="21"/>
+        </w:rPr>
+        <w:t xml:space="preserve">Preços de adesão</w:t>
+      </w:r>
+      <w:r>
+        <w:rPr>
+          <w:color w:val="23293D"/>
+          <w:sz w:val="21"/>
+          <w:szCs w:val="21"/>
+        </w:rPr>
+        <w:t xml:space="preserve"> — os padrões da rede (titular, dependente).</w:t>
       </w:r>
     </w:p>
     <w:p>
@@ -18173,47 +18369,21 @@
       </w:pPr>
       <w:r>
         <w:rPr>
-          <w:color w:val="23293D"/>
-          <w:sz w:val="21"/>
-          <w:szCs w:val="21"/>
-        </w:rPr>
-        <w:t xml:space="preserve">Em </w:t>
-      </w:r>
-      <w:r>
-        <w:rPr>
-          <w:b/>
-          <w:bCs/>
-          <w:color w:val="23293D"/>
-          <w:sz w:val="21"/>
-          <w:szCs w:val="21"/>
-        </w:rPr>
-        <w:t xml:space="preserve">Sem custo</w:t>
-      </w:r>
-      <w:r>
-        <w:rPr>
-          <w:color w:val="23293D"/>
-          <w:sz w:val="21"/>
-          <w:szCs w:val="21"/>
-        </w:rPr>
-        <w:t xml:space="preserve">, a margem fica </w:t>
-      </w:r>
-      <w:r>
-        <w:rPr>
-          <w:b/>
-          <w:bCs/>
-          <w:color w:val="23293D"/>
-          <w:sz w:val="21"/>
-          <w:szCs w:val="21"/>
-        </w:rPr>
-        <w:t xml:space="preserve">negativa</w:t>
-      </w:r>
-      <w:r>
-        <w:rPr>
-          <w:color w:val="23293D"/>
-          <w:sz w:val="21"/>
-          <w:szCs w:val="21"/>
-        </w:rPr>
-        <w:t xml:space="preserve"> e a tela diz que o procedimento fica no prejuízo — porque o repasse e o material continuam sendo pagos.</w:t>
+          <w:b/>
+          <w:bCs/>
+          <w:color w:val="23293D"/>
+          <w:sz w:val="21"/>
+          <w:szCs w:val="21"/>
+        </w:rPr>
+        <w:t xml:space="preserve">Split de pagamento</w:t>
+      </w:r>
+      <w:r>
+        <w:rPr>
+          <w:color w:val="23293D"/>
+          <w:sz w:val="21"/>
+          <w:szCs w:val="21"/>
+        </w:rPr>
+        <w:t xml:space="preserve"> — a divisão Risarte/RisLife.</w:t>
       </w:r>
     </w:p>
     <w:p>
@@ -18222,6 +18392,322 @@
         <w:numPr>
           <w:ilvl w:val="0"/>
           <w:numId w:val="28"/>
+        </w:numPr>
+        <w:spacing w:after="80" w:line="270"/>
+      </w:pPr>
+      <w:r>
+        <w:rPr>
+          <w:b/>
+          <w:bCs/>
+          <w:color w:val="23293D"/>
+          <w:sz w:val="21"/>
+          <w:szCs w:val="21"/>
+        </w:rPr>
+        <w:t xml:space="preserve">Benefícios</w:t>
+      </w:r>
+      <w:r>
+        <w:rPr>
+          <w:color w:val="23293D"/>
+          <w:sz w:val="21"/>
+          <w:szCs w:val="21"/>
+        </w:rPr>
+        <w:t xml:space="preserve"> — os benefícios </w:t>
+      </w:r>
+      <w:r>
+        <w:rPr>
+          <w:b/>
+          <w:bCs/>
+          <w:color w:val="23293D"/>
+          <w:sz w:val="21"/>
+          <w:szCs w:val="21"/>
+        </w:rPr>
+        <w:t xml:space="preserve">padrão da rede</w:t>
+      </w:r>
+      <w:r>
+        <w:rPr>
+          <w:color w:val="23293D"/>
+          <w:sz w:val="21"/>
+          <w:szCs w:val="21"/>
+        </w:rPr>
+        <w:t xml:space="preserve">, que chegam nas propostas novas. Tem a coluna </w:t>
+      </w:r>
+      <w:r>
+        <w:rPr>
+          <w:b/>
+          <w:bCs/>
+          <w:color w:val="23293D"/>
+          <w:sz w:val="21"/>
+          <w:szCs w:val="21"/>
+        </w:rPr>
+        <w:t xml:space="preserve">Margem (rede)</w:t>
+      </w:r>
+      <w:r>
+        <w:rPr>
+          <w:color w:val="23293D"/>
+          <w:sz w:val="21"/>
+          <w:szCs w:val="21"/>
+        </w:rPr>
+        <w:t xml:space="preserve">.</w:t>
+      </w:r>
+    </w:p>
+    <w:p>
+      <w:pPr>
+        <w:pStyle w:val="ListParagraph"/>
+        <w:numPr>
+          <w:ilvl w:val="0"/>
+          <w:numId w:val="28"/>
+        </w:numPr>
+        <w:spacing w:after="80" w:line="270"/>
+      </w:pPr>
+      <w:r>
+        <w:rPr>
+          <w:b/>
+          <w:bCs/>
+          <w:color w:val="23293D"/>
+          <w:sz w:val="21"/>
+          <w:szCs w:val="21"/>
+        </w:rPr>
+        <w:t xml:space="preserve">Proposta comercial</w:t>
+      </w:r>
+      <w:r>
+        <w:rPr>
+          <w:color w:val="23293D"/>
+          <w:sz w:val="21"/>
+          <w:szCs w:val="21"/>
+        </w:rPr>
+        <w:t xml:space="preserve"> — validade padrão e os </w:t>
+      </w:r>
+      <w:r>
+        <w:rPr>
+          <w:b/>
+          <w:bCs/>
+          <w:color w:val="23293D"/>
+          <w:sz w:val="21"/>
+          <w:szCs w:val="21"/>
+        </w:rPr>
+        <w:t xml:space="preserve">blocos de texto</w:t>
+      </w:r>
+      <w:r>
+        <w:rPr>
+          <w:color w:val="23293D"/>
+          <w:sz w:val="21"/>
+          <w:szCs w:val="21"/>
+        </w:rPr>
+        <w:t xml:space="preserve"> que saem em toda proposta sem texto próprio.</w:t>
+      </w:r>
+    </w:p>
+    <w:p>
+      <w:pPr>
+        <w:pStyle w:val="ListParagraph"/>
+        <w:numPr>
+          <w:ilvl w:val="0"/>
+          <w:numId w:val="28"/>
+        </w:numPr>
+        <w:spacing w:after="80" w:line="270"/>
+      </w:pPr>
+      <w:r>
+        <w:rPr>
+          <w:b/>
+          <w:bCs/>
+          <w:color w:val="23293D"/>
+          <w:sz w:val="21"/>
+          <w:szCs w:val="21"/>
+        </w:rPr>
+        <w:t xml:space="preserve">Contrato</w:t>
+      </w:r>
+      <w:r>
+        <w:rPr>
+          <w:color w:val="23293D"/>
+          <w:sz w:val="21"/>
+          <w:szCs w:val="21"/>
+        </w:rPr>
+        <w:t xml:space="preserve"> — </w:t>
+      </w:r>
+      <w:r>
+        <w:rPr>
+          <w:b/>
+          <w:bCs/>
+          <w:color w:val="23293D"/>
+          <w:sz w:val="21"/>
+          <w:szCs w:val="21"/>
+        </w:rPr>
+        <w:t xml:space="preserve">A Risarte no contrato</w:t>
+      </w:r>
+      <w:r>
+        <w:rPr>
+          <w:color w:val="23293D"/>
+          <w:sz w:val="21"/>
+          <w:szCs w:val="21"/>
+        </w:rPr>
+        <w:t xml:space="preserve"> (razão social, CNPJ, endereço, cidade da assinatura e quem assina pela Risarte: nome, cargo, nacionalidade, RG e CPF) e o </w:t>
+      </w:r>
+      <w:r>
+        <w:rPr>
+          <w:b/>
+          <w:bCs/>
+          <w:color w:val="23293D"/>
+          <w:sz w:val="21"/>
+          <w:szCs w:val="21"/>
+        </w:rPr>
+        <w:t xml:space="preserve">modelo de contrato da rede</w:t>
+      </w:r>
+      <w:r>
+        <w:rPr>
+          <w:color w:val="23293D"/>
+          <w:sz w:val="21"/>
+          <w:szCs w:val="21"/>
+        </w:rPr>
+        <w:t xml:space="preserve">, cláusula por cláusula. Mudar o modelo muda o contrato de toda empresa que não tem texto próprio. Enquanto faltar o nome, o RG ou o CPF de quem assina pela Risarte, todo contrato sai com essa linha em branco e a tela avisa.</w:t>
+      </w:r>
+    </w:p>
+    <w:p>
+      <w:pPr>
+        <w:pStyle w:val="ListParagraph"/>
+        <w:numPr>
+          <w:ilvl w:val="0"/>
+          <w:numId w:val="28"/>
+        </w:numPr>
+        <w:spacing w:after="80" w:line="270"/>
+      </w:pPr>
+      <w:r>
+        <w:rPr>
+          <w:b/>
+          <w:bCs/>
+          <w:color w:val="23293D"/>
+          <w:sz w:val="21"/>
+          <w:szCs w:val="21"/>
+        </w:rPr>
+        <w:t xml:space="preserve">Grupos de benefícios</w:t>
+      </w:r>
+      <w:r>
+        <w:rPr>
+          <w:color w:val="23293D"/>
+          <w:sz w:val="21"/>
+          <w:szCs w:val="21"/>
+        </w:rPr>
+        <w:t xml:space="preserve"> — criar, editar e desligar grupos.</w:t>
+      </w:r>
+    </w:p>
+    <w:p>
+      <w:pPr>
+        <w:pStyle w:val="Heading2"/>
+      </w:pPr>
+      <w:r>
+        <w:rPr>
+          <w:color w:val="1F3253"/>
+        </w:rPr>
+        <w:t xml:space="preserve">A coluna Margem</w:t>
+      </w:r>
+    </w:p>
+    <w:p>
+      <w:pPr>
+        <w:spacing w:after="140" w:line="280"/>
+      </w:pPr>
+      <w:r>
+        <w:rPr>
+          <w:color w:val="23293D"/>
+          <w:sz w:val="21"/>
+          <w:szCs w:val="21"/>
+        </w:rPr>
+        <w:t xml:space="preserve">Mostra quanto sobra em cada procedimento depois do benefício, usando preço e repasse cadastrados.</w:t>
+      </w:r>
+    </w:p>
+    <w:p>
+      <w:pPr>
+        <w:pStyle w:val="ListParagraph"/>
+        <w:numPr>
+          <w:ilvl w:val="0"/>
+          <w:numId w:val="29"/>
+        </w:numPr>
+        <w:spacing w:after="80" w:line="270"/>
+      </w:pPr>
+      <w:r>
+        <w:rPr>
+          <w:color w:val="23293D"/>
+          <w:sz w:val="21"/>
+          <w:szCs w:val="21"/>
+        </w:rPr>
+        <w:t xml:space="preserve">Com desconto, mostra a margem que sobra </w:t>
+      </w:r>
+      <w:r>
+        <w:rPr>
+          <w:b/>
+          <w:bCs/>
+          <w:color w:val="23293D"/>
+          <w:sz w:val="21"/>
+          <w:szCs w:val="21"/>
+        </w:rPr>
+        <w:t xml:space="preserve">e</w:t>
+      </w:r>
+      <w:r>
+        <w:rPr>
+          <w:color w:val="23293D"/>
+          <w:sz w:val="21"/>
+          <w:szCs w:val="21"/>
+        </w:rPr>
+        <w:t xml:space="preserve"> quanto o benefício custou.</w:t>
+      </w:r>
+    </w:p>
+    <w:p>
+      <w:pPr>
+        <w:pStyle w:val="ListParagraph"/>
+        <w:numPr>
+          <w:ilvl w:val="0"/>
+          <w:numId w:val="29"/>
+        </w:numPr>
+        <w:spacing w:after="80" w:line="270"/>
+      </w:pPr>
+      <w:r>
+        <w:rPr>
+          <w:color w:val="23293D"/>
+          <w:sz w:val="21"/>
+          <w:szCs w:val="21"/>
+        </w:rPr>
+        <w:t xml:space="preserve">Em </w:t>
+      </w:r>
+      <w:r>
+        <w:rPr>
+          <w:b/>
+          <w:bCs/>
+          <w:color w:val="23293D"/>
+          <w:sz w:val="21"/>
+          <w:szCs w:val="21"/>
+        </w:rPr>
+        <w:t xml:space="preserve">Sem custo</w:t>
+      </w:r>
+      <w:r>
+        <w:rPr>
+          <w:color w:val="23293D"/>
+          <w:sz w:val="21"/>
+          <w:szCs w:val="21"/>
+        </w:rPr>
+        <w:t xml:space="preserve">, a margem fica </w:t>
+      </w:r>
+      <w:r>
+        <w:rPr>
+          <w:b/>
+          <w:bCs/>
+          <w:color w:val="23293D"/>
+          <w:sz w:val="21"/>
+          <w:szCs w:val="21"/>
+        </w:rPr>
+        <w:t xml:space="preserve">negativa</w:t>
+      </w:r>
+      <w:r>
+        <w:rPr>
+          <w:color w:val="23293D"/>
+          <w:sz w:val="21"/>
+          <w:szCs w:val="21"/>
+        </w:rPr>
+        <w:t xml:space="preserve"> e a tela diz que o procedimento fica no prejuízo — porque o repasse e o material continuam sendo pagos.</w:t>
+      </w:r>
+    </w:p>
+    <w:p>
+      <w:pPr>
+        <w:pStyle w:val="ListParagraph"/>
+        <w:numPr>
+          <w:ilvl w:val="0"/>
+          <w:numId w:val="29"/>
         </w:numPr>
         <w:spacing w:after="80" w:line="270"/>
       </w:pPr>
@@ -19797,7 +20283,7 @@
         <w:pStyle w:val="ListParagraph"/>
         <w:numPr>
           <w:ilvl w:val="0"/>
-          <w:numId w:val="29"/>
+          <w:numId w:val="30"/>
         </w:numPr>
         <w:spacing w:after="80" w:line="270"/>
       </w:pPr>
@@ -19872,195 +20358,6 @@
           <w:szCs w:val="21"/>
         </w:rPr>
         <w:t xml:space="preserve">), depois de a cobrança ser conferida e, se preciso, editada — gerar a cobrança não vai emitir o boleto sozinho.</w:t>
-      </w:r>
-    </w:p>
-    <w:p>
-      <w:pPr>
-        <w:pStyle w:val="ListParagraph"/>
-        <w:numPr>
-          <w:ilvl w:val="0"/>
-          <w:numId w:val="29"/>
-        </w:numPr>
-        <w:spacing w:after="80" w:line="270"/>
-      </w:pPr>
-      <w:r>
-        <w:rPr>
-          <w:b/>
-          <w:bCs/>
-          <w:color w:val="23293D"/>
-          <w:sz w:val="21"/>
-          <w:szCs w:val="21"/>
-        </w:rPr>
-        <w:t xml:space="preserve">Assinatura pela ZapSign</w:t>
-      </w:r>
-      <w:r>
-        <w:rPr>
-          <w:color w:val="23293D"/>
-          <w:sz w:val="21"/>
-          <w:szCs w:val="21"/>
-        </w:rPr>
-        <w:t xml:space="preserve"> funciona por </w:t>
-      </w:r>
-      <w:r>
-        <w:rPr>
-          <w:b/>
-          <w:bCs/>
-          <w:color w:val="23293D"/>
-          <w:sz w:val="21"/>
-          <w:szCs w:val="21"/>
-        </w:rPr>
-        <w:t xml:space="preserve">Enviar</w:t>
-      </w:r>
-      <w:r>
-        <w:rPr>
-          <w:color w:val="23293D"/>
-          <w:sz w:val="21"/>
-          <w:szCs w:val="21"/>
-        </w:rPr>
-        <w:t xml:space="preserve"> → </w:t>
-      </w:r>
-      <w:r>
-        <w:rPr>
-          <w:b/>
-          <w:bCs/>
-          <w:color w:val="23293D"/>
-          <w:sz w:val="21"/>
-          <w:szCs w:val="21"/>
-        </w:rPr>
-        <w:t xml:space="preserve">Marcar assinado</w:t>
-      </w:r>
-      <w:r>
-        <w:rPr>
-          <w:color w:val="23293D"/>
-          <w:sz w:val="21"/>
-          <w:szCs w:val="21"/>
-        </w:rPr>
-        <w:t xml:space="preserve"> (simulação) enquanto as chaves não estiverem cadastradas.</w:t>
-      </w:r>
-    </w:p>
-    <w:p>
-      <w:pPr>
-        <w:pStyle w:val="ListParagraph"/>
-        <w:numPr>
-          <w:ilvl w:val="0"/>
-          <w:numId w:val="29"/>
-        </w:numPr>
-        <w:spacing w:after="80" w:line="270"/>
-      </w:pPr>
-      <w:r>
-        <w:rPr>
-          <w:b/>
-          <w:bCs/>
-          <w:color w:val="23293D"/>
-          <w:sz w:val="21"/>
-          <w:szCs w:val="21"/>
-        </w:rPr>
-        <w:t xml:space="preserve">Proposta no Gamma</w:t>
-      </w:r>
-      <w:r>
-        <w:rPr>
-          <w:color w:val="23293D"/>
-          <w:sz w:val="21"/>
-          <w:szCs w:val="21"/>
-        </w:rPr>
-        <w:t xml:space="preserve"> depende de chave configurada; sem ela, o cartão explica que está desativado.</w:t>
-      </w:r>
-    </w:p>
-    <w:p>
-      <w:pPr>
-        <w:pStyle w:val="ListParagraph"/>
-        <w:numPr>
-          <w:ilvl w:val="0"/>
-          <w:numId w:val="29"/>
-        </w:numPr>
-        <w:spacing w:after="80" w:line="270"/>
-      </w:pPr>
-      <w:r>
-        <w:rPr>
-          <w:b/>
-          <w:bCs/>
-          <w:color w:val="23293D"/>
-          <w:sz w:val="21"/>
-          <w:szCs w:val="21"/>
-        </w:rPr>
-        <w:t xml:space="preserve">A implantação não tem trava no banco</w:t>
-      </w:r>
-      <w:r>
-        <w:rPr>
-          <w:color w:val="23293D"/>
-          <w:sz w:val="21"/>
-          <w:szCs w:val="21"/>
-        </w:rPr>
-        <w:t xml:space="preserve"> (a mensalidade tem, desde a 0.71.0). Duas pessoas clicando em </w:t>
-      </w:r>
-      <w:r>
-        <w:rPr>
-          <w:b/>
-          <w:bCs/>
-          <w:color w:val="23293D"/>
-          <w:sz w:val="21"/>
-          <w:szCs w:val="21"/>
-        </w:rPr>
-        <w:t xml:space="preserve">Gerar implantação</w:t>
-      </w:r>
-      <w:r>
-        <w:rPr>
-          <w:color w:val="23293D"/>
-          <w:sz w:val="21"/>
-          <w:szCs w:val="21"/>
-        </w:rPr>
-        <w:t xml:space="preserve"> no MESMO instante ainda podem gerar duas; um clique depois do outro, não — o segundo é recusado. Se acontecer, cancele uma delas.</w:t>
-      </w:r>
-    </w:p>
-    <w:p>
-      <w:pPr>
-        <w:pStyle w:val="ListParagraph"/>
-        <w:numPr>
-          <w:ilvl w:val="0"/>
-          <w:numId w:val="29"/>
-        </w:numPr>
-        <w:spacing w:after="80" w:line="270"/>
-      </w:pPr>
-      <w:r>
-        <w:rPr>
-          <w:b/>
-          <w:bCs/>
-          <w:color w:val="23293D"/>
-          <w:sz w:val="21"/>
-          <w:szCs w:val="21"/>
-        </w:rPr>
-        <w:t xml:space="preserve">Controle por lote e baixa FIFO</w:t>
-      </w:r>
-      <w:r>
-        <w:rPr>
-          <w:color w:val="23293D"/>
-          <w:sz w:val="21"/>
-          <w:szCs w:val="21"/>
-        </w:rPr>
-        <w:t xml:space="preserve"> não fazem parte deste módulo.</w:t>
-      </w:r>
-    </w:p>
-    <w:p>
-      <w:pPr>
-        <w:spacing w:after="60" w:line="120"/>
-      </w:pPr>
-      <w:r>
-        <w:rPr>
-          <w:sz w:val="2"/>
-          <w:szCs w:val="2"/>
-        </w:rPr>
-        <w:t xml:space="preserve"/>
-      </w:r>
-    </w:p>
-    <w:p>
-      <w:pPr>
-        <w:pStyle w:val="Heading1"/>
-      </w:pPr>
-      <w:r>
-        <w:rPr>
-          <w:color w:val="1F3253"/>
-        </w:rPr>
-        <w:t xml:space="preserve">19. Glossário</w:t>
       </w:r>
     </w:p>
     <w:p>
@@ -20080,15 +20377,51 @@
           <w:sz w:val="21"/>
           <w:szCs w:val="21"/>
         </w:rPr>
-        <w:t xml:space="preserve">Titular</w:t>
-      </w:r>
-      <w:r>
-        <w:rPr>
-          <w:color w:val="23293D"/>
-          <w:sz w:val="21"/>
-          <w:szCs w:val="21"/>
-        </w:rPr>
-        <w:t xml:space="preserve"> — a pessoa da empresa que entra no programa.</w:t>
+        <w:t xml:space="preserve">Assinatura pela ZapSign</w:t>
+      </w:r>
+      <w:r>
+        <w:rPr>
+          <w:color w:val="23293D"/>
+          <w:sz w:val="21"/>
+          <w:szCs w:val="21"/>
+        </w:rPr>
+        <w:t xml:space="preserve"> funciona por </w:t>
+      </w:r>
+      <w:r>
+        <w:rPr>
+          <w:b/>
+          <w:bCs/>
+          <w:color w:val="23293D"/>
+          <w:sz w:val="21"/>
+          <w:szCs w:val="21"/>
+        </w:rPr>
+        <w:t xml:space="preserve">Enviar</w:t>
+      </w:r>
+      <w:r>
+        <w:rPr>
+          <w:color w:val="23293D"/>
+          <w:sz w:val="21"/>
+          <w:szCs w:val="21"/>
+        </w:rPr>
+        <w:t xml:space="preserve"> → </w:t>
+      </w:r>
+      <w:r>
+        <w:rPr>
+          <w:b/>
+          <w:bCs/>
+          <w:color w:val="23293D"/>
+          <w:sz w:val="21"/>
+          <w:szCs w:val="21"/>
+        </w:rPr>
+        <w:t xml:space="preserve">Marcar assinado</w:t>
+      </w:r>
+      <w:r>
+        <w:rPr>
+          <w:color w:val="23293D"/>
+          <w:sz w:val="21"/>
+          <w:szCs w:val="21"/>
+        </w:rPr>
+        <w:t xml:space="preserve"> (simulação) enquanto as chaves não estiverem cadastradas.</w:t>
       </w:r>
     </w:p>
     <w:p>
@@ -20108,15 +20441,15 @@
           <w:sz w:val="21"/>
           <w:szCs w:val="21"/>
         </w:rPr>
-        <w:t xml:space="preserve">Dependente</w:t>
-      </w:r>
-      <w:r>
-        <w:rPr>
-          <w:color w:val="23293D"/>
-          <w:sz w:val="21"/>
-          <w:szCs w:val="21"/>
-        </w:rPr>
-        <w:t xml:space="preserve"> — quem entra pendurado num titular.</w:t>
+        <w:t xml:space="preserve">Proposta no Gamma</w:t>
+      </w:r>
+      <w:r>
+        <w:rPr>
+          <w:color w:val="23293D"/>
+          <w:sz w:val="21"/>
+          <w:szCs w:val="21"/>
+        </w:rPr>
+        <w:t xml:space="preserve"> depende de chave configurada; sem ela, o cartão explica que está desativado.</w:t>
       </w:r>
     </w:p>
     <w:p>
@@ -20136,15 +20469,33 @@
           <w:sz w:val="21"/>
           <w:szCs w:val="21"/>
         </w:rPr>
-        <w:t xml:space="preserve">Lead</w:t>
-      </w:r>
-      <w:r>
-        <w:rPr>
-          <w:color w:val="23293D"/>
-          <w:sz w:val="21"/>
-          <w:szCs w:val="21"/>
-        </w:rPr>
-        <w:t xml:space="preserve"> — a empresa enquanto está no funil, antes de fechar.</w:t>
+        <w:t xml:space="preserve">A implantação não tem trava no banco</w:t>
+      </w:r>
+      <w:r>
+        <w:rPr>
+          <w:color w:val="23293D"/>
+          <w:sz w:val="21"/>
+          <w:szCs w:val="21"/>
+        </w:rPr>
+        <w:t xml:space="preserve"> (a mensalidade tem, desde a 0.71.0). Duas pessoas clicando em </w:t>
+      </w:r>
+      <w:r>
+        <w:rPr>
+          <w:b/>
+          <w:bCs/>
+          <w:color w:val="23293D"/>
+          <w:sz w:val="21"/>
+          <w:szCs w:val="21"/>
+        </w:rPr>
+        <w:t xml:space="preserve">Gerar implantação</w:t>
+      </w:r>
+      <w:r>
+        <w:rPr>
+          <w:color w:val="23293D"/>
+          <w:sz w:val="21"/>
+          <w:szCs w:val="21"/>
+        </w:rPr>
+        <w:t xml:space="preserve"> no MESMO instante ainda podem gerar duas; um clique depois do outro, não — o segundo é recusado. Se acontecer, cancele uma delas.</w:t>
       </w:r>
     </w:p>
     <w:p>
@@ -20164,317 +20515,15 @@
           <w:sz w:val="21"/>
           <w:szCs w:val="21"/>
         </w:rPr>
-        <w:t xml:space="preserve">Levantamento</w:t>
-      </w:r>
-      <w:r>
-        <w:rPr>
-          <w:color w:val="23293D"/>
-          <w:sz w:val="21"/>
-          <w:szCs w:val="21"/>
-        </w:rPr>
-        <w:t xml:space="preserve"> — o que a empresa tem hoje (convênio, quanto paga, quantas pessoas).</w:t>
-      </w:r>
-    </w:p>
-    <w:p>
-      <w:pPr>
-        <w:pStyle w:val="ListParagraph"/>
-        <w:numPr>
-          <w:ilvl w:val="0"/>
-          <w:numId w:val="30"/>
-        </w:numPr>
-        <w:spacing w:after="80" w:line="270"/>
-      </w:pPr>
-      <w:r>
-        <w:rPr>
-          <w:b/>
-          <w:bCs/>
-          <w:color w:val="23293D"/>
-          <w:sz w:val="21"/>
-          <w:szCs w:val="21"/>
-        </w:rPr>
-        <w:t xml:space="preserve">Proposta</w:t>
-      </w:r>
-      <w:r>
-        <w:rPr>
-          <w:color w:val="23293D"/>
-          <w:sz w:val="21"/>
-          <w:szCs w:val="21"/>
-        </w:rPr>
-        <w:t xml:space="preserve"> — o que a Risarte oferece: preços, benefícios, prazos, unidades.</w:t>
-      </w:r>
-    </w:p>
-    <w:p>
-      <w:pPr>
-        <w:pStyle w:val="ListParagraph"/>
-        <w:numPr>
-          <w:ilvl w:val="0"/>
-          <w:numId w:val="30"/>
-        </w:numPr>
-        <w:spacing w:after="80" w:line="270"/>
-      </w:pPr>
-      <w:r>
-        <w:rPr>
-          <w:b/>
-          <w:bCs/>
-          <w:color w:val="23293D"/>
-          <w:sz w:val="21"/>
-          <w:szCs w:val="21"/>
-        </w:rPr>
-        <w:t xml:space="preserve">Faixa</w:t>
-      </w:r>
-      <w:r>
-        <w:rPr>
-          <w:color w:val="23293D"/>
-          <w:sz w:val="21"/>
-          <w:szCs w:val="21"/>
-        </w:rPr>
-        <w:t xml:space="preserve"> — preço por quantidade de titulares. Vale para todos, não só para quem passou.</w:t>
-      </w:r>
-    </w:p>
-    <w:p>
-      <w:pPr>
-        <w:pStyle w:val="ListParagraph"/>
-        <w:numPr>
-          <w:ilvl w:val="0"/>
-          <w:numId w:val="30"/>
-        </w:numPr>
-        <w:spacing w:after="80" w:line="270"/>
-      </w:pPr>
-      <w:r>
-        <w:rPr>
-          <w:b/>
-          <w:bCs/>
-          <w:color w:val="23293D"/>
-          <w:sz w:val="21"/>
-          <w:szCs w:val="21"/>
-        </w:rPr>
-        <w:t xml:space="preserve">Carência</w:t>
-      </w:r>
-      <w:r>
-        <w:rPr>
-          <w:color w:val="23293D"/>
-          <w:sz w:val="21"/>
-          <w:szCs w:val="21"/>
-        </w:rPr>
-        <w:t xml:space="preserve"> — o tempo até o benefício começar a valer.</w:t>
-      </w:r>
-    </w:p>
-    <w:p>
-      <w:pPr>
-        <w:pStyle w:val="ListParagraph"/>
-        <w:numPr>
-          <w:ilvl w:val="0"/>
-          <w:numId w:val="30"/>
-        </w:numPr>
-        <w:spacing w:after="80" w:line="270"/>
-      </w:pPr>
-      <w:r>
-        <w:rPr>
-          <w:b/>
-          <w:bCs/>
-          <w:color w:val="23293D"/>
-          <w:sz w:val="21"/>
-          <w:szCs w:val="21"/>
-        </w:rPr>
-        <w:t xml:space="preserve">Benefício</w:t>
-      </w:r>
-      <w:r>
-        <w:rPr>
-          <w:color w:val="23293D"/>
-          <w:sz w:val="21"/>
-          <w:szCs w:val="21"/>
-        </w:rPr>
-        <w:t xml:space="preserve"> — o que o programa faz naquele procedimento.</w:t>
-      </w:r>
-    </w:p>
-    <w:p>
-      <w:pPr>
-        <w:pStyle w:val="ListParagraph"/>
-        <w:numPr>
-          <w:ilvl w:val="0"/>
-          <w:numId w:val="30"/>
-        </w:numPr>
-        <w:spacing w:after="80" w:line="270"/>
-      </w:pPr>
-      <w:r>
-        <w:rPr>
-          <w:b/>
-          <w:bCs/>
-          <w:color w:val="23293D"/>
-          <w:sz w:val="21"/>
-          <w:szCs w:val="21"/>
-        </w:rPr>
-        <w:t xml:space="preserve">Grupo de benefícios</w:t>
-      </w:r>
-      <w:r>
-        <w:rPr>
-          <w:color w:val="23293D"/>
-          <w:sz w:val="21"/>
-          <w:szCs w:val="21"/>
-        </w:rPr>
-        <w:t xml:space="preserve"> — combinação pronta, reaplicável em outras propostas.</w:t>
-      </w:r>
-    </w:p>
-    <w:p>
-      <w:pPr>
-        <w:pStyle w:val="ListParagraph"/>
-        <w:numPr>
-          <w:ilvl w:val="0"/>
-          <w:numId w:val="30"/>
-        </w:numPr>
-        <w:spacing w:after="80" w:line="270"/>
-      </w:pPr>
-      <w:r>
-        <w:rPr>
-          <w:b/>
-          <w:bCs/>
-          <w:color w:val="23293D"/>
-          <w:sz w:val="21"/>
-          <w:szCs w:val="21"/>
-        </w:rPr>
-        <w:t xml:space="preserve">Implantação</w:t>
-      </w:r>
-      <w:r>
-        <w:rPr>
-          <w:color w:val="23293D"/>
-          <w:sz w:val="21"/>
-          <w:szCs w:val="21"/>
-        </w:rPr>
-        <w:t xml:space="preserve"> — o primeiro pagamento e a entrada da empresa no ar.</w:t>
-      </w:r>
-    </w:p>
-    <w:p>
-      <w:pPr>
-        <w:pStyle w:val="ListParagraph"/>
-        <w:numPr>
-          <w:ilvl w:val="0"/>
-          <w:numId w:val="30"/>
-        </w:numPr>
-        <w:spacing w:after="80" w:line="270"/>
-      </w:pPr>
-      <w:r>
-        <w:rPr>
-          <w:b/>
-          <w:bCs/>
-          <w:color w:val="23293D"/>
-          <w:sz w:val="21"/>
-          <w:szCs w:val="21"/>
-        </w:rPr>
-        <w:t xml:space="preserve">Split</w:t>
-      </w:r>
-      <w:r>
-        <w:rPr>
-          <w:color w:val="23293D"/>
-          <w:sz w:val="21"/>
-          <w:szCs w:val="21"/>
-        </w:rPr>
-        <w:t xml:space="preserve"> — a divisão do pagamento entre Risarte e RisLife.</w:t>
-      </w:r>
-    </w:p>
-    <w:p>
-      <w:pPr>
-        <w:pStyle w:val="ListParagraph"/>
-        <w:numPr>
-          <w:ilvl w:val="0"/>
-          <w:numId w:val="30"/>
-        </w:numPr>
-        <w:spacing w:after="80" w:line="270"/>
-      </w:pPr>
-      <w:r>
-        <w:rPr>
-          <w:b/>
-          <w:bCs/>
-          <w:color w:val="23293D"/>
-          <w:sz w:val="21"/>
-          <w:szCs w:val="21"/>
-        </w:rPr>
-        <w:t xml:space="preserve">Termo de inclusão (</w:t>
-      </w:r>
-      <w:r>
-        <w:rPr>
-          <w:rFonts w:ascii="Consolas" w:cs="Consolas" w:eastAsia="Consolas" w:hAnsi="Consolas"/>
-          <w:b/>
-          <w:bCs/>
-          <w:color w:val="1F3253"/>
-          <w:sz w:val="19"/>
-          <w:szCs w:val="19"/>
-          <w:shd w:fill="EFEDE6" w:color="auto" w:val="clear"/>
-        </w:rPr>
-        <w:t xml:space="preserve">TI-</w:t>
-      </w:r>
-      <w:r>
-        <w:rPr>
-          <w:b/>
-          <w:bCs/>
-          <w:color w:val="23293D"/>
-          <w:sz w:val="21"/>
-          <w:szCs w:val="21"/>
-        </w:rPr>
-        <w:t xml:space="preserve">)</w:t>
-      </w:r>
-      <w:r>
-        <w:rPr>
-          <w:color w:val="23293D"/>
-          <w:sz w:val="21"/>
-          <w:szCs w:val="21"/>
-        </w:rPr>
-        <w:t xml:space="preserve"> — documento curto que acrescenta gente ao acordo existente.</w:t>
-      </w:r>
-    </w:p>
-    <w:p>
-      <w:pPr>
-        <w:pStyle w:val="ListParagraph"/>
-        <w:numPr>
-          <w:ilvl w:val="0"/>
-          <w:numId w:val="30"/>
-        </w:numPr>
-        <w:spacing w:after="80" w:line="270"/>
-      </w:pPr>
-      <w:r>
-        <w:rPr>
-          <w:b/>
-          <w:bCs/>
-          <w:color w:val="23293D"/>
-          <w:sz w:val="21"/>
-          <w:szCs w:val="21"/>
-        </w:rPr>
-        <w:t xml:space="preserve">Override</w:t>
-      </w:r>
-      <w:r>
-        <w:rPr>
-          <w:color w:val="23293D"/>
-          <w:sz w:val="21"/>
-          <w:szCs w:val="21"/>
-        </w:rPr>
-        <w:t xml:space="preserve"> — valor próprio da empresa, que substitui o padrão da rede.</w:t>
-      </w:r>
-    </w:p>
-    <w:p>
-      <w:pPr>
-        <w:pStyle w:val="ListParagraph"/>
-        <w:numPr>
-          <w:ilvl w:val="0"/>
-          <w:numId w:val="30"/>
-        </w:numPr>
-        <w:spacing w:after="80" w:line="270"/>
-      </w:pPr>
-      <w:r>
-        <w:rPr>
-          <w:b/>
-          <w:bCs/>
-          <w:color w:val="23293D"/>
-          <w:sz w:val="21"/>
-          <w:szCs w:val="21"/>
-        </w:rPr>
-        <w:t xml:space="preserve">MRR</w:t>
-      </w:r>
-      <w:r>
-        <w:rPr>
-          <w:color w:val="23293D"/>
-          <w:sz w:val="21"/>
-          <w:szCs w:val="21"/>
-        </w:rPr>
-        <w:t xml:space="preserve"> — a mensalidade recorrente somada.</w:t>
+        <w:t xml:space="preserve">Controle por lote e baixa FIFO</w:t>
+      </w:r>
+      <w:r>
+        <w:rPr>
+          <w:color w:val="23293D"/>
+          <w:sz w:val="21"/>
+          <w:szCs w:val="21"/>
+        </w:rPr>
+        <w:t xml:space="preserve"> não fazem parte deste módulo.</w:t>
       </w:r>
     </w:p>
     <w:p>
@@ -20497,18 +20546,7 @@
         <w:rPr>
           <w:color w:val="1F3253"/>
         </w:rPr>
-        <w:t xml:space="preserve">20. Checklists</w:t>
-      </w:r>
-    </w:p>
-    <w:p>
-      <w:pPr>
-        <w:pStyle w:val="Heading2"/>
-      </w:pPr>
-      <w:r>
-        <w:rPr>
-          <w:color w:val="1F3253"/>
-        </w:rPr>
-        <w:t xml:space="preserve">Antes de mandar a proposta</w:t>
+        <w:t xml:space="preserve">19. Glossário</w:t>
       </w:r>
     </w:p>
     <w:p>
@@ -20522,11 +20560,21 @@
       </w:pPr>
       <w:r>
         <w:rPr>
-          <w:color w:val="23293D"/>
-          <w:sz w:val="21"/>
-          <w:szCs w:val="21"/>
-        </w:rPr>
-        <w:t xml:space="preserve">[ ] Levantamento preenchido (o documento depende dele)</w:t>
+          <w:b/>
+          <w:bCs/>
+          <w:color w:val="23293D"/>
+          <w:sz w:val="21"/>
+          <w:szCs w:val="21"/>
+        </w:rPr>
+        <w:t xml:space="preserve">Titular</w:t>
+      </w:r>
+      <w:r>
+        <w:rPr>
+          <w:color w:val="23293D"/>
+          <w:sz w:val="21"/>
+          <w:szCs w:val="21"/>
+        </w:rPr>
+        <w:t xml:space="preserve"> — a pessoa da empresa que entra no programa.</w:t>
       </w:r>
     </w:p>
     <w:p>
@@ -20540,11 +20588,21 @@
       </w:pPr>
       <w:r>
         <w:rPr>
-          <w:color w:val="23293D"/>
-          <w:sz w:val="21"/>
-          <w:szCs w:val="21"/>
-        </w:rPr>
-        <w:t xml:space="preserve">[ ] Preço do titular e faixas conferidos</w:t>
+          <w:b/>
+          <w:bCs/>
+          <w:color w:val="23293D"/>
+          <w:sz w:val="21"/>
+          <w:szCs w:val="21"/>
+        </w:rPr>
+        <w:t xml:space="preserve">Dependente</w:t>
+      </w:r>
+      <w:r>
+        <w:rPr>
+          <w:color w:val="23293D"/>
+          <w:sz w:val="21"/>
+          <w:szCs w:val="21"/>
+        </w:rPr>
+        <w:t xml:space="preserve"> — quem entra pendurado num titular.</w:t>
       </w:r>
     </w:p>
     <w:p>
@@ -20558,11 +20616,21 @@
       </w:pPr>
       <w:r>
         <w:rPr>
-          <w:color w:val="23293D"/>
-          <w:sz w:val="21"/>
-          <w:szCs w:val="21"/>
-        </w:rPr>
-        <w:t xml:space="preserve">[ ] Dependentes: valores definidos</w:t>
+          <w:b/>
+          <w:bCs/>
+          <w:color w:val="23293D"/>
+          <w:sz w:val="21"/>
+          <w:szCs w:val="21"/>
+        </w:rPr>
+        <w:t xml:space="preserve">Lead</w:t>
+      </w:r>
+      <w:r>
+        <w:rPr>
+          <w:color w:val="23293D"/>
+          <w:sz w:val="21"/>
+          <w:szCs w:val="21"/>
+        </w:rPr>
+        <w:t xml:space="preserve"> — a empresa enquanto está no funil, antes de fechar.</w:t>
       </w:r>
     </w:p>
     <w:p>
@@ -20576,11 +20644,21 @@
       </w:pPr>
       <w:r>
         <w:rPr>
-          <w:color w:val="23293D"/>
-          <w:sz w:val="21"/>
-          <w:szCs w:val="21"/>
-        </w:rPr>
-        <w:t xml:space="preserve">[ ] Valor fixo por empresa? Conferir o valor — é ele que a empresa paga, com qualquer número de titulares</w:t>
+          <w:b/>
+          <w:bCs/>
+          <w:color w:val="23293D"/>
+          <w:sz w:val="21"/>
+          <w:szCs w:val="21"/>
+        </w:rPr>
+        <w:t xml:space="preserve">Levantamento</w:t>
+      </w:r>
+      <w:r>
+        <w:rPr>
+          <w:color w:val="23293D"/>
+          <w:sz w:val="21"/>
+          <w:szCs w:val="21"/>
+        </w:rPr>
+        <w:t xml:space="preserve"> — o que a empresa tem hoje (convênio, quanto paga, quantas pessoas).</w:t>
       </w:r>
     </w:p>
     <w:p>
@@ -20594,29 +20672,21 @@
       </w:pPr>
       <w:r>
         <w:rPr>
-          <w:color w:val="23293D"/>
-          <w:sz w:val="21"/>
-          <w:szCs w:val="21"/>
-        </w:rPr>
-        <w:t xml:space="preserve">[ ] </w:t>
-      </w:r>
-      <w:r>
-        <w:rPr>
-          <w:b/>
-          <w:bCs/>
-          <w:color w:val="23293D"/>
-          <w:sz w:val="21"/>
-          <w:szCs w:val="21"/>
-        </w:rPr>
-        <w:t xml:space="preserve">Valor fixo: se passar do contratado, combinado</w:t>
-      </w:r>
-      <w:r>
-        <w:rPr>
-          <w:color w:val="23293D"/>
-          <w:sz w:val="21"/>
-          <w:szCs w:val="21"/>
-        </w:rPr>
-        <w:t xml:space="preserve"> (senão o termo nasce sem valor; por titular, vale a tabela)</w:t>
+          <w:b/>
+          <w:bCs/>
+          <w:color w:val="23293D"/>
+          <w:sz w:val="21"/>
+          <w:szCs w:val="21"/>
+        </w:rPr>
+        <w:t xml:space="preserve">Proposta</w:t>
+      </w:r>
+      <w:r>
+        <w:rPr>
+          <w:color w:val="23293D"/>
+          <w:sz w:val="21"/>
+          <w:szCs w:val="21"/>
+        </w:rPr>
+        <w:t xml:space="preserve"> — o que a Risarte oferece: preços, benefícios, prazos, unidades.</w:t>
       </w:r>
     </w:p>
     <w:p>
@@ -20630,11 +20700,21 @@
       </w:pPr>
       <w:r>
         <w:rPr>
-          <w:color w:val="23293D"/>
-          <w:sz w:val="21"/>
-          <w:szCs w:val="21"/>
-        </w:rPr>
-        <w:t xml:space="preserve">[ ] Benefícios com "vale para quem", frequência e carência</w:t>
+          <w:b/>
+          <w:bCs/>
+          <w:color w:val="23293D"/>
+          <w:sz w:val="21"/>
+          <w:szCs w:val="21"/>
+        </w:rPr>
+        <w:t xml:space="preserve">Faixa</w:t>
+      </w:r>
+      <w:r>
+        <w:rPr>
+          <w:color w:val="23293D"/>
+          <w:sz w:val="21"/>
+          <w:szCs w:val="21"/>
+        </w:rPr>
+        <w:t xml:space="preserve"> — preço por quantidade de titulares. Vale para todos, não só para quem passou.</w:t>
       </w:r>
     </w:p>
     <w:p>
@@ -20648,11 +20728,21 @@
       </w:pPr>
       <w:r>
         <w:rPr>
-          <w:color w:val="23293D"/>
-          <w:sz w:val="21"/>
-          <w:szCs w:val="21"/>
-        </w:rPr>
-        <w:t xml:space="preserve">[ ] Unidades da parceria e restrições por benefício</w:t>
+          <w:b/>
+          <w:bCs/>
+          <w:color w:val="23293D"/>
+          <w:sz w:val="21"/>
+          <w:szCs w:val="21"/>
+        </w:rPr>
+        <w:t xml:space="preserve">Carência</w:t>
+      </w:r>
+      <w:r>
+        <w:rPr>
+          <w:color w:val="23293D"/>
+          <w:sz w:val="21"/>
+          <w:szCs w:val="21"/>
+        </w:rPr>
+        <w:t xml:space="preserve"> — o tempo até o benefício começar a valer.</w:t>
       </w:r>
     </w:p>
     <w:p>
@@ -20666,11 +20756,21 @@
       </w:pPr>
       <w:r>
         <w:rPr>
-          <w:color w:val="23293D"/>
-          <w:sz w:val="21"/>
-          <w:szCs w:val="21"/>
-        </w:rPr>
-        <w:t xml:space="preserve">[ ] Validade e carências</w:t>
+          <w:b/>
+          <w:bCs/>
+          <w:color w:val="23293D"/>
+          <w:sz w:val="21"/>
+          <w:szCs w:val="21"/>
+        </w:rPr>
+        <w:t xml:space="preserve">Benefício</w:t>
+      </w:r>
+      <w:r>
+        <w:rPr>
+          <w:color w:val="23293D"/>
+          <w:sz w:val="21"/>
+          <w:szCs w:val="21"/>
+        </w:rPr>
+        <w:t xml:space="preserve"> — o que o programa faz naquele procedimento.</w:t>
       </w:r>
     </w:p>
     <w:p>
@@ -20684,29 +20784,206 @@
       </w:pPr>
       <w:r>
         <w:rPr>
-          <w:color w:val="23293D"/>
-          <w:sz w:val="21"/>
-          <w:szCs w:val="21"/>
-        </w:rPr>
-        <w:t xml:space="preserve">[ ] </w:t>
-      </w:r>
-      <w:r>
-        <w:rPr>
-          <w:b/>
-          <w:bCs/>
-          <w:color w:val="23293D"/>
-          <w:sz w:val="21"/>
-          <w:szCs w:val="21"/>
-        </w:rPr>
-        <w:t xml:space="preserve">Abriu o documento e leu</w:t>
-      </w:r>
-      <w:r>
-        <w:rPr>
-          <w:color w:val="23293D"/>
-          <w:sz w:val="21"/>
-          <w:szCs w:val="21"/>
-        </w:rPr>
-        <w:t xml:space="preserve"> — inclusive para conferir que nota interna não vazou</w:t>
+          <w:b/>
+          <w:bCs/>
+          <w:color w:val="23293D"/>
+          <w:sz w:val="21"/>
+          <w:szCs w:val="21"/>
+        </w:rPr>
+        <w:t xml:space="preserve">Grupo de benefícios</w:t>
+      </w:r>
+      <w:r>
+        <w:rPr>
+          <w:color w:val="23293D"/>
+          <w:sz w:val="21"/>
+          <w:szCs w:val="21"/>
+        </w:rPr>
+        <w:t xml:space="preserve"> — combinação pronta, reaplicável em outras propostas.</w:t>
+      </w:r>
+    </w:p>
+    <w:p>
+      <w:pPr>
+        <w:pStyle w:val="ListParagraph"/>
+        <w:numPr>
+          <w:ilvl w:val="0"/>
+          <w:numId w:val="31"/>
+        </w:numPr>
+        <w:spacing w:after="80" w:line="270"/>
+      </w:pPr>
+      <w:r>
+        <w:rPr>
+          <w:b/>
+          <w:bCs/>
+          <w:color w:val="23293D"/>
+          <w:sz w:val="21"/>
+          <w:szCs w:val="21"/>
+        </w:rPr>
+        <w:t xml:space="preserve">Implantação</w:t>
+      </w:r>
+      <w:r>
+        <w:rPr>
+          <w:color w:val="23293D"/>
+          <w:sz w:val="21"/>
+          <w:szCs w:val="21"/>
+        </w:rPr>
+        <w:t xml:space="preserve"> — o primeiro pagamento e a entrada da empresa no ar.</w:t>
+      </w:r>
+    </w:p>
+    <w:p>
+      <w:pPr>
+        <w:pStyle w:val="ListParagraph"/>
+        <w:numPr>
+          <w:ilvl w:val="0"/>
+          <w:numId w:val="31"/>
+        </w:numPr>
+        <w:spacing w:after="80" w:line="270"/>
+      </w:pPr>
+      <w:r>
+        <w:rPr>
+          <w:b/>
+          <w:bCs/>
+          <w:color w:val="23293D"/>
+          <w:sz w:val="21"/>
+          <w:szCs w:val="21"/>
+        </w:rPr>
+        <w:t xml:space="preserve">Split</w:t>
+      </w:r>
+      <w:r>
+        <w:rPr>
+          <w:color w:val="23293D"/>
+          <w:sz w:val="21"/>
+          <w:szCs w:val="21"/>
+        </w:rPr>
+        <w:t xml:space="preserve"> — a divisão do pagamento entre Risarte e RisLife.</w:t>
+      </w:r>
+    </w:p>
+    <w:p>
+      <w:pPr>
+        <w:pStyle w:val="ListParagraph"/>
+        <w:numPr>
+          <w:ilvl w:val="0"/>
+          <w:numId w:val="31"/>
+        </w:numPr>
+        <w:spacing w:after="80" w:line="270"/>
+      </w:pPr>
+      <w:r>
+        <w:rPr>
+          <w:b/>
+          <w:bCs/>
+          <w:color w:val="23293D"/>
+          <w:sz w:val="21"/>
+          <w:szCs w:val="21"/>
+        </w:rPr>
+        <w:t xml:space="preserve">Termo de inclusão (</w:t>
+      </w:r>
+      <w:r>
+        <w:rPr>
+          <w:rFonts w:ascii="Consolas" w:cs="Consolas" w:eastAsia="Consolas" w:hAnsi="Consolas"/>
+          <w:b/>
+          <w:bCs/>
+          <w:color w:val="1F3253"/>
+          <w:sz w:val="19"/>
+          <w:szCs w:val="19"/>
+          <w:shd w:fill="EFEDE6" w:color="auto" w:val="clear"/>
+        </w:rPr>
+        <w:t xml:space="preserve">TI-</w:t>
+      </w:r>
+      <w:r>
+        <w:rPr>
+          <w:b/>
+          <w:bCs/>
+          <w:color w:val="23293D"/>
+          <w:sz w:val="21"/>
+          <w:szCs w:val="21"/>
+        </w:rPr>
+        <w:t xml:space="preserve">)</w:t>
+      </w:r>
+      <w:r>
+        <w:rPr>
+          <w:color w:val="23293D"/>
+          <w:sz w:val="21"/>
+          <w:szCs w:val="21"/>
+        </w:rPr>
+        <w:t xml:space="preserve"> — documento curto que acrescenta gente ao acordo existente.</w:t>
+      </w:r>
+    </w:p>
+    <w:p>
+      <w:pPr>
+        <w:pStyle w:val="ListParagraph"/>
+        <w:numPr>
+          <w:ilvl w:val="0"/>
+          <w:numId w:val="31"/>
+        </w:numPr>
+        <w:spacing w:after="80" w:line="270"/>
+      </w:pPr>
+      <w:r>
+        <w:rPr>
+          <w:b/>
+          <w:bCs/>
+          <w:color w:val="23293D"/>
+          <w:sz w:val="21"/>
+          <w:szCs w:val="21"/>
+        </w:rPr>
+        <w:t xml:space="preserve">Override</w:t>
+      </w:r>
+      <w:r>
+        <w:rPr>
+          <w:color w:val="23293D"/>
+          <w:sz w:val="21"/>
+          <w:szCs w:val="21"/>
+        </w:rPr>
+        <w:t xml:space="preserve"> — valor próprio da empresa, que substitui o padrão da rede.</w:t>
+      </w:r>
+    </w:p>
+    <w:p>
+      <w:pPr>
+        <w:pStyle w:val="ListParagraph"/>
+        <w:numPr>
+          <w:ilvl w:val="0"/>
+          <w:numId w:val="31"/>
+        </w:numPr>
+        <w:spacing w:after="80" w:line="270"/>
+      </w:pPr>
+      <w:r>
+        <w:rPr>
+          <w:b/>
+          <w:bCs/>
+          <w:color w:val="23293D"/>
+          <w:sz w:val="21"/>
+          <w:szCs w:val="21"/>
+        </w:rPr>
+        <w:t xml:space="preserve">MRR</w:t>
+      </w:r>
+      <w:r>
+        <w:rPr>
+          <w:color w:val="23293D"/>
+          <w:sz w:val="21"/>
+          <w:szCs w:val="21"/>
+        </w:rPr>
+        <w:t xml:space="preserve"> — a mensalidade recorrente somada.</w:t>
+      </w:r>
+    </w:p>
+    <w:p>
+      <w:pPr>
+        <w:spacing w:after="60" w:line="120"/>
+      </w:pPr>
+      <w:r>
+        <w:rPr>
+          <w:sz w:val="2"/>
+          <w:szCs w:val="2"/>
+        </w:rPr>
+        <w:t xml:space="preserve"/>
+      </w:r>
+    </w:p>
+    <w:p>
+      <w:pPr>
+        <w:pStyle w:val="Heading1"/>
+      </w:pPr>
+      <w:r>
+        <w:rPr>
+          <w:color w:val="1F3253"/>
+        </w:rPr>
+        <w:t xml:space="preserve">20. Checklists</w:t>
       </w:r>
     </w:p>
     <w:p>
@@ -20717,7 +20994,7 @@
         <w:rPr>
           <w:color w:val="1F3253"/>
         </w:rPr>
-        <w:t xml:space="preserve">Depois de fechar</w:t>
+        <w:t xml:space="preserve">Antes de mandar a proposta</w:t>
       </w:r>
     </w:p>
     <w:p>
@@ -20735,7 +21012,7 @@
           <w:sz w:val="21"/>
           <w:szCs w:val="21"/>
         </w:rPr>
-        <w:t xml:space="preserve">[ ] Preços de adesão no cadastro são os da proposta</w:t>
+        <w:t xml:space="preserve">[ ] Levantamento preenchido (o documento depende dele)</w:t>
       </w:r>
     </w:p>
     <w:p>
@@ -20753,7 +21030,7 @@
           <w:sz w:val="21"/>
           <w:szCs w:val="21"/>
         </w:rPr>
-        <w:t xml:space="preserve">[ ] Benefícios chegaram, com o "só titular" preservado</w:t>
+        <w:t xml:space="preserve">[ ] Preço do titular e faixas conferidos</w:t>
       </w:r>
     </w:p>
     <w:p>
@@ -20771,7 +21048,7 @@
           <w:sz w:val="21"/>
           <w:szCs w:val="21"/>
         </w:rPr>
-        <w:t xml:space="preserve">[ ] Carência da empresa e do titular conferidas</w:t>
+        <w:t xml:space="preserve">[ ] Dependentes: valores definidos</w:t>
       </w:r>
     </w:p>
     <w:p>
@@ -20789,7 +21066,7 @@
           <w:sz w:val="21"/>
           <w:szCs w:val="21"/>
         </w:rPr>
-        <w:t xml:space="preserve">[ ] Quantidade contratada conferida</w:t>
+        <w:t xml:space="preserve">[ ] Valor fixo por empresa? Conferir o valor — é ele que a empresa paga, com qualquer número de titulares</w:t>
       </w:r>
     </w:p>
     <w:p>
@@ -20807,7 +21084,25 @@
           <w:sz w:val="21"/>
           <w:szCs w:val="21"/>
         </w:rPr>
-        <w:t xml:space="preserve">[ ] Titulares cadastrados</w:t>
+        <w:t xml:space="preserve">[ ] </w:t>
+      </w:r>
+      <w:r>
+        <w:rPr>
+          <w:b/>
+          <w:bCs/>
+          <w:color w:val="23293D"/>
+          <w:sz w:val="21"/>
+          <w:szCs w:val="21"/>
+        </w:rPr>
+        <w:t xml:space="preserve">Valor fixo: se passar do contratado, combinado</w:t>
+      </w:r>
+      <w:r>
+        <w:rPr>
+          <w:color w:val="23293D"/>
+          <w:sz w:val="21"/>
+          <w:szCs w:val="21"/>
+        </w:rPr>
+        <w:t xml:space="preserve"> (senão o termo nasce sem valor; por titular, vale a tabela)</w:t>
       </w:r>
     </w:p>
     <w:p>
@@ -20825,25 +21120,7 @@
           <w:sz w:val="21"/>
           <w:szCs w:val="21"/>
         </w:rPr>
-        <w:t xml:space="preserve">[ ] </w:t>
-      </w:r>
-      <w:r>
-        <w:rPr>
-          <w:b/>
-          <w:bCs/>
-          <w:color w:val="23293D"/>
-          <w:sz w:val="21"/>
-          <w:szCs w:val="21"/>
-        </w:rPr>
-        <w:t xml:space="preserve">Completar cadastro</w:t>
-      </w:r>
-      <w:r>
-        <w:rPr>
-          <w:color w:val="23293D"/>
-          <w:sz w:val="21"/>
-          <w:szCs w:val="21"/>
-        </w:rPr>
-        <w:t xml:space="preserve"> feito (senão não há prontuário)</w:t>
+        <w:t xml:space="preserve">[ ] Benefícios com "vale para quem", frequência e carência</w:t>
       </w:r>
     </w:p>
     <w:p>
@@ -20861,25 +21138,7 @@
           <w:sz w:val="21"/>
           <w:szCs w:val="21"/>
         </w:rPr>
-        <w:t xml:space="preserve">[ ] Fila de </w:t>
-      </w:r>
-      <w:r>
-        <w:rPr>
-          <w:b/>
-          <w:bCs/>
-          <w:color w:val="23293D"/>
-          <w:sz w:val="21"/>
-          <w:szCs w:val="21"/>
-        </w:rPr>
-        <w:t xml:space="preserve">Boas-vindas</w:t>
-      </w:r>
-      <w:r>
-        <w:rPr>
-          <w:color w:val="23293D"/>
-          <w:sz w:val="21"/>
-          <w:szCs w:val="21"/>
-        </w:rPr>
-        <w:t xml:space="preserve"> iniciada</w:t>
+        <w:t xml:space="preserve">[ ] Unidades da parceria e restrições por benefício</w:t>
       </w:r>
     </w:p>
     <w:p>
@@ -20897,7 +21156,43 @@
           <w:sz w:val="21"/>
           <w:szCs w:val="21"/>
         </w:rPr>
-        <w:t xml:space="preserve">[ ] Primeira cobrança gerada</w:t>
+        <w:t xml:space="preserve">[ ] Validade e carências</w:t>
+      </w:r>
+    </w:p>
+    <w:p>
+      <w:pPr>
+        <w:pStyle w:val="ListParagraph"/>
+        <w:numPr>
+          <w:ilvl w:val="0"/>
+          <w:numId w:val="32"/>
+        </w:numPr>
+        <w:spacing w:after="80" w:line="270"/>
+      </w:pPr>
+      <w:r>
+        <w:rPr>
+          <w:color w:val="23293D"/>
+          <w:sz w:val="21"/>
+          <w:szCs w:val="21"/>
+        </w:rPr>
+        <w:t xml:space="preserve">[ ] </w:t>
+      </w:r>
+      <w:r>
+        <w:rPr>
+          <w:b/>
+          <w:bCs/>
+          <w:color w:val="23293D"/>
+          <w:sz w:val="21"/>
+          <w:szCs w:val="21"/>
+        </w:rPr>
+        <w:t xml:space="preserve">Abriu o documento e leu</w:t>
+      </w:r>
+      <w:r>
+        <w:rPr>
+          <w:color w:val="23293D"/>
+          <w:sz w:val="21"/>
+          <w:szCs w:val="21"/>
+        </w:rPr>
+        <w:t xml:space="preserve"> — inclusive para conferir que nota interna não vazou</w:t>
       </w:r>
     </w:p>
     <w:p>
@@ -20908,7 +21203,7 @@
         <w:rPr>
           <w:color w:val="1F3253"/>
         </w:rPr>
-        <w:t xml:space="preserve">Toda semana</w:t>
+        <w:t xml:space="preserve">Depois de fechar</w:t>
       </w:r>
     </w:p>
     <w:p>
@@ -20926,25 +21221,7 @@
           <w:sz w:val="21"/>
           <w:szCs w:val="21"/>
         </w:rPr>
-        <w:t xml:space="preserve">[ ] </w:t>
-      </w:r>
-      <w:r>
-        <w:rPr>
-          <w:b/>
-          <w:bCs/>
-          <w:color w:val="23293D"/>
-          <w:sz w:val="21"/>
-          <w:szCs w:val="21"/>
-        </w:rPr>
-        <w:t xml:space="preserve">★ Hoje do consultor</w:t>
-      </w:r>
-      <w:r>
-        <w:rPr>
-          <w:color w:val="23293D"/>
-          <w:sz w:val="21"/>
-          <w:szCs w:val="21"/>
-        </w:rPr>
-        <w:t xml:space="preserve"> zerado</w:t>
+        <w:t xml:space="preserve">[ ] Preços de adesão no cadastro são os da proposta</w:t>
       </w:r>
     </w:p>
     <w:p>
@@ -20962,7 +21239,7 @@
           <w:sz w:val="21"/>
           <w:szCs w:val="21"/>
         </w:rPr>
-        <w:t xml:space="preserve">[ ] Cobranças vencidas olhadas</w:t>
+        <w:t xml:space="preserve">[ ] Benefícios chegaram, com o "só titular" preservado</w:t>
       </w:r>
     </w:p>
     <w:p>
@@ -20980,348 +21257,144 @@
           <w:sz w:val="21"/>
           <w:szCs w:val="21"/>
         </w:rPr>
-        <w:t xml:space="preserve">[ ] Termos de inclusão em rascunho: aceitos ou cancelados</w:t>
-      </w:r>
-    </w:p>
-    <w:p>
-      <w:pPr>
-        <w:spacing w:after="60" w:line="120"/>
-      </w:pPr>
-      <w:r>
-        <w:rPr>
-          <w:sz w:val="2"/>
-          <w:szCs w:val="2"/>
-        </w:rPr>
-        <w:t xml:space="preserve"/>
-      </w:r>
-    </w:p>
-    <w:p>
-      <w:pPr>
-        <w:pStyle w:val="Heading1"/>
+        <w:t xml:space="preserve">[ ] Carência da empresa e do titular conferidas</w:t>
+      </w:r>
+    </w:p>
+    <w:p>
+      <w:pPr>
+        <w:pStyle w:val="ListParagraph"/>
+        <w:numPr>
+          <w:ilvl w:val="0"/>
+          <w:numId w:val="33"/>
+        </w:numPr>
+        <w:spacing w:after="80" w:line="270"/>
+      </w:pPr>
+      <w:r>
+        <w:rPr>
+          <w:color w:val="23293D"/>
+          <w:sz w:val="21"/>
+          <w:szCs w:val="21"/>
+        </w:rPr>
+        <w:t xml:space="preserve">[ ] Quantidade contratada conferida</w:t>
+      </w:r>
+    </w:p>
+    <w:p>
+      <w:pPr>
+        <w:pStyle w:val="ListParagraph"/>
+        <w:numPr>
+          <w:ilvl w:val="0"/>
+          <w:numId w:val="33"/>
+        </w:numPr>
+        <w:spacing w:after="80" w:line="270"/>
+      </w:pPr>
+      <w:r>
+        <w:rPr>
+          <w:color w:val="23293D"/>
+          <w:sz w:val="21"/>
+          <w:szCs w:val="21"/>
+        </w:rPr>
+        <w:t xml:space="preserve">[ ] Titulares cadastrados</w:t>
+      </w:r>
+    </w:p>
+    <w:p>
+      <w:pPr>
+        <w:pStyle w:val="ListParagraph"/>
+        <w:numPr>
+          <w:ilvl w:val="0"/>
+          <w:numId w:val="33"/>
+        </w:numPr>
+        <w:spacing w:after="80" w:line="270"/>
+      </w:pPr>
+      <w:r>
+        <w:rPr>
+          <w:color w:val="23293D"/>
+          <w:sz w:val="21"/>
+          <w:szCs w:val="21"/>
+        </w:rPr>
+        <w:t xml:space="preserve">[ ] </w:t>
+      </w:r>
+      <w:r>
+        <w:rPr>
+          <w:b/>
+          <w:bCs/>
+          <w:color w:val="23293D"/>
+          <w:sz w:val="21"/>
+          <w:szCs w:val="21"/>
+        </w:rPr>
+        <w:t xml:space="preserve">Completar cadastro</w:t>
+      </w:r>
+      <w:r>
+        <w:rPr>
+          <w:color w:val="23293D"/>
+          <w:sz w:val="21"/>
+          <w:szCs w:val="21"/>
+        </w:rPr>
+        <w:t xml:space="preserve"> feito (senão não há prontuário)</w:t>
+      </w:r>
+    </w:p>
+    <w:p>
+      <w:pPr>
+        <w:pStyle w:val="ListParagraph"/>
+        <w:numPr>
+          <w:ilvl w:val="0"/>
+          <w:numId w:val="33"/>
+        </w:numPr>
+        <w:spacing w:after="80" w:line="270"/>
+      </w:pPr>
+      <w:r>
+        <w:rPr>
+          <w:color w:val="23293D"/>
+          <w:sz w:val="21"/>
+          <w:szCs w:val="21"/>
+        </w:rPr>
+        <w:t xml:space="preserve">[ ] Fila de </w:t>
+      </w:r>
+      <w:r>
+        <w:rPr>
+          <w:b/>
+          <w:bCs/>
+          <w:color w:val="23293D"/>
+          <w:sz w:val="21"/>
+          <w:szCs w:val="21"/>
+        </w:rPr>
+        <w:t xml:space="preserve">Boas-vindas</w:t>
+      </w:r>
+      <w:r>
+        <w:rPr>
+          <w:color w:val="23293D"/>
+          <w:sz w:val="21"/>
+          <w:szCs w:val="21"/>
+        </w:rPr>
+        <w:t xml:space="preserve"> iniciada</w:t>
+      </w:r>
+    </w:p>
+    <w:p>
+      <w:pPr>
+        <w:pStyle w:val="ListParagraph"/>
+        <w:numPr>
+          <w:ilvl w:val="0"/>
+          <w:numId w:val="33"/>
+        </w:numPr>
+        <w:spacing w:after="80" w:line="270"/>
+      </w:pPr>
+      <w:r>
+        <w:rPr>
+          <w:color w:val="23293D"/>
+          <w:sz w:val="21"/>
+          <w:szCs w:val="21"/>
+        </w:rPr>
+        <w:t xml:space="preserve">[ ] Primeira cobrança gerada</w:t>
+      </w:r>
+    </w:p>
+    <w:p>
+      <w:pPr>
+        <w:pStyle w:val="Heading2"/>
       </w:pPr>
       <w:r>
         <w:rPr>
           <w:color w:val="1F3253"/>
         </w:rPr>
-        <w:t xml:space="preserve">21. O que explicar para a empresa parceira</w:t>
-      </w:r>
-    </w:p>
-    <w:p>
-      <w:pPr>
-        <w:spacing w:after="140" w:line="280"/>
-      </w:pPr>
-      <w:r>
-        <w:rPr>
-          <w:color w:val="23293D"/>
-          <w:sz w:val="21"/>
-          <w:szCs w:val="21"/>
-        </w:rPr>
-        <w:t xml:space="preserve">Este trecho é para ser </w:t>
-      </w:r>
-      <w:r>
-        <w:rPr>
-          <w:b/>
-          <w:bCs/>
-          <w:color w:val="23293D"/>
-          <w:sz w:val="21"/>
-          <w:szCs w:val="21"/>
-        </w:rPr>
-        <w:t xml:space="preserve">dito ou copiado</w:t>
-      </w:r>
-      <w:r>
-        <w:rPr>
-          <w:color w:val="23293D"/>
-          <w:sz w:val="21"/>
-          <w:szCs w:val="21"/>
-        </w:rPr>
-        <w:t xml:space="preserve"> para o RH da empresa. Ele não é a proposta — é o que evita as cinco dúvidas que sempre voltam.</w:t>
-      </w:r>
-    </w:p>
-    <w:p>
-      <w:pPr>
-        <w:spacing w:after="140" w:line="280"/>
-      </w:pPr>
-      <w:r>
-        <w:rPr>
-          <w:b/>
-          <w:bCs/>
-          <w:color w:val="23293D"/>
-          <w:sz w:val="21"/>
-          <w:szCs w:val="21"/>
-        </w:rPr>
-        <w:t xml:space="preserve">Como as pessoas entram.</w:t>
-      </w:r>
-      <w:r>
-        <w:rPr>
-          <w:color w:val="23293D"/>
-          <w:sz w:val="21"/>
-          <w:szCs w:val="21"/>
-        </w:rPr>
-        <w:t xml:space="preserve"> A empresa manda a lista. Cada pessoa é cadastrada como </w:t>
-      </w:r>
-      <w:r>
-        <w:rPr>
-          <w:b/>
-          <w:bCs/>
-          <w:color w:val="23293D"/>
-          <w:sz w:val="21"/>
-          <w:szCs w:val="21"/>
-        </w:rPr>
-        <w:t xml:space="preserve">titular</w:t>
-      </w:r>
-      <w:r>
-        <w:rPr>
-          <w:color w:val="23293D"/>
-          <w:sz w:val="21"/>
-          <w:szCs w:val="21"/>
-        </w:rPr>
-        <w:t xml:space="preserve">, e pode incluir </w:t>
-      </w:r>
-      <w:r>
-        <w:rPr>
-          <w:b/>
-          <w:bCs/>
-          <w:color w:val="23293D"/>
-          <w:sz w:val="21"/>
-          <w:szCs w:val="21"/>
-        </w:rPr>
-        <w:t xml:space="preserve">dependentes</w:t>
-      </w:r>
-      <w:r>
-        <w:rPr>
-          <w:color w:val="23293D"/>
-          <w:sz w:val="21"/>
-          <w:szCs w:val="21"/>
-        </w:rPr>
-        <w:t xml:space="preserve">. Depois disso a Risarte liga para cada uma para dar as boas-vindas e marcar a primeira consulta.</w:t>
-      </w:r>
-    </w:p>
-    <w:p>
-      <w:pPr>
-        <w:spacing w:after="140" w:line="280"/>
-      </w:pPr>
-      <w:r>
-        <w:rPr>
-          <w:b/>
-          <w:bCs/>
-          <w:color w:val="23293D"/>
-          <w:sz w:val="21"/>
-          <w:szCs w:val="21"/>
-        </w:rPr>
-        <w:t xml:space="preserve">Quando começa a valer.</w:t>
-      </w:r>
-      <w:r>
-        <w:rPr>
-          <w:color w:val="23293D"/>
-          <w:sz w:val="21"/>
-          <w:szCs w:val="21"/>
-        </w:rPr>
-        <w:t xml:space="preserve"> Existe </w:t>
-      </w:r>
-      <w:r>
-        <w:rPr>
-          <w:b/>
-          <w:bCs/>
-          <w:color w:val="23293D"/>
-          <w:sz w:val="21"/>
-          <w:szCs w:val="21"/>
-        </w:rPr>
-        <w:t xml:space="preserve">carência</w:t>
-      </w:r>
-      <w:r>
-        <w:rPr>
-          <w:color w:val="23293D"/>
-          <w:sz w:val="21"/>
-          <w:szCs w:val="21"/>
-        </w:rPr>
-        <w:t xml:space="preserve"> — combinada na proposta, contada do início do contrato e da entrada de cada pessoa. Alguns procedimentos podem ter prazo próprio. A pessoa é informada da data dela na ligação de boas-vindas.</w:t>
-      </w:r>
-    </w:p>
-    <w:p>
-      <w:pPr>
-        <w:spacing w:after="140" w:line="280"/>
-      </w:pPr>
-      <w:r>
-        <w:rPr>
-          <w:b/>
-          <w:bCs/>
-          <w:color w:val="23293D"/>
-          <w:sz w:val="21"/>
-          <w:szCs w:val="21"/>
-        </w:rPr>
-        <w:t xml:space="preserve">O que o programa cobre.</w:t>
-      </w:r>
-      <w:r>
-        <w:rPr>
-          <w:color w:val="23293D"/>
-          <w:sz w:val="21"/>
-          <w:szCs w:val="21"/>
-        </w:rPr>
-        <w:t xml:space="preserve"> O que está na proposta, procedimento a procedimento: sem custo, desconto, ou não coberto — e com </w:t>
-      </w:r>
-      <w:r>
-        <w:rPr>
-          <w:b/>
-          <w:bCs/>
-          <w:color w:val="23293D"/>
-          <w:sz w:val="21"/>
-          <w:szCs w:val="21"/>
-        </w:rPr>
-        <w:t xml:space="preserve">quantas vezes</w:t>
-      </w:r>
-      <w:r>
-        <w:rPr>
-          <w:color w:val="23293D"/>
-          <w:sz w:val="21"/>
-          <w:szCs w:val="21"/>
-        </w:rPr>
-        <w:t xml:space="preserve"> e </w:t>
-      </w:r>
-      <w:r>
-        <w:rPr>
-          <w:b/>
-          <w:bCs/>
-          <w:color w:val="23293D"/>
-          <w:sz w:val="21"/>
-          <w:szCs w:val="21"/>
-        </w:rPr>
-        <w:t xml:space="preserve">a cada quanto tempo</w:t>
-      </w:r>
-      <w:r>
-        <w:rPr>
-          <w:color w:val="23293D"/>
-          <w:sz w:val="21"/>
-          <w:szCs w:val="21"/>
-        </w:rPr>
-        <w:t xml:space="preserve">. Não é plano nem convênio: não há reembolso.</w:t>
-      </w:r>
-    </w:p>
-    <w:p>
-      <w:pPr>
-        <w:spacing w:after="140" w:line="280"/>
-      </w:pPr>
-      <w:r>
-        <w:rPr>
-          <w:b/>
-          <w:bCs/>
-          <w:color w:val="23293D"/>
-          <w:sz w:val="21"/>
-          <w:szCs w:val="21"/>
-        </w:rPr>
-        <w:t xml:space="preserve">Onde é atendido.</w:t>
-      </w:r>
-      <w:r>
-        <w:rPr>
-          <w:color w:val="23293D"/>
-          <w:sz w:val="21"/>
-          <w:szCs w:val="21"/>
-        </w:rPr>
-        <w:t xml:space="preserve"> Nas unidades da parceria, listadas na proposta. Alguns benefícios podem valer só na unidade principal — quando é o caso, está escrito.</w:t>
-      </w:r>
-    </w:p>
-    <w:p>
-      <w:pPr>
-        <w:spacing w:after="140" w:line="280"/>
-      </w:pPr>
-      <w:r>
-        <w:rPr>
-          <w:b/>
-          <w:bCs/>
-          <w:color w:val="23293D"/>
-          <w:sz w:val="21"/>
-          <w:szCs w:val="21"/>
-        </w:rPr>
-        <w:t xml:space="preserve">Para incluir mais gente depois.</w:t>
-      </w:r>
-      <w:r>
-        <w:rPr>
-          <w:color w:val="23293D"/>
-          <w:sz w:val="21"/>
-          <w:szCs w:val="21"/>
-        </w:rPr>
-        <w:t xml:space="preserve"> O contrato tem uma quantidade fechada. Para passar dela, a Risarte emite um </w:t>
-      </w:r>
-      <w:r>
-        <w:rPr>
-          <w:b/>
-          <w:bCs/>
-          <w:color w:val="23293D"/>
-          <w:sz w:val="21"/>
-          <w:szCs w:val="21"/>
-        </w:rPr>
-        <w:t xml:space="preserve">termo de inclusão</w:t>
-      </w:r>
-      <w:r>
-        <w:rPr>
-          <w:color w:val="23293D"/>
-          <w:sz w:val="21"/>
-          <w:szCs w:val="21"/>
-        </w:rPr>
-        <w:t xml:space="preserve">: um documento curto, referente ao acordo que já existe, com a diferença de valor. Assim que a empresa aceita, os cadastros são liberados.</w:t>
-      </w:r>
-    </w:p>
-    <w:p>
-      <w:pPr>
-        <w:spacing w:after="140" w:line="280"/>
-      </w:pPr>
-      <w:r>
-        <w:rPr>
-          <w:b/>
-          <w:bCs/>
-          <w:color w:val="23293D"/>
-          <w:sz w:val="21"/>
-          <w:szCs w:val="21"/>
-        </w:rPr>
-        <w:t xml:space="preserve">Se a mensalidade atrasar.</w:t>
-      </w:r>
-      <w:r>
-        <w:rPr>
-          <w:color w:val="23293D"/>
-          <w:sz w:val="21"/>
-          <w:szCs w:val="21"/>
-        </w:rPr>
-        <w:t xml:space="preserve"> Passado o prazo de tolerância, o programa é </w:t>
-      </w:r>
-      <w:r>
-        <w:rPr>
-          <w:b/>
-          <w:bCs/>
-          <w:color w:val="23293D"/>
-          <w:sz w:val="21"/>
-          <w:szCs w:val="21"/>
-        </w:rPr>
-        <w:t xml:space="preserve">suspenso</w:t>
-      </w:r>
-      <w:r>
-        <w:rPr>
-          <w:color w:val="23293D"/>
-          <w:sz w:val="21"/>
-          <w:szCs w:val="21"/>
-        </w:rPr>
-        <w:t xml:space="preserve"> e os benefícios ficam bloqueados até a regularização. A reativação é automática quando a pendência é resolvida.</w:t>
-      </w:r>
-    </w:p>
-    <w:p>
-      <w:pPr>
-        <w:spacing w:after="60" w:line="120"/>
-      </w:pPr>
-      <w:r>
-        <w:rPr>
-          <w:sz w:val="2"/>
-          <w:szCs w:val="2"/>
-        </w:rPr>
-        <w:t xml:space="preserve"/>
-      </w:r>
-    </w:p>
-    <w:p>
-      <w:pPr>
-        <w:pStyle w:val="Heading1"/>
-      </w:pPr>
-      <w:r>
-        <w:rPr>
-          <w:color w:val="1F3253"/>
-        </w:rPr>
-        <w:t xml:space="preserve">Documentos relacionados</w:t>
+        <w:t xml:space="preserve">Toda semana</w:t>
       </w:r>
     </w:p>
     <w:p>
@@ -21335,21 +21408,29 @@
       </w:pPr>
       <w:r>
         <w:rPr>
-          <w:rFonts w:ascii="Consolas" w:cs="Consolas" w:eastAsia="Consolas" w:hAnsi="Consolas"/>
-          <w:color w:val="1F3253"/>
-          <w:sz w:val="19"/>
-          <w:szCs w:val="19"/>
-          <w:shd w:fill="EFEDE6" w:color="auto" w:val="clear"/>
-        </w:rPr>
-        <w:t xml:space="preserve">docs/risarte-empresarial/FUNIL-COMERCIAL.md</w:t>
-      </w:r>
-      <w:r>
-        <w:rPr>
-          <w:color w:val="23293D"/>
-          <w:sz w:val="21"/>
-          <w:szCs w:val="21"/>
-        </w:rPr>
-        <w:t xml:space="preserve"> — as decisões do funil, bloco a bloco, com a razão de cada uma.</w:t>
+          <w:color w:val="23293D"/>
+          <w:sz w:val="21"/>
+          <w:szCs w:val="21"/>
+        </w:rPr>
+        <w:t xml:space="preserve">[ ] </w:t>
+      </w:r>
+      <w:r>
+        <w:rPr>
+          <w:b/>
+          <w:bCs/>
+          <w:color w:val="23293D"/>
+          <w:sz w:val="21"/>
+          <w:szCs w:val="21"/>
+        </w:rPr>
+        <w:t xml:space="preserve">★ Hoje do consultor</w:t>
+      </w:r>
+      <w:r>
+        <w:rPr>
+          <w:color w:val="23293D"/>
+          <w:sz w:val="21"/>
+          <w:szCs w:val="21"/>
+        </w:rPr>
+        <w:t xml:space="preserve"> zerado</w:t>
       </w:r>
     </w:p>
     <w:p>
@@ -21363,21 +21444,11 @@
       </w:pPr>
       <w:r>
         <w:rPr>
-          <w:rFonts w:ascii="Consolas" w:cs="Consolas" w:eastAsia="Consolas" w:hAnsi="Consolas"/>
-          <w:color w:val="1F3253"/>
-          <w:sz w:val="19"/>
-          <w:szCs w:val="19"/>
-          <w:shd w:fill="EFEDE6" w:color="auto" w:val="clear"/>
-        </w:rPr>
-        <w:t xml:space="preserve">docs/risarte-empresarial/ROTEIRO-TESTE.md</w:t>
-      </w:r>
-      <w:r>
-        <w:rPr>
-          <w:color w:val="23293D"/>
-          <w:sz w:val="21"/>
-          <w:szCs w:val="21"/>
-        </w:rPr>
-        <w:t xml:space="preserve"> — o roteiro de teste, passo a passo.</w:t>
+          <w:color w:val="23293D"/>
+          <w:sz w:val="21"/>
+          <w:szCs w:val="21"/>
+        </w:rPr>
+        <w:t xml:space="preserve">[ ] Cobranças vencidas olhadas</w:t>
       </w:r>
     </w:p>
     <w:p>
@@ -21391,21 +21462,380 @@
       </w:pPr>
       <w:r>
         <w:rPr>
+          <w:color w:val="23293D"/>
+          <w:sz w:val="21"/>
+          <w:szCs w:val="21"/>
+        </w:rPr>
+        <w:t xml:space="preserve">[ ] Termos de inclusão em rascunho: aceitos ou cancelados</w:t>
+      </w:r>
+    </w:p>
+    <w:p>
+      <w:pPr>
+        <w:spacing w:after="60" w:line="120"/>
+      </w:pPr>
+      <w:r>
+        <w:rPr>
+          <w:sz w:val="2"/>
+          <w:szCs w:val="2"/>
+        </w:rPr>
+        <w:t xml:space="preserve"/>
+      </w:r>
+    </w:p>
+    <w:p>
+      <w:pPr>
+        <w:pStyle w:val="Heading1"/>
+      </w:pPr>
+      <w:r>
+        <w:rPr>
+          <w:color w:val="1F3253"/>
+        </w:rPr>
+        <w:t xml:space="preserve">21. O que explicar para a empresa parceira</w:t>
+      </w:r>
+    </w:p>
+    <w:p>
+      <w:pPr>
+        <w:spacing w:after="140" w:line="280"/>
+      </w:pPr>
+      <w:r>
+        <w:rPr>
+          <w:color w:val="23293D"/>
+          <w:sz w:val="21"/>
+          <w:szCs w:val="21"/>
+        </w:rPr>
+        <w:t xml:space="preserve">Este trecho é para ser </w:t>
+      </w:r>
+      <w:r>
+        <w:rPr>
+          <w:b/>
+          <w:bCs/>
+          <w:color w:val="23293D"/>
+          <w:sz w:val="21"/>
+          <w:szCs w:val="21"/>
+        </w:rPr>
+        <w:t xml:space="preserve">dito ou copiado</w:t>
+      </w:r>
+      <w:r>
+        <w:rPr>
+          <w:color w:val="23293D"/>
+          <w:sz w:val="21"/>
+          <w:szCs w:val="21"/>
+        </w:rPr>
+        <w:t xml:space="preserve"> para o RH da empresa. Ele não é a proposta — é o que evita as cinco dúvidas que sempre voltam.</w:t>
+      </w:r>
+    </w:p>
+    <w:p>
+      <w:pPr>
+        <w:spacing w:after="140" w:line="280"/>
+      </w:pPr>
+      <w:r>
+        <w:rPr>
+          <w:b/>
+          <w:bCs/>
+          <w:color w:val="23293D"/>
+          <w:sz w:val="21"/>
+          <w:szCs w:val="21"/>
+        </w:rPr>
+        <w:t xml:space="preserve">Como as pessoas entram.</w:t>
+      </w:r>
+      <w:r>
+        <w:rPr>
+          <w:color w:val="23293D"/>
+          <w:sz w:val="21"/>
+          <w:szCs w:val="21"/>
+        </w:rPr>
+        <w:t xml:space="preserve"> A empresa manda a lista. Cada pessoa é cadastrada como </w:t>
+      </w:r>
+      <w:r>
+        <w:rPr>
+          <w:b/>
+          <w:bCs/>
+          <w:color w:val="23293D"/>
+          <w:sz w:val="21"/>
+          <w:szCs w:val="21"/>
+        </w:rPr>
+        <w:t xml:space="preserve">titular</w:t>
+      </w:r>
+      <w:r>
+        <w:rPr>
+          <w:color w:val="23293D"/>
+          <w:sz w:val="21"/>
+          <w:szCs w:val="21"/>
+        </w:rPr>
+        <w:t xml:space="preserve">, e pode incluir </w:t>
+      </w:r>
+      <w:r>
+        <w:rPr>
+          <w:b/>
+          <w:bCs/>
+          <w:color w:val="23293D"/>
+          <w:sz w:val="21"/>
+          <w:szCs w:val="21"/>
+        </w:rPr>
+        <w:t xml:space="preserve">dependentes</w:t>
+      </w:r>
+      <w:r>
+        <w:rPr>
+          <w:color w:val="23293D"/>
+          <w:sz w:val="21"/>
+          <w:szCs w:val="21"/>
+        </w:rPr>
+        <w:t xml:space="preserve">. Depois disso a Risarte liga para cada uma para dar as boas-vindas e marcar a primeira consulta.</w:t>
+      </w:r>
+    </w:p>
+    <w:p>
+      <w:pPr>
+        <w:spacing w:after="140" w:line="280"/>
+      </w:pPr>
+      <w:r>
+        <w:rPr>
+          <w:b/>
+          <w:bCs/>
+          <w:color w:val="23293D"/>
+          <w:sz w:val="21"/>
+          <w:szCs w:val="21"/>
+        </w:rPr>
+        <w:t xml:space="preserve">Quando começa a valer.</w:t>
+      </w:r>
+      <w:r>
+        <w:rPr>
+          <w:color w:val="23293D"/>
+          <w:sz w:val="21"/>
+          <w:szCs w:val="21"/>
+        </w:rPr>
+        <w:t xml:space="preserve"> Existe </w:t>
+      </w:r>
+      <w:r>
+        <w:rPr>
+          <w:b/>
+          <w:bCs/>
+          <w:color w:val="23293D"/>
+          <w:sz w:val="21"/>
+          <w:szCs w:val="21"/>
+        </w:rPr>
+        <w:t xml:space="preserve">carência</w:t>
+      </w:r>
+      <w:r>
+        <w:rPr>
+          <w:color w:val="23293D"/>
+          <w:sz w:val="21"/>
+          <w:szCs w:val="21"/>
+        </w:rPr>
+        <w:t xml:space="preserve"> — combinada na proposta, contada do início do contrato e da entrada de cada pessoa. Alguns procedimentos podem ter prazo próprio. A pessoa é informada da data dela na ligação de boas-vindas.</w:t>
+      </w:r>
+    </w:p>
+    <w:p>
+      <w:pPr>
+        <w:spacing w:after="140" w:line="280"/>
+      </w:pPr>
+      <w:r>
+        <w:rPr>
+          <w:b/>
+          <w:bCs/>
+          <w:color w:val="23293D"/>
+          <w:sz w:val="21"/>
+          <w:szCs w:val="21"/>
+        </w:rPr>
+        <w:t xml:space="preserve">O que o programa cobre.</w:t>
+      </w:r>
+      <w:r>
+        <w:rPr>
+          <w:color w:val="23293D"/>
+          <w:sz w:val="21"/>
+          <w:szCs w:val="21"/>
+        </w:rPr>
+        <w:t xml:space="preserve"> O que está na proposta, procedimento a procedimento: sem custo, desconto, ou não coberto — e com </w:t>
+      </w:r>
+      <w:r>
+        <w:rPr>
+          <w:b/>
+          <w:bCs/>
+          <w:color w:val="23293D"/>
+          <w:sz w:val="21"/>
+          <w:szCs w:val="21"/>
+        </w:rPr>
+        <w:t xml:space="preserve">quantas vezes</w:t>
+      </w:r>
+      <w:r>
+        <w:rPr>
+          <w:color w:val="23293D"/>
+          <w:sz w:val="21"/>
+          <w:szCs w:val="21"/>
+        </w:rPr>
+        <w:t xml:space="preserve"> e </w:t>
+      </w:r>
+      <w:r>
+        <w:rPr>
+          <w:b/>
+          <w:bCs/>
+          <w:color w:val="23293D"/>
+          <w:sz w:val="21"/>
+          <w:szCs w:val="21"/>
+        </w:rPr>
+        <w:t xml:space="preserve">a cada quanto tempo</w:t>
+      </w:r>
+      <w:r>
+        <w:rPr>
+          <w:color w:val="23293D"/>
+          <w:sz w:val="21"/>
+          <w:szCs w:val="21"/>
+        </w:rPr>
+        <w:t xml:space="preserve">. Não é plano nem convênio: não há reembolso.</w:t>
+      </w:r>
+    </w:p>
+    <w:p>
+      <w:pPr>
+        <w:spacing w:after="140" w:line="280"/>
+      </w:pPr>
+      <w:r>
+        <w:rPr>
+          <w:b/>
+          <w:bCs/>
+          <w:color w:val="23293D"/>
+          <w:sz w:val="21"/>
+          <w:szCs w:val="21"/>
+        </w:rPr>
+        <w:t xml:space="preserve">Onde é atendido.</w:t>
+      </w:r>
+      <w:r>
+        <w:rPr>
+          <w:color w:val="23293D"/>
+          <w:sz w:val="21"/>
+          <w:szCs w:val="21"/>
+        </w:rPr>
+        <w:t xml:space="preserve"> Nas unidades da parceria, listadas na proposta. Alguns benefícios podem valer só na unidade principal — quando é o caso, está escrito.</w:t>
+      </w:r>
+    </w:p>
+    <w:p>
+      <w:pPr>
+        <w:spacing w:after="140" w:line="280"/>
+      </w:pPr>
+      <w:r>
+        <w:rPr>
+          <w:b/>
+          <w:bCs/>
+          <w:color w:val="23293D"/>
+          <w:sz w:val="21"/>
+          <w:szCs w:val="21"/>
+        </w:rPr>
+        <w:t xml:space="preserve">Para incluir mais gente depois.</w:t>
+      </w:r>
+      <w:r>
+        <w:rPr>
+          <w:color w:val="23293D"/>
+          <w:sz w:val="21"/>
+          <w:szCs w:val="21"/>
+        </w:rPr>
+        <w:t xml:space="preserve"> O contrato tem uma quantidade fechada. Para passar dela, a Risarte emite um </w:t>
+      </w:r>
+      <w:r>
+        <w:rPr>
+          <w:b/>
+          <w:bCs/>
+          <w:color w:val="23293D"/>
+          <w:sz w:val="21"/>
+          <w:szCs w:val="21"/>
+        </w:rPr>
+        <w:t xml:space="preserve">termo de inclusão</w:t>
+      </w:r>
+      <w:r>
+        <w:rPr>
+          <w:color w:val="23293D"/>
+          <w:sz w:val="21"/>
+          <w:szCs w:val="21"/>
+        </w:rPr>
+        <w:t xml:space="preserve">: um documento curto, referente ao acordo que já existe, com a diferença de valor. Assim que a empresa aceita, os cadastros são liberados.</w:t>
+      </w:r>
+    </w:p>
+    <w:p>
+      <w:pPr>
+        <w:spacing w:after="140" w:line="280"/>
+      </w:pPr>
+      <w:r>
+        <w:rPr>
+          <w:b/>
+          <w:bCs/>
+          <w:color w:val="23293D"/>
+          <w:sz w:val="21"/>
+          <w:szCs w:val="21"/>
+        </w:rPr>
+        <w:t xml:space="preserve">Se a mensalidade atrasar.</w:t>
+      </w:r>
+      <w:r>
+        <w:rPr>
+          <w:color w:val="23293D"/>
+          <w:sz w:val="21"/>
+          <w:szCs w:val="21"/>
+        </w:rPr>
+        <w:t xml:space="preserve"> Passado o prazo de tolerância, o programa é </w:t>
+      </w:r>
+      <w:r>
+        <w:rPr>
+          <w:b/>
+          <w:bCs/>
+          <w:color w:val="23293D"/>
+          <w:sz w:val="21"/>
+          <w:szCs w:val="21"/>
+        </w:rPr>
+        <w:t xml:space="preserve">suspenso</w:t>
+      </w:r>
+      <w:r>
+        <w:rPr>
+          <w:color w:val="23293D"/>
+          <w:sz w:val="21"/>
+          <w:szCs w:val="21"/>
+        </w:rPr>
+        <w:t xml:space="preserve"> e os benefícios ficam bloqueados até a regularização. A reativação é automática quando a pendência é resolvida.</w:t>
+      </w:r>
+    </w:p>
+    <w:p>
+      <w:pPr>
+        <w:spacing w:after="60" w:line="120"/>
+      </w:pPr>
+      <w:r>
+        <w:rPr>
+          <w:sz w:val="2"/>
+          <w:szCs w:val="2"/>
+        </w:rPr>
+        <w:t xml:space="preserve"/>
+      </w:r>
+    </w:p>
+    <w:p>
+      <w:pPr>
+        <w:pStyle w:val="Heading1"/>
+      </w:pPr>
+      <w:r>
+        <w:rPr>
+          <w:color w:val="1F3253"/>
+        </w:rPr>
+        <w:t xml:space="preserve">Documentos relacionados</w:t>
+      </w:r>
+    </w:p>
+    <w:p>
+      <w:pPr>
+        <w:pStyle w:val="ListParagraph"/>
+        <w:numPr>
+          <w:ilvl w:val="0"/>
+          <w:numId w:val="35"/>
+        </w:numPr>
+        <w:spacing w:after="80" w:line="270"/>
+      </w:pPr>
+      <w:r>
+        <w:rPr>
           <w:rFonts w:ascii="Consolas" w:cs="Consolas" w:eastAsia="Consolas" w:hAnsi="Consolas"/>
           <w:color w:val="1F3253"/>
           <w:sz w:val="19"/>
           <w:szCs w:val="19"/>
           <w:shd w:fill="EFEDE6" w:color="auto" w:val="clear"/>
         </w:rPr>
-        <w:t xml:space="preserve">docs/risarte-empresarial/Briefing_Executavel_Risarte_Empresarial.md</w:t>
-      </w:r>
-      <w:r>
-        <w:rPr>
-          <w:color w:val="23293D"/>
-          <w:sz w:val="21"/>
-          <w:szCs w:val="21"/>
-        </w:rPr>
-        <w:t xml:space="preserve"> — o briefing original.</w:t>
+        <w:t xml:space="preserve">docs/risarte-empresarial/FUNIL-COMERCIAL.md</w:t>
+      </w:r>
+      <w:r>
+        <w:rPr>
+          <w:color w:val="23293D"/>
+          <w:sz w:val="21"/>
+          <w:szCs w:val="21"/>
+        </w:rPr>
+        <w:t xml:space="preserve"> — as decisões do funil, bloco a bloco, com a razão de cada uma.</w:t>
       </w:r>
     </w:p>
     <w:p>
@@ -21413,7 +21843,63 @@
         <w:pStyle w:val="ListParagraph"/>
         <w:numPr>
           <w:ilvl w:val="0"/>
-          <w:numId w:val="34"/>
+          <w:numId w:val="35"/>
+        </w:numPr>
+        <w:spacing w:after="80" w:line="270"/>
+      </w:pPr>
+      <w:r>
+        <w:rPr>
+          <w:rFonts w:ascii="Consolas" w:cs="Consolas" w:eastAsia="Consolas" w:hAnsi="Consolas"/>
+          <w:color w:val="1F3253"/>
+          <w:sz w:val="19"/>
+          <w:szCs w:val="19"/>
+          <w:shd w:fill="EFEDE6" w:color="auto" w:val="clear"/>
+        </w:rPr>
+        <w:t xml:space="preserve">docs/risarte-empresarial/ROTEIRO-TESTE.md</w:t>
+      </w:r>
+      <w:r>
+        <w:rPr>
+          <w:color w:val="23293D"/>
+          <w:sz w:val="21"/>
+          <w:szCs w:val="21"/>
+        </w:rPr>
+        <w:t xml:space="preserve"> — o roteiro de teste, passo a passo.</w:t>
+      </w:r>
+    </w:p>
+    <w:p>
+      <w:pPr>
+        <w:pStyle w:val="ListParagraph"/>
+        <w:numPr>
+          <w:ilvl w:val="0"/>
+          <w:numId w:val="35"/>
+        </w:numPr>
+        <w:spacing w:after="80" w:line="270"/>
+      </w:pPr>
+      <w:r>
+        <w:rPr>
+          <w:rFonts w:ascii="Consolas" w:cs="Consolas" w:eastAsia="Consolas" w:hAnsi="Consolas"/>
+          <w:color w:val="1F3253"/>
+          <w:sz w:val="19"/>
+          <w:szCs w:val="19"/>
+          <w:shd w:fill="EFEDE6" w:color="auto" w:val="clear"/>
+        </w:rPr>
+        <w:t xml:space="preserve">docs/risarte-empresarial/Briefing_Executavel_Risarte_Empresarial.md</w:t>
+      </w:r>
+      <w:r>
+        <w:rPr>
+          <w:color w:val="23293D"/>
+          <w:sz w:val="21"/>
+          <w:szCs w:val="21"/>
+        </w:rPr>
+        <w:t xml:space="preserve"> — o briefing original.</w:t>
+      </w:r>
+    </w:p>
+    <w:p>
+      <w:pPr>
+        <w:pStyle w:val="ListParagraph"/>
+        <w:numPr>
+          <w:ilvl w:val="0"/>
+          <w:numId w:val="35"/>
         </w:numPr>
         <w:spacing w:after="80" w:line="270"/>
       </w:pPr>
@@ -21823,13 +22309,13 @@
     </w:lvlOverride>
   </w:num>
   <w:num w:numId="15">
-    <w:abstractNumId w:val="2"/>
+    <w:abstractNumId w:val="3"/>
     <w:lvlOverride w:ilvl="0">
       <w:startOverride w:val="1"/>
     </w:lvlOverride>
   </w:num>
   <w:num w:numId="16">
-    <w:abstractNumId w:val="3"/>
+    <w:abstractNumId w:val="2"/>
     <w:lvlOverride w:ilvl="0">
       <w:startOverride w:val="1"/>
     </w:lvlOverride>
@@ -21853,7 +22339,7 @@
     </w:lvlOverride>
   </w:num>
   <w:num w:numId="20">
-    <w:abstractNumId w:val="2"/>
+    <w:abstractNumId w:val="3"/>
     <w:lvlOverride w:ilvl="0">
       <w:startOverride w:val="1"/>
     </w:lvlOverride>
@@ -21865,7 +22351,7 @@
     </w:lvlOverride>
   </w:num>
   <w:num w:numId="22">
-    <w:abstractNumId w:val="3"/>
+    <w:abstractNumId w:val="2"/>
     <w:lvlOverride w:ilvl="0">
       <w:startOverride w:val="1"/>
     </w:lvlOverride>
@@ -21889,13 +22375,13 @@
     </w:lvlOverride>
   </w:num>
   <w:num w:numId="26">
-    <w:abstractNumId w:val="2"/>
+    <w:abstractNumId w:val="3"/>
     <w:lvlOverride w:ilvl="0">
       <w:startOverride w:val="1"/>
     </w:lvlOverride>
   </w:num>
   <w:num w:numId="27">
-    <w:abstractNumId w:val="3"/>
+    <w:abstractNumId w:val="2"/>
     <w:lvlOverride w:ilvl="0">
       <w:startOverride w:val="1"/>
     </w:lvlOverride>
@@ -21937,6 +22423,12 @@
     </w:lvlOverride>
   </w:num>
   <w:num w:numId="34">
+    <w:abstractNumId w:val="3"/>
+    <w:lvlOverride w:ilvl="0">
+      <w:startOverride w:val="1"/>
+    </w:lvlOverride>
+  </w:num>
+  <w:num w:numId="35">
     <w:abstractNumId w:val="3"/>
     <w:lvlOverride w:ilvl="0">
       <w:startOverride w:val="1"/>

--- a/docs/treinamento/Manual-Risarte-Empresarial.docx
+++ b/docs/treinamento/Manual-Risarte-Empresarial.docx
@@ -7050,7 +7050,30 @@
           <w:sz w:val="21"/>
           <w:szCs w:val="21"/>
         </w:rPr>
-        <w:t xml:space="preserve">, com duas opções:</w:t>
+        <w:t xml:space="preserve">. Ele tem três partes.</w:t>
+      </w:r>
+    </w:p>
+    <w:p>
+      <w:pPr>
+        <w:spacing w:after="140" w:line="280"/>
+      </w:pPr>
+      <w:r>
+        <w:rPr>
+          <w:b/>
+          <w:bCs/>
+          <w:color w:val="23293D"/>
+          <w:sz w:val="21"/>
+          <w:szCs w:val="21"/>
+        </w:rPr>
+        <w:t xml:space="preserve">1. Como os dependentes são cobrados</w:t>
+      </w:r>
+      <w:r>
+        <w:rPr>
+          <w:color w:val="23293D"/>
+          <w:sz w:val="21"/>
+          <w:szCs w:val="21"/>
+        </w:rPr>
+        <w:t xml:space="preserve"> — duas opções:</w:t>
       </w:r>
     </w:p>
     <w:p>
@@ -7124,7 +7147,115 @@
           <w:sz w:val="21"/>
           <w:szCs w:val="21"/>
         </w:rPr>
-        <w:t xml:space="preserve"> — um pacote por titular cobre vários dependentes. Campos: </w:t>
+        <w:t xml:space="preserve"> — o titular com </w:t>
+      </w:r>
+      <w:r>
+        <w:rPr>
+          <w:b/>
+          <w:bCs/>
+          <w:color w:val="23293D"/>
+          <w:sz w:val="21"/>
+          <w:szCs w:val="21"/>
+        </w:rPr>
+        <w:t xml:space="preserve">1 dependente</w:t>
+      </w:r>
+      <w:r>
+        <w:rPr>
+          <w:color w:val="23293D"/>
+          <w:sz w:val="21"/>
+          <w:szCs w:val="21"/>
+        </w:rPr>
+        <w:t xml:space="preserve"> paga o </w:t>
+      </w:r>
+      <w:r>
+        <w:rPr>
+          <w:b/>
+          <w:bCs/>
+          <w:color w:val="23293D"/>
+          <w:sz w:val="21"/>
+          <w:szCs w:val="21"/>
+        </w:rPr>
+        <w:t xml:space="preserve">avulso</w:t>
+      </w:r>
+      <w:r>
+        <w:rPr>
+          <w:color w:val="23293D"/>
+          <w:sz w:val="21"/>
+          <w:szCs w:val="21"/>
+        </w:rPr>
+        <w:t xml:space="preserve">; a partir de </w:t>
+      </w:r>
+      <w:r>
+        <w:rPr>
+          <w:b/>
+          <w:bCs/>
+          <w:color w:val="23293D"/>
+          <w:sz w:val="21"/>
+          <w:szCs w:val="21"/>
+        </w:rPr>
+        <w:t xml:space="preserve">2</w:t>
+      </w:r>
+      <w:r>
+        <w:rPr>
+          <w:color w:val="23293D"/>
+          <w:sz w:val="21"/>
+          <w:szCs w:val="21"/>
+        </w:rPr>
+        <w:t xml:space="preserve">, paga o </w:t>
+      </w:r>
+      <w:r>
+        <w:rPr>
+          <w:b/>
+          <w:bCs/>
+          <w:color w:val="23293D"/>
+          <w:sz w:val="21"/>
+          <w:szCs w:val="21"/>
+        </w:rPr>
+        <w:t xml:space="preserve">pacote</w:t>
+      </w:r>
+      <w:r>
+        <w:rPr>
+          <w:color w:val="23293D"/>
+          <w:sz w:val="21"/>
+          <w:szCs w:val="21"/>
+        </w:rPr>
+        <w:t xml:space="preserve">; quem passa do tamanho do pacote paga o </w:t>
+      </w:r>
+      <w:r>
+        <w:rPr>
+          <w:b/>
+          <w:bCs/>
+          <w:color w:val="23293D"/>
+          <w:sz w:val="21"/>
+          <w:szCs w:val="21"/>
+        </w:rPr>
+        <w:t xml:space="preserve">extra</w:t>
+      </w:r>
+      <w:r>
+        <w:rPr>
+          <w:color w:val="23293D"/>
+          <w:sz w:val="21"/>
+          <w:szCs w:val="21"/>
+        </w:rPr>
+        <w:t xml:space="preserve"> por dependente. Campos: </w:t>
+      </w:r>
+      <w:r>
+        <w:rPr>
+          <w:b/>
+          <w:bCs/>
+          <w:color w:val="23293D"/>
+          <w:sz w:val="21"/>
+          <w:szCs w:val="21"/>
+        </w:rPr>
+        <w:t xml:space="preserve">dependente avulso</w:t>
+      </w:r>
+      <w:r>
+        <w:rPr>
+          <w:color w:val="23293D"/>
+          <w:sz w:val="21"/>
+          <w:szCs w:val="21"/>
+        </w:rPr>
+        <w:t xml:space="preserve">, </w:t>
       </w:r>
       <w:r>
         <w:rPr>
@@ -7160,7 +7291,7 @@
           <w:sz w:val="21"/>
           <w:szCs w:val="21"/>
         </w:rPr>
-        <w:t xml:space="preserve">, </w:t>
+        <w:t xml:space="preserve"> e </w:t>
       </w:r>
       <w:r>
         <w:rPr>
@@ -7178,218 +7309,7 @@
           <w:sz w:val="21"/>
           <w:szCs w:val="21"/>
         </w:rPr>
-        <w:t xml:space="preserve"> e </w:t>
-      </w:r>
-      <w:r>
-        <w:rPr>
-          <w:b/>
-          <w:bCs/>
-          <w:color w:val="23293D"/>
-          <w:sz w:val="21"/>
-          <w:szCs w:val="21"/>
-        </w:rPr>
-        <w:t xml:space="preserve">dependente avulso</w:t>
-      </w:r>
-      <w:r>
-        <w:rPr>
-          <w:color w:val="23293D"/>
-          <w:sz w:val="21"/>
-          <w:szCs w:val="21"/>
-        </w:rPr>
-        <w:t xml:space="preserve"> (para o titular que leva um só e não precisa do pacote). Há ainda </w:t>
-      </w:r>
-      <w:r>
-        <w:rPr>
-          <w:b/>
-          <w:bCs/>
-          <w:color w:val="23293D"/>
-          <w:sz w:val="21"/>
-          <w:szCs w:val="21"/>
-        </w:rPr>
-        <w:t xml:space="preserve">quantos titulares têm dependentes</w:t>
-      </w:r>
-      <w:r>
-        <w:rPr>
-          <w:color w:val="23293D"/>
-          <w:sz w:val="21"/>
-          <w:szCs w:val="21"/>
-        </w:rPr>
-        <w:t xml:space="preserve">, que só a simulação usa.</w:t>
-      </w:r>
-    </w:p>
-    <w:p>
-      <w:pPr>
-        <w:spacing w:after="140" w:line="280"/>
-      </w:pPr>
-      <w:r>
-        <w:rPr>
-          <w:color w:val="23293D"/>
-          <w:sz w:val="21"/>
-          <w:szCs w:val="21"/>
-        </w:rPr>
-        <w:t xml:space="preserve">Os valores são gravados no botão </w:t>
-      </w:r>
-      <w:r>
-        <w:rPr>
-          <w:b/>
-          <w:bCs/>
-          <w:color w:val="23293D"/>
-          <w:sz w:val="21"/>
-          <w:szCs w:val="21"/>
-        </w:rPr>
-        <w:t xml:space="preserve">Salvar proposta</w:t>
-      </w:r>
-      <w:r>
-        <w:rPr>
-          <w:color w:val="23293D"/>
-          <w:sz w:val="21"/>
-          <w:szCs w:val="21"/>
-        </w:rPr>
-        <w:t xml:space="preserve">, junto com o resto do passo. Responder "Não" depois </w:t>
-      </w:r>
-      <w:r>
-        <w:rPr>
-          <w:b/>
-          <w:bCs/>
-          <w:color w:val="23293D"/>
-          <w:sz w:val="21"/>
-          <w:szCs w:val="21"/>
-        </w:rPr>
-        <w:t xml:space="preserve">não apaga</w:t>
-      </w:r>
-      <w:r>
-        <w:rPr>
-          <w:color w:val="23293D"/>
-          <w:sz w:val="21"/>
-          <w:szCs w:val="21"/>
-        </w:rPr>
-        <w:t xml:space="preserve"> os valores já salvos. Em </w:t>
-      </w:r>
-      <w:r>
-        <w:rPr>
-          <w:b/>
-          <w:bCs/>
-          <w:color w:val="23293D"/>
-          <w:sz w:val="21"/>
-          <w:szCs w:val="21"/>
-        </w:rPr>
-        <w:t xml:space="preserve">Condições comerciais</w:t>
-      </w:r>
-      <w:r>
-        <w:rPr>
-          <w:color w:val="23293D"/>
-          <w:sz w:val="21"/>
-          <w:szCs w:val="21"/>
-        </w:rPr>
-        <w:t xml:space="preserve"> fica só um atalho, </w:t>
-      </w:r>
-      <w:r>
-        <w:rPr>
-          <w:b/>
-          <w:bCs/>
-          <w:color w:val="23293D"/>
-          <w:sz w:val="21"/>
-          <w:szCs w:val="21"/>
-        </w:rPr>
-        <w:t xml:space="preserve">Configurar dependentes</w:t>
-      </w:r>
-      <w:r>
-        <w:rPr>
-          <w:color w:val="23293D"/>
-          <w:sz w:val="21"/>
-          <w:szCs w:val="21"/>
-        </w:rPr>
-        <w:t xml:space="preserve">, que leva até este quadro.</w:t>
-      </w:r>
-    </w:p>
-    <w:p>
-      <w:pPr>
-        <w:spacing w:after="140" w:line="280"/>
-      </w:pPr>
-      <w:r>
-        <w:rPr>
-          <w:color w:val="23293D"/>
-          <w:sz w:val="21"/>
-          <w:szCs w:val="21"/>
-        </w:rPr>
-        <w:t xml:space="preserve">Na proposta de </w:t>
-      </w:r>
-      <w:r>
-        <w:rPr>
-          <w:b/>
-          <w:bCs/>
-          <w:color w:val="23293D"/>
-          <w:sz w:val="21"/>
-          <w:szCs w:val="21"/>
-        </w:rPr>
-        <w:t xml:space="preserve">valor fixo por empresa</w:t>
-      </w:r>
-      <w:r>
-        <w:rPr>
-          <w:color w:val="23293D"/>
-          <w:sz w:val="21"/>
-          <w:szCs w:val="21"/>
-        </w:rPr>
-        <w:t xml:space="preserve"> não há preço de dependente: eles já estão dentro do valor combinado, e a tela diz isso.</w:t>
-      </w:r>
-    </w:p>
-    <w:p>
-      <w:pPr>
-        <w:spacing w:after="140" w:line="280"/>
-      </w:pPr>
-      <w:r>
-        <w:rPr>
-          <w:b/>
-          <w:bCs/>
-          <w:color w:val="23293D"/>
-          <w:sz w:val="21"/>
-          <w:szCs w:val="21"/>
-        </w:rPr>
-        <w:t xml:space="preserve">A simulação mostra a estimativa dos dependentes.</w:t>
-      </w:r>
-      <w:r>
-        <w:rPr>
-          <w:color w:val="23293D"/>
-          <w:sz w:val="21"/>
-          <w:szCs w:val="21"/>
-        </w:rPr>
-        <w:t xml:space="preserve"> Ao lado, o quadro </w:t>
-      </w:r>
-      <w:r>
-        <w:rPr>
-          <w:b/>
-          <w:bCs/>
-          <w:color w:val="23293D"/>
-          <w:sz w:val="21"/>
-          <w:szCs w:val="21"/>
-        </w:rPr>
-        <w:t xml:space="preserve">Dependentes (estimativa)</w:t>
-      </w:r>
-      <w:r>
-        <w:rPr>
-          <w:color w:val="23293D"/>
-          <w:sz w:val="21"/>
-          <w:szCs w:val="21"/>
-        </w:rPr>
-        <w:t xml:space="preserve"> dá o valor por mês, como a conta foi feita e o total </w:t>
-      </w:r>
-      <w:r>
-        <w:rPr>
-          <w:b/>
-          <w:bCs/>
-          <w:color w:val="23293D"/>
-          <w:sz w:val="21"/>
-          <w:szCs w:val="21"/>
-        </w:rPr>
-        <w:t xml:space="preserve">Titulares + dependentes</w:t>
-      </w:r>
-      <w:r>
-        <w:rPr>
-          <w:color w:val="23293D"/>
-          <w:sz w:val="21"/>
-          <w:szCs w:val="21"/>
-        </w:rPr>
-        <w:t xml:space="preserve">. No plano familiar, a conta supõe que os dependentes se dividem por igual entre os titulares que têm dependentes, e que cada família fica com a opção mais barata (quem leva um só dependente paga o avulso). Sem a quantidade de titulares com dependentes, a conta usa o valor individual e avisa em amarelo.</w:t>
+        <w:t xml:space="preserve">.</w:t>
       </w:r>
     </w:p>
     <w:tbl>
@@ -7439,15 +7359,15 @@
                 <w:sz w:val="21"/>
                 <w:szCs w:val="21"/>
               </w:rPr>
-              <w:t xml:space="preserve">A estimativa é só para quem monta a proposta — o documento NÃO soma o total dos dependentes</w:t>
-            </w:r>
-            <w:r>
-              <w:rPr>
-                <w:color w:val="23293D"/>
-                <w:sz w:val="21"/>
-                <w:szCs w:val="21"/>
-              </w:rPr>
-              <w:t xml:space="preserve">, de propósito. Ninguém sabe quantos dependentes cada família tem antes da implantação; um total estimado no papel viraria promessa. O documento mostra a </w:t>
+              <w:t xml:space="preserve">A escolha vale também na cobrança.</w:t>
+            </w:r>
+            <w:r>
+              <w:rPr>
+                <w:color w:val="23293D"/>
+                <w:sz w:val="21"/>
+                <w:szCs w:val="21"/>
+              </w:rPr>
+              <w:t xml:space="preserve"> No fechamento, ela vai para o cadastro da empresa, e a mensalidade é cobrada família a família por essa regra. Proposta sem escolha gravada vale </w:t>
             </w:r>
             <w:r>
               <w:rPr>
@@ -7457,15 +7377,15 @@
                 <w:sz w:val="21"/>
                 <w:szCs w:val="21"/>
               </w:rPr>
-              <w:t xml:space="preserve">tabela de valores</w:t>
-            </w:r>
-            <w:r>
-              <w:rPr>
-                <w:color w:val="23293D"/>
-                <w:sz w:val="21"/>
-                <w:szCs w:val="21"/>
-              </w:rPr>
-              <w:t xml:space="preserve"> e diz que o total sai na implantação.</w:t>
+              <w:t xml:space="preserve">plano familiar</w:t>
+            </w:r>
+            <w:r>
+              <w:rPr>
+                <w:color w:val="23293D"/>
+                <w:sz w:val="21"/>
+                <w:szCs w:val="21"/>
+              </w:rPr>
+              <w:t xml:space="preserve"> — é o que a cobrança sempre fez.</w:t>
             </w:r>
           </w:p>
         </w:tc>
@@ -7485,17 +7405,6 @@
     </w:p>
     <w:p>
       <w:pPr>
-        <w:pStyle w:val="Heading2"/>
-      </w:pPr>
-      <w:r>
-        <w:rPr>
-          <w:color w:val="1F3253"/>
-        </w:rPr>
-        <w:t xml:space="preserve">6.4. Implantação</w:t>
-      </w:r>
-    </w:p>
-    <w:p>
-      <w:pPr>
         <w:spacing w:after="140" w:line="280"/>
       </w:pPr>
       <w:r>
@@ -7506,15 +7415,171 @@
           <w:sz w:val="21"/>
           <w:szCs w:val="21"/>
         </w:rPr>
-        <w:t xml:space="preserve">A implantação é o primeiro pagamento</w:t>
-      </w:r>
-      <w:r>
-        <w:rPr>
-          <w:color w:val="23293D"/>
-          <w:sz w:val="21"/>
-          <w:szCs w:val="21"/>
-        </w:rPr>
-        <w:t xml:space="preserve"> — o mesmo valor da mensalidade, cobrado ao iniciar o programa. Não se negocia à parte, e a proposta não tem mais campo para isso (decisão da direção, 27/09/2026).</w:t>
+        <w:t xml:space="preserve">2. Calcular os dependentes na proposta?</w:t>
+      </w:r>
+      <w:r>
+        <w:rPr>
+          <w:color w:val="23293D"/>
+          <w:sz w:val="21"/>
+          <w:szCs w:val="21"/>
+        </w:rPr>
+        <w:t xml:space="preserve"> — três opções:</w:t>
+      </w:r>
+    </w:p>
+    <w:p>
+      <w:pPr>
+        <w:pStyle w:val="ListParagraph"/>
+        <w:numPr>
+          <w:ilvl w:val="0"/>
+          <w:numId w:val="13"/>
+        </w:numPr>
+        <w:spacing w:after="80" w:line="270"/>
+      </w:pPr>
+      <w:r>
+        <w:rPr>
+          <w:b/>
+          <w:bCs/>
+          <w:color w:val="23293D"/>
+          <w:sz w:val="21"/>
+          <w:szCs w:val="21"/>
+        </w:rPr>
+        <w:t xml:space="preserve">Detalhar por titular</w:t>
+      </w:r>
+      <w:r>
+        <w:rPr>
+          <w:color w:val="23293D"/>
+          <w:sz w:val="21"/>
+          <w:szCs w:val="21"/>
+        </w:rPr>
+        <w:t xml:space="preserve"> — abre um quadro de </w:t>
+      </w:r>
+      <w:r>
+        <w:rPr>
+          <w:b/>
+          <w:bCs/>
+          <w:color w:val="23293D"/>
+          <w:sz w:val="21"/>
+          <w:szCs w:val="21"/>
+        </w:rPr>
+        <w:t xml:space="preserve">quantos titulares terão quantos dependentes</w:t>
+      </w:r>
+      <w:r>
+        <w:rPr>
+          <w:color w:val="23293D"/>
+          <w:sz w:val="21"/>
+          <w:szCs w:val="21"/>
+        </w:rPr>
+        <w:t xml:space="preserve">. Ele já vem com as linhas de 0 a 4 dependentes; basta preencher quantos titulares estão em cada uma (por exemplo: 3 sem dependentes, 4 com 1, 2 com 2, 3 com 3, 1 com 4). </w:t>
+      </w:r>
+      <w:r>
+        <w:rPr>
+          <w:b/>
+          <w:bCs/>
+          <w:color w:val="23293D"/>
+          <w:sz w:val="21"/>
+          <w:szCs w:val="21"/>
+        </w:rPr>
+        <w:t xml:space="preserve">Nova linha</w:t>
+      </w:r>
+      <w:r>
+        <w:rPr>
+          <w:color w:val="23293D"/>
+          <w:sz w:val="21"/>
+          <w:szCs w:val="21"/>
+        </w:rPr>
+        <w:t xml:space="preserve"> acrescenta famílias maiores. Cada linha mostra quanto cada titular paga pelos dependentes e o subtotal; embaixo, o total de dependentes e o valor por mês. O campo </w:t>
+      </w:r>
+      <w:r>
+        <w:rPr>
+          <w:b/>
+          <w:bCs/>
+          <w:color w:val="23293D"/>
+          <w:sz w:val="21"/>
+          <w:szCs w:val="21"/>
+        </w:rPr>
+        <w:t xml:space="preserve">Quantos dependentes</w:t>
+      </w:r>
+      <w:r>
+        <w:rPr>
+          <w:color w:val="23293D"/>
+          <w:sz w:val="21"/>
+          <w:szCs w:val="21"/>
+        </w:rPr>
+        <w:t xml:space="preserve"> passa a ser a soma do quadro.</w:t>
+      </w:r>
+    </w:p>
+    <w:p>
+      <w:pPr>
+        <w:pStyle w:val="ListParagraph"/>
+        <w:numPr>
+          <w:ilvl w:val="0"/>
+          <w:numId w:val="13"/>
+        </w:numPr>
+        <w:spacing w:after="80" w:line="270"/>
+      </w:pPr>
+      <w:r>
+        <w:rPr>
+          <w:b/>
+          <w:bCs/>
+          <w:color w:val="23293D"/>
+          <w:sz w:val="21"/>
+          <w:szCs w:val="21"/>
+        </w:rPr>
+        <w:t xml:space="preserve">Calcular como individual</w:t>
+      </w:r>
+      <w:r>
+        <w:rPr>
+          <w:color w:val="23293D"/>
+          <w:sz w:val="21"/>
+          <w:szCs w:val="21"/>
+        </w:rPr>
+        <w:t xml:space="preserve"> — para quando não se sabe a distribuição: a conta é </w:t>
+      </w:r>
+      <w:r>
+        <w:rPr>
+          <w:b/>
+          <w:bCs/>
+          <w:color w:val="23293D"/>
+          <w:sz w:val="21"/>
+          <w:szCs w:val="21"/>
+        </w:rPr>
+        <w:t xml:space="preserve">quantos dependentes × o valor individual</w:t>
+      </w:r>
+      <w:r>
+        <w:rPr>
+          <w:color w:val="23293D"/>
+          <w:sz w:val="21"/>
+          <w:szCs w:val="21"/>
+        </w:rPr>
+        <w:t xml:space="preserve">.</w:t>
+      </w:r>
+    </w:p>
+    <w:p>
+      <w:pPr>
+        <w:pStyle w:val="ListParagraph"/>
+        <w:numPr>
+          <w:ilvl w:val="0"/>
+          <w:numId w:val="13"/>
+        </w:numPr>
+        <w:spacing w:after="80" w:line="270"/>
+      </w:pPr>
+      <w:r>
+        <w:rPr>
+          <w:b/>
+          <w:bCs/>
+          <w:color w:val="23293D"/>
+          <w:sz w:val="21"/>
+          <w:szCs w:val="21"/>
+        </w:rPr>
+        <w:t xml:space="preserve">Não calcular</w:t>
+      </w:r>
+      <w:r>
+        <w:rPr>
+          <w:color w:val="23293D"/>
+          <w:sz w:val="21"/>
+          <w:szCs w:val="21"/>
+        </w:rPr>
+        <w:t xml:space="preserve"> — a proposta só explica a tabela de valores; o total dos dependentes sai dos cadastros.</w:t>
       </w:r>
     </w:p>
     <w:tbl>
@@ -7556,35 +7621,59 @@
                 <w:sz w:val="21"/>
                 <w:szCs w:val="21"/>
               </w:rPr>
-              <w:t xml:space="preserve">Por que os campos saíram:</w:t>
-            </w:r>
-            <w:r>
-              <w:rPr>
-                <w:color w:val="23293D"/>
-                <w:sz w:val="21"/>
-                <w:szCs w:val="21"/>
-              </w:rPr>
-              <w:t xml:space="preserve"> a proposta tinha "implantação por titular" e "implantação fixa ou por adesão", e o documento imprimia esses valores — mas a cobrança </w:t>
-            </w:r>
-            <w:r>
-              <w:rPr>
-                <w:b/>
-                <w:bCs/>
-                <w:color w:val="23293D"/>
-                <w:sz w:val="21"/>
-                <w:szCs w:val="21"/>
-              </w:rPr>
-              <w:t xml:space="preserve">nunca os usou</w:t>
-            </w:r>
-            <w:r>
-              <w:rPr>
-                <w:color w:val="23293D"/>
-                <w:sz w:val="21"/>
-                <w:szCs w:val="21"/>
-              </w:rPr>
-              <w:t xml:space="preserve">: a implantação sempre foi cobrada pelo preço da mensalidade. A empresa lia um número e recebia o boleto de outro. Hoje o documento mostra exatamente o que será cobrado.</w:t>
+              <w:t xml:space="preserve">O quadro usa a mesma conta do boleto.</w:t>
+            </w:r>
+            <w:r>
+              <w:rPr>
+                <w:color w:val="23293D"/>
+                <w:sz w:val="21"/>
+                <w:szCs w:val=